--- a/ech-0294_actors/output/ech-0294_actors_fr.docx
+++ b/ech-0294_actors/output/ech-0294_actors_fr.docx
@@ -13,37 +13,43 @@
         <w:t xml:space="preserve"> </w:t>
       </w:r>
       <w:r>
-        <w:t xml:space="preserve">Politische</w:t>
+        <w:t xml:space="preserve">Acteurs</w:t>
       </w:r>
       <w:r>
         <w:t xml:space="preserve"> </w:t>
       </w:r>
       <w:r>
-        <w:t xml:space="preserve">Akteure:</w:t>
+        <w:t xml:space="preserve">politiques</w:t>
       </w:r>
       <w:r>
         <w:t xml:space="preserve"> </w:t>
       </w:r>
       <w:r>
-        <w:t xml:space="preserve">Personen,</w:t>
+        <w:t xml:space="preserve">:</w:t>
       </w:r>
       <w:r>
         <w:t xml:space="preserve"> </w:t>
       </w:r>
       <w:r>
-        <w:t xml:space="preserve">Gruppen</w:t>
+        <w:t xml:space="preserve">personnes,</w:t>
       </w:r>
       <w:r>
         <w:t xml:space="preserve"> </w:t>
       </w:r>
       <w:r>
-        <w:t xml:space="preserve">und</w:t>
+        <w:t xml:space="preserve">groupes</w:t>
       </w:r>
       <w:r>
         <w:t xml:space="preserve"> </w:t>
       </w:r>
       <w:r>
-        <w:t xml:space="preserve">Organe</w:t>
+        <w:t xml:space="preserve">et</w:t>
+      </w:r>
+      <w:r>
+        <w:t xml:space="preserve"> </w:t>
+      </w:r>
+      <w:r>
+        <w:t xml:space="preserve">organes</w:t>
       </w:r>
     </w:p>
     <w:tbl>
@@ -73,7 +79,7 @@
                 <w:bCs/>
                 <w:b/>
               </w:rPr>
-              <w:t xml:space="preserve">Name</w:t>
+              <w:t xml:space="preserve">Nom</w:t>
             </w:r>
           </w:p>
         </w:tc>
@@ -89,7 +95,7 @@
                 <w:bCs/>
                 <w:b/>
               </w:rPr>
-              <w:t xml:space="preserve">Politische Akteure: Personen, Gruppen und Organe</w:t>
+              <w:t xml:space="preserve">Acteurs politiques : personnes, groupes et organes</w:t>
             </w:r>
           </w:p>
         </w:tc>
@@ -107,7 +113,7 @@
                 <w:bCs/>
                 <w:b/>
               </w:rPr>
-              <w:t xml:space="preserve">eCH-Nummer</w:t>
+              <w:t xml:space="preserve">Numéro eCH</w:t>
             </w:r>
           </w:p>
         </w:tc>
@@ -137,19 +143,19 @@
                 <w:bCs/>
                 <w:b/>
               </w:rPr>
-              <w:t xml:space="preserve">Kategorie</w:t>
-            </w:r>
-          </w:p>
-        </w:tc>
-        <w:tc>
-          <w:tcPr/>
-          <w:p>
-            <w:pPr>
-              <w:pStyle w:val="Compact"/>
-              <w:jc w:val="left"/>
-            </w:pPr>
-            <w:r>
-              <w:t xml:space="preserve">Entwurf</w:t>
+              <w:t xml:space="preserve">Catégorie</w:t>
+            </w:r>
+          </w:p>
+        </w:tc>
+        <w:tc>
+          <w:tcPr/>
+          <w:p>
+            <w:pPr>
+              <w:pStyle w:val="Compact"/>
+              <w:jc w:val="left"/>
+            </w:pPr>
+            <w:r>
+              <w:t xml:space="preserve">Projet</w:t>
             </w:r>
           </w:p>
         </w:tc>
@@ -167,19 +173,19 @@
                 <w:bCs/>
                 <w:b/>
               </w:rPr>
-              <w:t xml:space="preserve">Reifegrad</w:t>
-            </w:r>
-          </w:p>
-        </w:tc>
-        <w:tc>
-          <w:tcPr/>
-          <w:p>
-            <w:pPr>
-              <w:pStyle w:val="Compact"/>
-              <w:jc w:val="left"/>
-            </w:pPr>
-            <w:r>
-              <w:t xml:space="preserve">Fachgruppen interner Review</w:t>
+              <w:t xml:space="preserve">Degré de maturité</w:t>
+            </w:r>
+          </w:p>
+        </w:tc>
+        <w:tc>
+          <w:tcPr/>
+          <w:p>
+            <w:pPr>
+              <w:pStyle w:val="Compact"/>
+              <w:jc w:val="left"/>
+            </w:pPr>
+            <w:r>
+              <w:t xml:space="preserve">Revue interne du groupe spécialisé</w:t>
             </w:r>
           </w:p>
         </w:tc>
@@ -227,7 +233,7 @@
                 <w:bCs/>
                 <w:b/>
               </w:rPr>
-              <w:t xml:space="preserve">Status</w:t>
+              <w:t xml:space="preserve">Statut</w:t>
             </w:r>
           </w:p>
         </w:tc>
@@ -253,7 +259,7 @@
                 <w:bCs/>
                 <w:b/>
               </w:rPr>
-              <w:t xml:space="preserve">Beschluss am</w:t>
+              <w:t xml:space="preserve">Décidé le</w:t>
             </w:r>
           </w:p>
         </w:tc>
@@ -279,7 +285,7 @@
                 <w:bCs/>
                 <w:b/>
               </w:rPr>
-              <w:t xml:space="preserve">Ausgabedatum</w:t>
+              <w:t xml:space="preserve">Date de publication</w:t>
             </w:r>
           </w:p>
         </w:tc>
@@ -305,7 +311,7 @@
                 <w:bCs/>
                 <w:b/>
               </w:rPr>
-              <w:t xml:space="preserve">Ersetzt Version</w:t>
+              <w:t xml:space="preserve">Remplace la version</w:t>
             </w:r>
           </w:p>
         </w:tc>
@@ -335,19 +341,19 @@
                 <w:bCs/>
                 <w:b/>
               </w:rPr>
-              <w:t xml:space="preserve">Voraussetzungen</w:t>
-            </w:r>
-          </w:p>
-        </w:tc>
-        <w:tc>
-          <w:tcPr/>
-          <w:p>
-            <w:pPr>
-              <w:pStyle w:val="Compact"/>
-              <w:jc w:val="left"/>
-            </w:pPr>
-            <w:r>
-              <w:t xml:space="preserve">eCH-0292 (Gemeinsame Datenelemente)</w:t>
+              <w:t xml:space="preserve">Conditions préalables</w:t>
+            </w:r>
+          </w:p>
+        </w:tc>
+        <w:tc>
+          <w:tcPr/>
+          <w:p>
+            <w:pPr>
+              <w:pStyle w:val="Compact"/>
+              <w:jc w:val="left"/>
+            </w:pPr>
+            <w:r>
+              <w:t xml:space="preserve">eCH-0292 (Éléments de données communs)</w:t>
             </w:r>
           </w:p>
         </w:tc>
@@ -365,7 +371,7 @@
                 <w:bCs/>
                 <w:b/>
               </w:rPr>
-              <w:t xml:space="preserve">Beilagen</w:t>
+              <w:t xml:space="preserve">Annexes</w:t>
             </w:r>
           </w:p>
         </w:tc>
@@ -395,19 +401,19 @@
                 <w:bCs/>
                 <w:b/>
               </w:rPr>
-              <w:t xml:space="preserve">Sprachen</w:t>
-            </w:r>
-          </w:p>
-        </w:tc>
-        <w:tc>
-          <w:tcPr/>
-          <w:p>
-            <w:pPr>
-              <w:pStyle w:val="Compact"/>
-              <w:jc w:val="left"/>
-            </w:pPr>
-            <w:r>
-              <w:t xml:space="preserve">Deutsch (Original) - English (Datamodel)</w:t>
+              <w:t xml:space="preserve">Langues</w:t>
+            </w:r>
+          </w:p>
+        </w:tc>
+        <w:tc>
+          <w:tcPr/>
+          <w:p>
+            <w:pPr>
+              <w:pStyle w:val="Compact"/>
+              <w:jc w:val="left"/>
+            </w:pPr>
+            <w:r>
+              <w:t xml:space="preserve">Allemand (original) - Anglais (modèle de données)</w:t>
             </w:r>
           </w:p>
         </w:tc>
@@ -425,19 +431,19 @@
                 <w:bCs/>
                 <w:b/>
               </w:rPr>
-              <w:t xml:space="preserve">Autoren</w:t>
-            </w:r>
-          </w:p>
-        </w:tc>
-        <w:tc>
-          <w:tcPr/>
-          <w:p>
-            <w:pPr>
-              <w:pStyle w:val="Compact"/>
-              <w:jc w:val="left"/>
-            </w:pPr>
-            <w:r>
-              <w:t xml:space="preserve">Fachgruppe politische Geschäfte: Julie Silberstein, Laurence Brandenberger, Daniela Koller, Thomas Roth, Stefan Oderbolz, Fabian Davolio, Orhan Saeedi, Christian Gutknecht, Michael Luggen</w:t>
+              <w:t xml:space="preserve">Auteurs</w:t>
+            </w:r>
+          </w:p>
+        </w:tc>
+        <w:tc>
+          <w:tcPr/>
+          <w:p>
+            <w:pPr>
+              <w:pStyle w:val="Compact"/>
+              <w:jc w:val="left"/>
+            </w:pPr>
+            <w:r>
+              <w:t xml:space="preserve">Groupe spécialisé Affaires politiques : Julie Silberstein, Laurence Brandenberger, Daniela Koller, Thomas Roth, Stefan Oderbolz, Fabian Davolio, Orhan Saeedi, Christian Gutknecht, Michael Luggen</w:t>
             </w:r>
           </w:p>
         </w:tc>
@@ -455,19 +461,19 @@
                 <w:bCs/>
                 <w:b/>
               </w:rPr>
-              <w:t xml:space="preserve">Herausgeber / Vertrieb</w:t>
-            </w:r>
-          </w:p>
-        </w:tc>
-        <w:tc>
-          <w:tcPr/>
-          <w:p>
-            <w:pPr>
-              <w:pStyle w:val="Compact"/>
-              <w:jc w:val="left"/>
-            </w:pPr>
-            <w:r>
-              <w:t xml:space="preserve">Verein eCH,</w:t>
+              <w:t xml:space="preserve">Éditeur / Distribution</w:t>
+            </w:r>
+          </w:p>
+        </w:tc>
+        <w:tc>
+          <w:tcPr/>
+          <w:p>
+            <w:pPr>
+              <w:pStyle w:val="Compact"/>
+              <w:jc w:val="left"/>
+            </w:pPr>
+            <w:r>
+              <w:t xml:space="preserve">Association eCH,</w:t>
             </w:r>
             <w:r>
               <w:t xml:space="preserve"> </w:t>
@@ -489,13 +495,13 @@
         <w:br w:type="page"/>
       </w:r>
     </w:p>
-    <w:bookmarkStart w:id="21" w:name="abstrakt"/>
+    <w:bookmarkStart w:id="21" w:name="résumé"/>
     <w:p>
       <w:pPr>
         <w:pStyle w:val="berschrift1"/>
       </w:pPr>
       <w:r>
-        <w:t xml:space="preserve">Abstrakt</w:t>
+        <w:t xml:space="preserve">Résumé</w:t>
       </w:r>
     </w:p>
     <w:p>
@@ -503,7 +509,7 @@
         <w:pStyle w:val="FirstParagraph"/>
       </w:pPr>
       <w:r>
-        <w:t xml:space="preserve">Der Entwurf eCH-0294 „Politische Akteure: Personen, Gruppen und Organe“ definiert ein einheitliches Datenmodell zur strukturierten Publikation politischer Akteure in der Schweiz. Er umfasst natürliche Personen, politische Gruppen und Organe, Mitgliedschaften zwischen Personen und Gruppen sowie Interessenbindungen. Ziel ist es, föderal übergreifend vergleichbare, maschinenlesbare und nachnutzbare Informationen bereitzustellen, um Transparenz, Nachvollziehbarkeit und Analysefähigkeit politischer Prozesse zu verbessern.</w:t>
+        <w:t xml:space="preserve">Le projet eCH-0294 « Acteurs politiques : personnes, groupes et organes » définit un modèle de données uniforme pour la publication structurée des acteurs politiques en Suisse. Il englobe les personnes physiques, les groupes et organes politiques, les affiliations entre personnes et groupes ainsi que les liens d’intérêts. L’objectif est de mettre à disposition, par-delà les niveaux fédéraux, des informations comparables, lisibles par machine et réutilisables, afin d’améliorer la transparence, la traçabilité et la capacité d’analyse des processus politiques.</w:t>
       </w:r>
     </w:p>
     <w:p>
@@ -511,7 +517,7 @@
         <w:pStyle w:val="Textkrper"/>
       </w:pPr>
       <w:r>
-        <w:t xml:space="preserve">Der Standard richtet sich an öffentliche Stellen aller Staatsebenen, politische Akteure, Medien, Forschung und Öffentlichkeit und schafft eine Grundlage für interoperable politische Informationssysteme in der Schweiz.</w:t>
+        <w:t xml:space="preserve">La norme s’adresse aux organismes publics de tous les niveaux étatiques, aux acteurs politiques, aux médias, à la recherche et au public, et crée une base pour des systèmes d’information politiques interopérables en Suisse.</w:t>
       </w:r>
     </w:p>
     <w:p>
@@ -520,13 +526,13 @@
       </w:r>
     </w:p>
     <w:bookmarkEnd w:id="21"/>
-    <w:bookmarkStart w:id="22" w:name="inhaltsverzeichnis"/>
+    <w:bookmarkStart w:id="22" w:name="table-des-matières"/>
     <w:p>
       <w:pPr>
         <w:pStyle w:val="berschrift1"/>
       </w:pPr>
       <w:r>
-        <w:t xml:space="preserve">Inhaltsverzeichnis</w:t>
+        <w:t xml:space="preserve">Table des matières</w:t>
       </w:r>
     </w:p>
     <w:p>
@@ -534,13 +540,13 @@
         <w:fldChar w:fldCharType="begin" w:dirty="true"/>
       </w:r>
       <w:r>
-        <w:instrText xml:space="preserve"> TOC \o "1-3" \h \z \u </w:instrText>
+        <w:instrText xml:space="preserve"> TOC \o "1-2" \h \z \u </w:instrText>
       </w:r>
       <w:r>
         <w:fldChar w:fldCharType="separate"/>
       </w:r>
       <w:r>
-        <w:t>Rechtsklick &gt; „Felder aktualisieren“, um das Inhaltsverzeichnis zu erzeugen.</w:t>
+        <w:t>Clic droit &gt; « Mettre à jour les champs » pour générer la table des matières.</w:t>
       </w:r>
       <w:r>
         <w:fldChar w:fldCharType="end"/>
@@ -552,22 +558,22 @@
       </w:r>
     </w:p>
     <w:bookmarkEnd w:id="22"/>
-    <w:bookmarkStart w:id="26" w:name="einleitung"/>
+    <w:bookmarkStart w:id="26" w:name="introduction"/>
     <w:p>
       <w:pPr>
         <w:pStyle w:val="berschrift1"/>
       </w:pPr>
       <w:r>
-        <w:t xml:space="preserve">Einleitung</w:t>
+        <w:t xml:space="preserve">Introduction</w:t>
       </w:r>
     </w:p>
-    <w:bookmarkStart w:id="23" w:name="die-standardfamilie-politische-geschäfte"/>
+    <w:bookmarkStart w:id="23" w:name="la-famille-de-normes-affaires-politiques"/>
     <w:p>
       <w:pPr>
         <w:pStyle w:val="berschrift2"/>
       </w:pPr>
       <w:r>
-        <w:t xml:space="preserve">Die Standardfamilie „Politische Geschäfte”</w:t>
+        <w:t xml:space="preserve">La famille de normes « Affaires politiques »</w:t>
       </w:r>
     </w:p>
     <w:p>
@@ -575,7 +581,7 @@
         <w:pStyle w:val="FirstParagraph"/>
       </w:pPr>
       <w:r>
-        <w:t xml:space="preserve">Das politische Geschehen der Schweiz findet auf Bundes-, Kantons- und Gemeindeebene statt – in Parlamenten und Gemeindeversammlungen, in Exekutiven und Verwaltungen, in Vernehmlassungen und Konsultationen sowie über die direktdemokratische Mitwirkung der Stimmberechtigten. Die Fachgruppe „Politische Geschäfte” des Vereins eCH entwickelt dafür eine Familie aufeinander abgestimmter Standards, welche diese Daten föderal übergreifend strukturieren. Die Standards nutzen gemeinsame Datenelemente (eCH-0292) und referenzieren sich gegenseitig über eindeutige Identifikatoren.</w:t>
+        <w:t xml:space="preserve">La vie politique de la Suisse se déroule aux niveaux fédéral, cantonal et communal – dans les parlements et les assemblées communales, dans les exécutifs et les administrations, dans les procédures de consultation et les consultations publiques, ainsi qu’à travers la participation démocratique directe des personnes ayant le droit de vote. Le groupe spécialisé « Affaires politiques » de l’association eCH développe à cet effet une famille de normes coordonnées entre elles, qui structurent ces données par-delà les niveaux fédéraux. Les normes utilisent des éléments de données communs (eCH-0292) et se référencent mutuellement au moyen d’identifiants univoques.</w:t>
       </w:r>
     </w:p>
     <w:p>
@@ -583,7 +589,7 @@
         <w:pStyle w:val="Textkrper"/>
       </w:pPr>
       <w:r>
-        <w:t xml:space="preserve">Die Familie umfasst:</w:t>
+        <w:t xml:space="preserve">La famille comprend :</w:t>
       </w:r>
     </w:p>
     <w:p>
@@ -599,13 +605,13 @@
           <w:bCs/>
           <w:b/>
         </w:rPr>
-        <w:t xml:space="preserve">eCH-0292 – Gemeinsame Datenelemente (Meta):</w:t>
+        <w:t xml:space="preserve">eCH-0292 – Éléments de données communs (Meta) :</w:t>
       </w:r>
       <w:r>
         <w:t xml:space="preserve"> </w:t>
       </w:r>
       <w:r>
-        <w:t xml:space="preserve">Definiert die übergreifend genutzten Datenelemente und Metaprozesse, auf denen die übrigen Standards aufbauen.</w:t>
+        <w:t xml:space="preserve">définit les éléments de données transversaux et les métaprocessus sur lesquels reposent les autres normes.</w:t>
       </w:r>
     </w:p>
     <w:p>
@@ -621,13 +627,13 @@
           <w:bCs/>
           <w:b/>
         </w:rPr>
-        <w:t xml:space="preserve">eCH-0293 – Öffentlicher Ratsbetrieb (Operations):</w:t>
+        <w:t xml:space="preserve">eCH-0293 – Fonctionnement public des conseils (Operations) :</w:t>
       </w:r>
       <w:r>
         <w:t xml:space="preserve"> </w:t>
       </w:r>
       <w:r>
-        <w:t xml:space="preserve">Beschreibt den öffentlichen Ratsbetrieb – Sitzungen, Traktanden, Wortmeldungen sowie Abstimmungen und Wahlen.</w:t>
+        <w:t xml:space="preserve">décrit le fonctionnement public des conseils – séances, points de l’ordre du jour, prises de parole ainsi que votes et élections.</w:t>
       </w:r>
     </w:p>
     <w:p>
@@ -643,13 +649,13 @@
           <w:bCs/>
           <w:b/>
         </w:rPr>
-        <w:t xml:space="preserve">eCH-0294 – Politische Akteure (Actors) – dieser Standard:</w:t>
+        <w:t xml:space="preserve">eCH-0294 – Acteurs politiques (Actors) – la présente norme :</w:t>
       </w:r>
       <w:r>
         <w:t xml:space="preserve"> </w:t>
       </w:r>
       <w:r>
-        <w:t xml:space="preserve">Definiert Personen, Gruppen und Organe im politischen Kontext sowie deren Mitgliedschaften und Interessenbindungen. Die übrigen Standards referenzieren diese Akteure über ihre Identifikatoren.</w:t>
+        <w:t xml:space="preserve">définit les personnes, groupes et organes dans le contexte politique ainsi que leurs affiliations et liens d’intérêts. Les autres normes référencent ces acteurs au moyen de leurs identifiants.</w:t>
       </w:r>
     </w:p>
     <w:p>
@@ -665,13 +671,13 @@
           <w:bCs/>
           <w:b/>
         </w:rPr>
-        <w:t xml:space="preserve">eCH-0295 – Parlamentarische Geschäfte (Affairs):</w:t>
+        <w:t xml:space="preserve">eCH-0295 – Affaires parlementaires (Affairs) :</w:t>
       </w:r>
       <w:r>
         <w:t xml:space="preserve"> </w:t>
       </w:r>
       <w:r>
-        <w:t xml:space="preserve">Beschreibt den Lebenszyklus politischer Geschäfte.</w:t>
+        <w:t xml:space="preserve">décrit le cycle de vie des affaires politiques.</w:t>
       </w:r>
     </w:p>
     <w:p>
@@ -687,13 +693,13 @@
           <w:bCs/>
           <w:b/>
         </w:rPr>
-        <w:t xml:space="preserve">eCH-0296 – Erlasse und Gesetzestexte (Laws):</w:t>
+        <w:t xml:space="preserve">eCH-0296 – Actes législatifs et textes de loi (Laws) :</w:t>
       </w:r>
       <w:r>
         <w:t xml:space="preserve"> </w:t>
       </w:r>
       <w:r>
-        <w:t xml:space="preserve">Erfasst die Resultate des parlamentarischen Prozesses – die verabschiedeten Gesetze und Erlasse.</w:t>
+        <w:t xml:space="preserve">consigne les résultats du processus parlementaire – les lois et actes législatifs adoptés.</w:t>
       </w:r>
     </w:p>
     <w:p>
@@ -709,13 +715,13 @@
           <w:bCs/>
           <w:b/>
         </w:rPr>
-        <w:t xml:space="preserve">eCH-0297 – Öffentliche Konsultationen (Consultations):</w:t>
+        <w:t xml:space="preserve">eCH-0297 – Consultations publiques (Consultations) :</w:t>
       </w:r>
       <w:r>
         <w:t xml:space="preserve"> </w:t>
       </w:r>
       <w:r>
-        <w:t xml:space="preserve">Strukturiert Vernehmlassungsverfahren, die oft Ausgangspunkt für parlamentarische Geschäfte sind.</w:t>
+        <w:t xml:space="preserve">structure les procédures de consultation, qui constituent souvent le point de départ des affaires parlementaires.</w:t>
       </w:r>
     </w:p>
     <w:p>
@@ -723,17 +729,17 @@
         <w:pStyle w:val="FirstParagraph"/>
       </w:pPr>
       <w:r>
-        <w:t xml:space="preserve">Ziel dieser Standardfamilie ist es, eine gemeinsam nutzbare Struktur für politische Daten zu schaffen und Organisationen, die Informationen zu politischen Geschäften veröffentlichen, ein tragfähiges Datenmodell an die Hand zu geben.</w:t>
+        <w:t xml:space="preserve">L’objectif de cette famille de normes est de créer une structure utilisable en commun pour les données politiques et de mettre à la disposition des organisations qui publient des informations sur les affaires politiques un modèle de données robuste.</w:t>
       </w:r>
     </w:p>
     <w:bookmarkEnd w:id="23"/>
-    <w:bookmarkStart w:id="24" w:name="X7e8ed3aa63f480bca5e2883d90b324d274d29a0"/>
+    <w:bookmarkStart w:id="24" w:name="Xd65ef0fb154293f8d6f092ed9659a1dfee3ce6b"/>
     <w:p>
       <w:pPr>
         <w:pStyle w:val="berschrift2"/>
       </w:pPr>
       <w:r>
-        <w:t xml:space="preserve">Abgrenzung zur Fachgruppe „Politische Rechte”</w:t>
+        <w:t xml:space="preserve">Délimitation par rapport au groupe spécialisé « Droits politiques »</w:t>
       </w:r>
     </w:p>
     <w:p>
@@ -741,7 +747,7 @@
         <w:pStyle w:val="FirstParagraph"/>
       </w:pPr>
       <w:r>
-        <w:t xml:space="preserve">Neben der Fachgruppe „Politische Geschäfte” besteht beim Verein eCH die Fachgruppe „Politische Rechte”. Beide betreffen den politischen Bereich, decken aber unterschiedliche Domänen ab:</w:t>
+        <w:t xml:space="preserve">Outre le groupe spécialisé « Affaires politiques », l’association eCH compte le groupe spécialisé « Droits politiques ». Tous deux concernent le domaine politique, mais couvrent des domaines différents :</w:t>
       </w:r>
     </w:p>
     <w:p>
@@ -757,13 +763,13 @@
           <w:bCs/>
           <w:b/>
         </w:rPr>
-        <w:t xml:space="preserve">Politische Geschäfte</w:t>
+        <w:t xml:space="preserve">Affaires politiques</w:t>
       </w:r>
       <w:r>
         <w:t xml:space="preserve"> </w:t>
       </w:r>
       <w:r>
-        <w:t xml:space="preserve">(diese Standardfamilie) beschreibt den parlamentarischen und behördlichen Willensbildungs- und Entscheidungsprozess: die Akteure (eCH-0294), den Ratsbetrieb (eCH-0293), die parlamentarischen Geschäfte (eCH-0295), die daraus hervorgehenden Erlasse (eCH-0296) sowie die vorgelagerten Vernehmlassungen (eCH-0297).</w:t>
+        <w:t xml:space="preserve">(la présente famille de normes) décrit le processus de formation de la volonté et de décision parlementaire et administratif : les acteurs (eCH-0294), le fonctionnement des conseils (eCH-0293), les affaires parlementaires (eCH-0295), les actes législatifs qui en découlent (eCH-0296) ainsi que les consultations en amont (eCH-0297).</w:t>
       </w:r>
     </w:p>
     <w:p>
@@ -779,13 +785,13 @@
           <w:bCs/>
           <w:b/>
         </w:rPr>
-        <w:t xml:space="preserve">Politische Rechte</w:t>
+        <w:t xml:space="preserve">Droits politiques</w:t>
       </w:r>
       <w:r>
         <w:t xml:space="preserve"> </w:t>
       </w:r>
       <w:r>
-        <w:t xml:space="preserve">befasst sich mit der Ausübung der politischen Rechte durch die Stimmberechtigten: Stimm- und Wahlregister, die Durchführung von Volksabstimmungen und Wahlen, die elektronische Stimmabgabe (eVoting), Stimmrechtsausweise sowie Abstimmungs- und Wahlergebnisse (u.a. eCH-0045, eCH-0110, eCH-0155, eCH-0157, eCH-0159, eCH-0222, eCH-0228, eCH-0252, eCH-0310).</w:t>
+        <w:t xml:space="preserve">traite de l’exercice des droits politiques par les personnes ayant le droit de vote : registres des électeurs et des candidats, déroulement des votations et élections populaires, vote électronique (eVoting), cartes de vote ainsi que résultats des votations et des élections (notamment eCH-0045, eCH-0110, eCH-0155, eCH-0157, eCH-0159, eCH-0222, eCH-0228, eCH-0252, eCH-0310).</w:t>
       </w:r>
     </w:p>
     <w:p>
@@ -793,7 +799,7 @@
         <w:pStyle w:val="FirstParagraph"/>
       </w:pPr>
       <w:r>
-        <w:t xml:space="preserve">Berührungspunkte bestehen an zwei Stellen:</w:t>
+        <w:t xml:space="preserve">Des points de contact existent à deux endroits :</w:t>
       </w:r>
     </w:p>
     <w:p>
@@ -809,13 +815,13 @@
           <w:bCs/>
           <w:b/>
         </w:rPr>
-        <w:t xml:space="preserve">Abstimmungen und Wahlen:</w:t>
+        <w:t xml:space="preserve">Votes et élections :</w:t>
       </w:r>
       <w:r>
         <w:t xml:space="preserve"> </w:t>
       </w:r>
       <w:r>
-        <w:t xml:space="preserve">eCH-0293 erfasst Abstimmungen und Wahlen</w:t>
+        <w:t xml:space="preserve">eCH-0293 consigne les votes et élections</w:t>
       </w:r>
       <w:r>
         <w:t xml:space="preserve"> </w:t>
@@ -825,13 +831,13 @@
           <w:bCs/>
           <w:b/>
         </w:rPr>
-        <w:t xml:space="preserve">innerhalb des Ratsbetriebs</w:t>
+        <w:t xml:space="preserve">au sein du fonctionnement des conseils</w:t>
       </w:r>
       <w:r>
         <w:t xml:space="preserve"> </w:t>
       </w:r>
       <w:r>
-        <w:t xml:space="preserve">(z.B. namentliche Abstimmungen im Parlament oder die Wahl von Behördenmitgliedern durch den Rat), während Volksabstimmungen und Volkswahlen samt der zugehörigen Register, Durchführung und Ergebnisse von der Fachgruppe „Politische Rechte” abgedeckt werden.</w:t>
+        <w:t xml:space="preserve">(p. ex. les votes nominaux au parlement ou l’élection des membres des autorités par le conseil), tandis que les votations et élections populaires ainsi que les registres, le déroulement et les résultats correspondants sont couverts par le groupe spécialisé « Droits politiques ».</w:t>
       </w:r>
     </w:p>
     <w:p>
@@ -847,23 +853,23 @@
           <w:bCs/>
           <w:b/>
         </w:rPr>
-        <w:t xml:space="preserve">Gewählte Personen:</w:t>
+        <w:t xml:space="preserve">Personnes élues :</w:t>
       </w:r>
       <w:r>
         <w:t xml:space="preserve"> </w:t>
       </w:r>
       <w:r>
-        <w:t xml:space="preserve">In den Wahlergebnissen der Fachgruppe „Politische Rechte” erscheinen Kandidierende und Gewählte. Sobald Personen ein Mandat innehaben, werden sie in eCH-0294 als politische Akteurinnen und Akteure mit ihren Rollen und Mitgliedschaften geführt.</w:t>
+        <w:t xml:space="preserve">dans les résultats électoraux du groupe spécialisé « Droits politiques » figurent les candidats et les personnes élues. Dès qu’une personne exerce un mandat, elle est répertoriée dans eCH-0294 en tant qu’actrice ou acteur politique, avec ses rôles et ses affiliations.</w:t>
       </w:r>
     </w:p>
     <w:bookmarkEnd w:id="24"/>
-    <w:bookmarkStart w:id="25" w:name="der-standard-ech-0294-politische-akteure"/>
+    <w:bookmarkStart w:id="25" w:name="la-norme-ech-0294-acteurs-politiques"/>
     <w:p>
       <w:pPr>
         <w:pStyle w:val="berschrift2"/>
       </w:pPr>
       <w:r>
-        <w:t xml:space="preserve">Der Standard eCH-0294 – Politische Akteure</w:t>
+        <w:t xml:space="preserve">La norme eCH-0294 – Acteurs politiques</w:t>
       </w:r>
     </w:p>
     <w:p>
@@ -871,7 +877,7 @@
         <w:pStyle w:val="FirstParagraph"/>
       </w:pPr>
       <w:r>
-        <w:t xml:space="preserve">Dieser Standard definiert vier Hauptklassen:</w:t>
+        <w:t xml:space="preserve">La présente norme définit quatre classes principales :</w:t>
       </w:r>
     </w:p>
     <w:p>
@@ -893,7 +899,7 @@
         <w:t xml:space="preserve"> </w:t>
       </w:r>
       <w:r>
-        <w:t xml:space="preserve">– Natürliche Personen im politischen Kontext</w:t>
+        <w:t xml:space="preserve">– Personnes physiques dans le contexte politique</w:t>
       </w:r>
     </w:p>
     <w:p>
@@ -915,7 +921,7 @@
         <w:t xml:space="preserve"> </w:t>
       </w:r>
       <w:r>
-        <w:t xml:space="preserve">– Gremien, Parteien, Fraktionen, Räte, Kommissionen, Organisationen etc.</w:t>
+        <w:t xml:space="preserve">– Organes, partis, groupes parlementaires, conseils, commissions, organisations, etc.</w:t>
       </w:r>
     </w:p>
     <w:p>
@@ -937,7 +943,7 @@
         <w:t xml:space="preserve"> </w:t>
       </w:r>
       <w:r>
-        <w:t xml:space="preserve">– Verbindung zwischen Personen und Gruppen</w:t>
+        <w:t xml:space="preserve">– Lien entre personnes et groupes</w:t>
       </w:r>
     </w:p>
     <w:p>
@@ -959,7 +965,7 @@
         <w:t xml:space="preserve"> </w:t>
       </w:r>
       <w:r>
-        <w:t xml:space="preserve">– Interessenbindungen von Personen</w:t>
+        <w:t xml:space="preserve">– Liens d’intérêts des personnes</w:t>
       </w:r>
     </w:p>
     <w:p>
@@ -976,7 +982,7 @@
         <w:t xml:space="preserve"> </w:t>
       </w:r>
       <w:r>
-        <w:t xml:space="preserve">ist das zentrale Bindeglied zwischen</w:t>
+        <w:t xml:space="preserve">est l’élément de liaison central entre</w:t>
       </w:r>
       <w:r>
         <w:t xml:space="preserve"> </w:t>
@@ -991,7 +997,7 @@
         <w:t xml:space="preserve"> </w:t>
       </w:r>
       <w:r>
-        <w:t xml:space="preserve">und</w:t>
+        <w:t xml:space="preserve">et</w:t>
       </w:r>
       <w:r>
         <w:t xml:space="preserve"> </w:t>
@@ -1006,7 +1012,7 @@
         <w:t xml:space="preserve"> </w:t>
       </w:r>
       <w:r>
-        <w:t xml:space="preserve">und hält fest, in welchem Parlament, in welcher Kommission etc. eine Person aktiv ist oder war.</w:t>
+        <w:t xml:space="preserve">et consigne dans quel parlement, dans quelle commission, etc. une personne est ou a été active.</w:t>
       </w:r>
       <w:r>
         <w:t xml:space="preserve"> </w:t>
@@ -1021,7 +1027,7 @@
         <w:t xml:space="preserve"> </w:t>
       </w:r>
       <w:r>
-        <w:t xml:space="preserve">ermöglicht die Beschreibung von Interessenbindungen.</w:t>
+        <w:t xml:space="preserve">permet de décrire les liens d’intérêts.</w:t>
       </w:r>
       <w:r>
         <w:t xml:space="preserve"> </w:t>
@@ -1043,7 +1049,7 @@
         <w:pStyle w:val="FirstParagraph"/>
       </w:pPr>
       <w:r>
-        <w:t xml:space="preserve">Das Personenschema beschreibt natürliche Personen im politischen Kontext.</w:t>
+        <w:t xml:space="preserve">Le schéma Person décrit les personnes physiques dans le contexte politique.</w:t>
       </w:r>
     </w:p>
     <w:p>
@@ -1059,13 +1065,13 @@
           <w:bCs/>
           <w:b/>
         </w:rPr>
-        <w:t xml:space="preserve">Stabile Person, zeitlich gültige Merkmale:</w:t>
+        <w:t xml:space="preserve">Personne stable, caractéristiques valables dans le temps :</w:t>
       </w:r>
       <w:r>
         <w:t xml:space="preserve"> </w:t>
       </w:r>
       <w:r>
-        <w:t xml:space="preserve">Die</w:t>
+        <w:t xml:space="preserve">la</w:t>
       </w:r>
       <w:r>
         <w:t xml:space="preserve"> </w:t>
@@ -1080,7 +1086,7 @@
         <w:t xml:space="preserve"> </w:t>
       </w:r>
       <w:r>
-        <w:t xml:space="preserve">selbst trägt keine zeitliche Gültigkeit, ihre Merkmale hingegen schon – Name, Staatsangehörigkeit, Geschlecht, Beruf, Ausbildung und Wahlkreis tragen je eigene</w:t>
+        <w:t xml:space="preserve">elle-même ne porte aucune validité temporelle, contrairement à ses caractéristiques – nom, nationalité, sexe, profession, formation et circonscription électorale portent chacune leurs propres</w:t>
       </w:r>
       <w:r>
         <w:t xml:space="preserve"> </w:t>
@@ -1101,7 +1107,7 @@
         <w:t xml:space="preserve">valid_through</w:t>
       </w:r>
       <w:r>
-        <w:t xml:space="preserve">. So bleibt die Identität der Person stabil, während sich einzelne Angaben über die Zeit ändern und die Historie erhalten bleibt (z. B. Namensänderung bei Heirat oder Wechsel des Wahlkreises).</w:t>
+        <w:t xml:space="preserve">. Ainsi, l’identité de la personne reste stable, tandis que certaines indications changent au fil du temps et que l’historique est conservé (p. ex. changement de nom lors d’un mariage ou changement de circonscription électorale).</w:t>
       </w:r>
     </w:p>
     <w:p>
@@ -1117,7 +1123,7 @@
           <w:bCs/>
           <w:b/>
         </w:rPr>
-        <w:t xml:space="preserve">Obligatorischer Anzeigename (</w:t>
+        <w:t xml:space="preserve">Nom d’affichage obligatoire (</w:t>
       </w:r>
       <w:r>
         <w:rPr>
@@ -1132,7 +1138,7 @@
           <w:bCs/>
           <w:b/>
         </w:rPr>
-        <w:t xml:space="preserve">) neben strukturierten Namen (</w:t>
+        <w:t xml:space="preserve">) en plus des noms structurés (</w:t>
       </w:r>
       <w:r>
         <w:rPr>
@@ -1147,13 +1153,13 @@
           <w:bCs/>
           <w:b/>
         </w:rPr>
-        <w:t xml:space="preserve">):</w:t>
+        <w:t xml:space="preserve">) :</w:t>
       </w:r>
       <w:r>
         <w:t xml:space="preserve"> </w:t>
       </w:r>
       <w:r>
-        <w:t xml:space="preserve">Jede Person hat einen zwingenden Kurznamen, damit auch bei unvollständigen Angaben immer ein Anzeigename vorhanden ist. Empfohlen wird die Kombination aus amtlichem Namen (</w:t>
+        <w:t xml:space="preserve">chaque personne possède un nom abrégé obligatoire, afin qu’un nom d’affichage soit toujours disponible, même en cas d’indications incomplètes. Il est recommandé de combiner le nom officiel (</w:t>
       </w:r>
       <w:r>
         <w:rPr>
@@ -1162,7 +1168,7 @@
         <w:t xml:space="preserve">PersonOfficialName</w:t>
       </w:r>
       <w:r>
-        <w:t xml:space="preserve">) und Rufname (</w:t>
+        <w:t xml:space="preserve">) et le prénom usuel (</w:t>
       </w:r>
       <w:r>
         <w:rPr>
@@ -1171,7 +1177,7 @@
         <w:t xml:space="preserve">PersonCallFirstName</w:t>
       </w:r>
       <w:r>
-        <w:t xml:space="preserve">), bei Namensgleichheit ergänzt um das Geburtsjahr.</w:t>
+        <w:t xml:space="preserve">), complétés par l’année de naissance en cas d’homonymie.</w:t>
       </w:r>
       <w:r>
         <w:t xml:space="preserve"> </w:t>
@@ -1186,7 +1192,7 @@
         <w:t xml:space="preserve"> </w:t>
       </w:r>
       <w:r>
-        <w:t xml:space="preserve">nimmt zusätzlich akademische Titel auf; die feingliedrige, typisierte Namensstruktur (</w:t>
+        <w:t xml:space="preserve">reprend en outre les titres académiques ; la structure de noms détaillée et typée (</w:t>
       </w:r>
       <w:r>
         <w:rPr>
@@ -1195,7 +1201,7 @@
         <w:t xml:space="preserve">names</w:t>
       </w:r>
       <w:r>
-        <w:t xml:space="preserve">) ist optional deren Nutzung ist aber angezeigt. In einigen Fällen ist die Benutzung von spezifischen Typen, wie der amtliche Name (</w:t>
+        <w:t xml:space="preserve">) est facultative, mais son utilisation est recommandée. Dans certains cas, l’emploi de types spécifiques, comme le nom officiel (</w:t>
       </w:r>
       <w:r>
         <w:rPr>
@@ -1204,7 +1210,7 @@
         <w:t xml:space="preserve">PersonOfficialName</w:t>
       </w:r>
       <w:r>
-        <w:t xml:space="preserve">) eine gesetzliche Vorrausetzung.</w:t>
+        <w:t xml:space="preserve">), constitue une exigence légale.</w:t>
       </w:r>
     </w:p>
     <w:p>
@@ -1220,13 +1226,13 @@
           <w:bCs/>
           <w:b/>
         </w:rPr>
-        <w:t xml:space="preserve">Namenstypen nach amtlicher Systematik:</w:t>
+        <w:t xml:space="preserve">Types de noms selon la systématique officielle :</w:t>
       </w:r>
       <w:r>
         <w:t xml:space="preserve"> </w:t>
       </w:r>
       <w:r>
-        <w:t xml:space="preserve">Die Namenstypen (</w:t>
+        <w:t xml:space="preserve">les types de noms (</w:t>
       </w:r>
       <w:r>
         <w:rPr>
@@ -1235,7 +1241,7 @@
         <w:t xml:space="preserve">NameTypeEnum</w:t>
       </w:r>
       <w:r>
-        <w:t xml:space="preserve">) folgen der Registerharmonisierung des BFS bzw. eCH-0011 (u. a. amtlicher Name, angestammter Name, Allianzname, Rufname sowie Varianten für ausländische Ausweise). Damit sind die Namen mit den amtlichen Personenregistern kompatibel, und deren Semantik klar.</w:t>
+        <w:t xml:space="preserve">) suivent l’harmonisation des registres de l’OFS, respectivement eCH-0011 (notamment nom officiel, nom d’origine, nom d’alliance, prénom usuel ainsi que des variantes pour les pièces d’identité étrangères). Les noms sont ainsi compatibles avec les registres officiels des personnes, et leur sémantique est claire.</w:t>
       </w:r>
     </w:p>
     <w:p>
@@ -1266,7 +1272,7 @@
           <w:bCs/>
           <w:b/>
         </w:rPr>
-        <w:t xml:space="preserve">als datensparsame Alternative zu</w:t>
+        <w:t xml:space="preserve">comme alternative économe en données à</w:t>
       </w:r>
       <w:r>
         <w:rPr>
@@ -1288,13 +1294,20 @@
           <w:bCs/>
           <w:b/>
         </w:rPr>
+        <w:t xml:space="preserve"> </w:t>
+      </w:r>
+      <w:r>
+        <w:rPr>
+          <w:bCs/>
+          <w:b/>
+        </w:rPr>
         <w:t xml:space="preserve">:</w:t>
       </w:r>
       <w:r>
         <w:t xml:space="preserve"> </w:t>
       </w:r>
       <w:r>
-        <w:t xml:space="preserve">Ist das genaue Geburtsdatum nicht verfügbar oder nicht zur Veröffentlichung bestimmt, kann nur das Geburtsjahr angegeben werden. Liegt ein</w:t>
+        <w:t xml:space="preserve">si la date de naissance exacte n’est pas disponible ou n’est pas destinée à la publication, seule l’année de naissance peut être indiquée. Si une</w:t>
       </w:r>
       <w:r>
         <w:t xml:space="preserve"> </w:t>
@@ -1309,7 +1322,7 @@
         <w:t xml:space="preserve"> </w:t>
       </w:r>
       <w:r>
-        <w:t xml:space="preserve">vor, hat es Vorrang.</w:t>
+        <w:t xml:space="preserve">est disponible, elle prévaut.</w:t>
       </w:r>
     </w:p>
     <w:p>
@@ -1325,13 +1338,13 @@
           <w:bCs/>
           <w:b/>
         </w:rPr>
-        <w:t xml:space="preserve">Mehrfachwerte statt Einzelwerte:</w:t>
+        <w:t xml:space="preserve">Valeurs multiples plutôt que valeurs uniques :</w:t>
       </w:r>
       <w:r>
         <w:t xml:space="preserve"> </w:t>
       </w:r>
       <w:r>
-        <w:t xml:space="preserve">Namen, Staatsangehörigkeiten und Geschlechtsangaben sind als Listen mit zeitlicher Gültigkeit modelliert – etwa für Doppelbürgerschaften, Namensänderungen oder eine sich ändernde Geschlechtsangabe.</w:t>
+        <w:t xml:space="preserve">les noms, les nationalités et les indications de sexe sont modélisés sous forme de listes avec validité temporelle – par exemple pour les doubles nationalités, les changements de nom ou une indication de sexe évolutive.</w:t>
       </w:r>
     </w:p>
     <w:p>
@@ -1347,13 +1360,13 @@
           <w:bCs/>
           <w:b/>
         </w:rPr>
-        <w:t xml:space="preserve">Harmonisierung über föderale Ebenen (Langzeitziel):</w:t>
+        <w:t xml:space="preserve">Harmonisation par-delà les niveaux fédéraux (objectif à long terme) :</w:t>
       </w:r>
       <w:r>
         <w:t xml:space="preserve"> </w:t>
       </w:r>
       <w:r>
-        <w:t xml:space="preserve">Die Verknüpfung derselben Person über die föderalen Ebenen hinweg ist ein wichtiges Langzeitziel. Der Aufbau einer zentralen Personendatenbank liegt ausserhalb des Auftrags der eCH-Fachgruppe. Da für diesen Zweck bereits eine offene, etablierte Infrastruktur besteht, wird</w:t>
+        <w:t xml:space="preserve">la mise en relation d’une même personne à travers les niveaux fédéraux constitue un objectif important à long terme. La constitution d’une base de données centralisée des personnes ne relève pas du mandat du groupe spécialisé eCH. Comme une infrastructure ouverte et éprouvée existe déjà à cet effet,</w:t>
       </w:r>
       <w:r>
         <w:t xml:space="preserve"> </w:t>
@@ -1363,7 +1376,7 @@
           <w:bCs/>
           <w:b/>
         </w:rPr>
-        <w:t xml:space="preserve">Wikidata als übergreifender Identifikator empfohlen</w:t>
+        <w:t xml:space="preserve">Wikidata est recommandé comme identifiant transversal</w:t>
       </w:r>
       <w:r>
         <w:t xml:space="preserve"> </w:t>
@@ -1378,7 +1391,7 @@
         <w:t xml:space="preserve">wikidata_uri</w:t>
       </w:r>
       <w:r>
-        <w:t xml:space="preserve">); zusammen mit global eindeutigen Identifikatoren (URIs) lässt sich die Zuordnung so schrittweise über die Systeme hinweg harmonisieren.</w:t>
+        <w:t xml:space="preserve">) ; conjointement à des identifiants globalement univoques (URI), l’attribution peut ainsi être harmonisée progressivement à travers les systèmes.</w:t>
       </w:r>
     </w:p>
     <w:bookmarkStart w:id="31" w:name="classe-person"/>
@@ -1399,7 +1412,7 @@
           <w:iCs/>
           <w:i/>
         </w:rPr>
-        <w:t xml:space="preserve">A person with identifiers, names, addresses, citizenships, and occupations.</w:t>
+        <w:t xml:space="preserve">Une personne avec des identifiants, des noms, des adresses, des nationalités et des professions.</w:t>
       </w:r>
     </w:p>
     <w:p>
@@ -1519,7 +1532,7 @@
               <w:jc w:val="left"/>
             </w:pPr>
             <w:r>
-              <w:t xml:space="preserve">Mandatory short display name to identify the person within the organisation (e.g. with added birth year to distinguish persons with the same name). Preferred: PersonOfficialName combined with PersonCallFirstName.</w:t>
+              <w:t xml:space="preserve">Nom d’affichage court et obligatoire permettant d’identifier la personne au sein de l’organisation (p. ex. avec l’ajout de l’année de naissance afin de distinguer des personnes portant le même nom). Recommandé : PersonOfficialName combiné avec PersonCallFirstName.</w:t>
             </w:r>
           </w:p>
         </w:tc>
@@ -1571,19 +1584,7 @@
               <w:jc w:val="left"/>
             </w:pPr>
             <w:r>
-              <w:t xml:space="preserve">Optional long display name including academic titles and full official name (e.g. </w:t>
-            </w:r>
-            <w:r>
-              <w:t xml:space="preserve">“</w:t>
-            </w:r>
-            <w:r>
-              <w:t xml:space="preserve">Dr. Maria Muster-Beispiel</w:t>
-            </w:r>
-            <w:r>
-              <w:t xml:space="preserve">”</w:t>
-            </w:r>
-            <w:r>
-              <w:t xml:space="preserve">).</w:t>
+              <w:t xml:space="preserve">Nom d’affichage long et facultatif comprenant les titres académiques et le nom officiel complet (p. ex. « Dr. Maria Muster-Beispiel »).</w:t>
             </w:r>
           </w:p>
         </w:tc>
@@ -1635,7 +1636,7 @@
               <w:jc w:val="left"/>
             </w:pPr>
             <w:r>
-              <w:t xml:space="preserve">Year of birth. Only to be used, if there is no full</w:t>
+              <w:t xml:space="preserve">Année de naissance. À utiliser uniquement lorsqu’aucune</w:t>
             </w:r>
             <w:r>
               <w:t xml:space="preserve"> </w:t>
@@ -1650,7 +1651,7 @@
               <w:t xml:space="preserve"> </w:t>
             </w:r>
             <w:r>
-              <w:t xml:space="preserve">available.</w:t>
+              <w:t xml:space="preserve">complète n’est disponible.</w:t>
             </w:r>
           </w:p>
         </w:tc>
@@ -1702,7 +1703,7 @@
               <w:jc w:val="left"/>
             </w:pPr>
             <w:r>
-              <w:t xml:space="preserve">Exact date of birth if available and public. This field has precedence over the field</w:t>
+              <w:t xml:space="preserve">Date de naissance exacte si disponible et publique. Ce champ prime sur le champ</w:t>
             </w:r>
             <w:r>
               <w:t xml:space="preserve"> </w:t>
@@ -1766,7 +1767,7 @@
               <w:jc w:val="left"/>
             </w:pPr>
             <w:r>
-              <w:t xml:space="preserve">Exact date of death.</w:t>
+              <w:t xml:space="preserve">Date de décès exacte.</w:t>
             </w:r>
           </w:p>
         </w:tc>
@@ -1818,7 +1819,7 @@
               <w:jc w:val="left"/>
             </w:pPr>
             <w:r>
-              <w:t xml:space="preserve">Link to an image (preferred: PNG, then JPG, then GIF).</w:t>
+              <w:t xml:space="preserve">Lien vers une image (de préférence : PNG, puis JPG, puis GIF).</w:t>
             </w:r>
           </w:p>
         </w:tc>
@@ -1870,7 +1871,7 @@
               <w:jc w:val="left"/>
             </w:pPr>
             <w:r>
-              <w:t xml:space="preserve">Names of the person with type and value.</w:t>
+              <w:t xml:space="preserve">Noms de la personne avec type et valeur.</w:t>
             </w:r>
           </w:p>
         </w:tc>
@@ -1922,7 +1923,7 @@
               <w:jc w:val="left"/>
             </w:pPr>
             <w:r>
-              <w:t xml:space="preserve">Addresses with type (private, business, local).</w:t>
+              <w:t xml:space="preserve">Adresses avec type (privée, professionnelle, locale).</w:t>
             </w:r>
           </w:p>
         </w:tc>
@@ -1974,7 +1975,7 @@
               <w:jc w:val="left"/>
             </w:pPr>
             <w:r>
-              <w:t xml:space="preserve">Language proficiencies of the person.</w:t>
+              <w:t xml:space="preserve">Compétences linguistiques de la personne.</w:t>
             </w:r>
           </w:p>
         </w:tc>
@@ -2026,7 +2027,7 @@
               <w:jc w:val="left"/>
             </w:pPr>
             <w:r>
-              <w:t xml:space="preserve">Citizenships of the person.</w:t>
+              <w:t xml:space="preserve">Nationalités de la personne.</w:t>
             </w:r>
           </w:p>
         </w:tc>
@@ -2078,7 +2079,7 @@
               <w:jc w:val="left"/>
             </w:pPr>
             <w:r>
-              <w:t xml:space="preserve">Gender of the person.</w:t>
+              <w:t xml:space="preserve">Sexe de la personne.</w:t>
             </w:r>
           </w:p>
         </w:tc>
@@ -2130,7 +2131,7 @@
               <w:jc w:val="left"/>
             </w:pPr>
             <w:r>
-              <w:t xml:space="preserve">Occupations or professions of the person.</w:t>
+              <w:t xml:space="preserve">Métiers ou professions de la personne.</w:t>
             </w:r>
           </w:p>
         </w:tc>
@@ -2182,7 +2183,7 @@
               <w:jc w:val="left"/>
             </w:pPr>
             <w:r>
-              <w:t xml:space="preserve">Trainings or educations of the person. Guideline: generally only provide the highest qualification obtained.</w:t>
+              <w:t xml:space="preserve">Formations ou éducations de la personne. Directive : n’indiquer en principe que la qualification la plus élevée obtenue.</w:t>
             </w:r>
           </w:p>
         </w:tc>
@@ -2234,7 +2235,7 @@
               <w:jc w:val="left"/>
             </w:pPr>
             <w:r>
-              <w:t xml:space="preserve">Contact information (email, website, social media). Guideline: email is quasi-mandatory and should always be provided where available.</w:t>
+              <w:t xml:space="preserve">Informations de contact (e-mail, site web, réseaux sociaux). Directive : l’e-mail est quasi obligatoire et devrait toujours être fourni lorsqu’il est disponible.</w:t>
             </w:r>
           </w:p>
         </w:tc>
@@ -2286,7 +2287,7 @@
               <w:jc w:val="left"/>
             </w:pPr>
             <w:r>
-              <w:t xml:space="preserve">Link to the electoral district.</w:t>
+              <w:t xml:space="preserve">Lien vers la circonscription électorale.</w:t>
             </w:r>
           </w:p>
         </w:tc>
@@ -2338,7 +2339,7 @@
               <w:jc w:val="left"/>
             </w:pPr>
             <w:r>
-              <w:t xml:space="preserve">Collection of interest links.</w:t>
+              <w:t xml:space="preserve">Collection de liens d’intérêts.</w:t>
             </w:r>
           </w:p>
         </w:tc>
@@ -2390,13 +2391,13 @@
               <w:jc w:val="left"/>
             </w:pPr>
             <w:r>
-              <w:t xml:space="preserve">Local identifier. For example, a UUID from the council information system.</w:t>
-            </w:r>
-            <w:r>
-              <w:t xml:space="preserve"> </w:t>
-            </w:r>
-            <w:r>
-              <w:t xml:space="preserve">Inheritance:</w:t>
+              <w:t xml:space="preserve">Identifiant local. Par exemple, un UUID issu du système d’information du conseil.</w:t>
+            </w:r>
+            <w:r>
+              <w:t xml:space="preserve"> </w:t>
+            </w:r>
+            <w:r>
+              <w:t xml:space="preserve">Héritage :</w:t>
             </w:r>
             <w:r>
               <w:t xml:space="preserve"> </w:t>
@@ -2459,13 +2460,13 @@
               <w:jc w:val="left"/>
             </w:pPr>
             <w:r>
-              <w:t xml:space="preserve">A unique, globally valid URI for the entity.</w:t>
-            </w:r>
-            <w:r>
-              <w:t xml:space="preserve"> </w:t>
-            </w:r>
-            <w:r>
-              <w:t xml:space="preserve">Inheritance:</w:t>
+              <w:t xml:space="preserve">Une URI unique et globalement valide pour l’entité.</w:t>
+            </w:r>
+            <w:r>
+              <w:t xml:space="preserve"> </w:t>
+            </w:r>
+            <w:r>
+              <w:t xml:space="preserve">Héritage :</w:t>
             </w:r>
             <w:r>
               <w:t xml:space="preserve"> </w:t>
@@ -2528,13 +2529,13 @@
               <w:jc w:val="left"/>
             </w:pPr>
             <w:r>
-              <w:t xml:space="preserve">A URI that refers to a Wikidata entity, e.g. http://www.wikidata.org/entity/Q39 for Switzerland.</w:t>
-            </w:r>
-            <w:r>
-              <w:t xml:space="preserve"> </w:t>
-            </w:r>
-            <w:r>
-              <w:t xml:space="preserve">Inheritance:</w:t>
+              <w:t xml:space="preserve">Une URI qui renvoie à une entité Wikidata, par ex. http://www.wikidata.org/entity/Q39 pour la Suisse.</w:t>
+            </w:r>
+            <w:r>
+              <w:t xml:space="preserve"> </w:t>
+            </w:r>
+            <w:r>
+              <w:t xml:space="preserve">Héritage :</w:t>
             </w:r>
             <w:r>
               <w:t xml:space="preserve"> </w:t>
@@ -2597,13 +2598,13 @@
               <w:jc w:val="left"/>
             </w:pPr>
             <w:r>
-              <w:t xml:space="preserve">The date when an entity was created.</w:t>
-            </w:r>
-            <w:r>
-              <w:t xml:space="preserve"> </w:t>
-            </w:r>
-            <w:r>
-              <w:t xml:space="preserve">Inheritance:</w:t>
+              <w:t xml:space="preserve">La date à laquelle une entité a été créée.</w:t>
+            </w:r>
+            <w:r>
+              <w:t xml:space="preserve"> </w:t>
+            </w:r>
+            <w:r>
+              <w:t xml:space="preserve">Héritage :</w:t>
             </w:r>
             <w:r>
               <w:t xml:space="preserve"> </w:t>
@@ -2666,13 +2667,13 @@
               <w:jc w:val="left"/>
             </w:pPr>
             <w:r>
-              <w:t xml:space="preserve">The date and time when an entity was created.</w:t>
-            </w:r>
-            <w:r>
-              <w:t xml:space="preserve"> </w:t>
-            </w:r>
-            <w:r>
-              <w:t xml:space="preserve">Inheritance:</w:t>
+              <w:t xml:space="preserve">La date et l’heure auxquelles une entité a été créée.</w:t>
+            </w:r>
+            <w:r>
+              <w:t xml:space="preserve"> </w:t>
+            </w:r>
+            <w:r>
+              <w:t xml:space="preserve">Héritage :</w:t>
             </w:r>
             <w:r>
               <w:t xml:space="preserve"> </w:t>
@@ -2735,13 +2736,13 @@
               <w:jc w:val="left"/>
             </w:pPr>
             <w:r>
-              <w:t xml:space="preserve">The date when an entity was last modified.</w:t>
-            </w:r>
-            <w:r>
-              <w:t xml:space="preserve"> </w:t>
-            </w:r>
-            <w:r>
-              <w:t xml:space="preserve">Inheritance:</w:t>
+              <w:t xml:space="preserve">La date à laquelle une entité a été modifiée pour la dernière fois.</w:t>
+            </w:r>
+            <w:r>
+              <w:t xml:space="preserve"> </w:t>
+            </w:r>
+            <w:r>
+              <w:t xml:space="preserve">Héritage :</w:t>
             </w:r>
             <w:r>
               <w:t xml:space="preserve"> </w:t>
@@ -2804,13 +2805,13 @@
               <w:jc w:val="left"/>
             </w:pPr>
             <w:r>
-              <w:t xml:space="preserve">The date and time when an entity was last modified.</w:t>
-            </w:r>
-            <w:r>
-              <w:t xml:space="preserve"> </w:t>
-            </w:r>
-            <w:r>
-              <w:t xml:space="preserve">Inheritance:</w:t>
+              <w:t xml:space="preserve">La date et l’heure auxquelles une entité a été modifiée pour la dernière fois.</w:t>
+            </w:r>
+            <w:r>
+              <w:t xml:space="preserve"> </w:t>
+            </w:r>
+            <w:r>
+              <w:t xml:space="preserve">Héritage :</w:t>
             </w:r>
             <w:r>
               <w:t xml:space="preserve"> </w:t>
@@ -4085,7 +4086,7 @@
           <w:iCs/>
           <w:i/>
         </w:rPr>
-        <w:t xml:space="preserve">A name with a type (e.g., call name, official name), a value, and a temporal validity.</w:t>
+        <w:t xml:space="preserve">Un nom avec un type (p. ex. nom d’usage, nom officiel), une valeur et une validité temporelle.</w:t>
       </w:r>
     </w:p>
     <w:p>
@@ -4205,7 +4206,7 @@
               <w:jc w:val="left"/>
             </w:pPr>
             <w:r>
-              <w:t xml:space="preserve">Type of name according to eCH-0011 (personNameData).</w:t>
+              <w:t xml:space="preserve">Type de nom selon eCH-0011 (personNameData).</w:t>
             </w:r>
           </w:p>
         </w:tc>
@@ -4257,7 +4258,7 @@
               <w:jc w:val="left"/>
             </w:pPr>
             <w:r>
-              <w:t xml:space="preserve">The value of an information besides other attributes such as type, language, etc.</w:t>
+              <w:t xml:space="preserve">La valeur proprement dite d’une information, en plus d’autres attributs tels que le type, la langue, etc.</w:t>
             </w:r>
           </w:p>
         </w:tc>
@@ -4309,13 +4310,13 @@
               <w:jc w:val="left"/>
             </w:pPr>
             <w:r>
-              <w:t xml:space="preserve">The date from which the information is valid.</w:t>
-            </w:r>
-            <w:r>
-              <w:t xml:space="preserve"> </w:t>
-            </w:r>
-            <w:r>
-              <w:t xml:space="preserve">Inheritance:</w:t>
+              <w:t xml:space="preserve">La date à partir de laquelle l’information est valable.</w:t>
+            </w:r>
+            <w:r>
+              <w:t xml:space="preserve"> </w:t>
+            </w:r>
+            <w:r>
+              <w:t xml:space="preserve">Héritage :</w:t>
             </w:r>
             <w:r>
               <w:t xml:space="preserve"> </w:t>
@@ -4378,13 +4379,13 @@
               <w:jc w:val="left"/>
             </w:pPr>
             <w:r>
-              <w:t xml:space="preserve">The date until which the information is valid, inclusive.</w:t>
-            </w:r>
-            <w:r>
-              <w:t xml:space="preserve"> </w:t>
-            </w:r>
-            <w:r>
-              <w:t xml:space="preserve">Inheritance:</w:t>
+              <w:t xml:space="preserve">La date jusqu’à laquelle l’information est valable, incluse.</w:t>
+            </w:r>
+            <w:r>
+              <w:t xml:space="preserve"> </w:t>
+            </w:r>
+            <w:r>
+              <w:t xml:space="preserve">Héritage :</w:t>
             </w:r>
             <w:r>
               <w:t xml:space="preserve"> </w:t>
@@ -4447,13 +4448,13 @@
               <w:jc w:val="left"/>
             </w:pPr>
             <w:r>
-              <w:t xml:space="preserve">Indicates whether the information is currently valid. Can be useful when this information is explicitly available.</w:t>
-            </w:r>
-            <w:r>
-              <w:t xml:space="preserve"> </w:t>
-            </w:r>
-            <w:r>
-              <w:t xml:space="preserve">Inheritance:</w:t>
+              <w:t xml:space="preserve">Indique si l’information est actuellement valable. Peut être utile lorsque cette information est explicitement disponible.</w:t>
+            </w:r>
+            <w:r>
+              <w:t xml:space="preserve"> </w:t>
+            </w:r>
+            <w:r>
+              <w:t xml:space="preserve">Héritage :</w:t>
             </w:r>
             <w:r>
               <w:t xml:space="preserve"> </w:t>
@@ -4632,7 +4633,7 @@
           <w:iCs/>
           <w:i/>
         </w:rPr>
-        <w:t xml:space="preserve">Categories of name types according to eCH-0011 (personNameData) and https://dam-api.bfs.admin.ch/hub/api/dam/assets/24565576/master, URI according to I14Y identifier but as class and not as attribute. Descriptions and translations according to I14Y.</w:t>
+        <w:t xml:space="preserve">Catégories de types de noms selon eCH-0011 (personNameData) et https://dam-api.bfs.admin.ch/hub/api/dam/assets/24565576/master, URI selon l’identifiant I14Y mais en tant que classe et non en tant qu’attribut. Descriptions et traductions selon I14Y.</w:t>
       </w:r>
     </w:p>
     <w:p>
@@ -4732,43 +4733,7 @@
               <w:jc w:val="left"/>
             </w:pPr>
             <w:r>
-              <w:t xml:space="preserve">According to the official catalogue of characters (No. 211) for the harmonisation of registers: Name according to official documents. The official name corresponds to the name appearing in the Swiss civil register. For foreign nationals with no civil status events in Switzerland, the official name corresponds to the name appearing on the foreign passport or identity card (see</w:t>
-            </w:r>
-            <w:r>
-              <w:t xml:space="preserve"> </w:t>
-            </w:r>
-            <w:r>
-              <w:t xml:space="preserve">‘</w:t>
-            </w:r>
-            <w:r>
-              <w:t xml:space="preserve">Name according to foreign passport</w:t>
-            </w:r>
-            <w:r>
-              <w:t xml:space="preserve">’</w:t>
-            </w:r>
-            <w:r>
-              <w:t xml:space="preserve"> </w:t>
-            </w:r>
-            <w:r>
-              <w:t xml:space="preserve">or SEM guidelines on the determination and spelling of names of foreign nationals dated 1 January 2012. If no official documents exist, see also</w:t>
-            </w:r>
-            <w:r>
-              <w:t xml:space="preserve"> </w:t>
-            </w:r>
-            <w:r>
-              <w:t xml:space="preserve">‘</w:t>
-            </w:r>
-            <w:r>
-              <w:t xml:space="preserve">Name according to declaration</w:t>
-            </w:r>
-            <w:r>
-              <w:t xml:space="preserve">’</w:t>
-            </w:r>
-            <w:r>
-              <w:t xml:space="preserve"> </w:t>
-            </w:r>
-            <w:r>
-              <w:t xml:space="preserve">(e.g. in the case of asylum seekers). The official name may consist of one or more parts.</w:t>
+              <w:t xml:space="preserve">Selon le catalogue officiel des caractères (n° 211) pour l’harmonisation des registres : nom selon les documents officiels. Le nom officiel correspond au nom figurant dans le registre suisse de l’état civil. Pour les ressortissants étrangers n’ayant pas d’événement d’état civil en Suisse, le nom officiel correspond au nom figurant sur le passeport étranger ou la carte d’identité (voir « Nom selon le passeport étranger » ou les directives du SEM sur la détermination et l’orthographe des noms des ressortissants étrangers du 1er janvier 2012. En l’absence de documents officiels, voir également « Nom selon la déclaration » (p. ex. dans le cas de requérants d’asile). Le nom officiel peut se composer d’une ou de plusieurs parties.</w:t>
             </w:r>
           </w:p>
         </w:tc>
@@ -4821,7 +4786,7 @@
               <w:jc w:val="left"/>
             </w:pPr>
             <w:r>
-              <w:t xml:space="preserve">According to the official catalogue of characters (No. 212) for the harmonisation of registers: Name of filiation according to official documents, which corresponds to the person’s name before their first marriage or registered partnership. It may also be a maiden name acquired by decision to change one’s name (see Art. 24, para. 2 OEC, RS 211.112.2).</w:t>
+              <w:t xml:space="preserve">Selon le catalogue officiel des caractères (n° 212) pour l’harmonisation des registres : nom de filiation selon les documents officiels, qui correspond au nom porté par la personne avant son premier mariage ou son premier partenariat enregistré. Il peut également s’agir d’un nom de célibataire acquis par une décision de changement de nom (voir art. 24, al. 2 OEC, RS 211.112.2).</w:t>
             </w:r>
           </w:p>
         </w:tc>
@@ -4874,7 +4839,7 @@
               <w:jc w:val="left"/>
             </w:pPr>
             <w:r>
-              <w:t xml:space="preserve">According to the official catalogue of characters (No. 213) for the harmonisation of registers: The alliance name shows the connection between two people who are married or living in a registered partnership. An alliance name that has already been used may be retained after the dissolution of the marriage or partnership if the official name has not been changed upon dissolution. It is attached to the official name with a hyphen and is formed with the partner’s maiden name or the person’s own maiden name. Upon request, the alliance name may be entered in the passport or on the identity card.</w:t>
+              <w:t xml:space="preserve">Selon le catalogue officiel des caractères (n° 213) pour l’harmonisation des registres : le nom d’alliance montre le lien entre deux personnes mariées ou vivant en partenariat enregistré. Un nom d’alliance déjà utilisé peut être conservé après la dissolution du mariage ou du partenariat si le nom officiel n’a pas été modifié lors de la dissolution. Il est rattaché au nom officiel par un trait d’union et est formé avec le nom de célibataire du partenaire ou son propre nom de célibataire. Sur demande, le nom d’alliance peut être inscrit dans le passeport ou sur la carte d’identité.</w:t>
             </w:r>
           </w:p>
         </w:tc>
@@ -4927,7 +4892,7 @@
               <w:jc w:val="left"/>
             </w:pPr>
             <w:r>
-              <w:t xml:space="preserve">According to the official catalogue of characters (No. 214) for the harmonisation of registers: For persons of foreign nationality. This name corresponds to the entry marked in the machine-readable zone of the passport. If this zone includes abbreviated surnames or first names, these must, as far as possible, be recorded in full, according to the entry in the passport.</w:t>
+              <w:t xml:space="preserve">Selon le catalogue officiel des caractères (n° 214) pour l’harmonisation des registres : pour les personnes de nationalité étrangère. Ce nom correspond à l’entrée figurant dans la zone lisible par machine du passeport. Si cette zone comporte des noms de famille ou des prénoms abrégés, ceux-ci doivent, dans la mesure du possible, être enregistrés dans leur intégralité, conformément à l’entrée figurant dans le passeport.</w:t>
             </w:r>
           </w:p>
         </w:tc>
@@ -4980,7 +4945,7 @@
               <w:jc w:val="left"/>
             </w:pPr>
             <w:r>
-              <w:t xml:space="preserve">According to the official character catalogue (No. 215) for the harmonisation of registers: Name (e.g. stage name, religious name) which, on the basis of an accepted application, may be used by the person. The alias name may consist of one or more parts (e.g. also the alias first name and alias surname).</w:t>
+              <w:t xml:space="preserve">Selon le catalogue officiel des caractères (n° 215) pour l’harmonisation des registres : nom (p. ex. nom de scène, nom religieux) qui, sur la base d’une demande acceptée, peut être porté par la personne. Le nom d’alias peut se composer d’une ou de plusieurs parties (p. ex. également le prénom d’alias et le nom de famille d’alias).</w:t>
             </w:r>
           </w:p>
         </w:tc>
@@ -5033,7 +4998,7 @@
               <w:jc w:val="left"/>
             </w:pPr>
             <w:r>
-              <w:t xml:space="preserve">According to the official catalogue of characters (No. 216) for the harmonisation of registers: Other official names according to Swiss civil status documents (Art. 24, para. 3 OEC) or according to foreign documents, which are neither surnames nor first names.</w:t>
+              <w:t xml:space="preserve">Selon le catalogue officiel des caractères (n° 216) pour l’harmonisation des registres : autres noms officiels selon les documents d’état civil suisses (art. 24, al. 3 OEC) ou selon des documents étrangers, qui ne sont ni des noms de famille ni des prénoms.</w:t>
             </w:r>
           </w:p>
         </w:tc>
@@ -5086,7 +5051,7 @@
               <w:jc w:val="left"/>
             </w:pPr>
             <w:r>
-              <w:t xml:space="preserve">According to the official catalogue of characters (No. 217) for the harmonisation of registers: For foreign nationals who do not have official documents (mainly in the field of asylum).</w:t>
+              <w:t xml:space="preserve">Selon le catalogue officiel des caractères (n° 217) pour l’harmonisation des registres : pour les ressortissants étrangers qui ne disposent pas de documents officiels (principalement dans le domaine de l’asile).</w:t>
             </w:r>
           </w:p>
         </w:tc>
@@ -5139,7 +5104,7 @@
               <w:jc w:val="left"/>
             </w:pPr>
             <w:r>
-              <w:t xml:space="preserve">First names taken from the birth certificate, the civil registry (Infostar) in the order in which they appear, or taken from foreign identity documents.</w:t>
+              <w:t xml:space="preserve">Prénoms tirés de l’acte de naissance, du registre de l’état civil (Infostar) dans l’ordre dans lequel ils apparaissent, ou tirés de documents d’identité étrangers.</w:t>
             </w:r>
           </w:p>
         </w:tc>
@@ -5192,22 +5157,7 @@
               <w:jc w:val="left"/>
             </w:pPr>
             <w:r>
-              <w:t xml:space="preserve">A person has the right to choose a common first name from the list of their official first names. The common first name may consist of one or more first names (from those listed under</w:t>
-            </w:r>
-            <w:r>
-              <w:t xml:space="preserve"> </w:t>
-            </w:r>
-            <w:r>
-              <w:t xml:space="preserve">‘</w:t>
-            </w:r>
-            <w:r>
-              <w:t xml:space="preserve">official first names</w:t>
-            </w:r>
-            <w:r>
-              <w:t xml:space="preserve">’</w:t>
-            </w:r>
-            <w:r>
-              <w:t xml:space="preserve">).</w:t>
+              <w:t xml:space="preserve">Une personne a le droit de choisir un prénom usuel dans la liste de ses prénoms officiels. Le prénom usuel peut se composer d’un ou de plusieurs prénoms (parmi ceux figurant sous « prénoms officiels »).</w:t>
             </w:r>
           </w:p>
         </w:tc>
@@ -5260,7 +5210,7 @@
               <w:jc w:val="left"/>
             </w:pPr>
             <w:r>
-              <w:t xml:space="preserve">For persons of foreign nationality. To be used in combination with the name as it appears on the foreign passport.</w:t>
+              <w:t xml:space="preserve">Pour les personnes de nationalité étrangère. À utiliser en combinaison avec le nom tel qu’il figure sur le passeport étranger.</w:t>
             </w:r>
           </w:p>
         </w:tc>
@@ -5313,7 +5263,7 @@
               <w:jc w:val="left"/>
             </w:pPr>
             <w:r>
-              <w:t xml:space="preserve">For persons of foreign nationality who do not have official documents (mainly in the field of asylum). To be used in combination with the defined Name according to declaration.</w:t>
+              <w:t xml:space="preserve">Pour les personnes de nationalité étrangère qui ne disposent pas de documents officiels (principalement dans le domaine de l’asile). À utiliser en combinaison avec le nom défini selon la déclaration.</w:t>
             </w:r>
           </w:p>
         </w:tc>
@@ -5366,7 +5316,7 @@
           <w:iCs/>
           <w:i/>
         </w:rPr>
-        <w:t xml:space="preserve">Language proficiency of a person indicating the language and whether it is the preferred language or native language.</w:t>
+        <w:t xml:space="preserve">Compétences linguistiques d’une personne indiquant la langue et le fait qu’il s’agisse ou non de la langue préférée ou de la langue maternelle.</w:t>
       </w:r>
     </w:p>
     <w:p>
@@ -5486,64 +5436,7 @@
               <w:jc w:val="left"/>
             </w:pPr>
             <w:r>
-              <w:t xml:space="preserve">Language code in ISO 639-1 format (two lowercase letters, e.g. </w:t>
-            </w:r>
-            <w:r>
-              <w:t xml:space="preserve">“</w:t>
-            </w:r>
-            <w:r>
-              <w:t xml:space="preserve">de</w:t>
-            </w:r>
-            <w:r>
-              <w:t xml:space="preserve">”</w:t>
-            </w:r>
-            <w:r>
-              <w:t xml:space="preserve">,</w:t>
-            </w:r>
-            <w:r>
-              <w:t xml:space="preserve"> </w:t>
-            </w:r>
-            <w:r>
-              <w:t xml:space="preserve">“</w:t>
-            </w:r>
-            <w:r>
-              <w:t xml:space="preserve">fr</w:t>
-            </w:r>
-            <w:r>
-              <w:t xml:space="preserve">”</w:t>
-            </w:r>
-            <w:r>
-              <w:t xml:space="preserve">,</w:t>
-            </w:r>
-            <w:r>
-              <w:t xml:space="preserve"> </w:t>
-            </w:r>
-            <w:r>
-              <w:t xml:space="preserve">“</w:t>
-            </w:r>
-            <w:r>
-              <w:t xml:space="preserve">it</w:t>
-            </w:r>
-            <w:r>
-              <w:t xml:space="preserve">”</w:t>
-            </w:r>
-            <w:r>
-              <w:t xml:space="preserve">,</w:t>
-            </w:r>
-            <w:r>
-              <w:t xml:space="preserve"> </w:t>
-            </w:r>
-            <w:r>
-              <w:t xml:space="preserve">“</w:t>
-            </w:r>
-            <w:r>
-              <w:t xml:space="preserve">en</w:t>
-            </w:r>
-            <w:r>
-              <w:t xml:space="preserve">”</w:t>
-            </w:r>
-            <w:r>
-              <w:t xml:space="preserve">).</w:t>
+              <w:t xml:space="preserve">Code de langue au format ISO 639-1 (deux lettres minuscules, par ex. « de », « fr », « it », « en »).</w:t>
             </w:r>
           </w:p>
         </w:tc>
@@ -5595,7 +5488,7 @@
               <w:jc w:val="left"/>
             </w:pPr>
             <w:r>
-              <w:t xml:space="preserve">Indicates if this is the preferred language.</w:t>
+              <w:t xml:space="preserve">Indique s’il s’agit de la langue préférée.</w:t>
             </w:r>
           </w:p>
         </w:tc>
@@ -5647,7 +5540,7 @@
               <w:jc w:val="left"/>
             </w:pPr>
             <w:r>
-              <w:t xml:space="preserve">Indicates if this is the native language.</w:t>
+              <w:t xml:space="preserve">Indique s’il s’agit de la langue maternelle.</w:t>
             </w:r>
           </w:p>
         </w:tc>
@@ -5815,7 +5708,7 @@
           <w:iCs/>
           <w:i/>
         </w:rPr>
-        <w:t xml:space="preserve">Citizenship (also used for Nationality) of a person indicating the country and temporal validity. If there is no</w:t>
+        <w:t xml:space="preserve">Nationalité (également utilisée pour la citoyenneté) d’une personne indiquant le pays et la validité temporelle. Si aucun</w:t>
       </w:r>
       <w:r>
         <w:rPr>
@@ -5844,7 +5737,7 @@
           <w:iCs/>
           <w:i/>
         </w:rPr>
-        <w:t xml:space="preserve">provided, the information is not known. If it is known that the citizenship is valid from birth, the birthdate is to be repeated here. If there is no</w:t>
+        <w:t xml:space="preserve">n’est fourni, cette information n’est pas connue. S’il est établi que la nationalité est valable depuis la naissance, la date de naissance doit être répétée ici. En l’absence de</w:t>
       </w:r>
       <w:r>
         <w:rPr>
@@ -5866,7 +5759,7 @@
           <w:iCs/>
           <w:i/>
         </w:rPr>
-        <w:t xml:space="preserve">, the citizenship is still active.</w:t>
+        <w:t xml:space="preserve">, la nationalité est toujours en vigueur.</w:t>
       </w:r>
     </w:p>
     <w:p>
@@ -5986,7 +5879,7 @@
               <w:jc w:val="left"/>
             </w:pPr>
             <w:r>
-              <w:t xml:space="preserve">ISO 3166-1 alpha-2 country code.</w:t>
+              <w:t xml:space="preserve">Code de pays ISO 3166-1 alpha-2.</w:t>
             </w:r>
           </w:p>
         </w:tc>
@@ -6038,13 +5931,13 @@
               <w:jc w:val="left"/>
             </w:pPr>
             <w:r>
-              <w:t xml:space="preserve">The date from which the information is valid.</w:t>
-            </w:r>
-            <w:r>
-              <w:t xml:space="preserve"> </w:t>
-            </w:r>
-            <w:r>
-              <w:t xml:space="preserve">Inheritance:</w:t>
+              <w:t xml:space="preserve">La date à partir de laquelle l’information est valable.</w:t>
+            </w:r>
+            <w:r>
+              <w:t xml:space="preserve"> </w:t>
+            </w:r>
+            <w:r>
+              <w:t xml:space="preserve">Héritage :</w:t>
             </w:r>
             <w:r>
               <w:t xml:space="preserve"> </w:t>
@@ -6107,13 +6000,13 @@
               <w:jc w:val="left"/>
             </w:pPr>
             <w:r>
-              <w:t xml:space="preserve">The date until which the information is valid, inclusive.</w:t>
-            </w:r>
-            <w:r>
-              <w:t xml:space="preserve"> </w:t>
-            </w:r>
-            <w:r>
-              <w:t xml:space="preserve">Inheritance:</w:t>
+              <w:t xml:space="preserve">La date jusqu’à laquelle l’information est valable, incluse.</w:t>
+            </w:r>
+            <w:r>
+              <w:t xml:space="preserve"> </w:t>
+            </w:r>
+            <w:r>
+              <w:t xml:space="preserve">Héritage :</w:t>
             </w:r>
             <w:r>
               <w:t xml:space="preserve"> </w:t>
@@ -6176,13 +6069,13 @@
               <w:jc w:val="left"/>
             </w:pPr>
             <w:r>
-              <w:t xml:space="preserve">Indicates whether the information is currently valid. Can be useful when this information is explicitly available.</w:t>
-            </w:r>
-            <w:r>
-              <w:t xml:space="preserve"> </w:t>
-            </w:r>
-            <w:r>
-              <w:t xml:space="preserve">Inheritance:</w:t>
+              <w:t xml:space="preserve">Indique si l’information est actuellement valable. Peut être utile lorsque cette information est explicitement disponible.</w:t>
+            </w:r>
+            <w:r>
+              <w:t xml:space="preserve"> </w:t>
+            </w:r>
+            <w:r>
+              <w:t xml:space="preserve">Héritage :</w:t>
             </w:r>
             <w:r>
               <w:t xml:space="preserve"> </w:t>
@@ -6361,7 +6254,7 @@
           <w:iCs/>
           <w:i/>
         </w:rPr>
-        <w:t xml:space="preserve">Gender of a person indicating a gender code and temporal validity.</w:t>
+        <w:t xml:space="preserve">Sexe d’une personne indiquant un code de sexe et la validité temporelle.</w:t>
       </w:r>
     </w:p>
     <w:p>
@@ -6481,7 +6374,7 @@
               <w:jc w:val="left"/>
             </w:pPr>
             <w:r>
-              <w:t xml:space="preserve">Gender code. Recommended values: male, female, diverse.</w:t>
+              <w:t xml:space="preserve">Code de sexe. Valeurs recommandées : male, female, diverse.</w:t>
             </w:r>
           </w:p>
         </w:tc>
@@ -6533,7 +6426,7 @@
               <w:jc w:val="left"/>
             </w:pPr>
             <w:r>
-              <w:t xml:space="preserve">Assign a label to a structured piece of information (e.g., display name, position, etc.).</w:t>
+              <w:t xml:space="preserve">Attribuer un label à une information structurée (par ex. nom d’affichage, poste, etc.).</w:t>
             </w:r>
           </w:p>
         </w:tc>
@@ -6585,7 +6478,7 @@
               <w:jc w:val="left"/>
             </w:pPr>
             <w:r>
-              <w:t xml:space="preserve">Pronouns used by the person.</w:t>
+              <w:t xml:space="preserve">Pronoms utilisés par la personne.</w:t>
             </w:r>
           </w:p>
         </w:tc>
@@ -6637,13 +6530,13 @@
               <w:jc w:val="left"/>
             </w:pPr>
             <w:r>
-              <w:t xml:space="preserve">The date from which the information is valid.</w:t>
-            </w:r>
-            <w:r>
-              <w:t xml:space="preserve"> </w:t>
-            </w:r>
-            <w:r>
-              <w:t xml:space="preserve">Inheritance:</w:t>
+              <w:t xml:space="preserve">La date à partir de laquelle l’information est valable.</w:t>
+            </w:r>
+            <w:r>
+              <w:t xml:space="preserve"> </w:t>
+            </w:r>
+            <w:r>
+              <w:t xml:space="preserve">Héritage :</w:t>
             </w:r>
             <w:r>
               <w:t xml:space="preserve"> </w:t>
@@ -6706,13 +6599,13 @@
               <w:jc w:val="left"/>
             </w:pPr>
             <w:r>
-              <w:t xml:space="preserve">The date until which the information is valid, inclusive.</w:t>
-            </w:r>
-            <w:r>
-              <w:t xml:space="preserve"> </w:t>
-            </w:r>
-            <w:r>
-              <w:t xml:space="preserve">Inheritance:</w:t>
+              <w:t xml:space="preserve">La date jusqu’à laquelle l’information est valable, incluse.</w:t>
+            </w:r>
+            <w:r>
+              <w:t xml:space="preserve"> </w:t>
+            </w:r>
+            <w:r>
+              <w:t xml:space="preserve">Héritage :</w:t>
             </w:r>
             <w:r>
               <w:t xml:space="preserve"> </w:t>
@@ -6775,13 +6668,13 @@
               <w:jc w:val="left"/>
             </w:pPr>
             <w:r>
-              <w:t xml:space="preserve">Indicates whether the information is currently valid. Can be useful when this information is explicitly available.</w:t>
-            </w:r>
-            <w:r>
-              <w:t xml:space="preserve"> </w:t>
-            </w:r>
-            <w:r>
-              <w:t xml:space="preserve">Inheritance:</w:t>
+              <w:t xml:space="preserve">Indique si l’information est actuellement valable. Peut être utile lorsque cette information est explicitement disponible.</w:t>
+            </w:r>
+            <w:r>
+              <w:t xml:space="preserve"> </w:t>
+            </w:r>
+            <w:r>
+              <w:t xml:space="preserve">Héritage :</w:t>
             </w:r>
             <w:r>
               <w:t xml:space="preserve"> </w:t>
@@ -6960,7 +6853,7 @@
           <w:iCs/>
           <w:i/>
         </w:rPr>
-        <w:t xml:space="preserve">Gender codes for persons. If the gender is not known, no gender entry shall be added. The</w:t>
+        <w:t xml:space="preserve">Codes de sexe pour les personnes. Si le sexe n’est pas connu, aucune entrée de sexe ne doit être ajoutée. Le code</w:t>
       </w:r>
       <w:r>
         <w:rPr>
@@ -6989,7 +6882,7 @@
           <w:iCs/>
           <w:i/>
         </w:rPr>
-        <w:t xml:space="preserve">code shall be used together with a label to provide further details about the self-identified gender.</w:t>
+        <w:t xml:space="preserve">doit être utilisé avec un libellé afin de fournir de plus amples détails sur le sexe auto-déclaré.</w:t>
       </w:r>
     </w:p>
     <w:p>
@@ -7089,7 +6982,7 @@
               <w:jc w:val="left"/>
             </w:pPr>
             <w:r>
-              <w:t xml:space="preserve">Male.</w:t>
+              <w:t xml:space="preserve">Masculin.</w:t>
             </w:r>
           </w:p>
         </w:tc>
@@ -7133,7 +7026,7 @@
               <w:jc w:val="left"/>
             </w:pPr>
             <w:r>
-              <w:t xml:space="preserve">Female.</w:t>
+              <w:t xml:space="preserve">Féminin.</w:t>
             </w:r>
           </w:p>
         </w:tc>
@@ -7177,7 +7070,7 @@
               <w:jc w:val="left"/>
             </w:pPr>
             <w:r>
-              <w:t xml:space="preserve">Diverse / non-binary.</w:t>
+              <w:t xml:space="preserve">Divers / non binaire.</w:t>
             </w:r>
           </w:p>
         </w:tc>
@@ -7221,7 +7114,7 @@
           <w:iCs/>
           <w:i/>
         </w:rPr>
-        <w:t xml:space="preserve">Occupation or profession of a person indicating a label, an ISCO-19 code, whether the position is paid, and temporal validity.</w:t>
+        <w:t xml:space="preserve">Métier ou profession d’une personne indiquant un libellé, un code ISCO-19, si le poste est rémunéré, ainsi que la validité temporelle.</w:t>
       </w:r>
     </w:p>
     <w:p>
@@ -7341,7 +7234,7 @@
               <w:jc w:val="left"/>
             </w:pPr>
             <w:r>
-              <w:t xml:space="preserve">Indicates if the position is paid.</w:t>
+              <w:t xml:space="preserve">Indique si le poste est rémunéré.</w:t>
             </w:r>
           </w:p>
         </w:tc>
@@ -7393,7 +7286,7 @@
               <w:jc w:val="left"/>
             </w:pPr>
             <w:r>
-              <w:t xml:space="preserve">ISCO-19 code of the occupation.</w:t>
+              <w:t xml:space="preserve">Code ISCO-19 du métier.</w:t>
             </w:r>
           </w:p>
         </w:tc>
@@ -7445,7 +7338,7 @@
               <w:jc w:val="left"/>
             </w:pPr>
             <w:r>
-              <w:t xml:space="preserve">Assign a label to a structured piece of information (e.g., display name, position, etc.).</w:t>
+              <w:t xml:space="preserve">Attribuer un label à une information structurée (par ex. nom d’affichage, poste, etc.).</w:t>
             </w:r>
           </w:p>
         </w:tc>
@@ -7497,7 +7390,7 @@
               <w:jc w:val="left"/>
             </w:pPr>
             <w:r>
-              <w:t xml:space="preserve">UID of the organization (eCH-0097 format: CHE-XXX.XXX.XXX) from the federal UID register (uid.admin.ch).</w:t>
+              <w:t xml:space="preserve">IDE de l’organisation (format eCH-0097 : CHE-XXX.XXX.XXX) issu du registre fédéral IDE (uid.admin.ch).</w:t>
             </w:r>
           </w:p>
         </w:tc>
@@ -7549,7 +7442,7 @@
               <w:jc w:val="left"/>
             </w:pPr>
             <w:r>
-              <w:t xml:space="preserve">Name of the organization or enterprise.</w:t>
+              <w:t xml:space="preserve">Nom de l’organisation ou de l’entreprise.</w:t>
             </w:r>
           </w:p>
         </w:tc>
@@ -7601,13 +7494,13 @@
               <w:jc w:val="left"/>
             </w:pPr>
             <w:r>
-              <w:t xml:space="preserve">The date from which the information is valid.</w:t>
-            </w:r>
-            <w:r>
-              <w:t xml:space="preserve"> </w:t>
-            </w:r>
-            <w:r>
-              <w:t xml:space="preserve">Inheritance:</w:t>
+              <w:t xml:space="preserve">La date à partir de laquelle l’information est valable.</w:t>
+            </w:r>
+            <w:r>
+              <w:t xml:space="preserve"> </w:t>
+            </w:r>
+            <w:r>
+              <w:t xml:space="preserve">Héritage :</w:t>
             </w:r>
             <w:r>
               <w:t xml:space="preserve"> </w:t>
@@ -7670,13 +7563,13 @@
               <w:jc w:val="left"/>
             </w:pPr>
             <w:r>
-              <w:t xml:space="preserve">The date until which the information is valid, inclusive.</w:t>
-            </w:r>
-            <w:r>
-              <w:t xml:space="preserve"> </w:t>
-            </w:r>
-            <w:r>
-              <w:t xml:space="preserve">Inheritance:</w:t>
+              <w:t xml:space="preserve">La date jusqu’à laquelle l’information est valable, incluse.</w:t>
+            </w:r>
+            <w:r>
+              <w:t xml:space="preserve"> </w:t>
+            </w:r>
+            <w:r>
+              <w:t xml:space="preserve">Héritage :</w:t>
             </w:r>
             <w:r>
               <w:t xml:space="preserve"> </w:t>
@@ -7739,13 +7632,13 @@
               <w:jc w:val="left"/>
             </w:pPr>
             <w:r>
-              <w:t xml:space="preserve">Indicates whether the information is currently valid. Can be useful when this information is explicitly available.</w:t>
-            </w:r>
-            <w:r>
-              <w:t xml:space="preserve"> </w:t>
-            </w:r>
-            <w:r>
-              <w:t xml:space="preserve">Inheritance:</w:t>
+              <w:t xml:space="preserve">Indique si l’information est actuellement valable. Peut être utile lorsque cette information est explicitement disponible.</w:t>
+            </w:r>
+            <w:r>
+              <w:t xml:space="preserve"> </w:t>
+            </w:r>
+            <w:r>
+              <w:t xml:space="preserve">Héritage :</w:t>
             </w:r>
             <w:r>
               <w:t xml:space="preserve"> </w:t>
@@ -8015,7 +7908,7 @@
           <w:iCs/>
           <w:i/>
         </w:rPr>
-        <w:t xml:space="preserve">Training or education of a person indicating a type (e.g., school diploma, university degree, military service), a label, an ISCO-19 code, and temporal validity.</w:t>
+        <w:t xml:space="preserve">Formation ou éducation d’une personne indiquant un type (p. ex. diplôme scolaire, diplôme universitaire, service militaire), un libellé, un code ISCO-19 et la validité temporelle.</w:t>
       </w:r>
     </w:p>
     <w:p>
@@ -8135,7 +8028,7 @@
               <w:jc w:val="left"/>
             </w:pPr>
             <w:r>
-              <w:t xml:space="preserve">Type of training or education.</w:t>
+              <w:t xml:space="preserve">Type de formation ou d’éducation.</w:t>
             </w:r>
           </w:p>
         </w:tc>
@@ -8187,7 +8080,7 @@
               <w:jc w:val="left"/>
             </w:pPr>
             <w:r>
-              <w:t xml:space="preserve">ISCO-19 code of the training or education.</w:t>
+              <w:t xml:space="preserve">Code ISCO-19 de la formation ou de l’éducation.</w:t>
             </w:r>
           </w:p>
         </w:tc>
@@ -8239,7 +8132,7 @@
               <w:jc w:val="left"/>
             </w:pPr>
             <w:r>
-              <w:t xml:space="preserve">The value of an information besides other attributes such as type, language, etc.</w:t>
+              <w:t xml:space="preserve">La valeur proprement dite d’une information, en plus d’autres attributs tels que le type, la langue, etc.</w:t>
             </w:r>
           </w:p>
         </w:tc>
@@ -8291,13 +8184,13 @@
               <w:jc w:val="left"/>
             </w:pPr>
             <w:r>
-              <w:t xml:space="preserve">The date from which the information is valid.</w:t>
-            </w:r>
-            <w:r>
-              <w:t xml:space="preserve"> </w:t>
-            </w:r>
-            <w:r>
-              <w:t xml:space="preserve">Inheritance:</w:t>
+              <w:t xml:space="preserve">La date à partir de laquelle l’information est valable.</w:t>
+            </w:r>
+            <w:r>
+              <w:t xml:space="preserve"> </w:t>
+            </w:r>
+            <w:r>
+              <w:t xml:space="preserve">Héritage :</w:t>
             </w:r>
             <w:r>
               <w:t xml:space="preserve"> </w:t>
@@ -8360,13 +8253,13 @@
               <w:jc w:val="left"/>
             </w:pPr>
             <w:r>
-              <w:t xml:space="preserve">The date until which the information is valid, inclusive.</w:t>
-            </w:r>
-            <w:r>
-              <w:t xml:space="preserve"> </w:t>
-            </w:r>
-            <w:r>
-              <w:t xml:space="preserve">Inheritance:</w:t>
+              <w:t xml:space="preserve">La date jusqu’à laquelle l’information est valable, incluse.</w:t>
+            </w:r>
+            <w:r>
+              <w:t xml:space="preserve"> </w:t>
+            </w:r>
+            <w:r>
+              <w:t xml:space="preserve">Héritage :</w:t>
             </w:r>
             <w:r>
               <w:t xml:space="preserve"> </w:t>
@@ -8429,13 +8322,13 @@
               <w:jc w:val="left"/>
             </w:pPr>
             <w:r>
-              <w:t xml:space="preserve">Indicates whether the information is currently valid. Can be useful when this information is explicitly available.</w:t>
-            </w:r>
-            <w:r>
-              <w:t xml:space="preserve"> </w:t>
-            </w:r>
-            <w:r>
-              <w:t xml:space="preserve">Inheritance:</w:t>
+              <w:t xml:space="preserve">Indique si l’information est actuellement valable. Peut être utile lorsque cette information est explicitement disponible.</w:t>
+            </w:r>
+            <w:r>
+              <w:t xml:space="preserve"> </w:t>
+            </w:r>
+            <w:r>
+              <w:t xml:space="preserve">Héritage :</w:t>
             </w:r>
             <w:r>
               <w:t xml:space="preserve"> </w:t>
@@ -8614,7 +8507,7 @@
           <w:iCs/>
           <w:i/>
         </w:rPr>
-        <w:t xml:space="preserve">Types of training or education based on the Swiss BFS LEVEL_EDUC codelist.</w:t>
+        <w:t xml:space="preserve">Types de formation ou d’éducation basés sur la liste de codes suisse LEVEL_EDUC de l’OFS.</w:t>
       </w:r>
     </w:p>
     <w:p>
@@ -10996,7 +10889,7 @@
           <w:iCs/>
           <w:i/>
         </w:rPr>
-        <w:t xml:space="preserve">Electoral district or region where a person is politically active; with temporal validity.</w:t>
+        <w:t xml:space="preserve">Circonscription ou région électorale dans laquelle une personne est politiquement active ; avec validité temporelle.</w:t>
       </w:r>
     </w:p>
     <w:p>
@@ -11116,7 +11009,7 @@
               <w:jc w:val="left"/>
             </w:pPr>
             <w:r>
-              <w:t xml:space="preserve">Electoral district or region.</w:t>
+              <w:t xml:space="preserve">Circonscription ou région électorale.</w:t>
             </w:r>
           </w:p>
         </w:tc>
@@ -11168,13 +11061,13 @@
               <w:jc w:val="left"/>
             </w:pPr>
             <w:r>
-              <w:t xml:space="preserve">The date from which the information is valid.</w:t>
-            </w:r>
-            <w:r>
-              <w:t xml:space="preserve"> </w:t>
-            </w:r>
-            <w:r>
-              <w:t xml:space="preserve">Inheritance:</w:t>
+              <w:t xml:space="preserve">La date à partir de laquelle l’information est valable.</w:t>
+            </w:r>
+            <w:r>
+              <w:t xml:space="preserve"> </w:t>
+            </w:r>
+            <w:r>
+              <w:t xml:space="preserve">Héritage :</w:t>
             </w:r>
             <w:r>
               <w:t xml:space="preserve"> </w:t>
@@ -11237,13 +11130,13 @@
               <w:jc w:val="left"/>
             </w:pPr>
             <w:r>
-              <w:t xml:space="preserve">The date until which the information is valid, inclusive.</w:t>
-            </w:r>
-            <w:r>
-              <w:t xml:space="preserve"> </w:t>
-            </w:r>
-            <w:r>
-              <w:t xml:space="preserve">Inheritance:</w:t>
+              <w:t xml:space="preserve">La date jusqu’à laquelle l’information est valable, incluse.</w:t>
+            </w:r>
+            <w:r>
+              <w:t xml:space="preserve"> </w:t>
+            </w:r>
+            <w:r>
+              <w:t xml:space="preserve">Héritage :</w:t>
             </w:r>
             <w:r>
               <w:t xml:space="preserve"> </w:t>
@@ -11306,13 +11199,13 @@
               <w:jc w:val="left"/>
             </w:pPr>
             <w:r>
-              <w:t xml:space="preserve">Indicates whether the information is currently valid. Can be useful when this information is explicitly available.</w:t>
-            </w:r>
-            <w:r>
-              <w:t xml:space="preserve"> </w:t>
-            </w:r>
-            <w:r>
-              <w:t xml:space="preserve">Inheritance:</w:t>
+              <w:t xml:space="preserve">Indique si l’information est actuellement valable. Peut être utile lorsque cette information est explicitement disponible.</w:t>
+            </w:r>
+            <w:r>
+              <w:t xml:space="preserve"> </w:t>
+            </w:r>
+            <w:r>
+              <w:t xml:space="preserve">Héritage :</w:t>
             </w:r>
             <w:r>
               <w:t xml:space="preserve"> </w:t>
@@ -11543,13 +11436,13 @@
     </w:p>
     <w:bookmarkEnd w:id="118"/>
     <w:bookmarkEnd w:id="119"/>
-    <w:bookmarkStart w:id="150" w:name="gruppen-und-organe-groups"/>
+    <w:bookmarkStart w:id="150" w:name="groupes-et-organes-groups"/>
     <w:p>
       <w:pPr>
         <w:pStyle w:val="berschrift1"/>
       </w:pPr>
       <w:r>
-        <w:t xml:space="preserve">Gruppen und Organe (Groups)</w:t>
+        <w:t xml:space="preserve">Groupes et organes (Groups)</w:t>
       </w:r>
     </w:p>
     <w:p>
@@ -11557,7 +11450,7 @@
         <w:pStyle w:val="FirstParagraph"/>
       </w:pPr>
       <w:r>
-        <w:t xml:space="preserve">Das Group-Schema bildet politische Gruppen, Organisationen und Körperschaften ab.</w:t>
+        <w:t xml:space="preserve">Le schéma Group représente les groupes, organisations et corporations politiques.</w:t>
       </w:r>
     </w:p>
     <w:p>
@@ -11573,13 +11466,13 @@
           <w:bCs/>
           <w:b/>
         </w:rPr>
-        <w:t xml:space="preserve">Ein generisches Modell statt vieler Spezialklassen:</w:t>
+        <w:t xml:space="preserve">Un modèle générique plutôt que de nombreuses classes spécialisées :</w:t>
       </w:r>
       <w:r>
         <w:t xml:space="preserve"> </w:t>
       </w:r>
       <w:r>
-        <w:t xml:space="preserve">Parlamente, Parteien, Fraktionen, Kommissionen, Departemente, Gerichte und zivilgesellschaftliche Organisationen werden alle als</w:t>
+        <w:t xml:space="preserve">les parlements, partis, groupes parlementaires, commissions, départements, tribunaux et organisations de la société civile sont tous représentés par</w:t>
       </w:r>
       <w:r>
         <w:t xml:space="preserve"> </w:t>
@@ -11589,13 +11482,13 @@
           <w:iCs/>
           <w:i/>
         </w:rPr>
-        <w:t xml:space="preserve">eine</w:t>
+        <w:t xml:space="preserve">une seule</w:t>
       </w:r>
       <w:r>
         <w:t xml:space="preserve"> </w:t>
       </w:r>
       <w:r>
-        <w:t xml:space="preserve">Klasse</w:t>
+        <w:t xml:space="preserve">classe</w:t>
       </w:r>
       <w:r>
         <w:t xml:space="preserve"> </w:t>
@@ -11610,7 +11503,7 @@
         <w:t xml:space="preserve"> </w:t>
       </w:r>
       <w:r>
-        <w:t xml:space="preserve">abgebildet und über</w:t>
+        <w:t xml:space="preserve">et différenciés au moyen de</w:t>
       </w:r>
       <w:r>
         <w:t xml:space="preserve"> </w:t>
@@ -11622,10 +11515,7 @@
         <w:t xml:space="preserve">group_type</w:t>
       </w:r>
       <w:r>
-        <w:t xml:space="preserve"> </w:t>
-      </w:r>
-      <w:r>
-        <w:t xml:space="preserve">unterschieden. Das hält das Modell einfach und ohne Schemaänderung erweiterbar – Legislative, Exekutive, Judikative und Zivilgesellschaft sind damit gleichermassen abbildbar.</w:t>
+        <w:t xml:space="preserve">. Cela maintient le modèle simple et extensible sans modification du schéma – le législatif, l’exécutif, le judiciaire et la société civile peuvent ainsi être représentés de manière équivalente.</w:t>
       </w:r>
     </w:p>
     <w:p>
@@ -11641,7 +11531,7 @@
           <w:bCs/>
           <w:b/>
         </w:rPr>
-        <w:t xml:space="preserve">Gruppen und Sub-Gruppen über</w:t>
+        <w:t xml:space="preserve">Groupes et sous-groupes au moyen de</w:t>
       </w:r>
       <w:r>
         <w:rPr>
@@ -11663,13 +11553,20 @@
           <w:bCs/>
           <w:b/>
         </w:rPr>
+        <w:t xml:space="preserve"> </w:t>
+      </w:r>
+      <w:r>
+        <w:rPr>
+          <w:bCs/>
+          <w:b/>
+        </w:rPr>
         <w:t xml:space="preserve">:</w:t>
       </w:r>
       <w:r>
         <w:t xml:space="preserve"> </w:t>
       </w:r>
       <w:r>
-        <w:t xml:space="preserve">Untergeordnete Gruppen verweisen auf ihre übergeordnete Gruppe – z. B. eine Kommission des Ständerats, eine Subkommission innerhalb einer Kommission, eine Kantonalpartei unter ihrer Mutterpartei oder eine Behörde innerhalb einer Direktion. Die Hierarchie entsteht so aus diesen Verweisen statt aus einer festen Ebenenstruktur. Sie bleibt meist innerhalb desselben</w:t>
+        <w:t xml:space="preserve">les groupes subordonnés renvoient à leur groupe supérieur – p. ex. une commission du Conseil des États, une sous-commission au sein d’une commission, un parti cantonal sous son parti mère ou une autorité au sein d’une direction. La hiérarchie découle ainsi de ces renvois plutôt que d’une structure de niveaux fixe. Elle reste le plus souvent au sein d’un même</w:t>
       </w:r>
       <w:r>
         <w:t xml:space="preserve"> </w:t>
@@ -11681,7 +11578,10 @@
         <w:t xml:space="preserve">group_type</w:t>
       </w:r>
       <w:r>
-        <w:t xml:space="preserve">; typenübergreifende und mehrfache Verweise sind aber möglich (z. B. eine Fraktion, die zugleich auf ihr Parlament und ihre Partei verweist).</w:t>
+        <w:t xml:space="preserve"> </w:t>
+      </w:r>
+      <w:r>
+        <w:t xml:space="preserve">; des renvois transversaux et multiples sont toutefois possibles (p. ex. un groupe parlementaire qui renvoie à la fois à son parlement et à son parti).</w:t>
       </w:r>
     </w:p>
     <w:p>
@@ -11697,13 +11597,13 @@
           <w:bCs/>
           <w:b/>
         </w:rPr>
-        <w:t xml:space="preserve">Zeitliche Gültigkeit auch für Gruppen:</w:t>
+        <w:t xml:space="preserve">Validité temporelle également pour les groupes :</w:t>
       </w:r>
       <w:r>
         <w:t xml:space="preserve"> </w:t>
       </w:r>
       <w:r>
-        <w:t xml:space="preserve">Über</w:t>
+        <w:t xml:space="preserve">au moyen de</w:t>
       </w:r>
       <w:r>
         <w:t xml:space="preserve"> </w:t>
@@ -11724,10 +11624,7 @@
         <w:t xml:space="preserve">valid_through</w:t>
       </w:r>
       <w:r>
-        <w:t xml:space="preserve"> </w:t>
-      </w:r>
-      <w:r>
-        <w:t xml:space="preserve">lassen sich z. B. nur während einer Legislatur bestehende Kommissionen oder Umbenennungen und Fusionen von Parteien abbilden.</w:t>
+        <w:t xml:space="preserve">, il est possible de représenter p. ex. des commissions n’existant que durant une législature, ou des changements de nom et des fusions de partis.</w:t>
       </w:r>
     </w:p>
     <w:bookmarkStart w:id="122" w:name="classe-group"/>
@@ -11748,7 +11645,7 @@
           <w:iCs/>
           <w:i/>
         </w:rPr>
-        <w:t xml:space="preserve">A political group, organization, or body (e.g., party, committee, parliament, department).</w:t>
+        <w:t xml:space="preserve">Un groupe, une organisation ou une collectivité politique (p. ex. parti, commission, parlement, département).</w:t>
       </w:r>
     </w:p>
     <w:p>
@@ -11868,7 +11765,7 @@
               <w:jc w:val="left"/>
             </w:pPr>
             <w:r>
-              <w:t xml:space="preserve">Type of group (e.g., party, commission, parliament, or similar). The exact naming and description of the group is provided via</w:t>
+              <w:t xml:space="preserve">Type de groupe (p. ex. parti, commission, parlement ou similaire). La désignation et la description exactes du groupe sont fournies via</w:t>
             </w:r>
             <w:r>
               <w:t xml:space="preserve"> </w:t>
@@ -11932,7 +11829,7 @@
               <w:jc w:val="left"/>
             </w:pPr>
             <w:r>
-              <w:t xml:space="preserve">Assign a label to a structured piece of information (e.g., display name, position, etc.).</w:t>
+              <w:t xml:space="preserve">Attribuer un label à une information structurée (par ex. nom d’affichage, poste, etc.).</w:t>
             </w:r>
           </w:p>
         </w:tc>
@@ -11984,7 +11881,7 @@
               <w:jc w:val="left"/>
             </w:pPr>
             <w:r>
-              <w:t xml:space="preserve">Abbreviation (can be multilingual).</w:t>
+              <w:t xml:space="preserve">Abréviation (peut être multilingue).</w:t>
             </w:r>
           </w:p>
         </w:tc>
@@ -12036,7 +11933,7 @@
               <w:jc w:val="left"/>
             </w:pPr>
             <w:r>
-              <w:t xml:space="preserve">Description of the entity.</w:t>
+              <w:t xml:space="preserve">Description de l’entité.</w:t>
             </w:r>
           </w:p>
         </w:tc>
@@ -12088,7 +11985,7 @@
               <w:jc w:val="left"/>
             </w:pPr>
             <w:r>
-              <w:t xml:space="preserve">Website providing further information.</w:t>
+              <w:t xml:space="preserve">Site web fournissant de plus amples informations.</w:t>
             </w:r>
           </w:p>
         </w:tc>
@@ -12140,7 +12037,7 @@
               <w:jc w:val="left"/>
             </w:pPr>
             <w:r>
-              <w:t xml:space="preserve">Link to parent groups. For example, the parent party for cantonal parties, or to describe the hierarchy in the executive. Also used to link sub-commissions to commissions, or factions to both their parliament and their party. (parentGroup is typically used within the same group_type, but cross-type links are permitted, e.g., faction → parliament and faction → party.)</w:t>
+              <w:t xml:space="preserve">Lien vers les groupes parents. Par exemple, le parti faîtier pour les partis cantonaux, ou pour décrire la hiérarchie au sein de l’exécutif. Utilisé également pour rattacher des sous-commissions à des commissions, ou des groupes parlementaires à la fois à leur parlement et à leur parti. (parentGroup est généralement utilisé au sein d’un même group_type, mais les liens intertypes sont autorisés, p. ex. groupe parlementaire → parlement et groupe parlementaire → parti.)</w:t>
             </w:r>
           </w:p>
         </w:tc>
@@ -12192,7 +12089,7 @@
               <w:jc w:val="left"/>
             </w:pPr>
             <w:r>
-              <w:t xml:space="preserve">Spatial reference (fos-municipality number, fos-canton number, or country). Formats: municipality: ld.admin.ch/municipality/1234, canton: ld.admin.ch/canton/23, country: ld.admin.ch/country/CHE.</w:t>
+              <w:t xml:space="preserve">Référence spatiale (numéro OFS de commune, numéro OFS de canton ou pays). Formats : commune : ld.admin.ch/municipality/1234, canton : ld.admin.ch/canton/23, pays : ld.admin.ch/country/CHE.</w:t>
             </w:r>
           </w:p>
         </w:tc>
@@ -12244,7 +12141,7 @@
               <w:jc w:val="left"/>
             </w:pPr>
             <w:r>
-              <w:t xml:space="preserve">Contact information (email, website, social media). Guideline: email is quasi-mandatory and should always be provided where available.</w:t>
+              <w:t xml:space="preserve">Informations de contact (e-mail, site web, réseaux sociaux). Directive : l’e-mail est quasi obligatoire et devrait toujours être fourni lorsqu’il est disponible.</w:t>
             </w:r>
           </w:p>
         </w:tc>
@@ -12296,7 +12193,7 @@
               <w:jc w:val="left"/>
             </w:pPr>
             <w:r>
-              <w:t xml:space="preserve">Addresses with type (private, business, local).</w:t>
+              <w:t xml:space="preserve">Adresses avec type (privée, professionnelle, locale).</w:t>
             </w:r>
           </w:p>
         </w:tc>
@@ -12348,7 +12245,7 @@
               <w:jc w:val="left"/>
             </w:pPr>
             <w:r>
-              <w:t xml:space="preserve">URL to party statutes (PDF or webpage; optional for parties).</w:t>
+              <w:t xml:space="preserve">URL vers les statuts du parti (PDF ou page web ; facultatif pour les partis).</w:t>
             </w:r>
           </w:p>
         </w:tc>
@@ -12400,22 +12297,7 @@
               <w:jc w:val="left"/>
             </w:pPr>
             <w:r>
-              <w:t xml:space="preserve">Party color as hexadecimal value (optional for parties, e.g.,</w:t>
-            </w:r>
-            <w:r>
-              <w:t xml:space="preserve"> </w:t>
-            </w:r>
-            <w:r>
-              <w:t xml:space="preserve">“</w:t>
-            </w:r>
-            <w:r>
-              <w:t xml:space="preserve">#FF0000</w:t>
-            </w:r>
-            <w:r>
-              <w:t xml:space="preserve">”</w:t>
-            </w:r>
-            <w:r>
-              <w:t xml:space="preserve">).</w:t>
+              <w:t xml:space="preserve">Couleur du parti sous forme de valeur hexadécimale (facultatif pour les partis, p. ex. « #FF0000 »).</w:t>
             </w:r>
           </w:p>
         </w:tc>
@@ -12467,13 +12349,13 @@
               <w:jc w:val="left"/>
             </w:pPr>
             <w:r>
-              <w:t xml:space="preserve">Local identifier. For example, a UUID from the council information system.</w:t>
-            </w:r>
-            <w:r>
-              <w:t xml:space="preserve"> </w:t>
-            </w:r>
-            <w:r>
-              <w:t xml:space="preserve">Inheritance:</w:t>
+              <w:t xml:space="preserve">Identifiant local. Par exemple, un UUID issu du système d’information du conseil.</w:t>
+            </w:r>
+            <w:r>
+              <w:t xml:space="preserve"> </w:t>
+            </w:r>
+            <w:r>
+              <w:t xml:space="preserve">Héritage :</w:t>
             </w:r>
             <w:r>
               <w:t xml:space="preserve"> </w:t>
@@ -12536,13 +12418,13 @@
               <w:jc w:val="left"/>
             </w:pPr>
             <w:r>
-              <w:t xml:space="preserve">A unique, globally valid URI for the entity.</w:t>
-            </w:r>
-            <w:r>
-              <w:t xml:space="preserve"> </w:t>
-            </w:r>
-            <w:r>
-              <w:t xml:space="preserve">Inheritance:</w:t>
+              <w:t xml:space="preserve">Une URI unique et globalement valide pour l’entité.</w:t>
+            </w:r>
+            <w:r>
+              <w:t xml:space="preserve"> </w:t>
+            </w:r>
+            <w:r>
+              <w:t xml:space="preserve">Héritage :</w:t>
             </w:r>
             <w:r>
               <w:t xml:space="preserve"> </w:t>
@@ -12605,13 +12487,13 @@
               <w:jc w:val="left"/>
             </w:pPr>
             <w:r>
-              <w:t xml:space="preserve">A URI that refers to a Wikidata entity, e.g. http://www.wikidata.org/entity/Q39 for Switzerland.</w:t>
-            </w:r>
-            <w:r>
-              <w:t xml:space="preserve"> </w:t>
-            </w:r>
-            <w:r>
-              <w:t xml:space="preserve">Inheritance:</w:t>
+              <w:t xml:space="preserve">Une URI qui renvoie à une entité Wikidata, par ex. http://www.wikidata.org/entity/Q39 pour la Suisse.</w:t>
+            </w:r>
+            <w:r>
+              <w:t xml:space="preserve"> </w:t>
+            </w:r>
+            <w:r>
+              <w:t xml:space="preserve">Héritage :</w:t>
             </w:r>
             <w:r>
               <w:t xml:space="preserve"> </w:t>
@@ -12674,13 +12556,13 @@
               <w:jc w:val="left"/>
             </w:pPr>
             <w:r>
-              <w:t xml:space="preserve">The date when an entity was created.</w:t>
-            </w:r>
-            <w:r>
-              <w:t xml:space="preserve"> </w:t>
-            </w:r>
-            <w:r>
-              <w:t xml:space="preserve">Inheritance:</w:t>
+              <w:t xml:space="preserve">La date à laquelle une entité a été créée.</w:t>
+            </w:r>
+            <w:r>
+              <w:t xml:space="preserve"> </w:t>
+            </w:r>
+            <w:r>
+              <w:t xml:space="preserve">Héritage :</w:t>
             </w:r>
             <w:r>
               <w:t xml:space="preserve"> </w:t>
@@ -12743,13 +12625,13 @@
               <w:jc w:val="left"/>
             </w:pPr>
             <w:r>
-              <w:t xml:space="preserve">The date and time when an entity was created.</w:t>
-            </w:r>
-            <w:r>
-              <w:t xml:space="preserve"> </w:t>
-            </w:r>
-            <w:r>
-              <w:t xml:space="preserve">Inheritance:</w:t>
+              <w:t xml:space="preserve">La date et l’heure auxquelles une entité a été créée.</w:t>
+            </w:r>
+            <w:r>
+              <w:t xml:space="preserve"> </w:t>
+            </w:r>
+            <w:r>
+              <w:t xml:space="preserve">Héritage :</w:t>
             </w:r>
             <w:r>
               <w:t xml:space="preserve"> </w:t>
@@ -12812,13 +12694,13 @@
               <w:jc w:val="left"/>
             </w:pPr>
             <w:r>
-              <w:t xml:space="preserve">The date when an entity was last modified.</w:t>
-            </w:r>
-            <w:r>
-              <w:t xml:space="preserve"> </w:t>
-            </w:r>
-            <w:r>
-              <w:t xml:space="preserve">Inheritance:</w:t>
+              <w:t xml:space="preserve">La date à laquelle une entité a été modifiée pour la dernière fois.</w:t>
+            </w:r>
+            <w:r>
+              <w:t xml:space="preserve"> </w:t>
+            </w:r>
+            <w:r>
+              <w:t xml:space="preserve">Héritage :</w:t>
             </w:r>
             <w:r>
               <w:t xml:space="preserve"> </w:t>
@@ -12881,13 +12763,13 @@
               <w:jc w:val="left"/>
             </w:pPr>
             <w:r>
-              <w:t xml:space="preserve">The date and time when an entity was last modified.</w:t>
-            </w:r>
-            <w:r>
-              <w:t xml:space="preserve"> </w:t>
-            </w:r>
-            <w:r>
-              <w:t xml:space="preserve">Inheritance:</w:t>
+              <w:t xml:space="preserve">La date et l’heure auxquelles une entité a été modifiée pour la dernière fois.</w:t>
+            </w:r>
+            <w:r>
+              <w:t xml:space="preserve"> </w:t>
+            </w:r>
+            <w:r>
+              <w:t xml:space="preserve">Héritage :</w:t>
             </w:r>
             <w:r>
               <w:t xml:space="preserve"> </w:t>
@@ -12950,13 +12832,13 @@
               <w:jc w:val="left"/>
             </w:pPr>
             <w:r>
-              <w:t xml:space="preserve">The date from which the information is valid.</w:t>
-            </w:r>
-            <w:r>
-              <w:t xml:space="preserve"> </w:t>
-            </w:r>
-            <w:r>
-              <w:t xml:space="preserve">Inheritance:</w:t>
+              <w:t xml:space="preserve">La date à partir de laquelle l’information est valable.</w:t>
+            </w:r>
+            <w:r>
+              <w:t xml:space="preserve"> </w:t>
+            </w:r>
+            <w:r>
+              <w:t xml:space="preserve">Héritage :</w:t>
             </w:r>
             <w:r>
               <w:t xml:space="preserve"> </w:t>
@@ -13019,13 +12901,13 @@
               <w:jc w:val="left"/>
             </w:pPr>
             <w:r>
-              <w:t xml:space="preserve">The date until which the information is valid, inclusive.</w:t>
-            </w:r>
-            <w:r>
-              <w:t xml:space="preserve"> </w:t>
-            </w:r>
-            <w:r>
-              <w:t xml:space="preserve">Inheritance:</w:t>
+              <w:t xml:space="preserve">La date jusqu’à laquelle l’information est valable, incluse.</w:t>
+            </w:r>
+            <w:r>
+              <w:t xml:space="preserve"> </w:t>
+            </w:r>
+            <w:r>
+              <w:t xml:space="preserve">Héritage :</w:t>
             </w:r>
             <w:r>
               <w:t xml:space="preserve"> </w:t>
@@ -13088,13 +12970,13 @@
               <w:jc w:val="left"/>
             </w:pPr>
             <w:r>
-              <w:t xml:space="preserve">Indicates whether the information is currently valid. Can be useful when this information is explicitly available.</w:t>
-            </w:r>
-            <w:r>
-              <w:t xml:space="preserve"> </w:t>
-            </w:r>
-            <w:r>
-              <w:t xml:space="preserve">Inheritance:</w:t>
+              <w:t xml:space="preserve">Indique si l’information est actuellement valable. Peut être utile lorsque cette information est explicitement disponible.</w:t>
+            </w:r>
+            <w:r>
+              <w:t xml:space="preserve"> </w:t>
+            </w:r>
+            <w:r>
+              <w:t xml:space="preserve">Héritage :</w:t>
             </w:r>
             <w:r>
               <w:t xml:space="preserve"> </w:t>
@@ -13273,7 +13155,7 @@
           <w:iCs/>
           <w:i/>
         </w:rPr>
-        <w:t xml:space="preserve">Type of group (e.g., party, committee, parliament, department).</w:t>
+        <w:t xml:space="preserve">Type de groupe (p. ex. parti, commission, parlement, département).</w:t>
       </w:r>
     </w:p>
     <w:p>
@@ -13393,7 +13275,7 @@
               <w:jc w:val="left"/>
             </w:pPr>
             <w:r>
-              <w:t xml:space="preserve">Link to the controlled vocabulary for group types.</w:t>
+              <w:t xml:space="preserve">Lien vers le vocabulaire contrôlé pour les types de groupes.</w:t>
             </w:r>
           </w:p>
         </w:tc>
@@ -13445,7 +13327,7 @@
               <w:jc w:val="left"/>
             </w:pPr>
             <w:r>
-              <w:t xml:space="preserve">Assign a label to a structured piece of information (e.g., display name, position, etc.).</w:t>
+              <w:t xml:space="preserve">Attribuer un label à une information structurée (par ex. nom d’affichage, poste, etc.).</w:t>
             </w:r>
           </w:p>
         </w:tc>
@@ -13613,7 +13495,7 @@
           <w:iCs/>
           <w:i/>
         </w:rPr>
-        <w:t xml:space="preserve">Types of political groups and organizations.</w:t>
+        <w:t xml:space="preserve">Types de groupes et d’organisations politiques.</w:t>
       </w:r>
     </w:p>
     <w:p>
@@ -13713,7 +13595,7 @@
               <w:jc w:val="left"/>
             </w:pPr>
             <w:r>
-              <w:t xml:space="preserve">Political party at federal, cantonal, or municipal level. Each federal level is managed as its own group (e.g., national party, cantonal party, municipal party).</w:t>
+              <w:t xml:space="preserve">Parti politique au niveau fédéral, cantonal ou communal. Chaque niveau fédéral est géré comme un groupe distinct (p. ex. parti national, parti cantonal, parti communal).</w:t>
             </w:r>
           </w:p>
         </w:tc>
@@ -13766,7 +13648,7 @@
               <w:jc w:val="left"/>
             </w:pPr>
             <w:r>
-              <w:t xml:space="preserve">Electoral list (can be part of a party or independent).</w:t>
+              <w:t xml:space="preserve">Liste électorale (peut faire partie d’un parti ou être indépendante).</w:t>
             </w:r>
           </w:p>
         </w:tc>
@@ -13819,7 +13701,7 @@
               <w:jc w:val="left"/>
             </w:pPr>
             <w:r>
-              <w:t xml:space="preserve">Ad-hoc working group, typically with a limited duration.</w:t>
+              <w:t xml:space="preserve">Groupe de travail ad hoc, généralement d’une durée limitée.</w:t>
             </w:r>
           </w:p>
         </w:tc>
@@ -13872,7 +13754,7 @@
               <w:jc w:val="left"/>
             </w:pPr>
             <w:r>
-              <w:t xml:space="preserve">Parliament at federal, cantonal, or municipal level (e.g., Federal Assembly, National Council, Council of States, Grand Council, cantonal parliament, municipal parliament).</w:t>
+              <w:t xml:space="preserve">Parlement au niveau fédéral, cantonal ou communal (p. ex. Assemblée fédérale, Conseil national, Conseil des États, Grand Conseil, parlement cantonal, parlement communal).</w:t>
             </w:r>
           </w:p>
         </w:tc>
@@ -13925,7 +13807,7 @@
               <w:jc w:val="left"/>
             </w:pPr>
             <w:r>
-              <w:t xml:space="preserve">Delegation.</w:t>
+              <w:t xml:space="preserve">Délégation.</w:t>
             </w:r>
           </w:p>
         </w:tc>
@@ -13978,7 +13860,7 @@
               <w:jc w:val="left"/>
             </w:pPr>
             <w:r>
-              <w:t xml:space="preserve">Commission (permanent or ad-hoc), including supervisory commissions (e.g., CPC), subject commissions, parliamentary investigation commissions (PIC), and audit commissions.</w:t>
+              <w:t xml:space="preserve">Commission (permanente ou ad hoc), y compris les commissions de surveillance (p. ex. CdG), les commissions thématiques, les commissions d’enquête parlementaire (CEP) et les commissions de vérification des comptes.</w:t>
             </w:r>
           </w:p>
         </w:tc>
@@ -14031,7 +13913,7 @@
               <w:jc w:val="left"/>
             </w:pPr>
             <w:r>
-              <w:t xml:space="preserve">Parliamentary faction.</w:t>
+              <w:t xml:space="preserve">Groupe parlementaire.</w:t>
             </w:r>
           </w:p>
         </w:tc>
@@ -14084,7 +13966,7 @@
               <w:jc w:val="left"/>
             </w:pPr>
             <w:r>
-              <w:t xml:space="preserve">Parliamentary bureau.</w:t>
+              <w:t xml:space="preserve">Bureau du parlement.</w:t>
             </w:r>
           </w:p>
         </w:tc>
@@ -14137,7 +14019,7 @@
               <w:jc w:val="left"/>
             </w:pPr>
             <w:r>
-              <w:t xml:space="preserve">Presidency of parliament.</w:t>
+              <w:t xml:space="preserve">Présidence du parlement.</w:t>
             </w:r>
           </w:p>
         </w:tc>
@@ -14190,7 +14072,7 @@
               <w:jc w:val="left"/>
             </w:pPr>
             <w:r>
-              <w:t xml:space="preserve">Government / Executive as a collective body (e.g., Federal Council, Cantonal Government, City or Municipal Council).</w:t>
+              <w:t xml:space="preserve">Gouvernement / exécutif en tant qu’organe collégial (p. ex. Conseil fédéral, conseil d’État, conseil municipal ou conseil communal).</w:t>
             </w:r>
           </w:p>
         </w:tc>
@@ -14243,7 +14125,7 @@
               <w:jc w:val="left"/>
             </w:pPr>
             <w:r>
-              <w:t xml:space="preserve">Government department.</w:t>
+              <w:t xml:space="preserve">Département gouvernemental.</w:t>
             </w:r>
           </w:p>
         </w:tc>
@@ -14296,7 +14178,7 @@
               <w:jc w:val="left"/>
             </w:pPr>
             <w:r>
-              <w:t xml:space="preserve">Government office.</w:t>
+              <w:t xml:space="preserve">Office gouvernemental.</w:t>
             </w:r>
           </w:p>
         </w:tc>
@@ -14349,7 +14231,7 @@
               <w:jc w:val="left"/>
             </w:pPr>
             <w:r>
-              <w:t xml:space="preserve">Extra-parliamentary commission with a government mandate (e.g., Bank Council of the Swiss National Bank, FINMA).</w:t>
+              <w:t xml:space="preserve">Commission extraparlementaire dotée d’un mandat gouvernemental (p. ex. Conseil de banque de la Banque nationale suisse, FINMA).</w:t>
             </w:r>
           </w:p>
         </w:tc>
@@ -14402,7 +14284,7 @@
               <w:jc w:val="left"/>
             </w:pPr>
             <w:r>
-              <w:t xml:space="preserve">Interest group from civil society.</w:t>
+              <w:t xml:space="preserve">Groupe d’intérêts issu de la société civile.</w:t>
             </w:r>
           </w:p>
         </w:tc>
@@ -14455,7 +14337,7 @@
               <w:jc w:val="left"/>
             </w:pPr>
             <w:r>
-              <w:t xml:space="preserve">Control or supervisory body (e.g., Federal Finance Control EFC, supervisory authority AB-BA).</w:t>
+              <w:t xml:space="preserve">Organe de contrôle ou de surveillance (p. ex. Contrôle fédéral des finances CDF, autorité de surveillance AS-MPC).</w:t>
             </w:r>
           </w:p>
         </w:tc>
@@ -14508,7 +14390,7 @@
               <w:jc w:val="left"/>
             </w:pPr>
             <w:r>
-              <w:t xml:space="preserve">Parliamentary services.</w:t>
+              <w:t xml:space="preserve">Services du parlement.</w:t>
             </w:r>
           </w:p>
         </w:tc>
@@ -14561,7 +14443,7 @@
               <w:jc w:val="left"/>
             </w:pPr>
             <w:r>
-              <w:t xml:space="preserve">Court / Judiciary at any level (e.g., Federal Court, Cantonal Court, District Court).</w:t>
+              <w:t xml:space="preserve">Tribunal / pouvoir judiciaire à tout niveau (p. ex. Tribunal fédéral, tribunal cantonal, tribunal de district).</w:t>
             </w:r>
           </w:p>
         </w:tc>
@@ -14667,7 +14549,7 @@
               <w:jc w:val="left"/>
             </w:pPr>
             <w:r>
-              <w:t xml:space="preserve">Petition carrier.</w:t>
+              <w:t xml:space="preserve">Porteur de pétition.</w:t>
             </w:r>
           </w:p>
         </w:tc>
@@ -14720,7 +14602,7 @@
               <w:jc w:val="left"/>
             </w:pPr>
             <w:r>
-              <w:t xml:space="preserve">University or educational institution as an outsourced provider of public tasks.</w:t>
+              <w:t xml:space="preserve">Université ou établissement d’enseignement en tant que prestataire externalisé de tâches publiques.</w:t>
             </w:r>
           </w:p>
         </w:tc>
@@ -14773,7 +14655,7 @@
               <w:jc w:val="left"/>
             </w:pPr>
             <w:r>
-              <w:t xml:space="preserve">Other group type not covered by standard categories.</w:t>
+              <w:t xml:space="preserve">Autre type de groupe non couvert par les catégories standard.</w:t>
             </w:r>
           </w:p>
         </w:tc>
@@ -14814,13 +14696,13 @@
     </w:p>
     <w:bookmarkEnd w:id="149"/>
     <w:bookmarkEnd w:id="150"/>
-    <w:bookmarkStart w:id="160" w:name="mitgliedschaften-memberships"/>
+    <w:bookmarkStart w:id="160" w:name="affiliations-memberships"/>
     <w:p>
       <w:pPr>
         <w:pStyle w:val="berschrift1"/>
       </w:pPr>
       <w:r>
-        <w:t xml:space="preserve">Mitgliedschaften (Memberships)</w:t>
+        <w:t xml:space="preserve">Affiliations (Memberships)</w:t>
       </w:r>
     </w:p>
     <w:p>
@@ -14828,7 +14710,7 @@
         <w:pStyle w:val="FirstParagraph"/>
       </w:pPr>
       <w:r>
-        <w:t xml:space="preserve">Das Membership-Schema bildet die Beziehung zwischen Personen und Gruppen ab und ist das zentrale Bindeglied im Akteur-Schema.</w:t>
+        <w:t xml:space="preserve">Le schéma Membership représente la relation entre personnes et groupes et constitue l’élément de liaison central du schéma des acteurs.</w:t>
       </w:r>
     </w:p>
     <w:p>
@@ -14844,7 +14726,7 @@
           <w:bCs/>
           <w:b/>
         </w:rPr>
-        <w:t xml:space="preserve">Abgrenzung zu Interessenbindungen (</w:t>
+        <w:t xml:space="preserve">Délimitation par rapport aux liens d’intérêts (</w:t>
       </w:r>
       <w:r>
         <w:rPr>
@@ -14859,7 +14741,7 @@
           <w:bCs/>
           <w:b/>
         </w:rPr>
-        <w:t xml:space="preserve">):</w:t>
+        <w:t xml:space="preserve">) :</w:t>
       </w:r>
       <w:r>
         <w:t xml:space="preserve"> </w:t>
@@ -14874,23 +14756,20 @@
         <w:t xml:space="preserve"> </w:t>
       </w:r>
       <w:r>
-        <w:t xml:space="preserve">erfasst die</w:t>
-      </w:r>
-      <w:r>
-        <w:t xml:space="preserve"> </w:t>
+        <w:t xml:space="preserve">consigne l’</w:t>
       </w:r>
       <w:r>
         <w:rPr>
           <w:iCs/>
           <w:i/>
         </w:rPr>
-        <w:t xml:space="preserve">formale Zugehörigkeit</w:t>
+        <w:t xml:space="preserve">appartenance formelle</w:t>
       </w:r>
       <w:r>
         <w:t xml:space="preserve"> </w:t>
       </w:r>
       <w:r>
-        <w:t xml:space="preserve">einer Person zu einer Gruppe innerhalb des Akteur-Schemas (z. B. Partei-, Kommissions- oder Parlamentsmitgliedschaft). Interessenbindungen und Interessenkonflikte zu Organisationen</w:t>
+        <w:t xml:space="preserve">d’une personne à un groupe au sein du schéma des acteurs (p. ex. affiliation à un parti, à une commission ou à un parlement). Les liens d’intérêts et les conflits d’intérêts avec des organisations</w:t>
       </w:r>
       <w:r>
         <w:t xml:space="preserve"> </w:t>
@@ -14900,28 +14779,25 @@
           <w:iCs/>
           <w:i/>
         </w:rPr>
-        <w:t xml:space="preserve">ausserhalb</w:t>
+        <w:t xml:space="preserve">extérieures</w:t>
       </w:r>
       <w:r>
         <w:t xml:space="preserve"> </w:t>
       </w:r>
       <w:r>
-        <w:t xml:space="preserve">des Schemas sind bewusst davon getrennt und werden über</w:t>
+        <w:t xml:space="preserve">au schéma en sont délibérément séparés et sont représentés au moyen d’</w:t>
+      </w:r>
+      <w:r>
+        <w:rPr>
+          <w:rStyle w:val="VerbatimChar"/>
+        </w:rPr>
+        <w:t xml:space="preserve">InterestLink</w:t>
       </w:r>
       <w:r>
         <w:t xml:space="preserve"> </w:t>
       </w:r>
       <w:r>
-        <w:rPr>
-          <w:rStyle w:val="VerbatimChar"/>
-        </w:rPr>
-        <w:t xml:space="preserve">InterestLink</w:t>
-      </w:r>
-      <w:r>
-        <w:t xml:space="preserve"> </w:t>
-      </w:r>
-      <w:r>
-        <w:t xml:space="preserve">abgebildet (siehe folgendes Kapitel).</w:t>
+        <w:t xml:space="preserve">(voir le chapitre suivant).</w:t>
       </w:r>
     </w:p>
     <w:p>
@@ -14937,7 +14813,7 @@
           <w:bCs/>
           <w:b/>
         </w:rPr>
-        <w:t xml:space="preserve">Referenzen mit Snapshot statt Einbettung (</w:t>
+        <w:t xml:space="preserve">Références avec instantané plutôt qu’intégration (</w:t>
       </w:r>
       <w:r>
         <w:rPr>
@@ -14967,13 +14843,13 @@
           <w:bCs/>
           <w:b/>
         </w:rPr>
-        <w:t xml:space="preserve">):</w:t>
+        <w:t xml:space="preserve">) :</w:t>
       </w:r>
       <w:r>
         <w:t xml:space="preserve"> </w:t>
       </w:r>
       <w:r>
-        <w:t xml:space="preserve">Eine Mitgliedschaft verweist über leichtgewichtige Referenzen auf Person und Gruppe und hält dabei deren wichtigste Identifikationsmerkmale zum Zeitpunkt der Verknüpfung fest. So bleibt der Eintrag historisch korrekt, auch wenn sich Person oder Gruppe später ändern.</w:t>
+        <w:t xml:space="preserve">une affiliation renvoie à la personne et au groupe au moyen de références légères et consigne à cette occasion leurs principales caractéristiques d’identification au moment de la mise en relation. L’enregistrement demeure ainsi historiquement correct, même si la personne ou le groupe change ultérieurement.</w:t>
       </w:r>
     </w:p>
     <w:p>
@@ -14989,7 +14865,7 @@
           <w:bCs/>
           <w:b/>
         </w:rPr>
-        <w:t xml:space="preserve">Aktivität explizit oder abgeleitet (</w:t>
+        <w:t xml:space="preserve">Activité explicite ou déduite (</w:t>
       </w:r>
       <w:r>
         <w:rPr>
@@ -15004,18 +14880,30 @@
           <w:bCs/>
           <w:b/>
         </w:rPr>
-        <w:t xml:space="preserve">):</w:t>
+        <w:t xml:space="preserve">) :</w:t>
       </w:r>
       <w:r>
         <w:t xml:space="preserve"> </w:t>
       </w:r>
       <w:r>
-        <w:t xml:space="preserve">Ob eine Mitgliedschaft aktiv ist, kann explizit über</w:t>
+        <w:t xml:space="preserve">le fait qu’une affiliation soit active peut être défini explicitement au moyen d’</w:t>
+      </w:r>
+      <w:r>
+        <w:rPr>
+          <w:rStyle w:val="VerbatimChar"/>
+        </w:rPr>
+        <w:t xml:space="preserve">is_active</w:t>
       </w:r>
       <w:r>
         <w:t xml:space="preserve"> </w:t>
       </w:r>
       <w:r>
+        <w:t xml:space="preserve">ou déduit de la validité temporelle. Si</w:t>
+      </w:r>
+      <w:r>
+        <w:t xml:space="preserve"> </w:t>
+      </w:r>
+      <w:r>
         <w:rPr>
           <w:rStyle w:val="VerbatimChar"/>
         </w:rPr>
@@ -15025,22 +14913,7 @@
         <w:t xml:space="preserve"> </w:t>
       </w:r>
       <w:r>
-        <w:t xml:space="preserve">gesetzt oder aus der zeitlichen Gültigkeit abgeleitet werden. Ist</w:t>
-      </w:r>
-      <w:r>
-        <w:t xml:space="preserve"> </w:t>
-      </w:r>
-      <w:r>
-        <w:rPr>
-          <w:rStyle w:val="VerbatimChar"/>
-        </w:rPr>
-        <w:t xml:space="preserve">is_active</w:t>
-      </w:r>
-      <w:r>
-        <w:t xml:space="preserve"> </w:t>
-      </w:r>
-      <w:r>
-        <w:t xml:space="preserve">nicht gesetzt, ergibt sich die Aktivität aus</w:t>
+        <w:t xml:space="preserve">n’est pas défini, l’activité découle de</w:t>
       </w:r>
       <w:r>
         <w:t xml:space="preserve"> </w:t>
@@ -15077,7 +14950,7 @@
           <w:bCs/>
           <w:b/>
         </w:rPr>
-        <w:t xml:space="preserve">Mitgliedschaft ≠ Stimmrecht (</w:t>
+        <w:t xml:space="preserve">Affiliation ≠ droit de vote (</w:t>
       </w:r>
       <w:r>
         <w:rPr>
@@ -15092,13 +14965,13 @@
           <w:bCs/>
           <w:b/>
         </w:rPr>
-        <w:t xml:space="preserve">):</w:t>
+        <w:t xml:space="preserve">) :</w:t>
       </w:r>
       <w:r>
         <w:t xml:space="preserve"> </w:t>
       </w:r>
       <w:r>
-        <w:t xml:space="preserve">Das Stimmrecht wird getrennt von der Mitgliedschaft geführt – typischerweise</w:t>
+        <w:t xml:space="preserve">le droit de vote est géré séparément de l’affiliation – typiquement</w:t>
       </w:r>
       <w:r>
         <w:t xml:space="preserve"> </w:t>
@@ -15113,7 +14986,7 @@
         <w:t xml:space="preserve"> </w:t>
       </w:r>
       <w:r>
-        <w:t xml:space="preserve">bei Ersatzmitgliedern (ausser im Einsatz), Beobachtenden, dem Sekretariat und Gästen.</w:t>
+        <w:t xml:space="preserve">pour les membres suppléants (sauf lorsqu’ils sont en fonction), les personnes observatrices, le secrétariat et les invités.</w:t>
       </w:r>
     </w:p>
     <w:p>
@@ -15129,7 +15002,7 @@
           <w:bCs/>
           <w:b/>
         </w:rPr>
-        <w:t xml:space="preserve">Rolle als kontrolliertes Vokabular mit Freitext-Option (</w:t>
+        <w:t xml:space="preserve">Rôle comme vocabulaire contrôlé avec option en texte libre (</w:t>
       </w:r>
       <w:r>
         <w:rPr>
@@ -15144,13 +15017,13 @@
           <w:bCs/>
           <w:b/>
         </w:rPr>
-        <w:t xml:space="preserve">):</w:t>
+        <w:t xml:space="preserve">) :</w:t>
       </w:r>
       <w:r>
         <w:t xml:space="preserve"> </w:t>
       </w:r>
       <w:r>
-        <w:t xml:space="preserve">Die Rolle in der Gruppe (z. B. Mitglied, Präsidium, Stellvertretung) wird über ein kontrolliertes Vokabular (</w:t>
+        <w:t xml:space="preserve">le rôle au sein du groupe (p. ex. membre, présidence, suppléance) est indiqué au moyen d’un vocabulaire contrôlé (</w:t>
       </w:r>
       <w:r>
         <w:rPr>
@@ -15159,7 +15032,7 @@
         <w:t xml:space="preserve">RoleEnum</w:t>
       </w:r>
       <w:r>
-        <w:t xml:space="preserve">) angegeben; für nicht abgedeckte Rollen dient der Wert</w:t>
+        <w:t xml:space="preserve">) ; pour les rôles non couverts, la valeur</w:t>
       </w:r>
       <w:r>
         <w:t xml:space="preserve"> </w:t>
@@ -15174,7 +15047,7 @@
         <w:t xml:space="preserve"> </w:t>
       </w:r>
       <w:r>
-        <w:t xml:space="preserve">mit einer freien Bezeichnung.</w:t>
+        <w:t xml:space="preserve">est utilisée, assortie d’une désignation libre.</w:t>
       </w:r>
     </w:p>
     <w:bookmarkStart w:id="153" w:name="classe-membership"/>
@@ -15195,7 +15068,7 @@
           <w:iCs/>
           <w:i/>
         </w:rPr>
-        <w:t xml:space="preserve">A membership relationship between a person and a group, representing formal affiliation (e.g., party member, commission member, parliamentarian). Distinct from InterestLink, which covers external interest bindings and conflicts of interest to organizations outside the actor schema.</w:t>
+        <w:t xml:space="preserve">Une relation d’affiliation entre une personne et un groupe, représentant une appartenance formelle (p. ex. membre d’un parti, membre d’une commission, parlementaire). À distinguer de InterestLink, qui recouvre les liens d’intérêts externes et les conflits d’intérêts avec des organisations situées en dehors du schéma des acteurs.</w:t>
       </w:r>
     </w:p>
     <w:p>
@@ -15315,7 +15188,7 @@
               <w:jc w:val="left"/>
             </w:pPr>
             <w:r>
-              <w:t xml:space="preserve">Reference to a person with snapshot data at time of linking.</w:t>
+              <w:t xml:space="preserve">Référence à une personne avec des données instantanées au moment de la mise en relation.</w:t>
             </w:r>
           </w:p>
         </w:tc>
@@ -15367,7 +15240,7 @@
               <w:jc w:val="left"/>
             </w:pPr>
             <w:r>
-              <w:t xml:space="preserve">Reference to a group with snapshot data at time of linking.</w:t>
+              <w:t xml:space="preserve">Référence à un groupe avec des données instantanées au moment de la mise en relation.</w:t>
             </w:r>
           </w:p>
         </w:tc>
@@ -15419,7 +15292,7 @@
               <w:jc w:val="left"/>
             </w:pPr>
             <w:r>
-              <w:t xml:space="preserve">Role of the person in the membership or function.</w:t>
+              <w:t xml:space="preserve">Rôle de la personne dans l’affiliation ou la fonction.</w:t>
             </w:r>
           </w:p>
         </w:tc>
@@ -15471,7 +15344,7 @@
               <w:jc w:val="left"/>
             </w:pPr>
             <w:r>
-              <w:t xml:space="preserve">Indicates if the person is authorized to vote in the group. Typically false for substitute members (when not deputizing), observers, secretaries, and guests.</w:t>
+              <w:t xml:space="preserve">Indique si la personne dispose du droit de vote au sein du groupe. Généralement false pour les membres suppléants (lorsqu’ils ne remplacent personne), les observateurs, les secrétaires et les invités.</w:t>
             </w:r>
           </w:p>
         </w:tc>
@@ -15523,7 +15396,7 @@
               <w:jc w:val="left"/>
             </w:pPr>
             <w:r>
-              <w:t xml:space="preserve">Indicates if the membership is currently active. Can complement or replace</w:t>
+              <w:t xml:space="preserve">Indique si l’affiliation est actuellement active. Peut compléter ou remplacer</w:t>
             </w:r>
             <w:r>
               <w:t xml:space="preserve"> </w:t>
@@ -15544,7 +15417,7 @@
               <w:t xml:space="preserve">valid_through</w:t>
             </w:r>
             <w:r>
-              <w:t xml:space="preserve">. If not set, activity is derived from the temporal validity fields.</w:t>
+              <w:t xml:space="preserve">. Si cette valeur n’est pas renseignée, l’activité est déduite des champs de validité temporelle.</w:t>
             </w:r>
           </w:p>
         </w:tc>
@@ -15596,13 +15469,13 @@
               <w:jc w:val="left"/>
             </w:pPr>
             <w:r>
-              <w:t xml:space="preserve">Local identifier. For example, a UUID from the council information system.</w:t>
-            </w:r>
-            <w:r>
-              <w:t xml:space="preserve"> </w:t>
-            </w:r>
-            <w:r>
-              <w:t xml:space="preserve">Inheritance:</w:t>
+              <w:t xml:space="preserve">Identifiant local. Par exemple, un UUID issu du système d’information du conseil.</w:t>
+            </w:r>
+            <w:r>
+              <w:t xml:space="preserve"> </w:t>
+            </w:r>
+            <w:r>
+              <w:t xml:space="preserve">Héritage :</w:t>
             </w:r>
             <w:r>
               <w:t xml:space="preserve"> </w:t>
@@ -15665,13 +15538,13 @@
               <w:jc w:val="left"/>
             </w:pPr>
             <w:r>
-              <w:t xml:space="preserve">A unique, globally valid URI for the entity.</w:t>
-            </w:r>
-            <w:r>
-              <w:t xml:space="preserve"> </w:t>
-            </w:r>
-            <w:r>
-              <w:t xml:space="preserve">Inheritance:</w:t>
+              <w:t xml:space="preserve">Une URI unique et globalement valide pour l’entité.</w:t>
+            </w:r>
+            <w:r>
+              <w:t xml:space="preserve"> </w:t>
+            </w:r>
+            <w:r>
+              <w:t xml:space="preserve">Héritage :</w:t>
             </w:r>
             <w:r>
               <w:t xml:space="preserve"> </w:t>
@@ -15734,13 +15607,13 @@
               <w:jc w:val="left"/>
             </w:pPr>
             <w:r>
-              <w:t xml:space="preserve">A URI that refers to a Wikidata entity, e.g. http://www.wikidata.org/entity/Q39 for Switzerland.</w:t>
-            </w:r>
-            <w:r>
-              <w:t xml:space="preserve"> </w:t>
-            </w:r>
-            <w:r>
-              <w:t xml:space="preserve">Inheritance:</w:t>
+              <w:t xml:space="preserve">Une URI qui renvoie à une entité Wikidata, par ex. http://www.wikidata.org/entity/Q39 pour la Suisse.</w:t>
+            </w:r>
+            <w:r>
+              <w:t xml:space="preserve"> </w:t>
+            </w:r>
+            <w:r>
+              <w:t xml:space="preserve">Héritage :</w:t>
             </w:r>
             <w:r>
               <w:t xml:space="preserve"> </w:t>
@@ -15803,13 +15676,13 @@
               <w:jc w:val="left"/>
             </w:pPr>
             <w:r>
-              <w:t xml:space="preserve">The date when an entity was created.</w:t>
-            </w:r>
-            <w:r>
-              <w:t xml:space="preserve"> </w:t>
-            </w:r>
-            <w:r>
-              <w:t xml:space="preserve">Inheritance:</w:t>
+              <w:t xml:space="preserve">La date à laquelle une entité a été créée.</w:t>
+            </w:r>
+            <w:r>
+              <w:t xml:space="preserve"> </w:t>
+            </w:r>
+            <w:r>
+              <w:t xml:space="preserve">Héritage :</w:t>
             </w:r>
             <w:r>
               <w:t xml:space="preserve"> </w:t>
@@ -15872,13 +15745,13 @@
               <w:jc w:val="left"/>
             </w:pPr>
             <w:r>
-              <w:t xml:space="preserve">The date and time when an entity was created.</w:t>
-            </w:r>
-            <w:r>
-              <w:t xml:space="preserve"> </w:t>
-            </w:r>
-            <w:r>
-              <w:t xml:space="preserve">Inheritance:</w:t>
+              <w:t xml:space="preserve">La date et l’heure auxquelles une entité a été créée.</w:t>
+            </w:r>
+            <w:r>
+              <w:t xml:space="preserve"> </w:t>
+            </w:r>
+            <w:r>
+              <w:t xml:space="preserve">Héritage :</w:t>
             </w:r>
             <w:r>
               <w:t xml:space="preserve"> </w:t>
@@ -15941,13 +15814,13 @@
               <w:jc w:val="left"/>
             </w:pPr>
             <w:r>
-              <w:t xml:space="preserve">The date when an entity was last modified.</w:t>
-            </w:r>
-            <w:r>
-              <w:t xml:space="preserve"> </w:t>
-            </w:r>
-            <w:r>
-              <w:t xml:space="preserve">Inheritance:</w:t>
+              <w:t xml:space="preserve">La date à laquelle une entité a été modifiée pour la dernière fois.</w:t>
+            </w:r>
+            <w:r>
+              <w:t xml:space="preserve"> </w:t>
+            </w:r>
+            <w:r>
+              <w:t xml:space="preserve">Héritage :</w:t>
             </w:r>
             <w:r>
               <w:t xml:space="preserve"> </w:t>
@@ -16010,13 +15883,13 @@
               <w:jc w:val="left"/>
             </w:pPr>
             <w:r>
-              <w:t xml:space="preserve">The date and time when an entity was last modified.</w:t>
-            </w:r>
-            <w:r>
-              <w:t xml:space="preserve"> </w:t>
-            </w:r>
-            <w:r>
-              <w:t xml:space="preserve">Inheritance:</w:t>
+              <w:t xml:space="preserve">La date et l’heure auxquelles une entité a été modifiée pour la dernière fois.</w:t>
+            </w:r>
+            <w:r>
+              <w:t xml:space="preserve"> </w:t>
+            </w:r>
+            <w:r>
+              <w:t xml:space="preserve">Héritage :</w:t>
             </w:r>
             <w:r>
               <w:t xml:space="preserve"> </w:t>
@@ -16079,13 +15952,13 @@
               <w:jc w:val="left"/>
             </w:pPr>
             <w:r>
-              <w:t xml:space="preserve">The date from which the information is valid.</w:t>
-            </w:r>
-            <w:r>
-              <w:t xml:space="preserve"> </w:t>
-            </w:r>
-            <w:r>
-              <w:t xml:space="preserve">Inheritance:</w:t>
+              <w:t xml:space="preserve">La date à partir de laquelle l’information est valable.</w:t>
+            </w:r>
+            <w:r>
+              <w:t xml:space="preserve"> </w:t>
+            </w:r>
+            <w:r>
+              <w:t xml:space="preserve">Héritage :</w:t>
             </w:r>
             <w:r>
               <w:t xml:space="preserve"> </w:t>
@@ -16148,13 +16021,13 @@
               <w:jc w:val="left"/>
             </w:pPr>
             <w:r>
-              <w:t xml:space="preserve">The date until which the information is valid, inclusive.</w:t>
-            </w:r>
-            <w:r>
-              <w:t xml:space="preserve"> </w:t>
-            </w:r>
-            <w:r>
-              <w:t xml:space="preserve">Inheritance:</w:t>
+              <w:t xml:space="preserve">La date jusqu’à laquelle l’information est valable, incluse.</w:t>
+            </w:r>
+            <w:r>
+              <w:t xml:space="preserve"> </w:t>
+            </w:r>
+            <w:r>
+              <w:t xml:space="preserve">Héritage :</w:t>
             </w:r>
             <w:r>
               <w:t xml:space="preserve"> </w:t>
@@ -16333,49 +16206,7 @@
           <w:iCs/>
           <w:i/>
         </w:rPr>
-        <w:t xml:space="preserve">Role of a person in a membership or function (e.g., member, president, deputy). If a role is not listed in the proposed RoleEnum vocabulary, the value</w:t>
-      </w:r>
-      <w:r>
-        <w:rPr>
-          <w:iCs/>
-          <w:i/>
-        </w:rPr>
-        <w:t xml:space="preserve"> </w:t>
-      </w:r>
-      <w:r>
-        <w:rPr>
-          <w:iCs/>
-          <w:i/>
-        </w:rPr>
-        <w:t xml:space="preserve">‘</w:t>
-      </w:r>
-      <w:r>
-        <w:rPr>
-          <w:iCs/>
-          <w:i/>
-        </w:rPr>
-        <w:t xml:space="preserve">other</w:t>
-      </w:r>
-      <w:r>
-        <w:rPr>
-          <w:iCs/>
-          <w:i/>
-        </w:rPr>
-        <w:t xml:space="preserve">’</w:t>
-      </w:r>
-      <w:r>
-        <w:rPr>
-          <w:iCs/>
-          <w:i/>
-        </w:rPr>
-        <w:t xml:space="preserve"> </w:t>
-      </w:r>
-      <w:r>
-        <w:rPr>
-          <w:iCs/>
-          <w:i/>
-        </w:rPr>
-        <w:t xml:space="preserve">can be used, and a descriptive label should be provided in the</w:t>
+        <w:t xml:space="preserve">Rôle d’une personne dans une affiliation ou une fonction (p. ex. membre, président, suppléant). Si un rôle ne figure pas dans le vocabulaire RoleEnum proposé, la valeur « other » peut être utilisée, et un libellé descriptif doit être fourni dans le slot</w:t>
       </w:r>
       <w:r>
         <w:rPr>
@@ -16397,14 +16228,7 @@
           <w:iCs/>
           <w:i/>
         </w:rPr>
-        <w:t xml:space="preserve"> </w:t>
-      </w:r>
-      <w:r>
-        <w:rPr>
-          <w:iCs/>
-          <w:i/>
-        </w:rPr>
-        <w:t xml:space="preserve">slot. The label can also be used when a specific name is needed, even if a fitting semantic value exists in</w:t>
+        <w:t xml:space="preserve">. Le libellé peut également être utilisé lorsqu’une désignation spécifique est nécessaire, même s’il existe une valeur sémantique appropriée dans</w:t>
       </w:r>
       <w:r>
         <w:rPr>
@@ -16426,7 +16250,14 @@
           <w:iCs/>
           <w:i/>
         </w:rPr>
-        <w:t xml:space="preserve">; it should be provided when</w:t>
+        <w:t xml:space="preserve"> </w:t>
+      </w:r>
+      <w:r>
+        <w:rPr>
+          <w:iCs/>
+          <w:i/>
+        </w:rPr>
+        <w:t xml:space="preserve">; il doit être fourni lorsque</w:t>
       </w:r>
       <w:r>
         <w:rPr>
@@ -16455,42 +16286,7 @@
           <w:iCs/>
           <w:i/>
         </w:rPr>
-        <w:t xml:space="preserve">is set to</w:t>
-      </w:r>
-      <w:r>
-        <w:rPr>
-          <w:iCs/>
-          <w:i/>
-        </w:rPr>
-        <w:t xml:space="preserve"> </w:t>
-      </w:r>
-      <w:r>
-        <w:rPr>
-          <w:iCs/>
-          <w:i/>
-        </w:rPr>
-        <w:t xml:space="preserve">‘</w:t>
-      </w:r>
-      <w:r>
-        <w:rPr>
-          <w:iCs/>
-          <w:i/>
-        </w:rPr>
-        <w:t xml:space="preserve">other</w:t>
-      </w:r>
-      <w:r>
-        <w:rPr>
-          <w:iCs/>
-          <w:i/>
-        </w:rPr>
-        <w:t xml:space="preserve">’</w:t>
-      </w:r>
-      <w:r>
-        <w:rPr>
-          <w:iCs/>
-          <w:i/>
-        </w:rPr>
-        <w:t xml:space="preserve">.</w:t>
+        <w:t xml:space="preserve">est réglé sur « other ».</w:t>
       </w:r>
     </w:p>
     <w:p>
@@ -16610,7 +16406,7 @@
               <w:jc w:val="left"/>
             </w:pPr>
             <w:r>
-              <w:t xml:space="preserve">Role of the person in the membership or function.</w:t>
+              <w:t xml:space="preserve">Rôle de la personne dans l’affiliation ou la fonction.</w:t>
             </w:r>
           </w:p>
         </w:tc>
@@ -16662,7 +16458,7 @@
               <w:jc w:val="left"/>
             </w:pPr>
             <w:r>
-              <w:t xml:space="preserve">Specific role label. Use this when a specific role name is needed, even if a fitting semantic value exists in</w:t>
+              <w:t xml:space="preserve">Libellé de rôle spécifique. À utiliser lorsqu’un nom de rôle spécifique est nécessaire, même s’il existe une valeur sémantique appropriée dans</w:t>
             </w:r>
             <w:r>
               <w:t xml:space="preserve"> </w:t>
@@ -16674,7 +16470,10 @@
               <w:t xml:space="preserve">role_type_enum</w:t>
             </w:r>
             <w:r>
-              <w:t xml:space="preserve">; provide this label when</w:t>
+              <w:t xml:space="preserve"> </w:t>
+            </w:r>
+            <w:r>
+              <w:t xml:space="preserve">; fournir ce libellé lorsque</w:t>
             </w:r>
             <w:r>
               <w:t xml:space="preserve"> </w:t>
@@ -16689,22 +16488,7 @@
               <w:t xml:space="preserve"> </w:t>
             </w:r>
             <w:r>
-              <w:t xml:space="preserve">is set to</w:t>
-            </w:r>
-            <w:r>
-              <w:t xml:space="preserve"> </w:t>
-            </w:r>
-            <w:r>
-              <w:t xml:space="preserve">‘</w:t>
-            </w:r>
-            <w:r>
-              <w:t xml:space="preserve">other</w:t>
-            </w:r>
-            <w:r>
-              <w:t xml:space="preserve">’</w:t>
-            </w:r>
-            <w:r>
-              <w:t xml:space="preserve">.</w:t>
+              <w:t xml:space="preserve">est réglé sur « other ».</w:t>
             </w:r>
           </w:p>
         </w:tc>
@@ -16872,7 +16656,7 @@
           <w:iCs/>
           <w:i/>
         </w:rPr>
-        <w:t xml:space="preserve">Roles a person can have within a membership.</w:t>
+        <w:t xml:space="preserve">Rôles qu’une personne peut occuper dans le cadre d’une affiliation.</w:t>
       </w:r>
     </w:p>
     <w:p>
@@ -16914,7 +16698,7 @@
     <w:tbl>
       <w:tblPr>
         <w:tblStyle w:val="Table"/>
-        <w:tblW w:type="auto" w:w="0"/>
+        <w:tblW w:type="pct" w:w="5000"/>
         <w:tblLook w:firstRow="1" w:lastRow="0" w:firstColumn="0" w:lastColumn="0" w:noHBand="0" w:noVBand="0" w:val="0020"/>
         <w:jc w:val="start"/>
       </w:tblPr>
@@ -16972,7 +16756,7 @@
               <w:jc w:val="left"/>
             </w:pPr>
             <w:r>
-              <w:t xml:space="preserve">Regular member (default).</w:t>
+              <w:t xml:space="preserve">Membre ordinaire (par défaut).</w:t>
             </w:r>
           </w:p>
         </w:tc>
@@ -17016,7 +16800,7 @@
               <w:jc w:val="left"/>
             </w:pPr>
             <w:r>
-              <w:t xml:space="preserve">President or chair of the group.</w:t>
+              <w:t xml:space="preserve">Président ou président du groupe.</w:t>
             </w:r>
           </w:p>
         </w:tc>
@@ -17060,7 +16844,7 @@
               <w:jc w:val="left"/>
             </w:pPr>
             <w:r>
-              <w:t xml:space="preserve">Deputy/vice role (stellvertreter).</w:t>
+              <w:t xml:space="preserve">Rôle de suppléant/vice (stellvertreter).</w:t>
             </w:r>
           </w:p>
         </w:tc>
@@ -17104,7 +16888,7 @@
               <w:jc w:val="left"/>
             </w:pPr>
             <w:r>
-              <w:t xml:space="preserve">Other role; use role_label for a descriptive label.</w:t>
+              <w:t xml:space="preserve">Autre rôle ; utiliser role_label pour un libellé descriptif.</w:t>
             </w:r>
           </w:p>
         </w:tc>
@@ -17136,13 +16920,13 @@
     </w:p>
     <w:bookmarkEnd w:id="159"/>
     <w:bookmarkEnd w:id="160"/>
-    <w:bookmarkStart w:id="224" w:name="interessenbindungen-interest-links"/>
+    <w:bookmarkStart w:id="224" w:name="liens-dintérêts-interest-links"/>
     <w:p>
       <w:pPr>
         <w:pStyle w:val="berschrift1"/>
       </w:pPr>
       <w:r>
-        <w:t xml:space="preserve">Interessenbindungen (Interest Links)</w:t>
+        <w:t xml:space="preserve">Liens d’intérêts (Interest Links)</w:t>
       </w:r>
     </w:p>
     <w:p>
@@ -17150,7 +16934,7 @@
         <w:pStyle w:val="FirstParagraph"/>
       </w:pPr>
       <w:r>
-        <w:t xml:space="preserve">Das InterestLink-Schema erfasst Interessenbindungen, Interessenkonflikte und Verflechtungen von Personen mit Organisationen. Es orientiert sich an den Transparenzanforderungen für Parlamentsmitglieder gemäss</w:t>
+        <w:t xml:space="preserve">Le schéma InterestLink consigne les liens d’intérêts, les conflits d’intérêts et les imbrications des personnes avec des organisations. Il s’appuie sur les exigences de transparence applicables aux membres du parlement selon</w:t>
       </w:r>
       <w:r>
         <w:t xml:space="preserve"> </w:t>
@@ -17160,7 +16944,7 @@
           <w:rPr>
             <w:rStyle w:val="Hyperlink"/>
           </w:rPr>
-          <w:t xml:space="preserve">Bundesversammlung – Interessenbindungen</w:t>
+          <w:t xml:space="preserve">Assemblée fédérale – Liens d’intérêts</w:t>
         </w:r>
       </w:hyperlink>
       <w:r>
@@ -17180,7 +16964,7 @@
           <w:bCs/>
           <w:b/>
         </w:rPr>
-        <w:t xml:space="preserve">Abgrenzung zu Mitgliedschaften (</w:t>
+        <w:t xml:space="preserve">Délimitation par rapport aux affiliations (</w:t>
       </w:r>
       <w:r>
         <w:rPr>
@@ -17195,7 +16979,7 @@
           <w:bCs/>
           <w:b/>
         </w:rPr>
-        <w:t xml:space="preserve">):</w:t>
+        <w:t xml:space="preserve">) :</w:t>
       </w:r>
       <w:r>
         <w:t xml:space="preserve"> </w:t>
@@ -17210,7 +16994,7 @@
         <w:t xml:space="preserve"> </w:t>
       </w:r>
       <w:r>
-        <w:t xml:space="preserve">bildet Bindungen zu Organisationen</w:t>
+        <w:t xml:space="preserve">représente les liens avec des organisations</w:t>
       </w:r>
       <w:r>
         <w:t xml:space="preserve"> </w:t>
@@ -17220,13 +17004,13 @@
           <w:iCs/>
           <w:i/>
         </w:rPr>
-        <w:t xml:space="preserve">ausserhalb</w:t>
+        <w:t xml:space="preserve">extérieures</w:t>
       </w:r>
       <w:r>
         <w:t xml:space="preserve"> </w:t>
       </w:r>
       <w:r>
-        <w:t xml:space="preserve">des Akteur-Schemas ab (Interessenkonflikte, Politikfinanzierung) – im Unterschied zur formalen Zugehörigkeit</w:t>
+        <w:t xml:space="preserve">au schéma des acteurs (conflits d’intérêts, financement de la politique) – par opposition à l’appartenance formelle</w:t>
       </w:r>
       <w:r>
         <w:t xml:space="preserve"> </w:t>
@@ -17236,13 +17020,13 @@
           <w:iCs/>
           <w:i/>
         </w:rPr>
-        <w:t xml:space="preserve">innerhalb</w:t>
+        <w:t xml:space="preserve">au sein</w:t>
       </w:r>
       <w:r>
         <w:t xml:space="preserve"> </w:t>
       </w:r>
       <w:r>
-        <w:t xml:space="preserve">des Schemas, die über</w:t>
+        <w:t xml:space="preserve">du schéma, qui est consignée au moyen de</w:t>
       </w:r>
       <w:r>
         <w:t xml:space="preserve"> </w:t>
@@ -17254,10 +17038,7 @@
         <w:t xml:space="preserve">Membership</w:t>
       </w:r>
       <w:r>
-        <w:t xml:space="preserve"> </w:t>
-      </w:r>
-      <w:r>
-        <w:t xml:space="preserve">erfasst wird.</w:t>
+        <w:t xml:space="preserve">.</w:t>
       </w:r>
     </w:p>
     <w:p>
@@ -17273,7 +17054,7 @@
           <w:bCs/>
           <w:b/>
         </w:rPr>
-        <w:t xml:space="preserve">Obligatorische Klassifikation (</w:t>
+        <w:t xml:space="preserve">Classification obligatoire (</w:t>
       </w:r>
       <w:r>
         <w:rPr>
@@ -17288,13 +17069,13 @@
           <w:bCs/>
           <w:b/>
         </w:rPr>
-        <w:t xml:space="preserve">):</w:t>
+        <w:t xml:space="preserve">) :</w:t>
       </w:r>
       <w:r>
         <w:t xml:space="preserve"> </w:t>
       </w:r>
       <w:r>
-        <w:t xml:space="preserve">Jede Bindung wird zwingend nach Art eingeordnet (berufliche Tätigkeit, politische Ämter, Verein), angelehnt an die Offenlegungskategorien der Bundesversammlung.</w:t>
+        <w:t xml:space="preserve">chaque lien est obligatoirement classé selon son type (activité professionnelle, mandats politiques, association), en s’appuyant sur les catégories de divulgation de l’Assemblée fédérale.</w:t>
       </w:r>
     </w:p>
     <w:p>
@@ -17310,7 +17091,7 @@
           <w:bCs/>
           <w:b/>
         </w:rPr>
-        <w:t xml:space="preserve">Organisation über UID referenzierbar (</w:t>
+        <w:t xml:space="preserve">Organisation référençable par IDE (</w:t>
       </w:r>
       <w:r>
         <w:rPr>
@@ -17325,13 +17106,13 @@
           <w:bCs/>
           <w:b/>
         </w:rPr>
-        <w:t xml:space="preserve">):</w:t>
+        <w:t xml:space="preserve">) :</w:t>
       </w:r>
       <w:r>
         <w:t xml:space="preserve"> </w:t>
       </w:r>
       <w:r>
-        <w:t xml:space="preserve">Ist die Organisation im UID-Register erfasst, wird sie über ihre UID (eCH-0097,</w:t>
+        <w:t xml:space="preserve">si l’organisation est enregistrée dans le registre IDE, elle est référencée au moyen de son IDE (eCH-0097,</w:t>
       </w:r>
       <w:r>
         <w:t xml:space="preserve"> </w:t>
@@ -17343,7 +17124,7 @@
         <w:t xml:space="preserve">CHE-XXX.XXX.XXX</w:t>
       </w:r>
       <w:r>
-        <w:t xml:space="preserve">) referenziert – das ermöglicht Auswertungen, z. B. mit NOGA-Codes. Für Organisationen ohne UID stehen</w:t>
+        <w:t xml:space="preserve">) – ce qui permet des analyses, p. ex. à l’aide de codes NOGA. Pour les organisations sans IDE,</w:t>
       </w:r>
       <w:r>
         <w:t xml:space="preserve"> </w:t>
@@ -17367,7 +17148,7 @@
         <w:t xml:space="preserve"> </w:t>
       </w:r>
       <w:r>
-        <w:t xml:space="preserve">bereit; die Rechtsform folgt einem kontrollierten Vokabular (</w:t>
+        <w:t xml:space="preserve">sont disponibles ; la forme juridique suit un vocabulaire contrôlé (</w:t>
       </w:r>
       <w:r>
         <w:rPr>
@@ -17392,7 +17173,7 @@
           <w:bCs/>
           <w:b/>
         </w:rPr>
-        <w:t xml:space="preserve">Umfang und Entschädigung (</w:t>
+        <w:t xml:space="preserve">Étendue et rémunération (</w:t>
       </w:r>
       <w:r>
         <w:rPr>
@@ -17451,13 +17232,13 @@
           <w:bCs/>
           <w:b/>
         </w:rPr>
-        <w:t xml:space="preserve">):</w:t>
+        <w:t xml:space="preserve">) :</w:t>
       </w:r>
       <w:r>
         <w:t xml:space="preserve"> </w:t>
       </w:r>
       <w:r>
-        <w:t xml:space="preserve">Neben Gremium und Funktion innerhalb der Organisation wird explizit festgehalten, ob die Position bezahlt ist – ein zentraler Transparenzaspekt.</w:t>
+        <w:t xml:space="preserve">outre l’organe et la fonction au sein de l’organisation, il est explicitement consigné si la position est rémunérée – un aspect central de la transparence.</w:t>
       </w:r>
     </w:p>
     <w:bookmarkStart w:id="176" w:name="classe-interestlink"/>
@@ -17478,7 +17259,7 @@
           <w:iCs/>
           <w:i/>
         </w:rPr>
-        <w:t xml:space="preserve">An interest link (conflict of interest, political financing) of a person to an organization outside the actor schema.</w:t>
+        <w:t xml:space="preserve">Un lien d’intérêts (conflit d’intérêts, financement politique) d’une personne avec une organisation située en dehors du schéma des acteurs.</w:t>
       </w:r>
     </w:p>
     <w:p>
@@ -17598,7 +17379,7 @@
               <w:jc w:val="left"/>
             </w:pPr>
             <w:r>
-              <w:t xml:space="preserve">Reference to a person with snapshot data at time of linking.</w:t>
+              <w:t xml:space="preserve">Référence à une personne avec des données instantanées au moment de la mise en relation.</w:t>
             </w:r>
           </w:p>
         </w:tc>
@@ -17650,7 +17431,7 @@
               <w:jc w:val="left"/>
             </w:pPr>
             <w:r>
-              <w:t xml:space="preserve">Type of interest link (professional activity, political office, association).</w:t>
+              <w:t xml:space="preserve">Type de lien d’intérêts (activité professionnelle, mandat politique, association).</w:t>
             </w:r>
           </w:p>
         </w:tc>
@@ -17702,7 +17483,7 @@
               <w:jc w:val="left"/>
             </w:pPr>
             <w:r>
-              <w:t xml:space="preserve">Name of the organization or enterprise.</w:t>
+              <w:t xml:space="preserve">Nom de l’organisation ou de l’entreprise.</w:t>
             </w:r>
           </w:p>
         </w:tc>
@@ -17754,7 +17535,7 @@
               <w:jc w:val="left"/>
             </w:pPr>
             <w:r>
-              <w:t xml:space="preserve">UID of the organization (eCH-0097 format: CHE-XXX.XXX.XXX) from the federal UID register (uid.admin.ch).</w:t>
+              <w:t xml:space="preserve">IDE de l’organisation (format eCH-0097 : CHE-XXX.XXX.XXX) issu du registre fédéral IDE (uid.admin.ch).</w:t>
             </w:r>
           </w:p>
         </w:tc>
@@ -17806,7 +17587,7 @@
               <w:jc w:val="left"/>
             </w:pPr>
             <w:r>
-              <w:t xml:space="preserve">Address of the organization.</w:t>
+              <w:t xml:space="preserve">Adresse de l’organisation.</w:t>
             </w:r>
           </w:p>
         </w:tc>
@@ -17858,7 +17639,7 @@
               <w:jc w:val="left"/>
             </w:pPr>
             <w:r>
-              <w:t xml:space="preserve">Legal form of the organization. See controlled vocabulary: https://register.ld.admin.ch/i14y/concept/legalForm</w:t>
+              <w:t xml:space="preserve">Forme juridique de l’organisation. Voir le vocabulaire contrôlé : https://register.ld.admin.ch/i14y/concept/legalForm</w:t>
             </w:r>
           </w:p>
         </w:tc>
@@ -17910,7 +17691,7 @@
               <w:jc w:val="left"/>
             </w:pPr>
             <w:r>
-              <w:t xml:space="preserve">Indicates if the position is paid.</w:t>
+              <w:t xml:space="preserve">Indique si le poste est rémunéré.</w:t>
             </w:r>
           </w:p>
         </w:tc>
@@ -17962,7 +17743,7 @@
               <w:jc w:val="left"/>
             </w:pPr>
             <w:r>
-              <w:t xml:space="preserve">Committee or board within the organization (e.g., Verwaltungsrat, Stiftungsrat, Vorstand, Aufsichtsrat, Beirat, Geschäftsleitung).</w:t>
+              <w:t xml:space="preserve">Comité ou organe au sein de l’organisation (p. ex. conseil d’administration, conseil de fondation, comité directeur, conseil de surveillance, comité consultatif, direction).</w:t>
             </w:r>
           </w:p>
         </w:tc>
@@ -18014,7 +17795,7 @@
               <w:jc w:val="left"/>
             </w:pPr>
             <w:r>
-              <w:t xml:space="preserve">Function or role in the organization (e.g., Präsident/in, Vizepräsident/in, Mitglied, Delegierter, Geschäftsführer/in, Berater/in).</w:t>
+              <w:t xml:space="preserve">Fonction ou rôle dans l’organisation (p. ex. président/e, vice-président/e, membre, délégué, directeur/directrice, conseiller/ère).</w:t>
             </w:r>
           </w:p>
         </w:tc>
@@ -18066,13 +17847,13 @@
               <w:jc w:val="left"/>
             </w:pPr>
             <w:r>
-              <w:t xml:space="preserve">Local identifier. For example, a UUID from the council information system.</w:t>
-            </w:r>
-            <w:r>
-              <w:t xml:space="preserve"> </w:t>
-            </w:r>
-            <w:r>
-              <w:t xml:space="preserve">Inheritance:</w:t>
+              <w:t xml:space="preserve">Identifiant local. Par exemple, un UUID issu du système d’information du conseil.</w:t>
+            </w:r>
+            <w:r>
+              <w:t xml:space="preserve"> </w:t>
+            </w:r>
+            <w:r>
+              <w:t xml:space="preserve">Héritage :</w:t>
             </w:r>
             <w:r>
               <w:t xml:space="preserve"> </w:t>
@@ -18135,13 +17916,13 @@
               <w:jc w:val="left"/>
             </w:pPr>
             <w:r>
-              <w:t xml:space="preserve">A unique, globally valid URI for the entity.</w:t>
-            </w:r>
-            <w:r>
-              <w:t xml:space="preserve"> </w:t>
-            </w:r>
-            <w:r>
-              <w:t xml:space="preserve">Inheritance:</w:t>
+              <w:t xml:space="preserve">Une URI unique et globalement valide pour l’entité.</w:t>
+            </w:r>
+            <w:r>
+              <w:t xml:space="preserve"> </w:t>
+            </w:r>
+            <w:r>
+              <w:t xml:space="preserve">Héritage :</w:t>
             </w:r>
             <w:r>
               <w:t xml:space="preserve"> </w:t>
@@ -18204,13 +17985,13 @@
               <w:jc w:val="left"/>
             </w:pPr>
             <w:r>
-              <w:t xml:space="preserve">A URI that refers to a Wikidata entity, e.g. http://www.wikidata.org/entity/Q39 for Switzerland.</w:t>
-            </w:r>
-            <w:r>
-              <w:t xml:space="preserve"> </w:t>
-            </w:r>
-            <w:r>
-              <w:t xml:space="preserve">Inheritance:</w:t>
+              <w:t xml:space="preserve">Une URI qui renvoie à une entité Wikidata, par ex. http://www.wikidata.org/entity/Q39 pour la Suisse.</w:t>
+            </w:r>
+            <w:r>
+              <w:t xml:space="preserve"> </w:t>
+            </w:r>
+            <w:r>
+              <w:t xml:space="preserve">Héritage :</w:t>
             </w:r>
             <w:r>
               <w:t xml:space="preserve"> </w:t>
@@ -18273,13 +18054,13 @@
               <w:jc w:val="left"/>
             </w:pPr>
             <w:r>
-              <w:t xml:space="preserve">The date when an entity was created.</w:t>
-            </w:r>
-            <w:r>
-              <w:t xml:space="preserve"> </w:t>
-            </w:r>
-            <w:r>
-              <w:t xml:space="preserve">Inheritance:</w:t>
+              <w:t xml:space="preserve">La date à laquelle une entité a été créée.</w:t>
+            </w:r>
+            <w:r>
+              <w:t xml:space="preserve"> </w:t>
+            </w:r>
+            <w:r>
+              <w:t xml:space="preserve">Héritage :</w:t>
             </w:r>
             <w:r>
               <w:t xml:space="preserve"> </w:t>
@@ -18342,13 +18123,13 @@
               <w:jc w:val="left"/>
             </w:pPr>
             <w:r>
-              <w:t xml:space="preserve">The date and time when an entity was created.</w:t>
-            </w:r>
-            <w:r>
-              <w:t xml:space="preserve"> </w:t>
-            </w:r>
-            <w:r>
-              <w:t xml:space="preserve">Inheritance:</w:t>
+              <w:t xml:space="preserve">La date et l’heure auxquelles une entité a été créée.</w:t>
+            </w:r>
+            <w:r>
+              <w:t xml:space="preserve"> </w:t>
+            </w:r>
+            <w:r>
+              <w:t xml:space="preserve">Héritage :</w:t>
             </w:r>
             <w:r>
               <w:t xml:space="preserve"> </w:t>
@@ -18411,13 +18192,13 @@
               <w:jc w:val="left"/>
             </w:pPr>
             <w:r>
-              <w:t xml:space="preserve">The date when an entity was last modified.</w:t>
-            </w:r>
-            <w:r>
-              <w:t xml:space="preserve"> </w:t>
-            </w:r>
-            <w:r>
-              <w:t xml:space="preserve">Inheritance:</w:t>
+              <w:t xml:space="preserve">La date à laquelle une entité a été modifiée pour la dernière fois.</w:t>
+            </w:r>
+            <w:r>
+              <w:t xml:space="preserve"> </w:t>
+            </w:r>
+            <w:r>
+              <w:t xml:space="preserve">Héritage :</w:t>
             </w:r>
             <w:r>
               <w:t xml:space="preserve"> </w:t>
@@ -18480,13 +18261,13 @@
               <w:jc w:val="left"/>
             </w:pPr>
             <w:r>
-              <w:t xml:space="preserve">The date and time when an entity was last modified.</w:t>
-            </w:r>
-            <w:r>
-              <w:t xml:space="preserve"> </w:t>
-            </w:r>
-            <w:r>
-              <w:t xml:space="preserve">Inheritance:</w:t>
+              <w:t xml:space="preserve">La date et l’heure auxquelles une entité a été modifiée pour la dernière fois.</w:t>
+            </w:r>
+            <w:r>
+              <w:t xml:space="preserve"> </w:t>
+            </w:r>
+            <w:r>
+              <w:t xml:space="preserve">Héritage :</w:t>
             </w:r>
             <w:r>
               <w:t xml:space="preserve"> </w:t>
@@ -18549,13 +18330,13 @@
               <w:jc w:val="left"/>
             </w:pPr>
             <w:r>
-              <w:t xml:space="preserve">The date from which the information is valid.</w:t>
-            </w:r>
-            <w:r>
-              <w:t xml:space="preserve"> </w:t>
-            </w:r>
-            <w:r>
-              <w:t xml:space="preserve">Inheritance:</w:t>
+              <w:t xml:space="preserve">La date à partir de laquelle l’information est valable.</w:t>
+            </w:r>
+            <w:r>
+              <w:t xml:space="preserve"> </w:t>
+            </w:r>
+            <w:r>
+              <w:t xml:space="preserve">Héritage :</w:t>
             </w:r>
             <w:r>
               <w:t xml:space="preserve"> </w:t>
@@ -18618,13 +18399,13 @@
               <w:jc w:val="left"/>
             </w:pPr>
             <w:r>
-              <w:t xml:space="preserve">The date until which the information is valid, inclusive.</w:t>
-            </w:r>
-            <w:r>
-              <w:t xml:space="preserve"> </w:t>
-            </w:r>
-            <w:r>
-              <w:t xml:space="preserve">Inheritance:</w:t>
+              <w:t xml:space="preserve">La date jusqu’à laquelle l’information est valable, incluse.</w:t>
+            </w:r>
+            <w:r>
+              <w:t xml:space="preserve"> </w:t>
+            </w:r>
+            <w:r>
+              <w:t xml:space="preserve">Héritage :</w:t>
             </w:r>
             <w:r>
               <w:t xml:space="preserve"> </w:t>
@@ -18687,13 +18468,13 @@
               <w:jc w:val="left"/>
             </w:pPr>
             <w:r>
-              <w:t xml:space="preserve">Indicates whether the information is currently valid. Can be useful when this information is explicitly available.</w:t>
-            </w:r>
-            <w:r>
-              <w:t xml:space="preserve"> </w:t>
-            </w:r>
-            <w:r>
-              <w:t xml:space="preserve">Inheritance:</w:t>
+              <w:t xml:space="preserve">Indique si l’information est actuellement valable. Peut être utile lorsque cette information est explicitement disponible.</w:t>
+            </w:r>
+            <w:r>
+              <w:t xml:space="preserve"> </w:t>
+            </w:r>
+            <w:r>
+              <w:t xml:space="preserve">Héritage :</w:t>
             </w:r>
             <w:r>
               <w:t xml:space="preserve"> </w:t>
@@ -21854,7 +21635,7 @@
           <w:iCs/>
           <w:i/>
         </w:rPr>
-        <w:t xml:space="preserve">Types of interest links (conflicts of interest, political financing).</w:t>
+        <w:t xml:space="preserve">Types de liens d’intérêts (conflits d’intérêts, financement politique).</w:t>
       </w:r>
     </w:p>
     <w:p>
@@ -21954,7 +21735,7 @@
               <w:jc w:val="left"/>
             </w:pPr>
             <w:r>
-              <w:t xml:space="preserve">Professional activity outside the political mandate (e.g., employment, self-employment, consulting, board mandates in private companies).</w:t>
+              <w:t xml:space="preserve">Activité professionnelle en dehors du mandat politique (p. ex. emploi salarié, activité indépendante, conseil, mandats d’administrateur dans des entreprises privées).</w:t>
             </w:r>
           </w:p>
         </w:tc>
@@ -22007,7 +21788,7 @@
               <w:jc w:val="left"/>
             </w:pPr>
             <w:r>
-              <w:t xml:space="preserve">Political office or mandate at other federal levels or in other bodies (e.g., cantonal/municipal parliament membership, government council, extra-parliamentary commission).</w:t>
+              <w:t xml:space="preserve">Mandat ou fonction politique à d’autres niveaux fédéraux ou dans d’autres collectivités (p. ex. appartenance à un parlement cantonal/communal, conseil d’État, commission extraparlementaire).</w:t>
             </w:r>
           </w:p>
         </w:tc>
@@ -22060,7 +21841,7 @@
               <w:jc w:val="left"/>
             </w:pPr>
             <w:r>
-              <w:t xml:space="preserve">Membership in associations, federations, or interest organizations (e.g., industry associations, professional associations, lobby organizations, foundations, charitable associations).</w:t>
+              <w:t xml:space="preserve">Appartenance à des associations, des fédérations ou des organisations d’intérêts (p. ex. associations de branche, associations professionnelles, organisations de lobbying, fondations, associations d’utilité publique).</w:t>
             </w:r>
           </w:p>
         </w:tc>
@@ -22113,7 +21894,7 @@
           <w:iCs/>
           <w:i/>
         </w:rPr>
-        <w:t xml:space="preserve">Legal forms based on the Swiss UID register codelist (eCH-0108). See https://register.ld.admin.ch/i14y/concept/legalForm</w:t>
+        <w:t xml:space="preserve">Formes juridiques basées sur la liste de codes du registre fédéral IDE (eCH-0108). Voir https://register.ld.admin.ch/i14y/concept/legalForm</w:t>
       </w:r>
     </w:p>
     <w:p>
@@ -24215,13 +23996,13 @@
     </w:p>
     <w:bookmarkEnd w:id="223"/>
     <w:bookmarkEnd w:id="224"/>
-    <w:bookmarkStart w:id="244" w:name="geteilte-elemente"/>
+    <w:bookmarkStart w:id="244" w:name="éléments-partagés"/>
     <w:p>
       <w:pPr>
         <w:pStyle w:val="berschrift1"/>
       </w:pPr>
       <w:r>
-        <w:t xml:space="preserve">Geteilte Elemente</w:t>
+        <w:t xml:space="preserve">Éléments partagés</w:t>
       </w:r>
     </w:p>
     <w:bookmarkStart w:id="225" w:name="reference-classes"/>
@@ -24247,7 +24028,7 @@
         <w:t xml:space="preserve"> </w:t>
       </w:r>
       <w:r>
-        <w:t xml:space="preserve">und</w:t>
+        <w:t xml:space="preserve">et</w:t>
       </w:r>
       <w:r>
         <w:t xml:space="preserve"> </w:t>
@@ -24262,7 +24043,7 @@
         <w:t xml:space="preserve"> </w:t>
       </w:r>
       <w:r>
-        <w:t xml:space="preserve">werden verwendet, um Personen bzw. Gruppen</w:t>
+        <w:t xml:space="preserve">sont utilisés pour référencer</w:t>
       </w:r>
       <w:r>
         <w:t xml:space="preserve"> </w:t>
@@ -24272,13 +24053,13 @@
           <w:bCs/>
           <w:b/>
         </w:rPr>
-        <w:t xml:space="preserve">lokal</w:t>
+        <w:t xml:space="preserve">localement</w:t>
       </w:r>
       <w:r>
         <w:t xml:space="preserve"> </w:t>
       </w:r>
       <w:r>
-        <w:t xml:space="preserve">innerhalb einer anderen Entität zu referenzieren. Neben dem eigentlichen Link zur vollständigen Entität werden dabei nur die relevanten Informationen zum</w:t>
+        <w:t xml:space="preserve">des personnes ou des groupes au sein d’une autre entité. Outre le lien proprement dit vers l’entité complète, seules les informations pertinentes au</w:t>
       </w:r>
       <w:r>
         <w:t xml:space="preserve"> </w:t>
@@ -24288,13 +24069,13 @@
           <w:bCs/>
           <w:b/>
         </w:rPr>
-        <w:t xml:space="preserve">Zeitpunkt der Verknüpfung</w:t>
+        <w:t xml:space="preserve">moment de la mise en relation</w:t>
       </w:r>
       <w:r>
         <w:t xml:space="preserve"> </w:t>
       </w:r>
       <w:r>
-        <w:t xml:space="preserve">gespeichert – es müssen also nicht alle Informationen einer Person oder Gruppe bei jeder Erwähnung wiederholt werden.</w:t>
+        <w:t xml:space="preserve">sont enregistrées – il n’est donc pas nécessaire de répéter toutes les informations d’une personne ou d’un groupe à chaque mention.</w:t>
       </w:r>
     </w:p>
     <w:p>
@@ -24302,7 +24083,7 @@
         <w:pStyle w:val="Textkrper"/>
       </w:pPr>
       <w:r>
-        <w:t xml:space="preserve">Ein Beispiel: Eine Motion verweist auf die Person, die sie eingereicht hat. Zusätzlich zum Link auf die vollständige Personen-Entität speichert die Motion lokal Informationen wie die politische Partei oder die Rolle der Person</w:t>
+        <w:t xml:space="preserve">Un exemple : une motion renvoie à la personne qui l’a déposée. En plus du lien vers l’entité complète de la personne, la motion enregistre localement des informations telles que le parti politique ou le rôle de la personne</w:t>
       </w:r>
       <w:r>
         <w:t xml:space="preserve"> </w:t>
@@ -24312,10 +24093,10 @@
           <w:bCs/>
           <w:b/>
         </w:rPr>
-        <w:t xml:space="preserve">zum Zeitpunkt der Einreichung</w:t>
-      </w:r>
-      <w:r>
-        <w:t xml:space="preserve">. Wechselt die Person später die Partei oder die Rolle, bleibt die Information in der Motion dennoch korrekt und unveränderlich.</w:t>
+        <w:t xml:space="preserve">au moment du dépôt</w:t>
+      </w:r>
+      <w:r>
+        <w:t xml:space="preserve">. Si la personne change ultérieurement de parti ou de rôle, l’information dans la motion demeure néanmoins correcte et immuable.</w:t>
       </w:r>
     </w:p>
     <w:p>
@@ -24323,7 +24104,7 @@
         <w:pStyle w:val="Textkrper"/>
       </w:pPr>
       <w:r>
-        <w:t xml:space="preserve">Dies dient drei Zwecken:</w:t>
+        <w:t xml:space="preserve">Cela sert trois objectifs :</w:t>
       </w:r>
     </w:p>
     <w:p>
@@ -24339,13 +24120,13 @@
           <w:bCs/>
           <w:b/>
         </w:rPr>
-        <w:t xml:space="preserve">Nützliche lokale Daten</w:t>
+        <w:t xml:space="preserve">Des données locales utiles</w:t>
       </w:r>
       <w:r>
         <w:t xml:space="preserve"> </w:t>
       </w:r>
       <w:r>
-        <w:t xml:space="preserve">ohne aufwändige Abfragen der vollständigen Entität</w:t>
+        <w:t xml:space="preserve">sans requêtes coûteuses sur l’entité complète</w:t>
       </w:r>
     </w:p>
     <w:p>
@@ -24361,10 +24142,10 @@
           <w:bCs/>
           <w:b/>
         </w:rPr>
-        <w:t xml:space="preserve">Keine Redundanz</w:t>
-      </w:r>
-      <w:r>
-        <w:t xml:space="preserve">, da nicht alle Informationen bei jeder Erwähnung wiederholt werden müssen</w:t>
+        <w:t xml:space="preserve">Aucune redondance</w:t>
+      </w:r>
+      <w:r>
+        <w:t xml:space="preserve">, car il n’est pas nécessaire de répéter toutes les informations à chaque mention</w:t>
       </w:r>
     </w:p>
     <w:p>
@@ -24380,10 +24161,10 @@
           <w:bCs/>
           <w:b/>
         </w:rPr>
-        <w:t xml:space="preserve">Implizite Versionierung</w:t>
-      </w:r>
-      <w:r>
-        <w:t xml:space="preserve">, da die lokale Referenz unverändert bleibt, auch wenn sich die verknüpfte Entität später ändert</w:t>
+        <w:t xml:space="preserve">Un versionnement implicite</w:t>
+      </w:r>
+      <w:r>
+        <w:t xml:space="preserve">, car la référence locale demeure inchangée, même si l’entité liée change ultérieurement</w:t>
       </w:r>
     </w:p>
     <w:bookmarkEnd w:id="225"/>
@@ -24405,7 +24186,7 @@
           <w:iCs/>
           <w:i/>
         </w:rPr>
-        <w:t xml:space="preserve">Lightweight reference to a person with key identification data at time of linking. Preserves historical accuracy even if the person changes later.</w:t>
+        <w:t xml:space="preserve">Référence légère à une personne avec les principales données d’identification au moment de la liaison. Préserve l’exactitude historique même si la personne change ultérieurement.</w:t>
       </w:r>
     </w:p>
     <w:p>
@@ -24525,7 +24306,7 @@
               <w:jc w:val="left"/>
             </w:pPr>
             <w:r>
-              <w:t xml:space="preserve">Mandatory short display name to identify the person within the organisation (e.g. with added birth year to distinguish persons with the same name).</w:t>
+              <w:t xml:space="preserve">Nom d’affichage court obligatoire permettant d’identifier la personne au sein de l’organisation (par ex. avec l’ajout de l’année de naissance afin de distinguer les personnes portant le même nom).</w:t>
             </w:r>
           </w:p>
         </w:tc>
@@ -24577,19 +24358,7 @@
               <w:jc w:val="left"/>
             </w:pPr>
             <w:r>
-              <w:t xml:space="preserve">Optional long display name including academic titles and full official name (e.g. </w:t>
-            </w:r>
-            <w:r>
-              <w:t xml:space="preserve">“</w:t>
-            </w:r>
-            <w:r>
-              <w:t xml:space="preserve">Dr. Maria Muster-Beispiel</w:t>
-            </w:r>
-            <w:r>
-              <w:t xml:space="preserve">”</w:t>
-            </w:r>
-            <w:r>
-              <w:t xml:space="preserve">).</w:t>
+              <w:t xml:space="preserve">Nom d’affichage long facultatif comprenant les titres académiques et le nom officiel complet (par ex. « Dr. Maria Muster-Beispiel »).</w:t>
             </w:r>
           </w:p>
         </w:tc>
@@ -24641,7 +24410,7 @@
               <w:jc w:val="left"/>
             </w:pPr>
             <w:r>
-              <w:t xml:space="preserve">Name of the body/group at time of linking.</w:t>
+              <w:t xml:space="preserve">Nom de l’organe/du groupe au moment de la liaison.</w:t>
             </w:r>
           </w:p>
         </w:tc>
@@ -24693,13 +24462,13 @@
               <w:jc w:val="left"/>
             </w:pPr>
             <w:r>
-              <w:t xml:space="preserve">Local identifier. For example, a UUID from the council information system.</w:t>
-            </w:r>
-            <w:r>
-              <w:t xml:space="preserve"> </w:t>
-            </w:r>
-            <w:r>
-              <w:t xml:space="preserve">Inheritance:</w:t>
+              <w:t xml:space="preserve">Identifiant local. Par exemple, un UUID issu du système d’information du conseil.</w:t>
+            </w:r>
+            <w:r>
+              <w:t xml:space="preserve"> </w:t>
+            </w:r>
+            <w:r>
+              <w:t xml:space="preserve">Héritage :</w:t>
             </w:r>
             <w:r>
               <w:t xml:space="preserve"> </w:t>
@@ -24762,13 +24531,13 @@
               <w:jc w:val="left"/>
             </w:pPr>
             <w:r>
-              <w:t xml:space="preserve">A unique, globally valid URI for the entity.</w:t>
-            </w:r>
-            <w:r>
-              <w:t xml:space="preserve"> </w:t>
-            </w:r>
-            <w:r>
-              <w:t xml:space="preserve">Inheritance:</w:t>
+              <w:t xml:space="preserve">Une URI unique et globalement valide pour l’entité.</w:t>
+            </w:r>
+            <w:r>
+              <w:t xml:space="preserve"> </w:t>
+            </w:r>
+            <w:r>
+              <w:t xml:space="preserve">Héritage :</w:t>
             </w:r>
             <w:r>
               <w:t xml:space="preserve"> </w:t>
@@ -24831,13 +24600,13 @@
               <w:jc w:val="left"/>
             </w:pPr>
             <w:r>
-              <w:t xml:space="preserve">A URI that refers to a Wikidata entity, e.g. http://www.wikidata.org/entity/Q39 for Switzerland.</w:t>
-            </w:r>
-            <w:r>
-              <w:t xml:space="preserve"> </w:t>
-            </w:r>
-            <w:r>
-              <w:t xml:space="preserve">Inheritance:</w:t>
+              <w:t xml:space="preserve">Une URI qui renvoie à une entité Wikidata, par ex. http://www.wikidata.org/entity/Q39 pour la Suisse.</w:t>
+            </w:r>
+            <w:r>
+              <w:t xml:space="preserve"> </w:t>
+            </w:r>
+            <w:r>
+              <w:t xml:space="preserve">Héritage :</w:t>
             </w:r>
             <w:r>
               <w:t xml:space="preserve"> </w:t>
@@ -25081,7 +24850,7 @@
           <w:iCs/>
           <w:i/>
         </w:rPr>
-        <w:t xml:space="preserve">Lightweight reference to a group with key identification data at time of linking.</w:t>
+        <w:t xml:space="preserve">Référence légère à un groupe avec les principales données d’identification au moment de la liaison.</w:t>
       </w:r>
     </w:p>
     <w:p>
@@ -25201,7 +24970,7 @@
               <w:jc w:val="left"/>
             </w:pPr>
             <w:r>
-              <w:t xml:space="preserve">Assign a label to a structured piece of information (e.g., display name, position, etc.).</w:t>
+              <w:t xml:space="preserve">Attribuer un label à une information structurée (par ex. nom d’affichage, poste, etc.).</w:t>
             </w:r>
           </w:p>
         </w:tc>
@@ -25253,7 +25022,7 @@
               <w:jc w:val="left"/>
             </w:pPr>
             <w:r>
-              <w:t xml:space="preserve">Abbreviation (can be multilingual).</w:t>
+              <w:t xml:space="preserve">Abréviation (peut être multilingue).</w:t>
             </w:r>
           </w:p>
         </w:tc>
@@ -25305,13 +25074,13 @@
               <w:jc w:val="left"/>
             </w:pPr>
             <w:r>
-              <w:t xml:space="preserve">Local identifier. For example, a UUID from the council information system.</w:t>
-            </w:r>
-            <w:r>
-              <w:t xml:space="preserve"> </w:t>
-            </w:r>
-            <w:r>
-              <w:t xml:space="preserve">Inheritance:</w:t>
+              <w:t xml:space="preserve">Identifiant local. Par exemple, un UUID issu du système d’information du conseil.</w:t>
+            </w:r>
+            <w:r>
+              <w:t xml:space="preserve"> </w:t>
+            </w:r>
+            <w:r>
+              <w:t xml:space="preserve">Héritage :</w:t>
             </w:r>
             <w:r>
               <w:t xml:space="preserve"> </w:t>
@@ -25374,13 +25143,13 @@
               <w:jc w:val="left"/>
             </w:pPr>
             <w:r>
-              <w:t xml:space="preserve">A unique, globally valid URI for the entity.</w:t>
-            </w:r>
-            <w:r>
-              <w:t xml:space="preserve"> </w:t>
-            </w:r>
-            <w:r>
-              <w:t xml:space="preserve">Inheritance:</w:t>
+              <w:t xml:space="preserve">Une URI unique et globalement valide pour l’entité.</w:t>
+            </w:r>
+            <w:r>
+              <w:t xml:space="preserve"> </w:t>
+            </w:r>
+            <w:r>
+              <w:t xml:space="preserve">Héritage :</w:t>
             </w:r>
             <w:r>
               <w:t xml:space="preserve"> </w:t>
@@ -25443,13 +25212,13 @@
               <w:jc w:val="left"/>
             </w:pPr>
             <w:r>
-              <w:t xml:space="preserve">A URI that refers to a Wikidata entity, e.g. http://www.wikidata.org/entity/Q39 for Switzerland.</w:t>
-            </w:r>
-            <w:r>
-              <w:t xml:space="preserve"> </w:t>
-            </w:r>
-            <w:r>
-              <w:t xml:space="preserve">Inheritance:</w:t>
+              <w:t xml:space="preserve">Une URI qui renvoie à une entité Wikidata, par ex. http://www.wikidata.org/entity/Q39 pour la Suisse.</w:t>
+            </w:r>
+            <w:r>
+              <w:t xml:space="preserve"> </w:t>
+            </w:r>
+            <w:r>
+              <w:t xml:space="preserve">Héritage :</w:t>
             </w:r>
             <w:r>
               <w:t xml:space="preserve"> </w:t>
@@ -25610,13 +25379,13 @@
     </w:tbl>
     <w:bookmarkEnd w:id="230"/>
     <w:bookmarkEnd w:id="231"/>
-    <w:bookmarkStart w:id="232" w:name="mehrfach-benutzte-klassen"/>
+    <w:bookmarkStart w:id="232" w:name="classes-utilisées-à-plusieurs-reprises"/>
     <w:p>
       <w:pPr>
         <w:pStyle w:val="berschrift2"/>
       </w:pPr>
       <w:r>
-        <w:t xml:space="preserve">Mehrfach benutzte Klassen</w:t>
+        <w:t xml:space="preserve">Classes utilisées à plusieurs reprises</w:t>
       </w:r>
     </w:p>
     <w:bookmarkEnd w:id="232"/>
@@ -25638,7 +25407,7 @@
           <w:iCs/>
           <w:i/>
         </w:rPr>
-        <w:t xml:space="preserve">An address with a type (e.g., private address, business address) and a value.</w:t>
+        <w:t xml:space="preserve">Une adresse avec un type (p. ex. adresse privée, adresse professionnelle) et une valeur.</w:t>
       </w:r>
     </w:p>
     <w:p>
@@ -25758,7 +25527,7 @@
               <w:jc w:val="left"/>
             </w:pPr>
             <w:r>
-              <w:t xml:space="preserve">Type of address.</w:t>
+              <w:t xml:space="preserve">Type d’adresse.</w:t>
             </w:r>
           </w:p>
         </w:tc>
@@ -25810,7 +25579,7 @@
               <w:jc w:val="left"/>
             </w:pPr>
             <w:r>
-              <w:t xml:space="preserve">URI of the address from the Swiss federal building address register. The layer can be accessed at https://map.geo.admin.ch/#/map?topic=ech&amp;layers=ch.swisstopo.amtliches-gebaeudeadressverzeichnis. Example of a valid URI: https://geo.ld.admin.ch/location/address/101904050</w:t>
+              <w:t xml:space="preserve">URI de l’adresse issue du répertoire fédéral des adresses de bâtiments. La couche est accessible à l’adresse https://map.geo.admin.ch/#/map?topic=ech&amp;layers=ch.swisstopo.amtliches-gebaeudeadressverzeichnis. Exemple d’URI valide : https://geo.ld.admin.ch/location/address/101904050</w:t>
             </w:r>
           </w:p>
         </w:tc>
@@ -25862,7 +25631,7 @@
               <w:jc w:val="left"/>
             </w:pPr>
             <w:r>
-              <w:t xml:space="preserve">Street address.</w:t>
+              <w:t xml:space="preserve">Adresse (rue).</w:t>
             </w:r>
           </w:p>
         </w:tc>
@@ -25914,7 +25683,7 @@
               <w:jc w:val="left"/>
             </w:pPr>
             <w:r>
-              <w:t xml:space="preserve">Postal code.</w:t>
+              <w:t xml:space="preserve">Code postal.</w:t>
             </w:r>
           </w:p>
         </w:tc>
@@ -25966,7 +25735,7 @@
               <w:jc w:val="left"/>
             </w:pPr>
             <w:r>
-              <w:t xml:space="preserve">Locality.</w:t>
+              <w:t xml:space="preserve">Localité.</w:t>
             </w:r>
           </w:p>
         </w:tc>
@@ -26263,7 +26032,7 @@
           <w:iCs/>
           <w:i/>
         </w:rPr>
-        <w:t xml:space="preserve">Types of addresses.</w:t>
+        <w:t xml:space="preserve">Types d’adresses.</w:t>
       </w:r>
     </w:p>
     <w:p>
@@ -26363,7 +26132,7 @@
               <w:jc w:val="left"/>
             </w:pPr>
             <w:r>
-              <w:t xml:space="preserve">Private address.</w:t>
+              <w:t xml:space="preserve">Adresse privée.</w:t>
             </w:r>
           </w:p>
         </w:tc>
@@ -26407,7 +26176,7 @@
               <w:jc w:val="left"/>
             </w:pPr>
             <w:r>
-              <w:t xml:space="preserve">Business address.</w:t>
+              <w:t xml:space="preserve">Adresse professionnelle.</w:t>
             </w:r>
           </w:p>
         </w:tc>
@@ -26451,7 +26220,7 @@
               <w:jc w:val="left"/>
             </w:pPr>
             <w:r>
-              <w:t xml:space="preserve">Local address.</w:t>
+              <w:t xml:space="preserve">Adresse locale.</w:t>
             </w:r>
           </w:p>
         </w:tc>
@@ -26495,7 +26264,7 @@
           <w:iCs/>
           <w:i/>
         </w:rPr>
-        <w:t xml:space="preserve">Contact information of a person indicating a type (e.g., email, LinkedIn) and a value.</w:t>
+        <w:t xml:space="preserve">Informations de contact d’une personne indiquant un type (p. ex. e-mail, LinkedIn) et une valeur.</w:t>
       </w:r>
     </w:p>
     <w:p>
@@ -26615,7 +26384,7 @@
               <w:jc w:val="left"/>
             </w:pPr>
             <w:r>
-              <w:t xml:space="preserve">Type of contact information.</w:t>
+              <w:t xml:space="preserve">Type d’informations de contact.</w:t>
             </w:r>
           </w:p>
         </w:tc>
@@ -26667,7 +26436,7 @@
               <w:jc w:val="left"/>
             </w:pPr>
             <w:r>
-              <w:t xml:space="preserve">The value of an information besides other attributes such as type, language, etc.</w:t>
+              <w:t xml:space="preserve">La valeur proprement dite d’une information, en plus d’autres attributs tels que le type, la langue, etc.</w:t>
             </w:r>
           </w:p>
         </w:tc>
@@ -28170,7 +27939,7 @@
         <w:rFonts w:asciiTheme="minorHAnsi" w:cstheme="minorBidi" w:eastAsiaTheme="minorHAnsi" w:hAnsiTheme="minorHAnsi"/>
         <w:sz w:val="24"/>
         <w:szCs w:val="24"/>
-        <w:lang w:bidi="ar-SA" w:eastAsia="en-US" w:val="de"/>
+        <w:lang w:bidi="ar-SA" w:eastAsia="en-US" w:val="fr"/>
       </w:rPr>
     </w:rPrDefault>
     <w:pPrDefault>
@@ -28741,7 +28510,7 @@
       <w:color w:val="000000"/>
       <w:sz w:val="36"/>
       <w:szCs w:val="52"/>
-      <w:lang w:val="de"/>
+      <w:lang w:val="fr"/>
     </w:rPr>
   </w:style>
   <w:style w:customStyle="1" w:styleId="TitelZchn" w:type="character">
@@ -28755,7 +28524,7 @@
       <w:color w:val="000000"/>
       <w:sz w:val="36"/>
       <w:szCs w:val="52"/>
-      <w:lang w:val="de"/>
+      <w:lang w:val="fr"/>
     </w:rPr>
   </w:style>
   <w:style w:styleId="Untertitel" w:type="paragraph">
@@ -29033,6 +28802,11 @@
           <w:bottom w:color="auto" w:space="0" w:sz="0" w:val="single"/>
         </w:tcBorders>
         <w:vAlign w:val="bottom"/>
+      </w:tcPr>
+    </w:tblStylePr>
+    <w:tblStylePr w:type="band1Horz">
+      <w:tcPr>
+        <w:shd w:color="auto" w:fill="F2F2F2" w:val="clear"/>
       </w:tcPr>
     </w:tblStylePr>
   </w:style>

--- a/ech-0294_actors/output/ech-0294_actors_fr.docx
+++ b/ech-0294_actors/output/ech-0294_actors_fr.docx
@@ -28782,6 +28782,7 @@
     <w:unhideWhenUsed/>
     <w:qFormat/>
     <w:tblPr>
+      <w:tblStyleRowBandSize w:val="1"/>
       <w:tblInd w:type="dxa" w:w="0"/>
       <w:tblCellMar>
         <w:top w:type="dxa" w:w="0"/>

--- a/ech-0294_actors/output/ech-0294_actors_fr.docx
+++ b/ech-0294_actors/output/ech-0294_actors_fr.docx
@@ -1,6 +1,6 @@
 
 <file path=word/document.xml><?xml version="1.0" encoding="utf-8"?>
-<w:document xmlns:w="http://schemas.openxmlformats.org/wordprocessingml/2006/main" xmlns:m="http://schemas.openxmlformats.org/officeDocument/2006/math" xmlns:r="http://schemas.openxmlformats.org/officeDocument/2006/relationships" xmlns:o="urn:schemas-microsoft-com:office:office" xmlns:v="urn:schemas-microsoft-com:vml" xmlns:w10="urn:schemas-microsoft-com:office:word" xmlns:a="http://schemas.openxmlformats.org/drawingml/2006/main" xmlns:pic="http://schemas.openxmlformats.org/drawingml/2006/picture" xmlns:wp="http://schemas.openxmlformats.org/drawingml/2006/wordprocessingDrawing">
+<w:document xmlns:ns1="http://schemas.openxmlformats.org/officeDocument/2006/relationships" xmlns:w="http://schemas.openxmlformats.org/wordprocessingml/2006/main">
   <w:body>
     <w:p>
       <w:pPr>
@@ -102,7 +102,9 @@
       </w:tr>
       <w:tr>
         <w:tc>
-          <w:tcPr/>
+          <w:tcPr>
+            <w:shd w:val="clear" w:color="auto" w:fill="F2F2F2"/>
+          </w:tcPr>
           <w:p>
             <w:pPr>
               <w:pStyle w:val="Compact"/>
@@ -118,7 +120,9 @@
           </w:p>
         </w:tc>
         <w:tc>
-          <w:tcPr/>
+          <w:tcPr>
+            <w:shd w:val="clear" w:color="auto" w:fill="F2F2F2"/>
+          </w:tcPr>
           <w:p>
             <w:pPr>
               <w:pStyle w:val="Compact"/>
@@ -162,7 +166,9 @@
       </w:tr>
       <w:tr>
         <w:tc>
-          <w:tcPr/>
+          <w:tcPr>
+            <w:shd w:val="clear" w:color="auto" w:fill="F2F2F2"/>
+          </w:tcPr>
           <w:p>
             <w:pPr>
               <w:pStyle w:val="Compact"/>
@@ -178,7 +184,9 @@
           </w:p>
         </w:tc>
         <w:tc>
-          <w:tcPr/>
+          <w:tcPr>
+            <w:shd w:val="clear" w:color="auto" w:fill="F2F2F2"/>
+          </w:tcPr>
           <w:p>
             <w:pPr>
               <w:pStyle w:val="Compact"/>
@@ -222,7 +230,9 @@
       </w:tr>
       <w:tr>
         <w:tc>
-          <w:tcPr/>
+          <w:tcPr>
+            <w:shd w:val="clear" w:color="auto" w:fill="F2F2F2"/>
+          </w:tcPr>
           <w:p>
             <w:pPr>
               <w:pStyle w:val="Compact"/>
@@ -238,7 +248,9 @@
           </w:p>
         </w:tc>
         <w:tc>
-          <w:tcPr/>
+          <w:tcPr>
+            <w:shd w:val="clear" w:color="auto" w:fill="F2F2F2"/>
+          </w:tcPr>
           <w:p>
             <w:pPr>
               <w:pStyle w:val="Compact"/>
@@ -274,7 +286,9 @@
       </w:tr>
       <w:tr>
         <w:tc>
-          <w:tcPr/>
+          <w:tcPr>
+            <w:shd w:val="clear" w:color="auto" w:fill="F2F2F2"/>
+          </w:tcPr>
           <w:p>
             <w:pPr>
               <w:pStyle w:val="Compact"/>
@@ -290,7 +304,9 @@
           </w:p>
         </w:tc>
         <w:tc>
-          <w:tcPr/>
+          <w:tcPr>
+            <w:shd w:val="clear" w:color="auto" w:fill="F2F2F2"/>
+          </w:tcPr>
           <w:p>
             <w:pPr>
               <w:pStyle w:val="Compact"/>
@@ -330,7 +346,9 @@
       </w:tr>
       <w:tr>
         <w:tc>
-          <w:tcPr/>
+          <w:tcPr>
+            <w:shd w:val="clear" w:color="auto" w:fill="F2F2F2"/>
+          </w:tcPr>
           <w:p>
             <w:pPr>
               <w:pStyle w:val="Compact"/>
@@ -346,7 +364,9 @@
           </w:p>
         </w:tc>
         <w:tc>
-          <w:tcPr/>
+          <w:tcPr>
+            <w:shd w:val="clear" w:color="auto" w:fill="F2F2F2"/>
+          </w:tcPr>
           <w:p>
             <w:pPr>
               <w:pStyle w:val="Compact"/>
@@ -390,7 +410,9 @@
       </w:tr>
       <w:tr>
         <w:tc>
-          <w:tcPr/>
+          <w:tcPr>
+            <w:shd w:val="clear" w:color="auto" w:fill="F2F2F2"/>
+          </w:tcPr>
           <w:p>
             <w:pPr>
               <w:pStyle w:val="Compact"/>
@@ -406,7 +428,9 @@
           </w:p>
         </w:tc>
         <w:tc>
-          <w:tcPr/>
+          <w:tcPr>
+            <w:shd w:val="clear" w:color="auto" w:fill="F2F2F2"/>
+          </w:tcPr>
           <w:p>
             <w:pPr>
               <w:pStyle w:val="Compact"/>
@@ -450,7 +474,9 @@
       </w:tr>
       <w:tr>
         <w:tc>
-          <w:tcPr/>
+          <w:tcPr>
+            <w:shd w:val="clear" w:color="auto" w:fill="F2F2F2"/>
+          </w:tcPr>
           <w:p>
             <w:pPr>
               <w:pStyle w:val="Compact"/>
@@ -466,7 +492,9 @@
           </w:p>
         </w:tc>
         <w:tc>
-          <w:tcPr/>
+          <w:tcPr>
+            <w:shd w:val="clear" w:color="auto" w:fill="F2F2F2"/>
+          </w:tcPr>
           <w:p>
             <w:pPr>
               <w:pStyle w:val="Compact"/>
@@ -478,7 +506,7 @@
             <w:r>
               <w:t xml:space="preserve"> </w:t>
             </w:r>
-            <w:hyperlink r:id="rId20">
+            <w:hyperlink ns1:id="rId20">
               <w:r>
                 <w:rPr>
                   <w:rStyle w:val="Hyperlink"/>
@@ -1487,7 +1515,9 @@
       </w:tr>
       <w:tr>
         <w:tc>
-          <w:tcPr/>
+          <w:tcPr>
+            <w:shd w:val="clear" w:color="auto" w:fill="F2F2F2"/>
+          </w:tcPr>
           <w:p>
             <w:pPr>
               <w:pStyle w:val="Compact"/>
@@ -1499,7 +1529,9 @@
           </w:p>
         </w:tc>
         <w:tc>
-          <w:tcPr/>
+          <w:tcPr>
+            <w:shd w:val="clear" w:color="auto" w:fill="F2F2F2"/>
+          </w:tcPr>
           <w:p>
             <w:pPr>
               <w:pStyle w:val="Compact"/>
@@ -1525,7 +1557,9 @@
           </w:p>
         </w:tc>
         <w:tc>
-          <w:tcPr/>
+          <w:tcPr>
+            <w:shd w:val="clear" w:color="auto" w:fill="F2F2F2"/>
+          </w:tcPr>
           <w:p>
             <w:pPr>
               <w:pStyle w:val="Compact"/>
@@ -1591,7 +1625,9 @@
       </w:tr>
       <w:tr>
         <w:tc>
-          <w:tcPr/>
+          <w:tcPr>
+            <w:shd w:val="clear" w:color="auto" w:fill="F2F2F2"/>
+          </w:tcPr>
           <w:p>
             <w:pPr>
               <w:pStyle w:val="Compact"/>
@@ -1603,7 +1639,9 @@
           </w:p>
         </w:tc>
         <w:tc>
-          <w:tcPr/>
+          <w:tcPr>
+            <w:shd w:val="clear" w:color="auto" w:fill="F2F2F2"/>
+          </w:tcPr>
           <w:p>
             <w:pPr>
               <w:pStyle w:val="Compact"/>
@@ -1629,7 +1667,9 @@
           </w:p>
         </w:tc>
         <w:tc>
-          <w:tcPr/>
+          <w:tcPr>
+            <w:shd w:val="clear" w:color="auto" w:fill="F2F2F2"/>
+          </w:tcPr>
           <w:p>
             <w:pPr>
               <w:pStyle w:val="Compact"/>
@@ -1722,7 +1762,9 @@
       </w:tr>
       <w:tr>
         <w:tc>
-          <w:tcPr/>
+          <w:tcPr>
+            <w:shd w:val="clear" w:color="auto" w:fill="F2F2F2"/>
+          </w:tcPr>
           <w:p>
             <w:pPr>
               <w:pStyle w:val="Compact"/>
@@ -1734,7 +1776,9 @@
           </w:p>
         </w:tc>
         <w:tc>
-          <w:tcPr/>
+          <w:tcPr>
+            <w:shd w:val="clear" w:color="auto" w:fill="F2F2F2"/>
+          </w:tcPr>
           <w:p>
             <w:pPr>
               <w:pStyle w:val="Compact"/>
@@ -1760,7 +1804,9 @@
           </w:p>
         </w:tc>
         <w:tc>
-          <w:tcPr/>
+          <w:tcPr>
+            <w:shd w:val="clear" w:color="auto" w:fill="F2F2F2"/>
+          </w:tcPr>
           <w:p>
             <w:pPr>
               <w:pStyle w:val="Compact"/>
@@ -1826,7 +1872,9 @@
       </w:tr>
       <w:tr>
         <w:tc>
-          <w:tcPr/>
+          <w:tcPr>
+            <w:shd w:val="clear" w:color="auto" w:fill="F2F2F2"/>
+          </w:tcPr>
           <w:p>
             <w:pPr>
               <w:pStyle w:val="Compact"/>
@@ -1838,7 +1886,9 @@
           </w:p>
         </w:tc>
         <w:tc>
-          <w:tcPr/>
+          <w:tcPr>
+            <w:shd w:val="clear" w:color="auto" w:fill="F2F2F2"/>
+          </w:tcPr>
           <w:p>
             <w:pPr>
               <w:pStyle w:val="Compact"/>
@@ -1864,7 +1914,9 @@
           </w:p>
         </w:tc>
         <w:tc>
-          <w:tcPr/>
+          <w:tcPr>
+            <w:shd w:val="clear" w:color="auto" w:fill="F2F2F2"/>
+          </w:tcPr>
           <w:p>
             <w:pPr>
               <w:pStyle w:val="Compact"/>
@@ -1930,7 +1982,9 @@
       </w:tr>
       <w:tr>
         <w:tc>
-          <w:tcPr/>
+          <w:tcPr>
+            <w:shd w:val="clear" w:color="auto" w:fill="F2F2F2"/>
+          </w:tcPr>
           <w:p>
             <w:pPr>
               <w:pStyle w:val="Compact"/>
@@ -1942,7 +1996,9 @@
           </w:p>
         </w:tc>
         <w:tc>
-          <w:tcPr/>
+          <w:tcPr>
+            <w:shd w:val="clear" w:color="auto" w:fill="F2F2F2"/>
+          </w:tcPr>
           <w:p>
             <w:pPr>
               <w:pStyle w:val="Compact"/>
@@ -1968,7 +2024,9 @@
           </w:p>
         </w:tc>
         <w:tc>
-          <w:tcPr/>
+          <w:tcPr>
+            <w:shd w:val="clear" w:color="auto" w:fill="F2F2F2"/>
+          </w:tcPr>
           <w:p>
             <w:pPr>
               <w:pStyle w:val="Compact"/>
@@ -2034,7 +2092,9 @@
       </w:tr>
       <w:tr>
         <w:tc>
-          <w:tcPr/>
+          <w:tcPr>
+            <w:shd w:val="clear" w:color="auto" w:fill="F2F2F2"/>
+          </w:tcPr>
           <w:p>
             <w:pPr>
               <w:pStyle w:val="Compact"/>
@@ -2046,7 +2106,9 @@
           </w:p>
         </w:tc>
         <w:tc>
-          <w:tcPr/>
+          <w:tcPr>
+            <w:shd w:val="clear" w:color="auto" w:fill="F2F2F2"/>
+          </w:tcPr>
           <w:p>
             <w:pPr>
               <w:pStyle w:val="Compact"/>
@@ -2072,7 +2134,9 @@
           </w:p>
         </w:tc>
         <w:tc>
-          <w:tcPr/>
+          <w:tcPr>
+            <w:shd w:val="clear" w:color="auto" w:fill="F2F2F2"/>
+          </w:tcPr>
           <w:p>
             <w:pPr>
               <w:pStyle w:val="Compact"/>
@@ -2138,7 +2202,9 @@
       </w:tr>
       <w:tr>
         <w:tc>
-          <w:tcPr/>
+          <w:tcPr>
+            <w:shd w:val="clear" w:color="auto" w:fill="F2F2F2"/>
+          </w:tcPr>
           <w:p>
             <w:pPr>
               <w:pStyle w:val="Compact"/>
@@ -2150,7 +2216,9 @@
           </w:p>
         </w:tc>
         <w:tc>
-          <w:tcPr/>
+          <w:tcPr>
+            <w:shd w:val="clear" w:color="auto" w:fill="F2F2F2"/>
+          </w:tcPr>
           <w:p>
             <w:pPr>
               <w:pStyle w:val="Compact"/>
@@ -2176,7 +2244,9 @@
           </w:p>
         </w:tc>
         <w:tc>
-          <w:tcPr/>
+          <w:tcPr>
+            <w:shd w:val="clear" w:color="auto" w:fill="F2F2F2"/>
+          </w:tcPr>
           <w:p>
             <w:pPr>
               <w:pStyle w:val="Compact"/>
@@ -2242,7 +2312,9 @@
       </w:tr>
       <w:tr>
         <w:tc>
-          <w:tcPr/>
+          <w:tcPr>
+            <w:shd w:val="clear" w:color="auto" w:fill="F2F2F2"/>
+          </w:tcPr>
           <w:p>
             <w:pPr>
               <w:pStyle w:val="Compact"/>
@@ -2254,7 +2326,9 @@
           </w:p>
         </w:tc>
         <w:tc>
-          <w:tcPr/>
+          <w:tcPr>
+            <w:shd w:val="clear" w:color="auto" w:fill="F2F2F2"/>
+          </w:tcPr>
           <w:p>
             <w:pPr>
               <w:pStyle w:val="Compact"/>
@@ -2280,7 +2354,9 @@
           </w:p>
         </w:tc>
         <w:tc>
-          <w:tcPr/>
+          <w:tcPr>
+            <w:shd w:val="clear" w:color="auto" w:fill="F2F2F2"/>
+          </w:tcPr>
           <w:p>
             <w:pPr>
               <w:pStyle w:val="Compact"/>
@@ -2346,7 +2422,9 @@
       </w:tr>
       <w:tr>
         <w:tc>
-          <w:tcPr/>
+          <w:tcPr>
+            <w:shd w:val="clear" w:color="auto" w:fill="F2F2F2"/>
+          </w:tcPr>
           <w:p>
             <w:pPr>
               <w:pStyle w:val="Compact"/>
@@ -2358,7 +2436,9 @@
           </w:p>
         </w:tc>
         <w:tc>
-          <w:tcPr/>
+          <w:tcPr>
+            <w:shd w:val="clear" w:color="auto" w:fill="F2F2F2"/>
+          </w:tcPr>
           <w:p>
             <w:pPr>
               <w:pStyle w:val="Compact"/>
@@ -2384,7 +2464,9 @@
           </w:p>
         </w:tc>
         <w:tc>
-          <w:tcPr/>
+          <w:tcPr>
+            <w:shd w:val="clear" w:color="auto" w:fill="F2F2F2"/>
+          </w:tcPr>
           <w:p>
             <w:pPr>
               <w:pStyle w:val="Compact"/>
@@ -2484,7 +2566,9 @@
       </w:tr>
       <w:tr>
         <w:tc>
-          <w:tcPr/>
+          <w:tcPr>
+            <w:shd w:val="clear" w:color="auto" w:fill="F2F2F2"/>
+          </w:tcPr>
           <w:p>
             <w:pPr>
               <w:pStyle w:val="Compact"/>
@@ -2496,7 +2580,9 @@
           </w:p>
         </w:tc>
         <w:tc>
-          <w:tcPr/>
+          <w:tcPr>
+            <w:shd w:val="clear" w:color="auto" w:fill="F2F2F2"/>
+          </w:tcPr>
           <w:p>
             <w:pPr>
               <w:pStyle w:val="Compact"/>
@@ -2522,7 +2608,9 @@
           </w:p>
         </w:tc>
         <w:tc>
-          <w:tcPr/>
+          <w:tcPr>
+            <w:shd w:val="clear" w:color="auto" w:fill="F2F2F2"/>
+          </w:tcPr>
           <w:p>
             <w:pPr>
               <w:pStyle w:val="Compact"/>
@@ -2622,7 +2710,9 @@
       </w:tr>
       <w:tr>
         <w:tc>
-          <w:tcPr/>
+          <w:tcPr>
+            <w:shd w:val="clear" w:color="auto" w:fill="F2F2F2"/>
+          </w:tcPr>
           <w:p>
             <w:pPr>
               <w:pStyle w:val="Compact"/>
@@ -2634,7 +2724,9 @@
           </w:p>
         </w:tc>
         <w:tc>
-          <w:tcPr/>
+          <w:tcPr>
+            <w:shd w:val="clear" w:color="auto" w:fill="F2F2F2"/>
+          </w:tcPr>
           <w:p>
             <w:pPr>
               <w:pStyle w:val="Compact"/>
@@ -2660,7 +2752,9 @@
           </w:p>
         </w:tc>
         <w:tc>
-          <w:tcPr/>
+          <w:tcPr>
+            <w:shd w:val="clear" w:color="auto" w:fill="F2F2F2"/>
+          </w:tcPr>
           <w:p>
             <w:pPr>
               <w:pStyle w:val="Compact"/>
@@ -2760,7 +2854,9 @@
       </w:tr>
       <w:tr>
         <w:tc>
-          <w:tcPr/>
+          <w:tcPr>
+            <w:shd w:val="clear" w:color="auto" w:fill="F2F2F2"/>
+          </w:tcPr>
           <w:p>
             <w:pPr>
               <w:pStyle w:val="Compact"/>
@@ -2772,7 +2868,9 @@
           </w:p>
         </w:tc>
         <w:tc>
-          <w:tcPr/>
+          <w:tcPr>
+            <w:shd w:val="clear" w:color="auto" w:fill="F2F2F2"/>
+          </w:tcPr>
           <w:p>
             <w:pPr>
               <w:pStyle w:val="Compact"/>
@@ -2798,7 +2896,9 @@
           </w:p>
         </w:tc>
         <w:tc>
-          <w:tcPr/>
+          <w:tcPr>
+            <w:shd w:val="clear" w:color="auto" w:fill="F2F2F2"/>
+          </w:tcPr>
           <w:p>
             <w:pPr>
               <w:pStyle w:val="Compact"/>
@@ -2906,7 +3006,9 @@
       </w:tr>
       <w:tr>
         <w:tc>
-          <w:tcPr/>
+          <w:tcPr>
+            <w:shd w:val="clear" w:color="auto" w:fill="F2F2F2"/>
+          </w:tcPr>
           <w:p>
             <w:pPr>
               <w:pStyle w:val="Compact"/>
@@ -2923,7 +3025,9 @@
           </w:p>
         </w:tc>
         <w:tc>
-          <w:tcPr/>
+          <w:tcPr>
+            <w:shd w:val="clear" w:color="auto" w:fill="F2F2F2"/>
+          </w:tcPr>
           <w:p>
             <w:pPr>
               <w:pStyle w:val="Compact"/>
@@ -2940,7 +3044,9 @@
           </w:p>
         </w:tc>
         <w:tc>
-          <w:tcPr/>
+          <w:tcPr>
+            <w:shd w:val="clear" w:color="auto" w:fill="F2F2F2"/>
+          </w:tcPr>
           <w:p>
             <w:pPr>
               <w:pStyle w:val="Compact"/>
@@ -2952,7 +3058,9 @@
           </w:p>
         </w:tc>
         <w:tc>
-          <w:tcPr/>
+          <w:tcPr>
+            <w:shd w:val="clear" w:color="auto" w:fill="F2F2F2"/>
+          </w:tcPr>
           <w:p>
             <w:pPr>
               <w:pStyle w:val="Compact"/>
@@ -4161,7 +4269,9 @@
       </w:tr>
       <w:tr>
         <w:tc>
-          <w:tcPr/>
+          <w:tcPr>
+            <w:shd w:val="clear" w:color="auto" w:fill="F2F2F2"/>
+          </w:tcPr>
           <w:p>
             <w:pPr>
               <w:pStyle w:val="Compact"/>
@@ -4173,7 +4283,9 @@
           </w:p>
         </w:tc>
         <w:tc>
-          <w:tcPr/>
+          <w:tcPr>
+            <w:shd w:val="clear" w:color="auto" w:fill="F2F2F2"/>
+          </w:tcPr>
           <w:p>
             <w:pPr>
               <w:pStyle w:val="Compact"/>
@@ -4199,7 +4311,9 @@
           </w:p>
         </w:tc>
         <w:tc>
-          <w:tcPr/>
+          <w:tcPr>
+            <w:shd w:val="clear" w:color="auto" w:fill="F2F2F2"/>
+          </w:tcPr>
           <w:p>
             <w:pPr>
               <w:pStyle w:val="Compact"/>
@@ -4265,7 +4379,9 @@
       </w:tr>
       <w:tr>
         <w:tc>
-          <w:tcPr/>
+          <w:tcPr>
+            <w:shd w:val="clear" w:color="auto" w:fill="F2F2F2"/>
+          </w:tcPr>
           <w:p>
             <w:pPr>
               <w:pStyle w:val="Compact"/>
@@ -4277,7 +4393,9 @@
           </w:p>
         </w:tc>
         <w:tc>
-          <w:tcPr/>
+          <w:tcPr>
+            <w:shd w:val="clear" w:color="auto" w:fill="F2F2F2"/>
+          </w:tcPr>
           <w:p>
             <w:pPr>
               <w:pStyle w:val="Compact"/>
@@ -4303,7 +4421,9 @@
           </w:p>
         </w:tc>
         <w:tc>
-          <w:tcPr/>
+          <w:tcPr>
+            <w:shd w:val="clear" w:color="auto" w:fill="F2F2F2"/>
+          </w:tcPr>
           <w:p>
             <w:pPr>
               <w:pStyle w:val="Compact"/>
@@ -4403,7 +4523,9 @@
       </w:tr>
       <w:tr>
         <w:tc>
-          <w:tcPr/>
+          <w:tcPr>
+            <w:shd w:val="clear" w:color="auto" w:fill="F2F2F2"/>
+          </w:tcPr>
           <w:p>
             <w:pPr>
               <w:pStyle w:val="Compact"/>
@@ -4415,7 +4537,9 @@
           </w:p>
         </w:tc>
         <w:tc>
-          <w:tcPr/>
+          <w:tcPr>
+            <w:shd w:val="clear" w:color="auto" w:fill="F2F2F2"/>
+          </w:tcPr>
           <w:p>
             <w:pPr>
               <w:pStyle w:val="Compact"/>
@@ -4441,7 +4565,9 @@
           </w:p>
         </w:tc>
         <w:tc>
-          <w:tcPr/>
+          <w:tcPr>
+            <w:shd w:val="clear" w:color="auto" w:fill="F2F2F2"/>
+          </w:tcPr>
           <w:p>
             <w:pPr>
               <w:pStyle w:val="Compact"/>
@@ -4549,7 +4675,9 @@
       </w:tr>
       <w:tr>
         <w:tc>
-          <w:tcPr/>
+          <w:tcPr>
+            <w:shd w:val="clear" w:color="auto" w:fill="F2F2F2"/>
+          </w:tcPr>
           <w:p>
             <w:pPr>
               <w:pStyle w:val="Compact"/>
@@ -4566,7 +4694,9 @@
           </w:p>
         </w:tc>
         <w:tc>
-          <w:tcPr/>
+          <w:tcPr>
+            <w:shd w:val="clear" w:color="auto" w:fill="F2F2F2"/>
+          </w:tcPr>
           <w:p>
             <w:pPr>
               <w:pStyle w:val="Compact"/>
@@ -4583,7 +4713,9 @@
           </w:p>
         </w:tc>
         <w:tc>
-          <w:tcPr/>
+          <w:tcPr>
+            <w:shd w:val="clear" w:color="auto" w:fill="F2F2F2"/>
+          </w:tcPr>
           <w:p>
             <w:pPr>
               <w:pStyle w:val="Compact"/>
@@ -4595,7 +4727,9 @@
           </w:p>
         </w:tc>
         <w:tc>
-          <w:tcPr/>
+          <w:tcPr>
+            <w:shd w:val="clear" w:color="auto" w:fill="F2F2F2"/>
+          </w:tcPr>
           <w:p>
             <w:pPr>
               <w:pStyle w:val="Compact"/>
@@ -4654,7 +4788,7 @@
       <w:r>
         <w:t xml:space="preserve"> </w:t>
       </w:r>
-      <w:hyperlink r:id="rId35">
+      <w:hyperlink ns1:id="rId35">
         <w:r>
           <w:rPr>
             <w:rStyle w:val="Hyperlink"/>
@@ -4714,7 +4848,9 @@
       </w:tr>
       <w:tr>
         <w:tc>
-          <w:tcPr/>
+          <w:tcPr>
+            <w:shd w:val="clear" w:color="auto" w:fill="F2F2F2"/>
+          </w:tcPr>
           <w:p>
             <w:pPr>
               <w:pStyle w:val="Compact"/>
@@ -4726,7 +4862,9 @@
           </w:p>
         </w:tc>
         <w:tc>
-          <w:tcPr/>
+          <w:tcPr>
+            <w:shd w:val="clear" w:color="auto" w:fill="F2F2F2"/>
+          </w:tcPr>
           <w:p>
             <w:pPr>
               <w:pStyle w:val="Compact"/>
@@ -4754,7 +4892,7 @@
               <w:pStyle w:val="Compact"/>
               <w:jc w:val="left"/>
             </w:pPr>
-            <w:hyperlink r:id="rId36">
+            <w:hyperlink ns1:id="rId36">
               <w:r>
                 <w:rPr>
                   <w:rStyle w:val="Hyperlink"/>
@@ -4767,7 +4905,9 @@
       </w:tr>
       <w:tr>
         <w:tc>
-          <w:tcPr/>
+          <w:tcPr>
+            <w:shd w:val="clear" w:color="auto" w:fill="F2F2F2"/>
+          </w:tcPr>
           <w:p>
             <w:pPr>
               <w:pStyle w:val="Compact"/>
@@ -4779,7 +4919,9 @@
           </w:p>
         </w:tc>
         <w:tc>
-          <w:tcPr/>
+          <w:tcPr>
+            <w:shd w:val="clear" w:color="auto" w:fill="F2F2F2"/>
+          </w:tcPr>
           <w:p>
             <w:pPr>
               <w:pStyle w:val="Compact"/>
@@ -4807,7 +4949,7 @@
               <w:pStyle w:val="Compact"/>
               <w:jc w:val="left"/>
             </w:pPr>
-            <w:hyperlink r:id="rId37">
+            <w:hyperlink ns1:id="rId37">
               <w:r>
                 <w:rPr>
                   <w:rStyle w:val="Hyperlink"/>
@@ -4820,7 +4962,9 @@
       </w:tr>
       <w:tr>
         <w:tc>
-          <w:tcPr/>
+          <w:tcPr>
+            <w:shd w:val="clear" w:color="auto" w:fill="F2F2F2"/>
+          </w:tcPr>
           <w:p>
             <w:pPr>
               <w:pStyle w:val="Compact"/>
@@ -4832,7 +4976,9 @@
           </w:p>
         </w:tc>
         <w:tc>
-          <w:tcPr/>
+          <w:tcPr>
+            <w:shd w:val="clear" w:color="auto" w:fill="F2F2F2"/>
+          </w:tcPr>
           <w:p>
             <w:pPr>
               <w:pStyle w:val="Compact"/>
@@ -4860,7 +5006,7 @@
               <w:pStyle w:val="Compact"/>
               <w:jc w:val="left"/>
             </w:pPr>
-            <w:hyperlink r:id="rId38">
+            <w:hyperlink ns1:id="rId38">
               <w:r>
                 <w:rPr>
                   <w:rStyle w:val="Hyperlink"/>
@@ -4873,7 +5019,9 @@
       </w:tr>
       <w:tr>
         <w:tc>
-          <w:tcPr/>
+          <w:tcPr>
+            <w:shd w:val="clear" w:color="auto" w:fill="F2F2F2"/>
+          </w:tcPr>
           <w:p>
             <w:pPr>
               <w:pStyle w:val="Compact"/>
@@ -4885,7 +5033,9 @@
           </w:p>
         </w:tc>
         <w:tc>
-          <w:tcPr/>
+          <w:tcPr>
+            <w:shd w:val="clear" w:color="auto" w:fill="F2F2F2"/>
+          </w:tcPr>
           <w:p>
             <w:pPr>
               <w:pStyle w:val="Compact"/>
@@ -4913,7 +5063,7 @@
               <w:pStyle w:val="Compact"/>
               <w:jc w:val="left"/>
             </w:pPr>
-            <w:hyperlink r:id="rId39">
+            <w:hyperlink ns1:id="rId39">
               <w:r>
                 <w:rPr>
                   <w:rStyle w:val="Hyperlink"/>
@@ -4926,7 +5076,9 @@
       </w:tr>
       <w:tr>
         <w:tc>
-          <w:tcPr/>
+          <w:tcPr>
+            <w:shd w:val="clear" w:color="auto" w:fill="F2F2F2"/>
+          </w:tcPr>
           <w:p>
             <w:pPr>
               <w:pStyle w:val="Compact"/>
@@ -4938,7 +5090,9 @@
           </w:p>
         </w:tc>
         <w:tc>
-          <w:tcPr/>
+          <w:tcPr>
+            <w:shd w:val="clear" w:color="auto" w:fill="F2F2F2"/>
+          </w:tcPr>
           <w:p>
             <w:pPr>
               <w:pStyle w:val="Compact"/>
@@ -4966,7 +5120,7 @@
               <w:pStyle w:val="Compact"/>
               <w:jc w:val="left"/>
             </w:pPr>
-            <w:hyperlink r:id="rId40">
+            <w:hyperlink ns1:id="rId40">
               <w:r>
                 <w:rPr>
                   <w:rStyle w:val="Hyperlink"/>
@@ -4979,7 +5133,9 @@
       </w:tr>
       <w:tr>
         <w:tc>
-          <w:tcPr/>
+          <w:tcPr>
+            <w:shd w:val="clear" w:color="auto" w:fill="F2F2F2"/>
+          </w:tcPr>
           <w:p>
             <w:pPr>
               <w:pStyle w:val="Compact"/>
@@ -4991,7 +5147,9 @@
           </w:p>
         </w:tc>
         <w:tc>
-          <w:tcPr/>
+          <w:tcPr>
+            <w:shd w:val="clear" w:color="auto" w:fill="F2F2F2"/>
+          </w:tcPr>
           <w:p>
             <w:pPr>
               <w:pStyle w:val="Compact"/>
@@ -5019,7 +5177,7 @@
               <w:pStyle w:val="Compact"/>
               <w:jc w:val="left"/>
             </w:pPr>
-            <w:hyperlink r:id="rId41">
+            <w:hyperlink ns1:id="rId41">
               <w:r>
                 <w:rPr>
                   <w:rStyle w:val="Hyperlink"/>
@@ -5032,7 +5190,9 @@
       </w:tr>
       <w:tr>
         <w:tc>
-          <w:tcPr/>
+          <w:tcPr>
+            <w:shd w:val="clear" w:color="auto" w:fill="F2F2F2"/>
+          </w:tcPr>
           <w:p>
             <w:pPr>
               <w:pStyle w:val="Compact"/>
@@ -5044,7 +5204,9 @@
           </w:p>
         </w:tc>
         <w:tc>
-          <w:tcPr/>
+          <w:tcPr>
+            <w:shd w:val="clear" w:color="auto" w:fill="F2F2F2"/>
+          </w:tcPr>
           <w:p>
             <w:pPr>
               <w:pStyle w:val="Compact"/>
@@ -5072,7 +5234,7 @@
               <w:pStyle w:val="Compact"/>
               <w:jc w:val="left"/>
             </w:pPr>
-            <w:hyperlink r:id="rId42">
+            <w:hyperlink ns1:id="rId42">
               <w:r>
                 <w:rPr>
                   <w:rStyle w:val="Hyperlink"/>
@@ -5085,7 +5247,9 @@
       </w:tr>
       <w:tr>
         <w:tc>
-          <w:tcPr/>
+          <w:tcPr>
+            <w:shd w:val="clear" w:color="auto" w:fill="F2F2F2"/>
+          </w:tcPr>
           <w:p>
             <w:pPr>
               <w:pStyle w:val="Compact"/>
@@ -5097,7 +5261,9 @@
           </w:p>
         </w:tc>
         <w:tc>
-          <w:tcPr/>
+          <w:tcPr>
+            <w:shd w:val="clear" w:color="auto" w:fill="F2F2F2"/>
+          </w:tcPr>
           <w:p>
             <w:pPr>
               <w:pStyle w:val="Compact"/>
@@ -5125,7 +5291,7 @@
               <w:pStyle w:val="Compact"/>
               <w:jc w:val="left"/>
             </w:pPr>
-            <w:hyperlink r:id="rId43">
+            <w:hyperlink ns1:id="rId43">
               <w:r>
                 <w:rPr>
                   <w:rStyle w:val="Hyperlink"/>
@@ -5138,7 +5304,9 @@
       </w:tr>
       <w:tr>
         <w:tc>
-          <w:tcPr/>
+          <w:tcPr>
+            <w:shd w:val="clear" w:color="auto" w:fill="F2F2F2"/>
+          </w:tcPr>
           <w:p>
             <w:pPr>
               <w:pStyle w:val="Compact"/>
@@ -5150,7 +5318,9 @@
           </w:p>
         </w:tc>
         <w:tc>
-          <w:tcPr/>
+          <w:tcPr>
+            <w:shd w:val="clear" w:color="auto" w:fill="F2F2F2"/>
+          </w:tcPr>
           <w:p>
             <w:pPr>
               <w:pStyle w:val="Compact"/>
@@ -5178,7 +5348,7 @@
               <w:pStyle w:val="Compact"/>
               <w:jc w:val="left"/>
             </w:pPr>
-            <w:hyperlink r:id="rId44">
+            <w:hyperlink ns1:id="rId44">
               <w:r>
                 <w:rPr>
                   <w:rStyle w:val="Hyperlink"/>
@@ -5191,7 +5361,9 @@
       </w:tr>
       <w:tr>
         <w:tc>
-          <w:tcPr/>
+          <w:tcPr>
+            <w:shd w:val="clear" w:color="auto" w:fill="F2F2F2"/>
+          </w:tcPr>
           <w:p>
             <w:pPr>
               <w:pStyle w:val="Compact"/>
@@ -5203,7 +5375,9 @@
           </w:p>
         </w:tc>
         <w:tc>
-          <w:tcPr/>
+          <w:tcPr>
+            <w:shd w:val="clear" w:color="auto" w:fill="F2F2F2"/>
+          </w:tcPr>
           <w:p>
             <w:pPr>
               <w:pStyle w:val="Compact"/>
@@ -5231,7 +5405,7 @@
               <w:pStyle w:val="Compact"/>
               <w:jc w:val="left"/>
             </w:pPr>
-            <w:hyperlink r:id="rId45">
+            <w:hyperlink ns1:id="rId45">
               <w:r>
                 <w:rPr>
                   <w:rStyle w:val="Hyperlink"/>
@@ -5244,7 +5418,9 @@
       </w:tr>
       <w:tr>
         <w:tc>
-          <w:tcPr/>
+          <w:tcPr>
+            <w:shd w:val="clear" w:color="auto" w:fill="F2F2F2"/>
+          </w:tcPr>
           <w:p>
             <w:pPr>
               <w:pStyle w:val="Compact"/>
@@ -5256,7 +5432,9 @@
           </w:p>
         </w:tc>
         <w:tc>
-          <w:tcPr/>
+          <w:tcPr>
+            <w:shd w:val="clear" w:color="auto" w:fill="F2F2F2"/>
+          </w:tcPr>
           <w:p>
             <w:pPr>
               <w:pStyle w:val="Compact"/>
@@ -5284,7 +5462,7 @@
               <w:pStyle w:val="Compact"/>
               <w:jc w:val="left"/>
             </w:pPr>
-            <w:hyperlink r:id="rId46">
+            <w:hyperlink ns1:id="rId46">
               <w:r>
                 <w:rPr>
                   <w:rStyle w:val="Hyperlink"/>
@@ -5391,7 +5569,9 @@
       </w:tr>
       <w:tr>
         <w:tc>
-          <w:tcPr/>
+          <w:tcPr>
+            <w:shd w:val="clear" w:color="auto" w:fill="F2F2F2"/>
+          </w:tcPr>
           <w:p>
             <w:pPr>
               <w:pStyle w:val="Compact"/>
@@ -5403,7 +5583,9 @@
           </w:p>
         </w:tc>
         <w:tc>
-          <w:tcPr/>
+          <w:tcPr>
+            <w:shd w:val="clear" w:color="auto" w:fill="F2F2F2"/>
+          </w:tcPr>
           <w:p>
             <w:pPr>
               <w:pStyle w:val="Compact"/>
@@ -5429,7 +5611,9 @@
           </w:p>
         </w:tc>
         <w:tc>
-          <w:tcPr/>
+          <w:tcPr>
+            <w:shd w:val="clear" w:color="auto" w:fill="F2F2F2"/>
+          </w:tcPr>
           <w:p>
             <w:pPr>
               <w:pStyle w:val="Compact"/>
@@ -5495,7 +5679,9 @@
       </w:tr>
       <w:tr>
         <w:tc>
-          <w:tcPr/>
+          <w:tcPr>
+            <w:shd w:val="clear" w:color="auto" w:fill="F2F2F2"/>
+          </w:tcPr>
           <w:p>
             <w:pPr>
               <w:pStyle w:val="Compact"/>
@@ -5507,7 +5693,9 @@
           </w:p>
         </w:tc>
         <w:tc>
-          <w:tcPr/>
+          <w:tcPr>
+            <w:shd w:val="clear" w:color="auto" w:fill="F2F2F2"/>
+          </w:tcPr>
           <w:p>
             <w:pPr>
               <w:pStyle w:val="Compact"/>
@@ -5533,7 +5721,9 @@
           </w:p>
         </w:tc>
         <w:tc>
-          <w:tcPr/>
+          <w:tcPr>
+            <w:shd w:val="clear" w:color="auto" w:fill="F2F2F2"/>
+          </w:tcPr>
           <w:p>
             <w:pPr>
               <w:pStyle w:val="Compact"/>
@@ -5624,7 +5814,9 @@
       </w:tr>
       <w:tr>
         <w:tc>
-          <w:tcPr/>
+          <w:tcPr>
+            <w:shd w:val="clear" w:color="auto" w:fill="F2F2F2"/>
+          </w:tcPr>
           <w:p>
             <w:pPr>
               <w:pStyle w:val="Compact"/>
@@ -5641,7 +5833,9 @@
           </w:p>
         </w:tc>
         <w:tc>
-          <w:tcPr/>
+          <w:tcPr>
+            <w:shd w:val="clear" w:color="auto" w:fill="F2F2F2"/>
+          </w:tcPr>
           <w:p>
             <w:pPr>
               <w:pStyle w:val="Compact"/>
@@ -5658,7 +5852,9 @@
           </w:p>
         </w:tc>
         <w:tc>
-          <w:tcPr/>
+          <w:tcPr>
+            <w:shd w:val="clear" w:color="auto" w:fill="F2F2F2"/>
+          </w:tcPr>
           <w:p>
             <w:pPr>
               <w:pStyle w:val="Compact"/>
@@ -5670,7 +5866,9 @@
           </w:p>
         </w:tc>
         <w:tc>
-          <w:tcPr/>
+          <w:tcPr>
+            <w:shd w:val="clear" w:color="auto" w:fill="F2F2F2"/>
+          </w:tcPr>
           <w:p>
             <w:pPr>
               <w:pStyle w:val="Compact"/>
@@ -5834,7 +6032,9 @@
       </w:tr>
       <w:tr>
         <w:tc>
-          <w:tcPr/>
+          <w:tcPr>
+            <w:shd w:val="clear" w:color="auto" w:fill="F2F2F2"/>
+          </w:tcPr>
           <w:p>
             <w:pPr>
               <w:pStyle w:val="Compact"/>
@@ -5846,7 +6046,9 @@
           </w:p>
         </w:tc>
         <w:tc>
-          <w:tcPr/>
+          <w:tcPr>
+            <w:shd w:val="clear" w:color="auto" w:fill="F2F2F2"/>
+          </w:tcPr>
           <w:p>
             <w:pPr>
               <w:pStyle w:val="Compact"/>
@@ -5872,7 +6074,9 @@
           </w:p>
         </w:tc>
         <w:tc>
-          <w:tcPr/>
+          <w:tcPr>
+            <w:shd w:val="clear" w:color="auto" w:fill="F2F2F2"/>
+          </w:tcPr>
           <w:p>
             <w:pPr>
               <w:pStyle w:val="Compact"/>
@@ -5955,7 +6159,9 @@
       </w:tr>
       <w:tr>
         <w:tc>
-          <w:tcPr/>
+          <w:tcPr>
+            <w:shd w:val="clear" w:color="auto" w:fill="F2F2F2"/>
+          </w:tcPr>
           <w:p>
             <w:pPr>
               <w:pStyle w:val="Compact"/>
@@ -5967,7 +6173,9 @@
           </w:p>
         </w:tc>
         <w:tc>
-          <w:tcPr/>
+          <w:tcPr>
+            <w:shd w:val="clear" w:color="auto" w:fill="F2F2F2"/>
+          </w:tcPr>
           <w:p>
             <w:pPr>
               <w:pStyle w:val="Compact"/>
@@ -5993,7 +6201,9 @@
           </w:p>
         </w:tc>
         <w:tc>
-          <w:tcPr/>
+          <w:tcPr>
+            <w:shd w:val="clear" w:color="auto" w:fill="F2F2F2"/>
+          </w:tcPr>
           <w:p>
             <w:pPr>
               <w:pStyle w:val="Compact"/>
@@ -6170,7 +6380,9 @@
       </w:tr>
       <w:tr>
         <w:tc>
-          <w:tcPr/>
+          <w:tcPr>
+            <w:shd w:val="clear" w:color="auto" w:fill="F2F2F2"/>
+          </w:tcPr>
           <w:p>
             <w:pPr>
               <w:pStyle w:val="Compact"/>
@@ -6187,7 +6399,9 @@
           </w:p>
         </w:tc>
         <w:tc>
-          <w:tcPr/>
+          <w:tcPr>
+            <w:shd w:val="clear" w:color="auto" w:fill="F2F2F2"/>
+          </w:tcPr>
           <w:p>
             <w:pPr>
               <w:pStyle w:val="Compact"/>
@@ -6204,7 +6418,9 @@
           </w:p>
         </w:tc>
         <w:tc>
-          <w:tcPr/>
+          <w:tcPr>
+            <w:shd w:val="clear" w:color="auto" w:fill="F2F2F2"/>
+          </w:tcPr>
           <w:p>
             <w:pPr>
               <w:pStyle w:val="Compact"/>
@@ -6216,7 +6432,9 @@
           </w:p>
         </w:tc>
         <w:tc>
-          <w:tcPr/>
+          <w:tcPr>
+            <w:shd w:val="clear" w:color="auto" w:fill="F2F2F2"/>
+          </w:tcPr>
           <w:p>
             <w:pPr>
               <w:pStyle w:val="Compact"/>
@@ -6329,7 +6547,9 @@
       </w:tr>
       <w:tr>
         <w:tc>
-          <w:tcPr/>
+          <w:tcPr>
+            <w:shd w:val="clear" w:color="auto" w:fill="F2F2F2"/>
+          </w:tcPr>
           <w:p>
             <w:pPr>
               <w:pStyle w:val="Compact"/>
@@ -6341,7 +6561,9 @@
           </w:p>
         </w:tc>
         <w:tc>
-          <w:tcPr/>
+          <w:tcPr>
+            <w:shd w:val="clear" w:color="auto" w:fill="F2F2F2"/>
+          </w:tcPr>
           <w:p>
             <w:pPr>
               <w:pStyle w:val="Compact"/>
@@ -6367,7 +6589,9 @@
           </w:p>
         </w:tc>
         <w:tc>
-          <w:tcPr/>
+          <w:tcPr>
+            <w:shd w:val="clear" w:color="auto" w:fill="F2F2F2"/>
+          </w:tcPr>
           <w:p>
             <w:pPr>
               <w:pStyle w:val="Compact"/>
@@ -6433,7 +6657,9 @@
       </w:tr>
       <w:tr>
         <w:tc>
-          <w:tcPr/>
+          <w:tcPr>
+            <w:shd w:val="clear" w:color="auto" w:fill="F2F2F2"/>
+          </w:tcPr>
           <w:p>
             <w:pPr>
               <w:pStyle w:val="Compact"/>
@@ -6445,7 +6671,9 @@
           </w:p>
         </w:tc>
         <w:tc>
-          <w:tcPr/>
+          <w:tcPr>
+            <w:shd w:val="clear" w:color="auto" w:fill="F2F2F2"/>
+          </w:tcPr>
           <w:p>
             <w:pPr>
               <w:pStyle w:val="Compact"/>
@@ -6471,7 +6699,9 @@
           </w:p>
         </w:tc>
         <w:tc>
-          <w:tcPr/>
+          <w:tcPr>
+            <w:shd w:val="clear" w:color="auto" w:fill="F2F2F2"/>
+          </w:tcPr>
           <w:p>
             <w:pPr>
               <w:pStyle w:val="Compact"/>
@@ -6554,7 +6784,9 @@
       </w:tr>
       <w:tr>
         <w:tc>
-          <w:tcPr/>
+          <w:tcPr>
+            <w:shd w:val="clear" w:color="auto" w:fill="F2F2F2"/>
+          </w:tcPr>
           <w:p>
             <w:pPr>
               <w:pStyle w:val="Compact"/>
@@ -6566,7 +6798,9 @@
           </w:p>
         </w:tc>
         <w:tc>
-          <w:tcPr/>
+          <w:tcPr>
+            <w:shd w:val="clear" w:color="auto" w:fill="F2F2F2"/>
+          </w:tcPr>
           <w:p>
             <w:pPr>
               <w:pStyle w:val="Compact"/>
@@ -6592,7 +6826,9 @@
           </w:p>
         </w:tc>
         <w:tc>
-          <w:tcPr/>
+          <w:tcPr>
+            <w:shd w:val="clear" w:color="auto" w:fill="F2F2F2"/>
+          </w:tcPr>
           <w:p>
             <w:pPr>
               <w:pStyle w:val="Compact"/>
@@ -6769,7 +7005,9 @@
       </w:tr>
       <w:tr>
         <w:tc>
-          <w:tcPr/>
+          <w:tcPr>
+            <w:shd w:val="clear" w:color="auto" w:fill="F2F2F2"/>
+          </w:tcPr>
           <w:p>
             <w:pPr>
               <w:pStyle w:val="Compact"/>
@@ -6786,7 +7024,9 @@
           </w:p>
         </w:tc>
         <w:tc>
-          <w:tcPr/>
+          <w:tcPr>
+            <w:shd w:val="clear" w:color="auto" w:fill="F2F2F2"/>
+          </w:tcPr>
           <w:p>
             <w:pPr>
               <w:pStyle w:val="Compact"/>
@@ -6803,7 +7043,9 @@
           </w:p>
         </w:tc>
         <w:tc>
-          <w:tcPr/>
+          <w:tcPr>
+            <w:shd w:val="clear" w:color="auto" w:fill="F2F2F2"/>
+          </w:tcPr>
           <w:p>
             <w:pPr>
               <w:pStyle w:val="Compact"/>
@@ -6815,7 +7057,9 @@
           </w:p>
         </w:tc>
         <w:tc>
-          <w:tcPr/>
+          <w:tcPr>
+            <w:shd w:val="clear" w:color="auto" w:fill="F2F2F2"/>
+          </w:tcPr>
           <w:p>
             <w:pPr>
               <w:pStyle w:val="Compact"/>
@@ -6903,7 +7147,7 @@
       <w:r>
         <w:t xml:space="preserve"> </w:t>
       </w:r>
-      <w:hyperlink r:id="rId58">
+      <w:hyperlink ns1:id="rId58">
         <w:r>
           <w:rPr>
             <w:rStyle w:val="Hyperlink"/>
@@ -6963,7 +7207,9 @@
       </w:tr>
       <w:tr>
         <w:tc>
-          <w:tcPr/>
+          <w:tcPr>
+            <w:shd w:val="clear" w:color="auto" w:fill="F2F2F2"/>
+          </w:tcPr>
           <w:p>
             <w:pPr>
               <w:pStyle w:val="Compact"/>
@@ -6975,7 +7221,9 @@
           </w:p>
         </w:tc>
         <w:tc>
-          <w:tcPr/>
+          <w:tcPr>
+            <w:shd w:val="clear" w:color="auto" w:fill="F2F2F2"/>
+          </w:tcPr>
           <w:p>
             <w:pPr>
               <w:pStyle w:val="Compact"/>
@@ -7007,7 +7255,9 @@
       </w:tr>
       <w:tr>
         <w:tc>
-          <w:tcPr/>
+          <w:tcPr>
+            <w:shd w:val="clear" w:color="auto" w:fill="F2F2F2"/>
+          </w:tcPr>
           <w:p>
             <w:pPr>
               <w:pStyle w:val="Compact"/>
@@ -7019,7 +7269,9 @@
           </w:p>
         </w:tc>
         <w:tc>
-          <w:tcPr/>
+          <w:tcPr>
+            <w:shd w:val="clear" w:color="auto" w:fill="F2F2F2"/>
+          </w:tcPr>
           <w:p>
             <w:pPr>
               <w:pStyle w:val="Compact"/>
@@ -7051,7 +7303,9 @@
       </w:tr>
       <w:tr>
         <w:tc>
-          <w:tcPr/>
+          <w:tcPr>
+            <w:shd w:val="clear" w:color="auto" w:fill="F2F2F2"/>
+          </w:tcPr>
           <w:p>
             <w:pPr>
               <w:pStyle w:val="Compact"/>
@@ -7063,7 +7317,9 @@
           </w:p>
         </w:tc>
         <w:tc>
-          <w:tcPr/>
+          <w:tcPr>
+            <w:shd w:val="clear" w:color="auto" w:fill="F2F2F2"/>
+          </w:tcPr>
           <w:p>
             <w:pPr>
               <w:pStyle w:val="Compact"/>
@@ -7189,7 +7445,9 @@
       </w:tr>
       <w:tr>
         <w:tc>
-          <w:tcPr/>
+          <w:tcPr>
+            <w:shd w:val="clear" w:color="auto" w:fill="F2F2F2"/>
+          </w:tcPr>
           <w:p>
             <w:pPr>
               <w:pStyle w:val="Compact"/>
@@ -7201,7 +7459,9 @@
           </w:p>
         </w:tc>
         <w:tc>
-          <w:tcPr/>
+          <w:tcPr>
+            <w:shd w:val="clear" w:color="auto" w:fill="F2F2F2"/>
+          </w:tcPr>
           <w:p>
             <w:pPr>
               <w:pStyle w:val="Compact"/>
@@ -7227,7 +7487,9 @@
           </w:p>
         </w:tc>
         <w:tc>
-          <w:tcPr/>
+          <w:tcPr>
+            <w:shd w:val="clear" w:color="auto" w:fill="F2F2F2"/>
+          </w:tcPr>
           <w:p>
             <w:pPr>
               <w:pStyle w:val="Compact"/>
@@ -7293,7 +7555,9 @@
       </w:tr>
       <w:tr>
         <w:tc>
-          <w:tcPr/>
+          <w:tcPr>
+            <w:shd w:val="clear" w:color="auto" w:fill="F2F2F2"/>
+          </w:tcPr>
           <w:p>
             <w:pPr>
               <w:pStyle w:val="Compact"/>
@@ -7305,7 +7569,9 @@
           </w:p>
         </w:tc>
         <w:tc>
-          <w:tcPr/>
+          <w:tcPr>
+            <w:shd w:val="clear" w:color="auto" w:fill="F2F2F2"/>
+          </w:tcPr>
           <w:p>
             <w:pPr>
               <w:pStyle w:val="Compact"/>
@@ -7331,7 +7597,9 @@
           </w:p>
         </w:tc>
         <w:tc>
-          <w:tcPr/>
+          <w:tcPr>
+            <w:shd w:val="clear" w:color="auto" w:fill="F2F2F2"/>
+          </w:tcPr>
           <w:p>
             <w:pPr>
               <w:pStyle w:val="Compact"/>
@@ -7397,7 +7665,9 @@
       </w:tr>
       <w:tr>
         <w:tc>
-          <w:tcPr/>
+          <w:tcPr>
+            <w:shd w:val="clear" w:color="auto" w:fill="F2F2F2"/>
+          </w:tcPr>
           <w:p>
             <w:pPr>
               <w:pStyle w:val="Compact"/>
@@ -7409,7 +7679,9 @@
           </w:p>
         </w:tc>
         <w:tc>
-          <w:tcPr/>
+          <w:tcPr>
+            <w:shd w:val="clear" w:color="auto" w:fill="F2F2F2"/>
+          </w:tcPr>
           <w:p>
             <w:pPr>
               <w:pStyle w:val="Compact"/>
@@ -7435,7 +7707,9 @@
           </w:p>
         </w:tc>
         <w:tc>
-          <w:tcPr/>
+          <w:tcPr>
+            <w:shd w:val="clear" w:color="auto" w:fill="F2F2F2"/>
+          </w:tcPr>
           <w:p>
             <w:pPr>
               <w:pStyle w:val="Compact"/>
@@ -7518,7 +7792,9 @@
       </w:tr>
       <w:tr>
         <w:tc>
-          <w:tcPr/>
+          <w:tcPr>
+            <w:shd w:val="clear" w:color="auto" w:fill="F2F2F2"/>
+          </w:tcPr>
           <w:p>
             <w:pPr>
               <w:pStyle w:val="Compact"/>
@@ -7530,7 +7806,9 @@
           </w:p>
         </w:tc>
         <w:tc>
-          <w:tcPr/>
+          <w:tcPr>
+            <w:shd w:val="clear" w:color="auto" w:fill="F2F2F2"/>
+          </w:tcPr>
           <w:p>
             <w:pPr>
               <w:pStyle w:val="Compact"/>
@@ -7556,7 +7834,9 @@
           </w:p>
         </w:tc>
         <w:tc>
-          <w:tcPr/>
+          <w:tcPr>
+            <w:shd w:val="clear" w:color="auto" w:fill="F2F2F2"/>
+          </w:tcPr>
           <w:p>
             <w:pPr>
               <w:pStyle w:val="Compact"/>
@@ -7733,7 +8013,9 @@
       </w:tr>
       <w:tr>
         <w:tc>
-          <w:tcPr/>
+          <w:tcPr>
+            <w:shd w:val="clear" w:color="auto" w:fill="F2F2F2"/>
+          </w:tcPr>
           <w:p>
             <w:pPr>
               <w:pStyle w:val="Compact"/>
@@ -7750,7 +8032,9 @@
           </w:p>
         </w:tc>
         <w:tc>
-          <w:tcPr/>
+          <w:tcPr>
+            <w:shd w:val="clear" w:color="auto" w:fill="F2F2F2"/>
+          </w:tcPr>
           <w:p>
             <w:pPr>
               <w:pStyle w:val="Compact"/>
@@ -7767,7 +8051,9 @@
           </w:p>
         </w:tc>
         <w:tc>
-          <w:tcPr/>
+          <w:tcPr>
+            <w:shd w:val="clear" w:color="auto" w:fill="F2F2F2"/>
+          </w:tcPr>
           <w:p>
             <w:pPr>
               <w:pStyle w:val="Compact"/>
@@ -7779,7 +8065,9 @@
           </w:p>
         </w:tc>
         <w:tc>
-          <w:tcPr/>
+          <w:tcPr>
+            <w:shd w:val="clear" w:color="auto" w:fill="F2F2F2"/>
+          </w:tcPr>
           <w:p>
             <w:pPr>
               <w:pStyle w:val="Compact"/>
@@ -7983,7 +8271,9 @@
       </w:tr>
       <w:tr>
         <w:tc>
-          <w:tcPr/>
+          <w:tcPr>
+            <w:shd w:val="clear" w:color="auto" w:fill="F2F2F2"/>
+          </w:tcPr>
           <w:p>
             <w:pPr>
               <w:pStyle w:val="Compact"/>
@@ -7995,7 +8285,9 @@
           </w:p>
         </w:tc>
         <w:tc>
-          <w:tcPr/>
+          <w:tcPr>
+            <w:shd w:val="clear" w:color="auto" w:fill="F2F2F2"/>
+          </w:tcPr>
           <w:p>
             <w:pPr>
               <w:pStyle w:val="Compact"/>
@@ -8021,7 +8313,9 @@
           </w:p>
         </w:tc>
         <w:tc>
-          <w:tcPr/>
+          <w:tcPr>
+            <w:shd w:val="clear" w:color="auto" w:fill="F2F2F2"/>
+          </w:tcPr>
           <w:p>
             <w:pPr>
               <w:pStyle w:val="Compact"/>
@@ -8087,7 +8381,9 @@
       </w:tr>
       <w:tr>
         <w:tc>
-          <w:tcPr/>
+          <w:tcPr>
+            <w:shd w:val="clear" w:color="auto" w:fill="F2F2F2"/>
+          </w:tcPr>
           <w:p>
             <w:pPr>
               <w:pStyle w:val="Compact"/>
@@ -8099,7 +8395,9 @@
           </w:p>
         </w:tc>
         <w:tc>
-          <w:tcPr/>
+          <w:tcPr>
+            <w:shd w:val="clear" w:color="auto" w:fill="F2F2F2"/>
+          </w:tcPr>
           <w:p>
             <w:pPr>
               <w:pStyle w:val="Compact"/>
@@ -8125,7 +8423,9 @@
           </w:p>
         </w:tc>
         <w:tc>
-          <w:tcPr/>
+          <w:tcPr>
+            <w:shd w:val="clear" w:color="auto" w:fill="F2F2F2"/>
+          </w:tcPr>
           <w:p>
             <w:pPr>
               <w:pStyle w:val="Compact"/>
@@ -8208,7 +8508,9 @@
       </w:tr>
       <w:tr>
         <w:tc>
-          <w:tcPr/>
+          <w:tcPr>
+            <w:shd w:val="clear" w:color="auto" w:fill="F2F2F2"/>
+          </w:tcPr>
           <w:p>
             <w:pPr>
               <w:pStyle w:val="Compact"/>
@@ -8220,7 +8522,9 @@
           </w:p>
         </w:tc>
         <w:tc>
-          <w:tcPr/>
+          <w:tcPr>
+            <w:shd w:val="clear" w:color="auto" w:fill="F2F2F2"/>
+          </w:tcPr>
           <w:p>
             <w:pPr>
               <w:pStyle w:val="Compact"/>
@@ -8246,7 +8550,9 @@
           </w:p>
         </w:tc>
         <w:tc>
-          <w:tcPr/>
+          <w:tcPr>
+            <w:shd w:val="clear" w:color="auto" w:fill="F2F2F2"/>
+          </w:tcPr>
           <w:p>
             <w:pPr>
               <w:pStyle w:val="Compact"/>
@@ -8423,7 +8729,9 @@
       </w:tr>
       <w:tr>
         <w:tc>
-          <w:tcPr/>
+          <w:tcPr>
+            <w:shd w:val="clear" w:color="auto" w:fill="F2F2F2"/>
+          </w:tcPr>
           <w:p>
             <w:pPr>
               <w:pStyle w:val="Compact"/>
@@ -8440,7 +8748,9 @@
           </w:p>
         </w:tc>
         <w:tc>
-          <w:tcPr/>
+          <w:tcPr>
+            <w:shd w:val="clear" w:color="auto" w:fill="F2F2F2"/>
+          </w:tcPr>
           <w:p>
             <w:pPr>
               <w:pStyle w:val="Compact"/>
@@ -8457,7 +8767,9 @@
           </w:p>
         </w:tc>
         <w:tc>
-          <w:tcPr/>
+          <w:tcPr>
+            <w:shd w:val="clear" w:color="auto" w:fill="F2F2F2"/>
+          </w:tcPr>
           <w:p>
             <w:pPr>
               <w:pStyle w:val="Compact"/>
@@ -8469,7 +8781,9 @@
           </w:p>
         </w:tc>
         <w:tc>
-          <w:tcPr/>
+          <w:tcPr>
+            <w:shd w:val="clear" w:color="auto" w:fill="F2F2F2"/>
+          </w:tcPr>
           <w:p>
             <w:pPr>
               <w:pStyle w:val="Compact"/>
@@ -8528,7 +8842,7 @@
       <w:r>
         <w:t xml:space="preserve"> </w:t>
       </w:r>
-      <w:hyperlink r:id="rId69">
+      <w:hyperlink ns1:id="rId69">
         <w:r>
           <w:rPr>
             <w:rStyle w:val="Hyperlink"/>
@@ -8588,7 +8902,9 @@
       </w:tr>
       <w:tr>
         <w:tc>
-          <w:tcPr/>
+          <w:tcPr>
+            <w:shd w:val="clear" w:color="auto" w:fill="F2F2F2"/>
+          </w:tcPr>
           <w:p>
             <w:pPr>
               <w:pStyle w:val="Compact"/>
@@ -8600,7 +8916,9 @@
           </w:p>
         </w:tc>
         <w:tc>
-          <w:tcPr/>
+          <w:tcPr>
+            <w:shd w:val="clear" w:color="auto" w:fill="F2F2F2"/>
+          </w:tcPr>
           <w:p>
             <w:pPr>
               <w:pStyle w:val="Compact"/>
@@ -8628,7 +8946,7 @@
               <w:pStyle w:val="Compact"/>
               <w:jc w:val="left"/>
             </w:pPr>
-            <w:hyperlink r:id="rId70">
+            <w:hyperlink ns1:id="rId70">
               <w:r>
                 <w:rPr>
                   <w:rStyle w:val="Hyperlink"/>
@@ -8641,7 +8959,9 @@
       </w:tr>
       <w:tr>
         <w:tc>
-          <w:tcPr/>
+          <w:tcPr>
+            <w:shd w:val="clear" w:color="auto" w:fill="F2F2F2"/>
+          </w:tcPr>
           <w:p>
             <w:pPr>
               <w:pStyle w:val="Compact"/>
@@ -8653,7 +8973,9 @@
           </w:p>
         </w:tc>
         <w:tc>
-          <w:tcPr/>
+          <w:tcPr>
+            <w:shd w:val="clear" w:color="auto" w:fill="F2F2F2"/>
+          </w:tcPr>
           <w:p>
             <w:pPr>
               <w:pStyle w:val="Compact"/>
@@ -8681,7 +9003,7 @@
               <w:pStyle w:val="Compact"/>
               <w:jc w:val="left"/>
             </w:pPr>
-            <w:hyperlink r:id="rId71">
+            <w:hyperlink ns1:id="rId71">
               <w:r>
                 <w:rPr>
                   <w:rStyle w:val="Hyperlink"/>
@@ -8694,7 +9016,9 @@
       </w:tr>
       <w:tr>
         <w:tc>
-          <w:tcPr/>
+          <w:tcPr>
+            <w:shd w:val="clear" w:color="auto" w:fill="F2F2F2"/>
+          </w:tcPr>
           <w:p>
             <w:pPr>
               <w:pStyle w:val="Compact"/>
@@ -8706,7 +9030,9 @@
           </w:p>
         </w:tc>
         <w:tc>
-          <w:tcPr/>
+          <w:tcPr>
+            <w:shd w:val="clear" w:color="auto" w:fill="F2F2F2"/>
+          </w:tcPr>
           <w:p>
             <w:pPr>
               <w:pStyle w:val="Compact"/>
@@ -8734,7 +9060,7 @@
               <w:pStyle w:val="Compact"/>
               <w:jc w:val="left"/>
             </w:pPr>
-            <w:hyperlink r:id="rId72">
+            <w:hyperlink ns1:id="rId72">
               <w:r>
                 <w:rPr>
                   <w:rStyle w:val="Hyperlink"/>
@@ -8747,7 +9073,9 @@
       </w:tr>
       <w:tr>
         <w:tc>
-          <w:tcPr/>
+          <w:tcPr>
+            <w:shd w:val="clear" w:color="auto" w:fill="F2F2F2"/>
+          </w:tcPr>
           <w:p>
             <w:pPr>
               <w:pStyle w:val="Compact"/>
@@ -8759,7 +9087,9 @@
           </w:p>
         </w:tc>
         <w:tc>
-          <w:tcPr/>
+          <w:tcPr>
+            <w:shd w:val="clear" w:color="auto" w:fill="F2F2F2"/>
+          </w:tcPr>
           <w:p>
             <w:pPr>
               <w:pStyle w:val="Compact"/>
@@ -8787,7 +9117,7 @@
               <w:pStyle w:val="Compact"/>
               <w:jc w:val="left"/>
             </w:pPr>
-            <w:hyperlink r:id="rId73">
+            <w:hyperlink ns1:id="rId73">
               <w:r>
                 <w:rPr>
                   <w:rStyle w:val="Hyperlink"/>
@@ -8800,7 +9130,9 @@
       </w:tr>
       <w:tr>
         <w:tc>
-          <w:tcPr/>
+          <w:tcPr>
+            <w:shd w:val="clear" w:color="auto" w:fill="F2F2F2"/>
+          </w:tcPr>
           <w:p>
             <w:pPr>
               <w:pStyle w:val="Compact"/>
@@ -8812,7 +9144,9 @@
           </w:p>
         </w:tc>
         <w:tc>
-          <w:tcPr/>
+          <w:tcPr>
+            <w:shd w:val="clear" w:color="auto" w:fill="F2F2F2"/>
+          </w:tcPr>
           <w:p>
             <w:pPr>
               <w:pStyle w:val="Compact"/>
@@ -8840,7 +9174,7 @@
               <w:pStyle w:val="Compact"/>
               <w:jc w:val="left"/>
             </w:pPr>
-            <w:hyperlink r:id="rId74">
+            <w:hyperlink ns1:id="rId74">
               <w:r>
                 <w:rPr>
                   <w:rStyle w:val="Hyperlink"/>
@@ -8853,7 +9187,9 @@
       </w:tr>
       <w:tr>
         <w:tc>
-          <w:tcPr/>
+          <w:tcPr>
+            <w:shd w:val="clear" w:color="auto" w:fill="F2F2F2"/>
+          </w:tcPr>
           <w:p>
             <w:pPr>
               <w:pStyle w:val="Compact"/>
@@ -8865,7 +9201,9 @@
           </w:p>
         </w:tc>
         <w:tc>
-          <w:tcPr/>
+          <w:tcPr>
+            <w:shd w:val="clear" w:color="auto" w:fill="F2F2F2"/>
+          </w:tcPr>
           <w:p>
             <w:pPr>
               <w:pStyle w:val="Compact"/>
@@ -8893,7 +9231,7 @@
               <w:pStyle w:val="Compact"/>
               <w:jc w:val="left"/>
             </w:pPr>
-            <w:hyperlink r:id="rId75">
+            <w:hyperlink ns1:id="rId75">
               <w:r>
                 <w:rPr>
                   <w:rStyle w:val="Hyperlink"/>
@@ -8906,7 +9244,9 @@
       </w:tr>
       <w:tr>
         <w:tc>
-          <w:tcPr/>
+          <w:tcPr>
+            <w:shd w:val="clear" w:color="auto" w:fill="F2F2F2"/>
+          </w:tcPr>
           <w:p>
             <w:pPr>
               <w:pStyle w:val="Compact"/>
@@ -8918,7 +9258,9 @@
           </w:p>
         </w:tc>
         <w:tc>
-          <w:tcPr/>
+          <w:tcPr>
+            <w:shd w:val="clear" w:color="auto" w:fill="F2F2F2"/>
+          </w:tcPr>
           <w:p>
             <w:pPr>
               <w:pStyle w:val="Compact"/>
@@ -8946,7 +9288,7 @@
               <w:pStyle w:val="Compact"/>
               <w:jc w:val="left"/>
             </w:pPr>
-            <w:hyperlink r:id="rId76">
+            <w:hyperlink ns1:id="rId76">
               <w:r>
                 <w:rPr>
                   <w:rStyle w:val="Hyperlink"/>
@@ -8959,7 +9301,9 @@
       </w:tr>
       <w:tr>
         <w:tc>
-          <w:tcPr/>
+          <w:tcPr>
+            <w:shd w:val="clear" w:color="auto" w:fill="F2F2F2"/>
+          </w:tcPr>
           <w:p>
             <w:pPr>
               <w:pStyle w:val="Compact"/>
@@ -8971,7 +9315,9 @@
           </w:p>
         </w:tc>
         <w:tc>
-          <w:tcPr/>
+          <w:tcPr>
+            <w:shd w:val="clear" w:color="auto" w:fill="F2F2F2"/>
+          </w:tcPr>
           <w:p>
             <w:pPr>
               <w:pStyle w:val="Compact"/>
@@ -8999,7 +9345,7 @@
               <w:pStyle w:val="Compact"/>
               <w:jc w:val="left"/>
             </w:pPr>
-            <w:hyperlink r:id="rId77">
+            <w:hyperlink ns1:id="rId77">
               <w:r>
                 <w:rPr>
                   <w:rStyle w:val="Hyperlink"/>
@@ -9012,7 +9358,9 @@
       </w:tr>
       <w:tr>
         <w:tc>
-          <w:tcPr/>
+          <w:tcPr>
+            <w:shd w:val="clear" w:color="auto" w:fill="F2F2F2"/>
+          </w:tcPr>
           <w:p>
             <w:pPr>
               <w:pStyle w:val="Compact"/>
@@ -9024,7 +9372,9 @@
           </w:p>
         </w:tc>
         <w:tc>
-          <w:tcPr/>
+          <w:tcPr>
+            <w:shd w:val="clear" w:color="auto" w:fill="F2F2F2"/>
+          </w:tcPr>
           <w:p>
             <w:pPr>
               <w:pStyle w:val="Compact"/>
@@ -9052,7 +9402,7 @@
               <w:pStyle w:val="Compact"/>
               <w:jc w:val="left"/>
             </w:pPr>
-            <w:hyperlink r:id="rId78">
+            <w:hyperlink ns1:id="rId78">
               <w:r>
                 <w:rPr>
                   <w:rStyle w:val="Hyperlink"/>
@@ -9065,7 +9415,9 @@
       </w:tr>
       <w:tr>
         <w:tc>
-          <w:tcPr/>
+          <w:tcPr>
+            <w:shd w:val="clear" w:color="auto" w:fill="F2F2F2"/>
+          </w:tcPr>
           <w:p>
             <w:pPr>
               <w:pStyle w:val="Compact"/>
@@ -9077,7 +9429,9 @@
           </w:p>
         </w:tc>
         <w:tc>
-          <w:tcPr/>
+          <w:tcPr>
+            <w:shd w:val="clear" w:color="auto" w:fill="F2F2F2"/>
+          </w:tcPr>
           <w:p>
             <w:pPr>
               <w:pStyle w:val="Compact"/>
@@ -9105,7 +9459,7 @@
               <w:pStyle w:val="Compact"/>
               <w:jc w:val="left"/>
             </w:pPr>
-            <w:hyperlink r:id="rId79">
+            <w:hyperlink ns1:id="rId79">
               <w:r>
                 <w:rPr>
                   <w:rStyle w:val="Hyperlink"/>
@@ -9118,7 +9472,9 @@
       </w:tr>
       <w:tr>
         <w:tc>
-          <w:tcPr/>
+          <w:tcPr>
+            <w:shd w:val="clear" w:color="auto" w:fill="F2F2F2"/>
+          </w:tcPr>
           <w:p>
             <w:pPr>
               <w:pStyle w:val="Compact"/>
@@ -9130,7 +9486,9 @@
           </w:p>
         </w:tc>
         <w:tc>
-          <w:tcPr/>
+          <w:tcPr>
+            <w:shd w:val="clear" w:color="auto" w:fill="F2F2F2"/>
+          </w:tcPr>
           <w:p>
             <w:pPr>
               <w:pStyle w:val="Compact"/>
@@ -9158,7 +9516,7 @@
               <w:pStyle w:val="Compact"/>
               <w:jc w:val="left"/>
             </w:pPr>
-            <w:hyperlink r:id="rId80">
+            <w:hyperlink ns1:id="rId80">
               <w:r>
                 <w:rPr>
                   <w:rStyle w:val="Hyperlink"/>
@@ -9171,7 +9529,9 @@
       </w:tr>
       <w:tr>
         <w:tc>
-          <w:tcPr/>
+          <w:tcPr>
+            <w:shd w:val="clear" w:color="auto" w:fill="F2F2F2"/>
+          </w:tcPr>
           <w:p>
             <w:pPr>
               <w:pStyle w:val="Compact"/>
@@ -9183,7 +9543,9 @@
           </w:p>
         </w:tc>
         <w:tc>
-          <w:tcPr/>
+          <w:tcPr>
+            <w:shd w:val="clear" w:color="auto" w:fill="F2F2F2"/>
+          </w:tcPr>
           <w:p>
             <w:pPr>
               <w:pStyle w:val="Compact"/>
@@ -9211,7 +9573,7 @@
               <w:pStyle w:val="Compact"/>
               <w:jc w:val="left"/>
             </w:pPr>
-            <w:hyperlink r:id="rId81">
+            <w:hyperlink ns1:id="rId81">
               <w:r>
                 <w:rPr>
                   <w:rStyle w:val="Hyperlink"/>
@@ -9224,7 +9586,9 @@
       </w:tr>
       <w:tr>
         <w:tc>
-          <w:tcPr/>
+          <w:tcPr>
+            <w:shd w:val="clear" w:color="auto" w:fill="F2F2F2"/>
+          </w:tcPr>
           <w:p>
             <w:pPr>
               <w:pStyle w:val="Compact"/>
@@ -9236,7 +9600,9 @@
           </w:p>
         </w:tc>
         <w:tc>
-          <w:tcPr/>
+          <w:tcPr>
+            <w:shd w:val="clear" w:color="auto" w:fill="F2F2F2"/>
+          </w:tcPr>
           <w:p>
             <w:pPr>
               <w:pStyle w:val="Compact"/>
@@ -9264,7 +9630,7 @@
               <w:pStyle w:val="Compact"/>
               <w:jc w:val="left"/>
             </w:pPr>
-            <w:hyperlink r:id="rId82">
+            <w:hyperlink ns1:id="rId82">
               <w:r>
                 <w:rPr>
                   <w:rStyle w:val="Hyperlink"/>
@@ -9277,7 +9643,9 @@
       </w:tr>
       <w:tr>
         <w:tc>
-          <w:tcPr/>
+          <w:tcPr>
+            <w:shd w:val="clear" w:color="auto" w:fill="F2F2F2"/>
+          </w:tcPr>
           <w:p>
             <w:pPr>
               <w:pStyle w:val="Compact"/>
@@ -9289,7 +9657,9 @@
           </w:p>
         </w:tc>
         <w:tc>
-          <w:tcPr/>
+          <w:tcPr>
+            <w:shd w:val="clear" w:color="auto" w:fill="F2F2F2"/>
+          </w:tcPr>
           <w:p>
             <w:pPr>
               <w:pStyle w:val="Compact"/>
@@ -9317,7 +9687,7 @@
               <w:pStyle w:val="Compact"/>
               <w:jc w:val="left"/>
             </w:pPr>
-            <w:hyperlink r:id="rId83">
+            <w:hyperlink ns1:id="rId83">
               <w:r>
                 <w:rPr>
                   <w:rStyle w:val="Hyperlink"/>
@@ -9330,7 +9700,9 @@
       </w:tr>
       <w:tr>
         <w:tc>
-          <w:tcPr/>
+          <w:tcPr>
+            <w:shd w:val="clear" w:color="auto" w:fill="F2F2F2"/>
+          </w:tcPr>
           <w:p>
             <w:pPr>
               <w:pStyle w:val="Compact"/>
@@ -9342,7 +9714,9 @@
           </w:p>
         </w:tc>
         <w:tc>
-          <w:tcPr/>
+          <w:tcPr>
+            <w:shd w:val="clear" w:color="auto" w:fill="F2F2F2"/>
+          </w:tcPr>
           <w:p>
             <w:pPr>
               <w:pStyle w:val="Compact"/>
@@ -9370,7 +9744,7 @@
               <w:pStyle w:val="Compact"/>
               <w:jc w:val="left"/>
             </w:pPr>
-            <w:hyperlink r:id="rId84">
+            <w:hyperlink ns1:id="rId84">
               <w:r>
                 <w:rPr>
                   <w:rStyle w:val="Hyperlink"/>
@@ -9383,7 +9757,9 @@
       </w:tr>
       <w:tr>
         <w:tc>
-          <w:tcPr/>
+          <w:tcPr>
+            <w:shd w:val="clear" w:color="auto" w:fill="F2F2F2"/>
+          </w:tcPr>
           <w:p>
             <w:pPr>
               <w:pStyle w:val="Compact"/>
@@ -9395,7 +9771,9 @@
           </w:p>
         </w:tc>
         <w:tc>
-          <w:tcPr/>
+          <w:tcPr>
+            <w:shd w:val="clear" w:color="auto" w:fill="F2F2F2"/>
+          </w:tcPr>
           <w:p>
             <w:pPr>
               <w:pStyle w:val="Compact"/>
@@ -9423,7 +9801,7 @@
               <w:pStyle w:val="Compact"/>
               <w:jc w:val="left"/>
             </w:pPr>
-            <w:hyperlink r:id="rId85">
+            <w:hyperlink ns1:id="rId85">
               <w:r>
                 <w:rPr>
                   <w:rStyle w:val="Hyperlink"/>
@@ -9436,7 +9814,9 @@
       </w:tr>
       <w:tr>
         <w:tc>
-          <w:tcPr/>
+          <w:tcPr>
+            <w:shd w:val="clear" w:color="auto" w:fill="F2F2F2"/>
+          </w:tcPr>
           <w:p>
             <w:pPr>
               <w:pStyle w:val="Compact"/>
@@ -9448,7 +9828,9 @@
           </w:p>
         </w:tc>
         <w:tc>
-          <w:tcPr/>
+          <w:tcPr>
+            <w:shd w:val="clear" w:color="auto" w:fill="F2F2F2"/>
+          </w:tcPr>
           <w:p>
             <w:pPr>
               <w:pStyle w:val="Compact"/>
@@ -9476,7 +9858,7 @@
               <w:pStyle w:val="Compact"/>
               <w:jc w:val="left"/>
             </w:pPr>
-            <w:hyperlink r:id="rId86">
+            <w:hyperlink ns1:id="rId86">
               <w:r>
                 <w:rPr>
                   <w:rStyle w:val="Hyperlink"/>
@@ -9489,7 +9871,9 @@
       </w:tr>
       <w:tr>
         <w:tc>
-          <w:tcPr/>
+          <w:tcPr>
+            <w:shd w:val="clear" w:color="auto" w:fill="F2F2F2"/>
+          </w:tcPr>
           <w:p>
             <w:pPr>
               <w:pStyle w:val="Compact"/>
@@ -9501,7 +9885,9 @@
           </w:p>
         </w:tc>
         <w:tc>
-          <w:tcPr/>
+          <w:tcPr>
+            <w:shd w:val="clear" w:color="auto" w:fill="F2F2F2"/>
+          </w:tcPr>
           <w:p>
             <w:pPr>
               <w:pStyle w:val="Compact"/>
@@ -9529,7 +9915,7 @@
               <w:pStyle w:val="Compact"/>
               <w:jc w:val="left"/>
             </w:pPr>
-            <w:hyperlink r:id="rId87">
+            <w:hyperlink ns1:id="rId87">
               <w:r>
                 <w:rPr>
                   <w:rStyle w:val="Hyperlink"/>
@@ -9542,7 +9928,9 @@
       </w:tr>
       <w:tr>
         <w:tc>
-          <w:tcPr/>
+          <w:tcPr>
+            <w:shd w:val="clear" w:color="auto" w:fill="F2F2F2"/>
+          </w:tcPr>
           <w:p>
             <w:pPr>
               <w:pStyle w:val="Compact"/>
@@ -9554,7 +9942,9 @@
           </w:p>
         </w:tc>
         <w:tc>
-          <w:tcPr/>
+          <w:tcPr>
+            <w:shd w:val="clear" w:color="auto" w:fill="F2F2F2"/>
+          </w:tcPr>
           <w:p>
             <w:pPr>
               <w:pStyle w:val="Compact"/>
@@ -9582,7 +9972,7 @@
               <w:pStyle w:val="Compact"/>
               <w:jc w:val="left"/>
             </w:pPr>
-            <w:hyperlink r:id="rId88">
+            <w:hyperlink ns1:id="rId88">
               <w:r>
                 <w:rPr>
                   <w:rStyle w:val="Hyperlink"/>
@@ -9595,7 +9985,9 @@
       </w:tr>
       <w:tr>
         <w:tc>
-          <w:tcPr/>
+          <w:tcPr>
+            <w:shd w:val="clear" w:color="auto" w:fill="F2F2F2"/>
+          </w:tcPr>
           <w:p>
             <w:pPr>
               <w:pStyle w:val="Compact"/>
@@ -9607,7 +9999,9 @@
           </w:p>
         </w:tc>
         <w:tc>
-          <w:tcPr/>
+          <w:tcPr>
+            <w:shd w:val="clear" w:color="auto" w:fill="F2F2F2"/>
+          </w:tcPr>
           <w:p>
             <w:pPr>
               <w:pStyle w:val="Compact"/>
@@ -9635,7 +10029,7 @@
               <w:pStyle w:val="Compact"/>
               <w:jc w:val="left"/>
             </w:pPr>
-            <w:hyperlink r:id="rId89">
+            <w:hyperlink ns1:id="rId89">
               <w:r>
                 <w:rPr>
                   <w:rStyle w:val="Hyperlink"/>
@@ -9648,7 +10042,9 @@
       </w:tr>
       <w:tr>
         <w:tc>
-          <w:tcPr/>
+          <w:tcPr>
+            <w:shd w:val="clear" w:color="auto" w:fill="F2F2F2"/>
+          </w:tcPr>
           <w:p>
             <w:pPr>
               <w:pStyle w:val="Compact"/>
@@ -9660,7 +10056,9 @@
           </w:p>
         </w:tc>
         <w:tc>
-          <w:tcPr/>
+          <w:tcPr>
+            <w:shd w:val="clear" w:color="auto" w:fill="F2F2F2"/>
+          </w:tcPr>
           <w:p>
             <w:pPr>
               <w:pStyle w:val="Compact"/>
@@ -9688,7 +10086,7 @@
               <w:pStyle w:val="Compact"/>
               <w:jc w:val="left"/>
             </w:pPr>
-            <w:hyperlink r:id="rId90">
+            <w:hyperlink ns1:id="rId90">
               <w:r>
                 <w:rPr>
                   <w:rStyle w:val="Hyperlink"/>
@@ -9701,7 +10099,9 @@
       </w:tr>
       <w:tr>
         <w:tc>
-          <w:tcPr/>
+          <w:tcPr>
+            <w:shd w:val="clear" w:color="auto" w:fill="F2F2F2"/>
+          </w:tcPr>
           <w:p>
             <w:pPr>
               <w:pStyle w:val="Compact"/>
@@ -9713,7 +10113,9 @@
           </w:p>
         </w:tc>
         <w:tc>
-          <w:tcPr/>
+          <w:tcPr>
+            <w:shd w:val="clear" w:color="auto" w:fill="F2F2F2"/>
+          </w:tcPr>
           <w:p>
             <w:pPr>
               <w:pStyle w:val="Compact"/>
@@ -9741,7 +10143,7 @@
               <w:pStyle w:val="Compact"/>
               <w:jc w:val="left"/>
             </w:pPr>
-            <w:hyperlink r:id="rId91">
+            <w:hyperlink ns1:id="rId91">
               <w:r>
                 <w:rPr>
                   <w:rStyle w:val="Hyperlink"/>
@@ -9754,7 +10156,9 @@
       </w:tr>
       <w:tr>
         <w:tc>
-          <w:tcPr/>
+          <w:tcPr>
+            <w:shd w:val="clear" w:color="auto" w:fill="F2F2F2"/>
+          </w:tcPr>
           <w:p>
             <w:pPr>
               <w:pStyle w:val="Compact"/>
@@ -9766,7 +10170,9 @@
           </w:p>
         </w:tc>
         <w:tc>
-          <w:tcPr/>
+          <w:tcPr>
+            <w:shd w:val="clear" w:color="auto" w:fill="F2F2F2"/>
+          </w:tcPr>
           <w:p>
             <w:pPr>
               <w:pStyle w:val="Compact"/>
@@ -9794,7 +10200,7 @@
               <w:pStyle w:val="Compact"/>
               <w:jc w:val="left"/>
             </w:pPr>
-            <w:hyperlink r:id="rId92">
+            <w:hyperlink ns1:id="rId92">
               <w:r>
                 <w:rPr>
                   <w:rStyle w:val="Hyperlink"/>
@@ -9807,7 +10213,9 @@
       </w:tr>
       <w:tr>
         <w:tc>
-          <w:tcPr/>
+          <w:tcPr>
+            <w:shd w:val="clear" w:color="auto" w:fill="F2F2F2"/>
+          </w:tcPr>
           <w:p>
             <w:pPr>
               <w:pStyle w:val="Compact"/>
@@ -9819,7 +10227,9 @@
           </w:p>
         </w:tc>
         <w:tc>
-          <w:tcPr/>
+          <w:tcPr>
+            <w:shd w:val="clear" w:color="auto" w:fill="F2F2F2"/>
+          </w:tcPr>
           <w:p>
             <w:pPr>
               <w:pStyle w:val="Compact"/>
@@ -9847,7 +10257,7 @@
               <w:pStyle w:val="Compact"/>
               <w:jc w:val="left"/>
             </w:pPr>
-            <w:hyperlink r:id="rId93">
+            <w:hyperlink ns1:id="rId93">
               <w:r>
                 <w:rPr>
                   <w:rStyle w:val="Hyperlink"/>
@@ -9860,7 +10270,9 @@
       </w:tr>
       <w:tr>
         <w:tc>
-          <w:tcPr/>
+          <w:tcPr>
+            <w:shd w:val="clear" w:color="auto" w:fill="F2F2F2"/>
+          </w:tcPr>
           <w:p>
             <w:pPr>
               <w:pStyle w:val="Compact"/>
@@ -9872,7 +10284,9 @@
           </w:p>
         </w:tc>
         <w:tc>
-          <w:tcPr/>
+          <w:tcPr>
+            <w:shd w:val="clear" w:color="auto" w:fill="F2F2F2"/>
+          </w:tcPr>
           <w:p>
             <w:pPr>
               <w:pStyle w:val="Compact"/>
@@ -9900,7 +10314,7 @@
               <w:pStyle w:val="Compact"/>
               <w:jc w:val="left"/>
             </w:pPr>
-            <w:hyperlink r:id="rId94">
+            <w:hyperlink ns1:id="rId94">
               <w:r>
                 <w:rPr>
                   <w:rStyle w:val="Hyperlink"/>
@@ -9913,7 +10327,9 @@
       </w:tr>
       <w:tr>
         <w:tc>
-          <w:tcPr/>
+          <w:tcPr>
+            <w:shd w:val="clear" w:color="auto" w:fill="F2F2F2"/>
+          </w:tcPr>
           <w:p>
             <w:pPr>
               <w:pStyle w:val="Compact"/>
@@ -9925,7 +10341,9 @@
           </w:p>
         </w:tc>
         <w:tc>
-          <w:tcPr/>
+          <w:tcPr>
+            <w:shd w:val="clear" w:color="auto" w:fill="F2F2F2"/>
+          </w:tcPr>
           <w:p>
             <w:pPr>
               <w:pStyle w:val="Compact"/>
@@ -9953,7 +10371,7 @@
               <w:pStyle w:val="Compact"/>
               <w:jc w:val="left"/>
             </w:pPr>
-            <w:hyperlink r:id="rId95">
+            <w:hyperlink ns1:id="rId95">
               <w:r>
                 <w:rPr>
                   <w:rStyle w:val="Hyperlink"/>
@@ -9966,7 +10384,9 @@
       </w:tr>
       <w:tr>
         <w:tc>
-          <w:tcPr/>
+          <w:tcPr>
+            <w:shd w:val="clear" w:color="auto" w:fill="F2F2F2"/>
+          </w:tcPr>
           <w:p>
             <w:pPr>
               <w:pStyle w:val="Compact"/>
@@ -9978,7 +10398,9 @@
           </w:p>
         </w:tc>
         <w:tc>
-          <w:tcPr/>
+          <w:tcPr>
+            <w:shd w:val="clear" w:color="auto" w:fill="F2F2F2"/>
+          </w:tcPr>
           <w:p>
             <w:pPr>
               <w:pStyle w:val="Compact"/>
@@ -10006,7 +10428,7 @@
               <w:pStyle w:val="Compact"/>
               <w:jc w:val="left"/>
             </w:pPr>
-            <w:hyperlink r:id="rId96">
+            <w:hyperlink ns1:id="rId96">
               <w:r>
                 <w:rPr>
                   <w:rStyle w:val="Hyperlink"/>
@@ -10019,7 +10441,9 @@
       </w:tr>
       <w:tr>
         <w:tc>
-          <w:tcPr/>
+          <w:tcPr>
+            <w:shd w:val="clear" w:color="auto" w:fill="F2F2F2"/>
+          </w:tcPr>
           <w:p>
             <w:pPr>
               <w:pStyle w:val="Compact"/>
@@ -10031,7 +10455,9 @@
           </w:p>
         </w:tc>
         <w:tc>
-          <w:tcPr/>
+          <w:tcPr>
+            <w:shd w:val="clear" w:color="auto" w:fill="F2F2F2"/>
+          </w:tcPr>
           <w:p>
             <w:pPr>
               <w:pStyle w:val="Compact"/>
@@ -10059,7 +10485,7 @@
               <w:pStyle w:val="Compact"/>
               <w:jc w:val="left"/>
             </w:pPr>
-            <w:hyperlink r:id="rId97">
+            <w:hyperlink ns1:id="rId97">
               <w:r>
                 <w:rPr>
                   <w:rStyle w:val="Hyperlink"/>
@@ -10072,7 +10498,9 @@
       </w:tr>
       <w:tr>
         <w:tc>
-          <w:tcPr/>
+          <w:tcPr>
+            <w:shd w:val="clear" w:color="auto" w:fill="F2F2F2"/>
+          </w:tcPr>
           <w:p>
             <w:pPr>
               <w:pStyle w:val="Compact"/>
@@ -10084,7 +10512,9 @@
           </w:p>
         </w:tc>
         <w:tc>
-          <w:tcPr/>
+          <w:tcPr>
+            <w:shd w:val="clear" w:color="auto" w:fill="F2F2F2"/>
+          </w:tcPr>
           <w:p>
             <w:pPr>
               <w:pStyle w:val="Compact"/>
@@ -10112,7 +10542,7 @@
               <w:pStyle w:val="Compact"/>
               <w:jc w:val="left"/>
             </w:pPr>
-            <w:hyperlink r:id="rId98">
+            <w:hyperlink ns1:id="rId98">
               <w:r>
                 <w:rPr>
                   <w:rStyle w:val="Hyperlink"/>
@@ -10125,7 +10555,9 @@
       </w:tr>
       <w:tr>
         <w:tc>
-          <w:tcPr/>
+          <w:tcPr>
+            <w:shd w:val="clear" w:color="auto" w:fill="F2F2F2"/>
+          </w:tcPr>
           <w:p>
             <w:pPr>
               <w:pStyle w:val="Compact"/>
@@ -10137,7 +10569,9 @@
           </w:p>
         </w:tc>
         <w:tc>
-          <w:tcPr/>
+          <w:tcPr>
+            <w:shd w:val="clear" w:color="auto" w:fill="F2F2F2"/>
+          </w:tcPr>
           <w:p>
             <w:pPr>
               <w:pStyle w:val="Compact"/>
@@ -10165,7 +10599,7 @@
               <w:pStyle w:val="Compact"/>
               <w:jc w:val="left"/>
             </w:pPr>
-            <w:hyperlink r:id="rId99">
+            <w:hyperlink ns1:id="rId99">
               <w:r>
                 <w:rPr>
                   <w:rStyle w:val="Hyperlink"/>
@@ -10178,7 +10612,9 @@
       </w:tr>
       <w:tr>
         <w:tc>
-          <w:tcPr/>
+          <w:tcPr>
+            <w:shd w:val="clear" w:color="auto" w:fill="F2F2F2"/>
+          </w:tcPr>
           <w:p>
             <w:pPr>
               <w:pStyle w:val="Compact"/>
@@ -10190,7 +10626,9 @@
           </w:p>
         </w:tc>
         <w:tc>
-          <w:tcPr/>
+          <w:tcPr>
+            <w:shd w:val="clear" w:color="auto" w:fill="F2F2F2"/>
+          </w:tcPr>
           <w:p>
             <w:pPr>
               <w:pStyle w:val="Compact"/>
@@ -10218,7 +10656,7 @@
               <w:pStyle w:val="Compact"/>
               <w:jc w:val="left"/>
             </w:pPr>
-            <w:hyperlink r:id="rId100">
+            <w:hyperlink ns1:id="rId100">
               <w:r>
                 <w:rPr>
                   <w:rStyle w:val="Hyperlink"/>
@@ -10231,7 +10669,9 @@
       </w:tr>
       <w:tr>
         <w:tc>
-          <w:tcPr/>
+          <w:tcPr>
+            <w:shd w:val="clear" w:color="auto" w:fill="F2F2F2"/>
+          </w:tcPr>
           <w:p>
             <w:pPr>
               <w:pStyle w:val="Compact"/>
@@ -10243,7 +10683,9 @@
           </w:p>
         </w:tc>
         <w:tc>
-          <w:tcPr/>
+          <w:tcPr>
+            <w:shd w:val="clear" w:color="auto" w:fill="F2F2F2"/>
+          </w:tcPr>
           <w:p>
             <w:pPr>
               <w:pStyle w:val="Compact"/>
@@ -10271,7 +10713,7 @@
               <w:pStyle w:val="Compact"/>
               <w:jc w:val="left"/>
             </w:pPr>
-            <w:hyperlink r:id="rId101">
+            <w:hyperlink ns1:id="rId101">
               <w:r>
                 <w:rPr>
                   <w:rStyle w:val="Hyperlink"/>
@@ -10284,7 +10726,9 @@
       </w:tr>
       <w:tr>
         <w:tc>
-          <w:tcPr/>
+          <w:tcPr>
+            <w:shd w:val="clear" w:color="auto" w:fill="F2F2F2"/>
+          </w:tcPr>
           <w:p>
             <w:pPr>
               <w:pStyle w:val="Compact"/>
@@ -10296,7 +10740,9 @@
           </w:p>
         </w:tc>
         <w:tc>
-          <w:tcPr/>
+          <w:tcPr>
+            <w:shd w:val="clear" w:color="auto" w:fill="F2F2F2"/>
+          </w:tcPr>
           <w:p>
             <w:pPr>
               <w:pStyle w:val="Compact"/>
@@ -10324,7 +10770,7 @@
               <w:pStyle w:val="Compact"/>
               <w:jc w:val="left"/>
             </w:pPr>
-            <w:hyperlink r:id="rId102">
+            <w:hyperlink ns1:id="rId102">
               <w:r>
                 <w:rPr>
                   <w:rStyle w:val="Hyperlink"/>
@@ -10337,7 +10783,9 @@
       </w:tr>
       <w:tr>
         <w:tc>
-          <w:tcPr/>
+          <w:tcPr>
+            <w:shd w:val="clear" w:color="auto" w:fill="F2F2F2"/>
+          </w:tcPr>
           <w:p>
             <w:pPr>
               <w:pStyle w:val="Compact"/>
@@ -10349,7 +10797,9 @@
           </w:p>
         </w:tc>
         <w:tc>
-          <w:tcPr/>
+          <w:tcPr>
+            <w:shd w:val="clear" w:color="auto" w:fill="F2F2F2"/>
+          </w:tcPr>
           <w:p>
             <w:pPr>
               <w:pStyle w:val="Compact"/>
@@ -10377,7 +10827,7 @@
               <w:pStyle w:val="Compact"/>
               <w:jc w:val="left"/>
             </w:pPr>
-            <w:hyperlink r:id="rId103">
+            <w:hyperlink ns1:id="rId103">
               <w:r>
                 <w:rPr>
                   <w:rStyle w:val="Hyperlink"/>
@@ -10390,7 +10840,9 @@
       </w:tr>
       <w:tr>
         <w:tc>
-          <w:tcPr/>
+          <w:tcPr>
+            <w:shd w:val="clear" w:color="auto" w:fill="F2F2F2"/>
+          </w:tcPr>
           <w:p>
             <w:pPr>
               <w:pStyle w:val="Compact"/>
@@ -10402,7 +10854,9 @@
           </w:p>
         </w:tc>
         <w:tc>
-          <w:tcPr/>
+          <w:tcPr>
+            <w:shd w:val="clear" w:color="auto" w:fill="F2F2F2"/>
+          </w:tcPr>
           <w:p>
             <w:pPr>
               <w:pStyle w:val="Compact"/>
@@ -10430,7 +10884,7 @@
               <w:pStyle w:val="Compact"/>
               <w:jc w:val="left"/>
             </w:pPr>
-            <w:hyperlink r:id="rId104">
+            <w:hyperlink ns1:id="rId104">
               <w:r>
                 <w:rPr>
                   <w:rStyle w:val="Hyperlink"/>
@@ -10443,7 +10897,9 @@
       </w:tr>
       <w:tr>
         <w:tc>
-          <w:tcPr/>
+          <w:tcPr>
+            <w:shd w:val="clear" w:color="auto" w:fill="F2F2F2"/>
+          </w:tcPr>
           <w:p>
             <w:pPr>
               <w:pStyle w:val="Compact"/>
@@ -10455,7 +10911,9 @@
           </w:p>
         </w:tc>
         <w:tc>
-          <w:tcPr/>
+          <w:tcPr>
+            <w:shd w:val="clear" w:color="auto" w:fill="F2F2F2"/>
+          </w:tcPr>
           <w:p>
             <w:pPr>
               <w:pStyle w:val="Compact"/>
@@ -10483,7 +10941,7 @@
               <w:pStyle w:val="Compact"/>
               <w:jc w:val="left"/>
             </w:pPr>
-            <w:hyperlink r:id="rId105">
+            <w:hyperlink ns1:id="rId105">
               <w:r>
                 <w:rPr>
                   <w:rStyle w:val="Hyperlink"/>
@@ -10496,7 +10954,9 @@
       </w:tr>
       <w:tr>
         <w:tc>
-          <w:tcPr/>
+          <w:tcPr>
+            <w:shd w:val="clear" w:color="auto" w:fill="F2F2F2"/>
+          </w:tcPr>
           <w:p>
             <w:pPr>
               <w:pStyle w:val="Compact"/>
@@ -10508,7 +10968,9 @@
           </w:p>
         </w:tc>
         <w:tc>
-          <w:tcPr/>
+          <w:tcPr>
+            <w:shd w:val="clear" w:color="auto" w:fill="F2F2F2"/>
+          </w:tcPr>
           <w:p>
             <w:pPr>
               <w:pStyle w:val="Compact"/>
@@ -10536,7 +10998,7 @@
               <w:pStyle w:val="Compact"/>
               <w:jc w:val="left"/>
             </w:pPr>
-            <w:hyperlink r:id="rId106">
+            <w:hyperlink ns1:id="rId106">
               <w:r>
                 <w:rPr>
                   <w:rStyle w:val="Hyperlink"/>
@@ -10549,7 +11011,9 @@
       </w:tr>
       <w:tr>
         <w:tc>
-          <w:tcPr/>
+          <w:tcPr>
+            <w:shd w:val="clear" w:color="auto" w:fill="F2F2F2"/>
+          </w:tcPr>
           <w:p>
             <w:pPr>
               <w:pStyle w:val="Compact"/>
@@ -10561,7 +11025,9 @@
           </w:p>
         </w:tc>
         <w:tc>
-          <w:tcPr/>
+          <w:tcPr>
+            <w:shd w:val="clear" w:color="auto" w:fill="F2F2F2"/>
+          </w:tcPr>
           <w:p>
             <w:pPr>
               <w:pStyle w:val="Compact"/>
@@ -10589,7 +11055,7 @@
               <w:pStyle w:val="Compact"/>
               <w:jc w:val="left"/>
             </w:pPr>
-            <w:hyperlink r:id="rId107">
+            <w:hyperlink ns1:id="rId107">
               <w:r>
                 <w:rPr>
                   <w:rStyle w:val="Hyperlink"/>
@@ -10602,7 +11068,9 @@
       </w:tr>
       <w:tr>
         <w:tc>
-          <w:tcPr/>
+          <w:tcPr>
+            <w:shd w:val="clear" w:color="auto" w:fill="F2F2F2"/>
+          </w:tcPr>
           <w:p>
             <w:pPr>
               <w:pStyle w:val="Compact"/>
@@ -10614,7 +11082,9 @@
           </w:p>
         </w:tc>
         <w:tc>
-          <w:tcPr/>
+          <w:tcPr>
+            <w:shd w:val="clear" w:color="auto" w:fill="F2F2F2"/>
+          </w:tcPr>
           <w:p>
             <w:pPr>
               <w:pStyle w:val="Compact"/>
@@ -10642,7 +11112,7 @@
               <w:pStyle w:val="Compact"/>
               <w:jc w:val="left"/>
             </w:pPr>
-            <w:hyperlink r:id="rId108">
+            <w:hyperlink ns1:id="rId108">
               <w:r>
                 <w:rPr>
                   <w:rStyle w:val="Hyperlink"/>
@@ -10655,7 +11125,9 @@
       </w:tr>
       <w:tr>
         <w:tc>
-          <w:tcPr/>
+          <w:tcPr>
+            <w:shd w:val="clear" w:color="auto" w:fill="F2F2F2"/>
+          </w:tcPr>
           <w:p>
             <w:pPr>
               <w:pStyle w:val="Compact"/>
@@ -10667,7 +11139,9 @@
           </w:p>
         </w:tc>
         <w:tc>
-          <w:tcPr/>
+          <w:tcPr>
+            <w:shd w:val="clear" w:color="auto" w:fill="F2F2F2"/>
+          </w:tcPr>
           <w:p>
             <w:pPr>
               <w:pStyle w:val="Compact"/>
@@ -10695,7 +11169,7 @@
               <w:pStyle w:val="Compact"/>
               <w:jc w:val="left"/>
             </w:pPr>
-            <w:hyperlink r:id="rId109">
+            <w:hyperlink ns1:id="rId109">
               <w:r>
                 <w:rPr>
                   <w:rStyle w:val="Hyperlink"/>
@@ -10708,7 +11182,9 @@
       </w:tr>
       <w:tr>
         <w:tc>
-          <w:tcPr/>
+          <w:tcPr>
+            <w:shd w:val="clear" w:color="auto" w:fill="F2F2F2"/>
+          </w:tcPr>
           <w:p>
             <w:pPr>
               <w:pStyle w:val="Compact"/>
@@ -10720,7 +11196,9 @@
           </w:p>
         </w:tc>
         <w:tc>
-          <w:tcPr/>
+          <w:tcPr>
+            <w:shd w:val="clear" w:color="auto" w:fill="F2F2F2"/>
+          </w:tcPr>
           <w:p>
             <w:pPr>
               <w:pStyle w:val="Compact"/>
@@ -10748,7 +11226,7 @@
               <w:pStyle w:val="Compact"/>
               <w:jc w:val="left"/>
             </w:pPr>
-            <w:hyperlink r:id="rId110">
+            <w:hyperlink ns1:id="rId110">
               <w:r>
                 <w:rPr>
                   <w:rStyle w:val="Hyperlink"/>
@@ -10761,7 +11239,9 @@
       </w:tr>
       <w:tr>
         <w:tc>
-          <w:tcPr/>
+          <w:tcPr>
+            <w:shd w:val="clear" w:color="auto" w:fill="F2F2F2"/>
+          </w:tcPr>
           <w:p>
             <w:pPr>
               <w:pStyle w:val="Compact"/>
@@ -10773,7 +11253,9 @@
           </w:p>
         </w:tc>
         <w:tc>
-          <w:tcPr/>
+          <w:tcPr>
+            <w:shd w:val="clear" w:color="auto" w:fill="F2F2F2"/>
+          </w:tcPr>
           <w:p>
             <w:pPr>
               <w:pStyle w:val="Compact"/>
@@ -10801,7 +11283,7 @@
               <w:pStyle w:val="Compact"/>
               <w:jc w:val="left"/>
             </w:pPr>
-            <w:hyperlink r:id="rId111">
+            <w:hyperlink ns1:id="rId111">
               <w:r>
                 <w:rPr>
                   <w:rStyle w:val="Hyperlink"/>
@@ -10814,7 +11296,9 @@
       </w:tr>
       <w:tr>
         <w:tc>
-          <w:tcPr/>
+          <w:tcPr>
+            <w:shd w:val="clear" w:color="auto" w:fill="F2F2F2"/>
+          </w:tcPr>
           <w:p>
             <w:pPr>
               <w:pStyle w:val="Compact"/>
@@ -10826,7 +11310,9 @@
           </w:p>
         </w:tc>
         <w:tc>
-          <w:tcPr/>
+          <w:tcPr>
+            <w:shd w:val="clear" w:color="auto" w:fill="F2F2F2"/>
+          </w:tcPr>
           <w:p>
             <w:pPr>
               <w:pStyle w:val="Compact"/>
@@ -10964,7 +11450,9 @@
       </w:tr>
       <w:tr>
         <w:tc>
-          <w:tcPr/>
+          <w:tcPr>
+            <w:shd w:val="clear" w:color="auto" w:fill="F2F2F2"/>
+          </w:tcPr>
           <w:p>
             <w:pPr>
               <w:pStyle w:val="Compact"/>
@@ -10976,7 +11464,9 @@
           </w:p>
         </w:tc>
         <w:tc>
-          <w:tcPr/>
+          <w:tcPr>
+            <w:shd w:val="clear" w:color="auto" w:fill="F2F2F2"/>
+          </w:tcPr>
           <w:p>
             <w:pPr>
               <w:pStyle w:val="Compact"/>
@@ -11002,7 +11492,9 @@
           </w:p>
         </w:tc>
         <w:tc>
-          <w:tcPr/>
+          <w:tcPr>
+            <w:shd w:val="clear" w:color="auto" w:fill="F2F2F2"/>
+          </w:tcPr>
           <w:p>
             <w:pPr>
               <w:pStyle w:val="Compact"/>
@@ -11085,7 +11577,9 @@
       </w:tr>
       <w:tr>
         <w:tc>
-          <w:tcPr/>
+          <w:tcPr>
+            <w:shd w:val="clear" w:color="auto" w:fill="F2F2F2"/>
+          </w:tcPr>
           <w:p>
             <w:pPr>
               <w:pStyle w:val="Compact"/>
@@ -11097,7 +11591,9 @@
           </w:p>
         </w:tc>
         <w:tc>
-          <w:tcPr/>
+          <w:tcPr>
+            <w:shd w:val="clear" w:color="auto" w:fill="F2F2F2"/>
+          </w:tcPr>
           <w:p>
             <w:pPr>
               <w:pStyle w:val="Compact"/>
@@ -11123,7 +11619,9 @@
           </w:p>
         </w:tc>
         <w:tc>
-          <w:tcPr/>
+          <w:tcPr>
+            <w:shd w:val="clear" w:color="auto" w:fill="F2F2F2"/>
+          </w:tcPr>
           <w:p>
             <w:pPr>
               <w:pStyle w:val="Compact"/>
@@ -11300,7 +11798,9 @@
       </w:tr>
       <w:tr>
         <w:tc>
-          <w:tcPr/>
+          <w:tcPr>
+            <w:shd w:val="clear" w:color="auto" w:fill="F2F2F2"/>
+          </w:tcPr>
           <w:p>
             <w:pPr>
               <w:pStyle w:val="Compact"/>
@@ -11317,7 +11817,9 @@
           </w:p>
         </w:tc>
         <w:tc>
-          <w:tcPr/>
+          <w:tcPr>
+            <w:shd w:val="clear" w:color="auto" w:fill="F2F2F2"/>
+          </w:tcPr>
           <w:p>
             <w:pPr>
               <w:pStyle w:val="Compact"/>
@@ -11334,7 +11836,9 @@
           </w:p>
         </w:tc>
         <w:tc>
-          <w:tcPr/>
+          <w:tcPr>
+            <w:shd w:val="clear" w:color="auto" w:fill="F2F2F2"/>
+          </w:tcPr>
           <w:p>
             <w:pPr>
               <w:pStyle w:val="Compact"/>
@@ -11346,7 +11850,9 @@
           </w:p>
         </w:tc>
         <w:tc>
-          <w:tcPr/>
+          <w:tcPr>
+            <w:shd w:val="clear" w:color="auto" w:fill="F2F2F2"/>
+          </w:tcPr>
           <w:p>
             <w:pPr>
               <w:pStyle w:val="Compact"/>
@@ -11720,7 +12226,9 @@
       </w:tr>
       <w:tr>
         <w:tc>
-          <w:tcPr/>
+          <w:tcPr>
+            <w:shd w:val="clear" w:color="auto" w:fill="F2F2F2"/>
+          </w:tcPr>
           <w:p>
             <w:pPr>
               <w:pStyle w:val="Compact"/>
@@ -11732,7 +12240,9 @@
           </w:p>
         </w:tc>
         <w:tc>
-          <w:tcPr/>
+          <w:tcPr>
+            <w:shd w:val="clear" w:color="auto" w:fill="F2F2F2"/>
+          </w:tcPr>
           <w:p>
             <w:pPr>
               <w:pStyle w:val="Compact"/>
@@ -11758,7 +12268,9 @@
           </w:p>
         </w:tc>
         <w:tc>
-          <w:tcPr/>
+          <w:tcPr>
+            <w:shd w:val="clear" w:color="auto" w:fill="F2F2F2"/>
+          </w:tcPr>
           <w:p>
             <w:pPr>
               <w:pStyle w:val="Compact"/>
@@ -11836,7 +12348,9 @@
       </w:tr>
       <w:tr>
         <w:tc>
-          <w:tcPr/>
+          <w:tcPr>
+            <w:shd w:val="clear" w:color="auto" w:fill="F2F2F2"/>
+          </w:tcPr>
           <w:p>
             <w:pPr>
               <w:pStyle w:val="Compact"/>
@@ -11848,7 +12362,9 @@
           </w:p>
         </w:tc>
         <w:tc>
-          <w:tcPr/>
+          <w:tcPr>
+            <w:shd w:val="clear" w:color="auto" w:fill="F2F2F2"/>
+          </w:tcPr>
           <w:p>
             <w:pPr>
               <w:pStyle w:val="Compact"/>
@@ -11874,7 +12390,9 @@
           </w:p>
         </w:tc>
         <w:tc>
-          <w:tcPr/>
+          <w:tcPr>
+            <w:shd w:val="clear" w:color="auto" w:fill="F2F2F2"/>
+          </w:tcPr>
           <w:p>
             <w:pPr>
               <w:pStyle w:val="Compact"/>
@@ -11940,7 +12458,9 @@
       </w:tr>
       <w:tr>
         <w:tc>
-          <w:tcPr/>
+          <w:tcPr>
+            <w:shd w:val="clear" w:color="auto" w:fill="F2F2F2"/>
+          </w:tcPr>
           <w:p>
             <w:pPr>
               <w:pStyle w:val="Compact"/>
@@ -11952,7 +12472,9 @@
           </w:p>
         </w:tc>
         <w:tc>
-          <w:tcPr/>
+          <w:tcPr>
+            <w:shd w:val="clear" w:color="auto" w:fill="F2F2F2"/>
+          </w:tcPr>
           <w:p>
             <w:pPr>
               <w:pStyle w:val="Compact"/>
@@ -11978,7 +12500,9 @@
           </w:p>
         </w:tc>
         <w:tc>
-          <w:tcPr/>
+          <w:tcPr>
+            <w:shd w:val="clear" w:color="auto" w:fill="F2F2F2"/>
+          </w:tcPr>
           <w:p>
             <w:pPr>
               <w:pStyle w:val="Compact"/>
@@ -12044,7 +12568,9 @@
       </w:tr>
       <w:tr>
         <w:tc>
-          <w:tcPr/>
+          <w:tcPr>
+            <w:shd w:val="clear" w:color="auto" w:fill="F2F2F2"/>
+          </w:tcPr>
           <w:p>
             <w:pPr>
               <w:pStyle w:val="Compact"/>
@@ -12056,7 +12582,9 @@
           </w:p>
         </w:tc>
         <w:tc>
-          <w:tcPr/>
+          <w:tcPr>
+            <w:shd w:val="clear" w:color="auto" w:fill="F2F2F2"/>
+          </w:tcPr>
           <w:p>
             <w:pPr>
               <w:pStyle w:val="Compact"/>
@@ -12082,7 +12610,9 @@
           </w:p>
         </w:tc>
         <w:tc>
-          <w:tcPr/>
+          <w:tcPr>
+            <w:shd w:val="clear" w:color="auto" w:fill="F2F2F2"/>
+          </w:tcPr>
           <w:p>
             <w:pPr>
               <w:pStyle w:val="Compact"/>
@@ -12148,7 +12678,9 @@
       </w:tr>
       <w:tr>
         <w:tc>
-          <w:tcPr/>
+          <w:tcPr>
+            <w:shd w:val="clear" w:color="auto" w:fill="F2F2F2"/>
+          </w:tcPr>
           <w:p>
             <w:pPr>
               <w:pStyle w:val="Compact"/>
@@ -12160,7 +12692,9 @@
           </w:p>
         </w:tc>
         <w:tc>
-          <w:tcPr/>
+          <w:tcPr>
+            <w:shd w:val="clear" w:color="auto" w:fill="F2F2F2"/>
+          </w:tcPr>
           <w:p>
             <w:pPr>
               <w:pStyle w:val="Compact"/>
@@ -12186,7 +12720,9 @@
           </w:p>
         </w:tc>
         <w:tc>
-          <w:tcPr/>
+          <w:tcPr>
+            <w:shd w:val="clear" w:color="auto" w:fill="F2F2F2"/>
+          </w:tcPr>
           <w:p>
             <w:pPr>
               <w:pStyle w:val="Compact"/>
@@ -12252,7 +12788,9 @@
       </w:tr>
       <w:tr>
         <w:tc>
-          <w:tcPr/>
+          <w:tcPr>
+            <w:shd w:val="clear" w:color="auto" w:fill="F2F2F2"/>
+          </w:tcPr>
           <w:p>
             <w:pPr>
               <w:pStyle w:val="Compact"/>
@@ -12264,7 +12802,9 @@
           </w:p>
         </w:tc>
         <w:tc>
-          <w:tcPr/>
+          <w:tcPr>
+            <w:shd w:val="clear" w:color="auto" w:fill="F2F2F2"/>
+          </w:tcPr>
           <w:p>
             <w:pPr>
               <w:pStyle w:val="Compact"/>
@@ -12290,7 +12830,9 @@
           </w:p>
         </w:tc>
         <w:tc>
-          <w:tcPr/>
+          <w:tcPr>
+            <w:shd w:val="clear" w:color="auto" w:fill="F2F2F2"/>
+          </w:tcPr>
           <w:p>
             <w:pPr>
               <w:pStyle w:val="Compact"/>
@@ -12373,7 +12915,9 @@
       </w:tr>
       <w:tr>
         <w:tc>
-          <w:tcPr/>
+          <w:tcPr>
+            <w:shd w:val="clear" w:color="auto" w:fill="F2F2F2"/>
+          </w:tcPr>
           <w:p>
             <w:pPr>
               <w:pStyle w:val="Compact"/>
@@ -12385,7 +12929,9 @@
           </w:p>
         </w:tc>
         <w:tc>
-          <w:tcPr/>
+          <w:tcPr>
+            <w:shd w:val="clear" w:color="auto" w:fill="F2F2F2"/>
+          </w:tcPr>
           <w:p>
             <w:pPr>
               <w:pStyle w:val="Compact"/>
@@ -12411,7 +12957,9 @@
           </w:p>
         </w:tc>
         <w:tc>
-          <w:tcPr/>
+          <w:tcPr>
+            <w:shd w:val="clear" w:color="auto" w:fill="F2F2F2"/>
+          </w:tcPr>
           <w:p>
             <w:pPr>
               <w:pStyle w:val="Compact"/>
@@ -12511,7 +13059,9 @@
       </w:tr>
       <w:tr>
         <w:tc>
-          <w:tcPr/>
+          <w:tcPr>
+            <w:shd w:val="clear" w:color="auto" w:fill="F2F2F2"/>
+          </w:tcPr>
           <w:p>
             <w:pPr>
               <w:pStyle w:val="Compact"/>
@@ -12523,7 +13073,9 @@
           </w:p>
         </w:tc>
         <w:tc>
-          <w:tcPr/>
+          <w:tcPr>
+            <w:shd w:val="clear" w:color="auto" w:fill="F2F2F2"/>
+          </w:tcPr>
           <w:p>
             <w:pPr>
               <w:pStyle w:val="Compact"/>
@@ -12549,7 +13101,9 @@
           </w:p>
         </w:tc>
         <w:tc>
-          <w:tcPr/>
+          <w:tcPr>
+            <w:shd w:val="clear" w:color="auto" w:fill="F2F2F2"/>
+          </w:tcPr>
           <w:p>
             <w:pPr>
               <w:pStyle w:val="Compact"/>
@@ -12649,7 +13203,9 @@
       </w:tr>
       <w:tr>
         <w:tc>
-          <w:tcPr/>
+          <w:tcPr>
+            <w:shd w:val="clear" w:color="auto" w:fill="F2F2F2"/>
+          </w:tcPr>
           <w:p>
             <w:pPr>
               <w:pStyle w:val="Compact"/>
@@ -12661,7 +13217,9 @@
           </w:p>
         </w:tc>
         <w:tc>
-          <w:tcPr/>
+          <w:tcPr>
+            <w:shd w:val="clear" w:color="auto" w:fill="F2F2F2"/>
+          </w:tcPr>
           <w:p>
             <w:pPr>
               <w:pStyle w:val="Compact"/>
@@ -12687,7 +13245,9 @@
           </w:p>
         </w:tc>
         <w:tc>
-          <w:tcPr/>
+          <w:tcPr>
+            <w:shd w:val="clear" w:color="auto" w:fill="F2F2F2"/>
+          </w:tcPr>
           <w:p>
             <w:pPr>
               <w:pStyle w:val="Compact"/>
@@ -12787,7 +13347,9 @@
       </w:tr>
       <w:tr>
         <w:tc>
-          <w:tcPr/>
+          <w:tcPr>
+            <w:shd w:val="clear" w:color="auto" w:fill="F2F2F2"/>
+          </w:tcPr>
           <w:p>
             <w:pPr>
               <w:pStyle w:val="Compact"/>
@@ -12799,7 +13361,9 @@
           </w:p>
         </w:tc>
         <w:tc>
-          <w:tcPr/>
+          <w:tcPr>
+            <w:shd w:val="clear" w:color="auto" w:fill="F2F2F2"/>
+          </w:tcPr>
           <w:p>
             <w:pPr>
               <w:pStyle w:val="Compact"/>
@@ -12825,7 +13389,9 @@
           </w:p>
         </w:tc>
         <w:tc>
-          <w:tcPr/>
+          <w:tcPr>
+            <w:shd w:val="clear" w:color="auto" w:fill="F2F2F2"/>
+          </w:tcPr>
           <w:p>
             <w:pPr>
               <w:pStyle w:val="Compact"/>
@@ -12925,7 +13491,9 @@
       </w:tr>
       <w:tr>
         <w:tc>
-          <w:tcPr/>
+          <w:tcPr>
+            <w:shd w:val="clear" w:color="auto" w:fill="F2F2F2"/>
+          </w:tcPr>
           <w:p>
             <w:pPr>
               <w:pStyle w:val="Compact"/>
@@ -12937,7 +13505,9 @@
           </w:p>
         </w:tc>
         <w:tc>
-          <w:tcPr/>
+          <w:tcPr>
+            <w:shd w:val="clear" w:color="auto" w:fill="F2F2F2"/>
+          </w:tcPr>
           <w:p>
             <w:pPr>
               <w:pStyle w:val="Compact"/>
@@ -12963,7 +13533,9 @@
           </w:p>
         </w:tc>
         <w:tc>
-          <w:tcPr/>
+          <w:tcPr>
+            <w:shd w:val="clear" w:color="auto" w:fill="F2F2F2"/>
+          </w:tcPr>
           <w:p>
             <w:pPr>
               <w:pStyle w:val="Compact"/>
@@ -13071,7 +13643,9 @@
       </w:tr>
       <w:tr>
         <w:tc>
-          <w:tcPr/>
+          <w:tcPr>
+            <w:shd w:val="clear" w:color="auto" w:fill="F2F2F2"/>
+          </w:tcPr>
           <w:p>
             <w:pPr>
               <w:pStyle w:val="Compact"/>
@@ -13088,7 +13662,9 @@
           </w:p>
         </w:tc>
         <w:tc>
-          <w:tcPr/>
+          <w:tcPr>
+            <w:shd w:val="clear" w:color="auto" w:fill="F2F2F2"/>
+          </w:tcPr>
           <w:p>
             <w:pPr>
               <w:pStyle w:val="Compact"/>
@@ -13105,7 +13681,9 @@
           </w:p>
         </w:tc>
         <w:tc>
-          <w:tcPr/>
+          <w:tcPr>
+            <w:shd w:val="clear" w:color="auto" w:fill="F2F2F2"/>
+          </w:tcPr>
           <w:p>
             <w:pPr>
               <w:pStyle w:val="Compact"/>
@@ -13117,7 +13695,9 @@
           </w:p>
         </w:tc>
         <w:tc>
-          <w:tcPr/>
+          <w:tcPr>
+            <w:shd w:val="clear" w:color="auto" w:fill="F2F2F2"/>
+          </w:tcPr>
           <w:p>
             <w:pPr>
               <w:pStyle w:val="Compact"/>
@@ -13230,7 +13810,9 @@
       </w:tr>
       <w:tr>
         <w:tc>
-          <w:tcPr/>
+          <w:tcPr>
+            <w:shd w:val="clear" w:color="auto" w:fill="F2F2F2"/>
+          </w:tcPr>
           <w:p>
             <w:pPr>
               <w:pStyle w:val="Compact"/>
@@ -13242,7 +13824,9 @@
           </w:p>
         </w:tc>
         <w:tc>
-          <w:tcPr/>
+          <w:tcPr>
+            <w:shd w:val="clear" w:color="auto" w:fill="F2F2F2"/>
+          </w:tcPr>
           <w:p>
             <w:pPr>
               <w:pStyle w:val="Compact"/>
@@ -13268,7 +13852,9 @@
           </w:p>
         </w:tc>
         <w:tc>
-          <w:tcPr/>
+          <w:tcPr>
+            <w:shd w:val="clear" w:color="auto" w:fill="F2F2F2"/>
+          </w:tcPr>
           <w:p>
             <w:pPr>
               <w:pStyle w:val="Compact"/>
@@ -13411,7 +13997,9 @@
       </w:tr>
       <w:tr>
         <w:tc>
-          <w:tcPr/>
+          <w:tcPr>
+            <w:shd w:val="clear" w:color="auto" w:fill="F2F2F2"/>
+          </w:tcPr>
           <w:p>
             <w:pPr>
               <w:pStyle w:val="Compact"/>
@@ -13428,7 +14016,9 @@
           </w:p>
         </w:tc>
         <w:tc>
-          <w:tcPr/>
+          <w:tcPr>
+            <w:shd w:val="clear" w:color="auto" w:fill="F2F2F2"/>
+          </w:tcPr>
           <w:p>
             <w:pPr>
               <w:pStyle w:val="Compact"/>
@@ -13445,7 +14035,9 @@
           </w:p>
         </w:tc>
         <w:tc>
-          <w:tcPr/>
+          <w:tcPr>
+            <w:shd w:val="clear" w:color="auto" w:fill="F2F2F2"/>
+          </w:tcPr>
           <w:p>
             <w:pPr>
               <w:pStyle w:val="Compact"/>
@@ -13457,7 +14049,9 @@
           </w:p>
         </w:tc>
         <w:tc>
-          <w:tcPr/>
+          <w:tcPr>
+            <w:shd w:val="clear" w:color="auto" w:fill="F2F2F2"/>
+          </w:tcPr>
           <w:p>
             <w:pPr>
               <w:pStyle w:val="Compact"/>
@@ -13516,7 +14110,7 @@
       <w:r>
         <w:t xml:space="preserve"> </w:t>
       </w:r>
-      <w:hyperlink r:id="rId126">
+      <w:hyperlink ns1:id="rId126">
         <w:r>
           <w:rPr>
             <w:rStyle w:val="Hyperlink"/>
@@ -13576,7 +14170,9 @@
       </w:tr>
       <w:tr>
         <w:tc>
-          <w:tcPr/>
+          <w:tcPr>
+            <w:shd w:val="clear" w:color="auto" w:fill="F2F2F2"/>
+          </w:tcPr>
           <w:p>
             <w:pPr>
               <w:pStyle w:val="Compact"/>
@@ -13588,7 +14184,9 @@
           </w:p>
         </w:tc>
         <w:tc>
-          <w:tcPr/>
+          <w:tcPr>
+            <w:shd w:val="clear" w:color="auto" w:fill="F2F2F2"/>
+          </w:tcPr>
           <w:p>
             <w:pPr>
               <w:pStyle w:val="Compact"/>
@@ -13616,7 +14214,7 @@
               <w:pStyle w:val="Compact"/>
               <w:jc w:val="left"/>
             </w:pPr>
-            <w:hyperlink r:id="rId127">
+            <w:hyperlink ns1:id="rId127">
               <w:r>
                 <w:rPr>
                   <w:rStyle w:val="Hyperlink"/>
@@ -13629,7 +14227,9 @@
       </w:tr>
       <w:tr>
         <w:tc>
-          <w:tcPr/>
+          <w:tcPr>
+            <w:shd w:val="clear" w:color="auto" w:fill="F2F2F2"/>
+          </w:tcPr>
           <w:p>
             <w:pPr>
               <w:pStyle w:val="Compact"/>
@@ -13641,7 +14241,9 @@
           </w:p>
         </w:tc>
         <w:tc>
-          <w:tcPr/>
+          <w:tcPr>
+            <w:shd w:val="clear" w:color="auto" w:fill="F2F2F2"/>
+          </w:tcPr>
           <w:p>
             <w:pPr>
               <w:pStyle w:val="Compact"/>
@@ -13669,7 +14271,7 @@
               <w:pStyle w:val="Compact"/>
               <w:jc w:val="left"/>
             </w:pPr>
-            <w:hyperlink r:id="rId128">
+            <w:hyperlink ns1:id="rId128">
               <w:r>
                 <w:rPr>
                   <w:rStyle w:val="Hyperlink"/>
@@ -13682,7 +14284,9 @@
       </w:tr>
       <w:tr>
         <w:tc>
-          <w:tcPr/>
+          <w:tcPr>
+            <w:shd w:val="clear" w:color="auto" w:fill="F2F2F2"/>
+          </w:tcPr>
           <w:p>
             <w:pPr>
               <w:pStyle w:val="Compact"/>
@@ -13694,7 +14298,9 @@
           </w:p>
         </w:tc>
         <w:tc>
-          <w:tcPr/>
+          <w:tcPr>
+            <w:shd w:val="clear" w:color="auto" w:fill="F2F2F2"/>
+          </w:tcPr>
           <w:p>
             <w:pPr>
               <w:pStyle w:val="Compact"/>
@@ -13722,7 +14328,7 @@
               <w:pStyle w:val="Compact"/>
               <w:jc w:val="left"/>
             </w:pPr>
-            <w:hyperlink r:id="rId129">
+            <w:hyperlink ns1:id="rId129">
               <w:r>
                 <w:rPr>
                   <w:rStyle w:val="Hyperlink"/>
@@ -13735,7 +14341,9 @@
       </w:tr>
       <w:tr>
         <w:tc>
-          <w:tcPr/>
+          <w:tcPr>
+            <w:shd w:val="clear" w:color="auto" w:fill="F2F2F2"/>
+          </w:tcPr>
           <w:p>
             <w:pPr>
               <w:pStyle w:val="Compact"/>
@@ -13747,7 +14355,9 @@
           </w:p>
         </w:tc>
         <w:tc>
-          <w:tcPr/>
+          <w:tcPr>
+            <w:shd w:val="clear" w:color="auto" w:fill="F2F2F2"/>
+          </w:tcPr>
           <w:p>
             <w:pPr>
               <w:pStyle w:val="Compact"/>
@@ -13775,7 +14385,7 @@
               <w:pStyle w:val="Compact"/>
               <w:jc w:val="left"/>
             </w:pPr>
-            <w:hyperlink r:id="rId130">
+            <w:hyperlink ns1:id="rId130">
               <w:r>
                 <w:rPr>
                   <w:rStyle w:val="Hyperlink"/>
@@ -13788,7 +14398,9 @@
       </w:tr>
       <w:tr>
         <w:tc>
-          <w:tcPr/>
+          <w:tcPr>
+            <w:shd w:val="clear" w:color="auto" w:fill="F2F2F2"/>
+          </w:tcPr>
           <w:p>
             <w:pPr>
               <w:pStyle w:val="Compact"/>
@@ -13800,7 +14412,9 @@
           </w:p>
         </w:tc>
         <w:tc>
-          <w:tcPr/>
+          <w:tcPr>
+            <w:shd w:val="clear" w:color="auto" w:fill="F2F2F2"/>
+          </w:tcPr>
           <w:p>
             <w:pPr>
               <w:pStyle w:val="Compact"/>
@@ -13828,7 +14442,7 @@
               <w:pStyle w:val="Compact"/>
               <w:jc w:val="left"/>
             </w:pPr>
-            <w:hyperlink r:id="rId131">
+            <w:hyperlink ns1:id="rId131">
               <w:r>
                 <w:rPr>
                   <w:rStyle w:val="Hyperlink"/>
@@ -13841,7 +14455,9 @@
       </w:tr>
       <w:tr>
         <w:tc>
-          <w:tcPr/>
+          <w:tcPr>
+            <w:shd w:val="clear" w:color="auto" w:fill="F2F2F2"/>
+          </w:tcPr>
           <w:p>
             <w:pPr>
               <w:pStyle w:val="Compact"/>
@@ -13853,7 +14469,9 @@
           </w:p>
         </w:tc>
         <w:tc>
-          <w:tcPr/>
+          <w:tcPr>
+            <w:shd w:val="clear" w:color="auto" w:fill="F2F2F2"/>
+          </w:tcPr>
           <w:p>
             <w:pPr>
               <w:pStyle w:val="Compact"/>
@@ -13881,7 +14499,7 @@
               <w:pStyle w:val="Compact"/>
               <w:jc w:val="left"/>
             </w:pPr>
-            <w:hyperlink r:id="rId132">
+            <w:hyperlink ns1:id="rId132">
               <w:r>
                 <w:rPr>
                   <w:rStyle w:val="Hyperlink"/>
@@ -13894,7 +14512,9 @@
       </w:tr>
       <w:tr>
         <w:tc>
-          <w:tcPr/>
+          <w:tcPr>
+            <w:shd w:val="clear" w:color="auto" w:fill="F2F2F2"/>
+          </w:tcPr>
           <w:p>
             <w:pPr>
               <w:pStyle w:val="Compact"/>
@@ -13906,7 +14526,9 @@
           </w:p>
         </w:tc>
         <w:tc>
-          <w:tcPr/>
+          <w:tcPr>
+            <w:shd w:val="clear" w:color="auto" w:fill="F2F2F2"/>
+          </w:tcPr>
           <w:p>
             <w:pPr>
               <w:pStyle w:val="Compact"/>
@@ -13934,7 +14556,7 @@
               <w:pStyle w:val="Compact"/>
               <w:jc w:val="left"/>
             </w:pPr>
-            <w:hyperlink r:id="rId133">
+            <w:hyperlink ns1:id="rId133">
               <w:r>
                 <w:rPr>
                   <w:rStyle w:val="Hyperlink"/>
@@ -13947,7 +14569,9 @@
       </w:tr>
       <w:tr>
         <w:tc>
-          <w:tcPr/>
+          <w:tcPr>
+            <w:shd w:val="clear" w:color="auto" w:fill="F2F2F2"/>
+          </w:tcPr>
           <w:p>
             <w:pPr>
               <w:pStyle w:val="Compact"/>
@@ -13959,7 +14583,9 @@
           </w:p>
         </w:tc>
         <w:tc>
-          <w:tcPr/>
+          <w:tcPr>
+            <w:shd w:val="clear" w:color="auto" w:fill="F2F2F2"/>
+          </w:tcPr>
           <w:p>
             <w:pPr>
               <w:pStyle w:val="Compact"/>
@@ -13987,7 +14613,7 @@
               <w:pStyle w:val="Compact"/>
               <w:jc w:val="left"/>
             </w:pPr>
-            <w:hyperlink r:id="rId134">
+            <w:hyperlink ns1:id="rId134">
               <w:r>
                 <w:rPr>
                   <w:rStyle w:val="Hyperlink"/>
@@ -14000,7 +14626,9 @@
       </w:tr>
       <w:tr>
         <w:tc>
-          <w:tcPr/>
+          <w:tcPr>
+            <w:shd w:val="clear" w:color="auto" w:fill="F2F2F2"/>
+          </w:tcPr>
           <w:p>
             <w:pPr>
               <w:pStyle w:val="Compact"/>
@@ -14012,7 +14640,9 @@
           </w:p>
         </w:tc>
         <w:tc>
-          <w:tcPr/>
+          <w:tcPr>
+            <w:shd w:val="clear" w:color="auto" w:fill="F2F2F2"/>
+          </w:tcPr>
           <w:p>
             <w:pPr>
               <w:pStyle w:val="Compact"/>
@@ -14040,7 +14670,7 @@
               <w:pStyle w:val="Compact"/>
               <w:jc w:val="left"/>
             </w:pPr>
-            <w:hyperlink r:id="rId135">
+            <w:hyperlink ns1:id="rId135">
               <w:r>
                 <w:rPr>
                   <w:rStyle w:val="Hyperlink"/>
@@ -14053,7 +14683,9 @@
       </w:tr>
       <w:tr>
         <w:tc>
-          <w:tcPr/>
+          <w:tcPr>
+            <w:shd w:val="clear" w:color="auto" w:fill="F2F2F2"/>
+          </w:tcPr>
           <w:p>
             <w:pPr>
               <w:pStyle w:val="Compact"/>
@@ -14065,7 +14697,9 @@
           </w:p>
         </w:tc>
         <w:tc>
-          <w:tcPr/>
+          <w:tcPr>
+            <w:shd w:val="clear" w:color="auto" w:fill="F2F2F2"/>
+          </w:tcPr>
           <w:p>
             <w:pPr>
               <w:pStyle w:val="Compact"/>
@@ -14093,7 +14727,7 @@
               <w:pStyle w:val="Compact"/>
               <w:jc w:val="left"/>
             </w:pPr>
-            <w:hyperlink r:id="rId136">
+            <w:hyperlink ns1:id="rId136">
               <w:r>
                 <w:rPr>
                   <w:rStyle w:val="Hyperlink"/>
@@ -14106,7 +14740,9 @@
       </w:tr>
       <w:tr>
         <w:tc>
-          <w:tcPr/>
+          <w:tcPr>
+            <w:shd w:val="clear" w:color="auto" w:fill="F2F2F2"/>
+          </w:tcPr>
           <w:p>
             <w:pPr>
               <w:pStyle w:val="Compact"/>
@@ -14118,7 +14754,9 @@
           </w:p>
         </w:tc>
         <w:tc>
-          <w:tcPr/>
+          <w:tcPr>
+            <w:shd w:val="clear" w:color="auto" w:fill="F2F2F2"/>
+          </w:tcPr>
           <w:p>
             <w:pPr>
               <w:pStyle w:val="Compact"/>
@@ -14146,7 +14784,7 @@
               <w:pStyle w:val="Compact"/>
               <w:jc w:val="left"/>
             </w:pPr>
-            <w:hyperlink r:id="rId137">
+            <w:hyperlink ns1:id="rId137">
               <w:r>
                 <w:rPr>
                   <w:rStyle w:val="Hyperlink"/>
@@ -14159,7 +14797,9 @@
       </w:tr>
       <w:tr>
         <w:tc>
-          <w:tcPr/>
+          <w:tcPr>
+            <w:shd w:val="clear" w:color="auto" w:fill="F2F2F2"/>
+          </w:tcPr>
           <w:p>
             <w:pPr>
               <w:pStyle w:val="Compact"/>
@@ -14171,7 +14811,9 @@
           </w:p>
         </w:tc>
         <w:tc>
-          <w:tcPr/>
+          <w:tcPr>
+            <w:shd w:val="clear" w:color="auto" w:fill="F2F2F2"/>
+          </w:tcPr>
           <w:p>
             <w:pPr>
               <w:pStyle w:val="Compact"/>
@@ -14199,7 +14841,7 @@
               <w:pStyle w:val="Compact"/>
               <w:jc w:val="left"/>
             </w:pPr>
-            <w:hyperlink r:id="rId138">
+            <w:hyperlink ns1:id="rId138">
               <w:r>
                 <w:rPr>
                   <w:rStyle w:val="Hyperlink"/>
@@ -14212,7 +14854,9 @@
       </w:tr>
       <w:tr>
         <w:tc>
-          <w:tcPr/>
+          <w:tcPr>
+            <w:shd w:val="clear" w:color="auto" w:fill="F2F2F2"/>
+          </w:tcPr>
           <w:p>
             <w:pPr>
               <w:pStyle w:val="Compact"/>
@@ -14224,7 +14868,9 @@
           </w:p>
         </w:tc>
         <w:tc>
-          <w:tcPr/>
+          <w:tcPr>
+            <w:shd w:val="clear" w:color="auto" w:fill="F2F2F2"/>
+          </w:tcPr>
           <w:p>
             <w:pPr>
               <w:pStyle w:val="Compact"/>
@@ -14252,7 +14898,7 @@
               <w:pStyle w:val="Compact"/>
               <w:jc w:val="left"/>
             </w:pPr>
-            <w:hyperlink r:id="rId139">
+            <w:hyperlink ns1:id="rId139">
               <w:r>
                 <w:rPr>
                   <w:rStyle w:val="Hyperlink"/>
@@ -14265,7 +14911,9 @@
       </w:tr>
       <w:tr>
         <w:tc>
-          <w:tcPr/>
+          <w:tcPr>
+            <w:shd w:val="clear" w:color="auto" w:fill="F2F2F2"/>
+          </w:tcPr>
           <w:p>
             <w:pPr>
               <w:pStyle w:val="Compact"/>
@@ -14277,7 +14925,9 @@
           </w:p>
         </w:tc>
         <w:tc>
-          <w:tcPr/>
+          <w:tcPr>
+            <w:shd w:val="clear" w:color="auto" w:fill="F2F2F2"/>
+          </w:tcPr>
           <w:p>
             <w:pPr>
               <w:pStyle w:val="Compact"/>
@@ -14305,7 +14955,7 @@
               <w:pStyle w:val="Compact"/>
               <w:jc w:val="left"/>
             </w:pPr>
-            <w:hyperlink r:id="rId140">
+            <w:hyperlink ns1:id="rId140">
               <w:r>
                 <w:rPr>
                   <w:rStyle w:val="Hyperlink"/>
@@ -14318,7 +14968,9 @@
       </w:tr>
       <w:tr>
         <w:tc>
-          <w:tcPr/>
+          <w:tcPr>
+            <w:shd w:val="clear" w:color="auto" w:fill="F2F2F2"/>
+          </w:tcPr>
           <w:p>
             <w:pPr>
               <w:pStyle w:val="Compact"/>
@@ -14330,7 +14982,9 @@
           </w:p>
         </w:tc>
         <w:tc>
-          <w:tcPr/>
+          <w:tcPr>
+            <w:shd w:val="clear" w:color="auto" w:fill="F2F2F2"/>
+          </w:tcPr>
           <w:p>
             <w:pPr>
               <w:pStyle w:val="Compact"/>
@@ -14358,7 +15012,7 @@
               <w:pStyle w:val="Compact"/>
               <w:jc w:val="left"/>
             </w:pPr>
-            <w:hyperlink r:id="rId141">
+            <w:hyperlink ns1:id="rId141">
               <w:r>
                 <w:rPr>
                   <w:rStyle w:val="Hyperlink"/>
@@ -14371,7 +15025,9 @@
       </w:tr>
       <w:tr>
         <w:tc>
-          <w:tcPr/>
+          <w:tcPr>
+            <w:shd w:val="clear" w:color="auto" w:fill="F2F2F2"/>
+          </w:tcPr>
           <w:p>
             <w:pPr>
               <w:pStyle w:val="Compact"/>
@@ -14383,7 +15039,9 @@
           </w:p>
         </w:tc>
         <w:tc>
-          <w:tcPr/>
+          <w:tcPr>
+            <w:shd w:val="clear" w:color="auto" w:fill="F2F2F2"/>
+          </w:tcPr>
           <w:p>
             <w:pPr>
               <w:pStyle w:val="Compact"/>
@@ -14411,7 +15069,7 @@
               <w:pStyle w:val="Compact"/>
               <w:jc w:val="left"/>
             </w:pPr>
-            <w:hyperlink r:id="rId142">
+            <w:hyperlink ns1:id="rId142">
               <w:r>
                 <w:rPr>
                   <w:rStyle w:val="Hyperlink"/>
@@ -14424,7 +15082,9 @@
       </w:tr>
       <w:tr>
         <w:tc>
-          <w:tcPr/>
+          <w:tcPr>
+            <w:shd w:val="clear" w:color="auto" w:fill="F2F2F2"/>
+          </w:tcPr>
           <w:p>
             <w:pPr>
               <w:pStyle w:val="Compact"/>
@@ -14436,7 +15096,9 @@
           </w:p>
         </w:tc>
         <w:tc>
-          <w:tcPr/>
+          <w:tcPr>
+            <w:shd w:val="clear" w:color="auto" w:fill="F2F2F2"/>
+          </w:tcPr>
           <w:p>
             <w:pPr>
               <w:pStyle w:val="Compact"/>
@@ -14464,7 +15126,7 @@
               <w:pStyle w:val="Compact"/>
               <w:jc w:val="left"/>
             </w:pPr>
-            <w:hyperlink r:id="rId143">
+            <w:hyperlink ns1:id="rId143">
               <w:r>
                 <w:rPr>
                   <w:rStyle w:val="Hyperlink"/>
@@ -14477,7 +15139,9 @@
       </w:tr>
       <w:tr>
         <w:tc>
-          <w:tcPr/>
+          <w:tcPr>
+            <w:shd w:val="clear" w:color="auto" w:fill="F2F2F2"/>
+          </w:tcPr>
           <w:p>
             <w:pPr>
               <w:pStyle w:val="Compact"/>
@@ -14489,7 +15153,9 @@
           </w:p>
         </w:tc>
         <w:tc>
-          <w:tcPr/>
+          <w:tcPr>
+            <w:shd w:val="clear" w:color="auto" w:fill="F2F2F2"/>
+          </w:tcPr>
           <w:p>
             <w:pPr>
               <w:pStyle w:val="Compact"/>
@@ -14517,7 +15183,7 @@
               <w:pStyle w:val="Compact"/>
               <w:jc w:val="left"/>
             </w:pPr>
-            <w:hyperlink r:id="rId144">
+            <w:hyperlink ns1:id="rId144">
               <w:r>
                 <w:rPr>
                   <w:rStyle w:val="Hyperlink"/>
@@ -14530,7 +15196,9 @@
       </w:tr>
       <w:tr>
         <w:tc>
-          <w:tcPr/>
+          <w:tcPr>
+            <w:shd w:val="clear" w:color="auto" w:fill="F2F2F2"/>
+          </w:tcPr>
           <w:p>
             <w:pPr>
               <w:pStyle w:val="Compact"/>
@@ -14542,7 +15210,9 @@
           </w:p>
         </w:tc>
         <w:tc>
-          <w:tcPr/>
+          <w:tcPr>
+            <w:shd w:val="clear" w:color="auto" w:fill="F2F2F2"/>
+          </w:tcPr>
           <w:p>
             <w:pPr>
               <w:pStyle w:val="Compact"/>
@@ -14570,7 +15240,7 @@
               <w:pStyle w:val="Compact"/>
               <w:jc w:val="left"/>
             </w:pPr>
-            <w:hyperlink r:id="rId145">
+            <w:hyperlink ns1:id="rId145">
               <w:r>
                 <w:rPr>
                   <w:rStyle w:val="Hyperlink"/>
@@ -14583,7 +15253,9 @@
       </w:tr>
       <w:tr>
         <w:tc>
-          <w:tcPr/>
+          <w:tcPr>
+            <w:shd w:val="clear" w:color="auto" w:fill="F2F2F2"/>
+          </w:tcPr>
           <w:p>
             <w:pPr>
               <w:pStyle w:val="Compact"/>
@@ -14595,7 +15267,9 @@
           </w:p>
         </w:tc>
         <w:tc>
-          <w:tcPr/>
+          <w:tcPr>
+            <w:shd w:val="clear" w:color="auto" w:fill="F2F2F2"/>
+          </w:tcPr>
           <w:p>
             <w:pPr>
               <w:pStyle w:val="Compact"/>
@@ -14623,7 +15297,7 @@
               <w:pStyle w:val="Compact"/>
               <w:jc w:val="left"/>
             </w:pPr>
-            <w:hyperlink r:id="rId146">
+            <w:hyperlink ns1:id="rId146">
               <w:r>
                 <w:rPr>
                   <w:rStyle w:val="Hyperlink"/>
@@ -14636,7 +15310,9 @@
       </w:tr>
       <w:tr>
         <w:tc>
-          <w:tcPr/>
+          <w:tcPr>
+            <w:shd w:val="clear" w:color="auto" w:fill="F2F2F2"/>
+          </w:tcPr>
           <w:p>
             <w:pPr>
               <w:pStyle w:val="Compact"/>
@@ -14648,7 +15324,9 @@
           </w:p>
         </w:tc>
         <w:tc>
-          <w:tcPr/>
+          <w:tcPr>
+            <w:shd w:val="clear" w:color="auto" w:fill="F2F2F2"/>
+          </w:tcPr>
           <w:p>
             <w:pPr>
               <w:pStyle w:val="Compact"/>
@@ -14676,7 +15354,7 @@
               <w:pStyle w:val="Compact"/>
               <w:jc w:val="left"/>
             </w:pPr>
-            <w:hyperlink r:id="rId147">
+            <w:hyperlink ns1:id="rId147">
               <w:r>
                 <w:rPr>
                   <w:rStyle w:val="Hyperlink"/>
@@ -15143,7 +15821,9 @@
       </w:tr>
       <w:tr>
         <w:tc>
-          <w:tcPr/>
+          <w:tcPr>
+            <w:shd w:val="clear" w:color="auto" w:fill="F2F2F2"/>
+          </w:tcPr>
           <w:p>
             <w:pPr>
               <w:pStyle w:val="Compact"/>
@@ -15155,7 +15835,9 @@
           </w:p>
         </w:tc>
         <w:tc>
-          <w:tcPr/>
+          <w:tcPr>
+            <w:shd w:val="clear" w:color="auto" w:fill="F2F2F2"/>
+          </w:tcPr>
           <w:p>
             <w:pPr>
               <w:pStyle w:val="Compact"/>
@@ -15181,7 +15863,9 @@
           </w:p>
         </w:tc>
         <w:tc>
-          <w:tcPr/>
+          <w:tcPr>
+            <w:shd w:val="clear" w:color="auto" w:fill="F2F2F2"/>
+          </w:tcPr>
           <w:p>
             <w:pPr>
               <w:pStyle w:val="Compact"/>
@@ -15247,7 +15931,9 @@
       </w:tr>
       <w:tr>
         <w:tc>
-          <w:tcPr/>
+          <w:tcPr>
+            <w:shd w:val="clear" w:color="auto" w:fill="F2F2F2"/>
+          </w:tcPr>
           <w:p>
             <w:pPr>
               <w:pStyle w:val="Compact"/>
@@ -15259,7 +15945,9 @@
           </w:p>
         </w:tc>
         <w:tc>
-          <w:tcPr/>
+          <w:tcPr>
+            <w:shd w:val="clear" w:color="auto" w:fill="F2F2F2"/>
+          </w:tcPr>
           <w:p>
             <w:pPr>
               <w:pStyle w:val="Compact"/>
@@ -15285,7 +15973,9 @@
           </w:p>
         </w:tc>
         <w:tc>
-          <w:tcPr/>
+          <w:tcPr>
+            <w:shd w:val="clear" w:color="auto" w:fill="F2F2F2"/>
+          </w:tcPr>
           <w:p>
             <w:pPr>
               <w:pStyle w:val="Compact"/>
@@ -15351,7 +16041,9 @@
       </w:tr>
       <w:tr>
         <w:tc>
-          <w:tcPr/>
+          <w:tcPr>
+            <w:shd w:val="clear" w:color="auto" w:fill="F2F2F2"/>
+          </w:tcPr>
           <w:p>
             <w:pPr>
               <w:pStyle w:val="Compact"/>
@@ -15363,7 +16055,9 @@
           </w:p>
         </w:tc>
         <w:tc>
-          <w:tcPr/>
+          <w:tcPr>
+            <w:shd w:val="clear" w:color="auto" w:fill="F2F2F2"/>
+          </w:tcPr>
           <w:p>
             <w:pPr>
               <w:pStyle w:val="Compact"/>
@@ -15389,7 +16083,9 @@
           </w:p>
         </w:tc>
         <w:tc>
-          <w:tcPr/>
+          <w:tcPr>
+            <w:shd w:val="clear" w:color="auto" w:fill="F2F2F2"/>
+          </w:tcPr>
           <w:p>
             <w:pPr>
               <w:pStyle w:val="Compact"/>
@@ -15493,7 +16189,9 @@
       </w:tr>
       <w:tr>
         <w:tc>
-          <w:tcPr/>
+          <w:tcPr>
+            <w:shd w:val="clear" w:color="auto" w:fill="F2F2F2"/>
+          </w:tcPr>
           <w:p>
             <w:pPr>
               <w:pStyle w:val="Compact"/>
@@ -15505,7 +16203,9 @@
           </w:p>
         </w:tc>
         <w:tc>
-          <w:tcPr/>
+          <w:tcPr>
+            <w:shd w:val="clear" w:color="auto" w:fill="F2F2F2"/>
+          </w:tcPr>
           <w:p>
             <w:pPr>
               <w:pStyle w:val="Compact"/>
@@ -15531,7 +16231,9 @@
           </w:p>
         </w:tc>
         <w:tc>
-          <w:tcPr/>
+          <w:tcPr>
+            <w:shd w:val="clear" w:color="auto" w:fill="F2F2F2"/>
+          </w:tcPr>
           <w:p>
             <w:pPr>
               <w:pStyle w:val="Compact"/>
@@ -15631,7 +16333,9 @@
       </w:tr>
       <w:tr>
         <w:tc>
-          <w:tcPr/>
+          <w:tcPr>
+            <w:shd w:val="clear" w:color="auto" w:fill="F2F2F2"/>
+          </w:tcPr>
           <w:p>
             <w:pPr>
               <w:pStyle w:val="Compact"/>
@@ -15643,7 +16347,9 @@
           </w:p>
         </w:tc>
         <w:tc>
-          <w:tcPr/>
+          <w:tcPr>
+            <w:shd w:val="clear" w:color="auto" w:fill="F2F2F2"/>
+          </w:tcPr>
           <w:p>
             <w:pPr>
               <w:pStyle w:val="Compact"/>
@@ -15669,7 +16375,9 @@
           </w:p>
         </w:tc>
         <w:tc>
-          <w:tcPr/>
+          <w:tcPr>
+            <w:shd w:val="clear" w:color="auto" w:fill="F2F2F2"/>
+          </w:tcPr>
           <w:p>
             <w:pPr>
               <w:pStyle w:val="Compact"/>
@@ -15769,7 +16477,9 @@
       </w:tr>
       <w:tr>
         <w:tc>
-          <w:tcPr/>
+          <w:tcPr>
+            <w:shd w:val="clear" w:color="auto" w:fill="F2F2F2"/>
+          </w:tcPr>
           <w:p>
             <w:pPr>
               <w:pStyle w:val="Compact"/>
@@ -15781,7 +16491,9 @@
           </w:p>
         </w:tc>
         <w:tc>
-          <w:tcPr/>
+          <w:tcPr>
+            <w:shd w:val="clear" w:color="auto" w:fill="F2F2F2"/>
+          </w:tcPr>
           <w:p>
             <w:pPr>
               <w:pStyle w:val="Compact"/>
@@ -15807,7 +16519,9 @@
           </w:p>
         </w:tc>
         <w:tc>
-          <w:tcPr/>
+          <w:tcPr>
+            <w:shd w:val="clear" w:color="auto" w:fill="F2F2F2"/>
+          </w:tcPr>
           <w:p>
             <w:pPr>
               <w:pStyle w:val="Compact"/>
@@ -15907,7 +16621,9 @@
       </w:tr>
       <w:tr>
         <w:tc>
-          <w:tcPr/>
+          <w:tcPr>
+            <w:shd w:val="clear" w:color="auto" w:fill="F2F2F2"/>
+          </w:tcPr>
           <w:p>
             <w:pPr>
               <w:pStyle w:val="Compact"/>
@@ -15919,7 +16635,9 @@
           </w:p>
         </w:tc>
         <w:tc>
-          <w:tcPr/>
+          <w:tcPr>
+            <w:shd w:val="clear" w:color="auto" w:fill="F2F2F2"/>
+          </w:tcPr>
           <w:p>
             <w:pPr>
               <w:pStyle w:val="Compact"/>
@@ -15945,7 +16663,9 @@
           </w:p>
         </w:tc>
         <w:tc>
-          <w:tcPr/>
+          <w:tcPr>
+            <w:shd w:val="clear" w:color="auto" w:fill="F2F2F2"/>
+          </w:tcPr>
           <w:p>
             <w:pPr>
               <w:pStyle w:val="Compact"/>
@@ -16122,7 +16842,9 @@
       </w:tr>
       <w:tr>
         <w:tc>
-          <w:tcPr/>
+          <w:tcPr>
+            <w:shd w:val="clear" w:color="auto" w:fill="F2F2F2"/>
+          </w:tcPr>
           <w:p>
             <w:pPr>
               <w:pStyle w:val="Compact"/>
@@ -16139,7 +16861,9 @@
           </w:p>
         </w:tc>
         <w:tc>
-          <w:tcPr/>
+          <w:tcPr>
+            <w:shd w:val="clear" w:color="auto" w:fill="F2F2F2"/>
+          </w:tcPr>
           <w:p>
             <w:pPr>
               <w:pStyle w:val="Compact"/>
@@ -16156,7 +16880,9 @@
           </w:p>
         </w:tc>
         <w:tc>
-          <w:tcPr/>
+          <w:tcPr>
+            <w:shd w:val="clear" w:color="auto" w:fill="F2F2F2"/>
+          </w:tcPr>
           <w:p>
             <w:pPr>
               <w:pStyle w:val="Compact"/>
@@ -16168,7 +16894,9 @@
           </w:p>
         </w:tc>
         <w:tc>
-          <w:tcPr/>
+          <w:tcPr>
+            <w:shd w:val="clear" w:color="auto" w:fill="F2F2F2"/>
+          </w:tcPr>
           <w:p>
             <w:pPr>
               <w:pStyle w:val="Compact"/>
@@ -16361,7 +17089,9 @@
       </w:tr>
       <w:tr>
         <w:tc>
-          <w:tcPr/>
+          <w:tcPr>
+            <w:shd w:val="clear" w:color="auto" w:fill="F2F2F2"/>
+          </w:tcPr>
           <w:p>
             <w:pPr>
               <w:pStyle w:val="Compact"/>
@@ -16373,7 +17103,9 @@
           </w:p>
         </w:tc>
         <w:tc>
-          <w:tcPr/>
+          <w:tcPr>
+            <w:shd w:val="clear" w:color="auto" w:fill="F2F2F2"/>
+          </w:tcPr>
           <w:p>
             <w:pPr>
               <w:pStyle w:val="Compact"/>
@@ -16399,7 +17131,9 @@
           </w:p>
         </w:tc>
         <w:tc>
-          <w:tcPr/>
+          <w:tcPr>
+            <w:shd w:val="clear" w:color="auto" w:fill="F2F2F2"/>
+          </w:tcPr>
           <w:p>
             <w:pPr>
               <w:pStyle w:val="Compact"/>
@@ -16572,7 +17306,9 @@
       </w:tr>
       <w:tr>
         <w:tc>
-          <w:tcPr/>
+          <w:tcPr>
+            <w:shd w:val="clear" w:color="auto" w:fill="F2F2F2"/>
+          </w:tcPr>
           <w:p>
             <w:pPr>
               <w:pStyle w:val="Compact"/>
@@ -16589,7 +17325,9 @@
           </w:p>
         </w:tc>
         <w:tc>
-          <w:tcPr/>
+          <w:tcPr>
+            <w:shd w:val="clear" w:color="auto" w:fill="F2F2F2"/>
+          </w:tcPr>
           <w:p>
             <w:pPr>
               <w:pStyle w:val="Compact"/>
@@ -16606,7 +17344,9 @@
           </w:p>
         </w:tc>
         <w:tc>
-          <w:tcPr/>
+          <w:tcPr>
+            <w:shd w:val="clear" w:color="auto" w:fill="F2F2F2"/>
+          </w:tcPr>
           <w:p>
             <w:pPr>
               <w:pStyle w:val="Compact"/>
@@ -16618,7 +17358,9 @@
           </w:p>
         </w:tc>
         <w:tc>
-          <w:tcPr/>
+          <w:tcPr>
+            <w:shd w:val="clear" w:color="auto" w:fill="F2F2F2"/>
+          </w:tcPr>
           <w:p>
             <w:pPr>
               <w:pStyle w:val="Compact"/>
@@ -16677,7 +17419,7 @@
       <w:r>
         <w:t xml:space="preserve"> </w:t>
       </w:r>
-      <w:hyperlink r:id="rId157">
+      <w:hyperlink ns1:id="rId157">
         <w:r>
           <w:rPr>
             <w:rStyle w:val="Hyperlink"/>
@@ -16737,7 +17479,9 @@
       </w:tr>
       <w:tr>
         <w:tc>
-          <w:tcPr/>
+          <w:tcPr>
+            <w:shd w:val="clear" w:color="auto" w:fill="F2F2F2"/>
+          </w:tcPr>
           <w:p>
             <w:pPr>
               <w:pStyle w:val="Compact"/>
@@ -16749,7 +17493,9 @@
           </w:p>
         </w:tc>
         <w:tc>
-          <w:tcPr/>
+          <w:tcPr>
+            <w:shd w:val="clear" w:color="auto" w:fill="F2F2F2"/>
+          </w:tcPr>
           <w:p>
             <w:pPr>
               <w:pStyle w:val="Compact"/>
@@ -16781,7 +17527,9 @@
       </w:tr>
       <w:tr>
         <w:tc>
-          <w:tcPr/>
+          <w:tcPr>
+            <w:shd w:val="clear" w:color="auto" w:fill="F2F2F2"/>
+          </w:tcPr>
           <w:p>
             <w:pPr>
               <w:pStyle w:val="Compact"/>
@@ -16793,7 +17541,9 @@
           </w:p>
         </w:tc>
         <w:tc>
-          <w:tcPr/>
+          <w:tcPr>
+            <w:shd w:val="clear" w:color="auto" w:fill="F2F2F2"/>
+          </w:tcPr>
           <w:p>
             <w:pPr>
               <w:pStyle w:val="Compact"/>
@@ -16825,7 +17575,9 @@
       </w:tr>
       <w:tr>
         <w:tc>
-          <w:tcPr/>
+          <w:tcPr>
+            <w:shd w:val="clear" w:color="auto" w:fill="F2F2F2"/>
+          </w:tcPr>
           <w:p>
             <w:pPr>
               <w:pStyle w:val="Compact"/>
@@ -16837,7 +17589,9 @@
           </w:p>
         </w:tc>
         <w:tc>
-          <w:tcPr/>
+          <w:tcPr>
+            <w:shd w:val="clear" w:color="auto" w:fill="F2F2F2"/>
+          </w:tcPr>
           <w:p>
             <w:pPr>
               <w:pStyle w:val="Compact"/>
@@ -16869,7 +17623,9 @@
       </w:tr>
       <w:tr>
         <w:tc>
-          <w:tcPr/>
+          <w:tcPr>
+            <w:shd w:val="clear" w:color="auto" w:fill="F2F2F2"/>
+          </w:tcPr>
           <w:p>
             <w:pPr>
               <w:pStyle w:val="Compact"/>
@@ -16881,7 +17637,9 @@
           </w:p>
         </w:tc>
         <w:tc>
-          <w:tcPr/>
+          <w:tcPr>
+            <w:shd w:val="clear" w:color="auto" w:fill="F2F2F2"/>
+          </w:tcPr>
           <w:p>
             <w:pPr>
               <w:pStyle w:val="Compact"/>
@@ -16939,7 +17697,7 @@
       <w:r>
         <w:t xml:space="preserve"> </w:t>
       </w:r>
-      <w:hyperlink r:id="rId161">
+      <w:hyperlink ns1:id="rId161">
         <w:r>
           <w:rPr>
             <w:rStyle w:val="Hyperlink"/>
@@ -17334,7 +18092,9 @@
       </w:tr>
       <w:tr>
         <w:tc>
-          <w:tcPr/>
+          <w:tcPr>
+            <w:shd w:val="clear" w:color="auto" w:fill="F2F2F2"/>
+          </w:tcPr>
           <w:p>
             <w:pPr>
               <w:pStyle w:val="Compact"/>
@@ -17346,7 +18106,9 @@
           </w:p>
         </w:tc>
         <w:tc>
-          <w:tcPr/>
+          <w:tcPr>
+            <w:shd w:val="clear" w:color="auto" w:fill="F2F2F2"/>
+          </w:tcPr>
           <w:p>
             <w:pPr>
               <w:pStyle w:val="Compact"/>
@@ -17372,7 +18134,9 @@
           </w:p>
         </w:tc>
         <w:tc>
-          <w:tcPr/>
+          <w:tcPr>
+            <w:shd w:val="clear" w:color="auto" w:fill="F2F2F2"/>
+          </w:tcPr>
           <w:p>
             <w:pPr>
               <w:pStyle w:val="Compact"/>
@@ -17438,7 +18202,9 @@
       </w:tr>
       <w:tr>
         <w:tc>
-          <w:tcPr/>
+          <w:tcPr>
+            <w:shd w:val="clear" w:color="auto" w:fill="F2F2F2"/>
+          </w:tcPr>
           <w:p>
             <w:pPr>
               <w:pStyle w:val="Compact"/>
@@ -17450,7 +18216,9 @@
           </w:p>
         </w:tc>
         <w:tc>
-          <w:tcPr/>
+          <w:tcPr>
+            <w:shd w:val="clear" w:color="auto" w:fill="F2F2F2"/>
+          </w:tcPr>
           <w:p>
             <w:pPr>
               <w:pStyle w:val="Compact"/>
@@ -17476,7 +18244,9 @@
           </w:p>
         </w:tc>
         <w:tc>
-          <w:tcPr/>
+          <w:tcPr>
+            <w:shd w:val="clear" w:color="auto" w:fill="F2F2F2"/>
+          </w:tcPr>
           <w:p>
             <w:pPr>
               <w:pStyle w:val="Compact"/>
@@ -17542,7 +18312,9 @@
       </w:tr>
       <w:tr>
         <w:tc>
-          <w:tcPr/>
+          <w:tcPr>
+            <w:shd w:val="clear" w:color="auto" w:fill="F2F2F2"/>
+          </w:tcPr>
           <w:p>
             <w:pPr>
               <w:pStyle w:val="Compact"/>
@@ -17554,7 +18326,9 @@
           </w:p>
         </w:tc>
         <w:tc>
-          <w:tcPr/>
+          <w:tcPr>
+            <w:shd w:val="clear" w:color="auto" w:fill="F2F2F2"/>
+          </w:tcPr>
           <w:p>
             <w:pPr>
               <w:pStyle w:val="Compact"/>
@@ -17580,7 +18354,9 @@
           </w:p>
         </w:tc>
         <w:tc>
-          <w:tcPr/>
+          <w:tcPr>
+            <w:shd w:val="clear" w:color="auto" w:fill="F2F2F2"/>
+          </w:tcPr>
           <w:p>
             <w:pPr>
               <w:pStyle w:val="Compact"/>
@@ -17646,7 +18422,9 @@
       </w:tr>
       <w:tr>
         <w:tc>
-          <w:tcPr/>
+          <w:tcPr>
+            <w:shd w:val="clear" w:color="auto" w:fill="F2F2F2"/>
+          </w:tcPr>
           <w:p>
             <w:pPr>
               <w:pStyle w:val="Compact"/>
@@ -17658,7 +18436,9 @@
           </w:p>
         </w:tc>
         <w:tc>
-          <w:tcPr/>
+          <w:tcPr>
+            <w:shd w:val="clear" w:color="auto" w:fill="F2F2F2"/>
+          </w:tcPr>
           <w:p>
             <w:pPr>
               <w:pStyle w:val="Compact"/>
@@ -17684,7 +18464,9 @@
           </w:p>
         </w:tc>
         <w:tc>
-          <w:tcPr/>
+          <w:tcPr>
+            <w:shd w:val="clear" w:color="auto" w:fill="F2F2F2"/>
+          </w:tcPr>
           <w:p>
             <w:pPr>
               <w:pStyle w:val="Compact"/>
@@ -17750,7 +18532,9 @@
       </w:tr>
       <w:tr>
         <w:tc>
-          <w:tcPr/>
+          <w:tcPr>
+            <w:shd w:val="clear" w:color="auto" w:fill="F2F2F2"/>
+          </w:tcPr>
           <w:p>
             <w:pPr>
               <w:pStyle w:val="Compact"/>
@@ -17762,7 +18546,9 @@
           </w:p>
         </w:tc>
         <w:tc>
-          <w:tcPr/>
+          <w:tcPr>
+            <w:shd w:val="clear" w:color="auto" w:fill="F2F2F2"/>
+          </w:tcPr>
           <w:p>
             <w:pPr>
               <w:pStyle w:val="Compact"/>
@@ -17788,7 +18574,9 @@
           </w:p>
         </w:tc>
         <w:tc>
-          <w:tcPr/>
+          <w:tcPr>
+            <w:shd w:val="clear" w:color="auto" w:fill="F2F2F2"/>
+          </w:tcPr>
           <w:p>
             <w:pPr>
               <w:pStyle w:val="Compact"/>
@@ -17871,7 +18659,9 @@
       </w:tr>
       <w:tr>
         <w:tc>
-          <w:tcPr/>
+          <w:tcPr>
+            <w:shd w:val="clear" w:color="auto" w:fill="F2F2F2"/>
+          </w:tcPr>
           <w:p>
             <w:pPr>
               <w:pStyle w:val="Compact"/>
@@ -17883,7 +18673,9 @@
           </w:p>
         </w:tc>
         <w:tc>
-          <w:tcPr/>
+          <w:tcPr>
+            <w:shd w:val="clear" w:color="auto" w:fill="F2F2F2"/>
+          </w:tcPr>
           <w:p>
             <w:pPr>
               <w:pStyle w:val="Compact"/>
@@ -17909,7 +18701,9 @@
           </w:p>
         </w:tc>
         <w:tc>
-          <w:tcPr/>
+          <w:tcPr>
+            <w:shd w:val="clear" w:color="auto" w:fill="F2F2F2"/>
+          </w:tcPr>
           <w:p>
             <w:pPr>
               <w:pStyle w:val="Compact"/>
@@ -18009,7 +18803,9 @@
       </w:tr>
       <w:tr>
         <w:tc>
-          <w:tcPr/>
+          <w:tcPr>
+            <w:shd w:val="clear" w:color="auto" w:fill="F2F2F2"/>
+          </w:tcPr>
           <w:p>
             <w:pPr>
               <w:pStyle w:val="Compact"/>
@@ -18021,7 +18817,9 @@
           </w:p>
         </w:tc>
         <w:tc>
-          <w:tcPr/>
+          <w:tcPr>
+            <w:shd w:val="clear" w:color="auto" w:fill="F2F2F2"/>
+          </w:tcPr>
           <w:p>
             <w:pPr>
               <w:pStyle w:val="Compact"/>
@@ -18047,7 +18845,9 @@
           </w:p>
         </w:tc>
         <w:tc>
-          <w:tcPr/>
+          <w:tcPr>
+            <w:shd w:val="clear" w:color="auto" w:fill="F2F2F2"/>
+          </w:tcPr>
           <w:p>
             <w:pPr>
               <w:pStyle w:val="Compact"/>
@@ -18147,7 +18947,9 @@
       </w:tr>
       <w:tr>
         <w:tc>
-          <w:tcPr/>
+          <w:tcPr>
+            <w:shd w:val="clear" w:color="auto" w:fill="F2F2F2"/>
+          </w:tcPr>
           <w:p>
             <w:pPr>
               <w:pStyle w:val="Compact"/>
@@ -18159,7 +18961,9 @@
           </w:p>
         </w:tc>
         <w:tc>
-          <w:tcPr/>
+          <w:tcPr>
+            <w:shd w:val="clear" w:color="auto" w:fill="F2F2F2"/>
+          </w:tcPr>
           <w:p>
             <w:pPr>
               <w:pStyle w:val="Compact"/>
@@ -18185,7 +18989,9 @@
           </w:p>
         </w:tc>
         <w:tc>
-          <w:tcPr/>
+          <w:tcPr>
+            <w:shd w:val="clear" w:color="auto" w:fill="F2F2F2"/>
+          </w:tcPr>
           <w:p>
             <w:pPr>
               <w:pStyle w:val="Compact"/>
@@ -18285,7 +19091,9 @@
       </w:tr>
       <w:tr>
         <w:tc>
-          <w:tcPr/>
+          <w:tcPr>
+            <w:shd w:val="clear" w:color="auto" w:fill="F2F2F2"/>
+          </w:tcPr>
           <w:p>
             <w:pPr>
               <w:pStyle w:val="Compact"/>
@@ -18297,7 +19105,9 @@
           </w:p>
         </w:tc>
         <w:tc>
-          <w:tcPr/>
+          <w:tcPr>
+            <w:shd w:val="clear" w:color="auto" w:fill="F2F2F2"/>
+          </w:tcPr>
           <w:p>
             <w:pPr>
               <w:pStyle w:val="Compact"/>
@@ -18323,7 +19133,9 @@
           </w:p>
         </w:tc>
         <w:tc>
-          <w:tcPr/>
+          <w:tcPr>
+            <w:shd w:val="clear" w:color="auto" w:fill="F2F2F2"/>
+          </w:tcPr>
           <w:p>
             <w:pPr>
               <w:pStyle w:val="Compact"/>
@@ -18423,7 +19235,9 @@
       </w:tr>
       <w:tr>
         <w:tc>
-          <w:tcPr/>
+          <w:tcPr>
+            <w:shd w:val="clear" w:color="auto" w:fill="F2F2F2"/>
+          </w:tcPr>
           <w:p>
             <w:pPr>
               <w:pStyle w:val="Compact"/>
@@ -18435,7 +19249,9 @@
           </w:p>
         </w:tc>
         <w:tc>
-          <w:tcPr/>
+          <w:tcPr>
+            <w:shd w:val="clear" w:color="auto" w:fill="F2F2F2"/>
+          </w:tcPr>
           <w:p>
             <w:pPr>
               <w:pStyle w:val="Compact"/>
@@ -18461,7 +19277,9 @@
           </w:p>
         </w:tc>
         <w:tc>
-          <w:tcPr/>
+          <w:tcPr>
+            <w:shd w:val="clear" w:color="auto" w:fill="F2F2F2"/>
+          </w:tcPr>
           <w:p>
             <w:pPr>
               <w:pStyle w:val="Compact"/>
@@ -18569,7 +19387,9 @@
       </w:tr>
       <w:tr>
         <w:tc>
-          <w:tcPr/>
+          <w:tcPr>
+            <w:shd w:val="clear" w:color="auto" w:fill="F2F2F2"/>
+          </w:tcPr>
           <w:p>
             <w:pPr>
               <w:pStyle w:val="Compact"/>
@@ -18586,7 +19406,9 @@
           </w:p>
         </w:tc>
         <w:tc>
-          <w:tcPr/>
+          <w:tcPr>
+            <w:shd w:val="clear" w:color="auto" w:fill="F2F2F2"/>
+          </w:tcPr>
           <w:p>
             <w:pPr>
               <w:pStyle w:val="Compact"/>
@@ -18603,7 +19425,9 @@
           </w:p>
         </w:tc>
         <w:tc>
-          <w:tcPr/>
+          <w:tcPr>
+            <w:shd w:val="clear" w:color="auto" w:fill="F2F2F2"/>
+          </w:tcPr>
           <w:p>
             <w:pPr>
               <w:pStyle w:val="Compact"/>
@@ -18615,7 +19439,9 @@
           </w:p>
         </w:tc>
         <w:tc>
-          <w:tcPr/>
+          <w:tcPr>
+            <w:shd w:val="clear" w:color="auto" w:fill="F2F2F2"/>
+          </w:tcPr>
           <w:p>
             <w:pPr>
               <w:pStyle w:val="Compact"/>
@@ -21656,7 +22482,7 @@
       <w:r>
         <w:t xml:space="preserve"> </w:t>
       </w:r>
-      <w:hyperlink r:id="rId177">
+      <w:hyperlink ns1:id="rId177">
         <w:r>
           <w:rPr>
             <w:rStyle w:val="Hyperlink"/>
@@ -21716,7 +22542,9 @@
       </w:tr>
       <w:tr>
         <w:tc>
-          <w:tcPr/>
+          <w:tcPr>
+            <w:shd w:val="clear" w:color="auto" w:fill="F2F2F2"/>
+          </w:tcPr>
           <w:p>
             <w:pPr>
               <w:pStyle w:val="Compact"/>
@@ -21728,7 +22556,9 @@
           </w:p>
         </w:tc>
         <w:tc>
-          <w:tcPr/>
+          <w:tcPr>
+            <w:shd w:val="clear" w:color="auto" w:fill="F2F2F2"/>
+          </w:tcPr>
           <w:p>
             <w:pPr>
               <w:pStyle w:val="Compact"/>
@@ -21756,7 +22586,7 @@
               <w:pStyle w:val="Compact"/>
               <w:jc w:val="left"/>
             </w:pPr>
-            <w:hyperlink r:id="rId178">
+            <w:hyperlink ns1:id="rId178">
               <w:r>
                 <w:rPr>
                   <w:rStyle w:val="Hyperlink"/>
@@ -21769,7 +22599,9 @@
       </w:tr>
       <w:tr>
         <w:tc>
-          <w:tcPr/>
+          <w:tcPr>
+            <w:shd w:val="clear" w:color="auto" w:fill="F2F2F2"/>
+          </w:tcPr>
           <w:p>
             <w:pPr>
               <w:pStyle w:val="Compact"/>
@@ -21781,7 +22613,9 @@
           </w:p>
         </w:tc>
         <w:tc>
-          <w:tcPr/>
+          <w:tcPr>
+            <w:shd w:val="clear" w:color="auto" w:fill="F2F2F2"/>
+          </w:tcPr>
           <w:p>
             <w:pPr>
               <w:pStyle w:val="Compact"/>
@@ -21809,7 +22643,7 @@
               <w:pStyle w:val="Compact"/>
               <w:jc w:val="left"/>
             </w:pPr>
-            <w:hyperlink r:id="rId179">
+            <w:hyperlink ns1:id="rId179">
               <w:r>
                 <w:rPr>
                   <w:rStyle w:val="Hyperlink"/>
@@ -21822,7 +22656,9 @@
       </w:tr>
       <w:tr>
         <w:tc>
-          <w:tcPr/>
+          <w:tcPr>
+            <w:shd w:val="clear" w:color="auto" w:fill="F2F2F2"/>
+          </w:tcPr>
           <w:p>
             <w:pPr>
               <w:pStyle w:val="Compact"/>
@@ -21834,7 +22670,9 @@
           </w:p>
         </w:tc>
         <w:tc>
-          <w:tcPr/>
+          <w:tcPr>
+            <w:shd w:val="clear" w:color="auto" w:fill="F2F2F2"/>
+          </w:tcPr>
           <w:p>
             <w:pPr>
               <w:pStyle w:val="Compact"/>
@@ -21862,7 +22700,7 @@
               <w:pStyle w:val="Compact"/>
               <w:jc w:val="left"/>
             </w:pPr>
-            <w:hyperlink r:id="rId180">
+            <w:hyperlink ns1:id="rId180">
               <w:r>
                 <w:rPr>
                   <w:rStyle w:val="Hyperlink"/>
@@ -21915,7 +22753,7 @@
       <w:r>
         <w:t xml:space="preserve"> </w:t>
       </w:r>
-      <w:hyperlink r:id="rId183">
+      <w:hyperlink ns1:id="rId183">
         <w:r>
           <w:rPr>
             <w:rStyle w:val="Hyperlink"/>
@@ -21975,7 +22813,9 @@
       </w:tr>
       <w:tr>
         <w:tc>
-          <w:tcPr/>
+          <w:tcPr>
+            <w:shd w:val="clear" w:color="auto" w:fill="F2F2F2"/>
+          </w:tcPr>
           <w:p>
             <w:pPr>
               <w:pStyle w:val="Compact"/>
@@ -21987,7 +22827,9 @@
           </w:p>
         </w:tc>
         <w:tc>
-          <w:tcPr/>
+          <w:tcPr>
+            <w:shd w:val="clear" w:color="auto" w:fill="F2F2F2"/>
+          </w:tcPr>
           <w:p>
             <w:pPr>
               <w:pStyle w:val="Compact"/>
@@ -22015,7 +22857,7 @@
               <w:pStyle w:val="Compact"/>
               <w:jc w:val="left"/>
             </w:pPr>
-            <w:hyperlink r:id="rId184">
+            <w:hyperlink ns1:id="rId184">
               <w:r>
                 <w:rPr>
                   <w:rStyle w:val="Hyperlink"/>
@@ -22028,7 +22870,9 @@
       </w:tr>
       <w:tr>
         <w:tc>
-          <w:tcPr/>
+          <w:tcPr>
+            <w:shd w:val="clear" w:color="auto" w:fill="F2F2F2"/>
+          </w:tcPr>
           <w:p>
             <w:pPr>
               <w:pStyle w:val="Compact"/>
@@ -22040,7 +22884,9 @@
           </w:p>
         </w:tc>
         <w:tc>
-          <w:tcPr/>
+          <w:tcPr>
+            <w:shd w:val="clear" w:color="auto" w:fill="F2F2F2"/>
+          </w:tcPr>
           <w:p>
             <w:pPr>
               <w:pStyle w:val="Compact"/>
@@ -22068,7 +22914,7 @@
               <w:pStyle w:val="Compact"/>
               <w:jc w:val="left"/>
             </w:pPr>
-            <w:hyperlink r:id="rId185">
+            <w:hyperlink ns1:id="rId185">
               <w:r>
                 <w:rPr>
                   <w:rStyle w:val="Hyperlink"/>
@@ -22081,7 +22927,9 @@
       </w:tr>
       <w:tr>
         <w:tc>
-          <w:tcPr/>
+          <w:tcPr>
+            <w:shd w:val="clear" w:color="auto" w:fill="F2F2F2"/>
+          </w:tcPr>
           <w:p>
             <w:pPr>
               <w:pStyle w:val="Compact"/>
@@ -22093,7 +22941,9 @@
           </w:p>
         </w:tc>
         <w:tc>
-          <w:tcPr/>
+          <w:tcPr>
+            <w:shd w:val="clear" w:color="auto" w:fill="F2F2F2"/>
+          </w:tcPr>
           <w:p>
             <w:pPr>
               <w:pStyle w:val="Compact"/>
@@ -22121,7 +22971,7 @@
               <w:pStyle w:val="Compact"/>
               <w:jc w:val="left"/>
             </w:pPr>
-            <w:hyperlink r:id="rId186">
+            <w:hyperlink ns1:id="rId186">
               <w:r>
                 <w:rPr>
                   <w:rStyle w:val="Hyperlink"/>
@@ -22134,7 +22984,9 @@
       </w:tr>
       <w:tr>
         <w:tc>
-          <w:tcPr/>
+          <w:tcPr>
+            <w:shd w:val="clear" w:color="auto" w:fill="F2F2F2"/>
+          </w:tcPr>
           <w:p>
             <w:pPr>
               <w:pStyle w:val="Compact"/>
@@ -22146,7 +22998,9 @@
           </w:p>
         </w:tc>
         <w:tc>
-          <w:tcPr/>
+          <w:tcPr>
+            <w:shd w:val="clear" w:color="auto" w:fill="F2F2F2"/>
+          </w:tcPr>
           <w:p>
             <w:pPr>
               <w:pStyle w:val="Compact"/>
@@ -22174,7 +23028,7 @@
               <w:pStyle w:val="Compact"/>
               <w:jc w:val="left"/>
             </w:pPr>
-            <w:hyperlink r:id="rId187">
+            <w:hyperlink ns1:id="rId187">
               <w:r>
                 <w:rPr>
                   <w:rStyle w:val="Hyperlink"/>
@@ -22187,7 +23041,9 @@
       </w:tr>
       <w:tr>
         <w:tc>
-          <w:tcPr/>
+          <w:tcPr>
+            <w:shd w:val="clear" w:color="auto" w:fill="F2F2F2"/>
+          </w:tcPr>
           <w:p>
             <w:pPr>
               <w:pStyle w:val="Compact"/>
@@ -22199,7 +23055,9 @@
           </w:p>
         </w:tc>
         <w:tc>
-          <w:tcPr/>
+          <w:tcPr>
+            <w:shd w:val="clear" w:color="auto" w:fill="F2F2F2"/>
+          </w:tcPr>
           <w:p>
             <w:pPr>
               <w:pStyle w:val="Compact"/>
@@ -22227,7 +23085,7 @@
               <w:pStyle w:val="Compact"/>
               <w:jc w:val="left"/>
             </w:pPr>
-            <w:hyperlink r:id="rId188">
+            <w:hyperlink ns1:id="rId188">
               <w:r>
                 <w:rPr>
                   <w:rStyle w:val="Hyperlink"/>
@@ -22240,7 +23098,9 @@
       </w:tr>
       <w:tr>
         <w:tc>
-          <w:tcPr/>
+          <w:tcPr>
+            <w:shd w:val="clear" w:color="auto" w:fill="F2F2F2"/>
+          </w:tcPr>
           <w:p>
             <w:pPr>
               <w:pStyle w:val="Compact"/>
@@ -22252,7 +23112,9 @@
           </w:p>
         </w:tc>
         <w:tc>
-          <w:tcPr/>
+          <w:tcPr>
+            <w:shd w:val="clear" w:color="auto" w:fill="F2F2F2"/>
+          </w:tcPr>
           <w:p>
             <w:pPr>
               <w:pStyle w:val="Compact"/>
@@ -22280,7 +23142,7 @@
               <w:pStyle w:val="Compact"/>
               <w:jc w:val="left"/>
             </w:pPr>
-            <w:hyperlink r:id="rId189">
+            <w:hyperlink ns1:id="rId189">
               <w:r>
                 <w:rPr>
                   <w:rStyle w:val="Hyperlink"/>
@@ -22293,7 +23155,9 @@
       </w:tr>
       <w:tr>
         <w:tc>
-          <w:tcPr/>
+          <w:tcPr>
+            <w:shd w:val="clear" w:color="auto" w:fill="F2F2F2"/>
+          </w:tcPr>
           <w:p>
             <w:pPr>
               <w:pStyle w:val="Compact"/>
@@ -22305,7 +23169,9 @@
           </w:p>
         </w:tc>
         <w:tc>
-          <w:tcPr/>
+          <w:tcPr>
+            <w:shd w:val="clear" w:color="auto" w:fill="F2F2F2"/>
+          </w:tcPr>
           <w:p>
             <w:pPr>
               <w:pStyle w:val="Compact"/>
@@ -22333,7 +23199,7 @@
               <w:pStyle w:val="Compact"/>
               <w:jc w:val="left"/>
             </w:pPr>
-            <w:hyperlink r:id="rId190">
+            <w:hyperlink ns1:id="rId190">
               <w:r>
                 <w:rPr>
                   <w:rStyle w:val="Hyperlink"/>
@@ -22346,7 +23212,9 @@
       </w:tr>
       <w:tr>
         <w:tc>
-          <w:tcPr/>
+          <w:tcPr>
+            <w:shd w:val="clear" w:color="auto" w:fill="F2F2F2"/>
+          </w:tcPr>
           <w:p>
             <w:pPr>
               <w:pStyle w:val="Compact"/>
@@ -22358,7 +23226,9 @@
           </w:p>
         </w:tc>
         <w:tc>
-          <w:tcPr/>
+          <w:tcPr>
+            <w:shd w:val="clear" w:color="auto" w:fill="F2F2F2"/>
+          </w:tcPr>
           <w:p>
             <w:pPr>
               <w:pStyle w:val="Compact"/>
@@ -22386,7 +23256,7 @@
               <w:pStyle w:val="Compact"/>
               <w:jc w:val="left"/>
             </w:pPr>
-            <w:hyperlink r:id="rId191">
+            <w:hyperlink ns1:id="rId191">
               <w:r>
                 <w:rPr>
                   <w:rStyle w:val="Hyperlink"/>
@@ -22399,7 +23269,9 @@
       </w:tr>
       <w:tr>
         <w:tc>
-          <w:tcPr/>
+          <w:tcPr>
+            <w:shd w:val="clear" w:color="auto" w:fill="F2F2F2"/>
+          </w:tcPr>
           <w:p>
             <w:pPr>
               <w:pStyle w:val="Compact"/>
@@ -22411,7 +23283,9 @@
           </w:p>
         </w:tc>
         <w:tc>
-          <w:tcPr/>
+          <w:tcPr>
+            <w:shd w:val="clear" w:color="auto" w:fill="F2F2F2"/>
+          </w:tcPr>
           <w:p>
             <w:pPr>
               <w:pStyle w:val="Compact"/>
@@ -22439,7 +23313,7 @@
               <w:pStyle w:val="Compact"/>
               <w:jc w:val="left"/>
             </w:pPr>
-            <w:hyperlink r:id="rId192">
+            <w:hyperlink ns1:id="rId192">
               <w:r>
                 <w:rPr>
                   <w:rStyle w:val="Hyperlink"/>
@@ -22452,7 +23326,9 @@
       </w:tr>
       <w:tr>
         <w:tc>
-          <w:tcPr/>
+          <w:tcPr>
+            <w:shd w:val="clear" w:color="auto" w:fill="F2F2F2"/>
+          </w:tcPr>
           <w:p>
             <w:pPr>
               <w:pStyle w:val="Compact"/>
@@ -22464,7 +23340,9 @@
           </w:p>
         </w:tc>
         <w:tc>
-          <w:tcPr/>
+          <w:tcPr>
+            <w:shd w:val="clear" w:color="auto" w:fill="F2F2F2"/>
+          </w:tcPr>
           <w:p>
             <w:pPr>
               <w:pStyle w:val="Compact"/>
@@ -22492,7 +23370,7 @@
               <w:pStyle w:val="Compact"/>
               <w:jc w:val="left"/>
             </w:pPr>
-            <w:hyperlink r:id="rId193">
+            <w:hyperlink ns1:id="rId193">
               <w:r>
                 <w:rPr>
                   <w:rStyle w:val="Hyperlink"/>
@@ -22505,7 +23383,9 @@
       </w:tr>
       <w:tr>
         <w:tc>
-          <w:tcPr/>
+          <w:tcPr>
+            <w:shd w:val="clear" w:color="auto" w:fill="F2F2F2"/>
+          </w:tcPr>
           <w:p>
             <w:pPr>
               <w:pStyle w:val="Compact"/>
@@ -22517,7 +23397,9 @@
           </w:p>
         </w:tc>
         <w:tc>
-          <w:tcPr/>
+          <w:tcPr>
+            <w:shd w:val="clear" w:color="auto" w:fill="F2F2F2"/>
+          </w:tcPr>
           <w:p>
             <w:pPr>
               <w:pStyle w:val="Compact"/>
@@ -22545,7 +23427,7 @@
               <w:pStyle w:val="Compact"/>
               <w:jc w:val="left"/>
             </w:pPr>
-            <w:hyperlink r:id="rId194">
+            <w:hyperlink ns1:id="rId194">
               <w:r>
                 <w:rPr>
                   <w:rStyle w:val="Hyperlink"/>
@@ -22558,7 +23440,9 @@
       </w:tr>
       <w:tr>
         <w:tc>
-          <w:tcPr/>
+          <w:tcPr>
+            <w:shd w:val="clear" w:color="auto" w:fill="F2F2F2"/>
+          </w:tcPr>
           <w:p>
             <w:pPr>
               <w:pStyle w:val="Compact"/>
@@ -22570,7 +23454,9 @@
           </w:p>
         </w:tc>
         <w:tc>
-          <w:tcPr/>
+          <w:tcPr>
+            <w:shd w:val="clear" w:color="auto" w:fill="F2F2F2"/>
+          </w:tcPr>
           <w:p>
             <w:pPr>
               <w:pStyle w:val="Compact"/>
@@ -22598,7 +23484,7 @@
               <w:pStyle w:val="Compact"/>
               <w:jc w:val="left"/>
             </w:pPr>
-            <w:hyperlink r:id="rId195">
+            <w:hyperlink ns1:id="rId195">
               <w:r>
                 <w:rPr>
                   <w:rStyle w:val="Hyperlink"/>
@@ -22611,7 +23497,9 @@
       </w:tr>
       <w:tr>
         <w:tc>
-          <w:tcPr/>
+          <w:tcPr>
+            <w:shd w:val="clear" w:color="auto" w:fill="F2F2F2"/>
+          </w:tcPr>
           <w:p>
             <w:pPr>
               <w:pStyle w:val="Compact"/>
@@ -22623,7 +23511,9 @@
           </w:p>
         </w:tc>
         <w:tc>
-          <w:tcPr/>
+          <w:tcPr>
+            <w:shd w:val="clear" w:color="auto" w:fill="F2F2F2"/>
+          </w:tcPr>
           <w:p>
             <w:pPr>
               <w:pStyle w:val="Compact"/>
@@ -22651,7 +23541,7 @@
               <w:pStyle w:val="Compact"/>
               <w:jc w:val="left"/>
             </w:pPr>
-            <w:hyperlink r:id="rId196">
+            <w:hyperlink ns1:id="rId196">
               <w:r>
                 <w:rPr>
                   <w:rStyle w:val="Hyperlink"/>
@@ -22664,7 +23554,9 @@
       </w:tr>
       <w:tr>
         <w:tc>
-          <w:tcPr/>
+          <w:tcPr>
+            <w:shd w:val="clear" w:color="auto" w:fill="F2F2F2"/>
+          </w:tcPr>
           <w:p>
             <w:pPr>
               <w:pStyle w:val="Compact"/>
@@ -22676,7 +23568,9 @@
           </w:p>
         </w:tc>
         <w:tc>
-          <w:tcPr/>
+          <w:tcPr>
+            <w:shd w:val="clear" w:color="auto" w:fill="F2F2F2"/>
+          </w:tcPr>
           <w:p>
             <w:pPr>
               <w:pStyle w:val="Compact"/>
@@ -22704,7 +23598,7 @@
               <w:pStyle w:val="Compact"/>
               <w:jc w:val="left"/>
             </w:pPr>
-            <w:hyperlink r:id="rId197">
+            <w:hyperlink ns1:id="rId197">
               <w:r>
                 <w:rPr>
                   <w:rStyle w:val="Hyperlink"/>
@@ -22717,7 +23611,9 @@
       </w:tr>
       <w:tr>
         <w:tc>
-          <w:tcPr/>
+          <w:tcPr>
+            <w:shd w:val="clear" w:color="auto" w:fill="F2F2F2"/>
+          </w:tcPr>
           <w:p>
             <w:pPr>
               <w:pStyle w:val="Compact"/>
@@ -22729,7 +23625,9 @@
           </w:p>
         </w:tc>
         <w:tc>
-          <w:tcPr/>
+          <w:tcPr>
+            <w:shd w:val="clear" w:color="auto" w:fill="F2F2F2"/>
+          </w:tcPr>
           <w:p>
             <w:pPr>
               <w:pStyle w:val="Compact"/>
@@ -22757,7 +23655,7 @@
               <w:pStyle w:val="Compact"/>
               <w:jc w:val="left"/>
             </w:pPr>
-            <w:hyperlink r:id="rId198">
+            <w:hyperlink ns1:id="rId198">
               <w:r>
                 <w:rPr>
                   <w:rStyle w:val="Hyperlink"/>
@@ -22770,7 +23668,9 @@
       </w:tr>
       <w:tr>
         <w:tc>
-          <w:tcPr/>
+          <w:tcPr>
+            <w:shd w:val="clear" w:color="auto" w:fill="F2F2F2"/>
+          </w:tcPr>
           <w:p>
             <w:pPr>
               <w:pStyle w:val="Compact"/>
@@ -22782,7 +23682,9 @@
           </w:p>
         </w:tc>
         <w:tc>
-          <w:tcPr/>
+          <w:tcPr>
+            <w:shd w:val="clear" w:color="auto" w:fill="F2F2F2"/>
+          </w:tcPr>
           <w:p>
             <w:pPr>
               <w:pStyle w:val="Compact"/>
@@ -22810,7 +23712,7 @@
               <w:pStyle w:val="Compact"/>
               <w:jc w:val="left"/>
             </w:pPr>
-            <w:hyperlink r:id="rId199">
+            <w:hyperlink ns1:id="rId199">
               <w:r>
                 <w:rPr>
                   <w:rStyle w:val="Hyperlink"/>
@@ -22823,7 +23725,9 @@
       </w:tr>
       <w:tr>
         <w:tc>
-          <w:tcPr/>
+          <w:tcPr>
+            <w:shd w:val="clear" w:color="auto" w:fill="F2F2F2"/>
+          </w:tcPr>
           <w:p>
             <w:pPr>
               <w:pStyle w:val="Compact"/>
@@ -22835,7 +23739,9 @@
           </w:p>
         </w:tc>
         <w:tc>
-          <w:tcPr/>
+          <w:tcPr>
+            <w:shd w:val="clear" w:color="auto" w:fill="F2F2F2"/>
+          </w:tcPr>
           <w:p>
             <w:pPr>
               <w:pStyle w:val="Compact"/>
@@ -22863,7 +23769,7 @@
               <w:pStyle w:val="Compact"/>
               <w:jc w:val="left"/>
             </w:pPr>
-            <w:hyperlink r:id="rId200">
+            <w:hyperlink ns1:id="rId200">
               <w:r>
                 <w:rPr>
                   <w:rStyle w:val="Hyperlink"/>
@@ -22876,7 +23782,9 @@
       </w:tr>
       <w:tr>
         <w:tc>
-          <w:tcPr/>
+          <w:tcPr>
+            <w:shd w:val="clear" w:color="auto" w:fill="F2F2F2"/>
+          </w:tcPr>
           <w:p>
             <w:pPr>
               <w:pStyle w:val="Compact"/>
@@ -22888,7 +23796,9 @@
           </w:p>
         </w:tc>
         <w:tc>
-          <w:tcPr/>
+          <w:tcPr>
+            <w:shd w:val="clear" w:color="auto" w:fill="F2F2F2"/>
+          </w:tcPr>
           <w:p>
             <w:pPr>
               <w:pStyle w:val="Compact"/>
@@ -22916,7 +23826,7 @@
               <w:pStyle w:val="Compact"/>
               <w:jc w:val="left"/>
             </w:pPr>
-            <w:hyperlink r:id="rId201">
+            <w:hyperlink ns1:id="rId201">
               <w:r>
                 <w:rPr>
                   <w:rStyle w:val="Hyperlink"/>
@@ -22929,7 +23839,9 @@
       </w:tr>
       <w:tr>
         <w:tc>
-          <w:tcPr/>
+          <w:tcPr>
+            <w:shd w:val="clear" w:color="auto" w:fill="F2F2F2"/>
+          </w:tcPr>
           <w:p>
             <w:pPr>
               <w:pStyle w:val="Compact"/>
@@ -22941,7 +23853,9 @@
           </w:p>
         </w:tc>
         <w:tc>
-          <w:tcPr/>
+          <w:tcPr>
+            <w:shd w:val="clear" w:color="auto" w:fill="F2F2F2"/>
+          </w:tcPr>
           <w:p>
             <w:pPr>
               <w:pStyle w:val="Compact"/>
@@ -22969,7 +23883,7 @@
               <w:pStyle w:val="Compact"/>
               <w:jc w:val="left"/>
             </w:pPr>
-            <w:hyperlink r:id="rId202">
+            <w:hyperlink ns1:id="rId202">
               <w:r>
                 <w:rPr>
                   <w:rStyle w:val="Hyperlink"/>
@@ -22982,7 +23896,9 @@
       </w:tr>
       <w:tr>
         <w:tc>
-          <w:tcPr/>
+          <w:tcPr>
+            <w:shd w:val="clear" w:color="auto" w:fill="F2F2F2"/>
+          </w:tcPr>
           <w:p>
             <w:pPr>
               <w:pStyle w:val="Compact"/>
@@ -22994,7 +23910,9 @@
           </w:p>
         </w:tc>
         <w:tc>
-          <w:tcPr/>
+          <w:tcPr>
+            <w:shd w:val="clear" w:color="auto" w:fill="F2F2F2"/>
+          </w:tcPr>
           <w:p>
             <w:pPr>
               <w:pStyle w:val="Compact"/>
@@ -23022,7 +23940,7 @@
               <w:pStyle w:val="Compact"/>
               <w:jc w:val="left"/>
             </w:pPr>
-            <w:hyperlink r:id="rId203">
+            <w:hyperlink ns1:id="rId203">
               <w:r>
                 <w:rPr>
                   <w:rStyle w:val="Hyperlink"/>
@@ -23035,7 +23953,9 @@
       </w:tr>
       <w:tr>
         <w:tc>
-          <w:tcPr/>
+          <w:tcPr>
+            <w:shd w:val="clear" w:color="auto" w:fill="F2F2F2"/>
+          </w:tcPr>
           <w:p>
             <w:pPr>
               <w:pStyle w:val="Compact"/>
@@ -23047,7 +23967,9 @@
           </w:p>
         </w:tc>
         <w:tc>
-          <w:tcPr/>
+          <w:tcPr>
+            <w:shd w:val="clear" w:color="auto" w:fill="F2F2F2"/>
+          </w:tcPr>
           <w:p>
             <w:pPr>
               <w:pStyle w:val="Compact"/>
@@ -23075,7 +23997,7 @@
               <w:pStyle w:val="Compact"/>
               <w:jc w:val="left"/>
             </w:pPr>
-            <w:hyperlink r:id="rId204">
+            <w:hyperlink ns1:id="rId204">
               <w:r>
                 <w:rPr>
                   <w:rStyle w:val="Hyperlink"/>
@@ -23088,7 +24010,9 @@
       </w:tr>
       <w:tr>
         <w:tc>
-          <w:tcPr/>
+          <w:tcPr>
+            <w:shd w:val="clear" w:color="auto" w:fill="F2F2F2"/>
+          </w:tcPr>
           <w:p>
             <w:pPr>
               <w:pStyle w:val="Compact"/>
@@ -23100,7 +24024,9 @@
           </w:p>
         </w:tc>
         <w:tc>
-          <w:tcPr/>
+          <w:tcPr>
+            <w:shd w:val="clear" w:color="auto" w:fill="F2F2F2"/>
+          </w:tcPr>
           <w:p>
             <w:pPr>
               <w:pStyle w:val="Compact"/>
@@ -23128,7 +24054,7 @@
               <w:pStyle w:val="Compact"/>
               <w:jc w:val="left"/>
             </w:pPr>
-            <w:hyperlink r:id="rId205">
+            <w:hyperlink ns1:id="rId205">
               <w:r>
                 <w:rPr>
                   <w:rStyle w:val="Hyperlink"/>
@@ -23141,7 +24067,9 @@
       </w:tr>
       <w:tr>
         <w:tc>
-          <w:tcPr/>
+          <w:tcPr>
+            <w:shd w:val="clear" w:color="auto" w:fill="F2F2F2"/>
+          </w:tcPr>
           <w:p>
             <w:pPr>
               <w:pStyle w:val="Compact"/>
@@ -23153,7 +24081,9 @@
           </w:p>
         </w:tc>
         <w:tc>
-          <w:tcPr/>
+          <w:tcPr>
+            <w:shd w:val="clear" w:color="auto" w:fill="F2F2F2"/>
+          </w:tcPr>
           <w:p>
             <w:pPr>
               <w:pStyle w:val="Compact"/>
@@ -23181,7 +24111,7 @@
               <w:pStyle w:val="Compact"/>
               <w:jc w:val="left"/>
             </w:pPr>
-            <w:hyperlink r:id="rId206">
+            <w:hyperlink ns1:id="rId206">
               <w:r>
                 <w:rPr>
                   <w:rStyle w:val="Hyperlink"/>
@@ -23194,7 +24124,9 @@
       </w:tr>
       <w:tr>
         <w:tc>
-          <w:tcPr/>
+          <w:tcPr>
+            <w:shd w:val="clear" w:color="auto" w:fill="F2F2F2"/>
+          </w:tcPr>
           <w:p>
             <w:pPr>
               <w:pStyle w:val="Compact"/>
@@ -23206,7 +24138,9 @@
           </w:p>
         </w:tc>
         <w:tc>
-          <w:tcPr/>
+          <w:tcPr>
+            <w:shd w:val="clear" w:color="auto" w:fill="F2F2F2"/>
+          </w:tcPr>
           <w:p>
             <w:pPr>
               <w:pStyle w:val="Compact"/>
@@ -23234,7 +24168,7 @@
               <w:pStyle w:val="Compact"/>
               <w:jc w:val="left"/>
             </w:pPr>
-            <w:hyperlink r:id="rId207">
+            <w:hyperlink ns1:id="rId207">
               <w:r>
                 <w:rPr>
                   <w:rStyle w:val="Hyperlink"/>
@@ -23247,7 +24181,9 @@
       </w:tr>
       <w:tr>
         <w:tc>
-          <w:tcPr/>
+          <w:tcPr>
+            <w:shd w:val="clear" w:color="auto" w:fill="F2F2F2"/>
+          </w:tcPr>
           <w:p>
             <w:pPr>
               <w:pStyle w:val="Compact"/>
@@ -23259,7 +24195,9 @@
           </w:p>
         </w:tc>
         <w:tc>
-          <w:tcPr/>
+          <w:tcPr>
+            <w:shd w:val="clear" w:color="auto" w:fill="F2F2F2"/>
+          </w:tcPr>
           <w:p>
             <w:pPr>
               <w:pStyle w:val="Compact"/>
@@ -23287,7 +24225,7 @@
               <w:pStyle w:val="Compact"/>
               <w:jc w:val="left"/>
             </w:pPr>
-            <w:hyperlink r:id="rId208">
+            <w:hyperlink ns1:id="rId208">
               <w:r>
                 <w:rPr>
                   <w:rStyle w:val="Hyperlink"/>
@@ -23300,7 +24238,9 @@
       </w:tr>
       <w:tr>
         <w:tc>
-          <w:tcPr/>
+          <w:tcPr>
+            <w:shd w:val="clear" w:color="auto" w:fill="F2F2F2"/>
+          </w:tcPr>
           <w:p>
             <w:pPr>
               <w:pStyle w:val="Compact"/>
@@ -23312,7 +24252,9 @@
           </w:p>
         </w:tc>
         <w:tc>
-          <w:tcPr/>
+          <w:tcPr>
+            <w:shd w:val="clear" w:color="auto" w:fill="F2F2F2"/>
+          </w:tcPr>
           <w:p>
             <w:pPr>
               <w:pStyle w:val="Compact"/>
@@ -23340,7 +24282,7 @@
               <w:pStyle w:val="Compact"/>
               <w:jc w:val="left"/>
             </w:pPr>
-            <w:hyperlink r:id="rId209">
+            <w:hyperlink ns1:id="rId209">
               <w:r>
                 <w:rPr>
                   <w:rStyle w:val="Hyperlink"/>
@@ -23353,7 +24295,9 @@
       </w:tr>
       <w:tr>
         <w:tc>
-          <w:tcPr/>
+          <w:tcPr>
+            <w:shd w:val="clear" w:color="auto" w:fill="F2F2F2"/>
+          </w:tcPr>
           <w:p>
             <w:pPr>
               <w:pStyle w:val="Compact"/>
@@ -23365,7 +24309,9 @@
           </w:p>
         </w:tc>
         <w:tc>
-          <w:tcPr/>
+          <w:tcPr>
+            <w:shd w:val="clear" w:color="auto" w:fill="F2F2F2"/>
+          </w:tcPr>
           <w:p>
             <w:pPr>
               <w:pStyle w:val="Compact"/>
@@ -23393,7 +24339,7 @@
               <w:pStyle w:val="Compact"/>
               <w:jc w:val="left"/>
             </w:pPr>
-            <w:hyperlink r:id="rId210">
+            <w:hyperlink ns1:id="rId210">
               <w:r>
                 <w:rPr>
                   <w:rStyle w:val="Hyperlink"/>
@@ -23406,7 +24352,9 @@
       </w:tr>
       <w:tr>
         <w:tc>
-          <w:tcPr/>
+          <w:tcPr>
+            <w:shd w:val="clear" w:color="auto" w:fill="F2F2F2"/>
+          </w:tcPr>
           <w:p>
             <w:pPr>
               <w:pStyle w:val="Compact"/>
@@ -23418,7 +24366,9 @@
           </w:p>
         </w:tc>
         <w:tc>
-          <w:tcPr/>
+          <w:tcPr>
+            <w:shd w:val="clear" w:color="auto" w:fill="F2F2F2"/>
+          </w:tcPr>
           <w:p>
             <w:pPr>
               <w:pStyle w:val="Compact"/>
@@ -23446,7 +24396,7 @@
               <w:pStyle w:val="Compact"/>
               <w:jc w:val="left"/>
             </w:pPr>
-            <w:hyperlink r:id="rId211">
+            <w:hyperlink ns1:id="rId211">
               <w:r>
                 <w:rPr>
                   <w:rStyle w:val="Hyperlink"/>
@@ -23459,7 +24409,9 @@
       </w:tr>
       <w:tr>
         <w:tc>
-          <w:tcPr/>
+          <w:tcPr>
+            <w:shd w:val="clear" w:color="auto" w:fill="F2F2F2"/>
+          </w:tcPr>
           <w:p>
             <w:pPr>
               <w:pStyle w:val="Compact"/>
@@ -23471,7 +24423,9 @@
           </w:p>
         </w:tc>
         <w:tc>
-          <w:tcPr/>
+          <w:tcPr>
+            <w:shd w:val="clear" w:color="auto" w:fill="F2F2F2"/>
+          </w:tcPr>
           <w:p>
             <w:pPr>
               <w:pStyle w:val="Compact"/>
@@ -23499,7 +24453,7 @@
               <w:pStyle w:val="Compact"/>
               <w:jc w:val="left"/>
             </w:pPr>
-            <w:hyperlink r:id="rId212">
+            <w:hyperlink ns1:id="rId212">
               <w:r>
                 <w:rPr>
                   <w:rStyle w:val="Hyperlink"/>
@@ -23512,7 +24466,9 @@
       </w:tr>
       <w:tr>
         <w:tc>
-          <w:tcPr/>
+          <w:tcPr>
+            <w:shd w:val="clear" w:color="auto" w:fill="F2F2F2"/>
+          </w:tcPr>
           <w:p>
             <w:pPr>
               <w:pStyle w:val="Compact"/>
@@ -23524,7 +24480,9 @@
           </w:p>
         </w:tc>
         <w:tc>
-          <w:tcPr/>
+          <w:tcPr>
+            <w:shd w:val="clear" w:color="auto" w:fill="F2F2F2"/>
+          </w:tcPr>
           <w:p>
             <w:pPr>
               <w:pStyle w:val="Compact"/>
@@ -23552,7 +24510,7 @@
               <w:pStyle w:val="Compact"/>
               <w:jc w:val="left"/>
             </w:pPr>
-            <w:hyperlink r:id="rId213">
+            <w:hyperlink ns1:id="rId213">
               <w:r>
                 <w:rPr>
                   <w:rStyle w:val="Hyperlink"/>
@@ -23565,7 +24523,9 @@
       </w:tr>
       <w:tr>
         <w:tc>
-          <w:tcPr/>
+          <w:tcPr>
+            <w:shd w:val="clear" w:color="auto" w:fill="F2F2F2"/>
+          </w:tcPr>
           <w:p>
             <w:pPr>
               <w:pStyle w:val="Compact"/>
@@ -23577,7 +24537,9 @@
           </w:p>
         </w:tc>
         <w:tc>
-          <w:tcPr/>
+          <w:tcPr>
+            <w:shd w:val="clear" w:color="auto" w:fill="F2F2F2"/>
+          </w:tcPr>
           <w:p>
             <w:pPr>
               <w:pStyle w:val="Compact"/>
@@ -23605,7 +24567,7 @@
               <w:pStyle w:val="Compact"/>
               <w:jc w:val="left"/>
             </w:pPr>
-            <w:hyperlink r:id="rId214">
+            <w:hyperlink ns1:id="rId214">
               <w:r>
                 <w:rPr>
                   <w:rStyle w:val="Hyperlink"/>
@@ -23618,7 +24580,9 @@
       </w:tr>
       <w:tr>
         <w:tc>
-          <w:tcPr/>
+          <w:tcPr>
+            <w:shd w:val="clear" w:color="auto" w:fill="F2F2F2"/>
+          </w:tcPr>
           <w:p>
             <w:pPr>
               <w:pStyle w:val="Compact"/>
@@ -23630,7 +24594,9 @@
           </w:p>
         </w:tc>
         <w:tc>
-          <w:tcPr/>
+          <w:tcPr>
+            <w:shd w:val="clear" w:color="auto" w:fill="F2F2F2"/>
+          </w:tcPr>
           <w:p>
             <w:pPr>
               <w:pStyle w:val="Compact"/>
@@ -23658,7 +24624,7 @@
               <w:pStyle w:val="Compact"/>
               <w:jc w:val="left"/>
             </w:pPr>
-            <w:hyperlink r:id="rId215">
+            <w:hyperlink ns1:id="rId215">
               <w:r>
                 <w:rPr>
                   <w:rStyle w:val="Hyperlink"/>
@@ -23671,7 +24637,9 @@
       </w:tr>
       <w:tr>
         <w:tc>
-          <w:tcPr/>
+          <w:tcPr>
+            <w:shd w:val="clear" w:color="auto" w:fill="F2F2F2"/>
+          </w:tcPr>
           <w:p>
             <w:pPr>
               <w:pStyle w:val="Compact"/>
@@ -23683,7 +24651,9 @@
           </w:p>
         </w:tc>
         <w:tc>
-          <w:tcPr/>
+          <w:tcPr>
+            <w:shd w:val="clear" w:color="auto" w:fill="F2F2F2"/>
+          </w:tcPr>
           <w:p>
             <w:pPr>
               <w:pStyle w:val="Compact"/>
@@ -23711,7 +24681,7 @@
               <w:pStyle w:val="Compact"/>
               <w:jc w:val="left"/>
             </w:pPr>
-            <w:hyperlink r:id="rId216">
+            <w:hyperlink ns1:id="rId216">
               <w:r>
                 <w:rPr>
                   <w:rStyle w:val="Hyperlink"/>
@@ -23724,7 +24694,9 @@
       </w:tr>
       <w:tr>
         <w:tc>
-          <w:tcPr/>
+          <w:tcPr>
+            <w:shd w:val="clear" w:color="auto" w:fill="F2F2F2"/>
+          </w:tcPr>
           <w:p>
             <w:pPr>
               <w:pStyle w:val="Compact"/>
@@ -23736,7 +24708,9 @@
           </w:p>
         </w:tc>
         <w:tc>
-          <w:tcPr/>
+          <w:tcPr>
+            <w:shd w:val="clear" w:color="auto" w:fill="F2F2F2"/>
+          </w:tcPr>
           <w:p>
             <w:pPr>
               <w:pStyle w:val="Compact"/>
@@ -23764,7 +24738,7 @@
               <w:pStyle w:val="Compact"/>
               <w:jc w:val="left"/>
             </w:pPr>
-            <w:hyperlink r:id="rId217">
+            <w:hyperlink ns1:id="rId217">
               <w:r>
                 <w:rPr>
                   <w:rStyle w:val="Hyperlink"/>
@@ -23777,7 +24751,9 @@
       </w:tr>
       <w:tr>
         <w:tc>
-          <w:tcPr/>
+          <w:tcPr>
+            <w:shd w:val="clear" w:color="auto" w:fill="F2F2F2"/>
+          </w:tcPr>
           <w:p>
             <w:pPr>
               <w:pStyle w:val="Compact"/>
@@ -23789,7 +24765,9 @@
           </w:p>
         </w:tc>
         <w:tc>
-          <w:tcPr/>
+          <w:tcPr>
+            <w:shd w:val="clear" w:color="auto" w:fill="F2F2F2"/>
+          </w:tcPr>
           <w:p>
             <w:pPr>
               <w:pStyle w:val="Compact"/>
@@ -23817,7 +24795,7 @@
               <w:pStyle w:val="Compact"/>
               <w:jc w:val="left"/>
             </w:pPr>
-            <w:hyperlink r:id="rId218">
+            <w:hyperlink ns1:id="rId218">
               <w:r>
                 <w:rPr>
                   <w:rStyle w:val="Hyperlink"/>
@@ -23830,7 +24808,9 @@
       </w:tr>
       <w:tr>
         <w:tc>
-          <w:tcPr/>
+          <w:tcPr>
+            <w:shd w:val="clear" w:color="auto" w:fill="F2F2F2"/>
+          </w:tcPr>
           <w:p>
             <w:pPr>
               <w:pStyle w:val="Compact"/>
@@ -23842,7 +24822,9 @@
           </w:p>
         </w:tc>
         <w:tc>
-          <w:tcPr/>
+          <w:tcPr>
+            <w:shd w:val="clear" w:color="auto" w:fill="F2F2F2"/>
+          </w:tcPr>
           <w:p>
             <w:pPr>
               <w:pStyle w:val="Compact"/>
@@ -23870,7 +24852,7 @@
               <w:pStyle w:val="Compact"/>
               <w:jc w:val="left"/>
             </w:pPr>
-            <w:hyperlink r:id="rId219">
+            <w:hyperlink ns1:id="rId219">
               <w:r>
                 <w:rPr>
                   <w:rStyle w:val="Hyperlink"/>
@@ -23883,7 +24865,9 @@
       </w:tr>
       <w:tr>
         <w:tc>
-          <w:tcPr/>
+          <w:tcPr>
+            <w:shd w:val="clear" w:color="auto" w:fill="F2F2F2"/>
+          </w:tcPr>
           <w:p>
             <w:pPr>
               <w:pStyle w:val="Compact"/>
@@ -23895,7 +24879,9 @@
           </w:p>
         </w:tc>
         <w:tc>
-          <w:tcPr/>
+          <w:tcPr>
+            <w:shd w:val="clear" w:color="auto" w:fill="F2F2F2"/>
+          </w:tcPr>
           <w:p>
             <w:pPr>
               <w:pStyle w:val="Compact"/>
@@ -23923,7 +24909,7 @@
               <w:pStyle w:val="Compact"/>
               <w:jc w:val="left"/>
             </w:pPr>
-            <w:hyperlink r:id="rId220">
+            <w:hyperlink ns1:id="rId220">
               <w:r>
                 <w:rPr>
                   <w:rStyle w:val="Hyperlink"/>
@@ -23936,7 +24922,9 @@
       </w:tr>
       <w:tr>
         <w:tc>
-          <w:tcPr/>
+          <w:tcPr>
+            <w:shd w:val="clear" w:color="auto" w:fill="F2F2F2"/>
+          </w:tcPr>
           <w:p>
             <w:pPr>
               <w:pStyle w:val="Compact"/>
@@ -23948,7 +24936,9 @@
           </w:p>
         </w:tc>
         <w:tc>
-          <w:tcPr/>
+          <w:tcPr>
+            <w:shd w:val="clear" w:color="auto" w:fill="F2F2F2"/>
+          </w:tcPr>
           <w:p>
             <w:pPr>
               <w:pStyle w:val="Compact"/>
@@ -23976,7 +24966,7 @@
               <w:pStyle w:val="Compact"/>
               <w:jc w:val="left"/>
             </w:pPr>
-            <w:hyperlink r:id="rId221">
+            <w:hyperlink ns1:id="rId221">
               <w:r>
                 <w:rPr>
                   <w:rStyle w:val="Hyperlink"/>
@@ -24261,7 +25251,9 @@
       </w:tr>
       <w:tr>
         <w:tc>
-          <w:tcPr/>
+          <w:tcPr>
+            <w:shd w:val="clear" w:color="auto" w:fill="F2F2F2"/>
+          </w:tcPr>
           <w:p>
             <w:pPr>
               <w:pStyle w:val="Compact"/>
@@ -24273,7 +25265,9 @@
           </w:p>
         </w:tc>
         <w:tc>
-          <w:tcPr/>
+          <w:tcPr>
+            <w:shd w:val="clear" w:color="auto" w:fill="F2F2F2"/>
+          </w:tcPr>
           <w:p>
             <w:pPr>
               <w:pStyle w:val="Compact"/>
@@ -24299,7 +25293,9 @@
           </w:p>
         </w:tc>
         <w:tc>
-          <w:tcPr/>
+          <w:tcPr>
+            <w:shd w:val="clear" w:color="auto" w:fill="F2F2F2"/>
+          </w:tcPr>
           <w:p>
             <w:pPr>
               <w:pStyle w:val="Compact"/>
@@ -24365,7 +25361,9 @@
       </w:tr>
       <w:tr>
         <w:tc>
-          <w:tcPr/>
+          <w:tcPr>
+            <w:shd w:val="clear" w:color="auto" w:fill="F2F2F2"/>
+          </w:tcPr>
           <w:p>
             <w:pPr>
               <w:pStyle w:val="Compact"/>
@@ -24377,7 +25375,9 @@
           </w:p>
         </w:tc>
         <w:tc>
-          <w:tcPr/>
+          <w:tcPr>
+            <w:shd w:val="clear" w:color="auto" w:fill="F2F2F2"/>
+          </w:tcPr>
           <w:p>
             <w:pPr>
               <w:pStyle w:val="Compact"/>
@@ -24403,7 +25403,9 @@
           </w:p>
         </w:tc>
         <w:tc>
-          <w:tcPr/>
+          <w:tcPr>
+            <w:shd w:val="clear" w:color="auto" w:fill="F2F2F2"/>
+          </w:tcPr>
           <w:p>
             <w:pPr>
               <w:pStyle w:val="Compact"/>
@@ -24486,7 +25488,9 @@
       </w:tr>
       <w:tr>
         <w:tc>
-          <w:tcPr/>
+          <w:tcPr>
+            <w:shd w:val="clear" w:color="auto" w:fill="F2F2F2"/>
+          </w:tcPr>
           <w:p>
             <w:pPr>
               <w:pStyle w:val="Compact"/>
@@ -24498,7 +25502,9 @@
           </w:p>
         </w:tc>
         <w:tc>
-          <w:tcPr/>
+          <w:tcPr>
+            <w:shd w:val="clear" w:color="auto" w:fill="F2F2F2"/>
+          </w:tcPr>
           <w:p>
             <w:pPr>
               <w:pStyle w:val="Compact"/>
@@ -24524,7 +25530,9 @@
           </w:p>
         </w:tc>
         <w:tc>
-          <w:tcPr/>
+          <w:tcPr>
+            <w:shd w:val="clear" w:color="auto" w:fill="F2F2F2"/>
+          </w:tcPr>
           <w:p>
             <w:pPr>
               <w:pStyle w:val="Compact"/>
@@ -24701,7 +25709,9 @@
       </w:tr>
       <w:tr>
         <w:tc>
-          <w:tcPr/>
+          <w:tcPr>
+            <w:shd w:val="clear" w:color="auto" w:fill="F2F2F2"/>
+          </w:tcPr>
           <w:p>
             <w:pPr>
               <w:pStyle w:val="Compact"/>
@@ -24718,7 +25728,9 @@
           </w:p>
         </w:tc>
         <w:tc>
-          <w:tcPr/>
+          <w:tcPr>
+            <w:shd w:val="clear" w:color="auto" w:fill="F2F2F2"/>
+          </w:tcPr>
           <w:p>
             <w:pPr>
               <w:pStyle w:val="Compact"/>
@@ -24735,7 +25747,9 @@
           </w:p>
         </w:tc>
         <w:tc>
-          <w:tcPr/>
+          <w:tcPr>
+            <w:shd w:val="clear" w:color="auto" w:fill="F2F2F2"/>
+          </w:tcPr>
           <w:p>
             <w:pPr>
               <w:pStyle w:val="Compact"/>
@@ -24747,7 +25761,9 @@
           </w:p>
         </w:tc>
         <w:tc>
-          <w:tcPr/>
+          <w:tcPr>
+            <w:shd w:val="clear" w:color="auto" w:fill="F2F2F2"/>
+          </w:tcPr>
           <w:p>
             <w:pPr>
               <w:pStyle w:val="Compact"/>
@@ -24925,7 +25941,9 @@
       </w:tr>
       <w:tr>
         <w:tc>
-          <w:tcPr/>
+          <w:tcPr>
+            <w:shd w:val="clear" w:color="auto" w:fill="F2F2F2"/>
+          </w:tcPr>
           <w:p>
             <w:pPr>
               <w:pStyle w:val="Compact"/>
@@ -24937,7 +25955,9 @@
           </w:p>
         </w:tc>
         <w:tc>
-          <w:tcPr/>
+          <w:tcPr>
+            <w:shd w:val="clear" w:color="auto" w:fill="F2F2F2"/>
+          </w:tcPr>
           <w:p>
             <w:pPr>
               <w:pStyle w:val="Compact"/>
@@ -24963,7 +25983,9 @@
           </w:p>
         </w:tc>
         <w:tc>
-          <w:tcPr/>
+          <w:tcPr>
+            <w:shd w:val="clear" w:color="auto" w:fill="F2F2F2"/>
+          </w:tcPr>
           <w:p>
             <w:pPr>
               <w:pStyle w:val="Compact"/>
@@ -25029,7 +26051,9 @@
       </w:tr>
       <w:tr>
         <w:tc>
-          <w:tcPr/>
+          <w:tcPr>
+            <w:shd w:val="clear" w:color="auto" w:fill="F2F2F2"/>
+          </w:tcPr>
           <w:p>
             <w:pPr>
               <w:pStyle w:val="Compact"/>
@@ -25041,7 +26065,9 @@
           </w:p>
         </w:tc>
         <w:tc>
-          <w:tcPr/>
+          <w:tcPr>
+            <w:shd w:val="clear" w:color="auto" w:fill="F2F2F2"/>
+          </w:tcPr>
           <w:p>
             <w:pPr>
               <w:pStyle w:val="Compact"/>
@@ -25067,7 +26093,9 @@
           </w:p>
         </w:tc>
         <w:tc>
-          <w:tcPr/>
+          <w:tcPr>
+            <w:shd w:val="clear" w:color="auto" w:fill="F2F2F2"/>
+          </w:tcPr>
           <w:p>
             <w:pPr>
               <w:pStyle w:val="Compact"/>
@@ -25167,7 +26195,9 @@
       </w:tr>
       <w:tr>
         <w:tc>
-          <w:tcPr/>
+          <w:tcPr>
+            <w:shd w:val="clear" w:color="auto" w:fill="F2F2F2"/>
+          </w:tcPr>
           <w:p>
             <w:pPr>
               <w:pStyle w:val="Compact"/>
@@ -25179,7 +26209,9 @@
           </w:p>
         </w:tc>
         <w:tc>
-          <w:tcPr/>
+          <w:tcPr>
+            <w:shd w:val="clear" w:color="auto" w:fill="F2F2F2"/>
+          </w:tcPr>
           <w:p>
             <w:pPr>
               <w:pStyle w:val="Compact"/>
@@ -25205,7 +26237,9 @@
           </w:p>
         </w:tc>
         <w:tc>
-          <w:tcPr/>
+          <w:tcPr>
+            <w:shd w:val="clear" w:color="auto" w:fill="F2F2F2"/>
+          </w:tcPr>
           <w:p>
             <w:pPr>
               <w:pStyle w:val="Compact"/>
@@ -25313,7 +26347,9 @@
       </w:tr>
       <w:tr>
         <w:tc>
-          <w:tcPr/>
+          <w:tcPr>
+            <w:shd w:val="clear" w:color="auto" w:fill="F2F2F2"/>
+          </w:tcPr>
           <w:p>
             <w:pPr>
               <w:pStyle w:val="Compact"/>
@@ -25330,7 +26366,9 @@
           </w:p>
         </w:tc>
         <w:tc>
-          <w:tcPr/>
+          <w:tcPr>
+            <w:shd w:val="clear" w:color="auto" w:fill="F2F2F2"/>
+          </w:tcPr>
           <w:p>
             <w:pPr>
               <w:pStyle w:val="Compact"/>
@@ -25347,7 +26385,9 @@
           </w:p>
         </w:tc>
         <w:tc>
-          <w:tcPr/>
+          <w:tcPr>
+            <w:shd w:val="clear" w:color="auto" w:fill="F2F2F2"/>
+          </w:tcPr>
           <w:p>
             <w:pPr>
               <w:pStyle w:val="Compact"/>
@@ -25359,7 +26399,9 @@
           </w:p>
         </w:tc>
         <w:tc>
-          <w:tcPr/>
+          <w:tcPr>
+            <w:shd w:val="clear" w:color="auto" w:fill="F2F2F2"/>
+          </w:tcPr>
           <w:p>
             <w:pPr>
               <w:pStyle w:val="Compact"/>
@@ -25482,7 +26524,9 @@
       </w:tr>
       <w:tr>
         <w:tc>
-          <w:tcPr/>
+          <w:tcPr>
+            <w:shd w:val="clear" w:color="auto" w:fill="F2F2F2"/>
+          </w:tcPr>
           <w:p>
             <w:pPr>
               <w:pStyle w:val="Compact"/>
@@ -25494,7 +26538,9 @@
           </w:p>
         </w:tc>
         <w:tc>
-          <w:tcPr/>
+          <w:tcPr>
+            <w:shd w:val="clear" w:color="auto" w:fill="F2F2F2"/>
+          </w:tcPr>
           <w:p>
             <w:pPr>
               <w:pStyle w:val="Compact"/>
@@ -25520,7 +26566,9 @@
           </w:p>
         </w:tc>
         <w:tc>
-          <w:tcPr/>
+          <w:tcPr>
+            <w:shd w:val="clear" w:color="auto" w:fill="F2F2F2"/>
+          </w:tcPr>
           <w:p>
             <w:pPr>
               <w:pStyle w:val="Compact"/>
@@ -25586,7 +26634,9 @@
       </w:tr>
       <w:tr>
         <w:tc>
-          <w:tcPr/>
+          <w:tcPr>
+            <w:shd w:val="clear" w:color="auto" w:fill="F2F2F2"/>
+          </w:tcPr>
           <w:p>
             <w:pPr>
               <w:pStyle w:val="Compact"/>
@@ -25598,7 +26648,9 @@
           </w:p>
         </w:tc>
         <w:tc>
-          <w:tcPr/>
+          <w:tcPr>
+            <w:shd w:val="clear" w:color="auto" w:fill="F2F2F2"/>
+          </w:tcPr>
           <w:p>
             <w:pPr>
               <w:pStyle w:val="Compact"/>
@@ -25624,7 +26676,9 @@
           </w:p>
         </w:tc>
         <w:tc>
-          <w:tcPr/>
+          <w:tcPr>
+            <w:shd w:val="clear" w:color="auto" w:fill="F2F2F2"/>
+          </w:tcPr>
           <w:p>
             <w:pPr>
               <w:pStyle w:val="Compact"/>
@@ -25690,7 +26744,9 @@
       </w:tr>
       <w:tr>
         <w:tc>
-          <w:tcPr/>
+          <w:tcPr>
+            <w:shd w:val="clear" w:color="auto" w:fill="F2F2F2"/>
+          </w:tcPr>
           <w:p>
             <w:pPr>
               <w:pStyle w:val="Compact"/>
@@ -25702,7 +26758,9 @@
           </w:p>
         </w:tc>
         <w:tc>
-          <w:tcPr/>
+          <w:tcPr>
+            <w:shd w:val="clear" w:color="auto" w:fill="F2F2F2"/>
+          </w:tcPr>
           <w:p>
             <w:pPr>
               <w:pStyle w:val="Compact"/>
@@ -25728,7 +26786,9 @@
           </w:p>
         </w:tc>
         <w:tc>
-          <w:tcPr/>
+          <w:tcPr>
+            <w:shd w:val="clear" w:color="auto" w:fill="F2F2F2"/>
+          </w:tcPr>
           <w:p>
             <w:pPr>
               <w:pStyle w:val="Compact"/>
@@ -25819,7 +26879,9 @@
       </w:tr>
       <w:tr>
         <w:tc>
-          <w:tcPr/>
+          <w:tcPr>
+            <w:shd w:val="clear" w:color="auto" w:fill="F2F2F2"/>
+          </w:tcPr>
           <w:p>
             <w:pPr>
               <w:pStyle w:val="Compact"/>
@@ -25836,7 +26898,9 @@
           </w:p>
         </w:tc>
         <w:tc>
-          <w:tcPr/>
+          <w:tcPr>
+            <w:shd w:val="clear" w:color="auto" w:fill="F2F2F2"/>
+          </w:tcPr>
           <w:p>
             <w:pPr>
               <w:pStyle w:val="Compact"/>
@@ -25853,7 +26917,9 @@
           </w:p>
         </w:tc>
         <w:tc>
-          <w:tcPr/>
+          <w:tcPr>
+            <w:shd w:val="clear" w:color="auto" w:fill="F2F2F2"/>
+          </w:tcPr>
           <w:p>
             <w:pPr>
               <w:pStyle w:val="Compact"/>
@@ -25865,7 +26931,9 @@
           </w:p>
         </w:tc>
         <w:tc>
-          <w:tcPr/>
+          <w:tcPr>
+            <w:shd w:val="clear" w:color="auto" w:fill="F2F2F2"/>
+          </w:tcPr>
           <w:p>
             <w:pPr>
               <w:pStyle w:val="Compact"/>
@@ -26053,7 +27121,7 @@
       <w:r>
         <w:t xml:space="preserve"> </w:t>
       </w:r>
-      <w:hyperlink r:id="rId238">
+      <w:hyperlink ns1:id="rId238">
         <w:r>
           <w:rPr>
             <w:rStyle w:val="Hyperlink"/>
@@ -26113,7 +27181,9 @@
       </w:tr>
       <w:tr>
         <w:tc>
-          <w:tcPr/>
+          <w:tcPr>
+            <w:shd w:val="clear" w:color="auto" w:fill="F2F2F2"/>
+          </w:tcPr>
           <w:p>
             <w:pPr>
               <w:pStyle w:val="Compact"/>
@@ -26125,7 +27195,9 @@
           </w:p>
         </w:tc>
         <w:tc>
-          <w:tcPr/>
+          <w:tcPr>
+            <w:shd w:val="clear" w:color="auto" w:fill="F2F2F2"/>
+          </w:tcPr>
           <w:p>
             <w:pPr>
               <w:pStyle w:val="Compact"/>
@@ -26157,7 +27229,9 @@
       </w:tr>
       <w:tr>
         <w:tc>
-          <w:tcPr/>
+          <w:tcPr>
+            <w:shd w:val="clear" w:color="auto" w:fill="F2F2F2"/>
+          </w:tcPr>
           <w:p>
             <w:pPr>
               <w:pStyle w:val="Compact"/>
@@ -26169,7 +27243,9 @@
           </w:p>
         </w:tc>
         <w:tc>
-          <w:tcPr/>
+          <w:tcPr>
+            <w:shd w:val="clear" w:color="auto" w:fill="F2F2F2"/>
+          </w:tcPr>
           <w:p>
             <w:pPr>
               <w:pStyle w:val="Compact"/>
@@ -26201,7 +27277,9 @@
       </w:tr>
       <w:tr>
         <w:tc>
-          <w:tcPr/>
+          <w:tcPr>
+            <w:shd w:val="clear" w:color="auto" w:fill="F2F2F2"/>
+          </w:tcPr>
           <w:p>
             <w:pPr>
               <w:pStyle w:val="Compact"/>
@@ -26213,7 +27291,9 @@
           </w:p>
         </w:tc>
         <w:tc>
-          <w:tcPr/>
+          <w:tcPr>
+            <w:shd w:val="clear" w:color="auto" w:fill="F2F2F2"/>
+          </w:tcPr>
           <w:p>
             <w:pPr>
               <w:pStyle w:val="Compact"/>
@@ -26339,7 +27419,9 @@
       </w:tr>
       <w:tr>
         <w:tc>
-          <w:tcPr/>
+          <w:tcPr>
+            <w:shd w:val="clear" w:color="auto" w:fill="F2F2F2"/>
+          </w:tcPr>
           <w:p>
             <w:pPr>
               <w:pStyle w:val="Compact"/>
@@ -26351,7 +27433,9 @@
           </w:p>
         </w:tc>
         <w:tc>
-          <w:tcPr/>
+          <w:tcPr>
+            <w:shd w:val="clear" w:color="auto" w:fill="F2F2F2"/>
+          </w:tcPr>
           <w:p>
             <w:pPr>
               <w:pStyle w:val="Compact"/>
@@ -26377,7 +27461,9 @@
           </w:p>
         </w:tc>
         <w:tc>
-          <w:tcPr/>
+          <w:tcPr>
+            <w:shd w:val="clear" w:color="auto" w:fill="F2F2F2"/>
+          </w:tcPr>
           <w:p>
             <w:pPr>
               <w:pStyle w:val="Compact"/>
@@ -26520,7 +27606,9 @@
       </w:tr>
       <w:tr>
         <w:tc>
-          <w:tcPr/>
+          <w:tcPr>
+            <w:shd w:val="clear" w:color="auto" w:fill="F2F2F2"/>
+          </w:tcPr>
           <w:p>
             <w:pPr>
               <w:pStyle w:val="Compact"/>
@@ -26537,7 +27625,9 @@
           </w:p>
         </w:tc>
         <w:tc>
-          <w:tcPr/>
+          <w:tcPr>
+            <w:shd w:val="clear" w:color="auto" w:fill="F2F2F2"/>
+          </w:tcPr>
           <w:p>
             <w:pPr>
               <w:pStyle w:val="Compact"/>
@@ -26554,7 +27644,9 @@
           </w:p>
         </w:tc>
         <w:tc>
-          <w:tcPr/>
+          <w:tcPr>
+            <w:shd w:val="clear" w:color="auto" w:fill="F2F2F2"/>
+          </w:tcPr>
           <w:p>
             <w:pPr>
               <w:pStyle w:val="Compact"/>
@@ -26566,7 +27658,9 @@
           </w:p>
         </w:tc>
         <w:tc>
-          <w:tcPr/>
+          <w:tcPr>
+            <w:shd w:val="clear" w:color="auto" w:fill="F2F2F2"/>
+          </w:tcPr>
           <w:p>
             <w:pPr>
               <w:pStyle w:val="Compact"/>
@@ -26653,9 +27747,9 @@
     <w:bookmarkEnd w:id="243"/>
     <w:bookmarkEnd w:id="244"/>
     <w:sectPr>
-      <w:headerReference r:id="rId9" w:type="even"/>
-      <w:headerReference r:id="rId10" w:type="default"/>
-      <w:footerReference r:id="rId11" w:type="default"/>
+      <w:headerReference ns1:id="rId9" w:type="even"/>
+      <w:headerReference ns1:id="rId10" w:type="default"/>
+      <w:footerReference ns1:id="rId11" w:type="default"/>
       <w:footnotePr>
         <w:numRestart w:val="eachSect"/>
       </w:footnotePr>
@@ -28782,7 +29876,6 @@
     <w:unhideWhenUsed/>
     <w:qFormat/>
     <w:tblPr>
-      <w:tblStyleRowBandSize w:val="1"/>
       <w:tblInd w:type="dxa" w:w="0"/>
       <w:tblCellMar>
         <w:top w:type="dxa" w:w="0"/>
@@ -28803,11 +29896,6 @@
           <w:bottom w:color="auto" w:space="0" w:sz="0" w:val="single"/>
         </w:tcBorders>
         <w:vAlign w:val="bottom"/>
-      </w:tcPr>
-    </w:tblStylePr>
-    <w:tblStylePr w:type="band1Horz">
-      <w:tcPr>
-        <w:shd w:color="auto" w:fill="F2F2F2" w:val="clear"/>
       </w:tcPr>
     </w:tblStylePr>
   </w:style>

--- a/ech-0294_actors/output/ech-0294_actors_fr.docx
+++ b/ech-0294_actors/output/ech-0294_actors_fr.docx
@@ -1063,7 +1063,7 @@
     </w:p>
     <w:bookmarkEnd w:id="25"/>
     <w:bookmarkEnd w:id="26"/>
-    <w:bookmarkStart w:id="119" w:name="person"/>
+    <w:bookmarkStart w:id="121" w:name="person"/>
     <w:p>
       <w:pPr>
         <w:pStyle w:val="berschrift1"/>
@@ -4292,7 +4292,7 @@
               <w:jc w:val="left"/>
             </w:pPr>
             <w:r>
-              <w:t xml:space="preserve">0..1</w:t>
+              <w:t xml:space="preserve">1</w:t>
             </w:r>
             <w:r>
               <w:t xml:space="preserve"> </w:t>
@@ -4346,7 +4346,7 @@
               <w:jc w:val="left"/>
             </w:pPr>
             <w:r>
-              <w:t xml:space="preserve">0..1</w:t>
+              <w:t xml:space="preserve">1</w:t>
             </w:r>
             <w:r>
               <w:t xml:space="preserve"> </w:t>
@@ -5592,7 +5592,7 @@
               <w:jc w:val="left"/>
             </w:pPr>
             <w:r>
-              <w:t xml:space="preserve">0..1</w:t>
+              <w:t xml:space="preserve">1</w:t>
             </w:r>
             <w:r>
               <w:t xml:space="preserve"> </w:t>
@@ -6055,7 +6055,7 @@
               <w:jc w:val="left"/>
             </w:pPr>
             <w:r>
-              <w:t xml:space="preserve">0..1</w:t>
+              <w:t xml:space="preserve">1</w:t>
             </w:r>
             <w:r>
               <w:t xml:space="preserve"> </w:t>
@@ -6570,7 +6570,7 @@
               <w:jc w:val="left"/>
             </w:pPr>
             <w:r>
-              <w:t xml:space="preserve">0..1</w:t>
+              <w:t xml:space="preserve">1</w:t>
             </w:r>
             <w:r>
               <w:t xml:space="preserve"> </w:t>
@@ -7352,7 +7352,7 @@
     </w:tbl>
     <w:bookmarkEnd w:id="59"/>
     <w:bookmarkEnd w:id="60"/>
-    <w:bookmarkStart w:id="65" w:name="classe-occupation"/>
+    <w:bookmarkStart w:id="66" w:name="classe-occupation"/>
     <w:p>
       <w:pPr>
         <w:pStyle w:val="berschrift2"/>
@@ -7381,7 +7381,7 @@
         <w:t xml:space="preserve">__</w:t>
       </w:r>
     </w:p>
-    <w:bookmarkStart w:id="61" w:name="attributs-5"/>
+    <w:bookmarkStart w:id="62" w:name="attributs-5"/>
     <w:p>
       <w:pPr>
         <w:pStyle w:val="berschrift3"/>
@@ -7935,8 +7935,60 @@
         </w:tc>
       </w:tr>
     </w:tbl>
+    <w:bookmarkStart w:id="61" w:name="contraintes"/>
+    <w:p>
+      <w:pPr>
+        <w:pStyle w:val="berschrift5"/>
+      </w:pPr>
+      <w:r>
+        <w:t xml:space="preserve">Contraintes</w:t>
+      </w:r>
+    </w:p>
+    <w:p>
+      <w:pPr>
+        <w:pStyle w:val="FirstParagraph"/>
+      </w:pPr>
+      <w:r>
+        <w:t xml:space="preserve">Au moins l’un des champs suivants doit être renseigné :</w:t>
+      </w:r>
+    </w:p>
+    <w:p>
+      <w:pPr>
+        <w:numPr>
+          <w:ilvl w:val="0"/>
+          <w:numId w:val="1006"/>
+        </w:numPr>
+        <w:pStyle w:val="Compact"/>
+      </w:pPr>
+      <w:hyperlink w:anchor="occupation_code">
+        <w:r>
+          <w:rPr>
+            <w:rStyle w:val="Hyperlink"/>
+          </w:rPr>
+          <w:t xml:space="preserve">occupation_code</w:t>
+        </w:r>
+      </w:hyperlink>
+    </w:p>
+    <w:p>
+      <w:pPr>
+        <w:numPr>
+          <w:ilvl w:val="0"/>
+          <w:numId w:val="1006"/>
+        </w:numPr>
+        <w:pStyle w:val="Compact"/>
+      </w:pPr>
+      <w:hyperlink w:anchor="label">
+        <w:r>
+          <w:rPr>
+            <w:rStyle w:val="Hyperlink"/>
+          </w:rPr>
+          <w:t xml:space="preserve">label</w:t>
+        </w:r>
+      </w:hyperlink>
+    </w:p>
     <w:bookmarkEnd w:id="61"/>
-    <w:bookmarkStart w:id="62" w:name="utilisations-5"/>
+    <w:bookmarkEnd w:id="62"/>
+    <w:bookmarkStart w:id="63" w:name="utilisations-5"/>
     <w:p>
       <w:pPr>
         <w:pStyle w:val="berschrift3"/>
@@ -8085,8 +8137,8 @@
         </w:tc>
       </w:tr>
     </w:tbl>
-    <w:bookmarkEnd w:id="62"/>
-    <w:bookmarkStart w:id="64" w:name="exemples-1"/>
+    <w:bookmarkEnd w:id="63"/>
+    <w:bookmarkStart w:id="65" w:name="exemples-1"/>
     <w:p>
       <w:pPr>
         <w:pStyle w:val="berschrift3"/>
@@ -8095,7 +8147,7 @@
         <w:t xml:space="preserve">Exemples</w:t>
       </w:r>
     </w:p>
-    <w:bookmarkStart w:id="63" w:name="Xa43506a9ac253a85272197efb3a0bd768953cf0"/>
+    <w:bookmarkStart w:id="64" w:name="Xa43506a9ac253a85272197efb3a0bd768953cf0"/>
     <w:p>
       <w:pPr>
         <w:pStyle w:val="berschrift4"/>
@@ -8175,10 +8227,10 @@
         <w:t xml:space="preserve">true</w:t>
       </w:r>
     </w:p>
-    <w:bookmarkEnd w:id="63"/>
     <w:bookmarkEnd w:id="64"/>
     <w:bookmarkEnd w:id="65"/>
-    <w:bookmarkStart w:id="68" w:name="classe-training"/>
+    <w:bookmarkEnd w:id="66"/>
+    <w:bookmarkStart w:id="70" w:name="classe-training"/>
     <w:p>
       <w:pPr>
         <w:pStyle w:val="berschrift2"/>
@@ -8207,7 +8259,7 @@
         <w:t xml:space="preserve">__</w:t>
       </w:r>
     </w:p>
-    <w:bookmarkStart w:id="66" w:name="attributs-6"/>
+    <w:bookmarkStart w:id="68" w:name="attributs-6"/>
     <w:p>
       <w:pPr>
         <w:pStyle w:val="berschrift3"/>
@@ -8651,8 +8703,77 @@
         </w:tc>
       </w:tr>
     </w:tbl>
-    <w:bookmarkEnd w:id="66"/>
-    <w:bookmarkStart w:id="67" w:name="utilisations-6"/>
+    <w:bookmarkStart w:id="67" w:name="contraintes-1"/>
+    <w:p>
+      <w:pPr>
+        <w:pStyle w:val="berschrift5"/>
+      </w:pPr>
+      <w:r>
+        <w:t xml:space="preserve">Contraintes</w:t>
+      </w:r>
+    </w:p>
+    <w:p>
+      <w:pPr>
+        <w:pStyle w:val="FirstParagraph"/>
+      </w:pPr>
+      <w:r>
+        <w:t xml:space="preserve">Au moins l’un des champs suivants doit être renseigné :</w:t>
+      </w:r>
+    </w:p>
+    <w:p>
+      <w:pPr>
+        <w:numPr>
+          <w:ilvl w:val="0"/>
+          <w:numId w:val="1007"/>
+        </w:numPr>
+        <w:pStyle w:val="Compact"/>
+      </w:pPr>
+      <w:hyperlink w:anchor="training_type">
+        <w:r>
+          <w:rPr>
+            <w:rStyle w:val="Hyperlink"/>
+          </w:rPr>
+          <w:t xml:space="preserve">training_type</w:t>
+        </w:r>
+      </w:hyperlink>
+    </w:p>
+    <w:p>
+      <w:pPr>
+        <w:numPr>
+          <w:ilvl w:val="0"/>
+          <w:numId w:val="1007"/>
+        </w:numPr>
+        <w:pStyle w:val="Compact"/>
+      </w:pPr>
+      <w:hyperlink w:anchor="training_code">
+        <w:r>
+          <w:rPr>
+            <w:rStyle w:val="Hyperlink"/>
+          </w:rPr>
+          <w:t xml:space="preserve">training_code</w:t>
+        </w:r>
+      </w:hyperlink>
+    </w:p>
+    <w:p>
+      <w:pPr>
+        <w:numPr>
+          <w:ilvl w:val="0"/>
+          <w:numId w:val="1007"/>
+        </w:numPr>
+        <w:pStyle w:val="Compact"/>
+      </w:pPr>
+      <w:hyperlink w:anchor="value">
+        <w:r>
+          <w:rPr>
+            <w:rStyle w:val="Hyperlink"/>
+          </w:rPr>
+          <w:t xml:space="preserve">value</w:t>
+        </w:r>
+      </w:hyperlink>
+    </w:p>
+    <w:bookmarkEnd w:id="67"/>
+    <w:bookmarkEnd w:id="68"/>
+    <w:bookmarkStart w:id="69" w:name="utilisations-6"/>
     <w:p>
       <w:pPr>
         <w:pStyle w:val="berschrift3"/>
@@ -8801,9 +8922,9 @@
         </w:tc>
       </w:tr>
     </w:tbl>
-    <w:bookmarkEnd w:id="67"/>
-    <w:bookmarkEnd w:id="68"/>
-    <w:bookmarkStart w:id="113" w:name="enum-trainingtypeenum"/>
+    <w:bookmarkEnd w:id="69"/>
+    <w:bookmarkEnd w:id="70"/>
+    <w:bookmarkStart w:id="115" w:name="enum-trainingtypeenum"/>
     <w:p>
       <w:pPr>
         <w:pStyle w:val="berschrift2"/>
@@ -8842,7 +8963,7 @@
       <w:r>
         <w:t xml:space="preserve"> </w:t>
       </w:r>
-      <w:hyperlink ns1:id="rId69">
+      <w:hyperlink ns1:id="rId71">
         <w:r>
           <w:rPr>
             <w:rStyle w:val="Hyperlink"/>
@@ -8851,7 +8972,7 @@
         </w:r>
       </w:hyperlink>
     </w:p>
-    <w:bookmarkStart w:id="112" w:name="valeurs-admissibles-2"/>
+    <w:bookmarkStart w:id="114" w:name="valeurs-admissibles-2"/>
     <w:p>
       <w:pPr>
         <w:pStyle w:val="berschrift3"/>
@@ -8946,7 +9067,7 @@
               <w:pStyle w:val="Compact"/>
               <w:jc w:val="left"/>
             </w:pPr>
-            <w:hyperlink ns1:id="rId70">
+            <w:hyperlink ns1:id="rId72">
               <w:r>
                 <w:rPr>
                   <w:rStyle w:val="Hyperlink"/>
@@ -9003,7 +9124,7 @@
               <w:pStyle w:val="Compact"/>
               <w:jc w:val="left"/>
             </w:pPr>
-            <w:hyperlink ns1:id="rId71">
+            <w:hyperlink ns1:id="rId73">
               <w:r>
                 <w:rPr>
                   <w:rStyle w:val="Hyperlink"/>
@@ -9060,7 +9181,7 @@
               <w:pStyle w:val="Compact"/>
               <w:jc w:val="left"/>
             </w:pPr>
-            <w:hyperlink ns1:id="rId72">
+            <w:hyperlink ns1:id="rId74">
               <w:r>
                 <w:rPr>
                   <w:rStyle w:val="Hyperlink"/>
@@ -9117,7 +9238,7 @@
               <w:pStyle w:val="Compact"/>
               <w:jc w:val="left"/>
             </w:pPr>
-            <w:hyperlink ns1:id="rId73">
+            <w:hyperlink ns1:id="rId75">
               <w:r>
                 <w:rPr>
                   <w:rStyle w:val="Hyperlink"/>
@@ -9174,7 +9295,7 @@
               <w:pStyle w:val="Compact"/>
               <w:jc w:val="left"/>
             </w:pPr>
-            <w:hyperlink ns1:id="rId74">
+            <w:hyperlink ns1:id="rId76">
               <w:r>
                 <w:rPr>
                   <w:rStyle w:val="Hyperlink"/>
@@ -9231,7 +9352,7 @@
               <w:pStyle w:val="Compact"/>
               <w:jc w:val="left"/>
             </w:pPr>
-            <w:hyperlink ns1:id="rId75">
+            <w:hyperlink ns1:id="rId77">
               <w:r>
                 <w:rPr>
                   <w:rStyle w:val="Hyperlink"/>
@@ -9288,7 +9409,7 @@
               <w:pStyle w:val="Compact"/>
               <w:jc w:val="left"/>
             </w:pPr>
-            <w:hyperlink ns1:id="rId76">
+            <w:hyperlink ns1:id="rId78">
               <w:r>
                 <w:rPr>
                   <w:rStyle w:val="Hyperlink"/>
@@ -9345,7 +9466,7 @@
               <w:pStyle w:val="Compact"/>
               <w:jc w:val="left"/>
             </w:pPr>
-            <w:hyperlink ns1:id="rId77">
+            <w:hyperlink ns1:id="rId79">
               <w:r>
                 <w:rPr>
                   <w:rStyle w:val="Hyperlink"/>
@@ -9402,7 +9523,7 @@
               <w:pStyle w:val="Compact"/>
               <w:jc w:val="left"/>
             </w:pPr>
-            <w:hyperlink ns1:id="rId78">
+            <w:hyperlink ns1:id="rId80">
               <w:r>
                 <w:rPr>
                   <w:rStyle w:val="Hyperlink"/>
@@ -9459,7 +9580,7 @@
               <w:pStyle w:val="Compact"/>
               <w:jc w:val="left"/>
             </w:pPr>
-            <w:hyperlink ns1:id="rId79">
+            <w:hyperlink ns1:id="rId81">
               <w:r>
                 <w:rPr>
                   <w:rStyle w:val="Hyperlink"/>
@@ -9516,7 +9637,7 @@
               <w:pStyle w:val="Compact"/>
               <w:jc w:val="left"/>
             </w:pPr>
-            <w:hyperlink ns1:id="rId80">
+            <w:hyperlink ns1:id="rId82">
               <w:r>
                 <w:rPr>
                   <w:rStyle w:val="Hyperlink"/>
@@ -9573,7 +9694,7 @@
               <w:pStyle w:val="Compact"/>
               <w:jc w:val="left"/>
             </w:pPr>
-            <w:hyperlink ns1:id="rId81">
+            <w:hyperlink ns1:id="rId83">
               <w:r>
                 <w:rPr>
                   <w:rStyle w:val="Hyperlink"/>
@@ -9630,7 +9751,7 @@
               <w:pStyle w:val="Compact"/>
               <w:jc w:val="left"/>
             </w:pPr>
-            <w:hyperlink ns1:id="rId82">
+            <w:hyperlink ns1:id="rId84">
               <w:r>
                 <w:rPr>
                   <w:rStyle w:val="Hyperlink"/>
@@ -9687,7 +9808,7 @@
               <w:pStyle w:val="Compact"/>
               <w:jc w:val="left"/>
             </w:pPr>
-            <w:hyperlink ns1:id="rId83">
+            <w:hyperlink ns1:id="rId85">
               <w:r>
                 <w:rPr>
                   <w:rStyle w:val="Hyperlink"/>
@@ -9744,7 +9865,7 @@
               <w:pStyle w:val="Compact"/>
               <w:jc w:val="left"/>
             </w:pPr>
-            <w:hyperlink ns1:id="rId84">
+            <w:hyperlink ns1:id="rId86">
               <w:r>
                 <w:rPr>
                   <w:rStyle w:val="Hyperlink"/>
@@ -9801,7 +9922,7 @@
               <w:pStyle w:val="Compact"/>
               <w:jc w:val="left"/>
             </w:pPr>
-            <w:hyperlink ns1:id="rId85">
+            <w:hyperlink ns1:id="rId87">
               <w:r>
                 <w:rPr>
                   <w:rStyle w:val="Hyperlink"/>
@@ -9858,7 +9979,7 @@
               <w:pStyle w:val="Compact"/>
               <w:jc w:val="left"/>
             </w:pPr>
-            <w:hyperlink ns1:id="rId86">
+            <w:hyperlink ns1:id="rId88">
               <w:r>
                 <w:rPr>
                   <w:rStyle w:val="Hyperlink"/>
@@ -9915,7 +10036,7 @@
               <w:pStyle w:val="Compact"/>
               <w:jc w:val="left"/>
             </w:pPr>
-            <w:hyperlink ns1:id="rId87">
+            <w:hyperlink ns1:id="rId89">
               <w:r>
                 <w:rPr>
                   <w:rStyle w:val="Hyperlink"/>
@@ -9972,7 +10093,7 @@
               <w:pStyle w:val="Compact"/>
               <w:jc w:val="left"/>
             </w:pPr>
-            <w:hyperlink ns1:id="rId88">
+            <w:hyperlink ns1:id="rId90">
               <w:r>
                 <w:rPr>
                   <w:rStyle w:val="Hyperlink"/>
@@ -10029,7 +10150,7 @@
               <w:pStyle w:val="Compact"/>
               <w:jc w:val="left"/>
             </w:pPr>
-            <w:hyperlink ns1:id="rId89">
+            <w:hyperlink ns1:id="rId91">
               <w:r>
                 <w:rPr>
                   <w:rStyle w:val="Hyperlink"/>
@@ -10086,7 +10207,7 @@
               <w:pStyle w:val="Compact"/>
               <w:jc w:val="left"/>
             </w:pPr>
-            <w:hyperlink ns1:id="rId90">
+            <w:hyperlink ns1:id="rId92">
               <w:r>
                 <w:rPr>
                   <w:rStyle w:val="Hyperlink"/>
@@ -10143,7 +10264,7 @@
               <w:pStyle w:val="Compact"/>
               <w:jc w:val="left"/>
             </w:pPr>
-            <w:hyperlink ns1:id="rId91">
+            <w:hyperlink ns1:id="rId93">
               <w:r>
                 <w:rPr>
                   <w:rStyle w:val="Hyperlink"/>
@@ -10200,7 +10321,7 @@
               <w:pStyle w:val="Compact"/>
               <w:jc w:val="left"/>
             </w:pPr>
-            <w:hyperlink ns1:id="rId92">
+            <w:hyperlink ns1:id="rId94">
               <w:r>
                 <w:rPr>
                   <w:rStyle w:val="Hyperlink"/>
@@ -10257,7 +10378,7 @@
               <w:pStyle w:val="Compact"/>
               <w:jc w:val="left"/>
             </w:pPr>
-            <w:hyperlink ns1:id="rId93">
+            <w:hyperlink ns1:id="rId95">
               <w:r>
                 <w:rPr>
                   <w:rStyle w:val="Hyperlink"/>
@@ -10314,7 +10435,7 @@
               <w:pStyle w:val="Compact"/>
               <w:jc w:val="left"/>
             </w:pPr>
-            <w:hyperlink ns1:id="rId94">
+            <w:hyperlink ns1:id="rId96">
               <w:r>
                 <w:rPr>
                   <w:rStyle w:val="Hyperlink"/>
@@ -10371,7 +10492,7 @@
               <w:pStyle w:val="Compact"/>
               <w:jc w:val="left"/>
             </w:pPr>
-            <w:hyperlink ns1:id="rId95">
+            <w:hyperlink ns1:id="rId97">
               <w:r>
                 <w:rPr>
                   <w:rStyle w:val="Hyperlink"/>
@@ -10428,7 +10549,7 @@
               <w:pStyle w:val="Compact"/>
               <w:jc w:val="left"/>
             </w:pPr>
-            <w:hyperlink ns1:id="rId96">
+            <w:hyperlink ns1:id="rId98">
               <w:r>
                 <w:rPr>
                   <w:rStyle w:val="Hyperlink"/>
@@ -10485,7 +10606,7 @@
               <w:pStyle w:val="Compact"/>
               <w:jc w:val="left"/>
             </w:pPr>
-            <w:hyperlink ns1:id="rId97">
+            <w:hyperlink ns1:id="rId99">
               <w:r>
                 <w:rPr>
                   <w:rStyle w:val="Hyperlink"/>
@@ -10542,7 +10663,7 @@
               <w:pStyle w:val="Compact"/>
               <w:jc w:val="left"/>
             </w:pPr>
-            <w:hyperlink ns1:id="rId98">
+            <w:hyperlink ns1:id="rId100">
               <w:r>
                 <w:rPr>
                   <w:rStyle w:val="Hyperlink"/>
@@ -10599,7 +10720,7 @@
               <w:pStyle w:val="Compact"/>
               <w:jc w:val="left"/>
             </w:pPr>
-            <w:hyperlink ns1:id="rId99">
+            <w:hyperlink ns1:id="rId101">
               <w:r>
                 <w:rPr>
                   <w:rStyle w:val="Hyperlink"/>
@@ -10656,7 +10777,7 @@
               <w:pStyle w:val="Compact"/>
               <w:jc w:val="left"/>
             </w:pPr>
-            <w:hyperlink ns1:id="rId100">
+            <w:hyperlink ns1:id="rId102">
               <w:r>
                 <w:rPr>
                   <w:rStyle w:val="Hyperlink"/>
@@ -10713,7 +10834,7 @@
               <w:pStyle w:val="Compact"/>
               <w:jc w:val="left"/>
             </w:pPr>
-            <w:hyperlink ns1:id="rId101">
+            <w:hyperlink ns1:id="rId103">
               <w:r>
                 <w:rPr>
                   <w:rStyle w:val="Hyperlink"/>
@@ -10770,7 +10891,7 @@
               <w:pStyle w:val="Compact"/>
               <w:jc w:val="left"/>
             </w:pPr>
-            <w:hyperlink ns1:id="rId102">
+            <w:hyperlink ns1:id="rId104">
               <w:r>
                 <w:rPr>
                   <w:rStyle w:val="Hyperlink"/>
@@ -10827,7 +10948,7 @@
               <w:pStyle w:val="Compact"/>
               <w:jc w:val="left"/>
             </w:pPr>
-            <w:hyperlink ns1:id="rId103">
+            <w:hyperlink ns1:id="rId105">
               <w:r>
                 <w:rPr>
                   <w:rStyle w:val="Hyperlink"/>
@@ -10884,7 +11005,7 @@
               <w:pStyle w:val="Compact"/>
               <w:jc w:val="left"/>
             </w:pPr>
-            <w:hyperlink ns1:id="rId104">
+            <w:hyperlink ns1:id="rId106">
               <w:r>
                 <w:rPr>
                   <w:rStyle w:val="Hyperlink"/>
@@ -10941,7 +11062,7 @@
               <w:pStyle w:val="Compact"/>
               <w:jc w:val="left"/>
             </w:pPr>
-            <w:hyperlink ns1:id="rId105">
+            <w:hyperlink ns1:id="rId107">
               <w:r>
                 <w:rPr>
                   <w:rStyle w:val="Hyperlink"/>
@@ -10998,7 +11119,7 @@
               <w:pStyle w:val="Compact"/>
               <w:jc w:val="left"/>
             </w:pPr>
-            <w:hyperlink ns1:id="rId106">
+            <w:hyperlink ns1:id="rId108">
               <w:r>
                 <w:rPr>
                   <w:rStyle w:val="Hyperlink"/>
@@ -11055,7 +11176,7 @@
               <w:pStyle w:val="Compact"/>
               <w:jc w:val="left"/>
             </w:pPr>
-            <w:hyperlink ns1:id="rId107">
+            <w:hyperlink ns1:id="rId109">
               <w:r>
                 <w:rPr>
                   <w:rStyle w:val="Hyperlink"/>
@@ -11112,7 +11233,7 @@
               <w:pStyle w:val="Compact"/>
               <w:jc w:val="left"/>
             </w:pPr>
-            <w:hyperlink ns1:id="rId108">
+            <w:hyperlink ns1:id="rId110">
               <w:r>
                 <w:rPr>
                   <w:rStyle w:val="Hyperlink"/>
@@ -11169,7 +11290,7 @@
               <w:pStyle w:val="Compact"/>
               <w:jc w:val="left"/>
             </w:pPr>
-            <w:hyperlink ns1:id="rId109">
+            <w:hyperlink ns1:id="rId111">
               <w:r>
                 <w:rPr>
                   <w:rStyle w:val="Hyperlink"/>
@@ -11226,7 +11347,7 @@
               <w:pStyle w:val="Compact"/>
               <w:jc w:val="left"/>
             </w:pPr>
-            <w:hyperlink ns1:id="rId110">
+            <w:hyperlink ns1:id="rId112">
               <w:r>
                 <w:rPr>
                   <w:rStyle w:val="Hyperlink"/>
@@ -11283,7 +11404,7 @@
               <w:pStyle w:val="Compact"/>
               <w:jc w:val="left"/>
             </w:pPr>
-            <w:hyperlink ns1:id="rId111">
+            <w:hyperlink ns1:id="rId113">
               <w:r>
                 <w:rPr>
                   <w:rStyle w:val="Hyperlink"/>
@@ -11355,9 +11476,9 @@
         </w:tc>
       </w:tr>
     </w:tbl>
-    <w:bookmarkEnd w:id="112"/>
-    <w:bookmarkEnd w:id="113"/>
-    <w:bookmarkStart w:id="118" w:name="classe-electoraldistrict"/>
+    <w:bookmarkEnd w:id="114"/>
+    <w:bookmarkEnd w:id="115"/>
+    <w:bookmarkStart w:id="120" w:name="classe-electoraldistrict"/>
     <w:p>
       <w:pPr>
         <w:pStyle w:val="berschrift2"/>
@@ -11386,7 +11507,7 @@
         <w:t xml:space="preserve">__</w:t>
       </w:r>
     </w:p>
-    <w:bookmarkStart w:id="114" w:name="attributs-7"/>
+    <w:bookmarkStart w:id="116" w:name="attributs-7"/>
     <w:p>
       <w:pPr>
         <w:pStyle w:val="berschrift3"/>
@@ -11473,6 +11594,60 @@
               <w:jc w:val="left"/>
             </w:pPr>
             <w:r>
+              <w:t xml:space="preserve">1</w:t>
+            </w:r>
+            <w:r>
+              <w:t xml:space="preserve"> </w:t>
+            </w:r>
+            <w:r>
+              <w:t xml:space="preserve"> </w:t>
+            </w:r>
+            <w:hyperlink w:anchor="String">
+              <w:r>
+                <w:rPr>
+                  <w:rStyle w:val="Hyperlink"/>
+                </w:rPr>
+                <w:t xml:space="preserve">String</w:t>
+              </w:r>
+            </w:hyperlink>
+          </w:p>
+        </w:tc>
+        <w:tc>
+          <w:tcPr>
+            <w:shd w:val="clear" w:color="auto" w:fill="F2F2F2"/>
+          </w:tcPr>
+          <w:p>
+            <w:pPr>
+              <w:pStyle w:val="Compact"/>
+              <w:jc w:val="left"/>
+            </w:pPr>
+            <w:r>
+              <w:t xml:space="preserve">Circonscription ou région électorale.</w:t>
+            </w:r>
+          </w:p>
+        </w:tc>
+      </w:tr>
+      <w:tr>
+        <w:tc>
+          <w:tcPr/>
+          <w:p>
+            <w:pPr>
+              <w:pStyle w:val="Compact"/>
+              <w:jc w:val="left"/>
+            </w:pPr>
+            <w:r>
+              <w:t xml:space="preserve">valid_from</w:t>
+            </w:r>
+          </w:p>
+        </w:tc>
+        <w:tc>
+          <w:tcPr/>
+          <w:p>
+            <w:pPr>
+              <w:pStyle w:val="Compact"/>
+              <w:jc w:val="left"/>
+            </w:pPr>
+            <w:r>
               <w:t xml:space="preserve">0..1</w:t>
             </w:r>
             <w:r>
@@ -11481,46 +11656,65 @@
             <w:r>
               <w:t xml:space="preserve"> </w:t>
             </w:r>
-            <w:hyperlink w:anchor="String">
-              <w:r>
-                <w:rPr>
-                  <w:rStyle w:val="Hyperlink"/>
-                </w:rPr>
-                <w:t xml:space="preserve">String</w:t>
-              </w:r>
-            </w:hyperlink>
-          </w:p>
-        </w:tc>
-        <w:tc>
-          <w:tcPr>
-            <w:shd w:val="clear" w:color="auto" w:fill="F2F2F2"/>
-          </w:tcPr>
-          <w:p>
-            <w:pPr>
-              <w:pStyle w:val="Compact"/>
-              <w:jc w:val="left"/>
-            </w:pPr>
-            <w:r>
-              <w:t xml:space="preserve">Circonscription ou région électorale.</w:t>
-            </w:r>
-          </w:p>
-        </w:tc>
-      </w:tr>
-      <w:tr>
-        <w:tc>
-          <w:tcPr/>
-          <w:p>
-            <w:pPr>
-              <w:pStyle w:val="Compact"/>
-              <w:jc w:val="left"/>
-            </w:pPr>
-            <w:r>
-              <w:t xml:space="preserve">valid_from</w:t>
-            </w:r>
-          </w:p>
-        </w:tc>
-        <w:tc>
-          <w:tcPr/>
+            <w:hyperlink w:anchor="Date">
+              <w:r>
+                <w:rPr>
+                  <w:rStyle w:val="Hyperlink"/>
+                </w:rPr>
+                <w:t xml:space="preserve">Date</w:t>
+              </w:r>
+            </w:hyperlink>
+          </w:p>
+        </w:tc>
+        <w:tc>
+          <w:tcPr/>
+          <w:p>
+            <w:pPr>
+              <w:pStyle w:val="Compact"/>
+              <w:jc w:val="left"/>
+            </w:pPr>
+            <w:r>
+              <w:t xml:space="preserve">La date à partir de laquelle l’information est valable.</w:t>
+            </w:r>
+            <w:r>
+              <w:t xml:space="preserve"> </w:t>
+            </w:r>
+            <w:r>
+              <w:t xml:space="preserve">Héritage :</w:t>
+            </w:r>
+            <w:r>
+              <w:t xml:space="preserve"> </w:t>
+            </w:r>
+            <w:hyperlink w:anchor="HasTemporalValidity">
+              <w:r>
+                <w:rPr>
+                  <w:rStyle w:val="Hyperlink"/>
+                </w:rPr>
+                <w:t xml:space="preserve">HasTemporalValidity</w:t>
+              </w:r>
+            </w:hyperlink>
+          </w:p>
+        </w:tc>
+      </w:tr>
+      <w:tr>
+        <w:tc>
+          <w:tcPr>
+            <w:shd w:val="clear" w:color="auto" w:fill="F2F2F2"/>
+          </w:tcPr>
+          <w:p>
+            <w:pPr>
+              <w:pStyle w:val="Compact"/>
+              <w:jc w:val="left"/>
+            </w:pPr>
+            <w:r>
+              <w:t xml:space="preserve">valid_through</w:t>
+            </w:r>
+          </w:p>
+        </w:tc>
+        <w:tc>
+          <w:tcPr>
+            <w:shd w:val="clear" w:color="auto" w:fill="F2F2F2"/>
+          </w:tcPr>
           <w:p>
             <w:pPr>
               <w:pStyle w:val="Compact"/>
@@ -11546,14 +11740,16 @@
           </w:p>
         </w:tc>
         <w:tc>
-          <w:tcPr/>
-          <w:p>
-            <w:pPr>
-              <w:pStyle w:val="Compact"/>
-              <w:jc w:val="left"/>
-            </w:pPr>
-            <w:r>
-              <w:t xml:space="preserve">La date à partir de laquelle l’information est valable.</w:t>
+          <w:tcPr>
+            <w:shd w:val="clear" w:color="auto" w:fill="F2F2F2"/>
+          </w:tcPr>
+          <w:p>
+            <w:pPr>
+              <w:pStyle w:val="Compact"/>
+              <w:jc w:val="left"/>
+            </w:pPr>
+            <w:r>
+              <w:t xml:space="preserve">La date jusqu’à laquelle l’information est valable, incluse.</w:t>
             </w:r>
             <w:r>
               <w:t xml:space="preserve"> </w:t>
@@ -11577,23 +11773,19 @@
       </w:tr>
       <w:tr>
         <w:tc>
-          <w:tcPr>
-            <w:shd w:val="clear" w:color="auto" w:fill="F2F2F2"/>
-          </w:tcPr>
-          <w:p>
-            <w:pPr>
-              <w:pStyle w:val="Compact"/>
-              <w:jc w:val="left"/>
-            </w:pPr>
-            <w:r>
-              <w:t xml:space="preserve">valid_through</w:t>
-            </w:r>
-          </w:p>
-        </w:tc>
-        <w:tc>
-          <w:tcPr>
-            <w:shd w:val="clear" w:color="auto" w:fill="F2F2F2"/>
-          </w:tcPr>
+          <w:tcPr/>
+          <w:p>
+            <w:pPr>
+              <w:pStyle w:val="Compact"/>
+              <w:jc w:val="left"/>
+            </w:pPr>
+            <w:r>
+              <w:t xml:space="preserve">is_active</w:t>
+            </w:r>
+          </w:p>
+        </w:tc>
+        <w:tc>
+          <w:tcPr/>
           <w:p>
             <w:pPr>
               <w:pStyle w:val="Compact"/>
@@ -11608,27 +11800,25 @@
             <w:r>
               <w:t xml:space="preserve"> </w:t>
             </w:r>
-            <w:hyperlink w:anchor="Date">
-              <w:r>
-                <w:rPr>
-                  <w:rStyle w:val="Hyperlink"/>
-                </w:rPr>
-                <w:t xml:space="preserve">Date</w:t>
-              </w:r>
-            </w:hyperlink>
-          </w:p>
-        </w:tc>
-        <w:tc>
-          <w:tcPr>
-            <w:shd w:val="clear" w:color="auto" w:fill="F2F2F2"/>
-          </w:tcPr>
-          <w:p>
-            <w:pPr>
-              <w:pStyle w:val="Compact"/>
-              <w:jc w:val="left"/>
-            </w:pPr>
-            <w:r>
-              <w:t xml:space="preserve">La date jusqu’à laquelle l’information est valable, incluse.</w:t>
+            <w:hyperlink w:anchor="Boolean">
+              <w:r>
+                <w:rPr>
+                  <w:rStyle w:val="Hyperlink"/>
+                </w:rPr>
+                <w:t xml:space="preserve">Boolean</w:t>
+              </w:r>
+            </w:hyperlink>
+          </w:p>
+        </w:tc>
+        <w:tc>
+          <w:tcPr/>
+          <w:p>
+            <w:pPr>
+              <w:pStyle w:val="Compact"/>
+              <w:jc w:val="left"/>
+            </w:pPr>
+            <w:r>
+              <w:t xml:space="preserve">Indique si l’information est actuellement valable. Peut être utile lorsque cette information est explicitement disponible.</w:t>
             </w:r>
             <w:r>
               <w:t xml:space="preserve"> </w:t>
@@ -11650,78 +11840,9 @@
           </w:p>
         </w:tc>
       </w:tr>
-      <w:tr>
-        <w:tc>
-          <w:tcPr/>
-          <w:p>
-            <w:pPr>
-              <w:pStyle w:val="Compact"/>
-              <w:jc w:val="left"/>
-            </w:pPr>
-            <w:r>
-              <w:t xml:space="preserve">is_active</w:t>
-            </w:r>
-          </w:p>
-        </w:tc>
-        <w:tc>
-          <w:tcPr/>
-          <w:p>
-            <w:pPr>
-              <w:pStyle w:val="Compact"/>
-              <w:jc w:val="left"/>
-            </w:pPr>
-            <w:r>
-              <w:t xml:space="preserve">0..1</w:t>
-            </w:r>
-            <w:r>
-              <w:t xml:space="preserve"> </w:t>
-            </w:r>
-            <w:r>
-              <w:t xml:space="preserve"> </w:t>
-            </w:r>
-            <w:hyperlink w:anchor="Boolean">
-              <w:r>
-                <w:rPr>
-                  <w:rStyle w:val="Hyperlink"/>
-                </w:rPr>
-                <w:t xml:space="preserve">Boolean</w:t>
-              </w:r>
-            </w:hyperlink>
-          </w:p>
-        </w:tc>
-        <w:tc>
-          <w:tcPr/>
-          <w:p>
-            <w:pPr>
-              <w:pStyle w:val="Compact"/>
-              <w:jc w:val="left"/>
-            </w:pPr>
-            <w:r>
-              <w:t xml:space="preserve">Indique si l’information est actuellement valable. Peut être utile lorsque cette information est explicitement disponible.</w:t>
-            </w:r>
-            <w:r>
-              <w:t xml:space="preserve"> </w:t>
-            </w:r>
-            <w:r>
-              <w:t xml:space="preserve">Héritage :</w:t>
-            </w:r>
-            <w:r>
-              <w:t xml:space="preserve"> </w:t>
-            </w:r>
-            <w:hyperlink w:anchor="HasTemporalValidity">
-              <w:r>
-                <w:rPr>
-                  <w:rStyle w:val="Hyperlink"/>
-                </w:rPr>
-                <w:t xml:space="preserve">HasTemporalValidity</w:t>
-              </w:r>
-            </w:hyperlink>
-          </w:p>
-        </w:tc>
-      </w:tr>
     </w:tbl>
-    <w:bookmarkEnd w:id="114"/>
-    <w:bookmarkStart w:id="115" w:name="utilisations-7"/>
+    <w:bookmarkEnd w:id="116"/>
+    <w:bookmarkStart w:id="117" w:name="utilisations-7"/>
     <w:p>
       <w:pPr>
         <w:pStyle w:val="berschrift3"/>
@@ -11870,8 +11991,8 @@
         </w:tc>
       </w:tr>
     </w:tbl>
-    <w:bookmarkEnd w:id="115"/>
-    <w:bookmarkStart w:id="117" w:name="exemples-2"/>
+    <w:bookmarkEnd w:id="117"/>
+    <w:bookmarkStart w:id="119" w:name="exemples-2"/>
     <w:p>
       <w:pPr>
         <w:pStyle w:val="berschrift3"/>
@@ -11880,7 +12001,7 @@
         <w:t xml:space="preserve">Exemples</w:t>
       </w:r>
     </w:p>
-    <w:bookmarkStart w:id="116" w:name="X5cccef008baeebe6778a4a5e81c5d3d9cd32a25"/>
+    <w:bookmarkStart w:id="118" w:name="X5cccef008baeebe6778a4a5e81c5d3d9cd32a25"/>
     <w:p>
       <w:pPr>
         <w:pStyle w:val="berschrift4"/>
@@ -11931,18 +12052,18 @@
           <w:rStyle w:val="AttributeTok"/>
         </w:rPr>
         <w:t xml:space="preserve"> 2010-01-01</w:t>
-      </w:r>
-    </w:p>
-    <w:bookmarkEnd w:id="116"/>
-    <w:bookmarkEnd w:id="117"/>
-    <w:p>
-      <w:r>
-        <w:br w:type="page"/>
       </w:r>
     </w:p>
     <w:bookmarkEnd w:id="118"/>
     <w:bookmarkEnd w:id="119"/>
-    <w:bookmarkStart w:id="150" w:name="groupes-et-organes-groups"/>
+    <w:p>
+      <w:r>
+        <w:br w:type="page"/>
+      </w:r>
+    </w:p>
+    <w:bookmarkEnd w:id="120"/>
+    <w:bookmarkEnd w:id="121"/>
+    <w:bookmarkStart w:id="152" w:name="groupes-et-organes-groups"/>
     <w:p>
       <w:pPr>
         <w:pStyle w:val="berschrift1"/>
@@ -11963,7 +12084,7 @@
       <w:pPr>
         <w:numPr>
           <w:ilvl w:val="0"/>
-          <w:numId w:val="1006"/>
+          <w:numId w:val="1008"/>
         </w:numPr>
         <w:pStyle w:val="Compact"/>
       </w:pPr>
@@ -12028,7 +12149,7 @@
       <w:pPr>
         <w:numPr>
           <w:ilvl w:val="0"/>
-          <w:numId w:val="1006"/>
+          <w:numId w:val="1008"/>
         </w:numPr>
         <w:pStyle w:val="Compact"/>
       </w:pPr>
@@ -12094,7 +12215,7 @@
       <w:pPr>
         <w:numPr>
           <w:ilvl w:val="0"/>
-          <w:numId w:val="1006"/>
+          <w:numId w:val="1008"/>
         </w:numPr>
         <w:pStyle w:val="Compact"/>
       </w:pPr>
@@ -12133,7 +12254,7 @@
         <w:t xml:space="preserve">, il est possible de représenter p. ex. des commissions n’existant que durant une législature, ou des changements de nom et des fusions de partis.</w:t>
       </w:r>
     </w:p>
-    <w:bookmarkStart w:id="122" w:name="classe-group"/>
+    <w:bookmarkStart w:id="124" w:name="classe-group"/>
     <w:p>
       <w:pPr>
         <w:pStyle w:val="berschrift2"/>
@@ -12162,7 +12283,7 @@
         <w:t xml:space="preserve">__</w:t>
       </w:r>
     </w:p>
-    <w:bookmarkStart w:id="120" w:name="attributs-8"/>
+    <w:bookmarkStart w:id="122" w:name="attributs-8"/>
     <w:p>
       <w:pPr>
         <w:pStyle w:val="berschrift3"/>
@@ -12249,7 +12370,7 @@
               <w:jc w:val="left"/>
             </w:pPr>
             <w:r>
-              <w:t xml:space="preserve">0..1</w:t>
+              <w:t xml:space="preserve">1</w:t>
             </w:r>
             <w:r>
               <w:t xml:space="preserve"> </w:t>
@@ -12315,6 +12436,172 @@
               <w:jc w:val="left"/>
             </w:pPr>
             <w:r>
+              <w:t xml:space="preserve">1</w:t>
+            </w:r>
+            <w:r>
+              <w:t xml:space="preserve"> </w:t>
+            </w:r>
+            <w:r>
+              <w:t xml:space="preserve"> </w:t>
+            </w:r>
+            <w:hyperlink w:anchor="String">
+              <w:r>
+                <w:rPr>
+                  <w:rStyle w:val="Hyperlink"/>
+                </w:rPr>
+                <w:t xml:space="preserve">String</w:t>
+              </w:r>
+            </w:hyperlink>
+          </w:p>
+        </w:tc>
+        <w:tc>
+          <w:tcPr/>
+          <w:p>
+            <w:pPr>
+              <w:pStyle w:val="Compact"/>
+              <w:jc w:val="left"/>
+            </w:pPr>
+            <w:r>
+              <w:t xml:space="preserve">Attribuer un label à une information structurée (par ex. nom d’affichage, poste, etc.).</w:t>
+            </w:r>
+          </w:p>
+        </w:tc>
+      </w:tr>
+      <w:tr>
+        <w:tc>
+          <w:tcPr>
+            <w:shd w:val="clear" w:color="auto" w:fill="F2F2F2"/>
+          </w:tcPr>
+          <w:p>
+            <w:pPr>
+              <w:pStyle w:val="Compact"/>
+              <w:jc w:val="left"/>
+            </w:pPr>
+            <w:r>
+              <w:t xml:space="preserve">abbreviation</w:t>
+            </w:r>
+          </w:p>
+        </w:tc>
+        <w:tc>
+          <w:tcPr>
+            <w:shd w:val="clear" w:color="auto" w:fill="F2F2F2"/>
+          </w:tcPr>
+          <w:p>
+            <w:pPr>
+              <w:pStyle w:val="Compact"/>
+              <w:jc w:val="left"/>
+            </w:pPr>
+            <w:r>
+              <w:t xml:space="preserve">*</w:t>
+            </w:r>
+            <w:r>
+              <w:t xml:space="preserve"> </w:t>
+            </w:r>
+            <w:r>
+              <w:t xml:space="preserve"> </w:t>
+            </w:r>
+            <w:hyperlink w:anchor="MultilingualValue">
+              <w:r>
+                <w:rPr>
+                  <w:rStyle w:val="Hyperlink"/>
+                </w:rPr>
+                <w:t xml:space="preserve">MultilingualValue</w:t>
+              </w:r>
+            </w:hyperlink>
+          </w:p>
+        </w:tc>
+        <w:tc>
+          <w:tcPr>
+            <w:shd w:val="clear" w:color="auto" w:fill="F2F2F2"/>
+          </w:tcPr>
+          <w:p>
+            <w:pPr>
+              <w:pStyle w:val="Compact"/>
+              <w:jc w:val="left"/>
+            </w:pPr>
+            <w:r>
+              <w:t xml:space="preserve">Abréviation (peut être multilingue).</w:t>
+            </w:r>
+          </w:p>
+        </w:tc>
+      </w:tr>
+      <w:tr>
+        <w:tc>
+          <w:tcPr/>
+          <w:p>
+            <w:pPr>
+              <w:pStyle w:val="Compact"/>
+              <w:jc w:val="left"/>
+            </w:pPr>
+            <w:r>
+              <w:t xml:space="preserve">description</w:t>
+            </w:r>
+          </w:p>
+        </w:tc>
+        <w:tc>
+          <w:tcPr/>
+          <w:p>
+            <w:pPr>
+              <w:pStyle w:val="Compact"/>
+              <w:jc w:val="left"/>
+            </w:pPr>
+            <w:r>
+              <w:t xml:space="preserve">*</w:t>
+            </w:r>
+            <w:r>
+              <w:t xml:space="preserve"> </w:t>
+            </w:r>
+            <w:r>
+              <w:t xml:space="preserve"> </w:t>
+            </w:r>
+            <w:hyperlink w:anchor="MultilingualValue">
+              <w:r>
+                <w:rPr>
+                  <w:rStyle w:val="Hyperlink"/>
+                </w:rPr>
+                <w:t xml:space="preserve">MultilingualValue</w:t>
+              </w:r>
+            </w:hyperlink>
+          </w:p>
+        </w:tc>
+        <w:tc>
+          <w:tcPr/>
+          <w:p>
+            <w:pPr>
+              <w:pStyle w:val="Compact"/>
+              <w:jc w:val="left"/>
+            </w:pPr>
+            <w:r>
+              <w:t xml:space="preserve">Description de l’entité.</w:t>
+            </w:r>
+          </w:p>
+        </w:tc>
+      </w:tr>
+      <w:tr>
+        <w:tc>
+          <w:tcPr>
+            <w:shd w:val="clear" w:color="auto" w:fill="F2F2F2"/>
+          </w:tcPr>
+          <w:p>
+            <w:pPr>
+              <w:pStyle w:val="Compact"/>
+              <w:jc w:val="left"/>
+            </w:pPr>
+            <w:r>
+              <w:t xml:space="preserve">landing_page</w:t>
+            </w:r>
+          </w:p>
+        </w:tc>
+        <w:tc>
+          <w:tcPr>
+            <w:shd w:val="clear" w:color="auto" w:fill="F2F2F2"/>
+          </w:tcPr>
+          <w:p>
+            <w:pPr>
+              <w:pStyle w:val="Compact"/>
+              <w:jc w:val="left"/>
+            </w:pPr>
+            <w:r>
               <w:t xml:space="preserve">0..1</w:t>
             </w:r>
             <w:r>
@@ -12323,6 +12610,116 @@
             <w:r>
               <w:t xml:space="preserve"> </w:t>
             </w:r>
+            <w:hyperlink w:anchor="Uri">
+              <w:r>
+                <w:rPr>
+                  <w:rStyle w:val="Hyperlink"/>
+                </w:rPr>
+                <w:t xml:space="preserve">Uri</w:t>
+              </w:r>
+            </w:hyperlink>
+          </w:p>
+        </w:tc>
+        <w:tc>
+          <w:tcPr>
+            <w:shd w:val="clear" w:color="auto" w:fill="F2F2F2"/>
+          </w:tcPr>
+          <w:p>
+            <w:pPr>
+              <w:pStyle w:val="Compact"/>
+              <w:jc w:val="left"/>
+            </w:pPr>
+            <w:r>
+              <w:t xml:space="preserve">Site web fournissant de plus amples informations.</w:t>
+            </w:r>
+          </w:p>
+        </w:tc>
+      </w:tr>
+      <w:tr>
+        <w:tc>
+          <w:tcPr/>
+          <w:p>
+            <w:pPr>
+              <w:pStyle w:val="Compact"/>
+              <w:jc w:val="left"/>
+            </w:pPr>
+            <w:r>
+              <w:t xml:space="preserve">parent_groups</w:t>
+            </w:r>
+          </w:p>
+        </w:tc>
+        <w:tc>
+          <w:tcPr/>
+          <w:p>
+            <w:pPr>
+              <w:pStyle w:val="Compact"/>
+              <w:jc w:val="left"/>
+            </w:pPr>
+            <w:r>
+              <w:t xml:space="preserve">*</w:t>
+            </w:r>
+            <w:r>
+              <w:t xml:space="preserve"> </w:t>
+            </w:r>
+            <w:r>
+              <w:t xml:space="preserve"> </w:t>
+            </w:r>
+            <w:hyperlink w:anchor="Uriorcurie">
+              <w:r>
+                <w:rPr>
+                  <w:rStyle w:val="Hyperlink"/>
+                </w:rPr>
+                <w:t xml:space="preserve">Uriorcurie</w:t>
+              </w:r>
+            </w:hyperlink>
+          </w:p>
+        </w:tc>
+        <w:tc>
+          <w:tcPr/>
+          <w:p>
+            <w:pPr>
+              <w:pStyle w:val="Compact"/>
+              <w:jc w:val="left"/>
+            </w:pPr>
+            <w:r>
+              <w:t xml:space="preserve">Lien vers les groupes parents. Par exemple, le parti faîtier pour les partis cantonaux, ou pour décrire la hiérarchie au sein de l’exécutif. Utilisé également pour rattacher des sous-commissions à des commissions, ou des groupes parlementaires à la fois à leur parlement et à leur parti. (parentGroup est généralement utilisé au sein d’un même group_type, mais les liens intertypes sont autorisés, p. ex. groupe parlementaire → parlement et groupe parlementaire → parti.)</w:t>
+            </w:r>
+          </w:p>
+        </w:tc>
+      </w:tr>
+      <w:tr>
+        <w:tc>
+          <w:tcPr>
+            <w:shd w:val="clear" w:color="auto" w:fill="F2F2F2"/>
+          </w:tcPr>
+          <w:p>
+            <w:pPr>
+              <w:pStyle w:val="Compact"/>
+              <w:jc w:val="left"/>
+            </w:pPr>
+            <w:r>
+              <w:t xml:space="preserve">spatial</w:t>
+            </w:r>
+          </w:p>
+        </w:tc>
+        <w:tc>
+          <w:tcPr>
+            <w:shd w:val="clear" w:color="auto" w:fill="F2F2F2"/>
+          </w:tcPr>
+          <w:p>
+            <w:pPr>
+              <w:pStyle w:val="Compact"/>
+              <w:jc w:val="left"/>
+            </w:pPr>
+            <w:r>
+              <w:t xml:space="preserve">0..1</w:t>
+            </w:r>
+            <w:r>
+              <w:t xml:space="preserve"> </w:t>
+            </w:r>
+            <w:r>
+              <w:t xml:space="preserve"> </w:t>
+            </w:r>
             <w:hyperlink w:anchor="String">
               <w:r>
                 <w:rPr>
@@ -12334,37 +12731,35 @@
           </w:p>
         </w:tc>
         <w:tc>
-          <w:tcPr/>
-          <w:p>
-            <w:pPr>
-              <w:pStyle w:val="Compact"/>
-              <w:jc w:val="left"/>
-            </w:pPr>
-            <w:r>
-              <w:t xml:space="preserve">Attribuer un label à une information structurée (par ex. nom d’affichage, poste, etc.).</w:t>
-            </w:r>
-          </w:p>
-        </w:tc>
-      </w:tr>
-      <w:tr>
-        <w:tc>
-          <w:tcPr>
-            <w:shd w:val="clear" w:color="auto" w:fill="F2F2F2"/>
-          </w:tcPr>
-          <w:p>
-            <w:pPr>
-              <w:pStyle w:val="Compact"/>
-              <w:jc w:val="left"/>
-            </w:pPr>
-            <w:r>
-              <w:t xml:space="preserve">abbreviation</w:t>
-            </w:r>
-          </w:p>
-        </w:tc>
-        <w:tc>
-          <w:tcPr>
-            <w:shd w:val="clear" w:color="auto" w:fill="F2F2F2"/>
-          </w:tcPr>
+          <w:tcPr>
+            <w:shd w:val="clear" w:color="auto" w:fill="F2F2F2"/>
+          </w:tcPr>
+          <w:p>
+            <w:pPr>
+              <w:pStyle w:val="Compact"/>
+              <w:jc w:val="left"/>
+            </w:pPr>
+            <w:r>
+              <w:t xml:space="preserve">Référence spatiale (numéro OFS de commune, numéro OFS de canton ou pays). Formats : commune : ld.admin.ch/municipality/1234, canton : ld.admin.ch/canton/23, pays : ld.admin.ch/country/CHE.</w:t>
+            </w:r>
+          </w:p>
+        </w:tc>
+      </w:tr>
+      <w:tr>
+        <w:tc>
+          <w:tcPr/>
+          <w:p>
+            <w:pPr>
+              <w:pStyle w:val="Compact"/>
+              <w:jc w:val="left"/>
+            </w:pPr>
+            <w:r>
+              <w:t xml:space="preserve">contacts</w:t>
+            </w:r>
+          </w:p>
+        </w:tc>
+        <w:tc>
+          <w:tcPr/>
           <w:p>
             <w:pPr>
               <w:pStyle w:val="Compact"/>
@@ -12379,46 +12774,48 @@
             <w:r>
               <w:t xml:space="preserve"> </w:t>
             </w:r>
-            <w:hyperlink w:anchor="MultilingualValue">
-              <w:r>
-                <w:rPr>
-                  <w:rStyle w:val="Hyperlink"/>
-                </w:rPr>
-                <w:t xml:space="preserve">MultilingualValue</w:t>
-              </w:r>
-            </w:hyperlink>
-          </w:p>
-        </w:tc>
-        <w:tc>
-          <w:tcPr>
-            <w:shd w:val="clear" w:color="auto" w:fill="F2F2F2"/>
-          </w:tcPr>
-          <w:p>
-            <w:pPr>
-              <w:pStyle w:val="Compact"/>
-              <w:jc w:val="left"/>
-            </w:pPr>
-            <w:r>
-              <w:t xml:space="preserve">Abréviation (peut être multilingue).</w:t>
-            </w:r>
-          </w:p>
-        </w:tc>
-      </w:tr>
-      <w:tr>
-        <w:tc>
-          <w:tcPr/>
-          <w:p>
-            <w:pPr>
-              <w:pStyle w:val="Compact"/>
-              <w:jc w:val="left"/>
-            </w:pPr>
-            <w:r>
-              <w:t xml:space="preserve">description</w:t>
-            </w:r>
-          </w:p>
-        </w:tc>
-        <w:tc>
-          <w:tcPr/>
+            <w:hyperlink w:anchor="Contact">
+              <w:r>
+                <w:rPr>
+                  <w:rStyle w:val="Hyperlink"/>
+                </w:rPr>
+                <w:t xml:space="preserve">Contact</w:t>
+              </w:r>
+            </w:hyperlink>
+          </w:p>
+        </w:tc>
+        <w:tc>
+          <w:tcPr/>
+          <w:p>
+            <w:pPr>
+              <w:pStyle w:val="Compact"/>
+              <w:jc w:val="left"/>
+            </w:pPr>
+            <w:r>
+              <w:t xml:space="preserve">Informations de contact (e-mail, site web, réseaux sociaux). Directive : l’e-mail est quasi obligatoire et devrait toujours être fourni lorsqu’il est disponible.</w:t>
+            </w:r>
+          </w:p>
+        </w:tc>
+      </w:tr>
+      <w:tr>
+        <w:tc>
+          <w:tcPr>
+            <w:shd w:val="clear" w:color="auto" w:fill="F2F2F2"/>
+          </w:tcPr>
+          <w:p>
+            <w:pPr>
+              <w:pStyle w:val="Compact"/>
+              <w:jc w:val="left"/>
+            </w:pPr>
+            <w:r>
+              <w:t xml:space="preserve">addresses</w:t>
+            </w:r>
+          </w:p>
+        </w:tc>
+        <w:tc>
+          <w:tcPr>
+            <w:shd w:val="clear" w:color="auto" w:fill="F2F2F2"/>
+          </w:tcPr>
           <w:p>
             <w:pPr>
               <w:pStyle w:val="Compact"/>
@@ -12433,48 +12830,46 @@
             <w:r>
               <w:t xml:space="preserve"> </w:t>
             </w:r>
-            <w:hyperlink w:anchor="MultilingualValue">
-              <w:r>
-                <w:rPr>
-                  <w:rStyle w:val="Hyperlink"/>
-                </w:rPr>
-                <w:t xml:space="preserve">MultilingualValue</w:t>
-              </w:r>
-            </w:hyperlink>
-          </w:p>
-        </w:tc>
-        <w:tc>
-          <w:tcPr/>
-          <w:p>
-            <w:pPr>
-              <w:pStyle w:val="Compact"/>
-              <w:jc w:val="left"/>
-            </w:pPr>
-            <w:r>
-              <w:t xml:space="preserve">Description de l’entité.</w:t>
-            </w:r>
-          </w:p>
-        </w:tc>
-      </w:tr>
-      <w:tr>
-        <w:tc>
-          <w:tcPr>
-            <w:shd w:val="clear" w:color="auto" w:fill="F2F2F2"/>
-          </w:tcPr>
-          <w:p>
-            <w:pPr>
-              <w:pStyle w:val="Compact"/>
-              <w:jc w:val="left"/>
-            </w:pPr>
-            <w:r>
-              <w:t xml:space="preserve">landing_page</w:t>
-            </w:r>
-          </w:p>
-        </w:tc>
-        <w:tc>
-          <w:tcPr>
-            <w:shd w:val="clear" w:color="auto" w:fill="F2F2F2"/>
-          </w:tcPr>
+            <w:hyperlink w:anchor="Address">
+              <w:r>
+                <w:rPr>
+                  <w:rStyle w:val="Hyperlink"/>
+                </w:rPr>
+                <w:t xml:space="preserve">Address</w:t>
+              </w:r>
+            </w:hyperlink>
+          </w:p>
+        </w:tc>
+        <w:tc>
+          <w:tcPr>
+            <w:shd w:val="clear" w:color="auto" w:fill="F2F2F2"/>
+          </w:tcPr>
+          <w:p>
+            <w:pPr>
+              <w:pStyle w:val="Compact"/>
+              <w:jc w:val="left"/>
+            </w:pPr>
+            <w:r>
+              <w:t xml:space="preserve">Adresses avec type (privée, professionnelle, locale).</w:t>
+            </w:r>
+          </w:p>
+        </w:tc>
+      </w:tr>
+      <w:tr>
+        <w:tc>
+          <w:tcPr/>
+          <w:p>
+            <w:pPr>
+              <w:pStyle w:val="Compact"/>
+              <w:jc w:val="left"/>
+            </w:pPr>
+            <w:r>
+              <w:t xml:space="preserve">statutes_url</w:t>
+            </w:r>
+          </w:p>
+        </w:tc>
+        <w:tc>
+          <w:tcPr/>
           <w:p>
             <w:pPr>
               <w:pStyle w:val="Compact"/>
@@ -12489,53 +12884,182 @@
             <w:r>
               <w:t xml:space="preserve"> </w:t>
             </w:r>
-            <w:hyperlink w:anchor="Uri">
-              <w:r>
-                <w:rPr>
-                  <w:rStyle w:val="Hyperlink"/>
-                </w:rPr>
-                <w:t xml:space="preserve">Uri</w:t>
-              </w:r>
-            </w:hyperlink>
-          </w:p>
-        </w:tc>
-        <w:tc>
-          <w:tcPr>
-            <w:shd w:val="clear" w:color="auto" w:fill="F2F2F2"/>
-          </w:tcPr>
-          <w:p>
-            <w:pPr>
-              <w:pStyle w:val="Compact"/>
-              <w:jc w:val="left"/>
-            </w:pPr>
-            <w:r>
-              <w:t xml:space="preserve">Site web fournissant de plus amples informations.</w:t>
-            </w:r>
-          </w:p>
-        </w:tc>
-      </w:tr>
-      <w:tr>
-        <w:tc>
-          <w:tcPr/>
-          <w:p>
-            <w:pPr>
-              <w:pStyle w:val="Compact"/>
-              <w:jc w:val="left"/>
-            </w:pPr>
-            <w:r>
-              <w:t xml:space="preserve">parent_groups</w:t>
-            </w:r>
-          </w:p>
-        </w:tc>
-        <w:tc>
-          <w:tcPr/>
-          <w:p>
-            <w:pPr>
-              <w:pStyle w:val="Compact"/>
-              <w:jc w:val="left"/>
-            </w:pPr>
-            <w:r>
-              <w:t xml:space="preserve">*</w:t>
+            <w:hyperlink w:anchor="String">
+              <w:r>
+                <w:rPr>
+                  <w:rStyle w:val="Hyperlink"/>
+                </w:rPr>
+                <w:t xml:space="preserve">String</w:t>
+              </w:r>
+            </w:hyperlink>
+          </w:p>
+        </w:tc>
+        <w:tc>
+          <w:tcPr/>
+          <w:p>
+            <w:pPr>
+              <w:pStyle w:val="Compact"/>
+              <w:jc w:val="left"/>
+            </w:pPr>
+            <w:r>
+              <w:t xml:space="preserve">URL vers les statuts du parti (PDF ou page web ; facultatif pour les partis).</w:t>
+            </w:r>
+          </w:p>
+        </w:tc>
+      </w:tr>
+      <w:tr>
+        <w:tc>
+          <w:tcPr>
+            <w:shd w:val="clear" w:color="auto" w:fill="F2F2F2"/>
+          </w:tcPr>
+          <w:p>
+            <w:pPr>
+              <w:pStyle w:val="Compact"/>
+              <w:jc w:val="left"/>
+            </w:pPr>
+            <w:r>
+              <w:t xml:space="preserve">party_color</w:t>
+            </w:r>
+          </w:p>
+        </w:tc>
+        <w:tc>
+          <w:tcPr>
+            <w:shd w:val="clear" w:color="auto" w:fill="F2F2F2"/>
+          </w:tcPr>
+          <w:p>
+            <w:pPr>
+              <w:pStyle w:val="Compact"/>
+              <w:jc w:val="left"/>
+            </w:pPr>
+            <w:r>
+              <w:t xml:space="preserve">0..1</w:t>
+            </w:r>
+            <w:r>
+              <w:t xml:space="preserve"> </w:t>
+            </w:r>
+            <w:r>
+              <w:t xml:space="preserve"> </w:t>
+            </w:r>
+            <w:hyperlink w:anchor="String">
+              <w:r>
+                <w:rPr>
+                  <w:rStyle w:val="Hyperlink"/>
+                </w:rPr>
+                <w:t xml:space="preserve">String</w:t>
+              </w:r>
+            </w:hyperlink>
+          </w:p>
+        </w:tc>
+        <w:tc>
+          <w:tcPr>
+            <w:shd w:val="clear" w:color="auto" w:fill="F2F2F2"/>
+          </w:tcPr>
+          <w:p>
+            <w:pPr>
+              <w:pStyle w:val="Compact"/>
+              <w:jc w:val="left"/>
+            </w:pPr>
+            <w:r>
+              <w:t xml:space="preserve">Couleur du parti sous forme de valeur hexadécimale (facultatif pour les partis, p. ex. « #FF0000 »).</w:t>
+            </w:r>
+          </w:p>
+        </w:tc>
+      </w:tr>
+      <w:tr>
+        <w:tc>
+          <w:tcPr/>
+          <w:p>
+            <w:pPr>
+              <w:pStyle w:val="Compact"/>
+              <w:jc w:val="left"/>
+            </w:pPr>
+            <w:r>
+              <w:t xml:space="preserve">local_id</w:t>
+            </w:r>
+          </w:p>
+        </w:tc>
+        <w:tc>
+          <w:tcPr/>
+          <w:p>
+            <w:pPr>
+              <w:pStyle w:val="Compact"/>
+              <w:jc w:val="left"/>
+            </w:pPr>
+            <w:r>
+              <w:t xml:space="preserve">0..1</w:t>
+            </w:r>
+            <w:r>
+              <w:t xml:space="preserve"> </w:t>
+            </w:r>
+            <w:r>
+              <w:t xml:space="preserve"> </w:t>
+            </w:r>
+            <w:hyperlink w:anchor="String">
+              <w:r>
+                <w:rPr>
+                  <w:rStyle w:val="Hyperlink"/>
+                </w:rPr>
+                <w:t xml:space="preserve">String</w:t>
+              </w:r>
+            </w:hyperlink>
+          </w:p>
+        </w:tc>
+        <w:tc>
+          <w:tcPr/>
+          <w:p>
+            <w:pPr>
+              <w:pStyle w:val="Compact"/>
+              <w:jc w:val="left"/>
+            </w:pPr>
+            <w:r>
+              <w:t xml:space="preserve">Identifiant local. Par exemple, un UUID issu du système d’information du conseil.</w:t>
+            </w:r>
+            <w:r>
+              <w:t xml:space="preserve"> </w:t>
+            </w:r>
+            <w:r>
+              <w:t xml:space="preserve">Héritage :</w:t>
+            </w:r>
+            <w:r>
+              <w:t xml:space="preserve"> </w:t>
+            </w:r>
+            <w:hyperlink w:anchor="HasIdentification">
+              <w:r>
+                <w:rPr>
+                  <w:rStyle w:val="Hyperlink"/>
+                </w:rPr>
+                <w:t xml:space="preserve">HasIdentification</w:t>
+              </w:r>
+            </w:hyperlink>
+          </w:p>
+        </w:tc>
+      </w:tr>
+      <w:tr>
+        <w:tc>
+          <w:tcPr>
+            <w:shd w:val="clear" w:color="auto" w:fill="F2F2F2"/>
+          </w:tcPr>
+          <w:p>
+            <w:pPr>
+              <w:pStyle w:val="Compact"/>
+              <w:jc w:val="left"/>
+            </w:pPr>
+            <w:r>
+              <w:t xml:space="preserve">global_uri</w:t>
+            </w:r>
+          </w:p>
+        </w:tc>
+        <w:tc>
+          <w:tcPr>
+            <w:shd w:val="clear" w:color="auto" w:fill="F2F2F2"/>
+          </w:tcPr>
+          <w:p>
+            <w:pPr>
+              <w:pStyle w:val="Compact"/>
+              <w:jc w:val="left"/>
+            </w:pPr>
+            <w:r>
+              <w:t xml:space="preserve">1</w:t>
             </w:r>
             <w:r>
               <w:t xml:space="preserve"> </w:t>
@@ -12554,37 +13078,52 @@
           </w:p>
         </w:tc>
         <w:tc>
-          <w:tcPr/>
-          <w:p>
-            <w:pPr>
-              <w:pStyle w:val="Compact"/>
-              <w:jc w:val="left"/>
-            </w:pPr>
-            <w:r>
-              <w:t xml:space="preserve">Lien vers les groupes parents. Par exemple, le parti faîtier pour les partis cantonaux, ou pour décrire la hiérarchie au sein de l’exécutif. Utilisé également pour rattacher des sous-commissions à des commissions, ou des groupes parlementaires à la fois à leur parlement et à leur parti. (parentGroup est généralement utilisé au sein d’un même group_type, mais les liens intertypes sont autorisés, p. ex. groupe parlementaire → parlement et groupe parlementaire → parti.)</w:t>
-            </w:r>
-          </w:p>
-        </w:tc>
-      </w:tr>
-      <w:tr>
-        <w:tc>
-          <w:tcPr>
-            <w:shd w:val="clear" w:color="auto" w:fill="F2F2F2"/>
-          </w:tcPr>
-          <w:p>
-            <w:pPr>
-              <w:pStyle w:val="Compact"/>
-              <w:jc w:val="left"/>
-            </w:pPr>
-            <w:r>
-              <w:t xml:space="preserve">spatial</w:t>
-            </w:r>
-          </w:p>
-        </w:tc>
-        <w:tc>
-          <w:tcPr>
-            <w:shd w:val="clear" w:color="auto" w:fill="F2F2F2"/>
-          </w:tcPr>
+          <w:tcPr>
+            <w:shd w:val="clear" w:color="auto" w:fill="F2F2F2"/>
+          </w:tcPr>
+          <w:p>
+            <w:pPr>
+              <w:pStyle w:val="Compact"/>
+              <w:jc w:val="left"/>
+            </w:pPr>
+            <w:r>
+              <w:t xml:space="preserve">Une URI unique et globalement valide pour l’entité.</w:t>
+            </w:r>
+            <w:r>
+              <w:t xml:space="preserve"> </w:t>
+            </w:r>
+            <w:r>
+              <w:t xml:space="preserve">Héritage :</w:t>
+            </w:r>
+            <w:r>
+              <w:t xml:space="preserve"> </w:t>
+            </w:r>
+            <w:hyperlink w:anchor="HasIdentification">
+              <w:r>
+                <w:rPr>
+                  <w:rStyle w:val="Hyperlink"/>
+                </w:rPr>
+                <w:t xml:space="preserve">HasIdentification</w:t>
+              </w:r>
+            </w:hyperlink>
+          </w:p>
+        </w:tc>
+      </w:tr>
+      <w:tr>
+        <w:tc>
+          <w:tcPr/>
+          <w:p>
+            <w:pPr>
+              <w:pStyle w:val="Compact"/>
+              <w:jc w:val="left"/>
+            </w:pPr>
+            <w:r>
+              <w:t xml:space="preserve">wikidata_uri</w:t>
+            </w:r>
+          </w:p>
+        </w:tc>
+        <w:tc>
+          <w:tcPr/>
           <w:p>
             <w:pPr>
               <w:pStyle w:val="Compact"/>
@@ -12599,156 +13138,65 @@
             <w:r>
               <w:t xml:space="preserve"> </w:t>
             </w:r>
-            <w:hyperlink w:anchor="String">
-              <w:r>
-                <w:rPr>
-                  <w:rStyle w:val="Hyperlink"/>
-                </w:rPr>
-                <w:t xml:space="preserve">String</w:t>
-              </w:r>
-            </w:hyperlink>
-          </w:p>
-        </w:tc>
-        <w:tc>
-          <w:tcPr>
-            <w:shd w:val="clear" w:color="auto" w:fill="F2F2F2"/>
-          </w:tcPr>
-          <w:p>
-            <w:pPr>
-              <w:pStyle w:val="Compact"/>
-              <w:jc w:val="left"/>
-            </w:pPr>
-            <w:r>
-              <w:t xml:space="preserve">Référence spatiale (numéro OFS de commune, numéro OFS de canton ou pays). Formats : commune : ld.admin.ch/municipality/1234, canton : ld.admin.ch/canton/23, pays : ld.admin.ch/country/CHE.</w:t>
-            </w:r>
-          </w:p>
-        </w:tc>
-      </w:tr>
-      <w:tr>
-        <w:tc>
-          <w:tcPr/>
-          <w:p>
-            <w:pPr>
-              <w:pStyle w:val="Compact"/>
-              <w:jc w:val="left"/>
-            </w:pPr>
-            <w:r>
-              <w:t xml:space="preserve">contacts</w:t>
-            </w:r>
-          </w:p>
-        </w:tc>
-        <w:tc>
-          <w:tcPr/>
-          <w:p>
-            <w:pPr>
-              <w:pStyle w:val="Compact"/>
-              <w:jc w:val="left"/>
-            </w:pPr>
-            <w:r>
-              <w:t xml:space="preserve">*</w:t>
-            </w:r>
-            <w:r>
-              <w:t xml:space="preserve"> </w:t>
-            </w:r>
-            <w:r>
-              <w:t xml:space="preserve"> </w:t>
-            </w:r>
-            <w:hyperlink w:anchor="Contact">
-              <w:r>
-                <w:rPr>
-                  <w:rStyle w:val="Hyperlink"/>
-                </w:rPr>
-                <w:t xml:space="preserve">Contact</w:t>
-              </w:r>
-            </w:hyperlink>
-          </w:p>
-        </w:tc>
-        <w:tc>
-          <w:tcPr/>
-          <w:p>
-            <w:pPr>
-              <w:pStyle w:val="Compact"/>
-              <w:jc w:val="left"/>
-            </w:pPr>
-            <w:r>
-              <w:t xml:space="preserve">Informations de contact (e-mail, site web, réseaux sociaux). Directive : l’e-mail est quasi obligatoire et devrait toujours être fourni lorsqu’il est disponible.</w:t>
-            </w:r>
-          </w:p>
-        </w:tc>
-      </w:tr>
-      <w:tr>
-        <w:tc>
-          <w:tcPr>
-            <w:shd w:val="clear" w:color="auto" w:fill="F2F2F2"/>
-          </w:tcPr>
-          <w:p>
-            <w:pPr>
-              <w:pStyle w:val="Compact"/>
-              <w:jc w:val="left"/>
-            </w:pPr>
-            <w:r>
-              <w:t xml:space="preserve">addresses</w:t>
-            </w:r>
-          </w:p>
-        </w:tc>
-        <w:tc>
-          <w:tcPr>
-            <w:shd w:val="clear" w:color="auto" w:fill="F2F2F2"/>
-          </w:tcPr>
-          <w:p>
-            <w:pPr>
-              <w:pStyle w:val="Compact"/>
-              <w:jc w:val="left"/>
-            </w:pPr>
-            <w:r>
-              <w:t xml:space="preserve">*</w:t>
-            </w:r>
-            <w:r>
-              <w:t xml:space="preserve"> </w:t>
-            </w:r>
-            <w:r>
-              <w:t xml:space="preserve"> </w:t>
-            </w:r>
-            <w:hyperlink w:anchor="Address">
-              <w:r>
-                <w:rPr>
-                  <w:rStyle w:val="Hyperlink"/>
-                </w:rPr>
-                <w:t xml:space="preserve">Address</w:t>
-              </w:r>
-            </w:hyperlink>
-          </w:p>
-        </w:tc>
-        <w:tc>
-          <w:tcPr>
-            <w:shd w:val="clear" w:color="auto" w:fill="F2F2F2"/>
-          </w:tcPr>
-          <w:p>
-            <w:pPr>
-              <w:pStyle w:val="Compact"/>
-              <w:jc w:val="left"/>
-            </w:pPr>
-            <w:r>
-              <w:t xml:space="preserve">Adresses avec type (privée, professionnelle, locale).</w:t>
-            </w:r>
-          </w:p>
-        </w:tc>
-      </w:tr>
-      <w:tr>
-        <w:tc>
-          <w:tcPr/>
-          <w:p>
-            <w:pPr>
-              <w:pStyle w:val="Compact"/>
-              <w:jc w:val="left"/>
-            </w:pPr>
-            <w:r>
-              <w:t xml:space="preserve">statutes_url</w:t>
-            </w:r>
-          </w:p>
-        </w:tc>
-        <w:tc>
-          <w:tcPr/>
+            <w:hyperlink w:anchor="Uriorcurie">
+              <w:r>
+                <w:rPr>
+                  <w:rStyle w:val="Hyperlink"/>
+                </w:rPr>
+                <w:t xml:space="preserve">Uriorcurie</w:t>
+              </w:r>
+            </w:hyperlink>
+          </w:p>
+        </w:tc>
+        <w:tc>
+          <w:tcPr/>
+          <w:p>
+            <w:pPr>
+              <w:pStyle w:val="Compact"/>
+              <w:jc w:val="left"/>
+            </w:pPr>
+            <w:r>
+              <w:t xml:space="preserve">Une URI qui renvoie à une entité Wikidata, par ex. http://www.wikidata.org/entity/Q39 pour la Suisse.</w:t>
+            </w:r>
+            <w:r>
+              <w:t xml:space="preserve"> </w:t>
+            </w:r>
+            <w:r>
+              <w:t xml:space="preserve">Héritage :</w:t>
+            </w:r>
+            <w:r>
+              <w:t xml:space="preserve"> </w:t>
+            </w:r>
+            <w:hyperlink w:anchor="HasIdentification">
+              <w:r>
+                <w:rPr>
+                  <w:rStyle w:val="Hyperlink"/>
+                </w:rPr>
+                <w:t xml:space="preserve">HasIdentification</w:t>
+              </w:r>
+            </w:hyperlink>
+          </w:p>
+        </w:tc>
+      </w:tr>
+      <w:tr>
+        <w:tc>
+          <w:tcPr>
+            <w:shd w:val="clear" w:color="auto" w:fill="F2F2F2"/>
+          </w:tcPr>
+          <w:p>
+            <w:pPr>
+              <w:pStyle w:val="Compact"/>
+              <w:jc w:val="left"/>
+            </w:pPr>
+            <w:r>
+              <w:t xml:space="preserve">date_created</w:t>
+            </w:r>
+          </w:p>
+        </w:tc>
+        <w:tc>
+          <w:tcPr>
+            <w:shd w:val="clear" w:color="auto" w:fill="F2F2F2"/>
+          </w:tcPr>
           <w:p>
             <w:pPr>
               <w:pStyle w:val="Compact"/>
@@ -12763,48 +13211,63 @@
             <w:r>
               <w:t xml:space="preserve"> </w:t>
             </w:r>
-            <w:hyperlink w:anchor="String">
-              <w:r>
-                <w:rPr>
-                  <w:rStyle w:val="Hyperlink"/>
-                </w:rPr>
-                <w:t xml:space="preserve">String</w:t>
-              </w:r>
-            </w:hyperlink>
-          </w:p>
-        </w:tc>
-        <w:tc>
-          <w:tcPr/>
-          <w:p>
-            <w:pPr>
-              <w:pStyle w:val="Compact"/>
-              <w:jc w:val="left"/>
-            </w:pPr>
-            <w:r>
-              <w:t xml:space="preserve">URL vers les statuts du parti (PDF ou page web ; facultatif pour les partis).</w:t>
-            </w:r>
-          </w:p>
-        </w:tc>
-      </w:tr>
-      <w:tr>
-        <w:tc>
-          <w:tcPr>
-            <w:shd w:val="clear" w:color="auto" w:fill="F2F2F2"/>
-          </w:tcPr>
-          <w:p>
-            <w:pPr>
-              <w:pStyle w:val="Compact"/>
-              <w:jc w:val="left"/>
-            </w:pPr>
-            <w:r>
-              <w:t xml:space="preserve">party_color</w:t>
-            </w:r>
-          </w:p>
-        </w:tc>
-        <w:tc>
-          <w:tcPr>
-            <w:shd w:val="clear" w:color="auto" w:fill="F2F2F2"/>
-          </w:tcPr>
+            <w:hyperlink w:anchor="Date">
+              <w:r>
+                <w:rPr>
+                  <w:rStyle w:val="Hyperlink"/>
+                </w:rPr>
+                <w:t xml:space="preserve">Date</w:t>
+              </w:r>
+            </w:hyperlink>
+          </w:p>
+        </w:tc>
+        <w:tc>
+          <w:tcPr>
+            <w:shd w:val="clear" w:color="auto" w:fill="F2F2F2"/>
+          </w:tcPr>
+          <w:p>
+            <w:pPr>
+              <w:pStyle w:val="Compact"/>
+              <w:jc w:val="left"/>
+            </w:pPr>
+            <w:r>
+              <w:t xml:space="preserve">La date à laquelle une entité a été créée.</w:t>
+            </w:r>
+            <w:r>
+              <w:t xml:space="preserve"> </w:t>
+            </w:r>
+            <w:r>
+              <w:t xml:space="preserve">Héritage :</w:t>
+            </w:r>
+            <w:r>
+              <w:t xml:space="preserve"> </w:t>
+            </w:r>
+            <w:hyperlink w:anchor="HasCreationModificationDates">
+              <w:r>
+                <w:rPr>
+                  <w:rStyle w:val="Hyperlink"/>
+                </w:rPr>
+                <w:t xml:space="preserve">HasCreationModificationDates</w:t>
+              </w:r>
+            </w:hyperlink>
+          </w:p>
+        </w:tc>
+      </w:tr>
+      <w:tr>
+        <w:tc>
+          <w:tcPr/>
+          <w:p>
+            <w:pPr>
+              <w:pStyle w:val="Compact"/>
+              <w:jc w:val="left"/>
+            </w:pPr>
+            <w:r>
+              <w:t xml:space="preserve">datetime_created</w:t>
+            </w:r>
+          </w:p>
+        </w:tc>
+        <w:tc>
+          <w:tcPr/>
           <w:p>
             <w:pPr>
               <w:pStyle w:val="Compact"/>
@@ -12819,46 +13282,65 @@
             <w:r>
               <w:t xml:space="preserve"> </w:t>
             </w:r>
-            <w:hyperlink w:anchor="String">
-              <w:r>
-                <w:rPr>
-                  <w:rStyle w:val="Hyperlink"/>
-                </w:rPr>
-                <w:t xml:space="preserve">String</w:t>
-              </w:r>
-            </w:hyperlink>
-          </w:p>
-        </w:tc>
-        <w:tc>
-          <w:tcPr>
-            <w:shd w:val="clear" w:color="auto" w:fill="F2F2F2"/>
-          </w:tcPr>
-          <w:p>
-            <w:pPr>
-              <w:pStyle w:val="Compact"/>
-              <w:jc w:val="left"/>
-            </w:pPr>
-            <w:r>
-              <w:t xml:space="preserve">Couleur du parti sous forme de valeur hexadécimale (facultatif pour les partis, p. ex. « #FF0000 »).</w:t>
-            </w:r>
-          </w:p>
-        </w:tc>
-      </w:tr>
-      <w:tr>
-        <w:tc>
-          <w:tcPr/>
-          <w:p>
-            <w:pPr>
-              <w:pStyle w:val="Compact"/>
-              <w:jc w:val="left"/>
-            </w:pPr>
-            <w:r>
-              <w:t xml:space="preserve">local_id</w:t>
-            </w:r>
-          </w:p>
-        </w:tc>
-        <w:tc>
-          <w:tcPr/>
+            <w:hyperlink w:anchor="Datetime">
+              <w:r>
+                <w:rPr>
+                  <w:rStyle w:val="Hyperlink"/>
+                </w:rPr>
+                <w:t xml:space="preserve">Datetime</w:t>
+              </w:r>
+            </w:hyperlink>
+          </w:p>
+        </w:tc>
+        <w:tc>
+          <w:tcPr/>
+          <w:p>
+            <w:pPr>
+              <w:pStyle w:val="Compact"/>
+              <w:jc w:val="left"/>
+            </w:pPr>
+            <w:r>
+              <w:t xml:space="preserve">La date et l’heure auxquelles une entité a été créée.</w:t>
+            </w:r>
+            <w:r>
+              <w:t xml:space="preserve"> </w:t>
+            </w:r>
+            <w:r>
+              <w:t xml:space="preserve">Héritage :</w:t>
+            </w:r>
+            <w:r>
+              <w:t xml:space="preserve"> </w:t>
+            </w:r>
+            <w:hyperlink w:anchor="HasCreationModificationDates">
+              <w:r>
+                <w:rPr>
+                  <w:rStyle w:val="Hyperlink"/>
+                </w:rPr>
+                <w:t xml:space="preserve">HasCreationModificationDates</w:t>
+              </w:r>
+            </w:hyperlink>
+          </w:p>
+        </w:tc>
+      </w:tr>
+      <w:tr>
+        <w:tc>
+          <w:tcPr>
+            <w:shd w:val="clear" w:color="auto" w:fill="F2F2F2"/>
+          </w:tcPr>
+          <w:p>
+            <w:pPr>
+              <w:pStyle w:val="Compact"/>
+              <w:jc w:val="left"/>
+            </w:pPr>
+            <w:r>
+              <w:t xml:space="preserve">date_modified</w:t>
+            </w:r>
+          </w:p>
+        </w:tc>
+        <w:tc>
+          <w:tcPr>
+            <w:shd w:val="clear" w:color="auto" w:fill="F2F2F2"/>
+          </w:tcPr>
           <w:p>
             <w:pPr>
               <w:pStyle w:val="Compact"/>
@@ -12873,25 +13355,27 @@
             <w:r>
               <w:t xml:space="preserve"> </w:t>
             </w:r>
-            <w:hyperlink w:anchor="String">
-              <w:r>
-                <w:rPr>
-                  <w:rStyle w:val="Hyperlink"/>
-                </w:rPr>
-                <w:t xml:space="preserve">String</w:t>
-              </w:r>
-            </w:hyperlink>
-          </w:p>
-        </w:tc>
-        <w:tc>
-          <w:tcPr/>
-          <w:p>
-            <w:pPr>
-              <w:pStyle w:val="Compact"/>
-              <w:jc w:val="left"/>
-            </w:pPr>
-            <w:r>
-              <w:t xml:space="preserve">Identifiant local. Par exemple, un UUID issu du système d’information du conseil.</w:t>
+            <w:hyperlink w:anchor="Date">
+              <w:r>
+                <w:rPr>
+                  <w:rStyle w:val="Hyperlink"/>
+                </w:rPr>
+                <w:t xml:space="preserve">Date</w:t>
+              </w:r>
+            </w:hyperlink>
+          </w:p>
+        </w:tc>
+        <w:tc>
+          <w:tcPr>
+            <w:shd w:val="clear" w:color="auto" w:fill="F2F2F2"/>
+          </w:tcPr>
+          <w:p>
+            <w:pPr>
+              <w:pStyle w:val="Compact"/>
+              <w:jc w:val="left"/>
+            </w:pPr>
+            <w:r>
+              <w:t xml:space="preserve">La date à laquelle une entité a été modifiée pour la dernière fois.</w:t>
             </w:r>
             <w:r>
               <w:t xml:space="preserve"> </w:t>
@@ -12902,71 +13386,65 @@
             <w:r>
               <w:t xml:space="preserve"> </w:t>
             </w:r>
-            <w:hyperlink w:anchor="HasIdentification">
-              <w:r>
-                <w:rPr>
-                  <w:rStyle w:val="Hyperlink"/>
-                </w:rPr>
-                <w:t xml:space="preserve">HasIdentification</w:t>
-              </w:r>
-            </w:hyperlink>
-          </w:p>
-        </w:tc>
-      </w:tr>
-      <w:tr>
-        <w:tc>
-          <w:tcPr>
-            <w:shd w:val="clear" w:color="auto" w:fill="F2F2F2"/>
-          </w:tcPr>
-          <w:p>
-            <w:pPr>
-              <w:pStyle w:val="Compact"/>
-              <w:jc w:val="left"/>
-            </w:pPr>
-            <w:r>
-              <w:t xml:space="preserve">global_uri</w:t>
-            </w:r>
-          </w:p>
-        </w:tc>
-        <w:tc>
-          <w:tcPr>
-            <w:shd w:val="clear" w:color="auto" w:fill="F2F2F2"/>
-          </w:tcPr>
-          <w:p>
-            <w:pPr>
-              <w:pStyle w:val="Compact"/>
-              <w:jc w:val="left"/>
-            </w:pPr>
-            <w:r>
-              <w:t xml:space="preserve">1</w:t>
-            </w:r>
-            <w:r>
-              <w:t xml:space="preserve"> </w:t>
-            </w:r>
-            <w:r>
-              <w:t xml:space="preserve"> </w:t>
-            </w:r>
-            <w:hyperlink w:anchor="Uriorcurie">
-              <w:r>
-                <w:rPr>
-                  <w:rStyle w:val="Hyperlink"/>
-                </w:rPr>
-                <w:t xml:space="preserve">Uriorcurie</w:t>
-              </w:r>
-            </w:hyperlink>
-          </w:p>
-        </w:tc>
-        <w:tc>
-          <w:tcPr>
-            <w:shd w:val="clear" w:color="auto" w:fill="F2F2F2"/>
-          </w:tcPr>
-          <w:p>
-            <w:pPr>
-              <w:pStyle w:val="Compact"/>
-              <w:jc w:val="left"/>
-            </w:pPr>
-            <w:r>
-              <w:t xml:space="preserve">Une URI unique et globalement valide pour l’entité.</w:t>
+            <w:hyperlink w:anchor="HasCreationModificationDates">
+              <w:r>
+                <w:rPr>
+                  <w:rStyle w:val="Hyperlink"/>
+                </w:rPr>
+                <w:t xml:space="preserve">HasCreationModificationDates</w:t>
+              </w:r>
+            </w:hyperlink>
+          </w:p>
+        </w:tc>
+      </w:tr>
+      <w:tr>
+        <w:tc>
+          <w:tcPr/>
+          <w:p>
+            <w:pPr>
+              <w:pStyle w:val="Compact"/>
+              <w:jc w:val="left"/>
+            </w:pPr>
+            <w:r>
+              <w:t xml:space="preserve">datetime_modified</w:t>
+            </w:r>
+          </w:p>
+        </w:tc>
+        <w:tc>
+          <w:tcPr/>
+          <w:p>
+            <w:pPr>
+              <w:pStyle w:val="Compact"/>
+              <w:jc w:val="left"/>
+            </w:pPr>
+            <w:r>
+              <w:t xml:space="preserve">0..1</w:t>
+            </w:r>
+            <w:r>
+              <w:t xml:space="preserve"> </w:t>
+            </w:r>
+            <w:r>
+              <w:t xml:space="preserve"> </w:t>
+            </w:r>
+            <w:hyperlink w:anchor="Datetime">
+              <w:r>
+                <w:rPr>
+                  <w:rStyle w:val="Hyperlink"/>
+                </w:rPr>
+                <w:t xml:space="preserve">Datetime</w:t>
+              </w:r>
+            </w:hyperlink>
+          </w:p>
+        </w:tc>
+        <w:tc>
+          <w:tcPr/>
+          <w:p>
+            <w:pPr>
+              <w:pStyle w:val="Compact"/>
+              <w:jc w:val="left"/>
+            </w:pPr>
+            <w:r>
+              <w:t xml:space="preserve">La date et l’heure auxquelles une entité a été modifiée pour la dernière fois.</w:t>
             </w:r>
             <w:r>
               <w:t xml:space="preserve"> </w:t>
@@ -12977,32 +13455,36 @@
             <w:r>
               <w:t xml:space="preserve"> </w:t>
             </w:r>
-            <w:hyperlink w:anchor="HasIdentification">
-              <w:r>
-                <w:rPr>
-                  <w:rStyle w:val="Hyperlink"/>
-                </w:rPr>
-                <w:t xml:space="preserve">HasIdentification</w:t>
-              </w:r>
-            </w:hyperlink>
-          </w:p>
-        </w:tc>
-      </w:tr>
-      <w:tr>
-        <w:tc>
-          <w:tcPr/>
-          <w:p>
-            <w:pPr>
-              <w:pStyle w:val="Compact"/>
-              <w:jc w:val="left"/>
-            </w:pPr>
-            <w:r>
-              <w:t xml:space="preserve">wikidata_uri</w:t>
-            </w:r>
-          </w:p>
-        </w:tc>
-        <w:tc>
-          <w:tcPr/>
+            <w:hyperlink w:anchor="HasCreationModificationDates">
+              <w:r>
+                <w:rPr>
+                  <w:rStyle w:val="Hyperlink"/>
+                </w:rPr>
+                <w:t xml:space="preserve">HasCreationModificationDates</w:t>
+              </w:r>
+            </w:hyperlink>
+          </w:p>
+        </w:tc>
+      </w:tr>
+      <w:tr>
+        <w:tc>
+          <w:tcPr>
+            <w:shd w:val="clear" w:color="auto" w:fill="F2F2F2"/>
+          </w:tcPr>
+          <w:p>
+            <w:pPr>
+              <w:pStyle w:val="Compact"/>
+              <w:jc w:val="left"/>
+            </w:pPr>
+            <w:r>
+              <w:t xml:space="preserve">valid_from</w:t>
+            </w:r>
+          </w:p>
+        </w:tc>
+        <w:tc>
+          <w:tcPr>
+            <w:shd w:val="clear" w:color="auto" w:fill="F2F2F2"/>
+          </w:tcPr>
           <w:p>
             <w:pPr>
               <w:pStyle w:val="Compact"/>
@@ -13017,25 +13499,27 @@
             <w:r>
               <w:t xml:space="preserve"> </w:t>
             </w:r>
-            <w:hyperlink w:anchor="Uriorcurie">
-              <w:r>
-                <w:rPr>
-                  <w:rStyle w:val="Hyperlink"/>
-                </w:rPr>
-                <w:t xml:space="preserve">Uriorcurie</w:t>
-              </w:r>
-            </w:hyperlink>
-          </w:p>
-        </w:tc>
-        <w:tc>
-          <w:tcPr/>
-          <w:p>
-            <w:pPr>
-              <w:pStyle w:val="Compact"/>
-              <w:jc w:val="left"/>
-            </w:pPr>
-            <w:r>
-              <w:t xml:space="preserve">Une URI qui renvoie à une entité Wikidata, par ex. http://www.wikidata.org/entity/Q39 pour la Suisse.</w:t>
+            <w:hyperlink w:anchor="Date">
+              <w:r>
+                <w:rPr>
+                  <w:rStyle w:val="Hyperlink"/>
+                </w:rPr>
+                <w:t xml:space="preserve">Date</w:t>
+              </w:r>
+            </w:hyperlink>
+          </w:p>
+        </w:tc>
+        <w:tc>
+          <w:tcPr>
+            <w:shd w:val="clear" w:color="auto" w:fill="F2F2F2"/>
+          </w:tcPr>
+          <w:p>
+            <w:pPr>
+              <w:pStyle w:val="Compact"/>
+              <w:jc w:val="left"/>
+            </w:pPr>
+            <w:r>
+              <w:t xml:space="preserve">La date à partir de laquelle l’information est valable.</w:t>
             </w:r>
             <w:r>
               <w:t xml:space="preserve"> </w:t>
@@ -13046,36 +13530,32 @@
             <w:r>
               <w:t xml:space="preserve"> </w:t>
             </w:r>
-            <w:hyperlink w:anchor="HasIdentification">
-              <w:r>
-                <w:rPr>
-                  <w:rStyle w:val="Hyperlink"/>
-                </w:rPr>
-                <w:t xml:space="preserve">HasIdentification</w:t>
-              </w:r>
-            </w:hyperlink>
-          </w:p>
-        </w:tc>
-      </w:tr>
-      <w:tr>
-        <w:tc>
-          <w:tcPr>
-            <w:shd w:val="clear" w:color="auto" w:fill="F2F2F2"/>
-          </w:tcPr>
-          <w:p>
-            <w:pPr>
-              <w:pStyle w:val="Compact"/>
-              <w:jc w:val="left"/>
-            </w:pPr>
-            <w:r>
-              <w:t xml:space="preserve">date_created</w:t>
-            </w:r>
-          </w:p>
-        </w:tc>
-        <w:tc>
-          <w:tcPr>
-            <w:shd w:val="clear" w:color="auto" w:fill="F2F2F2"/>
-          </w:tcPr>
+            <w:hyperlink w:anchor="HasTemporalValidity">
+              <w:r>
+                <w:rPr>
+                  <w:rStyle w:val="Hyperlink"/>
+                </w:rPr>
+                <w:t xml:space="preserve">HasTemporalValidity</w:t>
+              </w:r>
+            </w:hyperlink>
+          </w:p>
+        </w:tc>
+      </w:tr>
+      <w:tr>
+        <w:tc>
+          <w:tcPr/>
+          <w:p>
+            <w:pPr>
+              <w:pStyle w:val="Compact"/>
+              <w:jc w:val="left"/>
+            </w:pPr>
+            <w:r>
+              <w:t xml:space="preserve">valid_through</w:t>
+            </w:r>
+          </w:p>
+        </w:tc>
+        <w:tc>
+          <w:tcPr/>
           <w:p>
             <w:pPr>
               <w:pStyle w:val="Compact"/>
@@ -13101,16 +13581,14 @@
           </w:p>
         </w:tc>
         <w:tc>
-          <w:tcPr>
-            <w:shd w:val="clear" w:color="auto" w:fill="F2F2F2"/>
-          </w:tcPr>
-          <w:p>
-            <w:pPr>
-              <w:pStyle w:val="Compact"/>
-              <w:jc w:val="left"/>
-            </w:pPr>
-            <w:r>
-              <w:t xml:space="preserve">La date à laquelle une entité a été créée.</w:t>
+          <w:tcPr/>
+          <w:p>
+            <w:pPr>
+              <w:pStyle w:val="Compact"/>
+              <w:jc w:val="left"/>
+            </w:pPr>
+            <w:r>
+              <w:t xml:space="preserve">La date jusqu’à laquelle l’information est valable, incluse.</w:t>
             </w:r>
             <w:r>
               <w:t xml:space="preserve"> </w:t>
@@ -13121,32 +13599,36 @@
             <w:r>
               <w:t xml:space="preserve"> </w:t>
             </w:r>
-            <w:hyperlink w:anchor="HasCreationModificationDates">
-              <w:r>
-                <w:rPr>
-                  <w:rStyle w:val="Hyperlink"/>
-                </w:rPr>
-                <w:t xml:space="preserve">HasCreationModificationDates</w:t>
-              </w:r>
-            </w:hyperlink>
-          </w:p>
-        </w:tc>
-      </w:tr>
-      <w:tr>
-        <w:tc>
-          <w:tcPr/>
-          <w:p>
-            <w:pPr>
-              <w:pStyle w:val="Compact"/>
-              <w:jc w:val="left"/>
-            </w:pPr>
-            <w:r>
-              <w:t xml:space="preserve">datetime_created</w:t>
-            </w:r>
-          </w:p>
-        </w:tc>
-        <w:tc>
-          <w:tcPr/>
+            <w:hyperlink w:anchor="HasTemporalValidity">
+              <w:r>
+                <w:rPr>
+                  <w:rStyle w:val="Hyperlink"/>
+                </w:rPr>
+                <w:t xml:space="preserve">HasTemporalValidity</w:t>
+              </w:r>
+            </w:hyperlink>
+          </w:p>
+        </w:tc>
+      </w:tr>
+      <w:tr>
+        <w:tc>
+          <w:tcPr>
+            <w:shd w:val="clear" w:color="auto" w:fill="F2F2F2"/>
+          </w:tcPr>
+          <w:p>
+            <w:pPr>
+              <w:pStyle w:val="Compact"/>
+              <w:jc w:val="left"/>
+            </w:pPr>
+            <w:r>
+              <w:t xml:space="preserve">is_active</w:t>
+            </w:r>
+          </w:p>
+        </w:tc>
+        <w:tc>
+          <w:tcPr>
+            <w:shd w:val="clear" w:color="auto" w:fill="F2F2F2"/>
+          </w:tcPr>
           <w:p>
             <w:pPr>
               <w:pStyle w:val="Compact"/>
@@ -13161,25 +13643,27 @@
             <w:r>
               <w:t xml:space="preserve"> </w:t>
             </w:r>
-            <w:hyperlink w:anchor="Datetime">
-              <w:r>
-                <w:rPr>
-                  <w:rStyle w:val="Hyperlink"/>
-                </w:rPr>
-                <w:t xml:space="preserve">Datetime</w:t>
-              </w:r>
-            </w:hyperlink>
-          </w:p>
-        </w:tc>
-        <w:tc>
-          <w:tcPr/>
-          <w:p>
-            <w:pPr>
-              <w:pStyle w:val="Compact"/>
-              <w:jc w:val="left"/>
-            </w:pPr>
-            <w:r>
-              <w:t xml:space="preserve">La date et l’heure auxquelles une entité a été créée.</w:t>
+            <w:hyperlink w:anchor="Boolean">
+              <w:r>
+                <w:rPr>
+                  <w:rStyle w:val="Hyperlink"/>
+                </w:rPr>
+                <w:t xml:space="preserve">Boolean</w:t>
+              </w:r>
+            </w:hyperlink>
+          </w:p>
+        </w:tc>
+        <w:tc>
+          <w:tcPr>
+            <w:shd w:val="clear" w:color="auto" w:fill="F2F2F2"/>
+          </w:tcPr>
+          <w:p>
+            <w:pPr>
+              <w:pStyle w:val="Compact"/>
+              <w:jc w:val="left"/>
+            </w:pPr>
+            <w:r>
+              <w:t xml:space="preserve">Indique si l’information est actuellement valable. Peut être utile lorsque cette information est explicitement disponible.</w:t>
             </w:r>
             <w:r>
               <w:t xml:space="preserve"> </w:t>
@@ -13190,225 +13674,6 @@
             <w:r>
               <w:t xml:space="preserve"> </w:t>
             </w:r>
-            <w:hyperlink w:anchor="HasCreationModificationDates">
-              <w:r>
-                <w:rPr>
-                  <w:rStyle w:val="Hyperlink"/>
-                </w:rPr>
-                <w:t xml:space="preserve">HasCreationModificationDates</w:t>
-              </w:r>
-            </w:hyperlink>
-          </w:p>
-        </w:tc>
-      </w:tr>
-      <w:tr>
-        <w:tc>
-          <w:tcPr>
-            <w:shd w:val="clear" w:color="auto" w:fill="F2F2F2"/>
-          </w:tcPr>
-          <w:p>
-            <w:pPr>
-              <w:pStyle w:val="Compact"/>
-              <w:jc w:val="left"/>
-            </w:pPr>
-            <w:r>
-              <w:t xml:space="preserve">date_modified</w:t>
-            </w:r>
-          </w:p>
-        </w:tc>
-        <w:tc>
-          <w:tcPr>
-            <w:shd w:val="clear" w:color="auto" w:fill="F2F2F2"/>
-          </w:tcPr>
-          <w:p>
-            <w:pPr>
-              <w:pStyle w:val="Compact"/>
-              <w:jc w:val="left"/>
-            </w:pPr>
-            <w:r>
-              <w:t xml:space="preserve">0..1</w:t>
-            </w:r>
-            <w:r>
-              <w:t xml:space="preserve"> </w:t>
-            </w:r>
-            <w:r>
-              <w:t xml:space="preserve"> </w:t>
-            </w:r>
-            <w:hyperlink w:anchor="Date">
-              <w:r>
-                <w:rPr>
-                  <w:rStyle w:val="Hyperlink"/>
-                </w:rPr>
-                <w:t xml:space="preserve">Date</w:t>
-              </w:r>
-            </w:hyperlink>
-          </w:p>
-        </w:tc>
-        <w:tc>
-          <w:tcPr>
-            <w:shd w:val="clear" w:color="auto" w:fill="F2F2F2"/>
-          </w:tcPr>
-          <w:p>
-            <w:pPr>
-              <w:pStyle w:val="Compact"/>
-              <w:jc w:val="left"/>
-            </w:pPr>
-            <w:r>
-              <w:t xml:space="preserve">La date à laquelle une entité a été modifiée pour la dernière fois.</w:t>
-            </w:r>
-            <w:r>
-              <w:t xml:space="preserve"> </w:t>
-            </w:r>
-            <w:r>
-              <w:t xml:space="preserve">Héritage :</w:t>
-            </w:r>
-            <w:r>
-              <w:t xml:space="preserve"> </w:t>
-            </w:r>
-            <w:hyperlink w:anchor="HasCreationModificationDates">
-              <w:r>
-                <w:rPr>
-                  <w:rStyle w:val="Hyperlink"/>
-                </w:rPr>
-                <w:t xml:space="preserve">HasCreationModificationDates</w:t>
-              </w:r>
-            </w:hyperlink>
-          </w:p>
-        </w:tc>
-      </w:tr>
-      <w:tr>
-        <w:tc>
-          <w:tcPr/>
-          <w:p>
-            <w:pPr>
-              <w:pStyle w:val="Compact"/>
-              <w:jc w:val="left"/>
-            </w:pPr>
-            <w:r>
-              <w:t xml:space="preserve">datetime_modified</w:t>
-            </w:r>
-          </w:p>
-        </w:tc>
-        <w:tc>
-          <w:tcPr/>
-          <w:p>
-            <w:pPr>
-              <w:pStyle w:val="Compact"/>
-              <w:jc w:val="left"/>
-            </w:pPr>
-            <w:r>
-              <w:t xml:space="preserve">0..1</w:t>
-            </w:r>
-            <w:r>
-              <w:t xml:space="preserve"> </w:t>
-            </w:r>
-            <w:r>
-              <w:t xml:space="preserve"> </w:t>
-            </w:r>
-            <w:hyperlink w:anchor="Datetime">
-              <w:r>
-                <w:rPr>
-                  <w:rStyle w:val="Hyperlink"/>
-                </w:rPr>
-                <w:t xml:space="preserve">Datetime</w:t>
-              </w:r>
-            </w:hyperlink>
-          </w:p>
-        </w:tc>
-        <w:tc>
-          <w:tcPr/>
-          <w:p>
-            <w:pPr>
-              <w:pStyle w:val="Compact"/>
-              <w:jc w:val="left"/>
-            </w:pPr>
-            <w:r>
-              <w:t xml:space="preserve">La date et l’heure auxquelles une entité a été modifiée pour la dernière fois.</w:t>
-            </w:r>
-            <w:r>
-              <w:t xml:space="preserve"> </w:t>
-            </w:r>
-            <w:r>
-              <w:t xml:space="preserve">Héritage :</w:t>
-            </w:r>
-            <w:r>
-              <w:t xml:space="preserve"> </w:t>
-            </w:r>
-            <w:hyperlink w:anchor="HasCreationModificationDates">
-              <w:r>
-                <w:rPr>
-                  <w:rStyle w:val="Hyperlink"/>
-                </w:rPr>
-                <w:t xml:space="preserve">HasCreationModificationDates</w:t>
-              </w:r>
-            </w:hyperlink>
-          </w:p>
-        </w:tc>
-      </w:tr>
-      <w:tr>
-        <w:tc>
-          <w:tcPr>
-            <w:shd w:val="clear" w:color="auto" w:fill="F2F2F2"/>
-          </w:tcPr>
-          <w:p>
-            <w:pPr>
-              <w:pStyle w:val="Compact"/>
-              <w:jc w:val="left"/>
-            </w:pPr>
-            <w:r>
-              <w:t xml:space="preserve">valid_from</w:t>
-            </w:r>
-          </w:p>
-        </w:tc>
-        <w:tc>
-          <w:tcPr>
-            <w:shd w:val="clear" w:color="auto" w:fill="F2F2F2"/>
-          </w:tcPr>
-          <w:p>
-            <w:pPr>
-              <w:pStyle w:val="Compact"/>
-              <w:jc w:val="left"/>
-            </w:pPr>
-            <w:r>
-              <w:t xml:space="preserve">0..1</w:t>
-            </w:r>
-            <w:r>
-              <w:t xml:space="preserve"> </w:t>
-            </w:r>
-            <w:r>
-              <w:t xml:space="preserve"> </w:t>
-            </w:r>
-            <w:hyperlink w:anchor="Date">
-              <w:r>
-                <w:rPr>
-                  <w:rStyle w:val="Hyperlink"/>
-                </w:rPr>
-                <w:t xml:space="preserve">Date</w:t>
-              </w:r>
-            </w:hyperlink>
-          </w:p>
-        </w:tc>
-        <w:tc>
-          <w:tcPr>
-            <w:shd w:val="clear" w:color="auto" w:fill="F2F2F2"/>
-          </w:tcPr>
-          <w:p>
-            <w:pPr>
-              <w:pStyle w:val="Compact"/>
-              <w:jc w:val="left"/>
-            </w:pPr>
-            <w:r>
-              <w:t xml:space="preserve">La date à partir de laquelle l’information est valable.</w:t>
-            </w:r>
-            <w:r>
-              <w:t xml:space="preserve"> </w:t>
-            </w:r>
-            <w:r>
-              <w:t xml:space="preserve">Héritage :</w:t>
-            </w:r>
-            <w:r>
-              <w:t xml:space="preserve"> </w:t>
-            </w:r>
             <w:hyperlink w:anchor="HasTemporalValidity">
               <w:r>
                 <w:rPr>
@@ -13420,153 +13685,9 @@
           </w:p>
         </w:tc>
       </w:tr>
-      <w:tr>
-        <w:tc>
-          <w:tcPr/>
-          <w:p>
-            <w:pPr>
-              <w:pStyle w:val="Compact"/>
-              <w:jc w:val="left"/>
-            </w:pPr>
-            <w:r>
-              <w:t xml:space="preserve">valid_through</w:t>
-            </w:r>
-          </w:p>
-        </w:tc>
-        <w:tc>
-          <w:tcPr/>
-          <w:p>
-            <w:pPr>
-              <w:pStyle w:val="Compact"/>
-              <w:jc w:val="left"/>
-            </w:pPr>
-            <w:r>
-              <w:t xml:space="preserve">0..1</w:t>
-            </w:r>
-            <w:r>
-              <w:t xml:space="preserve"> </w:t>
-            </w:r>
-            <w:r>
-              <w:t xml:space="preserve"> </w:t>
-            </w:r>
-            <w:hyperlink w:anchor="Date">
-              <w:r>
-                <w:rPr>
-                  <w:rStyle w:val="Hyperlink"/>
-                </w:rPr>
-                <w:t xml:space="preserve">Date</w:t>
-              </w:r>
-            </w:hyperlink>
-          </w:p>
-        </w:tc>
-        <w:tc>
-          <w:tcPr/>
-          <w:p>
-            <w:pPr>
-              <w:pStyle w:val="Compact"/>
-              <w:jc w:val="left"/>
-            </w:pPr>
-            <w:r>
-              <w:t xml:space="preserve">La date jusqu’à laquelle l’information est valable, incluse.</w:t>
-            </w:r>
-            <w:r>
-              <w:t xml:space="preserve"> </w:t>
-            </w:r>
-            <w:r>
-              <w:t xml:space="preserve">Héritage :</w:t>
-            </w:r>
-            <w:r>
-              <w:t xml:space="preserve"> </w:t>
-            </w:r>
-            <w:hyperlink w:anchor="HasTemporalValidity">
-              <w:r>
-                <w:rPr>
-                  <w:rStyle w:val="Hyperlink"/>
-                </w:rPr>
-                <w:t xml:space="preserve">HasTemporalValidity</w:t>
-              </w:r>
-            </w:hyperlink>
-          </w:p>
-        </w:tc>
-      </w:tr>
-      <w:tr>
-        <w:tc>
-          <w:tcPr>
-            <w:shd w:val="clear" w:color="auto" w:fill="F2F2F2"/>
-          </w:tcPr>
-          <w:p>
-            <w:pPr>
-              <w:pStyle w:val="Compact"/>
-              <w:jc w:val="left"/>
-            </w:pPr>
-            <w:r>
-              <w:t xml:space="preserve">is_active</w:t>
-            </w:r>
-          </w:p>
-        </w:tc>
-        <w:tc>
-          <w:tcPr>
-            <w:shd w:val="clear" w:color="auto" w:fill="F2F2F2"/>
-          </w:tcPr>
-          <w:p>
-            <w:pPr>
-              <w:pStyle w:val="Compact"/>
-              <w:jc w:val="left"/>
-            </w:pPr>
-            <w:r>
-              <w:t xml:space="preserve">0..1</w:t>
-            </w:r>
-            <w:r>
-              <w:t xml:space="preserve"> </w:t>
-            </w:r>
-            <w:r>
-              <w:t xml:space="preserve"> </w:t>
-            </w:r>
-            <w:hyperlink w:anchor="Boolean">
-              <w:r>
-                <w:rPr>
-                  <w:rStyle w:val="Hyperlink"/>
-                </w:rPr>
-                <w:t xml:space="preserve">Boolean</w:t>
-              </w:r>
-            </w:hyperlink>
-          </w:p>
-        </w:tc>
-        <w:tc>
-          <w:tcPr>
-            <w:shd w:val="clear" w:color="auto" w:fill="F2F2F2"/>
-          </w:tcPr>
-          <w:p>
-            <w:pPr>
-              <w:pStyle w:val="Compact"/>
-              <w:jc w:val="left"/>
-            </w:pPr>
-            <w:r>
-              <w:t xml:space="preserve">Indique si l’information est actuellement valable. Peut être utile lorsque cette information est explicitement disponible.</w:t>
-            </w:r>
-            <w:r>
-              <w:t xml:space="preserve"> </w:t>
-            </w:r>
-            <w:r>
-              <w:t xml:space="preserve">Héritage :</w:t>
-            </w:r>
-            <w:r>
-              <w:t xml:space="preserve"> </w:t>
-            </w:r>
-            <w:hyperlink w:anchor="HasTemporalValidity">
-              <w:r>
-                <w:rPr>
-                  <w:rStyle w:val="Hyperlink"/>
-                </w:rPr>
-                <w:t xml:space="preserve">HasTemporalValidity</w:t>
-              </w:r>
-            </w:hyperlink>
-          </w:p>
-        </w:tc>
-      </w:tr>
     </w:tbl>
-    <w:bookmarkEnd w:id="120"/>
-    <w:bookmarkStart w:id="121" w:name="utilisations-8"/>
+    <w:bookmarkEnd w:id="122"/>
+    <w:bookmarkStart w:id="123" w:name="utilisations-8"/>
     <w:p>
       <w:pPr>
         <w:pStyle w:val="berschrift3"/>
@@ -13715,9 +13836,9 @@
         </w:tc>
       </w:tr>
     </w:tbl>
-    <w:bookmarkEnd w:id="121"/>
-    <w:bookmarkEnd w:id="122"/>
-    <w:bookmarkStart w:id="125" w:name="classe-grouptype"/>
+    <w:bookmarkEnd w:id="123"/>
+    <w:bookmarkEnd w:id="124"/>
+    <w:bookmarkStart w:id="127" w:name="classe-grouptype"/>
     <w:p>
       <w:pPr>
         <w:pStyle w:val="berschrift2"/>
@@ -13746,7 +13867,7 @@
         <w:t xml:space="preserve">__</w:t>
       </w:r>
     </w:p>
-    <w:bookmarkStart w:id="123" w:name="attributs-9"/>
+    <w:bookmarkStart w:id="125" w:name="attributs-9"/>
     <w:p>
       <w:pPr>
         <w:pStyle w:val="berschrift3"/>
@@ -13919,8 +14040,8 @@
         </w:tc>
       </w:tr>
     </w:tbl>
-    <w:bookmarkEnd w:id="123"/>
-    <w:bookmarkStart w:id="124" w:name="utilisations-9"/>
+    <w:bookmarkEnd w:id="125"/>
+    <w:bookmarkStart w:id="126" w:name="utilisations-9"/>
     <w:p>
       <w:pPr>
         <w:pStyle w:val="berschrift3"/>
@@ -14069,9 +14190,9 @@
         </w:tc>
       </w:tr>
     </w:tbl>
-    <w:bookmarkEnd w:id="124"/>
-    <w:bookmarkEnd w:id="125"/>
-    <w:bookmarkStart w:id="149" w:name="enum-grouptypeenum"/>
+    <w:bookmarkEnd w:id="126"/>
+    <w:bookmarkEnd w:id="127"/>
+    <w:bookmarkStart w:id="151" w:name="enum-grouptypeenum"/>
     <w:p>
       <w:pPr>
         <w:pStyle w:val="berschrift2"/>
@@ -14110,7 +14231,7 @@
       <w:r>
         <w:t xml:space="preserve"> </w:t>
       </w:r>
-      <w:hyperlink ns1:id="rId126">
+      <w:hyperlink ns1:id="rId128">
         <w:r>
           <w:rPr>
             <w:rStyle w:val="Hyperlink"/>
@@ -14119,7 +14240,7 @@
         </w:r>
       </w:hyperlink>
     </w:p>
-    <w:bookmarkStart w:id="148" w:name="valeurs-admissibles-3"/>
+    <w:bookmarkStart w:id="150" w:name="valeurs-admissibles-3"/>
     <w:p>
       <w:pPr>
         <w:pStyle w:val="berschrift3"/>
@@ -14214,7 +14335,7 @@
               <w:pStyle w:val="Compact"/>
               <w:jc w:val="left"/>
             </w:pPr>
-            <w:hyperlink ns1:id="rId127">
+            <w:hyperlink ns1:id="rId129">
               <w:r>
                 <w:rPr>
                   <w:rStyle w:val="Hyperlink"/>
@@ -14271,7 +14392,7 @@
               <w:pStyle w:val="Compact"/>
               <w:jc w:val="left"/>
             </w:pPr>
-            <w:hyperlink ns1:id="rId128">
+            <w:hyperlink ns1:id="rId130">
               <w:r>
                 <w:rPr>
                   <w:rStyle w:val="Hyperlink"/>
@@ -14328,7 +14449,7 @@
               <w:pStyle w:val="Compact"/>
               <w:jc w:val="left"/>
             </w:pPr>
-            <w:hyperlink ns1:id="rId129">
+            <w:hyperlink ns1:id="rId131">
               <w:r>
                 <w:rPr>
                   <w:rStyle w:val="Hyperlink"/>
@@ -14385,7 +14506,7 @@
               <w:pStyle w:val="Compact"/>
               <w:jc w:val="left"/>
             </w:pPr>
-            <w:hyperlink ns1:id="rId130">
+            <w:hyperlink ns1:id="rId132">
               <w:r>
                 <w:rPr>
                   <w:rStyle w:val="Hyperlink"/>
@@ -14442,7 +14563,7 @@
               <w:pStyle w:val="Compact"/>
               <w:jc w:val="left"/>
             </w:pPr>
-            <w:hyperlink ns1:id="rId131">
+            <w:hyperlink ns1:id="rId133">
               <w:r>
                 <w:rPr>
                   <w:rStyle w:val="Hyperlink"/>
@@ -14499,7 +14620,7 @@
               <w:pStyle w:val="Compact"/>
               <w:jc w:val="left"/>
             </w:pPr>
-            <w:hyperlink ns1:id="rId132">
+            <w:hyperlink ns1:id="rId134">
               <w:r>
                 <w:rPr>
                   <w:rStyle w:val="Hyperlink"/>
@@ -14556,7 +14677,7 @@
               <w:pStyle w:val="Compact"/>
               <w:jc w:val="left"/>
             </w:pPr>
-            <w:hyperlink ns1:id="rId133">
+            <w:hyperlink ns1:id="rId135">
               <w:r>
                 <w:rPr>
                   <w:rStyle w:val="Hyperlink"/>
@@ -14613,7 +14734,7 @@
               <w:pStyle w:val="Compact"/>
               <w:jc w:val="left"/>
             </w:pPr>
-            <w:hyperlink ns1:id="rId134">
+            <w:hyperlink ns1:id="rId136">
               <w:r>
                 <w:rPr>
                   <w:rStyle w:val="Hyperlink"/>
@@ -14670,7 +14791,7 @@
               <w:pStyle w:val="Compact"/>
               <w:jc w:val="left"/>
             </w:pPr>
-            <w:hyperlink ns1:id="rId135">
+            <w:hyperlink ns1:id="rId137">
               <w:r>
                 <w:rPr>
                   <w:rStyle w:val="Hyperlink"/>
@@ -14727,7 +14848,7 @@
               <w:pStyle w:val="Compact"/>
               <w:jc w:val="left"/>
             </w:pPr>
-            <w:hyperlink ns1:id="rId136">
+            <w:hyperlink ns1:id="rId138">
               <w:r>
                 <w:rPr>
                   <w:rStyle w:val="Hyperlink"/>
@@ -14784,7 +14905,7 @@
               <w:pStyle w:val="Compact"/>
               <w:jc w:val="left"/>
             </w:pPr>
-            <w:hyperlink ns1:id="rId137">
+            <w:hyperlink ns1:id="rId139">
               <w:r>
                 <w:rPr>
                   <w:rStyle w:val="Hyperlink"/>
@@ -14841,7 +14962,7 @@
               <w:pStyle w:val="Compact"/>
               <w:jc w:val="left"/>
             </w:pPr>
-            <w:hyperlink ns1:id="rId138">
+            <w:hyperlink ns1:id="rId140">
               <w:r>
                 <w:rPr>
                   <w:rStyle w:val="Hyperlink"/>
@@ -14898,7 +15019,7 @@
               <w:pStyle w:val="Compact"/>
               <w:jc w:val="left"/>
             </w:pPr>
-            <w:hyperlink ns1:id="rId139">
+            <w:hyperlink ns1:id="rId141">
               <w:r>
                 <w:rPr>
                   <w:rStyle w:val="Hyperlink"/>
@@ -14955,7 +15076,7 @@
               <w:pStyle w:val="Compact"/>
               <w:jc w:val="left"/>
             </w:pPr>
-            <w:hyperlink ns1:id="rId140">
+            <w:hyperlink ns1:id="rId142">
               <w:r>
                 <w:rPr>
                   <w:rStyle w:val="Hyperlink"/>
@@ -15012,7 +15133,7 @@
               <w:pStyle w:val="Compact"/>
               <w:jc w:val="left"/>
             </w:pPr>
-            <w:hyperlink ns1:id="rId141">
+            <w:hyperlink ns1:id="rId143">
               <w:r>
                 <w:rPr>
                   <w:rStyle w:val="Hyperlink"/>
@@ -15069,7 +15190,7 @@
               <w:pStyle w:val="Compact"/>
               <w:jc w:val="left"/>
             </w:pPr>
-            <w:hyperlink ns1:id="rId142">
+            <w:hyperlink ns1:id="rId144">
               <w:r>
                 <w:rPr>
                   <w:rStyle w:val="Hyperlink"/>
@@ -15126,7 +15247,7 @@
               <w:pStyle w:val="Compact"/>
               <w:jc w:val="left"/>
             </w:pPr>
-            <w:hyperlink ns1:id="rId143">
+            <w:hyperlink ns1:id="rId145">
               <w:r>
                 <w:rPr>
                   <w:rStyle w:val="Hyperlink"/>
@@ -15183,7 +15304,7 @@
               <w:pStyle w:val="Compact"/>
               <w:jc w:val="left"/>
             </w:pPr>
-            <w:hyperlink ns1:id="rId144">
+            <w:hyperlink ns1:id="rId146">
               <w:r>
                 <w:rPr>
                   <w:rStyle w:val="Hyperlink"/>
@@ -15240,7 +15361,7 @@
               <w:pStyle w:val="Compact"/>
               <w:jc w:val="left"/>
             </w:pPr>
-            <w:hyperlink ns1:id="rId145">
+            <w:hyperlink ns1:id="rId147">
               <w:r>
                 <w:rPr>
                   <w:rStyle w:val="Hyperlink"/>
@@ -15297,7 +15418,7 @@
               <w:pStyle w:val="Compact"/>
               <w:jc w:val="left"/>
             </w:pPr>
-            <w:hyperlink ns1:id="rId146">
+            <w:hyperlink ns1:id="rId148">
               <w:r>
                 <w:rPr>
                   <w:rStyle w:val="Hyperlink"/>
@@ -15354,7 +15475,7 @@
               <w:pStyle w:val="Compact"/>
               <w:jc w:val="left"/>
             </w:pPr>
-            <w:hyperlink ns1:id="rId147">
+            <w:hyperlink ns1:id="rId149">
               <w:r>
                 <w:rPr>
                   <w:rStyle w:val="Hyperlink"/>
@@ -15366,15 +15487,15 @@
         </w:tc>
       </w:tr>
     </w:tbl>
-    <w:bookmarkEnd w:id="148"/>
+    <w:bookmarkEnd w:id="150"/>
     <w:p>
       <w:r>
         <w:br w:type="page"/>
       </w:r>
     </w:p>
-    <w:bookmarkEnd w:id="149"/>
-    <w:bookmarkEnd w:id="150"/>
-    <w:bookmarkStart w:id="160" w:name="affiliations-memberships"/>
+    <w:bookmarkEnd w:id="151"/>
+    <w:bookmarkEnd w:id="152"/>
+    <w:bookmarkStart w:id="164" w:name="affiliations-memberships"/>
     <w:p>
       <w:pPr>
         <w:pStyle w:val="berschrift1"/>
@@ -15395,7 +15516,7 @@
       <w:pPr>
         <w:numPr>
           <w:ilvl w:val="0"/>
-          <w:numId w:val="1007"/>
+          <w:numId w:val="1009"/>
         </w:numPr>
         <w:pStyle w:val="Compact"/>
       </w:pPr>
@@ -15482,7 +15603,7 @@
       <w:pPr>
         <w:numPr>
           <w:ilvl w:val="0"/>
-          <w:numId w:val="1007"/>
+          <w:numId w:val="1009"/>
         </w:numPr>
         <w:pStyle w:val="Compact"/>
       </w:pPr>
@@ -15534,7 +15655,7 @@
       <w:pPr>
         <w:numPr>
           <w:ilvl w:val="0"/>
-          <w:numId w:val="1007"/>
+          <w:numId w:val="1009"/>
         </w:numPr>
         <w:pStyle w:val="Compact"/>
       </w:pPr>
@@ -15619,7 +15740,7 @@
       <w:pPr>
         <w:numPr>
           <w:ilvl w:val="0"/>
-          <w:numId w:val="1007"/>
+          <w:numId w:val="1009"/>
         </w:numPr>
         <w:pStyle w:val="Compact"/>
       </w:pPr>
@@ -15671,7 +15792,7 @@
       <w:pPr>
         <w:numPr>
           <w:ilvl w:val="0"/>
-          <w:numId w:val="1007"/>
+          <w:numId w:val="1009"/>
         </w:numPr>
         <w:pStyle w:val="Compact"/>
       </w:pPr>
@@ -15728,7 +15849,7 @@
         <w:t xml:space="preserve">est utilisée, assortie d’une désignation libre.</w:t>
       </w:r>
     </w:p>
-    <w:bookmarkStart w:id="153" w:name="classe-membership"/>
+    <w:bookmarkStart w:id="155" w:name="classe-membership"/>
     <w:p>
       <w:pPr>
         <w:pStyle w:val="berschrift2"/>
@@ -15757,7 +15878,7 @@
         <w:t xml:space="preserve">__</w:t>
       </w:r>
     </w:p>
-    <w:bookmarkStart w:id="151" w:name="attributs-10"/>
+    <w:bookmarkStart w:id="153" w:name="attributs-10"/>
     <w:p>
       <w:pPr>
         <w:pStyle w:val="berschrift3"/>
@@ -15844,7 +15965,7 @@
               <w:jc w:val="left"/>
             </w:pPr>
             <w:r>
-              <w:t xml:space="preserve">0..1</w:t>
+              <w:t xml:space="preserve">1</w:t>
             </w:r>
             <w:r>
               <w:t xml:space="preserve"> </w:t>
@@ -15898,7 +16019,7 @@
               <w:jc w:val="left"/>
             </w:pPr>
             <w:r>
-              <w:t xml:space="preserve">0..1</w:t>
+              <w:t xml:space="preserve">1</w:t>
             </w:r>
             <w:r>
               <w:t xml:space="preserve"> </w:t>
@@ -16764,8 +16885,8 @@
         </w:tc>
       </w:tr>
     </w:tbl>
-    <w:bookmarkEnd w:id="151"/>
-    <w:bookmarkStart w:id="152" w:name="utilisations-10"/>
+    <w:bookmarkEnd w:id="153"/>
+    <w:bookmarkStart w:id="154" w:name="utilisations-10"/>
     <w:p>
       <w:pPr>
         <w:pStyle w:val="berschrift3"/>
@@ -16914,9 +17035,9 @@
         </w:tc>
       </w:tr>
     </w:tbl>
-    <w:bookmarkEnd w:id="152"/>
-    <w:bookmarkEnd w:id="153"/>
-    <w:bookmarkStart w:id="156" w:name="classe-roletype"/>
+    <w:bookmarkEnd w:id="154"/>
+    <w:bookmarkEnd w:id="155"/>
+    <w:bookmarkStart w:id="160" w:name="classe-roletype"/>
     <w:p>
       <w:pPr>
         <w:pStyle w:val="berschrift2"/>
@@ -17025,7 +17146,7 @@
         <w:t xml:space="preserve">__</w:t>
       </w:r>
     </w:p>
-    <w:bookmarkStart w:id="154" w:name="attributs-11"/>
+    <w:bookmarkStart w:id="157" w:name="attributs-11"/>
     <w:p>
       <w:pPr>
         <w:pStyle w:val="berschrift3"/>
@@ -17228,8 +17349,60 @@
         </w:tc>
       </w:tr>
     </w:tbl>
-    <w:bookmarkEnd w:id="154"/>
-    <w:bookmarkStart w:id="155" w:name="utilisations-11"/>
+    <w:bookmarkStart w:id="156" w:name="contraintes-2"/>
+    <w:p>
+      <w:pPr>
+        <w:pStyle w:val="berschrift5"/>
+      </w:pPr>
+      <w:r>
+        <w:t xml:space="preserve">Contraintes</w:t>
+      </w:r>
+    </w:p>
+    <w:p>
+      <w:pPr>
+        <w:pStyle w:val="FirstParagraph"/>
+      </w:pPr>
+      <w:r>
+        <w:t xml:space="preserve">Au moins l’un des champs suivants doit être renseigné :</w:t>
+      </w:r>
+    </w:p>
+    <w:p>
+      <w:pPr>
+        <w:numPr>
+          <w:ilvl w:val="0"/>
+          <w:numId w:val="1010"/>
+        </w:numPr>
+        <w:pStyle w:val="Compact"/>
+      </w:pPr>
+      <w:hyperlink w:anchor="role_type_enum">
+        <w:r>
+          <w:rPr>
+            <w:rStyle w:val="Hyperlink"/>
+          </w:rPr>
+          <w:t xml:space="preserve">role_type_enum</w:t>
+        </w:r>
+      </w:hyperlink>
+    </w:p>
+    <w:p>
+      <w:pPr>
+        <w:numPr>
+          <w:ilvl w:val="0"/>
+          <w:numId w:val="1010"/>
+        </w:numPr>
+        <w:pStyle w:val="Compact"/>
+      </w:pPr>
+      <w:hyperlink w:anchor="label">
+        <w:r>
+          <w:rPr>
+            <w:rStyle w:val="Hyperlink"/>
+          </w:rPr>
+          <w:t xml:space="preserve">label</w:t>
+        </w:r>
+      </w:hyperlink>
+    </w:p>
+    <w:bookmarkEnd w:id="156"/>
+    <w:bookmarkEnd w:id="157"/>
+    <w:bookmarkStart w:id="159" w:name="utilisations-11"/>
     <w:p>
       <w:pPr>
         <w:pStyle w:val="berschrift3"/>
@@ -17378,19 +17551,41 @@
         </w:tc>
       </w:tr>
     </w:tbl>
-    <w:bookmarkEnd w:id="155"/>
-    <w:bookmarkEnd w:id="156"/>
-    <w:bookmarkStart w:id="159" w:name="enum-roleenum"/>
+    <w:bookmarkStart w:id="158" w:name="règles"/>
     <w:p>
       <w:pPr>
-        <w:pStyle w:val="berschrift2"/>
-      </w:pPr>
-      <w:r>
-        <w:t xml:space="preserve">Enum: RoleEnum</w:t>
+        <w:pStyle w:val="berschrift5"/>
+      </w:pPr>
+      <w:r>
+        <w:t xml:space="preserve">Règles</w:t>
       </w:r>
     </w:p>
     <w:p>
       <w:pPr>
+        <w:numPr>
+          <w:ilvl w:val="0"/>
+          <w:numId w:val="1011"/>
+        </w:numPr>
+        <w:pStyle w:val="Compact"/>
+      </w:pPr>
+      <w:r>
+        <w:t xml:space="preserve">Si le type de rôle est « other », un libellé descriptif doit être fourni.</w:t>
+      </w:r>
+    </w:p>
+    <w:bookmarkEnd w:id="158"/>
+    <w:bookmarkEnd w:id="159"/>
+    <w:bookmarkEnd w:id="160"/>
+    <w:bookmarkStart w:id="163" w:name="enum-roleenum"/>
+    <w:p>
+      <w:pPr>
+        <w:pStyle w:val="berschrift2"/>
+      </w:pPr>
+      <w:r>
+        <w:t xml:space="preserve">Enum: RoleEnum</w:t>
+      </w:r>
+    </w:p>
+    <w:p>
+      <w:pPr>
         <w:pStyle w:val="FirstParagraph"/>
       </w:pPr>
       <w:r>
@@ -17419,7 +17614,7 @@
       <w:r>
         <w:t xml:space="preserve"> </w:t>
       </w:r>
-      <w:hyperlink ns1:id="rId157">
+      <w:hyperlink ns1:id="rId161">
         <w:r>
           <w:rPr>
             <w:rStyle w:val="Hyperlink"/>
@@ -17428,7 +17623,7 @@
         </w:r>
       </w:hyperlink>
     </w:p>
-    <w:bookmarkStart w:id="158" w:name="valeurs-admissibles-4"/>
+    <w:bookmarkStart w:id="162" w:name="valeurs-admissibles-4"/>
     <w:p>
       <w:pPr>
         <w:pStyle w:val="berschrift3"/>
@@ -17670,15 +17865,15 @@
         </w:tc>
       </w:tr>
     </w:tbl>
-    <w:bookmarkEnd w:id="158"/>
+    <w:bookmarkEnd w:id="162"/>
     <w:p>
       <w:r>
         <w:br w:type="page"/>
       </w:r>
     </w:p>
-    <w:bookmarkEnd w:id="159"/>
-    <w:bookmarkEnd w:id="160"/>
-    <w:bookmarkStart w:id="224" w:name="liens-dintérêts-interest-links"/>
+    <w:bookmarkEnd w:id="163"/>
+    <w:bookmarkEnd w:id="164"/>
+    <w:bookmarkStart w:id="229" w:name="liens-dintérêts-interest-links"/>
     <w:p>
       <w:pPr>
         <w:pStyle w:val="berschrift1"/>
@@ -17697,7 +17892,7 @@
       <w:r>
         <w:t xml:space="preserve"> </w:t>
       </w:r>
-      <w:hyperlink ns1:id="rId161">
+      <w:hyperlink ns1:id="rId165">
         <w:r>
           <w:rPr>
             <w:rStyle w:val="Hyperlink"/>
@@ -17713,7 +17908,7 @@
       <w:pPr>
         <w:numPr>
           <w:ilvl w:val="0"/>
-          <w:numId w:val="1008"/>
+          <w:numId w:val="1012"/>
         </w:numPr>
         <w:pStyle w:val="Compact"/>
       </w:pPr>
@@ -17803,7 +17998,7 @@
       <w:pPr>
         <w:numPr>
           <w:ilvl w:val="0"/>
-          <w:numId w:val="1008"/>
+          <w:numId w:val="1012"/>
         </w:numPr>
         <w:pStyle w:val="Compact"/>
       </w:pPr>
@@ -17840,7 +18035,7 @@
       <w:pPr>
         <w:numPr>
           <w:ilvl w:val="0"/>
-          <w:numId w:val="1008"/>
+          <w:numId w:val="1012"/>
         </w:numPr>
         <w:pStyle w:val="Compact"/>
       </w:pPr>
@@ -17922,7 +18117,7 @@
       <w:pPr>
         <w:numPr>
           <w:ilvl w:val="0"/>
-          <w:numId w:val="1008"/>
+          <w:numId w:val="1012"/>
         </w:numPr>
         <w:pStyle w:val="Compact"/>
       </w:pPr>
@@ -17999,7 +18194,7 @@
         <w:t xml:space="preserve">outre l’organe et la fonction au sein de l’organisation, il est explicitement consigné si la position est rémunérée – un aspect central de la transparence.</w:t>
       </w:r>
     </w:p>
-    <w:bookmarkStart w:id="176" w:name="classe-interestlink"/>
+    <w:bookmarkStart w:id="181" w:name="classe-interestlink"/>
     <w:p>
       <w:pPr>
         <w:pStyle w:val="berschrift2"/>
@@ -18028,7 +18223,7 @@
         <w:t xml:space="preserve">__</w:t>
       </w:r>
     </w:p>
-    <w:bookmarkStart w:id="162" w:name="attributs-12"/>
+    <w:bookmarkStart w:id="167" w:name="attributs-12"/>
     <w:p>
       <w:pPr>
         <w:pStyle w:val="berschrift3"/>
@@ -18115,6 +18310,116 @@
               <w:jc w:val="left"/>
             </w:pPr>
             <w:r>
+              <w:t xml:space="preserve">1</w:t>
+            </w:r>
+            <w:r>
+              <w:t xml:space="preserve"> </w:t>
+            </w:r>
+            <w:r>
+              <w:t xml:space="preserve"> </w:t>
+            </w:r>
+            <w:hyperlink w:anchor="PersonReference">
+              <w:r>
+                <w:rPr>
+                  <w:rStyle w:val="Hyperlink"/>
+                </w:rPr>
+                <w:t xml:space="preserve">PersonReference</w:t>
+              </w:r>
+            </w:hyperlink>
+          </w:p>
+        </w:tc>
+        <w:tc>
+          <w:tcPr>
+            <w:shd w:val="clear" w:color="auto" w:fill="F2F2F2"/>
+          </w:tcPr>
+          <w:p>
+            <w:pPr>
+              <w:pStyle w:val="Compact"/>
+              <w:jc w:val="left"/>
+            </w:pPr>
+            <w:r>
+              <w:t xml:space="preserve">Référence à une personne avec des données instantanées au moment de la mise en relation.</w:t>
+            </w:r>
+          </w:p>
+        </w:tc>
+      </w:tr>
+      <w:tr>
+        <w:tc>
+          <w:tcPr/>
+          <w:p>
+            <w:pPr>
+              <w:pStyle w:val="Compact"/>
+              <w:jc w:val="left"/>
+            </w:pPr>
+            <w:r>
+              <w:t xml:space="preserve">interest_type</w:t>
+            </w:r>
+          </w:p>
+        </w:tc>
+        <w:tc>
+          <w:tcPr/>
+          <w:p>
+            <w:pPr>
+              <w:pStyle w:val="Compact"/>
+              <w:jc w:val="left"/>
+            </w:pPr>
+            <w:r>
+              <w:t xml:space="preserve">1</w:t>
+            </w:r>
+            <w:r>
+              <w:t xml:space="preserve"> </w:t>
+            </w:r>
+            <w:r>
+              <w:t xml:space="preserve"> </w:t>
+            </w:r>
+            <w:hyperlink w:anchor="InterestTypeEnum">
+              <w:r>
+                <w:rPr>
+                  <w:rStyle w:val="Hyperlink"/>
+                </w:rPr>
+                <w:t xml:space="preserve">InterestTypeEnum</w:t>
+              </w:r>
+            </w:hyperlink>
+          </w:p>
+        </w:tc>
+        <w:tc>
+          <w:tcPr/>
+          <w:p>
+            <w:pPr>
+              <w:pStyle w:val="Compact"/>
+              <w:jc w:val="left"/>
+            </w:pPr>
+            <w:r>
+              <w:t xml:space="preserve">Type de lien d’intérêts (activité professionnelle, mandat politique, association).</w:t>
+            </w:r>
+          </w:p>
+        </w:tc>
+      </w:tr>
+      <w:tr>
+        <w:tc>
+          <w:tcPr>
+            <w:shd w:val="clear" w:color="auto" w:fill="F2F2F2"/>
+          </w:tcPr>
+          <w:p>
+            <w:pPr>
+              <w:pStyle w:val="Compact"/>
+              <w:jc w:val="left"/>
+            </w:pPr>
+            <w:r>
+              <w:t xml:space="preserve">organization_name</w:t>
+            </w:r>
+          </w:p>
+        </w:tc>
+        <w:tc>
+          <w:tcPr>
+            <w:shd w:val="clear" w:color="auto" w:fill="F2F2F2"/>
+          </w:tcPr>
+          <w:p>
+            <w:pPr>
+              <w:pStyle w:val="Compact"/>
+              <w:jc w:val="left"/>
+            </w:pPr>
+            <w:r>
               <w:t xml:space="preserve">0..1</w:t>
             </w:r>
             <w:r>
@@ -18123,46 +18428,449 @@
             <w:r>
               <w:t xml:space="preserve"> </w:t>
             </w:r>
-            <w:hyperlink w:anchor="PersonReference">
-              <w:r>
-                <w:rPr>
-                  <w:rStyle w:val="Hyperlink"/>
-                </w:rPr>
-                <w:t xml:space="preserve">PersonReference</w:t>
-              </w:r>
-            </w:hyperlink>
-          </w:p>
-        </w:tc>
-        <w:tc>
-          <w:tcPr>
-            <w:shd w:val="clear" w:color="auto" w:fill="F2F2F2"/>
-          </w:tcPr>
-          <w:p>
-            <w:pPr>
-              <w:pStyle w:val="Compact"/>
-              <w:jc w:val="left"/>
-            </w:pPr>
-            <w:r>
-              <w:t xml:space="preserve">Référence à une personne avec des données instantanées au moment de la mise en relation.</w:t>
-            </w:r>
-          </w:p>
-        </w:tc>
-      </w:tr>
-      <w:tr>
-        <w:tc>
-          <w:tcPr/>
-          <w:p>
-            <w:pPr>
-              <w:pStyle w:val="Compact"/>
-              <w:jc w:val="left"/>
-            </w:pPr>
-            <w:r>
-              <w:t xml:space="preserve">interest_type</w:t>
-            </w:r>
-          </w:p>
-        </w:tc>
-        <w:tc>
-          <w:tcPr/>
+            <w:hyperlink w:anchor="String">
+              <w:r>
+                <w:rPr>
+                  <w:rStyle w:val="Hyperlink"/>
+                </w:rPr>
+                <w:t xml:space="preserve">String</w:t>
+              </w:r>
+            </w:hyperlink>
+          </w:p>
+        </w:tc>
+        <w:tc>
+          <w:tcPr>
+            <w:shd w:val="clear" w:color="auto" w:fill="F2F2F2"/>
+          </w:tcPr>
+          <w:p>
+            <w:pPr>
+              <w:pStyle w:val="Compact"/>
+              <w:jc w:val="left"/>
+            </w:pPr>
+            <w:r>
+              <w:t xml:space="preserve">Nom de l’organisation ou de l’entreprise.</w:t>
+            </w:r>
+          </w:p>
+        </w:tc>
+      </w:tr>
+      <w:tr>
+        <w:tc>
+          <w:tcPr/>
+          <w:p>
+            <w:pPr>
+              <w:pStyle w:val="Compact"/>
+              <w:jc w:val="left"/>
+            </w:pPr>
+            <w:r>
+              <w:t xml:space="preserve">organization_uid</w:t>
+            </w:r>
+          </w:p>
+        </w:tc>
+        <w:tc>
+          <w:tcPr/>
+          <w:p>
+            <w:pPr>
+              <w:pStyle w:val="Compact"/>
+              <w:jc w:val="left"/>
+            </w:pPr>
+            <w:r>
+              <w:t xml:space="preserve">0..1</w:t>
+            </w:r>
+            <w:r>
+              <w:t xml:space="preserve"> </w:t>
+            </w:r>
+            <w:r>
+              <w:t xml:space="preserve"> </w:t>
+            </w:r>
+            <w:hyperlink w:anchor="String">
+              <w:r>
+                <w:rPr>
+                  <w:rStyle w:val="Hyperlink"/>
+                </w:rPr>
+                <w:t xml:space="preserve">String</w:t>
+              </w:r>
+            </w:hyperlink>
+          </w:p>
+        </w:tc>
+        <w:tc>
+          <w:tcPr/>
+          <w:p>
+            <w:pPr>
+              <w:pStyle w:val="Compact"/>
+              <w:jc w:val="left"/>
+            </w:pPr>
+            <w:r>
+              <w:t xml:space="preserve">IDE de l’organisation (format eCH-0097 : CHE-XXX.XXX.XXX) issu du registre fédéral IDE (uid.admin.ch).</w:t>
+            </w:r>
+          </w:p>
+        </w:tc>
+      </w:tr>
+      <w:tr>
+        <w:tc>
+          <w:tcPr>
+            <w:shd w:val="clear" w:color="auto" w:fill="F2F2F2"/>
+          </w:tcPr>
+          <w:p>
+            <w:pPr>
+              <w:pStyle w:val="Compact"/>
+              <w:jc w:val="left"/>
+            </w:pPr>
+            <w:r>
+              <w:t xml:space="preserve">organization_address</w:t>
+            </w:r>
+          </w:p>
+        </w:tc>
+        <w:tc>
+          <w:tcPr>
+            <w:shd w:val="clear" w:color="auto" w:fill="F2F2F2"/>
+          </w:tcPr>
+          <w:p>
+            <w:pPr>
+              <w:pStyle w:val="Compact"/>
+              <w:jc w:val="left"/>
+            </w:pPr>
+            <w:r>
+              <w:t xml:space="preserve">0..1</w:t>
+            </w:r>
+            <w:r>
+              <w:t xml:space="preserve"> </w:t>
+            </w:r>
+            <w:r>
+              <w:t xml:space="preserve"> </w:t>
+            </w:r>
+            <w:hyperlink w:anchor="String">
+              <w:r>
+                <w:rPr>
+                  <w:rStyle w:val="Hyperlink"/>
+                </w:rPr>
+                <w:t xml:space="preserve">String</w:t>
+              </w:r>
+            </w:hyperlink>
+          </w:p>
+        </w:tc>
+        <w:tc>
+          <w:tcPr>
+            <w:shd w:val="clear" w:color="auto" w:fill="F2F2F2"/>
+          </w:tcPr>
+          <w:p>
+            <w:pPr>
+              <w:pStyle w:val="Compact"/>
+              <w:jc w:val="left"/>
+            </w:pPr>
+            <w:r>
+              <w:t xml:space="preserve">Adresse de l’organisation.</w:t>
+            </w:r>
+          </w:p>
+        </w:tc>
+      </w:tr>
+      <w:tr>
+        <w:tc>
+          <w:tcPr/>
+          <w:p>
+            <w:pPr>
+              <w:pStyle w:val="Compact"/>
+              <w:jc w:val="left"/>
+            </w:pPr>
+            <w:r>
+              <w:t xml:space="preserve">legal_form</w:t>
+            </w:r>
+          </w:p>
+        </w:tc>
+        <w:tc>
+          <w:tcPr/>
+          <w:p>
+            <w:pPr>
+              <w:pStyle w:val="Compact"/>
+              <w:jc w:val="left"/>
+            </w:pPr>
+            <w:r>
+              <w:t xml:space="preserve">0..1</w:t>
+            </w:r>
+            <w:r>
+              <w:t xml:space="preserve"> </w:t>
+            </w:r>
+            <w:r>
+              <w:t xml:space="preserve"> </w:t>
+            </w:r>
+            <w:hyperlink w:anchor="LegalFormEnum">
+              <w:r>
+                <w:rPr>
+                  <w:rStyle w:val="Hyperlink"/>
+                </w:rPr>
+                <w:t xml:space="preserve">LegalFormEnum</w:t>
+              </w:r>
+            </w:hyperlink>
+          </w:p>
+        </w:tc>
+        <w:tc>
+          <w:tcPr/>
+          <w:p>
+            <w:pPr>
+              <w:pStyle w:val="Compact"/>
+              <w:jc w:val="left"/>
+            </w:pPr>
+            <w:r>
+              <w:t xml:space="preserve">Forme juridique de l’organisation. Voir le vocabulaire contrôlé : https://register.ld.admin.ch/i14y/concept/legalForm</w:t>
+            </w:r>
+          </w:p>
+        </w:tc>
+      </w:tr>
+      <w:tr>
+        <w:tc>
+          <w:tcPr>
+            <w:shd w:val="clear" w:color="auto" w:fill="F2F2F2"/>
+          </w:tcPr>
+          <w:p>
+            <w:pPr>
+              <w:pStyle w:val="Compact"/>
+              <w:jc w:val="left"/>
+            </w:pPr>
+            <w:r>
+              <w:t xml:space="preserve">is_paid</w:t>
+            </w:r>
+          </w:p>
+        </w:tc>
+        <w:tc>
+          <w:tcPr>
+            <w:shd w:val="clear" w:color="auto" w:fill="F2F2F2"/>
+          </w:tcPr>
+          <w:p>
+            <w:pPr>
+              <w:pStyle w:val="Compact"/>
+              <w:jc w:val="left"/>
+            </w:pPr>
+            <w:r>
+              <w:t xml:space="preserve">0..1</w:t>
+            </w:r>
+            <w:r>
+              <w:t xml:space="preserve"> </w:t>
+            </w:r>
+            <w:r>
+              <w:t xml:space="preserve"> </w:t>
+            </w:r>
+            <w:hyperlink w:anchor="Boolean">
+              <w:r>
+                <w:rPr>
+                  <w:rStyle w:val="Hyperlink"/>
+                </w:rPr>
+                <w:t xml:space="preserve">Boolean</w:t>
+              </w:r>
+            </w:hyperlink>
+          </w:p>
+        </w:tc>
+        <w:tc>
+          <w:tcPr>
+            <w:shd w:val="clear" w:color="auto" w:fill="F2F2F2"/>
+          </w:tcPr>
+          <w:p>
+            <w:pPr>
+              <w:pStyle w:val="Compact"/>
+              <w:jc w:val="left"/>
+            </w:pPr>
+            <w:r>
+              <w:t xml:space="preserve">Indique si le poste est rémunéré.</w:t>
+            </w:r>
+          </w:p>
+        </w:tc>
+      </w:tr>
+      <w:tr>
+        <w:tc>
+          <w:tcPr/>
+          <w:p>
+            <w:pPr>
+              <w:pStyle w:val="Compact"/>
+              <w:jc w:val="left"/>
+            </w:pPr>
+            <w:r>
+              <w:t xml:space="preserve">committee</w:t>
+            </w:r>
+          </w:p>
+        </w:tc>
+        <w:tc>
+          <w:tcPr/>
+          <w:p>
+            <w:pPr>
+              <w:pStyle w:val="Compact"/>
+              <w:jc w:val="left"/>
+            </w:pPr>
+            <w:r>
+              <w:t xml:space="preserve">0..1</w:t>
+            </w:r>
+            <w:r>
+              <w:t xml:space="preserve"> </w:t>
+            </w:r>
+            <w:r>
+              <w:t xml:space="preserve"> </w:t>
+            </w:r>
+            <w:hyperlink w:anchor="String">
+              <w:r>
+                <w:rPr>
+                  <w:rStyle w:val="Hyperlink"/>
+                </w:rPr>
+                <w:t xml:space="preserve">String</w:t>
+              </w:r>
+            </w:hyperlink>
+          </w:p>
+        </w:tc>
+        <w:tc>
+          <w:tcPr/>
+          <w:p>
+            <w:pPr>
+              <w:pStyle w:val="Compact"/>
+              <w:jc w:val="left"/>
+            </w:pPr>
+            <w:r>
+              <w:t xml:space="preserve">Comité ou organe au sein de l’organisation (p. ex. conseil d’administration, conseil de fondation, comité directeur, conseil de surveillance, comité consultatif, direction).</w:t>
+            </w:r>
+          </w:p>
+        </w:tc>
+      </w:tr>
+      <w:tr>
+        <w:tc>
+          <w:tcPr>
+            <w:shd w:val="clear" w:color="auto" w:fill="F2F2F2"/>
+          </w:tcPr>
+          <w:p>
+            <w:pPr>
+              <w:pStyle w:val="Compact"/>
+              <w:jc w:val="left"/>
+            </w:pPr>
+            <w:r>
+              <w:t xml:space="preserve">function_role</w:t>
+            </w:r>
+          </w:p>
+        </w:tc>
+        <w:tc>
+          <w:tcPr>
+            <w:shd w:val="clear" w:color="auto" w:fill="F2F2F2"/>
+          </w:tcPr>
+          <w:p>
+            <w:pPr>
+              <w:pStyle w:val="Compact"/>
+              <w:jc w:val="left"/>
+            </w:pPr>
+            <w:r>
+              <w:t xml:space="preserve">0..1</w:t>
+            </w:r>
+            <w:r>
+              <w:t xml:space="preserve"> </w:t>
+            </w:r>
+            <w:r>
+              <w:t xml:space="preserve"> </w:t>
+            </w:r>
+            <w:hyperlink w:anchor="String">
+              <w:r>
+                <w:rPr>
+                  <w:rStyle w:val="Hyperlink"/>
+                </w:rPr>
+                <w:t xml:space="preserve">String</w:t>
+              </w:r>
+            </w:hyperlink>
+          </w:p>
+        </w:tc>
+        <w:tc>
+          <w:tcPr>
+            <w:shd w:val="clear" w:color="auto" w:fill="F2F2F2"/>
+          </w:tcPr>
+          <w:p>
+            <w:pPr>
+              <w:pStyle w:val="Compact"/>
+              <w:jc w:val="left"/>
+            </w:pPr>
+            <w:r>
+              <w:t xml:space="preserve">Fonction ou rôle dans l’organisation (p. ex. président/e, vice-président/e, membre, délégué, directeur/directrice, conseiller/ère).</w:t>
+            </w:r>
+          </w:p>
+        </w:tc>
+      </w:tr>
+      <w:tr>
+        <w:tc>
+          <w:tcPr/>
+          <w:p>
+            <w:pPr>
+              <w:pStyle w:val="Compact"/>
+              <w:jc w:val="left"/>
+            </w:pPr>
+            <w:r>
+              <w:t xml:space="preserve">local_id</w:t>
+            </w:r>
+          </w:p>
+        </w:tc>
+        <w:tc>
+          <w:tcPr/>
+          <w:p>
+            <w:pPr>
+              <w:pStyle w:val="Compact"/>
+              <w:jc w:val="left"/>
+            </w:pPr>
+            <w:r>
+              <w:t xml:space="preserve">0..1</w:t>
+            </w:r>
+            <w:r>
+              <w:t xml:space="preserve"> </w:t>
+            </w:r>
+            <w:r>
+              <w:t xml:space="preserve"> </w:t>
+            </w:r>
+            <w:hyperlink w:anchor="String">
+              <w:r>
+                <w:rPr>
+                  <w:rStyle w:val="Hyperlink"/>
+                </w:rPr>
+                <w:t xml:space="preserve">String</w:t>
+              </w:r>
+            </w:hyperlink>
+          </w:p>
+        </w:tc>
+        <w:tc>
+          <w:tcPr/>
+          <w:p>
+            <w:pPr>
+              <w:pStyle w:val="Compact"/>
+              <w:jc w:val="left"/>
+            </w:pPr>
+            <w:r>
+              <w:t xml:space="preserve">Identifiant local. Par exemple, un UUID issu du système d’information du conseil.</w:t>
+            </w:r>
+            <w:r>
+              <w:t xml:space="preserve"> </w:t>
+            </w:r>
+            <w:r>
+              <w:t xml:space="preserve">Héritage :</w:t>
+            </w:r>
+            <w:r>
+              <w:t xml:space="preserve"> </w:t>
+            </w:r>
+            <w:hyperlink w:anchor="HasIdentification">
+              <w:r>
+                <w:rPr>
+                  <w:rStyle w:val="Hyperlink"/>
+                </w:rPr>
+                <w:t xml:space="preserve">HasIdentification</w:t>
+              </w:r>
+            </w:hyperlink>
+          </w:p>
+        </w:tc>
+      </w:tr>
+      <w:tr>
+        <w:tc>
+          <w:tcPr>
+            <w:shd w:val="clear" w:color="auto" w:fill="F2F2F2"/>
+          </w:tcPr>
+          <w:p>
+            <w:pPr>
+              <w:pStyle w:val="Compact"/>
+              <w:jc w:val="left"/>
+            </w:pPr>
+            <w:r>
+              <w:t xml:space="preserve">global_uri</w:t>
+            </w:r>
+          </w:p>
+        </w:tc>
+        <w:tc>
+          <w:tcPr>
+            <w:shd w:val="clear" w:color="auto" w:fill="F2F2F2"/>
+          </w:tcPr>
           <w:p>
             <w:pPr>
               <w:pStyle w:val="Compact"/>
@@ -18177,48 +18885,63 @@
             <w:r>
               <w:t xml:space="preserve"> </w:t>
             </w:r>
-            <w:hyperlink w:anchor="InterestTypeEnum">
-              <w:r>
-                <w:rPr>
-                  <w:rStyle w:val="Hyperlink"/>
-                </w:rPr>
-                <w:t xml:space="preserve">InterestTypeEnum</w:t>
-              </w:r>
-            </w:hyperlink>
-          </w:p>
-        </w:tc>
-        <w:tc>
-          <w:tcPr/>
-          <w:p>
-            <w:pPr>
-              <w:pStyle w:val="Compact"/>
-              <w:jc w:val="left"/>
-            </w:pPr>
-            <w:r>
-              <w:t xml:space="preserve">Type de lien d’intérêts (activité professionnelle, mandat politique, association).</w:t>
-            </w:r>
-          </w:p>
-        </w:tc>
-      </w:tr>
-      <w:tr>
-        <w:tc>
-          <w:tcPr>
-            <w:shd w:val="clear" w:color="auto" w:fill="F2F2F2"/>
-          </w:tcPr>
-          <w:p>
-            <w:pPr>
-              <w:pStyle w:val="Compact"/>
-              <w:jc w:val="left"/>
-            </w:pPr>
-            <w:r>
-              <w:t xml:space="preserve">organization_name</w:t>
-            </w:r>
-          </w:p>
-        </w:tc>
-        <w:tc>
-          <w:tcPr>
-            <w:shd w:val="clear" w:color="auto" w:fill="F2F2F2"/>
-          </w:tcPr>
+            <w:hyperlink w:anchor="Uriorcurie">
+              <w:r>
+                <w:rPr>
+                  <w:rStyle w:val="Hyperlink"/>
+                </w:rPr>
+                <w:t xml:space="preserve">Uriorcurie</w:t>
+              </w:r>
+            </w:hyperlink>
+          </w:p>
+        </w:tc>
+        <w:tc>
+          <w:tcPr>
+            <w:shd w:val="clear" w:color="auto" w:fill="F2F2F2"/>
+          </w:tcPr>
+          <w:p>
+            <w:pPr>
+              <w:pStyle w:val="Compact"/>
+              <w:jc w:val="left"/>
+            </w:pPr>
+            <w:r>
+              <w:t xml:space="preserve">Une URI unique et globalement valide pour l’entité.</w:t>
+            </w:r>
+            <w:r>
+              <w:t xml:space="preserve"> </w:t>
+            </w:r>
+            <w:r>
+              <w:t xml:space="preserve">Héritage :</w:t>
+            </w:r>
+            <w:r>
+              <w:t xml:space="preserve"> </w:t>
+            </w:r>
+            <w:hyperlink w:anchor="HasIdentification">
+              <w:r>
+                <w:rPr>
+                  <w:rStyle w:val="Hyperlink"/>
+                </w:rPr>
+                <w:t xml:space="preserve">HasIdentification</w:t>
+              </w:r>
+            </w:hyperlink>
+          </w:p>
+        </w:tc>
+      </w:tr>
+      <w:tr>
+        <w:tc>
+          <w:tcPr/>
+          <w:p>
+            <w:pPr>
+              <w:pStyle w:val="Compact"/>
+              <w:jc w:val="left"/>
+            </w:pPr>
+            <w:r>
+              <w:t xml:space="preserve">wikidata_uri</w:t>
+            </w:r>
+          </w:p>
+        </w:tc>
+        <w:tc>
+          <w:tcPr/>
           <w:p>
             <w:pPr>
               <w:pStyle w:val="Compact"/>
@@ -18233,46 +18956,65 @@
             <w:r>
               <w:t xml:space="preserve"> </w:t>
             </w:r>
-            <w:hyperlink w:anchor="String">
-              <w:r>
-                <w:rPr>
-                  <w:rStyle w:val="Hyperlink"/>
-                </w:rPr>
-                <w:t xml:space="preserve">String</w:t>
-              </w:r>
-            </w:hyperlink>
-          </w:p>
-        </w:tc>
-        <w:tc>
-          <w:tcPr>
-            <w:shd w:val="clear" w:color="auto" w:fill="F2F2F2"/>
-          </w:tcPr>
-          <w:p>
-            <w:pPr>
-              <w:pStyle w:val="Compact"/>
-              <w:jc w:val="left"/>
-            </w:pPr>
-            <w:r>
-              <w:t xml:space="preserve">Nom de l’organisation ou de l’entreprise.</w:t>
-            </w:r>
-          </w:p>
-        </w:tc>
-      </w:tr>
-      <w:tr>
-        <w:tc>
-          <w:tcPr/>
-          <w:p>
-            <w:pPr>
-              <w:pStyle w:val="Compact"/>
-              <w:jc w:val="left"/>
-            </w:pPr>
-            <w:r>
-              <w:t xml:space="preserve">organization_uid</w:t>
-            </w:r>
-          </w:p>
-        </w:tc>
-        <w:tc>
-          <w:tcPr/>
+            <w:hyperlink w:anchor="Uriorcurie">
+              <w:r>
+                <w:rPr>
+                  <w:rStyle w:val="Hyperlink"/>
+                </w:rPr>
+                <w:t xml:space="preserve">Uriorcurie</w:t>
+              </w:r>
+            </w:hyperlink>
+          </w:p>
+        </w:tc>
+        <w:tc>
+          <w:tcPr/>
+          <w:p>
+            <w:pPr>
+              <w:pStyle w:val="Compact"/>
+              <w:jc w:val="left"/>
+            </w:pPr>
+            <w:r>
+              <w:t xml:space="preserve">Une URI qui renvoie à une entité Wikidata, par ex. http://www.wikidata.org/entity/Q39 pour la Suisse.</w:t>
+            </w:r>
+            <w:r>
+              <w:t xml:space="preserve"> </w:t>
+            </w:r>
+            <w:r>
+              <w:t xml:space="preserve">Héritage :</w:t>
+            </w:r>
+            <w:r>
+              <w:t xml:space="preserve"> </w:t>
+            </w:r>
+            <w:hyperlink w:anchor="HasIdentification">
+              <w:r>
+                <w:rPr>
+                  <w:rStyle w:val="Hyperlink"/>
+                </w:rPr>
+                <w:t xml:space="preserve">HasIdentification</w:t>
+              </w:r>
+            </w:hyperlink>
+          </w:p>
+        </w:tc>
+      </w:tr>
+      <w:tr>
+        <w:tc>
+          <w:tcPr>
+            <w:shd w:val="clear" w:color="auto" w:fill="F2F2F2"/>
+          </w:tcPr>
+          <w:p>
+            <w:pPr>
+              <w:pStyle w:val="Compact"/>
+              <w:jc w:val="left"/>
+            </w:pPr>
+            <w:r>
+              <w:t xml:space="preserve">date_created</w:t>
+            </w:r>
+          </w:p>
+        </w:tc>
+        <w:tc>
+          <w:tcPr>
+            <w:shd w:val="clear" w:color="auto" w:fill="F2F2F2"/>
+          </w:tcPr>
           <w:p>
             <w:pPr>
               <w:pStyle w:val="Compact"/>
@@ -18287,48 +19029,63 @@
             <w:r>
               <w:t xml:space="preserve"> </w:t>
             </w:r>
-            <w:hyperlink w:anchor="String">
-              <w:r>
-                <w:rPr>
-                  <w:rStyle w:val="Hyperlink"/>
-                </w:rPr>
-                <w:t xml:space="preserve">String</w:t>
-              </w:r>
-            </w:hyperlink>
-          </w:p>
-        </w:tc>
-        <w:tc>
-          <w:tcPr/>
-          <w:p>
-            <w:pPr>
-              <w:pStyle w:val="Compact"/>
-              <w:jc w:val="left"/>
-            </w:pPr>
-            <w:r>
-              <w:t xml:space="preserve">IDE de l’organisation (format eCH-0097 : CHE-XXX.XXX.XXX) issu du registre fédéral IDE (uid.admin.ch).</w:t>
-            </w:r>
-          </w:p>
-        </w:tc>
-      </w:tr>
-      <w:tr>
-        <w:tc>
-          <w:tcPr>
-            <w:shd w:val="clear" w:color="auto" w:fill="F2F2F2"/>
-          </w:tcPr>
-          <w:p>
-            <w:pPr>
-              <w:pStyle w:val="Compact"/>
-              <w:jc w:val="left"/>
-            </w:pPr>
-            <w:r>
-              <w:t xml:space="preserve">organization_address</w:t>
-            </w:r>
-          </w:p>
-        </w:tc>
-        <w:tc>
-          <w:tcPr>
-            <w:shd w:val="clear" w:color="auto" w:fill="F2F2F2"/>
-          </w:tcPr>
+            <w:hyperlink w:anchor="Date">
+              <w:r>
+                <w:rPr>
+                  <w:rStyle w:val="Hyperlink"/>
+                </w:rPr>
+                <w:t xml:space="preserve">Date</w:t>
+              </w:r>
+            </w:hyperlink>
+          </w:p>
+        </w:tc>
+        <w:tc>
+          <w:tcPr>
+            <w:shd w:val="clear" w:color="auto" w:fill="F2F2F2"/>
+          </w:tcPr>
+          <w:p>
+            <w:pPr>
+              <w:pStyle w:val="Compact"/>
+              <w:jc w:val="left"/>
+            </w:pPr>
+            <w:r>
+              <w:t xml:space="preserve">La date à laquelle une entité a été créée.</w:t>
+            </w:r>
+            <w:r>
+              <w:t xml:space="preserve"> </w:t>
+            </w:r>
+            <w:r>
+              <w:t xml:space="preserve">Héritage :</w:t>
+            </w:r>
+            <w:r>
+              <w:t xml:space="preserve"> </w:t>
+            </w:r>
+            <w:hyperlink w:anchor="HasCreationModificationDates">
+              <w:r>
+                <w:rPr>
+                  <w:rStyle w:val="Hyperlink"/>
+                </w:rPr>
+                <w:t xml:space="preserve">HasCreationModificationDates</w:t>
+              </w:r>
+            </w:hyperlink>
+          </w:p>
+        </w:tc>
+      </w:tr>
+      <w:tr>
+        <w:tc>
+          <w:tcPr/>
+          <w:p>
+            <w:pPr>
+              <w:pStyle w:val="Compact"/>
+              <w:jc w:val="left"/>
+            </w:pPr>
+            <w:r>
+              <w:t xml:space="preserve">datetime_created</w:t>
+            </w:r>
+          </w:p>
+        </w:tc>
+        <w:tc>
+          <w:tcPr/>
           <w:p>
             <w:pPr>
               <w:pStyle w:val="Compact"/>
@@ -18343,46 +19100,65 @@
             <w:r>
               <w:t xml:space="preserve"> </w:t>
             </w:r>
-            <w:hyperlink w:anchor="String">
-              <w:r>
-                <w:rPr>
-                  <w:rStyle w:val="Hyperlink"/>
-                </w:rPr>
-                <w:t xml:space="preserve">String</w:t>
-              </w:r>
-            </w:hyperlink>
-          </w:p>
-        </w:tc>
-        <w:tc>
-          <w:tcPr>
-            <w:shd w:val="clear" w:color="auto" w:fill="F2F2F2"/>
-          </w:tcPr>
-          <w:p>
-            <w:pPr>
-              <w:pStyle w:val="Compact"/>
-              <w:jc w:val="left"/>
-            </w:pPr>
-            <w:r>
-              <w:t xml:space="preserve">Adresse de l’organisation.</w:t>
-            </w:r>
-          </w:p>
-        </w:tc>
-      </w:tr>
-      <w:tr>
-        <w:tc>
-          <w:tcPr/>
-          <w:p>
-            <w:pPr>
-              <w:pStyle w:val="Compact"/>
-              <w:jc w:val="left"/>
-            </w:pPr>
-            <w:r>
-              <w:t xml:space="preserve">legal_form</w:t>
-            </w:r>
-          </w:p>
-        </w:tc>
-        <w:tc>
-          <w:tcPr/>
+            <w:hyperlink w:anchor="Datetime">
+              <w:r>
+                <w:rPr>
+                  <w:rStyle w:val="Hyperlink"/>
+                </w:rPr>
+                <w:t xml:space="preserve">Datetime</w:t>
+              </w:r>
+            </w:hyperlink>
+          </w:p>
+        </w:tc>
+        <w:tc>
+          <w:tcPr/>
+          <w:p>
+            <w:pPr>
+              <w:pStyle w:val="Compact"/>
+              <w:jc w:val="left"/>
+            </w:pPr>
+            <w:r>
+              <w:t xml:space="preserve">La date et l’heure auxquelles une entité a été créée.</w:t>
+            </w:r>
+            <w:r>
+              <w:t xml:space="preserve"> </w:t>
+            </w:r>
+            <w:r>
+              <w:t xml:space="preserve">Héritage :</w:t>
+            </w:r>
+            <w:r>
+              <w:t xml:space="preserve"> </w:t>
+            </w:r>
+            <w:hyperlink w:anchor="HasCreationModificationDates">
+              <w:r>
+                <w:rPr>
+                  <w:rStyle w:val="Hyperlink"/>
+                </w:rPr>
+                <w:t xml:space="preserve">HasCreationModificationDates</w:t>
+              </w:r>
+            </w:hyperlink>
+          </w:p>
+        </w:tc>
+      </w:tr>
+      <w:tr>
+        <w:tc>
+          <w:tcPr>
+            <w:shd w:val="clear" w:color="auto" w:fill="F2F2F2"/>
+          </w:tcPr>
+          <w:p>
+            <w:pPr>
+              <w:pStyle w:val="Compact"/>
+              <w:jc w:val="left"/>
+            </w:pPr>
+            <w:r>
+              <w:t xml:space="preserve">date_modified</w:t>
+            </w:r>
+          </w:p>
+        </w:tc>
+        <w:tc>
+          <w:tcPr>
+            <w:shd w:val="clear" w:color="auto" w:fill="F2F2F2"/>
+          </w:tcPr>
           <w:p>
             <w:pPr>
               <w:pStyle w:val="Compact"/>
@@ -18397,48 +19173,63 @@
             <w:r>
               <w:t xml:space="preserve"> </w:t>
             </w:r>
-            <w:hyperlink w:anchor="LegalFormEnum">
-              <w:r>
-                <w:rPr>
-                  <w:rStyle w:val="Hyperlink"/>
-                </w:rPr>
-                <w:t xml:space="preserve">LegalFormEnum</w:t>
-              </w:r>
-            </w:hyperlink>
-          </w:p>
-        </w:tc>
-        <w:tc>
-          <w:tcPr/>
-          <w:p>
-            <w:pPr>
-              <w:pStyle w:val="Compact"/>
-              <w:jc w:val="left"/>
-            </w:pPr>
-            <w:r>
-              <w:t xml:space="preserve">Forme juridique de l’organisation. Voir le vocabulaire contrôlé : https://register.ld.admin.ch/i14y/concept/legalForm</w:t>
-            </w:r>
-          </w:p>
-        </w:tc>
-      </w:tr>
-      <w:tr>
-        <w:tc>
-          <w:tcPr>
-            <w:shd w:val="clear" w:color="auto" w:fill="F2F2F2"/>
-          </w:tcPr>
-          <w:p>
-            <w:pPr>
-              <w:pStyle w:val="Compact"/>
-              <w:jc w:val="left"/>
-            </w:pPr>
-            <w:r>
-              <w:t xml:space="preserve">is_paid</w:t>
-            </w:r>
-          </w:p>
-        </w:tc>
-        <w:tc>
-          <w:tcPr>
-            <w:shd w:val="clear" w:color="auto" w:fill="F2F2F2"/>
-          </w:tcPr>
+            <w:hyperlink w:anchor="Date">
+              <w:r>
+                <w:rPr>
+                  <w:rStyle w:val="Hyperlink"/>
+                </w:rPr>
+                <w:t xml:space="preserve">Date</w:t>
+              </w:r>
+            </w:hyperlink>
+          </w:p>
+        </w:tc>
+        <w:tc>
+          <w:tcPr>
+            <w:shd w:val="clear" w:color="auto" w:fill="F2F2F2"/>
+          </w:tcPr>
+          <w:p>
+            <w:pPr>
+              <w:pStyle w:val="Compact"/>
+              <w:jc w:val="left"/>
+            </w:pPr>
+            <w:r>
+              <w:t xml:space="preserve">La date à laquelle une entité a été modifiée pour la dernière fois.</w:t>
+            </w:r>
+            <w:r>
+              <w:t xml:space="preserve"> </w:t>
+            </w:r>
+            <w:r>
+              <w:t xml:space="preserve">Héritage :</w:t>
+            </w:r>
+            <w:r>
+              <w:t xml:space="preserve"> </w:t>
+            </w:r>
+            <w:hyperlink w:anchor="HasCreationModificationDates">
+              <w:r>
+                <w:rPr>
+                  <w:rStyle w:val="Hyperlink"/>
+                </w:rPr>
+                <w:t xml:space="preserve">HasCreationModificationDates</w:t>
+              </w:r>
+            </w:hyperlink>
+          </w:p>
+        </w:tc>
+      </w:tr>
+      <w:tr>
+        <w:tc>
+          <w:tcPr/>
+          <w:p>
+            <w:pPr>
+              <w:pStyle w:val="Compact"/>
+              <w:jc w:val="left"/>
+            </w:pPr>
+            <w:r>
+              <w:t xml:space="preserve">datetime_modified</w:t>
+            </w:r>
+          </w:p>
+        </w:tc>
+        <w:tc>
+          <w:tcPr/>
           <w:p>
             <w:pPr>
               <w:pStyle w:val="Compact"/>
@@ -18453,6 +19244,223 @@
             <w:r>
               <w:t xml:space="preserve"> </w:t>
             </w:r>
+            <w:hyperlink w:anchor="Datetime">
+              <w:r>
+                <w:rPr>
+                  <w:rStyle w:val="Hyperlink"/>
+                </w:rPr>
+                <w:t xml:space="preserve">Datetime</w:t>
+              </w:r>
+            </w:hyperlink>
+          </w:p>
+        </w:tc>
+        <w:tc>
+          <w:tcPr/>
+          <w:p>
+            <w:pPr>
+              <w:pStyle w:val="Compact"/>
+              <w:jc w:val="left"/>
+            </w:pPr>
+            <w:r>
+              <w:t xml:space="preserve">La date et l’heure auxquelles une entité a été modifiée pour la dernière fois.</w:t>
+            </w:r>
+            <w:r>
+              <w:t xml:space="preserve"> </w:t>
+            </w:r>
+            <w:r>
+              <w:t xml:space="preserve">Héritage :</w:t>
+            </w:r>
+            <w:r>
+              <w:t xml:space="preserve"> </w:t>
+            </w:r>
+            <w:hyperlink w:anchor="HasCreationModificationDates">
+              <w:r>
+                <w:rPr>
+                  <w:rStyle w:val="Hyperlink"/>
+                </w:rPr>
+                <w:t xml:space="preserve">HasCreationModificationDates</w:t>
+              </w:r>
+            </w:hyperlink>
+          </w:p>
+        </w:tc>
+      </w:tr>
+      <w:tr>
+        <w:tc>
+          <w:tcPr>
+            <w:shd w:val="clear" w:color="auto" w:fill="F2F2F2"/>
+          </w:tcPr>
+          <w:p>
+            <w:pPr>
+              <w:pStyle w:val="Compact"/>
+              <w:jc w:val="left"/>
+            </w:pPr>
+            <w:r>
+              <w:t xml:space="preserve">valid_from</w:t>
+            </w:r>
+          </w:p>
+        </w:tc>
+        <w:tc>
+          <w:tcPr>
+            <w:shd w:val="clear" w:color="auto" w:fill="F2F2F2"/>
+          </w:tcPr>
+          <w:p>
+            <w:pPr>
+              <w:pStyle w:val="Compact"/>
+              <w:jc w:val="left"/>
+            </w:pPr>
+            <w:r>
+              <w:t xml:space="preserve">0..1</w:t>
+            </w:r>
+            <w:r>
+              <w:t xml:space="preserve"> </w:t>
+            </w:r>
+            <w:r>
+              <w:t xml:space="preserve"> </w:t>
+            </w:r>
+            <w:hyperlink w:anchor="Date">
+              <w:r>
+                <w:rPr>
+                  <w:rStyle w:val="Hyperlink"/>
+                </w:rPr>
+                <w:t xml:space="preserve">Date</w:t>
+              </w:r>
+            </w:hyperlink>
+          </w:p>
+        </w:tc>
+        <w:tc>
+          <w:tcPr>
+            <w:shd w:val="clear" w:color="auto" w:fill="F2F2F2"/>
+          </w:tcPr>
+          <w:p>
+            <w:pPr>
+              <w:pStyle w:val="Compact"/>
+              <w:jc w:val="left"/>
+            </w:pPr>
+            <w:r>
+              <w:t xml:space="preserve">La date à partir de laquelle l’information est valable.</w:t>
+            </w:r>
+            <w:r>
+              <w:t xml:space="preserve"> </w:t>
+            </w:r>
+            <w:r>
+              <w:t xml:space="preserve">Héritage :</w:t>
+            </w:r>
+            <w:r>
+              <w:t xml:space="preserve"> </w:t>
+            </w:r>
+            <w:hyperlink w:anchor="HasTemporalValidity">
+              <w:r>
+                <w:rPr>
+                  <w:rStyle w:val="Hyperlink"/>
+                </w:rPr>
+                <w:t xml:space="preserve">HasTemporalValidity</w:t>
+              </w:r>
+            </w:hyperlink>
+          </w:p>
+        </w:tc>
+      </w:tr>
+      <w:tr>
+        <w:tc>
+          <w:tcPr/>
+          <w:p>
+            <w:pPr>
+              <w:pStyle w:val="Compact"/>
+              <w:jc w:val="left"/>
+            </w:pPr>
+            <w:r>
+              <w:t xml:space="preserve">valid_through</w:t>
+            </w:r>
+          </w:p>
+        </w:tc>
+        <w:tc>
+          <w:tcPr/>
+          <w:p>
+            <w:pPr>
+              <w:pStyle w:val="Compact"/>
+              <w:jc w:val="left"/>
+            </w:pPr>
+            <w:r>
+              <w:t xml:space="preserve">0..1</w:t>
+            </w:r>
+            <w:r>
+              <w:t xml:space="preserve"> </w:t>
+            </w:r>
+            <w:r>
+              <w:t xml:space="preserve"> </w:t>
+            </w:r>
+            <w:hyperlink w:anchor="Date">
+              <w:r>
+                <w:rPr>
+                  <w:rStyle w:val="Hyperlink"/>
+                </w:rPr>
+                <w:t xml:space="preserve">Date</w:t>
+              </w:r>
+            </w:hyperlink>
+          </w:p>
+        </w:tc>
+        <w:tc>
+          <w:tcPr/>
+          <w:p>
+            <w:pPr>
+              <w:pStyle w:val="Compact"/>
+              <w:jc w:val="left"/>
+            </w:pPr>
+            <w:r>
+              <w:t xml:space="preserve">La date jusqu’à laquelle l’information est valable, incluse.</w:t>
+            </w:r>
+            <w:r>
+              <w:t xml:space="preserve"> </w:t>
+            </w:r>
+            <w:r>
+              <w:t xml:space="preserve">Héritage :</w:t>
+            </w:r>
+            <w:r>
+              <w:t xml:space="preserve"> </w:t>
+            </w:r>
+            <w:hyperlink w:anchor="HasTemporalValidity">
+              <w:r>
+                <w:rPr>
+                  <w:rStyle w:val="Hyperlink"/>
+                </w:rPr>
+                <w:t xml:space="preserve">HasTemporalValidity</w:t>
+              </w:r>
+            </w:hyperlink>
+          </w:p>
+        </w:tc>
+      </w:tr>
+      <w:tr>
+        <w:tc>
+          <w:tcPr>
+            <w:shd w:val="clear" w:color="auto" w:fill="F2F2F2"/>
+          </w:tcPr>
+          <w:p>
+            <w:pPr>
+              <w:pStyle w:val="Compact"/>
+              <w:jc w:val="left"/>
+            </w:pPr>
+            <w:r>
+              <w:t xml:space="preserve">is_active</w:t>
+            </w:r>
+          </w:p>
+        </w:tc>
+        <w:tc>
+          <w:tcPr>
+            <w:shd w:val="clear" w:color="auto" w:fill="F2F2F2"/>
+          </w:tcPr>
+          <w:p>
+            <w:pPr>
+              <w:pStyle w:val="Compact"/>
+              <w:jc w:val="left"/>
+            </w:pPr>
+            <w:r>
+              <w:t xml:space="preserve">0..1</w:t>
+            </w:r>
+            <w:r>
+              <w:t xml:space="preserve"> </w:t>
+            </w:r>
+            <w:r>
+              <w:t xml:space="preserve"> </w:t>
+            </w:r>
             <w:hyperlink w:anchor="Boolean">
               <w:r>
                 <w:rPr>
@@ -18473,169 +19481,7 @@
               <w:jc w:val="left"/>
             </w:pPr>
             <w:r>
-              <w:t xml:space="preserve">Indique si le poste est rémunéré.</w:t>
-            </w:r>
-          </w:p>
-        </w:tc>
-      </w:tr>
-      <w:tr>
-        <w:tc>
-          <w:tcPr/>
-          <w:p>
-            <w:pPr>
-              <w:pStyle w:val="Compact"/>
-              <w:jc w:val="left"/>
-            </w:pPr>
-            <w:r>
-              <w:t xml:space="preserve">committee</w:t>
-            </w:r>
-          </w:p>
-        </w:tc>
-        <w:tc>
-          <w:tcPr/>
-          <w:p>
-            <w:pPr>
-              <w:pStyle w:val="Compact"/>
-              <w:jc w:val="left"/>
-            </w:pPr>
-            <w:r>
-              <w:t xml:space="preserve">0..1</w:t>
-            </w:r>
-            <w:r>
-              <w:t xml:space="preserve"> </w:t>
-            </w:r>
-            <w:r>
-              <w:t xml:space="preserve"> </w:t>
-            </w:r>
-            <w:hyperlink w:anchor="String">
-              <w:r>
-                <w:rPr>
-                  <w:rStyle w:val="Hyperlink"/>
-                </w:rPr>
-                <w:t xml:space="preserve">String</w:t>
-              </w:r>
-            </w:hyperlink>
-          </w:p>
-        </w:tc>
-        <w:tc>
-          <w:tcPr/>
-          <w:p>
-            <w:pPr>
-              <w:pStyle w:val="Compact"/>
-              <w:jc w:val="left"/>
-            </w:pPr>
-            <w:r>
-              <w:t xml:space="preserve">Comité ou organe au sein de l’organisation (p. ex. conseil d’administration, conseil de fondation, comité directeur, conseil de surveillance, comité consultatif, direction).</w:t>
-            </w:r>
-          </w:p>
-        </w:tc>
-      </w:tr>
-      <w:tr>
-        <w:tc>
-          <w:tcPr>
-            <w:shd w:val="clear" w:color="auto" w:fill="F2F2F2"/>
-          </w:tcPr>
-          <w:p>
-            <w:pPr>
-              <w:pStyle w:val="Compact"/>
-              <w:jc w:val="left"/>
-            </w:pPr>
-            <w:r>
-              <w:t xml:space="preserve">function_role</w:t>
-            </w:r>
-          </w:p>
-        </w:tc>
-        <w:tc>
-          <w:tcPr>
-            <w:shd w:val="clear" w:color="auto" w:fill="F2F2F2"/>
-          </w:tcPr>
-          <w:p>
-            <w:pPr>
-              <w:pStyle w:val="Compact"/>
-              <w:jc w:val="left"/>
-            </w:pPr>
-            <w:r>
-              <w:t xml:space="preserve">0..1</w:t>
-            </w:r>
-            <w:r>
-              <w:t xml:space="preserve"> </w:t>
-            </w:r>
-            <w:r>
-              <w:t xml:space="preserve"> </w:t>
-            </w:r>
-            <w:hyperlink w:anchor="String">
-              <w:r>
-                <w:rPr>
-                  <w:rStyle w:val="Hyperlink"/>
-                </w:rPr>
-                <w:t xml:space="preserve">String</w:t>
-              </w:r>
-            </w:hyperlink>
-          </w:p>
-        </w:tc>
-        <w:tc>
-          <w:tcPr>
-            <w:shd w:val="clear" w:color="auto" w:fill="F2F2F2"/>
-          </w:tcPr>
-          <w:p>
-            <w:pPr>
-              <w:pStyle w:val="Compact"/>
-              <w:jc w:val="left"/>
-            </w:pPr>
-            <w:r>
-              <w:t xml:space="preserve">Fonction ou rôle dans l’organisation (p. ex. président/e, vice-président/e, membre, délégué, directeur/directrice, conseiller/ère).</w:t>
-            </w:r>
-          </w:p>
-        </w:tc>
-      </w:tr>
-      <w:tr>
-        <w:tc>
-          <w:tcPr/>
-          <w:p>
-            <w:pPr>
-              <w:pStyle w:val="Compact"/>
-              <w:jc w:val="left"/>
-            </w:pPr>
-            <w:r>
-              <w:t xml:space="preserve">local_id</w:t>
-            </w:r>
-          </w:p>
-        </w:tc>
-        <w:tc>
-          <w:tcPr/>
-          <w:p>
-            <w:pPr>
-              <w:pStyle w:val="Compact"/>
-              <w:jc w:val="left"/>
-            </w:pPr>
-            <w:r>
-              <w:t xml:space="preserve">0..1</w:t>
-            </w:r>
-            <w:r>
-              <w:t xml:space="preserve"> </w:t>
-            </w:r>
-            <w:r>
-              <w:t xml:space="preserve"> </w:t>
-            </w:r>
-            <w:hyperlink w:anchor="String">
-              <w:r>
-                <w:rPr>
-                  <w:rStyle w:val="Hyperlink"/>
-                </w:rPr>
-                <w:t xml:space="preserve">String</w:t>
-              </w:r>
-            </w:hyperlink>
-          </w:p>
-        </w:tc>
-        <w:tc>
-          <w:tcPr/>
-          <w:p>
-            <w:pPr>
-              <w:pStyle w:val="Compact"/>
-              <w:jc w:val="left"/>
-            </w:pPr>
-            <w:r>
-              <w:t xml:space="preserve">Identifiant local. Par exemple, un UUID issu du système d’information du conseil.</w:t>
+              <w:t xml:space="preserve">Indique si l’information est actuellement valable. Peut être utile lorsque cette information est explicitement disponible.</w:t>
             </w:r>
             <w:r>
               <w:t xml:space="preserve"> </w:t>
@@ -18646,513 +19492,6 @@
             <w:r>
               <w:t xml:space="preserve"> </w:t>
             </w:r>
-            <w:hyperlink w:anchor="HasIdentification">
-              <w:r>
-                <w:rPr>
-                  <w:rStyle w:val="Hyperlink"/>
-                </w:rPr>
-                <w:t xml:space="preserve">HasIdentification</w:t>
-              </w:r>
-            </w:hyperlink>
-          </w:p>
-        </w:tc>
-      </w:tr>
-      <w:tr>
-        <w:tc>
-          <w:tcPr>
-            <w:shd w:val="clear" w:color="auto" w:fill="F2F2F2"/>
-          </w:tcPr>
-          <w:p>
-            <w:pPr>
-              <w:pStyle w:val="Compact"/>
-              <w:jc w:val="left"/>
-            </w:pPr>
-            <w:r>
-              <w:t xml:space="preserve">global_uri</w:t>
-            </w:r>
-          </w:p>
-        </w:tc>
-        <w:tc>
-          <w:tcPr>
-            <w:shd w:val="clear" w:color="auto" w:fill="F2F2F2"/>
-          </w:tcPr>
-          <w:p>
-            <w:pPr>
-              <w:pStyle w:val="Compact"/>
-              <w:jc w:val="left"/>
-            </w:pPr>
-            <w:r>
-              <w:t xml:space="preserve">1</w:t>
-            </w:r>
-            <w:r>
-              <w:t xml:space="preserve"> </w:t>
-            </w:r>
-            <w:r>
-              <w:t xml:space="preserve"> </w:t>
-            </w:r>
-            <w:hyperlink w:anchor="Uriorcurie">
-              <w:r>
-                <w:rPr>
-                  <w:rStyle w:val="Hyperlink"/>
-                </w:rPr>
-                <w:t xml:space="preserve">Uriorcurie</w:t>
-              </w:r>
-            </w:hyperlink>
-          </w:p>
-        </w:tc>
-        <w:tc>
-          <w:tcPr>
-            <w:shd w:val="clear" w:color="auto" w:fill="F2F2F2"/>
-          </w:tcPr>
-          <w:p>
-            <w:pPr>
-              <w:pStyle w:val="Compact"/>
-              <w:jc w:val="left"/>
-            </w:pPr>
-            <w:r>
-              <w:t xml:space="preserve">Une URI unique et globalement valide pour l’entité.</w:t>
-            </w:r>
-            <w:r>
-              <w:t xml:space="preserve"> </w:t>
-            </w:r>
-            <w:r>
-              <w:t xml:space="preserve">Héritage :</w:t>
-            </w:r>
-            <w:r>
-              <w:t xml:space="preserve"> </w:t>
-            </w:r>
-            <w:hyperlink w:anchor="HasIdentification">
-              <w:r>
-                <w:rPr>
-                  <w:rStyle w:val="Hyperlink"/>
-                </w:rPr>
-                <w:t xml:space="preserve">HasIdentification</w:t>
-              </w:r>
-            </w:hyperlink>
-          </w:p>
-        </w:tc>
-      </w:tr>
-      <w:tr>
-        <w:tc>
-          <w:tcPr/>
-          <w:p>
-            <w:pPr>
-              <w:pStyle w:val="Compact"/>
-              <w:jc w:val="left"/>
-            </w:pPr>
-            <w:r>
-              <w:t xml:space="preserve">wikidata_uri</w:t>
-            </w:r>
-          </w:p>
-        </w:tc>
-        <w:tc>
-          <w:tcPr/>
-          <w:p>
-            <w:pPr>
-              <w:pStyle w:val="Compact"/>
-              <w:jc w:val="left"/>
-            </w:pPr>
-            <w:r>
-              <w:t xml:space="preserve">0..1</w:t>
-            </w:r>
-            <w:r>
-              <w:t xml:space="preserve"> </w:t>
-            </w:r>
-            <w:r>
-              <w:t xml:space="preserve"> </w:t>
-            </w:r>
-            <w:hyperlink w:anchor="Uriorcurie">
-              <w:r>
-                <w:rPr>
-                  <w:rStyle w:val="Hyperlink"/>
-                </w:rPr>
-                <w:t xml:space="preserve">Uriorcurie</w:t>
-              </w:r>
-            </w:hyperlink>
-          </w:p>
-        </w:tc>
-        <w:tc>
-          <w:tcPr/>
-          <w:p>
-            <w:pPr>
-              <w:pStyle w:val="Compact"/>
-              <w:jc w:val="left"/>
-            </w:pPr>
-            <w:r>
-              <w:t xml:space="preserve">Une URI qui renvoie à une entité Wikidata, par ex. http://www.wikidata.org/entity/Q39 pour la Suisse.</w:t>
-            </w:r>
-            <w:r>
-              <w:t xml:space="preserve"> </w:t>
-            </w:r>
-            <w:r>
-              <w:t xml:space="preserve">Héritage :</w:t>
-            </w:r>
-            <w:r>
-              <w:t xml:space="preserve"> </w:t>
-            </w:r>
-            <w:hyperlink w:anchor="HasIdentification">
-              <w:r>
-                <w:rPr>
-                  <w:rStyle w:val="Hyperlink"/>
-                </w:rPr>
-                <w:t xml:space="preserve">HasIdentification</w:t>
-              </w:r>
-            </w:hyperlink>
-          </w:p>
-        </w:tc>
-      </w:tr>
-      <w:tr>
-        <w:tc>
-          <w:tcPr>
-            <w:shd w:val="clear" w:color="auto" w:fill="F2F2F2"/>
-          </w:tcPr>
-          <w:p>
-            <w:pPr>
-              <w:pStyle w:val="Compact"/>
-              <w:jc w:val="left"/>
-            </w:pPr>
-            <w:r>
-              <w:t xml:space="preserve">date_created</w:t>
-            </w:r>
-          </w:p>
-        </w:tc>
-        <w:tc>
-          <w:tcPr>
-            <w:shd w:val="clear" w:color="auto" w:fill="F2F2F2"/>
-          </w:tcPr>
-          <w:p>
-            <w:pPr>
-              <w:pStyle w:val="Compact"/>
-              <w:jc w:val="left"/>
-            </w:pPr>
-            <w:r>
-              <w:t xml:space="preserve">0..1</w:t>
-            </w:r>
-            <w:r>
-              <w:t xml:space="preserve"> </w:t>
-            </w:r>
-            <w:r>
-              <w:t xml:space="preserve"> </w:t>
-            </w:r>
-            <w:hyperlink w:anchor="Date">
-              <w:r>
-                <w:rPr>
-                  <w:rStyle w:val="Hyperlink"/>
-                </w:rPr>
-                <w:t xml:space="preserve">Date</w:t>
-              </w:r>
-            </w:hyperlink>
-          </w:p>
-        </w:tc>
-        <w:tc>
-          <w:tcPr>
-            <w:shd w:val="clear" w:color="auto" w:fill="F2F2F2"/>
-          </w:tcPr>
-          <w:p>
-            <w:pPr>
-              <w:pStyle w:val="Compact"/>
-              <w:jc w:val="left"/>
-            </w:pPr>
-            <w:r>
-              <w:t xml:space="preserve">La date à laquelle une entité a été créée.</w:t>
-            </w:r>
-            <w:r>
-              <w:t xml:space="preserve"> </w:t>
-            </w:r>
-            <w:r>
-              <w:t xml:space="preserve">Héritage :</w:t>
-            </w:r>
-            <w:r>
-              <w:t xml:space="preserve"> </w:t>
-            </w:r>
-            <w:hyperlink w:anchor="HasCreationModificationDates">
-              <w:r>
-                <w:rPr>
-                  <w:rStyle w:val="Hyperlink"/>
-                </w:rPr>
-                <w:t xml:space="preserve">HasCreationModificationDates</w:t>
-              </w:r>
-            </w:hyperlink>
-          </w:p>
-        </w:tc>
-      </w:tr>
-      <w:tr>
-        <w:tc>
-          <w:tcPr/>
-          <w:p>
-            <w:pPr>
-              <w:pStyle w:val="Compact"/>
-              <w:jc w:val="left"/>
-            </w:pPr>
-            <w:r>
-              <w:t xml:space="preserve">datetime_created</w:t>
-            </w:r>
-          </w:p>
-        </w:tc>
-        <w:tc>
-          <w:tcPr/>
-          <w:p>
-            <w:pPr>
-              <w:pStyle w:val="Compact"/>
-              <w:jc w:val="left"/>
-            </w:pPr>
-            <w:r>
-              <w:t xml:space="preserve">0..1</w:t>
-            </w:r>
-            <w:r>
-              <w:t xml:space="preserve"> </w:t>
-            </w:r>
-            <w:r>
-              <w:t xml:space="preserve"> </w:t>
-            </w:r>
-            <w:hyperlink w:anchor="Datetime">
-              <w:r>
-                <w:rPr>
-                  <w:rStyle w:val="Hyperlink"/>
-                </w:rPr>
-                <w:t xml:space="preserve">Datetime</w:t>
-              </w:r>
-            </w:hyperlink>
-          </w:p>
-        </w:tc>
-        <w:tc>
-          <w:tcPr/>
-          <w:p>
-            <w:pPr>
-              <w:pStyle w:val="Compact"/>
-              <w:jc w:val="left"/>
-            </w:pPr>
-            <w:r>
-              <w:t xml:space="preserve">La date et l’heure auxquelles une entité a été créée.</w:t>
-            </w:r>
-            <w:r>
-              <w:t xml:space="preserve"> </w:t>
-            </w:r>
-            <w:r>
-              <w:t xml:space="preserve">Héritage :</w:t>
-            </w:r>
-            <w:r>
-              <w:t xml:space="preserve"> </w:t>
-            </w:r>
-            <w:hyperlink w:anchor="HasCreationModificationDates">
-              <w:r>
-                <w:rPr>
-                  <w:rStyle w:val="Hyperlink"/>
-                </w:rPr>
-                <w:t xml:space="preserve">HasCreationModificationDates</w:t>
-              </w:r>
-            </w:hyperlink>
-          </w:p>
-        </w:tc>
-      </w:tr>
-      <w:tr>
-        <w:tc>
-          <w:tcPr>
-            <w:shd w:val="clear" w:color="auto" w:fill="F2F2F2"/>
-          </w:tcPr>
-          <w:p>
-            <w:pPr>
-              <w:pStyle w:val="Compact"/>
-              <w:jc w:val="left"/>
-            </w:pPr>
-            <w:r>
-              <w:t xml:space="preserve">date_modified</w:t>
-            </w:r>
-          </w:p>
-        </w:tc>
-        <w:tc>
-          <w:tcPr>
-            <w:shd w:val="clear" w:color="auto" w:fill="F2F2F2"/>
-          </w:tcPr>
-          <w:p>
-            <w:pPr>
-              <w:pStyle w:val="Compact"/>
-              <w:jc w:val="left"/>
-            </w:pPr>
-            <w:r>
-              <w:t xml:space="preserve">0..1</w:t>
-            </w:r>
-            <w:r>
-              <w:t xml:space="preserve"> </w:t>
-            </w:r>
-            <w:r>
-              <w:t xml:space="preserve"> </w:t>
-            </w:r>
-            <w:hyperlink w:anchor="Date">
-              <w:r>
-                <w:rPr>
-                  <w:rStyle w:val="Hyperlink"/>
-                </w:rPr>
-                <w:t xml:space="preserve">Date</w:t>
-              </w:r>
-            </w:hyperlink>
-          </w:p>
-        </w:tc>
-        <w:tc>
-          <w:tcPr>
-            <w:shd w:val="clear" w:color="auto" w:fill="F2F2F2"/>
-          </w:tcPr>
-          <w:p>
-            <w:pPr>
-              <w:pStyle w:val="Compact"/>
-              <w:jc w:val="left"/>
-            </w:pPr>
-            <w:r>
-              <w:t xml:space="preserve">La date à laquelle une entité a été modifiée pour la dernière fois.</w:t>
-            </w:r>
-            <w:r>
-              <w:t xml:space="preserve"> </w:t>
-            </w:r>
-            <w:r>
-              <w:t xml:space="preserve">Héritage :</w:t>
-            </w:r>
-            <w:r>
-              <w:t xml:space="preserve"> </w:t>
-            </w:r>
-            <w:hyperlink w:anchor="HasCreationModificationDates">
-              <w:r>
-                <w:rPr>
-                  <w:rStyle w:val="Hyperlink"/>
-                </w:rPr>
-                <w:t xml:space="preserve">HasCreationModificationDates</w:t>
-              </w:r>
-            </w:hyperlink>
-          </w:p>
-        </w:tc>
-      </w:tr>
-      <w:tr>
-        <w:tc>
-          <w:tcPr/>
-          <w:p>
-            <w:pPr>
-              <w:pStyle w:val="Compact"/>
-              <w:jc w:val="left"/>
-            </w:pPr>
-            <w:r>
-              <w:t xml:space="preserve">datetime_modified</w:t>
-            </w:r>
-          </w:p>
-        </w:tc>
-        <w:tc>
-          <w:tcPr/>
-          <w:p>
-            <w:pPr>
-              <w:pStyle w:val="Compact"/>
-              <w:jc w:val="left"/>
-            </w:pPr>
-            <w:r>
-              <w:t xml:space="preserve">0..1</w:t>
-            </w:r>
-            <w:r>
-              <w:t xml:space="preserve"> </w:t>
-            </w:r>
-            <w:r>
-              <w:t xml:space="preserve"> </w:t>
-            </w:r>
-            <w:hyperlink w:anchor="Datetime">
-              <w:r>
-                <w:rPr>
-                  <w:rStyle w:val="Hyperlink"/>
-                </w:rPr>
-                <w:t xml:space="preserve">Datetime</w:t>
-              </w:r>
-            </w:hyperlink>
-          </w:p>
-        </w:tc>
-        <w:tc>
-          <w:tcPr/>
-          <w:p>
-            <w:pPr>
-              <w:pStyle w:val="Compact"/>
-              <w:jc w:val="left"/>
-            </w:pPr>
-            <w:r>
-              <w:t xml:space="preserve">La date et l’heure auxquelles une entité a été modifiée pour la dernière fois.</w:t>
-            </w:r>
-            <w:r>
-              <w:t xml:space="preserve"> </w:t>
-            </w:r>
-            <w:r>
-              <w:t xml:space="preserve">Héritage :</w:t>
-            </w:r>
-            <w:r>
-              <w:t xml:space="preserve"> </w:t>
-            </w:r>
-            <w:hyperlink w:anchor="HasCreationModificationDates">
-              <w:r>
-                <w:rPr>
-                  <w:rStyle w:val="Hyperlink"/>
-                </w:rPr>
-                <w:t xml:space="preserve">HasCreationModificationDates</w:t>
-              </w:r>
-            </w:hyperlink>
-          </w:p>
-        </w:tc>
-      </w:tr>
-      <w:tr>
-        <w:tc>
-          <w:tcPr>
-            <w:shd w:val="clear" w:color="auto" w:fill="F2F2F2"/>
-          </w:tcPr>
-          <w:p>
-            <w:pPr>
-              <w:pStyle w:val="Compact"/>
-              <w:jc w:val="left"/>
-            </w:pPr>
-            <w:r>
-              <w:t xml:space="preserve">valid_from</w:t>
-            </w:r>
-          </w:p>
-        </w:tc>
-        <w:tc>
-          <w:tcPr>
-            <w:shd w:val="clear" w:color="auto" w:fill="F2F2F2"/>
-          </w:tcPr>
-          <w:p>
-            <w:pPr>
-              <w:pStyle w:val="Compact"/>
-              <w:jc w:val="left"/>
-            </w:pPr>
-            <w:r>
-              <w:t xml:space="preserve">0..1</w:t>
-            </w:r>
-            <w:r>
-              <w:t xml:space="preserve"> </w:t>
-            </w:r>
-            <w:r>
-              <w:t xml:space="preserve"> </w:t>
-            </w:r>
-            <w:hyperlink w:anchor="Date">
-              <w:r>
-                <w:rPr>
-                  <w:rStyle w:val="Hyperlink"/>
-                </w:rPr>
-                <w:t xml:space="preserve">Date</w:t>
-              </w:r>
-            </w:hyperlink>
-          </w:p>
-        </w:tc>
-        <w:tc>
-          <w:tcPr>
-            <w:shd w:val="clear" w:color="auto" w:fill="F2F2F2"/>
-          </w:tcPr>
-          <w:p>
-            <w:pPr>
-              <w:pStyle w:val="Compact"/>
-              <w:jc w:val="left"/>
-            </w:pPr>
-            <w:r>
-              <w:t xml:space="preserve">La date à partir de laquelle l’information est valable.</w:t>
-            </w:r>
-            <w:r>
-              <w:t xml:space="preserve"> </w:t>
-            </w:r>
-            <w:r>
-              <w:t xml:space="preserve">Héritage :</w:t>
-            </w:r>
-            <w:r>
-              <w:t xml:space="preserve"> </w:t>
-            </w:r>
             <w:hyperlink w:anchor="HasTemporalValidity">
               <w:r>
                 <w:rPr>
@@ -19164,153 +19503,61 @@
           </w:p>
         </w:tc>
       </w:tr>
-      <w:tr>
-        <w:tc>
-          <w:tcPr/>
-          <w:p>
-            <w:pPr>
-              <w:pStyle w:val="Compact"/>
-              <w:jc w:val="left"/>
-            </w:pPr>
-            <w:r>
-              <w:t xml:space="preserve">valid_through</w:t>
-            </w:r>
-          </w:p>
-        </w:tc>
-        <w:tc>
-          <w:tcPr/>
-          <w:p>
-            <w:pPr>
-              <w:pStyle w:val="Compact"/>
-              <w:jc w:val="left"/>
-            </w:pPr>
-            <w:r>
-              <w:t xml:space="preserve">0..1</w:t>
-            </w:r>
-            <w:r>
-              <w:t xml:space="preserve"> </w:t>
-            </w:r>
-            <w:r>
-              <w:t xml:space="preserve"> </w:t>
-            </w:r>
-            <w:hyperlink w:anchor="Date">
-              <w:r>
-                <w:rPr>
-                  <w:rStyle w:val="Hyperlink"/>
-                </w:rPr>
-                <w:t xml:space="preserve">Date</w:t>
-              </w:r>
-            </w:hyperlink>
-          </w:p>
-        </w:tc>
-        <w:tc>
-          <w:tcPr/>
-          <w:p>
-            <w:pPr>
-              <w:pStyle w:val="Compact"/>
-              <w:jc w:val="left"/>
-            </w:pPr>
-            <w:r>
-              <w:t xml:space="preserve">La date jusqu’à laquelle l’information est valable, incluse.</w:t>
-            </w:r>
-            <w:r>
-              <w:t xml:space="preserve"> </w:t>
-            </w:r>
-            <w:r>
-              <w:t xml:space="preserve">Héritage :</w:t>
-            </w:r>
-            <w:r>
-              <w:t xml:space="preserve"> </w:t>
-            </w:r>
-            <w:hyperlink w:anchor="HasTemporalValidity">
-              <w:r>
-                <w:rPr>
-                  <w:rStyle w:val="Hyperlink"/>
-                </w:rPr>
-                <w:t xml:space="preserve">HasTemporalValidity</w:t>
-              </w:r>
-            </w:hyperlink>
-          </w:p>
-        </w:tc>
-      </w:tr>
-      <w:tr>
-        <w:tc>
-          <w:tcPr>
-            <w:shd w:val="clear" w:color="auto" w:fill="F2F2F2"/>
-          </w:tcPr>
-          <w:p>
-            <w:pPr>
-              <w:pStyle w:val="Compact"/>
-              <w:jc w:val="left"/>
-            </w:pPr>
-            <w:r>
-              <w:t xml:space="preserve">is_active</w:t>
-            </w:r>
-          </w:p>
-        </w:tc>
-        <w:tc>
-          <w:tcPr>
-            <w:shd w:val="clear" w:color="auto" w:fill="F2F2F2"/>
-          </w:tcPr>
-          <w:p>
-            <w:pPr>
-              <w:pStyle w:val="Compact"/>
-              <w:jc w:val="left"/>
-            </w:pPr>
-            <w:r>
-              <w:t xml:space="preserve">0..1</w:t>
-            </w:r>
-            <w:r>
-              <w:t xml:space="preserve"> </w:t>
-            </w:r>
-            <w:r>
-              <w:t xml:space="preserve"> </w:t>
-            </w:r>
-            <w:hyperlink w:anchor="Boolean">
-              <w:r>
-                <w:rPr>
-                  <w:rStyle w:val="Hyperlink"/>
-                </w:rPr>
-                <w:t xml:space="preserve">Boolean</w:t>
-              </w:r>
-            </w:hyperlink>
-          </w:p>
-        </w:tc>
-        <w:tc>
-          <w:tcPr>
-            <w:shd w:val="clear" w:color="auto" w:fill="F2F2F2"/>
-          </w:tcPr>
-          <w:p>
-            <w:pPr>
-              <w:pStyle w:val="Compact"/>
-              <w:jc w:val="left"/>
-            </w:pPr>
-            <w:r>
-              <w:t xml:space="preserve">Indique si l’information est actuellement valable. Peut être utile lorsque cette information est explicitement disponible.</w:t>
-            </w:r>
-            <w:r>
-              <w:t xml:space="preserve"> </w:t>
-            </w:r>
-            <w:r>
-              <w:t xml:space="preserve">Héritage :</w:t>
-            </w:r>
-            <w:r>
-              <w:t xml:space="preserve"> </w:t>
-            </w:r>
-            <w:hyperlink w:anchor="HasTemporalValidity">
-              <w:r>
-                <w:rPr>
-                  <w:rStyle w:val="Hyperlink"/>
-                </w:rPr>
-                <w:t xml:space="preserve">HasTemporalValidity</w:t>
-              </w:r>
-            </w:hyperlink>
-          </w:p>
-        </w:tc>
-      </w:tr>
     </w:tbl>
-    <w:bookmarkEnd w:id="162"/>
-    <w:bookmarkStart w:id="163" w:name="utilisations-12"/>
+    <w:bookmarkStart w:id="166" w:name="contraintes-3"/>
+    <w:p>
+      <w:pPr>
+        <w:pStyle w:val="berschrift5"/>
+      </w:pPr>
+      <w:r>
+        <w:t xml:space="preserve">Contraintes</w:t>
+      </w:r>
+    </w:p>
+    <w:p>
+      <w:pPr>
+        <w:pStyle w:val="FirstParagraph"/>
+      </w:pPr>
+      <w:r>
+        <w:t xml:space="preserve">Au moins l’un des champs suivants doit être renseigné :</w:t>
+      </w:r>
+    </w:p>
+    <w:p>
+      <w:pPr>
+        <w:numPr>
+          <w:ilvl w:val="0"/>
+          <w:numId w:val="1013"/>
+        </w:numPr>
+        <w:pStyle w:val="Compact"/>
+      </w:pPr>
+      <w:hyperlink w:anchor="organization_uid">
+        <w:r>
+          <w:rPr>
+            <w:rStyle w:val="Hyperlink"/>
+          </w:rPr>
+          <w:t xml:space="preserve">organization_uid</w:t>
+        </w:r>
+      </w:hyperlink>
+    </w:p>
+    <w:p>
+      <w:pPr>
+        <w:numPr>
+          <w:ilvl w:val="0"/>
+          <w:numId w:val="1013"/>
+        </w:numPr>
+        <w:pStyle w:val="Compact"/>
+      </w:pPr>
+      <w:hyperlink w:anchor="organization_name">
+        <w:r>
+          <w:rPr>
+            <w:rStyle w:val="Hyperlink"/>
+          </w:rPr>
+          <w:t xml:space="preserve">organization_name</w:t>
+        </w:r>
+      </w:hyperlink>
+    </w:p>
+    <w:bookmarkEnd w:id="166"/>
+    <w:bookmarkEnd w:id="167"/>
+    <w:bookmarkStart w:id="168" w:name="utilisations-12"/>
     <w:p>
       <w:pPr>
         <w:pStyle w:val="berschrift3"/>
@@ -19524,8 +19771,8 @@
         </w:tc>
       </w:tr>
     </w:tbl>
-    <w:bookmarkEnd w:id="163"/>
-    <w:bookmarkStart w:id="175" w:name="exemples-3"/>
+    <w:bookmarkEnd w:id="168"/>
+    <w:bookmarkStart w:id="180" w:name="exemples-3"/>
     <w:p>
       <w:pPr>
         <w:pStyle w:val="berschrift3"/>
@@ -19534,7 +19781,7 @@
         <w:t xml:space="preserve">Exemples</w:t>
       </w:r>
     </w:p>
-    <w:bookmarkStart w:id="164" w:name="X6f8df45c9392e7d8c2cc611b7a5a0a5c295082c"/>
+    <w:bookmarkStart w:id="169" w:name="X6f8df45c9392e7d8c2cc611b7a5a0a5c295082c"/>
     <w:p>
       <w:pPr>
         <w:pStyle w:val="berschrift4"/>
@@ -19794,8 +20041,8 @@
         <w:t xml:space="preserve">false</w:t>
       </w:r>
     </w:p>
-    <w:bookmarkEnd w:id="164"/>
-    <w:bookmarkStart w:id="165" w:name="X294879ee57dc755c49a22f9e5803f3be70e7bd5"/>
+    <w:bookmarkEnd w:id="169"/>
+    <w:bookmarkStart w:id="170" w:name="X294879ee57dc755c49a22f9e5803f3be70e7bd5"/>
     <w:p>
       <w:pPr>
         <w:pStyle w:val="berschrift4"/>
@@ -20061,8 +20308,8 @@
         <w:t xml:space="preserve">true</w:t>
       </w:r>
     </w:p>
-    <w:bookmarkEnd w:id="165"/>
-    <w:bookmarkStart w:id="166" w:name="X3a114af4c33489a0c13c4f76e77277e721b306b"/>
+    <w:bookmarkEnd w:id="170"/>
+    <w:bookmarkStart w:id="171" w:name="X3a114af4c33489a0c13c4f76e77277e721b306b"/>
     <w:p>
       <w:pPr>
         <w:pStyle w:val="berschrift4"/>
@@ -20328,8 +20575,8 @@
         <w:t xml:space="preserve">true</w:t>
       </w:r>
     </w:p>
-    <w:bookmarkEnd w:id="166"/>
-    <w:bookmarkStart w:id="167" w:name="X8388fddb59e3841f8eb932eb991d5b9d2fccc2e"/>
+    <w:bookmarkEnd w:id="171"/>
+    <w:bookmarkStart w:id="172" w:name="X8388fddb59e3841f8eb932eb991d5b9d2fccc2e"/>
     <w:p>
       <w:pPr>
         <w:pStyle w:val="berschrift4"/>
@@ -20595,8 +20842,8 @@
         <w:t xml:space="preserve">true</w:t>
       </w:r>
     </w:p>
-    <w:bookmarkEnd w:id="167"/>
-    <w:bookmarkStart w:id="168" w:name="Xc3a25f1caa08cb156aabd4253ed5ef369c18d50"/>
+    <w:bookmarkEnd w:id="172"/>
+    <w:bookmarkStart w:id="173" w:name="Xc3a25f1caa08cb156aabd4253ed5ef369c18d50"/>
     <w:p>
       <w:pPr>
         <w:pStyle w:val="berschrift4"/>
@@ -20856,8 +21103,8 @@
         <w:t xml:space="preserve">false</w:t>
       </w:r>
     </w:p>
-    <w:bookmarkEnd w:id="168"/>
-    <w:bookmarkStart w:id="169" w:name="X60d031cd34249886c7d9f1b2e67c68e5118fb82"/>
+    <w:bookmarkEnd w:id="173"/>
+    <w:bookmarkStart w:id="174" w:name="X60d031cd34249886c7d9f1b2e67c68e5118fb82"/>
     <w:p>
       <w:pPr>
         <w:pStyle w:val="berschrift4"/>
@@ -21117,8 +21364,8 @@
         <w:t xml:space="preserve">true</w:t>
       </w:r>
     </w:p>
-    <w:bookmarkEnd w:id="169"/>
-    <w:bookmarkStart w:id="170" w:name="Xaa264fc7637f27ecf757efc1ab52a576e34ce7a"/>
+    <w:bookmarkEnd w:id="174"/>
+    <w:bookmarkStart w:id="175" w:name="Xaa264fc7637f27ecf757efc1ab52a576e34ce7a"/>
     <w:p>
       <w:pPr>
         <w:pStyle w:val="berschrift4"/>
@@ -21378,8 +21625,8 @@
         <w:t xml:space="preserve">true</w:t>
       </w:r>
     </w:p>
-    <w:bookmarkEnd w:id="170"/>
-    <w:bookmarkStart w:id="171" w:name="X85b61049f6da165f553740229e5c3c950105045"/>
+    <w:bookmarkEnd w:id="175"/>
+    <w:bookmarkStart w:id="176" w:name="X85b61049f6da165f553740229e5c3c950105045"/>
     <w:p>
       <w:pPr>
         <w:pStyle w:val="berschrift4"/>
@@ -21645,8 +21892,8 @@
         <w:t xml:space="preserve">true</w:t>
       </w:r>
     </w:p>
-    <w:bookmarkEnd w:id="171"/>
-    <w:bookmarkStart w:id="172" w:name="X00b26461af04297e3c9834364e0bd20b838dab6"/>
+    <w:bookmarkEnd w:id="176"/>
+    <w:bookmarkStart w:id="177" w:name="X00b26461af04297e3c9834364e0bd20b838dab6"/>
     <w:p>
       <w:pPr>
         <w:pStyle w:val="berschrift4"/>
@@ -21912,8 +22159,8 @@
         <w:t xml:space="preserve">true</w:t>
       </w:r>
     </w:p>
-    <w:bookmarkEnd w:id="172"/>
-    <w:bookmarkStart w:id="173" w:name="Xe8f745ddcaa03013aef9fe47d41eba446f5d883"/>
+    <w:bookmarkEnd w:id="177"/>
+    <w:bookmarkStart w:id="178" w:name="Xe8f745ddcaa03013aef9fe47d41eba446f5d883"/>
     <w:p>
       <w:pPr>
         <w:pStyle w:val="berschrift4"/>
@@ -22173,8 +22420,8 @@
         <w:t xml:space="preserve">true</w:t>
       </w:r>
     </w:p>
-    <w:bookmarkEnd w:id="173"/>
-    <w:bookmarkStart w:id="174" w:name="Xa438aedbc4b401d1df695fa555025968f317c54"/>
+    <w:bookmarkEnd w:id="178"/>
+    <w:bookmarkStart w:id="179" w:name="Xa438aedbc4b401d1df695fa555025968f317c54"/>
     <w:p>
       <w:pPr>
         <w:pStyle w:val="berschrift4"/>
@@ -22440,10 +22687,10 @@
         <w:t xml:space="preserve">false</w:t>
       </w:r>
     </w:p>
-    <w:bookmarkEnd w:id="174"/>
-    <w:bookmarkEnd w:id="175"/>
-    <w:bookmarkEnd w:id="176"/>
-    <w:bookmarkStart w:id="182" w:name="enum-interesttypeenum"/>
+    <w:bookmarkEnd w:id="179"/>
+    <w:bookmarkEnd w:id="180"/>
+    <w:bookmarkEnd w:id="181"/>
+    <w:bookmarkStart w:id="187" w:name="enum-interesttypeenum"/>
     <w:p>
       <w:pPr>
         <w:pStyle w:val="berschrift2"/>
@@ -22482,7 +22729,7 @@
       <w:r>
         <w:t xml:space="preserve"> </w:t>
       </w:r>
-      <w:hyperlink ns1:id="rId177">
+      <w:hyperlink ns1:id="rId182">
         <w:r>
           <w:rPr>
             <w:rStyle w:val="Hyperlink"/>
@@ -22491,7 +22738,7 @@
         </w:r>
       </w:hyperlink>
     </w:p>
-    <w:bookmarkStart w:id="181" w:name="valeurs-admissibles-5"/>
+    <w:bookmarkStart w:id="186" w:name="valeurs-admissibles-5"/>
     <w:p>
       <w:pPr>
         <w:pStyle w:val="berschrift3"/>
@@ -22586,7 +22833,7 @@
               <w:pStyle w:val="Compact"/>
               <w:jc w:val="left"/>
             </w:pPr>
-            <w:hyperlink ns1:id="rId178">
+            <w:hyperlink ns1:id="rId183">
               <w:r>
                 <w:rPr>
                   <w:rStyle w:val="Hyperlink"/>
@@ -22643,7 +22890,7 @@
               <w:pStyle w:val="Compact"/>
               <w:jc w:val="left"/>
             </w:pPr>
-            <w:hyperlink ns1:id="rId179">
+            <w:hyperlink ns1:id="rId184">
               <w:r>
                 <w:rPr>
                   <w:rStyle w:val="Hyperlink"/>
@@ -22700,7 +22947,7 @@
               <w:pStyle w:val="Compact"/>
               <w:jc w:val="left"/>
             </w:pPr>
-            <w:hyperlink ns1:id="rId180">
+            <w:hyperlink ns1:id="rId185">
               <w:r>
                 <w:rPr>
                   <w:rStyle w:val="Hyperlink"/>
@@ -22712,9 +22959,9 @@
         </w:tc>
       </w:tr>
     </w:tbl>
-    <w:bookmarkEnd w:id="181"/>
-    <w:bookmarkEnd w:id="182"/>
-    <w:bookmarkStart w:id="223" w:name="enum-legalformenum"/>
+    <w:bookmarkEnd w:id="186"/>
+    <w:bookmarkEnd w:id="187"/>
+    <w:bookmarkStart w:id="228" w:name="enum-legalformenum"/>
     <w:p>
       <w:pPr>
         <w:pStyle w:val="berschrift2"/>
@@ -22753,7 +23000,7 @@
       <w:r>
         <w:t xml:space="preserve"> </w:t>
       </w:r>
-      <w:hyperlink ns1:id="rId183">
+      <w:hyperlink ns1:id="rId188">
         <w:r>
           <w:rPr>
             <w:rStyle w:val="Hyperlink"/>
@@ -22762,7 +23009,7 @@
         </w:r>
       </w:hyperlink>
     </w:p>
-    <w:bookmarkStart w:id="222" w:name="valeurs-admissibles-6"/>
+    <w:bookmarkStart w:id="227" w:name="valeurs-admissibles-6"/>
     <w:p>
       <w:pPr>
         <w:pStyle w:val="berschrift3"/>
@@ -22857,7 +23104,7 @@
               <w:pStyle w:val="Compact"/>
               <w:jc w:val="left"/>
             </w:pPr>
-            <w:hyperlink ns1:id="rId184">
+            <w:hyperlink ns1:id="rId189">
               <w:r>
                 <w:rPr>
                   <w:rStyle w:val="Hyperlink"/>
@@ -22914,7 +23161,7 @@
               <w:pStyle w:val="Compact"/>
               <w:jc w:val="left"/>
             </w:pPr>
-            <w:hyperlink ns1:id="rId185">
+            <w:hyperlink ns1:id="rId190">
               <w:r>
                 <w:rPr>
                   <w:rStyle w:val="Hyperlink"/>
@@ -22971,7 +23218,7 @@
               <w:pStyle w:val="Compact"/>
               <w:jc w:val="left"/>
             </w:pPr>
-            <w:hyperlink ns1:id="rId186">
+            <w:hyperlink ns1:id="rId191">
               <w:r>
                 <w:rPr>
                   <w:rStyle w:val="Hyperlink"/>
@@ -23028,7 +23275,7 @@
               <w:pStyle w:val="Compact"/>
               <w:jc w:val="left"/>
             </w:pPr>
-            <w:hyperlink ns1:id="rId187">
+            <w:hyperlink ns1:id="rId192">
               <w:r>
                 <w:rPr>
                   <w:rStyle w:val="Hyperlink"/>
@@ -23085,7 +23332,7 @@
               <w:pStyle w:val="Compact"/>
               <w:jc w:val="left"/>
             </w:pPr>
-            <w:hyperlink ns1:id="rId188">
+            <w:hyperlink ns1:id="rId193">
               <w:r>
                 <w:rPr>
                   <w:rStyle w:val="Hyperlink"/>
@@ -23142,7 +23389,7 @@
               <w:pStyle w:val="Compact"/>
               <w:jc w:val="left"/>
             </w:pPr>
-            <w:hyperlink ns1:id="rId189">
+            <w:hyperlink ns1:id="rId194">
               <w:r>
                 <w:rPr>
                   <w:rStyle w:val="Hyperlink"/>
@@ -23199,7 +23446,7 @@
               <w:pStyle w:val="Compact"/>
               <w:jc w:val="left"/>
             </w:pPr>
-            <w:hyperlink ns1:id="rId190">
+            <w:hyperlink ns1:id="rId195">
               <w:r>
                 <w:rPr>
                   <w:rStyle w:val="Hyperlink"/>
@@ -23256,7 +23503,7 @@
               <w:pStyle w:val="Compact"/>
               <w:jc w:val="left"/>
             </w:pPr>
-            <w:hyperlink ns1:id="rId191">
+            <w:hyperlink ns1:id="rId196">
               <w:r>
                 <w:rPr>
                   <w:rStyle w:val="Hyperlink"/>
@@ -23313,7 +23560,7 @@
               <w:pStyle w:val="Compact"/>
               <w:jc w:val="left"/>
             </w:pPr>
-            <w:hyperlink ns1:id="rId192">
+            <w:hyperlink ns1:id="rId197">
               <w:r>
                 <w:rPr>
                   <w:rStyle w:val="Hyperlink"/>
@@ -23370,7 +23617,7 @@
               <w:pStyle w:val="Compact"/>
               <w:jc w:val="left"/>
             </w:pPr>
-            <w:hyperlink ns1:id="rId193">
+            <w:hyperlink ns1:id="rId198">
               <w:r>
                 <w:rPr>
                   <w:rStyle w:val="Hyperlink"/>
@@ -23427,7 +23674,7 @@
               <w:pStyle w:val="Compact"/>
               <w:jc w:val="left"/>
             </w:pPr>
-            <w:hyperlink ns1:id="rId194">
+            <w:hyperlink ns1:id="rId199">
               <w:r>
                 <w:rPr>
                   <w:rStyle w:val="Hyperlink"/>
@@ -23484,7 +23731,7 @@
               <w:pStyle w:val="Compact"/>
               <w:jc w:val="left"/>
             </w:pPr>
-            <w:hyperlink ns1:id="rId195">
+            <w:hyperlink ns1:id="rId200">
               <w:r>
                 <w:rPr>
                   <w:rStyle w:val="Hyperlink"/>
@@ -23541,7 +23788,7 @@
               <w:pStyle w:val="Compact"/>
               <w:jc w:val="left"/>
             </w:pPr>
-            <w:hyperlink ns1:id="rId196">
+            <w:hyperlink ns1:id="rId201">
               <w:r>
                 <w:rPr>
                   <w:rStyle w:val="Hyperlink"/>
@@ -23598,7 +23845,7 @@
               <w:pStyle w:val="Compact"/>
               <w:jc w:val="left"/>
             </w:pPr>
-            <w:hyperlink ns1:id="rId197">
+            <w:hyperlink ns1:id="rId202">
               <w:r>
                 <w:rPr>
                   <w:rStyle w:val="Hyperlink"/>
@@ -23655,7 +23902,7 @@
               <w:pStyle w:val="Compact"/>
               <w:jc w:val="left"/>
             </w:pPr>
-            <w:hyperlink ns1:id="rId198">
+            <w:hyperlink ns1:id="rId203">
               <w:r>
                 <w:rPr>
                   <w:rStyle w:val="Hyperlink"/>
@@ -23712,7 +23959,7 @@
               <w:pStyle w:val="Compact"/>
               <w:jc w:val="left"/>
             </w:pPr>
-            <w:hyperlink ns1:id="rId199">
+            <w:hyperlink ns1:id="rId204">
               <w:r>
                 <w:rPr>
                   <w:rStyle w:val="Hyperlink"/>
@@ -23769,7 +24016,7 @@
               <w:pStyle w:val="Compact"/>
               <w:jc w:val="left"/>
             </w:pPr>
-            <w:hyperlink ns1:id="rId200">
+            <w:hyperlink ns1:id="rId205">
               <w:r>
                 <w:rPr>
                   <w:rStyle w:val="Hyperlink"/>
@@ -23826,7 +24073,7 @@
               <w:pStyle w:val="Compact"/>
               <w:jc w:val="left"/>
             </w:pPr>
-            <w:hyperlink ns1:id="rId201">
+            <w:hyperlink ns1:id="rId206">
               <w:r>
                 <w:rPr>
                   <w:rStyle w:val="Hyperlink"/>
@@ -23883,7 +24130,7 @@
               <w:pStyle w:val="Compact"/>
               <w:jc w:val="left"/>
             </w:pPr>
-            <w:hyperlink ns1:id="rId202">
+            <w:hyperlink ns1:id="rId207">
               <w:r>
                 <w:rPr>
                   <w:rStyle w:val="Hyperlink"/>
@@ -23940,7 +24187,7 @@
               <w:pStyle w:val="Compact"/>
               <w:jc w:val="left"/>
             </w:pPr>
-            <w:hyperlink ns1:id="rId203">
+            <w:hyperlink ns1:id="rId208">
               <w:r>
                 <w:rPr>
                   <w:rStyle w:val="Hyperlink"/>
@@ -23997,7 +24244,7 @@
               <w:pStyle w:val="Compact"/>
               <w:jc w:val="left"/>
             </w:pPr>
-            <w:hyperlink ns1:id="rId204">
+            <w:hyperlink ns1:id="rId209">
               <w:r>
                 <w:rPr>
                   <w:rStyle w:val="Hyperlink"/>
@@ -24054,7 +24301,7 @@
               <w:pStyle w:val="Compact"/>
               <w:jc w:val="left"/>
             </w:pPr>
-            <w:hyperlink ns1:id="rId205">
+            <w:hyperlink ns1:id="rId210">
               <w:r>
                 <w:rPr>
                   <w:rStyle w:val="Hyperlink"/>
@@ -24111,7 +24358,7 @@
               <w:pStyle w:val="Compact"/>
               <w:jc w:val="left"/>
             </w:pPr>
-            <w:hyperlink ns1:id="rId206">
+            <w:hyperlink ns1:id="rId211">
               <w:r>
                 <w:rPr>
                   <w:rStyle w:val="Hyperlink"/>
@@ -24168,7 +24415,7 @@
               <w:pStyle w:val="Compact"/>
               <w:jc w:val="left"/>
             </w:pPr>
-            <w:hyperlink ns1:id="rId207">
+            <w:hyperlink ns1:id="rId212">
               <w:r>
                 <w:rPr>
                   <w:rStyle w:val="Hyperlink"/>
@@ -24225,7 +24472,7 @@
               <w:pStyle w:val="Compact"/>
               <w:jc w:val="left"/>
             </w:pPr>
-            <w:hyperlink ns1:id="rId208">
+            <w:hyperlink ns1:id="rId213">
               <w:r>
                 <w:rPr>
                   <w:rStyle w:val="Hyperlink"/>
@@ -24282,7 +24529,7 @@
               <w:pStyle w:val="Compact"/>
               <w:jc w:val="left"/>
             </w:pPr>
-            <w:hyperlink ns1:id="rId209">
+            <w:hyperlink ns1:id="rId214">
               <w:r>
                 <w:rPr>
                   <w:rStyle w:val="Hyperlink"/>
@@ -24339,7 +24586,7 @@
               <w:pStyle w:val="Compact"/>
               <w:jc w:val="left"/>
             </w:pPr>
-            <w:hyperlink ns1:id="rId210">
+            <w:hyperlink ns1:id="rId215">
               <w:r>
                 <w:rPr>
                   <w:rStyle w:val="Hyperlink"/>
@@ -24396,7 +24643,7 @@
               <w:pStyle w:val="Compact"/>
               <w:jc w:val="left"/>
             </w:pPr>
-            <w:hyperlink ns1:id="rId211">
+            <w:hyperlink ns1:id="rId216">
               <w:r>
                 <w:rPr>
                   <w:rStyle w:val="Hyperlink"/>
@@ -24453,7 +24700,7 @@
               <w:pStyle w:val="Compact"/>
               <w:jc w:val="left"/>
             </w:pPr>
-            <w:hyperlink ns1:id="rId212">
+            <w:hyperlink ns1:id="rId217">
               <w:r>
                 <w:rPr>
                   <w:rStyle w:val="Hyperlink"/>
@@ -24510,7 +24757,7 @@
               <w:pStyle w:val="Compact"/>
               <w:jc w:val="left"/>
             </w:pPr>
-            <w:hyperlink ns1:id="rId213">
+            <w:hyperlink ns1:id="rId218">
               <w:r>
                 <w:rPr>
                   <w:rStyle w:val="Hyperlink"/>
@@ -24567,7 +24814,7 @@
               <w:pStyle w:val="Compact"/>
               <w:jc w:val="left"/>
             </w:pPr>
-            <w:hyperlink ns1:id="rId214">
+            <w:hyperlink ns1:id="rId219">
               <w:r>
                 <w:rPr>
                   <w:rStyle w:val="Hyperlink"/>
@@ -24624,7 +24871,7 @@
               <w:pStyle w:val="Compact"/>
               <w:jc w:val="left"/>
             </w:pPr>
-            <w:hyperlink ns1:id="rId215">
+            <w:hyperlink ns1:id="rId220">
               <w:r>
                 <w:rPr>
                   <w:rStyle w:val="Hyperlink"/>
@@ -24681,7 +24928,7 @@
               <w:pStyle w:val="Compact"/>
               <w:jc w:val="left"/>
             </w:pPr>
-            <w:hyperlink ns1:id="rId216">
+            <w:hyperlink ns1:id="rId221">
               <w:r>
                 <w:rPr>
                   <w:rStyle w:val="Hyperlink"/>
@@ -24738,7 +24985,7 @@
               <w:pStyle w:val="Compact"/>
               <w:jc w:val="left"/>
             </w:pPr>
-            <w:hyperlink ns1:id="rId217">
+            <w:hyperlink ns1:id="rId222">
               <w:r>
                 <w:rPr>
                   <w:rStyle w:val="Hyperlink"/>
@@ -24795,7 +25042,7 @@
               <w:pStyle w:val="Compact"/>
               <w:jc w:val="left"/>
             </w:pPr>
-            <w:hyperlink ns1:id="rId218">
+            <w:hyperlink ns1:id="rId223">
               <w:r>
                 <w:rPr>
                   <w:rStyle w:val="Hyperlink"/>
@@ -24852,7 +25099,7 @@
               <w:pStyle w:val="Compact"/>
               <w:jc w:val="left"/>
             </w:pPr>
-            <w:hyperlink ns1:id="rId219">
+            <w:hyperlink ns1:id="rId224">
               <w:r>
                 <w:rPr>
                   <w:rStyle w:val="Hyperlink"/>
@@ -24909,7 +25156,7 @@
               <w:pStyle w:val="Compact"/>
               <w:jc w:val="left"/>
             </w:pPr>
-            <w:hyperlink ns1:id="rId220">
+            <w:hyperlink ns1:id="rId225">
               <w:r>
                 <w:rPr>
                   <w:rStyle w:val="Hyperlink"/>
@@ -24966,7 +25213,7 @@
               <w:pStyle w:val="Compact"/>
               <w:jc w:val="left"/>
             </w:pPr>
-            <w:hyperlink ns1:id="rId221">
+            <w:hyperlink ns1:id="rId226">
               <w:r>
                 <w:rPr>
                   <w:rStyle w:val="Hyperlink"/>
@@ -24978,15 +25225,15 @@
         </w:tc>
       </w:tr>
     </w:tbl>
-    <w:bookmarkEnd w:id="222"/>
+    <w:bookmarkEnd w:id="227"/>
     <w:p>
       <w:r>
         <w:br w:type="page"/>
       </w:r>
     </w:p>
-    <w:bookmarkEnd w:id="223"/>
-    <w:bookmarkEnd w:id="224"/>
-    <w:bookmarkStart w:id="244" w:name="éléments-partagés"/>
+    <w:bookmarkEnd w:id="228"/>
+    <w:bookmarkEnd w:id="229"/>
+    <w:bookmarkStart w:id="250" w:name="éléments-partagés"/>
     <w:p>
       <w:pPr>
         <w:pStyle w:val="berschrift1"/>
@@ -24995,7 +25242,7 @@
         <w:t xml:space="preserve">Éléments partagés</w:t>
       </w:r>
     </w:p>
-    <w:bookmarkStart w:id="225" w:name="reference-classes"/>
+    <w:bookmarkStart w:id="230" w:name="reference-classes"/>
     <w:p>
       <w:pPr>
         <w:pStyle w:val="berschrift2"/>
@@ -25101,7 +25348,7 @@
       <w:pPr>
         <w:numPr>
           <w:ilvl w:val="0"/>
-          <w:numId w:val="1009"/>
+          <w:numId w:val="1014"/>
         </w:numPr>
         <w:pStyle w:val="Compact"/>
       </w:pPr>
@@ -25123,7 +25370,7 @@
       <w:pPr>
         <w:numPr>
           <w:ilvl w:val="0"/>
-          <w:numId w:val="1009"/>
+          <w:numId w:val="1014"/>
         </w:numPr>
         <w:pStyle w:val="Compact"/>
       </w:pPr>
@@ -25142,7 +25389,7 @@
       <w:pPr>
         <w:numPr>
           <w:ilvl w:val="0"/>
-          <w:numId w:val="1009"/>
+          <w:numId w:val="1014"/>
         </w:numPr>
         <w:pStyle w:val="Compact"/>
       </w:pPr>
@@ -25157,8 +25404,8 @@
         <w:t xml:space="preserve">, car la référence locale demeure inchangée, même si l’entité liée change ultérieurement</w:t>
       </w:r>
     </w:p>
-    <w:bookmarkEnd w:id="225"/>
-    <w:bookmarkStart w:id="228" w:name="classe-personreference"/>
+    <w:bookmarkEnd w:id="230"/>
+    <w:bookmarkStart w:id="233" w:name="classe-personreference"/>
     <w:p>
       <w:pPr>
         <w:pStyle w:val="berschrift2"/>
@@ -25187,7 +25434,7 @@
         <w:t xml:space="preserve">__</w:t>
       </w:r>
     </w:p>
-    <w:bookmarkStart w:id="226" w:name="attributs-13"/>
+    <w:bookmarkStart w:id="231" w:name="attributs-13"/>
     <w:p>
       <w:pPr>
         <w:pStyle w:val="berschrift3"/>
@@ -25631,8 +25878,8 @@
         </w:tc>
       </w:tr>
     </w:tbl>
-    <w:bookmarkEnd w:id="226"/>
-    <w:bookmarkStart w:id="227" w:name="utilisations-13"/>
+    <w:bookmarkEnd w:id="231"/>
+    <w:bookmarkStart w:id="232" w:name="utilisations-13"/>
     <w:p>
       <w:pPr>
         <w:pStyle w:val="berschrift3"/>
@@ -25846,9 +26093,9 @@
         </w:tc>
       </w:tr>
     </w:tbl>
-    <w:bookmarkEnd w:id="227"/>
-    <w:bookmarkEnd w:id="228"/>
-    <w:bookmarkStart w:id="231" w:name="classe-groupreference"/>
+    <w:bookmarkEnd w:id="232"/>
+    <w:bookmarkEnd w:id="233"/>
+    <w:bookmarkStart w:id="236" w:name="classe-groupreference"/>
     <w:p>
       <w:pPr>
         <w:pStyle w:val="berschrift2"/>
@@ -25877,7 +26124,7 @@
         <w:t xml:space="preserve">__</w:t>
       </w:r>
     </w:p>
-    <w:bookmarkStart w:id="229" w:name="attributs-14"/>
+    <w:bookmarkStart w:id="234" w:name="attributs-14"/>
     <w:p>
       <w:pPr>
         <w:pStyle w:val="berschrift3"/>
@@ -26269,8 +26516,8 @@
         </w:tc>
       </w:tr>
     </w:tbl>
-    <w:bookmarkEnd w:id="229"/>
-    <w:bookmarkStart w:id="230" w:name="utilisations-14"/>
+    <w:bookmarkEnd w:id="234"/>
+    <w:bookmarkStart w:id="235" w:name="utilisations-14"/>
     <w:p>
       <w:pPr>
         <w:pStyle w:val="berschrift3"/>
@@ -26419,9 +26666,9 @@
         </w:tc>
       </w:tr>
     </w:tbl>
-    <w:bookmarkEnd w:id="230"/>
-    <w:bookmarkEnd w:id="231"/>
-    <w:bookmarkStart w:id="232" w:name="classes-utilisées-à-plusieurs-reprises"/>
+    <w:bookmarkEnd w:id="235"/>
+    <w:bookmarkEnd w:id="236"/>
+    <w:bookmarkStart w:id="237" w:name="classes-utilisées-à-plusieurs-reprises"/>
     <w:p>
       <w:pPr>
         <w:pStyle w:val="berschrift2"/>
@@ -26430,8 +26677,8 @@
         <w:t xml:space="preserve">Classes utilisées à plusieurs reprises</w:t>
       </w:r>
     </w:p>
-    <w:bookmarkEnd w:id="232"/>
-    <w:bookmarkStart w:id="237" w:name="classe-address"/>
+    <w:bookmarkEnd w:id="237"/>
+    <w:bookmarkStart w:id="243" w:name="classe-address"/>
     <w:p>
       <w:pPr>
         <w:pStyle w:val="berschrift2"/>
@@ -26460,7 +26707,7 @@
         <w:t xml:space="preserve">__</w:t>
       </w:r>
     </w:p>
-    <w:bookmarkStart w:id="233" w:name="attributs-15"/>
+    <w:bookmarkStart w:id="239" w:name="attributs-15"/>
     <w:p>
       <w:pPr>
         <w:pStyle w:val="berschrift3"/>
@@ -26801,8 +27048,60 @@
         </w:tc>
       </w:tr>
     </w:tbl>
-    <w:bookmarkEnd w:id="233"/>
-    <w:bookmarkStart w:id="234" w:name="utilisations-15"/>
+    <w:bookmarkStart w:id="238" w:name="contraintes-4"/>
+    <w:p>
+      <w:pPr>
+        <w:pStyle w:val="berschrift5"/>
+      </w:pPr>
+      <w:r>
+        <w:t xml:space="preserve">Contraintes</w:t>
+      </w:r>
+    </w:p>
+    <w:p>
+      <w:pPr>
+        <w:pStyle w:val="FirstParagraph"/>
+      </w:pPr>
+      <w:r>
+        <w:t xml:space="preserve">Au moins l’un des champs suivants doit être renseigné :</w:t>
+      </w:r>
+    </w:p>
+    <w:p>
+      <w:pPr>
+        <w:numPr>
+          <w:ilvl w:val="0"/>
+          <w:numId w:val="1015"/>
+        </w:numPr>
+        <w:pStyle w:val="Compact"/>
+      </w:pPr>
+      <w:hyperlink w:anchor="postal_locality">
+        <w:r>
+          <w:rPr>
+            <w:rStyle w:val="Hyperlink"/>
+          </w:rPr>
+          <w:t xml:space="preserve">postal_locality</w:t>
+        </w:r>
+      </w:hyperlink>
+    </w:p>
+    <w:p>
+      <w:pPr>
+        <w:numPr>
+          <w:ilvl w:val="0"/>
+          <w:numId w:val="1015"/>
+        </w:numPr>
+        <w:pStyle w:val="Compact"/>
+      </w:pPr>
+      <w:hyperlink w:anchor="address_uri">
+        <w:r>
+          <w:rPr>
+            <w:rStyle w:val="Hyperlink"/>
+          </w:rPr>
+          <w:t xml:space="preserve">address_uri</w:t>
+        </w:r>
+      </w:hyperlink>
+    </w:p>
+    <w:bookmarkEnd w:id="238"/>
+    <w:bookmarkEnd w:id="239"/>
+    <w:bookmarkStart w:id="240" w:name="utilisations-15"/>
     <w:p>
       <w:pPr>
         <w:pStyle w:val="berschrift3"/>
@@ -27016,8 +27315,8 @@
         </w:tc>
       </w:tr>
     </w:tbl>
-    <w:bookmarkEnd w:id="234"/>
-    <w:bookmarkStart w:id="236" w:name="exemples-4"/>
+    <w:bookmarkEnd w:id="240"/>
+    <w:bookmarkStart w:id="242" w:name="exemples-4"/>
     <w:p>
       <w:pPr>
         <w:pStyle w:val="berschrift3"/>
@@ -27026,7 +27325,7 @@
         <w:t xml:space="preserve">Exemples</w:t>
       </w:r>
     </w:p>
-    <w:bookmarkStart w:id="235" w:name="Xf088df868a53579391affb7d364826afc83f909"/>
+    <w:bookmarkStart w:id="241" w:name="Xf088df868a53579391affb7d364826afc83f909"/>
     <w:p>
       <w:pPr>
         <w:pStyle w:val="berschrift4"/>
@@ -27079,10 +27378,10 @@
         <w:t xml:space="preserve"> Basel-Stadt</w:t>
       </w:r>
     </w:p>
-    <w:bookmarkEnd w:id="235"/>
-    <w:bookmarkEnd w:id="236"/>
-    <w:bookmarkEnd w:id="237"/>
-    <w:bookmarkStart w:id="240" w:name="enum-addresstypeenum"/>
+    <w:bookmarkEnd w:id="241"/>
+    <w:bookmarkEnd w:id="242"/>
+    <w:bookmarkEnd w:id="243"/>
+    <w:bookmarkStart w:id="246" w:name="enum-addresstypeenum"/>
     <w:p>
       <w:pPr>
         <w:pStyle w:val="berschrift2"/>
@@ -27121,7 +27420,7 @@
       <w:r>
         <w:t xml:space="preserve"> </w:t>
       </w:r>
-      <w:hyperlink ns1:id="rId238">
+      <w:hyperlink ns1:id="rId244">
         <w:r>
           <w:rPr>
             <w:rStyle w:val="Hyperlink"/>
@@ -27130,7 +27429,7 @@
         </w:r>
       </w:hyperlink>
     </w:p>
-    <w:bookmarkStart w:id="239" w:name="valeurs-admissibles-7"/>
+    <w:bookmarkStart w:id="245" w:name="valeurs-admissibles-7"/>
     <w:p>
       <w:pPr>
         <w:pStyle w:val="berschrift3"/>
@@ -27324,9 +27623,9 @@
         </w:tc>
       </w:tr>
     </w:tbl>
-    <w:bookmarkEnd w:id="239"/>
-    <w:bookmarkEnd w:id="240"/>
-    <w:bookmarkStart w:id="243" w:name="classe-contact"/>
+    <w:bookmarkEnd w:id="245"/>
+    <w:bookmarkEnd w:id="246"/>
+    <w:bookmarkStart w:id="249" w:name="classe-contact"/>
     <w:p>
       <w:pPr>
         <w:pStyle w:val="berschrift2"/>
@@ -27355,7 +27654,7 @@
         <w:t xml:space="preserve">__</w:t>
       </w:r>
     </w:p>
-    <w:bookmarkStart w:id="241" w:name="attributs-16"/>
+    <w:bookmarkStart w:id="247" w:name="attributs-16"/>
     <w:p>
       <w:pPr>
         <w:pStyle w:val="berschrift3"/>
@@ -27442,7 +27741,7 @@
               <w:jc w:val="left"/>
             </w:pPr>
             <w:r>
-              <w:t xml:space="preserve">0..1</w:t>
+              <w:t xml:space="preserve">1</w:t>
             </w:r>
             <w:r>
               <w:t xml:space="preserve"> </w:t>
@@ -27496,7 +27795,7 @@
               <w:jc w:val="left"/>
             </w:pPr>
             <w:r>
-              <w:t xml:space="preserve">0..1</w:t>
+              <w:t xml:space="preserve">1</w:t>
             </w:r>
             <w:r>
               <w:t xml:space="preserve"> </w:t>
@@ -27528,8 +27827,8 @@
         </w:tc>
       </w:tr>
     </w:tbl>
-    <w:bookmarkEnd w:id="241"/>
-    <w:bookmarkStart w:id="242" w:name="utilisations-16"/>
+    <w:bookmarkEnd w:id="247"/>
+    <w:bookmarkStart w:id="248" w:name="utilisations-16"/>
     <w:p>
       <w:pPr>
         <w:pStyle w:val="berschrift3"/>
@@ -27743,9 +28042,9 @@
         </w:tc>
       </w:tr>
     </w:tbl>
-    <w:bookmarkEnd w:id="242"/>
-    <w:bookmarkEnd w:id="243"/>
-    <w:bookmarkEnd w:id="244"/>
+    <w:bookmarkEnd w:id="248"/>
+    <w:bookmarkEnd w:id="249"/>
+    <w:bookmarkEnd w:id="250"/>
     <w:sectPr>
       <w:headerReference ns1:id="rId9" w:type="even"/>
       <w:headerReference ns1:id="rId10" w:type="default"/>
@@ -29020,6 +29319,24 @@
     <w:abstractNumId w:val="991"/>
   </w:num>
   <w:num w:numId="1009">
+    <w:abstractNumId w:val="991"/>
+  </w:num>
+  <w:num w:numId="1010">
+    <w:abstractNumId w:val="991"/>
+  </w:num>
+  <w:num w:numId="1011">
+    <w:abstractNumId w:val="991"/>
+  </w:num>
+  <w:num w:numId="1012">
+    <w:abstractNumId w:val="991"/>
+  </w:num>
+  <w:num w:numId="1013">
+    <w:abstractNumId w:val="991"/>
+  </w:num>
+  <w:num w:numId="1014">
+    <w:abstractNumId w:val="991"/>
+  </w:num>
+  <w:num w:numId="1015">
     <w:abstractNumId w:val="991"/>
   </w:num>
 </w:numbering>

--- a/ech-0294_actors/output/ech-0294_actors_fr.docx
+++ b/ech-0294_actors/output/ech-0294_actors_fr.docx
@@ -29347,7 +29347,7 @@
   <w:docDefaults>
     <w:rPrDefault>
       <w:rPr>
-        <w:rFonts w:asciiTheme="minorHAnsi" w:cstheme="minorBidi" w:eastAsiaTheme="minorHAnsi" w:hAnsiTheme="minorHAnsi"/>
+        <w:rFonts w:ascii="Arial" w:cs="Arial" w:eastAsia="Arial" w:hAnsi="Arial"/>
         <w:sz w:val="24"/>
         <w:szCs w:val="24"/>
         <w:lang w:bidi="ar-SA" w:eastAsia="en-US" w:val="fr"/>

--- a/ech-0294_actors/output/ech-0294_actors_fr.docx
+++ b/ech-0294_actors/output/ech-0294_actors_fr.docx
@@ -27122,7 +27122,7 @@
         <w:szCs w:val="20"/>
         <w:lang w:val="en-GB"/>
       </w:rPr>
-      <w:t>xxxx</w:t>
+      <w:t>eCH-0294</w:t>
     </w:r>
     <w:proofErr w:type="spellEnd"/>
     <w:r>
@@ -27159,7 +27159,7 @@
         <w:szCs w:val="20"/>
         <w:lang w:val="en-GB"/>
       </w:rPr>
-      <w:t xml:space="preserve"> / 0.0.1 / Draft / 202</w:t>
+      <w:t xml:space="preserve"> / 0.2 / Entwurf / 2026-07-17</w:t>
     </w:r>
     <w:r>
       <w:rPr>
@@ -27168,7 +27168,7 @@
         <w:szCs w:val="20"/>
         <w:lang w:val="en-GB"/>
       </w:rPr>
-      <w:t>5</w:t>
+      <w:t/>
     </w:r>
     <w:r>
       <w:rPr>
@@ -27177,7 +27177,7 @@
         <w:szCs w:val="20"/>
         <w:lang w:val="en-GB"/>
       </w:rPr>
-      <w:t>-0</w:t>
+      <w:t/>
     </w:r>
     <w:r>
       <w:rPr>
@@ -27186,7 +27186,7 @@
         <w:szCs w:val="20"/>
         <w:lang w:val="en-GB"/>
       </w:rPr>
-      <w:t>5</w:t>
+      <w:t/>
     </w:r>
     <w:r>
       <w:rPr>
@@ -27195,7 +27195,7 @@
         <w:szCs w:val="20"/>
         <w:lang w:val="en-GB"/>
       </w:rPr>
-      <w:t>-2</w:t>
+      <w:t/>
     </w:r>
     <w:r>
       <w:rPr>
@@ -27204,7 +27204,7 @@
         <w:szCs w:val="20"/>
         <w:lang w:val="en-GB"/>
       </w:rPr>
-      <w:t>0</w:t>
+      <w:t/>
     </w:r>
   </w:p>
 </w:ftr>

--- a/ech-0294_actors/output/ech-0294_actors_fr.docx
+++ b/ech-0294_actors/output/ech-0294_actors_fr.docx
@@ -171,7 +171,7 @@
               <w:pStyle w:val="Compact"/>
             </w:pPr>
             <w:r>
-              <w:t xml:space="preserve">0.2</w:t>
+              <w:t xml:space="preserve">0.5</w:t>
             </w:r>
           </w:p>
         </w:tc>

--- a/ech-0294_actors/output/ech-0294_actors_fr.docx
+++ b/ech-0294_actors/output/ech-0294_actors_fr.docx
@@ -18,8 +18,8 @@
         <w:tblLook w:firstRow="1" w:lastRow="0" w:firstColumn="0" w:lastColumn="0" w:noHBand="0" w:noVBand="0" w:val="0020"/>
       </w:tblPr>
       <w:tblGrid>
-        <w:gridCol w:w="1239"/>
-        <w:gridCol w:w="6680"/>
+        <w:gridCol w:w="3960"/>
+        <w:gridCol w:w="3960"/>
       </w:tblGrid>
       <w:tr>
         <w:trPr>
@@ -111,7 +111,7 @@
               <w:pStyle w:val="Compact"/>
             </w:pPr>
             <w:r>
-              <w:t xml:space="preserve">Projet</w:t>
+              <w:t xml:space="preserve">Norme</w:t>
             </w:r>
           </w:p>
         </w:tc>
@@ -143,7 +143,7 @@
               <w:pStyle w:val="Compact"/>
             </w:pPr>
             <w:r>
-              <w:t xml:space="preserve">Revue interne du groupe spécialisé</w:t>
+              <w:t xml:space="preserve">Défini</w:t>
             </w:r>
           </w:p>
         </w:tc>
@@ -171,7 +171,7 @@
               <w:pStyle w:val="Compact"/>
             </w:pPr>
             <w:r>
-              <w:t xml:space="preserve">0.5</w:t>
+              <w:t xml:space="preserve">1.0</w:t>
             </w:r>
           </w:p>
         </w:tc>
@@ -202,6 +202,9 @@
             <w:pPr>
               <w:pStyle w:val="Compact"/>
             </w:pPr>
+            <w:r>
+              <w:t xml:space="preserve">Proposition</w:t>
+            </w:r>
           </w:p>
         </w:tc>
       </w:tr>
@@ -281,9 +284,6 @@
             <w:pPr>
               <w:pStyle w:val="Compact"/>
             </w:pPr>
-            <w:r>
-              <w:t xml:space="preserve">0.0</w:t>
-            </w:r>
           </w:p>
         </w:tc>
       </w:tr>
@@ -313,9 +313,6 @@
             <w:pPr>
               <w:pStyle w:val="Compact"/>
             </w:pPr>
-            <w:r>
-              <w:t xml:space="preserve">eCH-0292 (Éléments de données communs)</w:t>
-            </w:r>
           </w:p>
         </w:tc>
       </w:tr>
@@ -470,7 +467,7 @@
         <w:pStyle w:val="FirstParagraph"/>
       </w:pPr>
       <w:r>
-        <w:t xml:space="preserve">Le projet eCH-0294 « Acteurs politiques : personnes, groupes et organes » définit un modèle de données uniforme pour la publication structurée des acteurs politiques en Suisse. Il englobe les personnes physiques, les groupes et organes politiques, les affiliations entre personnes et groupes ainsi que les liens d’intérêts. L’objectif est de mettre à disposition, par-delà les niveaux fédéraux, des informations comparables, lisibles par machine et réutilisables, afin d’améliorer la transparence, la traçabilité et la capacité d’analyse des processus politiques.</w:t>
+        <w:t xml:space="preserve">La norme eCH-0294 « Acteurs politiques : personnes, groupes et organes » définit un modèle de données uniforme pour la publication structurée des acteurs politiques en Suisse. Il englobe les personnes physiques, les groupes et organes politiques, les affiliations entre personnes et groupes ainsi que les liens d’intérêts. L’objectif est de mettre à disposition, par-delà les niveaux fédéraux, des informations comparables, lisibles par machine et réutilisables, afin d’améliorer la transparence, la traçabilité et la capacité d’analyse des processus politiques.</w:t>
       </w:r>
     </w:p>
     <w:p>

--- a/ech-0294_actors/output/ech-0294_actors_fr.docx
+++ b/ech-0294_actors/output/ech-0294_actors_fr.docx
@@ -993,7 +993,7 @@
     </w:p>
     <w:bookmarkEnd w:id="25"/>
     <w:bookmarkEnd w:id="26"/>
-    <w:bookmarkStart w:id="121" w:name="person"/>
+    <w:bookmarkStart w:id="119" w:name="person"/>
     <w:p>
       <w:pPr>
         <w:pStyle w:val="berschrift1"/>
@@ -2205,14 +2205,65 @@
               <w:pStyle w:val="Compact"/>
             </w:pPr>
             <w:r>
-              <w:t xml:space="preserve">electoral_district</w:t>
-            </w:r>
-          </w:p>
-        </w:tc>
-        <w:tc>
-          <w:tcPr>
-            <w:shd w:val="clear" w:color="auto" w:fill="F2F2F2"/>
-          </w:tcPr>
+              <w:t xml:space="preserve">interest_links</w:t>
+            </w:r>
+          </w:p>
+        </w:tc>
+        <w:tc>
+          <w:tcPr>
+            <w:shd w:val="clear" w:color="auto" w:fill="F2F2F2"/>
+          </w:tcPr>
+          <w:p>
+            <w:pPr>
+              <w:pStyle w:val="Compact"/>
+            </w:pPr>
+            <w:r>
+              <w:t xml:space="preserve">*</w:t>
+            </w:r>
+            <w:r>
+              <w:t xml:space="preserve"> </w:t>
+            </w:r>
+            <w:r>
+              <w:t xml:space="preserve"> </w:t>
+            </w:r>
+            <w:hyperlink w:anchor="InterestLink">
+              <w:r>
+                <w:rPr>
+                  <w:rStyle w:val="Hyperlink"/>
+                </w:rPr>
+                <w:t xml:space="preserve">InterestLink</w:t>
+              </w:r>
+            </w:hyperlink>
+          </w:p>
+        </w:tc>
+        <w:tc>
+          <w:tcPr>
+            <w:shd w:val="clear" w:color="auto" w:fill="F2F2F2"/>
+          </w:tcPr>
+          <w:p>
+            <w:pPr>
+              <w:pStyle w:val="Compact"/>
+            </w:pPr>
+            <w:r>
+              <w:t xml:space="preserve">Collection de liens d’intérêts.</w:t>
+            </w:r>
+          </w:p>
+        </w:tc>
+      </w:tr>
+      <w:tr>
+        <w:tc>
+          <w:tcPr/>
+          <w:p>
+            <w:pPr>
+              <w:pStyle w:val="Compact"/>
+            </w:pPr>
+            <w:r>
+              <w:t xml:space="preserve">local_id</w:t>
+            </w:r>
+          </w:p>
+        </w:tc>
+        <w:tc>
+          <w:tcPr/>
           <w:p>
             <w:pPr>
               <w:pStyle w:val="Compact"/>
@@ -2226,97 +2277,131 @@
             <w:r>
               <w:t xml:space="preserve"> </w:t>
             </w:r>
-            <w:hyperlink w:anchor="ElectoralDistrict">
-              <w:r>
-                <w:rPr>
-                  <w:rStyle w:val="Hyperlink"/>
-                </w:rPr>
-                <w:t xml:space="preserve">ElectoralDistrict</w:t>
-              </w:r>
-            </w:hyperlink>
-          </w:p>
-        </w:tc>
-        <w:tc>
-          <w:tcPr>
-            <w:shd w:val="clear" w:color="auto" w:fill="F2F2F2"/>
-          </w:tcPr>
-          <w:p>
-            <w:pPr>
-              <w:pStyle w:val="Compact"/>
-            </w:pPr>
-            <w:r>
-              <w:t xml:space="preserve">Lien vers la circonscription électorale.</w:t>
-            </w:r>
-          </w:p>
-        </w:tc>
-      </w:tr>
-      <w:tr>
-        <w:tc>
-          <w:tcPr/>
-          <w:p>
-            <w:pPr>
-              <w:pStyle w:val="Compact"/>
-            </w:pPr>
-            <w:r>
-              <w:t xml:space="preserve">interest_links</w:t>
-            </w:r>
-          </w:p>
-        </w:tc>
-        <w:tc>
-          <w:tcPr/>
-          <w:p>
-            <w:pPr>
-              <w:pStyle w:val="Compact"/>
-            </w:pPr>
-            <w:r>
-              <w:t xml:space="preserve">*</w:t>
-            </w:r>
-            <w:r>
-              <w:t xml:space="preserve"> </w:t>
-            </w:r>
-            <w:r>
-              <w:t xml:space="preserve"> </w:t>
-            </w:r>
-            <w:hyperlink w:anchor="InterestLink">
-              <w:r>
-                <w:rPr>
-                  <w:rStyle w:val="Hyperlink"/>
-                </w:rPr>
-                <w:t xml:space="preserve">InterestLink</w:t>
-              </w:r>
-            </w:hyperlink>
-          </w:p>
-        </w:tc>
-        <w:tc>
-          <w:tcPr/>
-          <w:p>
-            <w:pPr>
-              <w:pStyle w:val="Compact"/>
-            </w:pPr>
-            <w:r>
-              <w:t xml:space="preserve">Collection de liens d’intérêts.</w:t>
-            </w:r>
-          </w:p>
-        </w:tc>
-      </w:tr>
-      <w:tr>
-        <w:tc>
-          <w:tcPr>
-            <w:shd w:val="clear" w:color="auto" w:fill="F2F2F2"/>
-          </w:tcPr>
-          <w:p>
-            <w:pPr>
-              <w:pStyle w:val="Compact"/>
-            </w:pPr>
-            <w:r>
-              <w:t xml:space="preserve">local_id</w:t>
-            </w:r>
-          </w:p>
-        </w:tc>
-        <w:tc>
-          <w:tcPr>
-            <w:shd w:val="clear" w:color="auto" w:fill="F2F2F2"/>
-          </w:tcPr>
+            <w:hyperlink w:anchor="String">
+              <w:r>
+                <w:rPr>
+                  <w:rStyle w:val="Hyperlink"/>
+                </w:rPr>
+                <w:t xml:space="preserve">String</w:t>
+              </w:r>
+            </w:hyperlink>
+          </w:p>
+        </w:tc>
+        <w:tc>
+          <w:tcPr/>
+          <w:p>
+            <w:pPr>
+              <w:pStyle w:val="Compact"/>
+            </w:pPr>
+            <w:r>
+              <w:t xml:space="preserve">Identifiant local. Par exemple, un UUID issu du système d’information du conseil.</w:t>
+            </w:r>
+            <w:r>
+              <w:t xml:space="preserve"> </w:t>
+            </w:r>
+            <w:r>
+              <w:t xml:space="preserve">Héritage :</w:t>
+            </w:r>
+            <w:r>
+              <w:t xml:space="preserve"> </w:t>
+            </w:r>
+            <w:hyperlink w:anchor="HasIdentification">
+              <w:r>
+                <w:rPr>
+                  <w:rStyle w:val="Hyperlink"/>
+                </w:rPr>
+                <w:t xml:space="preserve">HasIdentification</w:t>
+              </w:r>
+            </w:hyperlink>
+          </w:p>
+        </w:tc>
+      </w:tr>
+      <w:tr>
+        <w:tc>
+          <w:tcPr>
+            <w:shd w:val="clear" w:color="auto" w:fill="F2F2F2"/>
+          </w:tcPr>
+          <w:p>
+            <w:pPr>
+              <w:pStyle w:val="Compact"/>
+            </w:pPr>
+            <w:r>
+              <w:t xml:space="preserve">global_uri</w:t>
+            </w:r>
+          </w:p>
+        </w:tc>
+        <w:tc>
+          <w:tcPr>
+            <w:shd w:val="clear" w:color="auto" w:fill="F2F2F2"/>
+          </w:tcPr>
+          <w:p>
+            <w:pPr>
+              <w:pStyle w:val="Compact"/>
+            </w:pPr>
+            <w:r>
+              <w:t xml:space="preserve">1</w:t>
+            </w:r>
+            <w:r>
+              <w:t xml:space="preserve"> </w:t>
+            </w:r>
+            <w:r>
+              <w:t xml:space="preserve"> </w:t>
+            </w:r>
+            <w:hyperlink w:anchor="Uriorcurie">
+              <w:r>
+                <w:rPr>
+                  <w:rStyle w:val="Hyperlink"/>
+                </w:rPr>
+                <w:t xml:space="preserve">Uriorcurie</w:t>
+              </w:r>
+            </w:hyperlink>
+          </w:p>
+        </w:tc>
+        <w:tc>
+          <w:tcPr>
+            <w:shd w:val="clear" w:color="auto" w:fill="F2F2F2"/>
+          </w:tcPr>
+          <w:p>
+            <w:pPr>
+              <w:pStyle w:val="Compact"/>
+            </w:pPr>
+            <w:r>
+              <w:t xml:space="preserve">Une URI unique et globalement valide pour l’entité.</w:t>
+            </w:r>
+            <w:r>
+              <w:t xml:space="preserve"> </w:t>
+            </w:r>
+            <w:r>
+              <w:t xml:space="preserve">Héritage :</w:t>
+            </w:r>
+            <w:r>
+              <w:t xml:space="preserve"> </w:t>
+            </w:r>
+            <w:hyperlink w:anchor="HasIdentification">
+              <w:r>
+                <w:rPr>
+                  <w:rStyle w:val="Hyperlink"/>
+                </w:rPr>
+                <w:t xml:space="preserve">HasIdentification</w:t>
+              </w:r>
+            </w:hyperlink>
+          </w:p>
+        </w:tc>
+      </w:tr>
+      <w:tr>
+        <w:tc>
+          <w:tcPr/>
+          <w:p>
+            <w:pPr>
+              <w:pStyle w:val="Compact"/>
+            </w:pPr>
+            <w:r>
+              <w:t xml:space="preserve">wikidata_uri</w:t>
+            </w:r>
+          </w:p>
+        </w:tc>
+        <w:tc>
+          <w:tcPr/>
           <w:p>
             <w:pPr>
               <w:pStyle w:val="Compact"/>
@@ -2330,26 +2415,24 @@
             <w:r>
               <w:t xml:space="preserve"> </w:t>
             </w:r>
-            <w:hyperlink w:anchor="String">
-              <w:r>
-                <w:rPr>
-                  <w:rStyle w:val="Hyperlink"/>
-                </w:rPr>
-                <w:t xml:space="preserve">String</w:t>
-              </w:r>
-            </w:hyperlink>
-          </w:p>
-        </w:tc>
-        <w:tc>
-          <w:tcPr>
-            <w:shd w:val="clear" w:color="auto" w:fill="F2F2F2"/>
-          </w:tcPr>
-          <w:p>
-            <w:pPr>
-              <w:pStyle w:val="Compact"/>
-            </w:pPr>
-            <w:r>
-              <w:t xml:space="preserve">Identifiant local. Par exemple, un UUID issu du système d’information du conseil.</w:t>
+            <w:hyperlink w:anchor="Uriorcurie">
+              <w:r>
+                <w:rPr>
+                  <w:rStyle w:val="Hyperlink"/>
+                </w:rPr>
+                <w:t xml:space="preserve">Uriorcurie</w:t>
+              </w:r>
+            </w:hyperlink>
+          </w:p>
+        </w:tc>
+        <w:tc>
+          <w:tcPr/>
+          <w:p>
+            <w:pPr>
+              <w:pStyle w:val="Compact"/>
+            </w:pPr>
+            <w:r>
+              <w:t xml:space="preserve">Une URI qui renvoie à une entité Wikidata, par ex. http://www.wikidata.org/entity/Q39 pour la Suisse.</w:t>
             </w:r>
             <w:r>
               <w:t xml:space="preserve"> </w:t>
@@ -2373,49 +2456,55 @@
       </w:tr>
       <w:tr>
         <w:tc>
-          <w:tcPr/>
-          <w:p>
-            <w:pPr>
-              <w:pStyle w:val="Compact"/>
-            </w:pPr>
-            <w:r>
-              <w:t xml:space="preserve">global_uri</w:t>
-            </w:r>
-          </w:p>
-        </w:tc>
-        <w:tc>
-          <w:tcPr/>
-          <w:p>
-            <w:pPr>
-              <w:pStyle w:val="Compact"/>
-            </w:pPr>
-            <w:r>
-              <w:t xml:space="preserve">1</w:t>
-            </w:r>
-            <w:r>
-              <w:t xml:space="preserve"> </w:t>
-            </w:r>
-            <w:r>
-              <w:t xml:space="preserve"> </w:t>
-            </w:r>
-            <w:hyperlink w:anchor="Uriorcurie">
-              <w:r>
-                <w:rPr>
-                  <w:rStyle w:val="Hyperlink"/>
-                </w:rPr>
-                <w:t xml:space="preserve">Uriorcurie</w:t>
-              </w:r>
-            </w:hyperlink>
-          </w:p>
-        </w:tc>
-        <w:tc>
-          <w:tcPr/>
-          <w:p>
-            <w:pPr>
-              <w:pStyle w:val="Compact"/>
-            </w:pPr>
-            <w:r>
-              <w:t xml:space="preserve">Une URI unique et globalement valide pour l’entité.</w:t>
+          <w:tcPr>
+            <w:shd w:val="clear" w:color="auto" w:fill="F2F2F2"/>
+          </w:tcPr>
+          <w:p>
+            <w:pPr>
+              <w:pStyle w:val="Compact"/>
+            </w:pPr>
+            <w:r>
+              <w:t xml:space="preserve">date_created</w:t>
+            </w:r>
+          </w:p>
+        </w:tc>
+        <w:tc>
+          <w:tcPr>
+            <w:shd w:val="clear" w:color="auto" w:fill="F2F2F2"/>
+          </w:tcPr>
+          <w:p>
+            <w:pPr>
+              <w:pStyle w:val="Compact"/>
+            </w:pPr>
+            <w:r>
+              <w:t xml:space="preserve">0..1</w:t>
+            </w:r>
+            <w:r>
+              <w:t xml:space="preserve"> </w:t>
+            </w:r>
+            <w:r>
+              <w:t xml:space="preserve"> </w:t>
+            </w:r>
+            <w:hyperlink w:anchor="Date">
+              <w:r>
+                <w:rPr>
+                  <w:rStyle w:val="Hyperlink"/>
+                </w:rPr>
+                <w:t xml:space="preserve">Date</w:t>
+              </w:r>
+            </w:hyperlink>
+          </w:p>
+        </w:tc>
+        <w:tc>
+          <w:tcPr>
+            <w:shd w:val="clear" w:color="auto" w:fill="F2F2F2"/>
+          </w:tcPr>
+          <w:p>
+            <w:pPr>
+              <w:pStyle w:val="Compact"/>
+            </w:pPr>
+            <w:r>
+              <w:t xml:space="preserve">La date à laquelle une entité a été créée.</w:t>
             </w:r>
             <w:r>
               <w:t xml:space="preserve"> </w:t>
@@ -2426,35 +2515,31 @@
             <w:r>
               <w:t xml:space="preserve"> </w:t>
             </w:r>
-            <w:hyperlink w:anchor="HasIdentification">
-              <w:r>
-                <w:rPr>
-                  <w:rStyle w:val="Hyperlink"/>
-                </w:rPr>
-                <w:t xml:space="preserve">HasIdentification</w:t>
-              </w:r>
-            </w:hyperlink>
-          </w:p>
-        </w:tc>
-      </w:tr>
-      <w:tr>
-        <w:tc>
-          <w:tcPr>
-            <w:shd w:val="clear" w:color="auto" w:fill="F2F2F2"/>
-          </w:tcPr>
-          <w:p>
-            <w:pPr>
-              <w:pStyle w:val="Compact"/>
-            </w:pPr>
-            <w:r>
-              <w:t xml:space="preserve">wikidata_uri</w:t>
-            </w:r>
-          </w:p>
-        </w:tc>
-        <w:tc>
-          <w:tcPr>
-            <w:shd w:val="clear" w:color="auto" w:fill="F2F2F2"/>
-          </w:tcPr>
+            <w:hyperlink w:anchor="HasCreationModificationDates">
+              <w:r>
+                <w:rPr>
+                  <w:rStyle w:val="Hyperlink"/>
+                </w:rPr>
+                <w:t xml:space="preserve">HasCreationModificationDates</w:t>
+              </w:r>
+            </w:hyperlink>
+          </w:p>
+        </w:tc>
+      </w:tr>
+      <w:tr>
+        <w:tc>
+          <w:tcPr/>
+          <w:p>
+            <w:pPr>
+              <w:pStyle w:val="Compact"/>
+            </w:pPr>
+            <w:r>
+              <w:t xml:space="preserve">datetime_created</w:t>
+            </w:r>
+          </w:p>
+        </w:tc>
+        <w:tc>
+          <w:tcPr/>
           <w:p>
             <w:pPr>
               <w:pStyle w:val="Compact"/>
@@ -2468,26 +2553,24 @@
             <w:r>
               <w:t xml:space="preserve"> </w:t>
             </w:r>
-            <w:hyperlink w:anchor="Uriorcurie">
-              <w:r>
-                <w:rPr>
-                  <w:rStyle w:val="Hyperlink"/>
-                </w:rPr>
-                <w:t xml:space="preserve">Uriorcurie</w:t>
-              </w:r>
-            </w:hyperlink>
-          </w:p>
-        </w:tc>
-        <w:tc>
-          <w:tcPr>
-            <w:shd w:val="clear" w:color="auto" w:fill="F2F2F2"/>
-          </w:tcPr>
-          <w:p>
-            <w:pPr>
-              <w:pStyle w:val="Compact"/>
-            </w:pPr>
-            <w:r>
-              <w:t xml:space="preserve">Une URI qui renvoie à une entité Wikidata, par ex. http://www.wikidata.org/entity/Q39 pour la Suisse.</w:t>
+            <w:hyperlink w:anchor="Datetime">
+              <w:r>
+                <w:rPr>
+                  <w:rStyle w:val="Hyperlink"/>
+                </w:rPr>
+                <w:t xml:space="preserve">Datetime</w:t>
+              </w:r>
+            </w:hyperlink>
+          </w:p>
+        </w:tc>
+        <w:tc>
+          <w:tcPr/>
+          <w:p>
+            <w:pPr>
+              <w:pStyle w:val="Compact"/>
+            </w:pPr>
+            <w:r>
+              <w:t xml:space="preserve">La date et l’heure auxquelles une entité a été créée.</w:t>
             </w:r>
             <w:r>
               <w:t xml:space="preserve"> </w:t>
@@ -2498,31 +2581,35 @@
             <w:r>
               <w:t xml:space="preserve"> </w:t>
             </w:r>
-            <w:hyperlink w:anchor="HasIdentification">
-              <w:r>
-                <w:rPr>
-                  <w:rStyle w:val="Hyperlink"/>
-                </w:rPr>
-                <w:t xml:space="preserve">HasIdentification</w:t>
-              </w:r>
-            </w:hyperlink>
-          </w:p>
-        </w:tc>
-      </w:tr>
-      <w:tr>
-        <w:tc>
-          <w:tcPr/>
-          <w:p>
-            <w:pPr>
-              <w:pStyle w:val="Compact"/>
-            </w:pPr>
-            <w:r>
-              <w:t xml:space="preserve">date_created</w:t>
-            </w:r>
-          </w:p>
-        </w:tc>
-        <w:tc>
-          <w:tcPr/>
+            <w:hyperlink w:anchor="HasCreationModificationDates">
+              <w:r>
+                <w:rPr>
+                  <w:rStyle w:val="Hyperlink"/>
+                </w:rPr>
+                <w:t xml:space="preserve">HasCreationModificationDates</w:t>
+              </w:r>
+            </w:hyperlink>
+          </w:p>
+        </w:tc>
+      </w:tr>
+      <w:tr>
+        <w:tc>
+          <w:tcPr>
+            <w:shd w:val="clear" w:color="auto" w:fill="F2F2F2"/>
+          </w:tcPr>
+          <w:p>
+            <w:pPr>
+              <w:pStyle w:val="Compact"/>
+            </w:pPr>
+            <w:r>
+              <w:t xml:space="preserve">date_modified</w:t>
+            </w:r>
+          </w:p>
+        </w:tc>
+        <w:tc>
+          <w:tcPr>
+            <w:shd w:val="clear" w:color="auto" w:fill="F2F2F2"/>
+          </w:tcPr>
           <w:p>
             <w:pPr>
               <w:pStyle w:val="Compact"/>
@@ -2547,13 +2634,15 @@
           </w:p>
         </w:tc>
         <w:tc>
-          <w:tcPr/>
-          <w:p>
-            <w:pPr>
-              <w:pStyle w:val="Compact"/>
-            </w:pPr>
-            <w:r>
-              <w:t xml:space="preserve">La date à laquelle une entité a été créée.</w:t>
+          <w:tcPr>
+            <w:shd w:val="clear" w:color="auto" w:fill="F2F2F2"/>
+          </w:tcPr>
+          <w:p>
+            <w:pPr>
+              <w:pStyle w:val="Compact"/>
+            </w:pPr>
+            <w:r>
+              <w:t xml:space="preserve">La date à laquelle une entité a été modifiée pour la dernière fois.</w:t>
             </w:r>
             <w:r>
               <w:t xml:space="preserve"> </w:t>
@@ -2577,22 +2666,18 @@
       </w:tr>
       <w:tr>
         <w:tc>
-          <w:tcPr>
-            <w:shd w:val="clear" w:color="auto" w:fill="F2F2F2"/>
-          </w:tcPr>
-          <w:p>
-            <w:pPr>
-              <w:pStyle w:val="Compact"/>
-            </w:pPr>
-            <w:r>
-              <w:t xml:space="preserve">datetime_created</w:t>
-            </w:r>
-          </w:p>
-        </w:tc>
-        <w:tc>
-          <w:tcPr>
-            <w:shd w:val="clear" w:color="auto" w:fill="F2F2F2"/>
-          </w:tcPr>
+          <w:tcPr/>
+          <w:p>
+            <w:pPr>
+              <w:pStyle w:val="Compact"/>
+            </w:pPr>
+            <w:r>
+              <w:t xml:space="preserve">datetime_modified</w:t>
+            </w:r>
+          </w:p>
+        </w:tc>
+        <w:tc>
+          <w:tcPr/>
           <w:p>
             <w:pPr>
               <w:pStyle w:val="Compact"/>
@@ -2617,147 +2702,7 @@
           </w:p>
         </w:tc>
         <w:tc>
-          <w:tcPr>
-            <w:shd w:val="clear" w:color="auto" w:fill="F2F2F2"/>
-          </w:tcPr>
-          <w:p>
-            <w:pPr>
-              <w:pStyle w:val="Compact"/>
-            </w:pPr>
-            <w:r>
-              <w:t xml:space="preserve">La date et l’heure auxquelles une entité a été créée.</w:t>
-            </w:r>
-            <w:r>
-              <w:t xml:space="preserve"> </w:t>
-            </w:r>
-            <w:r>
-              <w:t xml:space="preserve">Héritage :</w:t>
-            </w:r>
-            <w:r>
-              <w:t xml:space="preserve"> </w:t>
-            </w:r>
-            <w:hyperlink w:anchor="HasCreationModificationDates">
-              <w:r>
-                <w:rPr>
-                  <w:rStyle w:val="Hyperlink"/>
-                </w:rPr>
-                <w:t xml:space="preserve">HasCreationModificationDates</w:t>
-              </w:r>
-            </w:hyperlink>
-          </w:p>
-        </w:tc>
-      </w:tr>
-      <w:tr>
-        <w:tc>
-          <w:tcPr/>
-          <w:p>
-            <w:pPr>
-              <w:pStyle w:val="Compact"/>
-            </w:pPr>
-            <w:r>
-              <w:t xml:space="preserve">date_modified</w:t>
-            </w:r>
-          </w:p>
-        </w:tc>
-        <w:tc>
-          <w:tcPr/>
-          <w:p>
-            <w:pPr>
-              <w:pStyle w:val="Compact"/>
-            </w:pPr>
-            <w:r>
-              <w:t xml:space="preserve">0..1</w:t>
-            </w:r>
-            <w:r>
-              <w:t xml:space="preserve"> </w:t>
-            </w:r>
-            <w:r>
-              <w:t xml:space="preserve"> </w:t>
-            </w:r>
-            <w:hyperlink w:anchor="Date">
-              <w:r>
-                <w:rPr>
-                  <w:rStyle w:val="Hyperlink"/>
-                </w:rPr>
-                <w:t xml:space="preserve">Date</w:t>
-              </w:r>
-            </w:hyperlink>
-          </w:p>
-        </w:tc>
-        <w:tc>
-          <w:tcPr/>
-          <w:p>
-            <w:pPr>
-              <w:pStyle w:val="Compact"/>
-            </w:pPr>
-            <w:r>
-              <w:t xml:space="preserve">La date à laquelle une entité a été modifiée pour la dernière fois.</w:t>
-            </w:r>
-            <w:r>
-              <w:t xml:space="preserve"> </w:t>
-            </w:r>
-            <w:r>
-              <w:t xml:space="preserve">Héritage :</w:t>
-            </w:r>
-            <w:r>
-              <w:t xml:space="preserve"> </w:t>
-            </w:r>
-            <w:hyperlink w:anchor="HasCreationModificationDates">
-              <w:r>
-                <w:rPr>
-                  <w:rStyle w:val="Hyperlink"/>
-                </w:rPr>
-                <w:t xml:space="preserve">HasCreationModificationDates</w:t>
-              </w:r>
-            </w:hyperlink>
-          </w:p>
-        </w:tc>
-      </w:tr>
-      <w:tr>
-        <w:tc>
-          <w:tcPr>
-            <w:shd w:val="clear" w:color="auto" w:fill="F2F2F2"/>
-          </w:tcPr>
-          <w:p>
-            <w:pPr>
-              <w:pStyle w:val="Compact"/>
-            </w:pPr>
-            <w:r>
-              <w:t xml:space="preserve">datetime_modified</w:t>
-            </w:r>
-          </w:p>
-        </w:tc>
-        <w:tc>
-          <w:tcPr>
-            <w:shd w:val="clear" w:color="auto" w:fill="F2F2F2"/>
-          </w:tcPr>
-          <w:p>
-            <w:pPr>
-              <w:pStyle w:val="Compact"/>
-            </w:pPr>
-            <w:r>
-              <w:t xml:space="preserve">0..1</w:t>
-            </w:r>
-            <w:r>
-              <w:t xml:space="preserve"> </w:t>
-            </w:r>
-            <w:r>
-              <w:t xml:space="preserve"> </w:t>
-            </w:r>
-            <w:hyperlink w:anchor="Datetime">
-              <w:r>
-                <w:rPr>
-                  <w:rStyle w:val="Hyperlink"/>
-                </w:rPr>
-                <w:t xml:space="preserve">Datetime</w:t>
-              </w:r>
-            </w:hyperlink>
-          </w:p>
-        </w:tc>
-        <w:tc>
-          <w:tcPr>
-            <w:shd w:val="clear" w:color="auto" w:fill="F2F2F2"/>
-          </w:tcPr>
+          <w:tcPr/>
           <w:p>
             <w:pPr>
               <w:pStyle w:val="Compact"/>
@@ -3953,75 +3898,6 @@
         </w:rPr>
         <w:t xml:space="preserve"> http://www.beat-jans.ch</w:t>
       </w:r>
-      <w:r>
-        <w:br/>
-      </w:r>
-      <w:r>
-        <w:rPr>
-          <w:rStyle w:val="FunctionTok"/>
-        </w:rPr>
-        <w:t xml:space="preserve">electoral_district</w:t>
-      </w:r>
-      <w:r>
-        <w:rPr>
-          <w:rStyle w:val="KeywordTok"/>
-        </w:rPr>
-        <w:t xml:space="preserve">:</w:t>
-      </w:r>
-      <w:r>
-        <w:br/>
-      </w:r>
-      <w:r>
-        <w:rPr>
-          <w:rStyle w:val="AttributeTok"/>
-        </w:rPr>
-        <w:t xml:space="preserve">  </w:t>
-      </w:r>
-      <w:r>
-        <w:rPr>
-          <w:rStyle w:val="FunctionTok"/>
-        </w:rPr>
-        <w:t xml:space="preserve">district</w:t>
-      </w:r>
-      <w:r>
-        <w:rPr>
-          <w:rStyle w:val="KeywordTok"/>
-        </w:rPr>
-        <w:t xml:space="preserve">:</w:t>
-      </w:r>
-      <w:r>
-        <w:rPr>
-          <w:rStyle w:val="AttributeTok"/>
-        </w:rPr>
-        <w:t xml:space="preserve"> Basel-Stadt</w:t>
-      </w:r>
-      <w:r>
-        <w:br/>
-      </w:r>
-      <w:r>
-        <w:rPr>
-          <w:rStyle w:val="AttributeTok"/>
-        </w:rPr>
-        <w:t xml:space="preserve">  </w:t>
-      </w:r>
-      <w:r>
-        <w:rPr>
-          <w:rStyle w:val="FunctionTok"/>
-        </w:rPr>
-        <w:t xml:space="preserve">valid_from</w:t>
-      </w:r>
-      <w:r>
-        <w:rPr>
-          <w:rStyle w:val="KeywordTok"/>
-        </w:rPr>
-        <w:t xml:space="preserve">:</w:t>
-      </w:r>
-      <w:r>
-        <w:rPr>
-          <w:rStyle w:val="AttributeTok"/>
-        </w:rPr>
-        <w:t xml:space="preserve"> 2010-01-01</w:t>
-      </w:r>
     </w:p>
     <w:bookmarkEnd w:id="29"/>
     <w:bookmarkEnd w:id="30"/>
@@ -10990,7 +10866,7 @@
     </w:tbl>
     <w:bookmarkEnd w:id="114"/>
     <w:bookmarkEnd w:id="115"/>
-    <w:bookmarkStart w:id="120" w:name="classe-electoraldistrict"/>
+    <w:bookmarkStart w:id="118" w:name="classe-electoraldistrict"/>
     <w:p>
       <w:pPr>
         <w:pStyle w:val="berschrift2"/>
@@ -11008,7 +10884,7 @@
           <w:i/>
           <w:iCs/>
         </w:rPr>
-        <w:t xml:space="preserve">Circonscription ou région électorale dans laquelle une personne est politiquement active ; avec validité temporelle.</w:t>
+        <w:t xml:space="preserve">Circonscription ou région électorale associée à une affiliation. La validité temporelle est héritée de l’affiliation englobante.</w:t>
       </w:r>
     </w:p>
     <w:p>
@@ -11088,7 +10964,128 @@
               <w:pStyle w:val="Compact"/>
             </w:pPr>
             <w:r>
-              <w:t xml:space="preserve">district</w:t>
+              <w:t xml:space="preserve">label</w:t>
+            </w:r>
+          </w:p>
+        </w:tc>
+        <w:tc>
+          <w:tcPr>
+            <w:shd w:val="clear" w:color="auto" w:fill="F2F2F2"/>
+          </w:tcPr>
+          <w:p>
+            <w:pPr>
+              <w:pStyle w:val="Compact"/>
+            </w:pPr>
+            <w:r>
+              <w:t xml:space="preserve">0..1</w:t>
+            </w:r>
+            <w:r>
+              <w:t xml:space="preserve"> </w:t>
+            </w:r>
+            <w:r>
+              <w:t xml:space="preserve"> </w:t>
+            </w:r>
+            <w:hyperlink w:anchor="String">
+              <w:r>
+                <w:rPr>
+                  <w:rStyle w:val="Hyperlink"/>
+                </w:rPr>
+                <w:t xml:space="preserve">String</w:t>
+              </w:r>
+            </w:hyperlink>
+          </w:p>
+        </w:tc>
+        <w:tc>
+          <w:tcPr>
+            <w:shd w:val="clear" w:color="auto" w:fill="F2F2F2"/>
+          </w:tcPr>
+          <w:p>
+            <w:pPr>
+              <w:pStyle w:val="Compact"/>
+            </w:pPr>
+            <w:r>
+              <w:t xml:space="preserve">Attribuer un label à une information structurée (par ex. nom d’affichage, poste, etc.).</w:t>
+            </w:r>
+          </w:p>
+        </w:tc>
+      </w:tr>
+      <w:tr>
+        <w:tc>
+          <w:tcPr/>
+          <w:p>
+            <w:pPr>
+              <w:pStyle w:val="Compact"/>
+            </w:pPr>
+            <w:r>
+              <w:t xml:space="preserve">local_id</w:t>
+            </w:r>
+          </w:p>
+        </w:tc>
+        <w:tc>
+          <w:tcPr/>
+          <w:p>
+            <w:pPr>
+              <w:pStyle w:val="Compact"/>
+            </w:pPr>
+            <w:r>
+              <w:t xml:space="preserve">0..1</w:t>
+            </w:r>
+            <w:r>
+              <w:t xml:space="preserve"> </w:t>
+            </w:r>
+            <w:r>
+              <w:t xml:space="preserve"> </w:t>
+            </w:r>
+            <w:hyperlink w:anchor="String">
+              <w:r>
+                <w:rPr>
+                  <w:rStyle w:val="Hyperlink"/>
+                </w:rPr>
+                <w:t xml:space="preserve">String</w:t>
+              </w:r>
+            </w:hyperlink>
+          </w:p>
+        </w:tc>
+        <w:tc>
+          <w:tcPr/>
+          <w:p>
+            <w:pPr>
+              <w:pStyle w:val="Compact"/>
+            </w:pPr>
+            <w:r>
+              <w:t xml:space="preserve">Identifiant local. Par exemple, un UUID issu du système d’information du conseil.</w:t>
+            </w:r>
+            <w:r>
+              <w:t xml:space="preserve"> </w:t>
+            </w:r>
+            <w:r>
+              <w:t xml:space="preserve">Héritage :</w:t>
+            </w:r>
+            <w:r>
+              <w:t xml:space="preserve"> </w:t>
+            </w:r>
+            <w:hyperlink w:anchor="HasIdentification">
+              <w:r>
+                <w:rPr>
+                  <w:rStyle w:val="Hyperlink"/>
+                </w:rPr>
+                <w:t xml:space="preserve">HasIdentification</w:t>
+              </w:r>
+            </w:hyperlink>
+          </w:p>
+        </w:tc>
+      </w:tr>
+      <w:tr>
+        <w:tc>
+          <w:tcPr>
+            <w:shd w:val="clear" w:color="auto" w:fill="F2F2F2"/>
+          </w:tcPr>
+          <w:p>
+            <w:pPr>
+              <w:pStyle w:val="Compact"/>
+            </w:pPr>
+            <w:r>
+              <w:t xml:space="preserve">global_uri</w:t>
             </w:r>
           </w:p>
         </w:tc>
@@ -11109,39 +11106,56 @@
             <w:r>
               <w:t xml:space="preserve"> </w:t>
             </w:r>
-            <w:hyperlink w:anchor="String">
-              <w:r>
-                <w:rPr>
-                  <w:rStyle w:val="Hyperlink"/>
-                </w:rPr>
-                <w:t xml:space="preserve">String</w:t>
-              </w:r>
-            </w:hyperlink>
-          </w:p>
-        </w:tc>
-        <w:tc>
-          <w:tcPr>
-            <w:shd w:val="clear" w:color="auto" w:fill="F2F2F2"/>
-          </w:tcPr>
-          <w:p>
-            <w:pPr>
-              <w:pStyle w:val="Compact"/>
-            </w:pPr>
-            <w:r>
-              <w:t xml:space="preserve">Circonscription ou région électorale.</w:t>
-            </w:r>
-          </w:p>
-        </w:tc>
-      </w:tr>
-      <w:tr>
-        <w:tc>
-          <w:tcPr/>
-          <w:p>
-            <w:pPr>
-              <w:pStyle w:val="Compact"/>
-            </w:pPr>
-            <w:r>
-              <w:t xml:space="preserve">valid_from</w:t>
+            <w:hyperlink w:anchor="Uriorcurie">
+              <w:r>
+                <w:rPr>
+                  <w:rStyle w:val="Hyperlink"/>
+                </w:rPr>
+                <w:t xml:space="preserve">Uriorcurie</w:t>
+              </w:r>
+            </w:hyperlink>
+          </w:p>
+        </w:tc>
+        <w:tc>
+          <w:tcPr>
+            <w:shd w:val="clear" w:color="auto" w:fill="F2F2F2"/>
+          </w:tcPr>
+          <w:p>
+            <w:pPr>
+              <w:pStyle w:val="Compact"/>
+            </w:pPr>
+            <w:r>
+              <w:t xml:space="preserve">Pour les références IRI, les ressources LINDAS doivent être utilisées. Les IRI des différents niveaux administratifs des unités spatiales suisses sont disponibles à l’adresse : https://ld.admin.ch/country/CHE. Sous les liens de la section schema:containsPlace, le niveau souhaité peut être sélectionné. Exemples pour chaque niveau administratif : - Pays - Suisse : https://ld.admin.ch/country/CHE - Canton - Argovie : https://ld.admin.ch/canton/19 - District - Brigue : https://ld.admin.ch/district/2301 - Commune - Versoix : https://ld.admin.ch/municipality/6644</w:t>
+            </w:r>
+            <w:r>
+              <w:t xml:space="preserve"> </w:t>
+            </w:r>
+            <w:r>
+              <w:t xml:space="preserve">Héritage :</w:t>
+            </w:r>
+            <w:r>
+              <w:t xml:space="preserve"> </w:t>
+            </w:r>
+            <w:hyperlink w:anchor="HasIdentification">
+              <w:r>
+                <w:rPr>
+                  <w:rStyle w:val="Hyperlink"/>
+                </w:rPr>
+                <w:t xml:space="preserve">HasIdentification</w:t>
+              </w:r>
+            </w:hyperlink>
+          </w:p>
+        </w:tc>
+      </w:tr>
+      <w:tr>
+        <w:tc>
+          <w:tcPr/>
+          <w:p>
+            <w:pPr>
+              <w:pStyle w:val="Compact"/>
+            </w:pPr>
+            <w:r>
+              <w:t xml:space="preserve">wikidata_uri</w:t>
             </w:r>
           </w:p>
         </w:tc>
@@ -11160,24 +11174,24 @@
             <w:r>
               <w:t xml:space="preserve"> </w:t>
             </w:r>
-            <w:hyperlink w:anchor="Date">
-              <w:r>
-                <w:rPr>
-                  <w:rStyle w:val="Hyperlink"/>
-                </w:rPr>
-                <w:t xml:space="preserve">Date</w:t>
-              </w:r>
-            </w:hyperlink>
-          </w:p>
-        </w:tc>
-        <w:tc>
-          <w:tcPr/>
-          <w:p>
-            <w:pPr>
-              <w:pStyle w:val="Compact"/>
-            </w:pPr>
-            <w:r>
-              <w:t xml:space="preserve">La date à partir de laquelle l’information est valable.</w:t>
+            <w:hyperlink w:anchor="Uriorcurie">
+              <w:r>
+                <w:rPr>
+                  <w:rStyle w:val="Hyperlink"/>
+                </w:rPr>
+                <w:t xml:space="preserve">Uriorcurie</w:t>
+              </w:r>
+            </w:hyperlink>
+          </w:p>
+        </w:tc>
+        <w:tc>
+          <w:tcPr/>
+          <w:p>
+            <w:pPr>
+              <w:pStyle w:val="Compact"/>
+            </w:pPr>
+            <w:r>
+              <w:t xml:space="preserve">Une URI qui renvoie à une entité Wikidata, par ex. http://www.wikidata.org/entity/Q39 pour la Suisse.</w:t>
             </w:r>
             <w:r>
               <w:t xml:space="preserve"> </w:t>
@@ -11188,150 +11202,12 @@
             <w:r>
               <w:t xml:space="preserve"> </w:t>
             </w:r>
-            <w:hyperlink w:anchor="HasTemporalValidity">
-              <w:r>
-                <w:rPr>
-                  <w:rStyle w:val="Hyperlink"/>
-                </w:rPr>
-                <w:t xml:space="preserve">HasTemporalValidity</w:t>
-              </w:r>
-            </w:hyperlink>
-          </w:p>
-        </w:tc>
-      </w:tr>
-      <w:tr>
-        <w:tc>
-          <w:tcPr>
-            <w:shd w:val="clear" w:color="auto" w:fill="F2F2F2"/>
-          </w:tcPr>
-          <w:p>
-            <w:pPr>
-              <w:pStyle w:val="Compact"/>
-            </w:pPr>
-            <w:r>
-              <w:t xml:space="preserve">valid_through</w:t>
-            </w:r>
-          </w:p>
-        </w:tc>
-        <w:tc>
-          <w:tcPr>
-            <w:shd w:val="clear" w:color="auto" w:fill="F2F2F2"/>
-          </w:tcPr>
-          <w:p>
-            <w:pPr>
-              <w:pStyle w:val="Compact"/>
-            </w:pPr>
-            <w:r>
-              <w:t xml:space="preserve">0..1</w:t>
-            </w:r>
-            <w:r>
-              <w:t xml:space="preserve"> </w:t>
-            </w:r>
-            <w:r>
-              <w:t xml:space="preserve"> </w:t>
-            </w:r>
-            <w:hyperlink w:anchor="Date">
-              <w:r>
-                <w:rPr>
-                  <w:rStyle w:val="Hyperlink"/>
-                </w:rPr>
-                <w:t xml:space="preserve">Date</w:t>
-              </w:r>
-            </w:hyperlink>
-          </w:p>
-        </w:tc>
-        <w:tc>
-          <w:tcPr>
-            <w:shd w:val="clear" w:color="auto" w:fill="F2F2F2"/>
-          </w:tcPr>
-          <w:p>
-            <w:pPr>
-              <w:pStyle w:val="Compact"/>
-            </w:pPr>
-            <w:r>
-              <w:t xml:space="preserve">La date jusqu’à laquelle l’information est valable, incluse.</w:t>
-            </w:r>
-            <w:r>
-              <w:t xml:space="preserve"> </w:t>
-            </w:r>
-            <w:r>
-              <w:t xml:space="preserve">Héritage :</w:t>
-            </w:r>
-            <w:r>
-              <w:t xml:space="preserve"> </w:t>
-            </w:r>
-            <w:hyperlink w:anchor="HasTemporalValidity">
-              <w:r>
-                <w:rPr>
-                  <w:rStyle w:val="Hyperlink"/>
-                </w:rPr>
-                <w:t xml:space="preserve">HasTemporalValidity</w:t>
-              </w:r>
-            </w:hyperlink>
-          </w:p>
-        </w:tc>
-      </w:tr>
-      <w:tr>
-        <w:tc>
-          <w:tcPr/>
-          <w:p>
-            <w:pPr>
-              <w:pStyle w:val="Compact"/>
-            </w:pPr>
-            <w:r>
-              <w:t xml:space="preserve">is_active</w:t>
-            </w:r>
-          </w:p>
-        </w:tc>
-        <w:tc>
-          <w:tcPr/>
-          <w:p>
-            <w:pPr>
-              <w:pStyle w:val="Compact"/>
-            </w:pPr>
-            <w:r>
-              <w:t xml:space="preserve">0..1</w:t>
-            </w:r>
-            <w:r>
-              <w:t xml:space="preserve"> </w:t>
-            </w:r>
-            <w:r>
-              <w:t xml:space="preserve"> </w:t>
-            </w:r>
-            <w:hyperlink w:anchor="Boolean">
-              <w:r>
-                <w:rPr>
-                  <w:rStyle w:val="Hyperlink"/>
-                </w:rPr>
-                <w:t xml:space="preserve">Boolean</w:t>
-              </w:r>
-            </w:hyperlink>
-          </w:p>
-        </w:tc>
-        <w:tc>
-          <w:tcPr/>
-          <w:p>
-            <w:pPr>
-              <w:pStyle w:val="Compact"/>
-            </w:pPr>
-            <w:r>
-              <w:t xml:space="preserve">Indique si l’information est actuellement valable. Peut être utile lorsque cette information est explicitement disponible.</w:t>
-            </w:r>
-            <w:r>
-              <w:t xml:space="preserve"> </w:t>
-            </w:r>
-            <w:r>
-              <w:t xml:space="preserve">Héritage :</w:t>
-            </w:r>
-            <w:r>
-              <w:t xml:space="preserve"> </w:t>
-            </w:r>
-            <w:hyperlink w:anchor="HasTemporalValidity">
-              <w:r>
-                <w:rPr>
-                  <w:rStyle w:val="Hyperlink"/>
-                </w:rPr>
-                <w:t xml:space="preserve">HasTemporalValidity</w:t>
+            <w:hyperlink w:anchor="HasIdentification">
+              <w:r>
+                <w:rPr>
+                  <w:rStyle w:val="Hyperlink"/>
+                </w:rPr>
+                <w:t xml:space="preserve">HasIdentification</w:t>
               </w:r>
             </w:hyperlink>
           </w:p>
@@ -11419,12 +11295,12 @@
             <w:pPr>
               <w:pStyle w:val="Compact"/>
             </w:pPr>
-            <w:hyperlink w:anchor="Person">
-              <w:r>
-                <w:rPr>
-                  <w:rStyle w:val="Hyperlink"/>
-                </w:rPr>
-                <w:t xml:space="preserve">Person</w:t>
+            <w:hyperlink w:anchor="Membership">
+              <w:r>
+                <w:rPr>
+                  <w:rStyle w:val="Hyperlink"/>
+                </w:rPr>
+                <w:t xml:space="preserve">Membership</w:t>
               </w:r>
             </w:hyperlink>
           </w:p>
@@ -11481,78 +11357,14 @@
       </w:tr>
     </w:tbl>
     <w:bookmarkEnd w:id="117"/>
-    <w:bookmarkStart w:id="119" w:name="exemples-2"/>
     <w:p>
-      <w:pPr>
-        <w:pStyle w:val="berschrift3"/>
-      </w:pPr>
-      <w:r>
-        <w:t xml:space="preserve">Exemples</w:t>
-      </w:r>
-    </w:p>
-    <w:bookmarkStart w:id="118" w:name="X5cccef008baeebe6778a4a5e81c5d3d9cd32a25"/>
-    <w:p>
-      <w:pPr>
-        <w:pStyle w:val="berschrift4"/>
-      </w:pPr>
-      <w:r>
-        <w:t xml:space="preserve">Exemple : ElectoralDistrict-swiss_politicians_Beat_Jans_1</w:t>
-      </w:r>
-    </w:p>
-    <w:p>
-      <w:pPr>
-        <w:pStyle w:val="SourceCode"/>
-      </w:pPr>
-      <w:r>
-        <w:rPr>
-          <w:rStyle w:val="FunctionTok"/>
-        </w:rPr>
-        <w:t xml:space="preserve">district</w:t>
-      </w:r>
-      <w:r>
-        <w:rPr>
-          <w:rStyle w:val="KeywordTok"/>
-        </w:rPr>
-        <w:t xml:space="preserve">:</w:t>
-      </w:r>
-      <w:r>
-        <w:rPr>
-          <w:rStyle w:val="AttributeTok"/>
-        </w:rPr>
-        <w:t xml:space="preserve"> Basel-Stadt</w:t>
-      </w:r>
-      <w:r>
-        <w:br/>
-      </w:r>
-      <w:r>
-        <w:rPr>
-          <w:rStyle w:val="FunctionTok"/>
-        </w:rPr>
-        <w:t xml:space="preserve">valid_from</w:t>
-      </w:r>
-      <w:r>
-        <w:rPr>
-          <w:rStyle w:val="KeywordTok"/>
-        </w:rPr>
-        <w:t xml:space="preserve">:</w:t>
-      </w:r>
-      <w:r>
-        <w:rPr>
-          <w:rStyle w:val="AttributeTok"/>
-        </w:rPr>
-        <w:t xml:space="preserve"> 2010-01-01</w:t>
+      <w:r>
+        <w:br w:type="page"/>
       </w:r>
     </w:p>
     <w:bookmarkEnd w:id="118"/>
     <w:bookmarkEnd w:id="119"/>
-    <w:p>
-      <w:r>
-        <w:br w:type="page"/>
-      </w:r>
-    </w:p>
-    <w:bookmarkEnd w:id="120"/>
-    <w:bookmarkEnd w:id="121"/>
-    <w:bookmarkStart w:id="152" w:name="groupes-et-organes-groups"/>
+    <w:bookmarkStart w:id="150" w:name="groupes-et-organes-groups"/>
     <w:p>
       <w:pPr>
         <w:pStyle w:val="berschrift1"/>
@@ -11743,7 +11555,7 @@
         <w:t xml:space="preserve">, il est possible de représenter p. ex. des commissions n’existant que durant une législature, ou des changements de nom et des fusions de partis.</w:t>
       </w:r>
     </w:p>
-    <w:bookmarkStart w:id="124" w:name="classe-group"/>
+    <w:bookmarkStart w:id="122" w:name="classe-group"/>
     <w:p>
       <w:pPr>
         <w:pStyle w:val="berschrift2"/>
@@ -11772,7 +11584,7 @@
         <w:t xml:space="preserve">__</w:t>
       </w:r>
     </w:p>
-    <w:bookmarkStart w:id="122" w:name="attributs-8"/>
+    <w:bookmarkStart w:id="120" w:name="attributs-8"/>
     <w:p>
       <w:pPr>
         <w:pStyle w:val="berschrift3"/>
@@ -13109,8 +12921,8 @@
         </w:tc>
       </w:tr>
     </w:tbl>
-    <w:bookmarkEnd w:id="122"/>
-    <w:bookmarkStart w:id="123" w:name="utilisations-8"/>
+    <w:bookmarkEnd w:id="120"/>
+    <w:bookmarkStart w:id="121" w:name="utilisations-8"/>
     <w:p>
       <w:pPr>
         <w:pStyle w:val="berschrift3"/>
@@ -13251,9 +13063,9 @@
         </w:tc>
       </w:tr>
     </w:tbl>
-    <w:bookmarkEnd w:id="123"/>
-    <w:bookmarkEnd w:id="124"/>
-    <w:bookmarkStart w:id="127" w:name="classe-grouptype"/>
+    <w:bookmarkEnd w:id="121"/>
+    <w:bookmarkEnd w:id="122"/>
+    <w:bookmarkStart w:id="125" w:name="classe-grouptype"/>
     <w:p>
       <w:pPr>
         <w:pStyle w:val="berschrift2"/>
@@ -13282,7 +13094,7 @@
         <w:t xml:space="preserve">__</w:t>
       </w:r>
     </w:p>
-    <w:bookmarkStart w:id="125" w:name="attributs-9"/>
+    <w:bookmarkStart w:id="123" w:name="attributs-9"/>
     <w:p>
       <w:pPr>
         <w:pStyle w:val="berschrift3"/>
@@ -13446,8 +13258,8 @@
         </w:tc>
       </w:tr>
     </w:tbl>
-    <w:bookmarkEnd w:id="125"/>
-    <w:bookmarkStart w:id="126" w:name="utilisations-9"/>
+    <w:bookmarkEnd w:id="123"/>
+    <w:bookmarkStart w:id="124" w:name="utilisations-9"/>
     <w:p>
       <w:pPr>
         <w:pStyle w:val="berschrift3"/>
@@ -13588,9 +13400,9 @@
         </w:tc>
       </w:tr>
     </w:tbl>
-    <w:bookmarkEnd w:id="126"/>
-    <w:bookmarkEnd w:id="127"/>
-    <w:bookmarkStart w:id="151" w:name="enum-grouptypeenum"/>
+    <w:bookmarkEnd w:id="124"/>
+    <w:bookmarkEnd w:id="125"/>
+    <w:bookmarkStart w:id="149" w:name="enum-grouptypeenum"/>
     <w:p>
       <w:pPr>
         <w:pStyle w:val="berschrift2"/>
@@ -13629,7 +13441,7 @@
       <w:r>
         <w:t xml:space="preserve"> </w:t>
       </w:r>
-      <w:hyperlink ns1:id="rId128">
+      <w:hyperlink ns1:id="rId126">
         <w:r>
           <w:rPr>
             <w:rStyle w:val="Hyperlink"/>
@@ -13638,7 +13450,7 @@
         </w:r>
       </w:hyperlink>
     </w:p>
-    <w:bookmarkStart w:id="150" w:name="valeurs-admissibles-3"/>
+    <w:bookmarkStart w:id="148" w:name="valeurs-admissibles-3"/>
     <w:p>
       <w:pPr>
         <w:pStyle w:val="berschrift3"/>
@@ -13728,41 +13540,149 @@
             <w:pPr>
               <w:pStyle w:val="Compact"/>
             </w:pPr>
+            <w:hyperlink ns1:id="rId127">
+              <w:r>
+                <w:rPr>
+                  <w:rStyle w:val="Hyperlink"/>
+                </w:rPr>
+                <w:t xml:space="preserve">act:enum/group_type/party</w:t>
+              </w:r>
+            </w:hyperlink>
+          </w:p>
+        </w:tc>
+      </w:tr>
+      <w:tr>
+        <w:tc>
+          <w:tcPr>
+            <w:shd w:val="clear" w:color="auto" w:fill="F2F2F2"/>
+          </w:tcPr>
+          <w:p>
+            <w:pPr>
+              <w:pStyle w:val="Compact"/>
+            </w:pPr>
+            <w:r>
+              <w:t xml:space="preserve">list</w:t>
+            </w:r>
+          </w:p>
+        </w:tc>
+        <w:tc>
+          <w:tcPr>
+            <w:shd w:val="clear" w:color="auto" w:fill="F2F2F2"/>
+          </w:tcPr>
+          <w:p>
+            <w:pPr>
+              <w:pStyle w:val="Compact"/>
+            </w:pPr>
+            <w:r>
+              <w:t xml:space="preserve">Liste électorale (peut faire partie d’un parti ou être indépendante).</w:t>
+            </w:r>
+          </w:p>
+        </w:tc>
+      </w:tr>
+      <w:tr>
+        <w:tc>
+          <w:tcPr/>
+          <w:p>
+            <w:pPr>
+              <w:pStyle w:val="Compact"/>
+            </w:pPr>
+          </w:p>
+        </w:tc>
+        <w:tc>
+          <w:tcPr/>
+          <w:p>
+            <w:pPr>
+              <w:pStyle w:val="Compact"/>
+            </w:pPr>
+            <w:hyperlink ns1:id="rId128">
+              <w:r>
+                <w:rPr>
+                  <w:rStyle w:val="Hyperlink"/>
+                </w:rPr>
+                <w:t xml:space="preserve">act:enum/group_type/list</w:t>
+              </w:r>
+            </w:hyperlink>
+          </w:p>
+        </w:tc>
+      </w:tr>
+      <w:tr>
+        <w:tc>
+          <w:tcPr>
+            <w:shd w:val="clear" w:color="auto" w:fill="F2F2F2"/>
+          </w:tcPr>
+          <w:p>
+            <w:pPr>
+              <w:pStyle w:val="Compact"/>
+            </w:pPr>
+            <w:r>
+              <w:t xml:space="preserve">workgroup</w:t>
+            </w:r>
+          </w:p>
+        </w:tc>
+        <w:tc>
+          <w:tcPr>
+            <w:shd w:val="clear" w:color="auto" w:fill="F2F2F2"/>
+          </w:tcPr>
+          <w:p>
+            <w:pPr>
+              <w:pStyle w:val="Compact"/>
+            </w:pPr>
+            <w:r>
+              <w:t xml:space="preserve">Groupe de travail ad hoc, généralement d’une durée limitée.</w:t>
+            </w:r>
+          </w:p>
+        </w:tc>
+      </w:tr>
+      <w:tr>
+        <w:tc>
+          <w:tcPr/>
+          <w:p>
+            <w:pPr>
+              <w:pStyle w:val="Compact"/>
+            </w:pPr>
+          </w:p>
+        </w:tc>
+        <w:tc>
+          <w:tcPr/>
+          <w:p>
+            <w:pPr>
+              <w:pStyle w:val="Compact"/>
+            </w:pPr>
             <w:hyperlink ns1:id="rId129">
               <w:r>
                 <w:rPr>
                   <w:rStyle w:val="Hyperlink"/>
                 </w:rPr>
-                <w:t xml:space="preserve">act:enum/group_type/party</w:t>
-              </w:r>
-            </w:hyperlink>
-          </w:p>
-        </w:tc>
-      </w:tr>
-      <w:tr>
-        <w:tc>
-          <w:tcPr>
-            <w:shd w:val="clear" w:color="auto" w:fill="F2F2F2"/>
-          </w:tcPr>
-          <w:p>
-            <w:pPr>
-              <w:pStyle w:val="Compact"/>
-            </w:pPr>
-            <w:r>
-              <w:t xml:space="preserve">list</w:t>
-            </w:r>
-          </w:p>
-        </w:tc>
-        <w:tc>
-          <w:tcPr>
-            <w:shd w:val="clear" w:color="auto" w:fill="F2F2F2"/>
-          </w:tcPr>
-          <w:p>
-            <w:pPr>
-              <w:pStyle w:val="Compact"/>
-            </w:pPr>
-            <w:r>
-              <w:t xml:space="preserve">Liste électorale (peut faire partie d’un parti ou être indépendante).</w:t>
+                <w:t xml:space="preserve">act:enum/group_type/workgroup</w:t>
+              </w:r>
+            </w:hyperlink>
+          </w:p>
+        </w:tc>
+      </w:tr>
+      <w:tr>
+        <w:tc>
+          <w:tcPr>
+            <w:shd w:val="clear" w:color="auto" w:fill="F2F2F2"/>
+          </w:tcPr>
+          <w:p>
+            <w:pPr>
+              <w:pStyle w:val="Compact"/>
+            </w:pPr>
+            <w:r>
+              <w:t xml:space="preserve">parliament</w:t>
+            </w:r>
+          </w:p>
+        </w:tc>
+        <w:tc>
+          <w:tcPr>
+            <w:shd w:val="clear" w:color="auto" w:fill="F2F2F2"/>
+          </w:tcPr>
+          <w:p>
+            <w:pPr>
+              <w:pStyle w:val="Compact"/>
+            </w:pPr>
+            <w:r>
+              <w:t xml:space="preserve">Parlement au niveau fédéral, cantonal ou communal (p. ex. Assemblée fédérale, Conseil national, Conseil des États, Grand Conseil, parlement cantonal, parlement communal).</w:t>
             </w:r>
           </w:p>
         </w:tc>
@@ -13787,36 +13707,36 @@
                 <w:rPr>
                   <w:rStyle w:val="Hyperlink"/>
                 </w:rPr>
-                <w:t xml:space="preserve">act:enum/group_type/list</w:t>
-              </w:r>
-            </w:hyperlink>
-          </w:p>
-        </w:tc>
-      </w:tr>
-      <w:tr>
-        <w:tc>
-          <w:tcPr>
-            <w:shd w:val="clear" w:color="auto" w:fill="F2F2F2"/>
-          </w:tcPr>
-          <w:p>
-            <w:pPr>
-              <w:pStyle w:val="Compact"/>
-            </w:pPr>
-            <w:r>
-              <w:t xml:space="preserve">workgroup</w:t>
-            </w:r>
-          </w:p>
-        </w:tc>
-        <w:tc>
-          <w:tcPr>
-            <w:shd w:val="clear" w:color="auto" w:fill="F2F2F2"/>
-          </w:tcPr>
-          <w:p>
-            <w:pPr>
-              <w:pStyle w:val="Compact"/>
-            </w:pPr>
-            <w:r>
-              <w:t xml:space="preserve">Groupe de travail ad hoc, généralement d’une durée limitée.</w:t>
+                <w:t xml:space="preserve">act:enum/group_type/parliament</w:t>
+              </w:r>
+            </w:hyperlink>
+          </w:p>
+        </w:tc>
+      </w:tr>
+      <w:tr>
+        <w:tc>
+          <w:tcPr>
+            <w:shd w:val="clear" w:color="auto" w:fill="F2F2F2"/>
+          </w:tcPr>
+          <w:p>
+            <w:pPr>
+              <w:pStyle w:val="Compact"/>
+            </w:pPr>
+            <w:r>
+              <w:t xml:space="preserve">delegation</w:t>
+            </w:r>
+          </w:p>
+        </w:tc>
+        <w:tc>
+          <w:tcPr>
+            <w:shd w:val="clear" w:color="auto" w:fill="F2F2F2"/>
+          </w:tcPr>
+          <w:p>
+            <w:pPr>
+              <w:pStyle w:val="Compact"/>
+            </w:pPr>
+            <w:r>
+              <w:t xml:space="preserve">Délégation.</w:t>
             </w:r>
           </w:p>
         </w:tc>
@@ -13841,36 +13761,36 @@
                 <w:rPr>
                   <w:rStyle w:val="Hyperlink"/>
                 </w:rPr>
-                <w:t xml:space="preserve">act:enum/group_type/workgroup</w:t>
-              </w:r>
-            </w:hyperlink>
-          </w:p>
-        </w:tc>
-      </w:tr>
-      <w:tr>
-        <w:tc>
-          <w:tcPr>
-            <w:shd w:val="clear" w:color="auto" w:fill="F2F2F2"/>
-          </w:tcPr>
-          <w:p>
-            <w:pPr>
-              <w:pStyle w:val="Compact"/>
-            </w:pPr>
-            <w:r>
-              <w:t xml:space="preserve">parliament</w:t>
-            </w:r>
-          </w:p>
-        </w:tc>
-        <w:tc>
-          <w:tcPr>
-            <w:shd w:val="clear" w:color="auto" w:fill="F2F2F2"/>
-          </w:tcPr>
-          <w:p>
-            <w:pPr>
-              <w:pStyle w:val="Compact"/>
-            </w:pPr>
-            <w:r>
-              <w:t xml:space="preserve">Parlement au niveau fédéral, cantonal ou communal (p. ex. Assemblée fédérale, Conseil national, Conseil des États, Grand Conseil, parlement cantonal, parlement communal).</w:t>
+                <w:t xml:space="preserve">act:enum/group_type/delegation</w:t>
+              </w:r>
+            </w:hyperlink>
+          </w:p>
+        </w:tc>
+      </w:tr>
+      <w:tr>
+        <w:tc>
+          <w:tcPr>
+            <w:shd w:val="clear" w:color="auto" w:fill="F2F2F2"/>
+          </w:tcPr>
+          <w:p>
+            <w:pPr>
+              <w:pStyle w:val="Compact"/>
+            </w:pPr>
+            <w:r>
+              <w:t xml:space="preserve">commission</w:t>
+            </w:r>
+          </w:p>
+        </w:tc>
+        <w:tc>
+          <w:tcPr>
+            <w:shd w:val="clear" w:color="auto" w:fill="F2F2F2"/>
+          </w:tcPr>
+          <w:p>
+            <w:pPr>
+              <w:pStyle w:val="Compact"/>
+            </w:pPr>
+            <w:r>
+              <w:t xml:space="preserve">Commission (permanente ou ad hoc), y compris les commissions de surveillance (p. ex. CdG), les commissions thématiques, les commissions d’enquête parlementaire (CEP) et les commissions de vérification des comptes.</w:t>
             </w:r>
           </w:p>
         </w:tc>
@@ -13895,36 +13815,36 @@
                 <w:rPr>
                   <w:rStyle w:val="Hyperlink"/>
                 </w:rPr>
-                <w:t xml:space="preserve">act:enum/group_type/parliament</w:t>
-              </w:r>
-            </w:hyperlink>
-          </w:p>
-        </w:tc>
-      </w:tr>
-      <w:tr>
-        <w:tc>
-          <w:tcPr>
-            <w:shd w:val="clear" w:color="auto" w:fill="F2F2F2"/>
-          </w:tcPr>
-          <w:p>
-            <w:pPr>
-              <w:pStyle w:val="Compact"/>
-            </w:pPr>
-            <w:r>
-              <w:t xml:space="preserve">delegation</w:t>
-            </w:r>
-          </w:p>
-        </w:tc>
-        <w:tc>
-          <w:tcPr>
-            <w:shd w:val="clear" w:color="auto" w:fill="F2F2F2"/>
-          </w:tcPr>
-          <w:p>
-            <w:pPr>
-              <w:pStyle w:val="Compact"/>
-            </w:pPr>
-            <w:r>
-              <w:t xml:space="preserve">Délégation.</w:t>
+                <w:t xml:space="preserve">act:enum/group_type/commission</w:t>
+              </w:r>
+            </w:hyperlink>
+          </w:p>
+        </w:tc>
+      </w:tr>
+      <w:tr>
+        <w:tc>
+          <w:tcPr>
+            <w:shd w:val="clear" w:color="auto" w:fill="F2F2F2"/>
+          </w:tcPr>
+          <w:p>
+            <w:pPr>
+              <w:pStyle w:val="Compact"/>
+            </w:pPr>
+            <w:r>
+              <w:t xml:space="preserve">faction</w:t>
+            </w:r>
+          </w:p>
+        </w:tc>
+        <w:tc>
+          <w:tcPr>
+            <w:shd w:val="clear" w:color="auto" w:fill="F2F2F2"/>
+          </w:tcPr>
+          <w:p>
+            <w:pPr>
+              <w:pStyle w:val="Compact"/>
+            </w:pPr>
+            <w:r>
+              <w:t xml:space="preserve">Groupe parlementaire.</w:t>
             </w:r>
           </w:p>
         </w:tc>
@@ -13949,36 +13869,36 @@
                 <w:rPr>
                   <w:rStyle w:val="Hyperlink"/>
                 </w:rPr>
-                <w:t xml:space="preserve">act:enum/group_type/delegation</w:t>
-              </w:r>
-            </w:hyperlink>
-          </w:p>
-        </w:tc>
-      </w:tr>
-      <w:tr>
-        <w:tc>
-          <w:tcPr>
-            <w:shd w:val="clear" w:color="auto" w:fill="F2F2F2"/>
-          </w:tcPr>
-          <w:p>
-            <w:pPr>
-              <w:pStyle w:val="Compact"/>
-            </w:pPr>
-            <w:r>
-              <w:t xml:space="preserve">commission</w:t>
-            </w:r>
-          </w:p>
-        </w:tc>
-        <w:tc>
-          <w:tcPr>
-            <w:shd w:val="clear" w:color="auto" w:fill="F2F2F2"/>
-          </w:tcPr>
-          <w:p>
-            <w:pPr>
-              <w:pStyle w:val="Compact"/>
-            </w:pPr>
-            <w:r>
-              <w:t xml:space="preserve">Commission (permanente ou ad hoc), y compris les commissions de surveillance (p. ex. CdG), les commissions thématiques, les commissions d’enquête parlementaire (CEP) et les commissions de vérification des comptes.</w:t>
+                <w:t xml:space="preserve">act:enum/group_type/faction</w:t>
+              </w:r>
+            </w:hyperlink>
+          </w:p>
+        </w:tc>
+      </w:tr>
+      <w:tr>
+        <w:tc>
+          <w:tcPr>
+            <w:shd w:val="clear" w:color="auto" w:fill="F2F2F2"/>
+          </w:tcPr>
+          <w:p>
+            <w:pPr>
+              <w:pStyle w:val="Compact"/>
+            </w:pPr>
+            <w:r>
+              <w:t xml:space="preserve">parliamentary_bureau</w:t>
+            </w:r>
+          </w:p>
+        </w:tc>
+        <w:tc>
+          <w:tcPr>
+            <w:shd w:val="clear" w:color="auto" w:fill="F2F2F2"/>
+          </w:tcPr>
+          <w:p>
+            <w:pPr>
+              <w:pStyle w:val="Compact"/>
+            </w:pPr>
+            <w:r>
+              <w:t xml:space="preserve">Bureau du parlement.</w:t>
             </w:r>
           </w:p>
         </w:tc>
@@ -14003,36 +13923,36 @@
                 <w:rPr>
                   <w:rStyle w:val="Hyperlink"/>
                 </w:rPr>
-                <w:t xml:space="preserve">act:enum/group_type/commission</w:t>
-              </w:r>
-            </w:hyperlink>
-          </w:p>
-        </w:tc>
-      </w:tr>
-      <w:tr>
-        <w:tc>
-          <w:tcPr>
-            <w:shd w:val="clear" w:color="auto" w:fill="F2F2F2"/>
-          </w:tcPr>
-          <w:p>
-            <w:pPr>
-              <w:pStyle w:val="Compact"/>
-            </w:pPr>
-            <w:r>
-              <w:t xml:space="preserve">faction</w:t>
-            </w:r>
-          </w:p>
-        </w:tc>
-        <w:tc>
-          <w:tcPr>
-            <w:shd w:val="clear" w:color="auto" w:fill="F2F2F2"/>
-          </w:tcPr>
-          <w:p>
-            <w:pPr>
-              <w:pStyle w:val="Compact"/>
-            </w:pPr>
-            <w:r>
-              <w:t xml:space="preserve">Groupe parlementaire.</w:t>
+                <w:t xml:space="preserve">act:enum/group_type/parliamentary_bureau</w:t>
+              </w:r>
+            </w:hyperlink>
+          </w:p>
+        </w:tc>
+      </w:tr>
+      <w:tr>
+        <w:tc>
+          <w:tcPr>
+            <w:shd w:val="clear" w:color="auto" w:fill="F2F2F2"/>
+          </w:tcPr>
+          <w:p>
+            <w:pPr>
+              <w:pStyle w:val="Compact"/>
+            </w:pPr>
+            <w:r>
+              <w:t xml:space="preserve">presidency</w:t>
+            </w:r>
+          </w:p>
+        </w:tc>
+        <w:tc>
+          <w:tcPr>
+            <w:shd w:val="clear" w:color="auto" w:fill="F2F2F2"/>
+          </w:tcPr>
+          <w:p>
+            <w:pPr>
+              <w:pStyle w:val="Compact"/>
+            </w:pPr>
+            <w:r>
+              <w:t xml:space="preserve">Présidence du parlement.</w:t>
             </w:r>
           </w:p>
         </w:tc>
@@ -14057,36 +13977,36 @@
                 <w:rPr>
                   <w:rStyle w:val="Hyperlink"/>
                 </w:rPr>
-                <w:t xml:space="preserve">act:enum/group_type/faction</w:t>
-              </w:r>
-            </w:hyperlink>
-          </w:p>
-        </w:tc>
-      </w:tr>
-      <w:tr>
-        <w:tc>
-          <w:tcPr>
-            <w:shd w:val="clear" w:color="auto" w:fill="F2F2F2"/>
-          </w:tcPr>
-          <w:p>
-            <w:pPr>
-              <w:pStyle w:val="Compact"/>
-            </w:pPr>
-            <w:r>
-              <w:t xml:space="preserve">parliamentary_bureau</w:t>
-            </w:r>
-          </w:p>
-        </w:tc>
-        <w:tc>
-          <w:tcPr>
-            <w:shd w:val="clear" w:color="auto" w:fill="F2F2F2"/>
-          </w:tcPr>
-          <w:p>
-            <w:pPr>
-              <w:pStyle w:val="Compact"/>
-            </w:pPr>
-            <w:r>
-              <w:t xml:space="preserve">Bureau du parlement.</w:t>
+                <w:t xml:space="preserve">act:enum/group_type/presidency</w:t>
+              </w:r>
+            </w:hyperlink>
+          </w:p>
+        </w:tc>
+      </w:tr>
+      <w:tr>
+        <w:tc>
+          <w:tcPr>
+            <w:shd w:val="clear" w:color="auto" w:fill="F2F2F2"/>
+          </w:tcPr>
+          <w:p>
+            <w:pPr>
+              <w:pStyle w:val="Compact"/>
+            </w:pPr>
+            <w:r>
+              <w:t xml:space="preserve">government</w:t>
+            </w:r>
+          </w:p>
+        </w:tc>
+        <w:tc>
+          <w:tcPr>
+            <w:shd w:val="clear" w:color="auto" w:fill="F2F2F2"/>
+          </w:tcPr>
+          <w:p>
+            <w:pPr>
+              <w:pStyle w:val="Compact"/>
+            </w:pPr>
+            <w:r>
+              <w:t xml:space="preserve">Gouvernement / exécutif en tant qu’organe collégial (p. ex. Conseil fédéral, conseil d’État, conseil municipal ou conseil communal).</w:t>
             </w:r>
           </w:p>
         </w:tc>
@@ -14111,36 +14031,36 @@
                 <w:rPr>
                   <w:rStyle w:val="Hyperlink"/>
                 </w:rPr>
-                <w:t xml:space="preserve">act:enum/group_type/parliamentary_bureau</w:t>
-              </w:r>
-            </w:hyperlink>
-          </w:p>
-        </w:tc>
-      </w:tr>
-      <w:tr>
-        <w:tc>
-          <w:tcPr>
-            <w:shd w:val="clear" w:color="auto" w:fill="F2F2F2"/>
-          </w:tcPr>
-          <w:p>
-            <w:pPr>
-              <w:pStyle w:val="Compact"/>
-            </w:pPr>
-            <w:r>
-              <w:t xml:space="preserve">presidency</w:t>
-            </w:r>
-          </w:p>
-        </w:tc>
-        <w:tc>
-          <w:tcPr>
-            <w:shd w:val="clear" w:color="auto" w:fill="F2F2F2"/>
-          </w:tcPr>
-          <w:p>
-            <w:pPr>
-              <w:pStyle w:val="Compact"/>
-            </w:pPr>
-            <w:r>
-              <w:t xml:space="preserve">Présidence du parlement.</w:t>
+                <w:t xml:space="preserve">act:enum/group_type/government</w:t>
+              </w:r>
+            </w:hyperlink>
+          </w:p>
+        </w:tc>
+      </w:tr>
+      <w:tr>
+        <w:tc>
+          <w:tcPr>
+            <w:shd w:val="clear" w:color="auto" w:fill="F2F2F2"/>
+          </w:tcPr>
+          <w:p>
+            <w:pPr>
+              <w:pStyle w:val="Compact"/>
+            </w:pPr>
+            <w:r>
+              <w:t xml:space="preserve">department</w:t>
+            </w:r>
+          </w:p>
+        </w:tc>
+        <w:tc>
+          <w:tcPr>
+            <w:shd w:val="clear" w:color="auto" w:fill="F2F2F2"/>
+          </w:tcPr>
+          <w:p>
+            <w:pPr>
+              <w:pStyle w:val="Compact"/>
+            </w:pPr>
+            <w:r>
+              <w:t xml:space="preserve">Département gouvernemental.</w:t>
             </w:r>
           </w:p>
         </w:tc>
@@ -14165,36 +14085,36 @@
                 <w:rPr>
                   <w:rStyle w:val="Hyperlink"/>
                 </w:rPr>
-                <w:t xml:space="preserve">act:enum/group_type/presidency</w:t>
-              </w:r>
-            </w:hyperlink>
-          </w:p>
-        </w:tc>
-      </w:tr>
-      <w:tr>
-        <w:tc>
-          <w:tcPr>
-            <w:shd w:val="clear" w:color="auto" w:fill="F2F2F2"/>
-          </w:tcPr>
-          <w:p>
-            <w:pPr>
-              <w:pStyle w:val="Compact"/>
-            </w:pPr>
-            <w:r>
-              <w:t xml:space="preserve">government</w:t>
-            </w:r>
-          </w:p>
-        </w:tc>
-        <w:tc>
-          <w:tcPr>
-            <w:shd w:val="clear" w:color="auto" w:fill="F2F2F2"/>
-          </w:tcPr>
-          <w:p>
-            <w:pPr>
-              <w:pStyle w:val="Compact"/>
-            </w:pPr>
-            <w:r>
-              <w:t xml:space="preserve">Gouvernement / exécutif en tant qu’organe collégial (p. ex. Conseil fédéral, conseil d’État, conseil municipal ou conseil communal).</w:t>
+                <w:t xml:space="preserve">act:enum/group_type/department</w:t>
+              </w:r>
+            </w:hyperlink>
+          </w:p>
+        </w:tc>
+      </w:tr>
+      <w:tr>
+        <w:tc>
+          <w:tcPr>
+            <w:shd w:val="clear" w:color="auto" w:fill="F2F2F2"/>
+          </w:tcPr>
+          <w:p>
+            <w:pPr>
+              <w:pStyle w:val="Compact"/>
+            </w:pPr>
+            <w:r>
+              <w:t xml:space="preserve">office</w:t>
+            </w:r>
+          </w:p>
+        </w:tc>
+        <w:tc>
+          <w:tcPr>
+            <w:shd w:val="clear" w:color="auto" w:fill="F2F2F2"/>
+          </w:tcPr>
+          <w:p>
+            <w:pPr>
+              <w:pStyle w:val="Compact"/>
+            </w:pPr>
+            <w:r>
+              <w:t xml:space="preserve">Office gouvernemental.</w:t>
             </w:r>
           </w:p>
         </w:tc>
@@ -14219,36 +14139,36 @@
                 <w:rPr>
                   <w:rStyle w:val="Hyperlink"/>
                 </w:rPr>
-                <w:t xml:space="preserve">act:enum/group_type/government</w:t>
-              </w:r>
-            </w:hyperlink>
-          </w:p>
-        </w:tc>
-      </w:tr>
-      <w:tr>
-        <w:tc>
-          <w:tcPr>
-            <w:shd w:val="clear" w:color="auto" w:fill="F2F2F2"/>
-          </w:tcPr>
-          <w:p>
-            <w:pPr>
-              <w:pStyle w:val="Compact"/>
-            </w:pPr>
-            <w:r>
-              <w:t xml:space="preserve">department</w:t>
-            </w:r>
-          </w:p>
-        </w:tc>
-        <w:tc>
-          <w:tcPr>
-            <w:shd w:val="clear" w:color="auto" w:fill="F2F2F2"/>
-          </w:tcPr>
-          <w:p>
-            <w:pPr>
-              <w:pStyle w:val="Compact"/>
-            </w:pPr>
-            <w:r>
-              <w:t xml:space="preserve">Département gouvernemental.</w:t>
+                <w:t xml:space="preserve">act:enum/group_type/office</w:t>
+              </w:r>
+            </w:hyperlink>
+          </w:p>
+        </w:tc>
+      </w:tr>
+      <w:tr>
+        <w:tc>
+          <w:tcPr>
+            <w:shd w:val="clear" w:color="auto" w:fill="F2F2F2"/>
+          </w:tcPr>
+          <w:p>
+            <w:pPr>
+              <w:pStyle w:val="Compact"/>
+            </w:pPr>
+            <w:r>
+              <w:t xml:space="preserve">extraparliamentary_commission</w:t>
+            </w:r>
+          </w:p>
+        </w:tc>
+        <w:tc>
+          <w:tcPr>
+            <w:shd w:val="clear" w:color="auto" w:fill="F2F2F2"/>
+          </w:tcPr>
+          <w:p>
+            <w:pPr>
+              <w:pStyle w:val="Compact"/>
+            </w:pPr>
+            <w:r>
+              <w:t xml:space="preserve">Commission extraparlementaire dotée d’un mandat gouvernemental (p. ex. Conseil de banque de la Banque nationale suisse, FINMA).</w:t>
             </w:r>
           </w:p>
         </w:tc>
@@ -14273,36 +14193,36 @@
                 <w:rPr>
                   <w:rStyle w:val="Hyperlink"/>
                 </w:rPr>
-                <w:t xml:space="preserve">act:enum/group_type/department</w:t>
-              </w:r>
-            </w:hyperlink>
-          </w:p>
-        </w:tc>
-      </w:tr>
-      <w:tr>
-        <w:tc>
-          <w:tcPr>
-            <w:shd w:val="clear" w:color="auto" w:fill="F2F2F2"/>
-          </w:tcPr>
-          <w:p>
-            <w:pPr>
-              <w:pStyle w:val="Compact"/>
-            </w:pPr>
-            <w:r>
-              <w:t xml:space="preserve">office</w:t>
-            </w:r>
-          </w:p>
-        </w:tc>
-        <w:tc>
-          <w:tcPr>
-            <w:shd w:val="clear" w:color="auto" w:fill="F2F2F2"/>
-          </w:tcPr>
-          <w:p>
-            <w:pPr>
-              <w:pStyle w:val="Compact"/>
-            </w:pPr>
-            <w:r>
-              <w:t xml:space="preserve">Office gouvernemental.</w:t>
+                <w:t xml:space="preserve">act:enum/group_type/extraparliamentary_commission</w:t>
+              </w:r>
+            </w:hyperlink>
+          </w:p>
+        </w:tc>
+      </w:tr>
+      <w:tr>
+        <w:tc>
+          <w:tcPr>
+            <w:shd w:val="clear" w:color="auto" w:fill="F2F2F2"/>
+          </w:tcPr>
+          <w:p>
+            <w:pPr>
+              <w:pStyle w:val="Compact"/>
+            </w:pPr>
+            <w:r>
+              <w:t xml:space="preserve">interest_group</w:t>
+            </w:r>
+          </w:p>
+        </w:tc>
+        <w:tc>
+          <w:tcPr>
+            <w:shd w:val="clear" w:color="auto" w:fill="F2F2F2"/>
+          </w:tcPr>
+          <w:p>
+            <w:pPr>
+              <w:pStyle w:val="Compact"/>
+            </w:pPr>
+            <w:r>
+              <w:t xml:space="preserve">Groupe d’intérêts issu de la société civile.</w:t>
             </w:r>
           </w:p>
         </w:tc>
@@ -14327,36 +14247,36 @@
                 <w:rPr>
                   <w:rStyle w:val="Hyperlink"/>
                 </w:rPr>
-                <w:t xml:space="preserve">act:enum/group_type/office</w:t>
-              </w:r>
-            </w:hyperlink>
-          </w:p>
-        </w:tc>
-      </w:tr>
-      <w:tr>
-        <w:tc>
-          <w:tcPr>
-            <w:shd w:val="clear" w:color="auto" w:fill="F2F2F2"/>
-          </w:tcPr>
-          <w:p>
-            <w:pPr>
-              <w:pStyle w:val="Compact"/>
-            </w:pPr>
-            <w:r>
-              <w:t xml:space="preserve">extraparliamentary_commission</w:t>
-            </w:r>
-          </w:p>
-        </w:tc>
-        <w:tc>
-          <w:tcPr>
-            <w:shd w:val="clear" w:color="auto" w:fill="F2F2F2"/>
-          </w:tcPr>
-          <w:p>
-            <w:pPr>
-              <w:pStyle w:val="Compact"/>
-            </w:pPr>
-            <w:r>
-              <w:t xml:space="preserve">Commission extraparlementaire dotée d’un mandat gouvernemental (p. ex. Conseil de banque de la Banque nationale suisse, FINMA).</w:t>
+                <w:t xml:space="preserve">act:enum/group_type/interest_group</w:t>
+              </w:r>
+            </w:hyperlink>
+          </w:p>
+        </w:tc>
+      </w:tr>
+      <w:tr>
+        <w:tc>
+          <w:tcPr>
+            <w:shd w:val="clear" w:color="auto" w:fill="F2F2F2"/>
+          </w:tcPr>
+          <w:p>
+            <w:pPr>
+              <w:pStyle w:val="Compact"/>
+            </w:pPr>
+            <w:r>
+              <w:t xml:space="preserve">control_body</w:t>
+            </w:r>
+          </w:p>
+        </w:tc>
+        <w:tc>
+          <w:tcPr>
+            <w:shd w:val="clear" w:color="auto" w:fill="F2F2F2"/>
+          </w:tcPr>
+          <w:p>
+            <w:pPr>
+              <w:pStyle w:val="Compact"/>
+            </w:pPr>
+            <w:r>
+              <w:t xml:space="preserve">Organe de contrôle ou de surveillance (p. ex. Contrôle fédéral des finances CDF, autorité de surveillance AS-MPC).</w:t>
             </w:r>
           </w:p>
         </w:tc>
@@ -14381,36 +14301,36 @@
                 <w:rPr>
                   <w:rStyle w:val="Hyperlink"/>
                 </w:rPr>
-                <w:t xml:space="preserve">act:enum/group_type/extraparliamentary_commission</w:t>
-              </w:r>
-            </w:hyperlink>
-          </w:p>
-        </w:tc>
-      </w:tr>
-      <w:tr>
-        <w:tc>
-          <w:tcPr>
-            <w:shd w:val="clear" w:color="auto" w:fill="F2F2F2"/>
-          </w:tcPr>
-          <w:p>
-            <w:pPr>
-              <w:pStyle w:val="Compact"/>
-            </w:pPr>
-            <w:r>
-              <w:t xml:space="preserve">interest_group</w:t>
-            </w:r>
-          </w:p>
-        </w:tc>
-        <w:tc>
-          <w:tcPr>
-            <w:shd w:val="clear" w:color="auto" w:fill="F2F2F2"/>
-          </w:tcPr>
-          <w:p>
-            <w:pPr>
-              <w:pStyle w:val="Compact"/>
-            </w:pPr>
-            <w:r>
-              <w:t xml:space="preserve">Groupe d’intérêts issu de la société civile.</w:t>
+                <w:t xml:space="preserve">act:enum/group_type/control_body</w:t>
+              </w:r>
+            </w:hyperlink>
+          </w:p>
+        </w:tc>
+      </w:tr>
+      <w:tr>
+        <w:tc>
+          <w:tcPr>
+            <w:shd w:val="clear" w:color="auto" w:fill="F2F2F2"/>
+          </w:tcPr>
+          <w:p>
+            <w:pPr>
+              <w:pStyle w:val="Compact"/>
+            </w:pPr>
+            <w:r>
+              <w:t xml:space="preserve">parliamentary_services</w:t>
+            </w:r>
+          </w:p>
+        </w:tc>
+        <w:tc>
+          <w:tcPr>
+            <w:shd w:val="clear" w:color="auto" w:fill="F2F2F2"/>
+          </w:tcPr>
+          <w:p>
+            <w:pPr>
+              <w:pStyle w:val="Compact"/>
+            </w:pPr>
+            <w:r>
+              <w:t xml:space="preserve">Services du parlement.</w:t>
             </w:r>
           </w:p>
         </w:tc>
@@ -14435,36 +14355,36 @@
                 <w:rPr>
                   <w:rStyle w:val="Hyperlink"/>
                 </w:rPr>
-                <w:t xml:space="preserve">act:enum/group_type/interest_group</w:t>
-              </w:r>
-            </w:hyperlink>
-          </w:p>
-        </w:tc>
-      </w:tr>
-      <w:tr>
-        <w:tc>
-          <w:tcPr>
-            <w:shd w:val="clear" w:color="auto" w:fill="F2F2F2"/>
-          </w:tcPr>
-          <w:p>
-            <w:pPr>
-              <w:pStyle w:val="Compact"/>
-            </w:pPr>
-            <w:r>
-              <w:t xml:space="preserve">control_body</w:t>
-            </w:r>
-          </w:p>
-        </w:tc>
-        <w:tc>
-          <w:tcPr>
-            <w:shd w:val="clear" w:color="auto" w:fill="F2F2F2"/>
-          </w:tcPr>
-          <w:p>
-            <w:pPr>
-              <w:pStyle w:val="Compact"/>
-            </w:pPr>
-            <w:r>
-              <w:t xml:space="preserve">Organe de contrôle ou de surveillance (p. ex. Contrôle fédéral des finances CDF, autorité de surveillance AS-MPC).</w:t>
+                <w:t xml:space="preserve">act:enum/group_type/parliamentary_services</w:t>
+              </w:r>
+            </w:hyperlink>
+          </w:p>
+        </w:tc>
+      </w:tr>
+      <w:tr>
+        <w:tc>
+          <w:tcPr>
+            <w:shd w:val="clear" w:color="auto" w:fill="F2F2F2"/>
+          </w:tcPr>
+          <w:p>
+            <w:pPr>
+              <w:pStyle w:val="Compact"/>
+            </w:pPr>
+            <w:r>
+              <w:t xml:space="preserve">court</w:t>
+            </w:r>
+          </w:p>
+        </w:tc>
+        <w:tc>
+          <w:tcPr>
+            <w:shd w:val="clear" w:color="auto" w:fill="F2F2F2"/>
+          </w:tcPr>
+          <w:p>
+            <w:pPr>
+              <w:pStyle w:val="Compact"/>
+            </w:pPr>
+            <w:r>
+              <w:t xml:space="preserve">Tribunal / pouvoir judiciaire à tout niveau (p. ex. Tribunal fédéral, tribunal cantonal, tribunal de district).</w:t>
             </w:r>
           </w:p>
         </w:tc>
@@ -14489,36 +14409,36 @@
                 <w:rPr>
                   <w:rStyle w:val="Hyperlink"/>
                 </w:rPr>
-                <w:t xml:space="preserve">act:enum/group_type/control_body</w:t>
-              </w:r>
-            </w:hyperlink>
-          </w:p>
-        </w:tc>
-      </w:tr>
-      <w:tr>
-        <w:tc>
-          <w:tcPr>
-            <w:shd w:val="clear" w:color="auto" w:fill="F2F2F2"/>
-          </w:tcPr>
-          <w:p>
-            <w:pPr>
-              <w:pStyle w:val="Compact"/>
-            </w:pPr>
-            <w:r>
-              <w:t xml:space="preserve">parliamentary_services</w:t>
-            </w:r>
-          </w:p>
-        </w:tc>
-        <w:tc>
-          <w:tcPr>
-            <w:shd w:val="clear" w:color="auto" w:fill="F2F2F2"/>
-          </w:tcPr>
-          <w:p>
-            <w:pPr>
-              <w:pStyle w:val="Compact"/>
-            </w:pPr>
-            <w:r>
-              <w:t xml:space="preserve">Services du parlement.</w:t>
+                <w:t xml:space="preserve">act:enum/group_type/court</w:t>
+              </w:r>
+            </w:hyperlink>
+          </w:p>
+        </w:tc>
+      </w:tr>
+      <w:tr>
+        <w:tc>
+          <w:tcPr>
+            <w:shd w:val="clear" w:color="auto" w:fill="F2F2F2"/>
+          </w:tcPr>
+          <w:p>
+            <w:pPr>
+              <w:pStyle w:val="Compact"/>
+            </w:pPr>
+            <w:r>
+              <w:t xml:space="preserve">association</w:t>
+            </w:r>
+          </w:p>
+        </w:tc>
+        <w:tc>
+          <w:tcPr>
+            <w:shd w:val="clear" w:color="auto" w:fill="F2F2F2"/>
+          </w:tcPr>
+          <w:p>
+            <w:pPr>
+              <w:pStyle w:val="Compact"/>
+            </w:pPr>
+            <w:r>
+              <w:t xml:space="preserve">Association.</w:t>
             </w:r>
           </w:p>
         </w:tc>
@@ -14543,36 +14463,36 @@
                 <w:rPr>
                   <w:rStyle w:val="Hyperlink"/>
                 </w:rPr>
-                <w:t xml:space="preserve">act:enum/group_type/parliamentary_services</w:t>
-              </w:r>
-            </w:hyperlink>
-          </w:p>
-        </w:tc>
-      </w:tr>
-      <w:tr>
-        <w:tc>
-          <w:tcPr>
-            <w:shd w:val="clear" w:color="auto" w:fill="F2F2F2"/>
-          </w:tcPr>
-          <w:p>
-            <w:pPr>
-              <w:pStyle w:val="Compact"/>
-            </w:pPr>
-            <w:r>
-              <w:t xml:space="preserve">court</w:t>
-            </w:r>
-          </w:p>
-        </w:tc>
-        <w:tc>
-          <w:tcPr>
-            <w:shd w:val="clear" w:color="auto" w:fill="F2F2F2"/>
-          </w:tcPr>
-          <w:p>
-            <w:pPr>
-              <w:pStyle w:val="Compact"/>
-            </w:pPr>
-            <w:r>
-              <w:t xml:space="preserve">Tribunal / pouvoir judiciaire à tout niveau (p. ex. Tribunal fédéral, tribunal cantonal, tribunal de district).</w:t>
+                <w:t xml:space="preserve">act:enum/group_type/association</w:t>
+              </w:r>
+            </w:hyperlink>
+          </w:p>
+        </w:tc>
+      </w:tr>
+      <w:tr>
+        <w:tc>
+          <w:tcPr>
+            <w:shd w:val="clear" w:color="auto" w:fill="F2F2F2"/>
+          </w:tcPr>
+          <w:p>
+            <w:pPr>
+              <w:pStyle w:val="Compact"/>
+            </w:pPr>
+            <w:r>
+              <w:t xml:space="preserve">petition_carrier</w:t>
+            </w:r>
+          </w:p>
+        </w:tc>
+        <w:tc>
+          <w:tcPr>
+            <w:shd w:val="clear" w:color="auto" w:fill="F2F2F2"/>
+          </w:tcPr>
+          <w:p>
+            <w:pPr>
+              <w:pStyle w:val="Compact"/>
+            </w:pPr>
+            <w:r>
+              <w:t xml:space="preserve">Porteur de pétition.</w:t>
             </w:r>
           </w:p>
         </w:tc>
@@ -14597,36 +14517,36 @@
                 <w:rPr>
                   <w:rStyle w:val="Hyperlink"/>
                 </w:rPr>
-                <w:t xml:space="preserve">act:enum/group_type/court</w:t>
-              </w:r>
-            </w:hyperlink>
-          </w:p>
-        </w:tc>
-      </w:tr>
-      <w:tr>
-        <w:tc>
-          <w:tcPr>
-            <w:shd w:val="clear" w:color="auto" w:fill="F2F2F2"/>
-          </w:tcPr>
-          <w:p>
-            <w:pPr>
-              <w:pStyle w:val="Compact"/>
-            </w:pPr>
-            <w:r>
-              <w:t xml:space="preserve">association</w:t>
-            </w:r>
-          </w:p>
-        </w:tc>
-        <w:tc>
-          <w:tcPr>
-            <w:shd w:val="clear" w:color="auto" w:fill="F2F2F2"/>
-          </w:tcPr>
-          <w:p>
-            <w:pPr>
-              <w:pStyle w:val="Compact"/>
-            </w:pPr>
-            <w:r>
-              <w:t xml:space="preserve">Association.</w:t>
+                <w:t xml:space="preserve">act:enum/group_type/petition_carrier</w:t>
+              </w:r>
+            </w:hyperlink>
+          </w:p>
+        </w:tc>
+      </w:tr>
+      <w:tr>
+        <w:tc>
+          <w:tcPr>
+            <w:shd w:val="clear" w:color="auto" w:fill="F2F2F2"/>
+          </w:tcPr>
+          <w:p>
+            <w:pPr>
+              <w:pStyle w:val="Compact"/>
+            </w:pPr>
+            <w:r>
+              <w:t xml:space="preserve">university</w:t>
+            </w:r>
+          </w:p>
+        </w:tc>
+        <w:tc>
+          <w:tcPr>
+            <w:shd w:val="clear" w:color="auto" w:fill="F2F2F2"/>
+          </w:tcPr>
+          <w:p>
+            <w:pPr>
+              <w:pStyle w:val="Compact"/>
+            </w:pPr>
+            <w:r>
+              <w:t xml:space="preserve">Université ou établissement d’enseignement en tant que prestataire externalisé de tâches publiques.</w:t>
             </w:r>
           </w:p>
         </w:tc>
@@ -14651,36 +14571,36 @@
                 <w:rPr>
                   <w:rStyle w:val="Hyperlink"/>
                 </w:rPr>
-                <w:t xml:space="preserve">act:enum/group_type/association</w:t>
-              </w:r>
-            </w:hyperlink>
-          </w:p>
-        </w:tc>
-      </w:tr>
-      <w:tr>
-        <w:tc>
-          <w:tcPr>
-            <w:shd w:val="clear" w:color="auto" w:fill="F2F2F2"/>
-          </w:tcPr>
-          <w:p>
-            <w:pPr>
-              <w:pStyle w:val="Compact"/>
-            </w:pPr>
-            <w:r>
-              <w:t xml:space="preserve">petition_carrier</w:t>
-            </w:r>
-          </w:p>
-        </w:tc>
-        <w:tc>
-          <w:tcPr>
-            <w:shd w:val="clear" w:color="auto" w:fill="F2F2F2"/>
-          </w:tcPr>
-          <w:p>
-            <w:pPr>
-              <w:pStyle w:val="Compact"/>
-            </w:pPr>
-            <w:r>
-              <w:t xml:space="preserve">Porteur de pétition.</w:t>
+                <w:t xml:space="preserve">act:enum/group_type/university</w:t>
+              </w:r>
+            </w:hyperlink>
+          </w:p>
+        </w:tc>
+      </w:tr>
+      <w:tr>
+        <w:tc>
+          <w:tcPr>
+            <w:shd w:val="clear" w:color="auto" w:fill="F2F2F2"/>
+          </w:tcPr>
+          <w:p>
+            <w:pPr>
+              <w:pStyle w:val="Compact"/>
+            </w:pPr>
+            <w:r>
+              <w:t xml:space="preserve">other</w:t>
+            </w:r>
+          </w:p>
+        </w:tc>
+        <w:tc>
+          <w:tcPr>
+            <w:shd w:val="clear" w:color="auto" w:fill="F2F2F2"/>
+          </w:tcPr>
+          <w:p>
+            <w:pPr>
+              <w:pStyle w:val="Compact"/>
+            </w:pPr>
+            <w:r>
+              <w:t xml:space="preserve">Autre type de groupe non couvert par les catégories standard.</w:t>
             </w:r>
           </w:p>
         </w:tc>
@@ -14705,114 +14625,6 @@
                 <w:rPr>
                   <w:rStyle w:val="Hyperlink"/>
                 </w:rPr>
-                <w:t xml:space="preserve">act:enum/group_type/petition_carrier</w:t>
-              </w:r>
-            </w:hyperlink>
-          </w:p>
-        </w:tc>
-      </w:tr>
-      <w:tr>
-        <w:tc>
-          <w:tcPr>
-            <w:shd w:val="clear" w:color="auto" w:fill="F2F2F2"/>
-          </w:tcPr>
-          <w:p>
-            <w:pPr>
-              <w:pStyle w:val="Compact"/>
-            </w:pPr>
-            <w:r>
-              <w:t xml:space="preserve">university</w:t>
-            </w:r>
-          </w:p>
-        </w:tc>
-        <w:tc>
-          <w:tcPr>
-            <w:shd w:val="clear" w:color="auto" w:fill="F2F2F2"/>
-          </w:tcPr>
-          <w:p>
-            <w:pPr>
-              <w:pStyle w:val="Compact"/>
-            </w:pPr>
-            <w:r>
-              <w:t xml:space="preserve">Université ou établissement d’enseignement en tant que prestataire externalisé de tâches publiques.</w:t>
-            </w:r>
-          </w:p>
-        </w:tc>
-      </w:tr>
-      <w:tr>
-        <w:tc>
-          <w:tcPr/>
-          <w:p>
-            <w:pPr>
-              <w:pStyle w:val="Compact"/>
-            </w:pPr>
-          </w:p>
-        </w:tc>
-        <w:tc>
-          <w:tcPr/>
-          <w:p>
-            <w:pPr>
-              <w:pStyle w:val="Compact"/>
-            </w:pPr>
-            <w:hyperlink ns1:id="rId148">
-              <w:r>
-                <w:rPr>
-                  <w:rStyle w:val="Hyperlink"/>
-                </w:rPr>
-                <w:t xml:space="preserve">act:enum/group_type/university</w:t>
-              </w:r>
-            </w:hyperlink>
-          </w:p>
-        </w:tc>
-      </w:tr>
-      <w:tr>
-        <w:tc>
-          <w:tcPr>
-            <w:shd w:val="clear" w:color="auto" w:fill="F2F2F2"/>
-          </w:tcPr>
-          <w:p>
-            <w:pPr>
-              <w:pStyle w:val="Compact"/>
-            </w:pPr>
-            <w:r>
-              <w:t xml:space="preserve">other</w:t>
-            </w:r>
-          </w:p>
-        </w:tc>
-        <w:tc>
-          <w:tcPr>
-            <w:shd w:val="clear" w:color="auto" w:fill="F2F2F2"/>
-          </w:tcPr>
-          <w:p>
-            <w:pPr>
-              <w:pStyle w:val="Compact"/>
-            </w:pPr>
-            <w:r>
-              <w:t xml:space="preserve">Autre type de groupe non couvert par les catégories standard.</w:t>
-            </w:r>
-          </w:p>
-        </w:tc>
-      </w:tr>
-      <w:tr>
-        <w:tc>
-          <w:tcPr/>
-          <w:p>
-            <w:pPr>
-              <w:pStyle w:val="Compact"/>
-            </w:pPr>
-          </w:p>
-        </w:tc>
-        <w:tc>
-          <w:tcPr/>
-          <w:p>
-            <w:pPr>
-              <w:pStyle w:val="Compact"/>
-            </w:pPr>
-            <w:hyperlink ns1:id="rId149">
-              <w:r>
-                <w:rPr>
-                  <w:rStyle w:val="Hyperlink"/>
-                </w:rPr>
                 <w:t xml:space="preserve">act:enum/group_type/other</w:t>
               </w:r>
             </w:hyperlink>
@@ -14820,15 +14632,15 @@
         </w:tc>
       </w:tr>
     </w:tbl>
+    <w:bookmarkEnd w:id="148"/>
+    <w:p>
+      <w:r>
+        <w:br w:type="page"/>
+      </w:r>
+    </w:p>
+    <w:bookmarkEnd w:id="149"/>
     <w:bookmarkEnd w:id="150"/>
-    <w:p>
-      <w:r>
-        <w:br w:type="page"/>
-      </w:r>
-    </w:p>
-    <w:bookmarkEnd w:id="151"/>
-    <w:bookmarkEnd w:id="152"/>
-    <w:bookmarkStart w:id="164" w:name="affiliations-memberships"/>
+    <w:bookmarkStart w:id="162" w:name="affiliations-memberships"/>
     <w:p>
       <w:pPr>
         <w:pStyle w:val="berschrift1"/>
@@ -15182,7 +14994,7 @@
         <w:t xml:space="preserve">est utilisée, assortie d’une désignation libre.</w:t>
       </w:r>
     </w:p>
-    <w:bookmarkStart w:id="155" w:name="classe-membership"/>
+    <w:bookmarkStart w:id="153" w:name="classe-membership"/>
     <w:p>
       <w:pPr>
         <w:pStyle w:val="berschrift2"/>
@@ -15211,7 +15023,7 @@
         <w:t xml:space="preserve">__</w:t>
       </w:r>
     </w:p>
-    <w:bookmarkStart w:id="153" w:name="attributs-10"/>
+    <w:bookmarkStart w:id="151" w:name="attributs-10"/>
     <w:p>
       <w:pPr>
         <w:pStyle w:val="berschrift3"/>
@@ -15384,14 +15196,65 @@
               <w:pStyle w:val="Compact"/>
             </w:pPr>
             <w:r>
+              <w:t xml:space="preserve">electoral_district</w:t>
+            </w:r>
+          </w:p>
+        </w:tc>
+        <w:tc>
+          <w:tcPr>
+            <w:shd w:val="clear" w:color="auto" w:fill="F2F2F2"/>
+          </w:tcPr>
+          <w:p>
+            <w:pPr>
+              <w:pStyle w:val="Compact"/>
+            </w:pPr>
+            <w:r>
+              <w:t xml:space="preserve">0..1</w:t>
+            </w:r>
+            <w:r>
+              <w:t xml:space="preserve"> </w:t>
+            </w:r>
+            <w:r>
+              <w:t xml:space="preserve"> </w:t>
+            </w:r>
+            <w:hyperlink w:anchor="ElectoralDistrict">
+              <w:r>
+                <w:rPr>
+                  <w:rStyle w:val="Hyperlink"/>
+                </w:rPr>
+                <w:t xml:space="preserve">ElectoralDistrict</w:t>
+              </w:r>
+            </w:hyperlink>
+          </w:p>
+        </w:tc>
+        <w:tc>
+          <w:tcPr>
+            <w:shd w:val="clear" w:color="auto" w:fill="F2F2F2"/>
+          </w:tcPr>
+          <w:p>
+            <w:pPr>
+              <w:pStyle w:val="Compact"/>
+            </w:pPr>
+            <w:r>
+              <w:t xml:space="preserve">Lien vers la circonscription électorale.</w:t>
+            </w:r>
+          </w:p>
+        </w:tc>
+      </w:tr>
+      <w:tr>
+        <w:tc>
+          <w:tcPr/>
+          <w:p>
+            <w:pPr>
+              <w:pStyle w:val="Compact"/>
+            </w:pPr>
+            <w:r>
               <w:t xml:space="preserve">role_type</w:t>
             </w:r>
           </w:p>
         </w:tc>
         <w:tc>
-          <w:tcPr>
-            <w:shd w:val="clear" w:color="auto" w:fill="F2F2F2"/>
-          </w:tcPr>
+          <w:tcPr/>
           <w:p>
             <w:pPr>
               <w:pStyle w:val="Compact"/>
@@ -15416,9 +15279,7 @@
           </w:p>
         </w:tc>
         <w:tc>
-          <w:tcPr>
-            <w:shd w:val="clear" w:color="auto" w:fill="F2F2F2"/>
-          </w:tcPr>
+          <w:tcPr/>
           <w:p>
             <w:pPr>
               <w:pStyle w:val="Compact"/>
@@ -15431,7 +15292,9 @@
       </w:tr>
       <w:tr>
         <w:tc>
-          <w:tcPr/>
+          <w:tcPr>
+            <w:shd w:val="clear" w:color="auto" w:fill="F2F2F2"/>
+          </w:tcPr>
           <w:p>
             <w:pPr>
               <w:pStyle w:val="Compact"/>
@@ -15442,7 +15305,9 @@
           </w:p>
         </w:tc>
         <w:tc>
-          <w:tcPr/>
+          <w:tcPr>
+            <w:shd w:val="clear" w:color="auto" w:fill="F2F2F2"/>
+          </w:tcPr>
           <w:p>
             <w:pPr>
               <w:pStyle w:val="Compact"/>
@@ -15467,7 +15332,9 @@
           </w:p>
         </w:tc>
         <w:tc>
-          <w:tcPr/>
+          <w:tcPr>
+            <w:shd w:val="clear" w:color="auto" w:fill="F2F2F2"/>
+          </w:tcPr>
           <w:p>
             <w:pPr>
               <w:pStyle w:val="Compact"/>
@@ -15480,9 +15347,7 @@
       </w:tr>
       <w:tr>
         <w:tc>
-          <w:tcPr>
-            <w:shd w:val="clear" w:color="auto" w:fill="F2F2F2"/>
-          </w:tcPr>
+          <w:tcPr/>
           <w:p>
             <w:pPr>
               <w:pStyle w:val="Compact"/>
@@ -15493,9 +15358,7 @@
           </w:p>
         </w:tc>
         <w:tc>
-          <w:tcPr>
-            <w:shd w:val="clear" w:color="auto" w:fill="F2F2F2"/>
-          </w:tcPr>
+          <w:tcPr/>
           <w:p>
             <w:pPr>
               <w:pStyle w:val="Compact"/>
@@ -15520,9 +15383,7 @@
           </w:p>
         </w:tc>
         <w:tc>
-          <w:tcPr>
-            <w:shd w:val="clear" w:color="auto" w:fill="F2F2F2"/>
-          </w:tcPr>
+          <w:tcPr/>
           <w:p>
             <w:pPr>
               <w:pStyle w:val="Compact"/>
@@ -15556,7 +15417,9 @@
       </w:tr>
       <w:tr>
         <w:tc>
-          <w:tcPr/>
+          <w:tcPr>
+            <w:shd w:val="clear" w:color="auto" w:fill="F2F2F2"/>
+          </w:tcPr>
           <w:p>
             <w:pPr>
               <w:pStyle w:val="Compact"/>
@@ -15567,7 +15430,9 @@
           </w:p>
         </w:tc>
         <w:tc>
-          <w:tcPr/>
+          <w:tcPr>
+            <w:shd w:val="clear" w:color="auto" w:fill="F2F2F2"/>
+          </w:tcPr>
           <w:p>
             <w:pPr>
               <w:pStyle w:val="Compact"/>
@@ -15592,7 +15457,9 @@
           </w:p>
         </w:tc>
         <w:tc>
-          <w:tcPr/>
+          <w:tcPr>
+            <w:shd w:val="clear" w:color="auto" w:fill="F2F2F2"/>
+          </w:tcPr>
           <w:p>
             <w:pPr>
               <w:pStyle w:val="Compact"/>
@@ -15622,9 +15489,7 @@
       </w:tr>
       <w:tr>
         <w:tc>
-          <w:tcPr>
-            <w:shd w:val="clear" w:color="auto" w:fill="F2F2F2"/>
-          </w:tcPr>
+          <w:tcPr/>
           <w:p>
             <w:pPr>
               <w:pStyle w:val="Compact"/>
@@ -15635,9 +15500,7 @@
           </w:p>
         </w:tc>
         <w:tc>
-          <w:tcPr>
-            <w:shd w:val="clear" w:color="auto" w:fill="F2F2F2"/>
-          </w:tcPr>
+          <w:tcPr/>
           <w:p>
             <w:pPr>
               <w:pStyle w:val="Compact"/>
@@ -15662,9 +15525,7 @@
           </w:p>
         </w:tc>
         <w:tc>
-          <w:tcPr>
-            <w:shd w:val="clear" w:color="auto" w:fill="F2F2F2"/>
-          </w:tcPr>
+          <w:tcPr/>
           <w:p>
             <w:pPr>
               <w:pStyle w:val="Compact"/>
@@ -15694,7 +15555,9 @@
       </w:tr>
       <w:tr>
         <w:tc>
-          <w:tcPr/>
+          <w:tcPr>
+            <w:shd w:val="clear" w:color="auto" w:fill="F2F2F2"/>
+          </w:tcPr>
           <w:p>
             <w:pPr>
               <w:pStyle w:val="Compact"/>
@@ -15705,7 +15568,9 @@
           </w:p>
         </w:tc>
         <w:tc>
-          <w:tcPr/>
+          <w:tcPr>
+            <w:shd w:val="clear" w:color="auto" w:fill="F2F2F2"/>
+          </w:tcPr>
           <w:p>
             <w:pPr>
               <w:pStyle w:val="Compact"/>
@@ -15730,7 +15595,9 @@
           </w:p>
         </w:tc>
         <w:tc>
-          <w:tcPr/>
+          <w:tcPr>
+            <w:shd w:val="clear" w:color="auto" w:fill="F2F2F2"/>
+          </w:tcPr>
           <w:p>
             <w:pPr>
               <w:pStyle w:val="Compact"/>
@@ -15760,9 +15627,7 @@
       </w:tr>
       <w:tr>
         <w:tc>
-          <w:tcPr>
-            <w:shd w:val="clear" w:color="auto" w:fill="F2F2F2"/>
-          </w:tcPr>
+          <w:tcPr/>
           <w:p>
             <w:pPr>
               <w:pStyle w:val="Compact"/>
@@ -15773,9 +15638,7 @@
           </w:p>
         </w:tc>
         <w:tc>
-          <w:tcPr>
-            <w:shd w:val="clear" w:color="auto" w:fill="F2F2F2"/>
-          </w:tcPr>
+          <w:tcPr/>
           <w:p>
             <w:pPr>
               <w:pStyle w:val="Compact"/>
@@ -15800,9 +15663,7 @@
           </w:p>
         </w:tc>
         <w:tc>
-          <w:tcPr>
-            <w:shd w:val="clear" w:color="auto" w:fill="F2F2F2"/>
-          </w:tcPr>
+          <w:tcPr/>
           <w:p>
             <w:pPr>
               <w:pStyle w:val="Compact"/>
@@ -15832,7 +15693,9 @@
       </w:tr>
       <w:tr>
         <w:tc>
-          <w:tcPr/>
+          <w:tcPr>
+            <w:shd w:val="clear" w:color="auto" w:fill="F2F2F2"/>
+          </w:tcPr>
           <w:p>
             <w:pPr>
               <w:pStyle w:val="Compact"/>
@@ -15843,7 +15706,9 @@
           </w:p>
         </w:tc>
         <w:tc>
-          <w:tcPr/>
+          <w:tcPr>
+            <w:shd w:val="clear" w:color="auto" w:fill="F2F2F2"/>
+          </w:tcPr>
           <w:p>
             <w:pPr>
               <w:pStyle w:val="Compact"/>
@@ -15868,7 +15733,9 @@
           </w:p>
         </w:tc>
         <w:tc>
-          <w:tcPr/>
+          <w:tcPr>
+            <w:shd w:val="clear" w:color="auto" w:fill="F2F2F2"/>
+          </w:tcPr>
           <w:p>
             <w:pPr>
               <w:pStyle w:val="Compact"/>
@@ -15898,9 +15765,7 @@
       </w:tr>
       <w:tr>
         <w:tc>
-          <w:tcPr>
-            <w:shd w:val="clear" w:color="auto" w:fill="F2F2F2"/>
-          </w:tcPr>
+          <w:tcPr/>
           <w:p>
             <w:pPr>
               <w:pStyle w:val="Compact"/>
@@ -15911,9 +15776,7 @@
           </w:p>
         </w:tc>
         <w:tc>
-          <w:tcPr>
-            <w:shd w:val="clear" w:color="auto" w:fill="F2F2F2"/>
-          </w:tcPr>
+          <w:tcPr/>
           <w:p>
             <w:pPr>
               <w:pStyle w:val="Compact"/>
@@ -15938,9 +15801,7 @@
           </w:p>
         </w:tc>
         <w:tc>
-          <w:tcPr>
-            <w:shd w:val="clear" w:color="auto" w:fill="F2F2F2"/>
-          </w:tcPr>
+          <w:tcPr/>
           <w:p>
             <w:pPr>
               <w:pStyle w:val="Compact"/>
@@ -15970,7 +15831,9 @@
       </w:tr>
       <w:tr>
         <w:tc>
-          <w:tcPr/>
+          <w:tcPr>
+            <w:shd w:val="clear" w:color="auto" w:fill="F2F2F2"/>
+          </w:tcPr>
           <w:p>
             <w:pPr>
               <w:pStyle w:val="Compact"/>
@@ -15981,7 +15844,9 @@
           </w:p>
         </w:tc>
         <w:tc>
-          <w:tcPr/>
+          <w:tcPr>
+            <w:shd w:val="clear" w:color="auto" w:fill="F2F2F2"/>
+          </w:tcPr>
           <w:p>
             <w:pPr>
               <w:pStyle w:val="Compact"/>
@@ -16006,7 +15871,9 @@
           </w:p>
         </w:tc>
         <w:tc>
-          <w:tcPr/>
+          <w:tcPr>
+            <w:shd w:val="clear" w:color="auto" w:fill="F2F2F2"/>
+          </w:tcPr>
           <w:p>
             <w:pPr>
               <w:pStyle w:val="Compact"/>
@@ -16036,9 +15903,7 @@
       </w:tr>
       <w:tr>
         <w:tc>
-          <w:tcPr>
-            <w:shd w:val="clear" w:color="auto" w:fill="F2F2F2"/>
-          </w:tcPr>
+          <w:tcPr/>
           <w:p>
             <w:pPr>
               <w:pStyle w:val="Compact"/>
@@ -16049,9 +15914,7 @@
           </w:p>
         </w:tc>
         <w:tc>
-          <w:tcPr>
-            <w:shd w:val="clear" w:color="auto" w:fill="F2F2F2"/>
-          </w:tcPr>
+          <w:tcPr/>
           <w:p>
             <w:pPr>
               <w:pStyle w:val="Compact"/>
@@ -16076,9 +15939,7 @@
           </w:p>
         </w:tc>
         <w:tc>
-          <w:tcPr>
-            <w:shd w:val="clear" w:color="auto" w:fill="F2F2F2"/>
-          </w:tcPr>
+          <w:tcPr/>
           <w:p>
             <w:pPr>
               <w:pStyle w:val="Compact"/>
@@ -16108,7 +15969,9 @@
       </w:tr>
       <w:tr>
         <w:tc>
-          <w:tcPr/>
+          <w:tcPr>
+            <w:shd w:val="clear" w:color="auto" w:fill="F2F2F2"/>
+          </w:tcPr>
           <w:p>
             <w:pPr>
               <w:pStyle w:val="Compact"/>
@@ -16119,7 +15982,9 @@
           </w:p>
         </w:tc>
         <w:tc>
-          <w:tcPr/>
+          <w:tcPr>
+            <w:shd w:val="clear" w:color="auto" w:fill="F2F2F2"/>
+          </w:tcPr>
           <w:p>
             <w:pPr>
               <w:pStyle w:val="Compact"/>
@@ -16144,7 +16009,9 @@
           </w:p>
         </w:tc>
         <w:tc>
-          <w:tcPr/>
+          <w:tcPr>
+            <w:shd w:val="clear" w:color="auto" w:fill="F2F2F2"/>
+          </w:tcPr>
           <w:p>
             <w:pPr>
               <w:pStyle w:val="Compact"/>
@@ -16173,8 +16040,8 @@
         </w:tc>
       </w:tr>
     </w:tbl>
-    <w:bookmarkEnd w:id="153"/>
-    <w:bookmarkStart w:id="154" w:name="utilisations-10"/>
+    <w:bookmarkEnd w:id="151"/>
+    <w:bookmarkStart w:id="152" w:name="utilisations-10"/>
     <w:p>
       <w:pPr>
         <w:pStyle w:val="berschrift3"/>
@@ -16315,9 +16182,9 @@
         </w:tc>
       </w:tr>
     </w:tbl>
-    <w:bookmarkEnd w:id="154"/>
-    <w:bookmarkEnd w:id="155"/>
-    <w:bookmarkStart w:id="160" w:name="classe-roletype"/>
+    <w:bookmarkEnd w:id="152"/>
+    <w:bookmarkEnd w:id="153"/>
+    <w:bookmarkStart w:id="158" w:name="classe-roletype"/>
     <w:p>
       <w:pPr>
         <w:pStyle w:val="berschrift2"/>
@@ -16426,7 +16293,7 @@
         <w:t xml:space="preserve">__</w:t>
       </w:r>
     </w:p>
-    <w:bookmarkStart w:id="157" w:name="attributs-11"/>
+    <w:bookmarkStart w:id="155" w:name="attributs-11"/>
     <w:p>
       <w:pPr>
         <w:pStyle w:val="berschrift3"/>
@@ -16620,7 +16487,7 @@
         </w:tc>
       </w:tr>
     </w:tbl>
-    <w:bookmarkStart w:id="156" w:name="contraintes-2"/>
+    <w:bookmarkStart w:id="154" w:name="contraintes-2"/>
     <w:p>
       <w:pPr>
         <w:pStyle w:val="berschrift5"/>
@@ -16671,9 +16538,9 @@
         </w:r>
       </w:hyperlink>
     </w:p>
-    <w:bookmarkEnd w:id="156"/>
-    <w:bookmarkEnd w:id="157"/>
-    <w:bookmarkStart w:id="159" w:name="utilisations-11"/>
+    <w:bookmarkEnd w:id="154"/>
+    <w:bookmarkEnd w:id="155"/>
+    <w:bookmarkStart w:id="157" w:name="utilisations-11"/>
     <w:p>
       <w:pPr>
         <w:pStyle w:val="berschrift3"/>
@@ -16814,7 +16681,7 @@
         </w:tc>
       </w:tr>
     </w:tbl>
-    <w:bookmarkStart w:id="158" w:name="règles"/>
+    <w:bookmarkStart w:id="156" w:name="règles"/>
     <w:p>
       <w:pPr>
         <w:pStyle w:val="berschrift5"/>
@@ -16835,10 +16702,10 @@
         <w:t xml:space="preserve">Si le type de rôle est « other », un libellé descriptif doit être fourni.</w:t>
       </w:r>
     </w:p>
+    <w:bookmarkEnd w:id="156"/>
+    <w:bookmarkEnd w:id="157"/>
     <w:bookmarkEnd w:id="158"/>
-    <w:bookmarkEnd w:id="159"/>
-    <w:bookmarkEnd w:id="160"/>
-    <w:bookmarkStart w:id="163" w:name="enum-roleenum"/>
+    <w:bookmarkStart w:id="161" w:name="enum-roleenum"/>
     <w:p>
       <w:pPr>
         <w:pStyle w:val="berschrift2"/>
@@ -16877,7 +16744,7 @@
       <w:r>
         <w:t xml:space="preserve"> </w:t>
       </w:r>
-      <w:hyperlink ns1:id="rId161">
+      <w:hyperlink ns1:id="rId159">
         <w:r>
           <w:rPr>
             <w:rStyle w:val="Hyperlink"/>
@@ -16886,7 +16753,7 @@
         </w:r>
       </w:hyperlink>
     </w:p>
-    <w:bookmarkStart w:id="162" w:name="valeurs-admissibles-4"/>
+    <w:bookmarkStart w:id="160" w:name="valeurs-admissibles-4"/>
     <w:p>
       <w:pPr>
         <w:pStyle w:val="berschrift3"/>
@@ -17118,15 +16985,15 @@
         </w:tc>
       </w:tr>
     </w:tbl>
+    <w:bookmarkEnd w:id="160"/>
+    <w:p>
+      <w:r>
+        <w:br w:type="page"/>
+      </w:r>
+    </w:p>
+    <w:bookmarkEnd w:id="161"/>
     <w:bookmarkEnd w:id="162"/>
-    <w:p>
-      <w:r>
-        <w:br w:type="page"/>
-      </w:r>
-    </w:p>
-    <w:bookmarkEnd w:id="163"/>
-    <w:bookmarkEnd w:id="164"/>
-    <w:bookmarkStart w:id="229" w:name="liens-dintérêts-interest-links"/>
+    <w:bookmarkStart w:id="227" w:name="liens-dintérêts-interest-links"/>
     <w:p>
       <w:pPr>
         <w:pStyle w:val="berschrift1"/>
@@ -17145,7 +17012,7 @@
       <w:r>
         <w:t xml:space="preserve"> </w:t>
       </w:r>
-      <w:hyperlink ns1:id="rId165">
+      <w:hyperlink ns1:id="rId163">
         <w:r>
           <w:rPr>
             <w:rStyle w:val="Hyperlink"/>
@@ -17447,7 +17314,7 @@
         <w:t xml:space="preserve">outre l’organe et la fonction au sein de l’organisation, il est explicitement consigné si la position est rémunérée – un aspect central de la transparence.</w:t>
       </w:r>
     </w:p>
-    <w:bookmarkStart w:id="181" w:name="classe-interestlink"/>
+    <w:bookmarkStart w:id="179" w:name="classe-interestlink"/>
     <w:p>
       <w:pPr>
         <w:pStyle w:val="berschrift2"/>
@@ -17476,7 +17343,7 @@
         <w:t xml:space="preserve">__</w:t>
       </w:r>
     </w:p>
-    <w:bookmarkStart w:id="167" w:name="attributs-12"/>
+    <w:bookmarkStart w:id="165" w:name="attributs-12"/>
     <w:p>
       <w:pPr>
         <w:pStyle w:val="berschrift3"/>
@@ -18697,7 +18564,7 @@
         </w:tc>
       </w:tr>
     </w:tbl>
-    <w:bookmarkStart w:id="166" w:name="contraintes-3"/>
+    <w:bookmarkStart w:id="164" w:name="contraintes-3"/>
     <w:p>
       <w:pPr>
         <w:pStyle w:val="berschrift5"/>
@@ -18748,9 +18615,9 @@
         </w:r>
       </w:hyperlink>
     </w:p>
-    <w:bookmarkEnd w:id="166"/>
-    <w:bookmarkEnd w:id="167"/>
-    <w:bookmarkStart w:id="168" w:name="utilisations-12"/>
+    <w:bookmarkEnd w:id="164"/>
+    <w:bookmarkEnd w:id="165"/>
+    <w:bookmarkStart w:id="166" w:name="utilisations-12"/>
     <w:p>
       <w:pPr>
         <w:pStyle w:val="berschrift3"/>
@@ -18952,8 +18819,8 @@
         </w:tc>
       </w:tr>
     </w:tbl>
-    <w:bookmarkEnd w:id="168"/>
-    <w:bookmarkStart w:id="180" w:name="exemples-3"/>
+    <w:bookmarkEnd w:id="166"/>
+    <w:bookmarkStart w:id="178" w:name="exemples-2"/>
     <w:p>
       <w:pPr>
         <w:pStyle w:val="berschrift3"/>
@@ -18962,7 +18829,7 @@
         <w:t xml:space="preserve">Exemples</w:t>
       </w:r>
     </w:p>
-    <w:bookmarkStart w:id="169" w:name="X6f8df45c9392e7d8c2cc611b7a5a0a5c295082c"/>
+    <w:bookmarkStart w:id="167" w:name="X6f8df45c9392e7d8c2cc611b7a5a0a5c295082c"/>
     <w:p>
       <w:pPr>
         <w:pStyle w:val="berschrift4"/>
@@ -19222,8 +19089,8 @@
         <w:t xml:space="preserve">false</w:t>
       </w:r>
     </w:p>
-    <w:bookmarkEnd w:id="169"/>
-    <w:bookmarkStart w:id="170" w:name="X294879ee57dc755c49a22f9e5803f3be70e7bd5"/>
+    <w:bookmarkEnd w:id="167"/>
+    <w:bookmarkStart w:id="168" w:name="X294879ee57dc755c49a22f9e5803f3be70e7bd5"/>
     <w:p>
       <w:pPr>
         <w:pStyle w:val="berschrift4"/>
@@ -19489,8 +19356,8 @@
         <w:t xml:space="preserve">true</w:t>
       </w:r>
     </w:p>
-    <w:bookmarkEnd w:id="170"/>
-    <w:bookmarkStart w:id="171" w:name="X3a114af4c33489a0c13c4f76e77277e721b306b"/>
+    <w:bookmarkEnd w:id="168"/>
+    <w:bookmarkStart w:id="169" w:name="X3a114af4c33489a0c13c4f76e77277e721b306b"/>
     <w:p>
       <w:pPr>
         <w:pStyle w:val="berschrift4"/>
@@ -19756,8 +19623,8 @@
         <w:t xml:space="preserve">true</w:t>
       </w:r>
     </w:p>
-    <w:bookmarkEnd w:id="171"/>
-    <w:bookmarkStart w:id="172" w:name="X8388fddb59e3841f8eb932eb991d5b9d2fccc2e"/>
+    <w:bookmarkEnd w:id="169"/>
+    <w:bookmarkStart w:id="170" w:name="X8388fddb59e3841f8eb932eb991d5b9d2fccc2e"/>
     <w:p>
       <w:pPr>
         <w:pStyle w:val="berschrift4"/>
@@ -20023,8 +19890,8 @@
         <w:t xml:space="preserve">true</w:t>
       </w:r>
     </w:p>
-    <w:bookmarkEnd w:id="172"/>
-    <w:bookmarkStart w:id="173" w:name="Xc3a25f1caa08cb156aabd4253ed5ef369c18d50"/>
+    <w:bookmarkEnd w:id="170"/>
+    <w:bookmarkStart w:id="171" w:name="Xc3a25f1caa08cb156aabd4253ed5ef369c18d50"/>
     <w:p>
       <w:pPr>
         <w:pStyle w:val="berschrift4"/>
@@ -20284,8 +20151,8 @@
         <w:t xml:space="preserve">false</w:t>
       </w:r>
     </w:p>
-    <w:bookmarkEnd w:id="173"/>
-    <w:bookmarkStart w:id="174" w:name="X60d031cd34249886c7d9f1b2e67c68e5118fb82"/>
+    <w:bookmarkEnd w:id="171"/>
+    <w:bookmarkStart w:id="172" w:name="X60d031cd34249886c7d9f1b2e67c68e5118fb82"/>
     <w:p>
       <w:pPr>
         <w:pStyle w:val="berschrift4"/>
@@ -20545,8 +20412,8 @@
         <w:t xml:space="preserve">true</w:t>
       </w:r>
     </w:p>
-    <w:bookmarkEnd w:id="174"/>
-    <w:bookmarkStart w:id="175" w:name="Xaa264fc7637f27ecf757efc1ab52a576e34ce7a"/>
+    <w:bookmarkEnd w:id="172"/>
+    <w:bookmarkStart w:id="173" w:name="Xaa264fc7637f27ecf757efc1ab52a576e34ce7a"/>
     <w:p>
       <w:pPr>
         <w:pStyle w:val="berschrift4"/>
@@ -20806,8 +20673,8 @@
         <w:t xml:space="preserve">true</w:t>
       </w:r>
     </w:p>
-    <w:bookmarkEnd w:id="175"/>
-    <w:bookmarkStart w:id="176" w:name="X85b61049f6da165f553740229e5c3c950105045"/>
+    <w:bookmarkEnd w:id="173"/>
+    <w:bookmarkStart w:id="174" w:name="X85b61049f6da165f553740229e5c3c950105045"/>
     <w:p>
       <w:pPr>
         <w:pStyle w:val="berschrift4"/>
@@ -21073,8 +20940,8 @@
         <w:t xml:space="preserve">true</w:t>
       </w:r>
     </w:p>
-    <w:bookmarkEnd w:id="176"/>
-    <w:bookmarkStart w:id="177" w:name="X00b26461af04297e3c9834364e0bd20b838dab6"/>
+    <w:bookmarkEnd w:id="174"/>
+    <w:bookmarkStart w:id="175" w:name="X00b26461af04297e3c9834364e0bd20b838dab6"/>
     <w:p>
       <w:pPr>
         <w:pStyle w:val="berschrift4"/>
@@ -21340,8 +21207,8 @@
         <w:t xml:space="preserve">true</w:t>
       </w:r>
     </w:p>
-    <w:bookmarkEnd w:id="177"/>
-    <w:bookmarkStart w:id="178" w:name="Xe8f745ddcaa03013aef9fe47d41eba446f5d883"/>
+    <w:bookmarkEnd w:id="175"/>
+    <w:bookmarkStart w:id="176" w:name="Xe8f745ddcaa03013aef9fe47d41eba446f5d883"/>
     <w:p>
       <w:pPr>
         <w:pStyle w:val="berschrift4"/>
@@ -21601,8 +21468,8 @@
         <w:t xml:space="preserve">true</w:t>
       </w:r>
     </w:p>
-    <w:bookmarkEnd w:id="178"/>
-    <w:bookmarkStart w:id="179" w:name="Xa438aedbc4b401d1df695fa555025968f317c54"/>
+    <w:bookmarkEnd w:id="176"/>
+    <w:bookmarkStart w:id="177" w:name="Xa438aedbc4b401d1df695fa555025968f317c54"/>
     <w:p>
       <w:pPr>
         <w:pStyle w:val="berschrift4"/>
@@ -21868,10 +21735,10 @@
         <w:t xml:space="preserve">false</w:t>
       </w:r>
     </w:p>
+    <w:bookmarkEnd w:id="177"/>
+    <w:bookmarkEnd w:id="178"/>
     <w:bookmarkEnd w:id="179"/>
-    <w:bookmarkEnd w:id="180"/>
-    <w:bookmarkEnd w:id="181"/>
-    <w:bookmarkStart w:id="187" w:name="enum-interesttypeenum"/>
+    <w:bookmarkStart w:id="185" w:name="enum-interesttypeenum"/>
     <w:p>
       <w:pPr>
         <w:pStyle w:val="berschrift2"/>
@@ -21910,7 +21777,7 @@
       <w:r>
         <w:t xml:space="preserve"> </w:t>
       </w:r>
-      <w:hyperlink ns1:id="rId182">
+      <w:hyperlink ns1:id="rId180">
         <w:r>
           <w:rPr>
             <w:rStyle w:val="Hyperlink"/>
@@ -21919,7 +21786,7 @@
         </w:r>
       </w:hyperlink>
     </w:p>
-    <w:bookmarkStart w:id="186" w:name="valeurs-admissibles-5"/>
+    <w:bookmarkStart w:id="184" w:name="valeurs-admissibles-5"/>
     <w:p>
       <w:pPr>
         <w:pStyle w:val="berschrift3"/>
@@ -22009,119 +21876,119 @@
             <w:pPr>
               <w:pStyle w:val="Compact"/>
             </w:pPr>
+            <w:hyperlink ns1:id="rId181">
+              <w:r>
+                <w:rPr>
+                  <w:rStyle w:val="Hyperlink"/>
+                </w:rPr>
+                <w:t xml:space="preserve">act:enum/interest_type/professional_activity</w:t>
+              </w:r>
+            </w:hyperlink>
+          </w:p>
+        </w:tc>
+      </w:tr>
+      <w:tr>
+        <w:tc>
+          <w:tcPr>
+            <w:shd w:val="clear" w:color="auto" w:fill="F2F2F2"/>
+          </w:tcPr>
+          <w:p>
+            <w:pPr>
+              <w:pStyle w:val="Compact"/>
+            </w:pPr>
+            <w:r>
+              <w:t xml:space="preserve">political_office</w:t>
+            </w:r>
+          </w:p>
+        </w:tc>
+        <w:tc>
+          <w:tcPr>
+            <w:shd w:val="clear" w:color="auto" w:fill="F2F2F2"/>
+          </w:tcPr>
+          <w:p>
+            <w:pPr>
+              <w:pStyle w:val="Compact"/>
+            </w:pPr>
+            <w:r>
+              <w:t xml:space="preserve">Mandat ou fonction politique à d’autres niveaux fédéraux ou dans d’autres collectivités (p. ex. appartenance à un parlement cantonal/communal, conseil d’État, commission extraparlementaire).</w:t>
+            </w:r>
+          </w:p>
+        </w:tc>
+      </w:tr>
+      <w:tr>
+        <w:tc>
+          <w:tcPr/>
+          <w:p>
+            <w:pPr>
+              <w:pStyle w:val="Compact"/>
+            </w:pPr>
+          </w:p>
+        </w:tc>
+        <w:tc>
+          <w:tcPr/>
+          <w:p>
+            <w:pPr>
+              <w:pStyle w:val="Compact"/>
+            </w:pPr>
+            <w:hyperlink ns1:id="rId182">
+              <w:r>
+                <w:rPr>
+                  <w:rStyle w:val="Hyperlink"/>
+                </w:rPr>
+                <w:t xml:space="preserve">act:enum/interest_type/political_office</w:t>
+              </w:r>
+            </w:hyperlink>
+          </w:p>
+        </w:tc>
+      </w:tr>
+      <w:tr>
+        <w:tc>
+          <w:tcPr>
+            <w:shd w:val="clear" w:color="auto" w:fill="F2F2F2"/>
+          </w:tcPr>
+          <w:p>
+            <w:pPr>
+              <w:pStyle w:val="Compact"/>
+            </w:pPr>
+            <w:r>
+              <w:t xml:space="preserve">association</w:t>
+            </w:r>
+          </w:p>
+        </w:tc>
+        <w:tc>
+          <w:tcPr>
+            <w:shd w:val="clear" w:color="auto" w:fill="F2F2F2"/>
+          </w:tcPr>
+          <w:p>
+            <w:pPr>
+              <w:pStyle w:val="Compact"/>
+            </w:pPr>
+            <w:r>
+              <w:t xml:space="preserve">Appartenance à des associations, des fédérations ou des organisations d’intérêts (p. ex. associations de branche, associations professionnelles, organisations de lobbying, fondations, associations d’utilité publique).</w:t>
+            </w:r>
+          </w:p>
+        </w:tc>
+      </w:tr>
+      <w:tr>
+        <w:tc>
+          <w:tcPr/>
+          <w:p>
+            <w:pPr>
+              <w:pStyle w:val="Compact"/>
+            </w:pPr>
+          </w:p>
+        </w:tc>
+        <w:tc>
+          <w:tcPr/>
+          <w:p>
+            <w:pPr>
+              <w:pStyle w:val="Compact"/>
+            </w:pPr>
             <w:hyperlink ns1:id="rId183">
               <w:r>
                 <w:rPr>
                   <w:rStyle w:val="Hyperlink"/>
                 </w:rPr>
-                <w:t xml:space="preserve">act:enum/interest_type/professional_activity</w:t>
-              </w:r>
-            </w:hyperlink>
-          </w:p>
-        </w:tc>
-      </w:tr>
-      <w:tr>
-        <w:tc>
-          <w:tcPr>
-            <w:shd w:val="clear" w:color="auto" w:fill="F2F2F2"/>
-          </w:tcPr>
-          <w:p>
-            <w:pPr>
-              <w:pStyle w:val="Compact"/>
-            </w:pPr>
-            <w:r>
-              <w:t xml:space="preserve">political_office</w:t>
-            </w:r>
-          </w:p>
-        </w:tc>
-        <w:tc>
-          <w:tcPr>
-            <w:shd w:val="clear" w:color="auto" w:fill="F2F2F2"/>
-          </w:tcPr>
-          <w:p>
-            <w:pPr>
-              <w:pStyle w:val="Compact"/>
-            </w:pPr>
-            <w:r>
-              <w:t xml:space="preserve">Mandat ou fonction politique à d’autres niveaux fédéraux ou dans d’autres collectivités (p. ex. appartenance à un parlement cantonal/communal, conseil d’État, commission extraparlementaire).</w:t>
-            </w:r>
-          </w:p>
-        </w:tc>
-      </w:tr>
-      <w:tr>
-        <w:tc>
-          <w:tcPr/>
-          <w:p>
-            <w:pPr>
-              <w:pStyle w:val="Compact"/>
-            </w:pPr>
-          </w:p>
-        </w:tc>
-        <w:tc>
-          <w:tcPr/>
-          <w:p>
-            <w:pPr>
-              <w:pStyle w:val="Compact"/>
-            </w:pPr>
-            <w:hyperlink ns1:id="rId184">
-              <w:r>
-                <w:rPr>
-                  <w:rStyle w:val="Hyperlink"/>
-                </w:rPr>
-                <w:t xml:space="preserve">act:enum/interest_type/political_office</w:t>
-              </w:r>
-            </w:hyperlink>
-          </w:p>
-        </w:tc>
-      </w:tr>
-      <w:tr>
-        <w:tc>
-          <w:tcPr>
-            <w:shd w:val="clear" w:color="auto" w:fill="F2F2F2"/>
-          </w:tcPr>
-          <w:p>
-            <w:pPr>
-              <w:pStyle w:val="Compact"/>
-            </w:pPr>
-            <w:r>
-              <w:t xml:space="preserve">association</w:t>
-            </w:r>
-          </w:p>
-        </w:tc>
-        <w:tc>
-          <w:tcPr>
-            <w:shd w:val="clear" w:color="auto" w:fill="F2F2F2"/>
-          </w:tcPr>
-          <w:p>
-            <w:pPr>
-              <w:pStyle w:val="Compact"/>
-            </w:pPr>
-            <w:r>
-              <w:t xml:space="preserve">Appartenance à des associations, des fédérations ou des organisations d’intérêts (p. ex. associations de branche, associations professionnelles, organisations de lobbying, fondations, associations d’utilité publique).</w:t>
-            </w:r>
-          </w:p>
-        </w:tc>
-      </w:tr>
-      <w:tr>
-        <w:tc>
-          <w:tcPr/>
-          <w:p>
-            <w:pPr>
-              <w:pStyle w:val="Compact"/>
-            </w:pPr>
-          </w:p>
-        </w:tc>
-        <w:tc>
-          <w:tcPr/>
-          <w:p>
-            <w:pPr>
-              <w:pStyle w:val="Compact"/>
-            </w:pPr>
-            <w:hyperlink ns1:id="rId185">
-              <w:r>
-                <w:rPr>
-                  <w:rStyle w:val="Hyperlink"/>
-                </w:rPr>
                 <w:t xml:space="preserve">act:enum/interest_type/association</w:t>
               </w:r>
             </w:hyperlink>
@@ -22129,9 +21996,9 @@
         </w:tc>
       </w:tr>
     </w:tbl>
-    <w:bookmarkEnd w:id="186"/>
-    <w:bookmarkEnd w:id="187"/>
-    <w:bookmarkStart w:id="228" w:name="enum-legalformenum"/>
+    <w:bookmarkEnd w:id="184"/>
+    <w:bookmarkEnd w:id="185"/>
+    <w:bookmarkStart w:id="226" w:name="enum-legalformenum"/>
     <w:p>
       <w:pPr>
         <w:pStyle w:val="berschrift2"/>
@@ -22170,7 +22037,7 @@
       <w:r>
         <w:t xml:space="preserve"> </w:t>
       </w:r>
-      <w:hyperlink ns1:id="rId188">
+      <w:hyperlink ns1:id="rId186">
         <w:r>
           <w:rPr>
             <w:rStyle w:val="Hyperlink"/>
@@ -22179,7 +22046,7 @@
         </w:r>
       </w:hyperlink>
     </w:p>
-    <w:bookmarkStart w:id="227" w:name="valeurs-admissibles-6"/>
+    <w:bookmarkStart w:id="225" w:name="valeurs-admissibles-6"/>
     <w:p>
       <w:pPr>
         <w:pStyle w:val="berschrift3"/>
@@ -22269,41 +22136,149 @@
             <w:pPr>
               <w:pStyle w:val="Compact"/>
             </w:pPr>
+            <w:hyperlink ns1:id="rId187">
+              <w:r>
+                <w:rPr>
+                  <w:rStyle w:val="Hyperlink"/>
+                </w:rPr>
+                <w:t xml:space="preserve">https://register.ld.admin.ch/i14y/concept/legalForm/0101</w:t>
+              </w:r>
+            </w:hyperlink>
+          </w:p>
+        </w:tc>
+      </w:tr>
+      <w:tr>
+        <w:tc>
+          <w:tcPr>
+            <w:shd w:val="clear" w:color="auto" w:fill="F2F2F2"/>
+          </w:tcPr>
+          <w:p>
+            <w:pPr>
+              <w:pStyle w:val="Compact"/>
+            </w:pPr>
+            <w:r>
+              <w:t xml:space="preserve">0103</w:t>
+            </w:r>
+          </w:p>
+        </w:tc>
+        <w:tc>
+          <w:tcPr>
+            <w:shd w:val="clear" w:color="auto" w:fill="F2F2F2"/>
+          </w:tcPr>
+          <w:p>
+            <w:pPr>
+              <w:pStyle w:val="Compact"/>
+            </w:pPr>
+            <w:r>
+              <w:t xml:space="preserve">Société en nom collectif (SNC).</w:t>
+            </w:r>
+          </w:p>
+        </w:tc>
+      </w:tr>
+      <w:tr>
+        <w:tc>
+          <w:tcPr/>
+          <w:p>
+            <w:pPr>
+              <w:pStyle w:val="Compact"/>
+            </w:pPr>
+          </w:p>
+        </w:tc>
+        <w:tc>
+          <w:tcPr/>
+          <w:p>
+            <w:pPr>
+              <w:pStyle w:val="Compact"/>
+            </w:pPr>
+            <w:hyperlink ns1:id="rId188">
+              <w:r>
+                <w:rPr>
+                  <w:rStyle w:val="Hyperlink"/>
+                </w:rPr>
+                <w:t xml:space="preserve">https://register.ld.admin.ch/i14y/concept/legalForm/0103</w:t>
+              </w:r>
+            </w:hyperlink>
+          </w:p>
+        </w:tc>
+      </w:tr>
+      <w:tr>
+        <w:tc>
+          <w:tcPr>
+            <w:shd w:val="clear" w:color="auto" w:fill="F2F2F2"/>
+          </w:tcPr>
+          <w:p>
+            <w:pPr>
+              <w:pStyle w:val="Compact"/>
+            </w:pPr>
+            <w:r>
+              <w:t xml:space="preserve">0104</w:t>
+            </w:r>
+          </w:p>
+        </w:tc>
+        <w:tc>
+          <w:tcPr>
+            <w:shd w:val="clear" w:color="auto" w:fill="F2F2F2"/>
+          </w:tcPr>
+          <w:p>
+            <w:pPr>
+              <w:pStyle w:val="Compact"/>
+            </w:pPr>
+            <w:r>
+              <w:t xml:space="preserve">Société en commandite (SCm).</w:t>
+            </w:r>
+          </w:p>
+        </w:tc>
+      </w:tr>
+      <w:tr>
+        <w:tc>
+          <w:tcPr/>
+          <w:p>
+            <w:pPr>
+              <w:pStyle w:val="Compact"/>
+            </w:pPr>
+          </w:p>
+        </w:tc>
+        <w:tc>
+          <w:tcPr/>
+          <w:p>
+            <w:pPr>
+              <w:pStyle w:val="Compact"/>
+            </w:pPr>
             <w:hyperlink ns1:id="rId189">
               <w:r>
                 <w:rPr>
                   <w:rStyle w:val="Hyperlink"/>
                 </w:rPr>
-                <w:t xml:space="preserve">https://register.ld.admin.ch/i14y/concept/legalForm/0101</w:t>
-              </w:r>
-            </w:hyperlink>
-          </w:p>
-        </w:tc>
-      </w:tr>
-      <w:tr>
-        <w:tc>
-          <w:tcPr>
-            <w:shd w:val="clear" w:color="auto" w:fill="F2F2F2"/>
-          </w:tcPr>
-          <w:p>
-            <w:pPr>
-              <w:pStyle w:val="Compact"/>
-            </w:pPr>
-            <w:r>
-              <w:t xml:space="preserve">0103</w:t>
-            </w:r>
-          </w:p>
-        </w:tc>
-        <w:tc>
-          <w:tcPr>
-            <w:shd w:val="clear" w:color="auto" w:fill="F2F2F2"/>
-          </w:tcPr>
-          <w:p>
-            <w:pPr>
-              <w:pStyle w:val="Compact"/>
-            </w:pPr>
-            <w:r>
-              <w:t xml:space="preserve">Société en nom collectif (SNC).</w:t>
+                <w:t xml:space="preserve">https://register.ld.admin.ch/i14y/concept/legalForm/0104</w:t>
+              </w:r>
+            </w:hyperlink>
+          </w:p>
+        </w:tc>
+      </w:tr>
+      <w:tr>
+        <w:tc>
+          <w:tcPr>
+            <w:shd w:val="clear" w:color="auto" w:fill="F2F2F2"/>
+          </w:tcPr>
+          <w:p>
+            <w:pPr>
+              <w:pStyle w:val="Compact"/>
+            </w:pPr>
+            <w:r>
+              <w:t xml:space="preserve">0105</w:t>
+            </w:r>
+          </w:p>
+        </w:tc>
+        <w:tc>
+          <w:tcPr>
+            <w:shd w:val="clear" w:color="auto" w:fill="F2F2F2"/>
+          </w:tcPr>
+          <w:p>
+            <w:pPr>
+              <w:pStyle w:val="Compact"/>
+            </w:pPr>
+            <w:r>
+              <w:t xml:space="preserve">Société en commandite par actions (SCmA).</w:t>
             </w:r>
           </w:p>
         </w:tc>
@@ -22328,36 +22303,36 @@
                 <w:rPr>
                   <w:rStyle w:val="Hyperlink"/>
                 </w:rPr>
-                <w:t xml:space="preserve">https://register.ld.admin.ch/i14y/concept/legalForm/0103</w:t>
-              </w:r>
-            </w:hyperlink>
-          </w:p>
-        </w:tc>
-      </w:tr>
-      <w:tr>
-        <w:tc>
-          <w:tcPr>
-            <w:shd w:val="clear" w:color="auto" w:fill="F2F2F2"/>
-          </w:tcPr>
-          <w:p>
-            <w:pPr>
-              <w:pStyle w:val="Compact"/>
-            </w:pPr>
-            <w:r>
-              <w:t xml:space="preserve">0104</w:t>
-            </w:r>
-          </w:p>
-        </w:tc>
-        <w:tc>
-          <w:tcPr>
-            <w:shd w:val="clear" w:color="auto" w:fill="F2F2F2"/>
-          </w:tcPr>
-          <w:p>
-            <w:pPr>
-              <w:pStyle w:val="Compact"/>
-            </w:pPr>
-            <w:r>
-              <w:t xml:space="preserve">Société en commandite (SCm).</w:t>
+                <w:t xml:space="preserve">https://register.ld.admin.ch/i14y/concept/legalForm/0105</w:t>
+              </w:r>
+            </w:hyperlink>
+          </w:p>
+        </w:tc>
+      </w:tr>
+      <w:tr>
+        <w:tc>
+          <w:tcPr>
+            <w:shd w:val="clear" w:color="auto" w:fill="F2F2F2"/>
+          </w:tcPr>
+          <w:p>
+            <w:pPr>
+              <w:pStyle w:val="Compact"/>
+            </w:pPr>
+            <w:r>
+              <w:t xml:space="preserve">0106</w:t>
+            </w:r>
+          </w:p>
+        </w:tc>
+        <w:tc>
+          <w:tcPr>
+            <w:shd w:val="clear" w:color="auto" w:fill="F2F2F2"/>
+          </w:tcPr>
+          <w:p>
+            <w:pPr>
+              <w:pStyle w:val="Compact"/>
+            </w:pPr>
+            <w:r>
+              <w:t xml:space="preserve">Société anonyme (SA).</w:t>
             </w:r>
           </w:p>
         </w:tc>
@@ -22382,36 +22357,36 @@
                 <w:rPr>
                   <w:rStyle w:val="Hyperlink"/>
                 </w:rPr>
-                <w:t xml:space="preserve">https://register.ld.admin.ch/i14y/concept/legalForm/0104</w:t>
-              </w:r>
-            </w:hyperlink>
-          </w:p>
-        </w:tc>
-      </w:tr>
-      <w:tr>
-        <w:tc>
-          <w:tcPr>
-            <w:shd w:val="clear" w:color="auto" w:fill="F2F2F2"/>
-          </w:tcPr>
-          <w:p>
-            <w:pPr>
-              <w:pStyle w:val="Compact"/>
-            </w:pPr>
-            <w:r>
-              <w:t xml:space="preserve">0105</w:t>
-            </w:r>
-          </w:p>
-        </w:tc>
-        <w:tc>
-          <w:tcPr>
-            <w:shd w:val="clear" w:color="auto" w:fill="F2F2F2"/>
-          </w:tcPr>
-          <w:p>
-            <w:pPr>
-              <w:pStyle w:val="Compact"/>
-            </w:pPr>
-            <w:r>
-              <w:t xml:space="preserve">Société en commandite par actions (SCmA).</w:t>
+                <w:t xml:space="preserve">https://register.ld.admin.ch/i14y/concept/legalForm/0106</w:t>
+              </w:r>
+            </w:hyperlink>
+          </w:p>
+        </w:tc>
+      </w:tr>
+      <w:tr>
+        <w:tc>
+          <w:tcPr>
+            <w:shd w:val="clear" w:color="auto" w:fill="F2F2F2"/>
+          </w:tcPr>
+          <w:p>
+            <w:pPr>
+              <w:pStyle w:val="Compact"/>
+            </w:pPr>
+            <w:r>
+              <w:t xml:space="preserve">0107</w:t>
+            </w:r>
+          </w:p>
+        </w:tc>
+        <w:tc>
+          <w:tcPr>
+            <w:shd w:val="clear" w:color="auto" w:fill="F2F2F2"/>
+          </w:tcPr>
+          <w:p>
+            <w:pPr>
+              <w:pStyle w:val="Compact"/>
+            </w:pPr>
+            <w:r>
+              <w:t xml:space="preserve">Société à responsabilité limitée (Sàrl).</w:t>
             </w:r>
           </w:p>
         </w:tc>
@@ -22436,36 +22411,36 @@
                 <w:rPr>
                   <w:rStyle w:val="Hyperlink"/>
                 </w:rPr>
-                <w:t xml:space="preserve">https://register.ld.admin.ch/i14y/concept/legalForm/0105</w:t>
-              </w:r>
-            </w:hyperlink>
-          </w:p>
-        </w:tc>
-      </w:tr>
-      <w:tr>
-        <w:tc>
-          <w:tcPr>
-            <w:shd w:val="clear" w:color="auto" w:fill="F2F2F2"/>
-          </w:tcPr>
-          <w:p>
-            <w:pPr>
-              <w:pStyle w:val="Compact"/>
-            </w:pPr>
-            <w:r>
-              <w:t xml:space="preserve">0106</w:t>
-            </w:r>
-          </w:p>
-        </w:tc>
-        <w:tc>
-          <w:tcPr>
-            <w:shd w:val="clear" w:color="auto" w:fill="F2F2F2"/>
-          </w:tcPr>
-          <w:p>
-            <w:pPr>
-              <w:pStyle w:val="Compact"/>
-            </w:pPr>
-            <w:r>
-              <w:t xml:space="preserve">Société anonyme (SA).</w:t>
+                <w:t xml:space="preserve">https://register.ld.admin.ch/i14y/concept/legalForm/0107</w:t>
+              </w:r>
+            </w:hyperlink>
+          </w:p>
+        </w:tc>
+      </w:tr>
+      <w:tr>
+        <w:tc>
+          <w:tcPr>
+            <w:shd w:val="clear" w:color="auto" w:fill="F2F2F2"/>
+          </w:tcPr>
+          <w:p>
+            <w:pPr>
+              <w:pStyle w:val="Compact"/>
+            </w:pPr>
+            <w:r>
+              <w:t xml:space="preserve">0108</w:t>
+            </w:r>
+          </w:p>
+        </w:tc>
+        <w:tc>
+          <w:tcPr>
+            <w:shd w:val="clear" w:color="auto" w:fill="F2F2F2"/>
+          </w:tcPr>
+          <w:p>
+            <w:pPr>
+              <w:pStyle w:val="Compact"/>
+            </w:pPr>
+            <w:r>
+              <w:t xml:space="preserve">Société coopérative.</w:t>
             </w:r>
           </w:p>
         </w:tc>
@@ -22490,36 +22465,36 @@
                 <w:rPr>
                   <w:rStyle w:val="Hyperlink"/>
                 </w:rPr>
-                <w:t xml:space="preserve">https://register.ld.admin.ch/i14y/concept/legalForm/0106</w:t>
-              </w:r>
-            </w:hyperlink>
-          </w:p>
-        </w:tc>
-      </w:tr>
-      <w:tr>
-        <w:tc>
-          <w:tcPr>
-            <w:shd w:val="clear" w:color="auto" w:fill="F2F2F2"/>
-          </w:tcPr>
-          <w:p>
-            <w:pPr>
-              <w:pStyle w:val="Compact"/>
-            </w:pPr>
-            <w:r>
-              <w:t xml:space="preserve">0107</w:t>
-            </w:r>
-          </w:p>
-        </w:tc>
-        <w:tc>
-          <w:tcPr>
-            <w:shd w:val="clear" w:color="auto" w:fill="F2F2F2"/>
-          </w:tcPr>
-          <w:p>
-            <w:pPr>
-              <w:pStyle w:val="Compact"/>
-            </w:pPr>
-            <w:r>
-              <w:t xml:space="preserve">Société à responsabilité limitée (Sàrl).</w:t>
+                <w:t xml:space="preserve">https://register.ld.admin.ch/i14y/concept/legalForm/0108</w:t>
+              </w:r>
+            </w:hyperlink>
+          </w:p>
+        </w:tc>
+      </w:tr>
+      <w:tr>
+        <w:tc>
+          <w:tcPr>
+            <w:shd w:val="clear" w:color="auto" w:fill="F2F2F2"/>
+          </w:tcPr>
+          <w:p>
+            <w:pPr>
+              <w:pStyle w:val="Compact"/>
+            </w:pPr>
+            <w:r>
+              <w:t xml:space="preserve">0109</w:t>
+            </w:r>
+          </w:p>
+        </w:tc>
+        <w:tc>
+          <w:tcPr>
+            <w:shd w:val="clear" w:color="auto" w:fill="F2F2F2"/>
+          </w:tcPr>
+          <w:p>
+            <w:pPr>
+              <w:pStyle w:val="Compact"/>
+            </w:pPr>
+            <w:r>
+              <w:t xml:space="preserve">Association.</w:t>
             </w:r>
           </w:p>
         </w:tc>
@@ -22544,36 +22519,36 @@
                 <w:rPr>
                   <w:rStyle w:val="Hyperlink"/>
                 </w:rPr>
-                <w:t xml:space="preserve">https://register.ld.admin.ch/i14y/concept/legalForm/0107</w:t>
-              </w:r>
-            </w:hyperlink>
-          </w:p>
-        </w:tc>
-      </w:tr>
-      <w:tr>
-        <w:tc>
-          <w:tcPr>
-            <w:shd w:val="clear" w:color="auto" w:fill="F2F2F2"/>
-          </w:tcPr>
-          <w:p>
-            <w:pPr>
-              <w:pStyle w:val="Compact"/>
-            </w:pPr>
-            <w:r>
-              <w:t xml:space="preserve">0108</w:t>
-            </w:r>
-          </w:p>
-        </w:tc>
-        <w:tc>
-          <w:tcPr>
-            <w:shd w:val="clear" w:color="auto" w:fill="F2F2F2"/>
-          </w:tcPr>
-          <w:p>
-            <w:pPr>
-              <w:pStyle w:val="Compact"/>
-            </w:pPr>
-            <w:r>
-              <w:t xml:space="preserve">Société coopérative.</w:t>
+                <w:t xml:space="preserve">https://register.ld.admin.ch/i14y/concept/legalForm/0109</w:t>
+              </w:r>
+            </w:hyperlink>
+          </w:p>
+        </w:tc>
+      </w:tr>
+      <w:tr>
+        <w:tc>
+          <w:tcPr>
+            <w:shd w:val="clear" w:color="auto" w:fill="F2F2F2"/>
+          </w:tcPr>
+          <w:p>
+            <w:pPr>
+              <w:pStyle w:val="Compact"/>
+            </w:pPr>
+            <w:r>
+              <w:t xml:space="preserve">0110</w:t>
+            </w:r>
+          </w:p>
+        </w:tc>
+        <w:tc>
+          <w:tcPr>
+            <w:shd w:val="clear" w:color="auto" w:fill="F2F2F2"/>
+          </w:tcPr>
+          <w:p>
+            <w:pPr>
+              <w:pStyle w:val="Compact"/>
+            </w:pPr>
+            <w:r>
+              <w:t xml:space="preserve">Fondation.</w:t>
             </w:r>
           </w:p>
         </w:tc>
@@ -22598,36 +22573,36 @@
                 <w:rPr>
                   <w:rStyle w:val="Hyperlink"/>
                 </w:rPr>
-                <w:t xml:space="preserve">https://register.ld.admin.ch/i14y/concept/legalForm/0108</w:t>
-              </w:r>
-            </w:hyperlink>
-          </w:p>
-        </w:tc>
-      </w:tr>
-      <w:tr>
-        <w:tc>
-          <w:tcPr>
-            <w:shd w:val="clear" w:color="auto" w:fill="F2F2F2"/>
-          </w:tcPr>
-          <w:p>
-            <w:pPr>
-              <w:pStyle w:val="Compact"/>
-            </w:pPr>
-            <w:r>
-              <w:t xml:space="preserve">0109</w:t>
-            </w:r>
-          </w:p>
-        </w:tc>
-        <w:tc>
-          <w:tcPr>
-            <w:shd w:val="clear" w:color="auto" w:fill="F2F2F2"/>
-          </w:tcPr>
-          <w:p>
-            <w:pPr>
-              <w:pStyle w:val="Compact"/>
-            </w:pPr>
-            <w:r>
-              <w:t xml:space="preserve">Association.</w:t>
+                <w:t xml:space="preserve">https://register.ld.admin.ch/i14y/concept/legalForm/0110</w:t>
+              </w:r>
+            </w:hyperlink>
+          </w:p>
+        </w:tc>
+      </w:tr>
+      <w:tr>
+        <w:tc>
+          <w:tcPr>
+            <w:shd w:val="clear" w:color="auto" w:fill="F2F2F2"/>
+          </w:tcPr>
+          <w:p>
+            <w:pPr>
+              <w:pStyle w:val="Compact"/>
+            </w:pPr>
+            <w:r>
+              <w:t xml:space="preserve">0111</w:t>
+            </w:r>
+          </w:p>
+        </w:tc>
+        <w:tc>
+          <w:tcPr>
+            <w:shd w:val="clear" w:color="auto" w:fill="F2F2F2"/>
+          </w:tcPr>
+          <w:p>
+            <w:pPr>
+              <w:pStyle w:val="Compact"/>
+            </w:pPr>
+            <w:r>
+              <w:t xml:space="preserve">Succursale d’une entreprise étrangère.</w:t>
             </w:r>
           </w:p>
         </w:tc>
@@ -22652,36 +22627,36 @@
                 <w:rPr>
                   <w:rStyle w:val="Hyperlink"/>
                 </w:rPr>
-                <w:t xml:space="preserve">https://register.ld.admin.ch/i14y/concept/legalForm/0109</w:t>
-              </w:r>
-            </w:hyperlink>
-          </w:p>
-        </w:tc>
-      </w:tr>
-      <w:tr>
-        <w:tc>
-          <w:tcPr>
-            <w:shd w:val="clear" w:color="auto" w:fill="F2F2F2"/>
-          </w:tcPr>
-          <w:p>
-            <w:pPr>
-              <w:pStyle w:val="Compact"/>
-            </w:pPr>
-            <w:r>
-              <w:t xml:space="preserve">0110</w:t>
-            </w:r>
-          </w:p>
-        </w:tc>
-        <w:tc>
-          <w:tcPr>
-            <w:shd w:val="clear" w:color="auto" w:fill="F2F2F2"/>
-          </w:tcPr>
-          <w:p>
-            <w:pPr>
-              <w:pStyle w:val="Compact"/>
-            </w:pPr>
-            <w:r>
-              <w:t xml:space="preserve">Fondation.</w:t>
+                <w:t xml:space="preserve">https://register.ld.admin.ch/i14y/concept/legalForm/0111</w:t>
+              </w:r>
+            </w:hyperlink>
+          </w:p>
+        </w:tc>
+      </w:tr>
+      <w:tr>
+        <w:tc>
+          <w:tcPr>
+            <w:shd w:val="clear" w:color="auto" w:fill="F2F2F2"/>
+          </w:tcPr>
+          <w:p>
+            <w:pPr>
+              <w:pStyle w:val="Compact"/>
+            </w:pPr>
+            <w:r>
+              <w:t xml:space="preserve">0113</w:t>
+            </w:r>
+          </w:p>
+        </w:tc>
+        <w:tc>
+          <w:tcPr>
+            <w:shd w:val="clear" w:color="auto" w:fill="F2F2F2"/>
+          </w:tcPr>
+          <w:p>
+            <w:pPr>
+              <w:pStyle w:val="Compact"/>
+            </w:pPr>
+            <w:r>
+              <w:t xml:space="preserve">Forme juridique particulière.</w:t>
             </w:r>
           </w:p>
         </w:tc>
@@ -22706,36 +22681,36 @@
                 <w:rPr>
                   <w:rStyle w:val="Hyperlink"/>
                 </w:rPr>
-                <w:t xml:space="preserve">https://register.ld.admin.ch/i14y/concept/legalForm/0110</w:t>
-              </w:r>
-            </w:hyperlink>
-          </w:p>
-        </w:tc>
-      </w:tr>
-      <w:tr>
-        <w:tc>
-          <w:tcPr>
-            <w:shd w:val="clear" w:color="auto" w:fill="F2F2F2"/>
-          </w:tcPr>
-          <w:p>
-            <w:pPr>
-              <w:pStyle w:val="Compact"/>
-            </w:pPr>
-            <w:r>
-              <w:t xml:space="preserve">0111</w:t>
-            </w:r>
-          </w:p>
-        </w:tc>
-        <w:tc>
-          <w:tcPr>
-            <w:shd w:val="clear" w:color="auto" w:fill="F2F2F2"/>
-          </w:tcPr>
-          <w:p>
-            <w:pPr>
-              <w:pStyle w:val="Compact"/>
-            </w:pPr>
-            <w:r>
-              <w:t xml:space="preserve">Succursale d’une entreprise étrangère.</w:t>
+                <w:t xml:space="preserve">https://register.ld.admin.ch/i14y/concept/legalForm/0113</w:t>
+              </w:r>
+            </w:hyperlink>
+          </w:p>
+        </w:tc>
+      </w:tr>
+      <w:tr>
+        <w:tc>
+          <w:tcPr>
+            <w:shd w:val="clear" w:color="auto" w:fill="F2F2F2"/>
+          </w:tcPr>
+          <w:p>
+            <w:pPr>
+              <w:pStyle w:val="Compact"/>
+            </w:pPr>
+            <w:r>
+              <w:t xml:space="preserve">0114</w:t>
+            </w:r>
+          </w:p>
+        </w:tc>
+        <w:tc>
+          <w:tcPr>
+            <w:shd w:val="clear" w:color="auto" w:fill="F2F2F2"/>
+          </w:tcPr>
+          <w:p>
+            <w:pPr>
+              <w:pStyle w:val="Compact"/>
+            </w:pPr>
+            <w:r>
+              <w:t xml:space="preserve">Société en commandite de placements collectifs (SCmPC).</w:t>
             </w:r>
           </w:p>
         </w:tc>
@@ -22760,36 +22735,36 @@
                 <w:rPr>
                   <w:rStyle w:val="Hyperlink"/>
                 </w:rPr>
-                <w:t xml:space="preserve">https://register.ld.admin.ch/i14y/concept/legalForm/0111</w:t>
-              </w:r>
-            </w:hyperlink>
-          </w:p>
-        </w:tc>
-      </w:tr>
-      <w:tr>
-        <w:tc>
-          <w:tcPr>
-            <w:shd w:val="clear" w:color="auto" w:fill="F2F2F2"/>
-          </w:tcPr>
-          <w:p>
-            <w:pPr>
-              <w:pStyle w:val="Compact"/>
-            </w:pPr>
-            <w:r>
-              <w:t xml:space="preserve">0113</w:t>
-            </w:r>
-          </w:p>
-        </w:tc>
-        <w:tc>
-          <w:tcPr>
-            <w:shd w:val="clear" w:color="auto" w:fill="F2F2F2"/>
-          </w:tcPr>
-          <w:p>
-            <w:pPr>
-              <w:pStyle w:val="Compact"/>
-            </w:pPr>
-            <w:r>
-              <w:t xml:space="preserve">Forme juridique particulière.</w:t>
+                <w:t xml:space="preserve">https://register.ld.admin.ch/i14y/concept/legalForm/0114</w:t>
+              </w:r>
+            </w:hyperlink>
+          </w:p>
+        </w:tc>
+      </w:tr>
+      <w:tr>
+        <w:tc>
+          <w:tcPr>
+            <w:shd w:val="clear" w:color="auto" w:fill="F2F2F2"/>
+          </w:tcPr>
+          <w:p>
+            <w:pPr>
+              <w:pStyle w:val="Compact"/>
+            </w:pPr>
+            <w:r>
+              <w:t xml:space="preserve">0115</w:t>
+            </w:r>
+          </w:p>
+        </w:tc>
+        <w:tc>
+          <w:tcPr>
+            <w:shd w:val="clear" w:color="auto" w:fill="F2F2F2"/>
+          </w:tcPr>
+          <w:p>
+            <w:pPr>
+              <w:pStyle w:val="Compact"/>
+            </w:pPr>
+            <w:r>
+              <w:t xml:space="preserve">Société d’investissement à capital variable (SICAV).</w:t>
             </w:r>
           </w:p>
         </w:tc>
@@ -22814,36 +22789,36 @@
                 <w:rPr>
                   <w:rStyle w:val="Hyperlink"/>
                 </w:rPr>
-                <w:t xml:space="preserve">https://register.ld.admin.ch/i14y/concept/legalForm/0113</w:t>
-              </w:r>
-            </w:hyperlink>
-          </w:p>
-        </w:tc>
-      </w:tr>
-      <w:tr>
-        <w:tc>
-          <w:tcPr>
-            <w:shd w:val="clear" w:color="auto" w:fill="F2F2F2"/>
-          </w:tcPr>
-          <w:p>
-            <w:pPr>
-              <w:pStyle w:val="Compact"/>
-            </w:pPr>
-            <w:r>
-              <w:t xml:space="preserve">0114</w:t>
-            </w:r>
-          </w:p>
-        </w:tc>
-        <w:tc>
-          <w:tcPr>
-            <w:shd w:val="clear" w:color="auto" w:fill="F2F2F2"/>
-          </w:tcPr>
-          <w:p>
-            <w:pPr>
-              <w:pStyle w:val="Compact"/>
-            </w:pPr>
-            <w:r>
-              <w:t xml:space="preserve">Société en commandite de placements collectifs (SCmPC).</w:t>
+                <w:t xml:space="preserve">https://register.ld.admin.ch/i14y/concept/legalForm/0115</w:t>
+              </w:r>
+            </w:hyperlink>
+          </w:p>
+        </w:tc>
+      </w:tr>
+      <w:tr>
+        <w:tc>
+          <w:tcPr>
+            <w:shd w:val="clear" w:color="auto" w:fill="F2F2F2"/>
+          </w:tcPr>
+          <w:p>
+            <w:pPr>
+              <w:pStyle w:val="Compact"/>
+            </w:pPr>
+            <w:r>
+              <w:t xml:space="preserve">0116</w:t>
+            </w:r>
+          </w:p>
+        </w:tc>
+        <w:tc>
+          <w:tcPr>
+            <w:shd w:val="clear" w:color="auto" w:fill="F2F2F2"/>
+          </w:tcPr>
+          <w:p>
+            <w:pPr>
+              <w:pStyle w:val="Compact"/>
+            </w:pPr>
+            <w:r>
+              <w:t xml:space="preserve">Société d’investissement à capital fixe (SICAF).</w:t>
             </w:r>
           </w:p>
         </w:tc>
@@ -22868,36 +22843,36 @@
                 <w:rPr>
                   <w:rStyle w:val="Hyperlink"/>
                 </w:rPr>
-                <w:t xml:space="preserve">https://register.ld.admin.ch/i14y/concept/legalForm/0114</w:t>
-              </w:r>
-            </w:hyperlink>
-          </w:p>
-        </w:tc>
-      </w:tr>
-      <w:tr>
-        <w:tc>
-          <w:tcPr>
-            <w:shd w:val="clear" w:color="auto" w:fill="F2F2F2"/>
-          </w:tcPr>
-          <w:p>
-            <w:pPr>
-              <w:pStyle w:val="Compact"/>
-            </w:pPr>
-            <w:r>
-              <w:t xml:space="preserve">0115</w:t>
-            </w:r>
-          </w:p>
-        </w:tc>
-        <w:tc>
-          <w:tcPr>
-            <w:shd w:val="clear" w:color="auto" w:fill="F2F2F2"/>
-          </w:tcPr>
-          <w:p>
-            <w:pPr>
-              <w:pStyle w:val="Compact"/>
-            </w:pPr>
-            <w:r>
-              <w:t xml:space="preserve">Société d’investissement à capital variable (SICAV).</w:t>
+                <w:t xml:space="preserve">https://register.ld.admin.ch/i14y/concept/legalForm/0116</w:t>
+              </w:r>
+            </w:hyperlink>
+          </w:p>
+        </w:tc>
+      </w:tr>
+      <w:tr>
+        <w:tc>
+          <w:tcPr>
+            <w:shd w:val="clear" w:color="auto" w:fill="F2F2F2"/>
+          </w:tcPr>
+          <w:p>
+            <w:pPr>
+              <w:pStyle w:val="Compact"/>
+            </w:pPr>
+            <w:r>
+              <w:t xml:space="preserve">0117</w:t>
+            </w:r>
+          </w:p>
+        </w:tc>
+        <w:tc>
+          <w:tcPr>
+            <w:shd w:val="clear" w:color="auto" w:fill="F2F2F2"/>
+          </w:tcPr>
+          <w:p>
+            <w:pPr>
+              <w:pStyle w:val="Compact"/>
+            </w:pPr>
+            <w:r>
+              <w:t xml:space="preserve">Institut de droit public.</w:t>
             </w:r>
           </w:p>
         </w:tc>
@@ -22922,36 +22897,36 @@
                 <w:rPr>
                   <w:rStyle w:val="Hyperlink"/>
                 </w:rPr>
-                <w:t xml:space="preserve">https://register.ld.admin.ch/i14y/concept/legalForm/0115</w:t>
-              </w:r>
-            </w:hyperlink>
-          </w:p>
-        </w:tc>
-      </w:tr>
-      <w:tr>
-        <w:tc>
-          <w:tcPr>
-            <w:shd w:val="clear" w:color="auto" w:fill="F2F2F2"/>
-          </w:tcPr>
-          <w:p>
-            <w:pPr>
-              <w:pStyle w:val="Compact"/>
-            </w:pPr>
-            <w:r>
-              <w:t xml:space="preserve">0116</w:t>
-            </w:r>
-          </w:p>
-        </w:tc>
-        <w:tc>
-          <w:tcPr>
-            <w:shd w:val="clear" w:color="auto" w:fill="F2F2F2"/>
-          </w:tcPr>
-          <w:p>
-            <w:pPr>
-              <w:pStyle w:val="Compact"/>
-            </w:pPr>
-            <w:r>
-              <w:t xml:space="preserve">Société d’investissement à capital fixe (SICAF).</w:t>
+                <w:t xml:space="preserve">https://register.ld.admin.ch/i14y/concept/legalForm/0117</w:t>
+              </w:r>
+            </w:hyperlink>
+          </w:p>
+        </w:tc>
+      </w:tr>
+      <w:tr>
+        <w:tc>
+          <w:tcPr>
+            <w:shd w:val="clear" w:color="auto" w:fill="F2F2F2"/>
+          </w:tcPr>
+          <w:p>
+            <w:pPr>
+              <w:pStyle w:val="Compact"/>
+            </w:pPr>
+            <w:r>
+              <w:t xml:space="preserve">0118</w:t>
+            </w:r>
+          </w:p>
+        </w:tc>
+        <w:tc>
+          <w:tcPr>
+            <w:shd w:val="clear" w:color="auto" w:fill="F2F2F2"/>
+          </w:tcPr>
+          <w:p>
+            <w:pPr>
+              <w:pStyle w:val="Compact"/>
+            </w:pPr>
+            <w:r>
+              <w:t xml:space="preserve">Procuration non-commerciale.</w:t>
             </w:r>
           </w:p>
         </w:tc>
@@ -22976,36 +22951,36 @@
                 <w:rPr>
                   <w:rStyle w:val="Hyperlink"/>
                 </w:rPr>
-                <w:t xml:space="preserve">https://register.ld.admin.ch/i14y/concept/legalForm/0116</w:t>
-              </w:r>
-            </w:hyperlink>
-          </w:p>
-        </w:tc>
-      </w:tr>
-      <w:tr>
-        <w:tc>
-          <w:tcPr>
-            <w:shd w:val="clear" w:color="auto" w:fill="F2F2F2"/>
-          </w:tcPr>
-          <w:p>
-            <w:pPr>
-              <w:pStyle w:val="Compact"/>
-            </w:pPr>
-            <w:r>
-              <w:t xml:space="preserve">0117</w:t>
-            </w:r>
-          </w:p>
-        </w:tc>
-        <w:tc>
-          <w:tcPr>
-            <w:shd w:val="clear" w:color="auto" w:fill="F2F2F2"/>
-          </w:tcPr>
-          <w:p>
-            <w:pPr>
-              <w:pStyle w:val="Compact"/>
-            </w:pPr>
-            <w:r>
-              <w:t xml:space="preserve">Institut de droit public.</w:t>
+                <w:t xml:space="preserve">https://register.ld.admin.ch/i14y/concept/legalForm/0118</w:t>
+              </w:r>
+            </w:hyperlink>
+          </w:p>
+        </w:tc>
+      </w:tr>
+      <w:tr>
+        <w:tc>
+          <w:tcPr>
+            <w:shd w:val="clear" w:color="auto" w:fill="F2F2F2"/>
+          </w:tcPr>
+          <w:p>
+            <w:pPr>
+              <w:pStyle w:val="Compact"/>
+            </w:pPr>
+            <w:r>
+              <w:t xml:space="preserve">0119</w:t>
+            </w:r>
+          </w:p>
+        </w:tc>
+        <w:tc>
+          <w:tcPr>
+            <w:shd w:val="clear" w:color="auto" w:fill="F2F2F2"/>
+          </w:tcPr>
+          <w:p>
+            <w:pPr>
+              <w:pStyle w:val="Compact"/>
+            </w:pPr>
+            <w:r>
+              <w:t xml:space="preserve">Représentant d’indivision.</w:t>
             </w:r>
           </w:p>
         </w:tc>
@@ -23030,36 +23005,36 @@
                 <w:rPr>
                   <w:rStyle w:val="Hyperlink"/>
                 </w:rPr>
-                <w:t xml:space="preserve">https://register.ld.admin.ch/i14y/concept/legalForm/0117</w:t>
-              </w:r>
-            </w:hyperlink>
-          </w:p>
-        </w:tc>
-      </w:tr>
-      <w:tr>
-        <w:tc>
-          <w:tcPr>
-            <w:shd w:val="clear" w:color="auto" w:fill="F2F2F2"/>
-          </w:tcPr>
-          <w:p>
-            <w:pPr>
-              <w:pStyle w:val="Compact"/>
-            </w:pPr>
-            <w:r>
-              <w:t xml:space="preserve">0118</w:t>
-            </w:r>
-          </w:p>
-        </w:tc>
-        <w:tc>
-          <w:tcPr>
-            <w:shd w:val="clear" w:color="auto" w:fill="F2F2F2"/>
-          </w:tcPr>
-          <w:p>
-            <w:pPr>
-              <w:pStyle w:val="Compact"/>
-            </w:pPr>
-            <w:r>
-              <w:t xml:space="preserve">Procuration non-commerciale.</w:t>
+                <w:t xml:space="preserve">https://register.ld.admin.ch/i14y/concept/legalForm/0119</w:t>
+              </w:r>
+            </w:hyperlink>
+          </w:p>
+        </w:tc>
+      </w:tr>
+      <w:tr>
+        <w:tc>
+          <w:tcPr>
+            <w:shd w:val="clear" w:color="auto" w:fill="F2F2F2"/>
+          </w:tcPr>
+          <w:p>
+            <w:pPr>
+              <w:pStyle w:val="Compact"/>
+            </w:pPr>
+            <w:r>
+              <w:t xml:space="preserve">0151</w:t>
+            </w:r>
+          </w:p>
+        </w:tc>
+        <w:tc>
+          <w:tcPr>
+            <w:shd w:val="clear" w:color="auto" w:fill="F2F2F2"/>
+          </w:tcPr>
+          <w:p>
+            <w:pPr>
+              <w:pStyle w:val="Compact"/>
+            </w:pPr>
+            <w:r>
+              <w:t xml:space="preserve">Succursale.</w:t>
             </w:r>
           </w:p>
         </w:tc>
@@ -23084,36 +23059,36 @@
                 <w:rPr>
                   <w:rStyle w:val="Hyperlink"/>
                 </w:rPr>
-                <w:t xml:space="preserve">https://register.ld.admin.ch/i14y/concept/legalForm/0118</w:t>
-              </w:r>
-            </w:hyperlink>
-          </w:p>
-        </w:tc>
-      </w:tr>
-      <w:tr>
-        <w:tc>
-          <w:tcPr>
-            <w:shd w:val="clear" w:color="auto" w:fill="F2F2F2"/>
-          </w:tcPr>
-          <w:p>
-            <w:pPr>
-              <w:pStyle w:val="Compact"/>
-            </w:pPr>
-            <w:r>
-              <w:t xml:space="preserve">0119</w:t>
-            </w:r>
-          </w:p>
-        </w:tc>
-        <w:tc>
-          <w:tcPr>
-            <w:shd w:val="clear" w:color="auto" w:fill="F2F2F2"/>
-          </w:tcPr>
-          <w:p>
-            <w:pPr>
-              <w:pStyle w:val="Compact"/>
-            </w:pPr>
-            <w:r>
-              <w:t xml:space="preserve">Représentant d’indivision.</w:t>
+                <w:t xml:space="preserve">https://register.ld.admin.ch/i14y/concept/legalForm/0151</w:t>
+              </w:r>
+            </w:hyperlink>
+          </w:p>
+        </w:tc>
+      </w:tr>
+      <w:tr>
+        <w:tc>
+          <w:tcPr>
+            <w:shd w:val="clear" w:color="auto" w:fill="F2F2F2"/>
+          </w:tcPr>
+          <w:p>
+            <w:pPr>
+              <w:pStyle w:val="Compact"/>
+            </w:pPr>
+            <w:r>
+              <w:t xml:space="preserve">0220</w:t>
+            </w:r>
+          </w:p>
+        </w:tc>
+        <w:tc>
+          <w:tcPr>
+            <w:shd w:val="clear" w:color="auto" w:fill="F2F2F2"/>
+          </w:tcPr>
+          <w:p>
+            <w:pPr>
+              <w:pStyle w:val="Compact"/>
+            </w:pPr>
+            <w:r>
+              <w:t xml:space="preserve">Unité de l’administration fédérale.</w:t>
             </w:r>
           </w:p>
         </w:tc>
@@ -23138,36 +23113,36 @@
                 <w:rPr>
                   <w:rStyle w:val="Hyperlink"/>
                 </w:rPr>
-                <w:t xml:space="preserve">https://register.ld.admin.ch/i14y/concept/legalForm/0119</w:t>
-              </w:r>
-            </w:hyperlink>
-          </w:p>
-        </w:tc>
-      </w:tr>
-      <w:tr>
-        <w:tc>
-          <w:tcPr>
-            <w:shd w:val="clear" w:color="auto" w:fill="F2F2F2"/>
-          </w:tcPr>
-          <w:p>
-            <w:pPr>
-              <w:pStyle w:val="Compact"/>
-            </w:pPr>
-            <w:r>
-              <w:t xml:space="preserve">0151</w:t>
-            </w:r>
-          </w:p>
-        </w:tc>
-        <w:tc>
-          <w:tcPr>
-            <w:shd w:val="clear" w:color="auto" w:fill="F2F2F2"/>
-          </w:tcPr>
-          <w:p>
-            <w:pPr>
-              <w:pStyle w:val="Compact"/>
-            </w:pPr>
-            <w:r>
-              <w:t xml:space="preserve">Succursale.</w:t>
+                <w:t xml:space="preserve">https://register.ld.admin.ch/i14y/concept/legalForm/0220</w:t>
+              </w:r>
+            </w:hyperlink>
+          </w:p>
+        </w:tc>
+      </w:tr>
+      <w:tr>
+        <w:tc>
+          <w:tcPr>
+            <w:shd w:val="clear" w:color="auto" w:fill="F2F2F2"/>
+          </w:tcPr>
+          <w:p>
+            <w:pPr>
+              <w:pStyle w:val="Compact"/>
+            </w:pPr>
+            <w:r>
+              <w:t xml:space="preserve">0221</w:t>
+            </w:r>
+          </w:p>
+        </w:tc>
+        <w:tc>
+          <w:tcPr>
+            <w:shd w:val="clear" w:color="auto" w:fill="F2F2F2"/>
+          </w:tcPr>
+          <w:p>
+            <w:pPr>
+              <w:pStyle w:val="Compact"/>
+            </w:pPr>
+            <w:r>
+              <w:t xml:space="preserve">Unité de l’administration cantonale.</w:t>
             </w:r>
           </w:p>
         </w:tc>
@@ -23192,36 +23167,36 @@
                 <w:rPr>
                   <w:rStyle w:val="Hyperlink"/>
                 </w:rPr>
-                <w:t xml:space="preserve">https://register.ld.admin.ch/i14y/concept/legalForm/0151</w:t>
-              </w:r>
-            </w:hyperlink>
-          </w:p>
-        </w:tc>
-      </w:tr>
-      <w:tr>
-        <w:tc>
-          <w:tcPr>
-            <w:shd w:val="clear" w:color="auto" w:fill="F2F2F2"/>
-          </w:tcPr>
-          <w:p>
-            <w:pPr>
-              <w:pStyle w:val="Compact"/>
-            </w:pPr>
-            <w:r>
-              <w:t xml:space="preserve">0220</w:t>
-            </w:r>
-          </w:p>
-        </w:tc>
-        <w:tc>
-          <w:tcPr>
-            <w:shd w:val="clear" w:color="auto" w:fill="F2F2F2"/>
-          </w:tcPr>
-          <w:p>
-            <w:pPr>
-              <w:pStyle w:val="Compact"/>
-            </w:pPr>
-            <w:r>
-              <w:t xml:space="preserve">Unité de l’administration fédérale.</w:t>
+                <w:t xml:space="preserve">https://register.ld.admin.ch/i14y/concept/legalForm/0221</w:t>
+              </w:r>
+            </w:hyperlink>
+          </w:p>
+        </w:tc>
+      </w:tr>
+      <w:tr>
+        <w:tc>
+          <w:tcPr>
+            <w:shd w:val="clear" w:color="auto" w:fill="F2F2F2"/>
+          </w:tcPr>
+          <w:p>
+            <w:pPr>
+              <w:pStyle w:val="Compact"/>
+            </w:pPr>
+            <w:r>
+              <w:t xml:space="preserve">0222</w:t>
+            </w:r>
+          </w:p>
+        </w:tc>
+        <w:tc>
+          <w:tcPr>
+            <w:shd w:val="clear" w:color="auto" w:fill="F2F2F2"/>
+          </w:tcPr>
+          <w:p>
+            <w:pPr>
+              <w:pStyle w:val="Compact"/>
+            </w:pPr>
+            <w:r>
+              <w:t xml:space="preserve">Unité de l’administration du district.</w:t>
             </w:r>
           </w:p>
         </w:tc>
@@ -23246,36 +23221,36 @@
                 <w:rPr>
                   <w:rStyle w:val="Hyperlink"/>
                 </w:rPr>
-                <w:t xml:space="preserve">https://register.ld.admin.ch/i14y/concept/legalForm/0220</w:t>
-              </w:r>
-            </w:hyperlink>
-          </w:p>
-        </w:tc>
-      </w:tr>
-      <w:tr>
-        <w:tc>
-          <w:tcPr>
-            <w:shd w:val="clear" w:color="auto" w:fill="F2F2F2"/>
-          </w:tcPr>
-          <w:p>
-            <w:pPr>
-              <w:pStyle w:val="Compact"/>
-            </w:pPr>
-            <w:r>
-              <w:t xml:space="preserve">0221</w:t>
-            </w:r>
-          </w:p>
-        </w:tc>
-        <w:tc>
-          <w:tcPr>
-            <w:shd w:val="clear" w:color="auto" w:fill="F2F2F2"/>
-          </w:tcPr>
-          <w:p>
-            <w:pPr>
-              <w:pStyle w:val="Compact"/>
-            </w:pPr>
-            <w:r>
-              <w:t xml:space="preserve">Unité de l’administration cantonale.</w:t>
+                <w:t xml:space="preserve">https://register.ld.admin.ch/i14y/concept/legalForm/0222</w:t>
+              </w:r>
+            </w:hyperlink>
+          </w:p>
+        </w:tc>
+      </w:tr>
+      <w:tr>
+        <w:tc>
+          <w:tcPr>
+            <w:shd w:val="clear" w:color="auto" w:fill="F2F2F2"/>
+          </w:tcPr>
+          <w:p>
+            <w:pPr>
+              <w:pStyle w:val="Compact"/>
+            </w:pPr>
+            <w:r>
+              <w:t xml:space="preserve">0223</w:t>
+            </w:r>
+          </w:p>
+        </w:tc>
+        <w:tc>
+          <w:tcPr>
+            <w:shd w:val="clear" w:color="auto" w:fill="F2F2F2"/>
+          </w:tcPr>
+          <w:p>
+            <w:pPr>
+              <w:pStyle w:val="Compact"/>
+            </w:pPr>
+            <w:r>
+              <w:t xml:space="preserve">Unité de l’administration communale.</w:t>
             </w:r>
           </w:p>
         </w:tc>
@@ -23300,36 +23275,36 @@
                 <w:rPr>
                   <w:rStyle w:val="Hyperlink"/>
                 </w:rPr>
-                <w:t xml:space="preserve">https://register.ld.admin.ch/i14y/concept/legalForm/0221</w:t>
-              </w:r>
-            </w:hyperlink>
-          </w:p>
-        </w:tc>
-      </w:tr>
-      <w:tr>
-        <w:tc>
-          <w:tcPr>
-            <w:shd w:val="clear" w:color="auto" w:fill="F2F2F2"/>
-          </w:tcPr>
-          <w:p>
-            <w:pPr>
-              <w:pStyle w:val="Compact"/>
-            </w:pPr>
-            <w:r>
-              <w:t xml:space="preserve">0222</w:t>
-            </w:r>
-          </w:p>
-        </w:tc>
-        <w:tc>
-          <w:tcPr>
-            <w:shd w:val="clear" w:color="auto" w:fill="F2F2F2"/>
-          </w:tcPr>
-          <w:p>
-            <w:pPr>
-              <w:pStyle w:val="Compact"/>
-            </w:pPr>
-            <w:r>
-              <w:t xml:space="preserve">Unité de l’administration du district.</w:t>
+                <w:t xml:space="preserve">https://register.ld.admin.ch/i14y/concept/legalForm/0223</w:t>
+              </w:r>
+            </w:hyperlink>
+          </w:p>
+        </w:tc>
+      </w:tr>
+      <w:tr>
+        <w:tc>
+          <w:tcPr>
+            <w:shd w:val="clear" w:color="auto" w:fill="F2F2F2"/>
+          </w:tcPr>
+          <w:p>
+            <w:pPr>
+              <w:pStyle w:val="Compact"/>
+            </w:pPr>
+            <w:r>
+              <w:t xml:space="preserve">0224</w:t>
+            </w:r>
+          </w:p>
+        </w:tc>
+        <w:tc>
+          <w:tcPr>
+            <w:shd w:val="clear" w:color="auto" w:fill="F2F2F2"/>
+          </w:tcPr>
+          <w:p>
+            <w:pPr>
+              <w:pStyle w:val="Compact"/>
+            </w:pPr>
+            <w:r>
+              <w:t xml:space="preserve">Autre unité de l’administration de droit public.</w:t>
             </w:r>
           </w:p>
         </w:tc>
@@ -23354,36 +23329,36 @@
                 <w:rPr>
                   <w:rStyle w:val="Hyperlink"/>
                 </w:rPr>
-                <w:t xml:space="preserve">https://register.ld.admin.ch/i14y/concept/legalForm/0222</w:t>
-              </w:r>
-            </w:hyperlink>
-          </w:p>
-        </w:tc>
-      </w:tr>
-      <w:tr>
-        <w:tc>
-          <w:tcPr>
-            <w:shd w:val="clear" w:color="auto" w:fill="F2F2F2"/>
-          </w:tcPr>
-          <w:p>
-            <w:pPr>
-              <w:pStyle w:val="Compact"/>
-            </w:pPr>
-            <w:r>
-              <w:t xml:space="preserve">0223</w:t>
-            </w:r>
-          </w:p>
-        </w:tc>
-        <w:tc>
-          <w:tcPr>
-            <w:shd w:val="clear" w:color="auto" w:fill="F2F2F2"/>
-          </w:tcPr>
-          <w:p>
-            <w:pPr>
-              <w:pStyle w:val="Compact"/>
-            </w:pPr>
-            <w:r>
-              <w:t xml:space="preserve">Unité de l’administration communale.</w:t>
+                <w:t xml:space="preserve">https://register.ld.admin.ch/i14y/concept/legalForm/0224</w:t>
+              </w:r>
+            </w:hyperlink>
+          </w:p>
+        </w:tc>
+      </w:tr>
+      <w:tr>
+        <w:tc>
+          <w:tcPr>
+            <w:shd w:val="clear" w:color="auto" w:fill="F2F2F2"/>
+          </w:tcPr>
+          <w:p>
+            <w:pPr>
+              <w:pStyle w:val="Compact"/>
+            </w:pPr>
+            <w:r>
+              <w:t xml:space="preserve">0230</w:t>
+            </w:r>
+          </w:p>
+        </w:tc>
+        <w:tc>
+          <w:tcPr>
+            <w:shd w:val="clear" w:color="auto" w:fill="F2F2F2"/>
+          </w:tcPr>
+          <w:p>
+            <w:pPr>
+              <w:pStyle w:val="Compact"/>
+            </w:pPr>
+            <w:r>
+              <w:t xml:space="preserve">Institution de droit public fédérale.</w:t>
             </w:r>
           </w:p>
         </w:tc>
@@ -23408,36 +23383,36 @@
                 <w:rPr>
                   <w:rStyle w:val="Hyperlink"/>
                 </w:rPr>
-                <w:t xml:space="preserve">https://register.ld.admin.ch/i14y/concept/legalForm/0223</w:t>
-              </w:r>
-            </w:hyperlink>
-          </w:p>
-        </w:tc>
-      </w:tr>
-      <w:tr>
-        <w:tc>
-          <w:tcPr>
-            <w:shd w:val="clear" w:color="auto" w:fill="F2F2F2"/>
-          </w:tcPr>
-          <w:p>
-            <w:pPr>
-              <w:pStyle w:val="Compact"/>
-            </w:pPr>
-            <w:r>
-              <w:t xml:space="preserve">0224</w:t>
-            </w:r>
-          </w:p>
-        </w:tc>
-        <w:tc>
-          <w:tcPr>
-            <w:shd w:val="clear" w:color="auto" w:fill="F2F2F2"/>
-          </w:tcPr>
-          <w:p>
-            <w:pPr>
-              <w:pStyle w:val="Compact"/>
-            </w:pPr>
-            <w:r>
-              <w:t xml:space="preserve">Autre unité de l’administration de droit public.</w:t>
+                <w:t xml:space="preserve">https://register.ld.admin.ch/i14y/concept/legalForm/0230</w:t>
+              </w:r>
+            </w:hyperlink>
+          </w:p>
+        </w:tc>
+      </w:tr>
+      <w:tr>
+        <w:tc>
+          <w:tcPr>
+            <w:shd w:val="clear" w:color="auto" w:fill="F2F2F2"/>
+          </w:tcPr>
+          <w:p>
+            <w:pPr>
+              <w:pStyle w:val="Compact"/>
+            </w:pPr>
+            <w:r>
+              <w:t xml:space="preserve">0231</w:t>
+            </w:r>
+          </w:p>
+        </w:tc>
+        <w:tc>
+          <w:tcPr>
+            <w:shd w:val="clear" w:color="auto" w:fill="F2F2F2"/>
+          </w:tcPr>
+          <w:p>
+            <w:pPr>
+              <w:pStyle w:val="Compact"/>
+            </w:pPr>
+            <w:r>
+              <w:t xml:space="preserve">Institution de droit public cantonale.</w:t>
             </w:r>
           </w:p>
         </w:tc>
@@ -23462,36 +23437,36 @@
                 <w:rPr>
                   <w:rStyle w:val="Hyperlink"/>
                 </w:rPr>
-                <w:t xml:space="preserve">https://register.ld.admin.ch/i14y/concept/legalForm/0224</w:t>
-              </w:r>
-            </w:hyperlink>
-          </w:p>
-        </w:tc>
-      </w:tr>
-      <w:tr>
-        <w:tc>
-          <w:tcPr>
-            <w:shd w:val="clear" w:color="auto" w:fill="F2F2F2"/>
-          </w:tcPr>
-          <w:p>
-            <w:pPr>
-              <w:pStyle w:val="Compact"/>
-            </w:pPr>
-            <w:r>
-              <w:t xml:space="preserve">0230</w:t>
-            </w:r>
-          </w:p>
-        </w:tc>
-        <w:tc>
-          <w:tcPr>
-            <w:shd w:val="clear" w:color="auto" w:fill="F2F2F2"/>
-          </w:tcPr>
-          <w:p>
-            <w:pPr>
-              <w:pStyle w:val="Compact"/>
-            </w:pPr>
-            <w:r>
-              <w:t xml:space="preserve">Institution de droit public fédérale.</w:t>
+                <w:t xml:space="preserve">https://register.ld.admin.ch/i14y/concept/legalForm/0231</w:t>
+              </w:r>
+            </w:hyperlink>
+          </w:p>
+        </w:tc>
+      </w:tr>
+      <w:tr>
+        <w:tc>
+          <w:tcPr>
+            <w:shd w:val="clear" w:color="auto" w:fill="F2F2F2"/>
+          </w:tcPr>
+          <w:p>
+            <w:pPr>
+              <w:pStyle w:val="Compact"/>
+            </w:pPr>
+            <w:r>
+              <w:t xml:space="preserve">0232</w:t>
+            </w:r>
+          </w:p>
+        </w:tc>
+        <w:tc>
+          <w:tcPr>
+            <w:shd w:val="clear" w:color="auto" w:fill="F2F2F2"/>
+          </w:tcPr>
+          <w:p>
+            <w:pPr>
+              <w:pStyle w:val="Compact"/>
+            </w:pPr>
+            <w:r>
+              <w:t xml:space="preserve">Institution de droit public du district.</w:t>
             </w:r>
           </w:p>
         </w:tc>
@@ -23516,36 +23491,36 @@
                 <w:rPr>
                   <w:rStyle w:val="Hyperlink"/>
                 </w:rPr>
-                <w:t xml:space="preserve">https://register.ld.admin.ch/i14y/concept/legalForm/0230</w:t>
-              </w:r>
-            </w:hyperlink>
-          </w:p>
-        </w:tc>
-      </w:tr>
-      <w:tr>
-        <w:tc>
-          <w:tcPr>
-            <w:shd w:val="clear" w:color="auto" w:fill="F2F2F2"/>
-          </w:tcPr>
-          <w:p>
-            <w:pPr>
-              <w:pStyle w:val="Compact"/>
-            </w:pPr>
-            <w:r>
-              <w:t xml:space="preserve">0231</w:t>
-            </w:r>
-          </w:p>
-        </w:tc>
-        <w:tc>
-          <w:tcPr>
-            <w:shd w:val="clear" w:color="auto" w:fill="F2F2F2"/>
-          </w:tcPr>
-          <w:p>
-            <w:pPr>
-              <w:pStyle w:val="Compact"/>
-            </w:pPr>
-            <w:r>
-              <w:t xml:space="preserve">Institution de droit public cantonale.</w:t>
+                <w:t xml:space="preserve">https://register.ld.admin.ch/i14y/concept/legalForm/0232</w:t>
+              </w:r>
+            </w:hyperlink>
+          </w:p>
+        </w:tc>
+      </w:tr>
+      <w:tr>
+        <w:tc>
+          <w:tcPr>
+            <w:shd w:val="clear" w:color="auto" w:fill="F2F2F2"/>
+          </w:tcPr>
+          <w:p>
+            <w:pPr>
+              <w:pStyle w:val="Compact"/>
+            </w:pPr>
+            <w:r>
+              <w:t xml:space="preserve">0233</w:t>
+            </w:r>
+          </w:p>
+        </w:tc>
+        <w:tc>
+          <w:tcPr>
+            <w:shd w:val="clear" w:color="auto" w:fill="F2F2F2"/>
+          </w:tcPr>
+          <w:p>
+            <w:pPr>
+              <w:pStyle w:val="Compact"/>
+            </w:pPr>
+            <w:r>
+              <w:t xml:space="preserve">Institution de droit public communale.</w:t>
             </w:r>
           </w:p>
         </w:tc>
@@ -23570,36 +23545,36 @@
                 <w:rPr>
                   <w:rStyle w:val="Hyperlink"/>
                 </w:rPr>
-                <w:t xml:space="preserve">https://register.ld.admin.ch/i14y/concept/legalForm/0231</w:t>
-              </w:r>
-            </w:hyperlink>
-          </w:p>
-        </w:tc>
-      </w:tr>
-      <w:tr>
-        <w:tc>
-          <w:tcPr>
-            <w:shd w:val="clear" w:color="auto" w:fill="F2F2F2"/>
-          </w:tcPr>
-          <w:p>
-            <w:pPr>
-              <w:pStyle w:val="Compact"/>
-            </w:pPr>
-            <w:r>
-              <w:t xml:space="preserve">0232</w:t>
-            </w:r>
-          </w:p>
-        </w:tc>
-        <w:tc>
-          <w:tcPr>
-            <w:shd w:val="clear" w:color="auto" w:fill="F2F2F2"/>
-          </w:tcPr>
-          <w:p>
-            <w:pPr>
-              <w:pStyle w:val="Compact"/>
-            </w:pPr>
-            <w:r>
-              <w:t xml:space="preserve">Institution de droit public du district.</w:t>
+                <w:t xml:space="preserve">https://register.ld.admin.ch/i14y/concept/legalForm/0233</w:t>
+              </w:r>
+            </w:hyperlink>
+          </w:p>
+        </w:tc>
+      </w:tr>
+      <w:tr>
+        <w:tc>
+          <w:tcPr>
+            <w:shd w:val="clear" w:color="auto" w:fill="F2F2F2"/>
+          </w:tcPr>
+          <w:p>
+            <w:pPr>
+              <w:pStyle w:val="Compact"/>
+            </w:pPr>
+            <w:r>
+              <w:t xml:space="preserve">0234</w:t>
+            </w:r>
+          </w:p>
+        </w:tc>
+        <w:tc>
+          <w:tcPr>
+            <w:shd w:val="clear" w:color="auto" w:fill="F2F2F2"/>
+          </w:tcPr>
+          <w:p>
+            <w:pPr>
+              <w:pStyle w:val="Compact"/>
+            </w:pPr>
+            <w:r>
+              <w:t xml:space="preserve">Autre institution de droit public.</w:t>
             </w:r>
           </w:p>
         </w:tc>
@@ -23624,36 +23599,36 @@
                 <w:rPr>
                   <w:rStyle w:val="Hyperlink"/>
                 </w:rPr>
-                <w:t xml:space="preserve">https://register.ld.admin.ch/i14y/concept/legalForm/0232</w:t>
-              </w:r>
-            </w:hyperlink>
-          </w:p>
-        </w:tc>
-      </w:tr>
-      <w:tr>
-        <w:tc>
-          <w:tcPr>
-            <w:shd w:val="clear" w:color="auto" w:fill="F2F2F2"/>
-          </w:tcPr>
-          <w:p>
-            <w:pPr>
-              <w:pStyle w:val="Compact"/>
-            </w:pPr>
-            <w:r>
-              <w:t xml:space="preserve">0233</w:t>
-            </w:r>
-          </w:p>
-        </w:tc>
-        <w:tc>
-          <w:tcPr>
-            <w:shd w:val="clear" w:color="auto" w:fill="F2F2F2"/>
-          </w:tcPr>
-          <w:p>
-            <w:pPr>
-              <w:pStyle w:val="Compact"/>
-            </w:pPr>
-            <w:r>
-              <w:t xml:space="preserve">Institution de droit public communale.</w:t>
+                <w:t xml:space="preserve">https://register.ld.admin.ch/i14y/concept/legalForm/0234</w:t>
+              </w:r>
+            </w:hyperlink>
+          </w:p>
+        </w:tc>
+      </w:tr>
+      <w:tr>
+        <w:tc>
+          <w:tcPr>
+            <w:shd w:val="clear" w:color="auto" w:fill="F2F2F2"/>
+          </w:tcPr>
+          <w:p>
+            <w:pPr>
+              <w:pStyle w:val="Compact"/>
+            </w:pPr>
+            <w:r>
+              <w:t xml:space="preserve">0302</w:t>
+            </w:r>
+          </w:p>
+        </w:tc>
+        <w:tc>
+          <w:tcPr>
+            <w:shd w:val="clear" w:color="auto" w:fill="F2F2F2"/>
+          </w:tcPr>
+          <w:p>
+            <w:pPr>
+              <w:pStyle w:val="Compact"/>
+            </w:pPr>
+            <w:r>
+              <w:t xml:space="preserve">Société simple.</w:t>
             </w:r>
           </w:p>
         </w:tc>
@@ -23678,36 +23653,36 @@
                 <w:rPr>
                   <w:rStyle w:val="Hyperlink"/>
                 </w:rPr>
-                <w:t xml:space="preserve">https://register.ld.admin.ch/i14y/concept/legalForm/0233</w:t>
-              </w:r>
-            </w:hyperlink>
-          </w:p>
-        </w:tc>
-      </w:tr>
-      <w:tr>
-        <w:tc>
-          <w:tcPr>
-            <w:shd w:val="clear" w:color="auto" w:fill="F2F2F2"/>
-          </w:tcPr>
-          <w:p>
-            <w:pPr>
-              <w:pStyle w:val="Compact"/>
-            </w:pPr>
-            <w:r>
-              <w:t xml:space="preserve">0234</w:t>
-            </w:r>
-          </w:p>
-        </w:tc>
-        <w:tc>
-          <w:tcPr>
-            <w:shd w:val="clear" w:color="auto" w:fill="F2F2F2"/>
-          </w:tcPr>
-          <w:p>
-            <w:pPr>
-              <w:pStyle w:val="Compact"/>
-            </w:pPr>
-            <w:r>
-              <w:t xml:space="preserve">Autre institution de droit public.</w:t>
+                <w:t xml:space="preserve">https://register.ld.admin.ch/i14y/concept/legalForm/0302</w:t>
+              </w:r>
+            </w:hyperlink>
+          </w:p>
+        </w:tc>
+      </w:tr>
+      <w:tr>
+        <w:tc>
+          <w:tcPr>
+            <w:shd w:val="clear" w:color="auto" w:fill="F2F2F2"/>
+          </w:tcPr>
+          <w:p>
+            <w:pPr>
+              <w:pStyle w:val="Compact"/>
+            </w:pPr>
+            <w:r>
+              <w:t xml:space="preserve">0312</w:t>
+            </w:r>
+          </w:p>
+        </w:tc>
+        <w:tc>
+          <w:tcPr>
+            <w:shd w:val="clear" w:color="auto" w:fill="F2F2F2"/>
+          </w:tcPr>
+          <w:p>
+            <w:pPr>
+              <w:pStyle w:val="Compact"/>
+            </w:pPr>
+            <w:r>
+              <w:t xml:space="preserve">Établissement stable ou représentant suisse d’une entreprise étrangère.</w:t>
             </w:r>
           </w:p>
         </w:tc>
@@ -23732,36 +23707,36 @@
                 <w:rPr>
                   <w:rStyle w:val="Hyperlink"/>
                 </w:rPr>
-                <w:t xml:space="preserve">https://register.ld.admin.ch/i14y/concept/legalForm/0234</w:t>
-              </w:r>
-            </w:hyperlink>
-          </w:p>
-        </w:tc>
-      </w:tr>
-      <w:tr>
-        <w:tc>
-          <w:tcPr>
-            <w:shd w:val="clear" w:color="auto" w:fill="F2F2F2"/>
-          </w:tcPr>
-          <w:p>
-            <w:pPr>
-              <w:pStyle w:val="Compact"/>
-            </w:pPr>
-            <w:r>
-              <w:t xml:space="preserve">0302</w:t>
-            </w:r>
-          </w:p>
-        </w:tc>
-        <w:tc>
-          <w:tcPr>
-            <w:shd w:val="clear" w:color="auto" w:fill="F2F2F2"/>
-          </w:tcPr>
-          <w:p>
-            <w:pPr>
-              <w:pStyle w:val="Compact"/>
-            </w:pPr>
-            <w:r>
-              <w:t xml:space="preserve">Société simple.</w:t>
+                <w:t xml:space="preserve">https://register.ld.admin.ch/i14y/concept/legalForm/0312</w:t>
+              </w:r>
+            </w:hyperlink>
+          </w:p>
+        </w:tc>
+      </w:tr>
+      <w:tr>
+        <w:tc>
+          <w:tcPr>
+            <w:shd w:val="clear" w:color="auto" w:fill="F2F2F2"/>
+          </w:tcPr>
+          <w:p>
+            <w:pPr>
+              <w:pStyle w:val="Compact"/>
+            </w:pPr>
+            <w:r>
+              <w:t xml:space="preserve">0327</w:t>
+            </w:r>
+          </w:p>
+        </w:tc>
+        <w:tc>
+          <w:tcPr>
+            <w:shd w:val="clear" w:color="auto" w:fill="F2F2F2"/>
+          </w:tcPr>
+          <w:p>
+            <w:pPr>
+              <w:pStyle w:val="Compact"/>
+            </w:pPr>
+            <w:r>
+              <w:t xml:space="preserve">Entreprise publique étrangère.</w:t>
             </w:r>
           </w:p>
         </w:tc>
@@ -23786,36 +23761,36 @@
                 <w:rPr>
                   <w:rStyle w:val="Hyperlink"/>
                 </w:rPr>
-                <w:t xml:space="preserve">https://register.ld.admin.ch/i14y/concept/legalForm/0302</w:t>
-              </w:r>
-            </w:hyperlink>
-          </w:p>
-        </w:tc>
-      </w:tr>
-      <w:tr>
-        <w:tc>
-          <w:tcPr>
-            <w:shd w:val="clear" w:color="auto" w:fill="F2F2F2"/>
-          </w:tcPr>
-          <w:p>
-            <w:pPr>
-              <w:pStyle w:val="Compact"/>
-            </w:pPr>
-            <w:r>
-              <w:t xml:space="preserve">0312</w:t>
-            </w:r>
-          </w:p>
-        </w:tc>
-        <w:tc>
-          <w:tcPr>
-            <w:shd w:val="clear" w:color="auto" w:fill="F2F2F2"/>
-          </w:tcPr>
-          <w:p>
-            <w:pPr>
-              <w:pStyle w:val="Compact"/>
-            </w:pPr>
-            <w:r>
-              <w:t xml:space="preserve">Établissement stable ou représentant suisse d’une entreprise étrangère.</w:t>
+                <w:t xml:space="preserve">https://register.ld.admin.ch/i14y/concept/legalForm/0327</w:t>
+              </w:r>
+            </w:hyperlink>
+          </w:p>
+        </w:tc>
+      </w:tr>
+      <w:tr>
+        <w:tc>
+          <w:tcPr>
+            <w:shd w:val="clear" w:color="auto" w:fill="F2F2F2"/>
+          </w:tcPr>
+          <w:p>
+            <w:pPr>
+              <w:pStyle w:val="Compact"/>
+            </w:pPr>
+            <w:r>
+              <w:t xml:space="preserve">0328</w:t>
+            </w:r>
+          </w:p>
+        </w:tc>
+        <w:tc>
+          <w:tcPr>
+            <w:shd w:val="clear" w:color="auto" w:fill="F2F2F2"/>
+          </w:tcPr>
+          <w:p>
+            <w:pPr>
+              <w:pStyle w:val="Compact"/>
+            </w:pPr>
+            <w:r>
+              <w:t xml:space="preserve">Administration publique étrangère.</w:t>
             </w:r>
           </w:p>
         </w:tc>
@@ -23840,36 +23815,36 @@
                 <w:rPr>
                   <w:rStyle w:val="Hyperlink"/>
                 </w:rPr>
-                <w:t xml:space="preserve">https://register.ld.admin.ch/i14y/concept/legalForm/0312</w:t>
-              </w:r>
-            </w:hyperlink>
-          </w:p>
-        </w:tc>
-      </w:tr>
-      <w:tr>
-        <w:tc>
-          <w:tcPr>
-            <w:shd w:val="clear" w:color="auto" w:fill="F2F2F2"/>
-          </w:tcPr>
-          <w:p>
-            <w:pPr>
-              <w:pStyle w:val="Compact"/>
-            </w:pPr>
-            <w:r>
-              <w:t xml:space="preserve">0327</w:t>
-            </w:r>
-          </w:p>
-        </w:tc>
-        <w:tc>
-          <w:tcPr>
-            <w:shd w:val="clear" w:color="auto" w:fill="F2F2F2"/>
-          </w:tcPr>
-          <w:p>
-            <w:pPr>
-              <w:pStyle w:val="Compact"/>
-            </w:pPr>
-            <w:r>
-              <w:t xml:space="preserve">Entreprise publique étrangère.</w:t>
+                <w:t xml:space="preserve">https://register.ld.admin.ch/i14y/concept/legalForm/0328</w:t>
+              </w:r>
+            </w:hyperlink>
+          </w:p>
+        </w:tc>
+      </w:tr>
+      <w:tr>
+        <w:tc>
+          <w:tcPr>
+            <w:shd w:val="clear" w:color="auto" w:fill="F2F2F2"/>
+          </w:tcPr>
+          <w:p>
+            <w:pPr>
+              <w:pStyle w:val="Compact"/>
+            </w:pPr>
+            <w:r>
+              <w:t xml:space="preserve">0329</w:t>
+            </w:r>
+          </w:p>
+        </w:tc>
+        <w:tc>
+          <w:tcPr>
+            <w:shd w:val="clear" w:color="auto" w:fill="F2F2F2"/>
+          </w:tcPr>
+          <w:p>
+            <w:pPr>
+              <w:pStyle w:val="Compact"/>
+            </w:pPr>
+            <w:r>
+              <w:t xml:space="preserve">Organisation internationale.</w:t>
             </w:r>
           </w:p>
         </w:tc>
@@ -23894,36 +23869,36 @@
                 <w:rPr>
                   <w:rStyle w:val="Hyperlink"/>
                 </w:rPr>
-                <w:t xml:space="preserve">https://register.ld.admin.ch/i14y/concept/legalForm/0327</w:t>
-              </w:r>
-            </w:hyperlink>
-          </w:p>
-        </w:tc>
-      </w:tr>
-      <w:tr>
-        <w:tc>
-          <w:tcPr>
-            <w:shd w:val="clear" w:color="auto" w:fill="F2F2F2"/>
-          </w:tcPr>
-          <w:p>
-            <w:pPr>
-              <w:pStyle w:val="Compact"/>
-            </w:pPr>
-            <w:r>
-              <w:t xml:space="preserve">0328</w:t>
-            </w:r>
-          </w:p>
-        </w:tc>
-        <w:tc>
-          <w:tcPr>
-            <w:shd w:val="clear" w:color="auto" w:fill="F2F2F2"/>
-          </w:tcPr>
-          <w:p>
-            <w:pPr>
-              <w:pStyle w:val="Compact"/>
-            </w:pPr>
-            <w:r>
-              <w:t xml:space="preserve">Administration publique étrangère.</w:t>
+                <w:t xml:space="preserve">https://register.ld.admin.ch/i14y/concept/legalForm/0329</w:t>
+              </w:r>
+            </w:hyperlink>
+          </w:p>
+        </w:tc>
+      </w:tr>
+      <w:tr>
+        <w:tc>
+          <w:tcPr>
+            <w:shd w:val="clear" w:color="auto" w:fill="F2F2F2"/>
+          </w:tcPr>
+          <w:p>
+            <w:pPr>
+              <w:pStyle w:val="Compact"/>
+            </w:pPr>
+            <w:r>
+              <w:t xml:space="preserve">0355</w:t>
+            </w:r>
+          </w:p>
+        </w:tc>
+        <w:tc>
+          <w:tcPr>
+            <w:shd w:val="clear" w:color="auto" w:fill="F2F2F2"/>
+          </w:tcPr>
+          <w:p>
+            <w:pPr>
+              <w:pStyle w:val="Compact"/>
+            </w:pPr>
+            <w:r>
+              <w:t xml:space="preserve">Autre société coopérative.</w:t>
             </w:r>
           </w:p>
         </w:tc>
@@ -23948,36 +23923,36 @@
                 <w:rPr>
                   <w:rStyle w:val="Hyperlink"/>
                 </w:rPr>
-                <w:t xml:space="preserve">https://register.ld.admin.ch/i14y/concept/legalForm/0328</w:t>
-              </w:r>
-            </w:hyperlink>
-          </w:p>
-        </w:tc>
-      </w:tr>
-      <w:tr>
-        <w:tc>
-          <w:tcPr>
-            <w:shd w:val="clear" w:color="auto" w:fill="F2F2F2"/>
-          </w:tcPr>
-          <w:p>
-            <w:pPr>
-              <w:pStyle w:val="Compact"/>
-            </w:pPr>
-            <w:r>
-              <w:t xml:space="preserve">0329</w:t>
-            </w:r>
-          </w:p>
-        </w:tc>
-        <w:tc>
-          <w:tcPr>
-            <w:shd w:val="clear" w:color="auto" w:fill="F2F2F2"/>
-          </w:tcPr>
-          <w:p>
-            <w:pPr>
-              <w:pStyle w:val="Compact"/>
-            </w:pPr>
-            <w:r>
-              <w:t xml:space="preserve">Organisation internationale.</w:t>
+                <w:t xml:space="preserve">https://register.ld.admin.ch/i14y/concept/legalForm/0355</w:t>
+              </w:r>
+            </w:hyperlink>
+          </w:p>
+        </w:tc>
+      </w:tr>
+      <w:tr>
+        <w:tc>
+          <w:tcPr>
+            <w:shd w:val="clear" w:color="auto" w:fill="F2F2F2"/>
+          </w:tcPr>
+          <w:p>
+            <w:pPr>
+              <w:pStyle w:val="Compact"/>
+            </w:pPr>
+            <w:r>
+              <w:t xml:space="preserve">0361</w:t>
+            </w:r>
+          </w:p>
+        </w:tc>
+        <w:tc>
+          <w:tcPr>
+            <w:shd w:val="clear" w:color="auto" w:fill="F2F2F2"/>
+          </w:tcPr>
+          <w:p>
+            <w:pPr>
+              <w:pStyle w:val="Compact"/>
+            </w:pPr>
+            <w:r>
+              <w:t xml:space="preserve">Trust.</w:t>
             </w:r>
           </w:p>
         </w:tc>
@@ -24002,36 +23977,36 @@
                 <w:rPr>
                   <w:rStyle w:val="Hyperlink"/>
                 </w:rPr>
-                <w:t xml:space="preserve">https://register.ld.admin.ch/i14y/concept/legalForm/0329</w:t>
-              </w:r>
-            </w:hyperlink>
-          </w:p>
-        </w:tc>
-      </w:tr>
-      <w:tr>
-        <w:tc>
-          <w:tcPr>
-            <w:shd w:val="clear" w:color="auto" w:fill="F2F2F2"/>
-          </w:tcPr>
-          <w:p>
-            <w:pPr>
-              <w:pStyle w:val="Compact"/>
-            </w:pPr>
-            <w:r>
-              <w:t xml:space="preserve">0355</w:t>
-            </w:r>
-          </w:p>
-        </w:tc>
-        <w:tc>
-          <w:tcPr>
-            <w:shd w:val="clear" w:color="auto" w:fill="F2F2F2"/>
-          </w:tcPr>
-          <w:p>
-            <w:pPr>
-              <w:pStyle w:val="Compact"/>
-            </w:pPr>
-            <w:r>
-              <w:t xml:space="preserve">Autre société coopérative.</w:t>
+                <w:t xml:space="preserve">https://register.ld.admin.ch/i14y/concept/legalForm/0361</w:t>
+              </w:r>
+            </w:hyperlink>
+          </w:p>
+        </w:tc>
+      </w:tr>
+      <w:tr>
+        <w:tc>
+          <w:tcPr>
+            <w:shd w:val="clear" w:color="auto" w:fill="F2F2F2"/>
+          </w:tcPr>
+          <w:p>
+            <w:pPr>
+              <w:pStyle w:val="Compact"/>
+            </w:pPr>
+            <w:r>
+              <w:t xml:space="preserve">0362</w:t>
+            </w:r>
+          </w:p>
+        </w:tc>
+        <w:tc>
+          <w:tcPr>
+            <w:shd w:val="clear" w:color="auto" w:fill="F2F2F2"/>
+          </w:tcPr>
+          <w:p>
+            <w:pPr>
+              <w:pStyle w:val="Compact"/>
+            </w:pPr>
+            <w:r>
+              <w:t xml:space="preserve">Fonds.</w:t>
             </w:r>
           </w:p>
         </w:tc>
@@ -24056,36 +24031,36 @@
                 <w:rPr>
                   <w:rStyle w:val="Hyperlink"/>
                 </w:rPr>
-                <w:t xml:space="preserve">https://register.ld.admin.ch/i14y/concept/legalForm/0355</w:t>
-              </w:r>
-            </w:hyperlink>
-          </w:p>
-        </w:tc>
-      </w:tr>
-      <w:tr>
-        <w:tc>
-          <w:tcPr>
-            <w:shd w:val="clear" w:color="auto" w:fill="F2F2F2"/>
-          </w:tcPr>
-          <w:p>
-            <w:pPr>
-              <w:pStyle w:val="Compact"/>
-            </w:pPr>
-            <w:r>
-              <w:t xml:space="preserve">0361</w:t>
-            </w:r>
-          </w:p>
-        </w:tc>
-        <w:tc>
-          <w:tcPr>
-            <w:shd w:val="clear" w:color="auto" w:fill="F2F2F2"/>
-          </w:tcPr>
-          <w:p>
-            <w:pPr>
-              <w:pStyle w:val="Compact"/>
-            </w:pPr>
-            <w:r>
-              <w:t xml:space="preserve">Trust.</w:t>
+                <w:t xml:space="preserve">https://register.ld.admin.ch/i14y/concept/legalForm/0362</w:t>
+              </w:r>
+            </w:hyperlink>
+          </w:p>
+        </w:tc>
+      </w:tr>
+      <w:tr>
+        <w:tc>
+          <w:tcPr>
+            <w:shd w:val="clear" w:color="auto" w:fill="F2F2F2"/>
+          </w:tcPr>
+          <w:p>
+            <w:pPr>
+              <w:pStyle w:val="Compact"/>
+            </w:pPr>
+            <w:r>
+              <w:t xml:space="preserve">0441</w:t>
+            </w:r>
+          </w:p>
+        </w:tc>
+        <w:tc>
+          <w:tcPr>
+            <w:shd w:val="clear" w:color="auto" w:fill="F2F2F2"/>
+          </w:tcPr>
+          <w:p>
+            <w:pPr>
+              <w:pStyle w:val="Compact"/>
+            </w:pPr>
+            <w:r>
+              <w:t xml:space="preserve">Entreprise étrangère.</w:t>
             </w:r>
           </w:p>
         </w:tc>
@@ -24110,36 +24085,36 @@
                 <w:rPr>
                   <w:rStyle w:val="Hyperlink"/>
                 </w:rPr>
-                <w:t xml:space="preserve">https://register.ld.admin.ch/i14y/concept/legalForm/0361</w:t>
-              </w:r>
-            </w:hyperlink>
-          </w:p>
-        </w:tc>
-      </w:tr>
-      <w:tr>
-        <w:tc>
-          <w:tcPr>
-            <w:shd w:val="clear" w:color="auto" w:fill="F2F2F2"/>
-          </w:tcPr>
-          <w:p>
-            <w:pPr>
-              <w:pStyle w:val="Compact"/>
-            </w:pPr>
-            <w:r>
-              <w:t xml:space="preserve">0362</w:t>
-            </w:r>
-          </w:p>
-        </w:tc>
-        <w:tc>
-          <w:tcPr>
-            <w:shd w:val="clear" w:color="auto" w:fill="F2F2F2"/>
-          </w:tcPr>
-          <w:p>
-            <w:pPr>
-              <w:pStyle w:val="Compact"/>
-            </w:pPr>
-            <w:r>
-              <w:t xml:space="preserve">Fonds.</w:t>
+                <w:t xml:space="preserve">https://register.ld.admin.ch/i14y/concept/legalForm/0441</w:t>
+              </w:r>
+            </w:hyperlink>
+          </w:p>
+        </w:tc>
+      </w:tr>
+      <w:tr>
+        <w:tc>
+          <w:tcPr>
+            <w:shd w:val="clear" w:color="auto" w:fill="F2F2F2"/>
+          </w:tcPr>
+          <w:p>
+            <w:pPr>
+              <w:pStyle w:val="Compact"/>
+            </w:pPr>
+            <w:r>
+              <w:t xml:space="preserve">0571</w:t>
+            </w:r>
+          </w:p>
+        </w:tc>
+        <w:tc>
+          <w:tcPr>
+            <w:shd w:val="clear" w:color="auto" w:fill="F2F2F2"/>
+          </w:tcPr>
+          <w:p>
+            <w:pPr>
+              <w:pStyle w:val="Compact"/>
+            </w:pPr>
+            <w:r>
+              <w:t xml:space="preserve">Forme juridique non déterminée ou inconnue.</w:t>
             </w:r>
           </w:p>
         </w:tc>
@@ -24164,114 +24139,6 @@
                 <w:rPr>
                   <w:rStyle w:val="Hyperlink"/>
                 </w:rPr>
-                <w:t xml:space="preserve">https://register.ld.admin.ch/i14y/concept/legalForm/0362</w:t>
-              </w:r>
-            </w:hyperlink>
-          </w:p>
-        </w:tc>
-      </w:tr>
-      <w:tr>
-        <w:tc>
-          <w:tcPr>
-            <w:shd w:val="clear" w:color="auto" w:fill="F2F2F2"/>
-          </w:tcPr>
-          <w:p>
-            <w:pPr>
-              <w:pStyle w:val="Compact"/>
-            </w:pPr>
-            <w:r>
-              <w:t xml:space="preserve">0441</w:t>
-            </w:r>
-          </w:p>
-        </w:tc>
-        <w:tc>
-          <w:tcPr>
-            <w:shd w:val="clear" w:color="auto" w:fill="F2F2F2"/>
-          </w:tcPr>
-          <w:p>
-            <w:pPr>
-              <w:pStyle w:val="Compact"/>
-            </w:pPr>
-            <w:r>
-              <w:t xml:space="preserve">Entreprise étrangère.</w:t>
-            </w:r>
-          </w:p>
-        </w:tc>
-      </w:tr>
-      <w:tr>
-        <w:tc>
-          <w:tcPr/>
-          <w:p>
-            <w:pPr>
-              <w:pStyle w:val="Compact"/>
-            </w:pPr>
-          </w:p>
-        </w:tc>
-        <w:tc>
-          <w:tcPr/>
-          <w:p>
-            <w:pPr>
-              <w:pStyle w:val="Compact"/>
-            </w:pPr>
-            <w:hyperlink ns1:id="rId225">
-              <w:r>
-                <w:rPr>
-                  <w:rStyle w:val="Hyperlink"/>
-                </w:rPr>
-                <w:t xml:space="preserve">https://register.ld.admin.ch/i14y/concept/legalForm/0441</w:t>
-              </w:r>
-            </w:hyperlink>
-          </w:p>
-        </w:tc>
-      </w:tr>
-      <w:tr>
-        <w:tc>
-          <w:tcPr>
-            <w:shd w:val="clear" w:color="auto" w:fill="F2F2F2"/>
-          </w:tcPr>
-          <w:p>
-            <w:pPr>
-              <w:pStyle w:val="Compact"/>
-            </w:pPr>
-            <w:r>
-              <w:t xml:space="preserve">0571</w:t>
-            </w:r>
-          </w:p>
-        </w:tc>
-        <w:tc>
-          <w:tcPr>
-            <w:shd w:val="clear" w:color="auto" w:fill="F2F2F2"/>
-          </w:tcPr>
-          <w:p>
-            <w:pPr>
-              <w:pStyle w:val="Compact"/>
-            </w:pPr>
-            <w:r>
-              <w:t xml:space="preserve">Forme juridique non déterminée ou inconnue.</w:t>
-            </w:r>
-          </w:p>
-        </w:tc>
-      </w:tr>
-      <w:tr>
-        <w:tc>
-          <w:tcPr/>
-          <w:p>
-            <w:pPr>
-              <w:pStyle w:val="Compact"/>
-            </w:pPr>
-          </w:p>
-        </w:tc>
-        <w:tc>
-          <w:tcPr/>
-          <w:p>
-            <w:pPr>
-              <w:pStyle w:val="Compact"/>
-            </w:pPr>
-            <w:hyperlink ns1:id="rId226">
-              <w:r>
-                <w:rPr>
-                  <w:rStyle w:val="Hyperlink"/>
-                </w:rPr>
                 <w:t xml:space="preserve">https://register.ld.admin.ch/i14y/concept/legalForm/0571</w:t>
               </w:r>
             </w:hyperlink>
@@ -24279,24 +24146,24 @@
         </w:tc>
       </w:tr>
     </w:tbl>
+    <w:bookmarkEnd w:id="225"/>
+    <w:p>
+      <w:r>
+        <w:br w:type="page"/>
+      </w:r>
+    </w:p>
+    <w:bookmarkEnd w:id="226"/>
     <w:bookmarkEnd w:id="227"/>
+    <w:bookmarkStart w:id="248" w:name="éléments-partagés"/>
     <w:p>
-      <w:r>
-        <w:br w:type="page"/>
+      <w:pPr>
+        <w:pStyle w:val="berschrift1"/>
+      </w:pPr>
+      <w:r>
+        <w:t xml:space="preserve">Éléments partagés</w:t>
       </w:r>
     </w:p>
-    <w:bookmarkEnd w:id="228"/>
-    <w:bookmarkEnd w:id="229"/>
-    <w:bookmarkStart w:id="250" w:name="éléments-partagés"/>
-    <w:p>
-      <w:pPr>
-        <w:pStyle w:val="berschrift1"/>
-      </w:pPr>
-      <w:r>
-        <w:t xml:space="preserve">Éléments partagés</w:t>
-      </w:r>
-    </w:p>
-    <w:bookmarkStart w:id="230" w:name="reference-classes"/>
+    <w:bookmarkStart w:id="228" w:name="reference-classes"/>
     <w:p>
       <w:pPr>
         <w:pStyle w:val="berschrift2"/>
@@ -24458,8 +24325,8 @@
         <w:t xml:space="preserve">, car la référence locale demeure inchangée, même si l’entité liée change ultérieurement</w:t>
       </w:r>
     </w:p>
-    <w:bookmarkEnd w:id="230"/>
-    <w:bookmarkStart w:id="233" w:name="classe-personreference"/>
+    <w:bookmarkEnd w:id="228"/>
+    <w:bookmarkStart w:id="231" w:name="classe-personreference"/>
     <w:p>
       <w:pPr>
         <w:pStyle w:val="berschrift2"/>
@@ -24488,7 +24355,7 @@
         <w:t xml:space="preserve">__</w:t>
       </w:r>
     </w:p>
-    <w:bookmarkStart w:id="231" w:name="attributs-13"/>
+    <w:bookmarkStart w:id="229" w:name="attributs-13"/>
     <w:p>
       <w:pPr>
         <w:pStyle w:val="berschrift3"/>
@@ -24911,8 +24778,8 @@
         </w:tc>
       </w:tr>
     </w:tbl>
-    <w:bookmarkEnd w:id="231"/>
-    <w:bookmarkStart w:id="232" w:name="utilisations-13"/>
+    <w:bookmarkEnd w:id="229"/>
+    <w:bookmarkStart w:id="230" w:name="utilisations-13"/>
     <w:p>
       <w:pPr>
         <w:pStyle w:val="berschrift3"/>
@@ -25114,9 +24981,9 @@
         </w:tc>
       </w:tr>
     </w:tbl>
-    <w:bookmarkEnd w:id="232"/>
-    <w:bookmarkEnd w:id="233"/>
-    <w:bookmarkStart w:id="236" w:name="classe-groupreference"/>
+    <w:bookmarkEnd w:id="230"/>
+    <w:bookmarkEnd w:id="231"/>
+    <w:bookmarkStart w:id="234" w:name="classe-groupreference"/>
     <w:p>
       <w:pPr>
         <w:pStyle w:val="berschrift2"/>
@@ -25145,7 +25012,7 @@
         <w:t xml:space="preserve">__</w:t>
       </w:r>
     </w:p>
-    <w:bookmarkStart w:id="234" w:name="attributs-14"/>
+    <w:bookmarkStart w:id="232" w:name="attributs-14"/>
     <w:p>
       <w:pPr>
         <w:pStyle w:val="berschrift3"/>
@@ -25519,8 +25386,8 @@
         </w:tc>
       </w:tr>
     </w:tbl>
-    <w:bookmarkEnd w:id="234"/>
-    <w:bookmarkStart w:id="235" w:name="utilisations-14"/>
+    <w:bookmarkEnd w:id="232"/>
+    <w:bookmarkStart w:id="233" w:name="utilisations-14"/>
     <w:p>
       <w:pPr>
         <w:pStyle w:val="berschrift3"/>
@@ -25661,19 +25528,19 @@
         </w:tc>
       </w:tr>
     </w:tbl>
+    <w:bookmarkEnd w:id="233"/>
+    <w:bookmarkEnd w:id="234"/>
+    <w:bookmarkStart w:id="235" w:name="classes-utilisées-à-plusieurs-reprises"/>
+    <w:p>
+      <w:pPr>
+        <w:pStyle w:val="berschrift2"/>
+      </w:pPr>
+      <w:r>
+        <w:t xml:space="preserve">Classes utilisées à plusieurs reprises</w:t>
+      </w:r>
+    </w:p>
     <w:bookmarkEnd w:id="235"/>
-    <w:bookmarkEnd w:id="236"/>
-    <w:bookmarkStart w:id="237" w:name="classes-utilisées-à-plusieurs-reprises"/>
-    <w:p>
-      <w:pPr>
-        <w:pStyle w:val="berschrift2"/>
-      </w:pPr>
-      <w:r>
-        <w:t xml:space="preserve">Classes utilisées à plusieurs reprises</w:t>
-      </w:r>
-    </w:p>
-    <w:bookmarkEnd w:id="237"/>
-    <w:bookmarkStart w:id="243" w:name="classe-address"/>
+    <w:bookmarkStart w:id="241" w:name="classe-address"/>
     <w:p>
       <w:pPr>
         <w:pStyle w:val="berschrift2"/>
@@ -25702,7 +25569,7 @@
         <w:t xml:space="preserve">__</w:t>
       </w:r>
     </w:p>
-    <w:bookmarkStart w:id="239" w:name="attributs-15"/>
+    <w:bookmarkStart w:id="237" w:name="attributs-15"/>
     <w:p>
       <w:pPr>
         <w:pStyle w:val="berschrift3"/>
@@ -26025,7 +25892,7 @@
         </w:tc>
       </w:tr>
     </w:tbl>
-    <w:bookmarkStart w:id="238" w:name="contraintes-4"/>
+    <w:bookmarkStart w:id="236" w:name="contraintes-4"/>
     <w:p>
       <w:pPr>
         <w:pStyle w:val="berschrift5"/>
@@ -26076,9 +25943,9 @@
         </w:r>
       </w:hyperlink>
     </w:p>
-    <w:bookmarkEnd w:id="238"/>
-    <w:bookmarkEnd w:id="239"/>
-    <w:bookmarkStart w:id="240" w:name="utilisations-15"/>
+    <w:bookmarkEnd w:id="236"/>
+    <w:bookmarkEnd w:id="237"/>
+    <w:bookmarkStart w:id="238" w:name="utilisations-15"/>
     <w:p>
       <w:pPr>
         <w:pStyle w:val="berschrift3"/>
@@ -26280,8 +26147,8 @@
         </w:tc>
       </w:tr>
     </w:tbl>
-    <w:bookmarkEnd w:id="240"/>
-    <w:bookmarkStart w:id="242" w:name="exemples-4"/>
+    <w:bookmarkEnd w:id="238"/>
+    <w:bookmarkStart w:id="240" w:name="exemples-3"/>
     <w:p>
       <w:pPr>
         <w:pStyle w:val="berschrift3"/>
@@ -26290,7 +26157,7 @@
         <w:t xml:space="preserve">Exemples</w:t>
       </w:r>
     </w:p>
-    <w:bookmarkStart w:id="241" w:name="Xf088df868a53579391affb7d364826afc83f909"/>
+    <w:bookmarkStart w:id="239" w:name="Xf088df868a53579391affb7d364826afc83f909"/>
     <w:p>
       <w:pPr>
         <w:pStyle w:val="berschrift4"/>
@@ -26343,10 +26210,10 @@
         <w:t xml:space="preserve"> Basel-Stadt</w:t>
       </w:r>
     </w:p>
+    <w:bookmarkEnd w:id="239"/>
+    <w:bookmarkEnd w:id="240"/>
     <w:bookmarkEnd w:id="241"/>
-    <w:bookmarkEnd w:id="242"/>
-    <w:bookmarkEnd w:id="243"/>
-    <w:bookmarkStart w:id="246" w:name="enum-addresstypeenum"/>
+    <w:bookmarkStart w:id="244" w:name="enum-addresstypeenum"/>
     <w:p>
       <w:pPr>
         <w:pStyle w:val="berschrift2"/>
@@ -26385,7 +26252,7 @@
       <w:r>
         <w:t xml:space="preserve"> </w:t>
       </w:r>
-      <w:hyperlink ns1:id="rId244">
+      <w:hyperlink ns1:id="rId242">
         <w:r>
           <w:rPr>
             <w:rStyle w:val="Hyperlink"/>
@@ -26394,7 +26261,7 @@
         </w:r>
       </w:hyperlink>
     </w:p>
-    <w:bookmarkStart w:id="245" w:name="valeurs-admissibles-7"/>
+    <w:bookmarkStart w:id="243" w:name="valeurs-admissibles-7"/>
     <w:p>
       <w:pPr>
         <w:pStyle w:val="berschrift3"/>
@@ -26579,9 +26446,9 @@
         </w:tc>
       </w:tr>
     </w:tbl>
-    <w:bookmarkEnd w:id="245"/>
-    <w:bookmarkEnd w:id="246"/>
-    <w:bookmarkStart w:id="249" w:name="classe-contact"/>
+    <w:bookmarkEnd w:id="243"/>
+    <w:bookmarkEnd w:id="244"/>
+    <w:bookmarkStart w:id="247" w:name="classe-contact"/>
     <w:p>
       <w:pPr>
         <w:pStyle w:val="berschrift2"/>
@@ -26610,7 +26477,7 @@
         <w:t xml:space="preserve">__</w:t>
       </w:r>
     </w:p>
-    <w:bookmarkStart w:id="247" w:name="attributs-16"/>
+    <w:bookmarkStart w:id="245" w:name="attributs-16"/>
     <w:p>
       <w:pPr>
         <w:pStyle w:val="berschrift3"/>
@@ -26774,8 +26641,8 @@
         </w:tc>
       </w:tr>
     </w:tbl>
-    <w:bookmarkEnd w:id="247"/>
-    <w:bookmarkStart w:id="248" w:name="utilisations-16"/>
+    <w:bookmarkEnd w:id="245"/>
+    <w:bookmarkStart w:id="246" w:name="utilisations-16"/>
     <w:p>
       <w:pPr>
         <w:pStyle w:val="berschrift3"/>
@@ -26977,9 +26844,9 @@
         </w:tc>
       </w:tr>
     </w:tbl>
+    <w:bookmarkEnd w:id="246"/>
+    <w:bookmarkEnd w:id="247"/>
     <w:bookmarkEnd w:id="248"/>
-    <w:bookmarkEnd w:id="249"/>
-    <w:bookmarkEnd w:id="250"/>
     <w:sectPr>
       <w:headerReference ns1:id="rId9" w:type="even"/>
       <w:headerReference ns1:id="rId10" w:type="default"/>

--- a/ech-0294_actors/output/ech-0294_actors_fr.docx
+++ b/ech-0294_actors/output/ech-0294_actors_fr.docx
@@ -26986,7 +26986,7 @@
         <w:szCs w:val="20"/>
         <w:lang w:val="en-GB"/>
       </w:rPr>
-      <w:t>eCH-0294</w:t>
+      <w:t xml:space="preserve">eCH-0294 – Political Affairs / Actors / 1.0 / Proposition</w:t>
     </w:r>
     <w:proofErr w:type="spellEnd"/>
     <w:r>
@@ -26996,7 +26996,7 @@
         <w:szCs w:val="20"/>
         <w:lang w:val="en-GB"/>
       </w:rPr>
-      <w:t xml:space="preserve"> – </w:t>
+      <w:t xml:space="preserve"/>
     </w:r>
     <w:r>
       <w:rPr>
@@ -27005,7 +27005,7 @@
         <w:szCs w:val="20"/>
         <w:lang w:val="en-GB"/>
       </w:rPr>
-      <w:t xml:space="preserve">Political Affairs / </w:t>
+      <w:t xml:space="preserve"/>
     </w:r>
     <w:r>
       <w:rPr>
@@ -27014,7 +27014,7 @@
         <w:szCs w:val="20"/>
         <w:lang w:val="en-GB"/>
       </w:rPr>
-      <w:t>Actors</w:t>
+      <w:t/>
     </w:r>
     <w:r>
       <w:rPr>
@@ -27023,7 +27023,7 @@
         <w:szCs w:val="20"/>
         <w:lang w:val="en-GB"/>
       </w:rPr>
-      <w:t xml:space="preserve"> / 0.2 / Entwurf / 2026-07-17</w:t>
+      <w:t xml:space="preserve"/>
     </w:r>
     <w:r>
       <w:rPr>

--- a/ech-0294_actors/output/ech-0294_actors_fr.docx
+++ b/ech-0294_actors/output/ech-0294_actors_fr.docx
@@ -171,7 +171,7 @@
               <w:pStyle w:val="Compact"/>
             </w:pPr>
             <w:r>
-              <w:t xml:space="preserve">1.0</w:t>
+              <w:t xml:space="preserve">1.0.0</w:t>
             </w:r>
           </w:p>
         </w:tc>
@@ -26986,7 +26986,7 @@
         <w:szCs w:val="20"/>
         <w:lang w:val="en-GB"/>
       </w:rPr>
-      <w:t xml:space="preserve">eCH-0294 – Political Affairs / Actors / 1.0 / Proposition</w:t>
+      <w:t xml:space="preserve">eCH-0294 – Affaires politiques / Acteurs / 1.0.0 / Proposition</w:t>
     </w:r>
     <w:proofErr w:type="spellEnd"/>
     <w:r>

--- a/ech-0294_actors/output/ech-0294_actors_fr.docx
+++ b/ech-0294_actors/output/ech-0294_actors_fr.docx
@@ -26986,7 +26986,7 @@
         <w:szCs w:val="20"/>
         <w:lang w:val="en-GB"/>
       </w:rPr>
-      <w:t xml:space="preserve">eCH-0294 – Affaires politiques / Acteurs / 1.0.0 / Proposition</w:t>
+      <w:t xml:space="preserve">eCH-0294 – Acteurs politiques : personnes, groupes et organes / 1.0.0 / Proposition</w:t>
     </w:r>
     <w:proofErr w:type="spellEnd"/>
     <w:r>

--- a/ech-0294_actors/output/ech-0294_actors_fr.docx
+++ b/ech-0294_actors/output/ech-0294_actors_fr.docx
@@ -259,6 +259,9 @@
             <w:pPr>
               <w:pStyle w:val="Compact"/>
             </w:pPr>
+            <w:r>
+              <w:t xml:space="preserve">2026-07-22</w:t>
+            </w:r>
           </w:p>
         </w:tc>
       </w:tr>
@@ -26986,7 +26989,7 @@
         <w:szCs w:val="20"/>
         <w:lang w:val="en-GB"/>
       </w:rPr>
-      <w:t xml:space="preserve">eCH-0294 – Acteurs politiques : personnes, groupes et organes / 1.0.0 / Proposition</w:t>
+      <w:t xml:space="preserve">eCH-0294 – Acteurs politiques : personnes, groupes et organes / 1.0.0 / Proposition / 2026-07-22</w:t>
     </w:r>
     <w:proofErr w:type="spellEnd"/>
     <w:r>

--- a/ech-0294_actors/output/ech-0294_actors_fr.docx
+++ b/ech-0294_actors/output/ech-0294_actors_fr.docx
@@ -824,13 +824,13 @@
       </w:r>
     </w:p>
     <w:bookmarkEnd w:id="24"/>
-    <w:bookmarkStart w:id="25" w:name="la-norme-ech-0294-acteurs-politiques"/>
+    <w:bookmarkStart w:id="25" w:name="X94468e17c4e898be9ed1ef4c935e9da34d3247a"/>
     <w:p>
       <w:pPr>
         <w:pStyle w:val="berschrift2"/>
       </w:pPr>
       <w:r>
-        <w:t xml:space="preserve">La norme eCH-0294 – Acteurs politiques</w:t>
+        <w:t xml:space="preserve">La norme eCH-0294 – Acteurs politiques : personnes, groupes et organes</w:t>
       </w:r>
     </w:p>
     <w:p>

--- a/ech-0294_actors/output/ech-0294_actors_fr.docx
+++ b/ech-0294_actors/output/ech-0294_actors_fr.docx
@@ -16418,7 +16418,7 @@
               <w:pStyle w:val="Compact"/>
             </w:pPr>
             <w:r>
-              <w:t xml:space="preserve">label</w:t>
+              <w:t xml:space="preserve">role_label</w:t>
             </w:r>
           </w:p>
         </w:tc>
@@ -16469,22 +16469,7 @@
               <w:t xml:space="preserve"> </w:t>
             </w:r>
             <w:r>
-              <w:t xml:space="preserve">; fournir ce libellé lorsque</w:t>
-            </w:r>
-            <w:r>
-              <w:t xml:space="preserve"> </w:t>
-            </w:r>
-            <w:r>
-              <w:rPr>
-                <w:rStyle w:val="VerbatimChar"/>
-              </w:rPr>
-              <w:t xml:space="preserve">role_type_enum</w:t>
-            </w:r>
-            <w:r>
-              <w:t xml:space="preserve"> </w:t>
-            </w:r>
-            <w:r>
-              <w:t xml:space="preserve">est réglé sur « other ».</w:t>
+              <w:t xml:space="preserve">; fournir ce libellé lorsque « role_type_enum » est réglé sur « other ».</w:t>
             </w:r>
           </w:p>
         </w:tc>
@@ -16532,12 +16517,12 @@
           <w:numId w:val="1010"/>
         </w:numPr>
       </w:pPr>
-      <w:hyperlink w:anchor="label">
+      <w:hyperlink w:anchor="role_label">
         <w:r>
           <w:rPr>
             <w:rStyle w:val="Hyperlink"/>
           </w:rPr>
-          <w:t xml:space="preserve">label</w:t>
+          <w:t xml:space="preserve">role_label</w:t>
         </w:r>
       </w:hyperlink>
     </w:p>
@@ -16905,20 +16890,20 @@
               <w:pStyle w:val="Compact"/>
             </w:pPr>
             <w:r>
-              <w:t xml:space="preserve">stellvertreter</w:t>
-            </w:r>
-          </w:p>
-        </w:tc>
-        <w:tc>
-          <w:tcPr>
-            <w:shd w:val="clear" w:color="auto" w:fill="F2F2F2"/>
-          </w:tcPr>
-          <w:p>
-            <w:pPr>
-              <w:pStyle w:val="Compact"/>
-            </w:pPr>
-            <w:r>
-              <w:t xml:space="preserve">Rôle de suppléant/vice (stellvertreter).</w:t>
+              <w:t xml:space="preserve">deputy</w:t>
+            </w:r>
+          </w:p>
+        </w:tc>
+        <w:tc>
+          <w:tcPr>
+            <w:shd w:val="clear" w:color="auto" w:fill="F2F2F2"/>
+          </w:tcPr>
+          <w:p>
+            <w:pPr>
+              <w:pStyle w:val="Compact"/>
+            </w:pPr>
+            <w:r>
+              <w:t xml:space="preserve">Rôle de suppléance ou de vice-présidence.</w:t>
             </w:r>
           </w:p>
         </w:tc>

--- a/ech-0294_actors/output/ech-0294_actors_fr.docx
+++ b/ech-0294_actors/output/ech-0294_actors_fr.docx
@@ -996,7 +996,7 @@
     </w:p>
     <w:bookmarkEnd w:id="25"/>
     <w:bookmarkEnd w:id="26"/>
-    <w:bookmarkStart w:id="119" w:name="person"/>
+    <w:bookmarkStart w:id="122" w:name="person"/>
     <w:p>
       <w:pPr>
         <w:pStyle w:val="berschrift1"/>
@@ -1355,7 +1355,7 @@
         <w:t xml:space="preserve">) ; conjointement à des identifiants globalement univoques (URI), l’attribution peut ainsi être harmonisée progressivement à travers les systèmes.</w:t>
       </w:r>
     </w:p>
-    <w:bookmarkStart w:id="31" w:name="classe-person"/>
+    <w:bookmarkStart w:id="34" w:name="classe-person"/>
     <w:p>
       <w:pPr>
         <w:pStyle w:val="berschrift2"/>
@@ -2877,7 +2877,7 @@
       </w:tr>
     </w:tbl>
     <w:bookmarkEnd w:id="28"/>
-    <w:bookmarkStart w:id="30" w:name="exemples"/>
+    <w:bookmarkStart w:id="33" w:name="exemples"/>
     <w:p>
       <w:pPr>
         <w:pStyle w:val="berschrift3"/>
@@ -3903,19 +3903,781 @@
       </w:r>
     </w:p>
     <w:bookmarkEnd w:id="29"/>
-    <w:bookmarkEnd w:id="30"/>
-    <w:bookmarkEnd w:id="31"/>
-    <w:bookmarkStart w:id="34" w:name="classe-name"/>
+    <w:bookmarkStart w:id="30" w:name="X16996e130e296e80aeb496af4fa03632fc0201b"/>
     <w:p>
       <w:pPr>
-        <w:pStyle w:val="berschrift2"/>
-      </w:pPr>
-      <w:r>
-        <w:t xml:space="preserve">Classe: Name</w:t>
+        <w:pStyle w:val="berschrift4"/>
+      </w:pPr>
+      <w:r>
+        <w:t xml:space="preserve">Exemple : Person-swiss_politicians_Gerri_Beretta-Piccoli</w:t>
       </w:r>
     </w:p>
     <w:p>
       <w:pPr>
+        <w:pStyle w:val="SourceCode"/>
+      </w:pPr>
+      <w:r>
+        <w:rPr>
+          <w:rStyle w:val="FunctionTok"/>
+        </w:rPr>
+        <w:t xml:space="preserve">local_id</w:t>
+      </w:r>
+      <w:r>
+        <w:rPr>
+          <w:rStyle w:val="KeywordTok"/>
+        </w:rPr>
+        <w:t xml:space="preserve">:</w:t>
+      </w:r>
+      <w:r>
+        <w:rPr>
+          <w:rStyle w:val="AttributeTok"/>
+        </w:rPr>
+        <w:t xml:space="preserve"> </w:t>
+      </w:r>
+      <w:r>
+        <w:rPr>
+          <w:rStyle w:val="DecValTok"/>
+        </w:rPr>
+        <w:t xml:space="preserve">1269</w:t>
+      </w:r>
+      <w:r>
+        <w:br/>
+      </w:r>
+      <w:r>
+        <w:rPr>
+          <w:rStyle w:val="FunctionTok"/>
+        </w:rPr>
+        <w:t xml:space="preserve">global_uri</w:t>
+      </w:r>
+      <w:r>
+        <w:rPr>
+          <w:rStyle w:val="KeywordTok"/>
+        </w:rPr>
+        <w:t xml:space="preserve">:</w:t>
+      </w:r>
+      <w:r>
+        <w:rPr>
+          <w:rStyle w:val="AttributeTok"/>
+        </w:rPr>
+        <w:t xml:space="preserve"> https://www4.ti.ch/poteri/gc/parlamento/deputati/1269</w:t>
+      </w:r>
+      <w:r>
+        <w:br/>
+      </w:r>
+      <w:r>
+        <w:rPr>
+          <w:rStyle w:val="FunctionTok"/>
+        </w:rPr>
+        <w:t xml:space="preserve">label</w:t>
+      </w:r>
+      <w:r>
+        <w:rPr>
+          <w:rStyle w:val="KeywordTok"/>
+        </w:rPr>
+        <w:t xml:space="preserve">:</w:t>
+      </w:r>
+      <w:r>
+        <w:rPr>
+          <w:rStyle w:val="AttributeTok"/>
+        </w:rPr>
+        <w:t xml:space="preserve"> Gerri Beretta-Piccoli</w:t>
+      </w:r>
+      <w:r>
+        <w:br/>
+      </w:r>
+      <w:r>
+        <w:rPr>
+          <w:rStyle w:val="FunctionTok"/>
+        </w:rPr>
+        <w:t xml:space="preserve">names</w:t>
+      </w:r>
+      <w:r>
+        <w:rPr>
+          <w:rStyle w:val="KeywordTok"/>
+        </w:rPr>
+        <w:t xml:space="preserve">:</w:t>
+      </w:r>
+      <w:r>
+        <w:br/>
+      </w:r>
+      <w:r>
+        <w:rPr>
+          <w:rStyle w:val="KeywordTok"/>
+        </w:rPr>
+        <w:t xml:space="preserve">-</w:t>
+      </w:r>
+      <w:r>
+        <w:rPr>
+          <w:rStyle w:val="AttributeTok"/>
+        </w:rPr>
+        <w:t xml:space="preserve"> </w:t>
+      </w:r>
+      <w:r>
+        <w:rPr>
+          <w:rStyle w:val="FunctionTok"/>
+        </w:rPr>
+        <w:t xml:space="preserve">name_type</w:t>
+      </w:r>
+      <w:r>
+        <w:rPr>
+          <w:rStyle w:val="KeywordTok"/>
+        </w:rPr>
+        <w:t xml:space="preserve">:</w:t>
+      </w:r>
+      <w:r>
+        <w:rPr>
+          <w:rStyle w:val="AttributeTok"/>
+        </w:rPr>
+        <w:t xml:space="preserve"> PersonFirstName</w:t>
+      </w:r>
+      <w:r>
+        <w:br/>
+      </w:r>
+      <w:r>
+        <w:rPr>
+          <w:rStyle w:val="AttributeTok"/>
+        </w:rPr>
+        <w:t xml:space="preserve">  </w:t>
+      </w:r>
+      <w:r>
+        <w:rPr>
+          <w:rStyle w:val="FunctionTok"/>
+        </w:rPr>
+        <w:t xml:space="preserve">value</w:t>
+      </w:r>
+      <w:r>
+        <w:rPr>
+          <w:rStyle w:val="KeywordTok"/>
+        </w:rPr>
+        <w:t xml:space="preserve">:</w:t>
+      </w:r>
+      <w:r>
+        <w:rPr>
+          <w:rStyle w:val="AttributeTok"/>
+        </w:rPr>
+        <w:t xml:space="preserve"> Fausto</w:t>
+      </w:r>
+      <w:r>
+        <w:br/>
+      </w:r>
+      <w:r>
+        <w:rPr>
+          <w:rStyle w:val="KeywordTok"/>
+        </w:rPr>
+        <w:t xml:space="preserve">-</w:t>
+      </w:r>
+      <w:r>
+        <w:rPr>
+          <w:rStyle w:val="AttributeTok"/>
+        </w:rPr>
+        <w:t xml:space="preserve"> </w:t>
+      </w:r>
+      <w:r>
+        <w:rPr>
+          <w:rStyle w:val="FunctionTok"/>
+        </w:rPr>
+        <w:t xml:space="preserve">name_type</w:t>
+      </w:r>
+      <w:r>
+        <w:rPr>
+          <w:rStyle w:val="KeywordTok"/>
+        </w:rPr>
+        <w:t xml:space="preserve">:</w:t>
+      </w:r>
+      <w:r>
+        <w:rPr>
+          <w:rStyle w:val="AttributeTok"/>
+        </w:rPr>
+        <w:t xml:space="preserve"> PersonCallFirstName</w:t>
+      </w:r>
+      <w:r>
+        <w:br/>
+      </w:r>
+      <w:r>
+        <w:rPr>
+          <w:rStyle w:val="AttributeTok"/>
+        </w:rPr>
+        <w:t xml:space="preserve">  </w:t>
+      </w:r>
+      <w:r>
+        <w:rPr>
+          <w:rStyle w:val="FunctionTok"/>
+        </w:rPr>
+        <w:t xml:space="preserve">value</w:t>
+      </w:r>
+      <w:r>
+        <w:rPr>
+          <w:rStyle w:val="KeywordTok"/>
+        </w:rPr>
+        <w:t xml:space="preserve">:</w:t>
+      </w:r>
+      <w:r>
+        <w:rPr>
+          <w:rStyle w:val="AttributeTok"/>
+        </w:rPr>
+        <w:t xml:space="preserve"> Gerri</w:t>
+      </w:r>
+      <w:r>
+        <w:br/>
+      </w:r>
+      <w:r>
+        <w:rPr>
+          <w:rStyle w:val="KeywordTok"/>
+        </w:rPr>
+        <w:t xml:space="preserve">-</w:t>
+      </w:r>
+      <w:r>
+        <w:rPr>
+          <w:rStyle w:val="AttributeTok"/>
+        </w:rPr>
+        <w:t xml:space="preserve"> </w:t>
+      </w:r>
+      <w:r>
+        <w:rPr>
+          <w:rStyle w:val="FunctionTok"/>
+        </w:rPr>
+        <w:t xml:space="preserve">name_type</w:t>
+      </w:r>
+      <w:r>
+        <w:rPr>
+          <w:rStyle w:val="KeywordTok"/>
+        </w:rPr>
+        <w:t xml:space="preserve">:</w:t>
+      </w:r>
+      <w:r>
+        <w:rPr>
+          <w:rStyle w:val="AttributeTok"/>
+        </w:rPr>
+        <w:t xml:space="preserve"> PersonOfficialName</w:t>
+      </w:r>
+      <w:r>
+        <w:br/>
+      </w:r>
+      <w:r>
+        <w:rPr>
+          <w:rStyle w:val="AttributeTok"/>
+        </w:rPr>
+        <w:t xml:space="preserve">  </w:t>
+      </w:r>
+      <w:r>
+        <w:rPr>
+          <w:rStyle w:val="FunctionTok"/>
+        </w:rPr>
+        <w:t xml:space="preserve">value</w:t>
+      </w:r>
+      <w:r>
+        <w:rPr>
+          <w:rStyle w:val="KeywordTok"/>
+        </w:rPr>
+        <w:t xml:space="preserve">:</w:t>
+      </w:r>
+      <w:r>
+        <w:rPr>
+          <w:rStyle w:val="AttributeTok"/>
+        </w:rPr>
+        <w:t xml:space="preserve"> Beretta-Piccoli</w:t>
+      </w:r>
+    </w:p>
+    <w:bookmarkEnd w:id="30"/>
+    <w:bookmarkStart w:id="31" w:name="X05ee696c79c4d946b577250ba7222f983c15b41"/>
+    <w:p>
+      <w:pPr>
+        <w:pStyle w:val="berschrift4"/>
+      </w:pPr>
+      <w:r>
+        <w:t xml:space="preserve">Exemple : Person-swiss_politicians_Alois_Arnold_1965</w:t>
+      </w:r>
+    </w:p>
+    <w:p>
+      <w:pPr>
+        <w:pStyle w:val="SourceCode"/>
+      </w:pPr>
+      <w:r>
+        <w:rPr>
+          <w:rStyle w:val="FunctionTok"/>
+        </w:rPr>
+        <w:t xml:space="preserve">local_id</w:t>
+      </w:r>
+      <w:r>
+        <w:rPr>
+          <w:rStyle w:val="KeywordTok"/>
+        </w:rPr>
+        <w:t xml:space="preserve">:</w:t>
+      </w:r>
+      <w:r>
+        <w:rPr>
+          <w:rStyle w:val="AttributeTok"/>
+        </w:rPr>
+        <w:t xml:space="preserve"> </w:t>
+      </w:r>
+      <w:r>
+        <w:rPr>
+          <w:rStyle w:val="DecValTok"/>
+        </w:rPr>
+        <w:t xml:space="preserve">6370</w:t>
+      </w:r>
+      <w:r>
+        <w:br/>
+      </w:r>
+      <w:r>
+        <w:rPr>
+          <w:rStyle w:val="FunctionTok"/>
+        </w:rPr>
+        <w:t xml:space="preserve">global_uri</w:t>
+      </w:r>
+      <w:r>
+        <w:rPr>
+          <w:rStyle w:val="KeywordTok"/>
+        </w:rPr>
+        <w:t xml:space="preserve">:</w:t>
+      </w:r>
+      <w:r>
+        <w:rPr>
+          <w:rStyle w:val="AttributeTok"/>
+        </w:rPr>
+        <w:t xml:space="preserve"> https://www.ur.ch/behoerdenmitglieder/6370</w:t>
+      </w:r>
+      <w:r>
+        <w:br/>
+      </w:r>
+      <w:r>
+        <w:rPr>
+          <w:rStyle w:val="FunctionTok"/>
+        </w:rPr>
+        <w:t xml:space="preserve">label</w:t>
+      </w:r>
+      <w:r>
+        <w:rPr>
+          <w:rStyle w:val="KeywordTok"/>
+        </w:rPr>
+        <w:t xml:space="preserve">:</w:t>
+      </w:r>
+      <w:r>
+        <w:rPr>
+          <w:rStyle w:val="AttributeTok"/>
+        </w:rPr>
+        <w:t xml:space="preserve"> Alois Arnold (1965)</w:t>
+      </w:r>
+      <w:r>
+        <w:br/>
+      </w:r>
+      <w:r>
+        <w:rPr>
+          <w:rStyle w:val="FunctionTok"/>
+        </w:rPr>
+        <w:t xml:space="preserve">birth_year</w:t>
+      </w:r>
+      <w:r>
+        <w:rPr>
+          <w:rStyle w:val="KeywordTok"/>
+        </w:rPr>
+        <w:t xml:space="preserve">:</w:t>
+      </w:r>
+      <w:r>
+        <w:rPr>
+          <w:rStyle w:val="AttributeTok"/>
+        </w:rPr>
+        <w:t xml:space="preserve"> </w:t>
+      </w:r>
+      <w:r>
+        <w:rPr>
+          <w:rStyle w:val="DecValTok"/>
+        </w:rPr>
+        <w:t xml:space="preserve">1965</w:t>
+      </w:r>
+      <w:r>
+        <w:br/>
+      </w:r>
+      <w:r>
+        <w:rPr>
+          <w:rStyle w:val="FunctionTok"/>
+        </w:rPr>
+        <w:t xml:space="preserve">names</w:t>
+      </w:r>
+      <w:r>
+        <w:rPr>
+          <w:rStyle w:val="KeywordTok"/>
+        </w:rPr>
+        <w:t xml:space="preserve">:</w:t>
+      </w:r>
+      <w:r>
+        <w:br/>
+      </w:r>
+      <w:r>
+        <w:rPr>
+          <w:rStyle w:val="KeywordTok"/>
+        </w:rPr>
+        <w:t xml:space="preserve">-</w:t>
+      </w:r>
+      <w:r>
+        <w:rPr>
+          <w:rStyle w:val="AttributeTok"/>
+        </w:rPr>
+        <w:t xml:space="preserve"> </w:t>
+      </w:r>
+      <w:r>
+        <w:rPr>
+          <w:rStyle w:val="FunctionTok"/>
+        </w:rPr>
+        <w:t xml:space="preserve">name_type</w:t>
+      </w:r>
+      <w:r>
+        <w:rPr>
+          <w:rStyle w:val="KeywordTok"/>
+        </w:rPr>
+        <w:t xml:space="preserve">:</w:t>
+      </w:r>
+      <w:r>
+        <w:rPr>
+          <w:rStyle w:val="AttributeTok"/>
+        </w:rPr>
+        <w:t xml:space="preserve"> PersonFirstName</w:t>
+      </w:r>
+      <w:r>
+        <w:br/>
+      </w:r>
+      <w:r>
+        <w:rPr>
+          <w:rStyle w:val="AttributeTok"/>
+        </w:rPr>
+        <w:t xml:space="preserve">  </w:t>
+      </w:r>
+      <w:r>
+        <w:rPr>
+          <w:rStyle w:val="FunctionTok"/>
+        </w:rPr>
+        <w:t xml:space="preserve">value</w:t>
+      </w:r>
+      <w:r>
+        <w:rPr>
+          <w:rStyle w:val="KeywordTok"/>
+        </w:rPr>
+        <w:t xml:space="preserve">:</w:t>
+      </w:r>
+      <w:r>
+        <w:rPr>
+          <w:rStyle w:val="AttributeTok"/>
+        </w:rPr>
+        <w:t xml:space="preserve"> Alois</w:t>
+      </w:r>
+      <w:r>
+        <w:br/>
+      </w:r>
+      <w:r>
+        <w:rPr>
+          <w:rStyle w:val="KeywordTok"/>
+        </w:rPr>
+        <w:t xml:space="preserve">-</w:t>
+      </w:r>
+      <w:r>
+        <w:rPr>
+          <w:rStyle w:val="AttributeTok"/>
+        </w:rPr>
+        <w:t xml:space="preserve"> </w:t>
+      </w:r>
+      <w:r>
+        <w:rPr>
+          <w:rStyle w:val="FunctionTok"/>
+        </w:rPr>
+        <w:t xml:space="preserve">name_type</w:t>
+      </w:r>
+      <w:r>
+        <w:rPr>
+          <w:rStyle w:val="KeywordTok"/>
+        </w:rPr>
+        <w:t xml:space="preserve">:</w:t>
+      </w:r>
+      <w:r>
+        <w:rPr>
+          <w:rStyle w:val="AttributeTok"/>
+        </w:rPr>
+        <w:t xml:space="preserve"> PersonOfficialName</w:t>
+      </w:r>
+      <w:r>
+        <w:br/>
+      </w:r>
+      <w:r>
+        <w:rPr>
+          <w:rStyle w:val="AttributeTok"/>
+        </w:rPr>
+        <w:t xml:space="preserve">  </w:t>
+      </w:r>
+      <w:r>
+        <w:rPr>
+          <w:rStyle w:val="FunctionTok"/>
+        </w:rPr>
+        <w:t xml:space="preserve">value</w:t>
+      </w:r>
+      <w:r>
+        <w:rPr>
+          <w:rStyle w:val="KeywordTok"/>
+        </w:rPr>
+        <w:t xml:space="preserve">:</w:t>
+      </w:r>
+      <w:r>
+        <w:rPr>
+          <w:rStyle w:val="AttributeTok"/>
+        </w:rPr>
+        <w:t xml:space="preserve"> Arnold</w:t>
+      </w:r>
+    </w:p>
+    <w:bookmarkEnd w:id="31"/>
+    <w:bookmarkStart w:id="32" w:name="Xb71c5312b05311f6bbdf7c195973d6315415093"/>
+    <w:p>
+      <w:pPr>
+        <w:pStyle w:val="berschrift4"/>
+      </w:pPr>
+      <w:r>
+        <w:t xml:space="preserve">Exemple : Person-swiss_politicians_Alois_Arnold_1981</w:t>
+      </w:r>
+    </w:p>
+    <w:p>
+      <w:pPr>
+        <w:pStyle w:val="SourceCode"/>
+      </w:pPr>
+      <w:r>
+        <w:rPr>
+          <w:rStyle w:val="FunctionTok"/>
+        </w:rPr>
+        <w:t xml:space="preserve">local_id</w:t>
+      </w:r>
+      <w:r>
+        <w:rPr>
+          <w:rStyle w:val="KeywordTok"/>
+        </w:rPr>
+        <w:t xml:space="preserve">:</w:t>
+      </w:r>
+      <w:r>
+        <w:rPr>
+          <w:rStyle w:val="AttributeTok"/>
+        </w:rPr>
+        <w:t xml:space="preserve"> </w:t>
+      </w:r>
+      <w:r>
+        <w:rPr>
+          <w:rStyle w:val="DecValTok"/>
+        </w:rPr>
+        <w:t xml:space="preserve">6447</w:t>
+      </w:r>
+      <w:r>
+        <w:br/>
+      </w:r>
+      <w:r>
+        <w:rPr>
+          <w:rStyle w:val="FunctionTok"/>
+        </w:rPr>
+        <w:t xml:space="preserve">global_uri</w:t>
+      </w:r>
+      <w:r>
+        <w:rPr>
+          <w:rStyle w:val="KeywordTok"/>
+        </w:rPr>
+        <w:t xml:space="preserve">:</w:t>
+      </w:r>
+      <w:r>
+        <w:rPr>
+          <w:rStyle w:val="AttributeTok"/>
+        </w:rPr>
+        <w:t xml:space="preserve"> https://www.ur.ch/behoerdenmitglieder/6447</w:t>
+      </w:r>
+      <w:r>
+        <w:br/>
+      </w:r>
+      <w:r>
+        <w:rPr>
+          <w:rStyle w:val="FunctionTok"/>
+        </w:rPr>
+        <w:t xml:space="preserve">label</w:t>
+      </w:r>
+      <w:r>
+        <w:rPr>
+          <w:rStyle w:val="KeywordTok"/>
+        </w:rPr>
+        <w:t xml:space="preserve">:</w:t>
+      </w:r>
+      <w:r>
+        <w:rPr>
+          <w:rStyle w:val="AttributeTok"/>
+        </w:rPr>
+        <w:t xml:space="preserve"> Alois Arnold (1981)</w:t>
+      </w:r>
+      <w:r>
+        <w:br/>
+      </w:r>
+      <w:r>
+        <w:rPr>
+          <w:rStyle w:val="FunctionTok"/>
+        </w:rPr>
+        <w:t xml:space="preserve">birth_year</w:t>
+      </w:r>
+      <w:r>
+        <w:rPr>
+          <w:rStyle w:val="KeywordTok"/>
+        </w:rPr>
+        <w:t xml:space="preserve">:</w:t>
+      </w:r>
+      <w:r>
+        <w:rPr>
+          <w:rStyle w:val="AttributeTok"/>
+        </w:rPr>
+        <w:t xml:space="preserve"> </w:t>
+      </w:r>
+      <w:r>
+        <w:rPr>
+          <w:rStyle w:val="DecValTok"/>
+        </w:rPr>
+        <w:t xml:space="preserve">1981</w:t>
+      </w:r>
+      <w:r>
+        <w:br/>
+      </w:r>
+      <w:r>
+        <w:rPr>
+          <w:rStyle w:val="FunctionTok"/>
+        </w:rPr>
+        <w:t xml:space="preserve">names</w:t>
+      </w:r>
+      <w:r>
+        <w:rPr>
+          <w:rStyle w:val="KeywordTok"/>
+        </w:rPr>
+        <w:t xml:space="preserve">:</w:t>
+      </w:r>
+      <w:r>
+        <w:br/>
+      </w:r>
+      <w:r>
+        <w:rPr>
+          <w:rStyle w:val="KeywordTok"/>
+        </w:rPr>
+        <w:t xml:space="preserve">-</w:t>
+      </w:r>
+      <w:r>
+        <w:rPr>
+          <w:rStyle w:val="AttributeTok"/>
+        </w:rPr>
+        <w:t xml:space="preserve"> </w:t>
+      </w:r>
+      <w:r>
+        <w:rPr>
+          <w:rStyle w:val="FunctionTok"/>
+        </w:rPr>
+        <w:t xml:space="preserve">name_type</w:t>
+      </w:r>
+      <w:r>
+        <w:rPr>
+          <w:rStyle w:val="KeywordTok"/>
+        </w:rPr>
+        <w:t xml:space="preserve">:</w:t>
+      </w:r>
+      <w:r>
+        <w:rPr>
+          <w:rStyle w:val="AttributeTok"/>
+        </w:rPr>
+        <w:t xml:space="preserve"> PersonFirstName</w:t>
+      </w:r>
+      <w:r>
+        <w:br/>
+      </w:r>
+      <w:r>
+        <w:rPr>
+          <w:rStyle w:val="AttributeTok"/>
+        </w:rPr>
+        <w:t xml:space="preserve">  </w:t>
+      </w:r>
+      <w:r>
+        <w:rPr>
+          <w:rStyle w:val="FunctionTok"/>
+        </w:rPr>
+        <w:t xml:space="preserve">value</w:t>
+      </w:r>
+      <w:r>
+        <w:rPr>
+          <w:rStyle w:val="KeywordTok"/>
+        </w:rPr>
+        <w:t xml:space="preserve">:</w:t>
+      </w:r>
+      <w:r>
+        <w:rPr>
+          <w:rStyle w:val="AttributeTok"/>
+        </w:rPr>
+        <w:t xml:space="preserve"> Alois</w:t>
+      </w:r>
+      <w:r>
+        <w:br/>
+      </w:r>
+      <w:r>
+        <w:rPr>
+          <w:rStyle w:val="KeywordTok"/>
+        </w:rPr>
+        <w:t xml:space="preserve">-</w:t>
+      </w:r>
+      <w:r>
+        <w:rPr>
+          <w:rStyle w:val="AttributeTok"/>
+        </w:rPr>
+        <w:t xml:space="preserve"> </w:t>
+      </w:r>
+      <w:r>
+        <w:rPr>
+          <w:rStyle w:val="FunctionTok"/>
+        </w:rPr>
+        <w:t xml:space="preserve">name_type</w:t>
+      </w:r>
+      <w:r>
+        <w:rPr>
+          <w:rStyle w:val="KeywordTok"/>
+        </w:rPr>
+        <w:t xml:space="preserve">:</w:t>
+      </w:r>
+      <w:r>
+        <w:rPr>
+          <w:rStyle w:val="AttributeTok"/>
+        </w:rPr>
+        <w:t xml:space="preserve"> PersonOfficialName</w:t>
+      </w:r>
+      <w:r>
+        <w:br/>
+      </w:r>
+      <w:r>
+        <w:rPr>
+          <w:rStyle w:val="AttributeTok"/>
+        </w:rPr>
+        <w:t xml:space="preserve">  </w:t>
+      </w:r>
+      <w:r>
+        <w:rPr>
+          <w:rStyle w:val="FunctionTok"/>
+        </w:rPr>
+        <w:t xml:space="preserve">value</w:t>
+      </w:r>
+      <w:r>
+        <w:rPr>
+          <w:rStyle w:val="KeywordTok"/>
+        </w:rPr>
+        <w:t xml:space="preserve">:</w:t>
+      </w:r>
+      <w:r>
+        <w:rPr>
+          <w:rStyle w:val="AttributeTok"/>
+        </w:rPr>
+        <w:t xml:space="preserve"> Arnold</w:t>
+      </w:r>
+    </w:p>
+    <w:bookmarkEnd w:id="32"/>
+    <w:bookmarkEnd w:id="33"/>
+    <w:bookmarkEnd w:id="34"/>
+    <w:bookmarkStart w:id="37" w:name="classe-name"/>
+    <w:p>
+      <w:pPr>
+        <w:pStyle w:val="berschrift2"/>
+      </w:pPr>
+      <w:r>
+        <w:t xml:space="preserve">Classe: Name</w:t>
+      </w:r>
+    </w:p>
+    <w:p>
+      <w:pPr>
         <w:pStyle w:val="FirstParagraph"/>
       </w:pPr>
       <w:r>
@@ -3934,7 +4696,7 @@
         <w:t xml:space="preserve">__</w:t>
       </w:r>
     </w:p>
-    <w:bookmarkStart w:id="32" w:name="attributs-1"/>
+    <w:bookmarkStart w:id="35" w:name="attributs-1"/>
     <w:p>
       <w:pPr>
         <w:pStyle w:val="berschrift3"/>
@@ -4308,8 +5070,8 @@
         </w:tc>
       </w:tr>
     </w:tbl>
-    <w:bookmarkEnd w:id="32"/>
-    <w:bookmarkStart w:id="33" w:name="utilisations-1"/>
+    <w:bookmarkEnd w:id="35"/>
+    <w:bookmarkStart w:id="36" w:name="utilisations-1"/>
     <w:p>
       <w:pPr>
         <w:pStyle w:val="berschrift3"/>
@@ -4449,9 +5211,9 @@
         </w:tc>
       </w:tr>
     </w:tbl>
-    <w:bookmarkEnd w:id="33"/>
-    <w:bookmarkEnd w:id="34"/>
-    <w:bookmarkStart w:id="48" w:name="enum-nametypeenum"/>
+    <w:bookmarkEnd w:id="36"/>
+    <w:bookmarkEnd w:id="37"/>
+    <w:bookmarkStart w:id="51" w:name="enum-nametypeenum"/>
     <w:p>
       <w:pPr>
         <w:pStyle w:val="berschrift2"/>
@@ -4490,7 +5252,7 @@
       <w:r>
         <w:t xml:space="preserve"> </w:t>
       </w:r>
-      <w:hyperlink ns1:id="rId35">
+      <w:hyperlink ns1:id="rId38">
         <w:r>
           <w:rPr>
             <w:rStyle w:val="Hyperlink"/>
@@ -4499,7 +5261,7 @@
         </w:r>
       </w:hyperlink>
     </w:p>
-    <w:bookmarkStart w:id="47" w:name="valeurs-admissibles"/>
+    <w:bookmarkStart w:id="50" w:name="valeurs-admissibles"/>
     <w:p>
       <w:pPr>
         <w:pStyle w:val="berschrift3"/>
@@ -4589,7 +5351,7 @@
             <w:pPr>
               <w:pStyle w:val="Compact"/>
             </w:pPr>
-            <w:hyperlink ns1:id="rId36">
+            <w:hyperlink ns1:id="rId39">
               <w:r>
                 <w:rPr>
                   <w:rStyle w:val="Hyperlink"/>
@@ -4643,7 +5405,7 @@
             <w:pPr>
               <w:pStyle w:val="Compact"/>
             </w:pPr>
-            <w:hyperlink ns1:id="rId37">
+            <w:hyperlink ns1:id="rId40">
               <w:r>
                 <w:rPr>
                   <w:rStyle w:val="Hyperlink"/>
@@ -4697,7 +5459,7 @@
             <w:pPr>
               <w:pStyle w:val="Compact"/>
             </w:pPr>
-            <w:hyperlink ns1:id="rId38">
+            <w:hyperlink ns1:id="rId41">
               <w:r>
                 <w:rPr>
                   <w:rStyle w:val="Hyperlink"/>
@@ -4751,7 +5513,7 @@
             <w:pPr>
               <w:pStyle w:val="Compact"/>
             </w:pPr>
-            <w:hyperlink ns1:id="rId39">
+            <w:hyperlink ns1:id="rId42">
               <w:r>
                 <w:rPr>
                   <w:rStyle w:val="Hyperlink"/>
@@ -4805,7 +5567,7 @@
             <w:pPr>
               <w:pStyle w:val="Compact"/>
             </w:pPr>
-            <w:hyperlink ns1:id="rId40">
+            <w:hyperlink ns1:id="rId43">
               <w:r>
                 <w:rPr>
                   <w:rStyle w:val="Hyperlink"/>
@@ -4859,7 +5621,7 @@
             <w:pPr>
               <w:pStyle w:val="Compact"/>
             </w:pPr>
-            <w:hyperlink ns1:id="rId41">
+            <w:hyperlink ns1:id="rId44">
               <w:r>
                 <w:rPr>
                   <w:rStyle w:val="Hyperlink"/>
@@ -4913,7 +5675,7 @@
             <w:pPr>
               <w:pStyle w:val="Compact"/>
             </w:pPr>
-            <w:hyperlink ns1:id="rId42">
+            <w:hyperlink ns1:id="rId45">
               <w:r>
                 <w:rPr>
                   <w:rStyle w:val="Hyperlink"/>
@@ -4967,7 +5729,7 @@
             <w:pPr>
               <w:pStyle w:val="Compact"/>
             </w:pPr>
-            <w:hyperlink ns1:id="rId43">
+            <w:hyperlink ns1:id="rId46">
               <w:r>
                 <w:rPr>
                   <w:rStyle w:val="Hyperlink"/>
@@ -5021,7 +5783,7 @@
             <w:pPr>
               <w:pStyle w:val="Compact"/>
             </w:pPr>
-            <w:hyperlink ns1:id="rId44">
+            <w:hyperlink ns1:id="rId47">
               <w:r>
                 <w:rPr>
                   <w:rStyle w:val="Hyperlink"/>
@@ -5075,7 +5837,7 @@
             <w:pPr>
               <w:pStyle w:val="Compact"/>
             </w:pPr>
-            <w:hyperlink ns1:id="rId45">
+            <w:hyperlink ns1:id="rId48">
               <w:r>
                 <w:rPr>
                   <w:rStyle w:val="Hyperlink"/>
@@ -5129,7 +5891,7 @@
             <w:pPr>
               <w:pStyle w:val="Compact"/>
             </w:pPr>
-            <w:hyperlink ns1:id="rId46">
+            <w:hyperlink ns1:id="rId49">
               <w:r>
                 <w:rPr>
                   <w:rStyle w:val="Hyperlink"/>
@@ -5141,9 +5903,9 @@
         </w:tc>
       </w:tr>
     </w:tbl>
-    <w:bookmarkEnd w:id="47"/>
-    <w:bookmarkEnd w:id="48"/>
-    <w:bookmarkStart w:id="51" w:name="classe-languageproficiency"/>
+    <w:bookmarkEnd w:id="50"/>
+    <w:bookmarkEnd w:id="51"/>
+    <w:bookmarkStart w:id="54" w:name="classe-languageproficiency"/>
     <w:p>
       <w:pPr>
         <w:pStyle w:val="berschrift2"/>
@@ -5172,7 +5934,7 @@
         <w:t xml:space="preserve">__</w:t>
       </w:r>
     </w:p>
-    <w:bookmarkStart w:id="49" w:name="attributs-2"/>
+    <w:bookmarkStart w:id="52" w:name="attributs-2"/>
     <w:p>
       <w:pPr>
         <w:pStyle w:val="berschrift3"/>
@@ -5391,8 +6153,8 @@
         </w:tc>
       </w:tr>
     </w:tbl>
-    <w:bookmarkEnd w:id="49"/>
-    <w:bookmarkStart w:id="50" w:name="utilisations-2"/>
+    <w:bookmarkEnd w:id="52"/>
+    <w:bookmarkStart w:id="53" w:name="utilisations-2"/>
     <w:p>
       <w:pPr>
         <w:pStyle w:val="berschrift3"/>
@@ -5533,9 +6295,9 @@
         </w:tc>
       </w:tr>
     </w:tbl>
-    <w:bookmarkEnd w:id="50"/>
-    <w:bookmarkEnd w:id="51"/>
-    <w:bookmarkStart w:id="54" w:name="classe-citizenship"/>
+    <w:bookmarkEnd w:id="53"/>
+    <w:bookmarkEnd w:id="54"/>
+    <w:bookmarkStart w:id="57" w:name="classe-citizenship"/>
     <w:p>
       <w:pPr>
         <w:pStyle w:val="berschrift2"/>
@@ -5615,7 +6377,7 @@
         <w:t xml:space="preserve">__</w:t>
       </w:r>
     </w:p>
-    <w:bookmarkStart w:id="52" w:name="attributs-3"/>
+    <w:bookmarkStart w:id="55" w:name="attributs-3"/>
     <w:p>
       <w:pPr>
         <w:pStyle w:val="berschrift3"/>
@@ -5934,8 +6696,8 @@
         </w:tc>
       </w:tr>
     </w:tbl>
-    <w:bookmarkEnd w:id="52"/>
-    <w:bookmarkStart w:id="53" w:name="utilisations-3"/>
+    <w:bookmarkEnd w:id="55"/>
+    <w:bookmarkStart w:id="56" w:name="utilisations-3"/>
     <w:p>
       <w:pPr>
         <w:pStyle w:val="berschrift3"/>
@@ -6076,9 +6838,9 @@
         </w:tc>
       </w:tr>
     </w:tbl>
-    <w:bookmarkEnd w:id="53"/>
-    <w:bookmarkEnd w:id="54"/>
-    <w:bookmarkStart w:id="57" w:name="classe-gender"/>
+    <w:bookmarkEnd w:id="56"/>
+    <w:bookmarkEnd w:id="57"/>
+    <w:bookmarkStart w:id="60" w:name="classe-gender"/>
     <w:p>
       <w:pPr>
         <w:pStyle w:val="berschrift2"/>
@@ -6107,7 +6869,7 @@
         <w:t xml:space="preserve">__</w:t>
       </w:r>
     </w:p>
-    <w:bookmarkStart w:id="55" w:name="attributs-4"/>
+    <w:bookmarkStart w:id="58" w:name="attributs-4"/>
     <w:p>
       <w:pPr>
         <w:pStyle w:val="berschrift3"/>
@@ -6530,8 +7292,8 @@
         </w:tc>
       </w:tr>
     </w:tbl>
-    <w:bookmarkEnd w:id="55"/>
-    <w:bookmarkStart w:id="56" w:name="utilisations-4"/>
+    <w:bookmarkEnd w:id="58"/>
+    <w:bookmarkStart w:id="59" w:name="utilisations-4"/>
     <w:p>
       <w:pPr>
         <w:pStyle w:val="berschrift3"/>
@@ -6671,9 +7433,9 @@
         </w:tc>
       </w:tr>
     </w:tbl>
-    <w:bookmarkEnd w:id="56"/>
-    <w:bookmarkEnd w:id="57"/>
-    <w:bookmarkStart w:id="60" w:name="enum-gendercodeenum"/>
+    <w:bookmarkEnd w:id="59"/>
+    <w:bookmarkEnd w:id="60"/>
+    <w:bookmarkStart w:id="63" w:name="enum-gendercodeenum"/>
     <w:p>
       <w:pPr>
         <w:pStyle w:val="berschrift2"/>
@@ -6741,7 +7503,7 @@
       <w:r>
         <w:t xml:space="preserve"> </w:t>
       </w:r>
-      <w:hyperlink ns1:id="rId58">
+      <w:hyperlink ns1:id="rId61">
         <w:r>
           <w:rPr>
             <w:rStyle w:val="Hyperlink"/>
@@ -6750,7 +7512,7 @@
         </w:r>
       </w:hyperlink>
     </w:p>
-    <w:bookmarkStart w:id="59" w:name="valeurs-admissibles-1"/>
+    <w:bookmarkStart w:id="62" w:name="valeurs-admissibles-1"/>
     <w:p>
       <w:pPr>
         <w:pStyle w:val="berschrift3"/>
@@ -6935,9 +7697,9 @@
         </w:tc>
       </w:tr>
     </w:tbl>
-    <w:bookmarkEnd w:id="59"/>
-    <w:bookmarkEnd w:id="60"/>
-    <w:bookmarkStart w:id="66" w:name="classe-occupation"/>
+    <w:bookmarkEnd w:id="62"/>
+    <w:bookmarkEnd w:id="63"/>
+    <w:bookmarkStart w:id="69" w:name="classe-occupation"/>
     <w:p>
       <w:pPr>
         <w:pStyle w:val="berschrift2"/>
@@ -6966,7 +7728,7 @@
         <w:t xml:space="preserve">__</w:t>
       </w:r>
     </w:p>
-    <w:bookmarkStart w:id="62" w:name="attributs-5"/>
+    <w:bookmarkStart w:id="65" w:name="attributs-5"/>
     <w:p>
       <w:pPr>
         <w:pStyle w:val="berschrift3"/>
@@ -7493,7 +8255,7 @@
         </w:tc>
       </w:tr>
     </w:tbl>
-    <w:bookmarkStart w:id="61" w:name="contraintes"/>
+    <w:bookmarkStart w:id="64" w:name="contraintes"/>
     <w:p>
       <w:pPr>
         <w:pStyle w:val="berschrift5"/>
@@ -7544,9 +8306,9 @@
         </w:r>
       </w:hyperlink>
     </w:p>
-    <w:bookmarkEnd w:id="61"/>
-    <w:bookmarkEnd w:id="62"/>
-    <w:bookmarkStart w:id="63" w:name="utilisations-5"/>
+    <w:bookmarkEnd w:id="64"/>
+    <w:bookmarkEnd w:id="65"/>
+    <w:bookmarkStart w:id="66" w:name="utilisations-5"/>
     <w:p>
       <w:pPr>
         <w:pStyle w:val="berschrift3"/>
@@ -7687,8 +8449,8 @@
         </w:tc>
       </w:tr>
     </w:tbl>
-    <w:bookmarkEnd w:id="63"/>
-    <w:bookmarkStart w:id="65" w:name="exemples-1"/>
+    <w:bookmarkEnd w:id="66"/>
+    <w:bookmarkStart w:id="68" w:name="exemples-1"/>
     <w:p>
       <w:pPr>
         <w:pStyle w:val="berschrift3"/>
@@ -7697,7 +8459,7 @@
         <w:t xml:space="preserve">Exemples</w:t>
       </w:r>
     </w:p>
-    <w:bookmarkStart w:id="64" w:name="Xa43506a9ac253a85272197efb3a0bd768953cf0"/>
+    <w:bookmarkStart w:id="67" w:name="Xa43506a9ac253a85272197efb3a0bd768953cf0"/>
     <w:p>
       <w:pPr>
         <w:pStyle w:val="berschrift4"/>
@@ -7777,10 +8539,10 @@
         <w:t xml:space="preserve">true</w:t>
       </w:r>
     </w:p>
-    <w:bookmarkEnd w:id="64"/>
-    <w:bookmarkEnd w:id="65"/>
-    <w:bookmarkEnd w:id="66"/>
-    <w:bookmarkStart w:id="70" w:name="classe-training"/>
+    <w:bookmarkEnd w:id="67"/>
+    <w:bookmarkEnd w:id="68"/>
+    <w:bookmarkEnd w:id="69"/>
+    <w:bookmarkStart w:id="73" w:name="classe-training"/>
     <w:p>
       <w:pPr>
         <w:pStyle w:val="berschrift2"/>
@@ -7809,7 +8571,7 @@
         <w:t xml:space="preserve">__</w:t>
       </w:r>
     </w:p>
-    <w:bookmarkStart w:id="68" w:name="attributs-6"/>
+    <w:bookmarkStart w:id="71" w:name="attributs-6"/>
     <w:p>
       <w:pPr>
         <w:pStyle w:val="berschrift3"/>
@@ -8232,7 +8994,7 @@
         </w:tc>
       </w:tr>
     </w:tbl>
-    <w:bookmarkStart w:id="67" w:name="contraintes-1"/>
+    <w:bookmarkStart w:id="70" w:name="contraintes-1"/>
     <w:p>
       <w:pPr>
         <w:pStyle w:val="berschrift5"/>
@@ -8300,9 +9062,9 @@
         </w:r>
       </w:hyperlink>
     </w:p>
-    <w:bookmarkEnd w:id="67"/>
-    <w:bookmarkEnd w:id="68"/>
-    <w:bookmarkStart w:id="69" w:name="utilisations-6"/>
+    <w:bookmarkEnd w:id="70"/>
+    <w:bookmarkEnd w:id="71"/>
+    <w:bookmarkStart w:id="72" w:name="utilisations-6"/>
     <w:p>
       <w:pPr>
         <w:pStyle w:val="berschrift3"/>
@@ -8443,9 +9205,9 @@
         </w:tc>
       </w:tr>
     </w:tbl>
-    <w:bookmarkEnd w:id="69"/>
-    <w:bookmarkEnd w:id="70"/>
-    <w:bookmarkStart w:id="115" w:name="enum-trainingtypeenum"/>
+    <w:bookmarkEnd w:id="72"/>
+    <w:bookmarkEnd w:id="73"/>
+    <w:bookmarkStart w:id="118" w:name="enum-trainingtypeenum"/>
     <w:p>
       <w:pPr>
         <w:pStyle w:val="berschrift2"/>
@@ -8484,7 +9246,7 @@
       <w:r>
         <w:t xml:space="preserve"> </w:t>
       </w:r>
-      <w:hyperlink ns1:id="rId71">
+      <w:hyperlink ns1:id="rId74">
         <w:r>
           <w:rPr>
             <w:rStyle w:val="Hyperlink"/>
@@ -8493,7 +9255,7 @@
         </w:r>
       </w:hyperlink>
     </w:p>
-    <w:bookmarkStart w:id="114" w:name="valeurs-admissibles-2"/>
+    <w:bookmarkStart w:id="117" w:name="valeurs-admissibles-2"/>
     <w:p>
       <w:pPr>
         <w:pStyle w:val="berschrift3"/>
@@ -8583,7 +9345,7 @@
             <w:pPr>
               <w:pStyle w:val="Compact"/>
             </w:pPr>
-            <w:hyperlink ns1:id="rId72">
+            <w:hyperlink ns1:id="rId75">
               <w:r>
                 <w:rPr>
                   <w:rStyle w:val="Hyperlink"/>
@@ -8637,7 +9399,7 @@
             <w:pPr>
               <w:pStyle w:val="Compact"/>
             </w:pPr>
-            <w:hyperlink ns1:id="rId73">
+            <w:hyperlink ns1:id="rId76">
               <w:r>
                 <w:rPr>
                   <w:rStyle w:val="Hyperlink"/>
@@ -8691,7 +9453,7 @@
             <w:pPr>
               <w:pStyle w:val="Compact"/>
             </w:pPr>
-            <w:hyperlink ns1:id="rId74">
+            <w:hyperlink ns1:id="rId77">
               <w:r>
                 <w:rPr>
                   <w:rStyle w:val="Hyperlink"/>
@@ -8745,7 +9507,7 @@
             <w:pPr>
               <w:pStyle w:val="Compact"/>
             </w:pPr>
-            <w:hyperlink ns1:id="rId75">
+            <w:hyperlink ns1:id="rId78">
               <w:r>
                 <w:rPr>
                   <w:rStyle w:val="Hyperlink"/>
@@ -8799,7 +9561,7 @@
             <w:pPr>
               <w:pStyle w:val="Compact"/>
             </w:pPr>
-            <w:hyperlink ns1:id="rId76">
+            <w:hyperlink ns1:id="rId79">
               <w:r>
                 <w:rPr>
                   <w:rStyle w:val="Hyperlink"/>
@@ -8853,7 +9615,7 @@
             <w:pPr>
               <w:pStyle w:val="Compact"/>
             </w:pPr>
-            <w:hyperlink ns1:id="rId77">
+            <w:hyperlink ns1:id="rId80">
               <w:r>
                 <w:rPr>
                   <w:rStyle w:val="Hyperlink"/>
@@ -8907,7 +9669,7 @@
             <w:pPr>
               <w:pStyle w:val="Compact"/>
             </w:pPr>
-            <w:hyperlink ns1:id="rId78">
+            <w:hyperlink ns1:id="rId81">
               <w:r>
                 <w:rPr>
                   <w:rStyle w:val="Hyperlink"/>
@@ -8961,7 +9723,7 @@
             <w:pPr>
               <w:pStyle w:val="Compact"/>
             </w:pPr>
-            <w:hyperlink ns1:id="rId79">
+            <w:hyperlink ns1:id="rId82">
               <w:r>
                 <w:rPr>
                   <w:rStyle w:val="Hyperlink"/>
@@ -9015,7 +9777,7 @@
             <w:pPr>
               <w:pStyle w:val="Compact"/>
             </w:pPr>
-            <w:hyperlink ns1:id="rId80">
+            <w:hyperlink ns1:id="rId83">
               <w:r>
                 <w:rPr>
                   <w:rStyle w:val="Hyperlink"/>
@@ -9069,7 +9831,7 @@
             <w:pPr>
               <w:pStyle w:val="Compact"/>
             </w:pPr>
-            <w:hyperlink ns1:id="rId81">
+            <w:hyperlink ns1:id="rId84">
               <w:r>
                 <w:rPr>
                   <w:rStyle w:val="Hyperlink"/>
@@ -9123,7 +9885,7 @@
             <w:pPr>
               <w:pStyle w:val="Compact"/>
             </w:pPr>
-            <w:hyperlink ns1:id="rId82">
+            <w:hyperlink ns1:id="rId85">
               <w:r>
                 <w:rPr>
                   <w:rStyle w:val="Hyperlink"/>
@@ -9177,7 +9939,7 @@
             <w:pPr>
               <w:pStyle w:val="Compact"/>
             </w:pPr>
-            <w:hyperlink ns1:id="rId83">
+            <w:hyperlink ns1:id="rId86">
               <w:r>
                 <w:rPr>
                   <w:rStyle w:val="Hyperlink"/>
@@ -9231,7 +9993,7 @@
             <w:pPr>
               <w:pStyle w:val="Compact"/>
             </w:pPr>
-            <w:hyperlink ns1:id="rId84">
+            <w:hyperlink ns1:id="rId87">
               <w:r>
                 <w:rPr>
                   <w:rStyle w:val="Hyperlink"/>
@@ -9285,7 +10047,7 @@
             <w:pPr>
               <w:pStyle w:val="Compact"/>
             </w:pPr>
-            <w:hyperlink ns1:id="rId85">
+            <w:hyperlink ns1:id="rId88">
               <w:r>
                 <w:rPr>
                   <w:rStyle w:val="Hyperlink"/>
@@ -9339,7 +10101,7 @@
             <w:pPr>
               <w:pStyle w:val="Compact"/>
             </w:pPr>
-            <w:hyperlink ns1:id="rId86">
+            <w:hyperlink ns1:id="rId89">
               <w:r>
                 <w:rPr>
                   <w:rStyle w:val="Hyperlink"/>
@@ -9393,7 +10155,7 @@
             <w:pPr>
               <w:pStyle w:val="Compact"/>
             </w:pPr>
-            <w:hyperlink ns1:id="rId87">
+            <w:hyperlink ns1:id="rId90">
               <w:r>
                 <w:rPr>
                   <w:rStyle w:val="Hyperlink"/>
@@ -9447,7 +10209,7 @@
             <w:pPr>
               <w:pStyle w:val="Compact"/>
             </w:pPr>
-            <w:hyperlink ns1:id="rId88">
+            <w:hyperlink ns1:id="rId91">
               <w:r>
                 <w:rPr>
                   <w:rStyle w:val="Hyperlink"/>
@@ -9501,7 +10263,7 @@
             <w:pPr>
               <w:pStyle w:val="Compact"/>
             </w:pPr>
-            <w:hyperlink ns1:id="rId89">
+            <w:hyperlink ns1:id="rId92">
               <w:r>
                 <w:rPr>
                   <w:rStyle w:val="Hyperlink"/>
@@ -9555,7 +10317,7 @@
             <w:pPr>
               <w:pStyle w:val="Compact"/>
             </w:pPr>
-            <w:hyperlink ns1:id="rId90">
+            <w:hyperlink ns1:id="rId93">
               <w:r>
                 <w:rPr>
                   <w:rStyle w:val="Hyperlink"/>
@@ -9609,7 +10371,7 @@
             <w:pPr>
               <w:pStyle w:val="Compact"/>
             </w:pPr>
-            <w:hyperlink ns1:id="rId91">
+            <w:hyperlink ns1:id="rId94">
               <w:r>
                 <w:rPr>
                   <w:rStyle w:val="Hyperlink"/>
@@ -9663,7 +10425,7 @@
             <w:pPr>
               <w:pStyle w:val="Compact"/>
             </w:pPr>
-            <w:hyperlink ns1:id="rId92">
+            <w:hyperlink ns1:id="rId95">
               <w:r>
                 <w:rPr>
                   <w:rStyle w:val="Hyperlink"/>
@@ -9717,7 +10479,7 @@
             <w:pPr>
               <w:pStyle w:val="Compact"/>
             </w:pPr>
-            <w:hyperlink ns1:id="rId93">
+            <w:hyperlink ns1:id="rId96">
               <w:r>
                 <w:rPr>
                   <w:rStyle w:val="Hyperlink"/>
@@ -9771,7 +10533,7 @@
             <w:pPr>
               <w:pStyle w:val="Compact"/>
             </w:pPr>
-            <w:hyperlink ns1:id="rId94">
+            <w:hyperlink ns1:id="rId97">
               <w:r>
                 <w:rPr>
                   <w:rStyle w:val="Hyperlink"/>
@@ -9825,7 +10587,7 @@
             <w:pPr>
               <w:pStyle w:val="Compact"/>
             </w:pPr>
-            <w:hyperlink ns1:id="rId95">
+            <w:hyperlink ns1:id="rId98">
               <w:r>
                 <w:rPr>
                   <w:rStyle w:val="Hyperlink"/>
@@ -9879,7 +10641,7 @@
             <w:pPr>
               <w:pStyle w:val="Compact"/>
             </w:pPr>
-            <w:hyperlink ns1:id="rId96">
+            <w:hyperlink ns1:id="rId99">
               <w:r>
                 <w:rPr>
                   <w:rStyle w:val="Hyperlink"/>
@@ -9933,7 +10695,7 @@
             <w:pPr>
               <w:pStyle w:val="Compact"/>
             </w:pPr>
-            <w:hyperlink ns1:id="rId97">
+            <w:hyperlink ns1:id="rId100">
               <w:r>
                 <w:rPr>
                   <w:rStyle w:val="Hyperlink"/>
@@ -9987,7 +10749,7 @@
             <w:pPr>
               <w:pStyle w:val="Compact"/>
             </w:pPr>
-            <w:hyperlink ns1:id="rId98">
+            <w:hyperlink ns1:id="rId101">
               <w:r>
                 <w:rPr>
                   <w:rStyle w:val="Hyperlink"/>
@@ -10041,7 +10803,7 @@
             <w:pPr>
               <w:pStyle w:val="Compact"/>
             </w:pPr>
-            <w:hyperlink ns1:id="rId99">
+            <w:hyperlink ns1:id="rId102">
               <w:r>
                 <w:rPr>
                   <w:rStyle w:val="Hyperlink"/>
@@ -10095,7 +10857,7 @@
             <w:pPr>
               <w:pStyle w:val="Compact"/>
             </w:pPr>
-            <w:hyperlink ns1:id="rId100">
+            <w:hyperlink ns1:id="rId103">
               <w:r>
                 <w:rPr>
                   <w:rStyle w:val="Hyperlink"/>
@@ -10149,7 +10911,7 @@
             <w:pPr>
               <w:pStyle w:val="Compact"/>
             </w:pPr>
-            <w:hyperlink ns1:id="rId101">
+            <w:hyperlink ns1:id="rId104">
               <w:r>
                 <w:rPr>
                   <w:rStyle w:val="Hyperlink"/>
@@ -10203,7 +10965,7 @@
             <w:pPr>
               <w:pStyle w:val="Compact"/>
             </w:pPr>
-            <w:hyperlink ns1:id="rId102">
+            <w:hyperlink ns1:id="rId105">
               <w:r>
                 <w:rPr>
                   <w:rStyle w:val="Hyperlink"/>
@@ -10257,7 +11019,7 @@
             <w:pPr>
               <w:pStyle w:val="Compact"/>
             </w:pPr>
-            <w:hyperlink ns1:id="rId103">
+            <w:hyperlink ns1:id="rId106">
               <w:r>
                 <w:rPr>
                   <w:rStyle w:val="Hyperlink"/>
@@ -10311,7 +11073,7 @@
             <w:pPr>
               <w:pStyle w:val="Compact"/>
             </w:pPr>
-            <w:hyperlink ns1:id="rId104">
+            <w:hyperlink ns1:id="rId107">
               <w:r>
                 <w:rPr>
                   <w:rStyle w:val="Hyperlink"/>
@@ -10365,7 +11127,7 @@
             <w:pPr>
               <w:pStyle w:val="Compact"/>
             </w:pPr>
-            <w:hyperlink ns1:id="rId105">
+            <w:hyperlink ns1:id="rId108">
               <w:r>
                 <w:rPr>
                   <w:rStyle w:val="Hyperlink"/>
@@ -10419,7 +11181,7 @@
             <w:pPr>
               <w:pStyle w:val="Compact"/>
             </w:pPr>
-            <w:hyperlink ns1:id="rId106">
+            <w:hyperlink ns1:id="rId109">
               <w:r>
                 <w:rPr>
                   <w:rStyle w:val="Hyperlink"/>
@@ -10473,7 +11235,7 @@
             <w:pPr>
               <w:pStyle w:val="Compact"/>
             </w:pPr>
-            <w:hyperlink ns1:id="rId107">
+            <w:hyperlink ns1:id="rId110">
               <w:r>
                 <w:rPr>
                   <w:rStyle w:val="Hyperlink"/>
@@ -10527,7 +11289,7 @@
             <w:pPr>
               <w:pStyle w:val="Compact"/>
             </w:pPr>
-            <w:hyperlink ns1:id="rId108">
+            <w:hyperlink ns1:id="rId111">
               <w:r>
                 <w:rPr>
                   <w:rStyle w:val="Hyperlink"/>
@@ -10581,7 +11343,7 @@
             <w:pPr>
               <w:pStyle w:val="Compact"/>
             </w:pPr>
-            <w:hyperlink ns1:id="rId109">
+            <w:hyperlink ns1:id="rId112">
               <w:r>
                 <w:rPr>
                   <w:rStyle w:val="Hyperlink"/>
@@ -10635,7 +11397,7 @@
             <w:pPr>
               <w:pStyle w:val="Compact"/>
             </w:pPr>
-            <w:hyperlink ns1:id="rId110">
+            <w:hyperlink ns1:id="rId113">
               <w:r>
                 <w:rPr>
                   <w:rStyle w:val="Hyperlink"/>
@@ -10689,7 +11451,7 @@
             <w:pPr>
               <w:pStyle w:val="Compact"/>
             </w:pPr>
-            <w:hyperlink ns1:id="rId111">
+            <w:hyperlink ns1:id="rId114">
               <w:r>
                 <w:rPr>
                   <w:rStyle w:val="Hyperlink"/>
@@ -10743,7 +11505,7 @@
             <w:pPr>
               <w:pStyle w:val="Compact"/>
             </w:pPr>
-            <w:hyperlink ns1:id="rId112">
+            <w:hyperlink ns1:id="rId115">
               <w:r>
                 <w:rPr>
                   <w:rStyle w:val="Hyperlink"/>
@@ -10797,7 +11559,7 @@
             <w:pPr>
               <w:pStyle w:val="Compact"/>
             </w:pPr>
-            <w:hyperlink ns1:id="rId113">
+            <w:hyperlink ns1:id="rId116">
               <w:r>
                 <w:rPr>
                   <w:rStyle w:val="Hyperlink"/>
@@ -10867,9 +11629,9 @@
         </w:tc>
       </w:tr>
     </w:tbl>
-    <w:bookmarkEnd w:id="114"/>
-    <w:bookmarkEnd w:id="115"/>
-    <w:bookmarkStart w:id="118" w:name="classe-electoraldistrict"/>
+    <w:bookmarkEnd w:id="117"/>
+    <w:bookmarkEnd w:id="118"/>
+    <w:bookmarkStart w:id="121" w:name="classe-electoraldistrict"/>
     <w:p>
       <w:pPr>
         <w:pStyle w:val="berschrift2"/>
@@ -10898,7 +11660,7 @@
         <w:t xml:space="preserve">__</w:t>
       </w:r>
     </w:p>
-    <w:bookmarkStart w:id="116" w:name="attributs-7"/>
+    <w:bookmarkStart w:id="119" w:name="attributs-7"/>
     <w:p>
       <w:pPr>
         <w:pStyle w:val="berschrift3"/>
@@ -11217,8 +11979,8 @@
         </w:tc>
       </w:tr>
     </w:tbl>
-    <w:bookmarkEnd w:id="116"/>
-    <w:bookmarkStart w:id="117" w:name="utilisations-7"/>
+    <w:bookmarkEnd w:id="119"/>
+    <w:bookmarkStart w:id="120" w:name="utilisations-7"/>
     <w:p>
       <w:pPr>
         <w:pStyle w:val="berschrift3"/>
@@ -11359,15 +12121,15 @@
         </w:tc>
       </w:tr>
     </w:tbl>
-    <w:bookmarkEnd w:id="117"/>
+    <w:bookmarkEnd w:id="120"/>
     <w:p>
       <w:r>
         <w:br w:type="page"/>
       </w:r>
     </w:p>
-    <w:bookmarkEnd w:id="118"/>
-    <w:bookmarkEnd w:id="119"/>
-    <w:bookmarkStart w:id="150" w:name="groupes-et-organes-groups"/>
+    <w:bookmarkEnd w:id="121"/>
+    <w:bookmarkEnd w:id="122"/>
+    <w:bookmarkStart w:id="153" w:name="groupes-et-organes-groups"/>
     <w:p>
       <w:pPr>
         <w:pStyle w:val="berschrift1"/>
@@ -11558,7 +12320,7 @@
         <w:t xml:space="preserve">, il est possible de représenter p. ex. des commissions n’existant que durant une législature, ou des changements de nom et des fusions de partis.</w:t>
       </w:r>
     </w:p>
-    <w:bookmarkStart w:id="122" w:name="classe-group"/>
+    <w:bookmarkStart w:id="125" w:name="classe-group"/>
     <w:p>
       <w:pPr>
         <w:pStyle w:val="berschrift2"/>
@@ -11587,7 +12349,7 @@
         <w:t xml:space="preserve">__</w:t>
       </w:r>
     </w:p>
-    <w:bookmarkStart w:id="120" w:name="attributs-8"/>
+    <w:bookmarkStart w:id="123" w:name="attributs-8"/>
     <w:p>
       <w:pPr>
         <w:pStyle w:val="berschrift3"/>
@@ -12924,8 +13686,8 @@
         </w:tc>
       </w:tr>
     </w:tbl>
-    <w:bookmarkEnd w:id="120"/>
-    <w:bookmarkStart w:id="121" w:name="utilisations-8"/>
+    <w:bookmarkEnd w:id="123"/>
+    <w:bookmarkStart w:id="124" w:name="utilisations-8"/>
     <w:p>
       <w:pPr>
         <w:pStyle w:val="berschrift3"/>
@@ -13066,9 +13828,9 @@
         </w:tc>
       </w:tr>
     </w:tbl>
-    <w:bookmarkEnd w:id="121"/>
-    <w:bookmarkEnd w:id="122"/>
-    <w:bookmarkStart w:id="125" w:name="classe-grouptype"/>
+    <w:bookmarkEnd w:id="124"/>
+    <w:bookmarkEnd w:id="125"/>
+    <w:bookmarkStart w:id="128" w:name="classe-grouptype"/>
     <w:p>
       <w:pPr>
         <w:pStyle w:val="berschrift2"/>
@@ -13097,7 +13859,7 @@
         <w:t xml:space="preserve">__</w:t>
       </w:r>
     </w:p>
-    <w:bookmarkStart w:id="123" w:name="attributs-9"/>
+    <w:bookmarkStart w:id="126" w:name="attributs-9"/>
     <w:p>
       <w:pPr>
         <w:pStyle w:val="berschrift3"/>
@@ -13261,8 +14023,8 @@
         </w:tc>
       </w:tr>
     </w:tbl>
-    <w:bookmarkEnd w:id="123"/>
-    <w:bookmarkStart w:id="124" w:name="utilisations-9"/>
+    <w:bookmarkEnd w:id="126"/>
+    <w:bookmarkStart w:id="127" w:name="utilisations-9"/>
     <w:p>
       <w:pPr>
         <w:pStyle w:val="berschrift3"/>
@@ -13403,9 +14165,9 @@
         </w:tc>
       </w:tr>
     </w:tbl>
-    <w:bookmarkEnd w:id="124"/>
-    <w:bookmarkEnd w:id="125"/>
-    <w:bookmarkStart w:id="149" w:name="enum-grouptypeenum"/>
+    <w:bookmarkEnd w:id="127"/>
+    <w:bookmarkEnd w:id="128"/>
+    <w:bookmarkStart w:id="152" w:name="enum-grouptypeenum"/>
     <w:p>
       <w:pPr>
         <w:pStyle w:val="berschrift2"/>
@@ -13444,7 +14206,7 @@
       <w:r>
         <w:t xml:space="preserve"> </w:t>
       </w:r>
-      <w:hyperlink ns1:id="rId126">
+      <w:hyperlink ns1:id="rId129">
         <w:r>
           <w:rPr>
             <w:rStyle w:val="Hyperlink"/>
@@ -13453,7 +14215,7 @@
         </w:r>
       </w:hyperlink>
     </w:p>
-    <w:bookmarkStart w:id="148" w:name="valeurs-admissibles-3"/>
+    <w:bookmarkStart w:id="151" w:name="valeurs-admissibles-3"/>
     <w:p>
       <w:pPr>
         <w:pStyle w:val="berschrift3"/>
@@ -13543,7 +14305,7 @@
             <w:pPr>
               <w:pStyle w:val="Compact"/>
             </w:pPr>
-            <w:hyperlink ns1:id="rId127">
+            <w:hyperlink ns1:id="rId130">
               <w:r>
                 <w:rPr>
                   <w:rStyle w:val="Hyperlink"/>
@@ -13597,7 +14359,7 @@
             <w:pPr>
               <w:pStyle w:val="Compact"/>
             </w:pPr>
-            <w:hyperlink ns1:id="rId128">
+            <w:hyperlink ns1:id="rId131">
               <w:r>
                 <w:rPr>
                   <w:rStyle w:val="Hyperlink"/>
@@ -13651,7 +14413,7 @@
             <w:pPr>
               <w:pStyle w:val="Compact"/>
             </w:pPr>
-            <w:hyperlink ns1:id="rId129">
+            <w:hyperlink ns1:id="rId132">
               <w:r>
                 <w:rPr>
                   <w:rStyle w:val="Hyperlink"/>
@@ -13705,7 +14467,7 @@
             <w:pPr>
               <w:pStyle w:val="Compact"/>
             </w:pPr>
-            <w:hyperlink ns1:id="rId130">
+            <w:hyperlink ns1:id="rId133">
               <w:r>
                 <w:rPr>
                   <w:rStyle w:val="Hyperlink"/>
@@ -13759,7 +14521,7 @@
             <w:pPr>
               <w:pStyle w:val="Compact"/>
             </w:pPr>
-            <w:hyperlink ns1:id="rId131">
+            <w:hyperlink ns1:id="rId134">
               <w:r>
                 <w:rPr>
                   <w:rStyle w:val="Hyperlink"/>
@@ -13813,7 +14575,7 @@
             <w:pPr>
               <w:pStyle w:val="Compact"/>
             </w:pPr>
-            <w:hyperlink ns1:id="rId132">
+            <w:hyperlink ns1:id="rId135">
               <w:r>
                 <w:rPr>
                   <w:rStyle w:val="Hyperlink"/>
@@ -13867,7 +14629,7 @@
             <w:pPr>
               <w:pStyle w:val="Compact"/>
             </w:pPr>
-            <w:hyperlink ns1:id="rId133">
+            <w:hyperlink ns1:id="rId136">
               <w:r>
                 <w:rPr>
                   <w:rStyle w:val="Hyperlink"/>
@@ -13921,7 +14683,7 @@
             <w:pPr>
               <w:pStyle w:val="Compact"/>
             </w:pPr>
-            <w:hyperlink ns1:id="rId134">
+            <w:hyperlink ns1:id="rId137">
               <w:r>
                 <w:rPr>
                   <w:rStyle w:val="Hyperlink"/>
@@ -13975,7 +14737,7 @@
             <w:pPr>
               <w:pStyle w:val="Compact"/>
             </w:pPr>
-            <w:hyperlink ns1:id="rId135">
+            <w:hyperlink ns1:id="rId138">
               <w:r>
                 <w:rPr>
                   <w:rStyle w:val="Hyperlink"/>
@@ -14029,7 +14791,7 @@
             <w:pPr>
               <w:pStyle w:val="Compact"/>
             </w:pPr>
-            <w:hyperlink ns1:id="rId136">
+            <w:hyperlink ns1:id="rId139">
               <w:r>
                 <w:rPr>
                   <w:rStyle w:val="Hyperlink"/>
@@ -14083,7 +14845,7 @@
             <w:pPr>
               <w:pStyle w:val="Compact"/>
             </w:pPr>
-            <w:hyperlink ns1:id="rId137">
+            <w:hyperlink ns1:id="rId140">
               <w:r>
                 <w:rPr>
                   <w:rStyle w:val="Hyperlink"/>
@@ -14137,7 +14899,7 @@
             <w:pPr>
               <w:pStyle w:val="Compact"/>
             </w:pPr>
-            <w:hyperlink ns1:id="rId138">
+            <w:hyperlink ns1:id="rId141">
               <w:r>
                 <w:rPr>
                   <w:rStyle w:val="Hyperlink"/>
@@ -14191,7 +14953,7 @@
             <w:pPr>
               <w:pStyle w:val="Compact"/>
             </w:pPr>
-            <w:hyperlink ns1:id="rId139">
+            <w:hyperlink ns1:id="rId142">
               <w:r>
                 <w:rPr>
                   <w:rStyle w:val="Hyperlink"/>
@@ -14245,7 +15007,7 @@
             <w:pPr>
               <w:pStyle w:val="Compact"/>
             </w:pPr>
-            <w:hyperlink ns1:id="rId140">
+            <w:hyperlink ns1:id="rId143">
               <w:r>
                 <w:rPr>
                   <w:rStyle w:val="Hyperlink"/>
@@ -14299,7 +15061,7 @@
             <w:pPr>
               <w:pStyle w:val="Compact"/>
             </w:pPr>
-            <w:hyperlink ns1:id="rId141">
+            <w:hyperlink ns1:id="rId144">
               <w:r>
                 <w:rPr>
                   <w:rStyle w:val="Hyperlink"/>
@@ -14353,7 +15115,7 @@
             <w:pPr>
               <w:pStyle w:val="Compact"/>
             </w:pPr>
-            <w:hyperlink ns1:id="rId142">
+            <w:hyperlink ns1:id="rId145">
               <w:r>
                 <w:rPr>
                   <w:rStyle w:val="Hyperlink"/>
@@ -14407,7 +15169,7 @@
             <w:pPr>
               <w:pStyle w:val="Compact"/>
             </w:pPr>
-            <w:hyperlink ns1:id="rId143">
+            <w:hyperlink ns1:id="rId146">
               <w:r>
                 <w:rPr>
                   <w:rStyle w:val="Hyperlink"/>
@@ -14461,7 +15223,7 @@
             <w:pPr>
               <w:pStyle w:val="Compact"/>
             </w:pPr>
-            <w:hyperlink ns1:id="rId144">
+            <w:hyperlink ns1:id="rId147">
               <w:r>
                 <w:rPr>
                   <w:rStyle w:val="Hyperlink"/>
@@ -14515,7 +15277,7 @@
             <w:pPr>
               <w:pStyle w:val="Compact"/>
             </w:pPr>
-            <w:hyperlink ns1:id="rId145">
+            <w:hyperlink ns1:id="rId148">
               <w:r>
                 <w:rPr>
                   <w:rStyle w:val="Hyperlink"/>
@@ -14569,7 +15331,7 @@
             <w:pPr>
               <w:pStyle w:val="Compact"/>
             </w:pPr>
-            <w:hyperlink ns1:id="rId146">
+            <w:hyperlink ns1:id="rId149">
               <w:r>
                 <w:rPr>
                   <w:rStyle w:val="Hyperlink"/>
@@ -14623,7 +15385,7 @@
             <w:pPr>
               <w:pStyle w:val="Compact"/>
             </w:pPr>
-            <w:hyperlink ns1:id="rId147">
+            <w:hyperlink ns1:id="rId150">
               <w:r>
                 <w:rPr>
                   <w:rStyle w:val="Hyperlink"/>
@@ -14635,15 +15397,15 @@
         </w:tc>
       </w:tr>
     </w:tbl>
-    <w:bookmarkEnd w:id="148"/>
+    <w:bookmarkEnd w:id="151"/>
     <w:p>
       <w:r>
         <w:br w:type="page"/>
       </w:r>
     </w:p>
-    <w:bookmarkEnd w:id="149"/>
-    <w:bookmarkEnd w:id="150"/>
-    <w:bookmarkStart w:id="162" w:name="affiliations-memberships"/>
+    <w:bookmarkEnd w:id="152"/>
+    <w:bookmarkEnd w:id="153"/>
+    <w:bookmarkStart w:id="165" w:name="affiliations-memberships"/>
     <w:p>
       <w:pPr>
         <w:pStyle w:val="berschrift1"/>
@@ -14997,7 +15759,7 @@
         <w:t xml:space="preserve">est utilisée, assortie d’une désignation libre.</w:t>
       </w:r>
     </w:p>
-    <w:bookmarkStart w:id="153" w:name="classe-membership"/>
+    <w:bookmarkStart w:id="156" w:name="classe-membership"/>
     <w:p>
       <w:pPr>
         <w:pStyle w:val="berschrift2"/>
@@ -15026,7 +15788,7 @@
         <w:t xml:space="preserve">__</w:t>
       </w:r>
     </w:p>
-    <w:bookmarkStart w:id="151" w:name="attributs-10"/>
+    <w:bookmarkStart w:id="154" w:name="attributs-10"/>
     <w:p>
       <w:pPr>
         <w:pStyle w:val="berschrift3"/>
@@ -16043,8 +16805,8 @@
         </w:tc>
       </w:tr>
     </w:tbl>
-    <w:bookmarkEnd w:id="151"/>
-    <w:bookmarkStart w:id="152" w:name="utilisations-10"/>
+    <w:bookmarkEnd w:id="154"/>
+    <w:bookmarkStart w:id="155" w:name="utilisations-10"/>
     <w:p>
       <w:pPr>
         <w:pStyle w:val="berschrift3"/>
@@ -16185,9 +16947,9 @@
         </w:tc>
       </w:tr>
     </w:tbl>
-    <w:bookmarkEnd w:id="152"/>
-    <w:bookmarkEnd w:id="153"/>
-    <w:bookmarkStart w:id="158" w:name="classe-roletype"/>
+    <w:bookmarkEnd w:id="155"/>
+    <w:bookmarkEnd w:id="156"/>
+    <w:bookmarkStart w:id="161" w:name="classe-roletype"/>
     <w:p>
       <w:pPr>
         <w:pStyle w:val="berschrift2"/>
@@ -16296,7 +17058,7 @@
         <w:t xml:space="preserve">__</w:t>
       </w:r>
     </w:p>
-    <w:bookmarkStart w:id="155" w:name="attributs-11"/>
+    <w:bookmarkStart w:id="158" w:name="attributs-11"/>
     <w:p>
       <w:pPr>
         <w:pStyle w:val="berschrift3"/>
@@ -16475,7 +17237,7 @@
         </w:tc>
       </w:tr>
     </w:tbl>
-    <w:bookmarkStart w:id="154" w:name="contraintes-2"/>
+    <w:bookmarkStart w:id="157" w:name="contraintes-2"/>
     <w:p>
       <w:pPr>
         <w:pStyle w:val="berschrift5"/>
@@ -16526,9 +17288,9 @@
         </w:r>
       </w:hyperlink>
     </w:p>
-    <w:bookmarkEnd w:id="154"/>
-    <w:bookmarkEnd w:id="155"/>
-    <w:bookmarkStart w:id="157" w:name="utilisations-11"/>
+    <w:bookmarkEnd w:id="157"/>
+    <w:bookmarkEnd w:id="158"/>
+    <w:bookmarkStart w:id="160" w:name="utilisations-11"/>
     <w:p>
       <w:pPr>
         <w:pStyle w:val="berschrift3"/>
@@ -16669,7 +17431,7 @@
         </w:tc>
       </w:tr>
     </w:tbl>
-    <w:bookmarkStart w:id="156" w:name="règles"/>
+    <w:bookmarkStart w:id="159" w:name="règles"/>
     <w:p>
       <w:pPr>
         <w:pStyle w:val="berschrift5"/>
@@ -16690,10 +17452,10 @@
         <w:t xml:space="preserve">Si le type de rôle est « other », un libellé descriptif doit être fourni.</w:t>
       </w:r>
     </w:p>
-    <w:bookmarkEnd w:id="156"/>
-    <w:bookmarkEnd w:id="157"/>
-    <w:bookmarkEnd w:id="158"/>
-    <w:bookmarkStart w:id="161" w:name="enum-roleenum"/>
+    <w:bookmarkEnd w:id="159"/>
+    <w:bookmarkEnd w:id="160"/>
+    <w:bookmarkEnd w:id="161"/>
+    <w:bookmarkStart w:id="164" w:name="enum-roleenum"/>
     <w:p>
       <w:pPr>
         <w:pStyle w:val="berschrift2"/>
@@ -16732,7 +17494,7 @@
       <w:r>
         <w:t xml:space="preserve"> </w:t>
       </w:r>
-      <w:hyperlink ns1:id="rId159">
+      <w:hyperlink ns1:id="rId162">
         <w:r>
           <w:rPr>
             <w:rStyle w:val="Hyperlink"/>
@@ -16741,7 +17503,7 @@
         </w:r>
       </w:hyperlink>
     </w:p>
-    <w:bookmarkStart w:id="160" w:name="valeurs-admissibles-4"/>
+    <w:bookmarkStart w:id="163" w:name="valeurs-admissibles-4"/>
     <w:p>
       <w:pPr>
         <w:pStyle w:val="berschrift3"/>
@@ -16973,15 +17735,15 @@
         </w:tc>
       </w:tr>
     </w:tbl>
-    <w:bookmarkEnd w:id="160"/>
+    <w:bookmarkEnd w:id="163"/>
     <w:p>
       <w:r>
         <w:br w:type="page"/>
       </w:r>
     </w:p>
-    <w:bookmarkEnd w:id="161"/>
-    <w:bookmarkEnd w:id="162"/>
-    <w:bookmarkStart w:id="227" w:name="liens-dintérêts-interest-links"/>
+    <w:bookmarkEnd w:id="164"/>
+    <w:bookmarkEnd w:id="165"/>
+    <w:bookmarkStart w:id="230" w:name="liens-dintérêts-interest-links"/>
     <w:p>
       <w:pPr>
         <w:pStyle w:val="berschrift1"/>
@@ -17000,7 +17762,7 @@
       <w:r>
         <w:t xml:space="preserve"> </w:t>
       </w:r>
-      <w:hyperlink ns1:id="rId163">
+      <w:hyperlink ns1:id="rId166">
         <w:r>
           <w:rPr>
             <w:rStyle w:val="Hyperlink"/>
@@ -17302,7 +18064,7 @@
         <w:t xml:space="preserve">outre l’organe et la fonction au sein de l’organisation, il est explicitement consigné si la position est rémunérée – un aspect central de la transparence.</w:t>
       </w:r>
     </w:p>
-    <w:bookmarkStart w:id="179" w:name="classe-interestlink"/>
+    <w:bookmarkStart w:id="182" w:name="classe-interestlink"/>
     <w:p>
       <w:pPr>
         <w:pStyle w:val="berschrift2"/>
@@ -17331,7 +18093,7 @@
         <w:t xml:space="preserve">__</w:t>
       </w:r>
     </w:p>
-    <w:bookmarkStart w:id="165" w:name="attributs-12"/>
+    <w:bookmarkStart w:id="168" w:name="attributs-12"/>
     <w:p>
       <w:pPr>
         <w:pStyle w:val="berschrift3"/>
@@ -18552,7 +19314,7 @@
         </w:tc>
       </w:tr>
     </w:tbl>
-    <w:bookmarkStart w:id="164" w:name="contraintes-3"/>
+    <w:bookmarkStart w:id="167" w:name="contraintes-3"/>
     <w:p>
       <w:pPr>
         <w:pStyle w:val="berschrift5"/>
@@ -18603,9 +19365,9 @@
         </w:r>
       </w:hyperlink>
     </w:p>
-    <w:bookmarkEnd w:id="164"/>
-    <w:bookmarkEnd w:id="165"/>
-    <w:bookmarkStart w:id="166" w:name="utilisations-12"/>
+    <w:bookmarkEnd w:id="167"/>
+    <w:bookmarkEnd w:id="168"/>
+    <w:bookmarkStart w:id="169" w:name="utilisations-12"/>
     <w:p>
       <w:pPr>
         <w:pStyle w:val="berschrift3"/>
@@ -18807,8 +19569,8 @@
         </w:tc>
       </w:tr>
     </w:tbl>
-    <w:bookmarkEnd w:id="166"/>
-    <w:bookmarkStart w:id="178" w:name="exemples-2"/>
+    <w:bookmarkEnd w:id="169"/>
+    <w:bookmarkStart w:id="181" w:name="exemples-2"/>
     <w:p>
       <w:pPr>
         <w:pStyle w:val="berschrift3"/>
@@ -18817,7 +19579,7 @@
         <w:t xml:space="preserve">Exemples</w:t>
       </w:r>
     </w:p>
-    <w:bookmarkStart w:id="167" w:name="X6f8df45c9392e7d8c2cc611b7a5a0a5c295082c"/>
+    <w:bookmarkStart w:id="170" w:name="X6f8df45c9392e7d8c2cc611b7a5a0a5c295082c"/>
     <w:p>
       <w:pPr>
         <w:pStyle w:val="berschrift4"/>
@@ -19077,8 +19839,8 @@
         <w:t xml:space="preserve">false</w:t>
       </w:r>
     </w:p>
-    <w:bookmarkEnd w:id="167"/>
-    <w:bookmarkStart w:id="168" w:name="X294879ee57dc755c49a22f9e5803f3be70e7bd5"/>
+    <w:bookmarkEnd w:id="170"/>
+    <w:bookmarkStart w:id="171" w:name="X294879ee57dc755c49a22f9e5803f3be70e7bd5"/>
     <w:p>
       <w:pPr>
         <w:pStyle w:val="berschrift4"/>
@@ -19344,8 +20106,8 @@
         <w:t xml:space="preserve">true</w:t>
       </w:r>
     </w:p>
-    <w:bookmarkEnd w:id="168"/>
-    <w:bookmarkStart w:id="169" w:name="X3a114af4c33489a0c13c4f76e77277e721b306b"/>
+    <w:bookmarkEnd w:id="171"/>
+    <w:bookmarkStart w:id="172" w:name="X3a114af4c33489a0c13c4f76e77277e721b306b"/>
     <w:p>
       <w:pPr>
         <w:pStyle w:val="berschrift4"/>
@@ -19611,8 +20373,8 @@
         <w:t xml:space="preserve">true</w:t>
       </w:r>
     </w:p>
-    <w:bookmarkEnd w:id="169"/>
-    <w:bookmarkStart w:id="170" w:name="X8388fddb59e3841f8eb932eb991d5b9d2fccc2e"/>
+    <w:bookmarkEnd w:id="172"/>
+    <w:bookmarkStart w:id="173" w:name="X8388fddb59e3841f8eb932eb991d5b9d2fccc2e"/>
     <w:p>
       <w:pPr>
         <w:pStyle w:val="berschrift4"/>
@@ -19878,8 +20640,8 @@
         <w:t xml:space="preserve">true</w:t>
       </w:r>
     </w:p>
-    <w:bookmarkEnd w:id="170"/>
-    <w:bookmarkStart w:id="171" w:name="Xc3a25f1caa08cb156aabd4253ed5ef369c18d50"/>
+    <w:bookmarkEnd w:id="173"/>
+    <w:bookmarkStart w:id="174" w:name="Xc3a25f1caa08cb156aabd4253ed5ef369c18d50"/>
     <w:p>
       <w:pPr>
         <w:pStyle w:val="berschrift4"/>
@@ -20139,8 +20901,8 @@
         <w:t xml:space="preserve">false</w:t>
       </w:r>
     </w:p>
-    <w:bookmarkEnd w:id="171"/>
-    <w:bookmarkStart w:id="172" w:name="X60d031cd34249886c7d9f1b2e67c68e5118fb82"/>
+    <w:bookmarkEnd w:id="174"/>
+    <w:bookmarkStart w:id="175" w:name="X60d031cd34249886c7d9f1b2e67c68e5118fb82"/>
     <w:p>
       <w:pPr>
         <w:pStyle w:val="berschrift4"/>
@@ -20400,8 +21162,8 @@
         <w:t xml:space="preserve">true</w:t>
       </w:r>
     </w:p>
-    <w:bookmarkEnd w:id="172"/>
-    <w:bookmarkStart w:id="173" w:name="Xaa264fc7637f27ecf757efc1ab52a576e34ce7a"/>
+    <w:bookmarkEnd w:id="175"/>
+    <w:bookmarkStart w:id="176" w:name="Xaa264fc7637f27ecf757efc1ab52a576e34ce7a"/>
     <w:p>
       <w:pPr>
         <w:pStyle w:val="berschrift4"/>
@@ -20661,8 +21423,8 @@
         <w:t xml:space="preserve">true</w:t>
       </w:r>
     </w:p>
-    <w:bookmarkEnd w:id="173"/>
-    <w:bookmarkStart w:id="174" w:name="X85b61049f6da165f553740229e5c3c950105045"/>
+    <w:bookmarkEnd w:id="176"/>
+    <w:bookmarkStart w:id="177" w:name="X85b61049f6da165f553740229e5c3c950105045"/>
     <w:p>
       <w:pPr>
         <w:pStyle w:val="berschrift4"/>
@@ -20928,8 +21690,8 @@
         <w:t xml:space="preserve">true</w:t>
       </w:r>
     </w:p>
-    <w:bookmarkEnd w:id="174"/>
-    <w:bookmarkStart w:id="175" w:name="X00b26461af04297e3c9834364e0bd20b838dab6"/>
+    <w:bookmarkEnd w:id="177"/>
+    <w:bookmarkStart w:id="178" w:name="X00b26461af04297e3c9834364e0bd20b838dab6"/>
     <w:p>
       <w:pPr>
         <w:pStyle w:val="berschrift4"/>
@@ -21195,8 +21957,8 @@
         <w:t xml:space="preserve">true</w:t>
       </w:r>
     </w:p>
-    <w:bookmarkEnd w:id="175"/>
-    <w:bookmarkStart w:id="176" w:name="Xe8f745ddcaa03013aef9fe47d41eba446f5d883"/>
+    <w:bookmarkEnd w:id="178"/>
+    <w:bookmarkStart w:id="179" w:name="Xe8f745ddcaa03013aef9fe47d41eba446f5d883"/>
     <w:p>
       <w:pPr>
         <w:pStyle w:val="berschrift4"/>
@@ -21456,8 +22218,8 @@
         <w:t xml:space="preserve">true</w:t>
       </w:r>
     </w:p>
-    <w:bookmarkEnd w:id="176"/>
-    <w:bookmarkStart w:id="177" w:name="Xa438aedbc4b401d1df695fa555025968f317c54"/>
+    <w:bookmarkEnd w:id="179"/>
+    <w:bookmarkStart w:id="180" w:name="Xa438aedbc4b401d1df695fa555025968f317c54"/>
     <w:p>
       <w:pPr>
         <w:pStyle w:val="berschrift4"/>
@@ -21723,10 +22485,10 @@
         <w:t xml:space="preserve">false</w:t>
       </w:r>
     </w:p>
-    <w:bookmarkEnd w:id="177"/>
-    <w:bookmarkEnd w:id="178"/>
-    <w:bookmarkEnd w:id="179"/>
-    <w:bookmarkStart w:id="185" w:name="enum-interesttypeenum"/>
+    <w:bookmarkEnd w:id="180"/>
+    <w:bookmarkEnd w:id="181"/>
+    <w:bookmarkEnd w:id="182"/>
+    <w:bookmarkStart w:id="188" w:name="enum-interesttypeenum"/>
     <w:p>
       <w:pPr>
         <w:pStyle w:val="berschrift2"/>
@@ -21765,7 +22527,7 @@
       <w:r>
         <w:t xml:space="preserve"> </w:t>
       </w:r>
-      <w:hyperlink ns1:id="rId180">
+      <w:hyperlink ns1:id="rId183">
         <w:r>
           <w:rPr>
             <w:rStyle w:val="Hyperlink"/>
@@ -21774,7 +22536,7 @@
         </w:r>
       </w:hyperlink>
     </w:p>
-    <w:bookmarkStart w:id="184" w:name="valeurs-admissibles-5"/>
+    <w:bookmarkStart w:id="187" w:name="valeurs-admissibles-5"/>
     <w:p>
       <w:pPr>
         <w:pStyle w:val="berschrift3"/>
@@ -21864,7 +22626,7 @@
             <w:pPr>
               <w:pStyle w:val="Compact"/>
             </w:pPr>
-            <w:hyperlink ns1:id="rId181">
+            <w:hyperlink ns1:id="rId184">
               <w:r>
                 <w:rPr>
                   <w:rStyle w:val="Hyperlink"/>
@@ -21918,7 +22680,7 @@
             <w:pPr>
               <w:pStyle w:val="Compact"/>
             </w:pPr>
-            <w:hyperlink ns1:id="rId182">
+            <w:hyperlink ns1:id="rId185">
               <w:r>
                 <w:rPr>
                   <w:rStyle w:val="Hyperlink"/>
@@ -21972,7 +22734,7 @@
             <w:pPr>
               <w:pStyle w:val="Compact"/>
             </w:pPr>
-            <w:hyperlink ns1:id="rId183">
+            <w:hyperlink ns1:id="rId186">
               <w:r>
                 <w:rPr>
                   <w:rStyle w:val="Hyperlink"/>
@@ -21984,9 +22746,9 @@
         </w:tc>
       </w:tr>
     </w:tbl>
-    <w:bookmarkEnd w:id="184"/>
-    <w:bookmarkEnd w:id="185"/>
-    <w:bookmarkStart w:id="226" w:name="enum-legalformenum"/>
+    <w:bookmarkEnd w:id="187"/>
+    <w:bookmarkEnd w:id="188"/>
+    <w:bookmarkStart w:id="229" w:name="enum-legalformenum"/>
     <w:p>
       <w:pPr>
         <w:pStyle w:val="berschrift2"/>
@@ -22025,7 +22787,7 @@
       <w:r>
         <w:t xml:space="preserve"> </w:t>
       </w:r>
-      <w:hyperlink ns1:id="rId186">
+      <w:hyperlink ns1:id="rId189">
         <w:r>
           <w:rPr>
             <w:rStyle w:val="Hyperlink"/>
@@ -22034,7 +22796,7 @@
         </w:r>
       </w:hyperlink>
     </w:p>
-    <w:bookmarkStart w:id="225" w:name="valeurs-admissibles-6"/>
+    <w:bookmarkStart w:id="228" w:name="valeurs-admissibles-6"/>
     <w:p>
       <w:pPr>
         <w:pStyle w:val="berschrift3"/>
@@ -22124,7 +22886,7 @@
             <w:pPr>
               <w:pStyle w:val="Compact"/>
             </w:pPr>
-            <w:hyperlink ns1:id="rId187">
+            <w:hyperlink ns1:id="rId190">
               <w:r>
                 <w:rPr>
                   <w:rStyle w:val="Hyperlink"/>
@@ -22178,7 +22940,7 @@
             <w:pPr>
               <w:pStyle w:val="Compact"/>
             </w:pPr>
-            <w:hyperlink ns1:id="rId188">
+            <w:hyperlink ns1:id="rId191">
               <w:r>
                 <w:rPr>
                   <w:rStyle w:val="Hyperlink"/>
@@ -22232,7 +22994,7 @@
             <w:pPr>
               <w:pStyle w:val="Compact"/>
             </w:pPr>
-            <w:hyperlink ns1:id="rId189">
+            <w:hyperlink ns1:id="rId192">
               <w:r>
                 <w:rPr>
                   <w:rStyle w:val="Hyperlink"/>
@@ -22286,7 +23048,7 @@
             <w:pPr>
               <w:pStyle w:val="Compact"/>
             </w:pPr>
-            <w:hyperlink ns1:id="rId190">
+            <w:hyperlink ns1:id="rId193">
               <w:r>
                 <w:rPr>
                   <w:rStyle w:val="Hyperlink"/>
@@ -22340,7 +23102,7 @@
             <w:pPr>
               <w:pStyle w:val="Compact"/>
             </w:pPr>
-            <w:hyperlink ns1:id="rId191">
+            <w:hyperlink ns1:id="rId194">
               <w:r>
                 <w:rPr>
                   <w:rStyle w:val="Hyperlink"/>
@@ -22394,7 +23156,7 @@
             <w:pPr>
               <w:pStyle w:val="Compact"/>
             </w:pPr>
-            <w:hyperlink ns1:id="rId192">
+            <w:hyperlink ns1:id="rId195">
               <w:r>
                 <w:rPr>
                   <w:rStyle w:val="Hyperlink"/>
@@ -22448,7 +23210,7 @@
             <w:pPr>
               <w:pStyle w:val="Compact"/>
             </w:pPr>
-            <w:hyperlink ns1:id="rId193">
+            <w:hyperlink ns1:id="rId196">
               <w:r>
                 <w:rPr>
                   <w:rStyle w:val="Hyperlink"/>
@@ -22502,7 +23264,7 @@
             <w:pPr>
               <w:pStyle w:val="Compact"/>
             </w:pPr>
-            <w:hyperlink ns1:id="rId194">
+            <w:hyperlink ns1:id="rId197">
               <w:r>
                 <w:rPr>
                   <w:rStyle w:val="Hyperlink"/>
@@ -22556,7 +23318,7 @@
             <w:pPr>
               <w:pStyle w:val="Compact"/>
             </w:pPr>
-            <w:hyperlink ns1:id="rId195">
+            <w:hyperlink ns1:id="rId198">
               <w:r>
                 <w:rPr>
                   <w:rStyle w:val="Hyperlink"/>
@@ -22610,7 +23372,7 @@
             <w:pPr>
               <w:pStyle w:val="Compact"/>
             </w:pPr>
-            <w:hyperlink ns1:id="rId196">
+            <w:hyperlink ns1:id="rId199">
               <w:r>
                 <w:rPr>
                   <w:rStyle w:val="Hyperlink"/>
@@ -22664,7 +23426,7 @@
             <w:pPr>
               <w:pStyle w:val="Compact"/>
             </w:pPr>
-            <w:hyperlink ns1:id="rId197">
+            <w:hyperlink ns1:id="rId200">
               <w:r>
                 <w:rPr>
                   <w:rStyle w:val="Hyperlink"/>
@@ -22718,7 +23480,7 @@
             <w:pPr>
               <w:pStyle w:val="Compact"/>
             </w:pPr>
-            <w:hyperlink ns1:id="rId198">
+            <w:hyperlink ns1:id="rId201">
               <w:r>
                 <w:rPr>
                   <w:rStyle w:val="Hyperlink"/>
@@ -22772,7 +23534,7 @@
             <w:pPr>
               <w:pStyle w:val="Compact"/>
             </w:pPr>
-            <w:hyperlink ns1:id="rId199">
+            <w:hyperlink ns1:id="rId202">
               <w:r>
                 <w:rPr>
                   <w:rStyle w:val="Hyperlink"/>
@@ -22826,7 +23588,7 @@
             <w:pPr>
               <w:pStyle w:val="Compact"/>
             </w:pPr>
-            <w:hyperlink ns1:id="rId200">
+            <w:hyperlink ns1:id="rId203">
               <w:r>
                 <w:rPr>
                   <w:rStyle w:val="Hyperlink"/>
@@ -22880,7 +23642,7 @@
             <w:pPr>
               <w:pStyle w:val="Compact"/>
             </w:pPr>
-            <w:hyperlink ns1:id="rId201">
+            <w:hyperlink ns1:id="rId204">
               <w:r>
                 <w:rPr>
                   <w:rStyle w:val="Hyperlink"/>
@@ -22934,7 +23696,7 @@
             <w:pPr>
               <w:pStyle w:val="Compact"/>
             </w:pPr>
-            <w:hyperlink ns1:id="rId202">
+            <w:hyperlink ns1:id="rId205">
               <w:r>
                 <w:rPr>
                   <w:rStyle w:val="Hyperlink"/>
@@ -22988,7 +23750,7 @@
             <w:pPr>
               <w:pStyle w:val="Compact"/>
             </w:pPr>
-            <w:hyperlink ns1:id="rId203">
+            <w:hyperlink ns1:id="rId206">
               <w:r>
                 <w:rPr>
                   <w:rStyle w:val="Hyperlink"/>
@@ -23042,7 +23804,7 @@
             <w:pPr>
               <w:pStyle w:val="Compact"/>
             </w:pPr>
-            <w:hyperlink ns1:id="rId204">
+            <w:hyperlink ns1:id="rId207">
               <w:r>
                 <w:rPr>
                   <w:rStyle w:val="Hyperlink"/>
@@ -23096,7 +23858,7 @@
             <w:pPr>
               <w:pStyle w:val="Compact"/>
             </w:pPr>
-            <w:hyperlink ns1:id="rId205">
+            <w:hyperlink ns1:id="rId208">
               <w:r>
                 <w:rPr>
                   <w:rStyle w:val="Hyperlink"/>
@@ -23150,7 +23912,7 @@
             <w:pPr>
               <w:pStyle w:val="Compact"/>
             </w:pPr>
-            <w:hyperlink ns1:id="rId206">
+            <w:hyperlink ns1:id="rId209">
               <w:r>
                 <w:rPr>
                   <w:rStyle w:val="Hyperlink"/>
@@ -23204,7 +23966,7 @@
             <w:pPr>
               <w:pStyle w:val="Compact"/>
             </w:pPr>
-            <w:hyperlink ns1:id="rId207">
+            <w:hyperlink ns1:id="rId210">
               <w:r>
                 <w:rPr>
                   <w:rStyle w:val="Hyperlink"/>
@@ -23258,7 +24020,7 @@
             <w:pPr>
               <w:pStyle w:val="Compact"/>
             </w:pPr>
-            <w:hyperlink ns1:id="rId208">
+            <w:hyperlink ns1:id="rId211">
               <w:r>
                 <w:rPr>
                   <w:rStyle w:val="Hyperlink"/>
@@ -23312,7 +24074,7 @@
             <w:pPr>
               <w:pStyle w:val="Compact"/>
             </w:pPr>
-            <w:hyperlink ns1:id="rId209">
+            <w:hyperlink ns1:id="rId212">
               <w:r>
                 <w:rPr>
                   <w:rStyle w:val="Hyperlink"/>
@@ -23366,7 +24128,7 @@
             <w:pPr>
               <w:pStyle w:val="Compact"/>
             </w:pPr>
-            <w:hyperlink ns1:id="rId210">
+            <w:hyperlink ns1:id="rId213">
               <w:r>
                 <w:rPr>
                   <w:rStyle w:val="Hyperlink"/>
@@ -23420,7 +24182,7 @@
             <w:pPr>
               <w:pStyle w:val="Compact"/>
             </w:pPr>
-            <w:hyperlink ns1:id="rId211">
+            <w:hyperlink ns1:id="rId214">
               <w:r>
                 <w:rPr>
                   <w:rStyle w:val="Hyperlink"/>
@@ -23474,7 +24236,7 @@
             <w:pPr>
               <w:pStyle w:val="Compact"/>
             </w:pPr>
-            <w:hyperlink ns1:id="rId212">
+            <w:hyperlink ns1:id="rId215">
               <w:r>
                 <w:rPr>
                   <w:rStyle w:val="Hyperlink"/>
@@ -23528,7 +24290,7 @@
             <w:pPr>
               <w:pStyle w:val="Compact"/>
             </w:pPr>
-            <w:hyperlink ns1:id="rId213">
+            <w:hyperlink ns1:id="rId216">
               <w:r>
                 <w:rPr>
                   <w:rStyle w:val="Hyperlink"/>
@@ -23582,7 +24344,7 @@
             <w:pPr>
               <w:pStyle w:val="Compact"/>
             </w:pPr>
-            <w:hyperlink ns1:id="rId214">
+            <w:hyperlink ns1:id="rId217">
               <w:r>
                 <w:rPr>
                   <w:rStyle w:val="Hyperlink"/>
@@ -23636,7 +24398,7 @@
             <w:pPr>
               <w:pStyle w:val="Compact"/>
             </w:pPr>
-            <w:hyperlink ns1:id="rId215">
+            <w:hyperlink ns1:id="rId218">
               <w:r>
                 <w:rPr>
                   <w:rStyle w:val="Hyperlink"/>
@@ -23690,7 +24452,7 @@
             <w:pPr>
               <w:pStyle w:val="Compact"/>
             </w:pPr>
-            <w:hyperlink ns1:id="rId216">
+            <w:hyperlink ns1:id="rId219">
               <w:r>
                 <w:rPr>
                   <w:rStyle w:val="Hyperlink"/>
@@ -23744,7 +24506,7 @@
             <w:pPr>
               <w:pStyle w:val="Compact"/>
             </w:pPr>
-            <w:hyperlink ns1:id="rId217">
+            <w:hyperlink ns1:id="rId220">
               <w:r>
                 <w:rPr>
                   <w:rStyle w:val="Hyperlink"/>
@@ -23798,7 +24560,7 @@
             <w:pPr>
               <w:pStyle w:val="Compact"/>
             </w:pPr>
-            <w:hyperlink ns1:id="rId218">
+            <w:hyperlink ns1:id="rId221">
               <w:r>
                 <w:rPr>
                   <w:rStyle w:val="Hyperlink"/>
@@ -23852,7 +24614,7 @@
             <w:pPr>
               <w:pStyle w:val="Compact"/>
             </w:pPr>
-            <w:hyperlink ns1:id="rId219">
+            <w:hyperlink ns1:id="rId222">
               <w:r>
                 <w:rPr>
                   <w:rStyle w:val="Hyperlink"/>
@@ -23906,7 +24668,7 @@
             <w:pPr>
               <w:pStyle w:val="Compact"/>
             </w:pPr>
-            <w:hyperlink ns1:id="rId220">
+            <w:hyperlink ns1:id="rId223">
               <w:r>
                 <w:rPr>
                   <w:rStyle w:val="Hyperlink"/>
@@ -23960,7 +24722,7 @@
             <w:pPr>
               <w:pStyle w:val="Compact"/>
             </w:pPr>
-            <w:hyperlink ns1:id="rId221">
+            <w:hyperlink ns1:id="rId224">
               <w:r>
                 <w:rPr>
                   <w:rStyle w:val="Hyperlink"/>
@@ -24014,7 +24776,7 @@
             <w:pPr>
               <w:pStyle w:val="Compact"/>
             </w:pPr>
-            <w:hyperlink ns1:id="rId222">
+            <w:hyperlink ns1:id="rId225">
               <w:r>
                 <w:rPr>
                   <w:rStyle w:val="Hyperlink"/>
@@ -24068,7 +24830,7 @@
             <w:pPr>
               <w:pStyle w:val="Compact"/>
             </w:pPr>
-            <w:hyperlink ns1:id="rId223">
+            <w:hyperlink ns1:id="rId226">
               <w:r>
                 <w:rPr>
                   <w:rStyle w:val="Hyperlink"/>
@@ -24122,7 +24884,7 @@
             <w:pPr>
               <w:pStyle w:val="Compact"/>
             </w:pPr>
-            <w:hyperlink ns1:id="rId224">
+            <w:hyperlink ns1:id="rId227">
               <w:r>
                 <w:rPr>
                   <w:rStyle w:val="Hyperlink"/>
@@ -24134,15 +24896,15 @@
         </w:tc>
       </w:tr>
     </w:tbl>
-    <w:bookmarkEnd w:id="225"/>
+    <w:bookmarkEnd w:id="228"/>
     <w:p>
       <w:r>
         <w:br w:type="page"/>
       </w:r>
     </w:p>
-    <w:bookmarkEnd w:id="226"/>
-    <w:bookmarkEnd w:id="227"/>
-    <w:bookmarkStart w:id="248" w:name="éléments-partagés"/>
+    <w:bookmarkEnd w:id="229"/>
+    <w:bookmarkEnd w:id="230"/>
+    <w:bookmarkStart w:id="251" w:name="éléments-partagés"/>
     <w:p>
       <w:pPr>
         <w:pStyle w:val="berschrift1"/>
@@ -24151,7 +24913,7 @@
         <w:t xml:space="preserve">Éléments partagés</w:t>
       </w:r>
     </w:p>
-    <w:bookmarkStart w:id="228" w:name="reference-classes"/>
+    <w:bookmarkStart w:id="231" w:name="reference-classes"/>
     <w:p>
       <w:pPr>
         <w:pStyle w:val="berschrift2"/>
@@ -24313,8 +25075,8 @@
         <w:t xml:space="preserve">, car la référence locale demeure inchangée, même si l’entité liée change ultérieurement</w:t>
       </w:r>
     </w:p>
-    <w:bookmarkEnd w:id="228"/>
-    <w:bookmarkStart w:id="231" w:name="classe-personreference"/>
+    <w:bookmarkEnd w:id="231"/>
+    <w:bookmarkStart w:id="234" w:name="classe-personreference"/>
     <w:p>
       <w:pPr>
         <w:pStyle w:val="berschrift2"/>
@@ -24343,7 +25105,7 @@
         <w:t xml:space="preserve">__</w:t>
       </w:r>
     </w:p>
-    <w:bookmarkStart w:id="229" w:name="attributs-13"/>
+    <w:bookmarkStart w:id="232" w:name="attributs-13"/>
     <w:p>
       <w:pPr>
         <w:pStyle w:val="berschrift3"/>
@@ -24766,8 +25528,8 @@
         </w:tc>
       </w:tr>
     </w:tbl>
-    <w:bookmarkEnd w:id="229"/>
-    <w:bookmarkStart w:id="230" w:name="utilisations-13"/>
+    <w:bookmarkEnd w:id="232"/>
+    <w:bookmarkStart w:id="233" w:name="utilisations-13"/>
     <w:p>
       <w:pPr>
         <w:pStyle w:val="berschrift3"/>
@@ -24969,9 +25731,9 @@
         </w:tc>
       </w:tr>
     </w:tbl>
-    <w:bookmarkEnd w:id="230"/>
-    <w:bookmarkEnd w:id="231"/>
-    <w:bookmarkStart w:id="234" w:name="classe-groupreference"/>
+    <w:bookmarkEnd w:id="233"/>
+    <w:bookmarkEnd w:id="234"/>
+    <w:bookmarkStart w:id="237" w:name="classe-groupreference"/>
     <w:p>
       <w:pPr>
         <w:pStyle w:val="berschrift2"/>
@@ -25000,7 +25762,7 @@
         <w:t xml:space="preserve">__</w:t>
       </w:r>
     </w:p>
-    <w:bookmarkStart w:id="232" w:name="attributs-14"/>
+    <w:bookmarkStart w:id="235" w:name="attributs-14"/>
     <w:p>
       <w:pPr>
         <w:pStyle w:val="berschrift3"/>
@@ -25374,8 +26136,8 @@
         </w:tc>
       </w:tr>
     </w:tbl>
-    <w:bookmarkEnd w:id="232"/>
-    <w:bookmarkStart w:id="233" w:name="utilisations-14"/>
+    <w:bookmarkEnd w:id="235"/>
+    <w:bookmarkStart w:id="236" w:name="utilisations-14"/>
     <w:p>
       <w:pPr>
         <w:pStyle w:val="berschrift3"/>
@@ -25516,9 +26278,9 @@
         </w:tc>
       </w:tr>
     </w:tbl>
-    <w:bookmarkEnd w:id="233"/>
-    <w:bookmarkEnd w:id="234"/>
-    <w:bookmarkStart w:id="235" w:name="classes-utilisées-à-plusieurs-reprises"/>
+    <w:bookmarkEnd w:id="236"/>
+    <w:bookmarkEnd w:id="237"/>
+    <w:bookmarkStart w:id="238" w:name="classes-utilisées-à-plusieurs-reprises"/>
     <w:p>
       <w:pPr>
         <w:pStyle w:val="berschrift2"/>
@@ -25527,8 +26289,8 @@
         <w:t xml:space="preserve">Classes utilisées à plusieurs reprises</w:t>
       </w:r>
     </w:p>
-    <w:bookmarkEnd w:id="235"/>
-    <w:bookmarkStart w:id="241" w:name="classe-address"/>
+    <w:bookmarkEnd w:id="238"/>
+    <w:bookmarkStart w:id="244" w:name="classe-address"/>
     <w:p>
       <w:pPr>
         <w:pStyle w:val="berschrift2"/>
@@ -25557,7 +26319,7 @@
         <w:t xml:space="preserve">__</w:t>
       </w:r>
     </w:p>
-    <w:bookmarkStart w:id="237" w:name="attributs-15"/>
+    <w:bookmarkStart w:id="240" w:name="attributs-15"/>
     <w:p>
       <w:pPr>
         <w:pStyle w:val="berschrift3"/>
@@ -25880,7 +26642,7 @@
         </w:tc>
       </w:tr>
     </w:tbl>
-    <w:bookmarkStart w:id="236" w:name="contraintes-4"/>
+    <w:bookmarkStart w:id="239" w:name="contraintes-4"/>
     <w:p>
       <w:pPr>
         <w:pStyle w:val="berschrift5"/>
@@ -25931,9 +26693,9 @@
         </w:r>
       </w:hyperlink>
     </w:p>
-    <w:bookmarkEnd w:id="236"/>
-    <w:bookmarkEnd w:id="237"/>
-    <w:bookmarkStart w:id="238" w:name="utilisations-15"/>
+    <w:bookmarkEnd w:id="239"/>
+    <w:bookmarkEnd w:id="240"/>
+    <w:bookmarkStart w:id="241" w:name="utilisations-15"/>
     <w:p>
       <w:pPr>
         <w:pStyle w:val="berschrift3"/>
@@ -26135,8 +26897,8 @@
         </w:tc>
       </w:tr>
     </w:tbl>
-    <w:bookmarkEnd w:id="238"/>
-    <w:bookmarkStart w:id="240" w:name="exemples-3"/>
+    <w:bookmarkEnd w:id="241"/>
+    <w:bookmarkStart w:id="243" w:name="exemples-3"/>
     <w:p>
       <w:pPr>
         <w:pStyle w:val="berschrift3"/>
@@ -26145,7 +26907,7 @@
         <w:t xml:space="preserve">Exemples</w:t>
       </w:r>
     </w:p>
-    <w:bookmarkStart w:id="239" w:name="Xf088df868a53579391affb7d364826afc83f909"/>
+    <w:bookmarkStart w:id="242" w:name="Xf088df868a53579391affb7d364826afc83f909"/>
     <w:p>
       <w:pPr>
         <w:pStyle w:val="berschrift4"/>
@@ -26198,10 +26960,10 @@
         <w:t xml:space="preserve"> Basel-Stadt</w:t>
       </w:r>
     </w:p>
-    <w:bookmarkEnd w:id="239"/>
-    <w:bookmarkEnd w:id="240"/>
-    <w:bookmarkEnd w:id="241"/>
-    <w:bookmarkStart w:id="244" w:name="enum-addresstypeenum"/>
+    <w:bookmarkEnd w:id="242"/>
+    <w:bookmarkEnd w:id="243"/>
+    <w:bookmarkEnd w:id="244"/>
+    <w:bookmarkStart w:id="247" w:name="enum-addresstypeenum"/>
     <w:p>
       <w:pPr>
         <w:pStyle w:val="berschrift2"/>
@@ -26240,7 +27002,7 @@
       <w:r>
         <w:t xml:space="preserve"> </w:t>
       </w:r>
-      <w:hyperlink ns1:id="rId242">
+      <w:hyperlink ns1:id="rId245">
         <w:r>
           <w:rPr>
             <w:rStyle w:val="Hyperlink"/>
@@ -26249,7 +27011,7 @@
         </w:r>
       </w:hyperlink>
     </w:p>
-    <w:bookmarkStart w:id="243" w:name="valeurs-admissibles-7"/>
+    <w:bookmarkStart w:id="246" w:name="valeurs-admissibles-7"/>
     <w:p>
       <w:pPr>
         <w:pStyle w:val="berschrift3"/>
@@ -26434,9 +27196,9 @@
         </w:tc>
       </w:tr>
     </w:tbl>
-    <w:bookmarkEnd w:id="243"/>
-    <w:bookmarkEnd w:id="244"/>
-    <w:bookmarkStart w:id="247" w:name="classe-contact"/>
+    <w:bookmarkEnd w:id="246"/>
+    <w:bookmarkEnd w:id="247"/>
+    <w:bookmarkStart w:id="250" w:name="classe-contact"/>
     <w:p>
       <w:pPr>
         <w:pStyle w:val="berschrift2"/>
@@ -26465,7 +27227,7 @@
         <w:t xml:space="preserve">__</w:t>
       </w:r>
     </w:p>
-    <w:bookmarkStart w:id="245" w:name="attributs-16"/>
+    <w:bookmarkStart w:id="248" w:name="attributs-16"/>
     <w:p>
       <w:pPr>
         <w:pStyle w:val="berschrift3"/>
@@ -26629,8 +27391,8 @@
         </w:tc>
       </w:tr>
     </w:tbl>
-    <w:bookmarkEnd w:id="245"/>
-    <w:bookmarkStart w:id="246" w:name="utilisations-16"/>
+    <w:bookmarkEnd w:id="248"/>
+    <w:bookmarkStart w:id="249" w:name="utilisations-16"/>
     <w:p>
       <w:pPr>
         <w:pStyle w:val="berschrift3"/>
@@ -26832,9 +27594,9 @@
         </w:tc>
       </w:tr>
     </w:tbl>
-    <w:bookmarkEnd w:id="246"/>
-    <w:bookmarkEnd w:id="247"/>
-    <w:bookmarkEnd w:id="248"/>
+    <w:bookmarkEnd w:id="249"/>
+    <w:bookmarkEnd w:id="250"/>
+    <w:bookmarkEnd w:id="251"/>
     <w:sectPr>
       <w:headerReference ns1:id="rId9" w:type="even"/>
       <w:headerReference ns1:id="rId10" w:type="default"/>

--- a/ech-0294_actors/output/ech-0294_actors_fr.docx
+++ b/ech-0294_actors/output/ech-0294_actors_fr.docx
@@ -996,7 +996,7 @@
     </w:p>
     <w:bookmarkEnd w:id="25"/>
     <w:bookmarkEnd w:id="26"/>
-    <w:bookmarkStart w:id="122" w:name="person"/>
+    <w:bookmarkStart w:id="123" w:name="person"/>
     <w:p>
       <w:pPr>
         <w:pStyle w:val="berschrift1"/>
@@ -1355,7 +1355,7 @@
         <w:t xml:space="preserve">) ; conjointement à des identifiants globalement univoques (URI), l’attribution peut ainsi être harmonisée progressivement à travers les systèmes.</w:t>
       </w:r>
     </w:p>
-    <w:bookmarkStart w:id="34" w:name="classe-person"/>
+    <w:bookmarkStart w:id="35" w:name="classe-person"/>
     <w:p>
       <w:pPr>
         <w:pStyle w:val="berschrift2"/>
@@ -2877,7 +2877,7 @@
       </w:tr>
     </w:tbl>
     <w:bookmarkEnd w:id="28"/>
-    <w:bookmarkStart w:id="33" w:name="exemples"/>
+    <w:bookmarkStart w:id="34" w:name="exemples"/>
     <w:p>
       <w:pPr>
         <w:pStyle w:val="berschrift3"/>
@@ -3959,7 +3959,7 @@
         <w:rPr>
           <w:rStyle w:val="AttributeTok"/>
         </w:rPr>
-        <w:t xml:space="preserve"> https://www4.ti.ch/poteri/gc/parlamento/deputati/1269</w:t>
+        <w:t xml:space="preserve"> https://www4.ti.ch/poteri/gc/parlamento/composizione-del-parlamento/composizione-nelle-ultime-legislature/dettaglio-deputati/?user_gcparlamento_pi3%5BcanID%5D=1269</w:t>
       </w:r>
       <w:r>
         <w:br/>
@@ -4179,13 +4179,13 @@
       </w:r>
     </w:p>
     <w:bookmarkEnd w:id="30"/>
-    <w:bookmarkStart w:id="31" w:name="X05ee696c79c4d946b577250ba7222f983c15b41"/>
+    <w:bookmarkStart w:id="31" w:name="X14608db3aa614ec26bfdb5948b81aed4217d520"/>
     <w:p>
       <w:pPr>
         <w:pStyle w:val="berschrift4"/>
       </w:pPr>
       <w:r>
-        <w:t xml:space="preserve">Exemple : Person-swiss_politicians_Alois_Arnold_1965</w:t>
+        <w:t xml:space="preserve">Exemple : Person-swiss_politicians_Cristina_Bozzi-Brunel</w:t>
       </w:r>
     </w:p>
     <w:p>
@@ -4214,7 +4214,7 @@
         <w:rPr>
           <w:rStyle w:val="DecValTok"/>
         </w:rPr>
-        <w:t xml:space="preserve">6370</w:t>
+        <w:t xml:space="preserve">280958</w:t>
       </w:r>
       <w:r>
         <w:br/>
@@ -4235,7 +4235,7 @@
         <w:rPr>
           <w:rStyle w:val="AttributeTok"/>
         </w:rPr>
-        <w:t xml:space="preserve"> https://www.ur.ch/behoerdenmitglieder/6370</w:t>
+        <w:t xml:space="preserve"> https://parlament.winterthur.ch/behoerdenmitglieder/280958</w:t>
       </w:r>
       <w:r>
         <w:br/>
@@ -4256,7 +4256,7 @@
         <w:rPr>
           <w:rStyle w:val="AttributeTok"/>
         </w:rPr>
-        <w:t xml:space="preserve"> Alois Arnold (1965)</w:t>
+        <w:t xml:space="preserve"> Cristina Bozzi-Brunel</w:t>
       </w:r>
       <w:r>
         <w:br/>
@@ -4265,7 +4265,7 @@
         <w:rPr>
           <w:rStyle w:val="FunctionTok"/>
         </w:rPr>
-        <w:t xml:space="preserve">birth_year</w:t>
+        <w:t xml:space="preserve">names</w:t>
       </w:r>
       <w:r>
         <w:rPr>
@@ -4274,6 +4274,15 @@
         <w:t xml:space="preserve">:</w:t>
       </w:r>
       <w:r>
+        <w:br/>
+      </w:r>
+      <w:r>
+        <w:rPr>
+          <w:rStyle w:val="KeywordTok"/>
+        </w:rPr>
+        <w:t xml:space="preserve">-</w:t>
+      </w:r>
+      <w:r>
         <w:rPr>
           <w:rStyle w:val="AttributeTok"/>
         </w:rPr>
@@ -4281,18 +4290,36 @@
       </w:r>
       <w:r>
         <w:rPr>
-          <w:rStyle w:val="DecValTok"/>
-        </w:rPr>
-        <w:t xml:space="preserve">1965</w:t>
+          <w:rStyle w:val="FunctionTok"/>
+        </w:rPr>
+        <w:t xml:space="preserve">name_type</w:t>
+      </w:r>
+      <w:r>
+        <w:rPr>
+          <w:rStyle w:val="KeywordTok"/>
+        </w:rPr>
+        <w:t xml:space="preserve">:</w:t>
+      </w:r>
+      <w:r>
+        <w:rPr>
+          <w:rStyle w:val="AttributeTok"/>
+        </w:rPr>
+        <w:t xml:space="preserve"> PersonFirstName</w:t>
       </w:r>
       <w:r>
         <w:br/>
       </w:r>
       <w:r>
         <w:rPr>
+          <w:rStyle w:val="AttributeTok"/>
+        </w:rPr>
+        <w:t xml:space="preserve">  </w:t>
+      </w:r>
+      <w:r>
+        <w:rPr>
           <w:rStyle w:val="FunctionTok"/>
         </w:rPr>
-        <w:t xml:space="preserve">names</w:t>
+        <w:t xml:space="preserve">value</w:t>
       </w:r>
       <w:r>
         <w:rPr>
@@ -4301,6 +4328,12 @@
         <w:t xml:space="preserve">:</w:t>
       </w:r>
       <w:r>
+        <w:rPr>
+          <w:rStyle w:val="AttributeTok"/>
+        </w:rPr>
+        <w:t xml:space="preserve"> Cristina</w:t>
+      </w:r>
+      <w:r>
         <w:br/>
       </w:r>
       <w:r>
@@ -4331,7 +4364,7 @@
         <w:rPr>
           <w:rStyle w:val="AttributeTok"/>
         </w:rPr>
-        <w:t xml:space="preserve"> PersonFirstName</w:t>
+        <w:t xml:space="preserve"> PersonOfficialName</w:t>
       </w:r>
       <w:r>
         <w:br/>
@@ -4358,7 +4391,7 @@
         <w:rPr>
           <w:rStyle w:val="AttributeTok"/>
         </w:rPr>
-        <w:t xml:space="preserve"> Alois</w:t>
+        <w:t xml:space="preserve"> Bozzi-Brunel</w:t>
       </w:r>
       <w:r>
         <w:br/>
@@ -4391,7 +4424,7 @@
         <w:rPr>
           <w:rStyle w:val="AttributeTok"/>
         </w:rPr>
-        <w:t xml:space="preserve"> PersonOfficialName</w:t>
+        <w:t xml:space="preserve"> PersonOriginalName</w:t>
       </w:r>
       <w:r>
         <w:br/>
@@ -4418,17 +4451,17 @@
         <w:rPr>
           <w:rStyle w:val="AttributeTok"/>
         </w:rPr>
-        <w:t xml:space="preserve"> Arnold</w:t>
+        <w:t xml:space="preserve"> Brunel</w:t>
       </w:r>
     </w:p>
     <w:bookmarkEnd w:id="31"/>
-    <w:bookmarkStart w:id="32" w:name="Xb71c5312b05311f6bbdf7c195973d6315415093"/>
+    <w:bookmarkStart w:id="32" w:name="X05ee696c79c4d946b577250ba7222f983c15b41"/>
     <w:p>
       <w:pPr>
         <w:pStyle w:val="berschrift4"/>
       </w:pPr>
       <w:r>
-        <w:t xml:space="preserve">Exemple : Person-swiss_politicians_Alois_Arnold_1981</w:t>
+        <w:t xml:space="preserve">Exemple : Person-swiss_politicians_Alois_Arnold_1965</w:t>
       </w:r>
     </w:p>
     <w:p>
@@ -4457,7 +4490,7 @@
         <w:rPr>
           <w:rStyle w:val="DecValTok"/>
         </w:rPr>
-        <w:t xml:space="preserve">6447</w:t>
+        <w:t xml:space="preserve">6370</w:t>
       </w:r>
       <w:r>
         <w:br/>
@@ -4478,7 +4511,7 @@
         <w:rPr>
           <w:rStyle w:val="AttributeTok"/>
         </w:rPr>
-        <w:t xml:space="preserve"> https://www.ur.ch/behoerdenmitglieder/6447</w:t>
+        <w:t xml:space="preserve"> https://www.ur.ch/behoerdenmitglieder/6370</w:t>
       </w:r>
       <w:r>
         <w:br/>
@@ -4499,7 +4532,7 @@
         <w:rPr>
           <w:rStyle w:val="AttributeTok"/>
         </w:rPr>
-        <w:t xml:space="preserve"> Alois Arnold (1981)</w:t>
+        <w:t xml:space="preserve"> Alois Arnold (1965)</w:t>
       </w:r>
       <w:r>
         <w:br/>
@@ -4526,7 +4559,7 @@
         <w:rPr>
           <w:rStyle w:val="DecValTok"/>
         </w:rPr>
-        <w:t xml:space="preserve">1981</w:t>
+        <w:t xml:space="preserve">1965</w:t>
       </w:r>
       <w:r>
         <w:br/>
@@ -4665,9 +4698,252 @@
       </w:r>
     </w:p>
     <w:bookmarkEnd w:id="32"/>
+    <w:bookmarkStart w:id="33" w:name="Xb71c5312b05311f6bbdf7c195973d6315415093"/>
+    <w:p>
+      <w:pPr>
+        <w:pStyle w:val="berschrift4"/>
+      </w:pPr>
+      <w:r>
+        <w:t xml:space="preserve">Exemple : Person-swiss_politicians_Alois_Arnold_1981</w:t>
+      </w:r>
+    </w:p>
+    <w:p>
+      <w:pPr>
+        <w:pStyle w:val="SourceCode"/>
+      </w:pPr>
+      <w:r>
+        <w:rPr>
+          <w:rStyle w:val="FunctionTok"/>
+        </w:rPr>
+        <w:t xml:space="preserve">local_id</w:t>
+      </w:r>
+      <w:r>
+        <w:rPr>
+          <w:rStyle w:val="KeywordTok"/>
+        </w:rPr>
+        <w:t xml:space="preserve">:</w:t>
+      </w:r>
+      <w:r>
+        <w:rPr>
+          <w:rStyle w:val="AttributeTok"/>
+        </w:rPr>
+        <w:t xml:space="preserve"> </w:t>
+      </w:r>
+      <w:r>
+        <w:rPr>
+          <w:rStyle w:val="DecValTok"/>
+        </w:rPr>
+        <w:t xml:space="preserve">6447</w:t>
+      </w:r>
+      <w:r>
+        <w:br/>
+      </w:r>
+      <w:r>
+        <w:rPr>
+          <w:rStyle w:val="FunctionTok"/>
+        </w:rPr>
+        <w:t xml:space="preserve">global_uri</w:t>
+      </w:r>
+      <w:r>
+        <w:rPr>
+          <w:rStyle w:val="KeywordTok"/>
+        </w:rPr>
+        <w:t xml:space="preserve">:</w:t>
+      </w:r>
+      <w:r>
+        <w:rPr>
+          <w:rStyle w:val="AttributeTok"/>
+        </w:rPr>
+        <w:t xml:space="preserve"> https://www.ur.ch/behoerdenmitglieder/6447</w:t>
+      </w:r>
+      <w:r>
+        <w:br/>
+      </w:r>
+      <w:r>
+        <w:rPr>
+          <w:rStyle w:val="FunctionTok"/>
+        </w:rPr>
+        <w:t xml:space="preserve">label</w:t>
+      </w:r>
+      <w:r>
+        <w:rPr>
+          <w:rStyle w:val="KeywordTok"/>
+        </w:rPr>
+        <w:t xml:space="preserve">:</w:t>
+      </w:r>
+      <w:r>
+        <w:rPr>
+          <w:rStyle w:val="AttributeTok"/>
+        </w:rPr>
+        <w:t xml:space="preserve"> Alois Arnold (1981)</w:t>
+      </w:r>
+      <w:r>
+        <w:br/>
+      </w:r>
+      <w:r>
+        <w:rPr>
+          <w:rStyle w:val="FunctionTok"/>
+        </w:rPr>
+        <w:t xml:space="preserve">birth_year</w:t>
+      </w:r>
+      <w:r>
+        <w:rPr>
+          <w:rStyle w:val="KeywordTok"/>
+        </w:rPr>
+        <w:t xml:space="preserve">:</w:t>
+      </w:r>
+      <w:r>
+        <w:rPr>
+          <w:rStyle w:val="AttributeTok"/>
+        </w:rPr>
+        <w:t xml:space="preserve"> </w:t>
+      </w:r>
+      <w:r>
+        <w:rPr>
+          <w:rStyle w:val="DecValTok"/>
+        </w:rPr>
+        <w:t xml:space="preserve">1981</w:t>
+      </w:r>
+      <w:r>
+        <w:br/>
+      </w:r>
+      <w:r>
+        <w:rPr>
+          <w:rStyle w:val="FunctionTok"/>
+        </w:rPr>
+        <w:t xml:space="preserve">names</w:t>
+      </w:r>
+      <w:r>
+        <w:rPr>
+          <w:rStyle w:val="KeywordTok"/>
+        </w:rPr>
+        <w:t xml:space="preserve">:</w:t>
+      </w:r>
+      <w:r>
+        <w:br/>
+      </w:r>
+      <w:r>
+        <w:rPr>
+          <w:rStyle w:val="KeywordTok"/>
+        </w:rPr>
+        <w:t xml:space="preserve">-</w:t>
+      </w:r>
+      <w:r>
+        <w:rPr>
+          <w:rStyle w:val="AttributeTok"/>
+        </w:rPr>
+        <w:t xml:space="preserve"> </w:t>
+      </w:r>
+      <w:r>
+        <w:rPr>
+          <w:rStyle w:val="FunctionTok"/>
+        </w:rPr>
+        <w:t xml:space="preserve">name_type</w:t>
+      </w:r>
+      <w:r>
+        <w:rPr>
+          <w:rStyle w:val="KeywordTok"/>
+        </w:rPr>
+        <w:t xml:space="preserve">:</w:t>
+      </w:r>
+      <w:r>
+        <w:rPr>
+          <w:rStyle w:val="AttributeTok"/>
+        </w:rPr>
+        <w:t xml:space="preserve"> PersonFirstName</w:t>
+      </w:r>
+      <w:r>
+        <w:br/>
+      </w:r>
+      <w:r>
+        <w:rPr>
+          <w:rStyle w:val="AttributeTok"/>
+        </w:rPr>
+        <w:t xml:space="preserve">  </w:t>
+      </w:r>
+      <w:r>
+        <w:rPr>
+          <w:rStyle w:val="FunctionTok"/>
+        </w:rPr>
+        <w:t xml:space="preserve">value</w:t>
+      </w:r>
+      <w:r>
+        <w:rPr>
+          <w:rStyle w:val="KeywordTok"/>
+        </w:rPr>
+        <w:t xml:space="preserve">:</w:t>
+      </w:r>
+      <w:r>
+        <w:rPr>
+          <w:rStyle w:val="AttributeTok"/>
+        </w:rPr>
+        <w:t xml:space="preserve"> Alois</w:t>
+      </w:r>
+      <w:r>
+        <w:br/>
+      </w:r>
+      <w:r>
+        <w:rPr>
+          <w:rStyle w:val="KeywordTok"/>
+        </w:rPr>
+        <w:t xml:space="preserve">-</w:t>
+      </w:r>
+      <w:r>
+        <w:rPr>
+          <w:rStyle w:val="AttributeTok"/>
+        </w:rPr>
+        <w:t xml:space="preserve"> </w:t>
+      </w:r>
+      <w:r>
+        <w:rPr>
+          <w:rStyle w:val="FunctionTok"/>
+        </w:rPr>
+        <w:t xml:space="preserve">name_type</w:t>
+      </w:r>
+      <w:r>
+        <w:rPr>
+          <w:rStyle w:val="KeywordTok"/>
+        </w:rPr>
+        <w:t xml:space="preserve">:</w:t>
+      </w:r>
+      <w:r>
+        <w:rPr>
+          <w:rStyle w:val="AttributeTok"/>
+        </w:rPr>
+        <w:t xml:space="preserve"> PersonOfficialName</w:t>
+      </w:r>
+      <w:r>
+        <w:br/>
+      </w:r>
+      <w:r>
+        <w:rPr>
+          <w:rStyle w:val="AttributeTok"/>
+        </w:rPr>
+        <w:t xml:space="preserve">  </w:t>
+      </w:r>
+      <w:r>
+        <w:rPr>
+          <w:rStyle w:val="FunctionTok"/>
+        </w:rPr>
+        <w:t xml:space="preserve">value</w:t>
+      </w:r>
+      <w:r>
+        <w:rPr>
+          <w:rStyle w:val="KeywordTok"/>
+        </w:rPr>
+        <w:t xml:space="preserve">:</w:t>
+      </w:r>
+      <w:r>
+        <w:rPr>
+          <w:rStyle w:val="AttributeTok"/>
+        </w:rPr>
+        <w:t xml:space="preserve"> Arnold</w:t>
+      </w:r>
+    </w:p>
     <w:bookmarkEnd w:id="33"/>
     <w:bookmarkEnd w:id="34"/>
-    <w:bookmarkStart w:id="37" w:name="classe-name"/>
+    <w:bookmarkEnd w:id="35"/>
+    <w:bookmarkStart w:id="38" w:name="classe-name"/>
     <w:p>
       <w:pPr>
         <w:pStyle w:val="berschrift2"/>
@@ -4696,7 +4972,7 @@
         <w:t xml:space="preserve">__</w:t>
       </w:r>
     </w:p>
-    <w:bookmarkStart w:id="35" w:name="attributs-1"/>
+    <w:bookmarkStart w:id="36" w:name="attributs-1"/>
     <w:p>
       <w:pPr>
         <w:pStyle w:val="berschrift3"/>
@@ -5070,8 +5346,8 @@
         </w:tc>
       </w:tr>
     </w:tbl>
-    <w:bookmarkEnd w:id="35"/>
-    <w:bookmarkStart w:id="36" w:name="utilisations-1"/>
+    <w:bookmarkEnd w:id="36"/>
+    <w:bookmarkStart w:id="37" w:name="utilisations-1"/>
     <w:p>
       <w:pPr>
         <w:pStyle w:val="berschrift3"/>
@@ -5211,9 +5487,9 @@
         </w:tc>
       </w:tr>
     </w:tbl>
-    <w:bookmarkEnd w:id="36"/>
     <w:bookmarkEnd w:id="37"/>
-    <w:bookmarkStart w:id="51" w:name="enum-nametypeenum"/>
+    <w:bookmarkEnd w:id="38"/>
+    <w:bookmarkStart w:id="52" w:name="enum-nametypeenum"/>
     <w:p>
       <w:pPr>
         <w:pStyle w:val="berschrift2"/>
@@ -5252,7 +5528,7 @@
       <w:r>
         <w:t xml:space="preserve"> </w:t>
       </w:r>
-      <w:hyperlink ns1:id="rId38">
+      <w:hyperlink ns1:id="rId39">
         <w:r>
           <w:rPr>
             <w:rStyle w:val="Hyperlink"/>
@@ -5261,7 +5537,7 @@
         </w:r>
       </w:hyperlink>
     </w:p>
-    <w:bookmarkStart w:id="50" w:name="valeurs-admissibles"/>
+    <w:bookmarkStart w:id="51" w:name="valeurs-admissibles"/>
     <w:p>
       <w:pPr>
         <w:pStyle w:val="berschrift3"/>
@@ -5351,7 +5627,7 @@
             <w:pPr>
               <w:pStyle w:val="Compact"/>
             </w:pPr>
-            <w:hyperlink ns1:id="rId39">
+            <w:hyperlink ns1:id="rId40">
               <w:r>
                 <w:rPr>
                   <w:rStyle w:val="Hyperlink"/>
@@ -5405,7 +5681,7 @@
             <w:pPr>
               <w:pStyle w:val="Compact"/>
             </w:pPr>
-            <w:hyperlink ns1:id="rId40">
+            <w:hyperlink ns1:id="rId41">
               <w:r>
                 <w:rPr>
                   <w:rStyle w:val="Hyperlink"/>
@@ -5459,7 +5735,7 @@
             <w:pPr>
               <w:pStyle w:val="Compact"/>
             </w:pPr>
-            <w:hyperlink ns1:id="rId41">
+            <w:hyperlink ns1:id="rId42">
               <w:r>
                 <w:rPr>
                   <w:rStyle w:val="Hyperlink"/>
@@ -5513,7 +5789,7 @@
             <w:pPr>
               <w:pStyle w:val="Compact"/>
             </w:pPr>
-            <w:hyperlink ns1:id="rId42">
+            <w:hyperlink ns1:id="rId43">
               <w:r>
                 <w:rPr>
                   <w:rStyle w:val="Hyperlink"/>
@@ -5567,7 +5843,7 @@
             <w:pPr>
               <w:pStyle w:val="Compact"/>
             </w:pPr>
-            <w:hyperlink ns1:id="rId43">
+            <w:hyperlink ns1:id="rId44">
               <w:r>
                 <w:rPr>
                   <w:rStyle w:val="Hyperlink"/>
@@ -5621,7 +5897,7 @@
             <w:pPr>
               <w:pStyle w:val="Compact"/>
             </w:pPr>
-            <w:hyperlink ns1:id="rId44">
+            <w:hyperlink ns1:id="rId45">
               <w:r>
                 <w:rPr>
                   <w:rStyle w:val="Hyperlink"/>
@@ -5675,7 +5951,7 @@
             <w:pPr>
               <w:pStyle w:val="Compact"/>
             </w:pPr>
-            <w:hyperlink ns1:id="rId45">
+            <w:hyperlink ns1:id="rId46">
               <w:r>
                 <w:rPr>
                   <w:rStyle w:val="Hyperlink"/>
@@ -5729,7 +6005,7 @@
             <w:pPr>
               <w:pStyle w:val="Compact"/>
             </w:pPr>
-            <w:hyperlink ns1:id="rId46">
+            <w:hyperlink ns1:id="rId47">
               <w:r>
                 <w:rPr>
                   <w:rStyle w:val="Hyperlink"/>
@@ -5783,7 +6059,7 @@
             <w:pPr>
               <w:pStyle w:val="Compact"/>
             </w:pPr>
-            <w:hyperlink ns1:id="rId47">
+            <w:hyperlink ns1:id="rId48">
               <w:r>
                 <w:rPr>
                   <w:rStyle w:val="Hyperlink"/>
@@ -5837,7 +6113,7 @@
             <w:pPr>
               <w:pStyle w:val="Compact"/>
             </w:pPr>
-            <w:hyperlink ns1:id="rId48">
+            <w:hyperlink ns1:id="rId49">
               <w:r>
                 <w:rPr>
                   <w:rStyle w:val="Hyperlink"/>
@@ -5891,7 +6167,7 @@
             <w:pPr>
               <w:pStyle w:val="Compact"/>
             </w:pPr>
-            <w:hyperlink ns1:id="rId49">
+            <w:hyperlink ns1:id="rId50">
               <w:r>
                 <w:rPr>
                   <w:rStyle w:val="Hyperlink"/>
@@ -5903,9 +6179,9 @@
         </w:tc>
       </w:tr>
     </w:tbl>
-    <w:bookmarkEnd w:id="50"/>
     <w:bookmarkEnd w:id="51"/>
-    <w:bookmarkStart w:id="54" w:name="classe-languageproficiency"/>
+    <w:bookmarkEnd w:id="52"/>
+    <w:bookmarkStart w:id="55" w:name="classe-languageproficiency"/>
     <w:p>
       <w:pPr>
         <w:pStyle w:val="berschrift2"/>
@@ -5934,7 +6210,7 @@
         <w:t xml:space="preserve">__</w:t>
       </w:r>
     </w:p>
-    <w:bookmarkStart w:id="52" w:name="attributs-2"/>
+    <w:bookmarkStart w:id="53" w:name="attributs-2"/>
     <w:p>
       <w:pPr>
         <w:pStyle w:val="berschrift3"/>
@@ -6153,8 +6429,8 @@
         </w:tc>
       </w:tr>
     </w:tbl>
-    <w:bookmarkEnd w:id="52"/>
-    <w:bookmarkStart w:id="53" w:name="utilisations-2"/>
+    <w:bookmarkEnd w:id="53"/>
+    <w:bookmarkStart w:id="54" w:name="utilisations-2"/>
     <w:p>
       <w:pPr>
         <w:pStyle w:val="berschrift3"/>
@@ -6295,9 +6571,9 @@
         </w:tc>
       </w:tr>
     </w:tbl>
-    <w:bookmarkEnd w:id="53"/>
     <w:bookmarkEnd w:id="54"/>
-    <w:bookmarkStart w:id="57" w:name="classe-citizenship"/>
+    <w:bookmarkEnd w:id="55"/>
+    <w:bookmarkStart w:id="58" w:name="classe-citizenship"/>
     <w:p>
       <w:pPr>
         <w:pStyle w:val="berschrift2"/>
@@ -6377,7 +6653,7 @@
         <w:t xml:space="preserve">__</w:t>
       </w:r>
     </w:p>
-    <w:bookmarkStart w:id="55" w:name="attributs-3"/>
+    <w:bookmarkStart w:id="56" w:name="attributs-3"/>
     <w:p>
       <w:pPr>
         <w:pStyle w:val="berschrift3"/>
@@ -6696,8 +6972,8 @@
         </w:tc>
       </w:tr>
     </w:tbl>
-    <w:bookmarkEnd w:id="55"/>
-    <w:bookmarkStart w:id="56" w:name="utilisations-3"/>
+    <w:bookmarkEnd w:id="56"/>
+    <w:bookmarkStart w:id="57" w:name="utilisations-3"/>
     <w:p>
       <w:pPr>
         <w:pStyle w:val="berschrift3"/>
@@ -6838,9 +7114,9 @@
         </w:tc>
       </w:tr>
     </w:tbl>
-    <w:bookmarkEnd w:id="56"/>
     <w:bookmarkEnd w:id="57"/>
-    <w:bookmarkStart w:id="60" w:name="classe-gender"/>
+    <w:bookmarkEnd w:id="58"/>
+    <w:bookmarkStart w:id="61" w:name="classe-gender"/>
     <w:p>
       <w:pPr>
         <w:pStyle w:val="berschrift2"/>
@@ -6869,7 +7145,7 @@
         <w:t xml:space="preserve">__</w:t>
       </w:r>
     </w:p>
-    <w:bookmarkStart w:id="58" w:name="attributs-4"/>
+    <w:bookmarkStart w:id="59" w:name="attributs-4"/>
     <w:p>
       <w:pPr>
         <w:pStyle w:val="berschrift3"/>
@@ -7292,8 +7568,8 @@
         </w:tc>
       </w:tr>
     </w:tbl>
-    <w:bookmarkEnd w:id="58"/>
-    <w:bookmarkStart w:id="59" w:name="utilisations-4"/>
+    <w:bookmarkEnd w:id="59"/>
+    <w:bookmarkStart w:id="60" w:name="utilisations-4"/>
     <w:p>
       <w:pPr>
         <w:pStyle w:val="berschrift3"/>
@@ -7433,9 +7709,9 @@
         </w:tc>
       </w:tr>
     </w:tbl>
-    <w:bookmarkEnd w:id="59"/>
     <w:bookmarkEnd w:id="60"/>
-    <w:bookmarkStart w:id="63" w:name="enum-gendercodeenum"/>
+    <w:bookmarkEnd w:id="61"/>
+    <w:bookmarkStart w:id="64" w:name="enum-gendercodeenum"/>
     <w:p>
       <w:pPr>
         <w:pStyle w:val="berschrift2"/>
@@ -7503,7 +7779,7 @@
       <w:r>
         <w:t xml:space="preserve"> </w:t>
       </w:r>
-      <w:hyperlink ns1:id="rId61">
+      <w:hyperlink ns1:id="rId62">
         <w:r>
           <w:rPr>
             <w:rStyle w:val="Hyperlink"/>
@@ -7512,7 +7788,7 @@
         </w:r>
       </w:hyperlink>
     </w:p>
-    <w:bookmarkStart w:id="62" w:name="valeurs-admissibles-1"/>
+    <w:bookmarkStart w:id="63" w:name="valeurs-admissibles-1"/>
     <w:p>
       <w:pPr>
         <w:pStyle w:val="berschrift3"/>
@@ -7697,9 +7973,9 @@
         </w:tc>
       </w:tr>
     </w:tbl>
-    <w:bookmarkEnd w:id="62"/>
     <w:bookmarkEnd w:id="63"/>
-    <w:bookmarkStart w:id="69" w:name="classe-occupation"/>
+    <w:bookmarkEnd w:id="64"/>
+    <w:bookmarkStart w:id="70" w:name="classe-occupation"/>
     <w:p>
       <w:pPr>
         <w:pStyle w:val="berschrift2"/>
@@ -7728,7 +8004,7 @@
         <w:t xml:space="preserve">__</w:t>
       </w:r>
     </w:p>
-    <w:bookmarkStart w:id="65" w:name="attributs-5"/>
+    <w:bookmarkStart w:id="66" w:name="attributs-5"/>
     <w:p>
       <w:pPr>
         <w:pStyle w:val="berschrift3"/>
@@ -8255,7 +8531,7 @@
         </w:tc>
       </w:tr>
     </w:tbl>
-    <w:bookmarkStart w:id="64" w:name="contraintes"/>
+    <w:bookmarkStart w:id="65" w:name="contraintes"/>
     <w:p>
       <w:pPr>
         <w:pStyle w:val="berschrift5"/>
@@ -8306,9 +8582,9 @@
         </w:r>
       </w:hyperlink>
     </w:p>
-    <w:bookmarkEnd w:id="64"/>
     <w:bookmarkEnd w:id="65"/>
-    <w:bookmarkStart w:id="66" w:name="utilisations-5"/>
+    <w:bookmarkEnd w:id="66"/>
+    <w:bookmarkStart w:id="67" w:name="utilisations-5"/>
     <w:p>
       <w:pPr>
         <w:pStyle w:val="berschrift3"/>
@@ -8449,8 +8725,8 @@
         </w:tc>
       </w:tr>
     </w:tbl>
-    <w:bookmarkEnd w:id="66"/>
-    <w:bookmarkStart w:id="68" w:name="exemples-1"/>
+    <w:bookmarkEnd w:id="67"/>
+    <w:bookmarkStart w:id="69" w:name="exemples-1"/>
     <w:p>
       <w:pPr>
         <w:pStyle w:val="berschrift3"/>
@@ -8459,7 +8735,7 @@
         <w:t xml:space="preserve">Exemples</w:t>
       </w:r>
     </w:p>
-    <w:bookmarkStart w:id="67" w:name="Xa43506a9ac253a85272197efb3a0bd768953cf0"/>
+    <w:bookmarkStart w:id="68" w:name="Xa43506a9ac253a85272197efb3a0bd768953cf0"/>
     <w:p>
       <w:pPr>
         <w:pStyle w:val="berschrift4"/>
@@ -8539,10 +8815,10 @@
         <w:t xml:space="preserve">true</w:t>
       </w:r>
     </w:p>
-    <w:bookmarkEnd w:id="67"/>
     <w:bookmarkEnd w:id="68"/>
     <w:bookmarkEnd w:id="69"/>
-    <w:bookmarkStart w:id="73" w:name="classe-training"/>
+    <w:bookmarkEnd w:id="70"/>
+    <w:bookmarkStart w:id="74" w:name="classe-training"/>
     <w:p>
       <w:pPr>
         <w:pStyle w:val="berschrift2"/>
@@ -8571,7 +8847,7 @@
         <w:t xml:space="preserve">__</w:t>
       </w:r>
     </w:p>
-    <w:bookmarkStart w:id="71" w:name="attributs-6"/>
+    <w:bookmarkStart w:id="72" w:name="attributs-6"/>
     <w:p>
       <w:pPr>
         <w:pStyle w:val="berschrift3"/>
@@ -8994,7 +9270,7 @@
         </w:tc>
       </w:tr>
     </w:tbl>
-    <w:bookmarkStart w:id="70" w:name="contraintes-1"/>
+    <w:bookmarkStart w:id="71" w:name="contraintes-1"/>
     <w:p>
       <w:pPr>
         <w:pStyle w:val="berschrift5"/>
@@ -9062,9 +9338,9 @@
         </w:r>
       </w:hyperlink>
     </w:p>
-    <w:bookmarkEnd w:id="70"/>
     <w:bookmarkEnd w:id="71"/>
-    <w:bookmarkStart w:id="72" w:name="utilisations-6"/>
+    <w:bookmarkEnd w:id="72"/>
+    <w:bookmarkStart w:id="73" w:name="utilisations-6"/>
     <w:p>
       <w:pPr>
         <w:pStyle w:val="berschrift3"/>
@@ -9205,9 +9481,9 @@
         </w:tc>
       </w:tr>
     </w:tbl>
-    <w:bookmarkEnd w:id="72"/>
     <w:bookmarkEnd w:id="73"/>
-    <w:bookmarkStart w:id="118" w:name="enum-trainingtypeenum"/>
+    <w:bookmarkEnd w:id="74"/>
+    <w:bookmarkStart w:id="119" w:name="enum-trainingtypeenum"/>
     <w:p>
       <w:pPr>
         <w:pStyle w:val="berschrift2"/>
@@ -9246,7 +9522,7 @@
       <w:r>
         <w:t xml:space="preserve"> </w:t>
       </w:r>
-      <w:hyperlink ns1:id="rId74">
+      <w:hyperlink ns1:id="rId75">
         <w:r>
           <w:rPr>
             <w:rStyle w:val="Hyperlink"/>
@@ -9255,7 +9531,7 @@
         </w:r>
       </w:hyperlink>
     </w:p>
-    <w:bookmarkStart w:id="117" w:name="valeurs-admissibles-2"/>
+    <w:bookmarkStart w:id="118" w:name="valeurs-admissibles-2"/>
     <w:p>
       <w:pPr>
         <w:pStyle w:val="berschrift3"/>
@@ -9345,7 +9621,7 @@
             <w:pPr>
               <w:pStyle w:val="Compact"/>
             </w:pPr>
-            <w:hyperlink ns1:id="rId75">
+            <w:hyperlink ns1:id="rId76">
               <w:r>
                 <w:rPr>
                   <w:rStyle w:val="Hyperlink"/>
@@ -9399,7 +9675,7 @@
             <w:pPr>
               <w:pStyle w:val="Compact"/>
             </w:pPr>
-            <w:hyperlink ns1:id="rId76">
+            <w:hyperlink ns1:id="rId77">
               <w:r>
                 <w:rPr>
                   <w:rStyle w:val="Hyperlink"/>
@@ -9453,7 +9729,7 @@
             <w:pPr>
               <w:pStyle w:val="Compact"/>
             </w:pPr>
-            <w:hyperlink ns1:id="rId77">
+            <w:hyperlink ns1:id="rId78">
               <w:r>
                 <w:rPr>
                   <w:rStyle w:val="Hyperlink"/>
@@ -9507,7 +9783,7 @@
             <w:pPr>
               <w:pStyle w:val="Compact"/>
             </w:pPr>
-            <w:hyperlink ns1:id="rId78">
+            <w:hyperlink ns1:id="rId79">
               <w:r>
                 <w:rPr>
                   <w:rStyle w:val="Hyperlink"/>
@@ -9561,7 +9837,7 @@
             <w:pPr>
               <w:pStyle w:val="Compact"/>
             </w:pPr>
-            <w:hyperlink ns1:id="rId79">
+            <w:hyperlink ns1:id="rId80">
               <w:r>
                 <w:rPr>
                   <w:rStyle w:val="Hyperlink"/>
@@ -9615,7 +9891,7 @@
             <w:pPr>
               <w:pStyle w:val="Compact"/>
             </w:pPr>
-            <w:hyperlink ns1:id="rId80">
+            <w:hyperlink ns1:id="rId81">
               <w:r>
                 <w:rPr>
                   <w:rStyle w:val="Hyperlink"/>
@@ -9669,7 +9945,7 @@
             <w:pPr>
               <w:pStyle w:val="Compact"/>
             </w:pPr>
-            <w:hyperlink ns1:id="rId81">
+            <w:hyperlink ns1:id="rId82">
               <w:r>
                 <w:rPr>
                   <w:rStyle w:val="Hyperlink"/>
@@ -9723,7 +9999,7 @@
             <w:pPr>
               <w:pStyle w:val="Compact"/>
             </w:pPr>
-            <w:hyperlink ns1:id="rId82">
+            <w:hyperlink ns1:id="rId83">
               <w:r>
                 <w:rPr>
                   <w:rStyle w:val="Hyperlink"/>
@@ -9777,7 +10053,7 @@
             <w:pPr>
               <w:pStyle w:val="Compact"/>
             </w:pPr>
-            <w:hyperlink ns1:id="rId83">
+            <w:hyperlink ns1:id="rId84">
               <w:r>
                 <w:rPr>
                   <w:rStyle w:val="Hyperlink"/>
@@ -9831,7 +10107,7 @@
             <w:pPr>
               <w:pStyle w:val="Compact"/>
             </w:pPr>
-            <w:hyperlink ns1:id="rId84">
+            <w:hyperlink ns1:id="rId85">
               <w:r>
                 <w:rPr>
                   <w:rStyle w:val="Hyperlink"/>
@@ -9885,7 +10161,7 @@
             <w:pPr>
               <w:pStyle w:val="Compact"/>
             </w:pPr>
-            <w:hyperlink ns1:id="rId85">
+            <w:hyperlink ns1:id="rId86">
               <w:r>
                 <w:rPr>
                   <w:rStyle w:val="Hyperlink"/>
@@ -9939,7 +10215,7 @@
             <w:pPr>
               <w:pStyle w:val="Compact"/>
             </w:pPr>
-            <w:hyperlink ns1:id="rId86">
+            <w:hyperlink ns1:id="rId87">
               <w:r>
                 <w:rPr>
                   <w:rStyle w:val="Hyperlink"/>
@@ -9993,7 +10269,7 @@
             <w:pPr>
               <w:pStyle w:val="Compact"/>
             </w:pPr>
-            <w:hyperlink ns1:id="rId87">
+            <w:hyperlink ns1:id="rId88">
               <w:r>
                 <w:rPr>
                   <w:rStyle w:val="Hyperlink"/>
@@ -10047,7 +10323,7 @@
             <w:pPr>
               <w:pStyle w:val="Compact"/>
             </w:pPr>
-            <w:hyperlink ns1:id="rId88">
+            <w:hyperlink ns1:id="rId89">
               <w:r>
                 <w:rPr>
                   <w:rStyle w:val="Hyperlink"/>
@@ -10101,7 +10377,7 @@
             <w:pPr>
               <w:pStyle w:val="Compact"/>
             </w:pPr>
-            <w:hyperlink ns1:id="rId89">
+            <w:hyperlink ns1:id="rId90">
               <w:r>
                 <w:rPr>
                   <w:rStyle w:val="Hyperlink"/>
@@ -10155,7 +10431,7 @@
             <w:pPr>
               <w:pStyle w:val="Compact"/>
             </w:pPr>
-            <w:hyperlink ns1:id="rId90">
+            <w:hyperlink ns1:id="rId91">
               <w:r>
                 <w:rPr>
                   <w:rStyle w:val="Hyperlink"/>
@@ -10209,7 +10485,7 @@
             <w:pPr>
               <w:pStyle w:val="Compact"/>
             </w:pPr>
-            <w:hyperlink ns1:id="rId91">
+            <w:hyperlink ns1:id="rId92">
               <w:r>
                 <w:rPr>
                   <w:rStyle w:val="Hyperlink"/>
@@ -10263,7 +10539,7 @@
             <w:pPr>
               <w:pStyle w:val="Compact"/>
             </w:pPr>
-            <w:hyperlink ns1:id="rId92">
+            <w:hyperlink ns1:id="rId93">
               <w:r>
                 <w:rPr>
                   <w:rStyle w:val="Hyperlink"/>
@@ -10317,7 +10593,7 @@
             <w:pPr>
               <w:pStyle w:val="Compact"/>
             </w:pPr>
-            <w:hyperlink ns1:id="rId93">
+            <w:hyperlink ns1:id="rId94">
               <w:r>
                 <w:rPr>
                   <w:rStyle w:val="Hyperlink"/>
@@ -10371,7 +10647,7 @@
             <w:pPr>
               <w:pStyle w:val="Compact"/>
             </w:pPr>
-            <w:hyperlink ns1:id="rId94">
+            <w:hyperlink ns1:id="rId95">
               <w:r>
                 <w:rPr>
                   <w:rStyle w:val="Hyperlink"/>
@@ -10425,7 +10701,7 @@
             <w:pPr>
               <w:pStyle w:val="Compact"/>
             </w:pPr>
-            <w:hyperlink ns1:id="rId95">
+            <w:hyperlink ns1:id="rId96">
               <w:r>
                 <w:rPr>
                   <w:rStyle w:val="Hyperlink"/>
@@ -10479,7 +10755,7 @@
             <w:pPr>
               <w:pStyle w:val="Compact"/>
             </w:pPr>
-            <w:hyperlink ns1:id="rId96">
+            <w:hyperlink ns1:id="rId97">
               <w:r>
                 <w:rPr>
                   <w:rStyle w:val="Hyperlink"/>
@@ -10533,7 +10809,7 @@
             <w:pPr>
               <w:pStyle w:val="Compact"/>
             </w:pPr>
-            <w:hyperlink ns1:id="rId97">
+            <w:hyperlink ns1:id="rId98">
               <w:r>
                 <w:rPr>
                   <w:rStyle w:val="Hyperlink"/>
@@ -10587,7 +10863,7 @@
             <w:pPr>
               <w:pStyle w:val="Compact"/>
             </w:pPr>
-            <w:hyperlink ns1:id="rId98">
+            <w:hyperlink ns1:id="rId99">
               <w:r>
                 <w:rPr>
                   <w:rStyle w:val="Hyperlink"/>
@@ -10641,7 +10917,7 @@
             <w:pPr>
               <w:pStyle w:val="Compact"/>
             </w:pPr>
-            <w:hyperlink ns1:id="rId99">
+            <w:hyperlink ns1:id="rId100">
               <w:r>
                 <w:rPr>
                   <w:rStyle w:val="Hyperlink"/>
@@ -10695,7 +10971,7 @@
             <w:pPr>
               <w:pStyle w:val="Compact"/>
             </w:pPr>
-            <w:hyperlink ns1:id="rId100">
+            <w:hyperlink ns1:id="rId101">
               <w:r>
                 <w:rPr>
                   <w:rStyle w:val="Hyperlink"/>
@@ -10749,7 +11025,7 @@
             <w:pPr>
               <w:pStyle w:val="Compact"/>
             </w:pPr>
-            <w:hyperlink ns1:id="rId101">
+            <w:hyperlink ns1:id="rId102">
               <w:r>
                 <w:rPr>
                   <w:rStyle w:val="Hyperlink"/>
@@ -10803,7 +11079,7 @@
             <w:pPr>
               <w:pStyle w:val="Compact"/>
             </w:pPr>
-            <w:hyperlink ns1:id="rId102">
+            <w:hyperlink ns1:id="rId103">
               <w:r>
                 <w:rPr>
                   <w:rStyle w:val="Hyperlink"/>
@@ -10857,7 +11133,7 @@
             <w:pPr>
               <w:pStyle w:val="Compact"/>
             </w:pPr>
-            <w:hyperlink ns1:id="rId103">
+            <w:hyperlink ns1:id="rId104">
               <w:r>
                 <w:rPr>
                   <w:rStyle w:val="Hyperlink"/>
@@ -10911,7 +11187,7 @@
             <w:pPr>
               <w:pStyle w:val="Compact"/>
             </w:pPr>
-            <w:hyperlink ns1:id="rId104">
+            <w:hyperlink ns1:id="rId105">
               <w:r>
                 <w:rPr>
                   <w:rStyle w:val="Hyperlink"/>
@@ -10965,7 +11241,7 @@
             <w:pPr>
               <w:pStyle w:val="Compact"/>
             </w:pPr>
-            <w:hyperlink ns1:id="rId105">
+            <w:hyperlink ns1:id="rId106">
               <w:r>
                 <w:rPr>
                   <w:rStyle w:val="Hyperlink"/>
@@ -11019,7 +11295,7 @@
             <w:pPr>
               <w:pStyle w:val="Compact"/>
             </w:pPr>
-            <w:hyperlink ns1:id="rId106">
+            <w:hyperlink ns1:id="rId107">
               <w:r>
                 <w:rPr>
                   <w:rStyle w:val="Hyperlink"/>
@@ -11073,7 +11349,7 @@
             <w:pPr>
               <w:pStyle w:val="Compact"/>
             </w:pPr>
-            <w:hyperlink ns1:id="rId107">
+            <w:hyperlink ns1:id="rId108">
               <w:r>
                 <w:rPr>
                   <w:rStyle w:val="Hyperlink"/>
@@ -11127,7 +11403,7 @@
             <w:pPr>
               <w:pStyle w:val="Compact"/>
             </w:pPr>
-            <w:hyperlink ns1:id="rId108">
+            <w:hyperlink ns1:id="rId109">
               <w:r>
                 <w:rPr>
                   <w:rStyle w:val="Hyperlink"/>
@@ -11181,7 +11457,7 @@
             <w:pPr>
               <w:pStyle w:val="Compact"/>
             </w:pPr>
-            <w:hyperlink ns1:id="rId109">
+            <w:hyperlink ns1:id="rId110">
               <w:r>
                 <w:rPr>
                   <w:rStyle w:val="Hyperlink"/>
@@ -11235,7 +11511,7 @@
             <w:pPr>
               <w:pStyle w:val="Compact"/>
             </w:pPr>
-            <w:hyperlink ns1:id="rId110">
+            <w:hyperlink ns1:id="rId111">
               <w:r>
                 <w:rPr>
                   <w:rStyle w:val="Hyperlink"/>
@@ -11289,7 +11565,7 @@
             <w:pPr>
               <w:pStyle w:val="Compact"/>
             </w:pPr>
-            <w:hyperlink ns1:id="rId111">
+            <w:hyperlink ns1:id="rId112">
               <w:r>
                 <w:rPr>
                   <w:rStyle w:val="Hyperlink"/>
@@ -11343,7 +11619,7 @@
             <w:pPr>
               <w:pStyle w:val="Compact"/>
             </w:pPr>
-            <w:hyperlink ns1:id="rId112">
+            <w:hyperlink ns1:id="rId113">
               <w:r>
                 <w:rPr>
                   <w:rStyle w:val="Hyperlink"/>
@@ -11397,7 +11673,7 @@
             <w:pPr>
               <w:pStyle w:val="Compact"/>
             </w:pPr>
-            <w:hyperlink ns1:id="rId113">
+            <w:hyperlink ns1:id="rId114">
               <w:r>
                 <w:rPr>
                   <w:rStyle w:val="Hyperlink"/>
@@ -11451,7 +11727,7 @@
             <w:pPr>
               <w:pStyle w:val="Compact"/>
             </w:pPr>
-            <w:hyperlink ns1:id="rId114">
+            <w:hyperlink ns1:id="rId115">
               <w:r>
                 <w:rPr>
                   <w:rStyle w:val="Hyperlink"/>
@@ -11505,7 +11781,7 @@
             <w:pPr>
               <w:pStyle w:val="Compact"/>
             </w:pPr>
-            <w:hyperlink ns1:id="rId115">
+            <w:hyperlink ns1:id="rId116">
               <w:r>
                 <w:rPr>
                   <w:rStyle w:val="Hyperlink"/>
@@ -11559,7 +11835,7 @@
             <w:pPr>
               <w:pStyle w:val="Compact"/>
             </w:pPr>
-            <w:hyperlink ns1:id="rId116">
+            <w:hyperlink ns1:id="rId117">
               <w:r>
                 <w:rPr>
                   <w:rStyle w:val="Hyperlink"/>
@@ -11629,9 +11905,9 @@
         </w:tc>
       </w:tr>
     </w:tbl>
-    <w:bookmarkEnd w:id="117"/>
     <w:bookmarkEnd w:id="118"/>
-    <w:bookmarkStart w:id="121" w:name="classe-electoraldistrict"/>
+    <w:bookmarkEnd w:id="119"/>
+    <w:bookmarkStart w:id="122" w:name="classe-electoraldistrict"/>
     <w:p>
       <w:pPr>
         <w:pStyle w:val="berschrift2"/>
@@ -11660,7 +11936,7 @@
         <w:t xml:space="preserve">__</w:t>
       </w:r>
     </w:p>
-    <w:bookmarkStart w:id="119" w:name="attributs-7"/>
+    <w:bookmarkStart w:id="120" w:name="attributs-7"/>
     <w:p>
       <w:pPr>
         <w:pStyle w:val="berschrift3"/>
@@ -11979,8 +12255,8 @@
         </w:tc>
       </w:tr>
     </w:tbl>
-    <w:bookmarkEnd w:id="119"/>
-    <w:bookmarkStart w:id="120" w:name="utilisations-7"/>
+    <w:bookmarkEnd w:id="120"/>
+    <w:bookmarkStart w:id="121" w:name="utilisations-7"/>
     <w:p>
       <w:pPr>
         <w:pStyle w:val="berschrift3"/>
@@ -12121,15 +12397,15 @@
         </w:tc>
       </w:tr>
     </w:tbl>
-    <w:bookmarkEnd w:id="120"/>
+    <w:bookmarkEnd w:id="121"/>
     <w:p>
       <w:r>
         <w:br w:type="page"/>
       </w:r>
     </w:p>
-    <w:bookmarkEnd w:id="121"/>
     <w:bookmarkEnd w:id="122"/>
-    <w:bookmarkStart w:id="153" w:name="groupes-et-organes-groups"/>
+    <w:bookmarkEnd w:id="123"/>
+    <w:bookmarkStart w:id="154" w:name="groupes-et-organes-groups"/>
     <w:p>
       <w:pPr>
         <w:pStyle w:val="berschrift1"/>
@@ -12320,7 +12596,7 @@
         <w:t xml:space="preserve">, il est possible de représenter p. ex. des commissions n’existant que durant une législature, ou des changements de nom et des fusions de partis.</w:t>
       </w:r>
     </w:p>
-    <w:bookmarkStart w:id="125" w:name="classe-group"/>
+    <w:bookmarkStart w:id="126" w:name="classe-group"/>
     <w:p>
       <w:pPr>
         <w:pStyle w:val="berschrift2"/>
@@ -12349,7 +12625,7 @@
         <w:t xml:space="preserve">__</w:t>
       </w:r>
     </w:p>
-    <w:bookmarkStart w:id="123" w:name="attributs-8"/>
+    <w:bookmarkStart w:id="124" w:name="attributs-8"/>
     <w:p>
       <w:pPr>
         <w:pStyle w:val="berschrift3"/>
@@ -13686,8 +13962,8 @@
         </w:tc>
       </w:tr>
     </w:tbl>
-    <w:bookmarkEnd w:id="123"/>
-    <w:bookmarkStart w:id="124" w:name="utilisations-8"/>
+    <w:bookmarkEnd w:id="124"/>
+    <w:bookmarkStart w:id="125" w:name="utilisations-8"/>
     <w:p>
       <w:pPr>
         <w:pStyle w:val="berschrift3"/>
@@ -13828,9 +14104,9 @@
         </w:tc>
       </w:tr>
     </w:tbl>
-    <w:bookmarkEnd w:id="124"/>
     <w:bookmarkEnd w:id="125"/>
-    <w:bookmarkStart w:id="128" w:name="classe-grouptype"/>
+    <w:bookmarkEnd w:id="126"/>
+    <w:bookmarkStart w:id="129" w:name="classe-grouptype"/>
     <w:p>
       <w:pPr>
         <w:pStyle w:val="berschrift2"/>
@@ -13859,7 +14135,7 @@
         <w:t xml:space="preserve">__</w:t>
       </w:r>
     </w:p>
-    <w:bookmarkStart w:id="126" w:name="attributs-9"/>
+    <w:bookmarkStart w:id="127" w:name="attributs-9"/>
     <w:p>
       <w:pPr>
         <w:pStyle w:val="berschrift3"/>
@@ -14023,8 +14299,8 @@
         </w:tc>
       </w:tr>
     </w:tbl>
-    <w:bookmarkEnd w:id="126"/>
-    <w:bookmarkStart w:id="127" w:name="utilisations-9"/>
+    <w:bookmarkEnd w:id="127"/>
+    <w:bookmarkStart w:id="128" w:name="utilisations-9"/>
     <w:p>
       <w:pPr>
         <w:pStyle w:val="berschrift3"/>
@@ -14165,9 +14441,9 @@
         </w:tc>
       </w:tr>
     </w:tbl>
-    <w:bookmarkEnd w:id="127"/>
     <w:bookmarkEnd w:id="128"/>
-    <w:bookmarkStart w:id="152" w:name="enum-grouptypeenum"/>
+    <w:bookmarkEnd w:id="129"/>
+    <w:bookmarkStart w:id="153" w:name="enum-grouptypeenum"/>
     <w:p>
       <w:pPr>
         <w:pStyle w:val="berschrift2"/>
@@ -14206,7 +14482,7 @@
       <w:r>
         <w:t xml:space="preserve"> </w:t>
       </w:r>
-      <w:hyperlink ns1:id="rId129">
+      <w:hyperlink ns1:id="rId130">
         <w:r>
           <w:rPr>
             <w:rStyle w:val="Hyperlink"/>
@@ -14215,7 +14491,7 @@
         </w:r>
       </w:hyperlink>
     </w:p>
-    <w:bookmarkStart w:id="151" w:name="valeurs-admissibles-3"/>
+    <w:bookmarkStart w:id="152" w:name="valeurs-admissibles-3"/>
     <w:p>
       <w:pPr>
         <w:pStyle w:val="berschrift3"/>
@@ -14305,7 +14581,7 @@
             <w:pPr>
               <w:pStyle w:val="Compact"/>
             </w:pPr>
-            <w:hyperlink ns1:id="rId130">
+            <w:hyperlink ns1:id="rId131">
               <w:r>
                 <w:rPr>
                   <w:rStyle w:val="Hyperlink"/>
@@ -14359,7 +14635,7 @@
             <w:pPr>
               <w:pStyle w:val="Compact"/>
             </w:pPr>
-            <w:hyperlink ns1:id="rId131">
+            <w:hyperlink ns1:id="rId132">
               <w:r>
                 <w:rPr>
                   <w:rStyle w:val="Hyperlink"/>
@@ -14413,7 +14689,7 @@
             <w:pPr>
               <w:pStyle w:val="Compact"/>
             </w:pPr>
-            <w:hyperlink ns1:id="rId132">
+            <w:hyperlink ns1:id="rId133">
               <w:r>
                 <w:rPr>
                   <w:rStyle w:val="Hyperlink"/>
@@ -14467,7 +14743,7 @@
             <w:pPr>
               <w:pStyle w:val="Compact"/>
             </w:pPr>
-            <w:hyperlink ns1:id="rId133">
+            <w:hyperlink ns1:id="rId134">
               <w:r>
                 <w:rPr>
                   <w:rStyle w:val="Hyperlink"/>
@@ -14521,7 +14797,7 @@
             <w:pPr>
               <w:pStyle w:val="Compact"/>
             </w:pPr>
-            <w:hyperlink ns1:id="rId134">
+            <w:hyperlink ns1:id="rId135">
               <w:r>
                 <w:rPr>
                   <w:rStyle w:val="Hyperlink"/>
@@ -14575,7 +14851,7 @@
             <w:pPr>
               <w:pStyle w:val="Compact"/>
             </w:pPr>
-            <w:hyperlink ns1:id="rId135">
+            <w:hyperlink ns1:id="rId136">
               <w:r>
                 <w:rPr>
                   <w:rStyle w:val="Hyperlink"/>
@@ -14629,7 +14905,7 @@
             <w:pPr>
               <w:pStyle w:val="Compact"/>
             </w:pPr>
-            <w:hyperlink ns1:id="rId136">
+            <w:hyperlink ns1:id="rId137">
               <w:r>
                 <w:rPr>
                   <w:rStyle w:val="Hyperlink"/>
@@ -14683,7 +14959,7 @@
             <w:pPr>
               <w:pStyle w:val="Compact"/>
             </w:pPr>
-            <w:hyperlink ns1:id="rId137">
+            <w:hyperlink ns1:id="rId138">
               <w:r>
                 <w:rPr>
                   <w:rStyle w:val="Hyperlink"/>
@@ -14737,7 +15013,7 @@
             <w:pPr>
               <w:pStyle w:val="Compact"/>
             </w:pPr>
-            <w:hyperlink ns1:id="rId138">
+            <w:hyperlink ns1:id="rId139">
               <w:r>
                 <w:rPr>
                   <w:rStyle w:val="Hyperlink"/>
@@ -14791,7 +15067,7 @@
             <w:pPr>
               <w:pStyle w:val="Compact"/>
             </w:pPr>
-            <w:hyperlink ns1:id="rId139">
+            <w:hyperlink ns1:id="rId140">
               <w:r>
                 <w:rPr>
                   <w:rStyle w:val="Hyperlink"/>
@@ -14845,7 +15121,7 @@
             <w:pPr>
               <w:pStyle w:val="Compact"/>
             </w:pPr>
-            <w:hyperlink ns1:id="rId140">
+            <w:hyperlink ns1:id="rId141">
               <w:r>
                 <w:rPr>
                   <w:rStyle w:val="Hyperlink"/>
@@ -14899,7 +15175,7 @@
             <w:pPr>
               <w:pStyle w:val="Compact"/>
             </w:pPr>
-            <w:hyperlink ns1:id="rId141">
+            <w:hyperlink ns1:id="rId142">
               <w:r>
                 <w:rPr>
                   <w:rStyle w:val="Hyperlink"/>
@@ -14953,7 +15229,7 @@
             <w:pPr>
               <w:pStyle w:val="Compact"/>
             </w:pPr>
-            <w:hyperlink ns1:id="rId142">
+            <w:hyperlink ns1:id="rId143">
               <w:r>
                 <w:rPr>
                   <w:rStyle w:val="Hyperlink"/>
@@ -15007,7 +15283,7 @@
             <w:pPr>
               <w:pStyle w:val="Compact"/>
             </w:pPr>
-            <w:hyperlink ns1:id="rId143">
+            <w:hyperlink ns1:id="rId144">
               <w:r>
                 <w:rPr>
                   <w:rStyle w:val="Hyperlink"/>
@@ -15061,7 +15337,7 @@
             <w:pPr>
               <w:pStyle w:val="Compact"/>
             </w:pPr>
-            <w:hyperlink ns1:id="rId144">
+            <w:hyperlink ns1:id="rId145">
               <w:r>
                 <w:rPr>
                   <w:rStyle w:val="Hyperlink"/>
@@ -15115,7 +15391,7 @@
             <w:pPr>
               <w:pStyle w:val="Compact"/>
             </w:pPr>
-            <w:hyperlink ns1:id="rId145">
+            <w:hyperlink ns1:id="rId146">
               <w:r>
                 <w:rPr>
                   <w:rStyle w:val="Hyperlink"/>
@@ -15169,7 +15445,7 @@
             <w:pPr>
               <w:pStyle w:val="Compact"/>
             </w:pPr>
-            <w:hyperlink ns1:id="rId146">
+            <w:hyperlink ns1:id="rId147">
               <w:r>
                 <w:rPr>
                   <w:rStyle w:val="Hyperlink"/>
@@ -15223,7 +15499,7 @@
             <w:pPr>
               <w:pStyle w:val="Compact"/>
             </w:pPr>
-            <w:hyperlink ns1:id="rId147">
+            <w:hyperlink ns1:id="rId148">
               <w:r>
                 <w:rPr>
                   <w:rStyle w:val="Hyperlink"/>
@@ -15277,7 +15553,7 @@
             <w:pPr>
               <w:pStyle w:val="Compact"/>
             </w:pPr>
-            <w:hyperlink ns1:id="rId148">
+            <w:hyperlink ns1:id="rId149">
               <w:r>
                 <w:rPr>
                   <w:rStyle w:val="Hyperlink"/>
@@ -15331,7 +15607,7 @@
             <w:pPr>
               <w:pStyle w:val="Compact"/>
             </w:pPr>
-            <w:hyperlink ns1:id="rId149">
+            <w:hyperlink ns1:id="rId150">
               <w:r>
                 <w:rPr>
                   <w:rStyle w:val="Hyperlink"/>
@@ -15385,7 +15661,7 @@
             <w:pPr>
               <w:pStyle w:val="Compact"/>
             </w:pPr>
-            <w:hyperlink ns1:id="rId150">
+            <w:hyperlink ns1:id="rId151">
               <w:r>
                 <w:rPr>
                   <w:rStyle w:val="Hyperlink"/>
@@ -15397,15 +15673,15 @@
         </w:tc>
       </w:tr>
     </w:tbl>
-    <w:bookmarkEnd w:id="151"/>
+    <w:bookmarkEnd w:id="152"/>
     <w:p>
       <w:r>
         <w:br w:type="page"/>
       </w:r>
     </w:p>
-    <w:bookmarkEnd w:id="152"/>
     <w:bookmarkEnd w:id="153"/>
-    <w:bookmarkStart w:id="165" w:name="affiliations-memberships"/>
+    <w:bookmarkEnd w:id="154"/>
+    <w:bookmarkStart w:id="166" w:name="affiliations-memberships"/>
     <w:p>
       <w:pPr>
         <w:pStyle w:val="berschrift1"/>
@@ -15759,7 +16035,7 @@
         <w:t xml:space="preserve">est utilisée, assortie d’une désignation libre.</w:t>
       </w:r>
     </w:p>
-    <w:bookmarkStart w:id="156" w:name="classe-membership"/>
+    <w:bookmarkStart w:id="157" w:name="classe-membership"/>
     <w:p>
       <w:pPr>
         <w:pStyle w:val="berschrift2"/>
@@ -15788,7 +16064,7 @@
         <w:t xml:space="preserve">__</w:t>
       </w:r>
     </w:p>
-    <w:bookmarkStart w:id="154" w:name="attributs-10"/>
+    <w:bookmarkStart w:id="155" w:name="attributs-10"/>
     <w:p>
       <w:pPr>
         <w:pStyle w:val="berschrift3"/>
@@ -16805,8 +17081,8 @@
         </w:tc>
       </w:tr>
     </w:tbl>
-    <w:bookmarkEnd w:id="154"/>
-    <w:bookmarkStart w:id="155" w:name="utilisations-10"/>
+    <w:bookmarkEnd w:id="155"/>
+    <w:bookmarkStart w:id="156" w:name="utilisations-10"/>
     <w:p>
       <w:pPr>
         <w:pStyle w:val="berschrift3"/>
@@ -16947,9 +17223,9 @@
         </w:tc>
       </w:tr>
     </w:tbl>
-    <w:bookmarkEnd w:id="155"/>
     <w:bookmarkEnd w:id="156"/>
-    <w:bookmarkStart w:id="161" w:name="classe-roletype"/>
+    <w:bookmarkEnd w:id="157"/>
+    <w:bookmarkStart w:id="162" w:name="classe-roletype"/>
     <w:p>
       <w:pPr>
         <w:pStyle w:val="berschrift2"/>
@@ -17058,7 +17334,7 @@
         <w:t xml:space="preserve">__</w:t>
       </w:r>
     </w:p>
-    <w:bookmarkStart w:id="158" w:name="attributs-11"/>
+    <w:bookmarkStart w:id="159" w:name="attributs-11"/>
     <w:p>
       <w:pPr>
         <w:pStyle w:val="berschrift3"/>
@@ -17237,7 +17513,7 @@
         </w:tc>
       </w:tr>
     </w:tbl>
-    <w:bookmarkStart w:id="157" w:name="contraintes-2"/>
+    <w:bookmarkStart w:id="158" w:name="contraintes-2"/>
     <w:p>
       <w:pPr>
         <w:pStyle w:val="berschrift5"/>
@@ -17288,9 +17564,9 @@
         </w:r>
       </w:hyperlink>
     </w:p>
-    <w:bookmarkEnd w:id="157"/>
     <w:bookmarkEnd w:id="158"/>
-    <w:bookmarkStart w:id="160" w:name="utilisations-11"/>
+    <w:bookmarkEnd w:id="159"/>
+    <w:bookmarkStart w:id="161" w:name="utilisations-11"/>
     <w:p>
       <w:pPr>
         <w:pStyle w:val="berschrift3"/>
@@ -17431,7 +17707,7 @@
         </w:tc>
       </w:tr>
     </w:tbl>
-    <w:bookmarkStart w:id="159" w:name="règles"/>
+    <w:bookmarkStart w:id="160" w:name="règles"/>
     <w:p>
       <w:pPr>
         <w:pStyle w:val="berschrift5"/>
@@ -17452,10 +17728,10 @@
         <w:t xml:space="preserve">Si le type de rôle est « other », un libellé descriptif doit être fourni.</w:t>
       </w:r>
     </w:p>
-    <w:bookmarkEnd w:id="159"/>
     <w:bookmarkEnd w:id="160"/>
     <w:bookmarkEnd w:id="161"/>
-    <w:bookmarkStart w:id="164" w:name="enum-roleenum"/>
+    <w:bookmarkEnd w:id="162"/>
+    <w:bookmarkStart w:id="165" w:name="enum-roleenum"/>
     <w:p>
       <w:pPr>
         <w:pStyle w:val="berschrift2"/>
@@ -17494,7 +17770,7 @@
       <w:r>
         <w:t xml:space="preserve"> </w:t>
       </w:r>
-      <w:hyperlink ns1:id="rId162">
+      <w:hyperlink ns1:id="rId163">
         <w:r>
           <w:rPr>
             <w:rStyle w:val="Hyperlink"/>
@@ -17503,7 +17779,7 @@
         </w:r>
       </w:hyperlink>
     </w:p>
-    <w:bookmarkStart w:id="163" w:name="valeurs-admissibles-4"/>
+    <w:bookmarkStart w:id="164" w:name="valeurs-admissibles-4"/>
     <w:p>
       <w:pPr>
         <w:pStyle w:val="berschrift3"/>
@@ -17735,15 +18011,15 @@
         </w:tc>
       </w:tr>
     </w:tbl>
-    <w:bookmarkEnd w:id="163"/>
+    <w:bookmarkEnd w:id="164"/>
     <w:p>
       <w:r>
         <w:br w:type="page"/>
       </w:r>
     </w:p>
-    <w:bookmarkEnd w:id="164"/>
     <w:bookmarkEnd w:id="165"/>
-    <w:bookmarkStart w:id="230" w:name="liens-dintérêts-interest-links"/>
+    <w:bookmarkEnd w:id="166"/>
+    <w:bookmarkStart w:id="231" w:name="liens-dintérêts-interest-links"/>
     <w:p>
       <w:pPr>
         <w:pStyle w:val="berschrift1"/>
@@ -17762,7 +18038,7 @@
       <w:r>
         <w:t xml:space="preserve"> </w:t>
       </w:r>
-      <w:hyperlink ns1:id="rId166">
+      <w:hyperlink ns1:id="rId167">
         <w:r>
           <w:rPr>
             <w:rStyle w:val="Hyperlink"/>
@@ -18064,7 +18340,7 @@
         <w:t xml:space="preserve">outre l’organe et la fonction au sein de l’organisation, il est explicitement consigné si la position est rémunérée – un aspect central de la transparence.</w:t>
       </w:r>
     </w:p>
-    <w:bookmarkStart w:id="182" w:name="classe-interestlink"/>
+    <w:bookmarkStart w:id="183" w:name="classe-interestlink"/>
     <w:p>
       <w:pPr>
         <w:pStyle w:val="berschrift2"/>
@@ -18093,7 +18369,7 @@
         <w:t xml:space="preserve">__</w:t>
       </w:r>
     </w:p>
-    <w:bookmarkStart w:id="168" w:name="attributs-12"/>
+    <w:bookmarkStart w:id="169" w:name="attributs-12"/>
     <w:p>
       <w:pPr>
         <w:pStyle w:val="berschrift3"/>
@@ -19314,7 +19590,7 @@
         </w:tc>
       </w:tr>
     </w:tbl>
-    <w:bookmarkStart w:id="167" w:name="contraintes-3"/>
+    <w:bookmarkStart w:id="168" w:name="contraintes-3"/>
     <w:p>
       <w:pPr>
         <w:pStyle w:val="berschrift5"/>
@@ -19365,9 +19641,9 @@
         </w:r>
       </w:hyperlink>
     </w:p>
-    <w:bookmarkEnd w:id="167"/>
     <w:bookmarkEnd w:id="168"/>
-    <w:bookmarkStart w:id="169" w:name="utilisations-12"/>
+    <w:bookmarkEnd w:id="169"/>
+    <w:bookmarkStart w:id="170" w:name="utilisations-12"/>
     <w:p>
       <w:pPr>
         <w:pStyle w:val="berschrift3"/>
@@ -19569,8 +19845,8 @@
         </w:tc>
       </w:tr>
     </w:tbl>
-    <w:bookmarkEnd w:id="169"/>
-    <w:bookmarkStart w:id="181" w:name="exemples-2"/>
+    <w:bookmarkEnd w:id="170"/>
+    <w:bookmarkStart w:id="182" w:name="exemples-2"/>
     <w:p>
       <w:pPr>
         <w:pStyle w:val="berschrift3"/>
@@ -19579,7 +19855,7 @@
         <w:t xml:space="preserve">Exemples</w:t>
       </w:r>
     </w:p>
-    <w:bookmarkStart w:id="170" w:name="X6f8df45c9392e7d8c2cc611b7a5a0a5c295082c"/>
+    <w:bookmarkStart w:id="171" w:name="X6f8df45c9392e7d8c2cc611b7a5a0a5c295082c"/>
     <w:p>
       <w:pPr>
         <w:pStyle w:val="berschrift4"/>
@@ -19839,8 +20115,8 @@
         <w:t xml:space="preserve">false</w:t>
       </w:r>
     </w:p>
-    <w:bookmarkEnd w:id="170"/>
-    <w:bookmarkStart w:id="171" w:name="X294879ee57dc755c49a22f9e5803f3be70e7bd5"/>
+    <w:bookmarkEnd w:id="171"/>
+    <w:bookmarkStart w:id="172" w:name="X294879ee57dc755c49a22f9e5803f3be70e7bd5"/>
     <w:p>
       <w:pPr>
         <w:pStyle w:val="berschrift4"/>
@@ -20106,8 +20382,8 @@
         <w:t xml:space="preserve">true</w:t>
       </w:r>
     </w:p>
-    <w:bookmarkEnd w:id="171"/>
-    <w:bookmarkStart w:id="172" w:name="X3a114af4c33489a0c13c4f76e77277e721b306b"/>
+    <w:bookmarkEnd w:id="172"/>
+    <w:bookmarkStart w:id="173" w:name="X3a114af4c33489a0c13c4f76e77277e721b306b"/>
     <w:p>
       <w:pPr>
         <w:pStyle w:val="berschrift4"/>
@@ -20373,8 +20649,8 @@
         <w:t xml:space="preserve">true</w:t>
       </w:r>
     </w:p>
-    <w:bookmarkEnd w:id="172"/>
-    <w:bookmarkStart w:id="173" w:name="X8388fddb59e3841f8eb932eb991d5b9d2fccc2e"/>
+    <w:bookmarkEnd w:id="173"/>
+    <w:bookmarkStart w:id="174" w:name="X8388fddb59e3841f8eb932eb991d5b9d2fccc2e"/>
     <w:p>
       <w:pPr>
         <w:pStyle w:val="berschrift4"/>
@@ -20640,8 +20916,8 @@
         <w:t xml:space="preserve">true</w:t>
       </w:r>
     </w:p>
-    <w:bookmarkEnd w:id="173"/>
-    <w:bookmarkStart w:id="174" w:name="Xc3a25f1caa08cb156aabd4253ed5ef369c18d50"/>
+    <w:bookmarkEnd w:id="174"/>
+    <w:bookmarkStart w:id="175" w:name="Xc3a25f1caa08cb156aabd4253ed5ef369c18d50"/>
     <w:p>
       <w:pPr>
         <w:pStyle w:val="berschrift4"/>
@@ -20901,8 +21177,8 @@
         <w:t xml:space="preserve">false</w:t>
       </w:r>
     </w:p>
-    <w:bookmarkEnd w:id="174"/>
-    <w:bookmarkStart w:id="175" w:name="X60d031cd34249886c7d9f1b2e67c68e5118fb82"/>
+    <w:bookmarkEnd w:id="175"/>
+    <w:bookmarkStart w:id="176" w:name="X60d031cd34249886c7d9f1b2e67c68e5118fb82"/>
     <w:p>
       <w:pPr>
         <w:pStyle w:val="berschrift4"/>
@@ -21162,8 +21438,8 @@
         <w:t xml:space="preserve">true</w:t>
       </w:r>
     </w:p>
-    <w:bookmarkEnd w:id="175"/>
-    <w:bookmarkStart w:id="176" w:name="Xaa264fc7637f27ecf757efc1ab52a576e34ce7a"/>
+    <w:bookmarkEnd w:id="176"/>
+    <w:bookmarkStart w:id="177" w:name="Xaa264fc7637f27ecf757efc1ab52a576e34ce7a"/>
     <w:p>
       <w:pPr>
         <w:pStyle w:val="berschrift4"/>
@@ -21423,8 +21699,8 @@
         <w:t xml:space="preserve">true</w:t>
       </w:r>
     </w:p>
-    <w:bookmarkEnd w:id="176"/>
-    <w:bookmarkStart w:id="177" w:name="X85b61049f6da165f553740229e5c3c950105045"/>
+    <w:bookmarkEnd w:id="177"/>
+    <w:bookmarkStart w:id="178" w:name="X85b61049f6da165f553740229e5c3c950105045"/>
     <w:p>
       <w:pPr>
         <w:pStyle w:val="berschrift4"/>
@@ -21690,8 +21966,8 @@
         <w:t xml:space="preserve">true</w:t>
       </w:r>
     </w:p>
-    <w:bookmarkEnd w:id="177"/>
-    <w:bookmarkStart w:id="178" w:name="X00b26461af04297e3c9834364e0bd20b838dab6"/>
+    <w:bookmarkEnd w:id="178"/>
+    <w:bookmarkStart w:id="179" w:name="X00b26461af04297e3c9834364e0bd20b838dab6"/>
     <w:p>
       <w:pPr>
         <w:pStyle w:val="berschrift4"/>
@@ -21957,8 +22233,8 @@
         <w:t xml:space="preserve">true</w:t>
       </w:r>
     </w:p>
-    <w:bookmarkEnd w:id="178"/>
-    <w:bookmarkStart w:id="179" w:name="Xe8f745ddcaa03013aef9fe47d41eba446f5d883"/>
+    <w:bookmarkEnd w:id="179"/>
+    <w:bookmarkStart w:id="180" w:name="Xe8f745ddcaa03013aef9fe47d41eba446f5d883"/>
     <w:p>
       <w:pPr>
         <w:pStyle w:val="berschrift4"/>
@@ -22218,8 +22494,8 @@
         <w:t xml:space="preserve">true</w:t>
       </w:r>
     </w:p>
-    <w:bookmarkEnd w:id="179"/>
-    <w:bookmarkStart w:id="180" w:name="Xa438aedbc4b401d1df695fa555025968f317c54"/>
+    <w:bookmarkEnd w:id="180"/>
+    <w:bookmarkStart w:id="181" w:name="Xa438aedbc4b401d1df695fa555025968f317c54"/>
     <w:p>
       <w:pPr>
         <w:pStyle w:val="berschrift4"/>
@@ -22485,10 +22761,10 @@
         <w:t xml:space="preserve">false</w:t>
       </w:r>
     </w:p>
-    <w:bookmarkEnd w:id="180"/>
     <w:bookmarkEnd w:id="181"/>
     <w:bookmarkEnd w:id="182"/>
-    <w:bookmarkStart w:id="188" w:name="enum-interesttypeenum"/>
+    <w:bookmarkEnd w:id="183"/>
+    <w:bookmarkStart w:id="189" w:name="enum-interesttypeenum"/>
     <w:p>
       <w:pPr>
         <w:pStyle w:val="berschrift2"/>
@@ -22527,7 +22803,7 @@
       <w:r>
         <w:t xml:space="preserve"> </w:t>
       </w:r>
-      <w:hyperlink ns1:id="rId183">
+      <w:hyperlink ns1:id="rId184">
         <w:r>
           <w:rPr>
             <w:rStyle w:val="Hyperlink"/>
@@ -22536,7 +22812,7 @@
         </w:r>
       </w:hyperlink>
     </w:p>
-    <w:bookmarkStart w:id="187" w:name="valeurs-admissibles-5"/>
+    <w:bookmarkStart w:id="188" w:name="valeurs-admissibles-5"/>
     <w:p>
       <w:pPr>
         <w:pStyle w:val="berschrift3"/>
@@ -22626,7 +22902,7 @@
             <w:pPr>
               <w:pStyle w:val="Compact"/>
             </w:pPr>
-            <w:hyperlink ns1:id="rId184">
+            <w:hyperlink ns1:id="rId185">
               <w:r>
                 <w:rPr>
                   <w:rStyle w:val="Hyperlink"/>
@@ -22680,7 +22956,7 @@
             <w:pPr>
               <w:pStyle w:val="Compact"/>
             </w:pPr>
-            <w:hyperlink ns1:id="rId185">
+            <w:hyperlink ns1:id="rId186">
               <w:r>
                 <w:rPr>
                   <w:rStyle w:val="Hyperlink"/>
@@ -22734,7 +23010,7 @@
             <w:pPr>
               <w:pStyle w:val="Compact"/>
             </w:pPr>
-            <w:hyperlink ns1:id="rId186">
+            <w:hyperlink ns1:id="rId187">
               <w:r>
                 <w:rPr>
                   <w:rStyle w:val="Hyperlink"/>
@@ -22746,9 +23022,9 @@
         </w:tc>
       </w:tr>
     </w:tbl>
-    <w:bookmarkEnd w:id="187"/>
     <w:bookmarkEnd w:id="188"/>
-    <w:bookmarkStart w:id="229" w:name="enum-legalformenum"/>
+    <w:bookmarkEnd w:id="189"/>
+    <w:bookmarkStart w:id="230" w:name="enum-legalformenum"/>
     <w:p>
       <w:pPr>
         <w:pStyle w:val="berschrift2"/>
@@ -22787,7 +23063,7 @@
       <w:r>
         <w:t xml:space="preserve"> </w:t>
       </w:r>
-      <w:hyperlink ns1:id="rId189">
+      <w:hyperlink ns1:id="rId190">
         <w:r>
           <w:rPr>
             <w:rStyle w:val="Hyperlink"/>
@@ -22796,7 +23072,7 @@
         </w:r>
       </w:hyperlink>
     </w:p>
-    <w:bookmarkStart w:id="228" w:name="valeurs-admissibles-6"/>
+    <w:bookmarkStart w:id="229" w:name="valeurs-admissibles-6"/>
     <w:p>
       <w:pPr>
         <w:pStyle w:val="berschrift3"/>
@@ -22886,7 +23162,7 @@
             <w:pPr>
               <w:pStyle w:val="Compact"/>
             </w:pPr>
-            <w:hyperlink ns1:id="rId190">
+            <w:hyperlink ns1:id="rId191">
               <w:r>
                 <w:rPr>
                   <w:rStyle w:val="Hyperlink"/>
@@ -22940,7 +23216,7 @@
             <w:pPr>
               <w:pStyle w:val="Compact"/>
             </w:pPr>
-            <w:hyperlink ns1:id="rId191">
+            <w:hyperlink ns1:id="rId192">
               <w:r>
                 <w:rPr>
                   <w:rStyle w:val="Hyperlink"/>
@@ -22994,7 +23270,7 @@
             <w:pPr>
               <w:pStyle w:val="Compact"/>
             </w:pPr>
-            <w:hyperlink ns1:id="rId192">
+            <w:hyperlink ns1:id="rId193">
               <w:r>
                 <w:rPr>
                   <w:rStyle w:val="Hyperlink"/>
@@ -23048,7 +23324,7 @@
             <w:pPr>
               <w:pStyle w:val="Compact"/>
             </w:pPr>
-            <w:hyperlink ns1:id="rId193">
+            <w:hyperlink ns1:id="rId194">
               <w:r>
                 <w:rPr>
                   <w:rStyle w:val="Hyperlink"/>
@@ -23102,7 +23378,7 @@
             <w:pPr>
               <w:pStyle w:val="Compact"/>
             </w:pPr>
-            <w:hyperlink ns1:id="rId194">
+            <w:hyperlink ns1:id="rId195">
               <w:r>
                 <w:rPr>
                   <w:rStyle w:val="Hyperlink"/>
@@ -23156,7 +23432,7 @@
             <w:pPr>
               <w:pStyle w:val="Compact"/>
             </w:pPr>
-            <w:hyperlink ns1:id="rId195">
+            <w:hyperlink ns1:id="rId196">
               <w:r>
                 <w:rPr>
                   <w:rStyle w:val="Hyperlink"/>
@@ -23210,7 +23486,7 @@
             <w:pPr>
               <w:pStyle w:val="Compact"/>
             </w:pPr>
-            <w:hyperlink ns1:id="rId196">
+            <w:hyperlink ns1:id="rId197">
               <w:r>
                 <w:rPr>
                   <w:rStyle w:val="Hyperlink"/>
@@ -23264,7 +23540,7 @@
             <w:pPr>
               <w:pStyle w:val="Compact"/>
             </w:pPr>
-            <w:hyperlink ns1:id="rId197">
+            <w:hyperlink ns1:id="rId198">
               <w:r>
                 <w:rPr>
                   <w:rStyle w:val="Hyperlink"/>
@@ -23318,7 +23594,7 @@
             <w:pPr>
               <w:pStyle w:val="Compact"/>
             </w:pPr>
-            <w:hyperlink ns1:id="rId198">
+            <w:hyperlink ns1:id="rId199">
               <w:r>
                 <w:rPr>
                   <w:rStyle w:val="Hyperlink"/>
@@ -23372,7 +23648,7 @@
             <w:pPr>
               <w:pStyle w:val="Compact"/>
             </w:pPr>
-            <w:hyperlink ns1:id="rId199">
+            <w:hyperlink ns1:id="rId200">
               <w:r>
                 <w:rPr>
                   <w:rStyle w:val="Hyperlink"/>
@@ -23426,7 +23702,7 @@
             <w:pPr>
               <w:pStyle w:val="Compact"/>
             </w:pPr>
-            <w:hyperlink ns1:id="rId200">
+            <w:hyperlink ns1:id="rId201">
               <w:r>
                 <w:rPr>
                   <w:rStyle w:val="Hyperlink"/>
@@ -23480,7 +23756,7 @@
             <w:pPr>
               <w:pStyle w:val="Compact"/>
             </w:pPr>
-            <w:hyperlink ns1:id="rId201">
+            <w:hyperlink ns1:id="rId202">
               <w:r>
                 <w:rPr>
                   <w:rStyle w:val="Hyperlink"/>
@@ -23534,7 +23810,7 @@
             <w:pPr>
               <w:pStyle w:val="Compact"/>
             </w:pPr>
-            <w:hyperlink ns1:id="rId202">
+            <w:hyperlink ns1:id="rId203">
               <w:r>
                 <w:rPr>
                   <w:rStyle w:val="Hyperlink"/>
@@ -23588,7 +23864,7 @@
             <w:pPr>
               <w:pStyle w:val="Compact"/>
             </w:pPr>
-            <w:hyperlink ns1:id="rId203">
+            <w:hyperlink ns1:id="rId204">
               <w:r>
                 <w:rPr>
                   <w:rStyle w:val="Hyperlink"/>
@@ -23642,7 +23918,7 @@
             <w:pPr>
               <w:pStyle w:val="Compact"/>
             </w:pPr>
-            <w:hyperlink ns1:id="rId204">
+            <w:hyperlink ns1:id="rId205">
               <w:r>
                 <w:rPr>
                   <w:rStyle w:val="Hyperlink"/>
@@ -23696,7 +23972,7 @@
             <w:pPr>
               <w:pStyle w:val="Compact"/>
             </w:pPr>
-            <w:hyperlink ns1:id="rId205">
+            <w:hyperlink ns1:id="rId206">
               <w:r>
                 <w:rPr>
                   <w:rStyle w:val="Hyperlink"/>
@@ -23750,7 +24026,7 @@
             <w:pPr>
               <w:pStyle w:val="Compact"/>
             </w:pPr>
-            <w:hyperlink ns1:id="rId206">
+            <w:hyperlink ns1:id="rId207">
               <w:r>
                 <w:rPr>
                   <w:rStyle w:val="Hyperlink"/>
@@ -23804,7 +24080,7 @@
             <w:pPr>
               <w:pStyle w:val="Compact"/>
             </w:pPr>
-            <w:hyperlink ns1:id="rId207">
+            <w:hyperlink ns1:id="rId208">
               <w:r>
                 <w:rPr>
                   <w:rStyle w:val="Hyperlink"/>
@@ -23858,7 +24134,7 @@
             <w:pPr>
               <w:pStyle w:val="Compact"/>
             </w:pPr>
-            <w:hyperlink ns1:id="rId208">
+            <w:hyperlink ns1:id="rId209">
               <w:r>
                 <w:rPr>
                   <w:rStyle w:val="Hyperlink"/>
@@ -23912,7 +24188,7 @@
             <w:pPr>
               <w:pStyle w:val="Compact"/>
             </w:pPr>
-            <w:hyperlink ns1:id="rId209">
+            <w:hyperlink ns1:id="rId210">
               <w:r>
                 <w:rPr>
                   <w:rStyle w:val="Hyperlink"/>
@@ -23966,7 +24242,7 @@
             <w:pPr>
               <w:pStyle w:val="Compact"/>
             </w:pPr>
-            <w:hyperlink ns1:id="rId210">
+            <w:hyperlink ns1:id="rId211">
               <w:r>
                 <w:rPr>
                   <w:rStyle w:val="Hyperlink"/>
@@ -24020,7 +24296,7 @@
             <w:pPr>
               <w:pStyle w:val="Compact"/>
             </w:pPr>
-            <w:hyperlink ns1:id="rId211">
+            <w:hyperlink ns1:id="rId212">
               <w:r>
                 <w:rPr>
                   <w:rStyle w:val="Hyperlink"/>
@@ -24074,7 +24350,7 @@
             <w:pPr>
               <w:pStyle w:val="Compact"/>
             </w:pPr>
-            <w:hyperlink ns1:id="rId212">
+            <w:hyperlink ns1:id="rId213">
               <w:r>
                 <w:rPr>
                   <w:rStyle w:val="Hyperlink"/>
@@ -24128,7 +24404,7 @@
             <w:pPr>
               <w:pStyle w:val="Compact"/>
             </w:pPr>
-            <w:hyperlink ns1:id="rId213">
+            <w:hyperlink ns1:id="rId214">
               <w:r>
                 <w:rPr>
                   <w:rStyle w:val="Hyperlink"/>
@@ -24182,7 +24458,7 @@
             <w:pPr>
               <w:pStyle w:val="Compact"/>
             </w:pPr>
-            <w:hyperlink ns1:id="rId214">
+            <w:hyperlink ns1:id="rId215">
               <w:r>
                 <w:rPr>
                   <w:rStyle w:val="Hyperlink"/>
@@ -24236,7 +24512,7 @@
             <w:pPr>
               <w:pStyle w:val="Compact"/>
             </w:pPr>
-            <w:hyperlink ns1:id="rId215">
+            <w:hyperlink ns1:id="rId216">
               <w:r>
                 <w:rPr>
                   <w:rStyle w:val="Hyperlink"/>
@@ -24290,7 +24566,7 @@
             <w:pPr>
               <w:pStyle w:val="Compact"/>
             </w:pPr>
-            <w:hyperlink ns1:id="rId216">
+            <w:hyperlink ns1:id="rId217">
               <w:r>
                 <w:rPr>
                   <w:rStyle w:val="Hyperlink"/>
@@ -24344,7 +24620,7 @@
             <w:pPr>
               <w:pStyle w:val="Compact"/>
             </w:pPr>
-            <w:hyperlink ns1:id="rId217">
+            <w:hyperlink ns1:id="rId218">
               <w:r>
                 <w:rPr>
                   <w:rStyle w:val="Hyperlink"/>
@@ -24398,7 +24674,7 @@
             <w:pPr>
               <w:pStyle w:val="Compact"/>
             </w:pPr>
-            <w:hyperlink ns1:id="rId218">
+            <w:hyperlink ns1:id="rId219">
               <w:r>
                 <w:rPr>
                   <w:rStyle w:val="Hyperlink"/>
@@ -24452,7 +24728,7 @@
             <w:pPr>
               <w:pStyle w:val="Compact"/>
             </w:pPr>
-            <w:hyperlink ns1:id="rId219">
+            <w:hyperlink ns1:id="rId220">
               <w:r>
                 <w:rPr>
                   <w:rStyle w:val="Hyperlink"/>
@@ -24506,7 +24782,7 @@
             <w:pPr>
               <w:pStyle w:val="Compact"/>
             </w:pPr>
-            <w:hyperlink ns1:id="rId220">
+            <w:hyperlink ns1:id="rId221">
               <w:r>
                 <w:rPr>
                   <w:rStyle w:val="Hyperlink"/>
@@ -24560,7 +24836,7 @@
             <w:pPr>
               <w:pStyle w:val="Compact"/>
             </w:pPr>
-            <w:hyperlink ns1:id="rId221">
+            <w:hyperlink ns1:id="rId222">
               <w:r>
                 <w:rPr>
                   <w:rStyle w:val="Hyperlink"/>
@@ -24614,7 +24890,7 @@
             <w:pPr>
               <w:pStyle w:val="Compact"/>
             </w:pPr>
-            <w:hyperlink ns1:id="rId222">
+            <w:hyperlink ns1:id="rId223">
               <w:r>
                 <w:rPr>
                   <w:rStyle w:val="Hyperlink"/>
@@ -24668,7 +24944,7 @@
             <w:pPr>
               <w:pStyle w:val="Compact"/>
             </w:pPr>
-            <w:hyperlink ns1:id="rId223">
+            <w:hyperlink ns1:id="rId224">
               <w:r>
                 <w:rPr>
                   <w:rStyle w:val="Hyperlink"/>
@@ -24722,7 +24998,7 @@
             <w:pPr>
               <w:pStyle w:val="Compact"/>
             </w:pPr>
-            <w:hyperlink ns1:id="rId224">
+            <w:hyperlink ns1:id="rId225">
               <w:r>
                 <w:rPr>
                   <w:rStyle w:val="Hyperlink"/>
@@ -24776,7 +25052,7 @@
             <w:pPr>
               <w:pStyle w:val="Compact"/>
             </w:pPr>
-            <w:hyperlink ns1:id="rId225">
+            <w:hyperlink ns1:id="rId226">
               <w:r>
                 <w:rPr>
                   <w:rStyle w:val="Hyperlink"/>
@@ -24830,7 +25106,7 @@
             <w:pPr>
               <w:pStyle w:val="Compact"/>
             </w:pPr>
-            <w:hyperlink ns1:id="rId226">
+            <w:hyperlink ns1:id="rId227">
               <w:r>
                 <w:rPr>
                   <w:rStyle w:val="Hyperlink"/>
@@ -24884,7 +25160,7 @@
             <w:pPr>
               <w:pStyle w:val="Compact"/>
             </w:pPr>
-            <w:hyperlink ns1:id="rId227">
+            <w:hyperlink ns1:id="rId228">
               <w:r>
                 <w:rPr>
                   <w:rStyle w:val="Hyperlink"/>
@@ -24896,15 +25172,15 @@
         </w:tc>
       </w:tr>
     </w:tbl>
-    <w:bookmarkEnd w:id="228"/>
+    <w:bookmarkEnd w:id="229"/>
     <w:p>
       <w:r>
         <w:br w:type="page"/>
       </w:r>
     </w:p>
-    <w:bookmarkEnd w:id="229"/>
     <w:bookmarkEnd w:id="230"/>
-    <w:bookmarkStart w:id="251" w:name="éléments-partagés"/>
+    <w:bookmarkEnd w:id="231"/>
+    <w:bookmarkStart w:id="252" w:name="éléments-partagés"/>
     <w:p>
       <w:pPr>
         <w:pStyle w:val="berschrift1"/>
@@ -24913,7 +25189,7 @@
         <w:t xml:space="preserve">Éléments partagés</w:t>
       </w:r>
     </w:p>
-    <w:bookmarkStart w:id="231" w:name="reference-classes"/>
+    <w:bookmarkStart w:id="232" w:name="reference-classes"/>
     <w:p>
       <w:pPr>
         <w:pStyle w:val="berschrift2"/>
@@ -25075,8 +25351,8 @@
         <w:t xml:space="preserve">, car la référence locale demeure inchangée, même si l’entité liée change ultérieurement</w:t>
       </w:r>
     </w:p>
-    <w:bookmarkEnd w:id="231"/>
-    <w:bookmarkStart w:id="234" w:name="classe-personreference"/>
+    <w:bookmarkEnd w:id="232"/>
+    <w:bookmarkStart w:id="235" w:name="classe-personreference"/>
     <w:p>
       <w:pPr>
         <w:pStyle w:val="berschrift2"/>
@@ -25105,7 +25381,7 @@
         <w:t xml:space="preserve">__</w:t>
       </w:r>
     </w:p>
-    <w:bookmarkStart w:id="232" w:name="attributs-13"/>
+    <w:bookmarkStart w:id="233" w:name="attributs-13"/>
     <w:p>
       <w:pPr>
         <w:pStyle w:val="berschrift3"/>
@@ -25528,8 +25804,8 @@
         </w:tc>
       </w:tr>
     </w:tbl>
-    <w:bookmarkEnd w:id="232"/>
-    <w:bookmarkStart w:id="233" w:name="utilisations-13"/>
+    <w:bookmarkEnd w:id="233"/>
+    <w:bookmarkStart w:id="234" w:name="utilisations-13"/>
     <w:p>
       <w:pPr>
         <w:pStyle w:val="berschrift3"/>
@@ -25731,9 +26007,9 @@
         </w:tc>
       </w:tr>
     </w:tbl>
-    <w:bookmarkEnd w:id="233"/>
     <w:bookmarkEnd w:id="234"/>
-    <w:bookmarkStart w:id="237" w:name="classe-groupreference"/>
+    <w:bookmarkEnd w:id="235"/>
+    <w:bookmarkStart w:id="238" w:name="classe-groupreference"/>
     <w:p>
       <w:pPr>
         <w:pStyle w:val="berschrift2"/>
@@ -25762,7 +26038,7 @@
         <w:t xml:space="preserve">__</w:t>
       </w:r>
     </w:p>
-    <w:bookmarkStart w:id="235" w:name="attributs-14"/>
+    <w:bookmarkStart w:id="236" w:name="attributs-14"/>
     <w:p>
       <w:pPr>
         <w:pStyle w:val="berschrift3"/>
@@ -26136,8 +26412,8 @@
         </w:tc>
       </w:tr>
     </w:tbl>
-    <w:bookmarkEnd w:id="235"/>
-    <w:bookmarkStart w:id="236" w:name="utilisations-14"/>
+    <w:bookmarkEnd w:id="236"/>
+    <w:bookmarkStart w:id="237" w:name="utilisations-14"/>
     <w:p>
       <w:pPr>
         <w:pStyle w:val="berschrift3"/>
@@ -26278,9 +26554,9 @@
         </w:tc>
       </w:tr>
     </w:tbl>
-    <w:bookmarkEnd w:id="236"/>
     <w:bookmarkEnd w:id="237"/>
-    <w:bookmarkStart w:id="238" w:name="classes-utilisées-à-plusieurs-reprises"/>
+    <w:bookmarkEnd w:id="238"/>
+    <w:bookmarkStart w:id="239" w:name="classes-utilisées-à-plusieurs-reprises"/>
     <w:p>
       <w:pPr>
         <w:pStyle w:val="berschrift2"/>
@@ -26289,8 +26565,8 @@
         <w:t xml:space="preserve">Classes utilisées à plusieurs reprises</w:t>
       </w:r>
     </w:p>
-    <w:bookmarkEnd w:id="238"/>
-    <w:bookmarkStart w:id="244" w:name="classe-address"/>
+    <w:bookmarkEnd w:id="239"/>
+    <w:bookmarkStart w:id="245" w:name="classe-address"/>
     <w:p>
       <w:pPr>
         <w:pStyle w:val="berschrift2"/>
@@ -26319,7 +26595,7 @@
         <w:t xml:space="preserve">__</w:t>
       </w:r>
     </w:p>
-    <w:bookmarkStart w:id="240" w:name="attributs-15"/>
+    <w:bookmarkStart w:id="241" w:name="attributs-15"/>
     <w:p>
       <w:pPr>
         <w:pStyle w:val="berschrift3"/>
@@ -26642,7 +26918,7 @@
         </w:tc>
       </w:tr>
     </w:tbl>
-    <w:bookmarkStart w:id="239" w:name="contraintes-4"/>
+    <w:bookmarkStart w:id="240" w:name="contraintes-4"/>
     <w:p>
       <w:pPr>
         <w:pStyle w:val="berschrift5"/>
@@ -26693,9 +26969,9 @@
         </w:r>
       </w:hyperlink>
     </w:p>
-    <w:bookmarkEnd w:id="239"/>
     <w:bookmarkEnd w:id="240"/>
-    <w:bookmarkStart w:id="241" w:name="utilisations-15"/>
+    <w:bookmarkEnd w:id="241"/>
+    <w:bookmarkStart w:id="242" w:name="utilisations-15"/>
     <w:p>
       <w:pPr>
         <w:pStyle w:val="berschrift3"/>
@@ -26897,8 +27173,8 @@
         </w:tc>
       </w:tr>
     </w:tbl>
-    <w:bookmarkEnd w:id="241"/>
-    <w:bookmarkStart w:id="243" w:name="exemples-3"/>
+    <w:bookmarkEnd w:id="242"/>
+    <w:bookmarkStart w:id="244" w:name="exemples-3"/>
     <w:p>
       <w:pPr>
         <w:pStyle w:val="berschrift3"/>
@@ -26907,7 +27183,7 @@
         <w:t xml:space="preserve">Exemples</w:t>
       </w:r>
     </w:p>
-    <w:bookmarkStart w:id="242" w:name="Xf088df868a53579391affb7d364826afc83f909"/>
+    <w:bookmarkStart w:id="243" w:name="Xf088df868a53579391affb7d364826afc83f909"/>
     <w:p>
       <w:pPr>
         <w:pStyle w:val="berschrift4"/>
@@ -26960,10 +27236,10 @@
         <w:t xml:space="preserve"> Basel-Stadt</w:t>
       </w:r>
     </w:p>
-    <w:bookmarkEnd w:id="242"/>
     <w:bookmarkEnd w:id="243"/>
     <w:bookmarkEnd w:id="244"/>
-    <w:bookmarkStart w:id="247" w:name="enum-addresstypeenum"/>
+    <w:bookmarkEnd w:id="245"/>
+    <w:bookmarkStart w:id="248" w:name="enum-addresstypeenum"/>
     <w:p>
       <w:pPr>
         <w:pStyle w:val="berschrift2"/>
@@ -27002,7 +27278,7 @@
       <w:r>
         <w:t xml:space="preserve"> </w:t>
       </w:r>
-      <w:hyperlink ns1:id="rId245">
+      <w:hyperlink ns1:id="rId246">
         <w:r>
           <w:rPr>
             <w:rStyle w:val="Hyperlink"/>
@@ -27011,7 +27287,7 @@
         </w:r>
       </w:hyperlink>
     </w:p>
-    <w:bookmarkStart w:id="246" w:name="valeurs-admissibles-7"/>
+    <w:bookmarkStart w:id="247" w:name="valeurs-admissibles-7"/>
     <w:p>
       <w:pPr>
         <w:pStyle w:val="berschrift3"/>
@@ -27196,9 +27472,9 @@
         </w:tc>
       </w:tr>
     </w:tbl>
-    <w:bookmarkEnd w:id="246"/>
     <w:bookmarkEnd w:id="247"/>
-    <w:bookmarkStart w:id="250" w:name="classe-contact"/>
+    <w:bookmarkEnd w:id="248"/>
+    <w:bookmarkStart w:id="251" w:name="classe-contact"/>
     <w:p>
       <w:pPr>
         <w:pStyle w:val="berschrift2"/>
@@ -27227,7 +27503,7 @@
         <w:t xml:space="preserve">__</w:t>
       </w:r>
     </w:p>
-    <w:bookmarkStart w:id="248" w:name="attributs-16"/>
+    <w:bookmarkStart w:id="249" w:name="attributs-16"/>
     <w:p>
       <w:pPr>
         <w:pStyle w:val="berschrift3"/>
@@ -27391,8 +27667,8 @@
         </w:tc>
       </w:tr>
     </w:tbl>
-    <w:bookmarkEnd w:id="248"/>
-    <w:bookmarkStart w:id="249" w:name="utilisations-16"/>
+    <w:bookmarkEnd w:id="249"/>
+    <w:bookmarkStart w:id="250" w:name="utilisations-16"/>
     <w:p>
       <w:pPr>
         <w:pStyle w:val="berschrift3"/>
@@ -27594,9 +27870,9 @@
         </w:tc>
       </w:tr>
     </w:tbl>
-    <w:bookmarkEnd w:id="249"/>
     <w:bookmarkEnd w:id="250"/>
     <w:bookmarkEnd w:id="251"/>
+    <w:bookmarkEnd w:id="252"/>
     <w:sectPr>
       <w:headerReference ns1:id="rId9" w:type="even"/>
       <w:headerReference ns1:id="rId10" w:type="default"/>

--- a/ech-0294_actors/output/ech-0294_actors_fr.docx
+++ b/ech-0294_actors/output/ech-0294_actors_fr.docx
@@ -996,7 +996,7 @@
     </w:p>
     <w:bookmarkEnd w:id="25"/>
     <w:bookmarkEnd w:id="26"/>
-    <w:bookmarkStart w:id="120" w:name="person"/>
+    <w:bookmarkStart w:id="126" w:name="person"/>
     <w:p>
       <w:pPr>
         <w:pStyle w:val="berschrift1"/>
@@ -1205,7 +1205,35 @@
         <w:t xml:space="preserve">NameTypeEnum</w:t>
       </w:r>
       <w:r>
-        <w:t xml:space="preserve">) suivent l’harmonisation des registres de l’OFS, respectivement eCH-0011 (notamment nom officiel, nom d’origine, nom d’alliance, prénom usuel ainsi que des variantes pour les pièces d’identité étrangères). Les noms sont ainsi compatibles avec les registres officiels des personnes, et leur sémantique est claire.</w:t>
+        <w:t xml:space="preserve">) reprennent la systématique de l’harmonisation des registres (notamment nom officiel, nom d’origine, nom d’alliance, prénom usuel ainsi que des variantes pour les pièces d’identité étrangères). La référence est le</w:t>
+      </w:r>
+      <w:r>
+        <w:t xml:space="preserve"> </w:t>
+      </w:r>
+      <w:hyperlink ns1:id="rId27">
+        <w:r>
+          <w:rPr>
+            <w:rStyle w:val="Hyperlink"/>
+          </w:rPr>
+          <w:t xml:space="preserve">Catalogue officiel des caractères</w:t>
+        </w:r>
+      </w:hyperlink>
+      <w:r>
+        <w:t xml:space="preserve">, publié par l’Office fédéral de la statistique en vertu de l’art. 4 de la loi sur l’harmonisation de registres (LHR, RS 431.02) ; les numéros figurant dans les descriptions des valeurs (211–224) sont les numéros de caractères de ce catalogue. Le format d’échange correspondant est défini par la norme eCH</w:t>
+      </w:r>
+      <w:r>
+        <w:t xml:space="preserve"> </w:t>
+      </w:r>
+      <w:hyperlink ns1:id="rId28">
+        <w:r>
+          <w:rPr>
+            <w:rStyle w:val="Hyperlink"/>
+          </w:rPr>
+          <w:t xml:space="preserve">eCH-0011 Norme concernant les données concernant les personnes</w:t>
+        </w:r>
+      </w:hyperlink>
+      <w:r>
+        <w:t xml:space="preserve">, sur laquelle la présente norme s’appuie. Les noms sont ainsi compatibles avec les registres officiels des personnes et leur sémantique est claire.</w:t>
       </w:r>
     </w:p>
     <w:p>
@@ -1324,51 +1352,178 @@
           <w:b/>
           <w:bCs/>
         </w:rPr>
-        <w:t xml:space="preserve">Harmonisation par-delà les niveaux fédéraux (objectif à long terme) :</w:t>
-      </w:r>
-      <w:r>
-        <w:t xml:space="preserve"> </w:t>
-      </w:r>
-      <w:r>
-        <w:t xml:space="preserve">la mise en relation d’une même personne à travers les niveaux fédéraux constitue un objectif important à long terme. La constitution d’une base de données centralisée des personnes dépasse les possibilités du groupe spécialisé eCH. Comme une infrastructure ouverte et éprouvée existe déjà à cet effet,</w:t>
-      </w:r>
-      <w:r>
-        <w:t xml:space="preserve"> </w:t>
-      </w:r>
-      <w:r>
-        <w:rPr>
+        <w:t xml:space="preserve">Sexe : codes officiels et catégorie ouverte (</w:t>
+      </w:r>
+      <w:r>
+        <w:rPr>
+          <w:rStyle w:val="VerbatimChar"/>
           <w:b/>
           <w:bCs/>
         </w:rPr>
-        <w:t xml:space="preserve">Wikidata est recommandé comme identifiant transversal</w:t>
+        <w:t xml:space="preserve">GenderCodeEnum</w:t>
+      </w:r>
+      <w:r>
+        <w:rPr>
+          <w:b/>
+          <w:bCs/>
+        </w:rPr>
+        <w:t xml:space="preserve">) :</w:t>
       </w:r>
       <w:r>
         <w:t xml:space="preserve"> </w:t>
       </w:r>
       <w:r>
-        <w:t xml:space="preserve">(</w:t>
-      </w:r>
-      <w:r>
         <w:rPr>
           <w:rStyle w:val="VerbatimChar"/>
         </w:rPr>
-        <w:t xml:space="preserve">wikidata_uri</w:t>
-      </w:r>
-      <w:r>
-        <w:t xml:space="preserve">) ; conjointement à des identifiants globalement univoques (URI), l’attribution peut ainsi être harmonisée progressivement à travers les systèmes.</w:t>
-      </w:r>
-    </w:p>
-    <w:bookmarkStart w:id="35" w:name="classe-person"/>
-    <w:p>
-      <w:pPr>
-        <w:pStyle w:val="berschrift2"/>
-      </w:pPr>
-      <w:r>
-        <w:t xml:space="preserve">Classe: Person</w:t>
+        <w:t xml:space="preserve">male</w:t>
+      </w:r>
+      <w:r>
+        <w:t xml:space="preserve"> </w:t>
+      </w:r>
+      <w:r>
+        <w:t xml:space="preserve">et</w:t>
+      </w:r>
+      <w:r>
+        <w:t xml:space="preserve"> </w:t>
+      </w:r>
+      <w:r>
+        <w:rPr>
+          <w:rStyle w:val="VerbatimChar"/>
+        </w:rPr>
+        <w:t xml:space="preserve">female</w:t>
+      </w:r>
+      <w:r>
+        <w:t xml:space="preserve"> </w:t>
+      </w:r>
+      <w:r>
+        <w:t xml:space="preserve">correspondent aux valeurs de l’harmonisation des registres et renvoient, au moyen de</w:t>
+      </w:r>
+      <w:r>
+        <w:t xml:space="preserve"> </w:t>
+      </w:r>
+      <w:r>
+        <w:rPr>
+          <w:rStyle w:val="VerbatimChar"/>
+        </w:rPr>
+        <w:t xml:space="preserve">meaning</w:t>
+      </w:r>
+      <w:r>
+        <w:t xml:space="preserve">, aux concepts I14Y</w:t>
+      </w:r>
+      <w:r>
+        <w:t xml:space="preserve"> </w:t>
+      </w:r>
+      <w:r>
+        <w:rPr>
+          <w:rStyle w:val="VerbatimChar"/>
+        </w:rPr>
+        <w:t xml:space="preserve">sex/1</w:t>
+      </w:r>
+      <w:r>
+        <w:t xml:space="preserve"> </w:t>
+      </w:r>
+      <w:r>
+        <w:t xml:space="preserve">et</w:t>
+      </w:r>
+      <w:r>
+        <w:t xml:space="preserve"> </w:t>
+      </w:r>
+      <w:r>
+        <w:rPr>
+          <w:rStyle w:val="VerbatimChar"/>
+        </w:rPr>
+        <w:t xml:space="preserve">sex/2</w:t>
+      </w:r>
+      <w:r>
+        <w:t xml:space="preserve">. Pour</w:t>
+      </w:r>
+      <w:r>
+        <w:t xml:space="preserve"> </w:t>
+      </w:r>
+      <w:r>
+        <w:rPr>
+          <w:rStyle w:val="VerbatimChar"/>
+        </w:rPr>
+        <w:t xml:space="preserve">non_binary</w:t>
+      </w:r>
+      <w:r>
+        <w:t xml:space="preserve">, il n’existe délibérément aucune correspondance : la liste de codes officielle ne connaît comme troisième valeur que « indéterminé », ce qui signifie autre chose qu’une indication positive au-delà du masculin et du féminin. Si le sexe n’est pas connu, aucune entrée n’est donc créée — une entrée absente et</w:t>
+      </w:r>
+      <w:r>
+        <w:t xml:space="preserve"> </w:t>
+      </w:r>
+      <w:r>
+        <w:rPr>
+          <w:rStyle w:val="VerbatimChar"/>
+        </w:rPr>
+        <w:t xml:space="preserve">non_binary</w:t>
+      </w:r>
+      <w:r>
+        <w:t xml:space="preserve"> </w:t>
+      </w:r>
+      <w:r>
+        <w:t xml:space="preserve">doivent être clairement distinguées.</w:t>
       </w:r>
     </w:p>
     <w:p>
       <w:pPr>
+        <w:pStyle w:val="Compact"/>
+        <w:numPr>
+          <w:ilvl w:val="0"/>
+          <w:numId w:val="1005"/>
+        </w:numPr>
+      </w:pPr>
+      <w:r>
+        <w:rPr>
+          <w:b/>
+          <w:bCs/>
+        </w:rPr>
+        <w:t xml:space="preserve">Harmonisation par-delà les niveaux fédéraux (objectif à long terme) :</w:t>
+      </w:r>
+      <w:r>
+        <w:t xml:space="preserve"> </w:t>
+      </w:r>
+      <w:r>
+        <w:t xml:space="preserve">la mise en relation d’une même personne à travers les niveaux fédéraux constitue un objectif important à long terme. La constitution d’une base de données centralisée des personnes dépasse les possibilités du groupe spécialisé eCH. Comme une infrastructure ouverte et éprouvée existe déjà à cet effet,</w:t>
+      </w:r>
+      <w:r>
+        <w:t xml:space="preserve"> </w:t>
+      </w:r>
+      <w:r>
+        <w:rPr>
+          <w:b/>
+          <w:bCs/>
+        </w:rPr>
+        <w:t xml:space="preserve">Wikidata est recommandé comme identifiant transversal</w:t>
+      </w:r>
+      <w:r>
+        <w:t xml:space="preserve"> </w:t>
+      </w:r>
+      <w:r>
+        <w:t xml:space="preserve">(</w:t>
+      </w:r>
+      <w:r>
+        <w:rPr>
+          <w:rStyle w:val="VerbatimChar"/>
+        </w:rPr>
+        <w:t xml:space="preserve">wikidata_uri</w:t>
+      </w:r>
+      <w:r>
+        <w:t xml:space="preserve">) ; conjointement à des identifiants globalement univoques (URI), l’attribution peut ainsi être harmonisée progressivement à travers les systèmes.</w:t>
+      </w:r>
+    </w:p>
+    <w:bookmarkStart w:id="38" w:name="classe-person"/>
+    <w:p>
+      <w:pPr>
+        <w:pStyle w:val="berschrift2"/>
+      </w:pPr>
+      <w:r>
+        <w:t xml:space="preserve">Classe: Person</w:t>
+      </w:r>
+    </w:p>
+    <w:p>
+      <w:pPr>
         <w:pStyle w:val="FirstParagraph"/>
       </w:pPr>
       <w:r>
@@ -1387,7 +1542,7 @@
         <w:t xml:space="preserve">__</w:t>
       </w:r>
     </w:p>
-    <w:bookmarkStart w:id="27" w:name="attributs"/>
+    <w:bookmarkStart w:id="29" w:name="attributs"/>
     <w:p>
       <w:pPr>
         <w:pStyle w:val="berschrift3"/>
@@ -2737,8 +2892,8 @@
         </w:tc>
       </w:tr>
     </w:tbl>
-    <w:bookmarkEnd w:id="27"/>
-    <w:bookmarkStart w:id="28" w:name="utilisations"/>
+    <w:bookmarkEnd w:id="29"/>
+    <w:bookmarkStart w:id="30" w:name="utilisations"/>
     <w:p>
       <w:pPr>
         <w:pStyle w:val="berschrift3"/>
@@ -2879,8 +3034,8 @@
         </w:tc>
       </w:tr>
     </w:tbl>
-    <w:bookmarkEnd w:id="28"/>
-    <w:bookmarkStart w:id="34" w:name="exemples"/>
+    <w:bookmarkEnd w:id="30"/>
+    <w:bookmarkStart w:id="37" w:name="exemples"/>
     <w:p>
       <w:pPr>
         <w:pStyle w:val="berschrift3"/>
@@ -2889,7 +3044,7 @@
         <w:t xml:space="preserve">Exemples</w:t>
       </w:r>
     </w:p>
-    <w:bookmarkStart w:id="29" w:name="X14608db3aa614ec26bfdb5948b81aed4217d520"/>
+    <w:bookmarkStart w:id="31" w:name="X14608db3aa614ec26bfdb5948b81aed4217d520"/>
     <w:p>
       <w:pPr>
         <w:pStyle w:val="berschrift4"/>
@@ -3164,8 +3319,8 @@
         <w:t xml:space="preserve"> Brunel</w:t>
       </w:r>
     </w:p>
-    <w:bookmarkEnd w:id="29"/>
-    <w:bookmarkStart w:id="30" w:name="Xb71c5312b05311f6bbdf7c195973d6315415093"/>
+    <w:bookmarkEnd w:id="31"/>
+    <w:bookmarkStart w:id="32" w:name="Xb71c5312b05311f6bbdf7c195973d6315415093"/>
     <w:p>
       <w:pPr>
         <w:pStyle w:val="berschrift4"/>
@@ -3407,8 +3562,8 @@
         <w:t xml:space="preserve"> Arnold</w:t>
       </w:r>
     </w:p>
-    <w:bookmarkEnd w:id="30"/>
-    <w:bookmarkStart w:id="31" w:name="X16996e130e296e80aeb496af4fa03632fc0201b"/>
+    <w:bookmarkEnd w:id="32"/>
+    <w:bookmarkStart w:id="33" w:name="X16996e130e296e80aeb496af4fa03632fc0201b"/>
     <w:p>
       <w:pPr>
         <w:pStyle w:val="berschrift4"/>
@@ -3683,14 +3838,14 @@
         <w:t xml:space="preserve"> Beretta-Piccoli</w:t>
       </w:r>
     </w:p>
-    <w:bookmarkEnd w:id="31"/>
-    <w:bookmarkStart w:id="32" w:name="X05ee696c79c4d946b577250ba7222f983c15b41"/>
+    <w:bookmarkEnd w:id="33"/>
+    <w:bookmarkStart w:id="34" w:name="X99083f5c887821a1a2b62a37bd67cbc930317c9"/>
     <w:p>
       <w:pPr>
         <w:pStyle w:val="berschrift4"/>
       </w:pPr>
       <w:r>
-        <w:t xml:space="preserve">Exemple : Person-swiss_politicians_Alois_Arnold_1965</w:t>
+        <w:t xml:space="preserve">Exemple : Person-swiss_politicians_Sofia_Fisch</w:t>
       </w:r>
     </w:p>
     <w:p>
@@ -3713,13 +3868,76 @@
         <w:rPr>
           <w:rStyle w:val="AttributeTok"/>
         </w:rPr>
+        <w:t xml:space="preserve"> 72c7232be92944e3876f3b6723824ff9</w:t>
+      </w:r>
+      <w:r>
+        <w:br/>
+      </w:r>
+      <w:r>
+        <w:rPr>
+          <w:rStyle w:val="FunctionTok"/>
+        </w:rPr>
+        <w:t xml:space="preserve">global_uri</w:t>
+      </w:r>
+      <w:r>
+        <w:rPr>
+          <w:rStyle w:val="KeywordTok"/>
+        </w:rPr>
+        <w:t xml:space="preserve">:</w:t>
+      </w:r>
+      <w:r>
+        <w:rPr>
+          <w:rStyle w:val="AttributeTok"/>
+        </w:rPr>
+        <w:t xml:space="preserve"> https://stadtrat.bern.ch/de/mitglieder/detail.php?gid=72c7232be92944e3876f3b6723824ff9</w:t>
+      </w:r>
+      <w:r>
+        <w:br/>
+      </w:r>
+      <w:r>
+        <w:rPr>
+          <w:rStyle w:val="FunctionTok"/>
+        </w:rPr>
+        <w:t xml:space="preserve">label</w:t>
+      </w:r>
+      <w:r>
+        <w:rPr>
+          <w:rStyle w:val="KeywordTok"/>
+        </w:rPr>
+        <w:t xml:space="preserve">:</w:t>
+      </w:r>
+      <w:r>
+        <w:rPr>
+          <w:rStyle w:val="AttributeTok"/>
+        </w:rPr>
+        <w:t xml:space="preserve"> Sofia Fisch</w:t>
+      </w:r>
+      <w:r>
+        <w:br/>
+      </w:r>
+      <w:r>
+        <w:rPr>
+          <w:rStyle w:val="FunctionTok"/>
+        </w:rPr>
+        <w:t xml:space="preserve">birth_year</w:t>
+      </w:r>
+      <w:r>
+        <w:rPr>
+          <w:rStyle w:val="KeywordTok"/>
+        </w:rPr>
+        <w:t xml:space="preserve">:</w:t>
+      </w:r>
+      <w:r>
+        <w:rPr>
+          <w:rStyle w:val="AttributeTok"/>
+        </w:rPr>
         <w:t xml:space="preserve"> </w:t>
       </w:r>
       <w:r>
         <w:rPr>
           <w:rStyle w:val="DecValTok"/>
         </w:rPr>
-        <w:t xml:space="preserve">6370</w:t>
+        <w:t xml:space="preserve">1996</w:t>
       </w:r>
       <w:r>
         <w:br/>
@@ -3728,7 +3946,7 @@
         <w:rPr>
           <w:rStyle w:val="FunctionTok"/>
         </w:rPr>
-        <w:t xml:space="preserve">global_uri</w:t>
+        <w:t xml:space="preserve">names</w:t>
       </w:r>
       <w:r>
         <w:rPr>
@@ -3737,18 +3955,186 @@
         <w:t xml:space="preserve">:</w:t>
       </w:r>
       <w:r>
+        <w:br/>
+      </w:r>
+      <w:r>
+        <w:rPr>
+          <w:rStyle w:val="KeywordTok"/>
+        </w:rPr>
+        <w:t xml:space="preserve">-</w:t>
+      </w:r>
+      <w:r>
         <w:rPr>
           <w:rStyle w:val="AttributeTok"/>
         </w:rPr>
-        <w:t xml:space="preserve"> https://www.ur.ch/behoerdenmitglieder/6370</w:t>
+        <w:t xml:space="preserve"> </w:t>
+      </w:r>
+      <w:r>
+        <w:rPr>
+          <w:rStyle w:val="FunctionTok"/>
+        </w:rPr>
+        <w:t xml:space="preserve">name_type</w:t>
+      </w:r>
+      <w:r>
+        <w:rPr>
+          <w:rStyle w:val="KeywordTok"/>
+        </w:rPr>
+        <w:t xml:space="preserve">:</w:t>
+      </w:r>
+      <w:r>
+        <w:rPr>
+          <w:rStyle w:val="AttributeTok"/>
+        </w:rPr>
+        <w:t xml:space="preserve"> PersonFirstName</w:t>
       </w:r>
       <w:r>
         <w:br/>
       </w:r>
       <w:r>
         <w:rPr>
+          <w:rStyle w:val="AttributeTok"/>
+        </w:rPr>
+        <w:t xml:space="preserve">  </w:t>
+      </w:r>
+      <w:r>
+        <w:rPr>
           <w:rStyle w:val="FunctionTok"/>
         </w:rPr>
+        <w:t xml:space="preserve">value</w:t>
+      </w:r>
+      <w:r>
+        <w:rPr>
+          <w:rStyle w:val="KeywordTok"/>
+        </w:rPr>
+        <w:t xml:space="preserve">:</w:t>
+      </w:r>
+      <w:r>
+        <w:rPr>
+          <w:rStyle w:val="AttributeTok"/>
+        </w:rPr>
+        <w:t xml:space="preserve"> Sofia</w:t>
+      </w:r>
+      <w:r>
+        <w:br/>
+      </w:r>
+      <w:r>
+        <w:rPr>
+          <w:rStyle w:val="KeywordTok"/>
+        </w:rPr>
+        <w:t xml:space="preserve">-</w:t>
+      </w:r>
+      <w:r>
+        <w:rPr>
+          <w:rStyle w:val="AttributeTok"/>
+        </w:rPr>
+        <w:t xml:space="preserve"> </w:t>
+      </w:r>
+      <w:r>
+        <w:rPr>
+          <w:rStyle w:val="FunctionTok"/>
+        </w:rPr>
+        <w:t xml:space="preserve">name_type</w:t>
+      </w:r>
+      <w:r>
+        <w:rPr>
+          <w:rStyle w:val="KeywordTok"/>
+        </w:rPr>
+        <w:t xml:space="preserve">:</w:t>
+      </w:r>
+      <w:r>
+        <w:rPr>
+          <w:rStyle w:val="AttributeTok"/>
+        </w:rPr>
+        <w:t xml:space="preserve"> PersonOfficialName</w:t>
+      </w:r>
+      <w:r>
+        <w:br/>
+      </w:r>
+      <w:r>
+        <w:rPr>
+          <w:rStyle w:val="AttributeTok"/>
+        </w:rPr>
+        <w:t xml:space="preserve">  </w:t>
+      </w:r>
+      <w:r>
+        <w:rPr>
+          <w:rStyle w:val="FunctionTok"/>
+        </w:rPr>
+        <w:t xml:space="preserve">value</w:t>
+      </w:r>
+      <w:r>
+        <w:rPr>
+          <w:rStyle w:val="KeywordTok"/>
+        </w:rPr>
+        <w:t xml:space="preserve">:</w:t>
+      </w:r>
+      <w:r>
+        <w:rPr>
+          <w:rStyle w:val="AttributeTok"/>
+        </w:rPr>
+        <w:t xml:space="preserve"> Fisch</w:t>
+      </w:r>
+      <w:r>
+        <w:br/>
+      </w:r>
+      <w:r>
+        <w:rPr>
+          <w:rStyle w:val="FunctionTok"/>
+        </w:rPr>
+        <w:t xml:space="preserve">genders</w:t>
+      </w:r>
+      <w:r>
+        <w:rPr>
+          <w:rStyle w:val="KeywordTok"/>
+        </w:rPr>
+        <w:t xml:space="preserve">:</w:t>
+      </w:r>
+      <w:r>
+        <w:br/>
+      </w:r>
+      <w:r>
+        <w:rPr>
+          <w:rStyle w:val="KeywordTok"/>
+        </w:rPr>
+        <w:t xml:space="preserve">-</w:t>
+      </w:r>
+      <w:r>
+        <w:rPr>
+          <w:rStyle w:val="AttributeTok"/>
+        </w:rPr>
+        <w:t xml:space="preserve"> </w:t>
+      </w:r>
+      <w:r>
+        <w:rPr>
+          <w:rStyle w:val="FunctionTok"/>
+        </w:rPr>
+        <w:t xml:space="preserve">gender_code</w:t>
+      </w:r>
+      <w:r>
+        <w:rPr>
+          <w:rStyle w:val="KeywordTok"/>
+        </w:rPr>
+        <w:t xml:space="preserve">:</w:t>
+      </w:r>
+      <w:r>
+        <w:rPr>
+          <w:rStyle w:val="AttributeTok"/>
+        </w:rPr>
+        <w:t xml:space="preserve"> non_binary</w:t>
+      </w:r>
+      <w:r>
+        <w:br/>
+      </w:r>
+      <w:r>
+        <w:rPr>
+          <w:rStyle w:val="AttributeTok"/>
+        </w:rPr>
+        <w:t xml:space="preserve">  </w:t>
+      </w:r>
+      <w:r>
+        <w:rPr>
+          <w:rStyle w:val="FunctionTok"/>
+        </w:rPr>
         <w:t xml:space="preserve">label</w:t>
       </w:r>
       <w:r>
@@ -3761,7 +4147,7 @@
         <w:rPr>
           <w:rStyle w:val="AttributeTok"/>
         </w:rPr>
-        <w:t xml:space="preserve"> Alois Arnold (1965)</w:t>
+        <w:t xml:space="preserve"> divers</w:t>
       </w:r>
       <w:r>
         <w:br/>
@@ -3770,7 +4156,7 @@
         <w:rPr>
           <w:rStyle w:val="FunctionTok"/>
         </w:rPr>
-        <w:t xml:space="preserve">birth_year</w:t>
+        <w:t xml:space="preserve">occupations</w:t>
       </w:r>
       <w:r>
         <w:rPr>
@@ -3779,6 +4165,15 @@
         <w:t xml:space="preserve">:</w:t>
       </w:r>
       <w:r>
+        <w:br/>
+      </w:r>
+      <w:r>
+        <w:rPr>
+          <w:rStyle w:val="KeywordTok"/>
+        </w:rPr>
+        <w:t xml:space="preserve">-</w:t>
+      </w:r>
+      <w:r>
         <w:rPr>
           <w:rStyle w:val="AttributeTok"/>
         </w:rPr>
@@ -3786,18 +4181,36 @@
       </w:r>
       <w:r>
         <w:rPr>
-          <w:rStyle w:val="DecValTok"/>
-        </w:rPr>
-        <w:t xml:space="preserve">1965</w:t>
+          <w:rStyle w:val="FunctionTok"/>
+        </w:rPr>
+        <w:t xml:space="preserve">label</w:t>
+      </w:r>
+      <w:r>
+        <w:rPr>
+          <w:rStyle w:val="KeywordTok"/>
+        </w:rPr>
+        <w:t xml:space="preserve">:</w:t>
+      </w:r>
+      <w:r>
+        <w:rPr>
+          <w:rStyle w:val="AttributeTok"/>
+        </w:rPr>
+        <w:t xml:space="preserve"> Jurist*in</w:t>
       </w:r>
       <w:r>
         <w:br/>
       </w:r>
       <w:r>
         <w:rPr>
+          <w:rStyle w:val="AttributeTok"/>
+        </w:rPr>
+        <w:t xml:space="preserve">  </w:t>
+      </w:r>
+      <w:r>
+        <w:rPr>
           <w:rStyle w:val="FunctionTok"/>
         </w:rPr>
-        <w:t xml:space="preserve">names</w:t>
+        <w:t xml:space="preserve">is_active</w:t>
       </w:r>
       <w:r>
         <w:rPr>
@@ -3806,12 +4219,39 @@
         <w:t xml:space="preserve">:</w:t>
       </w:r>
       <w:r>
+        <w:rPr>
+          <w:rStyle w:val="AttributeTok"/>
+        </w:rPr>
+        <w:t xml:space="preserve"> </w:t>
+      </w:r>
+      <w:r>
+        <w:rPr>
+          <w:rStyle w:val="CharTok"/>
+        </w:rPr>
+        <w:t xml:space="preserve">true</w:t>
+      </w:r>
+      <w:r>
         <w:br/>
       </w:r>
       <w:r>
         <w:rPr>
+          <w:rStyle w:val="FunctionTok"/>
+        </w:rPr>
+        <w:t xml:space="preserve">trainings</w:t>
+      </w:r>
+      <w:r>
+        <w:rPr>
           <w:rStyle w:val="KeywordTok"/>
         </w:rPr>
+        <w:t xml:space="preserve">:</w:t>
+      </w:r>
+      <w:r>
+        <w:br/>
+      </w:r>
+      <w:r>
+        <w:rPr>
+          <w:rStyle w:val="KeywordTok"/>
+        </w:rPr>
         <w:t xml:space="preserve">-</w:t>
       </w:r>
       <w:r>
@@ -3824,7 +4264,7 @@
         <w:rPr>
           <w:rStyle w:val="FunctionTok"/>
         </w:rPr>
-        <w:t xml:space="preserve">name_type</w:t>
+        <w:t xml:space="preserve">training_type</w:t>
       </w:r>
       <w:r>
         <w:rPr>
@@ -3836,7 +4276,13 @@
         <w:rPr>
           <w:rStyle w:val="AttributeTok"/>
         </w:rPr>
-        <w:t xml:space="preserve"> PersonFirstName</w:t>
+        <w:t xml:space="preserve"> </w:t>
+      </w:r>
+      <w:r>
+        <w:rPr>
+          <w:rStyle w:val="StringTok"/>
+        </w:rPr>
+        <w:t xml:space="preserve">'3223'</w:t>
       </w:r>
       <w:r>
         <w:br/>
@@ -3863,77 +4309,17 @@
         <w:rPr>
           <w:rStyle w:val="AttributeTok"/>
         </w:rPr>
-        <w:t xml:space="preserve"> Alois</w:t>
-      </w:r>
-      <w:r>
-        <w:br/>
-      </w:r>
-      <w:r>
-        <w:rPr>
-          <w:rStyle w:val="KeywordTok"/>
-        </w:rPr>
-        <w:t xml:space="preserve">-</w:t>
-      </w:r>
-      <w:r>
-        <w:rPr>
-          <w:rStyle w:val="AttributeTok"/>
-        </w:rPr>
-        <w:t xml:space="preserve"> </w:t>
-      </w:r>
-      <w:r>
-        <w:rPr>
-          <w:rStyle w:val="FunctionTok"/>
-        </w:rPr>
-        <w:t xml:space="preserve">name_type</w:t>
-      </w:r>
-      <w:r>
-        <w:rPr>
-          <w:rStyle w:val="KeywordTok"/>
-        </w:rPr>
-        <w:t xml:space="preserve">:</w:t>
-      </w:r>
-      <w:r>
-        <w:rPr>
-          <w:rStyle w:val="AttributeTok"/>
-        </w:rPr>
-        <w:t xml:space="preserve"> PersonOfficialName</w:t>
-      </w:r>
-      <w:r>
-        <w:br/>
-      </w:r>
-      <w:r>
-        <w:rPr>
-          <w:rStyle w:val="AttributeTok"/>
-        </w:rPr>
-        <w:t xml:space="preserve">  </w:t>
-      </w:r>
-      <w:r>
-        <w:rPr>
-          <w:rStyle w:val="FunctionTok"/>
-        </w:rPr>
-        <w:t xml:space="preserve">value</w:t>
-      </w:r>
-      <w:r>
-        <w:rPr>
-          <w:rStyle w:val="KeywordTok"/>
-        </w:rPr>
-        <w:t xml:space="preserve">:</w:t>
-      </w:r>
-      <w:r>
-        <w:rPr>
-          <w:rStyle w:val="AttributeTok"/>
-        </w:rPr>
-        <w:t xml:space="preserve"> Arnold</w:t>
+        <w:t xml:space="preserve"> MLaw</w:t>
       </w:r>
     </w:p>
-    <w:bookmarkEnd w:id="32"/>
-    <w:bookmarkStart w:id="33" w:name="X20c009fb4f94a978d83b87e74f3c7963313540f"/>
+    <w:bookmarkEnd w:id="34"/>
+    <w:bookmarkStart w:id="35" w:name="X05ee696c79c4d946b577250ba7222f983c15b41"/>
     <w:p>
       <w:pPr>
         <w:pStyle w:val="berschrift4"/>
       </w:pPr>
       <w:r>
-        <w:t xml:space="preserve">Exemple : Person-swiss_politicians_Beat_Jans</w:t>
+        <w:t xml:space="preserve">Exemple : Person-swiss_politicians_Alois_Arnold_1965</w:t>
       </w:r>
     </w:p>
     <w:p>
@@ -3962,7 +4348,7 @@
         <w:rPr>
           <w:rStyle w:val="DecValTok"/>
         </w:rPr>
-        <w:t xml:space="preserve">4032</w:t>
+        <w:t xml:space="preserve">6370</w:t>
       </w:r>
       <w:r>
         <w:br/>
@@ -3983,7 +4369,7 @@
         <w:rPr>
           <w:rStyle w:val="AttributeTok"/>
         </w:rPr>
-        <w:t xml:space="preserve"> https://data-example.parlament.ch/person/4032</w:t>
+        <w:t xml:space="preserve"> https://www.ur.ch/behoerdenmitglieder/6370</w:t>
       </w:r>
       <w:r>
         <w:br/>
@@ -3992,7 +4378,7 @@
         <w:rPr>
           <w:rStyle w:val="FunctionTok"/>
         </w:rPr>
-        <w:t xml:space="preserve">wikidata_uri</w:t>
+        <w:t xml:space="preserve">label</w:t>
       </w:r>
       <w:r>
         <w:rPr>
@@ -4004,7 +4390,7 @@
         <w:rPr>
           <w:rStyle w:val="AttributeTok"/>
         </w:rPr>
-        <w:t xml:space="preserve"> http://www.wikidata.org/entity/Q813067</w:t>
+        <w:t xml:space="preserve"> Alois Arnold (1965)</w:t>
       </w:r>
       <w:r>
         <w:br/>
@@ -4013,7 +4399,7 @@
         <w:rPr>
           <w:rStyle w:val="FunctionTok"/>
         </w:rPr>
-        <w:t xml:space="preserve">label</w:t>
+        <w:t xml:space="preserve">birth_year</w:t>
       </w:r>
       <w:r>
         <w:rPr>
@@ -4025,7 +4411,13 @@
         <w:rPr>
           <w:rStyle w:val="AttributeTok"/>
         </w:rPr>
-        <w:t xml:space="preserve"> Beat Jans</w:t>
+        <w:t xml:space="preserve"> </w:t>
+      </w:r>
+      <w:r>
+        <w:rPr>
+          <w:rStyle w:val="DecValTok"/>
+        </w:rPr>
+        <w:t xml:space="preserve">1965</w:t>
       </w:r>
       <w:r>
         <w:br/>
@@ -4034,7 +4426,7 @@
         <w:rPr>
           <w:rStyle w:val="FunctionTok"/>
         </w:rPr>
-        <w:t xml:space="preserve">label_long</w:t>
+        <w:t xml:space="preserve">names</w:t>
       </w:r>
       <w:r>
         <w:rPr>
@@ -4043,19 +4435,52 @@
         <w:t xml:space="preserve">:</w:t>
       </w:r>
       <w:r>
+        <w:br/>
+      </w:r>
+      <w:r>
+        <w:rPr>
+          <w:rStyle w:val="KeywordTok"/>
+        </w:rPr>
+        <w:t xml:space="preserve">-</w:t>
+      </w:r>
+      <w:r>
         <w:rPr>
           <w:rStyle w:val="AttributeTok"/>
         </w:rPr>
-        <w:t xml:space="preserve"> Beat Jans, dipl. nat. ETH</w:t>
+        <w:t xml:space="preserve"> </w:t>
+      </w:r>
+      <w:r>
+        <w:rPr>
+          <w:rStyle w:val="FunctionTok"/>
+        </w:rPr>
+        <w:t xml:space="preserve">name_type</w:t>
+      </w:r>
+      <w:r>
+        <w:rPr>
+          <w:rStyle w:val="KeywordTok"/>
+        </w:rPr>
+        <w:t xml:space="preserve">:</w:t>
+      </w:r>
+      <w:r>
+        <w:rPr>
+          <w:rStyle w:val="AttributeTok"/>
+        </w:rPr>
+        <w:t xml:space="preserve"> PersonFirstName</w:t>
       </w:r>
       <w:r>
         <w:br/>
       </w:r>
       <w:r>
         <w:rPr>
+          <w:rStyle w:val="AttributeTok"/>
+        </w:rPr>
+        <w:t xml:space="preserve">  </w:t>
+      </w:r>
+      <w:r>
+        <w:rPr>
           <w:rStyle w:val="FunctionTok"/>
         </w:rPr>
-        <w:t xml:space="preserve">birth_year</w:t>
+        <w:t xml:space="preserve">value</w:t>
       </w:r>
       <w:r>
         <w:rPr>
@@ -4067,22 +4492,55 @@
         <w:rPr>
           <w:rStyle w:val="AttributeTok"/>
         </w:rPr>
+        <w:t xml:space="preserve"> Alois</w:t>
+      </w:r>
+      <w:r>
+        <w:br/>
+      </w:r>
+      <w:r>
+        <w:rPr>
+          <w:rStyle w:val="KeywordTok"/>
+        </w:rPr>
+        <w:t xml:space="preserve">-</w:t>
+      </w:r>
+      <w:r>
+        <w:rPr>
+          <w:rStyle w:val="AttributeTok"/>
+        </w:rPr>
         <w:t xml:space="preserve"> </w:t>
       </w:r>
       <w:r>
         <w:rPr>
-          <w:rStyle w:val="DecValTok"/>
-        </w:rPr>
-        <w:t xml:space="preserve">1964</w:t>
+          <w:rStyle w:val="FunctionTok"/>
+        </w:rPr>
+        <w:t xml:space="preserve">name_type</w:t>
+      </w:r>
+      <w:r>
+        <w:rPr>
+          <w:rStyle w:val="KeywordTok"/>
+        </w:rPr>
+        <w:t xml:space="preserve">:</w:t>
+      </w:r>
+      <w:r>
+        <w:rPr>
+          <w:rStyle w:val="AttributeTok"/>
+        </w:rPr>
+        <w:t xml:space="preserve"> PersonOfficialName</w:t>
       </w:r>
       <w:r>
         <w:br/>
       </w:r>
       <w:r>
         <w:rPr>
+          <w:rStyle w:val="AttributeTok"/>
+        </w:rPr>
+        <w:t xml:space="preserve">  </w:t>
+      </w:r>
+      <w:r>
+        <w:rPr>
           <w:rStyle w:val="FunctionTok"/>
         </w:rPr>
-        <w:t xml:space="preserve">birth_date</w:t>
+        <w:t xml:space="preserve">value</w:t>
       </w:r>
       <w:r>
         <w:rPr>
@@ -4094,869 +4552,1040 @@
         <w:rPr>
           <w:rStyle w:val="AttributeTok"/>
         </w:rPr>
-        <w:t xml:space="preserve"> 1964-07-12</w:t>
-      </w:r>
-      <w:r>
-        <w:br/>
-      </w:r>
-      <w:r>
-        <w:rPr>
-          <w:rStyle w:val="FunctionTok"/>
-        </w:rPr>
-        <w:t xml:space="preserve">picture</w:t>
-      </w:r>
-      <w:r>
-        <w:rPr>
-          <w:rStyle w:val="KeywordTok"/>
-        </w:rPr>
-        <w:t xml:space="preserve">:</w:t>
-      </w:r>
-      <w:r>
-        <w:rPr>
-          <w:rStyle w:val="AttributeTok"/>
-        </w:rPr>
-        <w:t xml:space="preserve"> https://commons.wikimedia.org/wiki/File:Beat_Jans_(2026)_(cropped).jpg</w:t>
-      </w:r>
-      <w:r>
-        <w:br/>
-      </w:r>
-      <w:r>
-        <w:rPr>
-          <w:rStyle w:val="FunctionTok"/>
-        </w:rPr>
-        <w:t xml:space="preserve">names</w:t>
-      </w:r>
-      <w:r>
-        <w:rPr>
-          <w:rStyle w:val="KeywordTok"/>
-        </w:rPr>
-        <w:t xml:space="preserve">:</w:t>
-      </w:r>
-      <w:r>
-        <w:br/>
-      </w:r>
-      <w:r>
-        <w:rPr>
-          <w:rStyle w:val="KeywordTok"/>
-        </w:rPr>
-        <w:t xml:space="preserve">-</w:t>
-      </w:r>
-      <w:r>
-        <w:rPr>
-          <w:rStyle w:val="AttributeTok"/>
-        </w:rPr>
-        <w:t xml:space="preserve"> </w:t>
-      </w:r>
-      <w:r>
-        <w:rPr>
-          <w:rStyle w:val="FunctionTok"/>
-        </w:rPr>
-        <w:t xml:space="preserve">name_type</w:t>
-      </w:r>
-      <w:r>
-        <w:rPr>
-          <w:rStyle w:val="KeywordTok"/>
-        </w:rPr>
-        <w:t xml:space="preserve">:</w:t>
-      </w:r>
-      <w:r>
-        <w:rPr>
-          <w:rStyle w:val="AttributeTok"/>
-        </w:rPr>
-        <w:t xml:space="preserve"> PersonFirstName</w:t>
-      </w:r>
-      <w:r>
-        <w:br/>
-      </w:r>
-      <w:r>
-        <w:rPr>
-          <w:rStyle w:val="AttributeTok"/>
-        </w:rPr>
-        <w:t xml:space="preserve">  </w:t>
-      </w:r>
-      <w:r>
-        <w:rPr>
-          <w:rStyle w:val="FunctionTok"/>
-        </w:rPr>
-        <w:t xml:space="preserve">value</w:t>
-      </w:r>
-      <w:r>
-        <w:rPr>
-          <w:rStyle w:val="KeywordTok"/>
-        </w:rPr>
-        <w:t xml:space="preserve">:</w:t>
-      </w:r>
-      <w:r>
-        <w:rPr>
-          <w:rStyle w:val="AttributeTok"/>
-        </w:rPr>
-        <w:t xml:space="preserve"> Beat</w:t>
-      </w:r>
-      <w:r>
-        <w:br/>
-      </w:r>
-      <w:r>
-        <w:rPr>
-          <w:rStyle w:val="KeywordTok"/>
-        </w:rPr>
-        <w:t xml:space="preserve">-</w:t>
-      </w:r>
-      <w:r>
-        <w:rPr>
-          <w:rStyle w:val="AttributeTok"/>
-        </w:rPr>
-        <w:t xml:space="preserve"> </w:t>
-      </w:r>
-      <w:r>
-        <w:rPr>
-          <w:rStyle w:val="FunctionTok"/>
-        </w:rPr>
-        <w:t xml:space="preserve">name_type</w:t>
-      </w:r>
-      <w:r>
-        <w:rPr>
-          <w:rStyle w:val="KeywordTok"/>
-        </w:rPr>
-        <w:t xml:space="preserve">:</w:t>
-      </w:r>
-      <w:r>
-        <w:rPr>
-          <w:rStyle w:val="AttributeTok"/>
-        </w:rPr>
-        <w:t xml:space="preserve"> PersonOfficialName</w:t>
-      </w:r>
-      <w:r>
-        <w:br/>
-      </w:r>
-      <w:r>
-        <w:rPr>
-          <w:rStyle w:val="AttributeTok"/>
-        </w:rPr>
-        <w:t xml:space="preserve">  </w:t>
-      </w:r>
-      <w:r>
-        <w:rPr>
-          <w:rStyle w:val="FunctionTok"/>
-        </w:rPr>
-        <w:t xml:space="preserve">value</w:t>
-      </w:r>
-      <w:r>
-        <w:rPr>
-          <w:rStyle w:val="KeywordTok"/>
-        </w:rPr>
-        <w:t xml:space="preserve">:</w:t>
-      </w:r>
-      <w:r>
-        <w:rPr>
-          <w:rStyle w:val="AttributeTok"/>
-        </w:rPr>
-        <w:t xml:space="preserve"> Jans</w:t>
-      </w:r>
-      <w:r>
-        <w:br/>
-      </w:r>
-      <w:r>
-        <w:rPr>
-          <w:rStyle w:val="AttributeTok"/>
-        </w:rPr>
-        <w:t xml:space="preserve">  </w:t>
-      </w:r>
-      <w:r>
-        <w:rPr>
-          <w:rStyle w:val="FunctionTok"/>
-        </w:rPr>
-        <w:t xml:space="preserve">valid_from</w:t>
-      </w:r>
-      <w:r>
-        <w:rPr>
-          <w:rStyle w:val="KeywordTok"/>
-        </w:rPr>
-        <w:t xml:space="preserve">:</w:t>
-      </w:r>
-      <w:r>
-        <w:rPr>
-          <w:rStyle w:val="AttributeTok"/>
-        </w:rPr>
-        <w:t xml:space="preserve"> 1964-07-12</w:t>
-      </w:r>
-      <w:r>
-        <w:br/>
-      </w:r>
-      <w:r>
-        <w:rPr>
-          <w:rStyle w:val="FunctionTok"/>
-        </w:rPr>
-        <w:t xml:space="preserve">addresses</w:t>
-      </w:r>
-      <w:r>
-        <w:rPr>
-          <w:rStyle w:val="KeywordTok"/>
-        </w:rPr>
-        <w:t xml:space="preserve">:</w:t>
-      </w:r>
-      <w:r>
-        <w:br/>
-      </w:r>
-      <w:r>
-        <w:rPr>
-          <w:rStyle w:val="KeywordTok"/>
-        </w:rPr>
-        <w:t xml:space="preserve">-</w:t>
-      </w:r>
-      <w:r>
-        <w:rPr>
-          <w:rStyle w:val="AttributeTok"/>
-        </w:rPr>
-        <w:t xml:space="preserve"> </w:t>
-      </w:r>
-      <w:r>
-        <w:rPr>
-          <w:rStyle w:val="FunctionTok"/>
-        </w:rPr>
-        <w:t xml:space="preserve">address_type</w:t>
-      </w:r>
-      <w:r>
-        <w:rPr>
-          <w:rStyle w:val="KeywordTok"/>
-        </w:rPr>
-        <w:t xml:space="preserve">:</w:t>
-      </w:r>
-      <w:r>
-        <w:rPr>
-          <w:rStyle w:val="AttributeTok"/>
-        </w:rPr>
-        <w:t xml:space="preserve"> businessAddress</w:t>
-      </w:r>
-      <w:r>
-        <w:br/>
-      </w:r>
-      <w:r>
-        <w:rPr>
-          <w:rStyle w:val="AttributeTok"/>
-        </w:rPr>
-        <w:t xml:space="preserve">  </w:t>
-      </w:r>
-      <w:r>
-        <w:rPr>
-          <w:rStyle w:val="FunctionTok"/>
-        </w:rPr>
-        <w:t xml:space="preserve">postal_locality</w:t>
-      </w:r>
-      <w:r>
-        <w:rPr>
-          <w:rStyle w:val="KeywordTok"/>
-        </w:rPr>
-        <w:t xml:space="preserve">:</w:t>
-      </w:r>
-      <w:r>
-        <w:rPr>
-          <w:rStyle w:val="AttributeTok"/>
-        </w:rPr>
-        <w:t xml:space="preserve"> Basel-Stadt</w:t>
-      </w:r>
-      <w:r>
-        <w:br/>
-      </w:r>
-      <w:r>
-        <w:rPr>
-          <w:rStyle w:val="FunctionTok"/>
-        </w:rPr>
-        <w:t xml:space="preserve">language_proficiencies</w:t>
-      </w:r>
-      <w:r>
-        <w:rPr>
-          <w:rStyle w:val="KeywordTok"/>
-        </w:rPr>
-        <w:t xml:space="preserve">:</w:t>
-      </w:r>
-      <w:r>
-        <w:br/>
-      </w:r>
-      <w:r>
-        <w:rPr>
-          <w:rStyle w:val="KeywordTok"/>
-        </w:rPr>
-        <w:t xml:space="preserve">-</w:t>
-      </w:r>
-      <w:r>
-        <w:rPr>
-          <w:rStyle w:val="AttributeTok"/>
-        </w:rPr>
-        <w:t xml:space="preserve"> </w:t>
-      </w:r>
-      <w:r>
-        <w:rPr>
-          <w:rStyle w:val="FunctionTok"/>
-        </w:rPr>
-        <w:t xml:space="preserve">language</w:t>
-      </w:r>
-      <w:r>
-        <w:rPr>
-          <w:rStyle w:val="KeywordTok"/>
-        </w:rPr>
-        <w:t xml:space="preserve">:</w:t>
-      </w:r>
-      <w:r>
-        <w:rPr>
-          <w:rStyle w:val="AttributeTok"/>
-        </w:rPr>
-        <w:t xml:space="preserve"> de</w:t>
-      </w:r>
-      <w:r>
-        <w:br/>
-      </w:r>
-      <w:r>
-        <w:rPr>
-          <w:rStyle w:val="AttributeTok"/>
-        </w:rPr>
-        <w:t xml:space="preserve">  </w:t>
-      </w:r>
-      <w:r>
-        <w:rPr>
-          <w:rStyle w:val="FunctionTok"/>
-        </w:rPr>
-        <w:t xml:space="preserve">is_correspondence</w:t>
-      </w:r>
-      <w:r>
-        <w:rPr>
-          <w:rStyle w:val="KeywordTok"/>
-        </w:rPr>
-        <w:t xml:space="preserve">:</w:t>
-      </w:r>
-      <w:r>
-        <w:rPr>
-          <w:rStyle w:val="AttributeTok"/>
-        </w:rPr>
-        <w:t xml:space="preserve"> </w:t>
-      </w:r>
-      <w:r>
-        <w:rPr>
-          <w:rStyle w:val="CharTok"/>
-        </w:rPr>
-        <w:t xml:space="preserve">true</w:t>
-      </w:r>
-      <w:r>
-        <w:br/>
-      </w:r>
-      <w:r>
-        <w:rPr>
-          <w:rStyle w:val="AttributeTok"/>
-        </w:rPr>
-        <w:t xml:space="preserve">  </w:t>
-      </w:r>
-      <w:r>
-        <w:rPr>
-          <w:rStyle w:val="FunctionTok"/>
-        </w:rPr>
-        <w:t xml:space="preserve">is_native</w:t>
-      </w:r>
-      <w:r>
-        <w:rPr>
-          <w:rStyle w:val="KeywordTok"/>
-        </w:rPr>
-        <w:t xml:space="preserve">:</w:t>
-      </w:r>
-      <w:r>
-        <w:rPr>
-          <w:rStyle w:val="AttributeTok"/>
-        </w:rPr>
-        <w:t xml:space="preserve"> </w:t>
-      </w:r>
-      <w:r>
-        <w:rPr>
-          <w:rStyle w:val="CharTok"/>
-        </w:rPr>
-        <w:t xml:space="preserve">true</w:t>
-      </w:r>
-      <w:r>
-        <w:br/>
-      </w:r>
-      <w:r>
-        <w:rPr>
-          <w:rStyle w:val="FunctionTok"/>
-        </w:rPr>
-        <w:t xml:space="preserve">citizenships</w:t>
-      </w:r>
-      <w:r>
-        <w:rPr>
-          <w:rStyle w:val="KeywordTok"/>
-        </w:rPr>
-        <w:t xml:space="preserve">:</w:t>
-      </w:r>
-      <w:r>
-        <w:br/>
-      </w:r>
-      <w:r>
-        <w:rPr>
-          <w:rStyle w:val="KeywordTok"/>
-        </w:rPr>
-        <w:t xml:space="preserve">-</w:t>
-      </w:r>
-      <w:r>
-        <w:rPr>
-          <w:rStyle w:val="AttributeTok"/>
-        </w:rPr>
-        <w:t xml:space="preserve"> </w:t>
-      </w:r>
-      <w:r>
-        <w:rPr>
-          <w:rStyle w:val="FunctionTok"/>
-        </w:rPr>
-        <w:t xml:space="preserve">country</w:t>
-      </w:r>
-      <w:r>
-        <w:rPr>
-          <w:rStyle w:val="KeywordTok"/>
-        </w:rPr>
-        <w:t xml:space="preserve">:</w:t>
-      </w:r>
-      <w:r>
-        <w:rPr>
-          <w:rStyle w:val="AttributeTok"/>
-        </w:rPr>
-        <w:t xml:space="preserve"> CH</w:t>
-      </w:r>
-      <w:r>
-        <w:br/>
-      </w:r>
-      <w:r>
-        <w:rPr>
-          <w:rStyle w:val="AttributeTok"/>
-        </w:rPr>
-        <w:t xml:space="preserve">  </w:t>
-      </w:r>
-      <w:r>
-        <w:rPr>
-          <w:rStyle w:val="FunctionTok"/>
-        </w:rPr>
-        <w:t xml:space="preserve">valid_from</w:t>
-      </w:r>
-      <w:r>
-        <w:rPr>
-          <w:rStyle w:val="KeywordTok"/>
-        </w:rPr>
-        <w:t xml:space="preserve">:</w:t>
-      </w:r>
-      <w:r>
-        <w:rPr>
-          <w:rStyle w:val="AttributeTok"/>
-        </w:rPr>
-        <w:t xml:space="preserve"> 1964-07-12</w:t>
-      </w:r>
-      <w:r>
-        <w:br/>
-      </w:r>
-      <w:r>
-        <w:rPr>
-          <w:rStyle w:val="FunctionTok"/>
-        </w:rPr>
-        <w:t xml:space="preserve">genders</w:t>
-      </w:r>
-      <w:r>
-        <w:rPr>
-          <w:rStyle w:val="KeywordTok"/>
-        </w:rPr>
-        <w:t xml:space="preserve">:</w:t>
-      </w:r>
-      <w:r>
-        <w:br/>
-      </w:r>
-      <w:r>
-        <w:rPr>
-          <w:rStyle w:val="KeywordTok"/>
-        </w:rPr>
-        <w:t xml:space="preserve">-</w:t>
-      </w:r>
-      <w:r>
-        <w:rPr>
-          <w:rStyle w:val="AttributeTok"/>
-        </w:rPr>
-        <w:t xml:space="preserve"> </w:t>
-      </w:r>
-      <w:r>
-        <w:rPr>
-          <w:rStyle w:val="FunctionTok"/>
-        </w:rPr>
-        <w:t xml:space="preserve">gender_code</w:t>
-      </w:r>
-      <w:r>
-        <w:rPr>
-          <w:rStyle w:val="KeywordTok"/>
-        </w:rPr>
-        <w:t xml:space="preserve">:</w:t>
-      </w:r>
-      <w:r>
-        <w:rPr>
-          <w:rStyle w:val="AttributeTok"/>
-        </w:rPr>
-        <w:t xml:space="preserve"> male</w:t>
-      </w:r>
-      <w:r>
-        <w:br/>
-      </w:r>
-      <w:r>
-        <w:rPr>
-          <w:rStyle w:val="AttributeTok"/>
-        </w:rPr>
-        <w:t xml:space="preserve">  </w:t>
-      </w:r>
-      <w:r>
-        <w:rPr>
-          <w:rStyle w:val="FunctionTok"/>
-        </w:rPr>
-        <w:t xml:space="preserve">valid_from</w:t>
-      </w:r>
-      <w:r>
-        <w:rPr>
-          <w:rStyle w:val="KeywordTok"/>
-        </w:rPr>
-        <w:t xml:space="preserve">:</w:t>
-      </w:r>
-      <w:r>
-        <w:rPr>
-          <w:rStyle w:val="AttributeTok"/>
-        </w:rPr>
-        <w:t xml:space="preserve"> 1964-07-12</w:t>
-      </w:r>
-      <w:r>
-        <w:br/>
-      </w:r>
-      <w:r>
-        <w:rPr>
-          <w:rStyle w:val="FunctionTok"/>
-        </w:rPr>
-        <w:t xml:space="preserve">occupations</w:t>
-      </w:r>
-      <w:r>
-        <w:rPr>
-          <w:rStyle w:val="KeywordTok"/>
-        </w:rPr>
-        <w:t xml:space="preserve">:</w:t>
-      </w:r>
-      <w:r>
-        <w:br/>
-      </w:r>
-      <w:r>
-        <w:rPr>
-          <w:rStyle w:val="KeywordTok"/>
-        </w:rPr>
-        <w:t xml:space="preserve">-</w:t>
-      </w:r>
-      <w:r>
-        <w:rPr>
-          <w:rStyle w:val="AttributeTok"/>
-        </w:rPr>
-        <w:t xml:space="preserve"> </w:t>
-      </w:r>
-      <w:r>
-        <w:rPr>
-          <w:rStyle w:val="FunctionTok"/>
-        </w:rPr>
-        <w:t xml:space="preserve">label</w:t>
-      </w:r>
-      <w:r>
-        <w:rPr>
-          <w:rStyle w:val="KeywordTok"/>
-        </w:rPr>
-        <w:t xml:space="preserve">:</w:t>
-      </w:r>
-      <w:r>
-        <w:rPr>
-          <w:rStyle w:val="AttributeTok"/>
-        </w:rPr>
-        <w:t xml:space="preserve"> Politiker</w:t>
-      </w:r>
-      <w:r>
-        <w:br/>
-      </w:r>
-      <w:r>
-        <w:rPr>
-          <w:rStyle w:val="AttributeTok"/>
-        </w:rPr>
-        <w:t xml:space="preserve">  </w:t>
-      </w:r>
-      <w:r>
-        <w:rPr>
-          <w:rStyle w:val="FunctionTok"/>
-        </w:rPr>
-        <w:t xml:space="preserve">valid_from</w:t>
-      </w:r>
-      <w:r>
-        <w:rPr>
-          <w:rStyle w:val="KeywordTok"/>
-        </w:rPr>
-        <w:t xml:space="preserve">:</w:t>
-      </w:r>
-      <w:r>
-        <w:rPr>
-          <w:rStyle w:val="AttributeTok"/>
-        </w:rPr>
-        <w:t xml:space="preserve"> 1964-01-01</w:t>
-      </w:r>
-      <w:r>
-        <w:br/>
-      </w:r>
-      <w:r>
-        <w:rPr>
-          <w:rStyle w:val="AttributeTok"/>
-        </w:rPr>
-        <w:t xml:space="preserve">  </w:t>
-      </w:r>
-      <w:r>
-        <w:rPr>
-          <w:rStyle w:val="FunctionTok"/>
-        </w:rPr>
-        <w:t xml:space="preserve">is_active</w:t>
-      </w:r>
-      <w:r>
-        <w:rPr>
-          <w:rStyle w:val="KeywordTok"/>
-        </w:rPr>
-        <w:t xml:space="preserve">:</w:t>
-      </w:r>
-      <w:r>
-        <w:rPr>
-          <w:rStyle w:val="AttributeTok"/>
-        </w:rPr>
-        <w:t xml:space="preserve"> </w:t>
-      </w:r>
-      <w:r>
-        <w:rPr>
-          <w:rStyle w:val="CharTok"/>
-        </w:rPr>
-        <w:t xml:space="preserve">true</w:t>
-      </w:r>
-      <w:r>
-        <w:br/>
-      </w:r>
-      <w:r>
-        <w:rPr>
-          <w:rStyle w:val="FunctionTok"/>
-        </w:rPr>
-        <w:t xml:space="preserve">trainings</w:t>
-      </w:r>
-      <w:r>
-        <w:rPr>
-          <w:rStyle w:val="KeywordTok"/>
-        </w:rPr>
-        <w:t xml:space="preserve">:</w:t>
-      </w:r>
-      <w:r>
-        <w:br/>
-      </w:r>
-      <w:r>
-        <w:rPr>
-          <w:rStyle w:val="KeywordTok"/>
-        </w:rPr>
-        <w:t xml:space="preserve">-</w:t>
-      </w:r>
-      <w:r>
-        <w:rPr>
-          <w:rStyle w:val="AttributeTok"/>
-        </w:rPr>
-        <w:t xml:space="preserve"> </w:t>
-      </w:r>
-      <w:r>
-        <w:rPr>
-          <w:rStyle w:val="FunctionTok"/>
-        </w:rPr>
-        <w:t xml:space="preserve">training_type</w:t>
-      </w:r>
-      <w:r>
-        <w:rPr>
-          <w:rStyle w:val="KeywordTok"/>
-        </w:rPr>
-        <w:t xml:space="preserve">:</w:t>
-      </w:r>
-      <w:r>
-        <w:rPr>
-          <w:rStyle w:val="AttributeTok"/>
-        </w:rPr>
-        <w:t xml:space="preserve"> </w:t>
-      </w:r>
-      <w:r>
-        <w:rPr>
-          <w:rStyle w:val="StringTok"/>
-        </w:rPr>
-        <w:t xml:space="preserve">'3223'</w:t>
-      </w:r>
-      <w:r>
-        <w:br/>
-      </w:r>
-      <w:r>
-        <w:rPr>
-          <w:rStyle w:val="AttributeTok"/>
-        </w:rPr>
-        <w:t xml:space="preserve">  </w:t>
-      </w:r>
-      <w:r>
-        <w:rPr>
-          <w:rStyle w:val="FunctionTok"/>
-        </w:rPr>
-        <w:t xml:space="preserve">value</w:t>
-      </w:r>
-      <w:r>
-        <w:rPr>
-          <w:rStyle w:val="KeywordTok"/>
-        </w:rPr>
-        <w:t xml:space="preserve">:</w:t>
-      </w:r>
-      <w:r>
-        <w:rPr>
-          <w:rStyle w:val="AttributeTok"/>
-        </w:rPr>
-        <w:t xml:space="preserve"> dipl. nat. ETH</w:t>
-      </w:r>
-      <w:r>
-        <w:br/>
-      </w:r>
-      <w:r>
-        <w:rPr>
-          <w:rStyle w:val="FunctionTok"/>
-        </w:rPr>
-        <w:t xml:space="preserve">contacts</w:t>
-      </w:r>
-      <w:r>
-        <w:rPr>
-          <w:rStyle w:val="KeywordTok"/>
-        </w:rPr>
-        <w:t xml:space="preserve">:</w:t>
-      </w:r>
-      <w:r>
-        <w:br/>
-      </w:r>
-      <w:r>
-        <w:rPr>
-          <w:rStyle w:val="KeywordTok"/>
-        </w:rPr>
-        <w:t xml:space="preserve">-</w:t>
-      </w:r>
-      <w:r>
-        <w:rPr>
-          <w:rStyle w:val="AttributeTok"/>
-        </w:rPr>
-        <w:t xml:space="preserve"> </w:t>
-      </w:r>
-      <w:r>
-        <w:rPr>
-          <w:rStyle w:val="FunctionTok"/>
-        </w:rPr>
-        <w:t xml:space="preserve">contact_type</w:t>
-      </w:r>
-      <w:r>
-        <w:rPr>
-          <w:rStyle w:val="KeywordTok"/>
-        </w:rPr>
-        <w:t xml:space="preserve">:</w:t>
-      </w:r>
-      <w:r>
-        <w:rPr>
-          <w:rStyle w:val="AttributeTok"/>
-        </w:rPr>
-        <w:t xml:space="preserve"> email</w:t>
-      </w:r>
-      <w:r>
-        <w:br/>
-      </w:r>
-      <w:r>
-        <w:rPr>
-          <w:rStyle w:val="AttributeTok"/>
-        </w:rPr>
-        <w:t xml:space="preserve">  </w:t>
-      </w:r>
-      <w:r>
-        <w:rPr>
-          <w:rStyle w:val="FunctionTok"/>
-        </w:rPr>
-        <w:t xml:space="preserve">value</w:t>
-      </w:r>
-      <w:r>
-        <w:rPr>
-          <w:rStyle w:val="KeywordTok"/>
-        </w:rPr>
-        <w:t xml:space="preserve">:</w:t>
-      </w:r>
-      <w:r>
-        <w:rPr>
-          <w:rStyle w:val="AttributeTok"/>
-        </w:rPr>
-        <w:t xml:space="preserve"> beat.jans@admin.ch</w:t>
-      </w:r>
-      <w:r>
-        <w:br/>
-      </w:r>
-      <w:r>
-        <w:rPr>
-          <w:rStyle w:val="KeywordTok"/>
-        </w:rPr>
-        <w:t xml:space="preserve">-</w:t>
-      </w:r>
-      <w:r>
-        <w:rPr>
-          <w:rStyle w:val="AttributeTok"/>
-        </w:rPr>
-        <w:t xml:space="preserve"> </w:t>
-      </w:r>
-      <w:r>
-        <w:rPr>
-          <w:rStyle w:val="FunctionTok"/>
-        </w:rPr>
-        <w:t xml:space="preserve">contact_type</w:t>
-      </w:r>
-      <w:r>
-        <w:rPr>
-          <w:rStyle w:val="KeywordTok"/>
-        </w:rPr>
-        <w:t xml:space="preserve">:</w:t>
-      </w:r>
-      <w:r>
-        <w:rPr>
-          <w:rStyle w:val="AttributeTok"/>
-        </w:rPr>
-        <w:t xml:space="preserve"> contact_website</w:t>
-      </w:r>
-      <w:r>
-        <w:br/>
-      </w:r>
-      <w:r>
-        <w:rPr>
-          <w:rStyle w:val="AttributeTok"/>
-        </w:rPr>
-        <w:t xml:space="preserve">  </w:t>
-      </w:r>
-      <w:r>
-        <w:rPr>
-          <w:rStyle w:val="FunctionTok"/>
-        </w:rPr>
-        <w:t xml:space="preserve">value</w:t>
-      </w:r>
-      <w:r>
-        <w:rPr>
-          <w:rStyle w:val="KeywordTok"/>
-        </w:rPr>
-        <w:t xml:space="preserve">:</w:t>
-      </w:r>
-      <w:r>
-        <w:rPr>
-          <w:rStyle w:val="AttributeTok"/>
-        </w:rPr>
-        <w:t xml:space="preserve"> http://www.beat-jans.ch</w:t>
+        <w:t xml:space="preserve"> Arnold</w:t>
       </w:r>
     </w:p>
-    <w:bookmarkEnd w:id="33"/>
-    <w:bookmarkEnd w:id="34"/>
     <w:bookmarkEnd w:id="35"/>
-    <w:bookmarkStart w:id="38" w:name="classe-name"/>
+    <w:bookmarkStart w:id="36" w:name="X20c009fb4f94a978d83b87e74f3c7963313540f"/>
     <w:p>
       <w:pPr>
-        <w:pStyle w:val="berschrift2"/>
-      </w:pPr>
-      <w:r>
-        <w:t xml:space="preserve">Classe: Name</w:t>
+        <w:pStyle w:val="berschrift4"/>
+      </w:pPr>
+      <w:r>
+        <w:t xml:space="preserve">Exemple : Person-swiss_politicians_Beat_Jans</w:t>
       </w:r>
     </w:p>
     <w:p>
       <w:pPr>
+        <w:pStyle w:val="SourceCode"/>
+      </w:pPr>
+      <w:r>
+        <w:rPr>
+          <w:rStyle w:val="FunctionTok"/>
+        </w:rPr>
+        <w:t xml:space="preserve">local_id</w:t>
+      </w:r>
+      <w:r>
+        <w:rPr>
+          <w:rStyle w:val="KeywordTok"/>
+        </w:rPr>
+        <w:t xml:space="preserve">:</w:t>
+      </w:r>
+      <w:r>
+        <w:rPr>
+          <w:rStyle w:val="AttributeTok"/>
+        </w:rPr>
+        <w:t xml:space="preserve"> </w:t>
+      </w:r>
+      <w:r>
+        <w:rPr>
+          <w:rStyle w:val="DecValTok"/>
+        </w:rPr>
+        <w:t xml:space="preserve">4032</w:t>
+      </w:r>
+      <w:r>
+        <w:br/>
+      </w:r>
+      <w:r>
+        <w:rPr>
+          <w:rStyle w:val="FunctionTok"/>
+        </w:rPr>
+        <w:t xml:space="preserve">global_uri</w:t>
+      </w:r>
+      <w:r>
+        <w:rPr>
+          <w:rStyle w:val="KeywordTok"/>
+        </w:rPr>
+        <w:t xml:space="preserve">:</w:t>
+      </w:r>
+      <w:r>
+        <w:rPr>
+          <w:rStyle w:val="AttributeTok"/>
+        </w:rPr>
+        <w:t xml:space="preserve"> https://data-example.parlament.ch/person/4032</w:t>
+      </w:r>
+      <w:r>
+        <w:br/>
+      </w:r>
+      <w:r>
+        <w:rPr>
+          <w:rStyle w:val="FunctionTok"/>
+        </w:rPr>
+        <w:t xml:space="preserve">wikidata_uri</w:t>
+      </w:r>
+      <w:r>
+        <w:rPr>
+          <w:rStyle w:val="KeywordTok"/>
+        </w:rPr>
+        <w:t xml:space="preserve">:</w:t>
+      </w:r>
+      <w:r>
+        <w:rPr>
+          <w:rStyle w:val="AttributeTok"/>
+        </w:rPr>
+        <w:t xml:space="preserve"> http://www.wikidata.org/entity/Q813067</w:t>
+      </w:r>
+      <w:r>
+        <w:br/>
+      </w:r>
+      <w:r>
+        <w:rPr>
+          <w:rStyle w:val="FunctionTok"/>
+        </w:rPr>
+        <w:t xml:space="preserve">label</w:t>
+      </w:r>
+      <w:r>
+        <w:rPr>
+          <w:rStyle w:val="KeywordTok"/>
+        </w:rPr>
+        <w:t xml:space="preserve">:</w:t>
+      </w:r>
+      <w:r>
+        <w:rPr>
+          <w:rStyle w:val="AttributeTok"/>
+        </w:rPr>
+        <w:t xml:space="preserve"> Beat Jans</w:t>
+      </w:r>
+      <w:r>
+        <w:br/>
+      </w:r>
+      <w:r>
+        <w:rPr>
+          <w:rStyle w:val="FunctionTok"/>
+        </w:rPr>
+        <w:t xml:space="preserve">label_long</w:t>
+      </w:r>
+      <w:r>
+        <w:rPr>
+          <w:rStyle w:val="KeywordTok"/>
+        </w:rPr>
+        <w:t xml:space="preserve">:</w:t>
+      </w:r>
+      <w:r>
+        <w:rPr>
+          <w:rStyle w:val="AttributeTok"/>
+        </w:rPr>
+        <w:t xml:space="preserve"> Beat Jans, dipl. nat. ETH</w:t>
+      </w:r>
+      <w:r>
+        <w:br/>
+      </w:r>
+      <w:r>
+        <w:rPr>
+          <w:rStyle w:val="FunctionTok"/>
+        </w:rPr>
+        <w:t xml:space="preserve">birth_year</w:t>
+      </w:r>
+      <w:r>
+        <w:rPr>
+          <w:rStyle w:val="KeywordTok"/>
+        </w:rPr>
+        <w:t xml:space="preserve">:</w:t>
+      </w:r>
+      <w:r>
+        <w:rPr>
+          <w:rStyle w:val="AttributeTok"/>
+        </w:rPr>
+        <w:t xml:space="preserve"> </w:t>
+      </w:r>
+      <w:r>
+        <w:rPr>
+          <w:rStyle w:val="DecValTok"/>
+        </w:rPr>
+        <w:t xml:space="preserve">1964</w:t>
+      </w:r>
+      <w:r>
+        <w:br/>
+      </w:r>
+      <w:r>
+        <w:rPr>
+          <w:rStyle w:val="FunctionTok"/>
+        </w:rPr>
+        <w:t xml:space="preserve">birth_date</w:t>
+      </w:r>
+      <w:r>
+        <w:rPr>
+          <w:rStyle w:val="KeywordTok"/>
+        </w:rPr>
+        <w:t xml:space="preserve">:</w:t>
+      </w:r>
+      <w:r>
+        <w:rPr>
+          <w:rStyle w:val="AttributeTok"/>
+        </w:rPr>
+        <w:t xml:space="preserve"> 1964-07-12</w:t>
+      </w:r>
+      <w:r>
+        <w:br/>
+      </w:r>
+      <w:r>
+        <w:rPr>
+          <w:rStyle w:val="FunctionTok"/>
+        </w:rPr>
+        <w:t xml:space="preserve">picture</w:t>
+      </w:r>
+      <w:r>
+        <w:rPr>
+          <w:rStyle w:val="KeywordTok"/>
+        </w:rPr>
+        <w:t xml:space="preserve">:</w:t>
+      </w:r>
+      <w:r>
+        <w:rPr>
+          <w:rStyle w:val="AttributeTok"/>
+        </w:rPr>
+        <w:t xml:space="preserve"> https://commons.wikimedia.org/wiki/File:Beat_Jans_(2026)_(cropped).jpg</w:t>
+      </w:r>
+      <w:r>
+        <w:br/>
+      </w:r>
+      <w:r>
+        <w:rPr>
+          <w:rStyle w:val="FunctionTok"/>
+        </w:rPr>
+        <w:t xml:space="preserve">names</w:t>
+      </w:r>
+      <w:r>
+        <w:rPr>
+          <w:rStyle w:val="KeywordTok"/>
+        </w:rPr>
+        <w:t xml:space="preserve">:</w:t>
+      </w:r>
+      <w:r>
+        <w:br/>
+      </w:r>
+      <w:r>
+        <w:rPr>
+          <w:rStyle w:val="KeywordTok"/>
+        </w:rPr>
+        <w:t xml:space="preserve">-</w:t>
+      </w:r>
+      <w:r>
+        <w:rPr>
+          <w:rStyle w:val="AttributeTok"/>
+        </w:rPr>
+        <w:t xml:space="preserve"> </w:t>
+      </w:r>
+      <w:r>
+        <w:rPr>
+          <w:rStyle w:val="FunctionTok"/>
+        </w:rPr>
+        <w:t xml:space="preserve">name_type</w:t>
+      </w:r>
+      <w:r>
+        <w:rPr>
+          <w:rStyle w:val="KeywordTok"/>
+        </w:rPr>
+        <w:t xml:space="preserve">:</w:t>
+      </w:r>
+      <w:r>
+        <w:rPr>
+          <w:rStyle w:val="AttributeTok"/>
+        </w:rPr>
+        <w:t xml:space="preserve"> PersonFirstName</w:t>
+      </w:r>
+      <w:r>
+        <w:br/>
+      </w:r>
+      <w:r>
+        <w:rPr>
+          <w:rStyle w:val="AttributeTok"/>
+        </w:rPr>
+        <w:t xml:space="preserve">  </w:t>
+      </w:r>
+      <w:r>
+        <w:rPr>
+          <w:rStyle w:val="FunctionTok"/>
+        </w:rPr>
+        <w:t xml:space="preserve">value</w:t>
+      </w:r>
+      <w:r>
+        <w:rPr>
+          <w:rStyle w:val="KeywordTok"/>
+        </w:rPr>
+        <w:t xml:space="preserve">:</w:t>
+      </w:r>
+      <w:r>
+        <w:rPr>
+          <w:rStyle w:val="AttributeTok"/>
+        </w:rPr>
+        <w:t xml:space="preserve"> Beat</w:t>
+      </w:r>
+      <w:r>
+        <w:br/>
+      </w:r>
+      <w:r>
+        <w:rPr>
+          <w:rStyle w:val="KeywordTok"/>
+        </w:rPr>
+        <w:t xml:space="preserve">-</w:t>
+      </w:r>
+      <w:r>
+        <w:rPr>
+          <w:rStyle w:val="AttributeTok"/>
+        </w:rPr>
+        <w:t xml:space="preserve"> </w:t>
+      </w:r>
+      <w:r>
+        <w:rPr>
+          <w:rStyle w:val="FunctionTok"/>
+        </w:rPr>
+        <w:t xml:space="preserve">name_type</w:t>
+      </w:r>
+      <w:r>
+        <w:rPr>
+          <w:rStyle w:val="KeywordTok"/>
+        </w:rPr>
+        <w:t xml:space="preserve">:</w:t>
+      </w:r>
+      <w:r>
+        <w:rPr>
+          <w:rStyle w:val="AttributeTok"/>
+        </w:rPr>
+        <w:t xml:space="preserve"> PersonOfficialName</w:t>
+      </w:r>
+      <w:r>
+        <w:br/>
+      </w:r>
+      <w:r>
+        <w:rPr>
+          <w:rStyle w:val="AttributeTok"/>
+        </w:rPr>
+        <w:t xml:space="preserve">  </w:t>
+      </w:r>
+      <w:r>
+        <w:rPr>
+          <w:rStyle w:val="FunctionTok"/>
+        </w:rPr>
+        <w:t xml:space="preserve">value</w:t>
+      </w:r>
+      <w:r>
+        <w:rPr>
+          <w:rStyle w:val="KeywordTok"/>
+        </w:rPr>
+        <w:t xml:space="preserve">:</w:t>
+      </w:r>
+      <w:r>
+        <w:rPr>
+          <w:rStyle w:val="AttributeTok"/>
+        </w:rPr>
+        <w:t xml:space="preserve"> Jans</w:t>
+      </w:r>
+      <w:r>
+        <w:br/>
+      </w:r>
+      <w:r>
+        <w:rPr>
+          <w:rStyle w:val="AttributeTok"/>
+        </w:rPr>
+        <w:t xml:space="preserve">  </w:t>
+      </w:r>
+      <w:r>
+        <w:rPr>
+          <w:rStyle w:val="FunctionTok"/>
+        </w:rPr>
+        <w:t xml:space="preserve">valid_from</w:t>
+      </w:r>
+      <w:r>
+        <w:rPr>
+          <w:rStyle w:val="KeywordTok"/>
+        </w:rPr>
+        <w:t xml:space="preserve">:</w:t>
+      </w:r>
+      <w:r>
+        <w:rPr>
+          <w:rStyle w:val="AttributeTok"/>
+        </w:rPr>
+        <w:t xml:space="preserve"> 1964-07-12</w:t>
+      </w:r>
+      <w:r>
+        <w:br/>
+      </w:r>
+      <w:r>
+        <w:rPr>
+          <w:rStyle w:val="FunctionTok"/>
+        </w:rPr>
+        <w:t xml:space="preserve">addresses</w:t>
+      </w:r>
+      <w:r>
+        <w:rPr>
+          <w:rStyle w:val="KeywordTok"/>
+        </w:rPr>
+        <w:t xml:space="preserve">:</w:t>
+      </w:r>
+      <w:r>
+        <w:br/>
+      </w:r>
+      <w:r>
+        <w:rPr>
+          <w:rStyle w:val="KeywordTok"/>
+        </w:rPr>
+        <w:t xml:space="preserve">-</w:t>
+      </w:r>
+      <w:r>
+        <w:rPr>
+          <w:rStyle w:val="AttributeTok"/>
+        </w:rPr>
+        <w:t xml:space="preserve"> </w:t>
+      </w:r>
+      <w:r>
+        <w:rPr>
+          <w:rStyle w:val="FunctionTok"/>
+        </w:rPr>
+        <w:t xml:space="preserve">address_type</w:t>
+      </w:r>
+      <w:r>
+        <w:rPr>
+          <w:rStyle w:val="KeywordTok"/>
+        </w:rPr>
+        <w:t xml:space="preserve">:</w:t>
+      </w:r>
+      <w:r>
+        <w:rPr>
+          <w:rStyle w:val="AttributeTok"/>
+        </w:rPr>
+        <w:t xml:space="preserve"> businessAddress</w:t>
+      </w:r>
+      <w:r>
+        <w:br/>
+      </w:r>
+      <w:r>
+        <w:rPr>
+          <w:rStyle w:val="AttributeTok"/>
+        </w:rPr>
+        <w:t xml:space="preserve">  </w:t>
+      </w:r>
+      <w:r>
+        <w:rPr>
+          <w:rStyle w:val="FunctionTok"/>
+        </w:rPr>
+        <w:t xml:space="preserve">postal_locality</w:t>
+      </w:r>
+      <w:r>
+        <w:rPr>
+          <w:rStyle w:val="KeywordTok"/>
+        </w:rPr>
+        <w:t xml:space="preserve">:</w:t>
+      </w:r>
+      <w:r>
+        <w:rPr>
+          <w:rStyle w:val="AttributeTok"/>
+        </w:rPr>
+        <w:t xml:space="preserve"> Basel-Stadt</w:t>
+      </w:r>
+      <w:r>
+        <w:br/>
+      </w:r>
+      <w:r>
+        <w:rPr>
+          <w:rStyle w:val="FunctionTok"/>
+        </w:rPr>
+        <w:t xml:space="preserve">language_proficiencies</w:t>
+      </w:r>
+      <w:r>
+        <w:rPr>
+          <w:rStyle w:val="KeywordTok"/>
+        </w:rPr>
+        <w:t xml:space="preserve">:</w:t>
+      </w:r>
+      <w:r>
+        <w:br/>
+      </w:r>
+      <w:r>
+        <w:rPr>
+          <w:rStyle w:val="KeywordTok"/>
+        </w:rPr>
+        <w:t xml:space="preserve">-</w:t>
+      </w:r>
+      <w:r>
+        <w:rPr>
+          <w:rStyle w:val="AttributeTok"/>
+        </w:rPr>
+        <w:t xml:space="preserve"> </w:t>
+      </w:r>
+      <w:r>
+        <w:rPr>
+          <w:rStyle w:val="FunctionTok"/>
+        </w:rPr>
+        <w:t xml:space="preserve">language</w:t>
+      </w:r>
+      <w:r>
+        <w:rPr>
+          <w:rStyle w:val="KeywordTok"/>
+        </w:rPr>
+        <w:t xml:space="preserve">:</w:t>
+      </w:r>
+      <w:r>
+        <w:rPr>
+          <w:rStyle w:val="AttributeTok"/>
+        </w:rPr>
+        <w:t xml:space="preserve"> de</w:t>
+      </w:r>
+      <w:r>
+        <w:br/>
+      </w:r>
+      <w:r>
+        <w:rPr>
+          <w:rStyle w:val="AttributeTok"/>
+        </w:rPr>
+        <w:t xml:space="preserve">  </w:t>
+      </w:r>
+      <w:r>
+        <w:rPr>
+          <w:rStyle w:val="FunctionTok"/>
+        </w:rPr>
+        <w:t xml:space="preserve">is_correspondence</w:t>
+      </w:r>
+      <w:r>
+        <w:rPr>
+          <w:rStyle w:val="KeywordTok"/>
+        </w:rPr>
+        <w:t xml:space="preserve">:</w:t>
+      </w:r>
+      <w:r>
+        <w:rPr>
+          <w:rStyle w:val="AttributeTok"/>
+        </w:rPr>
+        <w:t xml:space="preserve"> </w:t>
+      </w:r>
+      <w:r>
+        <w:rPr>
+          <w:rStyle w:val="CharTok"/>
+        </w:rPr>
+        <w:t xml:space="preserve">true</w:t>
+      </w:r>
+      <w:r>
+        <w:br/>
+      </w:r>
+      <w:r>
+        <w:rPr>
+          <w:rStyle w:val="AttributeTok"/>
+        </w:rPr>
+        <w:t xml:space="preserve">  </w:t>
+      </w:r>
+      <w:r>
+        <w:rPr>
+          <w:rStyle w:val="FunctionTok"/>
+        </w:rPr>
+        <w:t xml:space="preserve">is_native</w:t>
+      </w:r>
+      <w:r>
+        <w:rPr>
+          <w:rStyle w:val="KeywordTok"/>
+        </w:rPr>
+        <w:t xml:space="preserve">:</w:t>
+      </w:r>
+      <w:r>
+        <w:rPr>
+          <w:rStyle w:val="AttributeTok"/>
+        </w:rPr>
+        <w:t xml:space="preserve"> </w:t>
+      </w:r>
+      <w:r>
+        <w:rPr>
+          <w:rStyle w:val="CharTok"/>
+        </w:rPr>
+        <w:t xml:space="preserve">true</w:t>
+      </w:r>
+      <w:r>
+        <w:br/>
+      </w:r>
+      <w:r>
+        <w:rPr>
+          <w:rStyle w:val="FunctionTok"/>
+        </w:rPr>
+        <w:t xml:space="preserve">citizenships</w:t>
+      </w:r>
+      <w:r>
+        <w:rPr>
+          <w:rStyle w:val="KeywordTok"/>
+        </w:rPr>
+        <w:t xml:space="preserve">:</w:t>
+      </w:r>
+      <w:r>
+        <w:br/>
+      </w:r>
+      <w:r>
+        <w:rPr>
+          <w:rStyle w:val="KeywordTok"/>
+        </w:rPr>
+        <w:t xml:space="preserve">-</w:t>
+      </w:r>
+      <w:r>
+        <w:rPr>
+          <w:rStyle w:val="AttributeTok"/>
+        </w:rPr>
+        <w:t xml:space="preserve"> </w:t>
+      </w:r>
+      <w:r>
+        <w:rPr>
+          <w:rStyle w:val="FunctionTok"/>
+        </w:rPr>
+        <w:t xml:space="preserve">country</w:t>
+      </w:r>
+      <w:r>
+        <w:rPr>
+          <w:rStyle w:val="KeywordTok"/>
+        </w:rPr>
+        <w:t xml:space="preserve">:</w:t>
+      </w:r>
+      <w:r>
+        <w:rPr>
+          <w:rStyle w:val="AttributeTok"/>
+        </w:rPr>
+        <w:t xml:space="preserve"> CH</w:t>
+      </w:r>
+      <w:r>
+        <w:br/>
+      </w:r>
+      <w:r>
+        <w:rPr>
+          <w:rStyle w:val="AttributeTok"/>
+        </w:rPr>
+        <w:t xml:space="preserve">  </w:t>
+      </w:r>
+      <w:r>
+        <w:rPr>
+          <w:rStyle w:val="FunctionTok"/>
+        </w:rPr>
+        <w:t xml:space="preserve">valid_from</w:t>
+      </w:r>
+      <w:r>
+        <w:rPr>
+          <w:rStyle w:val="KeywordTok"/>
+        </w:rPr>
+        <w:t xml:space="preserve">:</w:t>
+      </w:r>
+      <w:r>
+        <w:rPr>
+          <w:rStyle w:val="AttributeTok"/>
+        </w:rPr>
+        <w:t xml:space="preserve"> 1964-07-12</w:t>
+      </w:r>
+      <w:r>
+        <w:br/>
+      </w:r>
+      <w:r>
+        <w:rPr>
+          <w:rStyle w:val="FunctionTok"/>
+        </w:rPr>
+        <w:t xml:space="preserve">genders</w:t>
+      </w:r>
+      <w:r>
+        <w:rPr>
+          <w:rStyle w:val="KeywordTok"/>
+        </w:rPr>
+        <w:t xml:space="preserve">:</w:t>
+      </w:r>
+      <w:r>
+        <w:br/>
+      </w:r>
+      <w:r>
+        <w:rPr>
+          <w:rStyle w:val="KeywordTok"/>
+        </w:rPr>
+        <w:t xml:space="preserve">-</w:t>
+      </w:r>
+      <w:r>
+        <w:rPr>
+          <w:rStyle w:val="AttributeTok"/>
+        </w:rPr>
+        <w:t xml:space="preserve"> </w:t>
+      </w:r>
+      <w:r>
+        <w:rPr>
+          <w:rStyle w:val="FunctionTok"/>
+        </w:rPr>
+        <w:t xml:space="preserve">gender_code</w:t>
+      </w:r>
+      <w:r>
+        <w:rPr>
+          <w:rStyle w:val="KeywordTok"/>
+        </w:rPr>
+        <w:t xml:space="preserve">:</w:t>
+      </w:r>
+      <w:r>
+        <w:rPr>
+          <w:rStyle w:val="AttributeTok"/>
+        </w:rPr>
+        <w:t xml:space="preserve"> male</w:t>
+      </w:r>
+      <w:r>
+        <w:br/>
+      </w:r>
+      <w:r>
+        <w:rPr>
+          <w:rStyle w:val="AttributeTok"/>
+        </w:rPr>
+        <w:t xml:space="preserve">  </w:t>
+      </w:r>
+      <w:r>
+        <w:rPr>
+          <w:rStyle w:val="FunctionTok"/>
+        </w:rPr>
+        <w:t xml:space="preserve">valid_from</w:t>
+      </w:r>
+      <w:r>
+        <w:rPr>
+          <w:rStyle w:val="KeywordTok"/>
+        </w:rPr>
+        <w:t xml:space="preserve">:</w:t>
+      </w:r>
+      <w:r>
+        <w:rPr>
+          <w:rStyle w:val="AttributeTok"/>
+        </w:rPr>
+        <w:t xml:space="preserve"> 1964-07-12</w:t>
+      </w:r>
+      <w:r>
+        <w:br/>
+      </w:r>
+      <w:r>
+        <w:rPr>
+          <w:rStyle w:val="FunctionTok"/>
+        </w:rPr>
+        <w:t xml:space="preserve">occupations</w:t>
+      </w:r>
+      <w:r>
+        <w:rPr>
+          <w:rStyle w:val="KeywordTok"/>
+        </w:rPr>
+        <w:t xml:space="preserve">:</w:t>
+      </w:r>
+      <w:r>
+        <w:br/>
+      </w:r>
+      <w:r>
+        <w:rPr>
+          <w:rStyle w:val="KeywordTok"/>
+        </w:rPr>
+        <w:t xml:space="preserve">-</w:t>
+      </w:r>
+      <w:r>
+        <w:rPr>
+          <w:rStyle w:val="AttributeTok"/>
+        </w:rPr>
+        <w:t xml:space="preserve"> </w:t>
+      </w:r>
+      <w:r>
+        <w:rPr>
+          <w:rStyle w:val="FunctionTok"/>
+        </w:rPr>
+        <w:t xml:space="preserve">label</w:t>
+      </w:r>
+      <w:r>
+        <w:rPr>
+          <w:rStyle w:val="KeywordTok"/>
+        </w:rPr>
+        <w:t xml:space="preserve">:</w:t>
+      </w:r>
+      <w:r>
+        <w:rPr>
+          <w:rStyle w:val="AttributeTok"/>
+        </w:rPr>
+        <w:t xml:space="preserve"> Politiker</w:t>
+      </w:r>
+      <w:r>
+        <w:br/>
+      </w:r>
+      <w:r>
+        <w:rPr>
+          <w:rStyle w:val="AttributeTok"/>
+        </w:rPr>
+        <w:t xml:space="preserve">  </w:t>
+      </w:r>
+      <w:r>
+        <w:rPr>
+          <w:rStyle w:val="FunctionTok"/>
+        </w:rPr>
+        <w:t xml:space="preserve">valid_from</w:t>
+      </w:r>
+      <w:r>
+        <w:rPr>
+          <w:rStyle w:val="KeywordTok"/>
+        </w:rPr>
+        <w:t xml:space="preserve">:</w:t>
+      </w:r>
+      <w:r>
+        <w:rPr>
+          <w:rStyle w:val="AttributeTok"/>
+        </w:rPr>
+        <w:t xml:space="preserve"> 1964-01-01</w:t>
+      </w:r>
+      <w:r>
+        <w:br/>
+      </w:r>
+      <w:r>
+        <w:rPr>
+          <w:rStyle w:val="AttributeTok"/>
+        </w:rPr>
+        <w:t xml:space="preserve">  </w:t>
+      </w:r>
+      <w:r>
+        <w:rPr>
+          <w:rStyle w:val="FunctionTok"/>
+        </w:rPr>
+        <w:t xml:space="preserve">is_active</w:t>
+      </w:r>
+      <w:r>
+        <w:rPr>
+          <w:rStyle w:val="KeywordTok"/>
+        </w:rPr>
+        <w:t xml:space="preserve">:</w:t>
+      </w:r>
+      <w:r>
+        <w:rPr>
+          <w:rStyle w:val="AttributeTok"/>
+        </w:rPr>
+        <w:t xml:space="preserve"> </w:t>
+      </w:r>
+      <w:r>
+        <w:rPr>
+          <w:rStyle w:val="CharTok"/>
+        </w:rPr>
+        <w:t xml:space="preserve">true</w:t>
+      </w:r>
+      <w:r>
+        <w:br/>
+      </w:r>
+      <w:r>
+        <w:rPr>
+          <w:rStyle w:val="FunctionTok"/>
+        </w:rPr>
+        <w:t xml:space="preserve">trainings</w:t>
+      </w:r>
+      <w:r>
+        <w:rPr>
+          <w:rStyle w:val="KeywordTok"/>
+        </w:rPr>
+        <w:t xml:space="preserve">:</w:t>
+      </w:r>
+      <w:r>
+        <w:br/>
+      </w:r>
+      <w:r>
+        <w:rPr>
+          <w:rStyle w:val="KeywordTok"/>
+        </w:rPr>
+        <w:t xml:space="preserve">-</w:t>
+      </w:r>
+      <w:r>
+        <w:rPr>
+          <w:rStyle w:val="AttributeTok"/>
+        </w:rPr>
+        <w:t xml:space="preserve"> </w:t>
+      </w:r>
+      <w:r>
+        <w:rPr>
+          <w:rStyle w:val="FunctionTok"/>
+        </w:rPr>
+        <w:t xml:space="preserve">training_type</w:t>
+      </w:r>
+      <w:r>
+        <w:rPr>
+          <w:rStyle w:val="KeywordTok"/>
+        </w:rPr>
+        <w:t xml:space="preserve">:</w:t>
+      </w:r>
+      <w:r>
+        <w:rPr>
+          <w:rStyle w:val="AttributeTok"/>
+        </w:rPr>
+        <w:t xml:space="preserve"> </w:t>
+      </w:r>
+      <w:r>
+        <w:rPr>
+          <w:rStyle w:val="StringTok"/>
+        </w:rPr>
+        <w:t xml:space="preserve">'3223'</w:t>
+      </w:r>
+      <w:r>
+        <w:br/>
+      </w:r>
+      <w:r>
+        <w:rPr>
+          <w:rStyle w:val="AttributeTok"/>
+        </w:rPr>
+        <w:t xml:space="preserve">  </w:t>
+      </w:r>
+      <w:r>
+        <w:rPr>
+          <w:rStyle w:val="FunctionTok"/>
+        </w:rPr>
+        <w:t xml:space="preserve">value</w:t>
+      </w:r>
+      <w:r>
+        <w:rPr>
+          <w:rStyle w:val="KeywordTok"/>
+        </w:rPr>
+        <w:t xml:space="preserve">:</w:t>
+      </w:r>
+      <w:r>
+        <w:rPr>
+          <w:rStyle w:val="AttributeTok"/>
+        </w:rPr>
+        <w:t xml:space="preserve"> dipl. nat. ETH</w:t>
+      </w:r>
+      <w:r>
+        <w:br/>
+      </w:r>
+      <w:r>
+        <w:rPr>
+          <w:rStyle w:val="FunctionTok"/>
+        </w:rPr>
+        <w:t xml:space="preserve">contacts</w:t>
+      </w:r>
+      <w:r>
+        <w:rPr>
+          <w:rStyle w:val="KeywordTok"/>
+        </w:rPr>
+        <w:t xml:space="preserve">:</w:t>
+      </w:r>
+      <w:r>
+        <w:br/>
+      </w:r>
+      <w:r>
+        <w:rPr>
+          <w:rStyle w:val="KeywordTok"/>
+        </w:rPr>
+        <w:t xml:space="preserve">-</w:t>
+      </w:r>
+      <w:r>
+        <w:rPr>
+          <w:rStyle w:val="AttributeTok"/>
+        </w:rPr>
+        <w:t xml:space="preserve"> </w:t>
+      </w:r>
+      <w:r>
+        <w:rPr>
+          <w:rStyle w:val="FunctionTok"/>
+        </w:rPr>
+        <w:t xml:space="preserve">contact_type</w:t>
+      </w:r>
+      <w:r>
+        <w:rPr>
+          <w:rStyle w:val="KeywordTok"/>
+        </w:rPr>
+        <w:t xml:space="preserve">:</w:t>
+      </w:r>
+      <w:r>
+        <w:rPr>
+          <w:rStyle w:val="AttributeTok"/>
+        </w:rPr>
+        <w:t xml:space="preserve"> email</w:t>
+      </w:r>
+      <w:r>
+        <w:br/>
+      </w:r>
+      <w:r>
+        <w:rPr>
+          <w:rStyle w:val="AttributeTok"/>
+        </w:rPr>
+        <w:t xml:space="preserve">  </w:t>
+      </w:r>
+      <w:r>
+        <w:rPr>
+          <w:rStyle w:val="FunctionTok"/>
+        </w:rPr>
+        <w:t xml:space="preserve">value</w:t>
+      </w:r>
+      <w:r>
+        <w:rPr>
+          <w:rStyle w:val="KeywordTok"/>
+        </w:rPr>
+        <w:t xml:space="preserve">:</w:t>
+      </w:r>
+      <w:r>
+        <w:rPr>
+          <w:rStyle w:val="AttributeTok"/>
+        </w:rPr>
+        <w:t xml:space="preserve"> beat.jans@admin.ch</w:t>
+      </w:r>
+      <w:r>
+        <w:br/>
+      </w:r>
+      <w:r>
+        <w:rPr>
+          <w:rStyle w:val="KeywordTok"/>
+        </w:rPr>
+        <w:t xml:space="preserve">-</w:t>
+      </w:r>
+      <w:r>
+        <w:rPr>
+          <w:rStyle w:val="AttributeTok"/>
+        </w:rPr>
+        <w:t xml:space="preserve"> </w:t>
+      </w:r>
+      <w:r>
+        <w:rPr>
+          <w:rStyle w:val="FunctionTok"/>
+        </w:rPr>
+        <w:t xml:space="preserve">contact_type</w:t>
+      </w:r>
+      <w:r>
+        <w:rPr>
+          <w:rStyle w:val="KeywordTok"/>
+        </w:rPr>
+        <w:t xml:space="preserve">:</w:t>
+      </w:r>
+      <w:r>
+        <w:rPr>
+          <w:rStyle w:val="AttributeTok"/>
+        </w:rPr>
+        <w:t xml:space="preserve"> contact_website</w:t>
+      </w:r>
+      <w:r>
+        <w:br/>
+      </w:r>
+      <w:r>
+        <w:rPr>
+          <w:rStyle w:val="AttributeTok"/>
+        </w:rPr>
+        <w:t xml:space="preserve">  </w:t>
+      </w:r>
+      <w:r>
+        <w:rPr>
+          <w:rStyle w:val="FunctionTok"/>
+        </w:rPr>
+        <w:t xml:space="preserve">value</w:t>
+      </w:r>
+      <w:r>
+        <w:rPr>
+          <w:rStyle w:val="KeywordTok"/>
+        </w:rPr>
+        <w:t xml:space="preserve">:</w:t>
+      </w:r>
+      <w:r>
+        <w:rPr>
+          <w:rStyle w:val="AttributeTok"/>
+        </w:rPr>
+        <w:t xml:space="preserve"> http://www.beat-jans.ch</w:t>
+      </w:r>
+    </w:p>
+    <w:bookmarkEnd w:id="36"/>
+    <w:bookmarkEnd w:id="37"/>
+    <w:bookmarkEnd w:id="38"/>
+    <w:bookmarkStart w:id="41" w:name="classe-name"/>
+    <w:p>
+      <w:pPr>
+        <w:pStyle w:val="berschrift2"/>
+      </w:pPr>
+      <w:r>
+        <w:t xml:space="preserve">Classe: Name</w:t>
+      </w:r>
+    </w:p>
+    <w:p>
+      <w:pPr>
         <w:pStyle w:val="FirstParagraph"/>
       </w:pPr>
       <w:r>
@@ -4975,7 +5604,7 @@
         <w:t xml:space="preserve">__</w:t>
       </w:r>
     </w:p>
-    <w:bookmarkStart w:id="36" w:name="attributs-1"/>
+    <w:bookmarkStart w:id="39" w:name="attributs-1"/>
     <w:p>
       <w:pPr>
         <w:pStyle w:val="berschrift3"/>
@@ -5349,8 +5978,8 @@
         </w:tc>
       </w:tr>
     </w:tbl>
-    <w:bookmarkEnd w:id="36"/>
-    <w:bookmarkStart w:id="37" w:name="utilisations-1"/>
+    <w:bookmarkEnd w:id="39"/>
+    <w:bookmarkStart w:id="40" w:name="utilisations-1"/>
     <w:p>
       <w:pPr>
         <w:pStyle w:val="berschrift3"/>
@@ -5490,9 +6119,9 @@
         </w:tc>
       </w:tr>
     </w:tbl>
-    <w:bookmarkEnd w:id="37"/>
-    <w:bookmarkEnd w:id="38"/>
-    <w:bookmarkStart w:id="52" w:name="enum-nametypeenum"/>
+    <w:bookmarkEnd w:id="40"/>
+    <w:bookmarkEnd w:id="41"/>
+    <w:bookmarkStart w:id="55" w:name="enum-nametypeenum"/>
     <w:p>
       <w:pPr>
         <w:pStyle w:val="berschrift2"/>
@@ -5510,7 +6139,7 @@
           <w:i/>
           <w:iCs/>
         </w:rPr>
-        <w:t xml:space="preserve">Catégories de types de noms selon eCH-0011 (personNameData) et https://dam-api.bfs.admin.ch/hub/api/dam/assets/24565576/master, URI selon l’identifiant I14Y mais en tant que classe et non en tant qu’attribut. Descriptions et traductions selon I14Y.</w:t>
+        <w:t xml:space="preserve">Catégories de types de noms selon eCH-0011 (personNameData) et le Catalogue officiel des caractères de l’harmonisation de registres (https://www.bfs.admin.ch/bfs/fr/home/registres/registre-personnes/harmonisation-registres/nomenclatures.assetdetail.24565577.html), URI selon l’identifiant I14Y mais en tant que classe et non en tant qu’attribut. Descriptions et traductions selon I14Y.</w:t>
       </w:r>
     </w:p>
     <w:p>
@@ -5531,7 +6160,7 @@
       <w:r>
         <w:t xml:space="preserve"> </w:t>
       </w:r>
-      <w:hyperlink ns1:id="rId39">
+      <w:hyperlink ns1:id="rId42">
         <w:r>
           <w:rPr>
             <w:rStyle w:val="Hyperlink"/>
@@ -5540,7 +6169,7 @@
         </w:r>
       </w:hyperlink>
     </w:p>
-    <w:bookmarkStart w:id="51" w:name="valeurs-admissibles"/>
+    <w:bookmarkStart w:id="54" w:name="valeurs-admissibles"/>
     <w:p>
       <w:pPr>
         <w:pStyle w:val="berschrift3"/>
@@ -5610,27 +6239,27 @@
               <w:pStyle w:val="Compact"/>
             </w:pPr>
             <w:r>
-              <w:t xml:space="preserve">Selon le catalogue officiel des caractères (n° 211) pour l’harmonisation des registres : nom selon les documents officiels. Le nom officiel correspond au nom figurant dans le registre suisse de l’état civil. Pour les ressortissants étrangers n’ayant pas d’événement d’état civil en Suisse, le nom officiel correspond au nom figurant sur le passeport étranger ou la carte d’identité (voir « Nom selon le passeport étranger » ou les directives du SEM sur la détermination et l’orthographe des noms des ressortissants étrangers du 1er janvier 2012. En l’absence de documents officiels, voir également « Nom selon la déclaration » (p. ex. dans le cas de requérants d’asile). Le nom officiel peut se composer d’une ou de plusieurs parties.</w:t>
-            </w:r>
-          </w:p>
-        </w:tc>
-      </w:tr>
-      <w:tr>
-        <w:tc>
-          <w:tcPr/>
-          <w:p>
-            <w:pPr>
-              <w:pStyle w:val="Compact"/>
-            </w:pPr>
-          </w:p>
-        </w:tc>
-        <w:tc>
-          <w:tcPr/>
-          <w:p>
-            <w:pPr>
-              <w:pStyle w:val="Compact"/>
-            </w:pPr>
-            <w:hyperlink ns1:id="rId40">
+              <w:t xml:space="preserve">Nom selon les documents officiels. Le nom officiel correspond au nom figurant dans le registre suisse de l’état civil. Pour les ressortissants étrangers n’ayant pas d’événement d’état civil en Suisse, le nom officiel correspond au nom figurant sur le passeport étranger ou la carte d’identité (voir « Nom selon le passeport étranger » ou les directives du SEM sur la détermination et l’orthographe des noms des ressortissants étrangers du 1er janvier 2012. En l’absence de documents officiels, voir également « Nom selon la déclaration » (p. ex. dans le cas de requérants d’asile). Le nom officiel peut se composer d’une ou de plusieurs parties. Selon le catalogue officiel des caractères (n° 211) pour l’harmonisation des registres.</w:t>
+            </w:r>
+          </w:p>
+        </w:tc>
+      </w:tr>
+      <w:tr>
+        <w:tc>
+          <w:tcPr/>
+          <w:p>
+            <w:pPr>
+              <w:pStyle w:val="Compact"/>
+            </w:pPr>
+          </w:p>
+        </w:tc>
+        <w:tc>
+          <w:tcPr/>
+          <w:p>
+            <w:pPr>
+              <w:pStyle w:val="Compact"/>
+            </w:pPr>
+            <w:hyperlink ns1:id="rId43">
               <w:r>
                 <w:rPr>
                   <w:rStyle w:val="Hyperlink"/>
@@ -5664,27 +6293,27 @@
               <w:pStyle w:val="Compact"/>
             </w:pPr>
             <w:r>
-              <w:t xml:space="preserve">Selon le catalogue officiel des caractères (n° 212) pour l’harmonisation des registres : nom de filiation selon les documents officiels, qui correspond au nom porté par la personne avant son premier mariage ou son premier partenariat enregistré. Il peut également s’agir d’un nom de célibataire acquis par une décision de changement de nom (voir art. 24, al. 2 OEC, RS 211.112.2).</w:t>
-            </w:r>
-          </w:p>
-        </w:tc>
-      </w:tr>
-      <w:tr>
-        <w:tc>
-          <w:tcPr/>
-          <w:p>
-            <w:pPr>
-              <w:pStyle w:val="Compact"/>
-            </w:pPr>
-          </w:p>
-        </w:tc>
-        <w:tc>
-          <w:tcPr/>
-          <w:p>
-            <w:pPr>
-              <w:pStyle w:val="Compact"/>
-            </w:pPr>
-            <w:hyperlink ns1:id="rId41">
+              <w:t xml:space="preserve">Nom de filiation selon les documents officiels, qui correspond au nom porté par la personne avant son premier mariage ou son premier partenariat enregistré. Il peut également s’agir d’un nom de célibataire acquis par une décision de changement de nom (voir art. 24, al. 2 OEC, RS 211.112.2). Selon le catalogue officiel des caractères (n° 212) pour l’harmonisation des registres.</w:t>
+            </w:r>
+          </w:p>
+        </w:tc>
+      </w:tr>
+      <w:tr>
+        <w:tc>
+          <w:tcPr/>
+          <w:p>
+            <w:pPr>
+              <w:pStyle w:val="Compact"/>
+            </w:pPr>
+          </w:p>
+        </w:tc>
+        <w:tc>
+          <w:tcPr/>
+          <w:p>
+            <w:pPr>
+              <w:pStyle w:val="Compact"/>
+            </w:pPr>
+            <w:hyperlink ns1:id="rId44">
               <w:r>
                 <w:rPr>
                   <w:rStyle w:val="Hyperlink"/>
@@ -5718,27 +6347,27 @@
               <w:pStyle w:val="Compact"/>
             </w:pPr>
             <w:r>
-              <w:t xml:space="preserve">Selon le catalogue officiel des caractères (n° 213) pour l’harmonisation des registres : le nom d’alliance montre le lien entre deux personnes mariées ou vivant en partenariat enregistré. Un nom d’alliance déjà utilisé peut être conservé après la dissolution du mariage ou du partenariat si le nom officiel n’a pas été modifié lors de la dissolution. Il est rattaché au nom officiel par un trait d’union et est formé avec le nom de célibataire du partenaire ou son propre nom de célibataire. Sur demande, le nom d’alliance peut être inscrit dans le passeport ou sur la carte d’identité.</w:t>
-            </w:r>
-          </w:p>
-        </w:tc>
-      </w:tr>
-      <w:tr>
-        <w:tc>
-          <w:tcPr/>
-          <w:p>
-            <w:pPr>
-              <w:pStyle w:val="Compact"/>
-            </w:pPr>
-          </w:p>
-        </w:tc>
-        <w:tc>
-          <w:tcPr/>
-          <w:p>
-            <w:pPr>
-              <w:pStyle w:val="Compact"/>
-            </w:pPr>
-            <w:hyperlink ns1:id="rId42">
+              <w:t xml:space="preserve">Le nom d’alliance montre le lien entre deux personnes mariées ou vivant en partenariat enregistré. Un nom d’alliance déjà utilisé peut être conservé après la dissolution du mariage ou du partenariat si le nom officiel n’a pas été modifié lors de la dissolution. Il est rattaché au nom officiel par un trait d’union et est formé avec le nom de célibataire du partenaire ou son propre nom de célibataire. Sur demande, le nom d’alliance peut être inscrit dans le passeport ou sur la carte d’identité. Selon le catalogue officiel des caractères (n° 213) pour l’harmonisation des registres.</w:t>
+            </w:r>
+          </w:p>
+        </w:tc>
+      </w:tr>
+      <w:tr>
+        <w:tc>
+          <w:tcPr/>
+          <w:p>
+            <w:pPr>
+              <w:pStyle w:val="Compact"/>
+            </w:pPr>
+          </w:p>
+        </w:tc>
+        <w:tc>
+          <w:tcPr/>
+          <w:p>
+            <w:pPr>
+              <w:pStyle w:val="Compact"/>
+            </w:pPr>
+            <w:hyperlink ns1:id="rId45">
               <w:r>
                 <w:rPr>
                   <w:rStyle w:val="Hyperlink"/>
@@ -5772,27 +6401,27 @@
               <w:pStyle w:val="Compact"/>
             </w:pPr>
             <w:r>
-              <w:t xml:space="preserve">Selon le catalogue officiel des caractères (n° 214) pour l’harmonisation des registres : pour les personnes de nationalité étrangère. Ce nom correspond à l’entrée figurant dans la zone lisible par machine du passeport. Si cette zone comporte des noms de famille ou des prénoms abrégés, ceux-ci doivent, dans la mesure du possible, être enregistrés dans leur intégralité, conformément à l’entrée figurant dans le passeport.</w:t>
-            </w:r>
-          </w:p>
-        </w:tc>
-      </w:tr>
-      <w:tr>
-        <w:tc>
-          <w:tcPr/>
-          <w:p>
-            <w:pPr>
-              <w:pStyle w:val="Compact"/>
-            </w:pPr>
-          </w:p>
-        </w:tc>
-        <w:tc>
-          <w:tcPr/>
-          <w:p>
-            <w:pPr>
-              <w:pStyle w:val="Compact"/>
-            </w:pPr>
-            <w:hyperlink ns1:id="rId43">
+              <w:t xml:space="preserve">Pour les personnes de nationalité étrangère. Ce nom correspond à l’entrée figurant dans la zone lisible par machine du passeport. Si cette zone comporte des noms de famille ou des prénoms abrégés, ceux-ci doivent, dans la mesure du possible, être enregistrés dans leur intégralité, conformément à l’entrée figurant dans le passeport. Selon le catalogue officiel des caractères (n° 214) pour l’harmonisation des registres.</w:t>
+            </w:r>
+          </w:p>
+        </w:tc>
+      </w:tr>
+      <w:tr>
+        <w:tc>
+          <w:tcPr/>
+          <w:p>
+            <w:pPr>
+              <w:pStyle w:val="Compact"/>
+            </w:pPr>
+          </w:p>
+        </w:tc>
+        <w:tc>
+          <w:tcPr/>
+          <w:p>
+            <w:pPr>
+              <w:pStyle w:val="Compact"/>
+            </w:pPr>
+            <w:hyperlink ns1:id="rId46">
               <w:r>
                 <w:rPr>
                   <w:rStyle w:val="Hyperlink"/>
@@ -5826,27 +6455,27 @@
               <w:pStyle w:val="Compact"/>
             </w:pPr>
             <w:r>
-              <w:t xml:space="preserve">Selon le catalogue officiel des caractères (n° 215) pour l’harmonisation des registres : nom (p. ex. nom de scène, nom religieux) qui, sur la base d’une demande acceptée, peut être porté par la personne. Le nom d’alias peut se composer d’une ou de plusieurs parties (p. ex. également le prénom d’alias et le nom de famille d’alias).</w:t>
-            </w:r>
-          </w:p>
-        </w:tc>
-      </w:tr>
-      <w:tr>
-        <w:tc>
-          <w:tcPr/>
-          <w:p>
-            <w:pPr>
-              <w:pStyle w:val="Compact"/>
-            </w:pPr>
-          </w:p>
-        </w:tc>
-        <w:tc>
-          <w:tcPr/>
-          <w:p>
-            <w:pPr>
-              <w:pStyle w:val="Compact"/>
-            </w:pPr>
-            <w:hyperlink ns1:id="rId44">
+              <w:t xml:space="preserve">Nom (p. ex. nom de scène, nom religieux) qui, sur la base d’une demande acceptée, peut être porté par la personne. Le nom d’alias peut se composer d’une ou de plusieurs parties (p. ex. également le prénom d’alias et le nom de famille d’alias). Selon le catalogue officiel des caractères (n° 215) pour l’harmonisation des registres.</w:t>
+            </w:r>
+          </w:p>
+        </w:tc>
+      </w:tr>
+      <w:tr>
+        <w:tc>
+          <w:tcPr/>
+          <w:p>
+            <w:pPr>
+              <w:pStyle w:val="Compact"/>
+            </w:pPr>
+          </w:p>
+        </w:tc>
+        <w:tc>
+          <w:tcPr/>
+          <w:p>
+            <w:pPr>
+              <w:pStyle w:val="Compact"/>
+            </w:pPr>
+            <w:hyperlink ns1:id="rId47">
               <w:r>
                 <w:rPr>
                   <w:rStyle w:val="Hyperlink"/>
@@ -5880,27 +6509,27 @@
               <w:pStyle w:val="Compact"/>
             </w:pPr>
             <w:r>
-              <w:t xml:space="preserve">Selon le catalogue officiel des caractères (n° 216) pour l’harmonisation des registres : autres noms officiels selon les documents d’état civil suisses (art. 24, al. 3 OEC) ou selon des documents étrangers, qui ne sont ni des noms de famille ni des prénoms.</w:t>
-            </w:r>
-          </w:p>
-        </w:tc>
-      </w:tr>
-      <w:tr>
-        <w:tc>
-          <w:tcPr/>
-          <w:p>
-            <w:pPr>
-              <w:pStyle w:val="Compact"/>
-            </w:pPr>
-          </w:p>
-        </w:tc>
-        <w:tc>
-          <w:tcPr/>
-          <w:p>
-            <w:pPr>
-              <w:pStyle w:val="Compact"/>
-            </w:pPr>
-            <w:hyperlink ns1:id="rId45">
+              <w:t xml:space="preserve">Autres noms officiels selon les documents d’état civil suisses (art. 24, al. 3 OEC) ou selon des documents étrangers, qui ne sont ni des noms de famille ni des prénoms. Selon le catalogue officiel des caractères (n° 216) pour l’harmonisation des registres.</w:t>
+            </w:r>
+          </w:p>
+        </w:tc>
+      </w:tr>
+      <w:tr>
+        <w:tc>
+          <w:tcPr/>
+          <w:p>
+            <w:pPr>
+              <w:pStyle w:val="Compact"/>
+            </w:pPr>
+          </w:p>
+        </w:tc>
+        <w:tc>
+          <w:tcPr/>
+          <w:p>
+            <w:pPr>
+              <w:pStyle w:val="Compact"/>
+            </w:pPr>
+            <w:hyperlink ns1:id="rId48">
               <w:r>
                 <w:rPr>
                   <w:rStyle w:val="Hyperlink"/>
@@ -5934,27 +6563,27 @@
               <w:pStyle w:val="Compact"/>
             </w:pPr>
             <w:r>
-              <w:t xml:space="preserve">Selon le catalogue officiel des caractères (n° 217) pour l’harmonisation des registres : pour les ressortissants étrangers qui ne disposent pas de documents officiels (principalement dans le domaine de l’asile).</w:t>
-            </w:r>
-          </w:p>
-        </w:tc>
-      </w:tr>
-      <w:tr>
-        <w:tc>
-          <w:tcPr/>
-          <w:p>
-            <w:pPr>
-              <w:pStyle w:val="Compact"/>
-            </w:pPr>
-          </w:p>
-        </w:tc>
-        <w:tc>
-          <w:tcPr/>
-          <w:p>
-            <w:pPr>
-              <w:pStyle w:val="Compact"/>
-            </w:pPr>
-            <w:hyperlink ns1:id="rId46">
+              <w:t xml:space="preserve">Pour les ressortissants étrangers qui ne disposent pas de documents officiels (principalement dans le domaine de l’asile). Selon le catalogue officiel des caractères (n° 217) pour l’harmonisation des registres.</w:t>
+            </w:r>
+          </w:p>
+        </w:tc>
+      </w:tr>
+      <w:tr>
+        <w:tc>
+          <w:tcPr/>
+          <w:p>
+            <w:pPr>
+              <w:pStyle w:val="Compact"/>
+            </w:pPr>
+          </w:p>
+        </w:tc>
+        <w:tc>
+          <w:tcPr/>
+          <w:p>
+            <w:pPr>
+              <w:pStyle w:val="Compact"/>
+            </w:pPr>
+            <w:hyperlink ns1:id="rId49">
               <w:r>
                 <w:rPr>
                   <w:rStyle w:val="Hyperlink"/>
@@ -5988,27 +6617,27 @@
               <w:pStyle w:val="Compact"/>
             </w:pPr>
             <w:r>
-              <w:t xml:space="preserve">Prénoms tirés de l’acte de naissance, du registre de l’état civil (Infostar) dans l’ordre dans lequel ils apparaissent, ou tirés de documents d’identité étrangers.</w:t>
-            </w:r>
-          </w:p>
-        </w:tc>
-      </w:tr>
-      <w:tr>
-        <w:tc>
-          <w:tcPr/>
-          <w:p>
-            <w:pPr>
-              <w:pStyle w:val="Compact"/>
-            </w:pPr>
-          </w:p>
-        </w:tc>
-        <w:tc>
-          <w:tcPr/>
-          <w:p>
-            <w:pPr>
-              <w:pStyle w:val="Compact"/>
-            </w:pPr>
-            <w:hyperlink ns1:id="rId47">
+              <w:t xml:space="preserve">Prénoms tirés de l’acte de naissance, du registre de l’état civil (Infostar) dans l’ordre dans lequel ils apparaissent, ou tirés de documents d’identité étrangers. Selon le catalogue officiel des caractères (n° 221) pour l’harmonisation des registres.</w:t>
+            </w:r>
+          </w:p>
+        </w:tc>
+      </w:tr>
+      <w:tr>
+        <w:tc>
+          <w:tcPr/>
+          <w:p>
+            <w:pPr>
+              <w:pStyle w:val="Compact"/>
+            </w:pPr>
+          </w:p>
+        </w:tc>
+        <w:tc>
+          <w:tcPr/>
+          <w:p>
+            <w:pPr>
+              <w:pStyle w:val="Compact"/>
+            </w:pPr>
+            <w:hyperlink ns1:id="rId50">
               <w:r>
                 <w:rPr>
                   <w:rStyle w:val="Hyperlink"/>
@@ -6042,27 +6671,27 @@
               <w:pStyle w:val="Compact"/>
             </w:pPr>
             <w:r>
-              <w:t xml:space="preserve">Une personne a le droit de choisir un prénom usuel dans la liste de ses prénoms officiels. Le prénom usuel peut se composer d’un ou de plusieurs prénoms (parmi ceux figurant sous « prénoms officiels »).</w:t>
-            </w:r>
-          </w:p>
-        </w:tc>
-      </w:tr>
-      <w:tr>
-        <w:tc>
-          <w:tcPr/>
-          <w:p>
-            <w:pPr>
-              <w:pStyle w:val="Compact"/>
-            </w:pPr>
-          </w:p>
-        </w:tc>
-        <w:tc>
-          <w:tcPr/>
-          <w:p>
-            <w:pPr>
-              <w:pStyle w:val="Compact"/>
-            </w:pPr>
-            <w:hyperlink ns1:id="rId48">
+              <w:t xml:space="preserve">Une personne a le droit de choisir un prénom usuel dans la liste de ses prénoms officiels. Le prénom usuel peut se composer d’un ou de plusieurs prénoms (parmi ceux figurant sous « prénoms officiels »). Selon le catalogue officiel des caractères (n° 222) pour l’harmonisation des registres.</w:t>
+            </w:r>
+          </w:p>
+        </w:tc>
+      </w:tr>
+      <w:tr>
+        <w:tc>
+          <w:tcPr/>
+          <w:p>
+            <w:pPr>
+              <w:pStyle w:val="Compact"/>
+            </w:pPr>
+          </w:p>
+        </w:tc>
+        <w:tc>
+          <w:tcPr/>
+          <w:p>
+            <w:pPr>
+              <w:pStyle w:val="Compact"/>
+            </w:pPr>
+            <w:hyperlink ns1:id="rId51">
               <w:r>
                 <w:rPr>
                   <w:rStyle w:val="Hyperlink"/>
@@ -6096,27 +6725,27 @@
               <w:pStyle w:val="Compact"/>
             </w:pPr>
             <w:r>
-              <w:t xml:space="preserve">Pour les personnes de nationalité étrangère. À utiliser en combinaison avec le nom tel qu’il figure sur le passeport étranger.</w:t>
-            </w:r>
-          </w:p>
-        </w:tc>
-      </w:tr>
-      <w:tr>
-        <w:tc>
-          <w:tcPr/>
-          <w:p>
-            <w:pPr>
-              <w:pStyle w:val="Compact"/>
-            </w:pPr>
-          </w:p>
-        </w:tc>
-        <w:tc>
-          <w:tcPr/>
-          <w:p>
-            <w:pPr>
-              <w:pStyle w:val="Compact"/>
-            </w:pPr>
-            <w:hyperlink ns1:id="rId49">
+              <w:t xml:space="preserve">Pour les personnes de nationalité étrangère. À utiliser en combinaison avec le nom tel qu’il figure sur le passeport étranger. Selon le catalogue officiel des caractères (n° 223) pour l’harmonisation des registres.</w:t>
+            </w:r>
+          </w:p>
+        </w:tc>
+      </w:tr>
+      <w:tr>
+        <w:tc>
+          <w:tcPr/>
+          <w:p>
+            <w:pPr>
+              <w:pStyle w:val="Compact"/>
+            </w:pPr>
+          </w:p>
+        </w:tc>
+        <w:tc>
+          <w:tcPr/>
+          <w:p>
+            <w:pPr>
+              <w:pStyle w:val="Compact"/>
+            </w:pPr>
+            <w:hyperlink ns1:id="rId52">
               <w:r>
                 <w:rPr>
                   <w:rStyle w:val="Hyperlink"/>
@@ -6150,27 +6779,27 @@
               <w:pStyle w:val="Compact"/>
             </w:pPr>
             <w:r>
-              <w:t xml:space="preserve">Pour les personnes de nationalité étrangère qui ne disposent pas de documents officiels (principalement dans le domaine de l’asile). À utiliser en combinaison avec le nom défini selon la déclaration.</w:t>
-            </w:r>
-          </w:p>
-        </w:tc>
-      </w:tr>
-      <w:tr>
-        <w:tc>
-          <w:tcPr/>
-          <w:p>
-            <w:pPr>
-              <w:pStyle w:val="Compact"/>
-            </w:pPr>
-          </w:p>
-        </w:tc>
-        <w:tc>
-          <w:tcPr/>
-          <w:p>
-            <w:pPr>
-              <w:pStyle w:val="Compact"/>
-            </w:pPr>
-            <w:hyperlink ns1:id="rId50">
+              <w:t xml:space="preserve">Pour les personnes de nationalité étrangère qui ne disposent pas de documents officiels (principalement dans le domaine de l’asile). À utiliser en combinaison avec le nom défini selon la déclaration. Selon le catalogue officiel des caractères (n° 224) pour l’harmonisation des registres.</w:t>
+            </w:r>
+          </w:p>
+        </w:tc>
+      </w:tr>
+      <w:tr>
+        <w:tc>
+          <w:tcPr/>
+          <w:p>
+            <w:pPr>
+              <w:pStyle w:val="Compact"/>
+            </w:pPr>
+          </w:p>
+        </w:tc>
+        <w:tc>
+          <w:tcPr/>
+          <w:p>
+            <w:pPr>
+              <w:pStyle w:val="Compact"/>
+            </w:pPr>
+            <w:hyperlink ns1:id="rId53">
               <w:r>
                 <w:rPr>
                   <w:rStyle w:val="Hyperlink"/>
@@ -6182,9 +6811,9 @@
         </w:tc>
       </w:tr>
     </w:tbl>
-    <w:bookmarkEnd w:id="51"/>
-    <w:bookmarkEnd w:id="52"/>
-    <w:bookmarkStart w:id="55" w:name="classe-languageproficiency"/>
+    <w:bookmarkEnd w:id="54"/>
+    <w:bookmarkEnd w:id="55"/>
+    <w:bookmarkStart w:id="58" w:name="classe-languageproficiency"/>
     <w:p>
       <w:pPr>
         <w:pStyle w:val="berschrift2"/>
@@ -6213,7 +6842,7 @@
         <w:t xml:space="preserve">__</w:t>
       </w:r>
     </w:p>
-    <w:bookmarkStart w:id="53" w:name="attributs-2"/>
+    <w:bookmarkStart w:id="56" w:name="attributs-2"/>
     <w:p>
       <w:pPr>
         <w:pStyle w:val="berschrift3"/>
@@ -6432,8 +7061,8 @@
         </w:tc>
       </w:tr>
     </w:tbl>
-    <w:bookmarkEnd w:id="53"/>
-    <w:bookmarkStart w:id="54" w:name="utilisations-2"/>
+    <w:bookmarkEnd w:id="56"/>
+    <w:bookmarkStart w:id="57" w:name="utilisations-2"/>
     <w:p>
       <w:pPr>
         <w:pStyle w:val="berschrift3"/>
@@ -6574,9 +7203,9 @@
         </w:tc>
       </w:tr>
     </w:tbl>
-    <w:bookmarkEnd w:id="54"/>
-    <w:bookmarkEnd w:id="55"/>
-    <w:bookmarkStart w:id="58" w:name="classe-citizenship"/>
+    <w:bookmarkEnd w:id="57"/>
+    <w:bookmarkEnd w:id="58"/>
+    <w:bookmarkStart w:id="61" w:name="classe-citizenship"/>
     <w:p>
       <w:pPr>
         <w:pStyle w:val="berschrift2"/>
@@ -6656,7 +7285,7 @@
         <w:t xml:space="preserve">__</w:t>
       </w:r>
     </w:p>
-    <w:bookmarkStart w:id="56" w:name="attributs-3"/>
+    <w:bookmarkStart w:id="59" w:name="attributs-3"/>
     <w:p>
       <w:pPr>
         <w:pStyle w:val="berschrift3"/>
@@ -6975,8 +7604,8 @@
         </w:tc>
       </w:tr>
     </w:tbl>
-    <w:bookmarkEnd w:id="56"/>
-    <w:bookmarkStart w:id="57" w:name="utilisations-3"/>
+    <w:bookmarkEnd w:id="59"/>
+    <w:bookmarkStart w:id="60" w:name="utilisations-3"/>
     <w:p>
       <w:pPr>
         <w:pStyle w:val="berschrift3"/>
@@ -7117,9 +7746,9 @@
         </w:tc>
       </w:tr>
     </w:tbl>
-    <w:bookmarkEnd w:id="57"/>
-    <w:bookmarkEnd w:id="58"/>
-    <w:bookmarkStart w:id="61" w:name="classe-gender"/>
+    <w:bookmarkEnd w:id="60"/>
+    <w:bookmarkEnd w:id="61"/>
+    <w:bookmarkStart w:id="64" w:name="classe-gender"/>
     <w:p>
       <w:pPr>
         <w:pStyle w:val="berschrift2"/>
@@ -7148,7 +7777,7 @@
         <w:t xml:space="preserve">__</w:t>
       </w:r>
     </w:p>
-    <w:bookmarkStart w:id="59" w:name="attributs-4"/>
+    <w:bookmarkStart w:id="62" w:name="attributs-4"/>
     <w:p>
       <w:pPr>
         <w:pStyle w:val="berschrift3"/>
@@ -7257,7 +7886,7 @@
               <w:pStyle w:val="Compact"/>
             </w:pPr>
             <w:r>
-              <w:t xml:space="preserve">Code de sexe. Valeurs recommandées : male, female, diverse.</w:t>
+              <w:t xml:space="preserve">Code de sexe. Valeurs recommandées : male, female, non_binary.</w:t>
             </w:r>
           </w:p>
         </w:tc>
@@ -7571,8 +8200,8 @@
         </w:tc>
       </w:tr>
     </w:tbl>
-    <w:bookmarkEnd w:id="59"/>
-    <w:bookmarkStart w:id="60" w:name="utilisations-4"/>
+    <w:bookmarkEnd w:id="62"/>
+    <w:bookmarkStart w:id="63" w:name="utilisations-4"/>
     <w:p>
       <w:pPr>
         <w:pStyle w:val="berschrift3"/>
@@ -7712,9 +8341,9 @@
         </w:tc>
       </w:tr>
     </w:tbl>
-    <w:bookmarkEnd w:id="60"/>
-    <w:bookmarkEnd w:id="61"/>
-    <w:bookmarkStart w:id="64" w:name="enum-gendercodeenum"/>
+    <w:bookmarkEnd w:id="63"/>
+    <w:bookmarkEnd w:id="64"/>
+    <w:bookmarkStart w:id="69" w:name="enum-gendercodeenum"/>
     <w:p>
       <w:pPr>
         <w:pStyle w:val="berschrift2"/>
@@ -7747,7 +8376,7 @@
           <w:i/>
           <w:iCs/>
         </w:rPr>
-        <w:t xml:space="preserve">diverse</w:t>
+        <w:t xml:space="preserve">non_binary</w:t>
       </w:r>
       <w:r>
         <w:rPr>
@@ -7782,7 +8411,7 @@
       <w:r>
         <w:t xml:space="preserve"> </w:t>
       </w:r>
-      <w:hyperlink ns1:id="rId62">
+      <w:hyperlink ns1:id="rId65">
         <w:r>
           <w:rPr>
             <w:rStyle w:val="Hyperlink"/>
@@ -7791,7 +8420,7 @@
         </w:r>
       </w:hyperlink>
     </w:p>
-    <w:bookmarkStart w:id="63" w:name="valeurs-admissibles-1"/>
+    <w:bookmarkStart w:id="68" w:name="valeurs-admissibles-1"/>
     <w:p>
       <w:pPr>
         <w:pStyle w:val="berschrift3"/>
@@ -7803,7 +8432,8 @@
     <w:tbl>
       <w:tblPr>
         <w:tblStyle w:val="Table"/>
-        <w:tblW w:type="auto" w:w="0"/>
+        <w:tblW w:type="pct" w:w="5000"/>
+        <w:tblLayout w:type="fixed"/>
         <w:tblLook w:firstRow="1" w:lastRow="0" w:firstColumn="0" w:lastColumn="0" w:noHBand="0" w:noVBand="0" w:val="0020"/>
       </w:tblPr>
       <w:tblGrid>
@@ -7880,6 +8510,14 @@
             <w:pPr>
               <w:pStyle w:val="Compact"/>
             </w:pPr>
+            <w:hyperlink ns1:id="rId66">
+              <w:r>
+                <w:rPr>
+                  <w:rStyle w:val="Hyperlink"/>
+                </w:rPr>
+                <w:t xml:space="preserve">https://register.ld.admin.ch/i14y/concept/sex/1</w:t>
+              </w:r>
+            </w:hyperlink>
           </w:p>
         </w:tc>
       </w:tr>
@@ -7926,20 +8564,28 @@
             <w:pPr>
               <w:pStyle w:val="Compact"/>
             </w:pPr>
-          </w:p>
-        </w:tc>
-      </w:tr>
-      <w:tr>
-        <w:tc>
-          <w:tcPr>
-            <w:shd w:val="clear" w:color="auto" w:fill="F2F2F2"/>
-          </w:tcPr>
-          <w:p>
-            <w:pPr>
-              <w:pStyle w:val="Compact"/>
-            </w:pPr>
-            <w:r>
-              <w:t xml:space="preserve">diverse</w:t>
+            <w:hyperlink ns1:id="rId67">
+              <w:r>
+                <w:rPr>
+                  <w:rStyle w:val="Hyperlink"/>
+                </w:rPr>
+                <w:t xml:space="preserve">https://register.ld.admin.ch/i14y/concept/sex/2</w:t>
+              </w:r>
+            </w:hyperlink>
+          </w:p>
+        </w:tc>
+      </w:tr>
+      <w:tr>
+        <w:tc>
+          <w:tcPr>
+            <w:shd w:val="clear" w:color="auto" w:fill="F2F2F2"/>
+          </w:tcPr>
+          <w:p>
+            <w:pPr>
+              <w:pStyle w:val="Compact"/>
+            </w:pPr>
+            <w:r>
+              <w:t xml:space="preserve">non_binary</w:t>
             </w:r>
           </w:p>
         </w:tc>
@@ -7957,28 +8603,10 @@
           </w:p>
         </w:tc>
       </w:tr>
-      <w:tr>
-        <w:tc>
-          <w:tcPr/>
-          <w:p>
-            <w:pPr>
-              <w:pStyle w:val="Compact"/>
-            </w:pPr>
-          </w:p>
-        </w:tc>
-        <w:tc>
-          <w:tcPr/>
-          <w:p>
-            <w:pPr>
-              <w:pStyle w:val="Compact"/>
-            </w:pPr>
-          </w:p>
-        </w:tc>
-      </w:tr>
     </w:tbl>
-    <w:bookmarkEnd w:id="63"/>
-    <w:bookmarkEnd w:id="64"/>
-    <w:bookmarkStart w:id="70" w:name="classe-occupation"/>
+    <w:bookmarkEnd w:id="68"/>
+    <w:bookmarkEnd w:id="69"/>
+    <w:bookmarkStart w:id="76" w:name="classe-occupation"/>
     <w:p>
       <w:pPr>
         <w:pStyle w:val="berschrift2"/>
@@ -7996,7 +8624,7 @@
           <w:i/>
           <w:iCs/>
         </w:rPr>
-        <w:t xml:space="preserve">Métier ou profession d’une personne indiquant un libellé, un code ISCO-19, si le poste est rémunéré, ainsi que la validité temporelle.</w:t>
+        <w:t xml:space="preserve">Métier ou profession d’une personne indiquant un libellé, un code ISCO-19, si l’activité est rémunérée, ainsi que la validité temporelle.</w:t>
       </w:r>
     </w:p>
     <w:p>
@@ -8007,7 +8635,7 @@
         <w:t xml:space="preserve">__</w:t>
       </w:r>
     </w:p>
-    <w:bookmarkStart w:id="66" w:name="attributs-5"/>
+    <w:bookmarkStart w:id="71" w:name="attributs-5"/>
     <w:p>
       <w:pPr>
         <w:pStyle w:val="berschrift3"/>
@@ -8116,7 +8744,7 @@
               <w:pStyle w:val="Compact"/>
             </w:pPr>
             <w:r>
-              <w:t xml:space="preserve">Indique si le poste est rémunéré.</w:t>
+              <w:t xml:space="preserve">Indique si l’activité est rémunérée.</w:t>
             </w:r>
           </w:p>
         </w:tc>
@@ -8534,7 +9162,7 @@
         </w:tc>
       </w:tr>
     </w:tbl>
-    <w:bookmarkStart w:id="65" w:name="contraintes"/>
+    <w:bookmarkStart w:id="70" w:name="contraintes"/>
     <w:p>
       <w:pPr>
         <w:pStyle w:val="berschrift5"/>
@@ -8585,9 +9213,9 @@
         </w:r>
       </w:hyperlink>
     </w:p>
-    <w:bookmarkEnd w:id="65"/>
-    <w:bookmarkEnd w:id="66"/>
-    <w:bookmarkStart w:id="67" w:name="utilisations-5"/>
+    <w:bookmarkEnd w:id="70"/>
+    <w:bookmarkEnd w:id="71"/>
+    <w:bookmarkStart w:id="72" w:name="utilisations-5"/>
     <w:p>
       <w:pPr>
         <w:pStyle w:val="berschrift3"/>
@@ -8728,8 +9356,8 @@
         </w:tc>
       </w:tr>
     </w:tbl>
-    <w:bookmarkEnd w:id="67"/>
-    <w:bookmarkStart w:id="69" w:name="exemples-1"/>
+    <w:bookmarkEnd w:id="72"/>
+    <w:bookmarkStart w:id="75" w:name="exemples-1"/>
     <w:p>
       <w:pPr>
         <w:pStyle w:val="berschrift3"/>
@@ -8738,13 +9366,13 @@
         <w:t xml:space="preserve">Exemples</w:t>
       </w:r>
     </w:p>
-    <w:bookmarkStart w:id="68" w:name="Xa43506a9ac253a85272197efb3a0bd768953cf0"/>
+    <w:bookmarkStart w:id="73" w:name="Xc9b83a2a906edff8db61ac7b94e39a73cdce4ae"/>
     <w:p>
       <w:pPr>
         <w:pStyle w:val="berschrift4"/>
       </w:pPr>
       <w:r>
-        <w:t xml:space="preserve">Exemple : Occupation-swiss_politicians_Beat_Jans_Politiker</w:t>
+        <w:t xml:space="preserve">Exemple : Occupation-swiss_politicians_Sofia_Fisch_Juristin</w:t>
       </w:r>
     </w:p>
     <w:p>
@@ -8767,7 +9395,7 @@
         <w:rPr>
           <w:rStyle w:val="AttributeTok"/>
         </w:rPr>
-        <w:t xml:space="preserve"> Politiker</w:t>
+        <w:t xml:space="preserve"> Jurist*in</w:t>
       </w:r>
       <w:r>
         <w:br/>
@@ -8776,7 +9404,7 @@
         <w:rPr>
           <w:rStyle w:val="FunctionTok"/>
         </w:rPr>
-        <w:t xml:space="preserve">valid_from</w:t>
+        <w:t xml:space="preserve">is_active</w:t>
       </w:r>
       <w:r>
         <w:rPr>
@@ -8788,27 +9416,6 @@
         <w:rPr>
           <w:rStyle w:val="AttributeTok"/>
         </w:rPr>
-        <w:t xml:space="preserve"> 1964-01-01</w:t>
-      </w:r>
-      <w:r>
-        <w:br/>
-      </w:r>
-      <w:r>
-        <w:rPr>
-          <w:rStyle w:val="FunctionTok"/>
-        </w:rPr>
-        <w:t xml:space="preserve">is_active</w:t>
-      </w:r>
-      <w:r>
-        <w:rPr>
-          <w:rStyle w:val="KeywordTok"/>
-        </w:rPr>
-        <w:t xml:space="preserve">:</w:t>
-      </w:r>
-      <w:r>
-        <w:rPr>
-          <w:rStyle w:val="AttributeTok"/>
-        </w:rPr>
         <w:t xml:space="preserve"> </w:t>
       </w:r>
       <w:r>
@@ -8818,20 +9425,101 @@
         <w:t xml:space="preserve">true</w:t>
       </w:r>
     </w:p>
-    <w:bookmarkEnd w:id="68"/>
-    <w:bookmarkEnd w:id="69"/>
-    <w:bookmarkEnd w:id="70"/>
-    <w:bookmarkStart w:id="74" w:name="classe-training"/>
+    <w:bookmarkEnd w:id="73"/>
+    <w:bookmarkStart w:id="74" w:name="Xa43506a9ac253a85272197efb3a0bd768953cf0"/>
     <w:p>
       <w:pPr>
-        <w:pStyle w:val="berschrift2"/>
-      </w:pPr>
-      <w:r>
-        <w:t xml:space="preserve">Classe: Training</w:t>
+        <w:pStyle w:val="berschrift4"/>
+      </w:pPr>
+      <w:r>
+        <w:t xml:space="preserve">Exemple : Occupation-swiss_politicians_Beat_Jans_Politiker</w:t>
       </w:r>
     </w:p>
     <w:p>
       <w:pPr>
+        <w:pStyle w:val="SourceCode"/>
+      </w:pPr>
+      <w:r>
+        <w:rPr>
+          <w:rStyle w:val="FunctionTok"/>
+        </w:rPr>
+        <w:t xml:space="preserve">label</w:t>
+      </w:r>
+      <w:r>
+        <w:rPr>
+          <w:rStyle w:val="KeywordTok"/>
+        </w:rPr>
+        <w:t xml:space="preserve">:</w:t>
+      </w:r>
+      <w:r>
+        <w:rPr>
+          <w:rStyle w:val="AttributeTok"/>
+        </w:rPr>
+        <w:t xml:space="preserve"> Politiker</w:t>
+      </w:r>
+      <w:r>
+        <w:br/>
+      </w:r>
+      <w:r>
+        <w:rPr>
+          <w:rStyle w:val="FunctionTok"/>
+        </w:rPr>
+        <w:t xml:space="preserve">valid_from</w:t>
+      </w:r>
+      <w:r>
+        <w:rPr>
+          <w:rStyle w:val="KeywordTok"/>
+        </w:rPr>
+        <w:t xml:space="preserve">:</w:t>
+      </w:r>
+      <w:r>
+        <w:rPr>
+          <w:rStyle w:val="AttributeTok"/>
+        </w:rPr>
+        <w:t xml:space="preserve"> 1964-01-01</w:t>
+      </w:r>
+      <w:r>
+        <w:br/>
+      </w:r>
+      <w:r>
+        <w:rPr>
+          <w:rStyle w:val="FunctionTok"/>
+        </w:rPr>
+        <w:t xml:space="preserve">is_active</w:t>
+      </w:r>
+      <w:r>
+        <w:rPr>
+          <w:rStyle w:val="KeywordTok"/>
+        </w:rPr>
+        <w:t xml:space="preserve">:</w:t>
+      </w:r>
+      <w:r>
+        <w:rPr>
+          <w:rStyle w:val="AttributeTok"/>
+        </w:rPr>
+        <w:t xml:space="preserve"> </w:t>
+      </w:r>
+      <w:r>
+        <w:rPr>
+          <w:rStyle w:val="CharTok"/>
+        </w:rPr>
+        <w:t xml:space="preserve">true</w:t>
+      </w:r>
+    </w:p>
+    <w:bookmarkEnd w:id="74"/>
+    <w:bookmarkEnd w:id="75"/>
+    <w:bookmarkEnd w:id="76"/>
+    <w:bookmarkStart w:id="80" w:name="classe-training"/>
+    <w:p>
+      <w:pPr>
+        <w:pStyle w:val="berschrift2"/>
+      </w:pPr>
+      <w:r>
+        <w:t xml:space="preserve">Classe: Training</w:t>
+      </w:r>
+    </w:p>
+    <w:p>
+      <w:pPr>
         <w:pStyle w:val="FirstParagraph"/>
       </w:pPr>
       <w:r>
@@ -8850,7 +9538,7 @@
         <w:t xml:space="preserve">__</w:t>
       </w:r>
     </w:p>
-    <w:bookmarkStart w:id="72" w:name="attributs-6"/>
+    <w:bookmarkStart w:id="78" w:name="attributs-6"/>
     <w:p>
       <w:pPr>
         <w:pStyle w:val="berschrift3"/>
@@ -9273,7 +9961,7 @@
         </w:tc>
       </w:tr>
     </w:tbl>
-    <w:bookmarkStart w:id="71" w:name="contraintes-1"/>
+    <w:bookmarkStart w:id="77" w:name="contraintes-1"/>
     <w:p>
       <w:pPr>
         <w:pStyle w:val="berschrift5"/>
@@ -9341,9 +10029,9 @@
         </w:r>
       </w:hyperlink>
     </w:p>
-    <w:bookmarkEnd w:id="71"/>
-    <w:bookmarkEnd w:id="72"/>
-    <w:bookmarkStart w:id="73" w:name="utilisations-6"/>
+    <w:bookmarkEnd w:id="77"/>
+    <w:bookmarkEnd w:id="78"/>
+    <w:bookmarkStart w:id="79" w:name="utilisations-6"/>
     <w:p>
       <w:pPr>
         <w:pStyle w:val="berschrift3"/>
@@ -9484,9 +10172,9 @@
         </w:tc>
       </w:tr>
     </w:tbl>
-    <w:bookmarkEnd w:id="73"/>
-    <w:bookmarkEnd w:id="74"/>
-    <w:bookmarkStart w:id="119" w:name="enum-trainingtypeenum"/>
+    <w:bookmarkEnd w:id="79"/>
+    <w:bookmarkEnd w:id="80"/>
+    <w:bookmarkStart w:id="125" w:name="enum-trainingtypeenum"/>
     <w:p>
       <w:pPr>
         <w:pStyle w:val="berschrift2"/>
@@ -9525,7 +10213,7 @@
       <w:r>
         <w:t xml:space="preserve"> </w:t>
       </w:r>
-      <w:hyperlink ns1:id="rId75">
+      <w:hyperlink ns1:id="rId81">
         <w:r>
           <w:rPr>
             <w:rStyle w:val="Hyperlink"/>
@@ -9534,7 +10222,7 @@
         </w:r>
       </w:hyperlink>
     </w:p>
-    <w:bookmarkStart w:id="118" w:name="valeurs-admissibles-2"/>
+    <w:bookmarkStart w:id="124" w:name="valeurs-admissibles-2"/>
     <w:p>
       <w:pPr>
         <w:pStyle w:val="berschrift3"/>
@@ -9624,7 +10312,7 @@
             <w:pPr>
               <w:pStyle w:val="Compact"/>
             </w:pPr>
-            <w:hyperlink ns1:id="rId76">
+            <w:hyperlink ns1:id="rId82">
               <w:r>
                 <w:rPr>
                   <w:rStyle w:val="Hyperlink"/>
@@ -9678,7 +10366,7 @@
             <w:pPr>
               <w:pStyle w:val="Compact"/>
             </w:pPr>
-            <w:hyperlink ns1:id="rId77">
+            <w:hyperlink ns1:id="rId83">
               <w:r>
                 <w:rPr>
                   <w:rStyle w:val="Hyperlink"/>
@@ -9732,7 +10420,7 @@
             <w:pPr>
               <w:pStyle w:val="Compact"/>
             </w:pPr>
-            <w:hyperlink ns1:id="rId78">
+            <w:hyperlink ns1:id="rId84">
               <w:r>
                 <w:rPr>
                   <w:rStyle w:val="Hyperlink"/>
@@ -9786,7 +10474,7 @@
             <w:pPr>
               <w:pStyle w:val="Compact"/>
             </w:pPr>
-            <w:hyperlink ns1:id="rId79">
+            <w:hyperlink ns1:id="rId85">
               <w:r>
                 <w:rPr>
                   <w:rStyle w:val="Hyperlink"/>
@@ -9840,7 +10528,7 @@
             <w:pPr>
               <w:pStyle w:val="Compact"/>
             </w:pPr>
-            <w:hyperlink ns1:id="rId80">
+            <w:hyperlink ns1:id="rId86">
               <w:r>
                 <w:rPr>
                   <w:rStyle w:val="Hyperlink"/>
@@ -9894,7 +10582,7 @@
             <w:pPr>
               <w:pStyle w:val="Compact"/>
             </w:pPr>
-            <w:hyperlink ns1:id="rId81">
+            <w:hyperlink ns1:id="rId87">
               <w:r>
                 <w:rPr>
                   <w:rStyle w:val="Hyperlink"/>
@@ -9948,7 +10636,7 @@
             <w:pPr>
               <w:pStyle w:val="Compact"/>
             </w:pPr>
-            <w:hyperlink ns1:id="rId82">
+            <w:hyperlink ns1:id="rId88">
               <w:r>
                 <w:rPr>
                   <w:rStyle w:val="Hyperlink"/>
@@ -10002,7 +10690,7 @@
             <w:pPr>
               <w:pStyle w:val="Compact"/>
             </w:pPr>
-            <w:hyperlink ns1:id="rId83">
+            <w:hyperlink ns1:id="rId89">
               <w:r>
                 <w:rPr>
                   <w:rStyle w:val="Hyperlink"/>
@@ -10056,7 +10744,7 @@
             <w:pPr>
               <w:pStyle w:val="Compact"/>
             </w:pPr>
-            <w:hyperlink ns1:id="rId84">
+            <w:hyperlink ns1:id="rId90">
               <w:r>
                 <w:rPr>
                   <w:rStyle w:val="Hyperlink"/>
@@ -10110,7 +10798,7 @@
             <w:pPr>
               <w:pStyle w:val="Compact"/>
             </w:pPr>
-            <w:hyperlink ns1:id="rId85">
+            <w:hyperlink ns1:id="rId91">
               <w:r>
                 <w:rPr>
                   <w:rStyle w:val="Hyperlink"/>
@@ -10164,7 +10852,7 @@
             <w:pPr>
               <w:pStyle w:val="Compact"/>
             </w:pPr>
-            <w:hyperlink ns1:id="rId86">
+            <w:hyperlink ns1:id="rId92">
               <w:r>
                 <w:rPr>
                   <w:rStyle w:val="Hyperlink"/>
@@ -10218,7 +10906,7 @@
             <w:pPr>
               <w:pStyle w:val="Compact"/>
             </w:pPr>
-            <w:hyperlink ns1:id="rId87">
+            <w:hyperlink ns1:id="rId93">
               <w:r>
                 <w:rPr>
                   <w:rStyle w:val="Hyperlink"/>
@@ -10272,7 +10960,7 @@
             <w:pPr>
               <w:pStyle w:val="Compact"/>
             </w:pPr>
-            <w:hyperlink ns1:id="rId88">
+            <w:hyperlink ns1:id="rId94">
               <w:r>
                 <w:rPr>
                   <w:rStyle w:val="Hyperlink"/>
@@ -10326,7 +11014,7 @@
             <w:pPr>
               <w:pStyle w:val="Compact"/>
             </w:pPr>
-            <w:hyperlink ns1:id="rId89">
+            <w:hyperlink ns1:id="rId95">
               <w:r>
                 <w:rPr>
                   <w:rStyle w:val="Hyperlink"/>
@@ -10380,7 +11068,7 @@
             <w:pPr>
               <w:pStyle w:val="Compact"/>
             </w:pPr>
-            <w:hyperlink ns1:id="rId90">
+            <w:hyperlink ns1:id="rId96">
               <w:r>
                 <w:rPr>
                   <w:rStyle w:val="Hyperlink"/>
@@ -10434,7 +11122,7 @@
             <w:pPr>
               <w:pStyle w:val="Compact"/>
             </w:pPr>
-            <w:hyperlink ns1:id="rId91">
+            <w:hyperlink ns1:id="rId97">
               <w:r>
                 <w:rPr>
                   <w:rStyle w:val="Hyperlink"/>
@@ -10488,7 +11176,7 @@
             <w:pPr>
               <w:pStyle w:val="Compact"/>
             </w:pPr>
-            <w:hyperlink ns1:id="rId92">
+            <w:hyperlink ns1:id="rId98">
               <w:r>
                 <w:rPr>
                   <w:rStyle w:val="Hyperlink"/>
@@ -10542,7 +11230,7 @@
             <w:pPr>
               <w:pStyle w:val="Compact"/>
             </w:pPr>
-            <w:hyperlink ns1:id="rId93">
+            <w:hyperlink ns1:id="rId99">
               <w:r>
                 <w:rPr>
                   <w:rStyle w:val="Hyperlink"/>
@@ -10596,7 +11284,7 @@
             <w:pPr>
               <w:pStyle w:val="Compact"/>
             </w:pPr>
-            <w:hyperlink ns1:id="rId94">
+            <w:hyperlink ns1:id="rId100">
               <w:r>
                 <w:rPr>
                   <w:rStyle w:val="Hyperlink"/>
@@ -10650,7 +11338,7 @@
             <w:pPr>
               <w:pStyle w:val="Compact"/>
             </w:pPr>
-            <w:hyperlink ns1:id="rId95">
+            <w:hyperlink ns1:id="rId101">
               <w:r>
                 <w:rPr>
                   <w:rStyle w:val="Hyperlink"/>
@@ -10704,7 +11392,7 @@
             <w:pPr>
               <w:pStyle w:val="Compact"/>
             </w:pPr>
-            <w:hyperlink ns1:id="rId96">
+            <w:hyperlink ns1:id="rId102">
               <w:r>
                 <w:rPr>
                   <w:rStyle w:val="Hyperlink"/>
@@ -10758,7 +11446,7 @@
             <w:pPr>
               <w:pStyle w:val="Compact"/>
             </w:pPr>
-            <w:hyperlink ns1:id="rId97">
+            <w:hyperlink ns1:id="rId103">
               <w:r>
                 <w:rPr>
                   <w:rStyle w:val="Hyperlink"/>
@@ -10812,7 +11500,7 @@
             <w:pPr>
               <w:pStyle w:val="Compact"/>
             </w:pPr>
-            <w:hyperlink ns1:id="rId98">
+            <w:hyperlink ns1:id="rId104">
               <w:r>
                 <w:rPr>
                   <w:rStyle w:val="Hyperlink"/>
@@ -10866,7 +11554,7 @@
             <w:pPr>
               <w:pStyle w:val="Compact"/>
             </w:pPr>
-            <w:hyperlink ns1:id="rId99">
+            <w:hyperlink ns1:id="rId105">
               <w:r>
                 <w:rPr>
                   <w:rStyle w:val="Hyperlink"/>
@@ -10920,7 +11608,7 @@
             <w:pPr>
               <w:pStyle w:val="Compact"/>
             </w:pPr>
-            <w:hyperlink ns1:id="rId100">
+            <w:hyperlink ns1:id="rId106">
               <w:r>
                 <w:rPr>
                   <w:rStyle w:val="Hyperlink"/>
@@ -10974,7 +11662,7 @@
             <w:pPr>
               <w:pStyle w:val="Compact"/>
             </w:pPr>
-            <w:hyperlink ns1:id="rId101">
+            <w:hyperlink ns1:id="rId107">
               <w:r>
                 <w:rPr>
                   <w:rStyle w:val="Hyperlink"/>
@@ -11028,7 +11716,7 @@
             <w:pPr>
               <w:pStyle w:val="Compact"/>
             </w:pPr>
-            <w:hyperlink ns1:id="rId102">
+            <w:hyperlink ns1:id="rId108">
               <w:r>
                 <w:rPr>
                   <w:rStyle w:val="Hyperlink"/>
@@ -11082,7 +11770,7 @@
             <w:pPr>
               <w:pStyle w:val="Compact"/>
             </w:pPr>
-            <w:hyperlink ns1:id="rId103">
+            <w:hyperlink ns1:id="rId109">
               <w:r>
                 <w:rPr>
                   <w:rStyle w:val="Hyperlink"/>
@@ -11136,7 +11824,7 @@
             <w:pPr>
               <w:pStyle w:val="Compact"/>
             </w:pPr>
-            <w:hyperlink ns1:id="rId104">
+            <w:hyperlink ns1:id="rId110">
               <w:r>
                 <w:rPr>
                   <w:rStyle w:val="Hyperlink"/>
@@ -11190,7 +11878,7 @@
             <w:pPr>
               <w:pStyle w:val="Compact"/>
             </w:pPr>
-            <w:hyperlink ns1:id="rId105">
+            <w:hyperlink ns1:id="rId111">
               <w:r>
                 <w:rPr>
                   <w:rStyle w:val="Hyperlink"/>
@@ -11244,7 +11932,7 @@
             <w:pPr>
               <w:pStyle w:val="Compact"/>
             </w:pPr>
-            <w:hyperlink ns1:id="rId106">
+            <w:hyperlink ns1:id="rId112">
               <w:r>
                 <w:rPr>
                   <w:rStyle w:val="Hyperlink"/>
@@ -11298,7 +11986,7 @@
             <w:pPr>
               <w:pStyle w:val="Compact"/>
             </w:pPr>
-            <w:hyperlink ns1:id="rId107">
+            <w:hyperlink ns1:id="rId113">
               <w:r>
                 <w:rPr>
                   <w:rStyle w:val="Hyperlink"/>
@@ -11352,7 +12040,7 @@
             <w:pPr>
               <w:pStyle w:val="Compact"/>
             </w:pPr>
-            <w:hyperlink ns1:id="rId108">
+            <w:hyperlink ns1:id="rId114">
               <w:r>
                 <w:rPr>
                   <w:rStyle w:val="Hyperlink"/>
@@ -11406,7 +12094,7 @@
             <w:pPr>
               <w:pStyle w:val="Compact"/>
             </w:pPr>
-            <w:hyperlink ns1:id="rId109">
+            <w:hyperlink ns1:id="rId115">
               <w:r>
                 <w:rPr>
                   <w:rStyle w:val="Hyperlink"/>
@@ -11460,7 +12148,7 @@
             <w:pPr>
               <w:pStyle w:val="Compact"/>
             </w:pPr>
-            <w:hyperlink ns1:id="rId110">
+            <w:hyperlink ns1:id="rId116">
               <w:r>
                 <w:rPr>
                   <w:rStyle w:val="Hyperlink"/>
@@ -11514,7 +12202,7 @@
             <w:pPr>
               <w:pStyle w:val="Compact"/>
             </w:pPr>
-            <w:hyperlink ns1:id="rId111">
+            <w:hyperlink ns1:id="rId117">
               <w:r>
                 <w:rPr>
                   <w:rStyle w:val="Hyperlink"/>
@@ -11568,7 +12256,7 @@
             <w:pPr>
               <w:pStyle w:val="Compact"/>
             </w:pPr>
-            <w:hyperlink ns1:id="rId112">
+            <w:hyperlink ns1:id="rId118">
               <w:r>
                 <w:rPr>
                   <w:rStyle w:val="Hyperlink"/>
@@ -11622,7 +12310,7 @@
             <w:pPr>
               <w:pStyle w:val="Compact"/>
             </w:pPr>
-            <w:hyperlink ns1:id="rId113">
+            <w:hyperlink ns1:id="rId119">
               <w:r>
                 <w:rPr>
                   <w:rStyle w:val="Hyperlink"/>
@@ -11676,7 +12364,7 @@
             <w:pPr>
               <w:pStyle w:val="Compact"/>
             </w:pPr>
-            <w:hyperlink ns1:id="rId114">
+            <w:hyperlink ns1:id="rId120">
               <w:r>
                 <w:rPr>
                   <w:rStyle w:val="Hyperlink"/>
@@ -11730,7 +12418,7 @@
             <w:pPr>
               <w:pStyle w:val="Compact"/>
             </w:pPr>
-            <w:hyperlink ns1:id="rId115">
+            <w:hyperlink ns1:id="rId121">
               <w:r>
                 <w:rPr>
                   <w:rStyle w:val="Hyperlink"/>
@@ -11784,7 +12472,7 @@
             <w:pPr>
               <w:pStyle w:val="Compact"/>
             </w:pPr>
-            <w:hyperlink ns1:id="rId116">
+            <w:hyperlink ns1:id="rId122">
               <w:r>
                 <w:rPr>
                   <w:rStyle w:val="Hyperlink"/>
@@ -11838,7 +12526,7 @@
             <w:pPr>
               <w:pStyle w:val="Compact"/>
             </w:pPr>
-            <w:hyperlink ns1:id="rId117">
+            <w:hyperlink ns1:id="rId123">
               <w:r>
                 <w:rPr>
                   <w:rStyle w:val="Hyperlink"/>
@@ -11889,34 +12577,16 @@
           </w:p>
         </w:tc>
       </w:tr>
-      <w:tr>
-        <w:tc>
-          <w:tcPr/>
-          <w:p>
-            <w:pPr>
-              <w:pStyle w:val="Compact"/>
-            </w:pPr>
-          </w:p>
-        </w:tc>
-        <w:tc>
-          <w:tcPr/>
-          <w:p>
-            <w:pPr>
-              <w:pStyle w:val="Compact"/>
-            </w:pPr>
-          </w:p>
-        </w:tc>
-      </w:tr>
     </w:tbl>
-    <w:bookmarkEnd w:id="118"/>
+    <w:bookmarkEnd w:id="124"/>
     <w:p>
       <w:r>
         <w:br w:type="page"/>
       </w:r>
     </w:p>
-    <w:bookmarkEnd w:id="119"/>
-    <w:bookmarkEnd w:id="120"/>
-    <w:bookmarkStart w:id="151" w:name="groupes-et-organes-groups"/>
+    <w:bookmarkEnd w:id="125"/>
+    <w:bookmarkEnd w:id="126"/>
+    <w:bookmarkStart w:id="157" w:name="groupes-et-organes-groups"/>
     <w:p>
       <w:pPr>
         <w:pStyle w:val="berschrift1"/>
@@ -12107,7 +12777,7 @@
         <w:t xml:space="preserve">, il est possible de représenter p. ex. des commissions n’existant que durant une législature, ou des changements de nom et des fusions de partis.</w:t>
       </w:r>
     </w:p>
-    <w:bookmarkStart w:id="123" w:name="classe-group"/>
+    <w:bookmarkStart w:id="129" w:name="classe-group"/>
     <w:p>
       <w:pPr>
         <w:pStyle w:val="berschrift2"/>
@@ -12136,7 +12806,7 @@
         <w:t xml:space="preserve">__</w:t>
       </w:r>
     </w:p>
-    <w:bookmarkStart w:id="121" w:name="attributs-7"/>
+    <w:bookmarkStart w:id="127" w:name="attributs-7"/>
     <w:p>
       <w:pPr>
         <w:pStyle w:val="berschrift3"/>
@@ -13473,8 +14143,8 @@
         </w:tc>
       </w:tr>
     </w:tbl>
-    <w:bookmarkEnd w:id="121"/>
-    <w:bookmarkStart w:id="122" w:name="utilisations-7"/>
+    <w:bookmarkEnd w:id="127"/>
+    <w:bookmarkStart w:id="128" w:name="utilisations-7"/>
     <w:p>
       <w:pPr>
         <w:pStyle w:val="berschrift3"/>
@@ -13615,9 +14285,9 @@
         </w:tc>
       </w:tr>
     </w:tbl>
-    <w:bookmarkEnd w:id="122"/>
-    <w:bookmarkEnd w:id="123"/>
-    <w:bookmarkStart w:id="126" w:name="classe-grouptype"/>
+    <w:bookmarkEnd w:id="128"/>
+    <w:bookmarkEnd w:id="129"/>
+    <w:bookmarkStart w:id="132" w:name="classe-grouptype"/>
     <w:p>
       <w:pPr>
         <w:pStyle w:val="berschrift2"/>
@@ -13646,7 +14316,7 @@
         <w:t xml:space="preserve">__</w:t>
       </w:r>
     </w:p>
-    <w:bookmarkStart w:id="124" w:name="attributs-8"/>
+    <w:bookmarkStart w:id="130" w:name="attributs-8"/>
     <w:p>
       <w:pPr>
         <w:pStyle w:val="berschrift3"/>
@@ -13810,8 +14480,8 @@
         </w:tc>
       </w:tr>
     </w:tbl>
-    <w:bookmarkEnd w:id="124"/>
-    <w:bookmarkStart w:id="125" w:name="utilisations-8"/>
+    <w:bookmarkEnd w:id="130"/>
+    <w:bookmarkStart w:id="131" w:name="utilisations-8"/>
     <w:p>
       <w:pPr>
         <w:pStyle w:val="berschrift3"/>
@@ -13952,9 +14622,9 @@
         </w:tc>
       </w:tr>
     </w:tbl>
-    <w:bookmarkEnd w:id="125"/>
-    <w:bookmarkEnd w:id="126"/>
-    <w:bookmarkStart w:id="150" w:name="enum-grouptypeenum"/>
+    <w:bookmarkEnd w:id="131"/>
+    <w:bookmarkEnd w:id="132"/>
+    <w:bookmarkStart w:id="156" w:name="enum-grouptypeenum"/>
     <w:p>
       <w:pPr>
         <w:pStyle w:val="berschrift2"/>
@@ -13993,7 +14663,7 @@
       <w:r>
         <w:t xml:space="preserve"> </w:t>
       </w:r>
-      <w:hyperlink ns1:id="rId127">
+      <w:hyperlink ns1:id="rId133">
         <w:r>
           <w:rPr>
             <w:rStyle w:val="Hyperlink"/>
@@ -14002,7 +14672,7 @@
         </w:r>
       </w:hyperlink>
     </w:p>
-    <w:bookmarkStart w:id="149" w:name="valeurs-admissibles-3"/>
+    <w:bookmarkStart w:id="155" w:name="valeurs-admissibles-3"/>
     <w:p>
       <w:pPr>
         <w:pStyle w:val="berschrift3"/>
@@ -14092,7 +14762,7 @@
             <w:pPr>
               <w:pStyle w:val="Compact"/>
             </w:pPr>
-            <w:hyperlink ns1:id="rId128">
+            <w:hyperlink ns1:id="rId134">
               <w:r>
                 <w:rPr>
                   <w:rStyle w:val="Hyperlink"/>
@@ -14146,7 +14816,7 @@
             <w:pPr>
               <w:pStyle w:val="Compact"/>
             </w:pPr>
-            <w:hyperlink ns1:id="rId129">
+            <w:hyperlink ns1:id="rId135">
               <w:r>
                 <w:rPr>
                   <w:rStyle w:val="Hyperlink"/>
@@ -14200,7 +14870,7 @@
             <w:pPr>
               <w:pStyle w:val="Compact"/>
             </w:pPr>
-            <w:hyperlink ns1:id="rId130">
+            <w:hyperlink ns1:id="rId136">
               <w:r>
                 <w:rPr>
                   <w:rStyle w:val="Hyperlink"/>
@@ -14254,7 +14924,7 @@
             <w:pPr>
               <w:pStyle w:val="Compact"/>
             </w:pPr>
-            <w:hyperlink ns1:id="rId131">
+            <w:hyperlink ns1:id="rId137">
               <w:r>
                 <w:rPr>
                   <w:rStyle w:val="Hyperlink"/>
@@ -14308,7 +14978,7 @@
             <w:pPr>
               <w:pStyle w:val="Compact"/>
             </w:pPr>
-            <w:hyperlink ns1:id="rId132">
+            <w:hyperlink ns1:id="rId138">
               <w:r>
                 <w:rPr>
                   <w:rStyle w:val="Hyperlink"/>
@@ -14362,7 +15032,7 @@
             <w:pPr>
               <w:pStyle w:val="Compact"/>
             </w:pPr>
-            <w:hyperlink ns1:id="rId133">
+            <w:hyperlink ns1:id="rId139">
               <w:r>
                 <w:rPr>
                   <w:rStyle w:val="Hyperlink"/>
@@ -14416,7 +15086,7 @@
             <w:pPr>
               <w:pStyle w:val="Compact"/>
             </w:pPr>
-            <w:hyperlink ns1:id="rId134">
+            <w:hyperlink ns1:id="rId140">
               <w:r>
                 <w:rPr>
                   <w:rStyle w:val="Hyperlink"/>
@@ -14470,7 +15140,7 @@
             <w:pPr>
               <w:pStyle w:val="Compact"/>
             </w:pPr>
-            <w:hyperlink ns1:id="rId135">
+            <w:hyperlink ns1:id="rId141">
               <w:r>
                 <w:rPr>
                   <w:rStyle w:val="Hyperlink"/>
@@ -14524,7 +15194,7 @@
             <w:pPr>
               <w:pStyle w:val="Compact"/>
             </w:pPr>
-            <w:hyperlink ns1:id="rId136">
+            <w:hyperlink ns1:id="rId142">
               <w:r>
                 <w:rPr>
                   <w:rStyle w:val="Hyperlink"/>
@@ -14578,7 +15248,7 @@
             <w:pPr>
               <w:pStyle w:val="Compact"/>
             </w:pPr>
-            <w:hyperlink ns1:id="rId137">
+            <w:hyperlink ns1:id="rId143">
               <w:r>
                 <w:rPr>
                   <w:rStyle w:val="Hyperlink"/>
@@ -14632,7 +15302,7 @@
             <w:pPr>
               <w:pStyle w:val="Compact"/>
             </w:pPr>
-            <w:hyperlink ns1:id="rId138">
+            <w:hyperlink ns1:id="rId144">
               <w:r>
                 <w:rPr>
                   <w:rStyle w:val="Hyperlink"/>
@@ -14686,7 +15356,7 @@
             <w:pPr>
               <w:pStyle w:val="Compact"/>
             </w:pPr>
-            <w:hyperlink ns1:id="rId139">
+            <w:hyperlink ns1:id="rId145">
               <w:r>
                 <w:rPr>
                   <w:rStyle w:val="Hyperlink"/>
@@ -14740,7 +15410,7 @@
             <w:pPr>
               <w:pStyle w:val="Compact"/>
             </w:pPr>
-            <w:hyperlink ns1:id="rId140">
+            <w:hyperlink ns1:id="rId146">
               <w:r>
                 <w:rPr>
                   <w:rStyle w:val="Hyperlink"/>
@@ -14794,7 +15464,7 @@
             <w:pPr>
               <w:pStyle w:val="Compact"/>
             </w:pPr>
-            <w:hyperlink ns1:id="rId141">
+            <w:hyperlink ns1:id="rId147">
               <w:r>
                 <w:rPr>
                   <w:rStyle w:val="Hyperlink"/>
@@ -14848,7 +15518,7 @@
             <w:pPr>
               <w:pStyle w:val="Compact"/>
             </w:pPr>
-            <w:hyperlink ns1:id="rId142">
+            <w:hyperlink ns1:id="rId148">
               <w:r>
                 <w:rPr>
                   <w:rStyle w:val="Hyperlink"/>
@@ -14902,7 +15572,7 @@
             <w:pPr>
               <w:pStyle w:val="Compact"/>
             </w:pPr>
-            <w:hyperlink ns1:id="rId143">
+            <w:hyperlink ns1:id="rId149">
               <w:r>
                 <w:rPr>
                   <w:rStyle w:val="Hyperlink"/>
@@ -14956,7 +15626,7 @@
             <w:pPr>
               <w:pStyle w:val="Compact"/>
             </w:pPr>
-            <w:hyperlink ns1:id="rId144">
+            <w:hyperlink ns1:id="rId150">
               <w:r>
                 <w:rPr>
                   <w:rStyle w:val="Hyperlink"/>
@@ -15010,7 +15680,7 @@
             <w:pPr>
               <w:pStyle w:val="Compact"/>
             </w:pPr>
-            <w:hyperlink ns1:id="rId145">
+            <w:hyperlink ns1:id="rId151">
               <w:r>
                 <w:rPr>
                   <w:rStyle w:val="Hyperlink"/>
@@ -15064,7 +15734,7 @@
             <w:pPr>
               <w:pStyle w:val="Compact"/>
             </w:pPr>
-            <w:hyperlink ns1:id="rId146">
+            <w:hyperlink ns1:id="rId152">
               <w:r>
                 <w:rPr>
                   <w:rStyle w:val="Hyperlink"/>
@@ -15118,7 +15788,7 @@
             <w:pPr>
               <w:pStyle w:val="Compact"/>
             </w:pPr>
-            <w:hyperlink ns1:id="rId147">
+            <w:hyperlink ns1:id="rId153">
               <w:r>
                 <w:rPr>
                   <w:rStyle w:val="Hyperlink"/>
@@ -15172,7 +15842,7 @@
             <w:pPr>
               <w:pStyle w:val="Compact"/>
             </w:pPr>
-            <w:hyperlink ns1:id="rId148">
+            <w:hyperlink ns1:id="rId154">
               <w:r>
                 <w:rPr>
                   <w:rStyle w:val="Hyperlink"/>
@@ -15184,15 +15854,15 @@
         </w:tc>
       </w:tr>
     </w:tbl>
-    <w:bookmarkEnd w:id="149"/>
+    <w:bookmarkEnd w:id="155"/>
     <w:p>
       <w:r>
         <w:br w:type="page"/>
       </w:r>
     </w:p>
-    <w:bookmarkEnd w:id="150"/>
-    <w:bookmarkEnd w:id="151"/>
-    <w:bookmarkStart w:id="166" w:name="affiliations-memberships"/>
+    <w:bookmarkEnd w:id="156"/>
+    <w:bookmarkEnd w:id="157"/>
+    <w:bookmarkStart w:id="172" w:name="affiliations-memberships"/>
     <w:p>
       <w:pPr>
         <w:pStyle w:val="berschrift1"/>
@@ -15634,7 +16304,7 @@
         <w:t xml:space="preserve">).</w:t>
       </w:r>
     </w:p>
-    <w:bookmarkStart w:id="154" w:name="classe-membership"/>
+    <w:bookmarkStart w:id="160" w:name="classe-membership"/>
     <w:p>
       <w:pPr>
         <w:pStyle w:val="berschrift2"/>
@@ -15663,7 +16333,7 @@
         <w:t xml:space="preserve">__</w:t>
       </w:r>
     </w:p>
-    <w:bookmarkStart w:id="152" w:name="attributs-9"/>
+    <w:bookmarkStart w:id="158" w:name="attributs-9"/>
     <w:p>
       <w:pPr>
         <w:pStyle w:val="berschrift3"/>
@@ -16680,8 +17350,8 @@
         </w:tc>
       </w:tr>
     </w:tbl>
-    <w:bookmarkEnd w:id="152"/>
-    <w:bookmarkStart w:id="153" w:name="utilisations-9"/>
+    <w:bookmarkEnd w:id="158"/>
+    <w:bookmarkStart w:id="159" w:name="utilisations-9"/>
     <w:p>
       <w:pPr>
         <w:pStyle w:val="berschrift3"/>
@@ -16822,9 +17492,9 @@
         </w:tc>
       </w:tr>
     </w:tbl>
-    <w:bookmarkEnd w:id="153"/>
-    <w:bookmarkEnd w:id="154"/>
-    <w:bookmarkStart w:id="159" w:name="classe-roletype"/>
+    <w:bookmarkEnd w:id="159"/>
+    <w:bookmarkEnd w:id="160"/>
+    <w:bookmarkStart w:id="165" w:name="classe-roletype"/>
     <w:p>
       <w:pPr>
         <w:pStyle w:val="berschrift2"/>
@@ -16933,7 +17603,7 @@
         <w:t xml:space="preserve">__</w:t>
       </w:r>
     </w:p>
-    <w:bookmarkStart w:id="156" w:name="attributs-10"/>
+    <w:bookmarkStart w:id="162" w:name="attributs-10"/>
     <w:p>
       <w:pPr>
         <w:pStyle w:val="berschrift3"/>
@@ -17112,7 +17782,7 @@
         </w:tc>
       </w:tr>
     </w:tbl>
-    <w:bookmarkStart w:id="155" w:name="contraintes-2"/>
+    <w:bookmarkStart w:id="161" w:name="contraintes-2"/>
     <w:p>
       <w:pPr>
         <w:pStyle w:val="berschrift5"/>
@@ -17163,9 +17833,9 @@
         </w:r>
       </w:hyperlink>
     </w:p>
-    <w:bookmarkEnd w:id="155"/>
-    <w:bookmarkEnd w:id="156"/>
-    <w:bookmarkStart w:id="158" w:name="utilisations-10"/>
+    <w:bookmarkEnd w:id="161"/>
+    <w:bookmarkEnd w:id="162"/>
+    <w:bookmarkStart w:id="164" w:name="utilisations-10"/>
     <w:p>
       <w:pPr>
         <w:pStyle w:val="berschrift3"/>
@@ -17306,7 +17976,7 @@
         </w:tc>
       </w:tr>
     </w:tbl>
-    <w:bookmarkStart w:id="157" w:name="règles"/>
+    <w:bookmarkStart w:id="163" w:name="règles"/>
     <w:p>
       <w:pPr>
         <w:pStyle w:val="berschrift5"/>
@@ -17327,10 +17997,10 @@
         <w:t xml:space="preserve">Si le type de rôle est « other », un libellé descriptif doit être fourni.</w:t>
       </w:r>
     </w:p>
-    <w:bookmarkEnd w:id="157"/>
-    <w:bookmarkEnd w:id="158"/>
-    <w:bookmarkEnd w:id="159"/>
-    <w:bookmarkStart w:id="162" w:name="enum-roleenum"/>
+    <w:bookmarkEnd w:id="163"/>
+    <w:bookmarkEnd w:id="164"/>
+    <w:bookmarkEnd w:id="165"/>
+    <w:bookmarkStart w:id="168" w:name="enum-roleenum"/>
     <w:p>
       <w:pPr>
         <w:pStyle w:val="berschrift2"/>
@@ -17369,7 +18039,7 @@
       <w:r>
         <w:t xml:space="preserve"> </w:t>
       </w:r>
-      <w:hyperlink ns1:id="rId160">
+      <w:hyperlink ns1:id="rId166">
         <w:r>
           <w:rPr>
             <w:rStyle w:val="Hyperlink"/>
@@ -17378,7 +18048,7 @@
         </w:r>
       </w:hyperlink>
     </w:p>
-    <w:bookmarkStart w:id="161" w:name="valeurs-admissibles-4"/>
+    <w:bookmarkStart w:id="167" w:name="valeurs-admissibles-4"/>
     <w:p>
       <w:pPr>
         <w:pStyle w:val="berschrift3"/>
@@ -17460,35 +18130,13 @@
             <w:pPr>
               <w:pStyle w:val="Compact"/>
             </w:pPr>
-          </w:p>
-        </w:tc>
-        <w:tc>
-          <w:tcPr/>
-          <w:p>
-            <w:pPr>
-              <w:pStyle w:val="Compact"/>
-            </w:pPr>
-          </w:p>
-        </w:tc>
-      </w:tr>
-      <w:tr>
-        <w:tc>
-          <w:tcPr>
-            <w:shd w:val="clear" w:color="auto" w:fill="F2F2F2"/>
-          </w:tcPr>
-          <w:p>
-            <w:pPr>
-              <w:pStyle w:val="Compact"/>
-            </w:pPr>
             <w:r>
               <w:t xml:space="preserve">president</w:t>
             </w:r>
           </w:p>
         </w:tc>
         <w:tc>
-          <w:tcPr>
-            <w:shd w:val="clear" w:color="auto" w:fill="F2F2F2"/>
-          </w:tcPr>
+          <w:tcPr/>
           <w:p>
             <w:pPr>
               <w:pStyle w:val="Compact"/>
@@ -17501,24 +18149,6 @@
       </w:tr>
       <w:tr>
         <w:tc>
-          <w:tcPr/>
-          <w:p>
-            <w:pPr>
-              <w:pStyle w:val="Compact"/>
-            </w:pPr>
-          </w:p>
-        </w:tc>
-        <w:tc>
-          <w:tcPr/>
-          <w:p>
-            <w:pPr>
-              <w:pStyle w:val="Compact"/>
-            </w:pPr>
-          </w:p>
-        </w:tc>
-      </w:tr>
-      <w:tr>
-        <w:tc>
           <w:tcPr>
             <w:shd w:val="clear" w:color="auto" w:fill="F2F2F2"/>
           </w:tcPr>
@@ -17552,35 +18182,13 @@
             <w:pPr>
               <w:pStyle w:val="Compact"/>
             </w:pPr>
-          </w:p>
-        </w:tc>
-        <w:tc>
-          <w:tcPr/>
-          <w:p>
-            <w:pPr>
-              <w:pStyle w:val="Compact"/>
-            </w:pPr>
-          </w:p>
-        </w:tc>
-      </w:tr>
-      <w:tr>
-        <w:tc>
-          <w:tcPr>
-            <w:shd w:val="clear" w:color="auto" w:fill="F2F2F2"/>
-          </w:tcPr>
-          <w:p>
-            <w:pPr>
-              <w:pStyle w:val="Compact"/>
-            </w:pPr>
             <w:r>
               <w:t xml:space="preserve">other</w:t>
             </w:r>
           </w:p>
         </w:tc>
         <w:tc>
-          <w:tcPr>
-            <w:shd w:val="clear" w:color="auto" w:fill="F2F2F2"/>
-          </w:tcPr>
+          <w:tcPr/>
           <w:p>
             <w:pPr>
               <w:pStyle w:val="Compact"/>
@@ -17591,28 +18199,10 @@
           </w:p>
         </w:tc>
       </w:tr>
-      <w:tr>
-        <w:tc>
-          <w:tcPr/>
-          <w:p>
-            <w:pPr>
-              <w:pStyle w:val="Compact"/>
-            </w:pPr>
-          </w:p>
-        </w:tc>
-        <w:tc>
-          <w:tcPr/>
-          <w:p>
-            <w:pPr>
-              <w:pStyle w:val="Compact"/>
-            </w:pPr>
-          </w:p>
-        </w:tc>
-      </w:tr>
     </w:tbl>
-    <w:bookmarkEnd w:id="161"/>
-    <w:bookmarkEnd w:id="162"/>
-    <w:bookmarkStart w:id="165" w:name="classe-electoraldistrict"/>
+    <w:bookmarkEnd w:id="167"/>
+    <w:bookmarkEnd w:id="168"/>
+    <w:bookmarkStart w:id="171" w:name="classe-electoraldistrict"/>
     <w:p>
       <w:pPr>
         <w:pStyle w:val="berschrift2"/>
@@ -17641,7 +18231,7 @@
         <w:t xml:space="preserve">__</w:t>
       </w:r>
     </w:p>
-    <w:bookmarkStart w:id="163" w:name="attributs-11"/>
+    <w:bookmarkStart w:id="169" w:name="attributs-11"/>
     <w:p>
       <w:pPr>
         <w:pStyle w:val="berschrift3"/>
@@ -17960,8 +18550,8 @@
         </w:tc>
       </w:tr>
     </w:tbl>
-    <w:bookmarkEnd w:id="163"/>
-    <w:bookmarkStart w:id="164" w:name="utilisations-11"/>
+    <w:bookmarkEnd w:id="169"/>
+    <w:bookmarkStart w:id="170" w:name="utilisations-11"/>
     <w:p>
       <w:pPr>
         <w:pStyle w:val="berschrift3"/>
@@ -18102,15 +18692,15 @@
         </w:tc>
       </w:tr>
     </w:tbl>
-    <w:bookmarkEnd w:id="164"/>
+    <w:bookmarkEnd w:id="170"/>
     <w:p>
       <w:r>
         <w:br w:type="page"/>
       </w:r>
     </w:p>
-    <w:bookmarkEnd w:id="165"/>
-    <w:bookmarkEnd w:id="166"/>
-    <w:bookmarkStart w:id="231" w:name="liens-dintérêts-interest-links"/>
+    <w:bookmarkEnd w:id="171"/>
+    <w:bookmarkEnd w:id="172"/>
+    <w:bookmarkStart w:id="237" w:name="liens-dintérêts-interest-links"/>
     <w:p>
       <w:pPr>
         <w:pStyle w:val="berschrift1"/>
@@ -18129,7 +18719,7 @@
       <w:r>
         <w:t xml:space="preserve"> </w:t>
       </w:r>
-      <w:hyperlink ns1:id="rId167">
+      <w:hyperlink ns1:id="rId173">
         <w:r>
           <w:rPr>
             <w:rStyle w:val="Hyperlink"/>
@@ -18431,7 +19021,7 @@
         <w:t xml:space="preserve">outre l’organe et la fonction au sein de l’organisation, il est explicitement consigné si la position est rémunérée – un aspect central de la transparence.</w:t>
       </w:r>
     </w:p>
-    <w:bookmarkStart w:id="183" w:name="classe-interestlink"/>
+    <w:bookmarkStart w:id="189" w:name="classe-interestlink"/>
     <w:p>
       <w:pPr>
         <w:pStyle w:val="berschrift2"/>
@@ -18460,7 +19050,7 @@
         <w:t xml:space="preserve">__</w:t>
       </w:r>
     </w:p>
-    <w:bookmarkStart w:id="169" w:name="attributs-12"/>
+    <w:bookmarkStart w:id="175" w:name="attributs-12"/>
     <w:p>
       <w:pPr>
         <w:pStyle w:val="berschrift3"/>
@@ -18881,7 +19471,7 @@
               <w:pStyle w:val="Compact"/>
             </w:pPr>
             <w:r>
-              <w:t xml:space="preserve">Indique si le poste est rémunéré.</w:t>
+              <w:t xml:space="preserve">Indique si l’activité est rémunérée.</w:t>
             </w:r>
           </w:p>
         </w:tc>
@@ -19681,7 +20271,7 @@
         </w:tc>
       </w:tr>
     </w:tbl>
-    <w:bookmarkStart w:id="168" w:name="contraintes-3"/>
+    <w:bookmarkStart w:id="174" w:name="contraintes-3"/>
     <w:p>
       <w:pPr>
         <w:pStyle w:val="berschrift5"/>
@@ -19732,9 +20322,9 @@
         </w:r>
       </w:hyperlink>
     </w:p>
-    <w:bookmarkEnd w:id="168"/>
-    <w:bookmarkEnd w:id="169"/>
-    <w:bookmarkStart w:id="170" w:name="utilisations-12"/>
+    <w:bookmarkEnd w:id="174"/>
+    <w:bookmarkEnd w:id="175"/>
+    <w:bookmarkStart w:id="176" w:name="utilisations-12"/>
     <w:p>
       <w:pPr>
         <w:pStyle w:val="berschrift3"/>
@@ -19936,8 +20526,8 @@
         </w:tc>
       </w:tr>
     </w:tbl>
-    <w:bookmarkEnd w:id="170"/>
-    <w:bookmarkStart w:id="182" w:name="exemples-2"/>
+    <w:bookmarkEnd w:id="176"/>
+    <w:bookmarkStart w:id="188" w:name="exemples-2"/>
     <w:p>
       <w:pPr>
         <w:pStyle w:val="berschrift3"/>
@@ -19946,7 +20536,7 @@
         <w:t xml:space="preserve">Exemples</w:t>
       </w:r>
     </w:p>
-    <w:bookmarkStart w:id="171" w:name="X3a114af4c33489a0c13c4f76e77277e721b306b"/>
+    <w:bookmarkStart w:id="177" w:name="X3a114af4c33489a0c13c4f76e77277e721b306b"/>
     <w:p>
       <w:pPr>
         <w:pStyle w:val="berschrift4"/>
@@ -20212,8 +20802,8 @@
         <w:t xml:space="preserve">true</w:t>
       </w:r>
     </w:p>
-    <w:bookmarkEnd w:id="171"/>
-    <w:bookmarkStart w:id="172" w:name="X6f8df45c9392e7d8c2cc611b7a5a0a5c295082c"/>
+    <w:bookmarkEnd w:id="177"/>
+    <w:bookmarkStart w:id="178" w:name="X6f8df45c9392e7d8c2cc611b7a5a0a5c295082c"/>
     <w:p>
       <w:pPr>
         <w:pStyle w:val="berschrift4"/>
@@ -20473,8 +21063,8 @@
         <w:t xml:space="preserve">false</w:t>
       </w:r>
     </w:p>
-    <w:bookmarkEnd w:id="172"/>
-    <w:bookmarkStart w:id="173" w:name="X8388fddb59e3841f8eb932eb991d5b9d2fccc2e"/>
+    <w:bookmarkEnd w:id="178"/>
+    <w:bookmarkStart w:id="179" w:name="X8388fddb59e3841f8eb932eb991d5b9d2fccc2e"/>
     <w:p>
       <w:pPr>
         <w:pStyle w:val="berschrift4"/>
@@ -20740,8 +21330,8 @@
         <w:t xml:space="preserve">true</w:t>
       </w:r>
     </w:p>
-    <w:bookmarkEnd w:id="173"/>
-    <w:bookmarkStart w:id="174" w:name="Xa438aedbc4b401d1df695fa555025968f317c54"/>
+    <w:bookmarkEnd w:id="179"/>
+    <w:bookmarkStart w:id="180" w:name="Xa438aedbc4b401d1df695fa555025968f317c54"/>
     <w:p>
       <w:pPr>
         <w:pStyle w:val="berschrift4"/>
@@ -21007,8 +21597,8 @@
         <w:t xml:space="preserve">false</w:t>
       </w:r>
     </w:p>
-    <w:bookmarkEnd w:id="174"/>
-    <w:bookmarkStart w:id="175" w:name="Xaa264fc7637f27ecf757efc1ab52a576e34ce7a"/>
+    <w:bookmarkEnd w:id="180"/>
+    <w:bookmarkStart w:id="181" w:name="Xaa264fc7637f27ecf757efc1ab52a576e34ce7a"/>
     <w:p>
       <w:pPr>
         <w:pStyle w:val="berschrift4"/>
@@ -21268,8 +21858,8 @@
         <w:t xml:space="preserve">true</w:t>
       </w:r>
     </w:p>
-    <w:bookmarkEnd w:id="175"/>
-    <w:bookmarkStart w:id="176" w:name="X294879ee57dc755c49a22f9e5803f3be70e7bd5"/>
+    <w:bookmarkEnd w:id="181"/>
+    <w:bookmarkStart w:id="182" w:name="X294879ee57dc755c49a22f9e5803f3be70e7bd5"/>
     <w:p>
       <w:pPr>
         <w:pStyle w:val="berschrift4"/>
@@ -21535,8 +22125,8 @@
         <w:t xml:space="preserve">true</w:t>
       </w:r>
     </w:p>
-    <w:bookmarkEnd w:id="176"/>
-    <w:bookmarkStart w:id="177" w:name="X85b61049f6da165f553740229e5c3c950105045"/>
+    <w:bookmarkEnd w:id="182"/>
+    <w:bookmarkStart w:id="183" w:name="X85b61049f6da165f553740229e5c3c950105045"/>
     <w:p>
       <w:pPr>
         <w:pStyle w:val="berschrift4"/>
@@ -21802,8 +22392,8 @@
         <w:t xml:space="preserve">true</w:t>
       </w:r>
     </w:p>
-    <w:bookmarkEnd w:id="177"/>
-    <w:bookmarkStart w:id="178" w:name="Xc3a25f1caa08cb156aabd4253ed5ef369c18d50"/>
+    <w:bookmarkEnd w:id="183"/>
+    <w:bookmarkStart w:id="184" w:name="Xc3a25f1caa08cb156aabd4253ed5ef369c18d50"/>
     <w:p>
       <w:pPr>
         <w:pStyle w:val="berschrift4"/>
@@ -22063,8 +22653,8 @@
         <w:t xml:space="preserve">false</w:t>
       </w:r>
     </w:p>
-    <w:bookmarkEnd w:id="178"/>
-    <w:bookmarkStart w:id="179" w:name="X00b26461af04297e3c9834364e0bd20b838dab6"/>
+    <w:bookmarkEnd w:id="184"/>
+    <w:bookmarkStart w:id="185" w:name="X00b26461af04297e3c9834364e0bd20b838dab6"/>
     <w:p>
       <w:pPr>
         <w:pStyle w:val="berschrift4"/>
@@ -22330,8 +22920,8 @@
         <w:t xml:space="preserve">true</w:t>
       </w:r>
     </w:p>
-    <w:bookmarkEnd w:id="179"/>
-    <w:bookmarkStart w:id="180" w:name="Xe8f745ddcaa03013aef9fe47d41eba446f5d883"/>
+    <w:bookmarkEnd w:id="185"/>
+    <w:bookmarkStart w:id="186" w:name="Xe8f745ddcaa03013aef9fe47d41eba446f5d883"/>
     <w:p>
       <w:pPr>
         <w:pStyle w:val="berschrift4"/>
@@ -22591,8 +23181,8 @@
         <w:t xml:space="preserve">true</w:t>
       </w:r>
     </w:p>
-    <w:bookmarkEnd w:id="180"/>
-    <w:bookmarkStart w:id="181" w:name="X60d031cd34249886c7d9f1b2e67c68e5118fb82"/>
+    <w:bookmarkEnd w:id="186"/>
+    <w:bookmarkStart w:id="187" w:name="X60d031cd34249886c7d9f1b2e67c68e5118fb82"/>
     <w:p>
       <w:pPr>
         <w:pStyle w:val="berschrift4"/>
@@ -22852,10 +23442,10 @@
         <w:t xml:space="preserve">true</w:t>
       </w:r>
     </w:p>
-    <w:bookmarkEnd w:id="181"/>
-    <w:bookmarkEnd w:id="182"/>
-    <w:bookmarkEnd w:id="183"/>
-    <w:bookmarkStart w:id="189" w:name="enum-interesttypeenum"/>
+    <w:bookmarkEnd w:id="187"/>
+    <w:bookmarkEnd w:id="188"/>
+    <w:bookmarkEnd w:id="189"/>
+    <w:bookmarkStart w:id="195" w:name="enum-interesttypeenum"/>
     <w:p>
       <w:pPr>
         <w:pStyle w:val="berschrift2"/>
@@ -22894,7 +23484,7 @@
       <w:r>
         <w:t xml:space="preserve"> </w:t>
       </w:r>
-      <w:hyperlink ns1:id="rId184">
+      <w:hyperlink ns1:id="rId190">
         <w:r>
           <w:rPr>
             <w:rStyle w:val="Hyperlink"/>
@@ -22903,7 +23493,7 @@
         </w:r>
       </w:hyperlink>
     </w:p>
-    <w:bookmarkStart w:id="188" w:name="valeurs-admissibles-5"/>
+    <w:bookmarkStart w:id="194" w:name="valeurs-admissibles-5"/>
     <w:p>
       <w:pPr>
         <w:pStyle w:val="berschrift3"/>
@@ -22993,7 +23583,7 @@
             <w:pPr>
               <w:pStyle w:val="Compact"/>
             </w:pPr>
-            <w:hyperlink ns1:id="rId185">
+            <w:hyperlink ns1:id="rId191">
               <w:r>
                 <w:rPr>
                   <w:rStyle w:val="Hyperlink"/>
@@ -23047,7 +23637,7 @@
             <w:pPr>
               <w:pStyle w:val="Compact"/>
             </w:pPr>
-            <w:hyperlink ns1:id="rId186">
+            <w:hyperlink ns1:id="rId192">
               <w:r>
                 <w:rPr>
                   <w:rStyle w:val="Hyperlink"/>
@@ -23101,7 +23691,7 @@
             <w:pPr>
               <w:pStyle w:val="Compact"/>
             </w:pPr>
-            <w:hyperlink ns1:id="rId187">
+            <w:hyperlink ns1:id="rId193">
               <w:r>
                 <w:rPr>
                   <w:rStyle w:val="Hyperlink"/>
@@ -23113,9 +23703,9 @@
         </w:tc>
       </w:tr>
     </w:tbl>
-    <w:bookmarkEnd w:id="188"/>
-    <w:bookmarkEnd w:id="189"/>
-    <w:bookmarkStart w:id="230" w:name="enum-legalformenum"/>
+    <w:bookmarkEnd w:id="194"/>
+    <w:bookmarkEnd w:id="195"/>
+    <w:bookmarkStart w:id="236" w:name="enum-legalformenum"/>
     <w:p>
       <w:pPr>
         <w:pStyle w:val="berschrift2"/>
@@ -23154,7 +23744,7 @@
       <w:r>
         <w:t xml:space="preserve"> </w:t>
       </w:r>
-      <w:hyperlink ns1:id="rId190">
+      <w:hyperlink ns1:id="rId196">
         <w:r>
           <w:rPr>
             <w:rStyle w:val="Hyperlink"/>
@@ -23163,7 +23753,7 @@
         </w:r>
       </w:hyperlink>
     </w:p>
-    <w:bookmarkStart w:id="229" w:name="valeurs-admissibles-6"/>
+    <w:bookmarkStart w:id="235" w:name="valeurs-admissibles-6"/>
     <w:p>
       <w:pPr>
         <w:pStyle w:val="berschrift3"/>
@@ -23253,7 +23843,7 @@
             <w:pPr>
               <w:pStyle w:val="Compact"/>
             </w:pPr>
-            <w:hyperlink ns1:id="rId191">
+            <w:hyperlink ns1:id="rId197">
               <w:r>
                 <w:rPr>
                   <w:rStyle w:val="Hyperlink"/>
@@ -23307,7 +23897,7 @@
             <w:pPr>
               <w:pStyle w:val="Compact"/>
             </w:pPr>
-            <w:hyperlink ns1:id="rId192">
+            <w:hyperlink ns1:id="rId198">
               <w:r>
                 <w:rPr>
                   <w:rStyle w:val="Hyperlink"/>
@@ -23361,7 +23951,7 @@
             <w:pPr>
               <w:pStyle w:val="Compact"/>
             </w:pPr>
-            <w:hyperlink ns1:id="rId193">
+            <w:hyperlink ns1:id="rId199">
               <w:r>
                 <w:rPr>
                   <w:rStyle w:val="Hyperlink"/>
@@ -23415,7 +24005,7 @@
             <w:pPr>
               <w:pStyle w:val="Compact"/>
             </w:pPr>
-            <w:hyperlink ns1:id="rId194">
+            <w:hyperlink ns1:id="rId200">
               <w:r>
                 <w:rPr>
                   <w:rStyle w:val="Hyperlink"/>
@@ -23469,7 +24059,7 @@
             <w:pPr>
               <w:pStyle w:val="Compact"/>
             </w:pPr>
-            <w:hyperlink ns1:id="rId195">
+            <w:hyperlink ns1:id="rId201">
               <w:r>
                 <w:rPr>
                   <w:rStyle w:val="Hyperlink"/>
@@ -23523,7 +24113,7 @@
             <w:pPr>
               <w:pStyle w:val="Compact"/>
             </w:pPr>
-            <w:hyperlink ns1:id="rId196">
+            <w:hyperlink ns1:id="rId202">
               <w:r>
                 <w:rPr>
                   <w:rStyle w:val="Hyperlink"/>
@@ -23577,7 +24167,7 @@
             <w:pPr>
               <w:pStyle w:val="Compact"/>
             </w:pPr>
-            <w:hyperlink ns1:id="rId197">
+            <w:hyperlink ns1:id="rId203">
               <w:r>
                 <w:rPr>
                   <w:rStyle w:val="Hyperlink"/>
@@ -23631,7 +24221,7 @@
             <w:pPr>
               <w:pStyle w:val="Compact"/>
             </w:pPr>
-            <w:hyperlink ns1:id="rId198">
+            <w:hyperlink ns1:id="rId204">
               <w:r>
                 <w:rPr>
                   <w:rStyle w:val="Hyperlink"/>
@@ -23685,7 +24275,7 @@
             <w:pPr>
               <w:pStyle w:val="Compact"/>
             </w:pPr>
-            <w:hyperlink ns1:id="rId199">
+            <w:hyperlink ns1:id="rId205">
               <w:r>
                 <w:rPr>
                   <w:rStyle w:val="Hyperlink"/>
@@ -23739,7 +24329,7 @@
             <w:pPr>
               <w:pStyle w:val="Compact"/>
             </w:pPr>
-            <w:hyperlink ns1:id="rId200">
+            <w:hyperlink ns1:id="rId206">
               <w:r>
                 <w:rPr>
                   <w:rStyle w:val="Hyperlink"/>
@@ -23793,7 +24383,7 @@
             <w:pPr>
               <w:pStyle w:val="Compact"/>
             </w:pPr>
-            <w:hyperlink ns1:id="rId201">
+            <w:hyperlink ns1:id="rId207">
               <w:r>
                 <w:rPr>
                   <w:rStyle w:val="Hyperlink"/>
@@ -23847,7 +24437,7 @@
             <w:pPr>
               <w:pStyle w:val="Compact"/>
             </w:pPr>
-            <w:hyperlink ns1:id="rId202">
+            <w:hyperlink ns1:id="rId208">
               <w:r>
                 <w:rPr>
                   <w:rStyle w:val="Hyperlink"/>
@@ -23901,7 +24491,7 @@
             <w:pPr>
               <w:pStyle w:val="Compact"/>
             </w:pPr>
-            <w:hyperlink ns1:id="rId203">
+            <w:hyperlink ns1:id="rId209">
               <w:r>
                 <w:rPr>
                   <w:rStyle w:val="Hyperlink"/>
@@ -23955,7 +24545,7 @@
             <w:pPr>
               <w:pStyle w:val="Compact"/>
             </w:pPr>
-            <w:hyperlink ns1:id="rId204">
+            <w:hyperlink ns1:id="rId210">
               <w:r>
                 <w:rPr>
                   <w:rStyle w:val="Hyperlink"/>
@@ -24009,7 +24599,7 @@
             <w:pPr>
               <w:pStyle w:val="Compact"/>
             </w:pPr>
-            <w:hyperlink ns1:id="rId205">
+            <w:hyperlink ns1:id="rId211">
               <w:r>
                 <w:rPr>
                   <w:rStyle w:val="Hyperlink"/>
@@ -24063,7 +24653,7 @@
             <w:pPr>
               <w:pStyle w:val="Compact"/>
             </w:pPr>
-            <w:hyperlink ns1:id="rId206">
+            <w:hyperlink ns1:id="rId212">
               <w:r>
                 <w:rPr>
                   <w:rStyle w:val="Hyperlink"/>
@@ -24117,7 +24707,7 @@
             <w:pPr>
               <w:pStyle w:val="Compact"/>
             </w:pPr>
-            <w:hyperlink ns1:id="rId207">
+            <w:hyperlink ns1:id="rId213">
               <w:r>
                 <w:rPr>
                   <w:rStyle w:val="Hyperlink"/>
@@ -24171,7 +24761,7 @@
             <w:pPr>
               <w:pStyle w:val="Compact"/>
             </w:pPr>
-            <w:hyperlink ns1:id="rId208">
+            <w:hyperlink ns1:id="rId214">
               <w:r>
                 <w:rPr>
                   <w:rStyle w:val="Hyperlink"/>
@@ -24225,7 +24815,7 @@
             <w:pPr>
               <w:pStyle w:val="Compact"/>
             </w:pPr>
-            <w:hyperlink ns1:id="rId209">
+            <w:hyperlink ns1:id="rId215">
               <w:r>
                 <w:rPr>
                   <w:rStyle w:val="Hyperlink"/>
@@ -24279,7 +24869,7 @@
             <w:pPr>
               <w:pStyle w:val="Compact"/>
             </w:pPr>
-            <w:hyperlink ns1:id="rId210">
+            <w:hyperlink ns1:id="rId216">
               <w:r>
                 <w:rPr>
                   <w:rStyle w:val="Hyperlink"/>
@@ -24333,7 +24923,7 @@
             <w:pPr>
               <w:pStyle w:val="Compact"/>
             </w:pPr>
-            <w:hyperlink ns1:id="rId211">
+            <w:hyperlink ns1:id="rId217">
               <w:r>
                 <w:rPr>
                   <w:rStyle w:val="Hyperlink"/>
@@ -24387,7 +24977,7 @@
             <w:pPr>
               <w:pStyle w:val="Compact"/>
             </w:pPr>
-            <w:hyperlink ns1:id="rId212">
+            <w:hyperlink ns1:id="rId218">
               <w:r>
                 <w:rPr>
                   <w:rStyle w:val="Hyperlink"/>
@@ -24441,7 +25031,7 @@
             <w:pPr>
               <w:pStyle w:val="Compact"/>
             </w:pPr>
-            <w:hyperlink ns1:id="rId213">
+            <w:hyperlink ns1:id="rId219">
               <w:r>
                 <w:rPr>
                   <w:rStyle w:val="Hyperlink"/>
@@ -24495,7 +25085,7 @@
             <w:pPr>
               <w:pStyle w:val="Compact"/>
             </w:pPr>
-            <w:hyperlink ns1:id="rId214">
+            <w:hyperlink ns1:id="rId220">
               <w:r>
                 <w:rPr>
                   <w:rStyle w:val="Hyperlink"/>
@@ -24549,7 +25139,7 @@
             <w:pPr>
               <w:pStyle w:val="Compact"/>
             </w:pPr>
-            <w:hyperlink ns1:id="rId215">
+            <w:hyperlink ns1:id="rId221">
               <w:r>
                 <w:rPr>
                   <w:rStyle w:val="Hyperlink"/>
@@ -24603,7 +25193,7 @@
             <w:pPr>
               <w:pStyle w:val="Compact"/>
             </w:pPr>
-            <w:hyperlink ns1:id="rId216">
+            <w:hyperlink ns1:id="rId222">
               <w:r>
                 <w:rPr>
                   <w:rStyle w:val="Hyperlink"/>
@@ -24657,7 +25247,7 @@
             <w:pPr>
               <w:pStyle w:val="Compact"/>
             </w:pPr>
-            <w:hyperlink ns1:id="rId217">
+            <w:hyperlink ns1:id="rId223">
               <w:r>
                 <w:rPr>
                   <w:rStyle w:val="Hyperlink"/>
@@ -24711,7 +25301,7 @@
             <w:pPr>
               <w:pStyle w:val="Compact"/>
             </w:pPr>
-            <w:hyperlink ns1:id="rId218">
+            <w:hyperlink ns1:id="rId224">
               <w:r>
                 <w:rPr>
                   <w:rStyle w:val="Hyperlink"/>
@@ -24765,7 +25355,7 @@
             <w:pPr>
               <w:pStyle w:val="Compact"/>
             </w:pPr>
-            <w:hyperlink ns1:id="rId219">
+            <w:hyperlink ns1:id="rId225">
               <w:r>
                 <w:rPr>
                   <w:rStyle w:val="Hyperlink"/>
@@ -24819,7 +25409,7 @@
             <w:pPr>
               <w:pStyle w:val="Compact"/>
             </w:pPr>
-            <w:hyperlink ns1:id="rId220">
+            <w:hyperlink ns1:id="rId226">
               <w:r>
                 <w:rPr>
                   <w:rStyle w:val="Hyperlink"/>
@@ -24873,7 +25463,7 @@
             <w:pPr>
               <w:pStyle w:val="Compact"/>
             </w:pPr>
-            <w:hyperlink ns1:id="rId221">
+            <w:hyperlink ns1:id="rId227">
               <w:r>
                 <w:rPr>
                   <w:rStyle w:val="Hyperlink"/>
@@ -24927,7 +25517,7 @@
             <w:pPr>
               <w:pStyle w:val="Compact"/>
             </w:pPr>
-            <w:hyperlink ns1:id="rId222">
+            <w:hyperlink ns1:id="rId228">
               <w:r>
                 <w:rPr>
                   <w:rStyle w:val="Hyperlink"/>
@@ -24981,7 +25571,7 @@
             <w:pPr>
               <w:pStyle w:val="Compact"/>
             </w:pPr>
-            <w:hyperlink ns1:id="rId223">
+            <w:hyperlink ns1:id="rId229">
               <w:r>
                 <w:rPr>
                   <w:rStyle w:val="Hyperlink"/>
@@ -25035,7 +25625,7 @@
             <w:pPr>
               <w:pStyle w:val="Compact"/>
             </w:pPr>
-            <w:hyperlink ns1:id="rId224">
+            <w:hyperlink ns1:id="rId230">
               <w:r>
                 <w:rPr>
                   <w:rStyle w:val="Hyperlink"/>
@@ -25089,7 +25679,7 @@
             <w:pPr>
               <w:pStyle w:val="Compact"/>
             </w:pPr>
-            <w:hyperlink ns1:id="rId225">
+            <w:hyperlink ns1:id="rId231">
               <w:r>
                 <w:rPr>
                   <w:rStyle w:val="Hyperlink"/>
@@ -25143,7 +25733,7 @@
             <w:pPr>
               <w:pStyle w:val="Compact"/>
             </w:pPr>
-            <w:hyperlink ns1:id="rId226">
+            <w:hyperlink ns1:id="rId232">
               <w:r>
                 <w:rPr>
                   <w:rStyle w:val="Hyperlink"/>
@@ -25197,7 +25787,7 @@
             <w:pPr>
               <w:pStyle w:val="Compact"/>
             </w:pPr>
-            <w:hyperlink ns1:id="rId227">
+            <w:hyperlink ns1:id="rId233">
               <w:r>
                 <w:rPr>
                   <w:rStyle w:val="Hyperlink"/>
@@ -25251,7 +25841,7 @@
             <w:pPr>
               <w:pStyle w:val="Compact"/>
             </w:pPr>
-            <w:hyperlink ns1:id="rId228">
+            <w:hyperlink ns1:id="rId234">
               <w:r>
                 <w:rPr>
                   <w:rStyle w:val="Hyperlink"/>
@@ -25263,15 +25853,15 @@
         </w:tc>
       </w:tr>
     </w:tbl>
-    <w:bookmarkEnd w:id="229"/>
+    <w:bookmarkEnd w:id="235"/>
     <w:p>
       <w:r>
         <w:br w:type="page"/>
       </w:r>
     </w:p>
-    <w:bookmarkEnd w:id="230"/>
-    <w:bookmarkEnd w:id="231"/>
-    <w:bookmarkStart w:id="252" w:name="éléments-partagés"/>
+    <w:bookmarkEnd w:id="236"/>
+    <w:bookmarkEnd w:id="237"/>
+    <w:bookmarkStart w:id="258" w:name="éléments-partagés"/>
     <w:p>
       <w:pPr>
         <w:pStyle w:val="berschrift1"/>
@@ -25280,7 +25870,7 @@
         <w:t xml:space="preserve">Éléments partagés</w:t>
       </w:r>
     </w:p>
-    <w:bookmarkStart w:id="232" w:name="reference-classes"/>
+    <w:bookmarkStart w:id="238" w:name="reference-classes"/>
     <w:p>
       <w:pPr>
         <w:pStyle w:val="berschrift2"/>
@@ -25442,8 +26032,8 @@
         <w:t xml:space="preserve">, car la référence locale demeure inchangée, même si l’entité liée change ultérieurement</w:t>
       </w:r>
     </w:p>
-    <w:bookmarkEnd w:id="232"/>
-    <w:bookmarkStart w:id="235" w:name="classe-personreference"/>
+    <w:bookmarkEnd w:id="238"/>
+    <w:bookmarkStart w:id="241" w:name="classe-personreference"/>
     <w:p>
       <w:pPr>
         <w:pStyle w:val="berschrift2"/>
@@ -25472,7 +26062,7 @@
         <w:t xml:space="preserve">__</w:t>
       </w:r>
     </w:p>
-    <w:bookmarkStart w:id="233" w:name="attributs-13"/>
+    <w:bookmarkStart w:id="239" w:name="attributs-13"/>
     <w:p>
       <w:pPr>
         <w:pStyle w:val="berschrift3"/>
@@ -25895,8 +26485,8 @@
         </w:tc>
       </w:tr>
     </w:tbl>
-    <w:bookmarkEnd w:id="233"/>
-    <w:bookmarkStart w:id="234" w:name="utilisations-13"/>
+    <w:bookmarkEnd w:id="239"/>
+    <w:bookmarkStart w:id="240" w:name="utilisations-13"/>
     <w:p>
       <w:pPr>
         <w:pStyle w:val="berschrift3"/>
@@ -26098,9 +26688,9 @@
         </w:tc>
       </w:tr>
     </w:tbl>
-    <w:bookmarkEnd w:id="234"/>
-    <w:bookmarkEnd w:id="235"/>
-    <w:bookmarkStart w:id="238" w:name="classe-groupreference"/>
+    <w:bookmarkEnd w:id="240"/>
+    <w:bookmarkEnd w:id="241"/>
+    <w:bookmarkStart w:id="244" w:name="classe-groupreference"/>
     <w:p>
       <w:pPr>
         <w:pStyle w:val="berschrift2"/>
@@ -26129,7 +26719,7 @@
         <w:t xml:space="preserve">__</w:t>
       </w:r>
     </w:p>
-    <w:bookmarkStart w:id="236" w:name="attributs-14"/>
+    <w:bookmarkStart w:id="242" w:name="attributs-14"/>
     <w:p>
       <w:pPr>
         <w:pStyle w:val="berschrift3"/>
@@ -26503,8 +27093,8 @@
         </w:tc>
       </w:tr>
     </w:tbl>
-    <w:bookmarkEnd w:id="236"/>
-    <w:bookmarkStart w:id="237" w:name="utilisations-14"/>
+    <w:bookmarkEnd w:id="242"/>
+    <w:bookmarkStart w:id="243" w:name="utilisations-14"/>
     <w:p>
       <w:pPr>
         <w:pStyle w:val="berschrift3"/>
@@ -26645,9 +27235,9 @@
         </w:tc>
       </w:tr>
     </w:tbl>
-    <w:bookmarkEnd w:id="237"/>
-    <w:bookmarkEnd w:id="238"/>
-    <w:bookmarkStart w:id="239" w:name="classes-utilisées-à-plusieurs-reprises"/>
+    <w:bookmarkEnd w:id="243"/>
+    <w:bookmarkEnd w:id="244"/>
+    <w:bookmarkStart w:id="245" w:name="classes-utilisées-à-plusieurs-reprises"/>
     <w:p>
       <w:pPr>
         <w:pStyle w:val="berschrift2"/>
@@ -26656,8 +27246,8 @@
         <w:t xml:space="preserve">Classes utilisées à plusieurs reprises</w:t>
       </w:r>
     </w:p>
-    <w:bookmarkEnd w:id="239"/>
-    <w:bookmarkStart w:id="245" w:name="classe-address"/>
+    <w:bookmarkEnd w:id="245"/>
+    <w:bookmarkStart w:id="251" w:name="classe-address"/>
     <w:p>
       <w:pPr>
         <w:pStyle w:val="berschrift2"/>
@@ -26686,7 +27276,7 @@
         <w:t xml:space="preserve">__</w:t>
       </w:r>
     </w:p>
-    <w:bookmarkStart w:id="241" w:name="attributs-15"/>
+    <w:bookmarkStart w:id="247" w:name="attributs-15"/>
     <w:p>
       <w:pPr>
         <w:pStyle w:val="berschrift3"/>
@@ -27009,7 +27599,7 @@
         </w:tc>
       </w:tr>
     </w:tbl>
-    <w:bookmarkStart w:id="240" w:name="contraintes-4"/>
+    <w:bookmarkStart w:id="246" w:name="contraintes-4"/>
     <w:p>
       <w:pPr>
         <w:pStyle w:val="berschrift5"/>
@@ -27060,9 +27650,9 @@
         </w:r>
       </w:hyperlink>
     </w:p>
-    <w:bookmarkEnd w:id="240"/>
-    <w:bookmarkEnd w:id="241"/>
-    <w:bookmarkStart w:id="242" w:name="utilisations-15"/>
+    <w:bookmarkEnd w:id="246"/>
+    <w:bookmarkEnd w:id="247"/>
+    <w:bookmarkStart w:id="248" w:name="utilisations-15"/>
     <w:p>
       <w:pPr>
         <w:pStyle w:val="berschrift3"/>
@@ -27264,8 +27854,8 @@
         </w:tc>
       </w:tr>
     </w:tbl>
-    <w:bookmarkEnd w:id="242"/>
-    <w:bookmarkStart w:id="244" w:name="exemples-3"/>
+    <w:bookmarkEnd w:id="248"/>
+    <w:bookmarkStart w:id="250" w:name="exemples-3"/>
     <w:p>
       <w:pPr>
         <w:pStyle w:val="berschrift3"/>
@@ -27274,7 +27864,7 @@
         <w:t xml:space="preserve">Exemples</w:t>
       </w:r>
     </w:p>
-    <w:bookmarkStart w:id="243" w:name="Xf088df868a53579391affb7d364826afc83f909"/>
+    <w:bookmarkStart w:id="249" w:name="Xf088df868a53579391affb7d364826afc83f909"/>
     <w:p>
       <w:pPr>
         <w:pStyle w:val="berschrift4"/>
@@ -27327,10 +27917,10 @@
         <w:t xml:space="preserve"> Basel-Stadt</w:t>
       </w:r>
     </w:p>
-    <w:bookmarkEnd w:id="243"/>
-    <w:bookmarkEnd w:id="244"/>
-    <w:bookmarkEnd w:id="245"/>
-    <w:bookmarkStart w:id="248" w:name="enum-addresstypeenum"/>
+    <w:bookmarkEnd w:id="249"/>
+    <w:bookmarkEnd w:id="250"/>
+    <w:bookmarkEnd w:id="251"/>
+    <w:bookmarkStart w:id="254" w:name="enum-addresstypeenum"/>
     <w:p>
       <w:pPr>
         <w:pStyle w:val="berschrift2"/>
@@ -27369,7 +27959,7 @@
       <w:r>
         <w:t xml:space="preserve"> </w:t>
       </w:r>
-      <w:hyperlink ns1:id="rId246">
+      <w:hyperlink ns1:id="rId252">
         <w:r>
           <w:rPr>
             <w:rStyle w:val="Hyperlink"/>
@@ -27378,7 +27968,7 @@
         </w:r>
       </w:hyperlink>
     </w:p>
-    <w:bookmarkStart w:id="247" w:name="valeurs-admissibles-7"/>
+    <w:bookmarkStart w:id="253" w:name="valeurs-admissibles-7"/>
     <w:p>
       <w:pPr>
         <w:pStyle w:val="berschrift3"/>
@@ -27459,35 +28049,13 @@
             <w:pPr>
               <w:pStyle w:val="Compact"/>
             </w:pPr>
-          </w:p>
-        </w:tc>
-        <w:tc>
-          <w:tcPr/>
-          <w:p>
-            <w:pPr>
-              <w:pStyle w:val="Compact"/>
-            </w:pPr>
-          </w:p>
-        </w:tc>
-      </w:tr>
-      <w:tr>
-        <w:tc>
-          <w:tcPr>
-            <w:shd w:val="clear" w:color="auto" w:fill="F2F2F2"/>
-          </w:tcPr>
-          <w:p>
-            <w:pPr>
-              <w:pStyle w:val="Compact"/>
-            </w:pPr>
             <w:r>
               <w:t xml:space="preserve">businessAddress</w:t>
             </w:r>
           </w:p>
         </w:tc>
         <w:tc>
-          <w:tcPr>
-            <w:shd w:val="clear" w:color="auto" w:fill="F2F2F2"/>
-          </w:tcPr>
+          <w:tcPr/>
           <w:p>
             <w:pPr>
               <w:pStyle w:val="Compact"/>
@@ -27500,24 +28068,6 @@
       </w:tr>
       <w:tr>
         <w:tc>
-          <w:tcPr/>
-          <w:p>
-            <w:pPr>
-              <w:pStyle w:val="Compact"/>
-            </w:pPr>
-          </w:p>
-        </w:tc>
-        <w:tc>
-          <w:tcPr/>
-          <w:p>
-            <w:pPr>
-              <w:pStyle w:val="Compact"/>
-            </w:pPr>
-          </w:p>
-        </w:tc>
-      </w:tr>
-      <w:tr>
-        <w:tc>
           <w:tcPr>
             <w:shd w:val="clear" w:color="auto" w:fill="F2F2F2"/>
           </w:tcPr>
@@ -27544,28 +28094,10 @@
           </w:p>
         </w:tc>
       </w:tr>
-      <w:tr>
-        <w:tc>
-          <w:tcPr/>
-          <w:p>
-            <w:pPr>
-              <w:pStyle w:val="Compact"/>
-            </w:pPr>
-          </w:p>
-        </w:tc>
-        <w:tc>
-          <w:tcPr/>
-          <w:p>
-            <w:pPr>
-              <w:pStyle w:val="Compact"/>
-            </w:pPr>
-          </w:p>
-        </w:tc>
-      </w:tr>
     </w:tbl>
-    <w:bookmarkEnd w:id="247"/>
-    <w:bookmarkEnd w:id="248"/>
-    <w:bookmarkStart w:id="251" w:name="classe-contact"/>
+    <w:bookmarkEnd w:id="253"/>
+    <w:bookmarkEnd w:id="254"/>
+    <w:bookmarkStart w:id="257" w:name="classe-contact"/>
     <w:p>
       <w:pPr>
         <w:pStyle w:val="berschrift2"/>
@@ -27594,7 +28126,7 @@
         <w:t xml:space="preserve">__</w:t>
       </w:r>
     </w:p>
-    <w:bookmarkStart w:id="249" w:name="attributs-16"/>
+    <w:bookmarkStart w:id="255" w:name="attributs-16"/>
     <w:p>
       <w:pPr>
         <w:pStyle w:val="berschrift3"/>
@@ -27758,8 +28290,8 @@
         </w:tc>
       </w:tr>
     </w:tbl>
-    <w:bookmarkEnd w:id="249"/>
-    <w:bookmarkStart w:id="250" w:name="utilisations-16"/>
+    <w:bookmarkEnd w:id="255"/>
+    <w:bookmarkStart w:id="256" w:name="utilisations-16"/>
     <w:p>
       <w:pPr>
         <w:pStyle w:val="berschrift3"/>
@@ -27961,9 +28493,9 @@
         </w:tc>
       </w:tr>
     </w:tbl>
-    <w:bookmarkEnd w:id="250"/>
-    <w:bookmarkEnd w:id="251"/>
-    <w:bookmarkEnd w:id="252"/>
+    <w:bookmarkEnd w:id="256"/>
+    <w:bookmarkEnd w:id="257"/>
+    <w:bookmarkEnd w:id="258"/>
     <w:sectPr>
       <w:headerReference ns1:id="rId9" w:type="even"/>
       <w:headerReference ns1:id="rId10" w:type="default"/>

--- a/ech-0294_actors/output/ech-0294_actors_fr.docx
+++ b/ech-0294_actors/output/ech-0294_actors_fr.docx
@@ -12586,7 +12586,7 @@
     </w:p>
     <w:bookmarkEnd w:id="125"/>
     <w:bookmarkEnd w:id="126"/>
-    <w:bookmarkStart w:id="157" w:name="groupes-et-organes-groups"/>
+    <w:bookmarkStart w:id="161" w:name="groupes-et-organes-groups"/>
     <w:p>
       <w:pPr>
         <w:pStyle w:val="berschrift1"/>
@@ -12777,7 +12777,7 @@
         <w:t xml:space="preserve">, il est possible de représenter p. ex. des commissions n’existant que durant une législature, ou des changements de nom et des fusions de partis.</w:t>
       </w:r>
     </w:p>
-    <w:bookmarkStart w:id="129" w:name="classe-group"/>
+    <w:bookmarkStart w:id="133" w:name="classe-group"/>
     <w:p>
       <w:pPr>
         <w:pStyle w:val="berschrift2"/>
@@ -12951,32 +12951,32 @@
               <w:pStyle w:val="Compact"/>
             </w:pPr>
             <w:r>
-              <w:t xml:space="preserve">1</w:t>
-            </w:r>
-            <w:r>
-              <w:t xml:space="preserve"> </w:t>
-            </w:r>
-            <w:r>
-              <w:t xml:space="preserve"> </w:t>
-            </w:r>
-            <w:hyperlink w:anchor="String">
-              <w:r>
-                <w:rPr>
-                  <w:rStyle w:val="Hyperlink"/>
-                </w:rPr>
-                <w:t xml:space="preserve">String</w:t>
-              </w:r>
-            </w:hyperlink>
-          </w:p>
-        </w:tc>
-        <w:tc>
-          <w:tcPr/>
-          <w:p>
-            <w:pPr>
-              <w:pStyle w:val="Compact"/>
-            </w:pPr>
-            <w:r>
-              <w:t xml:space="preserve">Attribuer un label à une information structurée (par ex. nom d’affichage, poste, etc.).</w:t>
+              <w:t xml:space="preserve">1..*</w:t>
+            </w:r>
+            <w:r>
+              <w:t xml:space="preserve"> </w:t>
+            </w:r>
+            <w:r>
+              <w:t xml:space="preserve"> </w:t>
+            </w:r>
+            <w:hyperlink w:anchor="MultilingualValue">
+              <w:r>
+                <w:rPr>
+                  <w:rStyle w:val="Hyperlink"/>
+                </w:rPr>
+                <w:t xml:space="preserve">MultilingualValue</w:t>
+              </w:r>
+            </w:hyperlink>
+          </w:p>
+        </w:tc>
+        <w:tc>
+          <w:tcPr/>
+          <w:p>
+            <w:pPr>
+              <w:pStyle w:val="Compact"/>
+            </w:pPr>
+            <w:r>
+              <w:t xml:space="preserve">Désignation du groupe avec la langue dans laquelle elle est publiée. Lorsqu’un groupe porte officiellement un nom dans plusieurs langues, une entrée est saisie par langue.</w:t>
             </w:r>
           </w:p>
         </w:tc>
@@ -13108,34 +13108,34 @@
               <w:pStyle w:val="Compact"/>
             </w:pPr>
             <w:r>
-              <w:t xml:space="preserve">0..1</w:t>
-            </w:r>
-            <w:r>
-              <w:t xml:space="preserve"> </w:t>
-            </w:r>
-            <w:r>
-              <w:t xml:space="preserve"> </w:t>
-            </w:r>
-            <w:hyperlink w:anchor="Uri">
-              <w:r>
-                <w:rPr>
-                  <w:rStyle w:val="Hyperlink"/>
-                </w:rPr>
-                <w:t xml:space="preserve">Uri</w:t>
-              </w:r>
-            </w:hyperlink>
-          </w:p>
-        </w:tc>
-        <w:tc>
-          <w:tcPr>
-            <w:shd w:val="clear" w:color="auto" w:fill="F2F2F2"/>
-          </w:tcPr>
-          <w:p>
-            <w:pPr>
-              <w:pStyle w:val="Compact"/>
-            </w:pPr>
-            <w:r>
-              <w:t xml:space="preserve">Site web fournissant de plus amples informations.</w:t>
+              <w:t xml:space="preserve">*</w:t>
+            </w:r>
+            <w:r>
+              <w:t xml:space="preserve"> </w:t>
+            </w:r>
+            <w:r>
+              <w:t xml:space="preserve"> </w:t>
+            </w:r>
+            <w:hyperlink w:anchor="MultilingualUri">
+              <w:r>
+                <w:rPr>
+                  <w:rStyle w:val="Hyperlink"/>
+                </w:rPr>
+                <w:t xml:space="preserve">MultilingualUri</w:t>
+              </w:r>
+            </w:hyperlink>
+          </w:p>
+        </w:tc>
+        <w:tc>
+          <w:tcPr>
+            <w:shd w:val="clear" w:color="auto" w:fill="F2F2F2"/>
+          </w:tcPr>
+          <w:p>
+            <w:pPr>
+              <w:pStyle w:val="Compact"/>
+            </w:pPr>
+            <w:r>
+              <w:t xml:space="preserve">Site web fournissant de plus amples informations. Lorsque le site est publié à une adresse propre par langue, une entrée est saisie par langue.</w:t>
             </w:r>
           </w:p>
         </w:tc>
@@ -14286,18 +14286,1513 @@
       </w:tr>
     </w:tbl>
     <w:bookmarkEnd w:id="128"/>
-    <w:bookmarkEnd w:id="129"/>
-    <w:bookmarkStart w:id="132" w:name="classe-grouptype"/>
+    <w:bookmarkStart w:id="132" w:name="exemples-2"/>
     <w:p>
       <w:pPr>
-        <w:pStyle w:val="berschrift2"/>
-      </w:pPr>
-      <w:r>
-        <w:t xml:space="preserve">Classe: GroupType</w:t>
+        <w:pStyle w:val="berschrift3"/>
+      </w:pPr>
+      <w:r>
+        <w:t xml:space="preserve">Exemples</w:t>
+      </w:r>
+    </w:p>
+    <w:bookmarkStart w:id="129" w:name="exemple-group-groups__it"/>
+    <w:p>
+      <w:pPr>
+        <w:pStyle w:val="berschrift4"/>
+      </w:pPr>
+      <w:r>
+        <w:t xml:space="preserve">Exemple : Group-groups__it</w:t>
       </w:r>
     </w:p>
     <w:p>
       <w:pPr>
+        <w:pStyle w:val="SourceCode"/>
+      </w:pPr>
+      <w:r>
+        <w:rPr>
+          <w:rStyle w:val="FunctionTok"/>
+        </w:rPr>
+        <w:t xml:space="preserve">local_id</w:t>
+      </w:r>
+      <w:r>
+        <w:rPr>
+          <w:rStyle w:val="KeywordTok"/>
+        </w:rPr>
+        <w:t xml:space="preserve">:</w:t>
+      </w:r>
+      <w:r>
+        <w:rPr>
+          <w:rStyle w:val="AttributeTok"/>
+        </w:rPr>
+        <w:t xml:space="preserve"> </w:t>
+      </w:r>
+      <w:r>
+        <w:rPr>
+          <w:rStyle w:val="DecValTok"/>
+        </w:rPr>
+        <w:t xml:space="preserve">6627</w:t>
+      </w:r>
+      <w:r>
+        <w:br/>
+      </w:r>
+      <w:r>
+        <w:rPr>
+          <w:rStyle w:val="FunctionTok"/>
+        </w:rPr>
+        <w:t xml:space="preserve">global_uri</w:t>
+      </w:r>
+      <w:r>
+        <w:rPr>
+          <w:rStyle w:val="KeywordTok"/>
+        </w:rPr>
+        <w:t xml:space="preserve">:</w:t>
+      </w:r>
+      <w:r>
+        <w:rPr>
+          <w:rStyle w:val="AttributeTok"/>
+        </w:rPr>
+        <w:t xml:space="preserve"> https://api.openparldata.ch/v1/groups/6627</w:t>
+      </w:r>
+      <w:r>
+        <w:br/>
+      </w:r>
+      <w:r>
+        <w:rPr>
+          <w:rStyle w:val="FunctionTok"/>
+        </w:rPr>
+        <w:t xml:space="preserve">label</w:t>
+      </w:r>
+      <w:r>
+        <w:rPr>
+          <w:rStyle w:val="KeywordTok"/>
+        </w:rPr>
+        <w:t xml:space="preserve">:</w:t>
+      </w:r>
+      <w:r>
+        <w:br/>
+      </w:r>
+      <w:r>
+        <w:rPr>
+          <w:rStyle w:val="KeywordTok"/>
+        </w:rPr>
+        <w:t xml:space="preserve">-</w:t>
+      </w:r>
+      <w:r>
+        <w:rPr>
+          <w:rStyle w:val="AttributeTok"/>
+        </w:rPr>
+        <w:t xml:space="preserve"> </w:t>
+      </w:r>
+      <w:r>
+        <w:rPr>
+          <w:rStyle w:val="FunctionTok"/>
+        </w:rPr>
+        <w:t xml:space="preserve">value</w:t>
+      </w:r>
+      <w:r>
+        <w:rPr>
+          <w:rStyle w:val="KeywordTok"/>
+        </w:rPr>
+        <w:t xml:space="preserve">:</w:t>
+      </w:r>
+      <w:r>
+        <w:rPr>
+          <w:rStyle w:val="AttributeTok"/>
+        </w:rPr>
+        <w:t xml:space="preserve"> Konsumenteninformation und -schutz</w:t>
+      </w:r>
+      <w:r>
+        <w:br/>
+      </w:r>
+      <w:r>
+        <w:rPr>
+          <w:rStyle w:val="AttributeTok"/>
+        </w:rPr>
+        <w:t xml:space="preserve">  </w:t>
+      </w:r>
+      <w:r>
+        <w:rPr>
+          <w:rStyle w:val="FunctionTok"/>
+        </w:rPr>
+        <w:t xml:space="preserve">language</w:t>
+      </w:r>
+      <w:r>
+        <w:rPr>
+          <w:rStyle w:val="KeywordTok"/>
+        </w:rPr>
+        <w:t xml:space="preserve">:</w:t>
+      </w:r>
+      <w:r>
+        <w:rPr>
+          <w:rStyle w:val="AttributeTok"/>
+        </w:rPr>
+        <w:t xml:space="preserve"> de</w:t>
+      </w:r>
+      <w:r>
+        <w:br/>
+      </w:r>
+      <w:r>
+        <w:rPr>
+          <w:rStyle w:val="KeywordTok"/>
+        </w:rPr>
+        <w:t xml:space="preserve">-</w:t>
+      </w:r>
+      <w:r>
+        <w:rPr>
+          <w:rStyle w:val="AttributeTok"/>
+        </w:rPr>
+        <w:t xml:space="preserve"> </w:t>
+      </w:r>
+      <w:r>
+        <w:rPr>
+          <w:rStyle w:val="FunctionTok"/>
+        </w:rPr>
+        <w:t xml:space="preserve">value</w:t>
+      </w:r>
+      <w:r>
+        <w:rPr>
+          <w:rStyle w:val="KeywordTok"/>
+        </w:rPr>
+        <w:t xml:space="preserve">:</w:t>
+      </w:r>
+      <w:r>
+        <w:rPr>
+          <w:rStyle w:val="AttributeTok"/>
+        </w:rPr>
+        <w:t xml:space="preserve"> Information et défense des consommateurs</w:t>
+      </w:r>
+      <w:r>
+        <w:br/>
+      </w:r>
+      <w:r>
+        <w:rPr>
+          <w:rStyle w:val="AttributeTok"/>
+        </w:rPr>
+        <w:t xml:space="preserve">  </w:t>
+      </w:r>
+      <w:r>
+        <w:rPr>
+          <w:rStyle w:val="FunctionTok"/>
+        </w:rPr>
+        <w:t xml:space="preserve">language</w:t>
+      </w:r>
+      <w:r>
+        <w:rPr>
+          <w:rStyle w:val="KeywordTok"/>
+        </w:rPr>
+        <w:t xml:space="preserve">:</w:t>
+      </w:r>
+      <w:r>
+        <w:rPr>
+          <w:rStyle w:val="AttributeTok"/>
+        </w:rPr>
+        <w:t xml:space="preserve"> fr</w:t>
+      </w:r>
+      <w:r>
+        <w:br/>
+      </w:r>
+      <w:r>
+        <w:rPr>
+          <w:rStyle w:val="KeywordTok"/>
+        </w:rPr>
+        <w:t xml:space="preserve">-</w:t>
+      </w:r>
+      <w:r>
+        <w:rPr>
+          <w:rStyle w:val="AttributeTok"/>
+        </w:rPr>
+        <w:t xml:space="preserve"> </w:t>
+      </w:r>
+      <w:r>
+        <w:rPr>
+          <w:rStyle w:val="FunctionTok"/>
+        </w:rPr>
+        <w:t xml:space="preserve">value</w:t>
+      </w:r>
+      <w:r>
+        <w:rPr>
+          <w:rStyle w:val="KeywordTok"/>
+        </w:rPr>
+        <w:t xml:space="preserve">:</w:t>
+      </w:r>
+      <w:r>
+        <w:rPr>
+          <w:rStyle w:val="AttributeTok"/>
+        </w:rPr>
+        <w:t xml:space="preserve"> Informazione e tutela dei consumatori</w:t>
+      </w:r>
+      <w:r>
+        <w:br/>
+      </w:r>
+      <w:r>
+        <w:rPr>
+          <w:rStyle w:val="AttributeTok"/>
+        </w:rPr>
+        <w:t xml:space="preserve">  </w:t>
+      </w:r>
+      <w:r>
+        <w:rPr>
+          <w:rStyle w:val="FunctionTok"/>
+        </w:rPr>
+        <w:t xml:space="preserve">language</w:t>
+      </w:r>
+      <w:r>
+        <w:rPr>
+          <w:rStyle w:val="KeywordTok"/>
+        </w:rPr>
+        <w:t xml:space="preserve">:</w:t>
+      </w:r>
+      <w:r>
+        <w:rPr>
+          <w:rStyle w:val="AttributeTok"/>
+        </w:rPr>
+        <w:t xml:space="preserve"> it</w:t>
+      </w:r>
+      <w:r>
+        <w:br/>
+      </w:r>
+      <w:r>
+        <w:rPr>
+          <w:rStyle w:val="FunctionTok"/>
+        </w:rPr>
+        <w:t xml:space="preserve">description</w:t>
+      </w:r>
+      <w:r>
+        <w:rPr>
+          <w:rStyle w:val="KeywordTok"/>
+        </w:rPr>
+        <w:t xml:space="preserve">:</w:t>
+      </w:r>
+      <w:r>
+        <w:br/>
+      </w:r>
+      <w:r>
+        <w:rPr>
+          <w:rStyle w:val="KeywordTok"/>
+        </w:rPr>
+        <w:t xml:space="preserve">-</w:t>
+      </w:r>
+      <w:r>
+        <w:rPr>
+          <w:rStyle w:val="AttributeTok"/>
+        </w:rPr>
+        <w:t xml:space="preserve"> </w:t>
+      </w:r>
+      <w:r>
+        <w:rPr>
+          <w:rStyle w:val="FunctionTok"/>
+        </w:rPr>
+        <w:t xml:space="preserve">value</w:t>
+      </w:r>
+      <w:r>
+        <w:rPr>
+          <w:rStyle w:val="KeywordTok"/>
+        </w:rPr>
+        <w:t xml:space="preserve">:</w:t>
+      </w:r>
+      <w:r>
+        <w:rPr>
+          <w:rStyle w:val="AttributeTok"/>
+        </w:rPr>
+        <w:t xml:space="preserve"> L'intergroupe parlementaire « Information et défense des consommateurs »</w:t>
+      </w:r>
+      <w:r>
+        <w:br/>
+      </w:r>
+      <w:r>
+        <w:rPr>
+          <w:rStyle w:val="AttributeTok"/>
+        </w:rPr>
+        <w:t xml:space="preserve">    réunit toutes les sensibilités politiques. Cet intergroupe a pour mission d'informer</w:t>
+      </w:r>
+      <w:r>
+        <w:br/>
+      </w:r>
+      <w:r>
+        <w:rPr>
+          <w:rStyle w:val="AttributeTok"/>
+        </w:rPr>
+        <w:t xml:space="preserve">    et de sensibiliser les élu·e·s aux questions relatives à la défense des consommateur·rice·s</w:t>
+      </w:r>
+      <w:r>
+        <w:br/>
+      </w:r>
+      <w:r>
+        <w:rPr>
+          <w:rStyle w:val="AttributeTok"/>
+        </w:rPr>
+        <w:t xml:space="preserve">    en Suisse.</w:t>
+      </w:r>
+      <w:r>
+        <w:br/>
+      </w:r>
+      <w:r>
+        <w:rPr>
+          <w:rStyle w:val="AttributeTok"/>
+        </w:rPr>
+        <w:t xml:space="preserve">  </w:t>
+      </w:r>
+      <w:r>
+        <w:rPr>
+          <w:rStyle w:val="FunctionTok"/>
+        </w:rPr>
+        <w:t xml:space="preserve">language</w:t>
+      </w:r>
+      <w:r>
+        <w:rPr>
+          <w:rStyle w:val="KeywordTok"/>
+        </w:rPr>
+        <w:t xml:space="preserve">:</w:t>
+      </w:r>
+      <w:r>
+        <w:rPr>
+          <w:rStyle w:val="AttributeTok"/>
+        </w:rPr>
+        <w:t xml:space="preserve"> fr</w:t>
+      </w:r>
+      <w:r>
+        <w:br/>
+      </w:r>
+      <w:r>
+        <w:rPr>
+          <w:rStyle w:val="FunctionTok"/>
+        </w:rPr>
+        <w:t xml:space="preserve">group_type</w:t>
+      </w:r>
+      <w:r>
+        <w:rPr>
+          <w:rStyle w:val="KeywordTok"/>
+        </w:rPr>
+        <w:t xml:space="preserve">:</w:t>
+      </w:r>
+      <w:r>
+        <w:br/>
+      </w:r>
+      <w:r>
+        <w:rPr>
+          <w:rStyle w:val="AttributeTok"/>
+        </w:rPr>
+        <w:t xml:space="preserve">  </w:t>
+      </w:r>
+      <w:r>
+        <w:rPr>
+          <w:rStyle w:val="FunctionTok"/>
+        </w:rPr>
+        <w:t xml:space="preserve">group_type_enum</w:t>
+      </w:r>
+      <w:r>
+        <w:rPr>
+          <w:rStyle w:val="KeywordTok"/>
+        </w:rPr>
+        <w:t xml:space="preserve">:</w:t>
+      </w:r>
+      <w:r>
+        <w:rPr>
+          <w:rStyle w:val="AttributeTok"/>
+        </w:rPr>
+        <w:t xml:space="preserve"> interest_group</w:t>
+      </w:r>
+      <w:r>
+        <w:br/>
+      </w:r>
+      <w:r>
+        <w:rPr>
+          <w:rStyle w:val="AttributeTok"/>
+        </w:rPr>
+        <w:t xml:space="preserve">  </w:t>
+      </w:r>
+      <w:r>
+        <w:rPr>
+          <w:rStyle w:val="FunctionTok"/>
+        </w:rPr>
+        <w:t xml:space="preserve">label</w:t>
+      </w:r>
+      <w:r>
+        <w:rPr>
+          <w:rStyle w:val="KeywordTok"/>
+        </w:rPr>
+        <w:t xml:space="preserve">:</w:t>
+      </w:r>
+      <w:r>
+        <w:rPr>
+          <w:rStyle w:val="AttributeTok"/>
+        </w:rPr>
+        <w:t xml:space="preserve"> Interessengruppe</w:t>
+      </w:r>
+      <w:r>
+        <w:br/>
+      </w:r>
+      <w:r>
+        <w:rPr>
+          <w:rStyle w:val="FunctionTok"/>
+        </w:rPr>
+        <w:t xml:space="preserve">spatial</w:t>
+      </w:r>
+      <w:r>
+        <w:rPr>
+          <w:rStyle w:val="KeywordTok"/>
+        </w:rPr>
+        <w:t xml:space="preserve">:</w:t>
+      </w:r>
+      <w:r>
+        <w:rPr>
+          <w:rStyle w:val="AttributeTok"/>
+        </w:rPr>
+        <w:t xml:space="preserve"> https://ld.admin.ch/country/CHE</w:t>
+      </w:r>
+      <w:r>
+        <w:br/>
+      </w:r>
+      <w:r>
+        <w:rPr>
+          <w:rStyle w:val="FunctionTok"/>
+        </w:rPr>
+        <w:t xml:space="preserve">valid_from</w:t>
+      </w:r>
+      <w:r>
+        <w:rPr>
+          <w:rStyle w:val="KeywordTok"/>
+        </w:rPr>
+        <w:t xml:space="preserve">:</w:t>
+      </w:r>
+      <w:r>
+        <w:rPr>
+          <w:rStyle w:val="AttributeTok"/>
+        </w:rPr>
+        <w:t xml:space="preserve"> 2012-01-01</w:t>
+      </w:r>
+    </w:p>
+    <w:bookmarkEnd w:id="129"/>
+    <w:bookmarkStart w:id="130" w:name="exemple-group-groups__de"/>
+    <w:p>
+      <w:pPr>
+        <w:pStyle w:val="berschrift4"/>
+      </w:pPr>
+      <w:r>
+        <w:t xml:space="preserve">Exemple : Group-groups__de</w:t>
+      </w:r>
+    </w:p>
+    <w:p>
+      <w:pPr>
+        <w:pStyle w:val="SourceCode"/>
+      </w:pPr>
+      <w:r>
+        <w:rPr>
+          <w:rStyle w:val="FunctionTok"/>
+        </w:rPr>
+        <w:t xml:space="preserve">local_id</w:t>
+      </w:r>
+      <w:r>
+        <w:rPr>
+          <w:rStyle w:val="KeywordTok"/>
+        </w:rPr>
+        <w:t xml:space="preserve">:</w:t>
+      </w:r>
+      <w:r>
+        <w:rPr>
+          <w:rStyle w:val="AttributeTok"/>
+        </w:rPr>
+        <w:t xml:space="preserve"> </w:t>
+      </w:r>
+      <w:r>
+        <w:rPr>
+          <w:rStyle w:val="DecValTok"/>
+        </w:rPr>
+        <w:t xml:space="preserve">50</w:t>
+      </w:r>
+      <w:r>
+        <w:br/>
+      </w:r>
+      <w:r>
+        <w:rPr>
+          <w:rStyle w:val="FunctionTok"/>
+        </w:rPr>
+        <w:t xml:space="preserve">global_uri</w:t>
+      </w:r>
+      <w:r>
+        <w:rPr>
+          <w:rStyle w:val="KeywordTok"/>
+        </w:rPr>
+        <w:t xml:space="preserve">:</w:t>
+      </w:r>
+      <w:r>
+        <w:rPr>
+          <w:rStyle w:val="AttributeTok"/>
+        </w:rPr>
+        <w:t xml:space="preserve"> https://api.openparldata.ch/v1/groups/50</w:t>
+      </w:r>
+      <w:r>
+        <w:br/>
+      </w:r>
+      <w:r>
+        <w:rPr>
+          <w:rStyle w:val="FunctionTok"/>
+        </w:rPr>
+        <w:t xml:space="preserve">label</w:t>
+      </w:r>
+      <w:r>
+        <w:rPr>
+          <w:rStyle w:val="KeywordTok"/>
+        </w:rPr>
+        <w:t xml:space="preserve">:</w:t>
+      </w:r>
+      <w:r>
+        <w:br/>
+      </w:r>
+      <w:r>
+        <w:rPr>
+          <w:rStyle w:val="KeywordTok"/>
+        </w:rPr>
+        <w:t xml:space="preserve">-</w:t>
+      </w:r>
+      <w:r>
+        <w:rPr>
+          <w:rStyle w:val="AttributeTok"/>
+        </w:rPr>
+        <w:t xml:space="preserve"> </w:t>
+      </w:r>
+      <w:r>
+        <w:rPr>
+          <w:rStyle w:val="FunctionTok"/>
+        </w:rPr>
+        <w:t xml:space="preserve">value</w:t>
+      </w:r>
+      <w:r>
+        <w:rPr>
+          <w:rStyle w:val="KeywordTok"/>
+        </w:rPr>
+        <w:t xml:space="preserve">:</w:t>
+      </w:r>
+      <w:r>
+        <w:rPr>
+          <w:rStyle w:val="AttributeTok"/>
+        </w:rPr>
+        <w:t xml:space="preserve"> Büro des Grossen Rates</w:t>
+      </w:r>
+      <w:r>
+        <w:br/>
+      </w:r>
+      <w:r>
+        <w:rPr>
+          <w:rStyle w:val="AttributeTok"/>
+        </w:rPr>
+        <w:t xml:space="preserve">  </w:t>
+      </w:r>
+      <w:r>
+        <w:rPr>
+          <w:rStyle w:val="FunctionTok"/>
+        </w:rPr>
+        <w:t xml:space="preserve">language</w:t>
+      </w:r>
+      <w:r>
+        <w:rPr>
+          <w:rStyle w:val="KeywordTok"/>
+        </w:rPr>
+        <w:t xml:space="preserve">:</w:t>
+      </w:r>
+      <w:r>
+        <w:rPr>
+          <w:rStyle w:val="AttributeTok"/>
+        </w:rPr>
+        <w:t xml:space="preserve"> de</w:t>
+      </w:r>
+      <w:r>
+        <w:br/>
+      </w:r>
+      <w:r>
+        <w:rPr>
+          <w:rStyle w:val="FunctionTok"/>
+        </w:rPr>
+        <w:t xml:space="preserve">group_type</w:t>
+      </w:r>
+      <w:r>
+        <w:rPr>
+          <w:rStyle w:val="KeywordTok"/>
+        </w:rPr>
+        <w:t xml:space="preserve">:</w:t>
+      </w:r>
+      <w:r>
+        <w:br/>
+      </w:r>
+      <w:r>
+        <w:rPr>
+          <w:rStyle w:val="AttributeTok"/>
+        </w:rPr>
+        <w:t xml:space="preserve">  </w:t>
+      </w:r>
+      <w:r>
+        <w:rPr>
+          <w:rStyle w:val="FunctionTok"/>
+        </w:rPr>
+        <w:t xml:space="preserve">group_type_enum</w:t>
+      </w:r>
+      <w:r>
+        <w:rPr>
+          <w:rStyle w:val="KeywordTok"/>
+        </w:rPr>
+        <w:t xml:space="preserve">:</w:t>
+      </w:r>
+      <w:r>
+        <w:rPr>
+          <w:rStyle w:val="AttributeTok"/>
+        </w:rPr>
+        <w:t xml:space="preserve"> parliamentary_bureau</w:t>
+      </w:r>
+      <w:r>
+        <w:br/>
+      </w:r>
+      <w:r>
+        <w:rPr>
+          <w:rStyle w:val="AttributeTok"/>
+        </w:rPr>
+        <w:t xml:space="preserve">  </w:t>
+      </w:r>
+      <w:r>
+        <w:rPr>
+          <w:rStyle w:val="FunctionTok"/>
+        </w:rPr>
+        <w:t xml:space="preserve">label</w:t>
+      </w:r>
+      <w:r>
+        <w:rPr>
+          <w:rStyle w:val="KeywordTok"/>
+        </w:rPr>
+        <w:t xml:space="preserve">:</w:t>
+      </w:r>
+      <w:r>
+        <w:rPr>
+          <w:rStyle w:val="AttributeTok"/>
+        </w:rPr>
+        <w:t xml:space="preserve"> Ratsbüro</w:t>
+      </w:r>
+      <w:r>
+        <w:br/>
+      </w:r>
+      <w:r>
+        <w:rPr>
+          <w:rStyle w:val="FunctionTok"/>
+        </w:rPr>
+        <w:t xml:space="preserve">spatial</w:t>
+      </w:r>
+      <w:r>
+        <w:rPr>
+          <w:rStyle w:val="KeywordTok"/>
+        </w:rPr>
+        <w:t xml:space="preserve">:</w:t>
+      </w:r>
+      <w:r>
+        <w:rPr>
+          <w:rStyle w:val="AttributeTok"/>
+        </w:rPr>
+        <w:t xml:space="preserve"> https://ld.admin.ch/canton/12</w:t>
+      </w:r>
+    </w:p>
+    <w:bookmarkEnd w:id="130"/>
+    <w:bookmarkStart w:id="131" w:name="exemple-group-groups__fr"/>
+    <w:p>
+      <w:pPr>
+        <w:pStyle w:val="berschrift4"/>
+      </w:pPr>
+      <w:r>
+        <w:t xml:space="preserve">Exemple : Group-groups__fr</w:t>
+      </w:r>
+    </w:p>
+    <w:p>
+      <w:pPr>
+        <w:pStyle w:val="SourceCode"/>
+      </w:pPr>
+      <w:r>
+        <w:rPr>
+          <w:rStyle w:val="FunctionTok"/>
+        </w:rPr>
+        <w:t xml:space="preserve">local_id</w:t>
+      </w:r>
+      <w:r>
+        <w:rPr>
+          <w:rStyle w:val="KeywordTok"/>
+        </w:rPr>
+        <w:t xml:space="preserve">:</w:t>
+      </w:r>
+      <w:r>
+        <w:rPr>
+          <w:rStyle w:val="AttributeTok"/>
+        </w:rPr>
+        <w:t xml:space="preserve"> </w:t>
+      </w:r>
+      <w:r>
+        <w:rPr>
+          <w:rStyle w:val="DecValTok"/>
+        </w:rPr>
+        <w:t xml:space="preserve">5000</w:t>
+      </w:r>
+      <w:r>
+        <w:br/>
+      </w:r>
+      <w:r>
+        <w:rPr>
+          <w:rStyle w:val="FunctionTok"/>
+        </w:rPr>
+        <w:t xml:space="preserve">global_uri</w:t>
+      </w:r>
+      <w:r>
+        <w:rPr>
+          <w:rStyle w:val="KeywordTok"/>
+        </w:rPr>
+        <w:t xml:space="preserve">:</w:t>
+      </w:r>
+      <w:r>
+        <w:rPr>
+          <w:rStyle w:val="AttributeTok"/>
+        </w:rPr>
+        <w:t xml:space="preserve"> https://api.openparldata.ch/v1/groups/5000</w:t>
+      </w:r>
+      <w:r>
+        <w:br/>
+      </w:r>
+      <w:r>
+        <w:rPr>
+          <w:rStyle w:val="FunctionTok"/>
+        </w:rPr>
+        <w:t xml:space="preserve">label</w:t>
+      </w:r>
+      <w:r>
+        <w:rPr>
+          <w:rStyle w:val="KeywordTok"/>
+        </w:rPr>
+        <w:t xml:space="preserve">:</w:t>
+      </w:r>
+      <w:r>
+        <w:br/>
+      </w:r>
+      <w:r>
+        <w:rPr>
+          <w:rStyle w:val="KeywordTok"/>
+        </w:rPr>
+        <w:t xml:space="preserve">-</w:t>
+      </w:r>
+      <w:r>
+        <w:rPr>
+          <w:rStyle w:val="AttributeTok"/>
+        </w:rPr>
+        <w:t xml:space="preserve"> </w:t>
+      </w:r>
+      <w:r>
+        <w:rPr>
+          <w:rStyle w:val="FunctionTok"/>
+        </w:rPr>
+        <w:t xml:space="preserve">value</w:t>
+      </w:r>
+      <w:r>
+        <w:rPr>
+          <w:rStyle w:val="KeywordTok"/>
+        </w:rPr>
+        <w:t xml:space="preserve">:</w:t>
+      </w:r>
+      <w:r>
+        <w:rPr>
+          <w:rStyle w:val="AttributeTok"/>
+        </w:rPr>
+        <w:t xml:space="preserve"> Freiburger Delegation IPK strafrechtliche Einschliessung</w:t>
+      </w:r>
+      <w:r>
+        <w:br/>
+      </w:r>
+      <w:r>
+        <w:rPr>
+          <w:rStyle w:val="AttributeTok"/>
+        </w:rPr>
+        <w:t xml:space="preserve">  </w:t>
+      </w:r>
+      <w:r>
+        <w:rPr>
+          <w:rStyle w:val="FunctionTok"/>
+        </w:rPr>
+        <w:t xml:space="preserve">language</w:t>
+      </w:r>
+      <w:r>
+        <w:rPr>
+          <w:rStyle w:val="KeywordTok"/>
+        </w:rPr>
+        <w:t xml:space="preserve">:</w:t>
+      </w:r>
+      <w:r>
+        <w:rPr>
+          <w:rStyle w:val="AttributeTok"/>
+        </w:rPr>
+        <w:t xml:space="preserve"> de</w:t>
+      </w:r>
+      <w:r>
+        <w:br/>
+      </w:r>
+      <w:r>
+        <w:rPr>
+          <w:rStyle w:val="KeywordTok"/>
+        </w:rPr>
+        <w:t xml:space="preserve">-</w:t>
+      </w:r>
+      <w:r>
+        <w:rPr>
+          <w:rStyle w:val="AttributeTok"/>
+        </w:rPr>
+        <w:t xml:space="preserve"> </w:t>
+      </w:r>
+      <w:r>
+        <w:rPr>
+          <w:rStyle w:val="FunctionTok"/>
+        </w:rPr>
+        <w:t xml:space="preserve">value</w:t>
+      </w:r>
+      <w:r>
+        <w:rPr>
+          <w:rStyle w:val="KeywordTok"/>
+        </w:rPr>
+        <w:t xml:space="preserve">:</w:t>
+      </w:r>
+      <w:r>
+        <w:rPr>
+          <w:rStyle w:val="AttributeTok"/>
+        </w:rPr>
+        <w:t xml:space="preserve"> Délégation FR à la CIP détention pénale</w:t>
+      </w:r>
+      <w:r>
+        <w:br/>
+      </w:r>
+      <w:r>
+        <w:rPr>
+          <w:rStyle w:val="AttributeTok"/>
+        </w:rPr>
+        <w:t xml:space="preserve">  </w:t>
+      </w:r>
+      <w:r>
+        <w:rPr>
+          <w:rStyle w:val="FunctionTok"/>
+        </w:rPr>
+        <w:t xml:space="preserve">language</w:t>
+      </w:r>
+      <w:r>
+        <w:rPr>
+          <w:rStyle w:val="KeywordTok"/>
+        </w:rPr>
+        <w:t xml:space="preserve">:</w:t>
+      </w:r>
+      <w:r>
+        <w:rPr>
+          <w:rStyle w:val="AttributeTok"/>
+        </w:rPr>
+        <w:t xml:space="preserve"> fr</w:t>
+      </w:r>
+      <w:r>
+        <w:br/>
+      </w:r>
+      <w:r>
+        <w:rPr>
+          <w:rStyle w:val="FunctionTok"/>
+        </w:rPr>
+        <w:t xml:space="preserve">abbreviation</w:t>
+      </w:r>
+      <w:r>
+        <w:rPr>
+          <w:rStyle w:val="KeywordTok"/>
+        </w:rPr>
+        <w:t xml:space="preserve">:</w:t>
+      </w:r>
+      <w:r>
+        <w:br/>
+      </w:r>
+      <w:r>
+        <w:rPr>
+          <w:rStyle w:val="KeywordTok"/>
+        </w:rPr>
+        <w:t xml:space="preserve">-</w:t>
+      </w:r>
+      <w:r>
+        <w:rPr>
+          <w:rStyle w:val="AttributeTok"/>
+        </w:rPr>
+        <w:t xml:space="preserve"> </w:t>
+      </w:r>
+      <w:r>
+        <w:rPr>
+          <w:rStyle w:val="FunctionTok"/>
+        </w:rPr>
+        <w:t xml:space="preserve">value</w:t>
+      </w:r>
+      <w:r>
+        <w:rPr>
+          <w:rStyle w:val="KeywordTok"/>
+        </w:rPr>
+        <w:t xml:space="preserve">:</w:t>
+      </w:r>
+      <w:r>
+        <w:rPr>
+          <w:rStyle w:val="AttributeTok"/>
+        </w:rPr>
+        <w:t xml:space="preserve"> Del-StRFE</w:t>
+      </w:r>
+      <w:r>
+        <w:br/>
+      </w:r>
+      <w:r>
+        <w:rPr>
+          <w:rStyle w:val="AttributeTok"/>
+        </w:rPr>
+        <w:t xml:space="preserve">  </w:t>
+      </w:r>
+      <w:r>
+        <w:rPr>
+          <w:rStyle w:val="FunctionTok"/>
+        </w:rPr>
+        <w:t xml:space="preserve">language</w:t>
+      </w:r>
+      <w:r>
+        <w:rPr>
+          <w:rStyle w:val="KeywordTok"/>
+        </w:rPr>
+        <w:t xml:space="preserve">:</w:t>
+      </w:r>
+      <w:r>
+        <w:rPr>
+          <w:rStyle w:val="AttributeTok"/>
+        </w:rPr>
+        <w:t xml:space="preserve"> de</w:t>
+      </w:r>
+      <w:r>
+        <w:br/>
+      </w:r>
+      <w:r>
+        <w:rPr>
+          <w:rStyle w:val="KeywordTok"/>
+        </w:rPr>
+        <w:t xml:space="preserve">-</w:t>
+      </w:r>
+      <w:r>
+        <w:rPr>
+          <w:rStyle w:val="AttributeTok"/>
+        </w:rPr>
+        <w:t xml:space="preserve"> </w:t>
+      </w:r>
+      <w:r>
+        <w:rPr>
+          <w:rStyle w:val="FunctionTok"/>
+        </w:rPr>
+        <w:t xml:space="preserve">value</w:t>
+      </w:r>
+      <w:r>
+        <w:rPr>
+          <w:rStyle w:val="KeywordTok"/>
+        </w:rPr>
+        <w:t xml:space="preserve">:</w:t>
+      </w:r>
+      <w:r>
+        <w:rPr>
+          <w:rStyle w:val="AttributeTok"/>
+        </w:rPr>
+        <w:t xml:space="preserve"> Del-DetPen</w:t>
+      </w:r>
+      <w:r>
+        <w:br/>
+      </w:r>
+      <w:r>
+        <w:rPr>
+          <w:rStyle w:val="AttributeTok"/>
+        </w:rPr>
+        <w:t xml:space="preserve">  </w:t>
+      </w:r>
+      <w:r>
+        <w:rPr>
+          <w:rStyle w:val="FunctionTok"/>
+        </w:rPr>
+        <w:t xml:space="preserve">language</w:t>
+      </w:r>
+      <w:r>
+        <w:rPr>
+          <w:rStyle w:val="KeywordTok"/>
+        </w:rPr>
+        <w:t xml:space="preserve">:</w:t>
+      </w:r>
+      <w:r>
+        <w:rPr>
+          <w:rStyle w:val="AttributeTok"/>
+        </w:rPr>
+        <w:t xml:space="preserve"> fr</w:t>
+      </w:r>
+      <w:r>
+        <w:br/>
+      </w:r>
+      <w:r>
+        <w:rPr>
+          <w:rStyle w:val="FunctionTok"/>
+        </w:rPr>
+        <w:t xml:space="preserve">description</w:t>
+      </w:r>
+      <w:r>
+        <w:rPr>
+          <w:rStyle w:val="KeywordTok"/>
+        </w:rPr>
+        <w:t xml:space="preserve">:</w:t>
+      </w:r>
+      <w:r>
+        <w:br/>
+      </w:r>
+      <w:r>
+        <w:rPr>
+          <w:rStyle w:val="KeywordTok"/>
+        </w:rPr>
+        <w:t xml:space="preserve">-</w:t>
+      </w:r>
+      <w:r>
+        <w:rPr>
+          <w:rStyle w:val="AttributeTok"/>
+        </w:rPr>
+        <w:t xml:space="preserve"> </w:t>
+      </w:r>
+      <w:r>
+        <w:rPr>
+          <w:rStyle w:val="FunctionTok"/>
+        </w:rPr>
+        <w:t xml:space="preserve">value</w:t>
+      </w:r>
+      <w:r>
+        <w:rPr>
+          <w:rStyle w:val="KeywordTok"/>
+        </w:rPr>
+        <w:t xml:space="preserve">:</w:t>
+      </w:r>
+      <w:r>
+        <w:rPr>
+          <w:rStyle w:val="AttributeTok"/>
+        </w:rPr>
+        <w:t xml:space="preserve"> Die Interparlamentarische Aufsichtskommission strafrechtliche Einschliessung</w:t>
+      </w:r>
+      <w:r>
+        <w:br/>
+      </w:r>
+      <w:r>
+        <w:rPr>
+          <w:rStyle w:val="AttributeTok"/>
+        </w:rPr>
+        <w:t xml:space="preserve">    besteht aus 18 Grossrätinnen und Grossräten aus den sechs Vertragskantonen Freiburg,</w:t>
+      </w:r>
+      <w:r>
+        <w:br/>
+      </w:r>
+      <w:r>
+        <w:rPr>
+          <w:rStyle w:val="AttributeTok"/>
+        </w:rPr>
+        <w:t xml:space="preserve">    Genf, Jura, Neuenburg, Waadt und Wallis. Sie ist für die parlamentarische Aufsicht</w:t>
+      </w:r>
+      <w:r>
+        <w:br/>
+      </w:r>
+      <w:r>
+        <w:rPr>
+          <w:rStyle w:val="AttributeTok"/>
+        </w:rPr>
+        <w:t xml:space="preserve">    über den Vollzug der beiden lateinischen Konkordate über den strafrechtlichen</w:t>
+      </w:r>
+      <w:r>
+        <w:br/>
+      </w:r>
+      <w:r>
+        <w:rPr>
+          <w:rStyle w:val="AttributeTok"/>
+        </w:rPr>
+        <w:t xml:space="preserve">    Freiheitsentzug zuständig.</w:t>
+      </w:r>
+      <w:r>
+        <w:br/>
+      </w:r>
+      <w:r>
+        <w:rPr>
+          <w:rStyle w:val="AttributeTok"/>
+        </w:rPr>
+        <w:t xml:space="preserve">  </w:t>
+      </w:r>
+      <w:r>
+        <w:rPr>
+          <w:rStyle w:val="FunctionTok"/>
+        </w:rPr>
+        <w:t xml:space="preserve">language</w:t>
+      </w:r>
+      <w:r>
+        <w:rPr>
+          <w:rStyle w:val="KeywordTok"/>
+        </w:rPr>
+        <w:t xml:space="preserve">:</w:t>
+      </w:r>
+      <w:r>
+        <w:rPr>
+          <w:rStyle w:val="AttributeTok"/>
+        </w:rPr>
+        <w:t xml:space="preserve"> de</w:t>
+      </w:r>
+      <w:r>
+        <w:br/>
+      </w:r>
+      <w:r>
+        <w:rPr>
+          <w:rStyle w:val="KeywordTok"/>
+        </w:rPr>
+        <w:t xml:space="preserve">-</w:t>
+      </w:r>
+      <w:r>
+        <w:rPr>
+          <w:rStyle w:val="AttributeTok"/>
+        </w:rPr>
+        <w:t xml:space="preserve"> </w:t>
+      </w:r>
+      <w:r>
+        <w:rPr>
+          <w:rStyle w:val="FunctionTok"/>
+        </w:rPr>
+        <w:t xml:space="preserve">value</w:t>
+      </w:r>
+      <w:r>
+        <w:rPr>
+          <w:rStyle w:val="KeywordTok"/>
+        </w:rPr>
+        <w:t xml:space="preserve">:</w:t>
+      </w:r>
+      <w:r>
+        <w:rPr>
+          <w:rStyle w:val="AttributeTok"/>
+        </w:rPr>
+        <w:t xml:space="preserve"> </w:t>
+      </w:r>
+      <w:r>
+        <w:rPr>
+          <w:rStyle w:val="StringTok"/>
+        </w:rPr>
+        <w:t xml:space="preserve">'La Commission interparlementaire de contrôle détention pénale est composée</w:t>
+      </w:r>
+      <w:r>
+        <w:br/>
+      </w:r>
+      <w:r>
+        <w:rPr>
+          <w:rStyle w:val="StringTok"/>
+        </w:rPr>
+        <w:t xml:space="preserve">    de 18 députés issus des six cantons partenaires : Fribourg, Genève, Jura, Neuchâtel,</w:t>
+      </w:r>
+      <w:r>
+        <w:br/>
+      </w:r>
+      <w:r>
+        <w:rPr>
+          <w:rStyle w:val="StringTok"/>
+        </w:rPr>
+        <w:t xml:space="preserve">    Vaud et Valais. Elle est chargée de la surveillance parlementaire de l</w:t>
+      </w:r>
+      <w:r>
+        <w:rPr>
+          <w:rStyle w:val="SpecialCharTok"/>
+        </w:rPr>
+        <w:t xml:space="preserve">''</w:t>
+      </w:r>
+      <w:r>
+        <w:rPr>
+          <w:rStyle w:val="StringTok"/>
+        </w:rPr>
+        <w:t xml:space="preserve">exécution</w:t>
+      </w:r>
+      <w:r>
+        <w:br/>
+      </w:r>
+      <w:r>
+        <w:rPr>
+          <w:rStyle w:val="StringTok"/>
+        </w:rPr>
+        <w:t xml:space="preserve">    des deux concordats latins sur la détention pénale.'</w:t>
+      </w:r>
+      <w:r>
+        <w:br/>
+      </w:r>
+      <w:r>
+        <w:rPr>
+          <w:rStyle w:val="AttributeTok"/>
+        </w:rPr>
+        <w:t xml:space="preserve">  </w:t>
+      </w:r>
+      <w:r>
+        <w:rPr>
+          <w:rStyle w:val="FunctionTok"/>
+        </w:rPr>
+        <w:t xml:space="preserve">language</w:t>
+      </w:r>
+      <w:r>
+        <w:rPr>
+          <w:rStyle w:val="KeywordTok"/>
+        </w:rPr>
+        <w:t xml:space="preserve">:</w:t>
+      </w:r>
+      <w:r>
+        <w:rPr>
+          <w:rStyle w:val="AttributeTok"/>
+        </w:rPr>
+        <w:t xml:space="preserve"> fr</w:t>
+      </w:r>
+      <w:r>
+        <w:br/>
+      </w:r>
+      <w:r>
+        <w:rPr>
+          <w:rStyle w:val="FunctionTok"/>
+        </w:rPr>
+        <w:t xml:space="preserve">landing_page</w:t>
+      </w:r>
+      <w:r>
+        <w:rPr>
+          <w:rStyle w:val="KeywordTok"/>
+        </w:rPr>
+        <w:t xml:space="preserve">:</w:t>
+      </w:r>
+      <w:r>
+        <w:br/>
+      </w:r>
+      <w:r>
+        <w:rPr>
+          <w:rStyle w:val="KeywordTok"/>
+        </w:rPr>
+        <w:t xml:space="preserve">-</w:t>
+      </w:r>
+      <w:r>
+        <w:rPr>
+          <w:rStyle w:val="AttributeTok"/>
+        </w:rPr>
+        <w:t xml:space="preserve"> </w:t>
+      </w:r>
+      <w:r>
+        <w:rPr>
+          <w:rStyle w:val="FunctionTok"/>
+        </w:rPr>
+        <w:t xml:space="preserve">value</w:t>
+      </w:r>
+      <w:r>
+        <w:rPr>
+          <w:rStyle w:val="KeywordTok"/>
+        </w:rPr>
+        <w:t xml:space="preserve">:</w:t>
+      </w:r>
+      <w:r>
+        <w:rPr>
+          <w:rStyle w:val="AttributeTok"/>
+        </w:rPr>
+        <w:t xml:space="preserve"> https://www.fr.ch/de/parlinfo/app/organizations/a1acb0c030d54b3baed840fe8bbed6b5</w:t>
+      </w:r>
+      <w:r>
+        <w:br/>
+      </w:r>
+      <w:r>
+        <w:rPr>
+          <w:rStyle w:val="AttributeTok"/>
+        </w:rPr>
+        <w:t xml:space="preserve">  </w:t>
+      </w:r>
+      <w:r>
+        <w:rPr>
+          <w:rStyle w:val="FunctionTok"/>
+        </w:rPr>
+        <w:t xml:space="preserve">language</w:t>
+      </w:r>
+      <w:r>
+        <w:rPr>
+          <w:rStyle w:val="KeywordTok"/>
+        </w:rPr>
+        <w:t xml:space="preserve">:</w:t>
+      </w:r>
+      <w:r>
+        <w:rPr>
+          <w:rStyle w:val="AttributeTok"/>
+        </w:rPr>
+        <w:t xml:space="preserve"> de</w:t>
+      </w:r>
+      <w:r>
+        <w:br/>
+      </w:r>
+      <w:r>
+        <w:rPr>
+          <w:rStyle w:val="KeywordTok"/>
+        </w:rPr>
+        <w:t xml:space="preserve">-</w:t>
+      </w:r>
+      <w:r>
+        <w:rPr>
+          <w:rStyle w:val="AttributeTok"/>
+        </w:rPr>
+        <w:t xml:space="preserve"> </w:t>
+      </w:r>
+      <w:r>
+        <w:rPr>
+          <w:rStyle w:val="FunctionTok"/>
+        </w:rPr>
+        <w:t xml:space="preserve">value</w:t>
+      </w:r>
+      <w:r>
+        <w:rPr>
+          <w:rStyle w:val="KeywordTok"/>
+        </w:rPr>
+        <w:t xml:space="preserve">:</w:t>
+      </w:r>
+      <w:r>
+        <w:rPr>
+          <w:rStyle w:val="AttributeTok"/>
+        </w:rPr>
+        <w:t xml:space="preserve"> https://www.fr.ch/parlinfo/app/organizations/a1acb0c030d54b3baed840fe8bbed6b5</w:t>
+      </w:r>
+      <w:r>
+        <w:br/>
+      </w:r>
+      <w:r>
+        <w:rPr>
+          <w:rStyle w:val="AttributeTok"/>
+        </w:rPr>
+        <w:t xml:space="preserve">  </w:t>
+      </w:r>
+      <w:r>
+        <w:rPr>
+          <w:rStyle w:val="FunctionTok"/>
+        </w:rPr>
+        <w:t xml:space="preserve">language</w:t>
+      </w:r>
+      <w:r>
+        <w:rPr>
+          <w:rStyle w:val="KeywordTok"/>
+        </w:rPr>
+        <w:t xml:space="preserve">:</w:t>
+      </w:r>
+      <w:r>
+        <w:rPr>
+          <w:rStyle w:val="AttributeTok"/>
+        </w:rPr>
+        <w:t xml:space="preserve"> fr</w:t>
+      </w:r>
+      <w:r>
+        <w:br/>
+      </w:r>
+      <w:r>
+        <w:rPr>
+          <w:rStyle w:val="FunctionTok"/>
+        </w:rPr>
+        <w:t xml:space="preserve">group_type</w:t>
+      </w:r>
+      <w:r>
+        <w:rPr>
+          <w:rStyle w:val="KeywordTok"/>
+        </w:rPr>
+        <w:t xml:space="preserve">:</w:t>
+      </w:r>
+      <w:r>
+        <w:br/>
+      </w:r>
+      <w:r>
+        <w:rPr>
+          <w:rStyle w:val="AttributeTok"/>
+        </w:rPr>
+        <w:t xml:space="preserve">  </w:t>
+      </w:r>
+      <w:r>
+        <w:rPr>
+          <w:rStyle w:val="FunctionTok"/>
+        </w:rPr>
+        <w:t xml:space="preserve">group_type_enum</w:t>
+      </w:r>
+      <w:r>
+        <w:rPr>
+          <w:rStyle w:val="KeywordTok"/>
+        </w:rPr>
+        <w:t xml:space="preserve">:</w:t>
+      </w:r>
+      <w:r>
+        <w:rPr>
+          <w:rStyle w:val="AttributeTok"/>
+        </w:rPr>
+        <w:t xml:space="preserve"> delegation</w:t>
+      </w:r>
+      <w:r>
+        <w:br/>
+      </w:r>
+      <w:r>
+        <w:rPr>
+          <w:rStyle w:val="AttributeTok"/>
+        </w:rPr>
+        <w:t xml:space="preserve">  </w:t>
+      </w:r>
+      <w:r>
+        <w:rPr>
+          <w:rStyle w:val="FunctionTok"/>
+        </w:rPr>
+        <w:t xml:space="preserve">label</w:t>
+      </w:r>
+      <w:r>
+        <w:rPr>
+          <w:rStyle w:val="KeywordTok"/>
+        </w:rPr>
+        <w:t xml:space="preserve">:</w:t>
+      </w:r>
+      <w:r>
+        <w:rPr>
+          <w:rStyle w:val="AttributeTok"/>
+        </w:rPr>
+        <w:t xml:space="preserve"> Delegation</w:t>
+      </w:r>
+      <w:r>
+        <w:br/>
+      </w:r>
+      <w:r>
+        <w:rPr>
+          <w:rStyle w:val="FunctionTok"/>
+        </w:rPr>
+        <w:t xml:space="preserve">spatial</w:t>
+      </w:r>
+      <w:r>
+        <w:rPr>
+          <w:rStyle w:val="KeywordTok"/>
+        </w:rPr>
+        <w:t xml:space="preserve">:</w:t>
+      </w:r>
+      <w:r>
+        <w:rPr>
+          <w:rStyle w:val="AttributeTok"/>
+        </w:rPr>
+        <w:t xml:space="preserve"> https://ld.admin.ch/canton/10</w:t>
+      </w:r>
+      <w:r>
+        <w:br/>
+      </w:r>
+      <w:r>
+        <w:rPr>
+          <w:rStyle w:val="FunctionTok"/>
+        </w:rPr>
+        <w:t xml:space="preserve">valid_from</w:t>
+      </w:r>
+      <w:r>
+        <w:rPr>
+          <w:rStyle w:val="KeywordTok"/>
+        </w:rPr>
+        <w:t xml:space="preserve">:</w:t>
+      </w:r>
+      <w:r>
+        <w:rPr>
+          <w:rStyle w:val="AttributeTok"/>
+        </w:rPr>
+        <w:t xml:space="preserve"> 2007-12-12</w:t>
+      </w:r>
+    </w:p>
+    <w:bookmarkEnd w:id="131"/>
+    <w:bookmarkEnd w:id="132"/>
+    <w:bookmarkEnd w:id="133"/>
+    <w:bookmarkStart w:id="136" w:name="classe-grouptype"/>
+    <w:p>
+      <w:pPr>
+        <w:pStyle w:val="berschrift2"/>
+      </w:pPr>
+      <w:r>
+        <w:t xml:space="preserve">Classe: GroupType</w:t>
+      </w:r>
+    </w:p>
+    <w:p>
+      <w:pPr>
         <w:pStyle w:val="FirstParagraph"/>
       </w:pPr>
       <w:r>
@@ -14316,7 +15811,7 @@
         <w:t xml:space="preserve">__</w:t>
       </w:r>
     </w:p>
-    <w:bookmarkStart w:id="130" w:name="attributs-8"/>
+    <w:bookmarkStart w:id="134" w:name="attributs-8"/>
     <w:p>
       <w:pPr>
         <w:pStyle w:val="berschrift3"/>
@@ -14480,8 +15975,8 @@
         </w:tc>
       </w:tr>
     </w:tbl>
-    <w:bookmarkEnd w:id="130"/>
-    <w:bookmarkStart w:id="131" w:name="utilisations-8"/>
+    <w:bookmarkEnd w:id="134"/>
+    <w:bookmarkStart w:id="135" w:name="utilisations-8"/>
     <w:p>
       <w:pPr>
         <w:pStyle w:val="berschrift3"/>
@@ -14622,9 +16117,9 @@
         </w:tc>
       </w:tr>
     </w:tbl>
-    <w:bookmarkEnd w:id="131"/>
-    <w:bookmarkEnd w:id="132"/>
-    <w:bookmarkStart w:id="156" w:name="enum-grouptypeenum"/>
+    <w:bookmarkEnd w:id="135"/>
+    <w:bookmarkEnd w:id="136"/>
+    <w:bookmarkStart w:id="160" w:name="enum-grouptypeenum"/>
     <w:p>
       <w:pPr>
         <w:pStyle w:val="berschrift2"/>
@@ -14663,7 +16158,7 @@
       <w:r>
         <w:t xml:space="preserve"> </w:t>
       </w:r>
-      <w:hyperlink ns1:id="rId133">
+      <w:hyperlink ns1:id="rId137">
         <w:r>
           <w:rPr>
             <w:rStyle w:val="Hyperlink"/>
@@ -14672,7 +16167,7 @@
         </w:r>
       </w:hyperlink>
     </w:p>
-    <w:bookmarkStart w:id="155" w:name="valeurs-admissibles-3"/>
+    <w:bookmarkStart w:id="159" w:name="valeurs-admissibles-3"/>
     <w:p>
       <w:pPr>
         <w:pStyle w:val="berschrift3"/>
@@ -14762,7 +16257,7 @@
             <w:pPr>
               <w:pStyle w:val="Compact"/>
             </w:pPr>
-            <w:hyperlink ns1:id="rId134">
+            <w:hyperlink ns1:id="rId138">
               <w:r>
                 <w:rPr>
                   <w:rStyle w:val="Hyperlink"/>
@@ -14816,7 +16311,7 @@
             <w:pPr>
               <w:pStyle w:val="Compact"/>
             </w:pPr>
-            <w:hyperlink ns1:id="rId135">
+            <w:hyperlink ns1:id="rId139">
               <w:r>
                 <w:rPr>
                   <w:rStyle w:val="Hyperlink"/>
@@ -14870,7 +16365,7 @@
             <w:pPr>
               <w:pStyle w:val="Compact"/>
             </w:pPr>
-            <w:hyperlink ns1:id="rId136">
+            <w:hyperlink ns1:id="rId140">
               <w:r>
                 <w:rPr>
                   <w:rStyle w:val="Hyperlink"/>
@@ -14924,7 +16419,7 @@
             <w:pPr>
               <w:pStyle w:val="Compact"/>
             </w:pPr>
-            <w:hyperlink ns1:id="rId137">
+            <w:hyperlink ns1:id="rId141">
               <w:r>
                 <w:rPr>
                   <w:rStyle w:val="Hyperlink"/>
@@ -14978,7 +16473,7 @@
             <w:pPr>
               <w:pStyle w:val="Compact"/>
             </w:pPr>
-            <w:hyperlink ns1:id="rId138">
+            <w:hyperlink ns1:id="rId142">
               <w:r>
                 <w:rPr>
                   <w:rStyle w:val="Hyperlink"/>
@@ -15032,7 +16527,7 @@
             <w:pPr>
               <w:pStyle w:val="Compact"/>
             </w:pPr>
-            <w:hyperlink ns1:id="rId139">
+            <w:hyperlink ns1:id="rId143">
               <w:r>
                 <w:rPr>
                   <w:rStyle w:val="Hyperlink"/>
@@ -15086,7 +16581,7 @@
             <w:pPr>
               <w:pStyle w:val="Compact"/>
             </w:pPr>
-            <w:hyperlink ns1:id="rId140">
+            <w:hyperlink ns1:id="rId144">
               <w:r>
                 <w:rPr>
                   <w:rStyle w:val="Hyperlink"/>
@@ -15140,7 +16635,7 @@
             <w:pPr>
               <w:pStyle w:val="Compact"/>
             </w:pPr>
-            <w:hyperlink ns1:id="rId141">
+            <w:hyperlink ns1:id="rId145">
               <w:r>
                 <w:rPr>
                   <w:rStyle w:val="Hyperlink"/>
@@ -15194,7 +16689,7 @@
             <w:pPr>
               <w:pStyle w:val="Compact"/>
             </w:pPr>
-            <w:hyperlink ns1:id="rId142">
+            <w:hyperlink ns1:id="rId146">
               <w:r>
                 <w:rPr>
                   <w:rStyle w:val="Hyperlink"/>
@@ -15248,7 +16743,7 @@
             <w:pPr>
               <w:pStyle w:val="Compact"/>
             </w:pPr>
-            <w:hyperlink ns1:id="rId143">
+            <w:hyperlink ns1:id="rId147">
               <w:r>
                 <w:rPr>
                   <w:rStyle w:val="Hyperlink"/>
@@ -15302,7 +16797,7 @@
             <w:pPr>
               <w:pStyle w:val="Compact"/>
             </w:pPr>
-            <w:hyperlink ns1:id="rId144">
+            <w:hyperlink ns1:id="rId148">
               <w:r>
                 <w:rPr>
                   <w:rStyle w:val="Hyperlink"/>
@@ -15356,7 +16851,7 @@
             <w:pPr>
               <w:pStyle w:val="Compact"/>
             </w:pPr>
-            <w:hyperlink ns1:id="rId145">
+            <w:hyperlink ns1:id="rId149">
               <w:r>
                 <w:rPr>
                   <w:rStyle w:val="Hyperlink"/>
@@ -15410,7 +16905,7 @@
             <w:pPr>
               <w:pStyle w:val="Compact"/>
             </w:pPr>
-            <w:hyperlink ns1:id="rId146">
+            <w:hyperlink ns1:id="rId150">
               <w:r>
                 <w:rPr>
                   <w:rStyle w:val="Hyperlink"/>
@@ -15464,7 +16959,7 @@
             <w:pPr>
               <w:pStyle w:val="Compact"/>
             </w:pPr>
-            <w:hyperlink ns1:id="rId147">
+            <w:hyperlink ns1:id="rId151">
               <w:r>
                 <w:rPr>
                   <w:rStyle w:val="Hyperlink"/>
@@ -15518,7 +17013,7 @@
             <w:pPr>
               <w:pStyle w:val="Compact"/>
             </w:pPr>
-            <w:hyperlink ns1:id="rId148">
+            <w:hyperlink ns1:id="rId152">
               <w:r>
                 <w:rPr>
                   <w:rStyle w:val="Hyperlink"/>
@@ -15572,7 +17067,7 @@
             <w:pPr>
               <w:pStyle w:val="Compact"/>
             </w:pPr>
-            <w:hyperlink ns1:id="rId149">
+            <w:hyperlink ns1:id="rId153">
               <w:r>
                 <w:rPr>
                   <w:rStyle w:val="Hyperlink"/>
@@ -15626,7 +17121,7 @@
             <w:pPr>
               <w:pStyle w:val="Compact"/>
             </w:pPr>
-            <w:hyperlink ns1:id="rId150">
+            <w:hyperlink ns1:id="rId154">
               <w:r>
                 <w:rPr>
                   <w:rStyle w:val="Hyperlink"/>
@@ -15680,7 +17175,7 @@
             <w:pPr>
               <w:pStyle w:val="Compact"/>
             </w:pPr>
-            <w:hyperlink ns1:id="rId151">
+            <w:hyperlink ns1:id="rId155">
               <w:r>
                 <w:rPr>
                   <w:rStyle w:val="Hyperlink"/>
@@ -15734,7 +17229,7 @@
             <w:pPr>
               <w:pStyle w:val="Compact"/>
             </w:pPr>
-            <w:hyperlink ns1:id="rId152">
+            <w:hyperlink ns1:id="rId156">
               <w:r>
                 <w:rPr>
                   <w:rStyle w:val="Hyperlink"/>
@@ -15788,7 +17283,7 @@
             <w:pPr>
               <w:pStyle w:val="Compact"/>
             </w:pPr>
-            <w:hyperlink ns1:id="rId153">
+            <w:hyperlink ns1:id="rId157">
               <w:r>
                 <w:rPr>
                   <w:rStyle w:val="Hyperlink"/>
@@ -15842,7 +17337,7 @@
             <w:pPr>
               <w:pStyle w:val="Compact"/>
             </w:pPr>
-            <w:hyperlink ns1:id="rId154">
+            <w:hyperlink ns1:id="rId158">
               <w:r>
                 <w:rPr>
                   <w:rStyle w:val="Hyperlink"/>
@@ -15854,15 +17349,15 @@
         </w:tc>
       </w:tr>
     </w:tbl>
-    <w:bookmarkEnd w:id="155"/>
+    <w:bookmarkEnd w:id="159"/>
     <w:p>
       <w:r>
         <w:br w:type="page"/>
       </w:r>
     </w:p>
-    <w:bookmarkEnd w:id="156"/>
-    <w:bookmarkEnd w:id="157"/>
-    <w:bookmarkStart w:id="172" w:name="affiliations-memberships"/>
+    <w:bookmarkEnd w:id="160"/>
+    <w:bookmarkEnd w:id="161"/>
+    <w:bookmarkStart w:id="176" w:name="affiliations-memberships"/>
     <w:p>
       <w:pPr>
         <w:pStyle w:val="berschrift1"/>
@@ -16304,7 +17799,7 @@
         <w:t xml:space="preserve">).</w:t>
       </w:r>
     </w:p>
-    <w:bookmarkStart w:id="160" w:name="classe-membership"/>
+    <w:bookmarkStart w:id="164" w:name="classe-membership"/>
     <w:p>
       <w:pPr>
         <w:pStyle w:val="berschrift2"/>
@@ -16333,7 +17828,7 @@
         <w:t xml:space="preserve">__</w:t>
       </w:r>
     </w:p>
-    <w:bookmarkStart w:id="158" w:name="attributs-9"/>
+    <w:bookmarkStart w:id="162" w:name="attributs-9"/>
     <w:p>
       <w:pPr>
         <w:pStyle w:val="berschrift3"/>
@@ -17350,8 +18845,8 @@
         </w:tc>
       </w:tr>
     </w:tbl>
-    <w:bookmarkEnd w:id="158"/>
-    <w:bookmarkStart w:id="159" w:name="utilisations-9"/>
+    <w:bookmarkEnd w:id="162"/>
+    <w:bookmarkStart w:id="163" w:name="utilisations-9"/>
     <w:p>
       <w:pPr>
         <w:pStyle w:val="berschrift3"/>
@@ -17492,9 +18987,9 @@
         </w:tc>
       </w:tr>
     </w:tbl>
-    <w:bookmarkEnd w:id="159"/>
-    <w:bookmarkEnd w:id="160"/>
-    <w:bookmarkStart w:id="165" w:name="classe-roletype"/>
+    <w:bookmarkEnd w:id="163"/>
+    <w:bookmarkEnd w:id="164"/>
+    <w:bookmarkStart w:id="169" w:name="classe-roletype"/>
     <w:p>
       <w:pPr>
         <w:pStyle w:val="berschrift2"/>
@@ -17603,7 +19098,7 @@
         <w:t xml:space="preserve">__</w:t>
       </w:r>
     </w:p>
-    <w:bookmarkStart w:id="162" w:name="attributs-10"/>
+    <w:bookmarkStart w:id="166" w:name="attributs-10"/>
     <w:p>
       <w:pPr>
         <w:pStyle w:val="berschrift3"/>
@@ -17782,7 +19277,7 @@
         </w:tc>
       </w:tr>
     </w:tbl>
-    <w:bookmarkStart w:id="161" w:name="contraintes-2"/>
+    <w:bookmarkStart w:id="165" w:name="contraintes-2"/>
     <w:p>
       <w:pPr>
         <w:pStyle w:val="berschrift5"/>
@@ -17833,9 +19328,9 @@
         </w:r>
       </w:hyperlink>
     </w:p>
-    <w:bookmarkEnd w:id="161"/>
-    <w:bookmarkEnd w:id="162"/>
-    <w:bookmarkStart w:id="164" w:name="utilisations-10"/>
+    <w:bookmarkEnd w:id="165"/>
+    <w:bookmarkEnd w:id="166"/>
+    <w:bookmarkStart w:id="168" w:name="utilisations-10"/>
     <w:p>
       <w:pPr>
         <w:pStyle w:val="berschrift3"/>
@@ -17976,7 +19471,7 @@
         </w:tc>
       </w:tr>
     </w:tbl>
-    <w:bookmarkStart w:id="163" w:name="règles"/>
+    <w:bookmarkStart w:id="167" w:name="règles"/>
     <w:p>
       <w:pPr>
         <w:pStyle w:val="berschrift5"/>
@@ -17997,10 +19492,10 @@
         <w:t xml:space="preserve">Si le type de rôle est « other », un libellé descriptif doit être fourni.</w:t>
       </w:r>
     </w:p>
-    <w:bookmarkEnd w:id="163"/>
-    <w:bookmarkEnd w:id="164"/>
-    <w:bookmarkEnd w:id="165"/>
-    <w:bookmarkStart w:id="168" w:name="enum-roleenum"/>
+    <w:bookmarkEnd w:id="167"/>
+    <w:bookmarkEnd w:id="168"/>
+    <w:bookmarkEnd w:id="169"/>
+    <w:bookmarkStart w:id="172" w:name="enum-roleenum"/>
     <w:p>
       <w:pPr>
         <w:pStyle w:val="berschrift2"/>
@@ -18039,7 +19534,7 @@
       <w:r>
         <w:t xml:space="preserve"> </w:t>
       </w:r>
-      <w:hyperlink ns1:id="rId166">
+      <w:hyperlink ns1:id="rId170">
         <w:r>
           <w:rPr>
             <w:rStyle w:val="Hyperlink"/>
@@ -18048,7 +19543,7 @@
         </w:r>
       </w:hyperlink>
     </w:p>
-    <w:bookmarkStart w:id="167" w:name="valeurs-admissibles-4"/>
+    <w:bookmarkStart w:id="171" w:name="valeurs-admissibles-4"/>
     <w:p>
       <w:pPr>
         <w:pStyle w:val="berschrift3"/>
@@ -18200,9 +19695,9 @@
         </w:tc>
       </w:tr>
     </w:tbl>
-    <w:bookmarkEnd w:id="167"/>
-    <w:bookmarkEnd w:id="168"/>
-    <w:bookmarkStart w:id="171" w:name="classe-electoraldistrict"/>
+    <w:bookmarkEnd w:id="171"/>
+    <w:bookmarkEnd w:id="172"/>
+    <w:bookmarkStart w:id="175" w:name="classe-electoraldistrict"/>
     <w:p>
       <w:pPr>
         <w:pStyle w:val="berschrift2"/>
@@ -18231,7 +19726,7 @@
         <w:t xml:space="preserve">__</w:t>
       </w:r>
     </w:p>
-    <w:bookmarkStart w:id="169" w:name="attributs-11"/>
+    <w:bookmarkStart w:id="173" w:name="attributs-11"/>
     <w:p>
       <w:pPr>
         <w:pStyle w:val="berschrift3"/>
@@ -18550,8 +20045,8 @@
         </w:tc>
       </w:tr>
     </w:tbl>
-    <w:bookmarkEnd w:id="169"/>
-    <w:bookmarkStart w:id="170" w:name="utilisations-11"/>
+    <w:bookmarkEnd w:id="173"/>
+    <w:bookmarkStart w:id="174" w:name="utilisations-11"/>
     <w:p>
       <w:pPr>
         <w:pStyle w:val="berschrift3"/>
@@ -18692,15 +20187,15 @@
         </w:tc>
       </w:tr>
     </w:tbl>
-    <w:bookmarkEnd w:id="170"/>
+    <w:bookmarkEnd w:id="174"/>
     <w:p>
       <w:r>
         <w:br w:type="page"/>
       </w:r>
     </w:p>
-    <w:bookmarkEnd w:id="171"/>
-    <w:bookmarkEnd w:id="172"/>
-    <w:bookmarkStart w:id="237" w:name="liens-dintérêts-interest-links"/>
+    <w:bookmarkEnd w:id="175"/>
+    <w:bookmarkEnd w:id="176"/>
+    <w:bookmarkStart w:id="241" w:name="liens-dintérêts-interest-links"/>
     <w:p>
       <w:pPr>
         <w:pStyle w:val="berschrift1"/>
@@ -18719,7 +20214,7 @@
       <w:r>
         <w:t xml:space="preserve"> </w:t>
       </w:r>
-      <w:hyperlink ns1:id="rId173">
+      <w:hyperlink ns1:id="rId177">
         <w:r>
           <w:rPr>
             <w:rStyle w:val="Hyperlink"/>
@@ -19021,7 +20516,7 @@
         <w:t xml:space="preserve">outre l’organe et la fonction au sein de l’organisation, il est explicitement consigné si la position est rémunérée – un aspect central de la transparence.</w:t>
       </w:r>
     </w:p>
-    <w:bookmarkStart w:id="189" w:name="classe-interestlink"/>
+    <w:bookmarkStart w:id="193" w:name="classe-interestlink"/>
     <w:p>
       <w:pPr>
         <w:pStyle w:val="berschrift2"/>
@@ -19050,7 +20545,7 @@
         <w:t xml:space="preserve">__</w:t>
       </w:r>
     </w:p>
-    <w:bookmarkStart w:id="175" w:name="attributs-12"/>
+    <w:bookmarkStart w:id="179" w:name="attributs-12"/>
     <w:p>
       <w:pPr>
         <w:pStyle w:val="berschrift3"/>
@@ -20271,7 +21766,7 @@
         </w:tc>
       </w:tr>
     </w:tbl>
-    <w:bookmarkStart w:id="174" w:name="contraintes-3"/>
+    <w:bookmarkStart w:id="178" w:name="contraintes-3"/>
     <w:p>
       <w:pPr>
         <w:pStyle w:val="berschrift5"/>
@@ -20322,9 +21817,9 @@
         </w:r>
       </w:hyperlink>
     </w:p>
-    <w:bookmarkEnd w:id="174"/>
-    <w:bookmarkEnd w:id="175"/>
-    <w:bookmarkStart w:id="176" w:name="utilisations-12"/>
+    <w:bookmarkEnd w:id="178"/>
+    <w:bookmarkEnd w:id="179"/>
+    <w:bookmarkStart w:id="180" w:name="utilisations-12"/>
     <w:p>
       <w:pPr>
         <w:pStyle w:val="berschrift3"/>
@@ -20526,8 +22021,8 @@
         </w:tc>
       </w:tr>
     </w:tbl>
-    <w:bookmarkEnd w:id="176"/>
-    <w:bookmarkStart w:id="188" w:name="exemples-2"/>
+    <w:bookmarkEnd w:id="180"/>
+    <w:bookmarkStart w:id="192" w:name="exemples-3"/>
     <w:p>
       <w:pPr>
         <w:pStyle w:val="berschrift3"/>
@@ -20536,7 +22031,7 @@
         <w:t xml:space="preserve">Exemples</w:t>
       </w:r>
     </w:p>
-    <w:bookmarkStart w:id="177" w:name="X3a114af4c33489a0c13c4f76e77277e721b306b"/>
+    <w:bookmarkStart w:id="181" w:name="X3a114af4c33489a0c13c4f76e77277e721b306b"/>
     <w:p>
       <w:pPr>
         <w:pStyle w:val="berschrift4"/>
@@ -20802,8 +22297,8 @@
         <w:t xml:space="preserve">true</w:t>
       </w:r>
     </w:p>
-    <w:bookmarkEnd w:id="177"/>
-    <w:bookmarkStart w:id="178" w:name="X6f8df45c9392e7d8c2cc611b7a5a0a5c295082c"/>
+    <w:bookmarkEnd w:id="181"/>
+    <w:bookmarkStart w:id="182" w:name="X6f8df45c9392e7d8c2cc611b7a5a0a5c295082c"/>
     <w:p>
       <w:pPr>
         <w:pStyle w:val="berschrift4"/>
@@ -21063,8 +22558,8 @@
         <w:t xml:space="preserve">false</w:t>
       </w:r>
     </w:p>
-    <w:bookmarkEnd w:id="178"/>
-    <w:bookmarkStart w:id="179" w:name="X8388fddb59e3841f8eb932eb991d5b9d2fccc2e"/>
+    <w:bookmarkEnd w:id="182"/>
+    <w:bookmarkStart w:id="183" w:name="X8388fddb59e3841f8eb932eb991d5b9d2fccc2e"/>
     <w:p>
       <w:pPr>
         <w:pStyle w:val="berschrift4"/>
@@ -21330,8 +22825,8 @@
         <w:t xml:space="preserve">true</w:t>
       </w:r>
     </w:p>
-    <w:bookmarkEnd w:id="179"/>
-    <w:bookmarkStart w:id="180" w:name="Xa438aedbc4b401d1df695fa555025968f317c54"/>
+    <w:bookmarkEnd w:id="183"/>
+    <w:bookmarkStart w:id="184" w:name="Xa438aedbc4b401d1df695fa555025968f317c54"/>
     <w:p>
       <w:pPr>
         <w:pStyle w:val="berschrift4"/>
@@ -21597,8 +23092,8 @@
         <w:t xml:space="preserve">false</w:t>
       </w:r>
     </w:p>
-    <w:bookmarkEnd w:id="180"/>
-    <w:bookmarkStart w:id="181" w:name="Xaa264fc7637f27ecf757efc1ab52a576e34ce7a"/>
+    <w:bookmarkEnd w:id="184"/>
+    <w:bookmarkStart w:id="185" w:name="Xaa264fc7637f27ecf757efc1ab52a576e34ce7a"/>
     <w:p>
       <w:pPr>
         <w:pStyle w:val="berschrift4"/>
@@ -21858,8 +23353,8 @@
         <w:t xml:space="preserve">true</w:t>
       </w:r>
     </w:p>
-    <w:bookmarkEnd w:id="181"/>
-    <w:bookmarkStart w:id="182" w:name="X294879ee57dc755c49a22f9e5803f3be70e7bd5"/>
+    <w:bookmarkEnd w:id="185"/>
+    <w:bookmarkStart w:id="186" w:name="X294879ee57dc755c49a22f9e5803f3be70e7bd5"/>
     <w:p>
       <w:pPr>
         <w:pStyle w:val="berschrift4"/>
@@ -22125,8 +23620,8 @@
         <w:t xml:space="preserve">true</w:t>
       </w:r>
     </w:p>
-    <w:bookmarkEnd w:id="182"/>
-    <w:bookmarkStart w:id="183" w:name="X85b61049f6da165f553740229e5c3c950105045"/>
+    <w:bookmarkEnd w:id="186"/>
+    <w:bookmarkStart w:id="187" w:name="X85b61049f6da165f553740229e5c3c950105045"/>
     <w:p>
       <w:pPr>
         <w:pStyle w:val="berschrift4"/>
@@ -22392,8 +23887,8 @@
         <w:t xml:space="preserve">true</w:t>
       </w:r>
     </w:p>
-    <w:bookmarkEnd w:id="183"/>
-    <w:bookmarkStart w:id="184" w:name="Xc3a25f1caa08cb156aabd4253ed5ef369c18d50"/>
+    <w:bookmarkEnd w:id="187"/>
+    <w:bookmarkStart w:id="188" w:name="Xc3a25f1caa08cb156aabd4253ed5ef369c18d50"/>
     <w:p>
       <w:pPr>
         <w:pStyle w:val="berschrift4"/>
@@ -22653,8 +24148,8 @@
         <w:t xml:space="preserve">false</w:t>
       </w:r>
     </w:p>
-    <w:bookmarkEnd w:id="184"/>
-    <w:bookmarkStart w:id="185" w:name="X00b26461af04297e3c9834364e0bd20b838dab6"/>
+    <w:bookmarkEnd w:id="188"/>
+    <w:bookmarkStart w:id="189" w:name="X00b26461af04297e3c9834364e0bd20b838dab6"/>
     <w:p>
       <w:pPr>
         <w:pStyle w:val="berschrift4"/>
@@ -22920,8 +24415,8 @@
         <w:t xml:space="preserve">true</w:t>
       </w:r>
     </w:p>
-    <w:bookmarkEnd w:id="185"/>
-    <w:bookmarkStart w:id="186" w:name="Xe8f745ddcaa03013aef9fe47d41eba446f5d883"/>
+    <w:bookmarkEnd w:id="189"/>
+    <w:bookmarkStart w:id="190" w:name="Xe8f745ddcaa03013aef9fe47d41eba446f5d883"/>
     <w:p>
       <w:pPr>
         <w:pStyle w:val="berschrift4"/>
@@ -23181,8 +24676,8 @@
         <w:t xml:space="preserve">true</w:t>
       </w:r>
     </w:p>
-    <w:bookmarkEnd w:id="186"/>
-    <w:bookmarkStart w:id="187" w:name="X60d031cd34249886c7d9f1b2e67c68e5118fb82"/>
+    <w:bookmarkEnd w:id="190"/>
+    <w:bookmarkStart w:id="191" w:name="X60d031cd34249886c7d9f1b2e67c68e5118fb82"/>
     <w:p>
       <w:pPr>
         <w:pStyle w:val="berschrift4"/>
@@ -23442,10 +24937,10 @@
         <w:t xml:space="preserve">true</w:t>
       </w:r>
     </w:p>
-    <w:bookmarkEnd w:id="187"/>
-    <w:bookmarkEnd w:id="188"/>
-    <w:bookmarkEnd w:id="189"/>
-    <w:bookmarkStart w:id="195" w:name="enum-interesttypeenum"/>
+    <w:bookmarkEnd w:id="191"/>
+    <w:bookmarkEnd w:id="192"/>
+    <w:bookmarkEnd w:id="193"/>
+    <w:bookmarkStart w:id="199" w:name="enum-interesttypeenum"/>
     <w:p>
       <w:pPr>
         <w:pStyle w:val="berschrift2"/>
@@ -23484,7 +24979,7 @@
       <w:r>
         <w:t xml:space="preserve"> </w:t>
       </w:r>
-      <w:hyperlink ns1:id="rId190">
+      <w:hyperlink ns1:id="rId194">
         <w:r>
           <w:rPr>
             <w:rStyle w:val="Hyperlink"/>
@@ -23493,7 +24988,7 @@
         </w:r>
       </w:hyperlink>
     </w:p>
-    <w:bookmarkStart w:id="194" w:name="valeurs-admissibles-5"/>
+    <w:bookmarkStart w:id="198" w:name="valeurs-admissibles-5"/>
     <w:p>
       <w:pPr>
         <w:pStyle w:val="berschrift3"/>
@@ -23583,7 +25078,7 @@
             <w:pPr>
               <w:pStyle w:val="Compact"/>
             </w:pPr>
-            <w:hyperlink ns1:id="rId191">
+            <w:hyperlink ns1:id="rId195">
               <w:r>
                 <w:rPr>
                   <w:rStyle w:val="Hyperlink"/>
@@ -23637,7 +25132,7 @@
             <w:pPr>
               <w:pStyle w:val="Compact"/>
             </w:pPr>
-            <w:hyperlink ns1:id="rId192">
+            <w:hyperlink ns1:id="rId196">
               <w:r>
                 <w:rPr>
                   <w:rStyle w:val="Hyperlink"/>
@@ -23691,7 +25186,7 @@
             <w:pPr>
               <w:pStyle w:val="Compact"/>
             </w:pPr>
-            <w:hyperlink ns1:id="rId193">
+            <w:hyperlink ns1:id="rId197">
               <w:r>
                 <w:rPr>
                   <w:rStyle w:val="Hyperlink"/>
@@ -23703,9 +25198,9 @@
         </w:tc>
       </w:tr>
     </w:tbl>
-    <w:bookmarkEnd w:id="194"/>
-    <w:bookmarkEnd w:id="195"/>
-    <w:bookmarkStart w:id="236" w:name="enum-legalformenum"/>
+    <w:bookmarkEnd w:id="198"/>
+    <w:bookmarkEnd w:id="199"/>
+    <w:bookmarkStart w:id="240" w:name="enum-legalformenum"/>
     <w:p>
       <w:pPr>
         <w:pStyle w:val="berschrift2"/>
@@ -23744,7 +25239,7 @@
       <w:r>
         <w:t xml:space="preserve"> </w:t>
       </w:r>
-      <w:hyperlink ns1:id="rId196">
+      <w:hyperlink ns1:id="rId200">
         <w:r>
           <w:rPr>
             <w:rStyle w:val="Hyperlink"/>
@@ -23753,7 +25248,7 @@
         </w:r>
       </w:hyperlink>
     </w:p>
-    <w:bookmarkStart w:id="235" w:name="valeurs-admissibles-6"/>
+    <w:bookmarkStart w:id="239" w:name="valeurs-admissibles-6"/>
     <w:p>
       <w:pPr>
         <w:pStyle w:val="berschrift3"/>
@@ -23843,7 +25338,7 @@
             <w:pPr>
               <w:pStyle w:val="Compact"/>
             </w:pPr>
-            <w:hyperlink ns1:id="rId197">
+            <w:hyperlink ns1:id="rId201">
               <w:r>
                 <w:rPr>
                   <w:rStyle w:val="Hyperlink"/>
@@ -23897,7 +25392,7 @@
             <w:pPr>
               <w:pStyle w:val="Compact"/>
             </w:pPr>
-            <w:hyperlink ns1:id="rId198">
+            <w:hyperlink ns1:id="rId202">
               <w:r>
                 <w:rPr>
                   <w:rStyle w:val="Hyperlink"/>
@@ -23951,7 +25446,7 @@
             <w:pPr>
               <w:pStyle w:val="Compact"/>
             </w:pPr>
-            <w:hyperlink ns1:id="rId199">
+            <w:hyperlink ns1:id="rId203">
               <w:r>
                 <w:rPr>
                   <w:rStyle w:val="Hyperlink"/>
@@ -24005,7 +25500,7 @@
             <w:pPr>
               <w:pStyle w:val="Compact"/>
             </w:pPr>
-            <w:hyperlink ns1:id="rId200">
+            <w:hyperlink ns1:id="rId204">
               <w:r>
                 <w:rPr>
                   <w:rStyle w:val="Hyperlink"/>
@@ -24059,7 +25554,7 @@
             <w:pPr>
               <w:pStyle w:val="Compact"/>
             </w:pPr>
-            <w:hyperlink ns1:id="rId201">
+            <w:hyperlink ns1:id="rId205">
               <w:r>
                 <w:rPr>
                   <w:rStyle w:val="Hyperlink"/>
@@ -24113,7 +25608,7 @@
             <w:pPr>
               <w:pStyle w:val="Compact"/>
             </w:pPr>
-            <w:hyperlink ns1:id="rId202">
+            <w:hyperlink ns1:id="rId206">
               <w:r>
                 <w:rPr>
                   <w:rStyle w:val="Hyperlink"/>
@@ -24167,7 +25662,7 @@
             <w:pPr>
               <w:pStyle w:val="Compact"/>
             </w:pPr>
-            <w:hyperlink ns1:id="rId203">
+            <w:hyperlink ns1:id="rId207">
               <w:r>
                 <w:rPr>
                   <w:rStyle w:val="Hyperlink"/>
@@ -24221,7 +25716,7 @@
             <w:pPr>
               <w:pStyle w:val="Compact"/>
             </w:pPr>
-            <w:hyperlink ns1:id="rId204">
+            <w:hyperlink ns1:id="rId208">
               <w:r>
                 <w:rPr>
                   <w:rStyle w:val="Hyperlink"/>
@@ -24275,7 +25770,7 @@
             <w:pPr>
               <w:pStyle w:val="Compact"/>
             </w:pPr>
-            <w:hyperlink ns1:id="rId205">
+            <w:hyperlink ns1:id="rId209">
               <w:r>
                 <w:rPr>
                   <w:rStyle w:val="Hyperlink"/>
@@ -24329,7 +25824,7 @@
             <w:pPr>
               <w:pStyle w:val="Compact"/>
             </w:pPr>
-            <w:hyperlink ns1:id="rId206">
+            <w:hyperlink ns1:id="rId210">
               <w:r>
                 <w:rPr>
                   <w:rStyle w:val="Hyperlink"/>
@@ -24383,7 +25878,7 @@
             <w:pPr>
               <w:pStyle w:val="Compact"/>
             </w:pPr>
-            <w:hyperlink ns1:id="rId207">
+            <w:hyperlink ns1:id="rId211">
               <w:r>
                 <w:rPr>
                   <w:rStyle w:val="Hyperlink"/>
@@ -24437,7 +25932,7 @@
             <w:pPr>
               <w:pStyle w:val="Compact"/>
             </w:pPr>
-            <w:hyperlink ns1:id="rId208">
+            <w:hyperlink ns1:id="rId212">
               <w:r>
                 <w:rPr>
                   <w:rStyle w:val="Hyperlink"/>
@@ -24491,7 +25986,7 @@
             <w:pPr>
               <w:pStyle w:val="Compact"/>
             </w:pPr>
-            <w:hyperlink ns1:id="rId209">
+            <w:hyperlink ns1:id="rId213">
               <w:r>
                 <w:rPr>
                   <w:rStyle w:val="Hyperlink"/>
@@ -24545,7 +26040,7 @@
             <w:pPr>
               <w:pStyle w:val="Compact"/>
             </w:pPr>
-            <w:hyperlink ns1:id="rId210">
+            <w:hyperlink ns1:id="rId214">
               <w:r>
                 <w:rPr>
                   <w:rStyle w:val="Hyperlink"/>
@@ -24599,7 +26094,7 @@
             <w:pPr>
               <w:pStyle w:val="Compact"/>
             </w:pPr>
-            <w:hyperlink ns1:id="rId211">
+            <w:hyperlink ns1:id="rId215">
               <w:r>
                 <w:rPr>
                   <w:rStyle w:val="Hyperlink"/>
@@ -24653,7 +26148,7 @@
             <w:pPr>
               <w:pStyle w:val="Compact"/>
             </w:pPr>
-            <w:hyperlink ns1:id="rId212">
+            <w:hyperlink ns1:id="rId216">
               <w:r>
                 <w:rPr>
                   <w:rStyle w:val="Hyperlink"/>
@@ -24707,7 +26202,7 @@
             <w:pPr>
               <w:pStyle w:val="Compact"/>
             </w:pPr>
-            <w:hyperlink ns1:id="rId213">
+            <w:hyperlink ns1:id="rId217">
               <w:r>
                 <w:rPr>
                   <w:rStyle w:val="Hyperlink"/>
@@ -24761,7 +26256,7 @@
             <w:pPr>
               <w:pStyle w:val="Compact"/>
             </w:pPr>
-            <w:hyperlink ns1:id="rId214">
+            <w:hyperlink ns1:id="rId218">
               <w:r>
                 <w:rPr>
                   <w:rStyle w:val="Hyperlink"/>
@@ -24815,7 +26310,7 @@
             <w:pPr>
               <w:pStyle w:val="Compact"/>
             </w:pPr>
-            <w:hyperlink ns1:id="rId215">
+            <w:hyperlink ns1:id="rId219">
               <w:r>
                 <w:rPr>
                   <w:rStyle w:val="Hyperlink"/>
@@ -24869,7 +26364,7 @@
             <w:pPr>
               <w:pStyle w:val="Compact"/>
             </w:pPr>
-            <w:hyperlink ns1:id="rId216">
+            <w:hyperlink ns1:id="rId220">
               <w:r>
                 <w:rPr>
                   <w:rStyle w:val="Hyperlink"/>
@@ -24923,7 +26418,7 @@
             <w:pPr>
               <w:pStyle w:val="Compact"/>
             </w:pPr>
-            <w:hyperlink ns1:id="rId217">
+            <w:hyperlink ns1:id="rId221">
               <w:r>
                 <w:rPr>
                   <w:rStyle w:val="Hyperlink"/>
@@ -24977,7 +26472,7 @@
             <w:pPr>
               <w:pStyle w:val="Compact"/>
             </w:pPr>
-            <w:hyperlink ns1:id="rId218">
+            <w:hyperlink ns1:id="rId222">
               <w:r>
                 <w:rPr>
                   <w:rStyle w:val="Hyperlink"/>
@@ -25031,7 +26526,7 @@
             <w:pPr>
               <w:pStyle w:val="Compact"/>
             </w:pPr>
-            <w:hyperlink ns1:id="rId219">
+            <w:hyperlink ns1:id="rId223">
               <w:r>
                 <w:rPr>
                   <w:rStyle w:val="Hyperlink"/>
@@ -25085,7 +26580,7 @@
             <w:pPr>
               <w:pStyle w:val="Compact"/>
             </w:pPr>
-            <w:hyperlink ns1:id="rId220">
+            <w:hyperlink ns1:id="rId224">
               <w:r>
                 <w:rPr>
                   <w:rStyle w:val="Hyperlink"/>
@@ -25139,7 +26634,7 @@
             <w:pPr>
               <w:pStyle w:val="Compact"/>
             </w:pPr>
-            <w:hyperlink ns1:id="rId221">
+            <w:hyperlink ns1:id="rId225">
               <w:r>
                 <w:rPr>
                   <w:rStyle w:val="Hyperlink"/>
@@ -25193,7 +26688,7 @@
             <w:pPr>
               <w:pStyle w:val="Compact"/>
             </w:pPr>
-            <w:hyperlink ns1:id="rId222">
+            <w:hyperlink ns1:id="rId226">
               <w:r>
                 <w:rPr>
                   <w:rStyle w:val="Hyperlink"/>
@@ -25247,7 +26742,7 @@
             <w:pPr>
               <w:pStyle w:val="Compact"/>
             </w:pPr>
-            <w:hyperlink ns1:id="rId223">
+            <w:hyperlink ns1:id="rId227">
               <w:r>
                 <w:rPr>
                   <w:rStyle w:val="Hyperlink"/>
@@ -25301,7 +26796,7 @@
             <w:pPr>
               <w:pStyle w:val="Compact"/>
             </w:pPr>
-            <w:hyperlink ns1:id="rId224">
+            <w:hyperlink ns1:id="rId228">
               <w:r>
                 <w:rPr>
                   <w:rStyle w:val="Hyperlink"/>
@@ -25355,7 +26850,7 @@
             <w:pPr>
               <w:pStyle w:val="Compact"/>
             </w:pPr>
-            <w:hyperlink ns1:id="rId225">
+            <w:hyperlink ns1:id="rId229">
               <w:r>
                 <w:rPr>
                   <w:rStyle w:val="Hyperlink"/>
@@ -25409,7 +26904,7 @@
             <w:pPr>
               <w:pStyle w:val="Compact"/>
             </w:pPr>
-            <w:hyperlink ns1:id="rId226">
+            <w:hyperlink ns1:id="rId230">
               <w:r>
                 <w:rPr>
                   <w:rStyle w:val="Hyperlink"/>
@@ -25463,7 +26958,7 @@
             <w:pPr>
               <w:pStyle w:val="Compact"/>
             </w:pPr>
-            <w:hyperlink ns1:id="rId227">
+            <w:hyperlink ns1:id="rId231">
               <w:r>
                 <w:rPr>
                   <w:rStyle w:val="Hyperlink"/>
@@ -25517,7 +27012,7 @@
             <w:pPr>
               <w:pStyle w:val="Compact"/>
             </w:pPr>
-            <w:hyperlink ns1:id="rId228">
+            <w:hyperlink ns1:id="rId232">
               <w:r>
                 <w:rPr>
                   <w:rStyle w:val="Hyperlink"/>
@@ -25571,7 +27066,7 @@
             <w:pPr>
               <w:pStyle w:val="Compact"/>
             </w:pPr>
-            <w:hyperlink ns1:id="rId229">
+            <w:hyperlink ns1:id="rId233">
               <w:r>
                 <w:rPr>
                   <w:rStyle w:val="Hyperlink"/>
@@ -25625,7 +27120,7 @@
             <w:pPr>
               <w:pStyle w:val="Compact"/>
             </w:pPr>
-            <w:hyperlink ns1:id="rId230">
+            <w:hyperlink ns1:id="rId234">
               <w:r>
                 <w:rPr>
                   <w:rStyle w:val="Hyperlink"/>
@@ -25679,7 +27174,7 @@
             <w:pPr>
               <w:pStyle w:val="Compact"/>
             </w:pPr>
-            <w:hyperlink ns1:id="rId231">
+            <w:hyperlink ns1:id="rId235">
               <w:r>
                 <w:rPr>
                   <w:rStyle w:val="Hyperlink"/>
@@ -25733,7 +27228,7 @@
             <w:pPr>
               <w:pStyle w:val="Compact"/>
             </w:pPr>
-            <w:hyperlink ns1:id="rId232">
+            <w:hyperlink ns1:id="rId236">
               <w:r>
                 <w:rPr>
                   <w:rStyle w:val="Hyperlink"/>
@@ -25787,7 +27282,7 @@
             <w:pPr>
               <w:pStyle w:val="Compact"/>
             </w:pPr>
-            <w:hyperlink ns1:id="rId233">
+            <w:hyperlink ns1:id="rId237">
               <w:r>
                 <w:rPr>
                   <w:rStyle w:val="Hyperlink"/>
@@ -25841,7 +27336,7 @@
             <w:pPr>
               <w:pStyle w:val="Compact"/>
             </w:pPr>
-            <w:hyperlink ns1:id="rId234">
+            <w:hyperlink ns1:id="rId238">
               <w:r>
                 <w:rPr>
                   <w:rStyle w:val="Hyperlink"/>
@@ -25853,15 +27348,15 @@
         </w:tc>
       </w:tr>
     </w:tbl>
-    <w:bookmarkEnd w:id="235"/>
+    <w:bookmarkEnd w:id="239"/>
     <w:p>
       <w:r>
         <w:br w:type="page"/>
       </w:r>
     </w:p>
-    <w:bookmarkEnd w:id="236"/>
-    <w:bookmarkEnd w:id="237"/>
-    <w:bookmarkStart w:id="258" w:name="éléments-partagés"/>
+    <w:bookmarkEnd w:id="240"/>
+    <w:bookmarkEnd w:id="241"/>
+    <w:bookmarkStart w:id="262" w:name="éléments-partagés"/>
     <w:p>
       <w:pPr>
         <w:pStyle w:val="berschrift1"/>
@@ -25870,7 +27365,7 @@
         <w:t xml:space="preserve">Éléments partagés</w:t>
       </w:r>
     </w:p>
-    <w:bookmarkStart w:id="238" w:name="reference-classes"/>
+    <w:bookmarkStart w:id="242" w:name="reference-classes"/>
     <w:p>
       <w:pPr>
         <w:pStyle w:val="berschrift2"/>
@@ -26032,8 +27527,8 @@
         <w:t xml:space="preserve">, car la référence locale demeure inchangée, même si l’entité liée change ultérieurement</w:t>
       </w:r>
     </w:p>
-    <w:bookmarkEnd w:id="238"/>
-    <w:bookmarkStart w:id="241" w:name="classe-personreference"/>
+    <w:bookmarkEnd w:id="242"/>
+    <w:bookmarkStart w:id="245" w:name="classe-personreference"/>
     <w:p>
       <w:pPr>
         <w:pStyle w:val="berschrift2"/>
@@ -26062,7 +27557,7 @@
         <w:t xml:space="preserve">__</w:t>
       </w:r>
     </w:p>
-    <w:bookmarkStart w:id="239" w:name="attributs-13"/>
+    <w:bookmarkStart w:id="243" w:name="attributs-13"/>
     <w:p>
       <w:pPr>
         <w:pStyle w:val="berschrift3"/>
@@ -26485,8 +27980,8 @@
         </w:tc>
       </w:tr>
     </w:tbl>
-    <w:bookmarkEnd w:id="239"/>
-    <w:bookmarkStart w:id="240" w:name="utilisations-13"/>
+    <w:bookmarkEnd w:id="243"/>
+    <w:bookmarkStart w:id="244" w:name="utilisations-13"/>
     <w:p>
       <w:pPr>
         <w:pStyle w:val="berschrift3"/>
@@ -26688,9 +28183,9 @@
         </w:tc>
       </w:tr>
     </w:tbl>
-    <w:bookmarkEnd w:id="240"/>
-    <w:bookmarkEnd w:id="241"/>
-    <w:bookmarkStart w:id="244" w:name="classe-groupreference"/>
+    <w:bookmarkEnd w:id="244"/>
+    <w:bookmarkEnd w:id="245"/>
+    <w:bookmarkStart w:id="248" w:name="classe-groupreference"/>
     <w:p>
       <w:pPr>
         <w:pStyle w:val="berschrift2"/>
@@ -26719,7 +28214,7 @@
         <w:t xml:space="preserve">__</w:t>
       </w:r>
     </w:p>
-    <w:bookmarkStart w:id="242" w:name="attributs-14"/>
+    <w:bookmarkStart w:id="246" w:name="attributs-14"/>
     <w:p>
       <w:pPr>
         <w:pStyle w:val="berschrift3"/>
@@ -27093,8 +28588,8 @@
         </w:tc>
       </w:tr>
     </w:tbl>
-    <w:bookmarkEnd w:id="242"/>
-    <w:bookmarkStart w:id="243" w:name="utilisations-14"/>
+    <w:bookmarkEnd w:id="246"/>
+    <w:bookmarkStart w:id="247" w:name="utilisations-14"/>
     <w:p>
       <w:pPr>
         <w:pStyle w:val="berschrift3"/>
@@ -27235,9 +28730,9 @@
         </w:tc>
       </w:tr>
     </w:tbl>
-    <w:bookmarkEnd w:id="243"/>
-    <w:bookmarkEnd w:id="244"/>
-    <w:bookmarkStart w:id="245" w:name="classes-utilisées-à-plusieurs-reprises"/>
+    <w:bookmarkEnd w:id="247"/>
+    <w:bookmarkEnd w:id="248"/>
+    <w:bookmarkStart w:id="249" w:name="classes-utilisées-à-plusieurs-reprises"/>
     <w:p>
       <w:pPr>
         <w:pStyle w:val="berschrift2"/>
@@ -27246,8 +28741,8 @@
         <w:t xml:space="preserve">Classes utilisées à plusieurs reprises</w:t>
       </w:r>
     </w:p>
-    <w:bookmarkEnd w:id="245"/>
-    <w:bookmarkStart w:id="251" w:name="classe-address"/>
+    <w:bookmarkEnd w:id="249"/>
+    <w:bookmarkStart w:id="255" w:name="classe-address"/>
     <w:p>
       <w:pPr>
         <w:pStyle w:val="berschrift2"/>
@@ -27276,7 +28771,7 @@
         <w:t xml:space="preserve">__</w:t>
       </w:r>
     </w:p>
-    <w:bookmarkStart w:id="247" w:name="attributs-15"/>
+    <w:bookmarkStart w:id="251" w:name="attributs-15"/>
     <w:p>
       <w:pPr>
         <w:pStyle w:val="berschrift3"/>
@@ -27599,7 +29094,7 @@
         </w:tc>
       </w:tr>
     </w:tbl>
-    <w:bookmarkStart w:id="246" w:name="contraintes-4"/>
+    <w:bookmarkStart w:id="250" w:name="contraintes-4"/>
     <w:p>
       <w:pPr>
         <w:pStyle w:val="berschrift5"/>
@@ -27650,9 +29145,9 @@
         </w:r>
       </w:hyperlink>
     </w:p>
-    <w:bookmarkEnd w:id="246"/>
-    <w:bookmarkEnd w:id="247"/>
-    <w:bookmarkStart w:id="248" w:name="utilisations-15"/>
+    <w:bookmarkEnd w:id="250"/>
+    <w:bookmarkEnd w:id="251"/>
+    <w:bookmarkStart w:id="252" w:name="utilisations-15"/>
     <w:p>
       <w:pPr>
         <w:pStyle w:val="berschrift3"/>
@@ -27854,8 +29349,8 @@
         </w:tc>
       </w:tr>
     </w:tbl>
-    <w:bookmarkEnd w:id="248"/>
-    <w:bookmarkStart w:id="250" w:name="exemples-3"/>
+    <w:bookmarkEnd w:id="252"/>
+    <w:bookmarkStart w:id="254" w:name="exemples-4"/>
     <w:p>
       <w:pPr>
         <w:pStyle w:val="berschrift3"/>
@@ -27864,7 +29359,7 @@
         <w:t xml:space="preserve">Exemples</w:t>
       </w:r>
     </w:p>
-    <w:bookmarkStart w:id="249" w:name="Xf088df868a53579391affb7d364826afc83f909"/>
+    <w:bookmarkStart w:id="253" w:name="Xf088df868a53579391affb7d364826afc83f909"/>
     <w:p>
       <w:pPr>
         <w:pStyle w:val="berschrift4"/>
@@ -27917,10 +29412,10 @@
         <w:t xml:space="preserve"> Basel-Stadt</w:t>
       </w:r>
     </w:p>
-    <w:bookmarkEnd w:id="249"/>
-    <w:bookmarkEnd w:id="250"/>
-    <w:bookmarkEnd w:id="251"/>
-    <w:bookmarkStart w:id="254" w:name="enum-addresstypeenum"/>
+    <w:bookmarkEnd w:id="253"/>
+    <w:bookmarkEnd w:id="254"/>
+    <w:bookmarkEnd w:id="255"/>
+    <w:bookmarkStart w:id="258" w:name="enum-addresstypeenum"/>
     <w:p>
       <w:pPr>
         <w:pStyle w:val="berschrift2"/>
@@ -27959,7 +29454,7 @@
       <w:r>
         <w:t xml:space="preserve"> </w:t>
       </w:r>
-      <w:hyperlink ns1:id="rId252">
+      <w:hyperlink ns1:id="rId256">
         <w:r>
           <w:rPr>
             <w:rStyle w:val="Hyperlink"/>
@@ -27968,7 +29463,7 @@
         </w:r>
       </w:hyperlink>
     </w:p>
-    <w:bookmarkStart w:id="253" w:name="valeurs-admissibles-7"/>
+    <w:bookmarkStart w:id="257" w:name="valeurs-admissibles-7"/>
     <w:p>
       <w:pPr>
         <w:pStyle w:val="berschrift3"/>
@@ -28095,9 +29590,9 @@
         </w:tc>
       </w:tr>
     </w:tbl>
-    <w:bookmarkEnd w:id="253"/>
-    <w:bookmarkEnd w:id="254"/>
-    <w:bookmarkStart w:id="257" w:name="classe-contact"/>
+    <w:bookmarkEnd w:id="257"/>
+    <w:bookmarkEnd w:id="258"/>
+    <w:bookmarkStart w:id="261" w:name="classe-contact"/>
     <w:p>
       <w:pPr>
         <w:pStyle w:val="berschrift2"/>
@@ -28126,7 +29621,7 @@
         <w:t xml:space="preserve">__</w:t>
       </w:r>
     </w:p>
-    <w:bookmarkStart w:id="255" w:name="attributs-16"/>
+    <w:bookmarkStart w:id="259" w:name="attributs-16"/>
     <w:p>
       <w:pPr>
         <w:pStyle w:val="berschrift3"/>
@@ -28290,8 +29785,8 @@
         </w:tc>
       </w:tr>
     </w:tbl>
-    <w:bookmarkEnd w:id="255"/>
-    <w:bookmarkStart w:id="256" w:name="utilisations-16"/>
+    <w:bookmarkEnd w:id="259"/>
+    <w:bookmarkStart w:id="260" w:name="utilisations-16"/>
     <w:p>
       <w:pPr>
         <w:pStyle w:val="berschrift3"/>
@@ -28493,9 +29988,9 @@
         </w:tc>
       </w:tr>
     </w:tbl>
-    <w:bookmarkEnd w:id="256"/>
-    <w:bookmarkEnd w:id="257"/>
-    <w:bookmarkEnd w:id="258"/>
+    <w:bookmarkEnd w:id="260"/>
+    <w:bookmarkEnd w:id="261"/>
+    <w:bookmarkEnd w:id="262"/>
     <w:sectPr>
       <w:headerReference ns1:id="rId9" w:type="even"/>
       <w:headerReference ns1:id="rId10" w:type="default"/>

--- a/ech-0294_actors/output/ech-0294_actors_fr.docx
+++ b/ech-0294_actors/output/ech-0294_actors_fr.docx
@@ -14657,6 +14657,81 @@
         <w:rPr>
           <w:rStyle w:val="FunctionTok"/>
         </w:rPr>
+        <w:t xml:space="preserve">landing_page</w:t>
+      </w:r>
+      <w:r>
+        <w:rPr>
+          <w:rStyle w:val="KeywordTok"/>
+        </w:rPr>
+        <w:t xml:space="preserve">:</w:t>
+      </w:r>
+      <w:r>
+        <w:br/>
+      </w:r>
+      <w:r>
+        <w:rPr>
+          <w:rStyle w:val="KeywordTok"/>
+        </w:rPr>
+        <w:t xml:space="preserve">-</w:t>
+      </w:r>
+      <w:r>
+        <w:rPr>
+          <w:rStyle w:val="AttributeTok"/>
+        </w:rPr>
+        <w:t xml:space="preserve"> </w:t>
+      </w:r>
+      <w:r>
+        <w:rPr>
+          <w:rStyle w:val="FunctionTok"/>
+        </w:rPr>
+        <w:t xml:space="preserve">value</w:t>
+      </w:r>
+      <w:r>
+        <w:rPr>
+          <w:rStyle w:val="KeywordTok"/>
+        </w:rPr>
+        <w:t xml:space="preserve">:</w:t>
+      </w:r>
+      <w:r>
+        <w:rPr>
+          <w:rStyle w:val="AttributeTok"/>
+        </w:rPr>
+        <w:t xml:space="preserve"> https://www.parlament.ch/centers/documents/de/gruppen-der-bundesversammlung.pdf</w:t>
+      </w:r>
+      <w:r>
+        <w:br/>
+      </w:r>
+      <w:r>
+        <w:rPr>
+          <w:rStyle w:val="AttributeTok"/>
+        </w:rPr>
+        <w:t xml:space="preserve">  </w:t>
+      </w:r>
+      <w:r>
+        <w:rPr>
+          <w:rStyle w:val="FunctionTok"/>
+        </w:rPr>
+        <w:t xml:space="preserve">language</w:t>
+      </w:r>
+      <w:r>
+        <w:rPr>
+          <w:rStyle w:val="KeywordTok"/>
+        </w:rPr>
+        <w:t xml:space="preserve">:</w:t>
+      </w:r>
+      <w:r>
+        <w:rPr>
+          <w:rStyle w:val="AttributeTok"/>
+        </w:rPr>
+        <w:t xml:space="preserve"> de</w:t>
+      </w:r>
+      <w:r>
+        <w:br/>
+      </w:r>
+      <w:r>
+        <w:rPr>
+          <w:rStyle w:val="FunctionTok"/>
+        </w:rPr>
         <w:t xml:space="preserve">group_type</w:t>
       </w:r>
       <w:r>
@@ -14819,7 +14894,7 @@
         <w:rPr>
           <w:rStyle w:val="AttributeTok"/>
         </w:rPr>
-        <w:t xml:space="preserve"> https://api.openparldata.ch/v1/groups/50</w:t>
+        <w:t xml:space="preserve"> https://grosserrat.bs.ch/gremien/praesidium-und-buero</w:t>
       </w:r>
       <w:r>
         <w:br/>
@@ -15380,7 +15455,7 @@
         <w:rPr>
           <w:rStyle w:val="AttributeTok"/>
         </w:rPr>
-        <w:t xml:space="preserve">    Genf, Jura, Neuenburg, Waadt und Wallis. Sie ist für die parlamentarische Aufsicht</w:t>
+        <w:t xml:space="preserve">    Genf, Jura, Neuenburg, Waadt und Wallis.</w:t>
       </w:r>
       <w:r>
         <w:br/>
@@ -15389,121 +15464,82 @@
         <w:rPr>
           <w:rStyle w:val="AttributeTok"/>
         </w:rPr>
-        <w:t xml:space="preserve">    über den Vollzug der beiden lateinischen Konkordate über den strafrechtlichen</w:t>
+        <w:t xml:space="preserve">  </w:t>
+      </w:r>
+      <w:r>
+        <w:rPr>
+          <w:rStyle w:val="FunctionTok"/>
+        </w:rPr>
+        <w:t xml:space="preserve">language</w:t>
+      </w:r>
+      <w:r>
+        <w:rPr>
+          <w:rStyle w:val="KeywordTok"/>
+        </w:rPr>
+        <w:t xml:space="preserve">:</w:t>
+      </w:r>
+      <w:r>
+        <w:rPr>
+          <w:rStyle w:val="AttributeTok"/>
+        </w:rPr>
+        <w:t xml:space="preserve"> de</w:t>
       </w:r>
       <w:r>
         <w:br/>
       </w:r>
       <w:r>
         <w:rPr>
-          <w:rStyle w:val="AttributeTok"/>
-        </w:rPr>
-        <w:t xml:space="preserve">    Freiheitsentzug zuständig.</w:t>
+          <w:rStyle w:val="KeywordTok"/>
+        </w:rPr>
+        <w:t xml:space="preserve">-</w:t>
+      </w:r>
+      <w:r>
+        <w:rPr>
+          <w:rStyle w:val="AttributeTok"/>
+        </w:rPr>
+        <w:t xml:space="preserve"> </w:t>
+      </w:r>
+      <w:r>
+        <w:rPr>
+          <w:rStyle w:val="FunctionTok"/>
+        </w:rPr>
+        <w:t xml:space="preserve">value</w:t>
+      </w:r>
+      <w:r>
+        <w:rPr>
+          <w:rStyle w:val="KeywordTok"/>
+        </w:rPr>
+        <w:t xml:space="preserve">:</w:t>
+      </w:r>
+      <w:r>
+        <w:rPr>
+          <w:rStyle w:val="AttributeTok"/>
+        </w:rPr>
+        <w:t xml:space="preserve"> </w:t>
+      </w:r>
+      <w:r>
+        <w:rPr>
+          <w:rStyle w:val="StringTok"/>
+        </w:rPr>
+        <w:t xml:space="preserve">'La Commission interparlementaire de contrôle détention pénale est composée</w:t>
       </w:r>
       <w:r>
         <w:br/>
       </w:r>
       <w:r>
         <w:rPr>
-          <w:rStyle w:val="AttributeTok"/>
-        </w:rPr>
-        <w:t xml:space="preserve">  </w:t>
-      </w:r>
-      <w:r>
-        <w:rPr>
-          <w:rStyle w:val="FunctionTok"/>
-        </w:rPr>
-        <w:t xml:space="preserve">language</w:t>
-      </w:r>
-      <w:r>
-        <w:rPr>
-          <w:rStyle w:val="KeywordTok"/>
-        </w:rPr>
-        <w:t xml:space="preserve">:</w:t>
-      </w:r>
-      <w:r>
-        <w:rPr>
-          <w:rStyle w:val="AttributeTok"/>
-        </w:rPr>
-        <w:t xml:space="preserve"> de</w:t>
+          <w:rStyle w:val="StringTok"/>
+        </w:rPr>
+        <w:t xml:space="preserve">    de 18 députés issus des six cantons partenaires : Fribourg, Genève, Jura, Neuchâtel,</w:t>
       </w:r>
       <w:r>
         <w:br/>
       </w:r>
       <w:r>
         <w:rPr>
-          <w:rStyle w:val="KeywordTok"/>
-        </w:rPr>
-        <w:t xml:space="preserve">-</w:t>
-      </w:r>
-      <w:r>
-        <w:rPr>
-          <w:rStyle w:val="AttributeTok"/>
-        </w:rPr>
-        <w:t xml:space="preserve"> </w:t>
-      </w:r>
-      <w:r>
-        <w:rPr>
-          <w:rStyle w:val="FunctionTok"/>
-        </w:rPr>
-        <w:t xml:space="preserve">value</w:t>
-      </w:r>
-      <w:r>
-        <w:rPr>
-          <w:rStyle w:val="KeywordTok"/>
-        </w:rPr>
-        <w:t xml:space="preserve">:</w:t>
-      </w:r>
-      <w:r>
-        <w:rPr>
-          <w:rStyle w:val="AttributeTok"/>
-        </w:rPr>
-        <w:t xml:space="preserve"> </w:t>
-      </w:r>
-      <w:r>
-        <w:rPr>
           <w:rStyle w:val="StringTok"/>
         </w:rPr>
-        <w:t xml:space="preserve">'La Commission interparlementaire de contrôle détention pénale est composée</w:t>
-      </w:r>
-      <w:r>
-        <w:br/>
-      </w:r>
-      <w:r>
-        <w:rPr>
-          <w:rStyle w:val="StringTok"/>
-        </w:rPr>
-        <w:t xml:space="preserve">    de 18 députés issus des six cantons partenaires : Fribourg, Genève, Jura, Neuchâtel,</w:t>
-      </w:r>
-      <w:r>
-        <w:br/>
-      </w:r>
-      <w:r>
-        <w:rPr>
-          <w:rStyle w:val="StringTok"/>
-        </w:rPr>
-        <w:t xml:space="preserve">    Vaud et Valais. Elle est chargée de la surveillance parlementaire de l</w:t>
-      </w:r>
-      <w:r>
-        <w:rPr>
-          <w:rStyle w:val="SpecialCharTok"/>
-        </w:rPr>
-        <w:t xml:space="preserve">''</w:t>
-      </w:r>
-      <w:r>
-        <w:rPr>
-          <w:rStyle w:val="StringTok"/>
-        </w:rPr>
-        <w:t xml:space="preserve">exécution</w:t>
-      </w:r>
-      <w:r>
-        <w:br/>
-      </w:r>
-      <w:r>
-        <w:rPr>
-          <w:rStyle w:val="StringTok"/>
-        </w:rPr>
-        <w:t xml:space="preserve">    des deux concordats latins sur la détention pénale.'</w:t>
+        <w:t xml:space="preserve">    Vaud et Valais.'</w:t>
       </w:r>
       <w:r>
         <w:br/>
@@ -32249,7 +32285,7 @@
     <w:basedOn w:val="BeschriftungZchn"/>
     <w:rPr>
       <w:rFonts w:ascii="Consolas" w:hAnsi="Consolas"/>
-      <w:sz w:val="22"/>
+      <w:sz w:val="18"/>
     </w:rPr>
   </w:style>
   <w:style w:customStyle="1" w:styleId="SectionNumber" w:type="character">

--- a/ech-0294_actors/output/ech-0294_actors_fr.docx
+++ b/ech-0294_actors/output/ech-0294_actors_fr.docx
@@ -15119,7 +15119,7 @@
         <w:rPr>
           <w:rStyle w:val="AttributeTok"/>
         </w:rPr>
-        <w:t xml:space="preserve"> https://api.openparldata.ch/v1/groups/5000</w:t>
+        <w:t xml:space="preserve"> https://www.fr.ch/parlinfo/app/organizations/a1acb0c030d54b3baed840fe8bbed6b5</w:t>
       </w:r>
       <w:r>
         <w:br/>

--- a/ech-0294_actors/output/ech-0294_actors_fr.docx
+++ b/ech-0294_actors/output/ech-0294_actors_fr.docx
@@ -14732,6 +14732,399 @@
         <w:rPr>
           <w:rStyle w:val="FunctionTok"/>
         </w:rPr>
+        <w:t xml:space="preserve">contacts</w:t>
+      </w:r>
+      <w:r>
+        <w:rPr>
+          <w:rStyle w:val="KeywordTok"/>
+        </w:rPr>
+        <w:t xml:space="preserve">:</w:t>
+      </w:r>
+      <w:r>
+        <w:br/>
+      </w:r>
+      <w:r>
+        <w:rPr>
+          <w:rStyle w:val="KeywordTok"/>
+        </w:rPr>
+        <w:t xml:space="preserve">-</w:t>
+      </w:r>
+      <w:r>
+        <w:rPr>
+          <w:rStyle w:val="AttributeTok"/>
+        </w:rPr>
+        <w:t xml:space="preserve"> </w:t>
+      </w:r>
+      <w:r>
+        <w:rPr>
+          <w:rStyle w:val="FunctionTok"/>
+        </w:rPr>
+        <w:t xml:space="preserve">contact_type</w:t>
+      </w:r>
+      <w:r>
+        <w:rPr>
+          <w:rStyle w:val="KeywordTok"/>
+        </w:rPr>
+        <w:t xml:space="preserve">:</w:t>
+      </w:r>
+      <w:r>
+        <w:rPr>
+          <w:rStyle w:val="AttributeTok"/>
+        </w:rPr>
+        <w:t xml:space="preserve"> email</w:t>
+      </w:r>
+      <w:r>
+        <w:br/>
+      </w:r>
+      <w:r>
+        <w:rPr>
+          <w:rStyle w:val="AttributeTok"/>
+        </w:rPr>
+        <w:t xml:space="preserve">  </w:t>
+      </w:r>
+      <w:r>
+        <w:rPr>
+          <w:rStyle w:val="FunctionTok"/>
+        </w:rPr>
+        <w:t xml:space="preserve">value</w:t>
+      </w:r>
+      <w:r>
+        <w:rPr>
+          <w:rStyle w:val="KeywordTok"/>
+        </w:rPr>
+        <w:t xml:space="preserve">:</w:t>
+      </w:r>
+      <w:r>
+        <w:rPr>
+          <w:rStyle w:val="AttributeTok"/>
+        </w:rPr>
+        <w:t xml:space="preserve"> l.altwegg@frc.ch</w:t>
+      </w:r>
+      <w:r>
+        <w:br/>
+      </w:r>
+      <w:r>
+        <w:rPr>
+          <w:rStyle w:val="AttributeTok"/>
+        </w:rPr>
+        <w:t xml:space="preserve">  </w:t>
+      </w:r>
+      <w:r>
+        <w:rPr>
+          <w:rStyle w:val="FunctionTok"/>
+        </w:rPr>
+        <w:t xml:space="preserve">label</w:t>
+      </w:r>
+      <w:r>
+        <w:rPr>
+          <w:rStyle w:val="KeywordTok"/>
+        </w:rPr>
+        <w:t xml:space="preserve">:</w:t>
+      </w:r>
+      <w:r>
+        <w:rPr>
+          <w:rStyle w:val="AttributeTok"/>
+        </w:rPr>
+        <w:t xml:space="preserve"> Sekretariat</w:t>
+      </w:r>
+      <w:r>
+        <w:br/>
+      </w:r>
+      <w:r>
+        <w:rPr>
+          <w:rStyle w:val="KeywordTok"/>
+        </w:rPr>
+        <w:t xml:space="preserve">-</w:t>
+      </w:r>
+      <w:r>
+        <w:rPr>
+          <w:rStyle w:val="AttributeTok"/>
+        </w:rPr>
+        <w:t xml:space="preserve"> </w:t>
+      </w:r>
+      <w:r>
+        <w:rPr>
+          <w:rStyle w:val="FunctionTok"/>
+        </w:rPr>
+        <w:t xml:space="preserve">contact_type</w:t>
+      </w:r>
+      <w:r>
+        <w:rPr>
+          <w:rStyle w:val="KeywordTok"/>
+        </w:rPr>
+        <w:t xml:space="preserve">:</w:t>
+      </w:r>
+      <w:r>
+        <w:rPr>
+          <w:rStyle w:val="AttributeTok"/>
+        </w:rPr>
+        <w:t xml:space="preserve"> phone</w:t>
+      </w:r>
+      <w:r>
+        <w:br/>
+      </w:r>
+      <w:r>
+        <w:rPr>
+          <w:rStyle w:val="AttributeTok"/>
+        </w:rPr>
+        <w:t xml:space="preserve">  </w:t>
+      </w:r>
+      <w:r>
+        <w:rPr>
+          <w:rStyle w:val="FunctionTok"/>
+        </w:rPr>
+        <w:t xml:space="preserve">value</w:t>
+      </w:r>
+      <w:r>
+        <w:rPr>
+          <w:rStyle w:val="KeywordTok"/>
+        </w:rPr>
+        <w:t xml:space="preserve">:</w:t>
+      </w:r>
+      <w:r>
+        <w:rPr>
+          <w:rStyle w:val="AttributeTok"/>
+        </w:rPr>
+        <w:t xml:space="preserve"> +41 21 331 00 95</w:t>
+      </w:r>
+      <w:r>
+        <w:br/>
+      </w:r>
+      <w:r>
+        <w:rPr>
+          <w:rStyle w:val="AttributeTok"/>
+        </w:rPr>
+        <w:t xml:space="preserve">  </w:t>
+      </w:r>
+      <w:r>
+        <w:rPr>
+          <w:rStyle w:val="FunctionTok"/>
+        </w:rPr>
+        <w:t xml:space="preserve">label</w:t>
+      </w:r>
+      <w:r>
+        <w:rPr>
+          <w:rStyle w:val="KeywordTok"/>
+        </w:rPr>
+        <w:t xml:space="preserve">:</w:t>
+      </w:r>
+      <w:r>
+        <w:rPr>
+          <w:rStyle w:val="AttributeTok"/>
+        </w:rPr>
+        <w:t xml:space="preserve"> Sekretariat</w:t>
+      </w:r>
+      <w:r>
+        <w:br/>
+      </w:r>
+      <w:r>
+        <w:rPr>
+          <w:rStyle w:val="FunctionTok"/>
+        </w:rPr>
+        <w:t xml:space="preserve">addresses</w:t>
+      </w:r>
+      <w:r>
+        <w:rPr>
+          <w:rStyle w:val="KeywordTok"/>
+        </w:rPr>
+        <w:t xml:space="preserve">:</w:t>
+      </w:r>
+      <w:r>
+        <w:br/>
+      </w:r>
+      <w:r>
+        <w:rPr>
+          <w:rStyle w:val="KeywordTok"/>
+        </w:rPr>
+        <w:t xml:space="preserve">-</w:t>
+      </w:r>
+      <w:r>
+        <w:rPr>
+          <w:rStyle w:val="AttributeTok"/>
+        </w:rPr>
+        <w:t xml:space="preserve"> </w:t>
+      </w:r>
+      <w:r>
+        <w:rPr>
+          <w:rStyle w:val="FunctionTok"/>
+        </w:rPr>
+        <w:t xml:space="preserve">address_type</w:t>
+      </w:r>
+      <w:r>
+        <w:rPr>
+          <w:rStyle w:val="KeywordTok"/>
+        </w:rPr>
+        <w:t xml:space="preserve">:</w:t>
+      </w:r>
+      <w:r>
+        <w:rPr>
+          <w:rStyle w:val="AttributeTok"/>
+        </w:rPr>
+        <w:t xml:space="preserve"> businessAddress</w:t>
+      </w:r>
+      <w:r>
+        <w:br/>
+      </w:r>
+      <w:r>
+        <w:rPr>
+          <w:rStyle w:val="AttributeTok"/>
+        </w:rPr>
+        <w:t xml:space="preserve">  </w:t>
+      </w:r>
+      <w:r>
+        <w:rPr>
+          <w:rStyle w:val="FunctionTok"/>
+        </w:rPr>
+        <w:t xml:space="preserve">address_uri</w:t>
+      </w:r>
+      <w:r>
+        <w:rPr>
+          <w:rStyle w:val="KeywordTok"/>
+        </w:rPr>
+        <w:t xml:space="preserve">:</w:t>
+      </w:r>
+      <w:r>
+        <w:rPr>
+          <w:rStyle w:val="AttributeTok"/>
+        </w:rPr>
+        <w:t xml:space="preserve"> https://geo.ld.admin.ch/location/address/101009806</w:t>
+      </w:r>
+      <w:r>
+        <w:br/>
+      </w:r>
+      <w:r>
+        <w:rPr>
+          <w:rStyle w:val="AttributeTok"/>
+        </w:rPr>
+        <w:t xml:space="preserve">  </w:t>
+      </w:r>
+      <w:r>
+        <w:rPr>
+          <w:rStyle w:val="FunctionTok"/>
+        </w:rPr>
+        <w:t xml:space="preserve">street_address</w:t>
+      </w:r>
+      <w:r>
+        <w:rPr>
+          <w:rStyle w:val="KeywordTok"/>
+        </w:rPr>
+        <w:t xml:space="preserve">:</w:t>
+      </w:r>
+      <w:r>
+        <w:rPr>
+          <w:rStyle w:val="AttributeTok"/>
+        </w:rPr>
+        <w:t xml:space="preserve"> Fédération romande des consommateurs, Rue de Genève 17, case postale</w:t>
+      </w:r>
+      <w:r>
+        <w:br/>
+      </w:r>
+      <w:r>
+        <w:rPr>
+          <w:rStyle w:val="AttributeTok"/>
+        </w:rPr>
+        <w:t xml:space="preserve">    </w:t>
+      </w:r>
+      <w:r>
+        <w:rPr>
+          <w:rStyle w:val="DecValTok"/>
+        </w:rPr>
+        <w:t xml:space="preserve">585</w:t>
+      </w:r>
+      <w:r>
+        <w:br/>
+      </w:r>
+      <w:r>
+        <w:rPr>
+          <w:rStyle w:val="AttributeTok"/>
+        </w:rPr>
+        <w:t xml:space="preserve">  </w:t>
+      </w:r>
+      <w:r>
+        <w:rPr>
+          <w:rStyle w:val="FunctionTok"/>
+        </w:rPr>
+        <w:t xml:space="preserve">postal_code</w:t>
+      </w:r>
+      <w:r>
+        <w:rPr>
+          <w:rStyle w:val="KeywordTok"/>
+        </w:rPr>
+        <w:t xml:space="preserve">:</w:t>
+      </w:r>
+      <w:r>
+        <w:rPr>
+          <w:rStyle w:val="AttributeTok"/>
+        </w:rPr>
+        <w:t xml:space="preserve"> </w:t>
+      </w:r>
+      <w:r>
+        <w:rPr>
+          <w:rStyle w:val="StringTok"/>
+        </w:rPr>
+        <w:t xml:space="preserve">'1001'</w:t>
+      </w:r>
+      <w:r>
+        <w:br/>
+      </w:r>
+      <w:r>
+        <w:rPr>
+          <w:rStyle w:val="AttributeTok"/>
+        </w:rPr>
+        <w:t xml:space="preserve">  </w:t>
+      </w:r>
+      <w:r>
+        <w:rPr>
+          <w:rStyle w:val="FunctionTok"/>
+        </w:rPr>
+        <w:t xml:space="preserve">postal_locality</w:t>
+      </w:r>
+      <w:r>
+        <w:rPr>
+          <w:rStyle w:val="KeywordTok"/>
+        </w:rPr>
+        <w:t xml:space="preserve">:</w:t>
+      </w:r>
+      <w:r>
+        <w:rPr>
+          <w:rStyle w:val="AttributeTok"/>
+        </w:rPr>
+        <w:t xml:space="preserve"> Lausanne</w:t>
+      </w:r>
+      <w:r>
+        <w:br/>
+      </w:r>
+      <w:r>
+        <w:rPr>
+          <w:rStyle w:val="AttributeTok"/>
+        </w:rPr>
+        <w:t xml:space="preserve">  </w:t>
+      </w:r>
+      <w:r>
+        <w:rPr>
+          <w:rStyle w:val="FunctionTok"/>
+        </w:rPr>
+        <w:t xml:space="preserve">country</w:t>
+      </w:r>
+      <w:r>
+        <w:rPr>
+          <w:rStyle w:val="KeywordTok"/>
+        </w:rPr>
+        <w:t xml:space="preserve">:</w:t>
+      </w:r>
+      <w:r>
+        <w:rPr>
+          <w:rStyle w:val="AttributeTok"/>
+        </w:rPr>
+        <w:t xml:space="preserve"> CH</w:t>
+      </w:r>
+      <w:r>
+        <w:br/>
+      </w:r>
+      <w:r>
+        <w:rPr>
+          <w:rStyle w:val="FunctionTok"/>
+        </w:rPr>
         <w:t xml:space="preserve">group_type</w:t>
       </w:r>
       <w:r>
@@ -27392,7 +27785,7 @@
     </w:p>
     <w:bookmarkEnd w:id="240"/>
     <w:bookmarkEnd w:id="241"/>
-    <w:bookmarkStart w:id="262" w:name="éléments-partagés"/>
+    <w:bookmarkStart w:id="263" w:name="éléments-partagés"/>
     <w:p>
       <w:pPr>
         <w:pStyle w:val="berschrift1"/>
@@ -28778,7 +29171,7 @@
       </w:r>
     </w:p>
     <w:bookmarkEnd w:id="249"/>
-    <w:bookmarkStart w:id="255" w:name="classe-address"/>
+    <w:bookmarkStart w:id="256" w:name="classe-address"/>
     <w:p>
       <w:pPr>
         <w:pStyle w:val="berschrift2"/>
@@ -29125,6 +29518,55 @@
             </w:pPr>
             <w:r>
               <w:t xml:space="preserve">Localité.</w:t>
+            </w:r>
+          </w:p>
+        </w:tc>
+      </w:tr>
+      <w:tr>
+        <w:tc>
+          <w:tcPr/>
+          <w:p>
+            <w:pPr>
+              <w:pStyle w:val="Compact"/>
+            </w:pPr>
+            <w:r>
+              <w:t xml:space="preserve">country</w:t>
+            </w:r>
+          </w:p>
+        </w:tc>
+        <w:tc>
+          <w:tcPr/>
+          <w:p>
+            <w:pPr>
+              <w:pStyle w:val="Compact"/>
+            </w:pPr>
+            <w:r>
+              <w:t xml:space="preserve">0..1</w:t>
+            </w:r>
+            <w:r>
+              <w:t xml:space="preserve"> </w:t>
+            </w:r>
+            <w:r>
+              <w:t xml:space="preserve"> </w:t>
+            </w:r>
+            <w:hyperlink w:anchor="String">
+              <w:r>
+                <w:rPr>
+                  <w:rStyle w:val="Hyperlink"/>
+                </w:rPr>
+                <w:t xml:space="preserve">String</w:t>
+              </w:r>
+            </w:hyperlink>
+          </w:p>
+        </w:tc>
+        <w:tc>
+          <w:tcPr/>
+          <w:p>
+            <w:pPr>
+              <w:pStyle w:val="Compact"/>
+            </w:pPr>
+            <w:r>
+              <w:t xml:space="preserve">Code de pays ISO 3166-1 alpha-2.</w:t>
             </w:r>
           </w:p>
         </w:tc>
@@ -29386,7 +29828,7 @@
       </w:tr>
     </w:tbl>
     <w:bookmarkEnd w:id="252"/>
-    <w:bookmarkStart w:id="254" w:name="exemples-4"/>
+    <w:bookmarkStart w:id="255" w:name="exemples-4"/>
     <w:p>
       <w:pPr>
         <w:pStyle w:val="berschrift3"/>
@@ -29449,9 +29891,168 @@
       </w:r>
     </w:p>
     <w:bookmarkEnd w:id="253"/>
+    <w:bookmarkStart w:id="254" w:name="exemple-address-groups__it_1"/>
+    <w:p>
+      <w:pPr>
+        <w:pStyle w:val="berschrift4"/>
+      </w:pPr>
+      <w:r>
+        <w:t xml:space="preserve">Exemple : Address-groups__it_1</w:t>
+      </w:r>
+    </w:p>
+    <w:p>
+      <w:pPr>
+        <w:pStyle w:val="SourceCode"/>
+      </w:pPr>
+      <w:r>
+        <w:rPr>
+          <w:rStyle w:val="FunctionTok"/>
+        </w:rPr>
+        <w:t xml:space="preserve">address_type</w:t>
+      </w:r>
+      <w:r>
+        <w:rPr>
+          <w:rStyle w:val="KeywordTok"/>
+        </w:rPr>
+        <w:t xml:space="preserve">:</w:t>
+      </w:r>
+      <w:r>
+        <w:rPr>
+          <w:rStyle w:val="AttributeTok"/>
+        </w:rPr>
+        <w:t xml:space="preserve"> businessAddress</w:t>
+      </w:r>
+      <w:r>
+        <w:br/>
+      </w:r>
+      <w:r>
+        <w:rPr>
+          <w:rStyle w:val="FunctionTok"/>
+        </w:rPr>
+        <w:t xml:space="preserve">address_uri</w:t>
+      </w:r>
+      <w:r>
+        <w:rPr>
+          <w:rStyle w:val="KeywordTok"/>
+        </w:rPr>
+        <w:t xml:space="preserve">:</w:t>
+      </w:r>
+      <w:r>
+        <w:rPr>
+          <w:rStyle w:val="AttributeTok"/>
+        </w:rPr>
+        <w:t xml:space="preserve"> https://geo.ld.admin.ch/location/address/101009806</w:t>
+      </w:r>
+      <w:r>
+        <w:br/>
+      </w:r>
+      <w:r>
+        <w:rPr>
+          <w:rStyle w:val="FunctionTok"/>
+        </w:rPr>
+        <w:t xml:space="preserve">street_address</w:t>
+      </w:r>
+      <w:r>
+        <w:rPr>
+          <w:rStyle w:val="KeywordTok"/>
+        </w:rPr>
+        <w:t xml:space="preserve">:</w:t>
+      </w:r>
+      <w:r>
+        <w:rPr>
+          <w:rStyle w:val="AttributeTok"/>
+        </w:rPr>
+        <w:t xml:space="preserve"> Fédération romande des consommateurs, Rue de Genève 17, case postale</w:t>
+      </w:r>
+      <w:r>
+        <w:br/>
+      </w:r>
+      <w:r>
+        <w:rPr>
+          <w:rStyle w:val="AttributeTok"/>
+        </w:rPr>
+        <w:t xml:space="preserve">  </w:t>
+      </w:r>
+      <w:r>
+        <w:rPr>
+          <w:rStyle w:val="DecValTok"/>
+        </w:rPr>
+        <w:t xml:space="preserve">585</w:t>
+      </w:r>
+      <w:r>
+        <w:br/>
+      </w:r>
+      <w:r>
+        <w:rPr>
+          <w:rStyle w:val="FunctionTok"/>
+        </w:rPr>
+        <w:t xml:space="preserve">postal_code</w:t>
+      </w:r>
+      <w:r>
+        <w:rPr>
+          <w:rStyle w:val="KeywordTok"/>
+        </w:rPr>
+        <w:t xml:space="preserve">:</w:t>
+      </w:r>
+      <w:r>
+        <w:rPr>
+          <w:rStyle w:val="AttributeTok"/>
+        </w:rPr>
+        <w:t xml:space="preserve"> </w:t>
+      </w:r>
+      <w:r>
+        <w:rPr>
+          <w:rStyle w:val="StringTok"/>
+        </w:rPr>
+        <w:t xml:space="preserve">'1001'</w:t>
+      </w:r>
+      <w:r>
+        <w:br/>
+      </w:r>
+      <w:r>
+        <w:rPr>
+          <w:rStyle w:val="FunctionTok"/>
+        </w:rPr>
+        <w:t xml:space="preserve">postal_locality</w:t>
+      </w:r>
+      <w:r>
+        <w:rPr>
+          <w:rStyle w:val="KeywordTok"/>
+        </w:rPr>
+        <w:t xml:space="preserve">:</w:t>
+      </w:r>
+      <w:r>
+        <w:rPr>
+          <w:rStyle w:val="AttributeTok"/>
+        </w:rPr>
+        <w:t xml:space="preserve"> Lausanne</w:t>
+      </w:r>
+      <w:r>
+        <w:br/>
+      </w:r>
+      <w:r>
+        <w:rPr>
+          <w:rStyle w:val="FunctionTok"/>
+        </w:rPr>
+        <w:t xml:space="preserve">country</w:t>
+      </w:r>
+      <w:r>
+        <w:rPr>
+          <w:rStyle w:val="KeywordTok"/>
+        </w:rPr>
+        <w:t xml:space="preserve">:</w:t>
+      </w:r>
+      <w:r>
+        <w:rPr>
+          <w:rStyle w:val="AttributeTok"/>
+        </w:rPr>
+        <w:t xml:space="preserve"> CH</w:t>
+      </w:r>
+    </w:p>
     <w:bookmarkEnd w:id="254"/>
     <w:bookmarkEnd w:id="255"/>
-    <w:bookmarkStart w:id="258" w:name="enum-addresstypeenum"/>
+    <w:bookmarkEnd w:id="256"/>
+    <w:bookmarkStart w:id="259" w:name="enum-addresstypeenum"/>
     <w:p>
       <w:pPr>
         <w:pStyle w:val="berschrift2"/>
@@ -29490,7 +30091,7 @@
       <w:r>
         <w:t xml:space="preserve"> </w:t>
       </w:r>
-      <w:hyperlink ns1:id="rId256">
+      <w:hyperlink ns1:id="rId257">
         <w:r>
           <w:rPr>
             <w:rStyle w:val="Hyperlink"/>
@@ -29499,7 +30100,7 @@
         </w:r>
       </w:hyperlink>
     </w:p>
-    <w:bookmarkStart w:id="257" w:name="valeurs-admissibles-7"/>
+    <w:bookmarkStart w:id="258" w:name="valeurs-admissibles-7"/>
     <w:p>
       <w:pPr>
         <w:pStyle w:val="berschrift3"/>
@@ -29626,9 +30227,9 @@
         </w:tc>
       </w:tr>
     </w:tbl>
-    <w:bookmarkEnd w:id="257"/>
     <w:bookmarkEnd w:id="258"/>
-    <w:bookmarkStart w:id="261" w:name="classe-contact"/>
+    <w:bookmarkEnd w:id="259"/>
+    <w:bookmarkStart w:id="262" w:name="classe-contact"/>
     <w:p>
       <w:pPr>
         <w:pStyle w:val="berschrift2"/>
@@ -29657,7 +30258,7 @@
         <w:t xml:space="preserve">__</w:t>
       </w:r>
     </w:p>
-    <w:bookmarkStart w:id="259" w:name="attributs-16"/>
+    <w:bookmarkStart w:id="260" w:name="attributs-16"/>
     <w:p>
       <w:pPr>
         <w:pStyle w:val="berschrift3"/>
@@ -29820,9 +30421,64 @@
           </w:p>
         </w:tc>
       </w:tr>
+      <w:tr>
+        <w:tc>
+          <w:tcPr>
+            <w:shd w:val="clear" w:color="auto" w:fill="F2F2F2"/>
+          </w:tcPr>
+          <w:p>
+            <w:pPr>
+              <w:pStyle w:val="Compact"/>
+            </w:pPr>
+            <w:r>
+              <w:t xml:space="preserve">label</w:t>
+            </w:r>
+          </w:p>
+        </w:tc>
+        <w:tc>
+          <w:tcPr>
+            <w:shd w:val="clear" w:color="auto" w:fill="F2F2F2"/>
+          </w:tcPr>
+          <w:p>
+            <w:pPr>
+              <w:pStyle w:val="Compact"/>
+            </w:pPr>
+            <w:r>
+              <w:t xml:space="preserve">0..1</w:t>
+            </w:r>
+            <w:r>
+              <w:t xml:space="preserve"> </w:t>
+            </w:r>
+            <w:r>
+              <w:t xml:space="preserve"> </w:t>
+            </w:r>
+            <w:hyperlink w:anchor="String">
+              <w:r>
+                <w:rPr>
+                  <w:rStyle w:val="Hyperlink"/>
+                </w:rPr>
+                <w:t xml:space="preserve">String</w:t>
+              </w:r>
+            </w:hyperlink>
+          </w:p>
+        </w:tc>
+        <w:tc>
+          <w:tcPr>
+            <w:shd w:val="clear" w:color="auto" w:fill="F2F2F2"/>
+          </w:tcPr>
+          <w:p>
+            <w:pPr>
+              <w:pStyle w:val="Compact"/>
+            </w:pPr>
+            <w:r>
+              <w:t xml:space="preserve">Attribuer un label à une information structurée (par ex. nom d’affichage, poste, etc.).</w:t>
+            </w:r>
+          </w:p>
+        </w:tc>
+      </w:tr>
     </w:tbl>
-    <w:bookmarkEnd w:id="259"/>
-    <w:bookmarkStart w:id="260" w:name="utilisations-16"/>
+    <w:bookmarkEnd w:id="260"/>
+    <w:bookmarkStart w:id="261" w:name="utilisations-16"/>
     <w:p>
       <w:pPr>
         <w:pStyle w:val="berschrift3"/>
@@ -30024,9 +30680,9 @@
         </w:tc>
       </w:tr>
     </w:tbl>
-    <w:bookmarkEnd w:id="260"/>
     <w:bookmarkEnd w:id="261"/>
     <w:bookmarkEnd w:id="262"/>
+    <w:bookmarkEnd w:id="263"/>
     <w:sectPr>
       <w:headerReference ns1:id="rId9" w:type="even"/>
       <w:headerReference ns1:id="rId10" w:type="default"/>
@@ -30330,7 +30986,7 @@
   <w:p>
     <w:pPr>
       <w:pStyle w:val="Kopfzeile"/>
-      <w:framePr w:wrap="none" w:vAnchor="text" w:hAnchor="page" w:x="9401" w:y="181"/>
+      <w:framePr w:wrap="none" w:vAnchor="page" w:hAnchor="page" w:x="9401" w:y="720"/>
       <w:rPr>
         <w:rStyle w:val="Seitenzahl"/>
       </w:rPr>
@@ -30388,7 +31044,7 @@
           <w:rPr>
             <w:rStyle w:val="Seitenzahl"/>
           </w:rPr>
-          <w:t xml:space="preserve"> of</w:t>
+          <w:t xml:space="preserve"> sur</w:t>
         </w:r>
         <w:r>
           <w:rPr>

--- a/ech-0294_actors/output/ech-0294_actors_fr.docx
+++ b/ech-0294_actors/output/ech-0294_actors_fr.docx
@@ -32941,7 +32941,7 @@
     <w:basedOn w:val="BeschriftungZchn"/>
     <w:rPr>
       <w:rFonts w:ascii="Consolas" w:hAnsi="Consolas"/>
-      <w:sz w:val="18"/>
+      <w:sz w:val="16"/>
     </w:rPr>
   </w:style>
   <w:style w:customStyle="1" w:styleId="SectionNumber" w:type="character">

--- a/ech-0294_actors/output/ech-0294_actors_fr.docx
+++ b/ech-0294_actors/output/ech-0294_actors_fr.docx
@@ -3044,13 +3044,13 @@
         <w:t xml:space="preserve">Exemples</w:t>
       </w:r>
     </w:p>
-    <w:bookmarkStart w:id="31" w:name="X14608db3aa614ec26bfdb5948b81aed4217d520"/>
+    <w:bookmarkStart w:id="31" w:name="Xcbde4100ac1b6a389c12d1b9928cb3e6030df94"/>
     <w:p>
       <w:pPr>
         <w:pStyle w:val="berschrift4"/>
       </w:pPr>
       <w:r>
-        <w:t xml:space="preserve">Exemple : Person-swiss_politicians_Cristina_Bozzi-Brunel</w:t>
+        <w:t xml:space="preserve">Exemple : Personne saisie de maniere complete</w:t>
       </w:r>
     </w:p>
     <w:p>
@@ -3079,7 +3079,7 @@
         <w:rPr>
           <w:rStyle w:val="DecValTok"/>
         </w:rPr>
-        <w:t xml:space="preserve">280958</w:t>
+        <w:t xml:space="preserve">4032</w:t>
       </w:r>
       <w:r>
         <w:br/>
@@ -3100,7 +3100,7 @@
         <w:rPr>
           <w:rStyle w:val="AttributeTok"/>
         </w:rPr>
-        <w:t xml:space="preserve"> https://parlament.winterthur.ch/behoerdenmitglieder/280958</w:t>
+        <w:t xml:space="preserve"> https://data-example.parlament.ch/person/4032</w:t>
       </w:r>
       <w:r>
         <w:br/>
@@ -3109,6 +3109,27 @@
         <w:rPr>
           <w:rStyle w:val="FunctionTok"/>
         </w:rPr>
+        <w:t xml:space="preserve">wikidata_uri</w:t>
+      </w:r>
+      <w:r>
+        <w:rPr>
+          <w:rStyle w:val="KeywordTok"/>
+        </w:rPr>
+        <w:t xml:space="preserve">:</w:t>
+      </w:r>
+      <w:r>
+        <w:rPr>
+          <w:rStyle w:val="AttributeTok"/>
+        </w:rPr>
+        <w:t xml:space="preserve"> http://www.wikidata.org/entity/Q813067</w:t>
+      </w:r>
+      <w:r>
+        <w:br/>
+      </w:r>
+      <w:r>
+        <w:rPr>
+          <w:rStyle w:val="FunctionTok"/>
+        </w:rPr>
         <w:t xml:space="preserve">label</w:t>
       </w:r>
       <w:r>
@@ -3121,7 +3142,7 @@
         <w:rPr>
           <w:rStyle w:val="AttributeTok"/>
         </w:rPr>
-        <w:t xml:space="preserve"> Cristina Bozzi-Brunel</w:t>
+        <w:t xml:space="preserve"> Beat Jans</w:t>
       </w:r>
       <w:r>
         <w:br/>
@@ -3130,6 +3151,96 @@
         <w:rPr>
           <w:rStyle w:val="FunctionTok"/>
         </w:rPr>
+        <w:t xml:space="preserve">label_long</w:t>
+      </w:r>
+      <w:r>
+        <w:rPr>
+          <w:rStyle w:val="KeywordTok"/>
+        </w:rPr>
+        <w:t xml:space="preserve">:</w:t>
+      </w:r>
+      <w:r>
+        <w:rPr>
+          <w:rStyle w:val="AttributeTok"/>
+        </w:rPr>
+        <w:t xml:space="preserve"> Beat Jans, dipl. nat. ETH</w:t>
+      </w:r>
+      <w:r>
+        <w:br/>
+      </w:r>
+      <w:r>
+        <w:rPr>
+          <w:rStyle w:val="FunctionTok"/>
+        </w:rPr>
+        <w:t xml:space="preserve">birth_year</w:t>
+      </w:r>
+      <w:r>
+        <w:rPr>
+          <w:rStyle w:val="KeywordTok"/>
+        </w:rPr>
+        <w:t xml:space="preserve">:</w:t>
+      </w:r>
+      <w:r>
+        <w:rPr>
+          <w:rStyle w:val="AttributeTok"/>
+        </w:rPr>
+        <w:t xml:space="preserve"> </w:t>
+      </w:r>
+      <w:r>
+        <w:rPr>
+          <w:rStyle w:val="DecValTok"/>
+        </w:rPr>
+        <w:t xml:space="preserve">1964</w:t>
+      </w:r>
+      <w:r>
+        <w:br/>
+      </w:r>
+      <w:r>
+        <w:rPr>
+          <w:rStyle w:val="FunctionTok"/>
+        </w:rPr>
+        <w:t xml:space="preserve">birth_date</w:t>
+      </w:r>
+      <w:r>
+        <w:rPr>
+          <w:rStyle w:val="KeywordTok"/>
+        </w:rPr>
+        <w:t xml:space="preserve">:</w:t>
+      </w:r>
+      <w:r>
+        <w:rPr>
+          <w:rStyle w:val="AttributeTok"/>
+        </w:rPr>
+        <w:t xml:space="preserve"> 1964-07-12</w:t>
+      </w:r>
+      <w:r>
+        <w:br/>
+      </w:r>
+      <w:r>
+        <w:rPr>
+          <w:rStyle w:val="FunctionTok"/>
+        </w:rPr>
+        <w:t xml:space="preserve">picture</w:t>
+      </w:r>
+      <w:r>
+        <w:rPr>
+          <w:rStyle w:val="KeywordTok"/>
+        </w:rPr>
+        <w:t xml:space="preserve">:</w:t>
+      </w:r>
+      <w:r>
+        <w:rPr>
+          <w:rStyle w:val="AttributeTok"/>
+        </w:rPr>
+        <w:t xml:space="preserve"> https://commons.wikimedia.org/wiki/File:Beat_Jans_(2026)_(cropped).jpg</w:t>
+      </w:r>
+      <w:r>
+        <w:br/>
+      </w:r>
+      <w:r>
+        <w:rPr>
+          <w:rStyle w:val="FunctionTok"/>
+        </w:rPr>
         <w:t xml:space="preserve">names</w:t>
       </w:r>
       <w:r>
@@ -3196,7 +3307,7 @@
         <w:rPr>
           <w:rStyle w:val="AttributeTok"/>
         </w:rPr>
-        <w:t xml:space="preserve"> Cristina</w:t>
+        <w:t xml:space="preserve"> Beat</w:t>
       </w:r>
       <w:r>
         <w:br/>
@@ -3256,13 +3367,55 @@
         <w:rPr>
           <w:rStyle w:val="AttributeTok"/>
         </w:rPr>
-        <w:t xml:space="preserve"> Bozzi-Brunel</w:t>
+        <w:t xml:space="preserve"> Jans</w:t>
       </w:r>
       <w:r>
         <w:br/>
       </w:r>
       <w:r>
         <w:rPr>
+          <w:rStyle w:val="AttributeTok"/>
+        </w:rPr>
+        <w:t xml:space="preserve">  </w:t>
+      </w:r>
+      <w:r>
+        <w:rPr>
+          <w:rStyle w:val="FunctionTok"/>
+        </w:rPr>
+        <w:t xml:space="preserve">valid_from</w:t>
+      </w:r>
+      <w:r>
+        <w:rPr>
+          <w:rStyle w:val="KeywordTok"/>
+        </w:rPr>
+        <w:t xml:space="preserve">:</w:t>
+      </w:r>
+      <w:r>
+        <w:rPr>
+          <w:rStyle w:val="AttributeTok"/>
+        </w:rPr>
+        <w:t xml:space="preserve"> 1964-07-12</w:t>
+      </w:r>
+      <w:r>
+        <w:br/>
+      </w:r>
+      <w:r>
+        <w:rPr>
+          <w:rStyle w:val="FunctionTok"/>
+        </w:rPr>
+        <w:t xml:space="preserve">addresses</w:t>
+      </w:r>
+      <w:r>
+        <w:rPr>
+          <w:rStyle w:val="KeywordTok"/>
+        </w:rPr>
+        <w:t xml:space="preserve">:</w:t>
+      </w:r>
+      <w:r>
+        <w:br/>
+      </w:r>
+      <w:r>
+        <w:rPr>
           <w:rStyle w:val="KeywordTok"/>
         </w:rPr>
         <w:t xml:space="preserve">-</w:t>
@@ -3277,7 +3430,7 @@
         <w:rPr>
           <w:rStyle w:val="FunctionTok"/>
         </w:rPr>
-        <w:t xml:space="preserve">name_type</w:t>
+        <w:t xml:space="preserve">address_type</w:t>
       </w:r>
       <w:r>
         <w:rPr>
@@ -3289,7 +3442,7 @@
         <w:rPr>
           <w:rStyle w:val="AttributeTok"/>
         </w:rPr>
-        <w:t xml:space="preserve"> PersonOriginalName</w:t>
+        <w:t xml:space="preserve"> businessAddress</w:t>
       </w:r>
       <w:r>
         <w:br/>
@@ -3304,6 +3457,459 @@
         <w:rPr>
           <w:rStyle w:val="FunctionTok"/>
         </w:rPr>
+        <w:t xml:space="preserve">postal_locality</w:t>
+      </w:r>
+      <w:r>
+        <w:rPr>
+          <w:rStyle w:val="KeywordTok"/>
+        </w:rPr>
+        <w:t xml:space="preserve">:</w:t>
+      </w:r>
+      <w:r>
+        <w:rPr>
+          <w:rStyle w:val="AttributeTok"/>
+        </w:rPr>
+        <w:t xml:space="preserve"> Basel-Stadt</w:t>
+      </w:r>
+      <w:r>
+        <w:br/>
+      </w:r>
+      <w:r>
+        <w:rPr>
+          <w:rStyle w:val="FunctionTok"/>
+        </w:rPr>
+        <w:t xml:space="preserve">language_proficiencies</w:t>
+      </w:r>
+      <w:r>
+        <w:rPr>
+          <w:rStyle w:val="KeywordTok"/>
+        </w:rPr>
+        <w:t xml:space="preserve">:</w:t>
+      </w:r>
+      <w:r>
+        <w:br/>
+      </w:r>
+      <w:r>
+        <w:rPr>
+          <w:rStyle w:val="KeywordTok"/>
+        </w:rPr>
+        <w:t xml:space="preserve">-</w:t>
+      </w:r>
+      <w:r>
+        <w:rPr>
+          <w:rStyle w:val="AttributeTok"/>
+        </w:rPr>
+        <w:t xml:space="preserve"> </w:t>
+      </w:r>
+      <w:r>
+        <w:rPr>
+          <w:rStyle w:val="FunctionTok"/>
+        </w:rPr>
+        <w:t xml:space="preserve">language</w:t>
+      </w:r>
+      <w:r>
+        <w:rPr>
+          <w:rStyle w:val="KeywordTok"/>
+        </w:rPr>
+        <w:t xml:space="preserve">:</w:t>
+      </w:r>
+      <w:r>
+        <w:rPr>
+          <w:rStyle w:val="AttributeTok"/>
+        </w:rPr>
+        <w:t xml:space="preserve"> de</w:t>
+      </w:r>
+      <w:r>
+        <w:br/>
+      </w:r>
+      <w:r>
+        <w:rPr>
+          <w:rStyle w:val="AttributeTok"/>
+        </w:rPr>
+        <w:t xml:space="preserve">  </w:t>
+      </w:r>
+      <w:r>
+        <w:rPr>
+          <w:rStyle w:val="FunctionTok"/>
+        </w:rPr>
+        <w:t xml:space="preserve">is_correspondence</w:t>
+      </w:r>
+      <w:r>
+        <w:rPr>
+          <w:rStyle w:val="KeywordTok"/>
+        </w:rPr>
+        <w:t xml:space="preserve">:</w:t>
+      </w:r>
+      <w:r>
+        <w:rPr>
+          <w:rStyle w:val="AttributeTok"/>
+        </w:rPr>
+        <w:t xml:space="preserve"> </w:t>
+      </w:r>
+      <w:r>
+        <w:rPr>
+          <w:rStyle w:val="CharTok"/>
+        </w:rPr>
+        <w:t xml:space="preserve">true</w:t>
+      </w:r>
+      <w:r>
+        <w:br/>
+      </w:r>
+      <w:r>
+        <w:rPr>
+          <w:rStyle w:val="AttributeTok"/>
+        </w:rPr>
+        <w:t xml:space="preserve">  </w:t>
+      </w:r>
+      <w:r>
+        <w:rPr>
+          <w:rStyle w:val="FunctionTok"/>
+        </w:rPr>
+        <w:t xml:space="preserve">is_native</w:t>
+      </w:r>
+      <w:r>
+        <w:rPr>
+          <w:rStyle w:val="KeywordTok"/>
+        </w:rPr>
+        <w:t xml:space="preserve">:</w:t>
+      </w:r>
+      <w:r>
+        <w:rPr>
+          <w:rStyle w:val="AttributeTok"/>
+        </w:rPr>
+        <w:t xml:space="preserve"> </w:t>
+      </w:r>
+      <w:r>
+        <w:rPr>
+          <w:rStyle w:val="CharTok"/>
+        </w:rPr>
+        <w:t xml:space="preserve">true</w:t>
+      </w:r>
+      <w:r>
+        <w:br/>
+      </w:r>
+      <w:r>
+        <w:rPr>
+          <w:rStyle w:val="FunctionTok"/>
+        </w:rPr>
+        <w:t xml:space="preserve">citizenships</w:t>
+      </w:r>
+      <w:r>
+        <w:rPr>
+          <w:rStyle w:val="KeywordTok"/>
+        </w:rPr>
+        <w:t xml:space="preserve">:</w:t>
+      </w:r>
+      <w:r>
+        <w:br/>
+      </w:r>
+      <w:r>
+        <w:rPr>
+          <w:rStyle w:val="KeywordTok"/>
+        </w:rPr>
+        <w:t xml:space="preserve">-</w:t>
+      </w:r>
+      <w:r>
+        <w:rPr>
+          <w:rStyle w:val="AttributeTok"/>
+        </w:rPr>
+        <w:t xml:space="preserve"> </w:t>
+      </w:r>
+      <w:r>
+        <w:rPr>
+          <w:rStyle w:val="FunctionTok"/>
+        </w:rPr>
+        <w:t xml:space="preserve">country</w:t>
+      </w:r>
+      <w:r>
+        <w:rPr>
+          <w:rStyle w:val="KeywordTok"/>
+        </w:rPr>
+        <w:t xml:space="preserve">:</w:t>
+      </w:r>
+      <w:r>
+        <w:rPr>
+          <w:rStyle w:val="AttributeTok"/>
+        </w:rPr>
+        <w:t xml:space="preserve"> CH</w:t>
+      </w:r>
+      <w:r>
+        <w:br/>
+      </w:r>
+      <w:r>
+        <w:rPr>
+          <w:rStyle w:val="AttributeTok"/>
+        </w:rPr>
+        <w:t xml:space="preserve">  </w:t>
+      </w:r>
+      <w:r>
+        <w:rPr>
+          <w:rStyle w:val="FunctionTok"/>
+        </w:rPr>
+        <w:t xml:space="preserve">valid_from</w:t>
+      </w:r>
+      <w:r>
+        <w:rPr>
+          <w:rStyle w:val="KeywordTok"/>
+        </w:rPr>
+        <w:t xml:space="preserve">:</w:t>
+      </w:r>
+      <w:r>
+        <w:rPr>
+          <w:rStyle w:val="AttributeTok"/>
+        </w:rPr>
+        <w:t xml:space="preserve"> 1964-07-12</w:t>
+      </w:r>
+      <w:r>
+        <w:br/>
+      </w:r>
+      <w:r>
+        <w:rPr>
+          <w:rStyle w:val="FunctionTok"/>
+        </w:rPr>
+        <w:t xml:space="preserve">genders</w:t>
+      </w:r>
+      <w:r>
+        <w:rPr>
+          <w:rStyle w:val="KeywordTok"/>
+        </w:rPr>
+        <w:t xml:space="preserve">:</w:t>
+      </w:r>
+      <w:r>
+        <w:br/>
+      </w:r>
+      <w:r>
+        <w:rPr>
+          <w:rStyle w:val="KeywordTok"/>
+        </w:rPr>
+        <w:t xml:space="preserve">-</w:t>
+      </w:r>
+      <w:r>
+        <w:rPr>
+          <w:rStyle w:val="AttributeTok"/>
+        </w:rPr>
+        <w:t xml:space="preserve"> </w:t>
+      </w:r>
+      <w:r>
+        <w:rPr>
+          <w:rStyle w:val="FunctionTok"/>
+        </w:rPr>
+        <w:t xml:space="preserve">gender_code</w:t>
+      </w:r>
+      <w:r>
+        <w:rPr>
+          <w:rStyle w:val="KeywordTok"/>
+        </w:rPr>
+        <w:t xml:space="preserve">:</w:t>
+      </w:r>
+      <w:r>
+        <w:rPr>
+          <w:rStyle w:val="AttributeTok"/>
+        </w:rPr>
+        <w:t xml:space="preserve"> male</w:t>
+      </w:r>
+      <w:r>
+        <w:br/>
+      </w:r>
+      <w:r>
+        <w:rPr>
+          <w:rStyle w:val="AttributeTok"/>
+        </w:rPr>
+        <w:t xml:space="preserve">  </w:t>
+      </w:r>
+      <w:r>
+        <w:rPr>
+          <w:rStyle w:val="FunctionTok"/>
+        </w:rPr>
+        <w:t xml:space="preserve">valid_from</w:t>
+      </w:r>
+      <w:r>
+        <w:rPr>
+          <w:rStyle w:val="KeywordTok"/>
+        </w:rPr>
+        <w:t xml:space="preserve">:</w:t>
+      </w:r>
+      <w:r>
+        <w:rPr>
+          <w:rStyle w:val="AttributeTok"/>
+        </w:rPr>
+        <w:t xml:space="preserve"> 1964-07-12</w:t>
+      </w:r>
+      <w:r>
+        <w:br/>
+      </w:r>
+      <w:r>
+        <w:rPr>
+          <w:rStyle w:val="FunctionTok"/>
+        </w:rPr>
+        <w:t xml:space="preserve">occupations</w:t>
+      </w:r>
+      <w:r>
+        <w:rPr>
+          <w:rStyle w:val="KeywordTok"/>
+        </w:rPr>
+        <w:t xml:space="preserve">:</w:t>
+      </w:r>
+      <w:r>
+        <w:br/>
+      </w:r>
+      <w:r>
+        <w:rPr>
+          <w:rStyle w:val="KeywordTok"/>
+        </w:rPr>
+        <w:t xml:space="preserve">-</w:t>
+      </w:r>
+      <w:r>
+        <w:rPr>
+          <w:rStyle w:val="AttributeTok"/>
+        </w:rPr>
+        <w:t xml:space="preserve"> </w:t>
+      </w:r>
+      <w:r>
+        <w:rPr>
+          <w:rStyle w:val="FunctionTok"/>
+        </w:rPr>
+        <w:t xml:space="preserve">label</w:t>
+      </w:r>
+      <w:r>
+        <w:rPr>
+          <w:rStyle w:val="KeywordTok"/>
+        </w:rPr>
+        <w:t xml:space="preserve">:</w:t>
+      </w:r>
+      <w:r>
+        <w:rPr>
+          <w:rStyle w:val="AttributeTok"/>
+        </w:rPr>
+        <w:t xml:space="preserve"> Politiker</w:t>
+      </w:r>
+      <w:r>
+        <w:br/>
+      </w:r>
+      <w:r>
+        <w:rPr>
+          <w:rStyle w:val="AttributeTok"/>
+        </w:rPr>
+        <w:t xml:space="preserve">  </w:t>
+      </w:r>
+      <w:r>
+        <w:rPr>
+          <w:rStyle w:val="FunctionTok"/>
+        </w:rPr>
+        <w:t xml:space="preserve">valid_from</w:t>
+      </w:r>
+      <w:r>
+        <w:rPr>
+          <w:rStyle w:val="KeywordTok"/>
+        </w:rPr>
+        <w:t xml:space="preserve">:</w:t>
+      </w:r>
+      <w:r>
+        <w:rPr>
+          <w:rStyle w:val="AttributeTok"/>
+        </w:rPr>
+        <w:t xml:space="preserve"> 1964-01-01</w:t>
+      </w:r>
+      <w:r>
+        <w:br/>
+      </w:r>
+      <w:r>
+        <w:rPr>
+          <w:rStyle w:val="AttributeTok"/>
+        </w:rPr>
+        <w:t xml:space="preserve">  </w:t>
+      </w:r>
+      <w:r>
+        <w:rPr>
+          <w:rStyle w:val="FunctionTok"/>
+        </w:rPr>
+        <w:t xml:space="preserve">is_active</w:t>
+      </w:r>
+      <w:r>
+        <w:rPr>
+          <w:rStyle w:val="KeywordTok"/>
+        </w:rPr>
+        <w:t xml:space="preserve">:</w:t>
+      </w:r>
+      <w:r>
+        <w:rPr>
+          <w:rStyle w:val="AttributeTok"/>
+        </w:rPr>
+        <w:t xml:space="preserve"> </w:t>
+      </w:r>
+      <w:r>
+        <w:rPr>
+          <w:rStyle w:val="CharTok"/>
+        </w:rPr>
+        <w:t xml:space="preserve">true</w:t>
+      </w:r>
+      <w:r>
+        <w:br/>
+      </w:r>
+      <w:r>
+        <w:rPr>
+          <w:rStyle w:val="FunctionTok"/>
+        </w:rPr>
+        <w:t xml:space="preserve">trainings</w:t>
+      </w:r>
+      <w:r>
+        <w:rPr>
+          <w:rStyle w:val="KeywordTok"/>
+        </w:rPr>
+        <w:t xml:space="preserve">:</w:t>
+      </w:r>
+      <w:r>
+        <w:br/>
+      </w:r>
+      <w:r>
+        <w:rPr>
+          <w:rStyle w:val="KeywordTok"/>
+        </w:rPr>
+        <w:t xml:space="preserve">-</w:t>
+      </w:r>
+      <w:r>
+        <w:rPr>
+          <w:rStyle w:val="AttributeTok"/>
+        </w:rPr>
+        <w:t xml:space="preserve"> </w:t>
+      </w:r>
+      <w:r>
+        <w:rPr>
+          <w:rStyle w:val="FunctionTok"/>
+        </w:rPr>
+        <w:t xml:space="preserve">training_type</w:t>
+      </w:r>
+      <w:r>
+        <w:rPr>
+          <w:rStyle w:val="KeywordTok"/>
+        </w:rPr>
+        <w:t xml:space="preserve">:</w:t>
+      </w:r>
+      <w:r>
+        <w:rPr>
+          <w:rStyle w:val="AttributeTok"/>
+        </w:rPr>
+        <w:t xml:space="preserve"> </w:t>
+      </w:r>
+      <w:r>
+        <w:rPr>
+          <w:rStyle w:val="StringTok"/>
+        </w:rPr>
+        <w:t xml:space="preserve">'3223'</w:t>
+      </w:r>
+      <w:r>
+        <w:br/>
+      </w:r>
+      <w:r>
+        <w:rPr>
+          <w:rStyle w:val="AttributeTok"/>
+        </w:rPr>
+        <w:t xml:space="preserve">  </w:t>
+      </w:r>
+      <w:r>
+        <w:rPr>
+          <w:rStyle w:val="FunctionTok"/>
+        </w:rPr>
         <w:t xml:space="preserve">value</w:t>
       </w:r>
       <w:r>
@@ -3316,17 +3922,152 @@
         <w:rPr>
           <w:rStyle w:val="AttributeTok"/>
         </w:rPr>
-        <w:t xml:space="preserve"> Brunel</w:t>
+        <w:t xml:space="preserve"> dipl. nat. ETH</w:t>
+      </w:r>
+      <w:r>
+        <w:br/>
+      </w:r>
+      <w:r>
+        <w:rPr>
+          <w:rStyle w:val="FunctionTok"/>
+        </w:rPr>
+        <w:t xml:space="preserve">contacts</w:t>
+      </w:r>
+      <w:r>
+        <w:rPr>
+          <w:rStyle w:val="KeywordTok"/>
+        </w:rPr>
+        <w:t xml:space="preserve">:</w:t>
+      </w:r>
+      <w:r>
+        <w:br/>
+      </w:r>
+      <w:r>
+        <w:rPr>
+          <w:rStyle w:val="KeywordTok"/>
+        </w:rPr>
+        <w:t xml:space="preserve">-</w:t>
+      </w:r>
+      <w:r>
+        <w:rPr>
+          <w:rStyle w:val="AttributeTok"/>
+        </w:rPr>
+        <w:t xml:space="preserve"> </w:t>
+      </w:r>
+      <w:r>
+        <w:rPr>
+          <w:rStyle w:val="FunctionTok"/>
+        </w:rPr>
+        <w:t xml:space="preserve">contact_type</w:t>
+      </w:r>
+      <w:r>
+        <w:rPr>
+          <w:rStyle w:val="KeywordTok"/>
+        </w:rPr>
+        <w:t xml:space="preserve">:</w:t>
+      </w:r>
+      <w:r>
+        <w:rPr>
+          <w:rStyle w:val="AttributeTok"/>
+        </w:rPr>
+        <w:t xml:space="preserve"> email</w:t>
+      </w:r>
+      <w:r>
+        <w:br/>
+      </w:r>
+      <w:r>
+        <w:rPr>
+          <w:rStyle w:val="AttributeTok"/>
+        </w:rPr>
+        <w:t xml:space="preserve">  </w:t>
+      </w:r>
+      <w:r>
+        <w:rPr>
+          <w:rStyle w:val="FunctionTok"/>
+        </w:rPr>
+        <w:t xml:space="preserve">value</w:t>
+      </w:r>
+      <w:r>
+        <w:rPr>
+          <w:rStyle w:val="KeywordTok"/>
+        </w:rPr>
+        <w:t xml:space="preserve">:</w:t>
+      </w:r>
+      <w:r>
+        <w:rPr>
+          <w:rStyle w:val="AttributeTok"/>
+        </w:rPr>
+        <w:t xml:space="preserve"> beat.jans@admin.ch</w:t>
+      </w:r>
+      <w:r>
+        <w:br/>
+      </w:r>
+      <w:r>
+        <w:rPr>
+          <w:rStyle w:val="KeywordTok"/>
+        </w:rPr>
+        <w:t xml:space="preserve">-</w:t>
+      </w:r>
+      <w:r>
+        <w:rPr>
+          <w:rStyle w:val="AttributeTok"/>
+        </w:rPr>
+        <w:t xml:space="preserve"> </w:t>
+      </w:r>
+      <w:r>
+        <w:rPr>
+          <w:rStyle w:val="FunctionTok"/>
+        </w:rPr>
+        <w:t xml:space="preserve">contact_type</w:t>
+      </w:r>
+      <w:r>
+        <w:rPr>
+          <w:rStyle w:val="KeywordTok"/>
+        </w:rPr>
+        <w:t xml:space="preserve">:</w:t>
+      </w:r>
+      <w:r>
+        <w:rPr>
+          <w:rStyle w:val="AttributeTok"/>
+        </w:rPr>
+        <w:t xml:space="preserve"> contact_website</w:t>
+      </w:r>
+      <w:r>
+        <w:br/>
+      </w:r>
+      <w:r>
+        <w:rPr>
+          <w:rStyle w:val="AttributeTok"/>
+        </w:rPr>
+        <w:t xml:space="preserve">  </w:t>
+      </w:r>
+      <w:r>
+        <w:rPr>
+          <w:rStyle w:val="FunctionTok"/>
+        </w:rPr>
+        <w:t xml:space="preserve">value</w:t>
+      </w:r>
+      <w:r>
+        <w:rPr>
+          <w:rStyle w:val="KeywordTok"/>
+        </w:rPr>
+        <w:t xml:space="preserve">:</w:t>
+      </w:r>
+      <w:r>
+        <w:rPr>
+          <w:rStyle w:val="AttributeTok"/>
+        </w:rPr>
+        <w:t xml:space="preserve"> http://www.beat-jans.ch</w:t>
       </w:r>
     </w:p>
     <w:bookmarkEnd w:id="31"/>
-    <w:bookmarkStart w:id="32" w:name="Xb71c5312b05311f6bbdf7c195973d6315415093"/>
+    <w:bookmarkStart w:id="32" w:name="X7dfdf916967534251c80aff5a6d4af223df0802"/>
     <w:p>
       <w:pPr>
         <w:pStyle w:val="berschrift4"/>
       </w:pPr>
       <w:r>
-        <w:t xml:space="preserve">Exemple : Person-swiss_politicians_Alois_Arnold_1981</w:t>
+        <w:t xml:space="preserve">Exemple : Indication de sexe non binaire avec profession et formation</w:t>
       </w:r>
     </w:p>
     <w:p>
@@ -3349,13 +4090,76 @@
         <w:rPr>
           <w:rStyle w:val="AttributeTok"/>
         </w:rPr>
+        <w:t xml:space="preserve"> 72c7232be92944e3876f3b6723824ff9</w:t>
+      </w:r>
+      <w:r>
+        <w:br/>
+      </w:r>
+      <w:r>
+        <w:rPr>
+          <w:rStyle w:val="FunctionTok"/>
+        </w:rPr>
+        <w:t xml:space="preserve">global_uri</w:t>
+      </w:r>
+      <w:r>
+        <w:rPr>
+          <w:rStyle w:val="KeywordTok"/>
+        </w:rPr>
+        <w:t xml:space="preserve">:</w:t>
+      </w:r>
+      <w:r>
+        <w:rPr>
+          <w:rStyle w:val="AttributeTok"/>
+        </w:rPr>
+        <w:t xml:space="preserve"> https://stadtrat.bern.ch/de/mitglieder/detail.php?gid=72c7232be92944e3876f3b6723824ff9</w:t>
+      </w:r>
+      <w:r>
+        <w:br/>
+      </w:r>
+      <w:r>
+        <w:rPr>
+          <w:rStyle w:val="FunctionTok"/>
+        </w:rPr>
+        <w:t xml:space="preserve">label</w:t>
+      </w:r>
+      <w:r>
+        <w:rPr>
+          <w:rStyle w:val="KeywordTok"/>
+        </w:rPr>
+        <w:t xml:space="preserve">:</w:t>
+      </w:r>
+      <w:r>
+        <w:rPr>
+          <w:rStyle w:val="AttributeTok"/>
+        </w:rPr>
+        <w:t xml:space="preserve"> Sofia Fisch</w:t>
+      </w:r>
+      <w:r>
+        <w:br/>
+      </w:r>
+      <w:r>
+        <w:rPr>
+          <w:rStyle w:val="FunctionTok"/>
+        </w:rPr>
+        <w:t xml:space="preserve">birth_year</w:t>
+      </w:r>
+      <w:r>
+        <w:rPr>
+          <w:rStyle w:val="KeywordTok"/>
+        </w:rPr>
+        <w:t xml:space="preserve">:</w:t>
+      </w:r>
+      <w:r>
+        <w:rPr>
+          <w:rStyle w:val="AttributeTok"/>
+        </w:rPr>
         <w:t xml:space="preserve"> </w:t>
       </w:r>
       <w:r>
         <w:rPr>
           <w:rStyle w:val="DecValTok"/>
         </w:rPr>
-        <w:t xml:space="preserve">6447</w:t>
+        <w:t xml:space="preserve">1996</w:t>
       </w:r>
       <w:r>
         <w:br/>
@@ -3364,7 +4168,7 @@
         <w:rPr>
           <w:rStyle w:val="FunctionTok"/>
         </w:rPr>
-        <w:t xml:space="preserve">global_uri</w:t>
+        <w:t xml:space="preserve">names</w:t>
       </w:r>
       <w:r>
         <w:rPr>
@@ -3373,18 +4177,186 @@
         <w:t xml:space="preserve">:</w:t>
       </w:r>
       <w:r>
-        <w:rPr>
-          <w:rStyle w:val="AttributeTok"/>
-        </w:rPr>
-        <w:t xml:space="preserve"> https://www.ur.ch/behoerdenmitglieder/6447</w:t>
-      </w:r>
-      <w:r>
         <w:br/>
       </w:r>
       <w:r>
         <w:rPr>
+          <w:rStyle w:val="KeywordTok"/>
+        </w:rPr>
+        <w:t xml:space="preserve">-</w:t>
+      </w:r>
+      <w:r>
+        <w:rPr>
+          <w:rStyle w:val="AttributeTok"/>
+        </w:rPr>
+        <w:t xml:space="preserve"> </w:t>
+      </w:r>
+      <w:r>
+        <w:rPr>
           <w:rStyle w:val="FunctionTok"/>
         </w:rPr>
+        <w:t xml:space="preserve">name_type</w:t>
+      </w:r>
+      <w:r>
+        <w:rPr>
+          <w:rStyle w:val="KeywordTok"/>
+        </w:rPr>
+        <w:t xml:space="preserve">:</w:t>
+      </w:r>
+      <w:r>
+        <w:rPr>
+          <w:rStyle w:val="AttributeTok"/>
+        </w:rPr>
+        <w:t xml:space="preserve"> PersonFirstName</w:t>
+      </w:r>
+      <w:r>
+        <w:br/>
+      </w:r>
+      <w:r>
+        <w:rPr>
+          <w:rStyle w:val="AttributeTok"/>
+        </w:rPr>
+        <w:t xml:space="preserve">  </w:t>
+      </w:r>
+      <w:r>
+        <w:rPr>
+          <w:rStyle w:val="FunctionTok"/>
+        </w:rPr>
+        <w:t xml:space="preserve">value</w:t>
+      </w:r>
+      <w:r>
+        <w:rPr>
+          <w:rStyle w:val="KeywordTok"/>
+        </w:rPr>
+        <w:t xml:space="preserve">:</w:t>
+      </w:r>
+      <w:r>
+        <w:rPr>
+          <w:rStyle w:val="AttributeTok"/>
+        </w:rPr>
+        <w:t xml:space="preserve"> Sofia</w:t>
+      </w:r>
+      <w:r>
+        <w:br/>
+      </w:r>
+      <w:r>
+        <w:rPr>
+          <w:rStyle w:val="KeywordTok"/>
+        </w:rPr>
+        <w:t xml:space="preserve">-</w:t>
+      </w:r>
+      <w:r>
+        <w:rPr>
+          <w:rStyle w:val="AttributeTok"/>
+        </w:rPr>
+        <w:t xml:space="preserve"> </w:t>
+      </w:r>
+      <w:r>
+        <w:rPr>
+          <w:rStyle w:val="FunctionTok"/>
+        </w:rPr>
+        <w:t xml:space="preserve">name_type</w:t>
+      </w:r>
+      <w:r>
+        <w:rPr>
+          <w:rStyle w:val="KeywordTok"/>
+        </w:rPr>
+        <w:t xml:space="preserve">:</w:t>
+      </w:r>
+      <w:r>
+        <w:rPr>
+          <w:rStyle w:val="AttributeTok"/>
+        </w:rPr>
+        <w:t xml:space="preserve"> PersonOfficialName</w:t>
+      </w:r>
+      <w:r>
+        <w:br/>
+      </w:r>
+      <w:r>
+        <w:rPr>
+          <w:rStyle w:val="AttributeTok"/>
+        </w:rPr>
+        <w:t xml:space="preserve">  </w:t>
+      </w:r>
+      <w:r>
+        <w:rPr>
+          <w:rStyle w:val="FunctionTok"/>
+        </w:rPr>
+        <w:t xml:space="preserve">value</w:t>
+      </w:r>
+      <w:r>
+        <w:rPr>
+          <w:rStyle w:val="KeywordTok"/>
+        </w:rPr>
+        <w:t xml:space="preserve">:</w:t>
+      </w:r>
+      <w:r>
+        <w:rPr>
+          <w:rStyle w:val="AttributeTok"/>
+        </w:rPr>
+        <w:t xml:space="preserve"> Fisch</w:t>
+      </w:r>
+      <w:r>
+        <w:br/>
+      </w:r>
+      <w:r>
+        <w:rPr>
+          <w:rStyle w:val="FunctionTok"/>
+        </w:rPr>
+        <w:t xml:space="preserve">genders</w:t>
+      </w:r>
+      <w:r>
+        <w:rPr>
+          <w:rStyle w:val="KeywordTok"/>
+        </w:rPr>
+        <w:t xml:space="preserve">:</w:t>
+      </w:r>
+      <w:r>
+        <w:br/>
+      </w:r>
+      <w:r>
+        <w:rPr>
+          <w:rStyle w:val="KeywordTok"/>
+        </w:rPr>
+        <w:t xml:space="preserve">-</w:t>
+      </w:r>
+      <w:r>
+        <w:rPr>
+          <w:rStyle w:val="AttributeTok"/>
+        </w:rPr>
+        <w:t xml:space="preserve"> </w:t>
+      </w:r>
+      <w:r>
+        <w:rPr>
+          <w:rStyle w:val="FunctionTok"/>
+        </w:rPr>
+        <w:t xml:space="preserve">gender_code</w:t>
+      </w:r>
+      <w:r>
+        <w:rPr>
+          <w:rStyle w:val="KeywordTok"/>
+        </w:rPr>
+        <w:t xml:space="preserve">:</w:t>
+      </w:r>
+      <w:r>
+        <w:rPr>
+          <w:rStyle w:val="AttributeTok"/>
+        </w:rPr>
+        <w:t xml:space="preserve"> non_binary</w:t>
+      </w:r>
+      <w:r>
+        <w:br/>
+      </w:r>
+      <w:r>
+        <w:rPr>
+          <w:rStyle w:val="AttributeTok"/>
+        </w:rPr>
+        <w:t xml:space="preserve">  </w:t>
+      </w:r>
+      <w:r>
+        <w:rPr>
+          <w:rStyle w:val="FunctionTok"/>
+        </w:rPr>
         <w:t xml:space="preserve">label</w:t>
       </w:r>
       <w:r>
@@ -3397,7 +4369,7 @@
         <w:rPr>
           <w:rStyle w:val="AttributeTok"/>
         </w:rPr>
-        <w:t xml:space="preserve"> Alois Arnold (1981)</w:t>
+        <w:t xml:space="preserve"> divers</w:t>
       </w:r>
       <w:r>
         <w:br/>
@@ -3406,7 +4378,7 @@
         <w:rPr>
           <w:rStyle w:val="FunctionTok"/>
         </w:rPr>
-        <w:t xml:space="preserve">birth_year</w:t>
+        <w:t xml:space="preserve">occupations</w:t>
       </w:r>
       <w:r>
         <w:rPr>
@@ -3415,6 +4387,15 @@
         <w:t xml:space="preserve">:</w:t>
       </w:r>
       <w:r>
+        <w:br/>
+      </w:r>
+      <w:r>
+        <w:rPr>
+          <w:rStyle w:val="KeywordTok"/>
+        </w:rPr>
+        <w:t xml:space="preserve">-</w:t>
+      </w:r>
+      <w:r>
         <w:rPr>
           <w:rStyle w:val="AttributeTok"/>
         </w:rPr>
@@ -3422,18 +4403,36 @@
       </w:r>
       <w:r>
         <w:rPr>
-          <w:rStyle w:val="DecValTok"/>
-        </w:rPr>
-        <w:t xml:space="preserve">1981</w:t>
+          <w:rStyle w:val="FunctionTok"/>
+        </w:rPr>
+        <w:t xml:space="preserve">label</w:t>
+      </w:r>
+      <w:r>
+        <w:rPr>
+          <w:rStyle w:val="KeywordTok"/>
+        </w:rPr>
+        <w:t xml:space="preserve">:</w:t>
+      </w:r>
+      <w:r>
+        <w:rPr>
+          <w:rStyle w:val="AttributeTok"/>
+        </w:rPr>
+        <w:t xml:space="preserve"> Jurist*in</w:t>
       </w:r>
       <w:r>
         <w:br/>
       </w:r>
       <w:r>
         <w:rPr>
+          <w:rStyle w:val="AttributeTok"/>
+        </w:rPr>
+        <w:t xml:space="preserve">  </w:t>
+      </w:r>
+      <w:r>
+        <w:rPr>
           <w:rStyle w:val="FunctionTok"/>
         </w:rPr>
-        <w:t xml:space="preserve">names</w:t>
+        <w:t xml:space="preserve">is_active</w:t>
       </w:r>
       <w:r>
         <w:rPr>
@@ -3442,10 +4441,37 @@
         <w:t xml:space="preserve">:</w:t>
       </w:r>
       <w:r>
+        <w:rPr>
+          <w:rStyle w:val="AttributeTok"/>
+        </w:rPr>
+        <w:t xml:space="preserve"> </w:t>
+      </w:r>
+      <w:r>
+        <w:rPr>
+          <w:rStyle w:val="CharTok"/>
+        </w:rPr>
+        <w:t xml:space="preserve">true</w:t>
+      </w:r>
+      <w:r>
         <w:br/>
       </w:r>
       <w:r>
         <w:rPr>
+          <w:rStyle w:val="FunctionTok"/>
+        </w:rPr>
+        <w:t xml:space="preserve">trainings</w:t>
+      </w:r>
+      <w:r>
+        <w:rPr>
+          <w:rStyle w:val="KeywordTok"/>
+        </w:rPr>
+        <w:t xml:space="preserve">:</w:t>
+      </w:r>
+      <w:r>
+        <w:br/>
+      </w:r>
+      <w:r>
+        <w:rPr>
           <w:rStyle w:val="KeywordTok"/>
         </w:rPr>
         <w:t xml:space="preserve">-</w:t>
@@ -3460,7 +4486,7 @@
         <w:rPr>
           <w:rStyle w:val="FunctionTok"/>
         </w:rPr>
-        <w:t xml:space="preserve">name_type</w:t>
+        <w:t xml:space="preserve">training_type</w:t>
       </w:r>
       <w:r>
         <w:rPr>
@@ -3472,7 +4498,13 @@
         <w:rPr>
           <w:rStyle w:val="AttributeTok"/>
         </w:rPr>
-        <w:t xml:space="preserve"> PersonFirstName</w:t>
+        <w:t xml:space="preserve"> </w:t>
+      </w:r>
+      <w:r>
+        <w:rPr>
+          <w:rStyle w:val="StringTok"/>
+        </w:rPr>
+        <w:t xml:space="preserve">'3223'</w:t>
       </w:r>
       <w:r>
         <w:br/>
@@ -3499,77 +4531,17 @@
         <w:rPr>
           <w:rStyle w:val="AttributeTok"/>
         </w:rPr>
-        <w:t xml:space="preserve"> Alois</w:t>
-      </w:r>
-      <w:r>
-        <w:br/>
-      </w:r>
-      <w:r>
-        <w:rPr>
-          <w:rStyle w:val="KeywordTok"/>
-        </w:rPr>
-        <w:t xml:space="preserve">-</w:t>
-      </w:r>
-      <w:r>
-        <w:rPr>
-          <w:rStyle w:val="AttributeTok"/>
-        </w:rPr>
-        <w:t xml:space="preserve"> </w:t>
-      </w:r>
-      <w:r>
-        <w:rPr>
-          <w:rStyle w:val="FunctionTok"/>
-        </w:rPr>
-        <w:t xml:space="preserve">name_type</w:t>
-      </w:r>
-      <w:r>
-        <w:rPr>
-          <w:rStyle w:val="KeywordTok"/>
-        </w:rPr>
-        <w:t xml:space="preserve">:</w:t>
-      </w:r>
-      <w:r>
-        <w:rPr>
-          <w:rStyle w:val="AttributeTok"/>
-        </w:rPr>
-        <w:t xml:space="preserve"> PersonOfficialName</w:t>
-      </w:r>
-      <w:r>
-        <w:br/>
-      </w:r>
-      <w:r>
-        <w:rPr>
-          <w:rStyle w:val="AttributeTok"/>
-        </w:rPr>
-        <w:t xml:space="preserve">  </w:t>
-      </w:r>
-      <w:r>
-        <w:rPr>
-          <w:rStyle w:val="FunctionTok"/>
-        </w:rPr>
-        <w:t xml:space="preserve">value</w:t>
-      </w:r>
-      <w:r>
-        <w:rPr>
-          <w:rStyle w:val="KeywordTok"/>
-        </w:rPr>
-        <w:t xml:space="preserve">:</w:t>
-      </w:r>
-      <w:r>
-        <w:rPr>
-          <w:rStyle w:val="AttributeTok"/>
-        </w:rPr>
-        <w:t xml:space="preserve"> Arnold</w:t>
+        <w:t xml:space="preserve"> MLaw</w:t>
       </w:r>
     </w:p>
     <w:bookmarkEnd w:id="32"/>
-    <w:bookmarkStart w:id="33" w:name="X16996e130e296e80aeb496af4fa03632fc0201b"/>
+    <w:bookmarkStart w:id="33" w:name="X70f752615c3ce1de9fb9a52f55ff52482c89518"/>
     <w:p>
       <w:pPr>
         <w:pStyle w:val="berschrift4"/>
       </w:pPr>
       <w:r>
-        <w:t xml:space="preserve">Exemple : Person-swiss_politicians_Gerri_Beretta-Piccoli</w:t>
+        <w:t xml:space="preserve">Exemple : Variante de nom a cote du double nom officiel</w:t>
       </w:r>
     </w:p>
     <w:p>
@@ -3598,7 +4570,7 @@
         <w:rPr>
           <w:rStyle w:val="DecValTok"/>
         </w:rPr>
-        <w:t xml:space="preserve">1269</w:t>
+        <w:t xml:space="preserve">280958</w:t>
       </w:r>
       <w:r>
         <w:br/>
@@ -3619,7 +4591,7 @@
         <w:rPr>
           <w:rStyle w:val="AttributeTok"/>
         </w:rPr>
-        <w:t xml:space="preserve"> https://www4.ti.ch/poteri/gc/parlamento/composizione-del-parlamento/composizione-nelle-ultime-legislature/dettaglio-deputati/?user_gcparlamento_pi3%5BcanID%5D=1269</w:t>
+        <w:t xml:space="preserve"> https://parlament.winterthur.ch/behoerdenmitglieder/280958</w:t>
       </w:r>
       <w:r>
         <w:br/>
@@ -3640,7 +4612,7 @@
         <w:rPr>
           <w:rStyle w:val="AttributeTok"/>
         </w:rPr>
-        <w:t xml:space="preserve"> Gerri Beretta-Piccoli</w:t>
+        <w:t xml:space="preserve"> Cristina Bozzi-Brunel</w:t>
       </w:r>
       <w:r>
         <w:br/>
@@ -3715,7 +4687,7 @@
         <w:rPr>
           <w:rStyle w:val="AttributeTok"/>
         </w:rPr>
-        <w:t xml:space="preserve"> Fausto</w:t>
+        <w:t xml:space="preserve"> Cristina</w:t>
       </w:r>
       <w:r>
         <w:br/>
@@ -3748,7 +4720,7 @@
         <w:rPr>
           <w:rStyle w:val="AttributeTok"/>
         </w:rPr>
-        <w:t xml:space="preserve"> PersonCallFirstName</w:t>
+        <w:t xml:space="preserve"> PersonOfficialName</w:t>
       </w:r>
       <w:r>
         <w:br/>
@@ -3775,7 +4747,7 @@
         <w:rPr>
           <w:rStyle w:val="AttributeTok"/>
         </w:rPr>
-        <w:t xml:space="preserve"> Gerri</w:t>
+        <w:t xml:space="preserve"> Bozzi-Brunel</w:t>
       </w:r>
       <w:r>
         <w:br/>
@@ -3808,7 +4780,7 @@
         <w:rPr>
           <w:rStyle w:val="AttributeTok"/>
         </w:rPr>
-        <w:t xml:space="preserve"> PersonOfficialName</w:t>
+        <w:t xml:space="preserve"> PersonOriginalName</w:t>
       </w:r>
       <w:r>
         <w:br/>
@@ -3835,17 +4807,17 @@
         <w:rPr>
           <w:rStyle w:val="AttributeTok"/>
         </w:rPr>
-        <w:t xml:space="preserve"> Beretta-Piccoli</w:t>
+        <w:t xml:space="preserve"> Brunel</w:t>
       </w:r>
     </w:p>
     <w:bookmarkEnd w:id="33"/>
-    <w:bookmarkStart w:id="34" w:name="X99083f5c887821a1a2b62a37bd67cbc930317c9"/>
+    <w:bookmarkStart w:id="34" w:name="X62045cfcf08e2f9ee1b88fa30a8f3a37914818a"/>
     <w:p>
       <w:pPr>
         <w:pStyle w:val="berschrift4"/>
       </w:pPr>
       <w:r>
-        <w:t xml:space="preserve">Exemple : Person-swiss_politicians_Sofia_Fisch</w:t>
+        <w:t xml:space="preserve">Exemple : Distinguer des personnes homonymes par le label deuxieme per</w:t>
       </w:r>
     </w:p>
     <w:p>
@@ -3868,7 +4840,13 @@
         <w:rPr>
           <w:rStyle w:val="AttributeTok"/>
         </w:rPr>
-        <w:t xml:space="preserve"> 72c7232be92944e3876f3b6723824ff9</w:t>
+        <w:t xml:space="preserve"> </w:t>
+      </w:r>
+      <w:r>
+        <w:rPr>
+          <w:rStyle w:val="DecValTok"/>
+        </w:rPr>
+        <w:t xml:space="preserve">6370</w:t>
       </w:r>
       <w:r>
         <w:br/>
@@ -3889,7 +4867,7 @@
         <w:rPr>
           <w:rStyle w:val="AttributeTok"/>
         </w:rPr>
-        <w:t xml:space="preserve"> https://stadtrat.bern.ch/de/mitglieder/detail.php?gid=72c7232be92944e3876f3b6723824ff9</w:t>
+        <w:t xml:space="preserve"> https://www.ur.ch/behoerdenmitglieder/6370</w:t>
       </w:r>
       <w:r>
         <w:br/>
@@ -3910,7 +4888,7 @@
         <w:rPr>
           <w:rStyle w:val="AttributeTok"/>
         </w:rPr>
-        <w:t xml:space="preserve"> Sofia Fisch</w:t>
+        <w:t xml:space="preserve"> Alois Arnold (1965)</w:t>
       </w:r>
       <w:r>
         <w:br/>
@@ -3937,7 +4915,7 @@
         <w:rPr>
           <w:rStyle w:val="DecValTok"/>
         </w:rPr>
-        <w:t xml:space="preserve">1996</w:t>
+        <w:t xml:space="preserve">1965</w:t>
       </w:r>
       <w:r>
         <w:br/>
@@ -4012,7 +4990,7 @@
         <w:rPr>
           <w:rStyle w:val="AttributeTok"/>
         </w:rPr>
-        <w:t xml:space="preserve"> Sofia</w:t>
+        <w:t xml:space="preserve"> Alois</w:t>
       </w:r>
       <w:r>
         <w:br/>
@@ -4072,254 +5050,17 @@
         <w:rPr>
           <w:rStyle w:val="AttributeTok"/>
         </w:rPr>
-        <w:t xml:space="preserve"> Fisch</w:t>
-      </w:r>
-      <w:r>
-        <w:br/>
-      </w:r>
-      <w:r>
-        <w:rPr>
-          <w:rStyle w:val="FunctionTok"/>
-        </w:rPr>
-        <w:t xml:space="preserve">genders</w:t>
-      </w:r>
-      <w:r>
-        <w:rPr>
-          <w:rStyle w:val="KeywordTok"/>
-        </w:rPr>
-        <w:t xml:space="preserve">:</w:t>
-      </w:r>
-      <w:r>
-        <w:br/>
-      </w:r>
-      <w:r>
-        <w:rPr>
-          <w:rStyle w:val="KeywordTok"/>
-        </w:rPr>
-        <w:t xml:space="preserve">-</w:t>
-      </w:r>
-      <w:r>
-        <w:rPr>
-          <w:rStyle w:val="AttributeTok"/>
-        </w:rPr>
-        <w:t xml:space="preserve"> </w:t>
-      </w:r>
-      <w:r>
-        <w:rPr>
-          <w:rStyle w:val="FunctionTok"/>
-        </w:rPr>
-        <w:t xml:space="preserve">gender_code</w:t>
-      </w:r>
-      <w:r>
-        <w:rPr>
-          <w:rStyle w:val="KeywordTok"/>
-        </w:rPr>
-        <w:t xml:space="preserve">:</w:t>
-      </w:r>
-      <w:r>
-        <w:rPr>
-          <w:rStyle w:val="AttributeTok"/>
-        </w:rPr>
-        <w:t xml:space="preserve"> non_binary</w:t>
-      </w:r>
-      <w:r>
-        <w:br/>
-      </w:r>
-      <w:r>
-        <w:rPr>
-          <w:rStyle w:val="AttributeTok"/>
-        </w:rPr>
-        <w:t xml:space="preserve">  </w:t>
-      </w:r>
-      <w:r>
-        <w:rPr>
-          <w:rStyle w:val="FunctionTok"/>
-        </w:rPr>
-        <w:t xml:space="preserve">label</w:t>
-      </w:r>
-      <w:r>
-        <w:rPr>
-          <w:rStyle w:val="KeywordTok"/>
-        </w:rPr>
-        <w:t xml:space="preserve">:</w:t>
-      </w:r>
-      <w:r>
-        <w:rPr>
-          <w:rStyle w:val="AttributeTok"/>
-        </w:rPr>
-        <w:t xml:space="preserve"> divers</w:t>
-      </w:r>
-      <w:r>
-        <w:br/>
-      </w:r>
-      <w:r>
-        <w:rPr>
-          <w:rStyle w:val="FunctionTok"/>
-        </w:rPr>
-        <w:t xml:space="preserve">occupations</w:t>
-      </w:r>
-      <w:r>
-        <w:rPr>
-          <w:rStyle w:val="KeywordTok"/>
-        </w:rPr>
-        <w:t xml:space="preserve">:</w:t>
-      </w:r>
-      <w:r>
-        <w:br/>
-      </w:r>
-      <w:r>
-        <w:rPr>
-          <w:rStyle w:val="KeywordTok"/>
-        </w:rPr>
-        <w:t xml:space="preserve">-</w:t>
-      </w:r>
-      <w:r>
-        <w:rPr>
-          <w:rStyle w:val="AttributeTok"/>
-        </w:rPr>
-        <w:t xml:space="preserve"> </w:t>
-      </w:r>
-      <w:r>
-        <w:rPr>
-          <w:rStyle w:val="FunctionTok"/>
-        </w:rPr>
-        <w:t xml:space="preserve">label</w:t>
-      </w:r>
-      <w:r>
-        <w:rPr>
-          <w:rStyle w:val="KeywordTok"/>
-        </w:rPr>
-        <w:t xml:space="preserve">:</w:t>
-      </w:r>
-      <w:r>
-        <w:rPr>
-          <w:rStyle w:val="AttributeTok"/>
-        </w:rPr>
-        <w:t xml:space="preserve"> Jurist*in</w:t>
-      </w:r>
-      <w:r>
-        <w:br/>
-      </w:r>
-      <w:r>
-        <w:rPr>
-          <w:rStyle w:val="AttributeTok"/>
-        </w:rPr>
-        <w:t xml:space="preserve">  </w:t>
-      </w:r>
-      <w:r>
-        <w:rPr>
-          <w:rStyle w:val="FunctionTok"/>
-        </w:rPr>
-        <w:t xml:space="preserve">is_active</w:t>
-      </w:r>
-      <w:r>
-        <w:rPr>
-          <w:rStyle w:val="KeywordTok"/>
-        </w:rPr>
-        <w:t xml:space="preserve">:</w:t>
-      </w:r>
-      <w:r>
-        <w:rPr>
-          <w:rStyle w:val="AttributeTok"/>
-        </w:rPr>
-        <w:t xml:space="preserve"> </w:t>
-      </w:r>
-      <w:r>
-        <w:rPr>
-          <w:rStyle w:val="CharTok"/>
-        </w:rPr>
-        <w:t xml:space="preserve">true</w:t>
-      </w:r>
-      <w:r>
-        <w:br/>
-      </w:r>
-      <w:r>
-        <w:rPr>
-          <w:rStyle w:val="FunctionTok"/>
-        </w:rPr>
-        <w:t xml:space="preserve">trainings</w:t>
-      </w:r>
-      <w:r>
-        <w:rPr>
-          <w:rStyle w:val="KeywordTok"/>
-        </w:rPr>
-        <w:t xml:space="preserve">:</w:t>
-      </w:r>
-      <w:r>
-        <w:br/>
-      </w:r>
-      <w:r>
-        <w:rPr>
-          <w:rStyle w:val="KeywordTok"/>
-        </w:rPr>
-        <w:t xml:space="preserve">-</w:t>
-      </w:r>
-      <w:r>
-        <w:rPr>
-          <w:rStyle w:val="AttributeTok"/>
-        </w:rPr>
-        <w:t xml:space="preserve"> </w:t>
-      </w:r>
-      <w:r>
-        <w:rPr>
-          <w:rStyle w:val="FunctionTok"/>
-        </w:rPr>
-        <w:t xml:space="preserve">training_type</w:t>
-      </w:r>
-      <w:r>
-        <w:rPr>
-          <w:rStyle w:val="KeywordTok"/>
-        </w:rPr>
-        <w:t xml:space="preserve">:</w:t>
-      </w:r>
-      <w:r>
-        <w:rPr>
-          <w:rStyle w:val="AttributeTok"/>
-        </w:rPr>
-        <w:t xml:space="preserve"> </w:t>
-      </w:r>
-      <w:r>
-        <w:rPr>
-          <w:rStyle w:val="StringTok"/>
-        </w:rPr>
-        <w:t xml:space="preserve">'3223'</w:t>
-      </w:r>
-      <w:r>
-        <w:br/>
-      </w:r>
-      <w:r>
-        <w:rPr>
-          <w:rStyle w:val="AttributeTok"/>
-        </w:rPr>
-        <w:t xml:space="preserve">  </w:t>
-      </w:r>
-      <w:r>
-        <w:rPr>
-          <w:rStyle w:val="FunctionTok"/>
-        </w:rPr>
-        <w:t xml:space="preserve">value</w:t>
-      </w:r>
-      <w:r>
-        <w:rPr>
-          <w:rStyle w:val="KeywordTok"/>
-        </w:rPr>
-        <w:t xml:space="preserve">:</w:t>
-      </w:r>
-      <w:r>
-        <w:rPr>
-          <w:rStyle w:val="AttributeTok"/>
-        </w:rPr>
-        <w:t xml:space="preserve"> MLaw</w:t>
+        <w:t xml:space="preserve"> Arnold</w:t>
       </w:r>
     </w:p>
     <w:bookmarkEnd w:id="34"/>
-    <w:bookmarkStart w:id="35" w:name="X05ee696c79c4d946b577250ba7222f983c15b41"/>
+    <w:bookmarkStart w:id="35" w:name="X2a8ab9eff89a19567726fed606aa6980fc3dc43"/>
     <w:p>
       <w:pPr>
         <w:pStyle w:val="berschrift4"/>
       </w:pPr>
       <w:r>
-        <w:t xml:space="preserve">Exemple : Person-swiss_politicians_Alois_Arnold_1965</w:t>
+        <w:t xml:space="preserve">Exemple : Distinguer des personnes homonymes par le label</w:t>
       </w:r>
     </w:p>
     <w:p>
@@ -4348,7 +5089,7 @@
         <w:rPr>
           <w:rStyle w:val="DecValTok"/>
         </w:rPr>
-        <w:t xml:space="preserve">6370</w:t>
+        <w:t xml:space="preserve">6447</w:t>
       </w:r>
       <w:r>
         <w:br/>
@@ -4369,7 +5110,7 @@
         <w:rPr>
           <w:rStyle w:val="AttributeTok"/>
         </w:rPr>
-        <w:t xml:space="preserve"> https://www.ur.ch/behoerdenmitglieder/6370</w:t>
+        <w:t xml:space="preserve"> https://www.ur.ch/behoerdenmitglieder/6447</w:t>
       </w:r>
       <w:r>
         <w:br/>
@@ -4390,7 +5131,7 @@
         <w:rPr>
           <w:rStyle w:val="AttributeTok"/>
         </w:rPr>
-        <w:t xml:space="preserve"> Alois Arnold (1965)</w:t>
+        <w:t xml:space="preserve"> Alois Arnold (1981)</w:t>
       </w:r>
       <w:r>
         <w:br/>
@@ -4417,7 +5158,7 @@
         <w:rPr>
           <w:rStyle w:val="DecValTok"/>
         </w:rPr>
-        <w:t xml:space="preserve">1965</w:t>
+        <w:t xml:space="preserve">1981</w:t>
       </w:r>
       <w:r>
         <w:br/>
@@ -4556,13 +5297,13 @@
       </w:r>
     </w:p>
     <w:bookmarkEnd w:id="35"/>
-    <w:bookmarkStart w:id="36" w:name="X20c009fb4f94a978d83b87e74f3c7963313540f"/>
+    <w:bookmarkStart w:id="36" w:name="Xc026d81848b51a29ffc247a74136a89a11ffa52"/>
     <w:p>
       <w:pPr>
         <w:pStyle w:val="berschrift4"/>
       </w:pPr>
       <w:r>
-        <w:t xml:space="preserve">Exemple : Person-swiss_politicians_Beat_Jans</w:t>
+        <w:t xml:space="preserve">Exemple : Prenom usuel different du prenom officiel</w:t>
       </w:r>
     </w:p>
     <w:p>
@@ -4591,7 +5332,7 @@
         <w:rPr>
           <w:rStyle w:val="DecValTok"/>
         </w:rPr>
-        <w:t xml:space="preserve">4032</w:t>
+        <w:t xml:space="preserve">1269</w:t>
       </w:r>
       <w:r>
         <w:br/>
@@ -4612,7 +5353,7 @@
         <w:rPr>
           <w:rStyle w:val="AttributeTok"/>
         </w:rPr>
-        <w:t xml:space="preserve"> https://data-example.parlament.ch/person/4032</w:t>
+        <w:t xml:space="preserve"> https://www4.ti.ch/poteri/gc/parlamento/composizione-del-parlamento/composizione-nelle-ultime-legislature/dettaglio-deputati/?user_gcparlamento_pi3%5BcanID%5D=1269</w:t>
       </w:r>
       <w:r>
         <w:br/>
@@ -4621,7 +5362,7 @@
         <w:rPr>
           <w:rStyle w:val="FunctionTok"/>
         </w:rPr>
-        <w:t xml:space="preserve">wikidata_uri</w:t>
+        <w:t xml:space="preserve">label</w:t>
       </w:r>
       <w:r>
         <w:rPr>
@@ -4633,7 +5374,7 @@
         <w:rPr>
           <w:rStyle w:val="AttributeTok"/>
         </w:rPr>
-        <w:t xml:space="preserve"> http://www.wikidata.org/entity/Q813067</w:t>
+        <w:t xml:space="preserve"> Gerri Beretta-Piccoli</w:t>
       </w:r>
       <w:r>
         <w:br/>
@@ -4642,7 +5383,7 @@
         <w:rPr>
           <w:rStyle w:val="FunctionTok"/>
         </w:rPr>
-        <w:t xml:space="preserve">label</w:t>
+        <w:t xml:space="preserve">names</w:t>
       </w:r>
       <w:r>
         <w:rPr>
@@ -4651,19 +5392,25 @@
         <w:t xml:space="preserve">:</w:t>
       </w:r>
       <w:r>
-        <w:rPr>
-          <w:rStyle w:val="AttributeTok"/>
-        </w:rPr>
-        <w:t xml:space="preserve"> Beat Jans</w:t>
-      </w:r>
-      <w:r>
         <w:br/>
       </w:r>
       <w:r>
         <w:rPr>
+          <w:rStyle w:val="KeywordTok"/>
+        </w:rPr>
+        <w:t xml:space="preserve">-</w:t>
+      </w:r>
+      <w:r>
+        <w:rPr>
+          <w:rStyle w:val="AttributeTok"/>
+        </w:rPr>
+        <w:t xml:space="preserve"> </w:t>
+      </w:r>
+      <w:r>
+        <w:rPr>
           <w:rStyle w:val="FunctionTok"/>
         </w:rPr>
-        <w:t xml:space="preserve">label_long</w:t>
+        <w:t xml:space="preserve">name_type</w:t>
       </w:r>
       <w:r>
         <w:rPr>
@@ -4675,16 +5422,22 @@
         <w:rPr>
           <w:rStyle w:val="AttributeTok"/>
         </w:rPr>
-        <w:t xml:space="preserve"> Beat Jans, dipl. nat. ETH</w:t>
+        <w:t xml:space="preserve"> PersonFirstName</w:t>
       </w:r>
       <w:r>
         <w:br/>
       </w:r>
       <w:r>
         <w:rPr>
+          <w:rStyle w:val="AttributeTok"/>
+        </w:rPr>
+        <w:t xml:space="preserve">  </w:t>
+      </w:r>
+      <w:r>
+        <w:rPr>
           <w:rStyle w:val="FunctionTok"/>
         </w:rPr>
-        <w:t xml:space="preserve">birth_year</w:t>
+        <w:t xml:space="preserve">value</w:t>
       </w:r>
       <w:r>
         <w:rPr>
@@ -4696,22 +5449,55 @@
         <w:rPr>
           <w:rStyle w:val="AttributeTok"/>
         </w:rPr>
+        <w:t xml:space="preserve"> Fausto</w:t>
+      </w:r>
+      <w:r>
+        <w:br/>
+      </w:r>
+      <w:r>
+        <w:rPr>
+          <w:rStyle w:val="KeywordTok"/>
+        </w:rPr>
+        <w:t xml:space="preserve">-</w:t>
+      </w:r>
+      <w:r>
+        <w:rPr>
+          <w:rStyle w:val="AttributeTok"/>
+        </w:rPr>
         <w:t xml:space="preserve"> </w:t>
       </w:r>
       <w:r>
         <w:rPr>
-          <w:rStyle w:val="DecValTok"/>
-        </w:rPr>
-        <w:t xml:space="preserve">1964</w:t>
+          <w:rStyle w:val="FunctionTok"/>
+        </w:rPr>
+        <w:t xml:space="preserve">name_type</w:t>
+      </w:r>
+      <w:r>
+        <w:rPr>
+          <w:rStyle w:val="KeywordTok"/>
+        </w:rPr>
+        <w:t xml:space="preserve">:</w:t>
+      </w:r>
+      <w:r>
+        <w:rPr>
+          <w:rStyle w:val="AttributeTok"/>
+        </w:rPr>
+        <w:t xml:space="preserve"> PersonCallFirstName</w:t>
       </w:r>
       <w:r>
         <w:br/>
       </w:r>
       <w:r>
         <w:rPr>
+          <w:rStyle w:val="AttributeTok"/>
+        </w:rPr>
+        <w:t xml:space="preserve">  </w:t>
+      </w:r>
+      <w:r>
+        <w:rPr>
           <w:rStyle w:val="FunctionTok"/>
         </w:rPr>
-        <w:t xml:space="preserve">birth_date</w:t>
+        <w:t xml:space="preserve">value</w:t>
       </w:r>
       <w:r>
         <w:rPr>
@@ -4723,16 +5509,28 @@
         <w:rPr>
           <w:rStyle w:val="AttributeTok"/>
         </w:rPr>
-        <w:t xml:space="preserve"> 1964-07-12</w:t>
+        <w:t xml:space="preserve"> Gerri</w:t>
       </w:r>
       <w:r>
         <w:br/>
       </w:r>
       <w:r>
         <w:rPr>
+          <w:rStyle w:val="KeywordTok"/>
+        </w:rPr>
+        <w:t xml:space="preserve">-</w:t>
+      </w:r>
+      <w:r>
+        <w:rPr>
+          <w:rStyle w:val="AttributeTok"/>
+        </w:rPr>
+        <w:t xml:space="preserve"> </w:t>
+      </w:r>
+      <w:r>
+        <w:rPr>
           <w:rStyle w:val="FunctionTok"/>
         </w:rPr>
-        <w:t xml:space="preserve">picture</w:t>
+        <w:t xml:space="preserve">name_type</w:t>
       </w:r>
       <w:r>
         <w:rPr>
@@ -4744,16 +5542,22 @@
         <w:rPr>
           <w:rStyle w:val="AttributeTok"/>
         </w:rPr>
-        <w:t xml:space="preserve"> https://commons.wikimedia.org/wiki/File:Beat_Jans_(2026)_(cropped).jpg</w:t>
+        <w:t xml:space="preserve"> PersonOfficialName</w:t>
       </w:r>
       <w:r>
         <w:br/>
       </w:r>
       <w:r>
         <w:rPr>
+          <w:rStyle w:val="AttributeTok"/>
+        </w:rPr>
+        <w:t xml:space="preserve">  </w:t>
+      </w:r>
+      <w:r>
+        <w:rPr>
           <w:rStyle w:val="FunctionTok"/>
         </w:rPr>
-        <w:t xml:space="preserve">names</w:t>
+        <w:t xml:space="preserve">value</w:t>
       </w:r>
       <w:r>
         <w:rPr>
@@ -4762,814 +5566,10 @@
         <w:t xml:space="preserve">:</w:t>
       </w:r>
       <w:r>
-        <w:br/>
-      </w:r>
-      <w:r>
-        <w:rPr>
-          <w:rStyle w:val="KeywordTok"/>
-        </w:rPr>
-        <w:t xml:space="preserve">-</w:t>
-      </w:r>
-      <w:r>
-        <w:rPr>
-          <w:rStyle w:val="AttributeTok"/>
-        </w:rPr>
-        <w:t xml:space="preserve"> </w:t>
-      </w:r>
-      <w:r>
-        <w:rPr>
-          <w:rStyle w:val="FunctionTok"/>
-        </w:rPr>
-        <w:t xml:space="preserve">name_type</w:t>
-      </w:r>
-      <w:r>
-        <w:rPr>
-          <w:rStyle w:val="KeywordTok"/>
-        </w:rPr>
-        <w:t xml:space="preserve">:</w:t>
-      </w:r>
-      <w:r>
-        <w:rPr>
-          <w:rStyle w:val="AttributeTok"/>
-        </w:rPr>
-        <w:t xml:space="preserve"> PersonFirstName</w:t>
-      </w:r>
-      <w:r>
-        <w:br/>
-      </w:r>
-      <w:r>
-        <w:rPr>
-          <w:rStyle w:val="AttributeTok"/>
-        </w:rPr>
-        <w:t xml:space="preserve">  </w:t>
-      </w:r>
-      <w:r>
-        <w:rPr>
-          <w:rStyle w:val="FunctionTok"/>
-        </w:rPr>
-        <w:t xml:space="preserve">value</w:t>
-      </w:r>
-      <w:r>
-        <w:rPr>
-          <w:rStyle w:val="KeywordTok"/>
-        </w:rPr>
-        <w:t xml:space="preserve">:</w:t>
-      </w:r>
-      <w:r>
-        <w:rPr>
-          <w:rStyle w:val="AttributeTok"/>
-        </w:rPr>
-        <w:t xml:space="preserve"> Beat</w:t>
-      </w:r>
-      <w:r>
-        <w:br/>
-      </w:r>
-      <w:r>
-        <w:rPr>
-          <w:rStyle w:val="KeywordTok"/>
-        </w:rPr>
-        <w:t xml:space="preserve">-</w:t>
-      </w:r>
-      <w:r>
-        <w:rPr>
-          <w:rStyle w:val="AttributeTok"/>
-        </w:rPr>
-        <w:t xml:space="preserve"> </w:t>
-      </w:r>
-      <w:r>
-        <w:rPr>
-          <w:rStyle w:val="FunctionTok"/>
-        </w:rPr>
-        <w:t xml:space="preserve">name_type</w:t>
-      </w:r>
-      <w:r>
-        <w:rPr>
-          <w:rStyle w:val="KeywordTok"/>
-        </w:rPr>
-        <w:t xml:space="preserve">:</w:t>
-      </w:r>
-      <w:r>
-        <w:rPr>
-          <w:rStyle w:val="AttributeTok"/>
-        </w:rPr>
-        <w:t xml:space="preserve"> PersonOfficialName</w:t>
-      </w:r>
-      <w:r>
-        <w:br/>
-      </w:r>
-      <w:r>
-        <w:rPr>
-          <w:rStyle w:val="AttributeTok"/>
-        </w:rPr>
-        <w:t xml:space="preserve">  </w:t>
-      </w:r>
-      <w:r>
-        <w:rPr>
-          <w:rStyle w:val="FunctionTok"/>
-        </w:rPr>
-        <w:t xml:space="preserve">value</w:t>
-      </w:r>
-      <w:r>
-        <w:rPr>
-          <w:rStyle w:val="KeywordTok"/>
-        </w:rPr>
-        <w:t xml:space="preserve">:</w:t>
-      </w:r>
-      <w:r>
-        <w:rPr>
-          <w:rStyle w:val="AttributeTok"/>
-        </w:rPr>
-        <w:t xml:space="preserve"> Jans</w:t>
-      </w:r>
-      <w:r>
-        <w:br/>
-      </w:r>
-      <w:r>
-        <w:rPr>
-          <w:rStyle w:val="AttributeTok"/>
-        </w:rPr>
-        <w:t xml:space="preserve">  </w:t>
-      </w:r>
-      <w:r>
-        <w:rPr>
-          <w:rStyle w:val="FunctionTok"/>
-        </w:rPr>
-        <w:t xml:space="preserve">valid_from</w:t>
-      </w:r>
-      <w:r>
-        <w:rPr>
-          <w:rStyle w:val="KeywordTok"/>
-        </w:rPr>
-        <w:t xml:space="preserve">:</w:t>
-      </w:r>
-      <w:r>
-        <w:rPr>
-          <w:rStyle w:val="AttributeTok"/>
-        </w:rPr>
-        <w:t xml:space="preserve"> 1964-07-12</w:t>
-      </w:r>
-      <w:r>
-        <w:br/>
-      </w:r>
-      <w:r>
-        <w:rPr>
-          <w:rStyle w:val="FunctionTok"/>
-        </w:rPr>
-        <w:t xml:space="preserve">addresses</w:t>
-      </w:r>
-      <w:r>
-        <w:rPr>
-          <w:rStyle w:val="KeywordTok"/>
-        </w:rPr>
-        <w:t xml:space="preserve">:</w:t>
-      </w:r>
-      <w:r>
-        <w:br/>
-      </w:r>
-      <w:r>
-        <w:rPr>
-          <w:rStyle w:val="KeywordTok"/>
-        </w:rPr>
-        <w:t xml:space="preserve">-</w:t>
-      </w:r>
-      <w:r>
-        <w:rPr>
-          <w:rStyle w:val="AttributeTok"/>
-        </w:rPr>
-        <w:t xml:space="preserve"> </w:t>
-      </w:r>
-      <w:r>
-        <w:rPr>
-          <w:rStyle w:val="FunctionTok"/>
-        </w:rPr>
-        <w:t xml:space="preserve">address_type</w:t>
-      </w:r>
-      <w:r>
-        <w:rPr>
-          <w:rStyle w:val="KeywordTok"/>
-        </w:rPr>
-        <w:t xml:space="preserve">:</w:t>
-      </w:r>
-      <w:r>
-        <w:rPr>
-          <w:rStyle w:val="AttributeTok"/>
-        </w:rPr>
-        <w:t xml:space="preserve"> businessAddress</w:t>
-      </w:r>
-      <w:r>
-        <w:br/>
-      </w:r>
-      <w:r>
-        <w:rPr>
-          <w:rStyle w:val="AttributeTok"/>
-        </w:rPr>
-        <w:t xml:space="preserve">  </w:t>
-      </w:r>
-      <w:r>
-        <w:rPr>
-          <w:rStyle w:val="FunctionTok"/>
-        </w:rPr>
-        <w:t xml:space="preserve">postal_locality</w:t>
-      </w:r>
-      <w:r>
-        <w:rPr>
-          <w:rStyle w:val="KeywordTok"/>
-        </w:rPr>
-        <w:t xml:space="preserve">:</w:t>
-      </w:r>
-      <w:r>
-        <w:rPr>
-          <w:rStyle w:val="AttributeTok"/>
-        </w:rPr>
-        <w:t xml:space="preserve"> Basel-Stadt</w:t>
-      </w:r>
-      <w:r>
-        <w:br/>
-      </w:r>
-      <w:r>
-        <w:rPr>
-          <w:rStyle w:val="FunctionTok"/>
-        </w:rPr>
-        <w:t xml:space="preserve">language_proficiencies</w:t>
-      </w:r>
-      <w:r>
-        <w:rPr>
-          <w:rStyle w:val="KeywordTok"/>
-        </w:rPr>
-        <w:t xml:space="preserve">:</w:t>
-      </w:r>
-      <w:r>
-        <w:br/>
-      </w:r>
-      <w:r>
-        <w:rPr>
-          <w:rStyle w:val="KeywordTok"/>
-        </w:rPr>
-        <w:t xml:space="preserve">-</w:t>
-      </w:r>
-      <w:r>
-        <w:rPr>
-          <w:rStyle w:val="AttributeTok"/>
-        </w:rPr>
-        <w:t xml:space="preserve"> </w:t>
-      </w:r>
-      <w:r>
-        <w:rPr>
-          <w:rStyle w:val="FunctionTok"/>
-        </w:rPr>
-        <w:t xml:space="preserve">language</w:t>
-      </w:r>
-      <w:r>
-        <w:rPr>
-          <w:rStyle w:val="KeywordTok"/>
-        </w:rPr>
-        <w:t xml:space="preserve">:</w:t>
-      </w:r>
-      <w:r>
-        <w:rPr>
-          <w:rStyle w:val="AttributeTok"/>
-        </w:rPr>
-        <w:t xml:space="preserve"> de</w:t>
-      </w:r>
-      <w:r>
-        <w:br/>
-      </w:r>
-      <w:r>
-        <w:rPr>
-          <w:rStyle w:val="AttributeTok"/>
-        </w:rPr>
-        <w:t xml:space="preserve">  </w:t>
-      </w:r>
-      <w:r>
-        <w:rPr>
-          <w:rStyle w:val="FunctionTok"/>
-        </w:rPr>
-        <w:t xml:space="preserve">is_correspondence</w:t>
-      </w:r>
-      <w:r>
-        <w:rPr>
-          <w:rStyle w:val="KeywordTok"/>
-        </w:rPr>
-        <w:t xml:space="preserve">:</w:t>
-      </w:r>
-      <w:r>
-        <w:rPr>
-          <w:rStyle w:val="AttributeTok"/>
-        </w:rPr>
-        <w:t xml:space="preserve"> </w:t>
-      </w:r>
-      <w:r>
-        <w:rPr>
-          <w:rStyle w:val="CharTok"/>
-        </w:rPr>
-        <w:t xml:space="preserve">true</w:t>
-      </w:r>
-      <w:r>
-        <w:br/>
-      </w:r>
-      <w:r>
-        <w:rPr>
-          <w:rStyle w:val="AttributeTok"/>
-        </w:rPr>
-        <w:t xml:space="preserve">  </w:t>
-      </w:r>
-      <w:r>
-        <w:rPr>
-          <w:rStyle w:val="FunctionTok"/>
-        </w:rPr>
-        <w:t xml:space="preserve">is_native</w:t>
-      </w:r>
-      <w:r>
-        <w:rPr>
-          <w:rStyle w:val="KeywordTok"/>
-        </w:rPr>
-        <w:t xml:space="preserve">:</w:t>
-      </w:r>
-      <w:r>
-        <w:rPr>
-          <w:rStyle w:val="AttributeTok"/>
-        </w:rPr>
-        <w:t xml:space="preserve"> </w:t>
-      </w:r>
-      <w:r>
-        <w:rPr>
-          <w:rStyle w:val="CharTok"/>
-        </w:rPr>
-        <w:t xml:space="preserve">true</w:t>
-      </w:r>
-      <w:r>
-        <w:br/>
-      </w:r>
-      <w:r>
-        <w:rPr>
-          <w:rStyle w:val="FunctionTok"/>
-        </w:rPr>
-        <w:t xml:space="preserve">citizenships</w:t>
-      </w:r>
-      <w:r>
-        <w:rPr>
-          <w:rStyle w:val="KeywordTok"/>
-        </w:rPr>
-        <w:t xml:space="preserve">:</w:t>
-      </w:r>
-      <w:r>
-        <w:br/>
-      </w:r>
-      <w:r>
-        <w:rPr>
-          <w:rStyle w:val="KeywordTok"/>
-        </w:rPr>
-        <w:t xml:space="preserve">-</w:t>
-      </w:r>
-      <w:r>
-        <w:rPr>
-          <w:rStyle w:val="AttributeTok"/>
-        </w:rPr>
-        <w:t xml:space="preserve"> </w:t>
-      </w:r>
-      <w:r>
-        <w:rPr>
-          <w:rStyle w:val="FunctionTok"/>
-        </w:rPr>
-        <w:t xml:space="preserve">country</w:t>
-      </w:r>
-      <w:r>
-        <w:rPr>
-          <w:rStyle w:val="KeywordTok"/>
-        </w:rPr>
-        <w:t xml:space="preserve">:</w:t>
-      </w:r>
-      <w:r>
-        <w:rPr>
-          <w:rStyle w:val="AttributeTok"/>
-        </w:rPr>
-        <w:t xml:space="preserve"> CH</w:t>
-      </w:r>
-      <w:r>
-        <w:br/>
-      </w:r>
-      <w:r>
-        <w:rPr>
-          <w:rStyle w:val="AttributeTok"/>
-        </w:rPr>
-        <w:t xml:space="preserve">  </w:t>
-      </w:r>
-      <w:r>
-        <w:rPr>
-          <w:rStyle w:val="FunctionTok"/>
-        </w:rPr>
-        <w:t xml:space="preserve">valid_from</w:t>
-      </w:r>
-      <w:r>
-        <w:rPr>
-          <w:rStyle w:val="KeywordTok"/>
-        </w:rPr>
-        <w:t xml:space="preserve">:</w:t>
-      </w:r>
-      <w:r>
-        <w:rPr>
-          <w:rStyle w:val="AttributeTok"/>
-        </w:rPr>
-        <w:t xml:space="preserve"> 1964-07-12</w:t>
-      </w:r>
-      <w:r>
-        <w:br/>
-      </w:r>
-      <w:r>
-        <w:rPr>
-          <w:rStyle w:val="FunctionTok"/>
-        </w:rPr>
-        <w:t xml:space="preserve">genders</w:t>
-      </w:r>
-      <w:r>
-        <w:rPr>
-          <w:rStyle w:val="KeywordTok"/>
-        </w:rPr>
-        <w:t xml:space="preserve">:</w:t>
-      </w:r>
-      <w:r>
-        <w:br/>
-      </w:r>
-      <w:r>
-        <w:rPr>
-          <w:rStyle w:val="KeywordTok"/>
-        </w:rPr>
-        <w:t xml:space="preserve">-</w:t>
-      </w:r>
-      <w:r>
-        <w:rPr>
-          <w:rStyle w:val="AttributeTok"/>
-        </w:rPr>
-        <w:t xml:space="preserve"> </w:t>
-      </w:r>
-      <w:r>
-        <w:rPr>
-          <w:rStyle w:val="FunctionTok"/>
-        </w:rPr>
-        <w:t xml:space="preserve">gender_code</w:t>
-      </w:r>
-      <w:r>
-        <w:rPr>
-          <w:rStyle w:val="KeywordTok"/>
-        </w:rPr>
-        <w:t xml:space="preserve">:</w:t>
-      </w:r>
-      <w:r>
-        <w:rPr>
-          <w:rStyle w:val="AttributeTok"/>
-        </w:rPr>
-        <w:t xml:space="preserve"> male</w:t>
-      </w:r>
-      <w:r>
-        <w:br/>
-      </w:r>
-      <w:r>
-        <w:rPr>
-          <w:rStyle w:val="AttributeTok"/>
-        </w:rPr>
-        <w:t xml:space="preserve">  </w:t>
-      </w:r>
-      <w:r>
-        <w:rPr>
-          <w:rStyle w:val="FunctionTok"/>
-        </w:rPr>
-        <w:t xml:space="preserve">valid_from</w:t>
-      </w:r>
-      <w:r>
-        <w:rPr>
-          <w:rStyle w:val="KeywordTok"/>
-        </w:rPr>
-        <w:t xml:space="preserve">:</w:t>
-      </w:r>
-      <w:r>
-        <w:rPr>
-          <w:rStyle w:val="AttributeTok"/>
-        </w:rPr>
-        <w:t xml:space="preserve"> 1964-07-12</w:t>
-      </w:r>
-      <w:r>
-        <w:br/>
-      </w:r>
-      <w:r>
-        <w:rPr>
-          <w:rStyle w:val="FunctionTok"/>
-        </w:rPr>
-        <w:t xml:space="preserve">occupations</w:t>
-      </w:r>
-      <w:r>
-        <w:rPr>
-          <w:rStyle w:val="KeywordTok"/>
-        </w:rPr>
-        <w:t xml:space="preserve">:</w:t>
-      </w:r>
-      <w:r>
-        <w:br/>
-      </w:r>
-      <w:r>
-        <w:rPr>
-          <w:rStyle w:val="KeywordTok"/>
-        </w:rPr>
-        <w:t xml:space="preserve">-</w:t>
-      </w:r>
-      <w:r>
-        <w:rPr>
-          <w:rStyle w:val="AttributeTok"/>
-        </w:rPr>
-        <w:t xml:space="preserve"> </w:t>
-      </w:r>
-      <w:r>
-        <w:rPr>
-          <w:rStyle w:val="FunctionTok"/>
-        </w:rPr>
-        <w:t xml:space="preserve">label</w:t>
-      </w:r>
-      <w:r>
-        <w:rPr>
-          <w:rStyle w:val="KeywordTok"/>
-        </w:rPr>
-        <w:t xml:space="preserve">:</w:t>
-      </w:r>
-      <w:r>
-        <w:rPr>
-          <w:rStyle w:val="AttributeTok"/>
-        </w:rPr>
-        <w:t xml:space="preserve"> Politiker</w:t>
-      </w:r>
-      <w:r>
-        <w:br/>
-      </w:r>
-      <w:r>
-        <w:rPr>
-          <w:rStyle w:val="AttributeTok"/>
-        </w:rPr>
-        <w:t xml:space="preserve">  </w:t>
-      </w:r>
-      <w:r>
-        <w:rPr>
-          <w:rStyle w:val="FunctionTok"/>
-        </w:rPr>
-        <w:t xml:space="preserve">valid_from</w:t>
-      </w:r>
-      <w:r>
-        <w:rPr>
-          <w:rStyle w:val="KeywordTok"/>
-        </w:rPr>
-        <w:t xml:space="preserve">:</w:t>
-      </w:r>
-      <w:r>
-        <w:rPr>
-          <w:rStyle w:val="AttributeTok"/>
-        </w:rPr>
-        <w:t xml:space="preserve"> 1964-01-01</w:t>
-      </w:r>
-      <w:r>
-        <w:br/>
-      </w:r>
-      <w:r>
-        <w:rPr>
-          <w:rStyle w:val="AttributeTok"/>
-        </w:rPr>
-        <w:t xml:space="preserve">  </w:t>
-      </w:r>
-      <w:r>
-        <w:rPr>
-          <w:rStyle w:val="FunctionTok"/>
-        </w:rPr>
-        <w:t xml:space="preserve">is_active</w:t>
-      </w:r>
-      <w:r>
-        <w:rPr>
-          <w:rStyle w:val="KeywordTok"/>
-        </w:rPr>
-        <w:t xml:space="preserve">:</w:t>
-      </w:r>
-      <w:r>
-        <w:rPr>
-          <w:rStyle w:val="AttributeTok"/>
-        </w:rPr>
-        <w:t xml:space="preserve"> </w:t>
-      </w:r>
-      <w:r>
-        <w:rPr>
-          <w:rStyle w:val="CharTok"/>
-        </w:rPr>
-        <w:t xml:space="preserve">true</w:t>
-      </w:r>
-      <w:r>
-        <w:br/>
-      </w:r>
-      <w:r>
-        <w:rPr>
-          <w:rStyle w:val="FunctionTok"/>
-        </w:rPr>
-        <w:t xml:space="preserve">trainings</w:t>
-      </w:r>
-      <w:r>
-        <w:rPr>
-          <w:rStyle w:val="KeywordTok"/>
-        </w:rPr>
-        <w:t xml:space="preserve">:</w:t>
-      </w:r>
-      <w:r>
-        <w:br/>
-      </w:r>
-      <w:r>
-        <w:rPr>
-          <w:rStyle w:val="KeywordTok"/>
-        </w:rPr>
-        <w:t xml:space="preserve">-</w:t>
-      </w:r>
-      <w:r>
-        <w:rPr>
-          <w:rStyle w:val="AttributeTok"/>
-        </w:rPr>
-        <w:t xml:space="preserve"> </w:t>
-      </w:r>
-      <w:r>
-        <w:rPr>
-          <w:rStyle w:val="FunctionTok"/>
-        </w:rPr>
-        <w:t xml:space="preserve">training_type</w:t>
-      </w:r>
-      <w:r>
-        <w:rPr>
-          <w:rStyle w:val="KeywordTok"/>
-        </w:rPr>
-        <w:t xml:space="preserve">:</w:t>
-      </w:r>
-      <w:r>
-        <w:rPr>
-          <w:rStyle w:val="AttributeTok"/>
-        </w:rPr>
-        <w:t xml:space="preserve"> </w:t>
-      </w:r>
-      <w:r>
-        <w:rPr>
-          <w:rStyle w:val="StringTok"/>
-        </w:rPr>
-        <w:t xml:space="preserve">'3223'</w:t>
-      </w:r>
-      <w:r>
-        <w:br/>
-      </w:r>
-      <w:r>
-        <w:rPr>
-          <w:rStyle w:val="AttributeTok"/>
-        </w:rPr>
-        <w:t xml:space="preserve">  </w:t>
-      </w:r>
-      <w:r>
-        <w:rPr>
-          <w:rStyle w:val="FunctionTok"/>
-        </w:rPr>
-        <w:t xml:space="preserve">value</w:t>
-      </w:r>
-      <w:r>
-        <w:rPr>
-          <w:rStyle w:val="KeywordTok"/>
-        </w:rPr>
-        <w:t xml:space="preserve">:</w:t>
-      </w:r>
-      <w:r>
-        <w:rPr>
-          <w:rStyle w:val="AttributeTok"/>
-        </w:rPr>
-        <w:t xml:space="preserve"> dipl. nat. ETH</w:t>
-      </w:r>
-      <w:r>
-        <w:br/>
-      </w:r>
-      <w:r>
-        <w:rPr>
-          <w:rStyle w:val="FunctionTok"/>
-        </w:rPr>
-        <w:t xml:space="preserve">contacts</w:t>
-      </w:r>
-      <w:r>
-        <w:rPr>
-          <w:rStyle w:val="KeywordTok"/>
-        </w:rPr>
-        <w:t xml:space="preserve">:</w:t>
-      </w:r>
-      <w:r>
-        <w:br/>
-      </w:r>
-      <w:r>
-        <w:rPr>
-          <w:rStyle w:val="KeywordTok"/>
-        </w:rPr>
-        <w:t xml:space="preserve">-</w:t>
-      </w:r>
-      <w:r>
-        <w:rPr>
-          <w:rStyle w:val="AttributeTok"/>
-        </w:rPr>
-        <w:t xml:space="preserve"> </w:t>
-      </w:r>
-      <w:r>
-        <w:rPr>
-          <w:rStyle w:val="FunctionTok"/>
-        </w:rPr>
-        <w:t xml:space="preserve">contact_type</w:t>
-      </w:r>
-      <w:r>
-        <w:rPr>
-          <w:rStyle w:val="KeywordTok"/>
-        </w:rPr>
-        <w:t xml:space="preserve">:</w:t>
-      </w:r>
-      <w:r>
-        <w:rPr>
-          <w:rStyle w:val="AttributeTok"/>
-        </w:rPr>
-        <w:t xml:space="preserve"> email</w:t>
-      </w:r>
-      <w:r>
-        <w:br/>
-      </w:r>
-      <w:r>
-        <w:rPr>
-          <w:rStyle w:val="AttributeTok"/>
-        </w:rPr>
-        <w:t xml:space="preserve">  </w:t>
-      </w:r>
-      <w:r>
-        <w:rPr>
-          <w:rStyle w:val="FunctionTok"/>
-        </w:rPr>
-        <w:t xml:space="preserve">value</w:t>
-      </w:r>
-      <w:r>
-        <w:rPr>
-          <w:rStyle w:val="KeywordTok"/>
-        </w:rPr>
-        <w:t xml:space="preserve">:</w:t>
-      </w:r>
-      <w:r>
-        <w:rPr>
-          <w:rStyle w:val="AttributeTok"/>
-        </w:rPr>
-        <w:t xml:space="preserve"> beat.jans@admin.ch</w:t>
-      </w:r>
-      <w:r>
-        <w:br/>
-      </w:r>
-      <w:r>
-        <w:rPr>
-          <w:rStyle w:val="KeywordTok"/>
-        </w:rPr>
-        <w:t xml:space="preserve">-</w:t>
-      </w:r>
-      <w:r>
-        <w:rPr>
-          <w:rStyle w:val="AttributeTok"/>
-        </w:rPr>
-        <w:t xml:space="preserve"> </w:t>
-      </w:r>
-      <w:r>
-        <w:rPr>
-          <w:rStyle w:val="FunctionTok"/>
-        </w:rPr>
-        <w:t xml:space="preserve">contact_type</w:t>
-      </w:r>
-      <w:r>
-        <w:rPr>
-          <w:rStyle w:val="KeywordTok"/>
-        </w:rPr>
-        <w:t xml:space="preserve">:</w:t>
-      </w:r>
-      <w:r>
-        <w:rPr>
-          <w:rStyle w:val="AttributeTok"/>
-        </w:rPr>
-        <w:t xml:space="preserve"> contact_website</w:t>
-      </w:r>
-      <w:r>
-        <w:br/>
-      </w:r>
-      <w:r>
-        <w:rPr>
-          <w:rStyle w:val="AttributeTok"/>
-        </w:rPr>
-        <w:t xml:space="preserve">  </w:t>
-      </w:r>
-      <w:r>
-        <w:rPr>
-          <w:rStyle w:val="FunctionTok"/>
-        </w:rPr>
-        <w:t xml:space="preserve">value</w:t>
-      </w:r>
-      <w:r>
-        <w:rPr>
-          <w:rStyle w:val="KeywordTok"/>
-        </w:rPr>
-        <w:t xml:space="preserve">:</w:t>
-      </w:r>
-      <w:r>
-        <w:rPr>
-          <w:rStyle w:val="AttributeTok"/>
-        </w:rPr>
-        <w:t xml:space="preserve"> http://www.beat-jans.ch</w:t>
+        <w:rPr>
+          <w:rStyle w:val="AttributeTok"/>
+        </w:rPr>
+        <w:t xml:space="preserve"> Beretta-Piccoli</w:t>
       </w:r>
     </w:p>
     <w:bookmarkEnd w:id="36"/>
@@ -9366,13 +9366,13 @@
         <w:t xml:space="preserve">Exemples</w:t>
       </w:r>
     </w:p>
-    <w:bookmarkStart w:id="73" w:name="Xc9b83a2a906edff8db61ac7b94e39a73cdce4ae"/>
+    <w:bookmarkStart w:id="73" w:name="X8f7df134c209cb0abf77114967ccea502cf3ac1"/>
     <w:p>
       <w:pPr>
         <w:pStyle w:val="berschrift4"/>
       </w:pPr>
       <w:r>
-        <w:t xml:space="preserve">Exemple : Occupation-swiss_politicians_Sofia_Fisch_Juristin</w:t>
+        <w:t xml:space="preserve">Exemple : swiss politicians Sofia Fisch Juristin</w:t>
       </w:r>
     </w:p>
     <w:p>
@@ -9426,13 +9426,13 @@
       </w:r>
     </w:p>
     <w:bookmarkEnd w:id="73"/>
-    <w:bookmarkStart w:id="74" w:name="Xa43506a9ac253a85272197efb3a0bd768953cf0"/>
+    <w:bookmarkStart w:id="74" w:name="X67fff307db2af154115d70a7803a237bb207ac0"/>
     <w:p>
       <w:pPr>
         <w:pStyle w:val="berschrift4"/>
       </w:pPr>
       <w:r>
-        <w:t xml:space="preserve">Exemple : Occupation-swiss_politicians_Beat_Jans_Politiker</w:t>
+        <w:t xml:space="preserve">Exemple : swiss politicians Beat Jans Politiker</w:t>
       </w:r>
     </w:p>
     <w:p>
@@ -12586,7 +12586,7 @@
     </w:p>
     <w:bookmarkEnd w:id="125"/>
     <w:bookmarkEnd w:id="126"/>
-    <w:bookmarkStart w:id="161" w:name="groupes-et-organes-groups"/>
+    <w:bookmarkStart w:id="164" w:name="groupes-et-organes-groups"/>
     <w:p>
       <w:pPr>
         <w:pStyle w:val="berschrift1"/>
@@ -12777,7 +12777,7 @@
         <w:t xml:space="preserve">, il est possible de représenter p. ex. des commissions n’existant que durant une législature, ou des changements de nom et des fusions de partis.</w:t>
       </w:r>
     </w:p>
-    <w:bookmarkStart w:id="133" w:name="classe-group"/>
+    <w:bookmarkStart w:id="136" w:name="classe-group"/>
     <w:p>
       <w:pPr>
         <w:pStyle w:val="berschrift2"/>
@@ -14286,7 +14286,7 @@
       </w:tr>
     </w:tbl>
     <w:bookmarkEnd w:id="128"/>
-    <w:bookmarkStart w:id="132" w:name="exemples-2"/>
+    <w:bookmarkStart w:id="135" w:name="exemples-2"/>
     <w:p>
       <w:pPr>
         <w:pStyle w:val="berschrift3"/>
@@ -14295,13 +14295,13 @@
         <w:t xml:space="preserve">Exemples</w:t>
       </w:r>
     </w:p>
-    <w:bookmarkStart w:id="129" w:name="exemple-group-groups__it"/>
+    <w:bookmarkStart w:id="129" w:name="exemple-bureau-du-conseil"/>
     <w:p>
       <w:pPr>
         <w:pStyle w:val="berschrift4"/>
       </w:pPr>
       <w:r>
-        <w:t xml:space="preserve">Exemple : Group-groups__it</w:t>
+        <w:t xml:space="preserve">Exemple : Bureau du conseil</w:t>
       </w:r>
     </w:p>
     <w:p>
@@ -14330,7 +14330,7 @@
         <w:rPr>
           <w:rStyle w:val="DecValTok"/>
         </w:rPr>
-        <w:t xml:space="preserve">6627</w:t>
+        <w:t xml:space="preserve">50</w:t>
       </w:r>
       <w:r>
         <w:br/>
@@ -14351,7 +14351,7 @@
         <w:rPr>
           <w:rStyle w:val="AttributeTok"/>
         </w:rPr>
-        <w:t xml:space="preserve"> https://api.openparldata.ch/v1/groups/6627</w:t>
+        <w:t xml:space="preserve"> https://grosserrat.bs.ch/gremien/praesidium-und-buero</w:t>
       </w:r>
       <w:r>
         <w:br/>
@@ -14399,7 +14399,7 @@
         <w:rPr>
           <w:rStyle w:val="AttributeTok"/>
         </w:rPr>
-        <w:t xml:space="preserve"> Konsumenteninformation und -schutz</w:t>
+        <w:t xml:space="preserve"> Büro des Grossen Rates</w:t>
       </w:r>
       <w:r>
         <w:br/>
@@ -14433,21 +14433,9 @@
       </w:r>
       <w:r>
         <w:rPr>
-          <w:rStyle w:val="KeywordTok"/>
-        </w:rPr>
-        <w:t xml:space="preserve">-</w:t>
-      </w:r>
-      <w:r>
-        <w:rPr>
-          <w:rStyle w:val="AttributeTok"/>
-        </w:rPr>
-        <w:t xml:space="preserve"> </w:t>
-      </w:r>
-      <w:r>
-        <w:rPr>
           <w:rStyle w:val="FunctionTok"/>
         </w:rPr>
-        <w:t xml:space="preserve">value</w:t>
+        <w:t xml:space="preserve">group_type</w:t>
       </w:r>
       <w:r>
         <w:rPr>
@@ -14456,12 +14444,6 @@
         <w:t xml:space="preserve">:</w:t>
       </w:r>
       <w:r>
-        <w:rPr>
-          <w:rStyle w:val="AttributeTok"/>
-        </w:rPr>
-        <w:t xml:space="preserve"> Information et défense des consommateurs</w:t>
-      </w:r>
-      <w:r>
         <w:br/>
       </w:r>
       <w:r>
@@ -14474,7 +14456,7 @@
         <w:rPr>
           <w:rStyle w:val="FunctionTok"/>
         </w:rPr>
-        <w:t xml:space="preserve">language</w:t>
+        <w:t xml:space="preserve">group_type_enum</w:t>
       </w:r>
       <w:r>
         <w:rPr>
@@ -14486,28 +14468,22 @@
         <w:rPr>
           <w:rStyle w:val="AttributeTok"/>
         </w:rPr>
-        <w:t xml:space="preserve"> fr</w:t>
+        <w:t xml:space="preserve"> parliamentary_bureau</w:t>
       </w:r>
       <w:r>
         <w:br/>
       </w:r>
       <w:r>
         <w:rPr>
-          <w:rStyle w:val="KeywordTok"/>
-        </w:rPr>
-        <w:t xml:space="preserve">-</w:t>
-      </w:r>
-      <w:r>
-        <w:rPr>
-          <w:rStyle w:val="AttributeTok"/>
-        </w:rPr>
-        <w:t xml:space="preserve"> </w:t>
+          <w:rStyle w:val="AttributeTok"/>
+        </w:rPr>
+        <w:t xml:space="preserve">  </w:t>
       </w:r>
       <w:r>
         <w:rPr>
           <w:rStyle w:val="FunctionTok"/>
         </w:rPr>
-        <w:t xml:space="preserve">value</w:t>
+        <w:t xml:space="preserve">label</w:t>
       </w:r>
       <w:r>
         <w:rPr>
@@ -14519,22 +14495,16 @@
         <w:rPr>
           <w:rStyle w:val="AttributeTok"/>
         </w:rPr>
-        <w:t xml:space="preserve"> Informazione e tutela dei consumatori</w:t>
+        <w:t xml:space="preserve"> Ratsbüro</w:t>
       </w:r>
       <w:r>
         <w:br/>
       </w:r>
       <w:r>
         <w:rPr>
-          <w:rStyle w:val="AttributeTok"/>
-        </w:rPr>
-        <w:t xml:space="preserve">  </w:t>
-      </w:r>
-      <w:r>
-        <w:rPr>
           <w:rStyle w:val="FunctionTok"/>
         </w:rPr>
-        <w:t xml:space="preserve">language</w:t>
+        <w:t xml:space="preserve">spatial</w:t>
       </w:r>
       <w:r>
         <w:rPr>
@@ -14546,698 +14516,17 @@
         <w:rPr>
           <w:rStyle w:val="AttributeTok"/>
         </w:rPr>
-        <w:t xml:space="preserve"> it</w:t>
-      </w:r>
-      <w:r>
-        <w:br/>
-      </w:r>
-      <w:r>
-        <w:rPr>
-          <w:rStyle w:val="FunctionTok"/>
-        </w:rPr>
-        <w:t xml:space="preserve">description</w:t>
-      </w:r>
-      <w:r>
-        <w:rPr>
-          <w:rStyle w:val="KeywordTok"/>
-        </w:rPr>
-        <w:t xml:space="preserve">:</w:t>
-      </w:r>
-      <w:r>
-        <w:br/>
-      </w:r>
-      <w:r>
-        <w:rPr>
-          <w:rStyle w:val="KeywordTok"/>
-        </w:rPr>
-        <w:t xml:space="preserve">-</w:t>
-      </w:r>
-      <w:r>
-        <w:rPr>
-          <w:rStyle w:val="AttributeTok"/>
-        </w:rPr>
-        <w:t xml:space="preserve"> </w:t>
-      </w:r>
-      <w:r>
-        <w:rPr>
-          <w:rStyle w:val="FunctionTok"/>
-        </w:rPr>
-        <w:t xml:space="preserve">value</w:t>
-      </w:r>
-      <w:r>
-        <w:rPr>
-          <w:rStyle w:val="KeywordTok"/>
-        </w:rPr>
-        <w:t xml:space="preserve">:</w:t>
-      </w:r>
-      <w:r>
-        <w:rPr>
-          <w:rStyle w:val="AttributeTok"/>
-        </w:rPr>
-        <w:t xml:space="preserve"> L'intergroupe parlementaire « Information et défense des consommateurs »</w:t>
-      </w:r>
-      <w:r>
-        <w:br/>
-      </w:r>
-      <w:r>
-        <w:rPr>
-          <w:rStyle w:val="AttributeTok"/>
-        </w:rPr>
-        <w:t xml:space="preserve">    réunit toutes les sensibilités politiques. Cet intergroupe a pour mission d'informer</w:t>
-      </w:r>
-      <w:r>
-        <w:br/>
-      </w:r>
-      <w:r>
-        <w:rPr>
-          <w:rStyle w:val="AttributeTok"/>
-        </w:rPr>
-        <w:t xml:space="preserve">    et de sensibiliser les élu·e·s aux questions relatives à la défense des consommateur·rice·s</w:t>
-      </w:r>
-      <w:r>
-        <w:br/>
-      </w:r>
-      <w:r>
-        <w:rPr>
-          <w:rStyle w:val="AttributeTok"/>
-        </w:rPr>
-        <w:t xml:space="preserve">    en Suisse.</w:t>
-      </w:r>
-      <w:r>
-        <w:br/>
-      </w:r>
-      <w:r>
-        <w:rPr>
-          <w:rStyle w:val="AttributeTok"/>
-        </w:rPr>
-        <w:t xml:space="preserve">  </w:t>
-      </w:r>
-      <w:r>
-        <w:rPr>
-          <w:rStyle w:val="FunctionTok"/>
-        </w:rPr>
-        <w:t xml:space="preserve">language</w:t>
-      </w:r>
-      <w:r>
-        <w:rPr>
-          <w:rStyle w:val="KeywordTok"/>
-        </w:rPr>
-        <w:t xml:space="preserve">:</w:t>
-      </w:r>
-      <w:r>
-        <w:rPr>
-          <w:rStyle w:val="AttributeTok"/>
-        </w:rPr>
-        <w:t xml:space="preserve"> fr</w:t>
-      </w:r>
-      <w:r>
-        <w:br/>
-      </w:r>
-      <w:r>
-        <w:rPr>
-          <w:rStyle w:val="FunctionTok"/>
-        </w:rPr>
-        <w:t xml:space="preserve">landing_page</w:t>
-      </w:r>
-      <w:r>
-        <w:rPr>
-          <w:rStyle w:val="KeywordTok"/>
-        </w:rPr>
-        <w:t xml:space="preserve">:</w:t>
-      </w:r>
-      <w:r>
-        <w:br/>
-      </w:r>
-      <w:r>
-        <w:rPr>
-          <w:rStyle w:val="KeywordTok"/>
-        </w:rPr>
-        <w:t xml:space="preserve">-</w:t>
-      </w:r>
-      <w:r>
-        <w:rPr>
-          <w:rStyle w:val="AttributeTok"/>
-        </w:rPr>
-        <w:t xml:space="preserve"> </w:t>
-      </w:r>
-      <w:r>
-        <w:rPr>
-          <w:rStyle w:val="FunctionTok"/>
-        </w:rPr>
-        <w:t xml:space="preserve">value</w:t>
-      </w:r>
-      <w:r>
-        <w:rPr>
-          <w:rStyle w:val="KeywordTok"/>
-        </w:rPr>
-        <w:t xml:space="preserve">:</w:t>
-      </w:r>
-      <w:r>
-        <w:rPr>
-          <w:rStyle w:val="AttributeTok"/>
-        </w:rPr>
-        <w:t xml:space="preserve"> https://www.parlament.ch/centers/documents/de/gruppen-der-bundesversammlung.pdf</w:t>
-      </w:r>
-      <w:r>
-        <w:br/>
-      </w:r>
-      <w:r>
-        <w:rPr>
-          <w:rStyle w:val="AttributeTok"/>
-        </w:rPr>
-        <w:t xml:space="preserve">  </w:t>
-      </w:r>
-      <w:r>
-        <w:rPr>
-          <w:rStyle w:val="FunctionTok"/>
-        </w:rPr>
-        <w:t xml:space="preserve">language</w:t>
-      </w:r>
-      <w:r>
-        <w:rPr>
-          <w:rStyle w:val="KeywordTok"/>
-        </w:rPr>
-        <w:t xml:space="preserve">:</w:t>
-      </w:r>
-      <w:r>
-        <w:rPr>
-          <w:rStyle w:val="AttributeTok"/>
-        </w:rPr>
-        <w:t xml:space="preserve"> de</w:t>
-      </w:r>
-      <w:r>
-        <w:br/>
-      </w:r>
-      <w:r>
-        <w:rPr>
-          <w:rStyle w:val="FunctionTok"/>
-        </w:rPr>
-        <w:t xml:space="preserve">contacts</w:t>
-      </w:r>
-      <w:r>
-        <w:rPr>
-          <w:rStyle w:val="KeywordTok"/>
-        </w:rPr>
-        <w:t xml:space="preserve">:</w:t>
-      </w:r>
-      <w:r>
-        <w:br/>
-      </w:r>
-      <w:r>
-        <w:rPr>
-          <w:rStyle w:val="KeywordTok"/>
-        </w:rPr>
-        <w:t xml:space="preserve">-</w:t>
-      </w:r>
-      <w:r>
-        <w:rPr>
-          <w:rStyle w:val="AttributeTok"/>
-        </w:rPr>
-        <w:t xml:space="preserve"> </w:t>
-      </w:r>
-      <w:r>
-        <w:rPr>
-          <w:rStyle w:val="FunctionTok"/>
-        </w:rPr>
-        <w:t xml:space="preserve">contact_type</w:t>
-      </w:r>
-      <w:r>
-        <w:rPr>
-          <w:rStyle w:val="KeywordTok"/>
-        </w:rPr>
-        <w:t xml:space="preserve">:</w:t>
-      </w:r>
-      <w:r>
-        <w:rPr>
-          <w:rStyle w:val="AttributeTok"/>
-        </w:rPr>
-        <w:t xml:space="preserve"> email</w:t>
-      </w:r>
-      <w:r>
-        <w:br/>
-      </w:r>
-      <w:r>
-        <w:rPr>
-          <w:rStyle w:val="AttributeTok"/>
-        </w:rPr>
-        <w:t xml:space="preserve">  </w:t>
-      </w:r>
-      <w:r>
-        <w:rPr>
-          <w:rStyle w:val="FunctionTok"/>
-        </w:rPr>
-        <w:t xml:space="preserve">value</w:t>
-      </w:r>
-      <w:r>
-        <w:rPr>
-          <w:rStyle w:val="KeywordTok"/>
-        </w:rPr>
-        <w:t xml:space="preserve">:</w:t>
-      </w:r>
-      <w:r>
-        <w:rPr>
-          <w:rStyle w:val="AttributeTok"/>
-        </w:rPr>
-        <w:t xml:space="preserve"> l.altwegg@frc.ch</w:t>
-      </w:r>
-      <w:r>
-        <w:br/>
-      </w:r>
-      <w:r>
-        <w:rPr>
-          <w:rStyle w:val="AttributeTok"/>
-        </w:rPr>
-        <w:t xml:space="preserve">  </w:t>
-      </w:r>
-      <w:r>
-        <w:rPr>
-          <w:rStyle w:val="FunctionTok"/>
-        </w:rPr>
-        <w:t xml:space="preserve">label</w:t>
-      </w:r>
-      <w:r>
-        <w:rPr>
-          <w:rStyle w:val="KeywordTok"/>
-        </w:rPr>
-        <w:t xml:space="preserve">:</w:t>
-      </w:r>
-      <w:r>
-        <w:rPr>
-          <w:rStyle w:val="AttributeTok"/>
-        </w:rPr>
-        <w:t xml:space="preserve"> Sekretariat</w:t>
-      </w:r>
-      <w:r>
-        <w:br/>
-      </w:r>
-      <w:r>
-        <w:rPr>
-          <w:rStyle w:val="KeywordTok"/>
-        </w:rPr>
-        <w:t xml:space="preserve">-</w:t>
-      </w:r>
-      <w:r>
-        <w:rPr>
-          <w:rStyle w:val="AttributeTok"/>
-        </w:rPr>
-        <w:t xml:space="preserve"> </w:t>
-      </w:r>
-      <w:r>
-        <w:rPr>
-          <w:rStyle w:val="FunctionTok"/>
-        </w:rPr>
-        <w:t xml:space="preserve">contact_type</w:t>
-      </w:r>
-      <w:r>
-        <w:rPr>
-          <w:rStyle w:val="KeywordTok"/>
-        </w:rPr>
-        <w:t xml:space="preserve">:</w:t>
-      </w:r>
-      <w:r>
-        <w:rPr>
-          <w:rStyle w:val="AttributeTok"/>
-        </w:rPr>
-        <w:t xml:space="preserve"> phone</w:t>
-      </w:r>
-      <w:r>
-        <w:br/>
-      </w:r>
-      <w:r>
-        <w:rPr>
-          <w:rStyle w:val="AttributeTok"/>
-        </w:rPr>
-        <w:t xml:space="preserve">  </w:t>
-      </w:r>
-      <w:r>
-        <w:rPr>
-          <w:rStyle w:val="FunctionTok"/>
-        </w:rPr>
-        <w:t xml:space="preserve">value</w:t>
-      </w:r>
-      <w:r>
-        <w:rPr>
-          <w:rStyle w:val="KeywordTok"/>
-        </w:rPr>
-        <w:t xml:space="preserve">:</w:t>
-      </w:r>
-      <w:r>
-        <w:rPr>
-          <w:rStyle w:val="AttributeTok"/>
-        </w:rPr>
-        <w:t xml:space="preserve"> +41 21 331 00 95</w:t>
-      </w:r>
-      <w:r>
-        <w:br/>
-      </w:r>
-      <w:r>
-        <w:rPr>
-          <w:rStyle w:val="AttributeTok"/>
-        </w:rPr>
-        <w:t xml:space="preserve">  </w:t>
-      </w:r>
-      <w:r>
-        <w:rPr>
-          <w:rStyle w:val="FunctionTok"/>
-        </w:rPr>
-        <w:t xml:space="preserve">label</w:t>
-      </w:r>
-      <w:r>
-        <w:rPr>
-          <w:rStyle w:val="KeywordTok"/>
-        </w:rPr>
-        <w:t xml:space="preserve">:</w:t>
-      </w:r>
-      <w:r>
-        <w:rPr>
-          <w:rStyle w:val="AttributeTok"/>
-        </w:rPr>
-        <w:t xml:space="preserve"> Sekretariat</w:t>
-      </w:r>
-      <w:r>
-        <w:br/>
-      </w:r>
-      <w:r>
-        <w:rPr>
-          <w:rStyle w:val="FunctionTok"/>
-        </w:rPr>
-        <w:t xml:space="preserve">addresses</w:t>
-      </w:r>
-      <w:r>
-        <w:rPr>
-          <w:rStyle w:val="KeywordTok"/>
-        </w:rPr>
-        <w:t xml:space="preserve">:</w:t>
-      </w:r>
-      <w:r>
-        <w:br/>
-      </w:r>
-      <w:r>
-        <w:rPr>
-          <w:rStyle w:val="KeywordTok"/>
-        </w:rPr>
-        <w:t xml:space="preserve">-</w:t>
-      </w:r>
-      <w:r>
-        <w:rPr>
-          <w:rStyle w:val="AttributeTok"/>
-        </w:rPr>
-        <w:t xml:space="preserve"> </w:t>
-      </w:r>
-      <w:r>
-        <w:rPr>
-          <w:rStyle w:val="FunctionTok"/>
-        </w:rPr>
-        <w:t xml:space="preserve">address_type</w:t>
-      </w:r>
-      <w:r>
-        <w:rPr>
-          <w:rStyle w:val="KeywordTok"/>
-        </w:rPr>
-        <w:t xml:space="preserve">:</w:t>
-      </w:r>
-      <w:r>
-        <w:rPr>
-          <w:rStyle w:val="AttributeTok"/>
-        </w:rPr>
-        <w:t xml:space="preserve"> businessAddress</w:t>
-      </w:r>
-      <w:r>
-        <w:br/>
-      </w:r>
-      <w:r>
-        <w:rPr>
-          <w:rStyle w:val="AttributeTok"/>
-        </w:rPr>
-        <w:t xml:space="preserve">  </w:t>
-      </w:r>
-      <w:r>
-        <w:rPr>
-          <w:rStyle w:val="FunctionTok"/>
-        </w:rPr>
-        <w:t xml:space="preserve">address_uri</w:t>
-      </w:r>
-      <w:r>
-        <w:rPr>
-          <w:rStyle w:val="KeywordTok"/>
-        </w:rPr>
-        <w:t xml:space="preserve">:</w:t>
-      </w:r>
-      <w:r>
-        <w:rPr>
-          <w:rStyle w:val="AttributeTok"/>
-        </w:rPr>
-        <w:t xml:space="preserve"> https://geo.ld.admin.ch/location/address/101009806</w:t>
-      </w:r>
-      <w:r>
-        <w:br/>
-      </w:r>
-      <w:r>
-        <w:rPr>
-          <w:rStyle w:val="AttributeTok"/>
-        </w:rPr>
-        <w:t xml:space="preserve">  </w:t>
-      </w:r>
-      <w:r>
-        <w:rPr>
-          <w:rStyle w:val="FunctionTok"/>
-        </w:rPr>
-        <w:t xml:space="preserve">street_address</w:t>
-      </w:r>
-      <w:r>
-        <w:rPr>
-          <w:rStyle w:val="KeywordTok"/>
-        </w:rPr>
-        <w:t xml:space="preserve">:</w:t>
-      </w:r>
-      <w:r>
-        <w:rPr>
-          <w:rStyle w:val="AttributeTok"/>
-        </w:rPr>
-        <w:t xml:space="preserve"> Fédération romande des consommateurs, Rue de Genève 17, case postale</w:t>
-      </w:r>
-      <w:r>
-        <w:br/>
-      </w:r>
-      <w:r>
-        <w:rPr>
-          <w:rStyle w:val="AttributeTok"/>
-        </w:rPr>
-        <w:t xml:space="preserve">    </w:t>
-      </w:r>
-      <w:r>
-        <w:rPr>
-          <w:rStyle w:val="DecValTok"/>
-        </w:rPr>
-        <w:t xml:space="preserve">585</w:t>
-      </w:r>
-      <w:r>
-        <w:br/>
-      </w:r>
-      <w:r>
-        <w:rPr>
-          <w:rStyle w:val="AttributeTok"/>
-        </w:rPr>
-        <w:t xml:space="preserve">  </w:t>
-      </w:r>
-      <w:r>
-        <w:rPr>
-          <w:rStyle w:val="FunctionTok"/>
-        </w:rPr>
-        <w:t xml:space="preserve">postal_code</w:t>
-      </w:r>
-      <w:r>
-        <w:rPr>
-          <w:rStyle w:val="KeywordTok"/>
-        </w:rPr>
-        <w:t xml:space="preserve">:</w:t>
-      </w:r>
-      <w:r>
-        <w:rPr>
-          <w:rStyle w:val="AttributeTok"/>
-        </w:rPr>
-        <w:t xml:space="preserve"> </w:t>
-      </w:r>
-      <w:r>
-        <w:rPr>
-          <w:rStyle w:val="StringTok"/>
-        </w:rPr>
-        <w:t xml:space="preserve">'1001'</w:t>
-      </w:r>
-      <w:r>
-        <w:br/>
-      </w:r>
-      <w:r>
-        <w:rPr>
-          <w:rStyle w:val="AttributeTok"/>
-        </w:rPr>
-        <w:t xml:space="preserve">  </w:t>
-      </w:r>
-      <w:r>
-        <w:rPr>
-          <w:rStyle w:val="FunctionTok"/>
-        </w:rPr>
-        <w:t xml:space="preserve">postal_locality</w:t>
-      </w:r>
-      <w:r>
-        <w:rPr>
-          <w:rStyle w:val="KeywordTok"/>
-        </w:rPr>
-        <w:t xml:space="preserve">:</w:t>
-      </w:r>
-      <w:r>
-        <w:rPr>
-          <w:rStyle w:val="AttributeTok"/>
-        </w:rPr>
-        <w:t xml:space="preserve"> Lausanne</w:t>
-      </w:r>
-      <w:r>
-        <w:br/>
-      </w:r>
-      <w:r>
-        <w:rPr>
-          <w:rStyle w:val="AttributeTok"/>
-        </w:rPr>
-        <w:t xml:space="preserve">  </w:t>
-      </w:r>
-      <w:r>
-        <w:rPr>
-          <w:rStyle w:val="FunctionTok"/>
-        </w:rPr>
-        <w:t xml:space="preserve">country</w:t>
-      </w:r>
-      <w:r>
-        <w:rPr>
-          <w:rStyle w:val="KeywordTok"/>
-        </w:rPr>
-        <w:t xml:space="preserve">:</w:t>
-      </w:r>
-      <w:r>
-        <w:rPr>
-          <w:rStyle w:val="AttributeTok"/>
-        </w:rPr>
-        <w:t xml:space="preserve"> CH</w:t>
-      </w:r>
-      <w:r>
-        <w:br/>
-      </w:r>
-      <w:r>
-        <w:rPr>
-          <w:rStyle w:val="FunctionTok"/>
-        </w:rPr>
-        <w:t xml:space="preserve">group_type</w:t>
-      </w:r>
-      <w:r>
-        <w:rPr>
-          <w:rStyle w:val="KeywordTok"/>
-        </w:rPr>
-        <w:t xml:space="preserve">:</w:t>
-      </w:r>
-      <w:r>
-        <w:br/>
-      </w:r>
-      <w:r>
-        <w:rPr>
-          <w:rStyle w:val="AttributeTok"/>
-        </w:rPr>
-        <w:t xml:space="preserve">  </w:t>
-      </w:r>
-      <w:r>
-        <w:rPr>
-          <w:rStyle w:val="FunctionTok"/>
-        </w:rPr>
-        <w:t xml:space="preserve">group_type_enum</w:t>
-      </w:r>
-      <w:r>
-        <w:rPr>
-          <w:rStyle w:val="KeywordTok"/>
-        </w:rPr>
-        <w:t xml:space="preserve">:</w:t>
-      </w:r>
-      <w:r>
-        <w:rPr>
-          <w:rStyle w:val="AttributeTok"/>
-        </w:rPr>
-        <w:t xml:space="preserve"> interest_group</w:t>
-      </w:r>
-      <w:r>
-        <w:br/>
-      </w:r>
-      <w:r>
-        <w:rPr>
-          <w:rStyle w:val="AttributeTok"/>
-        </w:rPr>
-        <w:t xml:space="preserve">  </w:t>
-      </w:r>
-      <w:r>
-        <w:rPr>
-          <w:rStyle w:val="FunctionTok"/>
-        </w:rPr>
-        <w:t xml:space="preserve">label</w:t>
-      </w:r>
-      <w:r>
-        <w:rPr>
-          <w:rStyle w:val="KeywordTok"/>
-        </w:rPr>
-        <w:t xml:space="preserve">:</w:t>
-      </w:r>
-      <w:r>
-        <w:rPr>
-          <w:rStyle w:val="AttributeTok"/>
-        </w:rPr>
-        <w:t xml:space="preserve"> Interessengruppe</w:t>
-      </w:r>
-      <w:r>
-        <w:br/>
-      </w:r>
-      <w:r>
-        <w:rPr>
-          <w:rStyle w:val="FunctionTok"/>
-        </w:rPr>
-        <w:t xml:space="preserve">spatial</w:t>
-      </w:r>
-      <w:r>
-        <w:rPr>
-          <w:rStyle w:val="KeywordTok"/>
-        </w:rPr>
-        <w:t xml:space="preserve">:</w:t>
-      </w:r>
-      <w:r>
-        <w:rPr>
-          <w:rStyle w:val="AttributeTok"/>
-        </w:rPr>
-        <w:t xml:space="preserve"> https://ld.admin.ch/country/CHE</w:t>
-      </w:r>
-      <w:r>
-        <w:br/>
-      </w:r>
-      <w:r>
-        <w:rPr>
-          <w:rStyle w:val="FunctionTok"/>
-        </w:rPr>
-        <w:t xml:space="preserve">valid_from</w:t>
-      </w:r>
-      <w:r>
-        <w:rPr>
-          <w:rStyle w:val="KeywordTok"/>
-        </w:rPr>
-        <w:t xml:space="preserve">:</w:t>
-      </w:r>
-      <w:r>
-        <w:rPr>
-          <w:rStyle w:val="AttributeTok"/>
-        </w:rPr>
-        <w:t xml:space="preserve"> 2012-01-01</w:t>
+        <w:t xml:space="preserve"> https://ld.admin.ch/canton/12</w:t>
       </w:r>
     </w:p>
     <w:bookmarkEnd w:id="129"/>
-    <w:bookmarkStart w:id="130" w:name="exemple-group-groups__de"/>
+    <w:bookmarkStart w:id="130" w:name="Xc6cab5eb045ea7c2199f20093815bf4e8fc241d"/>
     <w:p>
       <w:pPr>
         <w:pStyle w:val="berschrift4"/>
       </w:pPr>
       <w:r>
-        <w:t xml:space="preserve">Exemple : Group-groups__de</w:t>
+        <w:t xml:space="preserve">Exemple : Commission avec abreviation usuelle</w:t>
       </w:r>
     </w:p>
     <w:p>
@@ -15266,7 +14555,7 @@
         <w:rPr>
           <w:rStyle w:val="DecValTok"/>
         </w:rPr>
-        <w:t xml:space="preserve">50</w:t>
+        <w:t xml:space="preserve">3</w:t>
       </w:r>
       <w:r>
         <w:br/>
@@ -15287,7 +14576,7 @@
         <w:rPr>
           <w:rStyle w:val="AttributeTok"/>
         </w:rPr>
-        <w:t xml:space="preserve"> https://grosserrat.bs.ch/gremien/praesidium-und-buero</w:t>
+        <w:t xml:space="preserve"> https://api.openparldata.ch/v1/groups/3</w:t>
       </w:r>
       <w:r>
         <w:br/>
@@ -15335,7 +14624,7 @@
         <w:rPr>
           <w:rStyle w:val="AttributeTok"/>
         </w:rPr>
-        <w:t xml:space="preserve"> Büro des Grossen Rates</w:t>
+        <w:t xml:space="preserve"> Geschäftsprüfungskommission</w:t>
       </w:r>
       <w:r>
         <w:br/>
@@ -15371,6 +14660,156 @@
         <w:rPr>
           <w:rStyle w:val="FunctionTok"/>
         </w:rPr>
+        <w:t xml:space="preserve">abbreviation</w:t>
+      </w:r>
+      <w:r>
+        <w:rPr>
+          <w:rStyle w:val="KeywordTok"/>
+        </w:rPr>
+        <w:t xml:space="preserve">:</w:t>
+      </w:r>
+      <w:r>
+        <w:br/>
+      </w:r>
+      <w:r>
+        <w:rPr>
+          <w:rStyle w:val="KeywordTok"/>
+        </w:rPr>
+        <w:t xml:space="preserve">-</w:t>
+      </w:r>
+      <w:r>
+        <w:rPr>
+          <w:rStyle w:val="AttributeTok"/>
+        </w:rPr>
+        <w:t xml:space="preserve"> </w:t>
+      </w:r>
+      <w:r>
+        <w:rPr>
+          <w:rStyle w:val="FunctionTok"/>
+        </w:rPr>
+        <w:t xml:space="preserve">value</w:t>
+      </w:r>
+      <w:r>
+        <w:rPr>
+          <w:rStyle w:val="KeywordTok"/>
+        </w:rPr>
+        <w:t xml:space="preserve">:</w:t>
+      </w:r>
+      <w:r>
+        <w:rPr>
+          <w:rStyle w:val="AttributeTok"/>
+        </w:rPr>
+        <w:t xml:space="preserve"> GPK</w:t>
+      </w:r>
+      <w:r>
+        <w:br/>
+      </w:r>
+      <w:r>
+        <w:rPr>
+          <w:rStyle w:val="AttributeTok"/>
+        </w:rPr>
+        <w:t xml:space="preserve">  </w:t>
+      </w:r>
+      <w:r>
+        <w:rPr>
+          <w:rStyle w:val="FunctionTok"/>
+        </w:rPr>
+        <w:t xml:space="preserve">language</w:t>
+      </w:r>
+      <w:r>
+        <w:rPr>
+          <w:rStyle w:val="KeywordTok"/>
+        </w:rPr>
+        <w:t xml:space="preserve">:</w:t>
+      </w:r>
+      <w:r>
+        <w:rPr>
+          <w:rStyle w:val="AttributeTok"/>
+        </w:rPr>
+        <w:t xml:space="preserve"> de</w:t>
+      </w:r>
+      <w:r>
+        <w:br/>
+      </w:r>
+      <w:r>
+        <w:rPr>
+          <w:rStyle w:val="FunctionTok"/>
+        </w:rPr>
+        <w:t xml:space="preserve">landing_page</w:t>
+      </w:r>
+      <w:r>
+        <w:rPr>
+          <w:rStyle w:val="KeywordTok"/>
+        </w:rPr>
+        <w:t xml:space="preserve">:</w:t>
+      </w:r>
+      <w:r>
+        <w:br/>
+      </w:r>
+      <w:r>
+        <w:rPr>
+          <w:rStyle w:val="KeywordTok"/>
+        </w:rPr>
+        <w:t xml:space="preserve">-</w:t>
+      </w:r>
+      <w:r>
+        <w:rPr>
+          <w:rStyle w:val="AttributeTok"/>
+        </w:rPr>
+        <w:t xml:space="preserve"> </w:t>
+      </w:r>
+      <w:r>
+        <w:rPr>
+          <w:rStyle w:val="FunctionTok"/>
+        </w:rPr>
+        <w:t xml:space="preserve">value</w:t>
+      </w:r>
+      <w:r>
+        <w:rPr>
+          <w:rStyle w:val="KeywordTok"/>
+        </w:rPr>
+        <w:t xml:space="preserve">:</w:t>
+      </w:r>
+      <w:r>
+        <w:rPr>
+          <w:rStyle w:val="AttributeTok"/>
+        </w:rPr>
+        <w:t xml:space="preserve"> https://ar.ch/kantonsrat/kommissionen/staendige-kommissionen-des-kantonsrates/</w:t>
+      </w:r>
+      <w:r>
+        <w:br/>
+      </w:r>
+      <w:r>
+        <w:rPr>
+          <w:rStyle w:val="AttributeTok"/>
+        </w:rPr>
+        <w:t xml:space="preserve">  </w:t>
+      </w:r>
+      <w:r>
+        <w:rPr>
+          <w:rStyle w:val="FunctionTok"/>
+        </w:rPr>
+        <w:t xml:space="preserve">language</w:t>
+      </w:r>
+      <w:r>
+        <w:rPr>
+          <w:rStyle w:val="KeywordTok"/>
+        </w:rPr>
+        <w:t xml:space="preserve">:</w:t>
+      </w:r>
+      <w:r>
+        <w:rPr>
+          <w:rStyle w:val="AttributeTok"/>
+        </w:rPr>
+        <w:t xml:space="preserve"> de</w:t>
+      </w:r>
+      <w:r>
+        <w:br/>
+      </w:r>
+      <w:r>
+        <w:rPr>
+          <w:rStyle w:val="FunctionTok"/>
+        </w:rPr>
         <w:t xml:space="preserve">group_type</w:t>
       </w:r>
       <w:r>
@@ -15404,7 +14843,7 @@
         <w:rPr>
           <w:rStyle w:val="AttributeTok"/>
         </w:rPr>
-        <w:t xml:space="preserve"> parliamentary_bureau</w:t>
+        <w:t xml:space="preserve"> commission</w:t>
       </w:r>
       <w:r>
         <w:br/>
@@ -15431,7 +14870,7 @@
         <w:rPr>
           <w:rStyle w:val="AttributeTok"/>
         </w:rPr>
-        <w:t xml:space="preserve"> Ratsbüro</w:t>
+        <w:t xml:space="preserve"> Kommission</w:t>
       </w:r>
       <w:r>
         <w:br/>
@@ -15452,17 +14891,17 @@
         <w:rPr>
           <w:rStyle w:val="AttributeTok"/>
         </w:rPr>
-        <w:t xml:space="preserve"> https://ld.admin.ch/canton/12</w:t>
+        <w:t xml:space="preserve"> https://ld.admin.ch/canton/15</w:t>
       </w:r>
     </w:p>
     <w:bookmarkEnd w:id="130"/>
-    <w:bookmarkStart w:id="131" w:name="exemple-group-groups__fr"/>
+    <w:bookmarkStart w:id="131" w:name="Xb37fd95bb05087763f289c53713b98891f42c73"/>
     <w:p>
       <w:pPr>
         <w:pStyle w:val="berschrift4"/>
       </w:pPr>
       <w:r>
-        <w:t xml:space="preserve">Exemple : Group-groups__fr</w:t>
+        <w:t xml:space="preserve">Exemple : Parlement communal avec reference spatiale</w:t>
       </w:r>
     </w:p>
     <w:p>
@@ -15491,7 +14930,7 @@
         <w:rPr>
           <w:rStyle w:val="DecValTok"/>
         </w:rPr>
-        <w:t xml:space="preserve">5000</w:t>
+        <w:t xml:space="preserve">700</w:t>
       </w:r>
       <w:r>
         <w:br/>
@@ -15512,7 +14951,7 @@
         <w:rPr>
           <w:rStyle w:val="AttributeTok"/>
         </w:rPr>
-        <w:t xml:space="preserve"> https://www.fr.ch/parlinfo/app/organizations/a1acb0c030d54b3baed840fe8bbed6b5</w:t>
+        <w:t xml:space="preserve"> https://www.stadt.sg.ch/home/verwaltung-politik/demokratie-politik/stadtparlament.html</w:t>
       </w:r>
       <w:r>
         <w:br/>
@@ -15560,7 +14999,7 @@
         <w:rPr>
           <w:rStyle w:val="AttributeTok"/>
         </w:rPr>
-        <w:t xml:space="preserve"> Freiburger Delegation IPK strafrechtliche Einschliessung</w:t>
+        <w:t xml:space="preserve"> Stadtparlament St. Gallen</w:t>
       </w:r>
       <w:r>
         <w:br/>
@@ -15594,21 +15033,9 @@
       </w:r>
       <w:r>
         <w:rPr>
-          <w:rStyle w:val="KeywordTok"/>
-        </w:rPr>
-        <w:t xml:space="preserve">-</w:t>
-      </w:r>
-      <w:r>
-        <w:rPr>
-          <w:rStyle w:val="AttributeTok"/>
-        </w:rPr>
-        <w:t xml:space="preserve"> </w:t>
-      </w:r>
-      <w:r>
-        <w:rPr>
           <w:rStyle w:val="FunctionTok"/>
         </w:rPr>
-        <w:t xml:space="preserve">value</w:t>
+        <w:t xml:space="preserve">group_type</w:t>
       </w:r>
       <w:r>
         <w:rPr>
@@ -15617,12 +15044,6 @@
         <w:t xml:space="preserve">:</w:t>
       </w:r>
       <w:r>
-        <w:rPr>
-          <w:rStyle w:val="AttributeTok"/>
-        </w:rPr>
-        <w:t xml:space="preserve"> Délégation FR à la CIP détention pénale</w:t>
-      </w:r>
-      <w:r>
         <w:br/>
       </w:r>
       <w:r>
@@ -15635,7 +15056,7 @@
         <w:rPr>
           <w:rStyle w:val="FunctionTok"/>
         </w:rPr>
-        <w:t xml:space="preserve">language</w:t>
+        <w:t xml:space="preserve">group_type_enum</w:t>
       </w:r>
       <w:r>
         <w:rPr>
@@ -15647,16 +15068,22 @@
         <w:rPr>
           <w:rStyle w:val="AttributeTok"/>
         </w:rPr>
-        <w:t xml:space="preserve"> fr</w:t>
+        <w:t xml:space="preserve"> parliament</w:t>
       </w:r>
       <w:r>
         <w:br/>
       </w:r>
       <w:r>
         <w:rPr>
+          <w:rStyle w:val="AttributeTok"/>
+        </w:rPr>
+        <w:t xml:space="preserve">  </w:t>
+      </w:r>
+      <w:r>
+        <w:rPr>
           <w:rStyle w:val="FunctionTok"/>
         </w:rPr>
-        <w:t xml:space="preserve">abbreviation</w:t>
+        <w:t xml:space="preserve">label</w:t>
       </w:r>
       <w:r>
         <w:rPr>
@@ -15665,25 +15092,19 @@
         <w:t xml:space="preserve">:</w:t>
       </w:r>
       <w:r>
+        <w:rPr>
+          <w:rStyle w:val="AttributeTok"/>
+        </w:rPr>
+        <w:t xml:space="preserve"> Parlament (Legislativrat)</w:t>
+      </w:r>
+      <w:r>
         <w:br/>
       </w:r>
       <w:r>
         <w:rPr>
-          <w:rStyle w:val="KeywordTok"/>
-        </w:rPr>
-        <w:t xml:space="preserve">-</w:t>
-      </w:r>
-      <w:r>
-        <w:rPr>
-          <w:rStyle w:val="AttributeTok"/>
-        </w:rPr>
-        <w:t xml:space="preserve"> </w:t>
-      </w:r>
-      <w:r>
-        <w:rPr>
           <w:rStyle w:val="FunctionTok"/>
         </w:rPr>
-        <w:t xml:space="preserve">value</w:t>
+        <w:t xml:space="preserve">spatial</w:t>
       </w:r>
       <w:r>
         <w:rPr>
@@ -15695,533 +15116,1970 @@
         <w:rPr>
           <w:rStyle w:val="AttributeTok"/>
         </w:rPr>
-        <w:t xml:space="preserve"> Del-StRFE</w:t>
-      </w:r>
-      <w:r>
-        <w:br/>
-      </w:r>
-      <w:r>
-        <w:rPr>
-          <w:rStyle w:val="AttributeTok"/>
-        </w:rPr>
-        <w:t xml:space="preserve">  </w:t>
-      </w:r>
-      <w:r>
-        <w:rPr>
-          <w:rStyle w:val="FunctionTok"/>
-        </w:rPr>
-        <w:t xml:space="preserve">language</w:t>
-      </w:r>
-      <w:r>
-        <w:rPr>
-          <w:rStyle w:val="KeywordTok"/>
-        </w:rPr>
-        <w:t xml:space="preserve">:</w:t>
-      </w:r>
-      <w:r>
-        <w:rPr>
-          <w:rStyle w:val="AttributeTok"/>
-        </w:rPr>
-        <w:t xml:space="preserve"> de</w:t>
-      </w:r>
-      <w:r>
-        <w:br/>
-      </w:r>
-      <w:r>
-        <w:rPr>
-          <w:rStyle w:val="KeywordTok"/>
-        </w:rPr>
-        <w:t xml:space="preserve">-</w:t>
-      </w:r>
-      <w:r>
-        <w:rPr>
-          <w:rStyle w:val="AttributeTok"/>
-        </w:rPr>
-        <w:t xml:space="preserve"> </w:t>
-      </w:r>
-      <w:r>
-        <w:rPr>
-          <w:rStyle w:val="FunctionTok"/>
-        </w:rPr>
-        <w:t xml:space="preserve">value</w:t>
-      </w:r>
-      <w:r>
-        <w:rPr>
-          <w:rStyle w:val="KeywordTok"/>
-        </w:rPr>
-        <w:t xml:space="preserve">:</w:t>
-      </w:r>
-      <w:r>
-        <w:rPr>
-          <w:rStyle w:val="AttributeTok"/>
-        </w:rPr>
-        <w:t xml:space="preserve"> Del-DetPen</w:t>
-      </w:r>
-      <w:r>
-        <w:br/>
-      </w:r>
-      <w:r>
-        <w:rPr>
-          <w:rStyle w:val="AttributeTok"/>
-        </w:rPr>
-        <w:t xml:space="preserve">  </w:t>
-      </w:r>
-      <w:r>
-        <w:rPr>
-          <w:rStyle w:val="FunctionTok"/>
-        </w:rPr>
-        <w:t xml:space="preserve">language</w:t>
-      </w:r>
-      <w:r>
-        <w:rPr>
-          <w:rStyle w:val="KeywordTok"/>
-        </w:rPr>
-        <w:t xml:space="preserve">:</w:t>
-      </w:r>
-      <w:r>
-        <w:rPr>
-          <w:rStyle w:val="AttributeTok"/>
-        </w:rPr>
-        <w:t xml:space="preserve"> fr</w:t>
-      </w:r>
-      <w:r>
-        <w:br/>
-      </w:r>
-      <w:r>
-        <w:rPr>
-          <w:rStyle w:val="FunctionTok"/>
-        </w:rPr>
-        <w:t xml:space="preserve">description</w:t>
-      </w:r>
-      <w:r>
-        <w:rPr>
-          <w:rStyle w:val="KeywordTok"/>
-        </w:rPr>
-        <w:t xml:space="preserve">:</w:t>
-      </w:r>
-      <w:r>
-        <w:br/>
-      </w:r>
-      <w:r>
-        <w:rPr>
-          <w:rStyle w:val="KeywordTok"/>
-        </w:rPr>
-        <w:t xml:space="preserve">-</w:t>
-      </w:r>
-      <w:r>
-        <w:rPr>
-          <w:rStyle w:val="AttributeTok"/>
-        </w:rPr>
-        <w:t xml:space="preserve"> </w:t>
-      </w:r>
-      <w:r>
-        <w:rPr>
-          <w:rStyle w:val="FunctionTok"/>
-        </w:rPr>
-        <w:t xml:space="preserve">value</w:t>
-      </w:r>
-      <w:r>
-        <w:rPr>
-          <w:rStyle w:val="KeywordTok"/>
-        </w:rPr>
-        <w:t xml:space="preserve">:</w:t>
-      </w:r>
-      <w:r>
-        <w:rPr>
-          <w:rStyle w:val="AttributeTok"/>
-        </w:rPr>
-        <w:t xml:space="preserve"> Die Interparlamentarische Aufsichtskommission strafrechtliche Einschliessung</w:t>
-      </w:r>
-      <w:r>
-        <w:br/>
-      </w:r>
-      <w:r>
-        <w:rPr>
-          <w:rStyle w:val="AttributeTok"/>
-        </w:rPr>
-        <w:t xml:space="preserve">    besteht aus 18 Grossrätinnen und Grossräten aus den sechs Vertragskantonen Freiburg,</w:t>
-      </w:r>
-      <w:r>
-        <w:br/>
-      </w:r>
-      <w:r>
-        <w:rPr>
-          <w:rStyle w:val="AttributeTok"/>
-        </w:rPr>
-        <w:t xml:space="preserve">    Genf, Jura, Neuenburg, Waadt und Wallis.</w:t>
-      </w:r>
-      <w:r>
-        <w:br/>
-      </w:r>
-      <w:r>
-        <w:rPr>
-          <w:rStyle w:val="AttributeTok"/>
-        </w:rPr>
-        <w:t xml:space="preserve">  </w:t>
-      </w:r>
-      <w:r>
-        <w:rPr>
-          <w:rStyle w:val="FunctionTok"/>
-        </w:rPr>
-        <w:t xml:space="preserve">language</w:t>
-      </w:r>
-      <w:r>
-        <w:rPr>
-          <w:rStyle w:val="KeywordTok"/>
-        </w:rPr>
-        <w:t xml:space="preserve">:</w:t>
-      </w:r>
-      <w:r>
-        <w:rPr>
-          <w:rStyle w:val="AttributeTok"/>
-        </w:rPr>
-        <w:t xml:space="preserve"> de</w:t>
-      </w:r>
-      <w:r>
-        <w:br/>
-      </w:r>
-      <w:r>
-        <w:rPr>
-          <w:rStyle w:val="KeywordTok"/>
-        </w:rPr>
-        <w:t xml:space="preserve">-</w:t>
-      </w:r>
-      <w:r>
-        <w:rPr>
-          <w:rStyle w:val="AttributeTok"/>
-        </w:rPr>
-        <w:t xml:space="preserve"> </w:t>
-      </w:r>
-      <w:r>
-        <w:rPr>
-          <w:rStyle w:val="FunctionTok"/>
-        </w:rPr>
-        <w:t xml:space="preserve">value</w:t>
-      </w:r>
-      <w:r>
-        <w:rPr>
-          <w:rStyle w:val="KeywordTok"/>
-        </w:rPr>
-        <w:t xml:space="preserve">:</w:t>
-      </w:r>
-      <w:r>
-        <w:rPr>
-          <w:rStyle w:val="AttributeTok"/>
-        </w:rPr>
-        <w:t xml:space="preserve"> </w:t>
-      </w:r>
-      <w:r>
-        <w:rPr>
-          <w:rStyle w:val="StringTok"/>
-        </w:rPr>
-        <w:t xml:space="preserve">'La Commission interparlementaire de contrôle détention pénale est composée</w:t>
-      </w:r>
-      <w:r>
-        <w:br/>
-      </w:r>
-      <w:r>
-        <w:rPr>
-          <w:rStyle w:val="StringTok"/>
-        </w:rPr>
-        <w:t xml:space="preserve">    de 18 députés issus des six cantons partenaires : Fribourg, Genève, Jura, Neuchâtel,</w:t>
-      </w:r>
-      <w:r>
-        <w:br/>
-      </w:r>
-      <w:r>
-        <w:rPr>
-          <w:rStyle w:val="StringTok"/>
-        </w:rPr>
-        <w:t xml:space="preserve">    Vaud et Valais.'</w:t>
-      </w:r>
-      <w:r>
-        <w:br/>
-      </w:r>
-      <w:r>
-        <w:rPr>
-          <w:rStyle w:val="AttributeTok"/>
-        </w:rPr>
-        <w:t xml:space="preserve">  </w:t>
-      </w:r>
-      <w:r>
-        <w:rPr>
-          <w:rStyle w:val="FunctionTok"/>
-        </w:rPr>
-        <w:t xml:space="preserve">language</w:t>
-      </w:r>
-      <w:r>
-        <w:rPr>
-          <w:rStyle w:val="KeywordTok"/>
-        </w:rPr>
-        <w:t xml:space="preserve">:</w:t>
-      </w:r>
-      <w:r>
-        <w:rPr>
-          <w:rStyle w:val="AttributeTok"/>
-        </w:rPr>
-        <w:t xml:space="preserve"> fr</w:t>
-      </w:r>
-      <w:r>
-        <w:br/>
-      </w:r>
-      <w:r>
-        <w:rPr>
-          <w:rStyle w:val="FunctionTok"/>
-        </w:rPr>
-        <w:t xml:space="preserve">landing_page</w:t>
-      </w:r>
-      <w:r>
-        <w:rPr>
-          <w:rStyle w:val="KeywordTok"/>
-        </w:rPr>
-        <w:t xml:space="preserve">:</w:t>
-      </w:r>
-      <w:r>
-        <w:br/>
-      </w:r>
-      <w:r>
-        <w:rPr>
-          <w:rStyle w:val="KeywordTok"/>
-        </w:rPr>
-        <w:t xml:space="preserve">-</w:t>
-      </w:r>
-      <w:r>
-        <w:rPr>
-          <w:rStyle w:val="AttributeTok"/>
-        </w:rPr>
-        <w:t xml:space="preserve"> </w:t>
-      </w:r>
-      <w:r>
-        <w:rPr>
-          <w:rStyle w:val="FunctionTok"/>
-        </w:rPr>
-        <w:t xml:space="preserve">value</w:t>
-      </w:r>
-      <w:r>
-        <w:rPr>
-          <w:rStyle w:val="KeywordTok"/>
-        </w:rPr>
-        <w:t xml:space="preserve">:</w:t>
-      </w:r>
-      <w:r>
-        <w:rPr>
-          <w:rStyle w:val="AttributeTok"/>
-        </w:rPr>
-        <w:t xml:space="preserve"> https://www.fr.ch/de/parlinfo/app/organizations/a1acb0c030d54b3baed840fe8bbed6b5</w:t>
-      </w:r>
-      <w:r>
-        <w:br/>
-      </w:r>
-      <w:r>
-        <w:rPr>
-          <w:rStyle w:val="AttributeTok"/>
-        </w:rPr>
-        <w:t xml:space="preserve">  </w:t>
-      </w:r>
-      <w:r>
-        <w:rPr>
-          <w:rStyle w:val="FunctionTok"/>
-        </w:rPr>
-        <w:t xml:space="preserve">language</w:t>
-      </w:r>
-      <w:r>
-        <w:rPr>
-          <w:rStyle w:val="KeywordTok"/>
-        </w:rPr>
-        <w:t xml:space="preserve">:</w:t>
-      </w:r>
-      <w:r>
-        <w:rPr>
-          <w:rStyle w:val="AttributeTok"/>
-        </w:rPr>
-        <w:t xml:space="preserve"> de</w:t>
-      </w:r>
-      <w:r>
-        <w:br/>
-      </w:r>
-      <w:r>
-        <w:rPr>
-          <w:rStyle w:val="KeywordTok"/>
-        </w:rPr>
-        <w:t xml:space="preserve">-</w:t>
-      </w:r>
-      <w:r>
-        <w:rPr>
-          <w:rStyle w:val="AttributeTok"/>
-        </w:rPr>
-        <w:t xml:space="preserve"> </w:t>
-      </w:r>
-      <w:r>
-        <w:rPr>
-          <w:rStyle w:val="FunctionTok"/>
-        </w:rPr>
-        <w:t xml:space="preserve">value</w:t>
-      </w:r>
-      <w:r>
-        <w:rPr>
-          <w:rStyle w:val="KeywordTok"/>
-        </w:rPr>
-        <w:t xml:space="preserve">:</w:t>
-      </w:r>
-      <w:r>
-        <w:rPr>
-          <w:rStyle w:val="AttributeTok"/>
-        </w:rPr>
-        <w:t xml:space="preserve"> https://www.fr.ch/parlinfo/app/organizations/a1acb0c030d54b3baed840fe8bbed6b5</w:t>
-      </w:r>
-      <w:r>
-        <w:br/>
-      </w:r>
-      <w:r>
-        <w:rPr>
-          <w:rStyle w:val="AttributeTok"/>
-        </w:rPr>
-        <w:t xml:space="preserve">  </w:t>
-      </w:r>
-      <w:r>
-        <w:rPr>
-          <w:rStyle w:val="FunctionTok"/>
-        </w:rPr>
-        <w:t xml:space="preserve">language</w:t>
-      </w:r>
-      <w:r>
-        <w:rPr>
-          <w:rStyle w:val="KeywordTok"/>
-        </w:rPr>
-        <w:t xml:space="preserve">:</w:t>
-      </w:r>
-      <w:r>
-        <w:rPr>
-          <w:rStyle w:val="AttributeTok"/>
-        </w:rPr>
-        <w:t xml:space="preserve"> fr</w:t>
-      </w:r>
-      <w:r>
-        <w:br/>
-      </w:r>
-      <w:r>
-        <w:rPr>
-          <w:rStyle w:val="FunctionTok"/>
-        </w:rPr>
-        <w:t xml:space="preserve">group_type</w:t>
-      </w:r>
-      <w:r>
-        <w:rPr>
-          <w:rStyle w:val="KeywordTok"/>
-        </w:rPr>
-        <w:t xml:space="preserve">:</w:t>
-      </w:r>
-      <w:r>
-        <w:br/>
-      </w:r>
-      <w:r>
-        <w:rPr>
-          <w:rStyle w:val="AttributeTok"/>
-        </w:rPr>
-        <w:t xml:space="preserve">  </w:t>
-      </w:r>
-      <w:r>
-        <w:rPr>
-          <w:rStyle w:val="FunctionTok"/>
-        </w:rPr>
-        <w:t xml:space="preserve">group_type_enum</w:t>
-      </w:r>
-      <w:r>
-        <w:rPr>
-          <w:rStyle w:val="KeywordTok"/>
-        </w:rPr>
-        <w:t xml:space="preserve">:</w:t>
-      </w:r>
-      <w:r>
-        <w:rPr>
-          <w:rStyle w:val="AttributeTok"/>
-        </w:rPr>
-        <w:t xml:space="preserve"> delegation</w:t>
-      </w:r>
-      <w:r>
-        <w:br/>
-      </w:r>
-      <w:r>
-        <w:rPr>
-          <w:rStyle w:val="AttributeTok"/>
-        </w:rPr>
-        <w:t xml:space="preserve">  </w:t>
-      </w:r>
-      <w:r>
-        <w:rPr>
-          <w:rStyle w:val="FunctionTok"/>
-        </w:rPr>
-        <w:t xml:space="preserve">label</w:t>
-      </w:r>
-      <w:r>
-        <w:rPr>
-          <w:rStyle w:val="KeywordTok"/>
-        </w:rPr>
-        <w:t xml:space="preserve">:</w:t>
-      </w:r>
-      <w:r>
-        <w:rPr>
-          <w:rStyle w:val="AttributeTok"/>
-        </w:rPr>
-        <w:t xml:space="preserve"> Delegation</w:t>
-      </w:r>
-      <w:r>
-        <w:br/>
-      </w:r>
-      <w:r>
-        <w:rPr>
-          <w:rStyle w:val="FunctionTok"/>
-        </w:rPr>
-        <w:t xml:space="preserve">spatial</w:t>
-      </w:r>
-      <w:r>
-        <w:rPr>
-          <w:rStyle w:val="KeywordTok"/>
-        </w:rPr>
-        <w:t xml:space="preserve">:</w:t>
-      </w:r>
-      <w:r>
-        <w:rPr>
-          <w:rStyle w:val="AttributeTok"/>
-        </w:rPr>
-        <w:t xml:space="preserve"> https://ld.admin.ch/canton/10</w:t>
-      </w:r>
-      <w:r>
-        <w:br/>
-      </w:r>
-      <w:r>
-        <w:rPr>
-          <w:rStyle w:val="FunctionTok"/>
-        </w:rPr>
-        <w:t xml:space="preserve">valid_from</w:t>
-      </w:r>
-      <w:r>
-        <w:rPr>
-          <w:rStyle w:val="KeywordTok"/>
-        </w:rPr>
-        <w:t xml:space="preserve">:</w:t>
-      </w:r>
-      <w:r>
-        <w:rPr>
-          <w:rStyle w:val="AttributeTok"/>
-        </w:rPr>
-        <w:t xml:space="preserve"> 2007-12-12</w:t>
+        <w:t xml:space="preserve"> https://ld.admin.ch/municipality/3203</w:t>
       </w:r>
     </w:p>
     <w:bookmarkEnd w:id="131"/>
-    <w:bookmarkEnd w:id="132"/>
-    <w:bookmarkEnd w:id="133"/>
-    <w:bookmarkStart w:id="136" w:name="classe-grouptype"/>
+    <w:bookmarkStart w:id="132" w:name="X8370a8632050573f3ab01e761516ff6c5d27478"/>
     <w:p>
       <w:pPr>
-        <w:pStyle w:val="berschrift2"/>
-      </w:pPr>
-      <w:r>
-        <w:t xml:space="preserve">Classe: GroupType</w:t>
+        <w:pStyle w:val="berschrift4"/>
+      </w:pPr>
+      <w:r>
+        <w:t xml:space="preserve">Exemple : Delegation bilingue aupres d un organe intercantonal</w:t>
       </w:r>
     </w:p>
     <w:p>
       <w:pPr>
+        <w:pStyle w:val="SourceCode"/>
+      </w:pPr>
+      <w:r>
+        <w:rPr>
+          <w:rStyle w:val="FunctionTok"/>
+        </w:rPr>
+        <w:t xml:space="preserve">local_id</w:t>
+      </w:r>
+      <w:r>
+        <w:rPr>
+          <w:rStyle w:val="KeywordTok"/>
+        </w:rPr>
+        <w:t xml:space="preserve">:</w:t>
+      </w:r>
+      <w:r>
+        <w:rPr>
+          <w:rStyle w:val="AttributeTok"/>
+        </w:rPr>
+        <w:t xml:space="preserve"> </w:t>
+      </w:r>
+      <w:r>
+        <w:rPr>
+          <w:rStyle w:val="DecValTok"/>
+        </w:rPr>
+        <w:t xml:space="preserve">5000</w:t>
+      </w:r>
+      <w:r>
+        <w:br/>
+      </w:r>
+      <w:r>
+        <w:rPr>
+          <w:rStyle w:val="FunctionTok"/>
+        </w:rPr>
+        <w:t xml:space="preserve">global_uri</w:t>
+      </w:r>
+      <w:r>
+        <w:rPr>
+          <w:rStyle w:val="KeywordTok"/>
+        </w:rPr>
+        <w:t xml:space="preserve">:</w:t>
+      </w:r>
+      <w:r>
+        <w:rPr>
+          <w:rStyle w:val="AttributeTok"/>
+        </w:rPr>
+        <w:t xml:space="preserve"> https://www.fr.ch/parlinfo/app/organizations/a1acb0c030d54b3baed840fe8bbed6b5</w:t>
+      </w:r>
+      <w:r>
+        <w:br/>
+      </w:r>
+      <w:r>
+        <w:rPr>
+          <w:rStyle w:val="FunctionTok"/>
+        </w:rPr>
+        <w:t xml:space="preserve">label</w:t>
+      </w:r>
+      <w:r>
+        <w:rPr>
+          <w:rStyle w:val="KeywordTok"/>
+        </w:rPr>
+        <w:t xml:space="preserve">:</w:t>
+      </w:r>
+      <w:r>
+        <w:br/>
+      </w:r>
+      <w:r>
+        <w:rPr>
+          <w:rStyle w:val="KeywordTok"/>
+        </w:rPr>
+        <w:t xml:space="preserve">-</w:t>
+      </w:r>
+      <w:r>
+        <w:rPr>
+          <w:rStyle w:val="AttributeTok"/>
+        </w:rPr>
+        <w:t xml:space="preserve"> </w:t>
+      </w:r>
+      <w:r>
+        <w:rPr>
+          <w:rStyle w:val="FunctionTok"/>
+        </w:rPr>
+        <w:t xml:space="preserve">value</w:t>
+      </w:r>
+      <w:r>
+        <w:rPr>
+          <w:rStyle w:val="KeywordTok"/>
+        </w:rPr>
+        <w:t xml:space="preserve">:</w:t>
+      </w:r>
+      <w:r>
+        <w:rPr>
+          <w:rStyle w:val="AttributeTok"/>
+        </w:rPr>
+        <w:t xml:space="preserve"> Freiburger Delegation IPK strafrechtliche Einschliessung</w:t>
+      </w:r>
+      <w:r>
+        <w:br/>
+      </w:r>
+      <w:r>
+        <w:rPr>
+          <w:rStyle w:val="AttributeTok"/>
+        </w:rPr>
+        <w:t xml:space="preserve">  </w:t>
+      </w:r>
+      <w:r>
+        <w:rPr>
+          <w:rStyle w:val="FunctionTok"/>
+        </w:rPr>
+        <w:t xml:space="preserve">language</w:t>
+      </w:r>
+      <w:r>
+        <w:rPr>
+          <w:rStyle w:val="KeywordTok"/>
+        </w:rPr>
+        <w:t xml:space="preserve">:</w:t>
+      </w:r>
+      <w:r>
+        <w:rPr>
+          <w:rStyle w:val="AttributeTok"/>
+        </w:rPr>
+        <w:t xml:space="preserve"> de</w:t>
+      </w:r>
+      <w:r>
+        <w:br/>
+      </w:r>
+      <w:r>
+        <w:rPr>
+          <w:rStyle w:val="KeywordTok"/>
+        </w:rPr>
+        <w:t xml:space="preserve">-</w:t>
+      </w:r>
+      <w:r>
+        <w:rPr>
+          <w:rStyle w:val="AttributeTok"/>
+        </w:rPr>
+        <w:t xml:space="preserve"> </w:t>
+      </w:r>
+      <w:r>
+        <w:rPr>
+          <w:rStyle w:val="FunctionTok"/>
+        </w:rPr>
+        <w:t xml:space="preserve">value</w:t>
+      </w:r>
+      <w:r>
+        <w:rPr>
+          <w:rStyle w:val="KeywordTok"/>
+        </w:rPr>
+        <w:t xml:space="preserve">:</w:t>
+      </w:r>
+      <w:r>
+        <w:rPr>
+          <w:rStyle w:val="AttributeTok"/>
+        </w:rPr>
+        <w:t xml:space="preserve"> Délégation FR à la CIP détention pénale</w:t>
+      </w:r>
+      <w:r>
+        <w:br/>
+      </w:r>
+      <w:r>
+        <w:rPr>
+          <w:rStyle w:val="AttributeTok"/>
+        </w:rPr>
+        <w:t xml:space="preserve">  </w:t>
+      </w:r>
+      <w:r>
+        <w:rPr>
+          <w:rStyle w:val="FunctionTok"/>
+        </w:rPr>
+        <w:t xml:space="preserve">language</w:t>
+      </w:r>
+      <w:r>
+        <w:rPr>
+          <w:rStyle w:val="KeywordTok"/>
+        </w:rPr>
+        <w:t xml:space="preserve">:</w:t>
+      </w:r>
+      <w:r>
+        <w:rPr>
+          <w:rStyle w:val="AttributeTok"/>
+        </w:rPr>
+        <w:t xml:space="preserve"> fr</w:t>
+      </w:r>
+      <w:r>
+        <w:br/>
+      </w:r>
+      <w:r>
+        <w:rPr>
+          <w:rStyle w:val="FunctionTok"/>
+        </w:rPr>
+        <w:t xml:space="preserve">abbreviation</w:t>
+      </w:r>
+      <w:r>
+        <w:rPr>
+          <w:rStyle w:val="KeywordTok"/>
+        </w:rPr>
+        <w:t xml:space="preserve">:</w:t>
+      </w:r>
+      <w:r>
+        <w:br/>
+      </w:r>
+      <w:r>
+        <w:rPr>
+          <w:rStyle w:val="KeywordTok"/>
+        </w:rPr>
+        <w:t xml:space="preserve">-</w:t>
+      </w:r>
+      <w:r>
+        <w:rPr>
+          <w:rStyle w:val="AttributeTok"/>
+        </w:rPr>
+        <w:t xml:space="preserve"> </w:t>
+      </w:r>
+      <w:r>
+        <w:rPr>
+          <w:rStyle w:val="FunctionTok"/>
+        </w:rPr>
+        <w:t xml:space="preserve">value</w:t>
+      </w:r>
+      <w:r>
+        <w:rPr>
+          <w:rStyle w:val="KeywordTok"/>
+        </w:rPr>
+        <w:t xml:space="preserve">:</w:t>
+      </w:r>
+      <w:r>
+        <w:rPr>
+          <w:rStyle w:val="AttributeTok"/>
+        </w:rPr>
+        <w:t xml:space="preserve"> Del-StRFE</w:t>
+      </w:r>
+      <w:r>
+        <w:br/>
+      </w:r>
+      <w:r>
+        <w:rPr>
+          <w:rStyle w:val="AttributeTok"/>
+        </w:rPr>
+        <w:t xml:space="preserve">  </w:t>
+      </w:r>
+      <w:r>
+        <w:rPr>
+          <w:rStyle w:val="FunctionTok"/>
+        </w:rPr>
+        <w:t xml:space="preserve">language</w:t>
+      </w:r>
+      <w:r>
+        <w:rPr>
+          <w:rStyle w:val="KeywordTok"/>
+        </w:rPr>
+        <w:t xml:space="preserve">:</w:t>
+      </w:r>
+      <w:r>
+        <w:rPr>
+          <w:rStyle w:val="AttributeTok"/>
+        </w:rPr>
+        <w:t xml:space="preserve"> de</w:t>
+      </w:r>
+      <w:r>
+        <w:br/>
+      </w:r>
+      <w:r>
+        <w:rPr>
+          <w:rStyle w:val="KeywordTok"/>
+        </w:rPr>
+        <w:t xml:space="preserve">-</w:t>
+      </w:r>
+      <w:r>
+        <w:rPr>
+          <w:rStyle w:val="AttributeTok"/>
+        </w:rPr>
+        <w:t xml:space="preserve"> </w:t>
+      </w:r>
+      <w:r>
+        <w:rPr>
+          <w:rStyle w:val="FunctionTok"/>
+        </w:rPr>
+        <w:t xml:space="preserve">value</w:t>
+      </w:r>
+      <w:r>
+        <w:rPr>
+          <w:rStyle w:val="KeywordTok"/>
+        </w:rPr>
+        <w:t xml:space="preserve">:</w:t>
+      </w:r>
+      <w:r>
+        <w:rPr>
+          <w:rStyle w:val="AttributeTok"/>
+        </w:rPr>
+        <w:t xml:space="preserve"> Del-DetPen</w:t>
+      </w:r>
+      <w:r>
+        <w:br/>
+      </w:r>
+      <w:r>
+        <w:rPr>
+          <w:rStyle w:val="AttributeTok"/>
+        </w:rPr>
+        <w:t xml:space="preserve">  </w:t>
+      </w:r>
+      <w:r>
+        <w:rPr>
+          <w:rStyle w:val="FunctionTok"/>
+        </w:rPr>
+        <w:t xml:space="preserve">language</w:t>
+      </w:r>
+      <w:r>
+        <w:rPr>
+          <w:rStyle w:val="KeywordTok"/>
+        </w:rPr>
+        <w:t xml:space="preserve">:</w:t>
+      </w:r>
+      <w:r>
+        <w:rPr>
+          <w:rStyle w:val="AttributeTok"/>
+        </w:rPr>
+        <w:t xml:space="preserve"> fr</w:t>
+      </w:r>
+      <w:r>
+        <w:br/>
+      </w:r>
+      <w:r>
+        <w:rPr>
+          <w:rStyle w:val="FunctionTok"/>
+        </w:rPr>
+        <w:t xml:space="preserve">description</w:t>
+      </w:r>
+      <w:r>
+        <w:rPr>
+          <w:rStyle w:val="KeywordTok"/>
+        </w:rPr>
+        <w:t xml:space="preserve">:</w:t>
+      </w:r>
+      <w:r>
+        <w:br/>
+      </w:r>
+      <w:r>
+        <w:rPr>
+          <w:rStyle w:val="KeywordTok"/>
+        </w:rPr>
+        <w:t xml:space="preserve">-</w:t>
+      </w:r>
+      <w:r>
+        <w:rPr>
+          <w:rStyle w:val="AttributeTok"/>
+        </w:rPr>
+        <w:t xml:space="preserve"> </w:t>
+      </w:r>
+      <w:r>
+        <w:rPr>
+          <w:rStyle w:val="FunctionTok"/>
+        </w:rPr>
+        <w:t xml:space="preserve">value</w:t>
+      </w:r>
+      <w:r>
+        <w:rPr>
+          <w:rStyle w:val="KeywordTok"/>
+        </w:rPr>
+        <w:t xml:space="preserve">:</w:t>
+      </w:r>
+      <w:r>
+        <w:rPr>
+          <w:rStyle w:val="AttributeTok"/>
+        </w:rPr>
+        <w:t xml:space="preserve"> Die Interparlamentarische Aufsichtskommission strafrechtliche Einschliessung besteht aus 18 Grossrätinnen</w:t>
+      </w:r>
+      <w:r>
+        <w:br/>
+      </w:r>
+      <w:r>
+        <w:rPr>
+          <w:rStyle w:val="AttributeTok"/>
+        </w:rPr>
+        <w:t xml:space="preserve">    und Grossräten aus den sechs Vertragskantonen Freiburg, Genf, Jura, Neuenburg, Waadt und Wallis.</w:t>
+      </w:r>
+      <w:r>
+        <w:br/>
+      </w:r>
+      <w:r>
+        <w:rPr>
+          <w:rStyle w:val="AttributeTok"/>
+        </w:rPr>
+        <w:t xml:space="preserve">  </w:t>
+      </w:r>
+      <w:r>
+        <w:rPr>
+          <w:rStyle w:val="FunctionTok"/>
+        </w:rPr>
+        <w:t xml:space="preserve">language</w:t>
+      </w:r>
+      <w:r>
+        <w:rPr>
+          <w:rStyle w:val="KeywordTok"/>
+        </w:rPr>
+        <w:t xml:space="preserve">:</w:t>
+      </w:r>
+      <w:r>
+        <w:rPr>
+          <w:rStyle w:val="AttributeTok"/>
+        </w:rPr>
+        <w:t xml:space="preserve"> de</w:t>
+      </w:r>
+      <w:r>
+        <w:br/>
+      </w:r>
+      <w:r>
+        <w:rPr>
+          <w:rStyle w:val="KeywordTok"/>
+        </w:rPr>
+        <w:t xml:space="preserve">-</w:t>
+      </w:r>
+      <w:r>
+        <w:rPr>
+          <w:rStyle w:val="AttributeTok"/>
+        </w:rPr>
+        <w:t xml:space="preserve"> </w:t>
+      </w:r>
+      <w:r>
+        <w:rPr>
+          <w:rStyle w:val="FunctionTok"/>
+        </w:rPr>
+        <w:t xml:space="preserve">value</w:t>
+      </w:r>
+      <w:r>
+        <w:rPr>
+          <w:rStyle w:val="KeywordTok"/>
+        </w:rPr>
+        <w:t xml:space="preserve">:</w:t>
+      </w:r>
+      <w:r>
+        <w:rPr>
+          <w:rStyle w:val="AttributeTok"/>
+        </w:rPr>
+        <w:t xml:space="preserve"> </w:t>
+      </w:r>
+      <w:r>
+        <w:rPr>
+          <w:rStyle w:val="StringTok"/>
+        </w:rPr>
+        <w:t xml:space="preserve">'La Commission interparlementaire de contrôle détention pénale est composée de 18 députés issus</w:t>
+      </w:r>
+      <w:r>
+        <w:br/>
+      </w:r>
+      <w:r>
+        <w:rPr>
+          <w:rStyle w:val="StringTok"/>
+        </w:rPr>
+        <w:t xml:space="preserve">    des six cantons partenaires : Fribourg, Genève, Jura, Neuchâtel, Vaud et Valais.'</w:t>
+      </w:r>
+      <w:r>
+        <w:br/>
+      </w:r>
+      <w:r>
+        <w:rPr>
+          <w:rStyle w:val="AttributeTok"/>
+        </w:rPr>
+        <w:t xml:space="preserve">  </w:t>
+      </w:r>
+      <w:r>
+        <w:rPr>
+          <w:rStyle w:val="FunctionTok"/>
+        </w:rPr>
+        <w:t xml:space="preserve">language</w:t>
+      </w:r>
+      <w:r>
+        <w:rPr>
+          <w:rStyle w:val="KeywordTok"/>
+        </w:rPr>
+        <w:t xml:space="preserve">:</w:t>
+      </w:r>
+      <w:r>
+        <w:rPr>
+          <w:rStyle w:val="AttributeTok"/>
+        </w:rPr>
+        <w:t xml:space="preserve"> fr</w:t>
+      </w:r>
+      <w:r>
+        <w:br/>
+      </w:r>
+      <w:r>
+        <w:rPr>
+          <w:rStyle w:val="FunctionTok"/>
+        </w:rPr>
+        <w:t xml:space="preserve">landing_page</w:t>
+      </w:r>
+      <w:r>
+        <w:rPr>
+          <w:rStyle w:val="KeywordTok"/>
+        </w:rPr>
+        <w:t xml:space="preserve">:</w:t>
+      </w:r>
+      <w:r>
+        <w:br/>
+      </w:r>
+      <w:r>
+        <w:rPr>
+          <w:rStyle w:val="KeywordTok"/>
+        </w:rPr>
+        <w:t xml:space="preserve">-</w:t>
+      </w:r>
+      <w:r>
+        <w:rPr>
+          <w:rStyle w:val="AttributeTok"/>
+        </w:rPr>
+        <w:t xml:space="preserve"> </w:t>
+      </w:r>
+      <w:r>
+        <w:rPr>
+          <w:rStyle w:val="FunctionTok"/>
+        </w:rPr>
+        <w:t xml:space="preserve">value</w:t>
+      </w:r>
+      <w:r>
+        <w:rPr>
+          <w:rStyle w:val="KeywordTok"/>
+        </w:rPr>
+        <w:t xml:space="preserve">:</w:t>
+      </w:r>
+      <w:r>
+        <w:rPr>
+          <w:rStyle w:val="AttributeTok"/>
+        </w:rPr>
+        <w:t xml:space="preserve"> https://www.fr.ch/de/parlinfo/app/organizations/a1acb0c030d54b3baed840fe8bbed6b5</w:t>
+      </w:r>
+      <w:r>
+        <w:br/>
+      </w:r>
+      <w:r>
+        <w:rPr>
+          <w:rStyle w:val="AttributeTok"/>
+        </w:rPr>
+        <w:t xml:space="preserve">  </w:t>
+      </w:r>
+      <w:r>
+        <w:rPr>
+          <w:rStyle w:val="FunctionTok"/>
+        </w:rPr>
+        <w:t xml:space="preserve">language</w:t>
+      </w:r>
+      <w:r>
+        <w:rPr>
+          <w:rStyle w:val="KeywordTok"/>
+        </w:rPr>
+        <w:t xml:space="preserve">:</w:t>
+      </w:r>
+      <w:r>
+        <w:rPr>
+          <w:rStyle w:val="AttributeTok"/>
+        </w:rPr>
+        <w:t xml:space="preserve"> de</w:t>
+      </w:r>
+      <w:r>
+        <w:br/>
+      </w:r>
+      <w:r>
+        <w:rPr>
+          <w:rStyle w:val="KeywordTok"/>
+        </w:rPr>
+        <w:t xml:space="preserve">-</w:t>
+      </w:r>
+      <w:r>
+        <w:rPr>
+          <w:rStyle w:val="AttributeTok"/>
+        </w:rPr>
+        <w:t xml:space="preserve"> </w:t>
+      </w:r>
+      <w:r>
+        <w:rPr>
+          <w:rStyle w:val="FunctionTok"/>
+        </w:rPr>
+        <w:t xml:space="preserve">value</w:t>
+      </w:r>
+      <w:r>
+        <w:rPr>
+          <w:rStyle w:val="KeywordTok"/>
+        </w:rPr>
+        <w:t xml:space="preserve">:</w:t>
+      </w:r>
+      <w:r>
+        <w:rPr>
+          <w:rStyle w:val="AttributeTok"/>
+        </w:rPr>
+        <w:t xml:space="preserve"> https://www.fr.ch/parlinfo/app/organizations/a1acb0c030d54b3baed840fe8bbed6b5</w:t>
+      </w:r>
+      <w:r>
+        <w:br/>
+      </w:r>
+      <w:r>
+        <w:rPr>
+          <w:rStyle w:val="AttributeTok"/>
+        </w:rPr>
+        <w:t xml:space="preserve">  </w:t>
+      </w:r>
+      <w:r>
+        <w:rPr>
+          <w:rStyle w:val="FunctionTok"/>
+        </w:rPr>
+        <w:t xml:space="preserve">language</w:t>
+      </w:r>
+      <w:r>
+        <w:rPr>
+          <w:rStyle w:val="KeywordTok"/>
+        </w:rPr>
+        <w:t xml:space="preserve">:</w:t>
+      </w:r>
+      <w:r>
+        <w:rPr>
+          <w:rStyle w:val="AttributeTok"/>
+        </w:rPr>
+        <w:t xml:space="preserve"> fr</w:t>
+      </w:r>
+      <w:r>
+        <w:br/>
+      </w:r>
+      <w:r>
+        <w:rPr>
+          <w:rStyle w:val="FunctionTok"/>
+        </w:rPr>
+        <w:t xml:space="preserve">group_type</w:t>
+      </w:r>
+      <w:r>
+        <w:rPr>
+          <w:rStyle w:val="KeywordTok"/>
+        </w:rPr>
+        <w:t xml:space="preserve">:</w:t>
+      </w:r>
+      <w:r>
+        <w:br/>
+      </w:r>
+      <w:r>
+        <w:rPr>
+          <w:rStyle w:val="AttributeTok"/>
+        </w:rPr>
+        <w:t xml:space="preserve">  </w:t>
+      </w:r>
+      <w:r>
+        <w:rPr>
+          <w:rStyle w:val="FunctionTok"/>
+        </w:rPr>
+        <w:t xml:space="preserve">group_type_enum</w:t>
+      </w:r>
+      <w:r>
+        <w:rPr>
+          <w:rStyle w:val="KeywordTok"/>
+        </w:rPr>
+        <w:t xml:space="preserve">:</w:t>
+      </w:r>
+      <w:r>
+        <w:rPr>
+          <w:rStyle w:val="AttributeTok"/>
+        </w:rPr>
+        <w:t xml:space="preserve"> delegation</w:t>
+      </w:r>
+      <w:r>
+        <w:br/>
+      </w:r>
+      <w:r>
+        <w:rPr>
+          <w:rStyle w:val="AttributeTok"/>
+        </w:rPr>
+        <w:t xml:space="preserve">  </w:t>
+      </w:r>
+      <w:r>
+        <w:rPr>
+          <w:rStyle w:val="FunctionTok"/>
+        </w:rPr>
+        <w:t xml:space="preserve">label</w:t>
+      </w:r>
+      <w:r>
+        <w:rPr>
+          <w:rStyle w:val="KeywordTok"/>
+        </w:rPr>
+        <w:t xml:space="preserve">:</w:t>
+      </w:r>
+      <w:r>
+        <w:rPr>
+          <w:rStyle w:val="AttributeTok"/>
+        </w:rPr>
+        <w:t xml:space="preserve"> Delegation</w:t>
+      </w:r>
+      <w:r>
+        <w:br/>
+      </w:r>
+      <w:r>
+        <w:rPr>
+          <w:rStyle w:val="FunctionTok"/>
+        </w:rPr>
+        <w:t xml:space="preserve">spatial</w:t>
+      </w:r>
+      <w:r>
+        <w:rPr>
+          <w:rStyle w:val="KeywordTok"/>
+        </w:rPr>
+        <w:t xml:space="preserve">:</w:t>
+      </w:r>
+      <w:r>
+        <w:rPr>
+          <w:rStyle w:val="AttributeTok"/>
+        </w:rPr>
+        <w:t xml:space="preserve"> https://ld.admin.ch/canton/10</w:t>
+      </w:r>
+      <w:r>
+        <w:br/>
+      </w:r>
+      <w:r>
+        <w:rPr>
+          <w:rStyle w:val="FunctionTok"/>
+        </w:rPr>
+        <w:t xml:space="preserve">valid_from</w:t>
+      </w:r>
+      <w:r>
+        <w:rPr>
+          <w:rStyle w:val="KeywordTok"/>
+        </w:rPr>
+        <w:t xml:space="preserve">:</w:t>
+      </w:r>
+      <w:r>
+        <w:rPr>
+          <w:rStyle w:val="AttributeTok"/>
+        </w:rPr>
+        <w:t xml:space="preserve"> 2007-12-12</w:t>
+      </w:r>
+    </w:p>
+    <w:bookmarkEnd w:id="132"/>
+    <w:bookmarkStart w:id="133" w:name="Xa2e76961da05bfce74c3736537e4ae53ea7a13b"/>
+    <w:p>
+      <w:pPr>
+        <w:pStyle w:val="berschrift4"/>
+      </w:pPr>
+      <w:r>
+        <w:t xml:space="preserve">Exemple : Groupe d interet avec nom trilingue et contact</w:t>
+      </w:r>
+    </w:p>
+    <w:p>
+      <w:pPr>
+        <w:pStyle w:val="SourceCode"/>
+      </w:pPr>
+      <w:r>
+        <w:rPr>
+          <w:rStyle w:val="FunctionTok"/>
+        </w:rPr>
+        <w:t xml:space="preserve">local_id</w:t>
+      </w:r>
+      <w:r>
+        <w:rPr>
+          <w:rStyle w:val="KeywordTok"/>
+        </w:rPr>
+        <w:t xml:space="preserve">:</w:t>
+      </w:r>
+      <w:r>
+        <w:rPr>
+          <w:rStyle w:val="AttributeTok"/>
+        </w:rPr>
+        <w:t xml:space="preserve"> </w:t>
+      </w:r>
+      <w:r>
+        <w:rPr>
+          <w:rStyle w:val="DecValTok"/>
+        </w:rPr>
+        <w:t xml:space="preserve">6627</w:t>
+      </w:r>
+      <w:r>
+        <w:br/>
+      </w:r>
+      <w:r>
+        <w:rPr>
+          <w:rStyle w:val="FunctionTok"/>
+        </w:rPr>
+        <w:t xml:space="preserve">global_uri</w:t>
+      </w:r>
+      <w:r>
+        <w:rPr>
+          <w:rStyle w:val="KeywordTok"/>
+        </w:rPr>
+        <w:t xml:space="preserve">:</w:t>
+      </w:r>
+      <w:r>
+        <w:rPr>
+          <w:rStyle w:val="AttributeTok"/>
+        </w:rPr>
+        <w:t xml:space="preserve"> https://api.openparldata.ch/v1/groups/6627</w:t>
+      </w:r>
+      <w:r>
+        <w:br/>
+      </w:r>
+      <w:r>
+        <w:rPr>
+          <w:rStyle w:val="FunctionTok"/>
+        </w:rPr>
+        <w:t xml:space="preserve">label</w:t>
+      </w:r>
+      <w:r>
+        <w:rPr>
+          <w:rStyle w:val="KeywordTok"/>
+        </w:rPr>
+        <w:t xml:space="preserve">:</w:t>
+      </w:r>
+      <w:r>
+        <w:br/>
+      </w:r>
+      <w:r>
+        <w:rPr>
+          <w:rStyle w:val="KeywordTok"/>
+        </w:rPr>
+        <w:t xml:space="preserve">-</w:t>
+      </w:r>
+      <w:r>
+        <w:rPr>
+          <w:rStyle w:val="AttributeTok"/>
+        </w:rPr>
+        <w:t xml:space="preserve"> </w:t>
+      </w:r>
+      <w:r>
+        <w:rPr>
+          <w:rStyle w:val="FunctionTok"/>
+        </w:rPr>
+        <w:t xml:space="preserve">value</w:t>
+      </w:r>
+      <w:r>
+        <w:rPr>
+          <w:rStyle w:val="KeywordTok"/>
+        </w:rPr>
+        <w:t xml:space="preserve">:</w:t>
+      </w:r>
+      <w:r>
+        <w:rPr>
+          <w:rStyle w:val="AttributeTok"/>
+        </w:rPr>
+        <w:t xml:space="preserve"> Konsumenteninformation und -schutz</w:t>
+      </w:r>
+      <w:r>
+        <w:br/>
+      </w:r>
+      <w:r>
+        <w:rPr>
+          <w:rStyle w:val="AttributeTok"/>
+        </w:rPr>
+        <w:t xml:space="preserve">  </w:t>
+      </w:r>
+      <w:r>
+        <w:rPr>
+          <w:rStyle w:val="FunctionTok"/>
+        </w:rPr>
+        <w:t xml:space="preserve">language</w:t>
+      </w:r>
+      <w:r>
+        <w:rPr>
+          <w:rStyle w:val="KeywordTok"/>
+        </w:rPr>
+        <w:t xml:space="preserve">:</w:t>
+      </w:r>
+      <w:r>
+        <w:rPr>
+          <w:rStyle w:val="AttributeTok"/>
+        </w:rPr>
+        <w:t xml:space="preserve"> de</w:t>
+      </w:r>
+      <w:r>
+        <w:br/>
+      </w:r>
+      <w:r>
+        <w:rPr>
+          <w:rStyle w:val="KeywordTok"/>
+        </w:rPr>
+        <w:t xml:space="preserve">-</w:t>
+      </w:r>
+      <w:r>
+        <w:rPr>
+          <w:rStyle w:val="AttributeTok"/>
+        </w:rPr>
+        <w:t xml:space="preserve"> </w:t>
+      </w:r>
+      <w:r>
+        <w:rPr>
+          <w:rStyle w:val="FunctionTok"/>
+        </w:rPr>
+        <w:t xml:space="preserve">value</w:t>
+      </w:r>
+      <w:r>
+        <w:rPr>
+          <w:rStyle w:val="KeywordTok"/>
+        </w:rPr>
+        <w:t xml:space="preserve">:</w:t>
+      </w:r>
+      <w:r>
+        <w:rPr>
+          <w:rStyle w:val="AttributeTok"/>
+        </w:rPr>
+        <w:t xml:space="preserve"> Information et défense des consommateurs</w:t>
+      </w:r>
+      <w:r>
+        <w:br/>
+      </w:r>
+      <w:r>
+        <w:rPr>
+          <w:rStyle w:val="AttributeTok"/>
+        </w:rPr>
+        <w:t xml:space="preserve">  </w:t>
+      </w:r>
+      <w:r>
+        <w:rPr>
+          <w:rStyle w:val="FunctionTok"/>
+        </w:rPr>
+        <w:t xml:space="preserve">language</w:t>
+      </w:r>
+      <w:r>
+        <w:rPr>
+          <w:rStyle w:val="KeywordTok"/>
+        </w:rPr>
+        <w:t xml:space="preserve">:</w:t>
+      </w:r>
+      <w:r>
+        <w:rPr>
+          <w:rStyle w:val="AttributeTok"/>
+        </w:rPr>
+        <w:t xml:space="preserve"> fr</w:t>
+      </w:r>
+      <w:r>
+        <w:br/>
+      </w:r>
+      <w:r>
+        <w:rPr>
+          <w:rStyle w:val="KeywordTok"/>
+        </w:rPr>
+        <w:t xml:space="preserve">-</w:t>
+      </w:r>
+      <w:r>
+        <w:rPr>
+          <w:rStyle w:val="AttributeTok"/>
+        </w:rPr>
+        <w:t xml:space="preserve"> </w:t>
+      </w:r>
+      <w:r>
+        <w:rPr>
+          <w:rStyle w:val="FunctionTok"/>
+        </w:rPr>
+        <w:t xml:space="preserve">value</w:t>
+      </w:r>
+      <w:r>
+        <w:rPr>
+          <w:rStyle w:val="KeywordTok"/>
+        </w:rPr>
+        <w:t xml:space="preserve">:</w:t>
+      </w:r>
+      <w:r>
+        <w:rPr>
+          <w:rStyle w:val="AttributeTok"/>
+        </w:rPr>
+        <w:t xml:space="preserve"> Informazione e tutela dei consumatori</w:t>
+      </w:r>
+      <w:r>
+        <w:br/>
+      </w:r>
+      <w:r>
+        <w:rPr>
+          <w:rStyle w:val="AttributeTok"/>
+        </w:rPr>
+        <w:t xml:space="preserve">  </w:t>
+      </w:r>
+      <w:r>
+        <w:rPr>
+          <w:rStyle w:val="FunctionTok"/>
+        </w:rPr>
+        <w:t xml:space="preserve">language</w:t>
+      </w:r>
+      <w:r>
+        <w:rPr>
+          <w:rStyle w:val="KeywordTok"/>
+        </w:rPr>
+        <w:t xml:space="preserve">:</w:t>
+      </w:r>
+      <w:r>
+        <w:rPr>
+          <w:rStyle w:val="AttributeTok"/>
+        </w:rPr>
+        <w:t xml:space="preserve"> it</w:t>
+      </w:r>
+      <w:r>
+        <w:br/>
+      </w:r>
+      <w:r>
+        <w:rPr>
+          <w:rStyle w:val="FunctionTok"/>
+        </w:rPr>
+        <w:t xml:space="preserve">description</w:t>
+      </w:r>
+      <w:r>
+        <w:rPr>
+          <w:rStyle w:val="KeywordTok"/>
+        </w:rPr>
+        <w:t xml:space="preserve">:</w:t>
+      </w:r>
+      <w:r>
+        <w:br/>
+      </w:r>
+      <w:r>
+        <w:rPr>
+          <w:rStyle w:val="KeywordTok"/>
+        </w:rPr>
+        <w:t xml:space="preserve">-</w:t>
+      </w:r>
+      <w:r>
+        <w:rPr>
+          <w:rStyle w:val="AttributeTok"/>
+        </w:rPr>
+        <w:t xml:space="preserve"> </w:t>
+      </w:r>
+      <w:r>
+        <w:rPr>
+          <w:rStyle w:val="FunctionTok"/>
+        </w:rPr>
+        <w:t xml:space="preserve">value</w:t>
+      </w:r>
+      <w:r>
+        <w:rPr>
+          <w:rStyle w:val="KeywordTok"/>
+        </w:rPr>
+        <w:t xml:space="preserve">:</w:t>
+      </w:r>
+      <w:r>
+        <w:rPr>
+          <w:rStyle w:val="AttributeTok"/>
+        </w:rPr>
+        <w:t xml:space="preserve"> L'intergroupe parlementaire « Information et défense des consommateurs » réunit toutes les sensibilités</w:t>
+      </w:r>
+      <w:r>
+        <w:br/>
+      </w:r>
+      <w:r>
+        <w:rPr>
+          <w:rStyle w:val="AttributeTok"/>
+        </w:rPr>
+        <w:t xml:space="preserve">    politiques. Cet intergroupe a pour mission d'informer et de sensibiliser les élu·e·s aux questions</w:t>
+      </w:r>
+      <w:r>
+        <w:br/>
+      </w:r>
+      <w:r>
+        <w:rPr>
+          <w:rStyle w:val="AttributeTok"/>
+        </w:rPr>
+        <w:t xml:space="preserve">    relatives à la défense des consommateur·rice·s en Suisse.</w:t>
+      </w:r>
+      <w:r>
+        <w:br/>
+      </w:r>
+      <w:r>
+        <w:rPr>
+          <w:rStyle w:val="AttributeTok"/>
+        </w:rPr>
+        <w:t xml:space="preserve">  </w:t>
+      </w:r>
+      <w:r>
+        <w:rPr>
+          <w:rStyle w:val="FunctionTok"/>
+        </w:rPr>
+        <w:t xml:space="preserve">language</w:t>
+      </w:r>
+      <w:r>
+        <w:rPr>
+          <w:rStyle w:val="KeywordTok"/>
+        </w:rPr>
+        <w:t xml:space="preserve">:</w:t>
+      </w:r>
+      <w:r>
+        <w:rPr>
+          <w:rStyle w:val="AttributeTok"/>
+        </w:rPr>
+        <w:t xml:space="preserve"> fr</w:t>
+      </w:r>
+      <w:r>
+        <w:br/>
+      </w:r>
+      <w:r>
+        <w:rPr>
+          <w:rStyle w:val="FunctionTok"/>
+        </w:rPr>
+        <w:t xml:space="preserve">landing_page</w:t>
+      </w:r>
+      <w:r>
+        <w:rPr>
+          <w:rStyle w:val="KeywordTok"/>
+        </w:rPr>
+        <w:t xml:space="preserve">:</w:t>
+      </w:r>
+      <w:r>
+        <w:br/>
+      </w:r>
+      <w:r>
+        <w:rPr>
+          <w:rStyle w:val="KeywordTok"/>
+        </w:rPr>
+        <w:t xml:space="preserve">-</w:t>
+      </w:r>
+      <w:r>
+        <w:rPr>
+          <w:rStyle w:val="AttributeTok"/>
+        </w:rPr>
+        <w:t xml:space="preserve"> </w:t>
+      </w:r>
+      <w:r>
+        <w:rPr>
+          <w:rStyle w:val="FunctionTok"/>
+        </w:rPr>
+        <w:t xml:space="preserve">value</w:t>
+      </w:r>
+      <w:r>
+        <w:rPr>
+          <w:rStyle w:val="KeywordTok"/>
+        </w:rPr>
+        <w:t xml:space="preserve">:</w:t>
+      </w:r>
+      <w:r>
+        <w:rPr>
+          <w:rStyle w:val="AttributeTok"/>
+        </w:rPr>
+        <w:t xml:space="preserve"> https://www.parlament.ch/centers/documents/de/gruppen-der-bundesversammlung.pdf</w:t>
+      </w:r>
+      <w:r>
+        <w:br/>
+      </w:r>
+      <w:r>
+        <w:rPr>
+          <w:rStyle w:val="AttributeTok"/>
+        </w:rPr>
+        <w:t xml:space="preserve">  </w:t>
+      </w:r>
+      <w:r>
+        <w:rPr>
+          <w:rStyle w:val="FunctionTok"/>
+        </w:rPr>
+        <w:t xml:space="preserve">language</w:t>
+      </w:r>
+      <w:r>
+        <w:rPr>
+          <w:rStyle w:val="KeywordTok"/>
+        </w:rPr>
+        <w:t xml:space="preserve">:</w:t>
+      </w:r>
+      <w:r>
+        <w:rPr>
+          <w:rStyle w:val="AttributeTok"/>
+        </w:rPr>
+        <w:t xml:space="preserve"> de</w:t>
+      </w:r>
+      <w:r>
+        <w:br/>
+      </w:r>
+      <w:r>
+        <w:rPr>
+          <w:rStyle w:val="FunctionTok"/>
+        </w:rPr>
+        <w:t xml:space="preserve">contacts</w:t>
+      </w:r>
+      <w:r>
+        <w:rPr>
+          <w:rStyle w:val="KeywordTok"/>
+        </w:rPr>
+        <w:t xml:space="preserve">:</w:t>
+      </w:r>
+      <w:r>
+        <w:br/>
+      </w:r>
+      <w:r>
+        <w:rPr>
+          <w:rStyle w:val="KeywordTok"/>
+        </w:rPr>
+        <w:t xml:space="preserve">-</w:t>
+      </w:r>
+      <w:r>
+        <w:rPr>
+          <w:rStyle w:val="AttributeTok"/>
+        </w:rPr>
+        <w:t xml:space="preserve"> </w:t>
+      </w:r>
+      <w:r>
+        <w:rPr>
+          <w:rStyle w:val="FunctionTok"/>
+        </w:rPr>
+        <w:t xml:space="preserve">contact_type</w:t>
+      </w:r>
+      <w:r>
+        <w:rPr>
+          <w:rStyle w:val="KeywordTok"/>
+        </w:rPr>
+        <w:t xml:space="preserve">:</w:t>
+      </w:r>
+      <w:r>
+        <w:rPr>
+          <w:rStyle w:val="AttributeTok"/>
+        </w:rPr>
+        <w:t xml:space="preserve"> email</w:t>
+      </w:r>
+      <w:r>
+        <w:br/>
+      </w:r>
+      <w:r>
+        <w:rPr>
+          <w:rStyle w:val="AttributeTok"/>
+        </w:rPr>
+        <w:t xml:space="preserve">  </w:t>
+      </w:r>
+      <w:r>
+        <w:rPr>
+          <w:rStyle w:val="FunctionTok"/>
+        </w:rPr>
+        <w:t xml:space="preserve">value</w:t>
+      </w:r>
+      <w:r>
+        <w:rPr>
+          <w:rStyle w:val="KeywordTok"/>
+        </w:rPr>
+        <w:t xml:space="preserve">:</w:t>
+      </w:r>
+      <w:r>
+        <w:rPr>
+          <w:rStyle w:val="AttributeTok"/>
+        </w:rPr>
+        <w:t xml:space="preserve"> l.altwegg@frc.ch</w:t>
+      </w:r>
+      <w:r>
+        <w:br/>
+      </w:r>
+      <w:r>
+        <w:rPr>
+          <w:rStyle w:val="AttributeTok"/>
+        </w:rPr>
+        <w:t xml:space="preserve">  </w:t>
+      </w:r>
+      <w:r>
+        <w:rPr>
+          <w:rStyle w:val="FunctionTok"/>
+        </w:rPr>
+        <w:t xml:space="preserve">label</w:t>
+      </w:r>
+      <w:r>
+        <w:rPr>
+          <w:rStyle w:val="KeywordTok"/>
+        </w:rPr>
+        <w:t xml:space="preserve">:</w:t>
+      </w:r>
+      <w:r>
+        <w:rPr>
+          <w:rStyle w:val="AttributeTok"/>
+        </w:rPr>
+        <w:t xml:space="preserve"> Sekretariat</w:t>
+      </w:r>
+      <w:r>
+        <w:br/>
+      </w:r>
+      <w:r>
+        <w:rPr>
+          <w:rStyle w:val="KeywordTok"/>
+        </w:rPr>
+        <w:t xml:space="preserve">-</w:t>
+      </w:r>
+      <w:r>
+        <w:rPr>
+          <w:rStyle w:val="AttributeTok"/>
+        </w:rPr>
+        <w:t xml:space="preserve"> </w:t>
+      </w:r>
+      <w:r>
+        <w:rPr>
+          <w:rStyle w:val="FunctionTok"/>
+        </w:rPr>
+        <w:t xml:space="preserve">contact_type</w:t>
+      </w:r>
+      <w:r>
+        <w:rPr>
+          <w:rStyle w:val="KeywordTok"/>
+        </w:rPr>
+        <w:t xml:space="preserve">:</w:t>
+      </w:r>
+      <w:r>
+        <w:rPr>
+          <w:rStyle w:val="AttributeTok"/>
+        </w:rPr>
+        <w:t xml:space="preserve"> phone</w:t>
+      </w:r>
+      <w:r>
+        <w:br/>
+      </w:r>
+      <w:r>
+        <w:rPr>
+          <w:rStyle w:val="AttributeTok"/>
+        </w:rPr>
+        <w:t xml:space="preserve">  </w:t>
+      </w:r>
+      <w:r>
+        <w:rPr>
+          <w:rStyle w:val="FunctionTok"/>
+        </w:rPr>
+        <w:t xml:space="preserve">value</w:t>
+      </w:r>
+      <w:r>
+        <w:rPr>
+          <w:rStyle w:val="KeywordTok"/>
+        </w:rPr>
+        <w:t xml:space="preserve">:</w:t>
+      </w:r>
+      <w:r>
+        <w:rPr>
+          <w:rStyle w:val="AttributeTok"/>
+        </w:rPr>
+        <w:t xml:space="preserve"> +41 21 331 00 95</w:t>
+      </w:r>
+      <w:r>
+        <w:br/>
+      </w:r>
+      <w:r>
+        <w:rPr>
+          <w:rStyle w:val="AttributeTok"/>
+        </w:rPr>
+        <w:t xml:space="preserve">  </w:t>
+      </w:r>
+      <w:r>
+        <w:rPr>
+          <w:rStyle w:val="FunctionTok"/>
+        </w:rPr>
+        <w:t xml:space="preserve">label</w:t>
+      </w:r>
+      <w:r>
+        <w:rPr>
+          <w:rStyle w:val="KeywordTok"/>
+        </w:rPr>
+        <w:t xml:space="preserve">:</w:t>
+      </w:r>
+      <w:r>
+        <w:rPr>
+          <w:rStyle w:val="AttributeTok"/>
+        </w:rPr>
+        <w:t xml:space="preserve"> Sekretariat</w:t>
+      </w:r>
+      <w:r>
+        <w:br/>
+      </w:r>
+      <w:r>
+        <w:rPr>
+          <w:rStyle w:val="FunctionTok"/>
+        </w:rPr>
+        <w:t xml:space="preserve">addresses</w:t>
+      </w:r>
+      <w:r>
+        <w:rPr>
+          <w:rStyle w:val="KeywordTok"/>
+        </w:rPr>
+        <w:t xml:space="preserve">:</w:t>
+      </w:r>
+      <w:r>
+        <w:br/>
+      </w:r>
+      <w:r>
+        <w:rPr>
+          <w:rStyle w:val="KeywordTok"/>
+        </w:rPr>
+        <w:t xml:space="preserve">-</w:t>
+      </w:r>
+      <w:r>
+        <w:rPr>
+          <w:rStyle w:val="AttributeTok"/>
+        </w:rPr>
+        <w:t xml:space="preserve"> </w:t>
+      </w:r>
+      <w:r>
+        <w:rPr>
+          <w:rStyle w:val="FunctionTok"/>
+        </w:rPr>
+        <w:t xml:space="preserve">address_type</w:t>
+      </w:r>
+      <w:r>
+        <w:rPr>
+          <w:rStyle w:val="KeywordTok"/>
+        </w:rPr>
+        <w:t xml:space="preserve">:</w:t>
+      </w:r>
+      <w:r>
+        <w:rPr>
+          <w:rStyle w:val="AttributeTok"/>
+        </w:rPr>
+        <w:t xml:space="preserve"> businessAddress</w:t>
+      </w:r>
+      <w:r>
+        <w:br/>
+      </w:r>
+      <w:r>
+        <w:rPr>
+          <w:rStyle w:val="AttributeTok"/>
+        </w:rPr>
+        <w:t xml:space="preserve">  </w:t>
+      </w:r>
+      <w:r>
+        <w:rPr>
+          <w:rStyle w:val="FunctionTok"/>
+        </w:rPr>
+        <w:t xml:space="preserve">address_uri</w:t>
+      </w:r>
+      <w:r>
+        <w:rPr>
+          <w:rStyle w:val="KeywordTok"/>
+        </w:rPr>
+        <w:t xml:space="preserve">:</w:t>
+      </w:r>
+      <w:r>
+        <w:rPr>
+          <w:rStyle w:val="AttributeTok"/>
+        </w:rPr>
+        <w:t xml:space="preserve"> https://geo.ld.admin.ch/location/address/101009806</w:t>
+      </w:r>
+      <w:r>
+        <w:br/>
+      </w:r>
+      <w:r>
+        <w:rPr>
+          <w:rStyle w:val="AttributeTok"/>
+        </w:rPr>
+        <w:t xml:space="preserve">  </w:t>
+      </w:r>
+      <w:r>
+        <w:rPr>
+          <w:rStyle w:val="FunctionTok"/>
+        </w:rPr>
+        <w:t xml:space="preserve">street_address</w:t>
+      </w:r>
+      <w:r>
+        <w:rPr>
+          <w:rStyle w:val="KeywordTok"/>
+        </w:rPr>
+        <w:t xml:space="preserve">:</w:t>
+      </w:r>
+      <w:r>
+        <w:rPr>
+          <w:rStyle w:val="AttributeTok"/>
+        </w:rPr>
+        <w:t xml:space="preserve"> Fédération romande des consommateurs, Rue de Genève 17, case postale 585</w:t>
+      </w:r>
+      <w:r>
+        <w:br/>
+      </w:r>
+      <w:r>
+        <w:rPr>
+          <w:rStyle w:val="AttributeTok"/>
+        </w:rPr>
+        <w:t xml:space="preserve">  </w:t>
+      </w:r>
+      <w:r>
+        <w:rPr>
+          <w:rStyle w:val="FunctionTok"/>
+        </w:rPr>
+        <w:t xml:space="preserve">postal_code</w:t>
+      </w:r>
+      <w:r>
+        <w:rPr>
+          <w:rStyle w:val="KeywordTok"/>
+        </w:rPr>
+        <w:t xml:space="preserve">:</w:t>
+      </w:r>
+      <w:r>
+        <w:rPr>
+          <w:rStyle w:val="AttributeTok"/>
+        </w:rPr>
+        <w:t xml:space="preserve"> </w:t>
+      </w:r>
+      <w:r>
+        <w:rPr>
+          <w:rStyle w:val="StringTok"/>
+        </w:rPr>
+        <w:t xml:space="preserve">'1001'</w:t>
+      </w:r>
+      <w:r>
+        <w:br/>
+      </w:r>
+      <w:r>
+        <w:rPr>
+          <w:rStyle w:val="AttributeTok"/>
+        </w:rPr>
+        <w:t xml:space="preserve">  </w:t>
+      </w:r>
+      <w:r>
+        <w:rPr>
+          <w:rStyle w:val="FunctionTok"/>
+        </w:rPr>
+        <w:t xml:space="preserve">postal_locality</w:t>
+      </w:r>
+      <w:r>
+        <w:rPr>
+          <w:rStyle w:val="KeywordTok"/>
+        </w:rPr>
+        <w:t xml:space="preserve">:</w:t>
+      </w:r>
+      <w:r>
+        <w:rPr>
+          <w:rStyle w:val="AttributeTok"/>
+        </w:rPr>
+        <w:t xml:space="preserve"> Lausanne</w:t>
+      </w:r>
+      <w:r>
+        <w:br/>
+      </w:r>
+      <w:r>
+        <w:rPr>
+          <w:rStyle w:val="AttributeTok"/>
+        </w:rPr>
+        <w:t xml:space="preserve">  </w:t>
+      </w:r>
+      <w:r>
+        <w:rPr>
+          <w:rStyle w:val="FunctionTok"/>
+        </w:rPr>
+        <w:t xml:space="preserve">country</w:t>
+      </w:r>
+      <w:r>
+        <w:rPr>
+          <w:rStyle w:val="KeywordTok"/>
+        </w:rPr>
+        <w:t xml:space="preserve">:</w:t>
+      </w:r>
+      <w:r>
+        <w:rPr>
+          <w:rStyle w:val="AttributeTok"/>
+        </w:rPr>
+        <w:t xml:space="preserve"> CH</w:t>
+      </w:r>
+      <w:r>
+        <w:br/>
+      </w:r>
+      <w:r>
+        <w:rPr>
+          <w:rStyle w:val="FunctionTok"/>
+        </w:rPr>
+        <w:t xml:space="preserve">group_type</w:t>
+      </w:r>
+      <w:r>
+        <w:rPr>
+          <w:rStyle w:val="KeywordTok"/>
+        </w:rPr>
+        <w:t xml:space="preserve">:</w:t>
+      </w:r>
+      <w:r>
+        <w:br/>
+      </w:r>
+      <w:r>
+        <w:rPr>
+          <w:rStyle w:val="AttributeTok"/>
+        </w:rPr>
+        <w:t xml:space="preserve">  </w:t>
+      </w:r>
+      <w:r>
+        <w:rPr>
+          <w:rStyle w:val="FunctionTok"/>
+        </w:rPr>
+        <w:t xml:space="preserve">group_type_enum</w:t>
+      </w:r>
+      <w:r>
+        <w:rPr>
+          <w:rStyle w:val="KeywordTok"/>
+        </w:rPr>
+        <w:t xml:space="preserve">:</w:t>
+      </w:r>
+      <w:r>
+        <w:rPr>
+          <w:rStyle w:val="AttributeTok"/>
+        </w:rPr>
+        <w:t xml:space="preserve"> interest_group</w:t>
+      </w:r>
+      <w:r>
+        <w:br/>
+      </w:r>
+      <w:r>
+        <w:rPr>
+          <w:rStyle w:val="AttributeTok"/>
+        </w:rPr>
+        <w:t xml:space="preserve">  </w:t>
+      </w:r>
+      <w:r>
+        <w:rPr>
+          <w:rStyle w:val="FunctionTok"/>
+        </w:rPr>
+        <w:t xml:space="preserve">label</w:t>
+      </w:r>
+      <w:r>
+        <w:rPr>
+          <w:rStyle w:val="KeywordTok"/>
+        </w:rPr>
+        <w:t xml:space="preserve">:</w:t>
+      </w:r>
+      <w:r>
+        <w:rPr>
+          <w:rStyle w:val="AttributeTok"/>
+        </w:rPr>
+        <w:t xml:space="preserve"> Interessengruppe</w:t>
+      </w:r>
+      <w:r>
+        <w:br/>
+      </w:r>
+      <w:r>
+        <w:rPr>
+          <w:rStyle w:val="FunctionTok"/>
+        </w:rPr>
+        <w:t xml:space="preserve">spatial</w:t>
+      </w:r>
+      <w:r>
+        <w:rPr>
+          <w:rStyle w:val="KeywordTok"/>
+        </w:rPr>
+        <w:t xml:space="preserve">:</w:t>
+      </w:r>
+      <w:r>
+        <w:rPr>
+          <w:rStyle w:val="AttributeTok"/>
+        </w:rPr>
+        <w:t xml:space="preserve"> https://ld.admin.ch/country/CHE</w:t>
+      </w:r>
+      <w:r>
+        <w:br/>
+      </w:r>
+      <w:r>
+        <w:rPr>
+          <w:rStyle w:val="FunctionTok"/>
+        </w:rPr>
+        <w:t xml:space="preserve">valid_from</w:t>
+      </w:r>
+      <w:r>
+        <w:rPr>
+          <w:rStyle w:val="KeywordTok"/>
+        </w:rPr>
+        <w:t xml:space="preserve">:</w:t>
+      </w:r>
+      <w:r>
+        <w:rPr>
+          <w:rStyle w:val="AttributeTok"/>
+        </w:rPr>
+        <w:t xml:space="preserve"> 2012-01-01</w:t>
+      </w:r>
+    </w:p>
+    <w:bookmarkEnd w:id="133"/>
+    <w:bookmarkStart w:id="134" w:name="X6083c8726e8b84a359ff12b214e99a68dd9bede"/>
+    <w:p>
+      <w:pPr>
+        <w:pStyle w:val="berschrift4"/>
+      </w:pPr>
+      <w:r>
+        <w:t xml:space="preserve">Exemple : Groupe parlementaire d un parlement cantonal</w:t>
+      </w:r>
+    </w:p>
+    <w:p>
+      <w:pPr>
+        <w:pStyle w:val="SourceCode"/>
+      </w:pPr>
+      <w:r>
+        <w:rPr>
+          <w:rStyle w:val="FunctionTok"/>
+        </w:rPr>
+        <w:t xml:space="preserve">local_id</w:t>
+      </w:r>
+      <w:r>
+        <w:rPr>
+          <w:rStyle w:val="KeywordTok"/>
+        </w:rPr>
+        <w:t xml:space="preserve">:</w:t>
+      </w:r>
+      <w:r>
+        <w:rPr>
+          <w:rStyle w:val="AttributeTok"/>
+        </w:rPr>
+        <w:t xml:space="preserve"> </w:t>
+      </w:r>
+      <w:r>
+        <w:rPr>
+          <w:rStyle w:val="DecValTok"/>
+        </w:rPr>
+        <w:t xml:space="preserve">20</w:t>
+      </w:r>
+      <w:r>
+        <w:br/>
+      </w:r>
+      <w:r>
+        <w:rPr>
+          <w:rStyle w:val="FunctionTok"/>
+        </w:rPr>
+        <w:t xml:space="preserve">global_uri</w:t>
+      </w:r>
+      <w:r>
+        <w:rPr>
+          <w:rStyle w:val="KeywordTok"/>
+        </w:rPr>
+        <w:t xml:space="preserve">:</w:t>
+      </w:r>
+      <w:r>
+        <w:rPr>
+          <w:rStyle w:val="AttributeTok"/>
+        </w:rPr>
+        <w:t xml:space="preserve"> https://api.openparldata.ch/v1/groups/20</w:t>
+      </w:r>
+      <w:r>
+        <w:br/>
+      </w:r>
+      <w:r>
+        <w:rPr>
+          <w:rStyle w:val="FunctionTok"/>
+        </w:rPr>
+        <w:t xml:space="preserve">label</w:t>
+      </w:r>
+      <w:r>
+        <w:rPr>
+          <w:rStyle w:val="KeywordTok"/>
+        </w:rPr>
+        <w:t xml:space="preserve">:</w:t>
+      </w:r>
+      <w:r>
+        <w:br/>
+      </w:r>
+      <w:r>
+        <w:rPr>
+          <w:rStyle w:val="KeywordTok"/>
+        </w:rPr>
+        <w:t xml:space="preserve">-</w:t>
+      </w:r>
+      <w:r>
+        <w:rPr>
+          <w:rStyle w:val="AttributeTok"/>
+        </w:rPr>
+        <w:t xml:space="preserve"> </w:t>
+      </w:r>
+      <w:r>
+        <w:rPr>
+          <w:rStyle w:val="FunctionTok"/>
+        </w:rPr>
+        <w:t xml:space="preserve">value</w:t>
+      </w:r>
+      <w:r>
+        <w:rPr>
+          <w:rStyle w:val="KeywordTok"/>
+        </w:rPr>
+        <w:t xml:space="preserve">:</w:t>
+      </w:r>
+      <w:r>
+        <w:rPr>
+          <w:rStyle w:val="AttributeTok"/>
+        </w:rPr>
+        <w:t xml:space="preserve"> Evangelische Volkspartei</w:t>
+      </w:r>
+      <w:r>
+        <w:br/>
+      </w:r>
+      <w:r>
+        <w:rPr>
+          <w:rStyle w:val="AttributeTok"/>
+        </w:rPr>
+        <w:t xml:space="preserve">  </w:t>
+      </w:r>
+      <w:r>
+        <w:rPr>
+          <w:rStyle w:val="FunctionTok"/>
+        </w:rPr>
+        <w:t xml:space="preserve">language</w:t>
+      </w:r>
+      <w:r>
+        <w:rPr>
+          <w:rStyle w:val="KeywordTok"/>
+        </w:rPr>
+        <w:t xml:space="preserve">:</w:t>
+      </w:r>
+      <w:r>
+        <w:rPr>
+          <w:rStyle w:val="AttributeTok"/>
+        </w:rPr>
+        <w:t xml:space="preserve"> de</w:t>
+      </w:r>
+      <w:r>
+        <w:br/>
+      </w:r>
+      <w:r>
+        <w:rPr>
+          <w:rStyle w:val="FunctionTok"/>
+        </w:rPr>
+        <w:t xml:space="preserve">landing_page</w:t>
+      </w:r>
+      <w:r>
+        <w:rPr>
+          <w:rStyle w:val="KeywordTok"/>
+        </w:rPr>
+        <w:t xml:space="preserve">:</w:t>
+      </w:r>
+      <w:r>
+        <w:br/>
+      </w:r>
+      <w:r>
+        <w:rPr>
+          <w:rStyle w:val="KeywordTok"/>
+        </w:rPr>
+        <w:t xml:space="preserve">-</w:t>
+      </w:r>
+      <w:r>
+        <w:rPr>
+          <w:rStyle w:val="AttributeTok"/>
+        </w:rPr>
+        <w:t xml:space="preserve"> </w:t>
+      </w:r>
+      <w:r>
+        <w:rPr>
+          <w:rStyle w:val="FunctionTok"/>
+        </w:rPr>
+        <w:t xml:space="preserve">value</w:t>
+      </w:r>
+      <w:r>
+        <w:rPr>
+          <w:rStyle w:val="KeywordTok"/>
+        </w:rPr>
+        <w:t xml:space="preserve">:</w:t>
+      </w:r>
+      <w:r>
+        <w:rPr>
+          <w:rStyle w:val="AttributeTok"/>
+        </w:rPr>
+        <w:t xml:space="preserve"> https://grosserrat.bs.ch/gremien/parteien-und-fraktionen</w:t>
+      </w:r>
+      <w:r>
+        <w:br/>
+      </w:r>
+      <w:r>
+        <w:rPr>
+          <w:rStyle w:val="AttributeTok"/>
+        </w:rPr>
+        <w:t xml:space="preserve">  </w:t>
+      </w:r>
+      <w:r>
+        <w:rPr>
+          <w:rStyle w:val="FunctionTok"/>
+        </w:rPr>
+        <w:t xml:space="preserve">language</w:t>
+      </w:r>
+      <w:r>
+        <w:rPr>
+          <w:rStyle w:val="KeywordTok"/>
+        </w:rPr>
+        <w:t xml:space="preserve">:</w:t>
+      </w:r>
+      <w:r>
+        <w:rPr>
+          <w:rStyle w:val="AttributeTok"/>
+        </w:rPr>
+        <w:t xml:space="preserve"> de</w:t>
+      </w:r>
+      <w:r>
+        <w:br/>
+      </w:r>
+      <w:r>
+        <w:rPr>
+          <w:rStyle w:val="FunctionTok"/>
+        </w:rPr>
+        <w:t xml:space="preserve">group_type</w:t>
+      </w:r>
+      <w:r>
+        <w:rPr>
+          <w:rStyle w:val="KeywordTok"/>
+        </w:rPr>
+        <w:t xml:space="preserve">:</w:t>
+      </w:r>
+      <w:r>
+        <w:br/>
+      </w:r>
+      <w:r>
+        <w:rPr>
+          <w:rStyle w:val="AttributeTok"/>
+        </w:rPr>
+        <w:t xml:space="preserve">  </w:t>
+      </w:r>
+      <w:r>
+        <w:rPr>
+          <w:rStyle w:val="FunctionTok"/>
+        </w:rPr>
+        <w:t xml:space="preserve">group_type_enum</w:t>
+      </w:r>
+      <w:r>
+        <w:rPr>
+          <w:rStyle w:val="KeywordTok"/>
+        </w:rPr>
+        <w:t xml:space="preserve">:</w:t>
+      </w:r>
+      <w:r>
+        <w:rPr>
+          <w:rStyle w:val="AttributeTok"/>
+        </w:rPr>
+        <w:t xml:space="preserve"> faction</w:t>
+      </w:r>
+      <w:r>
+        <w:br/>
+      </w:r>
+      <w:r>
+        <w:rPr>
+          <w:rStyle w:val="AttributeTok"/>
+        </w:rPr>
+        <w:t xml:space="preserve">  </w:t>
+      </w:r>
+      <w:r>
+        <w:rPr>
+          <w:rStyle w:val="FunctionTok"/>
+        </w:rPr>
+        <w:t xml:space="preserve">label</w:t>
+      </w:r>
+      <w:r>
+        <w:rPr>
+          <w:rStyle w:val="KeywordTok"/>
+        </w:rPr>
+        <w:t xml:space="preserve">:</w:t>
+      </w:r>
+      <w:r>
+        <w:rPr>
+          <w:rStyle w:val="AttributeTok"/>
+        </w:rPr>
+        <w:t xml:space="preserve"> Fraktion</w:t>
+      </w:r>
+      <w:r>
+        <w:br/>
+      </w:r>
+      <w:r>
+        <w:rPr>
+          <w:rStyle w:val="FunctionTok"/>
+        </w:rPr>
+        <w:t xml:space="preserve">spatial</w:t>
+      </w:r>
+      <w:r>
+        <w:rPr>
+          <w:rStyle w:val="KeywordTok"/>
+        </w:rPr>
+        <w:t xml:space="preserve">:</w:t>
+      </w:r>
+      <w:r>
+        <w:rPr>
+          <w:rStyle w:val="AttributeTok"/>
+        </w:rPr>
+        <w:t xml:space="preserve"> https://ld.admin.ch/canton/12</w:t>
+      </w:r>
+    </w:p>
+    <w:bookmarkEnd w:id="134"/>
+    <w:bookmarkEnd w:id="135"/>
+    <w:bookmarkEnd w:id="136"/>
+    <w:bookmarkStart w:id="139" w:name="classe-grouptype"/>
+    <w:p>
+      <w:pPr>
+        <w:pStyle w:val="berschrift2"/>
+      </w:pPr>
+      <w:r>
+        <w:t xml:space="preserve">Classe: GroupType</w:t>
+      </w:r>
+    </w:p>
+    <w:p>
+      <w:pPr>
         <w:pStyle w:val="FirstParagraph"/>
       </w:pPr>
       <w:r>
@@ -16240,7 +17098,7 @@
         <w:t xml:space="preserve">__</w:t>
       </w:r>
     </w:p>
-    <w:bookmarkStart w:id="134" w:name="attributs-8"/>
+    <w:bookmarkStart w:id="137" w:name="attributs-8"/>
     <w:p>
       <w:pPr>
         <w:pStyle w:val="berschrift3"/>
@@ -16404,8 +17262,8 @@
         </w:tc>
       </w:tr>
     </w:tbl>
-    <w:bookmarkEnd w:id="134"/>
-    <w:bookmarkStart w:id="135" w:name="utilisations-8"/>
+    <w:bookmarkEnd w:id="137"/>
+    <w:bookmarkStart w:id="138" w:name="utilisations-8"/>
     <w:p>
       <w:pPr>
         <w:pStyle w:val="berschrift3"/>
@@ -16546,9 +17404,9 @@
         </w:tc>
       </w:tr>
     </w:tbl>
-    <w:bookmarkEnd w:id="135"/>
-    <w:bookmarkEnd w:id="136"/>
-    <w:bookmarkStart w:id="160" w:name="enum-grouptypeenum"/>
+    <w:bookmarkEnd w:id="138"/>
+    <w:bookmarkEnd w:id="139"/>
+    <w:bookmarkStart w:id="163" w:name="enum-grouptypeenum"/>
     <w:p>
       <w:pPr>
         <w:pStyle w:val="berschrift2"/>
@@ -16587,7 +17445,7 @@
       <w:r>
         <w:t xml:space="preserve"> </w:t>
       </w:r>
-      <w:hyperlink ns1:id="rId137">
+      <w:hyperlink ns1:id="rId140">
         <w:r>
           <w:rPr>
             <w:rStyle w:val="Hyperlink"/>
@@ -16596,7 +17454,7 @@
         </w:r>
       </w:hyperlink>
     </w:p>
-    <w:bookmarkStart w:id="159" w:name="valeurs-admissibles-3"/>
+    <w:bookmarkStart w:id="162" w:name="valeurs-admissibles-3"/>
     <w:p>
       <w:pPr>
         <w:pStyle w:val="berschrift3"/>
@@ -16686,7 +17544,7 @@
             <w:pPr>
               <w:pStyle w:val="Compact"/>
             </w:pPr>
-            <w:hyperlink ns1:id="rId138">
+            <w:hyperlink ns1:id="rId141">
               <w:r>
                 <w:rPr>
                   <w:rStyle w:val="Hyperlink"/>
@@ -16740,7 +17598,7 @@
             <w:pPr>
               <w:pStyle w:val="Compact"/>
             </w:pPr>
-            <w:hyperlink ns1:id="rId139">
+            <w:hyperlink ns1:id="rId142">
               <w:r>
                 <w:rPr>
                   <w:rStyle w:val="Hyperlink"/>
@@ -16794,7 +17652,7 @@
             <w:pPr>
               <w:pStyle w:val="Compact"/>
             </w:pPr>
-            <w:hyperlink ns1:id="rId140">
+            <w:hyperlink ns1:id="rId143">
               <w:r>
                 <w:rPr>
                   <w:rStyle w:val="Hyperlink"/>
@@ -16848,7 +17706,7 @@
             <w:pPr>
               <w:pStyle w:val="Compact"/>
             </w:pPr>
-            <w:hyperlink ns1:id="rId141">
+            <w:hyperlink ns1:id="rId144">
               <w:r>
                 <w:rPr>
                   <w:rStyle w:val="Hyperlink"/>
@@ -16902,7 +17760,7 @@
             <w:pPr>
               <w:pStyle w:val="Compact"/>
             </w:pPr>
-            <w:hyperlink ns1:id="rId142">
+            <w:hyperlink ns1:id="rId145">
               <w:r>
                 <w:rPr>
                   <w:rStyle w:val="Hyperlink"/>
@@ -16956,7 +17814,7 @@
             <w:pPr>
               <w:pStyle w:val="Compact"/>
             </w:pPr>
-            <w:hyperlink ns1:id="rId143">
+            <w:hyperlink ns1:id="rId146">
               <w:r>
                 <w:rPr>
                   <w:rStyle w:val="Hyperlink"/>
@@ -17010,7 +17868,7 @@
             <w:pPr>
               <w:pStyle w:val="Compact"/>
             </w:pPr>
-            <w:hyperlink ns1:id="rId144">
+            <w:hyperlink ns1:id="rId147">
               <w:r>
                 <w:rPr>
                   <w:rStyle w:val="Hyperlink"/>
@@ -17064,7 +17922,7 @@
             <w:pPr>
               <w:pStyle w:val="Compact"/>
             </w:pPr>
-            <w:hyperlink ns1:id="rId145">
+            <w:hyperlink ns1:id="rId148">
               <w:r>
                 <w:rPr>
                   <w:rStyle w:val="Hyperlink"/>
@@ -17118,7 +17976,7 @@
             <w:pPr>
               <w:pStyle w:val="Compact"/>
             </w:pPr>
-            <w:hyperlink ns1:id="rId146">
+            <w:hyperlink ns1:id="rId149">
               <w:r>
                 <w:rPr>
                   <w:rStyle w:val="Hyperlink"/>
@@ -17172,7 +18030,7 @@
             <w:pPr>
               <w:pStyle w:val="Compact"/>
             </w:pPr>
-            <w:hyperlink ns1:id="rId147">
+            <w:hyperlink ns1:id="rId150">
               <w:r>
                 <w:rPr>
                   <w:rStyle w:val="Hyperlink"/>
@@ -17226,7 +18084,7 @@
             <w:pPr>
               <w:pStyle w:val="Compact"/>
             </w:pPr>
-            <w:hyperlink ns1:id="rId148">
+            <w:hyperlink ns1:id="rId151">
               <w:r>
                 <w:rPr>
                   <w:rStyle w:val="Hyperlink"/>
@@ -17280,7 +18138,7 @@
             <w:pPr>
               <w:pStyle w:val="Compact"/>
             </w:pPr>
-            <w:hyperlink ns1:id="rId149">
+            <w:hyperlink ns1:id="rId152">
               <w:r>
                 <w:rPr>
                   <w:rStyle w:val="Hyperlink"/>
@@ -17334,7 +18192,7 @@
             <w:pPr>
               <w:pStyle w:val="Compact"/>
             </w:pPr>
-            <w:hyperlink ns1:id="rId150">
+            <w:hyperlink ns1:id="rId153">
               <w:r>
                 <w:rPr>
                   <w:rStyle w:val="Hyperlink"/>
@@ -17388,7 +18246,7 @@
             <w:pPr>
               <w:pStyle w:val="Compact"/>
             </w:pPr>
-            <w:hyperlink ns1:id="rId151">
+            <w:hyperlink ns1:id="rId154">
               <w:r>
                 <w:rPr>
                   <w:rStyle w:val="Hyperlink"/>
@@ -17442,7 +18300,7 @@
             <w:pPr>
               <w:pStyle w:val="Compact"/>
             </w:pPr>
-            <w:hyperlink ns1:id="rId152">
+            <w:hyperlink ns1:id="rId155">
               <w:r>
                 <w:rPr>
                   <w:rStyle w:val="Hyperlink"/>
@@ -17496,7 +18354,7 @@
             <w:pPr>
               <w:pStyle w:val="Compact"/>
             </w:pPr>
-            <w:hyperlink ns1:id="rId153">
+            <w:hyperlink ns1:id="rId156">
               <w:r>
                 <w:rPr>
                   <w:rStyle w:val="Hyperlink"/>
@@ -17550,7 +18408,7 @@
             <w:pPr>
               <w:pStyle w:val="Compact"/>
             </w:pPr>
-            <w:hyperlink ns1:id="rId154">
+            <w:hyperlink ns1:id="rId157">
               <w:r>
                 <w:rPr>
                   <w:rStyle w:val="Hyperlink"/>
@@ -17604,7 +18462,7 @@
             <w:pPr>
               <w:pStyle w:val="Compact"/>
             </w:pPr>
-            <w:hyperlink ns1:id="rId155">
+            <w:hyperlink ns1:id="rId158">
               <w:r>
                 <w:rPr>
                   <w:rStyle w:val="Hyperlink"/>
@@ -17658,7 +18516,7 @@
             <w:pPr>
               <w:pStyle w:val="Compact"/>
             </w:pPr>
-            <w:hyperlink ns1:id="rId156">
+            <w:hyperlink ns1:id="rId159">
               <w:r>
                 <w:rPr>
                   <w:rStyle w:val="Hyperlink"/>
@@ -17712,7 +18570,7 @@
             <w:pPr>
               <w:pStyle w:val="Compact"/>
             </w:pPr>
-            <w:hyperlink ns1:id="rId157">
+            <w:hyperlink ns1:id="rId160">
               <w:r>
                 <w:rPr>
                   <w:rStyle w:val="Hyperlink"/>
@@ -17766,7 +18624,7 @@
             <w:pPr>
               <w:pStyle w:val="Compact"/>
             </w:pPr>
-            <w:hyperlink ns1:id="rId158">
+            <w:hyperlink ns1:id="rId161">
               <w:r>
                 <w:rPr>
                   <w:rStyle w:val="Hyperlink"/>
@@ -17778,15 +18636,15 @@
         </w:tc>
       </w:tr>
     </w:tbl>
-    <w:bookmarkEnd w:id="159"/>
+    <w:bookmarkEnd w:id="162"/>
     <w:p>
       <w:r>
         <w:br w:type="page"/>
       </w:r>
     </w:p>
-    <w:bookmarkEnd w:id="160"/>
-    <w:bookmarkEnd w:id="161"/>
-    <w:bookmarkStart w:id="176" w:name="affiliations-memberships"/>
+    <w:bookmarkEnd w:id="163"/>
+    <w:bookmarkEnd w:id="164"/>
+    <w:bookmarkStart w:id="179" w:name="affiliations-memberships"/>
     <w:p>
       <w:pPr>
         <w:pStyle w:val="berschrift1"/>
@@ -18228,7 +19086,7 @@
         <w:t xml:space="preserve">).</w:t>
       </w:r>
     </w:p>
-    <w:bookmarkStart w:id="164" w:name="classe-membership"/>
+    <w:bookmarkStart w:id="167" w:name="classe-membership"/>
     <w:p>
       <w:pPr>
         <w:pStyle w:val="berschrift2"/>
@@ -18257,7 +19115,7 @@
         <w:t xml:space="preserve">__</w:t>
       </w:r>
     </w:p>
-    <w:bookmarkStart w:id="162" w:name="attributs-9"/>
+    <w:bookmarkStart w:id="165" w:name="attributs-9"/>
     <w:p>
       <w:pPr>
         <w:pStyle w:val="berschrift3"/>
@@ -19274,8 +20132,8 @@
         </w:tc>
       </w:tr>
     </w:tbl>
-    <w:bookmarkEnd w:id="162"/>
-    <w:bookmarkStart w:id="163" w:name="utilisations-9"/>
+    <w:bookmarkEnd w:id="165"/>
+    <w:bookmarkStart w:id="166" w:name="utilisations-9"/>
     <w:p>
       <w:pPr>
         <w:pStyle w:val="berschrift3"/>
@@ -19416,9 +20274,9 @@
         </w:tc>
       </w:tr>
     </w:tbl>
-    <w:bookmarkEnd w:id="163"/>
-    <w:bookmarkEnd w:id="164"/>
-    <w:bookmarkStart w:id="169" w:name="classe-roletype"/>
+    <w:bookmarkEnd w:id="166"/>
+    <w:bookmarkEnd w:id="167"/>
+    <w:bookmarkStart w:id="172" w:name="classe-roletype"/>
     <w:p>
       <w:pPr>
         <w:pStyle w:val="berschrift2"/>
@@ -19527,7 +20385,7 @@
         <w:t xml:space="preserve">__</w:t>
       </w:r>
     </w:p>
-    <w:bookmarkStart w:id="166" w:name="attributs-10"/>
+    <w:bookmarkStart w:id="169" w:name="attributs-10"/>
     <w:p>
       <w:pPr>
         <w:pStyle w:val="berschrift3"/>
@@ -19706,7 +20564,7 @@
         </w:tc>
       </w:tr>
     </w:tbl>
-    <w:bookmarkStart w:id="165" w:name="contraintes-2"/>
+    <w:bookmarkStart w:id="168" w:name="contraintes-2"/>
     <w:p>
       <w:pPr>
         <w:pStyle w:val="berschrift5"/>
@@ -19757,9 +20615,9 @@
         </w:r>
       </w:hyperlink>
     </w:p>
-    <w:bookmarkEnd w:id="165"/>
-    <w:bookmarkEnd w:id="166"/>
-    <w:bookmarkStart w:id="168" w:name="utilisations-10"/>
+    <w:bookmarkEnd w:id="168"/>
+    <w:bookmarkEnd w:id="169"/>
+    <w:bookmarkStart w:id="171" w:name="utilisations-10"/>
     <w:p>
       <w:pPr>
         <w:pStyle w:val="berschrift3"/>
@@ -19900,7 +20758,7 @@
         </w:tc>
       </w:tr>
     </w:tbl>
-    <w:bookmarkStart w:id="167" w:name="règles"/>
+    <w:bookmarkStart w:id="170" w:name="règles"/>
     <w:p>
       <w:pPr>
         <w:pStyle w:val="berschrift5"/>
@@ -19921,10 +20779,10 @@
         <w:t xml:space="preserve">Si le type de rôle est « other », un libellé descriptif doit être fourni.</w:t>
       </w:r>
     </w:p>
-    <w:bookmarkEnd w:id="167"/>
-    <w:bookmarkEnd w:id="168"/>
-    <w:bookmarkEnd w:id="169"/>
-    <w:bookmarkStart w:id="172" w:name="enum-roleenum"/>
+    <w:bookmarkEnd w:id="170"/>
+    <w:bookmarkEnd w:id="171"/>
+    <w:bookmarkEnd w:id="172"/>
+    <w:bookmarkStart w:id="175" w:name="enum-roleenum"/>
     <w:p>
       <w:pPr>
         <w:pStyle w:val="berschrift2"/>
@@ -19963,7 +20821,7 @@
       <w:r>
         <w:t xml:space="preserve"> </w:t>
       </w:r>
-      <w:hyperlink ns1:id="rId170">
+      <w:hyperlink ns1:id="rId173">
         <w:r>
           <w:rPr>
             <w:rStyle w:val="Hyperlink"/>
@@ -19972,7 +20830,7 @@
         </w:r>
       </w:hyperlink>
     </w:p>
-    <w:bookmarkStart w:id="171" w:name="valeurs-admissibles-4"/>
+    <w:bookmarkStart w:id="174" w:name="valeurs-admissibles-4"/>
     <w:p>
       <w:pPr>
         <w:pStyle w:val="berschrift3"/>
@@ -20124,9 +20982,9 @@
         </w:tc>
       </w:tr>
     </w:tbl>
-    <w:bookmarkEnd w:id="171"/>
-    <w:bookmarkEnd w:id="172"/>
-    <w:bookmarkStart w:id="175" w:name="classe-electoraldistrict"/>
+    <w:bookmarkEnd w:id="174"/>
+    <w:bookmarkEnd w:id="175"/>
+    <w:bookmarkStart w:id="178" w:name="classe-electoraldistrict"/>
     <w:p>
       <w:pPr>
         <w:pStyle w:val="berschrift2"/>
@@ -20155,7 +21013,7 @@
         <w:t xml:space="preserve">__</w:t>
       </w:r>
     </w:p>
-    <w:bookmarkStart w:id="173" w:name="attributs-11"/>
+    <w:bookmarkStart w:id="176" w:name="attributs-11"/>
     <w:p>
       <w:pPr>
         <w:pStyle w:val="berschrift3"/>
@@ -20474,8 +21332,8 @@
         </w:tc>
       </w:tr>
     </w:tbl>
-    <w:bookmarkEnd w:id="173"/>
-    <w:bookmarkStart w:id="174" w:name="utilisations-11"/>
+    <w:bookmarkEnd w:id="176"/>
+    <w:bookmarkStart w:id="177" w:name="utilisations-11"/>
     <w:p>
       <w:pPr>
         <w:pStyle w:val="berschrift3"/>
@@ -20616,15 +21474,15 @@
         </w:tc>
       </w:tr>
     </w:tbl>
-    <w:bookmarkEnd w:id="174"/>
+    <w:bookmarkEnd w:id="177"/>
     <w:p>
       <w:r>
         <w:br w:type="page"/>
       </w:r>
     </w:p>
-    <w:bookmarkEnd w:id="175"/>
-    <w:bookmarkEnd w:id="176"/>
-    <w:bookmarkStart w:id="241" w:name="liens-dintérêts-interest-links"/>
+    <w:bookmarkEnd w:id="178"/>
+    <w:bookmarkEnd w:id="179"/>
+    <w:bookmarkStart w:id="244" w:name="liens-dintérêts-interest-links"/>
     <w:p>
       <w:pPr>
         <w:pStyle w:val="berschrift1"/>
@@ -20643,7 +21501,7 @@
       <w:r>
         <w:t xml:space="preserve"> </w:t>
       </w:r>
-      <w:hyperlink ns1:id="rId177">
+      <w:hyperlink ns1:id="rId180">
         <w:r>
           <w:rPr>
             <w:rStyle w:val="Hyperlink"/>
@@ -20945,7 +21803,7 @@
         <w:t xml:space="preserve">outre l’organe et la fonction au sein de l’organisation, il est explicitement consigné si la position est rémunérée – un aspect central de la transparence.</w:t>
       </w:r>
     </w:p>
-    <w:bookmarkStart w:id="193" w:name="classe-interestlink"/>
+    <w:bookmarkStart w:id="196" w:name="classe-interestlink"/>
     <w:p>
       <w:pPr>
         <w:pStyle w:val="berschrift2"/>
@@ -20974,7 +21832,7 @@
         <w:t xml:space="preserve">__</w:t>
       </w:r>
     </w:p>
-    <w:bookmarkStart w:id="179" w:name="attributs-12"/>
+    <w:bookmarkStart w:id="182" w:name="attributs-12"/>
     <w:p>
       <w:pPr>
         <w:pStyle w:val="berschrift3"/>
@@ -22195,7 +23053,7 @@
         </w:tc>
       </w:tr>
     </w:tbl>
-    <w:bookmarkStart w:id="178" w:name="contraintes-3"/>
+    <w:bookmarkStart w:id="181" w:name="contraintes-3"/>
     <w:p>
       <w:pPr>
         <w:pStyle w:val="berschrift5"/>
@@ -22246,9 +23104,9 @@
         </w:r>
       </w:hyperlink>
     </w:p>
-    <w:bookmarkEnd w:id="178"/>
-    <w:bookmarkEnd w:id="179"/>
-    <w:bookmarkStart w:id="180" w:name="utilisations-12"/>
+    <w:bookmarkEnd w:id="181"/>
+    <w:bookmarkEnd w:id="182"/>
+    <w:bookmarkStart w:id="183" w:name="utilisations-12"/>
     <w:p>
       <w:pPr>
         <w:pStyle w:val="berschrift3"/>
@@ -22450,8 +23308,8 @@
         </w:tc>
       </w:tr>
     </w:tbl>
-    <w:bookmarkEnd w:id="180"/>
-    <w:bookmarkStart w:id="192" w:name="exemples-3"/>
+    <w:bookmarkEnd w:id="183"/>
+    <w:bookmarkStart w:id="195" w:name="exemples-3"/>
     <w:p>
       <w:pPr>
         <w:pStyle w:val="berschrift3"/>
@@ -22460,13 +23318,13 @@
         <w:t xml:space="preserve">Exemples</w:t>
       </w:r>
     </w:p>
-    <w:bookmarkStart w:id="181" w:name="X3a114af4c33489a0c13c4f76e77277e721b306b"/>
+    <w:bookmarkStart w:id="184" w:name="exemple-interest-links-il-burkart-008"/>
     <w:p>
       <w:pPr>
         <w:pStyle w:val="berschrift4"/>
       </w:pPr>
       <w:r>
-        <w:t xml:space="preserve">Exemple : InterestLink-interest_links_il_burkart_008</w:t>
+        <w:t xml:space="preserve">Exemple : interest links il burkart 008</w:t>
       </w:r>
     </w:p>
     <w:p>
@@ -22726,14 +23584,14 @@
         <w:t xml:space="preserve">true</w:t>
       </w:r>
     </w:p>
-    <w:bookmarkEnd w:id="181"/>
-    <w:bookmarkStart w:id="182" w:name="X6f8df45c9392e7d8c2cc611b7a5a0a5c295082c"/>
+    <w:bookmarkEnd w:id="184"/>
+    <w:bookmarkStart w:id="185" w:name="exemple-interest-links-il-burkart-010"/>
     <w:p>
       <w:pPr>
         <w:pStyle w:val="berschrift4"/>
       </w:pPr>
       <w:r>
-        <w:t xml:space="preserve">Exemple : InterestLink-interest_links_il_burkart_010</w:t>
+        <w:t xml:space="preserve">Exemple : interest links il burkart 010</w:t>
       </w:r>
     </w:p>
     <w:p>
@@ -22987,14 +23845,14 @@
         <w:t xml:space="preserve">false</w:t>
       </w:r>
     </w:p>
-    <w:bookmarkEnd w:id="182"/>
-    <w:bookmarkStart w:id="183" w:name="X8388fddb59e3841f8eb932eb991d5b9d2fccc2e"/>
+    <w:bookmarkEnd w:id="185"/>
+    <w:bookmarkStart w:id="186" w:name="exemple-interest-links-il-burkart-002"/>
     <w:p>
       <w:pPr>
         <w:pStyle w:val="berschrift4"/>
       </w:pPr>
       <w:r>
-        <w:t xml:space="preserve">Exemple : InterestLink-interest_links_il_burkart_002</w:t>
+        <w:t xml:space="preserve">Exemple : interest links il burkart 002</w:t>
       </w:r>
     </w:p>
     <w:p>
@@ -23254,14 +24112,14 @@
         <w:t xml:space="preserve">true</w:t>
       </w:r>
     </w:p>
-    <w:bookmarkEnd w:id="183"/>
-    <w:bookmarkStart w:id="184" w:name="Xa438aedbc4b401d1df695fa555025968f317c54"/>
+    <w:bookmarkEnd w:id="186"/>
+    <w:bookmarkStart w:id="187" w:name="exemple-interest-links-il-burkart-007"/>
     <w:p>
       <w:pPr>
         <w:pStyle w:val="berschrift4"/>
       </w:pPr>
       <w:r>
-        <w:t xml:space="preserve">Exemple : InterestLink-interest_links_il_burkart_007</w:t>
+        <w:t xml:space="preserve">Exemple : interest links il burkart 007</w:t>
       </w:r>
     </w:p>
     <w:p>
@@ -23521,14 +24379,14 @@
         <w:t xml:space="preserve">false</w:t>
       </w:r>
     </w:p>
-    <w:bookmarkEnd w:id="184"/>
-    <w:bookmarkStart w:id="185" w:name="Xaa264fc7637f27ecf757efc1ab52a576e34ce7a"/>
+    <w:bookmarkEnd w:id="187"/>
+    <w:bookmarkStart w:id="188" w:name="exemple-interest-links-il-burkart-005"/>
     <w:p>
       <w:pPr>
         <w:pStyle w:val="berschrift4"/>
       </w:pPr>
       <w:r>
-        <w:t xml:space="preserve">Exemple : InterestLink-interest_links_il_burkart_005</w:t>
+        <w:t xml:space="preserve">Exemple : interest links il burkart 005</w:t>
       </w:r>
     </w:p>
     <w:p>
@@ -23782,14 +24640,14 @@
         <w:t xml:space="preserve">true</w:t>
       </w:r>
     </w:p>
-    <w:bookmarkEnd w:id="185"/>
-    <w:bookmarkStart w:id="186" w:name="X294879ee57dc755c49a22f9e5803f3be70e7bd5"/>
+    <w:bookmarkEnd w:id="188"/>
+    <w:bookmarkStart w:id="189" w:name="exemple-interest-links-il-burkart-001"/>
     <w:p>
       <w:pPr>
         <w:pStyle w:val="berschrift4"/>
       </w:pPr>
       <w:r>
-        <w:t xml:space="preserve">Exemple : InterestLink-interest_links_il_burkart_001</w:t>
+        <w:t xml:space="preserve">Exemple : interest links il burkart 001</w:t>
       </w:r>
     </w:p>
     <w:p>
@@ -24049,14 +24907,14 @@
         <w:t xml:space="preserve">true</w:t>
       </w:r>
     </w:p>
-    <w:bookmarkEnd w:id="186"/>
-    <w:bookmarkStart w:id="187" w:name="X85b61049f6da165f553740229e5c3c950105045"/>
+    <w:bookmarkEnd w:id="189"/>
+    <w:bookmarkStart w:id="190" w:name="exemple-interest-links-il-burkart-003"/>
     <w:p>
       <w:pPr>
         <w:pStyle w:val="berschrift4"/>
       </w:pPr>
       <w:r>
-        <w:t xml:space="preserve">Exemple : InterestLink-interest_links_il_burkart_003</w:t>
+        <w:t xml:space="preserve">Exemple : interest links il burkart 003</w:t>
       </w:r>
     </w:p>
     <w:p>
@@ -24316,14 +25174,14 @@
         <w:t xml:space="preserve">true</w:t>
       </w:r>
     </w:p>
-    <w:bookmarkEnd w:id="187"/>
-    <w:bookmarkStart w:id="188" w:name="Xc3a25f1caa08cb156aabd4253ed5ef369c18d50"/>
+    <w:bookmarkEnd w:id="190"/>
+    <w:bookmarkStart w:id="191" w:name="exemple-interest-links-il-burkart-011"/>
     <w:p>
       <w:pPr>
         <w:pStyle w:val="berschrift4"/>
       </w:pPr>
       <w:r>
-        <w:t xml:space="preserve">Exemple : InterestLink-interest_links_il_burkart_011</w:t>
+        <w:t xml:space="preserve">Exemple : interest links il burkart 011</w:t>
       </w:r>
     </w:p>
     <w:p>
@@ -24577,14 +25435,14 @@
         <w:t xml:space="preserve">false</w:t>
       </w:r>
     </w:p>
-    <w:bookmarkEnd w:id="188"/>
-    <w:bookmarkStart w:id="189" w:name="X00b26461af04297e3c9834364e0bd20b838dab6"/>
+    <w:bookmarkEnd w:id="191"/>
+    <w:bookmarkStart w:id="192" w:name="exemple-interest-links-il-burkart-004"/>
     <w:p>
       <w:pPr>
         <w:pStyle w:val="berschrift4"/>
       </w:pPr>
       <w:r>
-        <w:t xml:space="preserve">Exemple : InterestLink-interest_links_il_burkart_004</w:t>
+        <w:t xml:space="preserve">Exemple : interest links il burkart 004</w:t>
       </w:r>
     </w:p>
     <w:p>
@@ -24844,14 +25702,14 @@
         <w:t xml:space="preserve">true</w:t>
       </w:r>
     </w:p>
-    <w:bookmarkEnd w:id="189"/>
-    <w:bookmarkStart w:id="190" w:name="Xe8f745ddcaa03013aef9fe47d41eba446f5d883"/>
+    <w:bookmarkEnd w:id="192"/>
+    <w:bookmarkStart w:id="193" w:name="exemple-interest-links-il-burkart-006"/>
     <w:p>
       <w:pPr>
         <w:pStyle w:val="berschrift4"/>
       </w:pPr>
       <w:r>
-        <w:t xml:space="preserve">Exemple : InterestLink-interest_links_il_burkart_006</w:t>
+        <w:t xml:space="preserve">Exemple : interest links il burkart 006</w:t>
       </w:r>
     </w:p>
     <w:p>
@@ -25105,14 +25963,14 @@
         <w:t xml:space="preserve">true</w:t>
       </w:r>
     </w:p>
-    <w:bookmarkEnd w:id="190"/>
-    <w:bookmarkStart w:id="191" w:name="X60d031cd34249886c7d9f1b2e67c68e5118fb82"/>
+    <w:bookmarkEnd w:id="193"/>
+    <w:bookmarkStart w:id="194" w:name="exemple-interest-links-il-burkart-009"/>
     <w:p>
       <w:pPr>
         <w:pStyle w:val="berschrift4"/>
       </w:pPr>
       <w:r>
-        <w:t xml:space="preserve">Exemple : InterestLink-interest_links_il_burkart_009</w:t>
+        <w:t xml:space="preserve">Exemple : interest links il burkart 009</w:t>
       </w:r>
     </w:p>
     <w:p>
@@ -25366,10 +26224,10 @@
         <w:t xml:space="preserve">true</w:t>
       </w:r>
     </w:p>
-    <w:bookmarkEnd w:id="191"/>
-    <w:bookmarkEnd w:id="192"/>
-    <w:bookmarkEnd w:id="193"/>
-    <w:bookmarkStart w:id="199" w:name="enum-interesttypeenum"/>
+    <w:bookmarkEnd w:id="194"/>
+    <w:bookmarkEnd w:id="195"/>
+    <w:bookmarkEnd w:id="196"/>
+    <w:bookmarkStart w:id="202" w:name="enum-interesttypeenum"/>
     <w:p>
       <w:pPr>
         <w:pStyle w:val="berschrift2"/>
@@ -25408,7 +26266,7 @@
       <w:r>
         <w:t xml:space="preserve"> </w:t>
       </w:r>
-      <w:hyperlink ns1:id="rId194">
+      <w:hyperlink ns1:id="rId197">
         <w:r>
           <w:rPr>
             <w:rStyle w:val="Hyperlink"/>
@@ -25417,7 +26275,7 @@
         </w:r>
       </w:hyperlink>
     </w:p>
-    <w:bookmarkStart w:id="198" w:name="valeurs-admissibles-5"/>
+    <w:bookmarkStart w:id="201" w:name="valeurs-admissibles-5"/>
     <w:p>
       <w:pPr>
         <w:pStyle w:val="berschrift3"/>
@@ -25507,7 +26365,7 @@
             <w:pPr>
               <w:pStyle w:val="Compact"/>
             </w:pPr>
-            <w:hyperlink ns1:id="rId195">
+            <w:hyperlink ns1:id="rId198">
               <w:r>
                 <w:rPr>
                   <w:rStyle w:val="Hyperlink"/>
@@ -25561,7 +26419,7 @@
             <w:pPr>
               <w:pStyle w:val="Compact"/>
             </w:pPr>
-            <w:hyperlink ns1:id="rId196">
+            <w:hyperlink ns1:id="rId199">
               <w:r>
                 <w:rPr>
                   <w:rStyle w:val="Hyperlink"/>
@@ -25615,7 +26473,7 @@
             <w:pPr>
               <w:pStyle w:val="Compact"/>
             </w:pPr>
-            <w:hyperlink ns1:id="rId197">
+            <w:hyperlink ns1:id="rId200">
               <w:r>
                 <w:rPr>
                   <w:rStyle w:val="Hyperlink"/>
@@ -25627,9 +26485,9 @@
         </w:tc>
       </w:tr>
     </w:tbl>
-    <w:bookmarkEnd w:id="198"/>
-    <w:bookmarkEnd w:id="199"/>
-    <w:bookmarkStart w:id="240" w:name="enum-legalformenum"/>
+    <w:bookmarkEnd w:id="201"/>
+    <w:bookmarkEnd w:id="202"/>
+    <w:bookmarkStart w:id="243" w:name="enum-legalformenum"/>
     <w:p>
       <w:pPr>
         <w:pStyle w:val="berschrift2"/>
@@ -25668,7 +26526,7 @@
       <w:r>
         <w:t xml:space="preserve"> </w:t>
       </w:r>
-      <w:hyperlink ns1:id="rId200">
+      <w:hyperlink ns1:id="rId203">
         <w:r>
           <w:rPr>
             <w:rStyle w:val="Hyperlink"/>
@@ -25677,7 +26535,7 @@
         </w:r>
       </w:hyperlink>
     </w:p>
-    <w:bookmarkStart w:id="239" w:name="valeurs-admissibles-6"/>
+    <w:bookmarkStart w:id="242" w:name="valeurs-admissibles-6"/>
     <w:p>
       <w:pPr>
         <w:pStyle w:val="berschrift3"/>
@@ -25767,7 +26625,7 @@
             <w:pPr>
               <w:pStyle w:val="Compact"/>
             </w:pPr>
-            <w:hyperlink ns1:id="rId201">
+            <w:hyperlink ns1:id="rId204">
               <w:r>
                 <w:rPr>
                   <w:rStyle w:val="Hyperlink"/>
@@ -25821,7 +26679,7 @@
             <w:pPr>
               <w:pStyle w:val="Compact"/>
             </w:pPr>
-            <w:hyperlink ns1:id="rId202">
+            <w:hyperlink ns1:id="rId205">
               <w:r>
                 <w:rPr>
                   <w:rStyle w:val="Hyperlink"/>
@@ -25875,7 +26733,7 @@
             <w:pPr>
               <w:pStyle w:val="Compact"/>
             </w:pPr>
-            <w:hyperlink ns1:id="rId203">
+            <w:hyperlink ns1:id="rId206">
               <w:r>
                 <w:rPr>
                   <w:rStyle w:val="Hyperlink"/>
@@ -25929,7 +26787,7 @@
             <w:pPr>
               <w:pStyle w:val="Compact"/>
             </w:pPr>
-            <w:hyperlink ns1:id="rId204">
+            <w:hyperlink ns1:id="rId207">
               <w:r>
                 <w:rPr>
                   <w:rStyle w:val="Hyperlink"/>
@@ -25983,7 +26841,7 @@
             <w:pPr>
               <w:pStyle w:val="Compact"/>
             </w:pPr>
-            <w:hyperlink ns1:id="rId205">
+            <w:hyperlink ns1:id="rId208">
               <w:r>
                 <w:rPr>
                   <w:rStyle w:val="Hyperlink"/>
@@ -26037,7 +26895,7 @@
             <w:pPr>
               <w:pStyle w:val="Compact"/>
             </w:pPr>
-            <w:hyperlink ns1:id="rId206">
+            <w:hyperlink ns1:id="rId209">
               <w:r>
                 <w:rPr>
                   <w:rStyle w:val="Hyperlink"/>
@@ -26091,7 +26949,7 @@
             <w:pPr>
               <w:pStyle w:val="Compact"/>
             </w:pPr>
-            <w:hyperlink ns1:id="rId207">
+            <w:hyperlink ns1:id="rId210">
               <w:r>
                 <w:rPr>
                   <w:rStyle w:val="Hyperlink"/>
@@ -26145,7 +27003,7 @@
             <w:pPr>
               <w:pStyle w:val="Compact"/>
             </w:pPr>
-            <w:hyperlink ns1:id="rId208">
+            <w:hyperlink ns1:id="rId211">
               <w:r>
                 <w:rPr>
                   <w:rStyle w:val="Hyperlink"/>
@@ -26199,7 +27057,7 @@
             <w:pPr>
               <w:pStyle w:val="Compact"/>
             </w:pPr>
-            <w:hyperlink ns1:id="rId209">
+            <w:hyperlink ns1:id="rId212">
               <w:r>
                 <w:rPr>
                   <w:rStyle w:val="Hyperlink"/>
@@ -26253,7 +27111,7 @@
             <w:pPr>
               <w:pStyle w:val="Compact"/>
             </w:pPr>
-            <w:hyperlink ns1:id="rId210">
+            <w:hyperlink ns1:id="rId213">
               <w:r>
                 <w:rPr>
                   <w:rStyle w:val="Hyperlink"/>
@@ -26307,7 +27165,7 @@
             <w:pPr>
               <w:pStyle w:val="Compact"/>
             </w:pPr>
-            <w:hyperlink ns1:id="rId211">
+            <w:hyperlink ns1:id="rId214">
               <w:r>
                 <w:rPr>
                   <w:rStyle w:val="Hyperlink"/>
@@ -26361,7 +27219,7 @@
             <w:pPr>
               <w:pStyle w:val="Compact"/>
             </w:pPr>
-            <w:hyperlink ns1:id="rId212">
+            <w:hyperlink ns1:id="rId215">
               <w:r>
                 <w:rPr>
                   <w:rStyle w:val="Hyperlink"/>
@@ -26415,7 +27273,7 @@
             <w:pPr>
               <w:pStyle w:val="Compact"/>
             </w:pPr>
-            <w:hyperlink ns1:id="rId213">
+            <w:hyperlink ns1:id="rId216">
               <w:r>
                 <w:rPr>
                   <w:rStyle w:val="Hyperlink"/>
@@ -26469,7 +27327,7 @@
             <w:pPr>
               <w:pStyle w:val="Compact"/>
             </w:pPr>
-            <w:hyperlink ns1:id="rId214">
+            <w:hyperlink ns1:id="rId217">
               <w:r>
                 <w:rPr>
                   <w:rStyle w:val="Hyperlink"/>
@@ -26523,7 +27381,7 @@
             <w:pPr>
               <w:pStyle w:val="Compact"/>
             </w:pPr>
-            <w:hyperlink ns1:id="rId215">
+            <w:hyperlink ns1:id="rId218">
               <w:r>
                 <w:rPr>
                   <w:rStyle w:val="Hyperlink"/>
@@ -26577,7 +27435,7 @@
             <w:pPr>
               <w:pStyle w:val="Compact"/>
             </w:pPr>
-            <w:hyperlink ns1:id="rId216">
+            <w:hyperlink ns1:id="rId219">
               <w:r>
                 <w:rPr>
                   <w:rStyle w:val="Hyperlink"/>
@@ -26631,7 +27489,7 @@
             <w:pPr>
               <w:pStyle w:val="Compact"/>
             </w:pPr>
-            <w:hyperlink ns1:id="rId217">
+            <w:hyperlink ns1:id="rId220">
               <w:r>
                 <w:rPr>
                   <w:rStyle w:val="Hyperlink"/>
@@ -26685,7 +27543,7 @@
             <w:pPr>
               <w:pStyle w:val="Compact"/>
             </w:pPr>
-            <w:hyperlink ns1:id="rId218">
+            <w:hyperlink ns1:id="rId221">
               <w:r>
                 <w:rPr>
                   <w:rStyle w:val="Hyperlink"/>
@@ -26739,7 +27597,7 @@
             <w:pPr>
               <w:pStyle w:val="Compact"/>
             </w:pPr>
-            <w:hyperlink ns1:id="rId219">
+            <w:hyperlink ns1:id="rId222">
               <w:r>
                 <w:rPr>
                   <w:rStyle w:val="Hyperlink"/>
@@ -26793,7 +27651,7 @@
             <w:pPr>
               <w:pStyle w:val="Compact"/>
             </w:pPr>
-            <w:hyperlink ns1:id="rId220">
+            <w:hyperlink ns1:id="rId223">
               <w:r>
                 <w:rPr>
                   <w:rStyle w:val="Hyperlink"/>
@@ -26847,7 +27705,7 @@
             <w:pPr>
               <w:pStyle w:val="Compact"/>
             </w:pPr>
-            <w:hyperlink ns1:id="rId221">
+            <w:hyperlink ns1:id="rId224">
               <w:r>
                 <w:rPr>
                   <w:rStyle w:val="Hyperlink"/>
@@ -26901,7 +27759,7 @@
             <w:pPr>
               <w:pStyle w:val="Compact"/>
             </w:pPr>
-            <w:hyperlink ns1:id="rId222">
+            <w:hyperlink ns1:id="rId225">
               <w:r>
                 <w:rPr>
                   <w:rStyle w:val="Hyperlink"/>
@@ -26955,7 +27813,7 @@
             <w:pPr>
               <w:pStyle w:val="Compact"/>
             </w:pPr>
-            <w:hyperlink ns1:id="rId223">
+            <w:hyperlink ns1:id="rId226">
               <w:r>
                 <w:rPr>
                   <w:rStyle w:val="Hyperlink"/>
@@ -27009,7 +27867,7 @@
             <w:pPr>
               <w:pStyle w:val="Compact"/>
             </w:pPr>
-            <w:hyperlink ns1:id="rId224">
+            <w:hyperlink ns1:id="rId227">
               <w:r>
                 <w:rPr>
                   <w:rStyle w:val="Hyperlink"/>
@@ -27063,7 +27921,7 @@
             <w:pPr>
               <w:pStyle w:val="Compact"/>
             </w:pPr>
-            <w:hyperlink ns1:id="rId225">
+            <w:hyperlink ns1:id="rId228">
               <w:r>
                 <w:rPr>
                   <w:rStyle w:val="Hyperlink"/>
@@ -27117,7 +27975,7 @@
             <w:pPr>
               <w:pStyle w:val="Compact"/>
             </w:pPr>
-            <w:hyperlink ns1:id="rId226">
+            <w:hyperlink ns1:id="rId229">
               <w:r>
                 <w:rPr>
                   <w:rStyle w:val="Hyperlink"/>
@@ -27171,7 +28029,7 @@
             <w:pPr>
               <w:pStyle w:val="Compact"/>
             </w:pPr>
-            <w:hyperlink ns1:id="rId227">
+            <w:hyperlink ns1:id="rId230">
               <w:r>
                 <w:rPr>
                   <w:rStyle w:val="Hyperlink"/>
@@ -27225,7 +28083,7 @@
             <w:pPr>
               <w:pStyle w:val="Compact"/>
             </w:pPr>
-            <w:hyperlink ns1:id="rId228">
+            <w:hyperlink ns1:id="rId231">
               <w:r>
                 <w:rPr>
                   <w:rStyle w:val="Hyperlink"/>
@@ -27279,7 +28137,7 @@
             <w:pPr>
               <w:pStyle w:val="Compact"/>
             </w:pPr>
-            <w:hyperlink ns1:id="rId229">
+            <w:hyperlink ns1:id="rId232">
               <w:r>
                 <w:rPr>
                   <w:rStyle w:val="Hyperlink"/>
@@ -27333,7 +28191,7 @@
             <w:pPr>
               <w:pStyle w:val="Compact"/>
             </w:pPr>
-            <w:hyperlink ns1:id="rId230">
+            <w:hyperlink ns1:id="rId233">
               <w:r>
                 <w:rPr>
                   <w:rStyle w:val="Hyperlink"/>
@@ -27387,7 +28245,7 @@
             <w:pPr>
               <w:pStyle w:val="Compact"/>
             </w:pPr>
-            <w:hyperlink ns1:id="rId231">
+            <w:hyperlink ns1:id="rId234">
               <w:r>
                 <w:rPr>
                   <w:rStyle w:val="Hyperlink"/>
@@ -27441,7 +28299,7 @@
             <w:pPr>
               <w:pStyle w:val="Compact"/>
             </w:pPr>
-            <w:hyperlink ns1:id="rId232">
+            <w:hyperlink ns1:id="rId235">
               <w:r>
                 <w:rPr>
                   <w:rStyle w:val="Hyperlink"/>
@@ -27495,7 +28353,7 @@
             <w:pPr>
               <w:pStyle w:val="Compact"/>
             </w:pPr>
-            <w:hyperlink ns1:id="rId233">
+            <w:hyperlink ns1:id="rId236">
               <w:r>
                 <w:rPr>
                   <w:rStyle w:val="Hyperlink"/>
@@ -27549,7 +28407,7 @@
             <w:pPr>
               <w:pStyle w:val="Compact"/>
             </w:pPr>
-            <w:hyperlink ns1:id="rId234">
+            <w:hyperlink ns1:id="rId237">
               <w:r>
                 <w:rPr>
                   <w:rStyle w:val="Hyperlink"/>
@@ -27603,7 +28461,7 @@
             <w:pPr>
               <w:pStyle w:val="Compact"/>
             </w:pPr>
-            <w:hyperlink ns1:id="rId235">
+            <w:hyperlink ns1:id="rId238">
               <w:r>
                 <w:rPr>
                   <w:rStyle w:val="Hyperlink"/>
@@ -27657,7 +28515,7 @@
             <w:pPr>
               <w:pStyle w:val="Compact"/>
             </w:pPr>
-            <w:hyperlink ns1:id="rId236">
+            <w:hyperlink ns1:id="rId239">
               <w:r>
                 <w:rPr>
                   <w:rStyle w:val="Hyperlink"/>
@@ -27711,7 +28569,7 @@
             <w:pPr>
               <w:pStyle w:val="Compact"/>
             </w:pPr>
-            <w:hyperlink ns1:id="rId237">
+            <w:hyperlink ns1:id="rId240">
               <w:r>
                 <w:rPr>
                   <w:rStyle w:val="Hyperlink"/>
@@ -27765,7 +28623,7 @@
             <w:pPr>
               <w:pStyle w:val="Compact"/>
             </w:pPr>
-            <w:hyperlink ns1:id="rId238">
+            <w:hyperlink ns1:id="rId241">
               <w:r>
                 <w:rPr>
                   <w:rStyle w:val="Hyperlink"/>
@@ -27777,15 +28635,15 @@
         </w:tc>
       </w:tr>
     </w:tbl>
-    <w:bookmarkEnd w:id="239"/>
+    <w:bookmarkEnd w:id="242"/>
     <w:p>
       <w:r>
         <w:br w:type="page"/>
       </w:r>
     </w:p>
-    <w:bookmarkEnd w:id="240"/>
-    <w:bookmarkEnd w:id="241"/>
-    <w:bookmarkStart w:id="263" w:name="éléments-partagés"/>
+    <w:bookmarkEnd w:id="243"/>
+    <w:bookmarkEnd w:id="244"/>
+    <w:bookmarkStart w:id="266" w:name="éléments-partagés"/>
     <w:p>
       <w:pPr>
         <w:pStyle w:val="berschrift1"/>
@@ -27794,7 +28652,7 @@
         <w:t xml:space="preserve">Éléments partagés</w:t>
       </w:r>
     </w:p>
-    <w:bookmarkStart w:id="242" w:name="reference-classes"/>
+    <w:bookmarkStart w:id="245" w:name="reference-classes"/>
     <w:p>
       <w:pPr>
         <w:pStyle w:val="berschrift2"/>
@@ -27956,8 +28814,8 @@
         <w:t xml:space="preserve">, car la référence locale demeure inchangée, même si l’entité liée change ultérieurement</w:t>
       </w:r>
     </w:p>
-    <w:bookmarkEnd w:id="242"/>
-    <w:bookmarkStart w:id="245" w:name="classe-personreference"/>
+    <w:bookmarkEnd w:id="245"/>
+    <w:bookmarkStart w:id="248" w:name="classe-personreference"/>
     <w:p>
       <w:pPr>
         <w:pStyle w:val="berschrift2"/>
@@ -27986,7 +28844,7 @@
         <w:t xml:space="preserve">__</w:t>
       </w:r>
     </w:p>
-    <w:bookmarkStart w:id="243" w:name="attributs-13"/>
+    <w:bookmarkStart w:id="246" w:name="attributs-13"/>
     <w:p>
       <w:pPr>
         <w:pStyle w:val="berschrift3"/>
@@ -28409,8 +29267,8 @@
         </w:tc>
       </w:tr>
     </w:tbl>
-    <w:bookmarkEnd w:id="243"/>
-    <w:bookmarkStart w:id="244" w:name="utilisations-13"/>
+    <w:bookmarkEnd w:id="246"/>
+    <w:bookmarkStart w:id="247" w:name="utilisations-13"/>
     <w:p>
       <w:pPr>
         <w:pStyle w:val="berschrift3"/>
@@ -28612,9 +29470,9 @@
         </w:tc>
       </w:tr>
     </w:tbl>
-    <w:bookmarkEnd w:id="244"/>
-    <w:bookmarkEnd w:id="245"/>
-    <w:bookmarkStart w:id="248" w:name="classe-groupreference"/>
+    <w:bookmarkEnd w:id="247"/>
+    <w:bookmarkEnd w:id="248"/>
+    <w:bookmarkStart w:id="251" w:name="classe-groupreference"/>
     <w:p>
       <w:pPr>
         <w:pStyle w:val="berschrift2"/>
@@ -28643,7 +29501,7 @@
         <w:t xml:space="preserve">__</w:t>
       </w:r>
     </w:p>
-    <w:bookmarkStart w:id="246" w:name="attributs-14"/>
+    <w:bookmarkStart w:id="249" w:name="attributs-14"/>
     <w:p>
       <w:pPr>
         <w:pStyle w:val="berschrift3"/>
@@ -29017,8 +29875,8 @@
         </w:tc>
       </w:tr>
     </w:tbl>
-    <w:bookmarkEnd w:id="246"/>
-    <w:bookmarkStart w:id="247" w:name="utilisations-14"/>
+    <w:bookmarkEnd w:id="249"/>
+    <w:bookmarkStart w:id="250" w:name="utilisations-14"/>
     <w:p>
       <w:pPr>
         <w:pStyle w:val="berschrift3"/>
@@ -29159,9 +30017,9 @@
         </w:tc>
       </w:tr>
     </w:tbl>
-    <w:bookmarkEnd w:id="247"/>
-    <w:bookmarkEnd w:id="248"/>
-    <w:bookmarkStart w:id="249" w:name="classes-utilisées-à-plusieurs-reprises"/>
+    <w:bookmarkEnd w:id="250"/>
+    <w:bookmarkEnd w:id="251"/>
+    <w:bookmarkStart w:id="252" w:name="classes-utilisées-à-plusieurs-reprises"/>
     <w:p>
       <w:pPr>
         <w:pStyle w:val="berschrift2"/>
@@ -29170,8 +30028,8 @@
         <w:t xml:space="preserve">Classes utilisées à plusieurs reprises</w:t>
       </w:r>
     </w:p>
-    <w:bookmarkEnd w:id="249"/>
-    <w:bookmarkStart w:id="256" w:name="classe-address"/>
+    <w:bookmarkEnd w:id="252"/>
+    <w:bookmarkStart w:id="259" w:name="classe-address"/>
     <w:p>
       <w:pPr>
         <w:pStyle w:val="berschrift2"/>
@@ -29200,7 +30058,7 @@
         <w:t xml:space="preserve">__</w:t>
       </w:r>
     </w:p>
-    <w:bookmarkStart w:id="251" w:name="attributs-15"/>
+    <w:bookmarkStart w:id="254" w:name="attributs-15"/>
     <w:p>
       <w:pPr>
         <w:pStyle w:val="berschrift3"/>
@@ -29572,7 +30430,7 @@
         </w:tc>
       </w:tr>
     </w:tbl>
-    <w:bookmarkStart w:id="250" w:name="contraintes-4"/>
+    <w:bookmarkStart w:id="253" w:name="contraintes-4"/>
     <w:p>
       <w:pPr>
         <w:pStyle w:val="berschrift5"/>
@@ -29623,9 +30481,9 @@
         </w:r>
       </w:hyperlink>
     </w:p>
-    <w:bookmarkEnd w:id="250"/>
-    <w:bookmarkEnd w:id="251"/>
-    <w:bookmarkStart w:id="252" w:name="utilisations-15"/>
+    <w:bookmarkEnd w:id="253"/>
+    <w:bookmarkEnd w:id="254"/>
+    <w:bookmarkStart w:id="255" w:name="utilisations-15"/>
     <w:p>
       <w:pPr>
         <w:pStyle w:val="berschrift3"/>
@@ -29827,8 +30685,8 @@
         </w:tc>
       </w:tr>
     </w:tbl>
-    <w:bookmarkEnd w:id="252"/>
-    <w:bookmarkStart w:id="255" w:name="exemples-4"/>
+    <w:bookmarkEnd w:id="255"/>
+    <w:bookmarkStart w:id="258" w:name="exemples-4"/>
     <w:p>
       <w:pPr>
         <w:pStyle w:val="berschrift3"/>
@@ -29837,13 +30695,13 @@
         <w:t xml:space="preserve">Exemples</w:t>
       </w:r>
     </w:p>
-    <w:bookmarkStart w:id="253" w:name="Xf088df868a53579391affb7d364826afc83f909"/>
+    <w:bookmarkStart w:id="256" w:name="exemple-swiss-politicians-beat-jans-1"/>
     <w:p>
       <w:pPr>
         <w:pStyle w:val="berschrift4"/>
       </w:pPr>
       <w:r>
-        <w:t xml:space="preserve">Exemple : Address-swiss_politicians_Beat_Jans_1</w:t>
+        <w:t xml:space="preserve">Exemple : swiss politicians Beat Jans 1</w:t>
       </w:r>
     </w:p>
     <w:p>
@@ -29890,14 +30748,14 @@
         <w:t xml:space="preserve"> Basel-Stadt</w:t>
       </w:r>
     </w:p>
-    <w:bookmarkEnd w:id="253"/>
-    <w:bookmarkStart w:id="254" w:name="exemple-address-groups__it_1"/>
+    <w:bookmarkEnd w:id="256"/>
+    <w:bookmarkStart w:id="257" w:name="exemple-groups-it-1"/>
     <w:p>
       <w:pPr>
         <w:pStyle w:val="berschrift4"/>
       </w:pPr>
       <w:r>
-        <w:t xml:space="preserve">Exemple : Address-groups__it_1</w:t>
+        <w:t xml:space="preserve">Exemple : groups it 1</w:t>
       </w:r>
     </w:p>
     <w:p>
@@ -29962,22 +30820,34 @@
         <w:rPr>
           <w:rStyle w:val="AttributeTok"/>
         </w:rPr>
-        <w:t xml:space="preserve"> Fédération romande des consommateurs, Rue de Genève 17, case postale</w:t>
+        <w:t xml:space="preserve"> Fédération romande des consommateurs, Rue de Genève 17, case postale 585</w:t>
       </w:r>
       <w:r>
         <w:br/>
       </w:r>
       <w:r>
         <w:rPr>
-          <w:rStyle w:val="AttributeTok"/>
-        </w:rPr>
-        <w:t xml:space="preserve">  </w:t>
-      </w:r>
-      <w:r>
-        <w:rPr>
-          <w:rStyle w:val="DecValTok"/>
-        </w:rPr>
-        <w:t xml:space="preserve">585</w:t>
+          <w:rStyle w:val="FunctionTok"/>
+        </w:rPr>
+        <w:t xml:space="preserve">postal_code</w:t>
+      </w:r>
+      <w:r>
+        <w:rPr>
+          <w:rStyle w:val="KeywordTok"/>
+        </w:rPr>
+        <w:t xml:space="preserve">:</w:t>
+      </w:r>
+      <w:r>
+        <w:rPr>
+          <w:rStyle w:val="AttributeTok"/>
+        </w:rPr>
+        <w:t xml:space="preserve"> </w:t>
+      </w:r>
+      <w:r>
+        <w:rPr>
+          <w:rStyle w:val="StringTok"/>
+        </w:rPr>
+        <w:t xml:space="preserve">'1001'</w:t>
       </w:r>
       <w:r>
         <w:br/>
@@ -29986,7 +30856,7 @@
         <w:rPr>
           <w:rStyle w:val="FunctionTok"/>
         </w:rPr>
-        <w:t xml:space="preserve">postal_code</w:t>
+        <w:t xml:space="preserve">postal_locality</w:t>
       </w:r>
       <w:r>
         <w:rPr>
@@ -29998,13 +30868,7 @@
         <w:rPr>
           <w:rStyle w:val="AttributeTok"/>
         </w:rPr>
-        <w:t xml:space="preserve"> </w:t>
-      </w:r>
-      <w:r>
-        <w:rPr>
-          <w:rStyle w:val="StringTok"/>
-        </w:rPr>
-        <w:t xml:space="preserve">'1001'</w:t>
+        <w:t xml:space="preserve"> Lausanne</w:t>
       </w:r>
       <w:r>
         <w:br/>
@@ -30013,7 +30877,7 @@
         <w:rPr>
           <w:rStyle w:val="FunctionTok"/>
         </w:rPr>
-        <w:t xml:space="preserve">postal_locality</w:t>
+        <w:t xml:space="preserve">country</w:t>
       </w:r>
       <w:r>
         <w:rPr>
@@ -30025,34 +30889,13 @@
         <w:rPr>
           <w:rStyle w:val="AttributeTok"/>
         </w:rPr>
-        <w:t xml:space="preserve"> Lausanne</w:t>
-      </w:r>
-      <w:r>
-        <w:br/>
-      </w:r>
-      <w:r>
-        <w:rPr>
-          <w:rStyle w:val="FunctionTok"/>
-        </w:rPr>
-        <w:t xml:space="preserve">country</w:t>
-      </w:r>
-      <w:r>
-        <w:rPr>
-          <w:rStyle w:val="KeywordTok"/>
-        </w:rPr>
-        <w:t xml:space="preserve">:</w:t>
-      </w:r>
-      <w:r>
-        <w:rPr>
-          <w:rStyle w:val="AttributeTok"/>
-        </w:rPr>
         <w:t xml:space="preserve"> CH</w:t>
       </w:r>
     </w:p>
-    <w:bookmarkEnd w:id="254"/>
-    <w:bookmarkEnd w:id="255"/>
-    <w:bookmarkEnd w:id="256"/>
-    <w:bookmarkStart w:id="259" w:name="enum-addresstypeenum"/>
+    <w:bookmarkEnd w:id="257"/>
+    <w:bookmarkEnd w:id="258"/>
+    <w:bookmarkEnd w:id="259"/>
+    <w:bookmarkStart w:id="262" w:name="enum-addresstypeenum"/>
     <w:p>
       <w:pPr>
         <w:pStyle w:val="berschrift2"/>
@@ -30091,7 +30934,7 @@
       <w:r>
         <w:t xml:space="preserve"> </w:t>
       </w:r>
-      <w:hyperlink ns1:id="rId257">
+      <w:hyperlink ns1:id="rId260">
         <w:r>
           <w:rPr>
             <w:rStyle w:val="Hyperlink"/>
@@ -30100,7 +30943,7 @@
         </w:r>
       </w:hyperlink>
     </w:p>
-    <w:bookmarkStart w:id="258" w:name="valeurs-admissibles-7"/>
+    <w:bookmarkStart w:id="261" w:name="valeurs-admissibles-7"/>
     <w:p>
       <w:pPr>
         <w:pStyle w:val="berschrift3"/>
@@ -30227,9 +31070,9 @@
         </w:tc>
       </w:tr>
     </w:tbl>
-    <w:bookmarkEnd w:id="258"/>
-    <w:bookmarkEnd w:id="259"/>
-    <w:bookmarkStart w:id="262" w:name="classe-contact"/>
+    <w:bookmarkEnd w:id="261"/>
+    <w:bookmarkEnd w:id="262"/>
+    <w:bookmarkStart w:id="265" w:name="classe-contact"/>
     <w:p>
       <w:pPr>
         <w:pStyle w:val="berschrift2"/>
@@ -30258,7 +31101,7 @@
         <w:t xml:space="preserve">__</w:t>
       </w:r>
     </w:p>
-    <w:bookmarkStart w:id="260" w:name="attributs-16"/>
+    <w:bookmarkStart w:id="263" w:name="attributs-16"/>
     <w:p>
       <w:pPr>
         <w:pStyle w:val="berschrift3"/>
@@ -30477,8 +31320,8 @@
         </w:tc>
       </w:tr>
     </w:tbl>
-    <w:bookmarkEnd w:id="260"/>
-    <w:bookmarkStart w:id="261" w:name="utilisations-16"/>
+    <w:bookmarkEnd w:id="263"/>
+    <w:bookmarkStart w:id="264" w:name="utilisations-16"/>
     <w:p>
       <w:pPr>
         <w:pStyle w:val="berschrift3"/>
@@ -30680,9 +31523,9 @@
         </w:tc>
       </w:tr>
     </w:tbl>
-    <w:bookmarkEnd w:id="261"/>
-    <w:bookmarkEnd w:id="262"/>
-    <w:bookmarkEnd w:id="263"/>
+    <w:bookmarkEnd w:id="264"/>
+    <w:bookmarkEnd w:id="265"/>
+    <w:bookmarkEnd w:id="266"/>
     <w:sectPr>
       <w:headerReference ns1:id="rId9" w:type="even"/>
       <w:headerReference ns1:id="rId10" w:type="default"/>

--- a/ech-0294_actors/output/ech-0294_actors_fr.docx
+++ b/ech-0294_actors/output/ech-0294_actors_fr.docx
@@ -3100,7 +3100,7 @@
         <w:rPr>
           <w:rStyle w:val="AttributeTok"/>
         </w:rPr>
-        <w:t xml:space="preserve"> https://data-example.parlament.ch/person/4032</w:t>
+        <w:t xml:space="preserve"> https://www.admin.ch/de/beat-jans</w:t>
       </w:r>
       <w:r>
         <w:br/>

--- a/ech-0294_actors/output/ech-0294_actors_fr.docx
+++ b/ech-0294_actors/output/ech-0294_actors_fr.docx
@@ -3044,13 +3044,13 @@
         <w:t xml:space="preserve">Exemples</w:t>
       </w:r>
     </w:p>
-    <w:bookmarkStart w:id="31" w:name="Xcbde4100ac1b6a389c12d1b9928cb3e6030df94"/>
+    <w:bookmarkStart w:id="31" w:name="X70f752615c3ce1de9fb9a52f55ff52482c89518"/>
     <w:p>
       <w:pPr>
         <w:pStyle w:val="berschrift4"/>
       </w:pPr>
       <w:r>
-        <w:t xml:space="preserve">Exemple : Personne saisie de maniere complete</w:t>
+        <w:t xml:space="preserve">Exemple : Variante de nom a cote du double nom officiel</w:t>
       </w:r>
     </w:p>
     <w:p>
@@ -3079,7 +3079,7 @@
         <w:rPr>
           <w:rStyle w:val="DecValTok"/>
         </w:rPr>
-        <w:t xml:space="preserve">4032</w:t>
+        <w:t xml:space="preserve">280958</w:t>
       </w:r>
       <w:r>
         <w:br/>
@@ -3100,7 +3100,7 @@
         <w:rPr>
           <w:rStyle w:val="AttributeTok"/>
         </w:rPr>
-        <w:t xml:space="preserve"> https://www.admin.ch/de/beat-jans</w:t>
+        <w:t xml:space="preserve"> https://parlament.winterthur.ch/behoerdenmitglieder/280958</w:t>
       </w:r>
       <w:r>
         <w:br/>
@@ -3109,7 +3109,7 @@
         <w:rPr>
           <w:rStyle w:val="FunctionTok"/>
         </w:rPr>
-        <w:t xml:space="preserve">wikidata_uri</w:t>
+        <w:t xml:space="preserve">label</w:t>
       </w:r>
       <w:r>
         <w:rPr>
@@ -3121,7 +3121,7 @@
         <w:rPr>
           <w:rStyle w:val="AttributeTok"/>
         </w:rPr>
-        <w:t xml:space="preserve"> http://www.wikidata.org/entity/Q813067</w:t>
+        <w:t xml:space="preserve"> Cristina Bozzi-Brunel</w:t>
       </w:r>
       <w:r>
         <w:br/>
@@ -3130,7 +3130,7 @@
         <w:rPr>
           <w:rStyle w:val="FunctionTok"/>
         </w:rPr>
-        <w:t xml:space="preserve">label</w:t>
+        <w:t xml:space="preserve">names</w:t>
       </w:r>
       <w:r>
         <w:rPr>
@@ -3139,19 +3139,25 @@
         <w:t xml:space="preserve">:</w:t>
       </w:r>
       <w:r>
-        <w:rPr>
-          <w:rStyle w:val="AttributeTok"/>
-        </w:rPr>
-        <w:t xml:space="preserve"> Beat Jans</w:t>
-      </w:r>
-      <w:r>
         <w:br/>
       </w:r>
       <w:r>
         <w:rPr>
+          <w:rStyle w:val="KeywordTok"/>
+        </w:rPr>
+        <w:t xml:space="preserve">-</w:t>
+      </w:r>
+      <w:r>
+        <w:rPr>
+          <w:rStyle w:val="AttributeTok"/>
+        </w:rPr>
+        <w:t xml:space="preserve"> </w:t>
+      </w:r>
+      <w:r>
+        <w:rPr>
           <w:rStyle w:val="FunctionTok"/>
         </w:rPr>
-        <w:t xml:space="preserve">label_long</w:t>
+        <w:t xml:space="preserve">name_type</w:t>
       </w:r>
       <w:r>
         <w:rPr>
@@ -3163,16 +3169,22 @@
         <w:rPr>
           <w:rStyle w:val="AttributeTok"/>
         </w:rPr>
-        <w:t xml:space="preserve"> Beat Jans, dipl. nat. ETH</w:t>
+        <w:t xml:space="preserve"> PersonFirstName</w:t>
       </w:r>
       <w:r>
         <w:br/>
       </w:r>
       <w:r>
         <w:rPr>
+          <w:rStyle w:val="AttributeTok"/>
+        </w:rPr>
+        <w:t xml:space="preserve">  </w:t>
+      </w:r>
+      <w:r>
+        <w:rPr>
           <w:rStyle w:val="FunctionTok"/>
         </w:rPr>
-        <w:t xml:space="preserve">birth_year</w:t>
+        <w:t xml:space="preserve">value</w:t>
       </w:r>
       <w:r>
         <w:rPr>
@@ -3184,22 +3196,55 @@
         <w:rPr>
           <w:rStyle w:val="AttributeTok"/>
         </w:rPr>
+        <w:t xml:space="preserve"> Cristina</w:t>
+      </w:r>
+      <w:r>
+        <w:br/>
+      </w:r>
+      <w:r>
+        <w:rPr>
+          <w:rStyle w:val="KeywordTok"/>
+        </w:rPr>
+        <w:t xml:space="preserve">-</w:t>
+      </w:r>
+      <w:r>
+        <w:rPr>
+          <w:rStyle w:val="AttributeTok"/>
+        </w:rPr>
         <w:t xml:space="preserve"> </w:t>
       </w:r>
       <w:r>
         <w:rPr>
-          <w:rStyle w:val="DecValTok"/>
-        </w:rPr>
-        <w:t xml:space="preserve">1964</w:t>
+          <w:rStyle w:val="FunctionTok"/>
+        </w:rPr>
+        <w:t xml:space="preserve">name_type</w:t>
+      </w:r>
+      <w:r>
+        <w:rPr>
+          <w:rStyle w:val="KeywordTok"/>
+        </w:rPr>
+        <w:t xml:space="preserve">:</w:t>
+      </w:r>
+      <w:r>
+        <w:rPr>
+          <w:rStyle w:val="AttributeTok"/>
+        </w:rPr>
+        <w:t xml:space="preserve"> PersonOfficialName</w:t>
       </w:r>
       <w:r>
         <w:br/>
       </w:r>
       <w:r>
         <w:rPr>
+          <w:rStyle w:val="AttributeTok"/>
+        </w:rPr>
+        <w:t xml:space="preserve">  </w:t>
+      </w:r>
+      <w:r>
+        <w:rPr>
           <w:rStyle w:val="FunctionTok"/>
         </w:rPr>
-        <w:t xml:space="preserve">birth_date</w:t>
+        <w:t xml:space="preserve">value</w:t>
       </w:r>
       <w:r>
         <w:rPr>
@@ -3211,16 +3256,28 @@
         <w:rPr>
           <w:rStyle w:val="AttributeTok"/>
         </w:rPr>
-        <w:t xml:space="preserve"> 1964-07-12</w:t>
+        <w:t xml:space="preserve"> Bozzi-Brunel</w:t>
       </w:r>
       <w:r>
         <w:br/>
       </w:r>
       <w:r>
         <w:rPr>
+          <w:rStyle w:val="KeywordTok"/>
+        </w:rPr>
+        <w:t xml:space="preserve">-</w:t>
+      </w:r>
+      <w:r>
+        <w:rPr>
+          <w:rStyle w:val="AttributeTok"/>
+        </w:rPr>
+        <w:t xml:space="preserve"> </w:t>
+      </w:r>
+      <w:r>
+        <w:rPr>
           <w:rStyle w:val="FunctionTok"/>
         </w:rPr>
-        <w:t xml:space="preserve">picture</w:t>
+        <w:t xml:space="preserve">name_type</w:t>
       </w:r>
       <w:r>
         <w:rPr>
@@ -3232,16 +3289,22 @@
         <w:rPr>
           <w:rStyle w:val="AttributeTok"/>
         </w:rPr>
-        <w:t xml:space="preserve"> https://commons.wikimedia.org/wiki/File:Beat_Jans_(2026)_(cropped).jpg</w:t>
+        <w:t xml:space="preserve"> PersonOriginalName</w:t>
       </w:r>
       <w:r>
         <w:br/>
       </w:r>
       <w:r>
         <w:rPr>
+          <w:rStyle w:val="AttributeTok"/>
+        </w:rPr>
+        <w:t xml:space="preserve">  </w:t>
+      </w:r>
+      <w:r>
+        <w:rPr>
           <w:rStyle w:val="FunctionTok"/>
         </w:rPr>
-        <w:t xml:space="preserve">names</w:t>
+        <w:t xml:space="preserve">value</w:t>
       </w:r>
       <w:r>
         <w:rPr>
@@ -3250,824 +3313,20 @@
         <w:t xml:space="preserve">:</w:t>
       </w:r>
       <w:r>
-        <w:br/>
-      </w:r>
-      <w:r>
-        <w:rPr>
-          <w:rStyle w:val="KeywordTok"/>
-        </w:rPr>
-        <w:t xml:space="preserve">-</w:t>
-      </w:r>
-      <w:r>
-        <w:rPr>
-          <w:rStyle w:val="AttributeTok"/>
-        </w:rPr>
-        <w:t xml:space="preserve"> </w:t>
-      </w:r>
-      <w:r>
-        <w:rPr>
-          <w:rStyle w:val="FunctionTok"/>
-        </w:rPr>
-        <w:t xml:space="preserve">name_type</w:t>
-      </w:r>
-      <w:r>
-        <w:rPr>
-          <w:rStyle w:val="KeywordTok"/>
-        </w:rPr>
-        <w:t xml:space="preserve">:</w:t>
-      </w:r>
-      <w:r>
-        <w:rPr>
-          <w:rStyle w:val="AttributeTok"/>
-        </w:rPr>
-        <w:t xml:space="preserve"> PersonFirstName</w:t>
-      </w:r>
-      <w:r>
-        <w:br/>
-      </w:r>
-      <w:r>
-        <w:rPr>
-          <w:rStyle w:val="AttributeTok"/>
-        </w:rPr>
-        <w:t xml:space="preserve">  </w:t>
-      </w:r>
-      <w:r>
-        <w:rPr>
-          <w:rStyle w:val="FunctionTok"/>
-        </w:rPr>
-        <w:t xml:space="preserve">value</w:t>
-      </w:r>
-      <w:r>
-        <w:rPr>
-          <w:rStyle w:val="KeywordTok"/>
-        </w:rPr>
-        <w:t xml:space="preserve">:</w:t>
-      </w:r>
-      <w:r>
-        <w:rPr>
-          <w:rStyle w:val="AttributeTok"/>
-        </w:rPr>
-        <w:t xml:space="preserve"> Beat</w:t>
-      </w:r>
-      <w:r>
-        <w:br/>
-      </w:r>
-      <w:r>
-        <w:rPr>
-          <w:rStyle w:val="KeywordTok"/>
-        </w:rPr>
-        <w:t xml:space="preserve">-</w:t>
-      </w:r>
-      <w:r>
-        <w:rPr>
-          <w:rStyle w:val="AttributeTok"/>
-        </w:rPr>
-        <w:t xml:space="preserve"> </w:t>
-      </w:r>
-      <w:r>
-        <w:rPr>
-          <w:rStyle w:val="FunctionTok"/>
-        </w:rPr>
-        <w:t xml:space="preserve">name_type</w:t>
-      </w:r>
-      <w:r>
-        <w:rPr>
-          <w:rStyle w:val="KeywordTok"/>
-        </w:rPr>
-        <w:t xml:space="preserve">:</w:t>
-      </w:r>
-      <w:r>
-        <w:rPr>
-          <w:rStyle w:val="AttributeTok"/>
-        </w:rPr>
-        <w:t xml:space="preserve"> PersonOfficialName</w:t>
-      </w:r>
-      <w:r>
-        <w:br/>
-      </w:r>
-      <w:r>
-        <w:rPr>
-          <w:rStyle w:val="AttributeTok"/>
-        </w:rPr>
-        <w:t xml:space="preserve">  </w:t>
-      </w:r>
-      <w:r>
-        <w:rPr>
-          <w:rStyle w:val="FunctionTok"/>
-        </w:rPr>
-        <w:t xml:space="preserve">value</w:t>
-      </w:r>
-      <w:r>
-        <w:rPr>
-          <w:rStyle w:val="KeywordTok"/>
-        </w:rPr>
-        <w:t xml:space="preserve">:</w:t>
-      </w:r>
-      <w:r>
-        <w:rPr>
-          <w:rStyle w:val="AttributeTok"/>
-        </w:rPr>
-        <w:t xml:space="preserve"> Jans</w:t>
-      </w:r>
-      <w:r>
-        <w:br/>
-      </w:r>
-      <w:r>
-        <w:rPr>
-          <w:rStyle w:val="AttributeTok"/>
-        </w:rPr>
-        <w:t xml:space="preserve">  </w:t>
-      </w:r>
-      <w:r>
-        <w:rPr>
-          <w:rStyle w:val="FunctionTok"/>
-        </w:rPr>
-        <w:t xml:space="preserve">valid_from</w:t>
-      </w:r>
-      <w:r>
-        <w:rPr>
-          <w:rStyle w:val="KeywordTok"/>
-        </w:rPr>
-        <w:t xml:space="preserve">:</w:t>
-      </w:r>
-      <w:r>
-        <w:rPr>
-          <w:rStyle w:val="AttributeTok"/>
-        </w:rPr>
-        <w:t xml:space="preserve"> 1964-07-12</w:t>
-      </w:r>
-      <w:r>
-        <w:br/>
-      </w:r>
-      <w:r>
-        <w:rPr>
-          <w:rStyle w:val="FunctionTok"/>
-        </w:rPr>
-        <w:t xml:space="preserve">addresses</w:t>
-      </w:r>
-      <w:r>
-        <w:rPr>
-          <w:rStyle w:val="KeywordTok"/>
-        </w:rPr>
-        <w:t xml:space="preserve">:</w:t>
-      </w:r>
-      <w:r>
-        <w:br/>
-      </w:r>
-      <w:r>
-        <w:rPr>
-          <w:rStyle w:val="KeywordTok"/>
-        </w:rPr>
-        <w:t xml:space="preserve">-</w:t>
-      </w:r>
-      <w:r>
-        <w:rPr>
-          <w:rStyle w:val="AttributeTok"/>
-        </w:rPr>
-        <w:t xml:space="preserve"> </w:t>
-      </w:r>
-      <w:r>
-        <w:rPr>
-          <w:rStyle w:val="FunctionTok"/>
-        </w:rPr>
-        <w:t xml:space="preserve">address_type</w:t>
-      </w:r>
-      <w:r>
-        <w:rPr>
-          <w:rStyle w:val="KeywordTok"/>
-        </w:rPr>
-        <w:t xml:space="preserve">:</w:t>
-      </w:r>
-      <w:r>
-        <w:rPr>
-          <w:rStyle w:val="AttributeTok"/>
-        </w:rPr>
-        <w:t xml:space="preserve"> businessAddress</w:t>
-      </w:r>
-      <w:r>
-        <w:br/>
-      </w:r>
-      <w:r>
-        <w:rPr>
-          <w:rStyle w:val="AttributeTok"/>
-        </w:rPr>
-        <w:t xml:space="preserve">  </w:t>
-      </w:r>
-      <w:r>
-        <w:rPr>
-          <w:rStyle w:val="FunctionTok"/>
-        </w:rPr>
-        <w:t xml:space="preserve">postal_locality</w:t>
-      </w:r>
-      <w:r>
-        <w:rPr>
-          <w:rStyle w:val="KeywordTok"/>
-        </w:rPr>
-        <w:t xml:space="preserve">:</w:t>
-      </w:r>
-      <w:r>
-        <w:rPr>
-          <w:rStyle w:val="AttributeTok"/>
-        </w:rPr>
-        <w:t xml:space="preserve"> Basel-Stadt</w:t>
-      </w:r>
-      <w:r>
-        <w:br/>
-      </w:r>
-      <w:r>
-        <w:rPr>
-          <w:rStyle w:val="FunctionTok"/>
-        </w:rPr>
-        <w:t xml:space="preserve">language_proficiencies</w:t>
-      </w:r>
-      <w:r>
-        <w:rPr>
-          <w:rStyle w:val="KeywordTok"/>
-        </w:rPr>
-        <w:t xml:space="preserve">:</w:t>
-      </w:r>
-      <w:r>
-        <w:br/>
-      </w:r>
-      <w:r>
-        <w:rPr>
-          <w:rStyle w:val="KeywordTok"/>
-        </w:rPr>
-        <w:t xml:space="preserve">-</w:t>
-      </w:r>
-      <w:r>
-        <w:rPr>
-          <w:rStyle w:val="AttributeTok"/>
-        </w:rPr>
-        <w:t xml:space="preserve"> </w:t>
-      </w:r>
-      <w:r>
-        <w:rPr>
-          <w:rStyle w:val="FunctionTok"/>
-        </w:rPr>
-        <w:t xml:space="preserve">language</w:t>
-      </w:r>
-      <w:r>
-        <w:rPr>
-          <w:rStyle w:val="KeywordTok"/>
-        </w:rPr>
-        <w:t xml:space="preserve">:</w:t>
-      </w:r>
-      <w:r>
-        <w:rPr>
-          <w:rStyle w:val="AttributeTok"/>
-        </w:rPr>
-        <w:t xml:space="preserve"> de</w:t>
-      </w:r>
-      <w:r>
-        <w:br/>
-      </w:r>
-      <w:r>
-        <w:rPr>
-          <w:rStyle w:val="AttributeTok"/>
-        </w:rPr>
-        <w:t xml:space="preserve">  </w:t>
-      </w:r>
-      <w:r>
-        <w:rPr>
-          <w:rStyle w:val="FunctionTok"/>
-        </w:rPr>
-        <w:t xml:space="preserve">is_correspondence</w:t>
-      </w:r>
-      <w:r>
-        <w:rPr>
-          <w:rStyle w:val="KeywordTok"/>
-        </w:rPr>
-        <w:t xml:space="preserve">:</w:t>
-      </w:r>
-      <w:r>
-        <w:rPr>
-          <w:rStyle w:val="AttributeTok"/>
-        </w:rPr>
-        <w:t xml:space="preserve"> </w:t>
-      </w:r>
-      <w:r>
-        <w:rPr>
-          <w:rStyle w:val="CharTok"/>
-        </w:rPr>
-        <w:t xml:space="preserve">true</w:t>
-      </w:r>
-      <w:r>
-        <w:br/>
-      </w:r>
-      <w:r>
-        <w:rPr>
-          <w:rStyle w:val="AttributeTok"/>
-        </w:rPr>
-        <w:t xml:space="preserve">  </w:t>
-      </w:r>
-      <w:r>
-        <w:rPr>
-          <w:rStyle w:val="FunctionTok"/>
-        </w:rPr>
-        <w:t xml:space="preserve">is_native</w:t>
-      </w:r>
-      <w:r>
-        <w:rPr>
-          <w:rStyle w:val="KeywordTok"/>
-        </w:rPr>
-        <w:t xml:space="preserve">:</w:t>
-      </w:r>
-      <w:r>
-        <w:rPr>
-          <w:rStyle w:val="AttributeTok"/>
-        </w:rPr>
-        <w:t xml:space="preserve"> </w:t>
-      </w:r>
-      <w:r>
-        <w:rPr>
-          <w:rStyle w:val="CharTok"/>
-        </w:rPr>
-        <w:t xml:space="preserve">true</w:t>
-      </w:r>
-      <w:r>
-        <w:br/>
-      </w:r>
-      <w:r>
-        <w:rPr>
-          <w:rStyle w:val="FunctionTok"/>
-        </w:rPr>
-        <w:t xml:space="preserve">citizenships</w:t>
-      </w:r>
-      <w:r>
-        <w:rPr>
-          <w:rStyle w:val="KeywordTok"/>
-        </w:rPr>
-        <w:t xml:space="preserve">:</w:t>
-      </w:r>
-      <w:r>
-        <w:br/>
-      </w:r>
-      <w:r>
-        <w:rPr>
-          <w:rStyle w:val="KeywordTok"/>
-        </w:rPr>
-        <w:t xml:space="preserve">-</w:t>
-      </w:r>
-      <w:r>
-        <w:rPr>
-          <w:rStyle w:val="AttributeTok"/>
-        </w:rPr>
-        <w:t xml:space="preserve"> </w:t>
-      </w:r>
-      <w:r>
-        <w:rPr>
-          <w:rStyle w:val="FunctionTok"/>
-        </w:rPr>
-        <w:t xml:space="preserve">country</w:t>
-      </w:r>
-      <w:r>
-        <w:rPr>
-          <w:rStyle w:val="KeywordTok"/>
-        </w:rPr>
-        <w:t xml:space="preserve">:</w:t>
-      </w:r>
-      <w:r>
-        <w:rPr>
-          <w:rStyle w:val="AttributeTok"/>
-        </w:rPr>
-        <w:t xml:space="preserve"> CH</w:t>
-      </w:r>
-      <w:r>
-        <w:br/>
-      </w:r>
-      <w:r>
-        <w:rPr>
-          <w:rStyle w:val="AttributeTok"/>
-        </w:rPr>
-        <w:t xml:space="preserve">  </w:t>
-      </w:r>
-      <w:r>
-        <w:rPr>
-          <w:rStyle w:val="FunctionTok"/>
-        </w:rPr>
-        <w:t xml:space="preserve">valid_from</w:t>
-      </w:r>
-      <w:r>
-        <w:rPr>
-          <w:rStyle w:val="KeywordTok"/>
-        </w:rPr>
-        <w:t xml:space="preserve">:</w:t>
-      </w:r>
-      <w:r>
-        <w:rPr>
-          <w:rStyle w:val="AttributeTok"/>
-        </w:rPr>
-        <w:t xml:space="preserve"> 1964-07-12</w:t>
-      </w:r>
-      <w:r>
-        <w:br/>
-      </w:r>
-      <w:r>
-        <w:rPr>
-          <w:rStyle w:val="FunctionTok"/>
-        </w:rPr>
-        <w:t xml:space="preserve">genders</w:t>
-      </w:r>
-      <w:r>
-        <w:rPr>
-          <w:rStyle w:val="KeywordTok"/>
-        </w:rPr>
-        <w:t xml:space="preserve">:</w:t>
-      </w:r>
-      <w:r>
-        <w:br/>
-      </w:r>
-      <w:r>
-        <w:rPr>
-          <w:rStyle w:val="KeywordTok"/>
-        </w:rPr>
-        <w:t xml:space="preserve">-</w:t>
-      </w:r>
-      <w:r>
-        <w:rPr>
-          <w:rStyle w:val="AttributeTok"/>
-        </w:rPr>
-        <w:t xml:space="preserve"> </w:t>
-      </w:r>
-      <w:r>
-        <w:rPr>
-          <w:rStyle w:val="FunctionTok"/>
-        </w:rPr>
-        <w:t xml:space="preserve">gender_code</w:t>
-      </w:r>
-      <w:r>
-        <w:rPr>
-          <w:rStyle w:val="KeywordTok"/>
-        </w:rPr>
-        <w:t xml:space="preserve">:</w:t>
-      </w:r>
-      <w:r>
-        <w:rPr>
-          <w:rStyle w:val="AttributeTok"/>
-        </w:rPr>
-        <w:t xml:space="preserve"> male</w:t>
-      </w:r>
-      <w:r>
-        <w:br/>
-      </w:r>
-      <w:r>
-        <w:rPr>
-          <w:rStyle w:val="AttributeTok"/>
-        </w:rPr>
-        <w:t xml:space="preserve">  </w:t>
-      </w:r>
-      <w:r>
-        <w:rPr>
-          <w:rStyle w:val="FunctionTok"/>
-        </w:rPr>
-        <w:t xml:space="preserve">valid_from</w:t>
-      </w:r>
-      <w:r>
-        <w:rPr>
-          <w:rStyle w:val="KeywordTok"/>
-        </w:rPr>
-        <w:t xml:space="preserve">:</w:t>
-      </w:r>
-      <w:r>
-        <w:rPr>
-          <w:rStyle w:val="AttributeTok"/>
-        </w:rPr>
-        <w:t xml:space="preserve"> 1964-07-12</w:t>
-      </w:r>
-      <w:r>
-        <w:br/>
-      </w:r>
-      <w:r>
-        <w:rPr>
-          <w:rStyle w:val="FunctionTok"/>
-        </w:rPr>
-        <w:t xml:space="preserve">occupations</w:t>
-      </w:r>
-      <w:r>
-        <w:rPr>
-          <w:rStyle w:val="KeywordTok"/>
-        </w:rPr>
-        <w:t xml:space="preserve">:</w:t>
-      </w:r>
-      <w:r>
-        <w:br/>
-      </w:r>
-      <w:r>
-        <w:rPr>
-          <w:rStyle w:val="KeywordTok"/>
-        </w:rPr>
-        <w:t xml:space="preserve">-</w:t>
-      </w:r>
-      <w:r>
-        <w:rPr>
-          <w:rStyle w:val="AttributeTok"/>
-        </w:rPr>
-        <w:t xml:space="preserve"> </w:t>
-      </w:r>
-      <w:r>
-        <w:rPr>
-          <w:rStyle w:val="FunctionTok"/>
-        </w:rPr>
-        <w:t xml:space="preserve">label</w:t>
-      </w:r>
-      <w:r>
-        <w:rPr>
-          <w:rStyle w:val="KeywordTok"/>
-        </w:rPr>
-        <w:t xml:space="preserve">:</w:t>
-      </w:r>
-      <w:r>
-        <w:rPr>
-          <w:rStyle w:val="AttributeTok"/>
-        </w:rPr>
-        <w:t xml:space="preserve"> Politiker</w:t>
-      </w:r>
-      <w:r>
-        <w:br/>
-      </w:r>
-      <w:r>
-        <w:rPr>
-          <w:rStyle w:val="AttributeTok"/>
-        </w:rPr>
-        <w:t xml:space="preserve">  </w:t>
-      </w:r>
-      <w:r>
-        <w:rPr>
-          <w:rStyle w:val="FunctionTok"/>
-        </w:rPr>
-        <w:t xml:space="preserve">valid_from</w:t>
-      </w:r>
-      <w:r>
-        <w:rPr>
-          <w:rStyle w:val="KeywordTok"/>
-        </w:rPr>
-        <w:t xml:space="preserve">:</w:t>
-      </w:r>
-      <w:r>
-        <w:rPr>
-          <w:rStyle w:val="AttributeTok"/>
-        </w:rPr>
-        <w:t xml:space="preserve"> 1964-01-01</w:t>
-      </w:r>
-      <w:r>
-        <w:br/>
-      </w:r>
-      <w:r>
-        <w:rPr>
-          <w:rStyle w:val="AttributeTok"/>
-        </w:rPr>
-        <w:t xml:space="preserve">  </w:t>
-      </w:r>
-      <w:r>
-        <w:rPr>
-          <w:rStyle w:val="FunctionTok"/>
-        </w:rPr>
-        <w:t xml:space="preserve">is_active</w:t>
-      </w:r>
-      <w:r>
-        <w:rPr>
-          <w:rStyle w:val="KeywordTok"/>
-        </w:rPr>
-        <w:t xml:space="preserve">:</w:t>
-      </w:r>
-      <w:r>
-        <w:rPr>
-          <w:rStyle w:val="AttributeTok"/>
-        </w:rPr>
-        <w:t xml:space="preserve"> </w:t>
-      </w:r>
-      <w:r>
-        <w:rPr>
-          <w:rStyle w:val="CharTok"/>
-        </w:rPr>
-        <w:t xml:space="preserve">true</w:t>
-      </w:r>
-      <w:r>
-        <w:br/>
-      </w:r>
-      <w:r>
-        <w:rPr>
-          <w:rStyle w:val="FunctionTok"/>
-        </w:rPr>
-        <w:t xml:space="preserve">trainings</w:t>
-      </w:r>
-      <w:r>
-        <w:rPr>
-          <w:rStyle w:val="KeywordTok"/>
-        </w:rPr>
-        <w:t xml:space="preserve">:</w:t>
-      </w:r>
-      <w:r>
-        <w:br/>
-      </w:r>
-      <w:r>
-        <w:rPr>
-          <w:rStyle w:val="KeywordTok"/>
-        </w:rPr>
-        <w:t xml:space="preserve">-</w:t>
-      </w:r>
-      <w:r>
-        <w:rPr>
-          <w:rStyle w:val="AttributeTok"/>
-        </w:rPr>
-        <w:t xml:space="preserve"> </w:t>
-      </w:r>
-      <w:r>
-        <w:rPr>
-          <w:rStyle w:val="FunctionTok"/>
-        </w:rPr>
-        <w:t xml:space="preserve">training_type</w:t>
-      </w:r>
-      <w:r>
-        <w:rPr>
-          <w:rStyle w:val="KeywordTok"/>
-        </w:rPr>
-        <w:t xml:space="preserve">:</w:t>
-      </w:r>
-      <w:r>
-        <w:rPr>
-          <w:rStyle w:val="AttributeTok"/>
-        </w:rPr>
-        <w:t xml:space="preserve"> </w:t>
-      </w:r>
-      <w:r>
-        <w:rPr>
-          <w:rStyle w:val="StringTok"/>
-        </w:rPr>
-        <w:t xml:space="preserve">'3223'</w:t>
-      </w:r>
-      <w:r>
-        <w:br/>
-      </w:r>
-      <w:r>
-        <w:rPr>
-          <w:rStyle w:val="AttributeTok"/>
-        </w:rPr>
-        <w:t xml:space="preserve">  </w:t>
-      </w:r>
-      <w:r>
-        <w:rPr>
-          <w:rStyle w:val="FunctionTok"/>
-        </w:rPr>
-        <w:t xml:space="preserve">value</w:t>
-      </w:r>
-      <w:r>
-        <w:rPr>
-          <w:rStyle w:val="KeywordTok"/>
-        </w:rPr>
-        <w:t xml:space="preserve">:</w:t>
-      </w:r>
-      <w:r>
-        <w:rPr>
-          <w:rStyle w:val="AttributeTok"/>
-        </w:rPr>
-        <w:t xml:space="preserve"> dipl. nat. ETH</w:t>
-      </w:r>
-      <w:r>
-        <w:br/>
-      </w:r>
-      <w:r>
-        <w:rPr>
-          <w:rStyle w:val="FunctionTok"/>
-        </w:rPr>
-        <w:t xml:space="preserve">contacts</w:t>
-      </w:r>
-      <w:r>
-        <w:rPr>
-          <w:rStyle w:val="KeywordTok"/>
-        </w:rPr>
-        <w:t xml:space="preserve">:</w:t>
-      </w:r>
-      <w:r>
-        <w:br/>
-      </w:r>
-      <w:r>
-        <w:rPr>
-          <w:rStyle w:val="KeywordTok"/>
-        </w:rPr>
-        <w:t xml:space="preserve">-</w:t>
-      </w:r>
-      <w:r>
-        <w:rPr>
-          <w:rStyle w:val="AttributeTok"/>
-        </w:rPr>
-        <w:t xml:space="preserve"> </w:t>
-      </w:r>
-      <w:r>
-        <w:rPr>
-          <w:rStyle w:val="FunctionTok"/>
-        </w:rPr>
-        <w:t xml:space="preserve">contact_type</w:t>
-      </w:r>
-      <w:r>
-        <w:rPr>
-          <w:rStyle w:val="KeywordTok"/>
-        </w:rPr>
-        <w:t xml:space="preserve">:</w:t>
-      </w:r>
-      <w:r>
-        <w:rPr>
-          <w:rStyle w:val="AttributeTok"/>
-        </w:rPr>
-        <w:t xml:space="preserve"> email</w:t>
-      </w:r>
-      <w:r>
-        <w:br/>
-      </w:r>
-      <w:r>
-        <w:rPr>
-          <w:rStyle w:val="AttributeTok"/>
-        </w:rPr>
-        <w:t xml:space="preserve">  </w:t>
-      </w:r>
-      <w:r>
-        <w:rPr>
-          <w:rStyle w:val="FunctionTok"/>
-        </w:rPr>
-        <w:t xml:space="preserve">value</w:t>
-      </w:r>
-      <w:r>
-        <w:rPr>
-          <w:rStyle w:val="KeywordTok"/>
-        </w:rPr>
-        <w:t xml:space="preserve">:</w:t>
-      </w:r>
-      <w:r>
-        <w:rPr>
-          <w:rStyle w:val="AttributeTok"/>
-        </w:rPr>
-        <w:t xml:space="preserve"> beat.jans@admin.ch</w:t>
-      </w:r>
-      <w:r>
-        <w:br/>
-      </w:r>
-      <w:r>
-        <w:rPr>
-          <w:rStyle w:val="KeywordTok"/>
-        </w:rPr>
-        <w:t xml:space="preserve">-</w:t>
-      </w:r>
-      <w:r>
-        <w:rPr>
-          <w:rStyle w:val="AttributeTok"/>
-        </w:rPr>
-        <w:t xml:space="preserve"> </w:t>
-      </w:r>
-      <w:r>
-        <w:rPr>
-          <w:rStyle w:val="FunctionTok"/>
-        </w:rPr>
-        <w:t xml:space="preserve">contact_type</w:t>
-      </w:r>
-      <w:r>
-        <w:rPr>
-          <w:rStyle w:val="KeywordTok"/>
-        </w:rPr>
-        <w:t xml:space="preserve">:</w:t>
-      </w:r>
-      <w:r>
-        <w:rPr>
-          <w:rStyle w:val="AttributeTok"/>
-        </w:rPr>
-        <w:t xml:space="preserve"> contact_website</w:t>
-      </w:r>
-      <w:r>
-        <w:br/>
-      </w:r>
-      <w:r>
-        <w:rPr>
-          <w:rStyle w:val="AttributeTok"/>
-        </w:rPr>
-        <w:t xml:space="preserve">  </w:t>
-      </w:r>
-      <w:r>
-        <w:rPr>
-          <w:rStyle w:val="FunctionTok"/>
-        </w:rPr>
-        <w:t xml:space="preserve">value</w:t>
-      </w:r>
-      <w:r>
-        <w:rPr>
-          <w:rStyle w:val="KeywordTok"/>
-        </w:rPr>
-        <w:t xml:space="preserve">:</w:t>
-      </w:r>
-      <w:r>
-        <w:rPr>
-          <w:rStyle w:val="AttributeTok"/>
-        </w:rPr>
-        <w:t xml:space="preserve"> http://www.beat-jans.ch</w:t>
+        <w:rPr>
+          <w:rStyle w:val="AttributeTok"/>
+        </w:rPr>
+        <w:t xml:space="preserve"> Brunel</w:t>
       </w:r>
     </w:p>
     <w:bookmarkEnd w:id="31"/>
-    <w:bookmarkStart w:id="32" w:name="X7dfdf916967534251c80aff5a6d4af223df0802"/>
+    <w:bookmarkStart w:id="32" w:name="Xc026d81848b51a29ffc247a74136a89a11ffa52"/>
     <w:p>
       <w:pPr>
         <w:pStyle w:val="berschrift4"/>
       </w:pPr>
       <w:r>
-        <w:t xml:space="preserve">Exemple : Indication de sexe non binaire avec profession et formation</w:t>
+        <w:t xml:space="preserve">Exemple : Prenom usuel different du prenom officiel</w:t>
       </w:r>
     </w:p>
     <w:p>
@@ -4090,7 +3349,13 @@
         <w:rPr>
           <w:rStyle w:val="AttributeTok"/>
         </w:rPr>
-        <w:t xml:space="preserve"> 72c7232be92944e3876f3b6723824ff9</w:t>
+        <w:t xml:space="preserve"> </w:t>
+      </w:r>
+      <w:r>
+        <w:rPr>
+          <w:rStyle w:val="DecValTok"/>
+        </w:rPr>
+        <w:t xml:space="preserve">1269</w:t>
       </w:r>
       <w:r>
         <w:br/>
@@ -4111,7 +3376,7 @@
         <w:rPr>
           <w:rStyle w:val="AttributeTok"/>
         </w:rPr>
-        <w:t xml:space="preserve"> https://stadtrat.bern.ch/de/mitglieder/detail.php?gid=72c7232be92944e3876f3b6723824ff9</w:t>
+        <w:t xml:space="preserve"> https://www4.ti.ch/poteri/gc/parlamento/composizione-del-parlamento/composizione-nelle-ultime-legislature/dettaglio-deputati/?user_gcparlamento_pi3%5BcanID%5D=1269</w:t>
       </w:r>
       <w:r>
         <w:br/>
@@ -4132,7 +3397,7 @@
         <w:rPr>
           <w:rStyle w:val="AttributeTok"/>
         </w:rPr>
-        <w:t xml:space="preserve"> Sofia Fisch</w:t>
+        <w:t xml:space="preserve"> Gerri Beretta-Piccoli</w:t>
       </w:r>
       <w:r>
         <w:br/>
@@ -4141,7 +3406,7 @@
         <w:rPr>
           <w:rStyle w:val="FunctionTok"/>
         </w:rPr>
-        <w:t xml:space="preserve">birth_year</w:t>
+        <w:t xml:space="preserve">names</w:t>
       </w:r>
       <w:r>
         <w:rPr>
@@ -4150,6 +3415,15 @@
         <w:t xml:space="preserve">:</w:t>
       </w:r>
       <w:r>
+        <w:br/>
+      </w:r>
+      <w:r>
+        <w:rPr>
+          <w:rStyle w:val="KeywordTok"/>
+        </w:rPr>
+        <w:t xml:space="preserve">-</w:t>
+      </w:r>
+      <w:r>
         <w:rPr>
           <w:rStyle w:val="AttributeTok"/>
         </w:rPr>
@@ -4157,18 +3431,36 @@
       </w:r>
       <w:r>
         <w:rPr>
-          <w:rStyle w:val="DecValTok"/>
-        </w:rPr>
-        <w:t xml:space="preserve">1996</w:t>
+          <w:rStyle w:val="FunctionTok"/>
+        </w:rPr>
+        <w:t xml:space="preserve">name_type</w:t>
+      </w:r>
+      <w:r>
+        <w:rPr>
+          <w:rStyle w:val="KeywordTok"/>
+        </w:rPr>
+        <w:t xml:space="preserve">:</w:t>
+      </w:r>
+      <w:r>
+        <w:rPr>
+          <w:rStyle w:val="AttributeTok"/>
+        </w:rPr>
+        <w:t xml:space="preserve"> PersonFirstName</w:t>
       </w:r>
       <w:r>
         <w:br/>
       </w:r>
       <w:r>
         <w:rPr>
+          <w:rStyle w:val="AttributeTok"/>
+        </w:rPr>
+        <w:t xml:space="preserve">  </w:t>
+      </w:r>
+      <w:r>
+        <w:rPr>
           <w:rStyle w:val="FunctionTok"/>
         </w:rPr>
-        <w:t xml:space="preserve">names</w:t>
+        <w:t xml:space="preserve">value</w:t>
       </w:r>
       <w:r>
         <w:rPr>
@@ -4177,6 +3469,12 @@
         <w:t xml:space="preserve">:</w:t>
       </w:r>
       <w:r>
+        <w:rPr>
+          <w:rStyle w:val="AttributeTok"/>
+        </w:rPr>
+        <w:t xml:space="preserve"> Fausto</w:t>
+      </w:r>
+      <w:r>
         <w:br/>
       </w:r>
       <w:r>
@@ -4207,7 +3505,7 @@
         <w:rPr>
           <w:rStyle w:val="AttributeTok"/>
         </w:rPr>
-        <w:t xml:space="preserve"> PersonFirstName</w:t>
+        <w:t xml:space="preserve"> PersonCallFirstName</w:t>
       </w:r>
       <w:r>
         <w:br/>
@@ -4234,7 +3532,7 @@
         <w:rPr>
           <w:rStyle w:val="AttributeTok"/>
         </w:rPr>
-        <w:t xml:space="preserve"> Sofia</w:t>
+        <w:t xml:space="preserve"> Gerri</w:t>
       </w:r>
       <w:r>
         <w:br/>
@@ -4294,254 +3592,17 @@
         <w:rPr>
           <w:rStyle w:val="AttributeTok"/>
         </w:rPr>
-        <w:t xml:space="preserve"> Fisch</w:t>
-      </w:r>
-      <w:r>
-        <w:br/>
-      </w:r>
-      <w:r>
-        <w:rPr>
-          <w:rStyle w:val="FunctionTok"/>
-        </w:rPr>
-        <w:t xml:space="preserve">genders</w:t>
-      </w:r>
-      <w:r>
-        <w:rPr>
-          <w:rStyle w:val="KeywordTok"/>
-        </w:rPr>
-        <w:t xml:space="preserve">:</w:t>
-      </w:r>
-      <w:r>
-        <w:br/>
-      </w:r>
-      <w:r>
-        <w:rPr>
-          <w:rStyle w:val="KeywordTok"/>
-        </w:rPr>
-        <w:t xml:space="preserve">-</w:t>
-      </w:r>
-      <w:r>
-        <w:rPr>
-          <w:rStyle w:val="AttributeTok"/>
-        </w:rPr>
-        <w:t xml:space="preserve"> </w:t>
-      </w:r>
-      <w:r>
-        <w:rPr>
-          <w:rStyle w:val="FunctionTok"/>
-        </w:rPr>
-        <w:t xml:space="preserve">gender_code</w:t>
-      </w:r>
-      <w:r>
-        <w:rPr>
-          <w:rStyle w:val="KeywordTok"/>
-        </w:rPr>
-        <w:t xml:space="preserve">:</w:t>
-      </w:r>
-      <w:r>
-        <w:rPr>
-          <w:rStyle w:val="AttributeTok"/>
-        </w:rPr>
-        <w:t xml:space="preserve"> non_binary</w:t>
-      </w:r>
-      <w:r>
-        <w:br/>
-      </w:r>
-      <w:r>
-        <w:rPr>
-          <w:rStyle w:val="AttributeTok"/>
-        </w:rPr>
-        <w:t xml:space="preserve">  </w:t>
-      </w:r>
-      <w:r>
-        <w:rPr>
-          <w:rStyle w:val="FunctionTok"/>
-        </w:rPr>
-        <w:t xml:space="preserve">label</w:t>
-      </w:r>
-      <w:r>
-        <w:rPr>
-          <w:rStyle w:val="KeywordTok"/>
-        </w:rPr>
-        <w:t xml:space="preserve">:</w:t>
-      </w:r>
-      <w:r>
-        <w:rPr>
-          <w:rStyle w:val="AttributeTok"/>
-        </w:rPr>
-        <w:t xml:space="preserve"> divers</w:t>
-      </w:r>
-      <w:r>
-        <w:br/>
-      </w:r>
-      <w:r>
-        <w:rPr>
-          <w:rStyle w:val="FunctionTok"/>
-        </w:rPr>
-        <w:t xml:space="preserve">occupations</w:t>
-      </w:r>
-      <w:r>
-        <w:rPr>
-          <w:rStyle w:val="KeywordTok"/>
-        </w:rPr>
-        <w:t xml:space="preserve">:</w:t>
-      </w:r>
-      <w:r>
-        <w:br/>
-      </w:r>
-      <w:r>
-        <w:rPr>
-          <w:rStyle w:val="KeywordTok"/>
-        </w:rPr>
-        <w:t xml:space="preserve">-</w:t>
-      </w:r>
-      <w:r>
-        <w:rPr>
-          <w:rStyle w:val="AttributeTok"/>
-        </w:rPr>
-        <w:t xml:space="preserve"> </w:t>
-      </w:r>
-      <w:r>
-        <w:rPr>
-          <w:rStyle w:val="FunctionTok"/>
-        </w:rPr>
-        <w:t xml:space="preserve">label</w:t>
-      </w:r>
-      <w:r>
-        <w:rPr>
-          <w:rStyle w:val="KeywordTok"/>
-        </w:rPr>
-        <w:t xml:space="preserve">:</w:t>
-      </w:r>
-      <w:r>
-        <w:rPr>
-          <w:rStyle w:val="AttributeTok"/>
-        </w:rPr>
-        <w:t xml:space="preserve"> Jurist*in</w:t>
-      </w:r>
-      <w:r>
-        <w:br/>
-      </w:r>
-      <w:r>
-        <w:rPr>
-          <w:rStyle w:val="AttributeTok"/>
-        </w:rPr>
-        <w:t xml:space="preserve">  </w:t>
-      </w:r>
-      <w:r>
-        <w:rPr>
-          <w:rStyle w:val="FunctionTok"/>
-        </w:rPr>
-        <w:t xml:space="preserve">is_active</w:t>
-      </w:r>
-      <w:r>
-        <w:rPr>
-          <w:rStyle w:val="KeywordTok"/>
-        </w:rPr>
-        <w:t xml:space="preserve">:</w:t>
-      </w:r>
-      <w:r>
-        <w:rPr>
-          <w:rStyle w:val="AttributeTok"/>
-        </w:rPr>
-        <w:t xml:space="preserve"> </w:t>
-      </w:r>
-      <w:r>
-        <w:rPr>
-          <w:rStyle w:val="CharTok"/>
-        </w:rPr>
-        <w:t xml:space="preserve">true</w:t>
-      </w:r>
-      <w:r>
-        <w:br/>
-      </w:r>
-      <w:r>
-        <w:rPr>
-          <w:rStyle w:val="FunctionTok"/>
-        </w:rPr>
-        <w:t xml:space="preserve">trainings</w:t>
-      </w:r>
-      <w:r>
-        <w:rPr>
-          <w:rStyle w:val="KeywordTok"/>
-        </w:rPr>
-        <w:t xml:space="preserve">:</w:t>
-      </w:r>
-      <w:r>
-        <w:br/>
-      </w:r>
-      <w:r>
-        <w:rPr>
-          <w:rStyle w:val="KeywordTok"/>
-        </w:rPr>
-        <w:t xml:space="preserve">-</w:t>
-      </w:r>
-      <w:r>
-        <w:rPr>
-          <w:rStyle w:val="AttributeTok"/>
-        </w:rPr>
-        <w:t xml:space="preserve"> </w:t>
-      </w:r>
-      <w:r>
-        <w:rPr>
-          <w:rStyle w:val="FunctionTok"/>
-        </w:rPr>
-        <w:t xml:space="preserve">training_type</w:t>
-      </w:r>
-      <w:r>
-        <w:rPr>
-          <w:rStyle w:val="KeywordTok"/>
-        </w:rPr>
-        <w:t xml:space="preserve">:</w:t>
-      </w:r>
-      <w:r>
-        <w:rPr>
-          <w:rStyle w:val="AttributeTok"/>
-        </w:rPr>
-        <w:t xml:space="preserve"> </w:t>
-      </w:r>
-      <w:r>
-        <w:rPr>
-          <w:rStyle w:val="StringTok"/>
-        </w:rPr>
-        <w:t xml:space="preserve">'3223'</w:t>
-      </w:r>
-      <w:r>
-        <w:br/>
-      </w:r>
-      <w:r>
-        <w:rPr>
-          <w:rStyle w:val="AttributeTok"/>
-        </w:rPr>
-        <w:t xml:space="preserve">  </w:t>
-      </w:r>
-      <w:r>
-        <w:rPr>
-          <w:rStyle w:val="FunctionTok"/>
-        </w:rPr>
-        <w:t xml:space="preserve">value</w:t>
-      </w:r>
-      <w:r>
-        <w:rPr>
-          <w:rStyle w:val="KeywordTok"/>
-        </w:rPr>
-        <w:t xml:space="preserve">:</w:t>
-      </w:r>
-      <w:r>
-        <w:rPr>
-          <w:rStyle w:val="AttributeTok"/>
-        </w:rPr>
-        <w:t xml:space="preserve"> MLaw</w:t>
+        <w:t xml:space="preserve"> Beretta-Piccoli</w:t>
       </w:r>
     </w:p>
     <w:bookmarkEnd w:id="32"/>
-    <w:bookmarkStart w:id="33" w:name="X70f752615c3ce1de9fb9a52f55ff52482c89518"/>
+    <w:bookmarkStart w:id="33" w:name="X7dfdf916967534251c80aff5a6d4af223df0802"/>
     <w:p>
       <w:pPr>
         <w:pStyle w:val="berschrift4"/>
       </w:pPr>
       <w:r>
-        <w:t xml:space="preserve">Exemple : Variante de nom a cote du double nom officiel</w:t>
+        <w:t xml:space="preserve">Exemple : Indication de sexe non binaire avec profession et formation</w:t>
       </w:r>
     </w:p>
     <w:p>
@@ -4564,13 +3625,76 @@
         <w:rPr>
           <w:rStyle w:val="AttributeTok"/>
         </w:rPr>
+        <w:t xml:space="preserve"> 72c7232be92944e3876f3b6723824ff9</w:t>
+      </w:r>
+      <w:r>
+        <w:br/>
+      </w:r>
+      <w:r>
+        <w:rPr>
+          <w:rStyle w:val="FunctionTok"/>
+        </w:rPr>
+        <w:t xml:space="preserve">global_uri</w:t>
+      </w:r>
+      <w:r>
+        <w:rPr>
+          <w:rStyle w:val="KeywordTok"/>
+        </w:rPr>
+        <w:t xml:space="preserve">:</w:t>
+      </w:r>
+      <w:r>
+        <w:rPr>
+          <w:rStyle w:val="AttributeTok"/>
+        </w:rPr>
+        <w:t xml:space="preserve"> https://stadtrat.bern.ch/de/mitglieder/detail.php?gid=72c7232be92944e3876f3b6723824ff9</w:t>
+      </w:r>
+      <w:r>
+        <w:br/>
+      </w:r>
+      <w:r>
+        <w:rPr>
+          <w:rStyle w:val="FunctionTok"/>
+        </w:rPr>
+        <w:t xml:space="preserve">label</w:t>
+      </w:r>
+      <w:r>
+        <w:rPr>
+          <w:rStyle w:val="KeywordTok"/>
+        </w:rPr>
+        <w:t xml:space="preserve">:</w:t>
+      </w:r>
+      <w:r>
+        <w:rPr>
+          <w:rStyle w:val="AttributeTok"/>
+        </w:rPr>
+        <w:t xml:space="preserve"> Sofia Fisch</w:t>
+      </w:r>
+      <w:r>
+        <w:br/>
+      </w:r>
+      <w:r>
+        <w:rPr>
+          <w:rStyle w:val="FunctionTok"/>
+        </w:rPr>
+        <w:t xml:space="preserve">birth_year</w:t>
+      </w:r>
+      <w:r>
+        <w:rPr>
+          <w:rStyle w:val="KeywordTok"/>
+        </w:rPr>
+        <w:t xml:space="preserve">:</w:t>
+      </w:r>
+      <w:r>
+        <w:rPr>
+          <w:rStyle w:val="AttributeTok"/>
+        </w:rPr>
         <w:t xml:space="preserve"> </w:t>
       </w:r>
       <w:r>
         <w:rPr>
           <w:rStyle w:val="DecValTok"/>
         </w:rPr>
-        <w:t xml:space="preserve">280958</w:t>
+        <w:t xml:space="preserve">1996</w:t>
       </w:r>
       <w:r>
         <w:br/>
@@ -4579,7 +3703,7 @@
         <w:rPr>
           <w:rStyle w:val="FunctionTok"/>
         </w:rPr>
-        <w:t xml:space="preserve">global_uri</w:t>
+        <w:t xml:space="preserve">names</w:t>
       </w:r>
       <w:r>
         <w:rPr>
@@ -4588,18 +3712,186 @@
         <w:t xml:space="preserve">:</w:t>
       </w:r>
       <w:r>
-        <w:rPr>
-          <w:rStyle w:val="AttributeTok"/>
-        </w:rPr>
-        <w:t xml:space="preserve"> https://parlament.winterthur.ch/behoerdenmitglieder/280958</w:t>
-      </w:r>
-      <w:r>
         <w:br/>
       </w:r>
       <w:r>
         <w:rPr>
+          <w:rStyle w:val="KeywordTok"/>
+        </w:rPr>
+        <w:t xml:space="preserve">-</w:t>
+      </w:r>
+      <w:r>
+        <w:rPr>
+          <w:rStyle w:val="AttributeTok"/>
+        </w:rPr>
+        <w:t xml:space="preserve"> </w:t>
+      </w:r>
+      <w:r>
+        <w:rPr>
           <w:rStyle w:val="FunctionTok"/>
         </w:rPr>
+        <w:t xml:space="preserve">name_type</w:t>
+      </w:r>
+      <w:r>
+        <w:rPr>
+          <w:rStyle w:val="KeywordTok"/>
+        </w:rPr>
+        <w:t xml:space="preserve">:</w:t>
+      </w:r>
+      <w:r>
+        <w:rPr>
+          <w:rStyle w:val="AttributeTok"/>
+        </w:rPr>
+        <w:t xml:space="preserve"> PersonFirstName</w:t>
+      </w:r>
+      <w:r>
+        <w:br/>
+      </w:r>
+      <w:r>
+        <w:rPr>
+          <w:rStyle w:val="AttributeTok"/>
+        </w:rPr>
+        <w:t xml:space="preserve">  </w:t>
+      </w:r>
+      <w:r>
+        <w:rPr>
+          <w:rStyle w:val="FunctionTok"/>
+        </w:rPr>
+        <w:t xml:space="preserve">value</w:t>
+      </w:r>
+      <w:r>
+        <w:rPr>
+          <w:rStyle w:val="KeywordTok"/>
+        </w:rPr>
+        <w:t xml:space="preserve">:</w:t>
+      </w:r>
+      <w:r>
+        <w:rPr>
+          <w:rStyle w:val="AttributeTok"/>
+        </w:rPr>
+        <w:t xml:space="preserve"> Sofia</w:t>
+      </w:r>
+      <w:r>
+        <w:br/>
+      </w:r>
+      <w:r>
+        <w:rPr>
+          <w:rStyle w:val="KeywordTok"/>
+        </w:rPr>
+        <w:t xml:space="preserve">-</w:t>
+      </w:r>
+      <w:r>
+        <w:rPr>
+          <w:rStyle w:val="AttributeTok"/>
+        </w:rPr>
+        <w:t xml:space="preserve"> </w:t>
+      </w:r>
+      <w:r>
+        <w:rPr>
+          <w:rStyle w:val="FunctionTok"/>
+        </w:rPr>
+        <w:t xml:space="preserve">name_type</w:t>
+      </w:r>
+      <w:r>
+        <w:rPr>
+          <w:rStyle w:val="KeywordTok"/>
+        </w:rPr>
+        <w:t xml:space="preserve">:</w:t>
+      </w:r>
+      <w:r>
+        <w:rPr>
+          <w:rStyle w:val="AttributeTok"/>
+        </w:rPr>
+        <w:t xml:space="preserve"> PersonOfficialName</w:t>
+      </w:r>
+      <w:r>
+        <w:br/>
+      </w:r>
+      <w:r>
+        <w:rPr>
+          <w:rStyle w:val="AttributeTok"/>
+        </w:rPr>
+        <w:t xml:space="preserve">  </w:t>
+      </w:r>
+      <w:r>
+        <w:rPr>
+          <w:rStyle w:val="FunctionTok"/>
+        </w:rPr>
+        <w:t xml:space="preserve">value</w:t>
+      </w:r>
+      <w:r>
+        <w:rPr>
+          <w:rStyle w:val="KeywordTok"/>
+        </w:rPr>
+        <w:t xml:space="preserve">:</w:t>
+      </w:r>
+      <w:r>
+        <w:rPr>
+          <w:rStyle w:val="AttributeTok"/>
+        </w:rPr>
+        <w:t xml:space="preserve"> Fisch</w:t>
+      </w:r>
+      <w:r>
+        <w:br/>
+      </w:r>
+      <w:r>
+        <w:rPr>
+          <w:rStyle w:val="FunctionTok"/>
+        </w:rPr>
+        <w:t xml:space="preserve">genders</w:t>
+      </w:r>
+      <w:r>
+        <w:rPr>
+          <w:rStyle w:val="KeywordTok"/>
+        </w:rPr>
+        <w:t xml:space="preserve">:</w:t>
+      </w:r>
+      <w:r>
+        <w:br/>
+      </w:r>
+      <w:r>
+        <w:rPr>
+          <w:rStyle w:val="KeywordTok"/>
+        </w:rPr>
+        <w:t xml:space="preserve">-</w:t>
+      </w:r>
+      <w:r>
+        <w:rPr>
+          <w:rStyle w:val="AttributeTok"/>
+        </w:rPr>
+        <w:t xml:space="preserve"> </w:t>
+      </w:r>
+      <w:r>
+        <w:rPr>
+          <w:rStyle w:val="FunctionTok"/>
+        </w:rPr>
+        <w:t xml:space="preserve">gender_code</w:t>
+      </w:r>
+      <w:r>
+        <w:rPr>
+          <w:rStyle w:val="KeywordTok"/>
+        </w:rPr>
+        <w:t xml:space="preserve">:</w:t>
+      </w:r>
+      <w:r>
+        <w:rPr>
+          <w:rStyle w:val="AttributeTok"/>
+        </w:rPr>
+        <w:t xml:space="preserve"> non_binary</w:t>
+      </w:r>
+      <w:r>
+        <w:br/>
+      </w:r>
+      <w:r>
+        <w:rPr>
+          <w:rStyle w:val="AttributeTok"/>
+        </w:rPr>
+        <w:t xml:space="preserve">  </w:t>
+      </w:r>
+      <w:r>
+        <w:rPr>
+          <w:rStyle w:val="FunctionTok"/>
+        </w:rPr>
         <w:t xml:space="preserve">label</w:t>
       </w:r>
       <w:r>
@@ -4612,7 +3904,7 @@
         <w:rPr>
           <w:rStyle w:val="AttributeTok"/>
         </w:rPr>
-        <w:t xml:space="preserve"> Cristina Bozzi-Brunel</w:t>
+        <w:t xml:space="preserve"> divers</w:t>
       </w:r>
       <w:r>
         <w:br/>
@@ -4621,7 +3913,7 @@
         <w:rPr>
           <w:rStyle w:val="FunctionTok"/>
         </w:rPr>
-        <w:t xml:space="preserve">names</w:t>
+        <w:t xml:space="preserve">occupations</w:t>
       </w:r>
       <w:r>
         <w:rPr>
@@ -4648,7 +3940,7 @@
         <w:rPr>
           <w:rStyle w:val="FunctionTok"/>
         </w:rPr>
-        <w:t xml:space="preserve">name_type</w:t>
+        <w:t xml:space="preserve">label</w:t>
       </w:r>
       <w:r>
         <w:rPr>
@@ -4660,7 +3952,7 @@
         <w:rPr>
           <w:rStyle w:val="AttributeTok"/>
         </w:rPr>
-        <w:t xml:space="preserve"> PersonFirstName</w:t>
+        <w:t xml:space="preserve"> Jurist*in</w:t>
       </w:r>
       <w:r>
         <w:br/>
@@ -4675,6 +3967,93 @@
         <w:rPr>
           <w:rStyle w:val="FunctionTok"/>
         </w:rPr>
+        <w:t xml:space="preserve">is_active</w:t>
+      </w:r>
+      <w:r>
+        <w:rPr>
+          <w:rStyle w:val="KeywordTok"/>
+        </w:rPr>
+        <w:t xml:space="preserve">:</w:t>
+      </w:r>
+      <w:r>
+        <w:rPr>
+          <w:rStyle w:val="AttributeTok"/>
+        </w:rPr>
+        <w:t xml:space="preserve"> </w:t>
+      </w:r>
+      <w:r>
+        <w:rPr>
+          <w:rStyle w:val="CharTok"/>
+        </w:rPr>
+        <w:t xml:space="preserve">true</w:t>
+      </w:r>
+      <w:r>
+        <w:br/>
+      </w:r>
+      <w:r>
+        <w:rPr>
+          <w:rStyle w:val="FunctionTok"/>
+        </w:rPr>
+        <w:t xml:space="preserve">trainings</w:t>
+      </w:r>
+      <w:r>
+        <w:rPr>
+          <w:rStyle w:val="KeywordTok"/>
+        </w:rPr>
+        <w:t xml:space="preserve">:</w:t>
+      </w:r>
+      <w:r>
+        <w:br/>
+      </w:r>
+      <w:r>
+        <w:rPr>
+          <w:rStyle w:val="KeywordTok"/>
+        </w:rPr>
+        <w:t xml:space="preserve">-</w:t>
+      </w:r>
+      <w:r>
+        <w:rPr>
+          <w:rStyle w:val="AttributeTok"/>
+        </w:rPr>
+        <w:t xml:space="preserve"> </w:t>
+      </w:r>
+      <w:r>
+        <w:rPr>
+          <w:rStyle w:val="FunctionTok"/>
+        </w:rPr>
+        <w:t xml:space="preserve">training_type</w:t>
+      </w:r>
+      <w:r>
+        <w:rPr>
+          <w:rStyle w:val="KeywordTok"/>
+        </w:rPr>
+        <w:t xml:space="preserve">:</w:t>
+      </w:r>
+      <w:r>
+        <w:rPr>
+          <w:rStyle w:val="AttributeTok"/>
+        </w:rPr>
+        <w:t xml:space="preserve"> </w:t>
+      </w:r>
+      <w:r>
+        <w:rPr>
+          <w:rStyle w:val="StringTok"/>
+        </w:rPr>
+        <w:t xml:space="preserve">'3223'</w:t>
+      </w:r>
+      <w:r>
+        <w:br/>
+      </w:r>
+      <w:r>
+        <w:rPr>
+          <w:rStyle w:val="AttributeTok"/>
+        </w:rPr>
+        <w:t xml:space="preserve">  </w:t>
+      </w:r>
+      <w:r>
+        <w:rPr>
+          <w:rStyle w:val="FunctionTok"/>
+        </w:rPr>
         <w:t xml:space="preserve">value</w:t>
       </w:r>
       <w:r>
@@ -4687,137 +4066,17 @@
         <w:rPr>
           <w:rStyle w:val="AttributeTok"/>
         </w:rPr>
-        <w:t xml:space="preserve"> Cristina</w:t>
-      </w:r>
-      <w:r>
-        <w:br/>
-      </w:r>
-      <w:r>
-        <w:rPr>
-          <w:rStyle w:val="KeywordTok"/>
-        </w:rPr>
-        <w:t xml:space="preserve">-</w:t>
-      </w:r>
-      <w:r>
-        <w:rPr>
-          <w:rStyle w:val="AttributeTok"/>
-        </w:rPr>
-        <w:t xml:space="preserve"> </w:t>
-      </w:r>
-      <w:r>
-        <w:rPr>
-          <w:rStyle w:val="FunctionTok"/>
-        </w:rPr>
-        <w:t xml:space="preserve">name_type</w:t>
-      </w:r>
-      <w:r>
-        <w:rPr>
-          <w:rStyle w:val="KeywordTok"/>
-        </w:rPr>
-        <w:t xml:space="preserve">:</w:t>
-      </w:r>
-      <w:r>
-        <w:rPr>
-          <w:rStyle w:val="AttributeTok"/>
-        </w:rPr>
-        <w:t xml:space="preserve"> PersonOfficialName</w:t>
-      </w:r>
-      <w:r>
-        <w:br/>
-      </w:r>
-      <w:r>
-        <w:rPr>
-          <w:rStyle w:val="AttributeTok"/>
-        </w:rPr>
-        <w:t xml:space="preserve">  </w:t>
-      </w:r>
-      <w:r>
-        <w:rPr>
-          <w:rStyle w:val="FunctionTok"/>
-        </w:rPr>
-        <w:t xml:space="preserve">value</w:t>
-      </w:r>
-      <w:r>
-        <w:rPr>
-          <w:rStyle w:val="KeywordTok"/>
-        </w:rPr>
-        <w:t xml:space="preserve">:</w:t>
-      </w:r>
-      <w:r>
-        <w:rPr>
-          <w:rStyle w:val="AttributeTok"/>
-        </w:rPr>
-        <w:t xml:space="preserve"> Bozzi-Brunel</w:t>
-      </w:r>
-      <w:r>
-        <w:br/>
-      </w:r>
-      <w:r>
-        <w:rPr>
-          <w:rStyle w:val="KeywordTok"/>
-        </w:rPr>
-        <w:t xml:space="preserve">-</w:t>
-      </w:r>
-      <w:r>
-        <w:rPr>
-          <w:rStyle w:val="AttributeTok"/>
-        </w:rPr>
-        <w:t xml:space="preserve"> </w:t>
-      </w:r>
-      <w:r>
-        <w:rPr>
-          <w:rStyle w:val="FunctionTok"/>
-        </w:rPr>
-        <w:t xml:space="preserve">name_type</w:t>
-      </w:r>
-      <w:r>
-        <w:rPr>
-          <w:rStyle w:val="KeywordTok"/>
-        </w:rPr>
-        <w:t xml:space="preserve">:</w:t>
-      </w:r>
-      <w:r>
-        <w:rPr>
-          <w:rStyle w:val="AttributeTok"/>
-        </w:rPr>
-        <w:t xml:space="preserve"> PersonOriginalName</w:t>
-      </w:r>
-      <w:r>
-        <w:br/>
-      </w:r>
-      <w:r>
-        <w:rPr>
-          <w:rStyle w:val="AttributeTok"/>
-        </w:rPr>
-        <w:t xml:space="preserve">  </w:t>
-      </w:r>
-      <w:r>
-        <w:rPr>
-          <w:rStyle w:val="FunctionTok"/>
-        </w:rPr>
-        <w:t xml:space="preserve">value</w:t>
-      </w:r>
-      <w:r>
-        <w:rPr>
-          <w:rStyle w:val="KeywordTok"/>
-        </w:rPr>
-        <w:t xml:space="preserve">:</w:t>
-      </w:r>
-      <w:r>
-        <w:rPr>
-          <w:rStyle w:val="AttributeTok"/>
-        </w:rPr>
-        <w:t xml:space="preserve"> Brunel</w:t>
+        <w:t xml:space="preserve"> MLaw</w:t>
       </w:r>
     </w:p>
     <w:bookmarkEnd w:id="33"/>
-    <w:bookmarkStart w:id="34" w:name="X62045cfcf08e2f9ee1b88fa30a8f3a37914818a"/>
+    <w:bookmarkStart w:id="34" w:name="X2a8ab9eff89a19567726fed606aa6980fc3dc43"/>
     <w:p>
       <w:pPr>
         <w:pStyle w:val="berschrift4"/>
       </w:pPr>
       <w:r>
-        <w:t xml:space="preserve">Exemple : Distinguer des personnes homonymes par le label deuxieme per</w:t>
+        <w:t xml:space="preserve">Exemple : Distinguer des personnes homonymes par le label</w:t>
       </w:r>
     </w:p>
     <w:p>
@@ -4846,7 +4105,7 @@
         <w:rPr>
           <w:rStyle w:val="DecValTok"/>
         </w:rPr>
-        <w:t xml:space="preserve">6370</w:t>
+        <w:t xml:space="preserve">6447</w:t>
       </w:r>
       <w:r>
         <w:br/>
@@ -4867,7 +4126,7 @@
         <w:rPr>
           <w:rStyle w:val="AttributeTok"/>
         </w:rPr>
-        <w:t xml:space="preserve"> https://www.ur.ch/behoerdenmitglieder/6370</w:t>
+        <w:t xml:space="preserve"> https://www.ur.ch/behoerdenmitglieder/6447</w:t>
       </w:r>
       <w:r>
         <w:br/>
@@ -4888,7 +4147,7 @@
         <w:rPr>
           <w:rStyle w:val="AttributeTok"/>
         </w:rPr>
-        <w:t xml:space="preserve"> Alois Arnold (1965)</w:t>
+        <w:t xml:space="preserve"> Alois Arnold (1981)</w:t>
       </w:r>
       <w:r>
         <w:br/>
@@ -4915,7 +4174,7 @@
         <w:rPr>
           <w:rStyle w:val="DecValTok"/>
         </w:rPr>
-        <w:t xml:space="preserve">1965</w:t>
+        <w:t xml:space="preserve">1981</w:t>
       </w:r>
       <w:r>
         <w:br/>
@@ -5054,13 +4313,13 @@
       </w:r>
     </w:p>
     <w:bookmarkEnd w:id="34"/>
-    <w:bookmarkStart w:id="35" w:name="X2a8ab9eff89a19567726fed606aa6980fc3dc43"/>
+    <w:bookmarkStart w:id="35" w:name="Xcbde4100ac1b6a389c12d1b9928cb3e6030df94"/>
     <w:p>
       <w:pPr>
         <w:pStyle w:val="berschrift4"/>
       </w:pPr>
       <w:r>
-        <w:t xml:space="preserve">Exemple : Distinguer des personnes homonymes par le label</w:t>
+        <w:t xml:space="preserve">Exemple : Personne saisie de maniere complete</w:t>
       </w:r>
     </w:p>
     <w:p>
@@ -5089,7 +4348,7 @@
         <w:rPr>
           <w:rStyle w:val="DecValTok"/>
         </w:rPr>
-        <w:t xml:space="preserve">6447</w:t>
+        <w:t xml:space="preserve">4032</w:t>
       </w:r>
       <w:r>
         <w:br/>
@@ -5110,7 +4369,7 @@
         <w:rPr>
           <w:rStyle w:val="AttributeTok"/>
         </w:rPr>
-        <w:t xml:space="preserve"> https://www.ur.ch/behoerdenmitglieder/6447</w:t>
+        <w:t xml:space="preserve"> https://www.admin.ch/de/beat-jans</w:t>
       </w:r>
       <w:r>
         <w:br/>
@@ -5119,6 +4378,27 @@
         <w:rPr>
           <w:rStyle w:val="FunctionTok"/>
         </w:rPr>
+        <w:t xml:space="preserve">wikidata_uri</w:t>
+      </w:r>
+      <w:r>
+        <w:rPr>
+          <w:rStyle w:val="KeywordTok"/>
+        </w:rPr>
+        <w:t xml:space="preserve">:</w:t>
+      </w:r>
+      <w:r>
+        <w:rPr>
+          <w:rStyle w:val="AttributeTok"/>
+        </w:rPr>
+        <w:t xml:space="preserve"> http://www.wikidata.org/entity/Q813067</w:t>
+      </w:r>
+      <w:r>
+        <w:br/>
+      </w:r>
+      <w:r>
+        <w:rPr>
+          <w:rStyle w:val="FunctionTok"/>
+        </w:rPr>
         <w:t xml:space="preserve">label</w:t>
       </w:r>
       <w:r>
@@ -5131,7 +4411,7 @@
         <w:rPr>
           <w:rStyle w:val="AttributeTok"/>
         </w:rPr>
-        <w:t xml:space="preserve"> Alois Arnold (1981)</w:t>
+        <w:t xml:space="preserve"> Beat Jans</w:t>
       </w:r>
       <w:r>
         <w:br/>
@@ -5140,6 +4420,27 @@
         <w:rPr>
           <w:rStyle w:val="FunctionTok"/>
         </w:rPr>
+        <w:t xml:space="preserve">label_long</w:t>
+      </w:r>
+      <w:r>
+        <w:rPr>
+          <w:rStyle w:val="KeywordTok"/>
+        </w:rPr>
+        <w:t xml:space="preserve">:</w:t>
+      </w:r>
+      <w:r>
+        <w:rPr>
+          <w:rStyle w:val="AttributeTok"/>
+        </w:rPr>
+        <w:t xml:space="preserve"> Beat Jans, dipl. nat. ETH</w:t>
+      </w:r>
+      <w:r>
+        <w:br/>
+      </w:r>
+      <w:r>
+        <w:rPr>
+          <w:rStyle w:val="FunctionTok"/>
+        </w:rPr>
         <w:t xml:space="preserve">birth_year</w:t>
       </w:r>
       <w:r>
@@ -5158,7 +4459,7 @@
         <w:rPr>
           <w:rStyle w:val="DecValTok"/>
         </w:rPr>
-        <w:t xml:space="preserve">1981</w:t>
+        <w:t xml:space="preserve">1964</w:t>
       </w:r>
       <w:r>
         <w:br/>
@@ -5167,6 +4468,48 @@
         <w:rPr>
           <w:rStyle w:val="FunctionTok"/>
         </w:rPr>
+        <w:t xml:space="preserve">birth_date</w:t>
+      </w:r>
+      <w:r>
+        <w:rPr>
+          <w:rStyle w:val="KeywordTok"/>
+        </w:rPr>
+        <w:t xml:space="preserve">:</w:t>
+      </w:r>
+      <w:r>
+        <w:rPr>
+          <w:rStyle w:val="AttributeTok"/>
+        </w:rPr>
+        <w:t xml:space="preserve"> 1964-07-12</w:t>
+      </w:r>
+      <w:r>
+        <w:br/>
+      </w:r>
+      <w:r>
+        <w:rPr>
+          <w:rStyle w:val="FunctionTok"/>
+        </w:rPr>
+        <w:t xml:space="preserve">picture</w:t>
+      </w:r>
+      <w:r>
+        <w:rPr>
+          <w:rStyle w:val="KeywordTok"/>
+        </w:rPr>
+        <w:t xml:space="preserve">:</w:t>
+      </w:r>
+      <w:r>
+        <w:rPr>
+          <w:rStyle w:val="AttributeTok"/>
+        </w:rPr>
+        <w:t xml:space="preserve"> https://commons.wikimedia.org/wiki/File:Beat_Jans_(2026)_(cropped).jpg</w:t>
+      </w:r>
+      <w:r>
+        <w:br/>
+      </w:r>
+      <w:r>
+        <w:rPr>
+          <w:rStyle w:val="FunctionTok"/>
+        </w:rPr>
         <w:t xml:space="preserve">names</w:t>
       </w:r>
       <w:r>
@@ -5233,7 +4576,7 @@
         <w:rPr>
           <w:rStyle w:val="AttributeTok"/>
         </w:rPr>
-        <w:t xml:space="preserve"> Alois</w:t>
+        <w:t xml:space="preserve"> Beat</w:t>
       </w:r>
       <w:r>
         <w:br/>
@@ -5293,17 +4636,707 @@
         <w:rPr>
           <w:rStyle w:val="AttributeTok"/>
         </w:rPr>
-        <w:t xml:space="preserve"> Arnold</w:t>
+        <w:t xml:space="preserve"> Jans</w:t>
+      </w:r>
+      <w:r>
+        <w:br/>
+      </w:r>
+      <w:r>
+        <w:rPr>
+          <w:rStyle w:val="AttributeTok"/>
+        </w:rPr>
+        <w:t xml:space="preserve">  </w:t>
+      </w:r>
+      <w:r>
+        <w:rPr>
+          <w:rStyle w:val="FunctionTok"/>
+        </w:rPr>
+        <w:t xml:space="preserve">valid_from</w:t>
+      </w:r>
+      <w:r>
+        <w:rPr>
+          <w:rStyle w:val="KeywordTok"/>
+        </w:rPr>
+        <w:t xml:space="preserve">:</w:t>
+      </w:r>
+      <w:r>
+        <w:rPr>
+          <w:rStyle w:val="AttributeTok"/>
+        </w:rPr>
+        <w:t xml:space="preserve"> 1964-07-12</w:t>
+      </w:r>
+      <w:r>
+        <w:br/>
+      </w:r>
+      <w:r>
+        <w:rPr>
+          <w:rStyle w:val="FunctionTok"/>
+        </w:rPr>
+        <w:t xml:space="preserve">addresses</w:t>
+      </w:r>
+      <w:r>
+        <w:rPr>
+          <w:rStyle w:val="KeywordTok"/>
+        </w:rPr>
+        <w:t xml:space="preserve">:</w:t>
+      </w:r>
+      <w:r>
+        <w:br/>
+      </w:r>
+      <w:r>
+        <w:rPr>
+          <w:rStyle w:val="KeywordTok"/>
+        </w:rPr>
+        <w:t xml:space="preserve">-</w:t>
+      </w:r>
+      <w:r>
+        <w:rPr>
+          <w:rStyle w:val="AttributeTok"/>
+        </w:rPr>
+        <w:t xml:space="preserve"> </w:t>
+      </w:r>
+      <w:r>
+        <w:rPr>
+          <w:rStyle w:val="FunctionTok"/>
+        </w:rPr>
+        <w:t xml:space="preserve">address_type</w:t>
+      </w:r>
+      <w:r>
+        <w:rPr>
+          <w:rStyle w:val="KeywordTok"/>
+        </w:rPr>
+        <w:t xml:space="preserve">:</w:t>
+      </w:r>
+      <w:r>
+        <w:rPr>
+          <w:rStyle w:val="AttributeTok"/>
+        </w:rPr>
+        <w:t xml:space="preserve"> businessAddress</w:t>
+      </w:r>
+      <w:r>
+        <w:br/>
+      </w:r>
+      <w:r>
+        <w:rPr>
+          <w:rStyle w:val="AttributeTok"/>
+        </w:rPr>
+        <w:t xml:space="preserve">  </w:t>
+      </w:r>
+      <w:r>
+        <w:rPr>
+          <w:rStyle w:val="FunctionTok"/>
+        </w:rPr>
+        <w:t xml:space="preserve">postal_locality</w:t>
+      </w:r>
+      <w:r>
+        <w:rPr>
+          <w:rStyle w:val="KeywordTok"/>
+        </w:rPr>
+        <w:t xml:space="preserve">:</w:t>
+      </w:r>
+      <w:r>
+        <w:rPr>
+          <w:rStyle w:val="AttributeTok"/>
+        </w:rPr>
+        <w:t xml:space="preserve"> Basel-Stadt</w:t>
+      </w:r>
+      <w:r>
+        <w:br/>
+      </w:r>
+      <w:r>
+        <w:rPr>
+          <w:rStyle w:val="FunctionTok"/>
+        </w:rPr>
+        <w:t xml:space="preserve">language_proficiencies</w:t>
+      </w:r>
+      <w:r>
+        <w:rPr>
+          <w:rStyle w:val="KeywordTok"/>
+        </w:rPr>
+        <w:t xml:space="preserve">:</w:t>
+      </w:r>
+      <w:r>
+        <w:br/>
+      </w:r>
+      <w:r>
+        <w:rPr>
+          <w:rStyle w:val="KeywordTok"/>
+        </w:rPr>
+        <w:t xml:space="preserve">-</w:t>
+      </w:r>
+      <w:r>
+        <w:rPr>
+          <w:rStyle w:val="AttributeTok"/>
+        </w:rPr>
+        <w:t xml:space="preserve"> </w:t>
+      </w:r>
+      <w:r>
+        <w:rPr>
+          <w:rStyle w:val="FunctionTok"/>
+        </w:rPr>
+        <w:t xml:space="preserve">language</w:t>
+      </w:r>
+      <w:r>
+        <w:rPr>
+          <w:rStyle w:val="KeywordTok"/>
+        </w:rPr>
+        <w:t xml:space="preserve">:</w:t>
+      </w:r>
+      <w:r>
+        <w:rPr>
+          <w:rStyle w:val="AttributeTok"/>
+        </w:rPr>
+        <w:t xml:space="preserve"> de</w:t>
+      </w:r>
+      <w:r>
+        <w:br/>
+      </w:r>
+      <w:r>
+        <w:rPr>
+          <w:rStyle w:val="AttributeTok"/>
+        </w:rPr>
+        <w:t xml:space="preserve">  </w:t>
+      </w:r>
+      <w:r>
+        <w:rPr>
+          <w:rStyle w:val="FunctionTok"/>
+        </w:rPr>
+        <w:t xml:space="preserve">is_correspondence</w:t>
+      </w:r>
+      <w:r>
+        <w:rPr>
+          <w:rStyle w:val="KeywordTok"/>
+        </w:rPr>
+        <w:t xml:space="preserve">:</w:t>
+      </w:r>
+      <w:r>
+        <w:rPr>
+          <w:rStyle w:val="AttributeTok"/>
+        </w:rPr>
+        <w:t xml:space="preserve"> </w:t>
+      </w:r>
+      <w:r>
+        <w:rPr>
+          <w:rStyle w:val="CharTok"/>
+        </w:rPr>
+        <w:t xml:space="preserve">true</w:t>
+      </w:r>
+      <w:r>
+        <w:br/>
+      </w:r>
+      <w:r>
+        <w:rPr>
+          <w:rStyle w:val="AttributeTok"/>
+        </w:rPr>
+        <w:t xml:space="preserve">  </w:t>
+      </w:r>
+      <w:r>
+        <w:rPr>
+          <w:rStyle w:val="FunctionTok"/>
+        </w:rPr>
+        <w:t xml:space="preserve">is_native</w:t>
+      </w:r>
+      <w:r>
+        <w:rPr>
+          <w:rStyle w:val="KeywordTok"/>
+        </w:rPr>
+        <w:t xml:space="preserve">:</w:t>
+      </w:r>
+      <w:r>
+        <w:rPr>
+          <w:rStyle w:val="AttributeTok"/>
+        </w:rPr>
+        <w:t xml:space="preserve"> </w:t>
+      </w:r>
+      <w:r>
+        <w:rPr>
+          <w:rStyle w:val="CharTok"/>
+        </w:rPr>
+        <w:t xml:space="preserve">true</w:t>
+      </w:r>
+      <w:r>
+        <w:br/>
+      </w:r>
+      <w:r>
+        <w:rPr>
+          <w:rStyle w:val="FunctionTok"/>
+        </w:rPr>
+        <w:t xml:space="preserve">citizenships</w:t>
+      </w:r>
+      <w:r>
+        <w:rPr>
+          <w:rStyle w:val="KeywordTok"/>
+        </w:rPr>
+        <w:t xml:space="preserve">:</w:t>
+      </w:r>
+      <w:r>
+        <w:br/>
+      </w:r>
+      <w:r>
+        <w:rPr>
+          <w:rStyle w:val="KeywordTok"/>
+        </w:rPr>
+        <w:t xml:space="preserve">-</w:t>
+      </w:r>
+      <w:r>
+        <w:rPr>
+          <w:rStyle w:val="AttributeTok"/>
+        </w:rPr>
+        <w:t xml:space="preserve"> </w:t>
+      </w:r>
+      <w:r>
+        <w:rPr>
+          <w:rStyle w:val="FunctionTok"/>
+        </w:rPr>
+        <w:t xml:space="preserve">country</w:t>
+      </w:r>
+      <w:r>
+        <w:rPr>
+          <w:rStyle w:val="KeywordTok"/>
+        </w:rPr>
+        <w:t xml:space="preserve">:</w:t>
+      </w:r>
+      <w:r>
+        <w:rPr>
+          <w:rStyle w:val="AttributeTok"/>
+        </w:rPr>
+        <w:t xml:space="preserve"> CH</w:t>
+      </w:r>
+      <w:r>
+        <w:br/>
+      </w:r>
+      <w:r>
+        <w:rPr>
+          <w:rStyle w:val="AttributeTok"/>
+        </w:rPr>
+        <w:t xml:space="preserve">  </w:t>
+      </w:r>
+      <w:r>
+        <w:rPr>
+          <w:rStyle w:val="FunctionTok"/>
+        </w:rPr>
+        <w:t xml:space="preserve">valid_from</w:t>
+      </w:r>
+      <w:r>
+        <w:rPr>
+          <w:rStyle w:val="KeywordTok"/>
+        </w:rPr>
+        <w:t xml:space="preserve">:</w:t>
+      </w:r>
+      <w:r>
+        <w:rPr>
+          <w:rStyle w:val="AttributeTok"/>
+        </w:rPr>
+        <w:t xml:space="preserve"> 1964-07-12</w:t>
+      </w:r>
+      <w:r>
+        <w:br/>
+      </w:r>
+      <w:r>
+        <w:rPr>
+          <w:rStyle w:val="FunctionTok"/>
+        </w:rPr>
+        <w:t xml:space="preserve">genders</w:t>
+      </w:r>
+      <w:r>
+        <w:rPr>
+          <w:rStyle w:val="KeywordTok"/>
+        </w:rPr>
+        <w:t xml:space="preserve">:</w:t>
+      </w:r>
+      <w:r>
+        <w:br/>
+      </w:r>
+      <w:r>
+        <w:rPr>
+          <w:rStyle w:val="KeywordTok"/>
+        </w:rPr>
+        <w:t xml:space="preserve">-</w:t>
+      </w:r>
+      <w:r>
+        <w:rPr>
+          <w:rStyle w:val="AttributeTok"/>
+        </w:rPr>
+        <w:t xml:space="preserve"> </w:t>
+      </w:r>
+      <w:r>
+        <w:rPr>
+          <w:rStyle w:val="FunctionTok"/>
+        </w:rPr>
+        <w:t xml:space="preserve">gender_code</w:t>
+      </w:r>
+      <w:r>
+        <w:rPr>
+          <w:rStyle w:val="KeywordTok"/>
+        </w:rPr>
+        <w:t xml:space="preserve">:</w:t>
+      </w:r>
+      <w:r>
+        <w:rPr>
+          <w:rStyle w:val="AttributeTok"/>
+        </w:rPr>
+        <w:t xml:space="preserve"> male</w:t>
+      </w:r>
+      <w:r>
+        <w:br/>
+      </w:r>
+      <w:r>
+        <w:rPr>
+          <w:rStyle w:val="AttributeTok"/>
+        </w:rPr>
+        <w:t xml:space="preserve">  </w:t>
+      </w:r>
+      <w:r>
+        <w:rPr>
+          <w:rStyle w:val="FunctionTok"/>
+        </w:rPr>
+        <w:t xml:space="preserve">valid_from</w:t>
+      </w:r>
+      <w:r>
+        <w:rPr>
+          <w:rStyle w:val="KeywordTok"/>
+        </w:rPr>
+        <w:t xml:space="preserve">:</w:t>
+      </w:r>
+      <w:r>
+        <w:rPr>
+          <w:rStyle w:val="AttributeTok"/>
+        </w:rPr>
+        <w:t xml:space="preserve"> 1964-07-12</w:t>
+      </w:r>
+      <w:r>
+        <w:br/>
+      </w:r>
+      <w:r>
+        <w:rPr>
+          <w:rStyle w:val="FunctionTok"/>
+        </w:rPr>
+        <w:t xml:space="preserve">occupations</w:t>
+      </w:r>
+      <w:r>
+        <w:rPr>
+          <w:rStyle w:val="KeywordTok"/>
+        </w:rPr>
+        <w:t xml:space="preserve">:</w:t>
+      </w:r>
+      <w:r>
+        <w:br/>
+      </w:r>
+      <w:r>
+        <w:rPr>
+          <w:rStyle w:val="KeywordTok"/>
+        </w:rPr>
+        <w:t xml:space="preserve">-</w:t>
+      </w:r>
+      <w:r>
+        <w:rPr>
+          <w:rStyle w:val="AttributeTok"/>
+        </w:rPr>
+        <w:t xml:space="preserve"> </w:t>
+      </w:r>
+      <w:r>
+        <w:rPr>
+          <w:rStyle w:val="FunctionTok"/>
+        </w:rPr>
+        <w:t xml:space="preserve">label</w:t>
+      </w:r>
+      <w:r>
+        <w:rPr>
+          <w:rStyle w:val="KeywordTok"/>
+        </w:rPr>
+        <w:t xml:space="preserve">:</w:t>
+      </w:r>
+      <w:r>
+        <w:rPr>
+          <w:rStyle w:val="AttributeTok"/>
+        </w:rPr>
+        <w:t xml:space="preserve"> Politiker</w:t>
+      </w:r>
+      <w:r>
+        <w:br/>
+      </w:r>
+      <w:r>
+        <w:rPr>
+          <w:rStyle w:val="AttributeTok"/>
+        </w:rPr>
+        <w:t xml:space="preserve">  </w:t>
+      </w:r>
+      <w:r>
+        <w:rPr>
+          <w:rStyle w:val="FunctionTok"/>
+        </w:rPr>
+        <w:t xml:space="preserve">valid_from</w:t>
+      </w:r>
+      <w:r>
+        <w:rPr>
+          <w:rStyle w:val="KeywordTok"/>
+        </w:rPr>
+        <w:t xml:space="preserve">:</w:t>
+      </w:r>
+      <w:r>
+        <w:rPr>
+          <w:rStyle w:val="AttributeTok"/>
+        </w:rPr>
+        <w:t xml:space="preserve"> 1964-01-01</w:t>
+      </w:r>
+      <w:r>
+        <w:br/>
+      </w:r>
+      <w:r>
+        <w:rPr>
+          <w:rStyle w:val="AttributeTok"/>
+        </w:rPr>
+        <w:t xml:space="preserve">  </w:t>
+      </w:r>
+      <w:r>
+        <w:rPr>
+          <w:rStyle w:val="FunctionTok"/>
+        </w:rPr>
+        <w:t xml:space="preserve">is_active</w:t>
+      </w:r>
+      <w:r>
+        <w:rPr>
+          <w:rStyle w:val="KeywordTok"/>
+        </w:rPr>
+        <w:t xml:space="preserve">:</w:t>
+      </w:r>
+      <w:r>
+        <w:rPr>
+          <w:rStyle w:val="AttributeTok"/>
+        </w:rPr>
+        <w:t xml:space="preserve"> </w:t>
+      </w:r>
+      <w:r>
+        <w:rPr>
+          <w:rStyle w:val="CharTok"/>
+        </w:rPr>
+        <w:t xml:space="preserve">true</w:t>
+      </w:r>
+      <w:r>
+        <w:br/>
+      </w:r>
+      <w:r>
+        <w:rPr>
+          <w:rStyle w:val="FunctionTok"/>
+        </w:rPr>
+        <w:t xml:space="preserve">trainings</w:t>
+      </w:r>
+      <w:r>
+        <w:rPr>
+          <w:rStyle w:val="KeywordTok"/>
+        </w:rPr>
+        <w:t xml:space="preserve">:</w:t>
+      </w:r>
+      <w:r>
+        <w:br/>
+      </w:r>
+      <w:r>
+        <w:rPr>
+          <w:rStyle w:val="KeywordTok"/>
+        </w:rPr>
+        <w:t xml:space="preserve">-</w:t>
+      </w:r>
+      <w:r>
+        <w:rPr>
+          <w:rStyle w:val="AttributeTok"/>
+        </w:rPr>
+        <w:t xml:space="preserve"> </w:t>
+      </w:r>
+      <w:r>
+        <w:rPr>
+          <w:rStyle w:val="FunctionTok"/>
+        </w:rPr>
+        <w:t xml:space="preserve">training_type</w:t>
+      </w:r>
+      <w:r>
+        <w:rPr>
+          <w:rStyle w:val="KeywordTok"/>
+        </w:rPr>
+        <w:t xml:space="preserve">:</w:t>
+      </w:r>
+      <w:r>
+        <w:rPr>
+          <w:rStyle w:val="AttributeTok"/>
+        </w:rPr>
+        <w:t xml:space="preserve"> </w:t>
+      </w:r>
+      <w:r>
+        <w:rPr>
+          <w:rStyle w:val="StringTok"/>
+        </w:rPr>
+        <w:t xml:space="preserve">'3223'</w:t>
+      </w:r>
+      <w:r>
+        <w:br/>
+      </w:r>
+      <w:r>
+        <w:rPr>
+          <w:rStyle w:val="AttributeTok"/>
+        </w:rPr>
+        <w:t xml:space="preserve">  </w:t>
+      </w:r>
+      <w:r>
+        <w:rPr>
+          <w:rStyle w:val="FunctionTok"/>
+        </w:rPr>
+        <w:t xml:space="preserve">value</w:t>
+      </w:r>
+      <w:r>
+        <w:rPr>
+          <w:rStyle w:val="KeywordTok"/>
+        </w:rPr>
+        <w:t xml:space="preserve">:</w:t>
+      </w:r>
+      <w:r>
+        <w:rPr>
+          <w:rStyle w:val="AttributeTok"/>
+        </w:rPr>
+        <w:t xml:space="preserve"> dipl. nat. ETH</w:t>
+      </w:r>
+      <w:r>
+        <w:br/>
+      </w:r>
+      <w:r>
+        <w:rPr>
+          <w:rStyle w:val="FunctionTok"/>
+        </w:rPr>
+        <w:t xml:space="preserve">contacts</w:t>
+      </w:r>
+      <w:r>
+        <w:rPr>
+          <w:rStyle w:val="KeywordTok"/>
+        </w:rPr>
+        <w:t xml:space="preserve">:</w:t>
+      </w:r>
+      <w:r>
+        <w:br/>
+      </w:r>
+      <w:r>
+        <w:rPr>
+          <w:rStyle w:val="KeywordTok"/>
+        </w:rPr>
+        <w:t xml:space="preserve">-</w:t>
+      </w:r>
+      <w:r>
+        <w:rPr>
+          <w:rStyle w:val="AttributeTok"/>
+        </w:rPr>
+        <w:t xml:space="preserve"> </w:t>
+      </w:r>
+      <w:r>
+        <w:rPr>
+          <w:rStyle w:val="FunctionTok"/>
+        </w:rPr>
+        <w:t xml:space="preserve">contact_type</w:t>
+      </w:r>
+      <w:r>
+        <w:rPr>
+          <w:rStyle w:val="KeywordTok"/>
+        </w:rPr>
+        <w:t xml:space="preserve">:</w:t>
+      </w:r>
+      <w:r>
+        <w:rPr>
+          <w:rStyle w:val="AttributeTok"/>
+        </w:rPr>
+        <w:t xml:space="preserve"> email</w:t>
+      </w:r>
+      <w:r>
+        <w:br/>
+      </w:r>
+      <w:r>
+        <w:rPr>
+          <w:rStyle w:val="AttributeTok"/>
+        </w:rPr>
+        <w:t xml:space="preserve">  </w:t>
+      </w:r>
+      <w:r>
+        <w:rPr>
+          <w:rStyle w:val="FunctionTok"/>
+        </w:rPr>
+        <w:t xml:space="preserve">value</w:t>
+      </w:r>
+      <w:r>
+        <w:rPr>
+          <w:rStyle w:val="KeywordTok"/>
+        </w:rPr>
+        <w:t xml:space="preserve">:</w:t>
+      </w:r>
+      <w:r>
+        <w:rPr>
+          <w:rStyle w:val="AttributeTok"/>
+        </w:rPr>
+        <w:t xml:space="preserve"> beat.jans@admin.ch</w:t>
+      </w:r>
+      <w:r>
+        <w:br/>
+      </w:r>
+      <w:r>
+        <w:rPr>
+          <w:rStyle w:val="KeywordTok"/>
+        </w:rPr>
+        <w:t xml:space="preserve">-</w:t>
+      </w:r>
+      <w:r>
+        <w:rPr>
+          <w:rStyle w:val="AttributeTok"/>
+        </w:rPr>
+        <w:t xml:space="preserve"> </w:t>
+      </w:r>
+      <w:r>
+        <w:rPr>
+          <w:rStyle w:val="FunctionTok"/>
+        </w:rPr>
+        <w:t xml:space="preserve">contact_type</w:t>
+      </w:r>
+      <w:r>
+        <w:rPr>
+          <w:rStyle w:val="KeywordTok"/>
+        </w:rPr>
+        <w:t xml:space="preserve">:</w:t>
+      </w:r>
+      <w:r>
+        <w:rPr>
+          <w:rStyle w:val="AttributeTok"/>
+        </w:rPr>
+        <w:t xml:space="preserve"> contact_website</w:t>
+      </w:r>
+      <w:r>
+        <w:br/>
+      </w:r>
+      <w:r>
+        <w:rPr>
+          <w:rStyle w:val="AttributeTok"/>
+        </w:rPr>
+        <w:t xml:space="preserve">  </w:t>
+      </w:r>
+      <w:r>
+        <w:rPr>
+          <w:rStyle w:val="FunctionTok"/>
+        </w:rPr>
+        <w:t xml:space="preserve">value</w:t>
+      </w:r>
+      <w:r>
+        <w:rPr>
+          <w:rStyle w:val="KeywordTok"/>
+        </w:rPr>
+        <w:t xml:space="preserve">:</w:t>
+      </w:r>
+      <w:r>
+        <w:rPr>
+          <w:rStyle w:val="AttributeTok"/>
+        </w:rPr>
+        <w:t xml:space="preserve"> http://www.beat-jans.ch</w:t>
       </w:r>
     </w:p>
     <w:bookmarkEnd w:id="35"/>
-    <w:bookmarkStart w:id="36" w:name="Xc026d81848b51a29ffc247a74136a89a11ffa52"/>
+    <w:bookmarkStart w:id="36" w:name="X7e2f32d79456472ab600791df7ef573baa28e86"/>
     <w:p>
       <w:pPr>
         <w:pStyle w:val="berschrift4"/>
       </w:pPr>
       <w:r>
-        <w:t xml:space="preserve">Exemple : Prenom usuel different du prenom officiel</w:t>
+        <w:t xml:space="preserve">Exemple : Telling apart persons with identical names via the label sec</w:t>
       </w:r>
     </w:p>
     <w:p>
@@ -5332,7 +5365,7 @@
         <w:rPr>
           <w:rStyle w:val="DecValTok"/>
         </w:rPr>
-        <w:t xml:space="preserve">1269</w:t>
+        <w:t xml:space="preserve">6370</w:t>
       </w:r>
       <w:r>
         <w:br/>
@@ -5353,7 +5386,7 @@
         <w:rPr>
           <w:rStyle w:val="AttributeTok"/>
         </w:rPr>
-        <w:t xml:space="preserve"> https://www4.ti.ch/poteri/gc/parlamento/composizione-del-parlamento/composizione-nelle-ultime-legislature/dettaglio-deputati/?user_gcparlamento_pi3%5BcanID%5D=1269</w:t>
+        <w:t xml:space="preserve"> https://www.ur.ch/behoerdenmitglieder/6370</w:t>
       </w:r>
       <w:r>
         <w:br/>
@@ -5374,7 +5407,7 @@
         <w:rPr>
           <w:rStyle w:val="AttributeTok"/>
         </w:rPr>
-        <w:t xml:space="preserve"> Gerri Beretta-Piccoli</w:t>
+        <w:t xml:space="preserve"> Alois Arnold (1965)</w:t>
       </w:r>
       <w:r>
         <w:br/>
@@ -5383,6 +5416,33 @@
         <w:rPr>
           <w:rStyle w:val="FunctionTok"/>
         </w:rPr>
+        <w:t xml:space="preserve">birth_year</w:t>
+      </w:r>
+      <w:r>
+        <w:rPr>
+          <w:rStyle w:val="KeywordTok"/>
+        </w:rPr>
+        <w:t xml:space="preserve">:</w:t>
+      </w:r>
+      <w:r>
+        <w:rPr>
+          <w:rStyle w:val="AttributeTok"/>
+        </w:rPr>
+        <w:t xml:space="preserve"> </w:t>
+      </w:r>
+      <w:r>
+        <w:rPr>
+          <w:rStyle w:val="DecValTok"/>
+        </w:rPr>
+        <w:t xml:space="preserve">1965</w:t>
+      </w:r>
+      <w:r>
+        <w:br/>
+      </w:r>
+      <w:r>
+        <w:rPr>
+          <w:rStyle w:val="FunctionTok"/>
+        </w:rPr>
         <w:t xml:space="preserve">names</w:t>
       </w:r>
       <w:r>
@@ -5449,7 +5509,7 @@
         <w:rPr>
           <w:rStyle w:val="AttributeTok"/>
         </w:rPr>
-        <w:t xml:space="preserve"> Fausto</w:t>
+        <w:t xml:space="preserve"> Alois</w:t>
       </w:r>
       <w:r>
         <w:br/>
@@ -5482,7 +5542,7 @@
         <w:rPr>
           <w:rStyle w:val="AttributeTok"/>
         </w:rPr>
-        <w:t xml:space="preserve"> PersonCallFirstName</w:t>
+        <w:t xml:space="preserve"> PersonOfficialName</w:t>
       </w:r>
       <w:r>
         <w:br/>
@@ -5509,67 +5569,7 @@
         <w:rPr>
           <w:rStyle w:val="AttributeTok"/>
         </w:rPr>
-        <w:t xml:space="preserve"> Gerri</w:t>
-      </w:r>
-      <w:r>
-        <w:br/>
-      </w:r>
-      <w:r>
-        <w:rPr>
-          <w:rStyle w:val="KeywordTok"/>
-        </w:rPr>
-        <w:t xml:space="preserve">-</w:t>
-      </w:r>
-      <w:r>
-        <w:rPr>
-          <w:rStyle w:val="AttributeTok"/>
-        </w:rPr>
-        <w:t xml:space="preserve"> </w:t>
-      </w:r>
-      <w:r>
-        <w:rPr>
-          <w:rStyle w:val="FunctionTok"/>
-        </w:rPr>
-        <w:t xml:space="preserve">name_type</w:t>
-      </w:r>
-      <w:r>
-        <w:rPr>
-          <w:rStyle w:val="KeywordTok"/>
-        </w:rPr>
-        <w:t xml:space="preserve">:</w:t>
-      </w:r>
-      <w:r>
-        <w:rPr>
-          <w:rStyle w:val="AttributeTok"/>
-        </w:rPr>
-        <w:t xml:space="preserve"> PersonOfficialName</w:t>
-      </w:r>
-      <w:r>
-        <w:br/>
-      </w:r>
-      <w:r>
-        <w:rPr>
-          <w:rStyle w:val="AttributeTok"/>
-        </w:rPr>
-        <w:t xml:space="preserve">  </w:t>
-      </w:r>
-      <w:r>
-        <w:rPr>
-          <w:rStyle w:val="FunctionTok"/>
-        </w:rPr>
-        <w:t xml:space="preserve">value</w:t>
-      </w:r>
-      <w:r>
-        <w:rPr>
-          <w:rStyle w:val="KeywordTok"/>
-        </w:rPr>
-        <w:t xml:space="preserve">:</w:t>
-      </w:r>
-      <w:r>
-        <w:rPr>
-          <w:rStyle w:val="AttributeTok"/>
-        </w:rPr>
-        <w:t xml:space="preserve"> Beretta-Piccoli</w:t>
+        <w:t xml:space="preserve"> Arnold</w:t>
       </w:r>
     </w:p>
     <w:bookmarkEnd w:id="36"/>
@@ -14520,13 +14520,13 @@
       </w:r>
     </w:p>
     <w:bookmarkEnd w:id="129"/>
-    <w:bookmarkStart w:id="130" w:name="Xc6cab5eb045ea7c2199f20093815bf4e8fc241d"/>
+    <w:bookmarkStart w:id="130" w:name="X8370a8632050573f3ab01e761516ff6c5d27478"/>
     <w:p>
       <w:pPr>
         <w:pStyle w:val="berschrift4"/>
       </w:pPr>
       <w:r>
-        <w:t xml:space="preserve">Exemple : Commission avec abreviation usuelle</w:t>
+        <w:t xml:space="preserve">Exemple : Delegation bilingue aupres d un organe intercantonal</w:t>
       </w:r>
     </w:p>
     <w:p>
@@ -14555,7 +14555,7 @@
         <w:rPr>
           <w:rStyle w:val="DecValTok"/>
         </w:rPr>
-        <w:t xml:space="preserve">3</w:t>
+        <w:t xml:space="preserve">5000</w:t>
       </w:r>
       <w:r>
         <w:br/>
@@ -14576,7 +14576,7 @@
         <w:rPr>
           <w:rStyle w:val="AttributeTok"/>
         </w:rPr>
-        <w:t xml:space="preserve"> https://api.openparldata.ch/v1/groups/3</w:t>
+        <w:t xml:space="preserve"> https://www.fr.ch/parlinfo/app/organizations/a1acb0c030d54b3baed840fe8bbed6b5</w:t>
       </w:r>
       <w:r>
         <w:br/>
@@ -14624,7 +14624,7 @@
         <w:rPr>
           <w:rStyle w:val="AttributeTok"/>
         </w:rPr>
-        <w:t xml:space="preserve"> Geschäftsprüfungskommission</w:t>
+        <w:t xml:space="preserve"> Freiburger Delegation IPK strafrechtliche Einschliessung</w:t>
       </w:r>
       <w:r>
         <w:br/>
@@ -14658,8 +14658,68 @@
       </w:r>
       <w:r>
         <w:rPr>
+          <w:rStyle w:val="KeywordTok"/>
+        </w:rPr>
+        <w:t xml:space="preserve">-</w:t>
+      </w:r>
+      <w:r>
+        <w:rPr>
+          <w:rStyle w:val="AttributeTok"/>
+        </w:rPr>
+        <w:t xml:space="preserve"> </w:t>
+      </w:r>
+      <w:r>
+        <w:rPr>
           <w:rStyle w:val="FunctionTok"/>
         </w:rPr>
+        <w:t xml:space="preserve">value</w:t>
+      </w:r>
+      <w:r>
+        <w:rPr>
+          <w:rStyle w:val="KeywordTok"/>
+        </w:rPr>
+        <w:t xml:space="preserve">:</w:t>
+      </w:r>
+      <w:r>
+        <w:rPr>
+          <w:rStyle w:val="AttributeTok"/>
+        </w:rPr>
+        <w:t xml:space="preserve"> Délégation FR à la CIP détention pénale</w:t>
+      </w:r>
+      <w:r>
+        <w:br/>
+      </w:r>
+      <w:r>
+        <w:rPr>
+          <w:rStyle w:val="AttributeTok"/>
+        </w:rPr>
+        <w:t xml:space="preserve">  </w:t>
+      </w:r>
+      <w:r>
+        <w:rPr>
+          <w:rStyle w:val="FunctionTok"/>
+        </w:rPr>
+        <w:t xml:space="preserve">language</w:t>
+      </w:r>
+      <w:r>
+        <w:rPr>
+          <w:rStyle w:val="KeywordTok"/>
+        </w:rPr>
+        <w:t xml:space="preserve">:</w:t>
+      </w:r>
+      <w:r>
+        <w:rPr>
+          <w:rStyle w:val="AttributeTok"/>
+        </w:rPr>
+        <w:t xml:space="preserve"> fr</w:t>
+      </w:r>
+      <w:r>
+        <w:br/>
+      </w:r>
+      <w:r>
+        <w:rPr>
+          <w:rStyle w:val="FunctionTok"/>
+        </w:rPr>
         <w:t xml:space="preserve">abbreviation</w:t>
       </w:r>
       <w:r>
@@ -14699,7 +14759,7 @@
         <w:rPr>
           <w:rStyle w:val="AttributeTok"/>
         </w:rPr>
-        <w:t xml:space="preserve"> GPK</w:t>
+        <w:t xml:space="preserve"> Del-StRFE</w:t>
       </w:r>
       <w:r>
         <w:br/>
@@ -14733,8 +14793,227 @@
       </w:r>
       <w:r>
         <w:rPr>
+          <w:rStyle w:val="KeywordTok"/>
+        </w:rPr>
+        <w:t xml:space="preserve">-</w:t>
+      </w:r>
+      <w:r>
+        <w:rPr>
+          <w:rStyle w:val="AttributeTok"/>
+        </w:rPr>
+        <w:t xml:space="preserve"> </w:t>
+      </w:r>
+      <w:r>
+        <w:rPr>
           <w:rStyle w:val="FunctionTok"/>
         </w:rPr>
+        <w:t xml:space="preserve">value</w:t>
+      </w:r>
+      <w:r>
+        <w:rPr>
+          <w:rStyle w:val="KeywordTok"/>
+        </w:rPr>
+        <w:t xml:space="preserve">:</w:t>
+      </w:r>
+      <w:r>
+        <w:rPr>
+          <w:rStyle w:val="AttributeTok"/>
+        </w:rPr>
+        <w:t xml:space="preserve"> Del-DetPen</w:t>
+      </w:r>
+      <w:r>
+        <w:br/>
+      </w:r>
+      <w:r>
+        <w:rPr>
+          <w:rStyle w:val="AttributeTok"/>
+        </w:rPr>
+        <w:t xml:space="preserve">  </w:t>
+      </w:r>
+      <w:r>
+        <w:rPr>
+          <w:rStyle w:val="FunctionTok"/>
+        </w:rPr>
+        <w:t xml:space="preserve">language</w:t>
+      </w:r>
+      <w:r>
+        <w:rPr>
+          <w:rStyle w:val="KeywordTok"/>
+        </w:rPr>
+        <w:t xml:space="preserve">:</w:t>
+      </w:r>
+      <w:r>
+        <w:rPr>
+          <w:rStyle w:val="AttributeTok"/>
+        </w:rPr>
+        <w:t xml:space="preserve"> fr</w:t>
+      </w:r>
+      <w:r>
+        <w:br/>
+      </w:r>
+      <w:r>
+        <w:rPr>
+          <w:rStyle w:val="FunctionTok"/>
+        </w:rPr>
+        <w:t xml:space="preserve">description</w:t>
+      </w:r>
+      <w:r>
+        <w:rPr>
+          <w:rStyle w:val="KeywordTok"/>
+        </w:rPr>
+        <w:t xml:space="preserve">:</w:t>
+      </w:r>
+      <w:r>
+        <w:br/>
+      </w:r>
+      <w:r>
+        <w:rPr>
+          <w:rStyle w:val="KeywordTok"/>
+        </w:rPr>
+        <w:t xml:space="preserve">-</w:t>
+      </w:r>
+      <w:r>
+        <w:rPr>
+          <w:rStyle w:val="AttributeTok"/>
+        </w:rPr>
+        <w:t xml:space="preserve"> </w:t>
+      </w:r>
+      <w:r>
+        <w:rPr>
+          <w:rStyle w:val="FunctionTok"/>
+        </w:rPr>
+        <w:t xml:space="preserve">value</w:t>
+      </w:r>
+      <w:r>
+        <w:rPr>
+          <w:rStyle w:val="KeywordTok"/>
+        </w:rPr>
+        <w:t xml:space="preserve">:</w:t>
+      </w:r>
+      <w:r>
+        <w:rPr>
+          <w:rStyle w:val="AttributeTok"/>
+        </w:rPr>
+        <w:t xml:space="preserve"> Die Interparlamentarische Aufsichtskommission strafrechtliche Einschliessung besteht aus 18 Grossrätinnen</w:t>
+      </w:r>
+      <w:r>
+        <w:br/>
+      </w:r>
+      <w:r>
+        <w:rPr>
+          <w:rStyle w:val="AttributeTok"/>
+        </w:rPr>
+        <w:t xml:space="preserve">    und Grossräten aus den sechs Vertragskantonen Freiburg, Genf, Jura, Neuenburg, Waadt und Wallis.</w:t>
+      </w:r>
+      <w:r>
+        <w:br/>
+      </w:r>
+      <w:r>
+        <w:rPr>
+          <w:rStyle w:val="AttributeTok"/>
+        </w:rPr>
+        <w:t xml:space="preserve">  </w:t>
+      </w:r>
+      <w:r>
+        <w:rPr>
+          <w:rStyle w:val="FunctionTok"/>
+        </w:rPr>
+        <w:t xml:space="preserve">language</w:t>
+      </w:r>
+      <w:r>
+        <w:rPr>
+          <w:rStyle w:val="KeywordTok"/>
+        </w:rPr>
+        <w:t xml:space="preserve">:</w:t>
+      </w:r>
+      <w:r>
+        <w:rPr>
+          <w:rStyle w:val="AttributeTok"/>
+        </w:rPr>
+        <w:t xml:space="preserve"> de</w:t>
+      </w:r>
+      <w:r>
+        <w:br/>
+      </w:r>
+      <w:r>
+        <w:rPr>
+          <w:rStyle w:val="KeywordTok"/>
+        </w:rPr>
+        <w:t xml:space="preserve">-</w:t>
+      </w:r>
+      <w:r>
+        <w:rPr>
+          <w:rStyle w:val="AttributeTok"/>
+        </w:rPr>
+        <w:t xml:space="preserve"> </w:t>
+      </w:r>
+      <w:r>
+        <w:rPr>
+          <w:rStyle w:val="FunctionTok"/>
+        </w:rPr>
+        <w:t xml:space="preserve">value</w:t>
+      </w:r>
+      <w:r>
+        <w:rPr>
+          <w:rStyle w:val="KeywordTok"/>
+        </w:rPr>
+        <w:t xml:space="preserve">:</w:t>
+      </w:r>
+      <w:r>
+        <w:rPr>
+          <w:rStyle w:val="AttributeTok"/>
+        </w:rPr>
+        <w:t xml:space="preserve"> </w:t>
+      </w:r>
+      <w:r>
+        <w:rPr>
+          <w:rStyle w:val="StringTok"/>
+        </w:rPr>
+        <w:t xml:space="preserve">'La Commission interparlementaire de contrôle détention pénale est composée de 18 députés issus</w:t>
+      </w:r>
+      <w:r>
+        <w:br/>
+      </w:r>
+      <w:r>
+        <w:rPr>
+          <w:rStyle w:val="StringTok"/>
+        </w:rPr>
+        <w:t xml:space="preserve">    des six cantons partenaires : Fribourg, Genève, Jura, Neuchâtel, Vaud et Valais.'</w:t>
+      </w:r>
+      <w:r>
+        <w:br/>
+      </w:r>
+      <w:r>
+        <w:rPr>
+          <w:rStyle w:val="AttributeTok"/>
+        </w:rPr>
+        <w:t xml:space="preserve">  </w:t>
+      </w:r>
+      <w:r>
+        <w:rPr>
+          <w:rStyle w:val="FunctionTok"/>
+        </w:rPr>
+        <w:t xml:space="preserve">language</w:t>
+      </w:r>
+      <w:r>
+        <w:rPr>
+          <w:rStyle w:val="KeywordTok"/>
+        </w:rPr>
+        <w:t xml:space="preserve">:</w:t>
+      </w:r>
+      <w:r>
+        <w:rPr>
+          <w:rStyle w:val="AttributeTok"/>
+        </w:rPr>
+        <w:t xml:space="preserve"> fr</w:t>
+      </w:r>
+      <w:r>
+        <w:br/>
+      </w:r>
+      <w:r>
+        <w:rPr>
+          <w:rStyle w:val="FunctionTok"/>
+        </w:rPr>
         <w:t xml:space="preserve">landing_page</w:t>
       </w:r>
       <w:r>
@@ -14774,7 +15053,7 @@
         <w:rPr>
           <w:rStyle w:val="AttributeTok"/>
         </w:rPr>
-        <w:t xml:space="preserve"> https://ar.ch/kantonsrat/kommissionen/staendige-kommissionen-des-kantonsrates/</w:t>
+        <w:t xml:space="preserve"> https://www.fr.ch/de/parlinfo/app/organizations/a1acb0c030d54b3baed840fe8bbed6b5</w:t>
       </w:r>
       <w:r>
         <w:br/>
@@ -14808,8 +15087,68 @@
       </w:r>
       <w:r>
         <w:rPr>
+          <w:rStyle w:val="KeywordTok"/>
+        </w:rPr>
+        <w:t xml:space="preserve">-</w:t>
+      </w:r>
+      <w:r>
+        <w:rPr>
+          <w:rStyle w:val="AttributeTok"/>
+        </w:rPr>
+        <w:t xml:space="preserve"> </w:t>
+      </w:r>
+      <w:r>
+        <w:rPr>
           <w:rStyle w:val="FunctionTok"/>
         </w:rPr>
+        <w:t xml:space="preserve">value</w:t>
+      </w:r>
+      <w:r>
+        <w:rPr>
+          <w:rStyle w:val="KeywordTok"/>
+        </w:rPr>
+        <w:t xml:space="preserve">:</w:t>
+      </w:r>
+      <w:r>
+        <w:rPr>
+          <w:rStyle w:val="AttributeTok"/>
+        </w:rPr>
+        <w:t xml:space="preserve"> https://www.fr.ch/parlinfo/app/organizations/a1acb0c030d54b3baed840fe8bbed6b5</w:t>
+      </w:r>
+      <w:r>
+        <w:br/>
+      </w:r>
+      <w:r>
+        <w:rPr>
+          <w:rStyle w:val="AttributeTok"/>
+        </w:rPr>
+        <w:t xml:space="preserve">  </w:t>
+      </w:r>
+      <w:r>
+        <w:rPr>
+          <w:rStyle w:val="FunctionTok"/>
+        </w:rPr>
+        <w:t xml:space="preserve">language</w:t>
+      </w:r>
+      <w:r>
+        <w:rPr>
+          <w:rStyle w:val="KeywordTok"/>
+        </w:rPr>
+        <w:t xml:space="preserve">:</w:t>
+      </w:r>
+      <w:r>
+        <w:rPr>
+          <w:rStyle w:val="AttributeTok"/>
+        </w:rPr>
+        <w:t xml:space="preserve"> fr</w:t>
+      </w:r>
+      <w:r>
+        <w:br/>
+      </w:r>
+      <w:r>
+        <w:rPr>
+          <w:rStyle w:val="FunctionTok"/>
+        </w:rPr>
         <w:t xml:space="preserve">group_type</w:t>
       </w:r>
       <w:r>
@@ -14843,7 +15182,7 @@
         <w:rPr>
           <w:rStyle w:val="AttributeTok"/>
         </w:rPr>
-        <w:t xml:space="preserve"> commission</w:t>
+        <w:t xml:space="preserve"> delegation</w:t>
       </w:r>
       <w:r>
         <w:br/>
@@ -14870,7 +15209,7 @@
         <w:rPr>
           <w:rStyle w:val="AttributeTok"/>
         </w:rPr>
-        <w:t xml:space="preserve"> Kommission</w:t>
+        <w:t xml:space="preserve"> Delegation</w:t>
       </w:r>
       <w:r>
         <w:br/>
@@ -14891,17 +15230,38 @@
         <w:rPr>
           <w:rStyle w:val="AttributeTok"/>
         </w:rPr>
-        <w:t xml:space="preserve"> https://ld.admin.ch/canton/15</w:t>
+        <w:t xml:space="preserve"> https://ld.admin.ch/canton/10</w:t>
+      </w:r>
+      <w:r>
+        <w:br/>
+      </w:r>
+      <w:r>
+        <w:rPr>
+          <w:rStyle w:val="FunctionTok"/>
+        </w:rPr>
+        <w:t xml:space="preserve">valid_from</w:t>
+      </w:r>
+      <w:r>
+        <w:rPr>
+          <w:rStyle w:val="KeywordTok"/>
+        </w:rPr>
+        <w:t xml:space="preserve">:</w:t>
+      </w:r>
+      <w:r>
+        <w:rPr>
+          <w:rStyle w:val="AttributeTok"/>
+        </w:rPr>
+        <w:t xml:space="preserve"> 2007-12-12</w:t>
       </w:r>
     </w:p>
     <w:bookmarkEnd w:id="130"/>
-    <w:bookmarkStart w:id="131" w:name="Xb37fd95bb05087763f289c53713b98891f42c73"/>
+    <w:bookmarkStart w:id="131" w:name="X6083c8726e8b84a359ff12b214e99a68dd9bede"/>
     <w:p>
       <w:pPr>
         <w:pStyle w:val="berschrift4"/>
       </w:pPr>
       <w:r>
-        <w:t xml:space="preserve">Exemple : Parlement communal avec reference spatiale</w:t>
+        <w:t xml:space="preserve">Exemple : Groupe parlementaire d un parlement cantonal</w:t>
       </w:r>
     </w:p>
     <w:p>
@@ -14930,7 +15290,7 @@
         <w:rPr>
           <w:rStyle w:val="DecValTok"/>
         </w:rPr>
-        <w:t xml:space="preserve">700</w:t>
+        <w:t xml:space="preserve">20</w:t>
       </w:r>
       <w:r>
         <w:br/>
@@ -14951,7 +15311,7 @@
         <w:rPr>
           <w:rStyle w:val="AttributeTok"/>
         </w:rPr>
-        <w:t xml:space="preserve"> https://www.stadt.sg.ch/home/verwaltung-politik/demokratie-politik/stadtparlament.html</w:t>
+        <w:t xml:space="preserve"> https://api.openparldata.ch/v1/groups/20</w:t>
       </w:r>
       <w:r>
         <w:br/>
@@ -14999,7 +15359,7 @@
         <w:rPr>
           <w:rStyle w:val="AttributeTok"/>
         </w:rPr>
-        <w:t xml:space="preserve"> Stadtparlament St. Gallen</w:t>
+        <w:t xml:space="preserve"> Evangelische Volkspartei</w:t>
       </w:r>
       <w:r>
         <w:br/>
@@ -15035,6 +15395,81 @@
         <w:rPr>
           <w:rStyle w:val="FunctionTok"/>
         </w:rPr>
+        <w:t xml:space="preserve">landing_page</w:t>
+      </w:r>
+      <w:r>
+        <w:rPr>
+          <w:rStyle w:val="KeywordTok"/>
+        </w:rPr>
+        <w:t xml:space="preserve">:</w:t>
+      </w:r>
+      <w:r>
+        <w:br/>
+      </w:r>
+      <w:r>
+        <w:rPr>
+          <w:rStyle w:val="KeywordTok"/>
+        </w:rPr>
+        <w:t xml:space="preserve">-</w:t>
+      </w:r>
+      <w:r>
+        <w:rPr>
+          <w:rStyle w:val="AttributeTok"/>
+        </w:rPr>
+        <w:t xml:space="preserve"> </w:t>
+      </w:r>
+      <w:r>
+        <w:rPr>
+          <w:rStyle w:val="FunctionTok"/>
+        </w:rPr>
+        <w:t xml:space="preserve">value</w:t>
+      </w:r>
+      <w:r>
+        <w:rPr>
+          <w:rStyle w:val="KeywordTok"/>
+        </w:rPr>
+        <w:t xml:space="preserve">:</w:t>
+      </w:r>
+      <w:r>
+        <w:rPr>
+          <w:rStyle w:val="AttributeTok"/>
+        </w:rPr>
+        <w:t xml:space="preserve"> https://grosserrat.bs.ch/gremien/parteien-und-fraktionen</w:t>
+      </w:r>
+      <w:r>
+        <w:br/>
+      </w:r>
+      <w:r>
+        <w:rPr>
+          <w:rStyle w:val="AttributeTok"/>
+        </w:rPr>
+        <w:t xml:space="preserve">  </w:t>
+      </w:r>
+      <w:r>
+        <w:rPr>
+          <w:rStyle w:val="FunctionTok"/>
+        </w:rPr>
+        <w:t xml:space="preserve">language</w:t>
+      </w:r>
+      <w:r>
+        <w:rPr>
+          <w:rStyle w:val="KeywordTok"/>
+        </w:rPr>
+        <w:t xml:space="preserve">:</w:t>
+      </w:r>
+      <w:r>
+        <w:rPr>
+          <w:rStyle w:val="AttributeTok"/>
+        </w:rPr>
+        <w:t xml:space="preserve"> de</w:t>
+      </w:r>
+      <w:r>
+        <w:br/>
+      </w:r>
+      <w:r>
+        <w:rPr>
+          <w:rStyle w:val="FunctionTok"/>
+        </w:rPr>
         <w:t xml:space="preserve">group_type</w:t>
       </w:r>
       <w:r>
@@ -15068,7 +15503,7 @@
         <w:rPr>
           <w:rStyle w:val="AttributeTok"/>
         </w:rPr>
-        <w:t xml:space="preserve"> parliament</w:t>
+        <w:t xml:space="preserve"> faction</w:t>
       </w:r>
       <w:r>
         <w:br/>
@@ -15095,7 +15530,7 @@
         <w:rPr>
           <w:rStyle w:val="AttributeTok"/>
         </w:rPr>
-        <w:t xml:space="preserve"> Parlament (Legislativrat)</w:t>
+        <w:t xml:space="preserve"> Fraktion</w:t>
       </w:r>
       <w:r>
         <w:br/>
@@ -15116,17 +15551,17 @@
         <w:rPr>
           <w:rStyle w:val="AttributeTok"/>
         </w:rPr>
-        <w:t xml:space="preserve"> https://ld.admin.ch/municipality/3203</w:t>
+        <w:t xml:space="preserve"> https://ld.admin.ch/canton/12</w:t>
       </w:r>
     </w:p>
     <w:bookmarkEnd w:id="131"/>
-    <w:bookmarkStart w:id="132" w:name="X8370a8632050573f3ab01e761516ff6c5d27478"/>
+    <w:bookmarkStart w:id="132" w:name="Xb37fd95bb05087763f289c53713b98891f42c73"/>
     <w:p>
       <w:pPr>
         <w:pStyle w:val="berschrift4"/>
       </w:pPr>
       <w:r>
-        <w:t xml:space="preserve">Exemple : Delegation bilingue aupres d un organe intercantonal</w:t>
+        <w:t xml:space="preserve">Exemple : Parlement communal avec reference spatiale</w:t>
       </w:r>
     </w:p>
     <w:p>
@@ -15155,7 +15590,7 @@
         <w:rPr>
           <w:rStyle w:val="DecValTok"/>
         </w:rPr>
-        <w:t xml:space="preserve">5000</w:t>
+        <w:t xml:space="preserve">700</w:t>
       </w:r>
       <w:r>
         <w:br/>
@@ -15176,7 +15611,7 @@
         <w:rPr>
           <w:rStyle w:val="AttributeTok"/>
         </w:rPr>
-        <w:t xml:space="preserve"> https://www.fr.ch/parlinfo/app/organizations/a1acb0c030d54b3baed840fe8bbed6b5</w:t>
+        <w:t xml:space="preserve"> https://www.stadt.sg.ch/home/verwaltung-politik/demokratie-politik/stadtparlament.html</w:t>
       </w:r>
       <w:r>
         <w:br/>
@@ -15224,7 +15659,7 @@
         <w:rPr>
           <w:rStyle w:val="AttributeTok"/>
         </w:rPr>
-        <w:t xml:space="preserve"> Freiburger Delegation IPK strafrechtliche Einschliessung</w:t>
+        <w:t xml:space="preserve"> Stadtparlament St. Gallen</w:t>
       </w:r>
       <w:r>
         <w:br/>
@@ -15258,21 +15693,9 @@
       </w:r>
       <w:r>
         <w:rPr>
-          <w:rStyle w:val="KeywordTok"/>
-        </w:rPr>
-        <w:t xml:space="preserve">-</w:t>
-      </w:r>
-      <w:r>
-        <w:rPr>
-          <w:rStyle w:val="AttributeTok"/>
-        </w:rPr>
-        <w:t xml:space="preserve"> </w:t>
-      </w:r>
-      <w:r>
-        <w:rPr>
           <w:rStyle w:val="FunctionTok"/>
         </w:rPr>
-        <w:t xml:space="preserve">value</w:t>
+        <w:t xml:space="preserve">group_type</w:t>
       </w:r>
       <w:r>
         <w:rPr>
@@ -15281,12 +15704,6 @@
         <w:t xml:space="preserve">:</w:t>
       </w:r>
       <w:r>
-        <w:rPr>
-          <w:rStyle w:val="AttributeTok"/>
-        </w:rPr>
-        <w:t xml:space="preserve"> Délégation FR à la CIP détention pénale</w:t>
-      </w:r>
-      <w:r>
         <w:br/>
       </w:r>
       <w:r>
@@ -15299,7 +15716,7 @@
         <w:rPr>
           <w:rStyle w:val="FunctionTok"/>
         </w:rPr>
-        <w:t xml:space="preserve">language</w:t>
+        <w:t xml:space="preserve">group_type_enum</w:t>
       </w:r>
       <w:r>
         <w:rPr>
@@ -15311,16 +15728,22 @@
         <w:rPr>
           <w:rStyle w:val="AttributeTok"/>
         </w:rPr>
-        <w:t xml:space="preserve"> fr</w:t>
+        <w:t xml:space="preserve"> parliament</w:t>
       </w:r>
       <w:r>
         <w:br/>
       </w:r>
       <w:r>
         <w:rPr>
+          <w:rStyle w:val="AttributeTok"/>
+        </w:rPr>
+        <w:t xml:space="preserve">  </w:t>
+      </w:r>
+      <w:r>
+        <w:rPr>
           <w:rStyle w:val="FunctionTok"/>
         </w:rPr>
-        <w:t xml:space="preserve">abbreviation</w:t>
+        <w:t xml:space="preserve">label</w:t>
       </w:r>
       <w:r>
         <w:rPr>
@@ -15329,25 +15752,19 @@
         <w:t xml:space="preserve">:</w:t>
       </w:r>
       <w:r>
+        <w:rPr>
+          <w:rStyle w:val="AttributeTok"/>
+        </w:rPr>
+        <w:t xml:space="preserve"> Parlament (Legislativrat)</w:t>
+      </w:r>
+      <w:r>
         <w:br/>
       </w:r>
       <w:r>
         <w:rPr>
-          <w:rStyle w:val="KeywordTok"/>
-        </w:rPr>
-        <w:t xml:space="preserve">-</w:t>
-      </w:r>
-      <w:r>
-        <w:rPr>
-          <w:rStyle w:val="AttributeTok"/>
-        </w:rPr>
-        <w:t xml:space="preserve"> </w:t>
-      </w:r>
-      <w:r>
-        <w:rPr>
           <w:rStyle w:val="FunctionTok"/>
         </w:rPr>
-        <w:t xml:space="preserve">value</w:t>
+        <w:t xml:space="preserve">spatial</w:t>
       </w:r>
       <w:r>
         <w:rPr>
@@ -15359,509 +15776,17 @@
         <w:rPr>
           <w:rStyle w:val="AttributeTok"/>
         </w:rPr>
-        <w:t xml:space="preserve"> Del-StRFE</w:t>
-      </w:r>
-      <w:r>
-        <w:br/>
-      </w:r>
-      <w:r>
-        <w:rPr>
-          <w:rStyle w:val="AttributeTok"/>
-        </w:rPr>
-        <w:t xml:space="preserve">  </w:t>
-      </w:r>
-      <w:r>
-        <w:rPr>
-          <w:rStyle w:val="FunctionTok"/>
-        </w:rPr>
-        <w:t xml:space="preserve">language</w:t>
-      </w:r>
-      <w:r>
-        <w:rPr>
-          <w:rStyle w:val="KeywordTok"/>
-        </w:rPr>
-        <w:t xml:space="preserve">:</w:t>
-      </w:r>
-      <w:r>
-        <w:rPr>
-          <w:rStyle w:val="AttributeTok"/>
-        </w:rPr>
-        <w:t xml:space="preserve"> de</w:t>
-      </w:r>
-      <w:r>
-        <w:br/>
-      </w:r>
-      <w:r>
-        <w:rPr>
-          <w:rStyle w:val="KeywordTok"/>
-        </w:rPr>
-        <w:t xml:space="preserve">-</w:t>
-      </w:r>
-      <w:r>
-        <w:rPr>
-          <w:rStyle w:val="AttributeTok"/>
-        </w:rPr>
-        <w:t xml:space="preserve"> </w:t>
-      </w:r>
-      <w:r>
-        <w:rPr>
-          <w:rStyle w:val="FunctionTok"/>
-        </w:rPr>
-        <w:t xml:space="preserve">value</w:t>
-      </w:r>
-      <w:r>
-        <w:rPr>
-          <w:rStyle w:val="KeywordTok"/>
-        </w:rPr>
-        <w:t xml:space="preserve">:</w:t>
-      </w:r>
-      <w:r>
-        <w:rPr>
-          <w:rStyle w:val="AttributeTok"/>
-        </w:rPr>
-        <w:t xml:space="preserve"> Del-DetPen</w:t>
-      </w:r>
-      <w:r>
-        <w:br/>
-      </w:r>
-      <w:r>
-        <w:rPr>
-          <w:rStyle w:val="AttributeTok"/>
-        </w:rPr>
-        <w:t xml:space="preserve">  </w:t>
-      </w:r>
-      <w:r>
-        <w:rPr>
-          <w:rStyle w:val="FunctionTok"/>
-        </w:rPr>
-        <w:t xml:space="preserve">language</w:t>
-      </w:r>
-      <w:r>
-        <w:rPr>
-          <w:rStyle w:val="KeywordTok"/>
-        </w:rPr>
-        <w:t xml:space="preserve">:</w:t>
-      </w:r>
-      <w:r>
-        <w:rPr>
-          <w:rStyle w:val="AttributeTok"/>
-        </w:rPr>
-        <w:t xml:space="preserve"> fr</w:t>
-      </w:r>
-      <w:r>
-        <w:br/>
-      </w:r>
-      <w:r>
-        <w:rPr>
-          <w:rStyle w:val="FunctionTok"/>
-        </w:rPr>
-        <w:t xml:space="preserve">description</w:t>
-      </w:r>
-      <w:r>
-        <w:rPr>
-          <w:rStyle w:val="KeywordTok"/>
-        </w:rPr>
-        <w:t xml:space="preserve">:</w:t>
-      </w:r>
-      <w:r>
-        <w:br/>
-      </w:r>
-      <w:r>
-        <w:rPr>
-          <w:rStyle w:val="KeywordTok"/>
-        </w:rPr>
-        <w:t xml:space="preserve">-</w:t>
-      </w:r>
-      <w:r>
-        <w:rPr>
-          <w:rStyle w:val="AttributeTok"/>
-        </w:rPr>
-        <w:t xml:space="preserve"> </w:t>
-      </w:r>
-      <w:r>
-        <w:rPr>
-          <w:rStyle w:val="FunctionTok"/>
-        </w:rPr>
-        <w:t xml:space="preserve">value</w:t>
-      </w:r>
-      <w:r>
-        <w:rPr>
-          <w:rStyle w:val="KeywordTok"/>
-        </w:rPr>
-        <w:t xml:space="preserve">:</w:t>
-      </w:r>
-      <w:r>
-        <w:rPr>
-          <w:rStyle w:val="AttributeTok"/>
-        </w:rPr>
-        <w:t xml:space="preserve"> Die Interparlamentarische Aufsichtskommission strafrechtliche Einschliessung besteht aus 18 Grossrätinnen</w:t>
-      </w:r>
-      <w:r>
-        <w:br/>
-      </w:r>
-      <w:r>
-        <w:rPr>
-          <w:rStyle w:val="AttributeTok"/>
-        </w:rPr>
-        <w:t xml:space="preserve">    und Grossräten aus den sechs Vertragskantonen Freiburg, Genf, Jura, Neuenburg, Waadt und Wallis.</w:t>
-      </w:r>
-      <w:r>
-        <w:br/>
-      </w:r>
-      <w:r>
-        <w:rPr>
-          <w:rStyle w:val="AttributeTok"/>
-        </w:rPr>
-        <w:t xml:space="preserve">  </w:t>
-      </w:r>
-      <w:r>
-        <w:rPr>
-          <w:rStyle w:val="FunctionTok"/>
-        </w:rPr>
-        <w:t xml:space="preserve">language</w:t>
-      </w:r>
-      <w:r>
-        <w:rPr>
-          <w:rStyle w:val="KeywordTok"/>
-        </w:rPr>
-        <w:t xml:space="preserve">:</w:t>
-      </w:r>
-      <w:r>
-        <w:rPr>
-          <w:rStyle w:val="AttributeTok"/>
-        </w:rPr>
-        <w:t xml:space="preserve"> de</w:t>
-      </w:r>
-      <w:r>
-        <w:br/>
-      </w:r>
-      <w:r>
-        <w:rPr>
-          <w:rStyle w:val="KeywordTok"/>
-        </w:rPr>
-        <w:t xml:space="preserve">-</w:t>
-      </w:r>
-      <w:r>
-        <w:rPr>
-          <w:rStyle w:val="AttributeTok"/>
-        </w:rPr>
-        <w:t xml:space="preserve"> </w:t>
-      </w:r>
-      <w:r>
-        <w:rPr>
-          <w:rStyle w:val="FunctionTok"/>
-        </w:rPr>
-        <w:t xml:space="preserve">value</w:t>
-      </w:r>
-      <w:r>
-        <w:rPr>
-          <w:rStyle w:val="KeywordTok"/>
-        </w:rPr>
-        <w:t xml:space="preserve">:</w:t>
-      </w:r>
-      <w:r>
-        <w:rPr>
-          <w:rStyle w:val="AttributeTok"/>
-        </w:rPr>
-        <w:t xml:space="preserve"> </w:t>
-      </w:r>
-      <w:r>
-        <w:rPr>
-          <w:rStyle w:val="StringTok"/>
-        </w:rPr>
-        <w:t xml:space="preserve">'La Commission interparlementaire de contrôle détention pénale est composée de 18 députés issus</w:t>
-      </w:r>
-      <w:r>
-        <w:br/>
-      </w:r>
-      <w:r>
-        <w:rPr>
-          <w:rStyle w:val="StringTok"/>
-        </w:rPr>
-        <w:t xml:space="preserve">    des six cantons partenaires : Fribourg, Genève, Jura, Neuchâtel, Vaud et Valais.'</w:t>
-      </w:r>
-      <w:r>
-        <w:br/>
-      </w:r>
-      <w:r>
-        <w:rPr>
-          <w:rStyle w:val="AttributeTok"/>
-        </w:rPr>
-        <w:t xml:space="preserve">  </w:t>
-      </w:r>
-      <w:r>
-        <w:rPr>
-          <w:rStyle w:val="FunctionTok"/>
-        </w:rPr>
-        <w:t xml:space="preserve">language</w:t>
-      </w:r>
-      <w:r>
-        <w:rPr>
-          <w:rStyle w:val="KeywordTok"/>
-        </w:rPr>
-        <w:t xml:space="preserve">:</w:t>
-      </w:r>
-      <w:r>
-        <w:rPr>
-          <w:rStyle w:val="AttributeTok"/>
-        </w:rPr>
-        <w:t xml:space="preserve"> fr</w:t>
-      </w:r>
-      <w:r>
-        <w:br/>
-      </w:r>
-      <w:r>
-        <w:rPr>
-          <w:rStyle w:val="FunctionTok"/>
-        </w:rPr>
-        <w:t xml:space="preserve">landing_page</w:t>
-      </w:r>
-      <w:r>
-        <w:rPr>
-          <w:rStyle w:val="KeywordTok"/>
-        </w:rPr>
-        <w:t xml:space="preserve">:</w:t>
-      </w:r>
-      <w:r>
-        <w:br/>
-      </w:r>
-      <w:r>
-        <w:rPr>
-          <w:rStyle w:val="KeywordTok"/>
-        </w:rPr>
-        <w:t xml:space="preserve">-</w:t>
-      </w:r>
-      <w:r>
-        <w:rPr>
-          <w:rStyle w:val="AttributeTok"/>
-        </w:rPr>
-        <w:t xml:space="preserve"> </w:t>
-      </w:r>
-      <w:r>
-        <w:rPr>
-          <w:rStyle w:val="FunctionTok"/>
-        </w:rPr>
-        <w:t xml:space="preserve">value</w:t>
-      </w:r>
-      <w:r>
-        <w:rPr>
-          <w:rStyle w:val="KeywordTok"/>
-        </w:rPr>
-        <w:t xml:space="preserve">:</w:t>
-      </w:r>
-      <w:r>
-        <w:rPr>
-          <w:rStyle w:val="AttributeTok"/>
-        </w:rPr>
-        <w:t xml:space="preserve"> https://www.fr.ch/de/parlinfo/app/organizations/a1acb0c030d54b3baed840fe8bbed6b5</w:t>
-      </w:r>
-      <w:r>
-        <w:br/>
-      </w:r>
-      <w:r>
-        <w:rPr>
-          <w:rStyle w:val="AttributeTok"/>
-        </w:rPr>
-        <w:t xml:space="preserve">  </w:t>
-      </w:r>
-      <w:r>
-        <w:rPr>
-          <w:rStyle w:val="FunctionTok"/>
-        </w:rPr>
-        <w:t xml:space="preserve">language</w:t>
-      </w:r>
-      <w:r>
-        <w:rPr>
-          <w:rStyle w:val="KeywordTok"/>
-        </w:rPr>
-        <w:t xml:space="preserve">:</w:t>
-      </w:r>
-      <w:r>
-        <w:rPr>
-          <w:rStyle w:val="AttributeTok"/>
-        </w:rPr>
-        <w:t xml:space="preserve"> de</w:t>
-      </w:r>
-      <w:r>
-        <w:br/>
-      </w:r>
-      <w:r>
-        <w:rPr>
-          <w:rStyle w:val="KeywordTok"/>
-        </w:rPr>
-        <w:t xml:space="preserve">-</w:t>
-      </w:r>
-      <w:r>
-        <w:rPr>
-          <w:rStyle w:val="AttributeTok"/>
-        </w:rPr>
-        <w:t xml:space="preserve"> </w:t>
-      </w:r>
-      <w:r>
-        <w:rPr>
-          <w:rStyle w:val="FunctionTok"/>
-        </w:rPr>
-        <w:t xml:space="preserve">value</w:t>
-      </w:r>
-      <w:r>
-        <w:rPr>
-          <w:rStyle w:val="KeywordTok"/>
-        </w:rPr>
-        <w:t xml:space="preserve">:</w:t>
-      </w:r>
-      <w:r>
-        <w:rPr>
-          <w:rStyle w:val="AttributeTok"/>
-        </w:rPr>
-        <w:t xml:space="preserve"> https://www.fr.ch/parlinfo/app/organizations/a1acb0c030d54b3baed840fe8bbed6b5</w:t>
-      </w:r>
-      <w:r>
-        <w:br/>
-      </w:r>
-      <w:r>
-        <w:rPr>
-          <w:rStyle w:val="AttributeTok"/>
-        </w:rPr>
-        <w:t xml:space="preserve">  </w:t>
-      </w:r>
-      <w:r>
-        <w:rPr>
-          <w:rStyle w:val="FunctionTok"/>
-        </w:rPr>
-        <w:t xml:space="preserve">language</w:t>
-      </w:r>
-      <w:r>
-        <w:rPr>
-          <w:rStyle w:val="KeywordTok"/>
-        </w:rPr>
-        <w:t xml:space="preserve">:</w:t>
-      </w:r>
-      <w:r>
-        <w:rPr>
-          <w:rStyle w:val="AttributeTok"/>
-        </w:rPr>
-        <w:t xml:space="preserve"> fr</w:t>
-      </w:r>
-      <w:r>
-        <w:br/>
-      </w:r>
-      <w:r>
-        <w:rPr>
-          <w:rStyle w:val="FunctionTok"/>
-        </w:rPr>
-        <w:t xml:space="preserve">group_type</w:t>
-      </w:r>
-      <w:r>
-        <w:rPr>
-          <w:rStyle w:val="KeywordTok"/>
-        </w:rPr>
-        <w:t xml:space="preserve">:</w:t>
-      </w:r>
-      <w:r>
-        <w:br/>
-      </w:r>
-      <w:r>
-        <w:rPr>
-          <w:rStyle w:val="AttributeTok"/>
-        </w:rPr>
-        <w:t xml:space="preserve">  </w:t>
-      </w:r>
-      <w:r>
-        <w:rPr>
-          <w:rStyle w:val="FunctionTok"/>
-        </w:rPr>
-        <w:t xml:space="preserve">group_type_enum</w:t>
-      </w:r>
-      <w:r>
-        <w:rPr>
-          <w:rStyle w:val="KeywordTok"/>
-        </w:rPr>
-        <w:t xml:space="preserve">:</w:t>
-      </w:r>
-      <w:r>
-        <w:rPr>
-          <w:rStyle w:val="AttributeTok"/>
-        </w:rPr>
-        <w:t xml:space="preserve"> delegation</w:t>
-      </w:r>
-      <w:r>
-        <w:br/>
-      </w:r>
-      <w:r>
-        <w:rPr>
-          <w:rStyle w:val="AttributeTok"/>
-        </w:rPr>
-        <w:t xml:space="preserve">  </w:t>
-      </w:r>
-      <w:r>
-        <w:rPr>
-          <w:rStyle w:val="FunctionTok"/>
-        </w:rPr>
-        <w:t xml:space="preserve">label</w:t>
-      </w:r>
-      <w:r>
-        <w:rPr>
-          <w:rStyle w:val="KeywordTok"/>
-        </w:rPr>
-        <w:t xml:space="preserve">:</w:t>
-      </w:r>
-      <w:r>
-        <w:rPr>
-          <w:rStyle w:val="AttributeTok"/>
-        </w:rPr>
-        <w:t xml:space="preserve"> Delegation</w:t>
-      </w:r>
-      <w:r>
-        <w:br/>
-      </w:r>
-      <w:r>
-        <w:rPr>
-          <w:rStyle w:val="FunctionTok"/>
-        </w:rPr>
-        <w:t xml:space="preserve">spatial</w:t>
-      </w:r>
-      <w:r>
-        <w:rPr>
-          <w:rStyle w:val="KeywordTok"/>
-        </w:rPr>
-        <w:t xml:space="preserve">:</w:t>
-      </w:r>
-      <w:r>
-        <w:rPr>
-          <w:rStyle w:val="AttributeTok"/>
-        </w:rPr>
-        <w:t xml:space="preserve"> https://ld.admin.ch/canton/10</w:t>
-      </w:r>
-      <w:r>
-        <w:br/>
-      </w:r>
-      <w:r>
-        <w:rPr>
-          <w:rStyle w:val="FunctionTok"/>
-        </w:rPr>
-        <w:t xml:space="preserve">valid_from</w:t>
-      </w:r>
-      <w:r>
-        <w:rPr>
-          <w:rStyle w:val="KeywordTok"/>
-        </w:rPr>
-        <w:t xml:space="preserve">:</w:t>
-      </w:r>
-      <w:r>
-        <w:rPr>
-          <w:rStyle w:val="AttributeTok"/>
-        </w:rPr>
-        <w:t xml:space="preserve"> 2007-12-12</w:t>
+        <w:t xml:space="preserve"> https://ld.admin.ch/municipality/3203</w:t>
       </w:r>
     </w:p>
     <w:bookmarkEnd w:id="132"/>
-    <w:bookmarkStart w:id="133" w:name="Xa2e76961da05bfce74c3736537e4ae53ea7a13b"/>
+    <w:bookmarkStart w:id="133" w:name="Xc6cab5eb045ea7c2199f20093815bf4e8fc241d"/>
     <w:p>
       <w:pPr>
         <w:pStyle w:val="berschrift4"/>
       </w:pPr>
       <w:r>
-        <w:t xml:space="preserve">Exemple : Groupe d interet avec nom trilingue et contact</w:t>
+        <w:t xml:space="preserve">Exemple : Commission avec abreviation usuelle</w:t>
       </w:r>
     </w:p>
     <w:p>
@@ -15890,7 +15815,7 @@
         <w:rPr>
           <w:rStyle w:val="DecValTok"/>
         </w:rPr>
-        <w:t xml:space="preserve">6627</w:t>
+        <w:t xml:space="preserve">3</w:t>
       </w:r>
       <w:r>
         <w:br/>
@@ -15911,7 +15836,7 @@
         <w:rPr>
           <w:rStyle w:val="AttributeTok"/>
         </w:rPr>
-        <w:t xml:space="preserve"> https://api.openparldata.ch/v1/groups/6627</w:t>
+        <w:t xml:space="preserve"> https://api.openparldata.ch/v1/groups/3</w:t>
       </w:r>
       <w:r>
         <w:br/>
@@ -15959,7 +15884,7 @@
         <w:rPr>
           <w:rStyle w:val="AttributeTok"/>
         </w:rPr>
-        <w:t xml:space="preserve"> Konsumenteninformation und -schutz</w:t>
+        <w:t xml:space="preserve"> Geschäftsprüfungskommission</w:t>
       </w:r>
       <w:r>
         <w:br/>
@@ -15993,6 +15918,21 @@
       </w:r>
       <w:r>
         <w:rPr>
+          <w:rStyle w:val="FunctionTok"/>
+        </w:rPr>
+        <w:t xml:space="preserve">abbreviation</w:t>
+      </w:r>
+      <w:r>
+        <w:rPr>
+          <w:rStyle w:val="KeywordTok"/>
+        </w:rPr>
+        <w:t xml:space="preserve">:</w:t>
+      </w:r>
+      <w:r>
+        <w:br/>
+      </w:r>
+      <w:r>
+        <w:rPr>
           <w:rStyle w:val="KeywordTok"/>
         </w:rPr>
         <w:t xml:space="preserve">-</w:t>
@@ -16019,7 +15959,7 @@
         <w:rPr>
           <w:rStyle w:val="AttributeTok"/>
         </w:rPr>
-        <w:t xml:space="preserve"> Information et défense des consommateurs</w:t>
+        <w:t xml:space="preserve"> GPK</w:t>
       </w:r>
       <w:r>
         <w:br/>
@@ -16046,13 +15986,28 @@
         <w:rPr>
           <w:rStyle w:val="AttributeTok"/>
         </w:rPr>
-        <w:t xml:space="preserve"> fr</w:t>
+        <w:t xml:space="preserve"> de</w:t>
       </w:r>
       <w:r>
         <w:br/>
       </w:r>
       <w:r>
         <w:rPr>
+          <w:rStyle w:val="FunctionTok"/>
+        </w:rPr>
+        <w:t xml:space="preserve">landing_page</w:t>
+      </w:r>
+      <w:r>
+        <w:rPr>
+          <w:rStyle w:val="KeywordTok"/>
+        </w:rPr>
+        <w:t xml:space="preserve">:</w:t>
+      </w:r>
+      <w:r>
+        <w:br/>
+      </w:r>
+      <w:r>
+        <w:rPr>
           <w:rStyle w:val="KeywordTok"/>
         </w:rPr>
         <w:t xml:space="preserve">-</w:t>
@@ -16079,7 +16034,7 @@
         <w:rPr>
           <w:rStyle w:val="AttributeTok"/>
         </w:rPr>
-        <w:t xml:space="preserve"> Informazione e tutela dei consumatori</w:t>
+        <w:t xml:space="preserve"> https://ar.ch/kantonsrat/kommissionen/staendige-kommissionen-des-kantonsrates/</w:t>
       </w:r>
       <w:r>
         <w:br/>
@@ -16106,7 +16061,7 @@
         <w:rPr>
           <w:rStyle w:val="AttributeTok"/>
         </w:rPr>
-        <w:t xml:space="preserve"> it</w:t>
+        <w:t xml:space="preserve"> de</w:t>
       </w:r>
       <w:r>
         <w:br/>
@@ -16115,7 +16070,7 @@
         <w:rPr>
           <w:rStyle w:val="FunctionTok"/>
         </w:rPr>
-        <w:t xml:space="preserve">description</w:t>
+        <w:t xml:space="preserve">group_type</w:t>
       </w:r>
       <w:r>
         <w:rPr>
@@ -16128,21 +16083,15 @@
       </w:r>
       <w:r>
         <w:rPr>
-          <w:rStyle w:val="KeywordTok"/>
-        </w:rPr>
-        <w:t xml:space="preserve">-</w:t>
-      </w:r>
-      <w:r>
-        <w:rPr>
-          <w:rStyle w:val="AttributeTok"/>
-        </w:rPr>
-        <w:t xml:space="preserve"> </w:t>
+          <w:rStyle w:val="AttributeTok"/>
+        </w:rPr>
+        <w:t xml:space="preserve">  </w:t>
       </w:r>
       <w:r>
         <w:rPr>
           <w:rStyle w:val="FunctionTok"/>
         </w:rPr>
-        <w:t xml:space="preserve">value</w:t>
+        <w:t xml:space="preserve">group_type_enum</w:t>
       </w:r>
       <w:r>
         <w:rPr>
@@ -16154,7 +16103,7 @@
         <w:rPr>
           <w:rStyle w:val="AttributeTok"/>
         </w:rPr>
-        <w:t xml:space="preserve"> L'intergroupe parlementaire « Information et défense des consommateurs » réunit toutes les sensibilités</w:t>
+        <w:t xml:space="preserve"> commission</w:t>
       </w:r>
       <w:r>
         <w:br/>
@@ -16163,31 +16112,34 @@
         <w:rPr>
           <w:rStyle w:val="AttributeTok"/>
         </w:rPr>
-        <w:t xml:space="preserve">    politiques. Cet intergroupe a pour mission d'informer et de sensibiliser les élu·e·s aux questions</w:t>
+        <w:t xml:space="preserve">  </w:t>
+      </w:r>
+      <w:r>
+        <w:rPr>
+          <w:rStyle w:val="FunctionTok"/>
+        </w:rPr>
+        <w:t xml:space="preserve">label</w:t>
+      </w:r>
+      <w:r>
+        <w:rPr>
+          <w:rStyle w:val="KeywordTok"/>
+        </w:rPr>
+        <w:t xml:space="preserve">:</w:t>
+      </w:r>
+      <w:r>
+        <w:rPr>
+          <w:rStyle w:val="AttributeTok"/>
+        </w:rPr>
+        <w:t xml:space="preserve"> Kommission</w:t>
       </w:r>
       <w:r>
         <w:br/>
       </w:r>
       <w:r>
         <w:rPr>
-          <w:rStyle w:val="AttributeTok"/>
-        </w:rPr>
-        <w:t xml:space="preserve">    relatives à la défense des consommateur·rice·s en Suisse.</w:t>
-      </w:r>
-      <w:r>
-        <w:br/>
-      </w:r>
-      <w:r>
-        <w:rPr>
-          <w:rStyle w:val="AttributeTok"/>
-        </w:rPr>
-        <w:t xml:space="preserve">  </w:t>
-      </w:r>
-      <w:r>
-        <w:rPr>
           <w:rStyle w:val="FunctionTok"/>
         </w:rPr>
-        <w:t xml:space="preserve">language</w:t>
+        <w:t xml:space="preserve">spatial</w:t>
       </w:r>
       <w:r>
         <w:rPr>
@@ -16199,581 +16151,17 @@
         <w:rPr>
           <w:rStyle w:val="AttributeTok"/>
         </w:rPr>
-        <w:t xml:space="preserve"> fr</w:t>
-      </w:r>
-      <w:r>
-        <w:br/>
-      </w:r>
-      <w:r>
-        <w:rPr>
-          <w:rStyle w:val="FunctionTok"/>
-        </w:rPr>
-        <w:t xml:space="preserve">landing_page</w:t>
-      </w:r>
-      <w:r>
-        <w:rPr>
-          <w:rStyle w:val="KeywordTok"/>
-        </w:rPr>
-        <w:t xml:space="preserve">:</w:t>
-      </w:r>
-      <w:r>
-        <w:br/>
-      </w:r>
-      <w:r>
-        <w:rPr>
-          <w:rStyle w:val="KeywordTok"/>
-        </w:rPr>
-        <w:t xml:space="preserve">-</w:t>
-      </w:r>
-      <w:r>
-        <w:rPr>
-          <w:rStyle w:val="AttributeTok"/>
-        </w:rPr>
-        <w:t xml:space="preserve"> </w:t>
-      </w:r>
-      <w:r>
-        <w:rPr>
-          <w:rStyle w:val="FunctionTok"/>
-        </w:rPr>
-        <w:t xml:space="preserve">value</w:t>
-      </w:r>
-      <w:r>
-        <w:rPr>
-          <w:rStyle w:val="KeywordTok"/>
-        </w:rPr>
-        <w:t xml:space="preserve">:</w:t>
-      </w:r>
-      <w:r>
-        <w:rPr>
-          <w:rStyle w:val="AttributeTok"/>
-        </w:rPr>
-        <w:t xml:space="preserve"> https://www.parlament.ch/centers/documents/de/gruppen-der-bundesversammlung.pdf</w:t>
-      </w:r>
-      <w:r>
-        <w:br/>
-      </w:r>
-      <w:r>
-        <w:rPr>
-          <w:rStyle w:val="AttributeTok"/>
-        </w:rPr>
-        <w:t xml:space="preserve">  </w:t>
-      </w:r>
-      <w:r>
-        <w:rPr>
-          <w:rStyle w:val="FunctionTok"/>
-        </w:rPr>
-        <w:t xml:space="preserve">language</w:t>
-      </w:r>
-      <w:r>
-        <w:rPr>
-          <w:rStyle w:val="KeywordTok"/>
-        </w:rPr>
-        <w:t xml:space="preserve">:</w:t>
-      </w:r>
-      <w:r>
-        <w:rPr>
-          <w:rStyle w:val="AttributeTok"/>
-        </w:rPr>
-        <w:t xml:space="preserve"> de</w:t>
-      </w:r>
-      <w:r>
-        <w:br/>
-      </w:r>
-      <w:r>
-        <w:rPr>
-          <w:rStyle w:val="FunctionTok"/>
-        </w:rPr>
-        <w:t xml:space="preserve">contacts</w:t>
-      </w:r>
-      <w:r>
-        <w:rPr>
-          <w:rStyle w:val="KeywordTok"/>
-        </w:rPr>
-        <w:t xml:space="preserve">:</w:t>
-      </w:r>
-      <w:r>
-        <w:br/>
-      </w:r>
-      <w:r>
-        <w:rPr>
-          <w:rStyle w:val="KeywordTok"/>
-        </w:rPr>
-        <w:t xml:space="preserve">-</w:t>
-      </w:r>
-      <w:r>
-        <w:rPr>
-          <w:rStyle w:val="AttributeTok"/>
-        </w:rPr>
-        <w:t xml:space="preserve"> </w:t>
-      </w:r>
-      <w:r>
-        <w:rPr>
-          <w:rStyle w:val="FunctionTok"/>
-        </w:rPr>
-        <w:t xml:space="preserve">contact_type</w:t>
-      </w:r>
-      <w:r>
-        <w:rPr>
-          <w:rStyle w:val="KeywordTok"/>
-        </w:rPr>
-        <w:t xml:space="preserve">:</w:t>
-      </w:r>
-      <w:r>
-        <w:rPr>
-          <w:rStyle w:val="AttributeTok"/>
-        </w:rPr>
-        <w:t xml:space="preserve"> email</w:t>
-      </w:r>
-      <w:r>
-        <w:br/>
-      </w:r>
-      <w:r>
-        <w:rPr>
-          <w:rStyle w:val="AttributeTok"/>
-        </w:rPr>
-        <w:t xml:space="preserve">  </w:t>
-      </w:r>
-      <w:r>
-        <w:rPr>
-          <w:rStyle w:val="FunctionTok"/>
-        </w:rPr>
-        <w:t xml:space="preserve">value</w:t>
-      </w:r>
-      <w:r>
-        <w:rPr>
-          <w:rStyle w:val="KeywordTok"/>
-        </w:rPr>
-        <w:t xml:space="preserve">:</w:t>
-      </w:r>
-      <w:r>
-        <w:rPr>
-          <w:rStyle w:val="AttributeTok"/>
-        </w:rPr>
-        <w:t xml:space="preserve"> l.altwegg@frc.ch</w:t>
-      </w:r>
-      <w:r>
-        <w:br/>
-      </w:r>
-      <w:r>
-        <w:rPr>
-          <w:rStyle w:val="AttributeTok"/>
-        </w:rPr>
-        <w:t xml:space="preserve">  </w:t>
-      </w:r>
-      <w:r>
-        <w:rPr>
-          <w:rStyle w:val="FunctionTok"/>
-        </w:rPr>
-        <w:t xml:space="preserve">label</w:t>
-      </w:r>
-      <w:r>
-        <w:rPr>
-          <w:rStyle w:val="KeywordTok"/>
-        </w:rPr>
-        <w:t xml:space="preserve">:</w:t>
-      </w:r>
-      <w:r>
-        <w:rPr>
-          <w:rStyle w:val="AttributeTok"/>
-        </w:rPr>
-        <w:t xml:space="preserve"> Sekretariat</w:t>
-      </w:r>
-      <w:r>
-        <w:br/>
-      </w:r>
-      <w:r>
-        <w:rPr>
-          <w:rStyle w:val="KeywordTok"/>
-        </w:rPr>
-        <w:t xml:space="preserve">-</w:t>
-      </w:r>
-      <w:r>
-        <w:rPr>
-          <w:rStyle w:val="AttributeTok"/>
-        </w:rPr>
-        <w:t xml:space="preserve"> </w:t>
-      </w:r>
-      <w:r>
-        <w:rPr>
-          <w:rStyle w:val="FunctionTok"/>
-        </w:rPr>
-        <w:t xml:space="preserve">contact_type</w:t>
-      </w:r>
-      <w:r>
-        <w:rPr>
-          <w:rStyle w:val="KeywordTok"/>
-        </w:rPr>
-        <w:t xml:space="preserve">:</w:t>
-      </w:r>
-      <w:r>
-        <w:rPr>
-          <w:rStyle w:val="AttributeTok"/>
-        </w:rPr>
-        <w:t xml:space="preserve"> phone</w:t>
-      </w:r>
-      <w:r>
-        <w:br/>
-      </w:r>
-      <w:r>
-        <w:rPr>
-          <w:rStyle w:val="AttributeTok"/>
-        </w:rPr>
-        <w:t xml:space="preserve">  </w:t>
-      </w:r>
-      <w:r>
-        <w:rPr>
-          <w:rStyle w:val="FunctionTok"/>
-        </w:rPr>
-        <w:t xml:space="preserve">value</w:t>
-      </w:r>
-      <w:r>
-        <w:rPr>
-          <w:rStyle w:val="KeywordTok"/>
-        </w:rPr>
-        <w:t xml:space="preserve">:</w:t>
-      </w:r>
-      <w:r>
-        <w:rPr>
-          <w:rStyle w:val="AttributeTok"/>
-        </w:rPr>
-        <w:t xml:space="preserve"> +41 21 331 00 95</w:t>
-      </w:r>
-      <w:r>
-        <w:br/>
-      </w:r>
-      <w:r>
-        <w:rPr>
-          <w:rStyle w:val="AttributeTok"/>
-        </w:rPr>
-        <w:t xml:space="preserve">  </w:t>
-      </w:r>
-      <w:r>
-        <w:rPr>
-          <w:rStyle w:val="FunctionTok"/>
-        </w:rPr>
-        <w:t xml:space="preserve">label</w:t>
-      </w:r>
-      <w:r>
-        <w:rPr>
-          <w:rStyle w:val="KeywordTok"/>
-        </w:rPr>
-        <w:t xml:space="preserve">:</w:t>
-      </w:r>
-      <w:r>
-        <w:rPr>
-          <w:rStyle w:val="AttributeTok"/>
-        </w:rPr>
-        <w:t xml:space="preserve"> Sekretariat</w:t>
-      </w:r>
-      <w:r>
-        <w:br/>
-      </w:r>
-      <w:r>
-        <w:rPr>
-          <w:rStyle w:val="FunctionTok"/>
-        </w:rPr>
-        <w:t xml:space="preserve">addresses</w:t>
-      </w:r>
-      <w:r>
-        <w:rPr>
-          <w:rStyle w:val="KeywordTok"/>
-        </w:rPr>
-        <w:t xml:space="preserve">:</w:t>
-      </w:r>
-      <w:r>
-        <w:br/>
-      </w:r>
-      <w:r>
-        <w:rPr>
-          <w:rStyle w:val="KeywordTok"/>
-        </w:rPr>
-        <w:t xml:space="preserve">-</w:t>
-      </w:r>
-      <w:r>
-        <w:rPr>
-          <w:rStyle w:val="AttributeTok"/>
-        </w:rPr>
-        <w:t xml:space="preserve"> </w:t>
-      </w:r>
-      <w:r>
-        <w:rPr>
-          <w:rStyle w:val="FunctionTok"/>
-        </w:rPr>
-        <w:t xml:space="preserve">address_type</w:t>
-      </w:r>
-      <w:r>
-        <w:rPr>
-          <w:rStyle w:val="KeywordTok"/>
-        </w:rPr>
-        <w:t xml:space="preserve">:</w:t>
-      </w:r>
-      <w:r>
-        <w:rPr>
-          <w:rStyle w:val="AttributeTok"/>
-        </w:rPr>
-        <w:t xml:space="preserve"> businessAddress</w:t>
-      </w:r>
-      <w:r>
-        <w:br/>
-      </w:r>
-      <w:r>
-        <w:rPr>
-          <w:rStyle w:val="AttributeTok"/>
-        </w:rPr>
-        <w:t xml:space="preserve">  </w:t>
-      </w:r>
-      <w:r>
-        <w:rPr>
-          <w:rStyle w:val="FunctionTok"/>
-        </w:rPr>
-        <w:t xml:space="preserve">address_uri</w:t>
-      </w:r>
-      <w:r>
-        <w:rPr>
-          <w:rStyle w:val="KeywordTok"/>
-        </w:rPr>
-        <w:t xml:space="preserve">:</w:t>
-      </w:r>
-      <w:r>
-        <w:rPr>
-          <w:rStyle w:val="AttributeTok"/>
-        </w:rPr>
-        <w:t xml:space="preserve"> https://geo.ld.admin.ch/location/address/101009806</w:t>
-      </w:r>
-      <w:r>
-        <w:br/>
-      </w:r>
-      <w:r>
-        <w:rPr>
-          <w:rStyle w:val="AttributeTok"/>
-        </w:rPr>
-        <w:t xml:space="preserve">  </w:t>
-      </w:r>
-      <w:r>
-        <w:rPr>
-          <w:rStyle w:val="FunctionTok"/>
-        </w:rPr>
-        <w:t xml:space="preserve">street_address</w:t>
-      </w:r>
-      <w:r>
-        <w:rPr>
-          <w:rStyle w:val="KeywordTok"/>
-        </w:rPr>
-        <w:t xml:space="preserve">:</w:t>
-      </w:r>
-      <w:r>
-        <w:rPr>
-          <w:rStyle w:val="AttributeTok"/>
-        </w:rPr>
-        <w:t xml:space="preserve"> Fédération romande des consommateurs, Rue de Genève 17, case postale 585</w:t>
-      </w:r>
-      <w:r>
-        <w:br/>
-      </w:r>
-      <w:r>
-        <w:rPr>
-          <w:rStyle w:val="AttributeTok"/>
-        </w:rPr>
-        <w:t xml:space="preserve">  </w:t>
-      </w:r>
-      <w:r>
-        <w:rPr>
-          <w:rStyle w:val="FunctionTok"/>
-        </w:rPr>
-        <w:t xml:space="preserve">postal_code</w:t>
-      </w:r>
-      <w:r>
-        <w:rPr>
-          <w:rStyle w:val="KeywordTok"/>
-        </w:rPr>
-        <w:t xml:space="preserve">:</w:t>
-      </w:r>
-      <w:r>
-        <w:rPr>
-          <w:rStyle w:val="AttributeTok"/>
-        </w:rPr>
-        <w:t xml:space="preserve"> </w:t>
-      </w:r>
-      <w:r>
-        <w:rPr>
-          <w:rStyle w:val="StringTok"/>
-        </w:rPr>
-        <w:t xml:space="preserve">'1001'</w:t>
-      </w:r>
-      <w:r>
-        <w:br/>
-      </w:r>
-      <w:r>
-        <w:rPr>
-          <w:rStyle w:val="AttributeTok"/>
-        </w:rPr>
-        <w:t xml:space="preserve">  </w:t>
-      </w:r>
-      <w:r>
-        <w:rPr>
-          <w:rStyle w:val="FunctionTok"/>
-        </w:rPr>
-        <w:t xml:space="preserve">postal_locality</w:t>
-      </w:r>
-      <w:r>
-        <w:rPr>
-          <w:rStyle w:val="KeywordTok"/>
-        </w:rPr>
-        <w:t xml:space="preserve">:</w:t>
-      </w:r>
-      <w:r>
-        <w:rPr>
-          <w:rStyle w:val="AttributeTok"/>
-        </w:rPr>
-        <w:t xml:space="preserve"> Lausanne</w:t>
-      </w:r>
-      <w:r>
-        <w:br/>
-      </w:r>
-      <w:r>
-        <w:rPr>
-          <w:rStyle w:val="AttributeTok"/>
-        </w:rPr>
-        <w:t xml:space="preserve">  </w:t>
-      </w:r>
-      <w:r>
-        <w:rPr>
-          <w:rStyle w:val="FunctionTok"/>
-        </w:rPr>
-        <w:t xml:space="preserve">country</w:t>
-      </w:r>
-      <w:r>
-        <w:rPr>
-          <w:rStyle w:val="KeywordTok"/>
-        </w:rPr>
-        <w:t xml:space="preserve">:</w:t>
-      </w:r>
-      <w:r>
-        <w:rPr>
-          <w:rStyle w:val="AttributeTok"/>
-        </w:rPr>
-        <w:t xml:space="preserve"> CH</w:t>
-      </w:r>
-      <w:r>
-        <w:br/>
-      </w:r>
-      <w:r>
-        <w:rPr>
-          <w:rStyle w:val="FunctionTok"/>
-        </w:rPr>
-        <w:t xml:space="preserve">group_type</w:t>
-      </w:r>
-      <w:r>
-        <w:rPr>
-          <w:rStyle w:val="KeywordTok"/>
-        </w:rPr>
-        <w:t xml:space="preserve">:</w:t>
-      </w:r>
-      <w:r>
-        <w:br/>
-      </w:r>
-      <w:r>
-        <w:rPr>
-          <w:rStyle w:val="AttributeTok"/>
-        </w:rPr>
-        <w:t xml:space="preserve">  </w:t>
-      </w:r>
-      <w:r>
-        <w:rPr>
-          <w:rStyle w:val="FunctionTok"/>
-        </w:rPr>
-        <w:t xml:space="preserve">group_type_enum</w:t>
-      </w:r>
-      <w:r>
-        <w:rPr>
-          <w:rStyle w:val="KeywordTok"/>
-        </w:rPr>
-        <w:t xml:space="preserve">:</w:t>
-      </w:r>
-      <w:r>
-        <w:rPr>
-          <w:rStyle w:val="AttributeTok"/>
-        </w:rPr>
-        <w:t xml:space="preserve"> interest_group</w:t>
-      </w:r>
-      <w:r>
-        <w:br/>
-      </w:r>
-      <w:r>
-        <w:rPr>
-          <w:rStyle w:val="AttributeTok"/>
-        </w:rPr>
-        <w:t xml:space="preserve">  </w:t>
-      </w:r>
-      <w:r>
-        <w:rPr>
-          <w:rStyle w:val="FunctionTok"/>
-        </w:rPr>
-        <w:t xml:space="preserve">label</w:t>
-      </w:r>
-      <w:r>
-        <w:rPr>
-          <w:rStyle w:val="KeywordTok"/>
-        </w:rPr>
-        <w:t xml:space="preserve">:</w:t>
-      </w:r>
-      <w:r>
-        <w:rPr>
-          <w:rStyle w:val="AttributeTok"/>
-        </w:rPr>
-        <w:t xml:space="preserve"> Interessengruppe</w:t>
-      </w:r>
-      <w:r>
-        <w:br/>
-      </w:r>
-      <w:r>
-        <w:rPr>
-          <w:rStyle w:val="FunctionTok"/>
-        </w:rPr>
-        <w:t xml:space="preserve">spatial</w:t>
-      </w:r>
-      <w:r>
-        <w:rPr>
-          <w:rStyle w:val="KeywordTok"/>
-        </w:rPr>
-        <w:t xml:space="preserve">:</w:t>
-      </w:r>
-      <w:r>
-        <w:rPr>
-          <w:rStyle w:val="AttributeTok"/>
-        </w:rPr>
-        <w:t xml:space="preserve"> https://ld.admin.ch/country/CHE</w:t>
-      </w:r>
-      <w:r>
-        <w:br/>
-      </w:r>
-      <w:r>
-        <w:rPr>
-          <w:rStyle w:val="FunctionTok"/>
-        </w:rPr>
-        <w:t xml:space="preserve">valid_from</w:t>
-      </w:r>
-      <w:r>
-        <w:rPr>
-          <w:rStyle w:val="KeywordTok"/>
-        </w:rPr>
-        <w:t xml:space="preserve">:</w:t>
-      </w:r>
-      <w:r>
-        <w:rPr>
-          <w:rStyle w:val="AttributeTok"/>
-        </w:rPr>
-        <w:t xml:space="preserve"> 2012-01-01</w:t>
+        <w:t xml:space="preserve"> https://ld.admin.ch/canton/15</w:t>
       </w:r>
     </w:p>
     <w:bookmarkEnd w:id="133"/>
-    <w:bookmarkStart w:id="134" w:name="X6083c8726e8b84a359ff12b214e99a68dd9bede"/>
+    <w:bookmarkStart w:id="134" w:name="Xa2e76961da05bfce74c3736537e4ae53ea7a13b"/>
     <w:p>
       <w:pPr>
         <w:pStyle w:val="berschrift4"/>
       </w:pPr>
       <w:r>
-        <w:t xml:space="preserve">Exemple : Groupe parlementaire d un parlement cantonal</w:t>
+        <w:t xml:space="preserve">Exemple : Groupe d interet avec nom trilingue et contact</w:t>
       </w:r>
     </w:p>
     <w:p>
@@ -16802,7 +16190,7 @@
         <w:rPr>
           <w:rStyle w:val="DecValTok"/>
         </w:rPr>
-        <w:t xml:space="preserve">20</w:t>
+        <w:t xml:space="preserve">6627</w:t>
       </w:r>
       <w:r>
         <w:br/>
@@ -16823,7 +16211,7 @@
         <w:rPr>
           <w:rStyle w:val="AttributeTok"/>
         </w:rPr>
-        <w:t xml:space="preserve"> https://api.openparldata.ch/v1/groups/20</w:t>
+        <w:t xml:space="preserve"> https://www.parlament.ch/de/organe/gruppen/konsumenteninformation-und-schutz</w:t>
       </w:r>
       <w:r>
         <w:br/>
@@ -16871,7 +16259,7 @@
         <w:rPr>
           <w:rStyle w:val="AttributeTok"/>
         </w:rPr>
-        <w:t xml:space="preserve"> Evangelische Volkspartei</w:t>
+        <w:t xml:space="preserve"> Konsumenteninformation und -schutz</w:t>
       </w:r>
       <w:r>
         <w:br/>
@@ -16905,8 +16293,221 @@
       </w:r>
       <w:r>
         <w:rPr>
+          <w:rStyle w:val="KeywordTok"/>
+        </w:rPr>
+        <w:t xml:space="preserve">-</w:t>
+      </w:r>
+      <w:r>
+        <w:rPr>
+          <w:rStyle w:val="AttributeTok"/>
+        </w:rPr>
+        <w:t xml:space="preserve"> </w:t>
+      </w:r>
+      <w:r>
+        <w:rPr>
           <w:rStyle w:val="FunctionTok"/>
         </w:rPr>
+        <w:t xml:space="preserve">value</w:t>
+      </w:r>
+      <w:r>
+        <w:rPr>
+          <w:rStyle w:val="KeywordTok"/>
+        </w:rPr>
+        <w:t xml:space="preserve">:</w:t>
+      </w:r>
+      <w:r>
+        <w:rPr>
+          <w:rStyle w:val="AttributeTok"/>
+        </w:rPr>
+        <w:t xml:space="preserve"> Information et défense des consommateurs</w:t>
+      </w:r>
+      <w:r>
+        <w:br/>
+      </w:r>
+      <w:r>
+        <w:rPr>
+          <w:rStyle w:val="AttributeTok"/>
+        </w:rPr>
+        <w:t xml:space="preserve">  </w:t>
+      </w:r>
+      <w:r>
+        <w:rPr>
+          <w:rStyle w:val="FunctionTok"/>
+        </w:rPr>
+        <w:t xml:space="preserve">language</w:t>
+      </w:r>
+      <w:r>
+        <w:rPr>
+          <w:rStyle w:val="KeywordTok"/>
+        </w:rPr>
+        <w:t xml:space="preserve">:</w:t>
+      </w:r>
+      <w:r>
+        <w:rPr>
+          <w:rStyle w:val="AttributeTok"/>
+        </w:rPr>
+        <w:t xml:space="preserve"> fr</w:t>
+      </w:r>
+      <w:r>
+        <w:br/>
+      </w:r>
+      <w:r>
+        <w:rPr>
+          <w:rStyle w:val="KeywordTok"/>
+        </w:rPr>
+        <w:t xml:space="preserve">-</w:t>
+      </w:r>
+      <w:r>
+        <w:rPr>
+          <w:rStyle w:val="AttributeTok"/>
+        </w:rPr>
+        <w:t xml:space="preserve"> </w:t>
+      </w:r>
+      <w:r>
+        <w:rPr>
+          <w:rStyle w:val="FunctionTok"/>
+        </w:rPr>
+        <w:t xml:space="preserve">value</w:t>
+      </w:r>
+      <w:r>
+        <w:rPr>
+          <w:rStyle w:val="KeywordTok"/>
+        </w:rPr>
+        <w:t xml:space="preserve">:</w:t>
+      </w:r>
+      <w:r>
+        <w:rPr>
+          <w:rStyle w:val="AttributeTok"/>
+        </w:rPr>
+        <w:t xml:space="preserve"> Informazione e tutela dei consumatori</w:t>
+      </w:r>
+      <w:r>
+        <w:br/>
+      </w:r>
+      <w:r>
+        <w:rPr>
+          <w:rStyle w:val="AttributeTok"/>
+        </w:rPr>
+        <w:t xml:space="preserve">  </w:t>
+      </w:r>
+      <w:r>
+        <w:rPr>
+          <w:rStyle w:val="FunctionTok"/>
+        </w:rPr>
+        <w:t xml:space="preserve">language</w:t>
+      </w:r>
+      <w:r>
+        <w:rPr>
+          <w:rStyle w:val="KeywordTok"/>
+        </w:rPr>
+        <w:t xml:space="preserve">:</w:t>
+      </w:r>
+      <w:r>
+        <w:rPr>
+          <w:rStyle w:val="AttributeTok"/>
+        </w:rPr>
+        <w:t xml:space="preserve"> it</w:t>
+      </w:r>
+      <w:r>
+        <w:br/>
+      </w:r>
+      <w:r>
+        <w:rPr>
+          <w:rStyle w:val="FunctionTok"/>
+        </w:rPr>
+        <w:t xml:space="preserve">description</w:t>
+      </w:r>
+      <w:r>
+        <w:rPr>
+          <w:rStyle w:val="KeywordTok"/>
+        </w:rPr>
+        <w:t xml:space="preserve">:</w:t>
+      </w:r>
+      <w:r>
+        <w:br/>
+      </w:r>
+      <w:r>
+        <w:rPr>
+          <w:rStyle w:val="KeywordTok"/>
+        </w:rPr>
+        <w:t xml:space="preserve">-</w:t>
+      </w:r>
+      <w:r>
+        <w:rPr>
+          <w:rStyle w:val="AttributeTok"/>
+        </w:rPr>
+        <w:t xml:space="preserve"> </w:t>
+      </w:r>
+      <w:r>
+        <w:rPr>
+          <w:rStyle w:val="FunctionTok"/>
+        </w:rPr>
+        <w:t xml:space="preserve">value</w:t>
+      </w:r>
+      <w:r>
+        <w:rPr>
+          <w:rStyle w:val="KeywordTok"/>
+        </w:rPr>
+        <w:t xml:space="preserve">:</w:t>
+      </w:r>
+      <w:r>
+        <w:rPr>
+          <w:rStyle w:val="AttributeTok"/>
+        </w:rPr>
+        <w:t xml:space="preserve"> L'intergroupe parlementaire « Information et défense des consommateurs » réunit toutes les sensibilités</w:t>
+      </w:r>
+      <w:r>
+        <w:br/>
+      </w:r>
+      <w:r>
+        <w:rPr>
+          <w:rStyle w:val="AttributeTok"/>
+        </w:rPr>
+        <w:t xml:space="preserve">    politiques. Cet intergroupe a pour mission d'informer et de sensibiliser les élu·e·s aux questions</w:t>
+      </w:r>
+      <w:r>
+        <w:br/>
+      </w:r>
+      <w:r>
+        <w:rPr>
+          <w:rStyle w:val="AttributeTok"/>
+        </w:rPr>
+        <w:t xml:space="preserve">    relatives à la défense des consommateur·rice·s en Suisse.</w:t>
+      </w:r>
+      <w:r>
+        <w:br/>
+      </w:r>
+      <w:r>
+        <w:rPr>
+          <w:rStyle w:val="AttributeTok"/>
+        </w:rPr>
+        <w:t xml:space="preserve">  </w:t>
+      </w:r>
+      <w:r>
+        <w:rPr>
+          <w:rStyle w:val="FunctionTok"/>
+        </w:rPr>
+        <w:t xml:space="preserve">language</w:t>
+      </w:r>
+      <w:r>
+        <w:rPr>
+          <w:rStyle w:val="KeywordTok"/>
+        </w:rPr>
+        <w:t xml:space="preserve">:</w:t>
+      </w:r>
+      <w:r>
+        <w:rPr>
+          <w:rStyle w:val="AttributeTok"/>
+        </w:rPr>
+        <w:t xml:space="preserve"> fr</w:t>
+      </w:r>
+      <w:r>
+        <w:br/>
+      </w:r>
+      <w:r>
+        <w:rPr>
+          <w:rStyle w:val="FunctionTok"/>
+        </w:rPr>
         <w:t xml:space="preserve">landing_page</w:t>
       </w:r>
       <w:r>
@@ -16946,7 +16547,7 @@
         <w:rPr>
           <w:rStyle w:val="AttributeTok"/>
         </w:rPr>
-        <w:t xml:space="preserve"> https://grosserrat.bs.ch/gremien/parteien-und-fraktionen</w:t>
+        <w:t xml:space="preserve"> https://www.parlament.ch/centers/documents/de/gruppen-der-bundesversammlung.pdf</w:t>
       </w:r>
       <w:r>
         <w:br/>
@@ -16982,6 +16583,384 @@
         <w:rPr>
           <w:rStyle w:val="FunctionTok"/>
         </w:rPr>
+        <w:t xml:space="preserve">contacts</w:t>
+      </w:r>
+      <w:r>
+        <w:rPr>
+          <w:rStyle w:val="KeywordTok"/>
+        </w:rPr>
+        <w:t xml:space="preserve">:</w:t>
+      </w:r>
+      <w:r>
+        <w:br/>
+      </w:r>
+      <w:r>
+        <w:rPr>
+          <w:rStyle w:val="KeywordTok"/>
+        </w:rPr>
+        <w:t xml:space="preserve">-</w:t>
+      </w:r>
+      <w:r>
+        <w:rPr>
+          <w:rStyle w:val="AttributeTok"/>
+        </w:rPr>
+        <w:t xml:space="preserve"> </w:t>
+      </w:r>
+      <w:r>
+        <w:rPr>
+          <w:rStyle w:val="FunctionTok"/>
+        </w:rPr>
+        <w:t xml:space="preserve">contact_type</w:t>
+      </w:r>
+      <w:r>
+        <w:rPr>
+          <w:rStyle w:val="KeywordTok"/>
+        </w:rPr>
+        <w:t xml:space="preserve">:</w:t>
+      </w:r>
+      <w:r>
+        <w:rPr>
+          <w:rStyle w:val="AttributeTok"/>
+        </w:rPr>
+        <w:t xml:space="preserve"> email</w:t>
+      </w:r>
+      <w:r>
+        <w:br/>
+      </w:r>
+      <w:r>
+        <w:rPr>
+          <w:rStyle w:val="AttributeTok"/>
+        </w:rPr>
+        <w:t xml:space="preserve">  </w:t>
+      </w:r>
+      <w:r>
+        <w:rPr>
+          <w:rStyle w:val="FunctionTok"/>
+        </w:rPr>
+        <w:t xml:space="preserve">value</w:t>
+      </w:r>
+      <w:r>
+        <w:rPr>
+          <w:rStyle w:val="KeywordTok"/>
+        </w:rPr>
+        <w:t xml:space="preserve">:</w:t>
+      </w:r>
+      <w:r>
+        <w:rPr>
+          <w:rStyle w:val="AttributeTok"/>
+        </w:rPr>
+        <w:t xml:space="preserve"> l.altwegg@frc.ch</w:t>
+      </w:r>
+      <w:r>
+        <w:br/>
+      </w:r>
+      <w:r>
+        <w:rPr>
+          <w:rStyle w:val="AttributeTok"/>
+        </w:rPr>
+        <w:t xml:space="preserve">  </w:t>
+      </w:r>
+      <w:r>
+        <w:rPr>
+          <w:rStyle w:val="FunctionTok"/>
+        </w:rPr>
+        <w:t xml:space="preserve">label</w:t>
+      </w:r>
+      <w:r>
+        <w:rPr>
+          <w:rStyle w:val="KeywordTok"/>
+        </w:rPr>
+        <w:t xml:space="preserve">:</w:t>
+      </w:r>
+      <w:r>
+        <w:rPr>
+          <w:rStyle w:val="AttributeTok"/>
+        </w:rPr>
+        <w:t xml:space="preserve"> Sekretariat</w:t>
+      </w:r>
+      <w:r>
+        <w:br/>
+      </w:r>
+      <w:r>
+        <w:rPr>
+          <w:rStyle w:val="KeywordTok"/>
+        </w:rPr>
+        <w:t xml:space="preserve">-</w:t>
+      </w:r>
+      <w:r>
+        <w:rPr>
+          <w:rStyle w:val="AttributeTok"/>
+        </w:rPr>
+        <w:t xml:space="preserve"> </w:t>
+      </w:r>
+      <w:r>
+        <w:rPr>
+          <w:rStyle w:val="FunctionTok"/>
+        </w:rPr>
+        <w:t xml:space="preserve">contact_type</w:t>
+      </w:r>
+      <w:r>
+        <w:rPr>
+          <w:rStyle w:val="KeywordTok"/>
+        </w:rPr>
+        <w:t xml:space="preserve">:</w:t>
+      </w:r>
+      <w:r>
+        <w:rPr>
+          <w:rStyle w:val="AttributeTok"/>
+        </w:rPr>
+        <w:t xml:space="preserve"> phone</w:t>
+      </w:r>
+      <w:r>
+        <w:br/>
+      </w:r>
+      <w:r>
+        <w:rPr>
+          <w:rStyle w:val="AttributeTok"/>
+        </w:rPr>
+        <w:t xml:space="preserve">  </w:t>
+      </w:r>
+      <w:r>
+        <w:rPr>
+          <w:rStyle w:val="FunctionTok"/>
+        </w:rPr>
+        <w:t xml:space="preserve">value</w:t>
+      </w:r>
+      <w:r>
+        <w:rPr>
+          <w:rStyle w:val="KeywordTok"/>
+        </w:rPr>
+        <w:t xml:space="preserve">:</w:t>
+      </w:r>
+      <w:r>
+        <w:rPr>
+          <w:rStyle w:val="AttributeTok"/>
+        </w:rPr>
+        <w:t xml:space="preserve"> +41 21 331 00 95</w:t>
+      </w:r>
+      <w:r>
+        <w:br/>
+      </w:r>
+      <w:r>
+        <w:rPr>
+          <w:rStyle w:val="AttributeTok"/>
+        </w:rPr>
+        <w:t xml:space="preserve">  </w:t>
+      </w:r>
+      <w:r>
+        <w:rPr>
+          <w:rStyle w:val="FunctionTok"/>
+        </w:rPr>
+        <w:t xml:space="preserve">label</w:t>
+      </w:r>
+      <w:r>
+        <w:rPr>
+          <w:rStyle w:val="KeywordTok"/>
+        </w:rPr>
+        <w:t xml:space="preserve">:</w:t>
+      </w:r>
+      <w:r>
+        <w:rPr>
+          <w:rStyle w:val="AttributeTok"/>
+        </w:rPr>
+        <w:t xml:space="preserve"> Sekretariat</w:t>
+      </w:r>
+      <w:r>
+        <w:br/>
+      </w:r>
+      <w:r>
+        <w:rPr>
+          <w:rStyle w:val="FunctionTok"/>
+        </w:rPr>
+        <w:t xml:space="preserve">addresses</w:t>
+      </w:r>
+      <w:r>
+        <w:rPr>
+          <w:rStyle w:val="KeywordTok"/>
+        </w:rPr>
+        <w:t xml:space="preserve">:</w:t>
+      </w:r>
+      <w:r>
+        <w:br/>
+      </w:r>
+      <w:r>
+        <w:rPr>
+          <w:rStyle w:val="KeywordTok"/>
+        </w:rPr>
+        <w:t xml:space="preserve">-</w:t>
+      </w:r>
+      <w:r>
+        <w:rPr>
+          <w:rStyle w:val="AttributeTok"/>
+        </w:rPr>
+        <w:t xml:space="preserve"> </w:t>
+      </w:r>
+      <w:r>
+        <w:rPr>
+          <w:rStyle w:val="FunctionTok"/>
+        </w:rPr>
+        <w:t xml:space="preserve">address_type</w:t>
+      </w:r>
+      <w:r>
+        <w:rPr>
+          <w:rStyle w:val="KeywordTok"/>
+        </w:rPr>
+        <w:t xml:space="preserve">:</w:t>
+      </w:r>
+      <w:r>
+        <w:rPr>
+          <w:rStyle w:val="AttributeTok"/>
+        </w:rPr>
+        <w:t xml:space="preserve"> businessAddress</w:t>
+      </w:r>
+      <w:r>
+        <w:br/>
+      </w:r>
+      <w:r>
+        <w:rPr>
+          <w:rStyle w:val="AttributeTok"/>
+        </w:rPr>
+        <w:t xml:space="preserve">  </w:t>
+      </w:r>
+      <w:r>
+        <w:rPr>
+          <w:rStyle w:val="FunctionTok"/>
+        </w:rPr>
+        <w:t xml:space="preserve">address_uri</w:t>
+      </w:r>
+      <w:r>
+        <w:rPr>
+          <w:rStyle w:val="KeywordTok"/>
+        </w:rPr>
+        <w:t xml:space="preserve">:</w:t>
+      </w:r>
+      <w:r>
+        <w:rPr>
+          <w:rStyle w:val="AttributeTok"/>
+        </w:rPr>
+        <w:t xml:space="preserve"> https://geo.ld.admin.ch/location/address/101009806</w:t>
+      </w:r>
+      <w:r>
+        <w:br/>
+      </w:r>
+      <w:r>
+        <w:rPr>
+          <w:rStyle w:val="AttributeTok"/>
+        </w:rPr>
+        <w:t xml:space="preserve">  </w:t>
+      </w:r>
+      <w:r>
+        <w:rPr>
+          <w:rStyle w:val="FunctionTok"/>
+        </w:rPr>
+        <w:t xml:space="preserve">street_address</w:t>
+      </w:r>
+      <w:r>
+        <w:rPr>
+          <w:rStyle w:val="KeywordTok"/>
+        </w:rPr>
+        <w:t xml:space="preserve">:</w:t>
+      </w:r>
+      <w:r>
+        <w:rPr>
+          <w:rStyle w:val="AttributeTok"/>
+        </w:rPr>
+        <w:t xml:space="preserve"> Fédération romande des consommateurs, Rue de Genève 17, case postale 585</w:t>
+      </w:r>
+      <w:r>
+        <w:br/>
+      </w:r>
+      <w:r>
+        <w:rPr>
+          <w:rStyle w:val="AttributeTok"/>
+        </w:rPr>
+        <w:t xml:space="preserve">  </w:t>
+      </w:r>
+      <w:r>
+        <w:rPr>
+          <w:rStyle w:val="FunctionTok"/>
+        </w:rPr>
+        <w:t xml:space="preserve">postal_code</w:t>
+      </w:r>
+      <w:r>
+        <w:rPr>
+          <w:rStyle w:val="KeywordTok"/>
+        </w:rPr>
+        <w:t xml:space="preserve">:</w:t>
+      </w:r>
+      <w:r>
+        <w:rPr>
+          <w:rStyle w:val="AttributeTok"/>
+        </w:rPr>
+        <w:t xml:space="preserve"> </w:t>
+      </w:r>
+      <w:r>
+        <w:rPr>
+          <w:rStyle w:val="StringTok"/>
+        </w:rPr>
+        <w:t xml:space="preserve">'1001'</w:t>
+      </w:r>
+      <w:r>
+        <w:br/>
+      </w:r>
+      <w:r>
+        <w:rPr>
+          <w:rStyle w:val="AttributeTok"/>
+        </w:rPr>
+        <w:t xml:space="preserve">  </w:t>
+      </w:r>
+      <w:r>
+        <w:rPr>
+          <w:rStyle w:val="FunctionTok"/>
+        </w:rPr>
+        <w:t xml:space="preserve">postal_locality</w:t>
+      </w:r>
+      <w:r>
+        <w:rPr>
+          <w:rStyle w:val="KeywordTok"/>
+        </w:rPr>
+        <w:t xml:space="preserve">:</w:t>
+      </w:r>
+      <w:r>
+        <w:rPr>
+          <w:rStyle w:val="AttributeTok"/>
+        </w:rPr>
+        <w:t xml:space="preserve"> Lausanne</w:t>
+      </w:r>
+      <w:r>
+        <w:br/>
+      </w:r>
+      <w:r>
+        <w:rPr>
+          <w:rStyle w:val="AttributeTok"/>
+        </w:rPr>
+        <w:t xml:space="preserve">  </w:t>
+      </w:r>
+      <w:r>
+        <w:rPr>
+          <w:rStyle w:val="FunctionTok"/>
+        </w:rPr>
+        <w:t xml:space="preserve">country</w:t>
+      </w:r>
+      <w:r>
+        <w:rPr>
+          <w:rStyle w:val="KeywordTok"/>
+        </w:rPr>
+        <w:t xml:space="preserve">:</w:t>
+      </w:r>
+      <w:r>
+        <w:rPr>
+          <w:rStyle w:val="AttributeTok"/>
+        </w:rPr>
+        <w:t xml:space="preserve"> CH</w:t>
+      </w:r>
+      <w:r>
+        <w:br/>
+      </w:r>
+      <w:r>
+        <w:rPr>
+          <w:rStyle w:val="FunctionTok"/>
+        </w:rPr>
         <w:t xml:space="preserve">group_type</w:t>
       </w:r>
       <w:r>
@@ -17015,7 +16994,7 @@
         <w:rPr>
           <w:rStyle w:val="AttributeTok"/>
         </w:rPr>
-        <w:t xml:space="preserve"> faction</w:t>
+        <w:t xml:space="preserve"> interest_group</w:t>
       </w:r>
       <w:r>
         <w:br/>
@@ -17042,7 +17021,7 @@
         <w:rPr>
           <w:rStyle w:val="AttributeTok"/>
         </w:rPr>
-        <w:t xml:space="preserve"> Fraktion</w:t>
+        <w:t xml:space="preserve"> Interessengruppe</w:t>
       </w:r>
       <w:r>
         <w:br/>
@@ -17063,7 +17042,28 @@
         <w:rPr>
           <w:rStyle w:val="AttributeTok"/>
         </w:rPr>
-        <w:t xml:space="preserve"> https://ld.admin.ch/canton/12</w:t>
+        <w:t xml:space="preserve"> https://ld.admin.ch/country/CHE</w:t>
+      </w:r>
+      <w:r>
+        <w:br/>
+      </w:r>
+      <w:r>
+        <w:rPr>
+          <w:rStyle w:val="FunctionTok"/>
+        </w:rPr>
+        <w:t xml:space="preserve">valid_from</w:t>
+      </w:r>
+      <w:r>
+        <w:rPr>
+          <w:rStyle w:val="KeywordTok"/>
+        </w:rPr>
+        <w:t xml:space="preserve">:</w:t>
+      </w:r>
+      <w:r>
+        <w:rPr>
+          <w:rStyle w:val="AttributeTok"/>
+        </w:rPr>
+        <w:t xml:space="preserve"> 2012-01-01</w:t>
       </w:r>
     </w:p>
     <w:bookmarkEnd w:id="134"/>

--- a/ech-0294_actors/output/ech-0294_actors_fr.docx
+++ b/ech-0294_actors/output/ech-0294_actors_fr.docx
@@ -3044,13 +3044,13 @@
         <w:t xml:space="preserve">Exemples</w:t>
       </w:r>
     </w:p>
-    <w:bookmarkStart w:id="31" w:name="X70f752615c3ce1de9fb9a52f55ff52482c89518"/>
+    <w:bookmarkStart w:id="31" w:name="X9955bc77ce47192f4dfec3a5ff6329bbba6605b"/>
     <w:p>
       <w:pPr>
         <w:pStyle w:val="berschrift4"/>
       </w:pPr>
       <w:r>
-        <w:t xml:space="preserve">Exemple : Variante de nom a cote du double nom officiel</w:t>
+        <w:t xml:space="preserve">Exemple : Variante de nom à côté du double nom officiel</w:t>
       </w:r>
     </w:p>
     <w:p>
@@ -3320,13 +3320,13 @@
       </w:r>
     </w:p>
     <w:bookmarkEnd w:id="31"/>
-    <w:bookmarkStart w:id="32" w:name="Xc026d81848b51a29ffc247a74136a89a11ffa52"/>
+    <w:bookmarkStart w:id="32" w:name="X553b4f9880ce41c9d1e74079fa3e97a01ef2a8c"/>
     <w:p>
       <w:pPr>
         <w:pStyle w:val="berschrift4"/>
       </w:pPr>
       <w:r>
-        <w:t xml:space="preserve">Exemple : Prenom usuel different du prenom officiel</w:t>
+        <w:t xml:space="preserve">Exemple : Prénom usuel différent du prénom officiel</w:t>
       </w:r>
     </w:p>
     <w:p>
@@ -4313,13 +4313,13 @@
       </w:r>
     </w:p>
     <w:bookmarkEnd w:id="34"/>
-    <w:bookmarkStart w:id="35" w:name="Xcbde4100ac1b6a389c12d1b9928cb3e6030df94"/>
+    <w:bookmarkStart w:id="35" w:name="X193b23d0a4e2d4024a2325d8554daf79d2f9c7e"/>
     <w:p>
       <w:pPr>
         <w:pStyle w:val="berschrift4"/>
       </w:pPr>
       <w:r>
-        <w:t xml:space="preserve">Exemple : Personne saisie de maniere complete</w:t>
+        <w:t xml:space="preserve">Exemple : Personne saisie de manière complète</w:t>
       </w:r>
     </w:p>
     <w:p>
@@ -14520,13 +14520,13 @@
       </w:r>
     </w:p>
     <w:bookmarkEnd w:id="129"/>
-    <w:bookmarkStart w:id="130" w:name="X8370a8632050573f3ab01e761516ff6c5d27478"/>
+    <w:bookmarkStart w:id="130" w:name="Xe5ec302af3c3c19c5708cfd8cb0df6f52dae725"/>
     <w:p>
       <w:pPr>
         <w:pStyle w:val="berschrift4"/>
       </w:pPr>
       <w:r>
-        <w:t xml:space="preserve">Exemple : Delegation bilingue aupres d un organe intercantonal</w:t>
+        <w:t xml:space="preserve">Exemple : Délégation bilingue auprès d’un organe intercantonal</w:t>
       </w:r>
     </w:p>
     <w:p>
@@ -15255,13 +15255,13 @@
       </w:r>
     </w:p>
     <w:bookmarkEnd w:id="130"/>
-    <w:bookmarkStart w:id="131" w:name="X6083c8726e8b84a359ff12b214e99a68dd9bede"/>
+    <w:bookmarkStart w:id="131" w:name="X3e007f8195457f96424315f23e2017f6a401e27"/>
     <w:p>
       <w:pPr>
         <w:pStyle w:val="berschrift4"/>
       </w:pPr>
       <w:r>
-        <w:t xml:space="preserve">Exemple : Groupe parlementaire d un parlement cantonal</w:t>
+        <w:t xml:space="preserve">Exemple : Groupe parlementaire d’un parlement cantonal</w:t>
       </w:r>
     </w:p>
     <w:p>
@@ -15503,7 +15503,7 @@
         <w:rPr>
           <w:rStyle w:val="AttributeTok"/>
         </w:rPr>
-        <w:t xml:space="preserve"> faction</w:t>
+        <w:t xml:space="preserve"> parliamentary_group</w:t>
       </w:r>
       <w:r>
         <w:br/>
@@ -15555,13 +15555,13 @@
       </w:r>
     </w:p>
     <w:bookmarkEnd w:id="131"/>
-    <w:bookmarkStart w:id="132" w:name="Xb37fd95bb05087763f289c53713b98891f42c73"/>
+    <w:bookmarkStart w:id="132" w:name="X41114913d96e8239a8169dc130b778dd0714983"/>
     <w:p>
       <w:pPr>
         <w:pStyle w:val="berschrift4"/>
       </w:pPr>
       <w:r>
-        <w:t xml:space="preserve">Exemple : Parlement communal avec reference spatiale</w:t>
+        <w:t xml:space="preserve">Exemple : Parlement communal avec référence spatiale</w:t>
       </w:r>
     </w:p>
     <w:p>
@@ -15780,13 +15780,13 @@
       </w:r>
     </w:p>
     <w:bookmarkEnd w:id="132"/>
-    <w:bookmarkStart w:id="133" w:name="Xc6cab5eb045ea7c2199f20093815bf4e8fc241d"/>
+    <w:bookmarkStart w:id="133" w:name="X8eae139f62ec8f997f99a0decbe20a9eb5da60f"/>
     <w:p>
       <w:pPr>
         <w:pStyle w:val="berschrift4"/>
       </w:pPr>
       <w:r>
-        <w:t xml:space="preserve">Exemple : Commission avec abreviation usuelle</w:t>
+        <w:t xml:space="preserve">Exemple : Commission avec abréviation usuelle</w:t>
       </w:r>
     </w:p>
     <w:p>
@@ -16103,7 +16103,7 @@
         <w:rPr>
           <w:rStyle w:val="AttributeTok"/>
         </w:rPr>
-        <w:t xml:space="preserve"> commission</w:t>
+        <w:t xml:space="preserve"> committee</w:t>
       </w:r>
       <w:r>
         <w:br/>
@@ -16155,13 +16155,13 @@
       </w:r>
     </w:p>
     <w:bookmarkEnd w:id="133"/>
-    <w:bookmarkStart w:id="134" w:name="Xa2e76961da05bfce74c3736537e4ae53ea7a13b"/>
+    <w:bookmarkStart w:id="134" w:name="X8272be6eef929239e68ca03b6a022d498f31be7"/>
     <w:p>
       <w:pPr>
         <w:pStyle w:val="berschrift4"/>
       </w:pPr>
       <w:r>
-        <w:t xml:space="preserve">Exemple : Groupe d interet avec nom trilingue et contact</w:t>
+        <w:t xml:space="preserve">Exemple : Groupe d’intérêt avec nom trilingue et contact</w:t>
       </w:r>
     </w:p>
     <w:p>
@@ -17781,7 +17781,7 @@
               <w:pStyle w:val="Compact"/>
             </w:pPr>
             <w:r>
-              <w:t xml:space="preserve">commission</w:t>
+              <w:t xml:space="preserve">committee</w:t>
             </w:r>
           </w:p>
         </w:tc>
@@ -17819,23 +17819,23 @@
                 <w:rPr>
                   <w:rStyle w:val="Hyperlink"/>
                 </w:rPr>
-                <w:t xml:space="preserve">act:enum/group_type/commission</w:t>
-              </w:r>
-            </w:hyperlink>
-          </w:p>
-        </w:tc>
-      </w:tr>
-      <w:tr>
-        <w:tc>
-          <w:tcPr>
-            <w:shd w:val="clear" w:color="auto" w:fill="F2F2F2"/>
-          </w:tcPr>
-          <w:p>
-            <w:pPr>
-              <w:pStyle w:val="Compact"/>
-            </w:pPr>
-            <w:r>
-              <w:t xml:space="preserve">faction</w:t>
+                <w:t xml:space="preserve">act:enum/group_type/committee</w:t>
+              </w:r>
+            </w:hyperlink>
+          </w:p>
+        </w:tc>
+      </w:tr>
+      <w:tr>
+        <w:tc>
+          <w:tcPr>
+            <w:shd w:val="clear" w:color="auto" w:fill="F2F2F2"/>
+          </w:tcPr>
+          <w:p>
+            <w:pPr>
+              <w:pStyle w:val="Compact"/>
+            </w:pPr>
+            <w:r>
+              <w:t xml:space="preserve">parliamentary_group</w:t>
             </w:r>
           </w:p>
         </w:tc>
@@ -17873,7 +17873,7 @@
                 <w:rPr>
                   <w:rStyle w:val="Hyperlink"/>
                 </w:rPr>
-                <w:t xml:space="preserve">act:enum/group_type/faction</w:t>
+                <w:t xml:space="preserve">act:enum/group_type/parliamentary_group</w:t>
               </w:r>
             </w:hyperlink>
           </w:p>
@@ -18159,7 +18159,7 @@
               <w:pStyle w:val="Compact"/>
             </w:pPr>
             <w:r>
-              <w:t xml:space="preserve">extraparliamentary_commission</w:t>
+              <w:t xml:space="preserve">extraparliamentary_committee</w:t>
             </w:r>
           </w:p>
         </w:tc>
@@ -18197,7 +18197,7 @@
                 <w:rPr>
                   <w:rStyle w:val="Hyperlink"/>
                 </w:rPr>
-                <w:t xml:space="preserve">act:enum/group_type/extraparliamentary_commission</w:t>
+                <w:t xml:space="preserve">act:enum/group_type/extraparliamentary_committee</w:t>
               </w:r>
             </w:hyperlink>
           </w:p>

--- a/ech-0294_actors/output/ech-0294_actors_fr.docx
+++ b/ech-0294_actors/output/ech-0294_actors_fr.docx
@@ -12586,7 +12586,7 @@
     </w:p>
     <w:bookmarkEnd w:id="125"/>
     <w:bookmarkEnd w:id="126"/>
-    <w:bookmarkStart w:id="164" w:name="groupes-et-organes-groups"/>
+    <w:bookmarkStart w:id="166" w:name="groupes-et-organes-groups"/>
     <w:p>
       <w:pPr>
         <w:pStyle w:val="berschrift1"/>
@@ -15728,7 +15728,7 @@
         <w:rPr>
           <w:rStyle w:val="AttributeTok"/>
         </w:rPr>
-        <w:t xml:space="preserve"> parliament</w:t>
+        <w:t xml:space="preserve"> council_legislative</w:t>
       </w:r>
       <w:r>
         <w:br/>
@@ -17406,7 +17406,7 @@
     </w:tbl>
     <w:bookmarkEnd w:id="138"/>
     <w:bookmarkEnd w:id="139"/>
-    <w:bookmarkStart w:id="163" w:name="enum-grouptypeenum"/>
+    <w:bookmarkStart w:id="165" w:name="enum-grouptypeenum"/>
     <w:p>
       <w:pPr>
         <w:pStyle w:val="berschrift2"/>
@@ -17454,7 +17454,7 @@
         </w:r>
       </w:hyperlink>
     </w:p>
-    <w:bookmarkStart w:id="162" w:name="valeurs-admissibles-3"/>
+    <w:bookmarkStart w:id="164" w:name="valeurs-admissibles-3"/>
     <w:p>
       <w:pPr>
         <w:pStyle w:val="berschrift3"/>
@@ -17673,7 +17673,61 @@
               <w:pStyle w:val="Compact"/>
             </w:pPr>
             <w:r>
-              <w:t xml:space="preserve">parliament</w:t>
+              <w:t xml:space="preserve">assembly</w:t>
+            </w:r>
+          </w:p>
+        </w:tc>
+        <w:tc>
+          <w:tcPr>
+            <w:shd w:val="clear" w:color="auto" w:fill="F2F2F2"/>
+          </w:tcPr>
+          <w:p>
+            <w:pPr>
+              <w:pStyle w:val="Compact"/>
+            </w:pPr>
+            <w:r>
+              <w:t xml:space="preserve">Assemblée des personnes ayant le droit de vote en tant qu’organe législatif, en particulier l’assemblée communale. Contrairement à un conseil, elle n’est pas un organe élu.</w:t>
+            </w:r>
+          </w:p>
+        </w:tc>
+      </w:tr>
+      <w:tr>
+        <w:tc>
+          <w:tcPr/>
+          <w:p>
+            <w:pPr>
+              <w:pStyle w:val="Compact"/>
+            </w:pPr>
+          </w:p>
+        </w:tc>
+        <w:tc>
+          <w:tcPr/>
+          <w:p>
+            <w:pPr>
+              <w:pStyle w:val="Compact"/>
+            </w:pPr>
+            <w:hyperlink ns1:id="rId144">
+              <w:r>
+                <w:rPr>
+                  <w:rStyle w:val="Hyperlink"/>
+                </w:rPr>
+                <w:t xml:space="preserve">act:enum/group_type/assembly</w:t>
+              </w:r>
+            </w:hyperlink>
+          </w:p>
+        </w:tc>
+      </w:tr>
+      <w:tr>
+        <w:tc>
+          <w:tcPr>
+            <w:shd w:val="clear" w:color="auto" w:fill="F2F2F2"/>
+          </w:tcPr>
+          <w:p>
+            <w:pPr>
+              <w:pStyle w:val="Compact"/>
+            </w:pPr>
+            <w:r>
+              <w:t xml:space="preserve">council_legislative</w:t>
             </w:r>
           </w:p>
         </w:tc>
@@ -17706,12 +17760,12 @@
             <w:pPr>
               <w:pStyle w:val="Compact"/>
             </w:pPr>
-            <w:hyperlink ns1:id="rId144">
-              <w:r>
-                <w:rPr>
-                  <w:rStyle w:val="Hyperlink"/>
-                </w:rPr>
-                <w:t xml:space="preserve">act:enum/group_type/parliament</w:t>
+            <w:hyperlink ns1:id="rId145">
+              <w:r>
+                <w:rPr>
+                  <w:rStyle w:val="Hyperlink"/>
+                </w:rPr>
+                <w:t xml:space="preserve">act:enum/group_type/council_legislative</w:t>
               </w:r>
             </w:hyperlink>
           </w:p>
@@ -17760,7 +17814,7 @@
             <w:pPr>
               <w:pStyle w:val="Compact"/>
             </w:pPr>
-            <w:hyperlink ns1:id="rId145">
+            <w:hyperlink ns1:id="rId146">
               <w:r>
                 <w:rPr>
                   <w:rStyle w:val="Hyperlink"/>
@@ -17794,27 +17848,27 @@
               <w:pStyle w:val="Compact"/>
             </w:pPr>
             <w:r>
-              <w:t xml:space="preserve">Commission (permanente ou ad hoc), y compris les commissions de surveillance (p. ex. CdG), les commissions thématiques, les commissions d’enquête parlementaire (CEP) et les commissions de vérification des comptes.</w:t>
-            </w:r>
-          </w:p>
-        </w:tc>
-      </w:tr>
-      <w:tr>
-        <w:tc>
-          <w:tcPr/>
-          <w:p>
-            <w:pPr>
-              <w:pStyle w:val="Compact"/>
-            </w:pPr>
-          </w:p>
-        </w:tc>
-        <w:tc>
-          <w:tcPr/>
-          <w:p>
-            <w:pPr>
-              <w:pStyle w:val="Compact"/>
-            </w:pPr>
-            <w:hyperlink ns1:id="rId146">
+              <w:t xml:space="preserve">Commission permanente, y compris les commissions de surveillance (p. ex. CdG), les commissions thématiques, les commissions d’enquête parlementaire (CEP) et les commissions de vérification des comptes.</w:t>
+            </w:r>
+          </w:p>
+        </w:tc>
+      </w:tr>
+      <w:tr>
+        <w:tc>
+          <w:tcPr/>
+          <w:p>
+            <w:pPr>
+              <w:pStyle w:val="Compact"/>
+            </w:pPr>
+          </w:p>
+        </w:tc>
+        <w:tc>
+          <w:tcPr/>
+          <w:p>
+            <w:pPr>
+              <w:pStyle w:val="Compact"/>
+            </w:pPr>
+            <w:hyperlink ns1:id="rId147">
               <w:r>
                 <w:rPr>
                   <w:rStyle w:val="Hyperlink"/>
@@ -17835,6 +17889,60 @@
               <w:pStyle w:val="Compact"/>
             </w:pPr>
             <w:r>
+              <w:t xml:space="preserve">ad_hoc_committee</w:t>
+            </w:r>
+          </w:p>
+        </w:tc>
+        <w:tc>
+          <w:tcPr>
+            <w:shd w:val="clear" w:color="auto" w:fill="F2F2F2"/>
+          </w:tcPr>
+          <w:p>
+            <w:pPr>
+              <w:pStyle w:val="Compact"/>
+            </w:pPr>
+            <w:r>
+              <w:t xml:space="preserve">Commission instituée pour une tâche unique et dissoute une fois celle-ci accomplie, par opposition à une commission permanente.</w:t>
+            </w:r>
+          </w:p>
+        </w:tc>
+      </w:tr>
+      <w:tr>
+        <w:tc>
+          <w:tcPr/>
+          <w:p>
+            <w:pPr>
+              <w:pStyle w:val="Compact"/>
+            </w:pPr>
+          </w:p>
+        </w:tc>
+        <w:tc>
+          <w:tcPr/>
+          <w:p>
+            <w:pPr>
+              <w:pStyle w:val="Compact"/>
+            </w:pPr>
+            <w:hyperlink ns1:id="rId148">
+              <w:r>
+                <w:rPr>
+                  <w:rStyle w:val="Hyperlink"/>
+                </w:rPr>
+                <w:t xml:space="preserve">act:enum/group_type/ad_hoc_committee</w:t>
+              </w:r>
+            </w:hyperlink>
+          </w:p>
+        </w:tc>
+      </w:tr>
+      <w:tr>
+        <w:tc>
+          <w:tcPr>
+            <w:shd w:val="clear" w:color="auto" w:fill="F2F2F2"/>
+          </w:tcPr>
+          <w:p>
+            <w:pPr>
+              <w:pStyle w:val="Compact"/>
+            </w:pPr>
+            <w:r>
               <w:t xml:space="preserve">parliamentary_group</w:t>
             </w:r>
           </w:p>
@@ -17868,7 +17976,7 @@
             <w:pPr>
               <w:pStyle w:val="Compact"/>
             </w:pPr>
-            <w:hyperlink ns1:id="rId147">
+            <w:hyperlink ns1:id="rId149">
               <w:r>
                 <w:rPr>
                   <w:rStyle w:val="Hyperlink"/>
@@ -17922,7 +18030,7 @@
             <w:pPr>
               <w:pStyle w:val="Compact"/>
             </w:pPr>
-            <w:hyperlink ns1:id="rId148">
+            <w:hyperlink ns1:id="rId150">
               <w:r>
                 <w:rPr>
                   <w:rStyle w:val="Hyperlink"/>
@@ -17976,7 +18084,7 @@
             <w:pPr>
               <w:pStyle w:val="Compact"/>
             </w:pPr>
-            <w:hyperlink ns1:id="rId149">
+            <w:hyperlink ns1:id="rId151">
               <w:r>
                 <w:rPr>
                   <w:rStyle w:val="Hyperlink"/>
@@ -17997,7 +18105,7 @@
               <w:pStyle w:val="Compact"/>
             </w:pPr>
             <w:r>
-              <w:t xml:space="preserve">government</w:t>
+              <w:t xml:space="preserve">council_executive</w:t>
             </w:r>
           </w:p>
         </w:tc>
@@ -18030,12 +18138,12 @@
             <w:pPr>
               <w:pStyle w:val="Compact"/>
             </w:pPr>
-            <w:hyperlink ns1:id="rId150">
-              <w:r>
-                <w:rPr>
-                  <w:rStyle w:val="Hyperlink"/>
-                </w:rPr>
-                <w:t xml:space="preserve">act:enum/group_type/government</w:t>
+            <w:hyperlink ns1:id="rId152">
+              <w:r>
+                <w:rPr>
+                  <w:rStyle w:val="Hyperlink"/>
+                </w:rPr>
+                <w:t xml:space="preserve">act:enum/group_type/council_executive</w:t>
               </w:r>
             </w:hyperlink>
           </w:p>
@@ -18084,7 +18192,7 @@
             <w:pPr>
               <w:pStyle w:val="Compact"/>
             </w:pPr>
-            <w:hyperlink ns1:id="rId151">
+            <w:hyperlink ns1:id="rId153">
               <w:r>
                 <w:rPr>
                   <w:rStyle w:val="Hyperlink"/>
@@ -18138,7 +18246,7 @@
             <w:pPr>
               <w:pStyle w:val="Compact"/>
             </w:pPr>
-            <w:hyperlink ns1:id="rId152">
+            <w:hyperlink ns1:id="rId154">
               <w:r>
                 <w:rPr>
                   <w:rStyle w:val="Hyperlink"/>
@@ -18192,7 +18300,7 @@
             <w:pPr>
               <w:pStyle w:val="Compact"/>
             </w:pPr>
-            <w:hyperlink ns1:id="rId153">
+            <w:hyperlink ns1:id="rId155">
               <w:r>
                 <w:rPr>
                   <w:rStyle w:val="Hyperlink"/>
@@ -18246,7 +18354,7 @@
             <w:pPr>
               <w:pStyle w:val="Compact"/>
             </w:pPr>
-            <w:hyperlink ns1:id="rId154">
+            <w:hyperlink ns1:id="rId156">
               <w:r>
                 <w:rPr>
                   <w:rStyle w:val="Hyperlink"/>
@@ -18300,7 +18408,7 @@
             <w:pPr>
               <w:pStyle w:val="Compact"/>
             </w:pPr>
-            <w:hyperlink ns1:id="rId155">
+            <w:hyperlink ns1:id="rId157">
               <w:r>
                 <w:rPr>
                   <w:rStyle w:val="Hyperlink"/>
@@ -18354,7 +18462,7 @@
             <w:pPr>
               <w:pStyle w:val="Compact"/>
             </w:pPr>
-            <w:hyperlink ns1:id="rId156">
+            <w:hyperlink ns1:id="rId158">
               <w:r>
                 <w:rPr>
                   <w:rStyle w:val="Hyperlink"/>
@@ -18408,7 +18516,7 @@
             <w:pPr>
               <w:pStyle w:val="Compact"/>
             </w:pPr>
-            <w:hyperlink ns1:id="rId157">
+            <w:hyperlink ns1:id="rId159">
               <w:r>
                 <w:rPr>
                   <w:rStyle w:val="Hyperlink"/>
@@ -18462,7 +18570,7 @@
             <w:pPr>
               <w:pStyle w:val="Compact"/>
             </w:pPr>
-            <w:hyperlink ns1:id="rId158">
+            <w:hyperlink ns1:id="rId160">
               <w:r>
                 <w:rPr>
                   <w:rStyle w:val="Hyperlink"/>
@@ -18516,7 +18624,7 @@
             <w:pPr>
               <w:pStyle w:val="Compact"/>
             </w:pPr>
-            <w:hyperlink ns1:id="rId159">
+            <w:hyperlink ns1:id="rId161">
               <w:r>
                 <w:rPr>
                   <w:rStyle w:val="Hyperlink"/>
@@ -18570,7 +18678,7 @@
             <w:pPr>
               <w:pStyle w:val="Compact"/>
             </w:pPr>
-            <w:hyperlink ns1:id="rId160">
+            <w:hyperlink ns1:id="rId162">
               <w:r>
                 <w:rPr>
                   <w:rStyle w:val="Hyperlink"/>
@@ -18624,7 +18732,7 @@
             <w:pPr>
               <w:pStyle w:val="Compact"/>
             </w:pPr>
-            <w:hyperlink ns1:id="rId161">
+            <w:hyperlink ns1:id="rId163">
               <w:r>
                 <w:rPr>
                   <w:rStyle w:val="Hyperlink"/>
@@ -18636,15 +18744,15 @@
         </w:tc>
       </w:tr>
     </w:tbl>
-    <w:bookmarkEnd w:id="162"/>
+    <w:bookmarkEnd w:id="164"/>
     <w:p>
       <w:r>
         <w:br w:type="page"/>
       </w:r>
     </w:p>
-    <w:bookmarkEnd w:id="163"/>
-    <w:bookmarkEnd w:id="164"/>
-    <w:bookmarkStart w:id="179" w:name="affiliations-memberships"/>
+    <w:bookmarkEnd w:id="165"/>
+    <w:bookmarkEnd w:id="166"/>
+    <w:bookmarkStart w:id="181" w:name="affiliations-memberships"/>
     <w:p>
       <w:pPr>
         <w:pStyle w:val="berschrift1"/>
@@ -19086,7 +19194,7 @@
         <w:t xml:space="preserve">).</w:t>
       </w:r>
     </w:p>
-    <w:bookmarkStart w:id="167" w:name="classe-membership"/>
+    <w:bookmarkStart w:id="169" w:name="classe-membership"/>
     <w:p>
       <w:pPr>
         <w:pStyle w:val="berschrift2"/>
@@ -19115,7 +19223,7 @@
         <w:t xml:space="preserve">__</w:t>
       </w:r>
     </w:p>
-    <w:bookmarkStart w:id="165" w:name="attributs-9"/>
+    <w:bookmarkStart w:id="167" w:name="attributs-9"/>
     <w:p>
       <w:pPr>
         <w:pStyle w:val="berschrift3"/>
@@ -20132,8 +20240,8 @@
         </w:tc>
       </w:tr>
     </w:tbl>
-    <w:bookmarkEnd w:id="165"/>
-    <w:bookmarkStart w:id="166" w:name="utilisations-9"/>
+    <w:bookmarkEnd w:id="167"/>
+    <w:bookmarkStart w:id="168" w:name="utilisations-9"/>
     <w:p>
       <w:pPr>
         <w:pStyle w:val="berschrift3"/>
@@ -20274,9 +20382,9 @@
         </w:tc>
       </w:tr>
     </w:tbl>
-    <w:bookmarkEnd w:id="166"/>
-    <w:bookmarkEnd w:id="167"/>
-    <w:bookmarkStart w:id="172" w:name="classe-roletype"/>
+    <w:bookmarkEnd w:id="168"/>
+    <w:bookmarkEnd w:id="169"/>
+    <w:bookmarkStart w:id="174" w:name="classe-roletype"/>
     <w:p>
       <w:pPr>
         <w:pStyle w:val="berschrift2"/>
@@ -20385,7 +20493,7 @@
         <w:t xml:space="preserve">__</w:t>
       </w:r>
     </w:p>
-    <w:bookmarkStart w:id="169" w:name="attributs-10"/>
+    <w:bookmarkStart w:id="171" w:name="attributs-10"/>
     <w:p>
       <w:pPr>
         <w:pStyle w:val="berschrift3"/>
@@ -20564,7 +20672,7 @@
         </w:tc>
       </w:tr>
     </w:tbl>
-    <w:bookmarkStart w:id="168" w:name="contraintes-2"/>
+    <w:bookmarkStart w:id="170" w:name="contraintes-2"/>
     <w:p>
       <w:pPr>
         <w:pStyle w:val="berschrift5"/>
@@ -20615,9 +20723,9 @@
         </w:r>
       </w:hyperlink>
     </w:p>
-    <w:bookmarkEnd w:id="168"/>
-    <w:bookmarkEnd w:id="169"/>
-    <w:bookmarkStart w:id="171" w:name="utilisations-10"/>
+    <w:bookmarkEnd w:id="170"/>
+    <w:bookmarkEnd w:id="171"/>
+    <w:bookmarkStart w:id="173" w:name="utilisations-10"/>
     <w:p>
       <w:pPr>
         <w:pStyle w:val="berschrift3"/>
@@ -20758,7 +20866,7 @@
         </w:tc>
       </w:tr>
     </w:tbl>
-    <w:bookmarkStart w:id="170" w:name="règles"/>
+    <w:bookmarkStart w:id="172" w:name="règles"/>
     <w:p>
       <w:pPr>
         <w:pStyle w:val="berschrift5"/>
@@ -20779,10 +20887,10 @@
         <w:t xml:space="preserve">Si le type de rôle est « other », un libellé descriptif doit être fourni.</w:t>
       </w:r>
     </w:p>
-    <w:bookmarkEnd w:id="170"/>
-    <w:bookmarkEnd w:id="171"/>
     <w:bookmarkEnd w:id="172"/>
-    <w:bookmarkStart w:id="175" w:name="enum-roleenum"/>
+    <w:bookmarkEnd w:id="173"/>
+    <w:bookmarkEnd w:id="174"/>
+    <w:bookmarkStart w:id="177" w:name="enum-roleenum"/>
     <w:p>
       <w:pPr>
         <w:pStyle w:val="berschrift2"/>
@@ -20821,7 +20929,7 @@
       <w:r>
         <w:t xml:space="preserve"> </w:t>
       </w:r>
-      <w:hyperlink ns1:id="rId173">
+      <w:hyperlink ns1:id="rId175">
         <w:r>
           <w:rPr>
             <w:rStyle w:val="Hyperlink"/>
@@ -20830,7 +20938,7 @@
         </w:r>
       </w:hyperlink>
     </w:p>
-    <w:bookmarkStart w:id="174" w:name="valeurs-admissibles-4"/>
+    <w:bookmarkStart w:id="176" w:name="valeurs-admissibles-4"/>
     <w:p>
       <w:pPr>
         <w:pStyle w:val="berschrift3"/>
@@ -20982,9 +21090,9 @@
         </w:tc>
       </w:tr>
     </w:tbl>
-    <w:bookmarkEnd w:id="174"/>
-    <w:bookmarkEnd w:id="175"/>
-    <w:bookmarkStart w:id="178" w:name="classe-electoraldistrict"/>
+    <w:bookmarkEnd w:id="176"/>
+    <w:bookmarkEnd w:id="177"/>
+    <w:bookmarkStart w:id="180" w:name="classe-electoraldistrict"/>
     <w:p>
       <w:pPr>
         <w:pStyle w:val="berschrift2"/>
@@ -21013,7 +21121,7 @@
         <w:t xml:space="preserve">__</w:t>
       </w:r>
     </w:p>
-    <w:bookmarkStart w:id="176" w:name="attributs-11"/>
+    <w:bookmarkStart w:id="178" w:name="attributs-11"/>
     <w:p>
       <w:pPr>
         <w:pStyle w:val="berschrift3"/>
@@ -21332,8 +21440,8 @@
         </w:tc>
       </w:tr>
     </w:tbl>
-    <w:bookmarkEnd w:id="176"/>
-    <w:bookmarkStart w:id="177" w:name="utilisations-11"/>
+    <w:bookmarkEnd w:id="178"/>
+    <w:bookmarkStart w:id="179" w:name="utilisations-11"/>
     <w:p>
       <w:pPr>
         <w:pStyle w:val="berschrift3"/>
@@ -21474,15 +21582,15 @@
         </w:tc>
       </w:tr>
     </w:tbl>
-    <w:bookmarkEnd w:id="177"/>
+    <w:bookmarkEnd w:id="179"/>
     <w:p>
       <w:r>
         <w:br w:type="page"/>
       </w:r>
     </w:p>
-    <w:bookmarkEnd w:id="178"/>
-    <w:bookmarkEnd w:id="179"/>
-    <w:bookmarkStart w:id="244" w:name="liens-dintérêts-interest-links"/>
+    <w:bookmarkEnd w:id="180"/>
+    <w:bookmarkEnd w:id="181"/>
+    <w:bookmarkStart w:id="246" w:name="liens-dintérêts-interest-links"/>
     <w:p>
       <w:pPr>
         <w:pStyle w:val="berschrift1"/>
@@ -21501,7 +21609,7 @@
       <w:r>
         <w:t xml:space="preserve"> </w:t>
       </w:r>
-      <w:hyperlink ns1:id="rId180">
+      <w:hyperlink ns1:id="rId182">
         <w:r>
           <w:rPr>
             <w:rStyle w:val="Hyperlink"/>
@@ -21803,7 +21911,7 @@
         <w:t xml:space="preserve">outre l’organe et la fonction au sein de l’organisation, il est explicitement consigné si la position est rémunérée – un aspect central de la transparence.</w:t>
       </w:r>
     </w:p>
-    <w:bookmarkStart w:id="196" w:name="classe-interestlink"/>
+    <w:bookmarkStart w:id="198" w:name="classe-interestlink"/>
     <w:p>
       <w:pPr>
         <w:pStyle w:val="berschrift2"/>
@@ -21832,7 +21940,7 @@
         <w:t xml:space="preserve">__</w:t>
       </w:r>
     </w:p>
-    <w:bookmarkStart w:id="182" w:name="attributs-12"/>
+    <w:bookmarkStart w:id="184" w:name="attributs-12"/>
     <w:p>
       <w:pPr>
         <w:pStyle w:val="berschrift3"/>
@@ -23053,7 +23161,7 @@
         </w:tc>
       </w:tr>
     </w:tbl>
-    <w:bookmarkStart w:id="181" w:name="contraintes-3"/>
+    <w:bookmarkStart w:id="183" w:name="contraintes-3"/>
     <w:p>
       <w:pPr>
         <w:pStyle w:val="berschrift5"/>
@@ -23104,9 +23212,9 @@
         </w:r>
       </w:hyperlink>
     </w:p>
-    <w:bookmarkEnd w:id="181"/>
-    <w:bookmarkEnd w:id="182"/>
-    <w:bookmarkStart w:id="183" w:name="utilisations-12"/>
+    <w:bookmarkEnd w:id="183"/>
+    <w:bookmarkEnd w:id="184"/>
+    <w:bookmarkStart w:id="185" w:name="utilisations-12"/>
     <w:p>
       <w:pPr>
         <w:pStyle w:val="berschrift3"/>
@@ -23308,8 +23416,8 @@
         </w:tc>
       </w:tr>
     </w:tbl>
-    <w:bookmarkEnd w:id="183"/>
-    <w:bookmarkStart w:id="195" w:name="exemples-3"/>
+    <w:bookmarkEnd w:id="185"/>
+    <w:bookmarkStart w:id="197" w:name="exemples-3"/>
     <w:p>
       <w:pPr>
         <w:pStyle w:val="berschrift3"/>
@@ -23318,7 +23426,7 @@
         <w:t xml:space="preserve">Exemples</w:t>
       </w:r>
     </w:p>
-    <w:bookmarkStart w:id="184" w:name="exemple-interest-links-il-burkart-008"/>
+    <w:bookmarkStart w:id="186" w:name="exemple-interest-links-il-burkart-008"/>
     <w:p>
       <w:pPr>
         <w:pStyle w:val="berschrift4"/>
@@ -23584,8 +23692,8 @@
         <w:t xml:space="preserve">true</w:t>
       </w:r>
     </w:p>
-    <w:bookmarkEnd w:id="184"/>
-    <w:bookmarkStart w:id="185" w:name="exemple-interest-links-il-burkart-010"/>
+    <w:bookmarkEnd w:id="186"/>
+    <w:bookmarkStart w:id="187" w:name="exemple-interest-links-il-burkart-010"/>
     <w:p>
       <w:pPr>
         <w:pStyle w:val="berschrift4"/>
@@ -23845,8 +23953,8 @@
         <w:t xml:space="preserve">false</w:t>
       </w:r>
     </w:p>
-    <w:bookmarkEnd w:id="185"/>
-    <w:bookmarkStart w:id="186" w:name="exemple-interest-links-il-burkart-002"/>
+    <w:bookmarkEnd w:id="187"/>
+    <w:bookmarkStart w:id="188" w:name="exemple-interest-links-il-burkart-002"/>
     <w:p>
       <w:pPr>
         <w:pStyle w:val="berschrift4"/>
@@ -24112,8 +24220,8 @@
         <w:t xml:space="preserve">true</w:t>
       </w:r>
     </w:p>
-    <w:bookmarkEnd w:id="186"/>
-    <w:bookmarkStart w:id="187" w:name="exemple-interest-links-il-burkart-007"/>
+    <w:bookmarkEnd w:id="188"/>
+    <w:bookmarkStart w:id="189" w:name="exemple-interest-links-il-burkart-007"/>
     <w:p>
       <w:pPr>
         <w:pStyle w:val="berschrift4"/>
@@ -24379,8 +24487,8 @@
         <w:t xml:space="preserve">false</w:t>
       </w:r>
     </w:p>
-    <w:bookmarkEnd w:id="187"/>
-    <w:bookmarkStart w:id="188" w:name="exemple-interest-links-il-burkart-005"/>
+    <w:bookmarkEnd w:id="189"/>
+    <w:bookmarkStart w:id="190" w:name="exemple-interest-links-il-burkart-005"/>
     <w:p>
       <w:pPr>
         <w:pStyle w:val="berschrift4"/>
@@ -24640,8 +24748,8 @@
         <w:t xml:space="preserve">true</w:t>
       </w:r>
     </w:p>
-    <w:bookmarkEnd w:id="188"/>
-    <w:bookmarkStart w:id="189" w:name="exemple-interest-links-il-burkart-001"/>
+    <w:bookmarkEnd w:id="190"/>
+    <w:bookmarkStart w:id="191" w:name="exemple-interest-links-il-burkart-001"/>
     <w:p>
       <w:pPr>
         <w:pStyle w:val="berschrift4"/>
@@ -24907,8 +25015,8 @@
         <w:t xml:space="preserve">true</w:t>
       </w:r>
     </w:p>
-    <w:bookmarkEnd w:id="189"/>
-    <w:bookmarkStart w:id="190" w:name="exemple-interest-links-il-burkart-003"/>
+    <w:bookmarkEnd w:id="191"/>
+    <w:bookmarkStart w:id="192" w:name="exemple-interest-links-il-burkart-003"/>
     <w:p>
       <w:pPr>
         <w:pStyle w:val="berschrift4"/>
@@ -25174,8 +25282,8 @@
         <w:t xml:space="preserve">true</w:t>
       </w:r>
     </w:p>
-    <w:bookmarkEnd w:id="190"/>
-    <w:bookmarkStart w:id="191" w:name="exemple-interest-links-il-burkart-011"/>
+    <w:bookmarkEnd w:id="192"/>
+    <w:bookmarkStart w:id="193" w:name="exemple-interest-links-il-burkart-011"/>
     <w:p>
       <w:pPr>
         <w:pStyle w:val="berschrift4"/>
@@ -25435,8 +25543,8 @@
         <w:t xml:space="preserve">false</w:t>
       </w:r>
     </w:p>
-    <w:bookmarkEnd w:id="191"/>
-    <w:bookmarkStart w:id="192" w:name="exemple-interest-links-il-burkart-004"/>
+    <w:bookmarkEnd w:id="193"/>
+    <w:bookmarkStart w:id="194" w:name="exemple-interest-links-il-burkart-004"/>
     <w:p>
       <w:pPr>
         <w:pStyle w:val="berschrift4"/>
@@ -25702,8 +25810,8 @@
         <w:t xml:space="preserve">true</w:t>
       </w:r>
     </w:p>
-    <w:bookmarkEnd w:id="192"/>
-    <w:bookmarkStart w:id="193" w:name="exemple-interest-links-il-burkart-006"/>
+    <w:bookmarkEnd w:id="194"/>
+    <w:bookmarkStart w:id="195" w:name="exemple-interest-links-il-burkart-006"/>
     <w:p>
       <w:pPr>
         <w:pStyle w:val="berschrift4"/>
@@ -25963,8 +26071,8 @@
         <w:t xml:space="preserve">true</w:t>
       </w:r>
     </w:p>
-    <w:bookmarkEnd w:id="193"/>
-    <w:bookmarkStart w:id="194" w:name="exemple-interest-links-il-burkart-009"/>
+    <w:bookmarkEnd w:id="195"/>
+    <w:bookmarkStart w:id="196" w:name="exemple-interest-links-il-burkart-009"/>
     <w:p>
       <w:pPr>
         <w:pStyle w:val="berschrift4"/>
@@ -26224,10 +26332,10 @@
         <w:t xml:space="preserve">true</w:t>
       </w:r>
     </w:p>
-    <w:bookmarkEnd w:id="194"/>
-    <w:bookmarkEnd w:id="195"/>
     <w:bookmarkEnd w:id="196"/>
-    <w:bookmarkStart w:id="202" w:name="enum-interesttypeenum"/>
+    <w:bookmarkEnd w:id="197"/>
+    <w:bookmarkEnd w:id="198"/>
+    <w:bookmarkStart w:id="204" w:name="enum-interesttypeenum"/>
     <w:p>
       <w:pPr>
         <w:pStyle w:val="berschrift2"/>
@@ -26266,7 +26374,7 @@
       <w:r>
         <w:t xml:space="preserve"> </w:t>
       </w:r>
-      <w:hyperlink ns1:id="rId197">
+      <w:hyperlink ns1:id="rId199">
         <w:r>
           <w:rPr>
             <w:rStyle w:val="Hyperlink"/>
@@ -26275,7 +26383,7 @@
         </w:r>
       </w:hyperlink>
     </w:p>
-    <w:bookmarkStart w:id="201" w:name="valeurs-admissibles-5"/>
+    <w:bookmarkStart w:id="203" w:name="valeurs-admissibles-5"/>
     <w:p>
       <w:pPr>
         <w:pStyle w:val="berschrift3"/>
@@ -26365,7 +26473,7 @@
             <w:pPr>
               <w:pStyle w:val="Compact"/>
             </w:pPr>
-            <w:hyperlink ns1:id="rId198">
+            <w:hyperlink ns1:id="rId200">
               <w:r>
                 <w:rPr>
                   <w:rStyle w:val="Hyperlink"/>
@@ -26419,7 +26527,7 @@
             <w:pPr>
               <w:pStyle w:val="Compact"/>
             </w:pPr>
-            <w:hyperlink ns1:id="rId199">
+            <w:hyperlink ns1:id="rId201">
               <w:r>
                 <w:rPr>
                   <w:rStyle w:val="Hyperlink"/>
@@ -26473,7 +26581,7 @@
             <w:pPr>
               <w:pStyle w:val="Compact"/>
             </w:pPr>
-            <w:hyperlink ns1:id="rId200">
+            <w:hyperlink ns1:id="rId202">
               <w:r>
                 <w:rPr>
                   <w:rStyle w:val="Hyperlink"/>
@@ -26485,9 +26593,9 @@
         </w:tc>
       </w:tr>
     </w:tbl>
-    <w:bookmarkEnd w:id="201"/>
-    <w:bookmarkEnd w:id="202"/>
-    <w:bookmarkStart w:id="243" w:name="enum-legalformenum"/>
+    <w:bookmarkEnd w:id="203"/>
+    <w:bookmarkEnd w:id="204"/>
+    <w:bookmarkStart w:id="245" w:name="enum-legalformenum"/>
     <w:p>
       <w:pPr>
         <w:pStyle w:val="berschrift2"/>
@@ -26526,7 +26634,7 @@
       <w:r>
         <w:t xml:space="preserve"> </w:t>
       </w:r>
-      <w:hyperlink ns1:id="rId203">
+      <w:hyperlink ns1:id="rId205">
         <w:r>
           <w:rPr>
             <w:rStyle w:val="Hyperlink"/>
@@ -26535,7 +26643,7 @@
         </w:r>
       </w:hyperlink>
     </w:p>
-    <w:bookmarkStart w:id="242" w:name="valeurs-admissibles-6"/>
+    <w:bookmarkStart w:id="244" w:name="valeurs-admissibles-6"/>
     <w:p>
       <w:pPr>
         <w:pStyle w:val="berschrift3"/>
@@ -26625,7 +26733,7 @@
             <w:pPr>
               <w:pStyle w:val="Compact"/>
             </w:pPr>
-            <w:hyperlink ns1:id="rId204">
+            <w:hyperlink ns1:id="rId206">
               <w:r>
                 <w:rPr>
                   <w:rStyle w:val="Hyperlink"/>
@@ -26679,7 +26787,7 @@
             <w:pPr>
               <w:pStyle w:val="Compact"/>
             </w:pPr>
-            <w:hyperlink ns1:id="rId205">
+            <w:hyperlink ns1:id="rId207">
               <w:r>
                 <w:rPr>
                   <w:rStyle w:val="Hyperlink"/>
@@ -26733,7 +26841,7 @@
             <w:pPr>
               <w:pStyle w:val="Compact"/>
             </w:pPr>
-            <w:hyperlink ns1:id="rId206">
+            <w:hyperlink ns1:id="rId208">
               <w:r>
                 <w:rPr>
                   <w:rStyle w:val="Hyperlink"/>
@@ -26787,7 +26895,7 @@
             <w:pPr>
               <w:pStyle w:val="Compact"/>
             </w:pPr>
-            <w:hyperlink ns1:id="rId207">
+            <w:hyperlink ns1:id="rId209">
               <w:r>
                 <w:rPr>
                   <w:rStyle w:val="Hyperlink"/>
@@ -26841,7 +26949,7 @@
             <w:pPr>
               <w:pStyle w:val="Compact"/>
             </w:pPr>
-            <w:hyperlink ns1:id="rId208">
+            <w:hyperlink ns1:id="rId210">
               <w:r>
                 <w:rPr>
                   <w:rStyle w:val="Hyperlink"/>
@@ -26895,7 +27003,7 @@
             <w:pPr>
               <w:pStyle w:val="Compact"/>
             </w:pPr>
-            <w:hyperlink ns1:id="rId209">
+            <w:hyperlink ns1:id="rId211">
               <w:r>
                 <w:rPr>
                   <w:rStyle w:val="Hyperlink"/>
@@ -26949,7 +27057,7 @@
             <w:pPr>
               <w:pStyle w:val="Compact"/>
             </w:pPr>
-            <w:hyperlink ns1:id="rId210">
+            <w:hyperlink ns1:id="rId212">
               <w:r>
                 <w:rPr>
                   <w:rStyle w:val="Hyperlink"/>
@@ -27003,7 +27111,7 @@
             <w:pPr>
               <w:pStyle w:val="Compact"/>
             </w:pPr>
-            <w:hyperlink ns1:id="rId211">
+            <w:hyperlink ns1:id="rId213">
               <w:r>
                 <w:rPr>
                   <w:rStyle w:val="Hyperlink"/>
@@ -27057,7 +27165,7 @@
             <w:pPr>
               <w:pStyle w:val="Compact"/>
             </w:pPr>
-            <w:hyperlink ns1:id="rId212">
+            <w:hyperlink ns1:id="rId214">
               <w:r>
                 <w:rPr>
                   <w:rStyle w:val="Hyperlink"/>
@@ -27111,7 +27219,7 @@
             <w:pPr>
               <w:pStyle w:val="Compact"/>
             </w:pPr>
-            <w:hyperlink ns1:id="rId213">
+            <w:hyperlink ns1:id="rId215">
               <w:r>
                 <w:rPr>
                   <w:rStyle w:val="Hyperlink"/>
@@ -27165,7 +27273,7 @@
             <w:pPr>
               <w:pStyle w:val="Compact"/>
             </w:pPr>
-            <w:hyperlink ns1:id="rId214">
+            <w:hyperlink ns1:id="rId216">
               <w:r>
                 <w:rPr>
                   <w:rStyle w:val="Hyperlink"/>
@@ -27219,7 +27327,7 @@
             <w:pPr>
               <w:pStyle w:val="Compact"/>
             </w:pPr>
-            <w:hyperlink ns1:id="rId215">
+            <w:hyperlink ns1:id="rId217">
               <w:r>
                 <w:rPr>
                   <w:rStyle w:val="Hyperlink"/>
@@ -27273,7 +27381,7 @@
             <w:pPr>
               <w:pStyle w:val="Compact"/>
             </w:pPr>
-            <w:hyperlink ns1:id="rId216">
+            <w:hyperlink ns1:id="rId218">
               <w:r>
                 <w:rPr>
                   <w:rStyle w:val="Hyperlink"/>
@@ -27327,7 +27435,7 @@
             <w:pPr>
               <w:pStyle w:val="Compact"/>
             </w:pPr>
-            <w:hyperlink ns1:id="rId217">
+            <w:hyperlink ns1:id="rId219">
               <w:r>
                 <w:rPr>
                   <w:rStyle w:val="Hyperlink"/>
@@ -27381,7 +27489,7 @@
             <w:pPr>
               <w:pStyle w:val="Compact"/>
             </w:pPr>
-            <w:hyperlink ns1:id="rId218">
+            <w:hyperlink ns1:id="rId220">
               <w:r>
                 <w:rPr>
                   <w:rStyle w:val="Hyperlink"/>
@@ -27435,7 +27543,7 @@
             <w:pPr>
               <w:pStyle w:val="Compact"/>
             </w:pPr>
-            <w:hyperlink ns1:id="rId219">
+            <w:hyperlink ns1:id="rId221">
               <w:r>
                 <w:rPr>
                   <w:rStyle w:val="Hyperlink"/>
@@ -27489,7 +27597,7 @@
             <w:pPr>
               <w:pStyle w:val="Compact"/>
             </w:pPr>
-            <w:hyperlink ns1:id="rId220">
+            <w:hyperlink ns1:id="rId222">
               <w:r>
                 <w:rPr>
                   <w:rStyle w:val="Hyperlink"/>
@@ -27543,7 +27651,7 @@
             <w:pPr>
               <w:pStyle w:val="Compact"/>
             </w:pPr>
-            <w:hyperlink ns1:id="rId221">
+            <w:hyperlink ns1:id="rId223">
               <w:r>
                 <w:rPr>
                   <w:rStyle w:val="Hyperlink"/>
@@ -27597,7 +27705,7 @@
             <w:pPr>
               <w:pStyle w:val="Compact"/>
             </w:pPr>
-            <w:hyperlink ns1:id="rId222">
+            <w:hyperlink ns1:id="rId224">
               <w:r>
                 <w:rPr>
                   <w:rStyle w:val="Hyperlink"/>
@@ -27651,7 +27759,7 @@
             <w:pPr>
               <w:pStyle w:val="Compact"/>
             </w:pPr>
-            <w:hyperlink ns1:id="rId223">
+            <w:hyperlink ns1:id="rId225">
               <w:r>
                 <w:rPr>
                   <w:rStyle w:val="Hyperlink"/>
@@ -27705,7 +27813,7 @@
             <w:pPr>
               <w:pStyle w:val="Compact"/>
             </w:pPr>
-            <w:hyperlink ns1:id="rId224">
+            <w:hyperlink ns1:id="rId226">
               <w:r>
                 <w:rPr>
                   <w:rStyle w:val="Hyperlink"/>
@@ -27759,7 +27867,7 @@
             <w:pPr>
               <w:pStyle w:val="Compact"/>
             </w:pPr>
-            <w:hyperlink ns1:id="rId225">
+            <w:hyperlink ns1:id="rId227">
               <w:r>
                 <w:rPr>
                   <w:rStyle w:val="Hyperlink"/>
@@ -27813,7 +27921,7 @@
             <w:pPr>
               <w:pStyle w:val="Compact"/>
             </w:pPr>
-            <w:hyperlink ns1:id="rId226">
+            <w:hyperlink ns1:id="rId228">
               <w:r>
                 <w:rPr>
                   <w:rStyle w:val="Hyperlink"/>
@@ -27867,7 +27975,7 @@
             <w:pPr>
               <w:pStyle w:val="Compact"/>
             </w:pPr>
-            <w:hyperlink ns1:id="rId227">
+            <w:hyperlink ns1:id="rId229">
               <w:r>
                 <w:rPr>
                   <w:rStyle w:val="Hyperlink"/>
@@ -27921,7 +28029,7 @@
             <w:pPr>
               <w:pStyle w:val="Compact"/>
             </w:pPr>
-            <w:hyperlink ns1:id="rId228">
+            <w:hyperlink ns1:id="rId230">
               <w:r>
                 <w:rPr>
                   <w:rStyle w:val="Hyperlink"/>
@@ -27975,7 +28083,7 @@
             <w:pPr>
               <w:pStyle w:val="Compact"/>
             </w:pPr>
-            <w:hyperlink ns1:id="rId229">
+            <w:hyperlink ns1:id="rId231">
               <w:r>
                 <w:rPr>
                   <w:rStyle w:val="Hyperlink"/>
@@ -28029,7 +28137,7 @@
             <w:pPr>
               <w:pStyle w:val="Compact"/>
             </w:pPr>
-            <w:hyperlink ns1:id="rId230">
+            <w:hyperlink ns1:id="rId232">
               <w:r>
                 <w:rPr>
                   <w:rStyle w:val="Hyperlink"/>
@@ -28083,7 +28191,7 @@
             <w:pPr>
               <w:pStyle w:val="Compact"/>
             </w:pPr>
-            <w:hyperlink ns1:id="rId231">
+            <w:hyperlink ns1:id="rId233">
               <w:r>
                 <w:rPr>
                   <w:rStyle w:val="Hyperlink"/>
@@ -28137,7 +28245,7 @@
             <w:pPr>
               <w:pStyle w:val="Compact"/>
             </w:pPr>
-            <w:hyperlink ns1:id="rId232">
+            <w:hyperlink ns1:id="rId234">
               <w:r>
                 <w:rPr>
                   <w:rStyle w:val="Hyperlink"/>
@@ -28191,7 +28299,7 @@
             <w:pPr>
               <w:pStyle w:val="Compact"/>
             </w:pPr>
-            <w:hyperlink ns1:id="rId233">
+            <w:hyperlink ns1:id="rId235">
               <w:r>
                 <w:rPr>
                   <w:rStyle w:val="Hyperlink"/>
@@ -28245,7 +28353,7 @@
             <w:pPr>
               <w:pStyle w:val="Compact"/>
             </w:pPr>
-            <w:hyperlink ns1:id="rId234">
+            <w:hyperlink ns1:id="rId236">
               <w:r>
                 <w:rPr>
                   <w:rStyle w:val="Hyperlink"/>
@@ -28299,7 +28407,7 @@
             <w:pPr>
               <w:pStyle w:val="Compact"/>
             </w:pPr>
-            <w:hyperlink ns1:id="rId235">
+            <w:hyperlink ns1:id="rId237">
               <w:r>
                 <w:rPr>
                   <w:rStyle w:val="Hyperlink"/>
@@ -28353,7 +28461,7 @@
             <w:pPr>
               <w:pStyle w:val="Compact"/>
             </w:pPr>
-            <w:hyperlink ns1:id="rId236">
+            <w:hyperlink ns1:id="rId238">
               <w:r>
                 <w:rPr>
                   <w:rStyle w:val="Hyperlink"/>
@@ -28407,7 +28515,7 @@
             <w:pPr>
               <w:pStyle w:val="Compact"/>
             </w:pPr>
-            <w:hyperlink ns1:id="rId237">
+            <w:hyperlink ns1:id="rId239">
               <w:r>
                 <w:rPr>
                   <w:rStyle w:val="Hyperlink"/>
@@ -28461,7 +28569,7 @@
             <w:pPr>
               <w:pStyle w:val="Compact"/>
             </w:pPr>
-            <w:hyperlink ns1:id="rId238">
+            <w:hyperlink ns1:id="rId240">
               <w:r>
                 <w:rPr>
                   <w:rStyle w:val="Hyperlink"/>
@@ -28515,7 +28623,7 @@
             <w:pPr>
               <w:pStyle w:val="Compact"/>
             </w:pPr>
-            <w:hyperlink ns1:id="rId239">
+            <w:hyperlink ns1:id="rId241">
               <w:r>
                 <w:rPr>
                   <w:rStyle w:val="Hyperlink"/>
@@ -28569,7 +28677,7 @@
             <w:pPr>
               <w:pStyle w:val="Compact"/>
             </w:pPr>
-            <w:hyperlink ns1:id="rId240">
+            <w:hyperlink ns1:id="rId242">
               <w:r>
                 <w:rPr>
                   <w:rStyle w:val="Hyperlink"/>
@@ -28623,7 +28731,7 @@
             <w:pPr>
               <w:pStyle w:val="Compact"/>
             </w:pPr>
-            <w:hyperlink ns1:id="rId241">
+            <w:hyperlink ns1:id="rId243">
               <w:r>
                 <w:rPr>
                   <w:rStyle w:val="Hyperlink"/>
@@ -28635,15 +28743,15 @@
         </w:tc>
       </w:tr>
     </w:tbl>
-    <w:bookmarkEnd w:id="242"/>
+    <w:bookmarkEnd w:id="244"/>
     <w:p>
       <w:r>
         <w:br w:type="page"/>
       </w:r>
     </w:p>
-    <w:bookmarkEnd w:id="243"/>
-    <w:bookmarkEnd w:id="244"/>
-    <w:bookmarkStart w:id="266" w:name="éléments-partagés"/>
+    <w:bookmarkEnd w:id="245"/>
+    <w:bookmarkEnd w:id="246"/>
+    <w:bookmarkStart w:id="268" w:name="éléments-partagés"/>
     <w:p>
       <w:pPr>
         <w:pStyle w:val="berschrift1"/>
@@ -28652,7 +28760,7 @@
         <w:t xml:space="preserve">Éléments partagés</w:t>
       </w:r>
     </w:p>
-    <w:bookmarkStart w:id="245" w:name="reference-classes"/>
+    <w:bookmarkStart w:id="247" w:name="reference-classes"/>
     <w:p>
       <w:pPr>
         <w:pStyle w:val="berschrift2"/>
@@ -28814,8 +28922,8 @@
         <w:t xml:space="preserve">, car la référence locale demeure inchangée, même si l’entité liée change ultérieurement</w:t>
       </w:r>
     </w:p>
-    <w:bookmarkEnd w:id="245"/>
-    <w:bookmarkStart w:id="248" w:name="classe-personreference"/>
+    <w:bookmarkEnd w:id="247"/>
+    <w:bookmarkStart w:id="250" w:name="classe-personreference"/>
     <w:p>
       <w:pPr>
         <w:pStyle w:val="berschrift2"/>
@@ -28844,7 +28952,7 @@
         <w:t xml:space="preserve">__</w:t>
       </w:r>
     </w:p>
-    <w:bookmarkStart w:id="246" w:name="attributs-13"/>
+    <w:bookmarkStart w:id="248" w:name="attributs-13"/>
     <w:p>
       <w:pPr>
         <w:pStyle w:val="berschrift3"/>
@@ -29267,8 +29375,8 @@
         </w:tc>
       </w:tr>
     </w:tbl>
-    <w:bookmarkEnd w:id="246"/>
-    <w:bookmarkStart w:id="247" w:name="utilisations-13"/>
+    <w:bookmarkEnd w:id="248"/>
+    <w:bookmarkStart w:id="249" w:name="utilisations-13"/>
     <w:p>
       <w:pPr>
         <w:pStyle w:val="berschrift3"/>
@@ -29470,9 +29578,9 @@
         </w:tc>
       </w:tr>
     </w:tbl>
-    <w:bookmarkEnd w:id="247"/>
-    <w:bookmarkEnd w:id="248"/>
-    <w:bookmarkStart w:id="251" w:name="classe-groupreference"/>
+    <w:bookmarkEnd w:id="249"/>
+    <w:bookmarkEnd w:id="250"/>
+    <w:bookmarkStart w:id="253" w:name="classe-groupreference"/>
     <w:p>
       <w:pPr>
         <w:pStyle w:val="berschrift2"/>
@@ -29501,7 +29609,7 @@
         <w:t xml:space="preserve">__</w:t>
       </w:r>
     </w:p>
-    <w:bookmarkStart w:id="249" w:name="attributs-14"/>
+    <w:bookmarkStart w:id="251" w:name="attributs-14"/>
     <w:p>
       <w:pPr>
         <w:pStyle w:val="berschrift3"/>
@@ -29875,8 +29983,8 @@
         </w:tc>
       </w:tr>
     </w:tbl>
-    <w:bookmarkEnd w:id="249"/>
-    <w:bookmarkStart w:id="250" w:name="utilisations-14"/>
+    <w:bookmarkEnd w:id="251"/>
+    <w:bookmarkStart w:id="252" w:name="utilisations-14"/>
     <w:p>
       <w:pPr>
         <w:pStyle w:val="berschrift3"/>
@@ -30017,9 +30125,9 @@
         </w:tc>
       </w:tr>
     </w:tbl>
-    <w:bookmarkEnd w:id="250"/>
-    <w:bookmarkEnd w:id="251"/>
-    <w:bookmarkStart w:id="252" w:name="classes-utilisées-à-plusieurs-reprises"/>
+    <w:bookmarkEnd w:id="252"/>
+    <w:bookmarkEnd w:id="253"/>
+    <w:bookmarkStart w:id="254" w:name="classes-utilisées-à-plusieurs-reprises"/>
     <w:p>
       <w:pPr>
         <w:pStyle w:val="berschrift2"/>
@@ -30028,8 +30136,8 @@
         <w:t xml:space="preserve">Classes utilisées à plusieurs reprises</w:t>
       </w:r>
     </w:p>
-    <w:bookmarkEnd w:id="252"/>
-    <w:bookmarkStart w:id="259" w:name="classe-address"/>
+    <w:bookmarkEnd w:id="254"/>
+    <w:bookmarkStart w:id="261" w:name="classe-address"/>
     <w:p>
       <w:pPr>
         <w:pStyle w:val="berschrift2"/>
@@ -30058,7 +30166,7 @@
         <w:t xml:space="preserve">__</w:t>
       </w:r>
     </w:p>
-    <w:bookmarkStart w:id="254" w:name="attributs-15"/>
+    <w:bookmarkStart w:id="256" w:name="attributs-15"/>
     <w:p>
       <w:pPr>
         <w:pStyle w:val="berschrift3"/>
@@ -30430,7 +30538,7 @@
         </w:tc>
       </w:tr>
     </w:tbl>
-    <w:bookmarkStart w:id="253" w:name="contraintes-4"/>
+    <w:bookmarkStart w:id="255" w:name="contraintes-4"/>
     <w:p>
       <w:pPr>
         <w:pStyle w:val="berschrift5"/>
@@ -30481,9 +30589,9 @@
         </w:r>
       </w:hyperlink>
     </w:p>
-    <w:bookmarkEnd w:id="253"/>
-    <w:bookmarkEnd w:id="254"/>
-    <w:bookmarkStart w:id="255" w:name="utilisations-15"/>
+    <w:bookmarkEnd w:id="255"/>
+    <w:bookmarkEnd w:id="256"/>
+    <w:bookmarkStart w:id="257" w:name="utilisations-15"/>
     <w:p>
       <w:pPr>
         <w:pStyle w:val="berschrift3"/>
@@ -30685,8 +30793,8 @@
         </w:tc>
       </w:tr>
     </w:tbl>
-    <w:bookmarkEnd w:id="255"/>
-    <w:bookmarkStart w:id="258" w:name="exemples-4"/>
+    <w:bookmarkEnd w:id="257"/>
+    <w:bookmarkStart w:id="260" w:name="exemples-4"/>
     <w:p>
       <w:pPr>
         <w:pStyle w:val="berschrift3"/>
@@ -30695,7 +30803,7 @@
         <w:t xml:space="preserve">Exemples</w:t>
       </w:r>
     </w:p>
-    <w:bookmarkStart w:id="256" w:name="exemple-swiss-politicians-beat-jans-1"/>
+    <w:bookmarkStart w:id="258" w:name="exemple-swiss-politicians-beat-jans-1"/>
     <w:p>
       <w:pPr>
         <w:pStyle w:val="berschrift4"/>
@@ -30748,8 +30856,8 @@
         <w:t xml:space="preserve"> Basel-Stadt</w:t>
       </w:r>
     </w:p>
-    <w:bookmarkEnd w:id="256"/>
-    <w:bookmarkStart w:id="257" w:name="exemple-groups-it-1"/>
+    <w:bookmarkEnd w:id="258"/>
+    <w:bookmarkStart w:id="259" w:name="exemple-groups-it-1"/>
     <w:p>
       <w:pPr>
         <w:pStyle w:val="berschrift4"/>
@@ -30892,10 +31000,10 @@
         <w:t xml:space="preserve"> CH</w:t>
       </w:r>
     </w:p>
-    <w:bookmarkEnd w:id="257"/>
-    <w:bookmarkEnd w:id="258"/>
     <w:bookmarkEnd w:id="259"/>
-    <w:bookmarkStart w:id="262" w:name="enum-addresstypeenum"/>
+    <w:bookmarkEnd w:id="260"/>
+    <w:bookmarkEnd w:id="261"/>
+    <w:bookmarkStart w:id="264" w:name="enum-addresstypeenum"/>
     <w:p>
       <w:pPr>
         <w:pStyle w:val="berschrift2"/>
@@ -30934,7 +31042,7 @@
       <w:r>
         <w:t xml:space="preserve"> </w:t>
       </w:r>
-      <w:hyperlink ns1:id="rId260">
+      <w:hyperlink ns1:id="rId262">
         <w:r>
           <w:rPr>
             <w:rStyle w:val="Hyperlink"/>
@@ -30943,7 +31051,7 @@
         </w:r>
       </w:hyperlink>
     </w:p>
-    <w:bookmarkStart w:id="261" w:name="valeurs-admissibles-7"/>
+    <w:bookmarkStart w:id="263" w:name="valeurs-admissibles-7"/>
     <w:p>
       <w:pPr>
         <w:pStyle w:val="berschrift3"/>
@@ -31070,9 +31178,9 @@
         </w:tc>
       </w:tr>
     </w:tbl>
-    <w:bookmarkEnd w:id="261"/>
-    <w:bookmarkEnd w:id="262"/>
-    <w:bookmarkStart w:id="265" w:name="classe-contact"/>
+    <w:bookmarkEnd w:id="263"/>
+    <w:bookmarkEnd w:id="264"/>
+    <w:bookmarkStart w:id="267" w:name="classe-contact"/>
     <w:p>
       <w:pPr>
         <w:pStyle w:val="berschrift2"/>
@@ -31101,7 +31209,7 @@
         <w:t xml:space="preserve">__</w:t>
       </w:r>
     </w:p>
-    <w:bookmarkStart w:id="263" w:name="attributs-16"/>
+    <w:bookmarkStart w:id="265" w:name="attributs-16"/>
     <w:p>
       <w:pPr>
         <w:pStyle w:val="berschrift3"/>
@@ -31320,8 +31428,8 @@
         </w:tc>
       </w:tr>
     </w:tbl>
-    <w:bookmarkEnd w:id="263"/>
-    <w:bookmarkStart w:id="264" w:name="utilisations-16"/>
+    <w:bookmarkEnd w:id="265"/>
+    <w:bookmarkStart w:id="266" w:name="utilisations-16"/>
     <w:p>
       <w:pPr>
         <w:pStyle w:val="berschrift3"/>
@@ -31523,9 +31631,9 @@
         </w:tc>
       </w:tr>
     </w:tbl>
-    <w:bookmarkEnd w:id="264"/>
-    <w:bookmarkEnd w:id="265"/>
     <w:bookmarkEnd w:id="266"/>
+    <w:bookmarkEnd w:id="267"/>
+    <w:bookmarkEnd w:id="268"/>
     <w:sectPr>
       <w:headerReference ns1:id="rId9" w:type="even"/>
       <w:headerReference ns1:id="rId10" w:type="default"/>

--- a/ech-0294_actors/output/ech-0294_actors_fr.docx
+++ b/ech-0294_actors/output/ech-0294_actors_fr.docx
@@ -5330,13 +5330,13 @@
       </w:r>
     </w:p>
     <w:bookmarkEnd w:id="35"/>
-    <w:bookmarkStart w:id="36" w:name="X7e2f32d79456472ab600791df7ef573baa28e86"/>
+    <w:bookmarkStart w:id="36" w:name="Xd55053be701346bf782f67a2fdffdfa587b0908"/>
     <w:p>
       <w:pPr>
         <w:pStyle w:val="berschrift4"/>
       </w:pPr>
       <w:r>
-        <w:t xml:space="preserve">Exemple : Telling apart persons with identical names via the label sec</w:t>
+        <w:t xml:space="preserve">Exemple : Distinguer des personnes homonymes par le label (deuxième personne)</w:t>
       </w:r>
     </w:p>
     <w:p>
@@ -14295,13 +14295,13 @@
         <w:t xml:space="preserve">Exemples</w:t>
       </w:r>
     </w:p>
-    <w:bookmarkStart w:id="129" w:name="exemple-bureau-du-conseil"/>
+    <w:bookmarkStart w:id="129" w:name="X3e007f8195457f96424315f23e2017f6a401e27"/>
     <w:p>
       <w:pPr>
         <w:pStyle w:val="berschrift4"/>
       </w:pPr>
       <w:r>
-        <w:t xml:space="preserve">Exemple : Bureau du conseil</w:t>
+        <w:t xml:space="preserve">Exemple : Groupe parlementaire d’un parlement cantonal</w:t>
       </w:r>
     </w:p>
     <w:p>
@@ -14330,7 +14330,7 @@
         <w:rPr>
           <w:rStyle w:val="DecValTok"/>
         </w:rPr>
-        <w:t xml:space="preserve">50</w:t>
+        <w:t xml:space="preserve">20</w:t>
       </w:r>
       <w:r>
         <w:br/>
@@ -14351,7 +14351,7 @@
         <w:rPr>
           <w:rStyle w:val="AttributeTok"/>
         </w:rPr>
-        <w:t xml:space="preserve"> https://grosserrat.bs.ch/gremien/praesidium-und-buero</w:t>
+        <w:t xml:space="preserve"> https://api.openparldata.ch/v1/groups/20</w:t>
       </w:r>
       <w:r>
         <w:br/>
@@ -14399,7 +14399,7 @@
         <w:rPr>
           <w:rStyle w:val="AttributeTok"/>
         </w:rPr>
-        <w:t xml:space="preserve"> Büro des Grossen Rates</w:t>
+        <w:t xml:space="preserve"> Evangelische Volkspartei</w:t>
       </w:r>
       <w:r>
         <w:br/>
@@ -14435,6 +14435,81 @@
         <w:rPr>
           <w:rStyle w:val="FunctionTok"/>
         </w:rPr>
+        <w:t xml:space="preserve">landing_page</w:t>
+      </w:r>
+      <w:r>
+        <w:rPr>
+          <w:rStyle w:val="KeywordTok"/>
+        </w:rPr>
+        <w:t xml:space="preserve">:</w:t>
+      </w:r>
+      <w:r>
+        <w:br/>
+      </w:r>
+      <w:r>
+        <w:rPr>
+          <w:rStyle w:val="KeywordTok"/>
+        </w:rPr>
+        <w:t xml:space="preserve">-</w:t>
+      </w:r>
+      <w:r>
+        <w:rPr>
+          <w:rStyle w:val="AttributeTok"/>
+        </w:rPr>
+        <w:t xml:space="preserve"> </w:t>
+      </w:r>
+      <w:r>
+        <w:rPr>
+          <w:rStyle w:val="FunctionTok"/>
+        </w:rPr>
+        <w:t xml:space="preserve">value</w:t>
+      </w:r>
+      <w:r>
+        <w:rPr>
+          <w:rStyle w:val="KeywordTok"/>
+        </w:rPr>
+        <w:t xml:space="preserve">:</w:t>
+      </w:r>
+      <w:r>
+        <w:rPr>
+          <w:rStyle w:val="AttributeTok"/>
+        </w:rPr>
+        <w:t xml:space="preserve"> https://grosserrat.bs.ch/gremien/parteien-und-fraktionen</w:t>
+      </w:r>
+      <w:r>
+        <w:br/>
+      </w:r>
+      <w:r>
+        <w:rPr>
+          <w:rStyle w:val="AttributeTok"/>
+        </w:rPr>
+        <w:t xml:space="preserve">  </w:t>
+      </w:r>
+      <w:r>
+        <w:rPr>
+          <w:rStyle w:val="FunctionTok"/>
+        </w:rPr>
+        <w:t xml:space="preserve">language</w:t>
+      </w:r>
+      <w:r>
+        <w:rPr>
+          <w:rStyle w:val="KeywordTok"/>
+        </w:rPr>
+        <w:t xml:space="preserve">:</w:t>
+      </w:r>
+      <w:r>
+        <w:rPr>
+          <w:rStyle w:val="AttributeTok"/>
+        </w:rPr>
+        <w:t xml:space="preserve"> de</w:t>
+      </w:r>
+      <w:r>
+        <w:br/>
+      </w:r>
+      <w:r>
+        <w:rPr>
+          <w:rStyle w:val="FunctionTok"/>
+        </w:rPr>
         <w:t xml:space="preserve">group_type</w:t>
       </w:r>
       <w:r>
@@ -14468,7 +14543,7 @@
         <w:rPr>
           <w:rStyle w:val="AttributeTok"/>
         </w:rPr>
-        <w:t xml:space="preserve"> parliamentary_bureau</w:t>
+        <w:t xml:space="preserve"> parliamentary_group</w:t>
       </w:r>
       <w:r>
         <w:br/>
@@ -14495,7 +14570,7 @@
         <w:rPr>
           <w:rStyle w:val="AttributeTok"/>
         </w:rPr>
-        <w:t xml:space="preserve"> Ratsbüro</w:t>
+        <w:t xml:space="preserve"> Fraktion</w:t>
       </w:r>
       <w:r>
         <w:br/>
@@ -14520,13 +14595,13 @@
       </w:r>
     </w:p>
     <w:bookmarkEnd w:id="129"/>
-    <w:bookmarkStart w:id="130" w:name="Xe5ec302af3c3c19c5708cfd8cb0df6f52dae725"/>
+    <w:bookmarkStart w:id="130" w:name="exemple-bureau-du-conseil"/>
     <w:p>
       <w:pPr>
         <w:pStyle w:val="berschrift4"/>
       </w:pPr>
       <w:r>
-        <w:t xml:space="preserve">Exemple : Délégation bilingue auprès d’un organe intercantonal</w:t>
+        <w:t xml:space="preserve">Exemple : Bureau du conseil</w:t>
       </w:r>
     </w:p>
     <w:p>
@@ -14555,7 +14630,7 @@
         <w:rPr>
           <w:rStyle w:val="DecValTok"/>
         </w:rPr>
-        <w:t xml:space="preserve">5000</w:t>
+        <w:t xml:space="preserve">50</w:t>
       </w:r>
       <w:r>
         <w:br/>
@@ -14576,7 +14651,7 @@
         <w:rPr>
           <w:rStyle w:val="AttributeTok"/>
         </w:rPr>
-        <w:t xml:space="preserve"> https://www.fr.ch/parlinfo/app/organizations/a1acb0c030d54b3baed840fe8bbed6b5</w:t>
+        <w:t xml:space="preserve"> https://grosserrat.bs.ch/gremien/praesidium-und-buero</w:t>
       </w:r>
       <w:r>
         <w:br/>
@@ -14624,7 +14699,7 @@
         <w:rPr>
           <w:rStyle w:val="AttributeTok"/>
         </w:rPr>
-        <w:t xml:space="preserve"> Freiburger Delegation IPK strafrechtliche Einschliessung</w:t>
+        <w:t xml:space="preserve"> Büro des Grossen Rates</w:t>
       </w:r>
       <w:r>
         <w:br/>
@@ -14658,21 +14733,9 @@
       </w:r>
       <w:r>
         <w:rPr>
-          <w:rStyle w:val="KeywordTok"/>
-        </w:rPr>
-        <w:t xml:space="preserve">-</w:t>
-      </w:r>
-      <w:r>
-        <w:rPr>
-          <w:rStyle w:val="AttributeTok"/>
-        </w:rPr>
-        <w:t xml:space="preserve"> </w:t>
-      </w:r>
-      <w:r>
-        <w:rPr>
           <w:rStyle w:val="FunctionTok"/>
         </w:rPr>
-        <w:t xml:space="preserve">value</w:t>
+        <w:t xml:space="preserve">group_type</w:t>
       </w:r>
       <w:r>
         <w:rPr>
@@ -14681,12 +14744,6 @@
         <w:t xml:space="preserve">:</w:t>
       </w:r>
       <w:r>
-        <w:rPr>
-          <w:rStyle w:val="AttributeTok"/>
-        </w:rPr>
-        <w:t xml:space="preserve"> Délégation FR à la CIP détention pénale</w:t>
-      </w:r>
-      <w:r>
         <w:br/>
       </w:r>
       <w:r>
@@ -14699,7 +14756,7 @@
         <w:rPr>
           <w:rStyle w:val="FunctionTok"/>
         </w:rPr>
-        <w:t xml:space="preserve">language</w:t>
+        <w:t xml:space="preserve">group_type_enum</w:t>
       </w:r>
       <w:r>
         <w:rPr>
@@ -14711,16 +14768,22 @@
         <w:rPr>
           <w:rStyle w:val="AttributeTok"/>
         </w:rPr>
-        <w:t xml:space="preserve"> fr</w:t>
+        <w:t xml:space="preserve"> parliamentary_bureau</w:t>
       </w:r>
       <w:r>
         <w:br/>
       </w:r>
       <w:r>
         <w:rPr>
+          <w:rStyle w:val="AttributeTok"/>
+        </w:rPr>
+        <w:t xml:space="preserve">  </w:t>
+      </w:r>
+      <w:r>
+        <w:rPr>
           <w:rStyle w:val="FunctionTok"/>
         </w:rPr>
-        <w:t xml:space="preserve">abbreviation</w:t>
+        <w:t xml:space="preserve">label</w:t>
       </w:r>
       <w:r>
         <w:rPr>
@@ -14729,25 +14792,19 @@
         <w:t xml:space="preserve">:</w:t>
       </w:r>
       <w:r>
+        <w:rPr>
+          <w:rStyle w:val="AttributeTok"/>
+        </w:rPr>
+        <w:t xml:space="preserve"> Ratsbüro</w:t>
+      </w:r>
+      <w:r>
         <w:br/>
       </w:r>
       <w:r>
         <w:rPr>
-          <w:rStyle w:val="KeywordTok"/>
-        </w:rPr>
-        <w:t xml:space="preserve">-</w:t>
-      </w:r>
-      <w:r>
-        <w:rPr>
-          <w:rStyle w:val="AttributeTok"/>
-        </w:rPr>
-        <w:t xml:space="preserve"> </w:t>
-      </w:r>
-      <w:r>
-        <w:rPr>
           <w:rStyle w:val="FunctionTok"/>
         </w:rPr>
-        <w:t xml:space="preserve">value</w:t>
+        <w:t xml:space="preserve">spatial</w:t>
       </w:r>
       <w:r>
         <w:rPr>
@@ -14759,509 +14816,17 @@
         <w:rPr>
           <w:rStyle w:val="AttributeTok"/>
         </w:rPr>
-        <w:t xml:space="preserve"> Del-StRFE</w:t>
-      </w:r>
-      <w:r>
-        <w:br/>
-      </w:r>
-      <w:r>
-        <w:rPr>
-          <w:rStyle w:val="AttributeTok"/>
-        </w:rPr>
-        <w:t xml:space="preserve">  </w:t>
-      </w:r>
-      <w:r>
-        <w:rPr>
-          <w:rStyle w:val="FunctionTok"/>
-        </w:rPr>
-        <w:t xml:space="preserve">language</w:t>
-      </w:r>
-      <w:r>
-        <w:rPr>
-          <w:rStyle w:val="KeywordTok"/>
-        </w:rPr>
-        <w:t xml:space="preserve">:</w:t>
-      </w:r>
-      <w:r>
-        <w:rPr>
-          <w:rStyle w:val="AttributeTok"/>
-        </w:rPr>
-        <w:t xml:space="preserve"> de</w:t>
-      </w:r>
-      <w:r>
-        <w:br/>
-      </w:r>
-      <w:r>
-        <w:rPr>
-          <w:rStyle w:val="KeywordTok"/>
-        </w:rPr>
-        <w:t xml:space="preserve">-</w:t>
-      </w:r>
-      <w:r>
-        <w:rPr>
-          <w:rStyle w:val="AttributeTok"/>
-        </w:rPr>
-        <w:t xml:space="preserve"> </w:t>
-      </w:r>
-      <w:r>
-        <w:rPr>
-          <w:rStyle w:val="FunctionTok"/>
-        </w:rPr>
-        <w:t xml:space="preserve">value</w:t>
-      </w:r>
-      <w:r>
-        <w:rPr>
-          <w:rStyle w:val="KeywordTok"/>
-        </w:rPr>
-        <w:t xml:space="preserve">:</w:t>
-      </w:r>
-      <w:r>
-        <w:rPr>
-          <w:rStyle w:val="AttributeTok"/>
-        </w:rPr>
-        <w:t xml:space="preserve"> Del-DetPen</w:t>
-      </w:r>
-      <w:r>
-        <w:br/>
-      </w:r>
-      <w:r>
-        <w:rPr>
-          <w:rStyle w:val="AttributeTok"/>
-        </w:rPr>
-        <w:t xml:space="preserve">  </w:t>
-      </w:r>
-      <w:r>
-        <w:rPr>
-          <w:rStyle w:val="FunctionTok"/>
-        </w:rPr>
-        <w:t xml:space="preserve">language</w:t>
-      </w:r>
-      <w:r>
-        <w:rPr>
-          <w:rStyle w:val="KeywordTok"/>
-        </w:rPr>
-        <w:t xml:space="preserve">:</w:t>
-      </w:r>
-      <w:r>
-        <w:rPr>
-          <w:rStyle w:val="AttributeTok"/>
-        </w:rPr>
-        <w:t xml:space="preserve"> fr</w:t>
-      </w:r>
-      <w:r>
-        <w:br/>
-      </w:r>
-      <w:r>
-        <w:rPr>
-          <w:rStyle w:val="FunctionTok"/>
-        </w:rPr>
-        <w:t xml:space="preserve">description</w:t>
-      </w:r>
-      <w:r>
-        <w:rPr>
-          <w:rStyle w:val="KeywordTok"/>
-        </w:rPr>
-        <w:t xml:space="preserve">:</w:t>
-      </w:r>
-      <w:r>
-        <w:br/>
-      </w:r>
-      <w:r>
-        <w:rPr>
-          <w:rStyle w:val="KeywordTok"/>
-        </w:rPr>
-        <w:t xml:space="preserve">-</w:t>
-      </w:r>
-      <w:r>
-        <w:rPr>
-          <w:rStyle w:val="AttributeTok"/>
-        </w:rPr>
-        <w:t xml:space="preserve"> </w:t>
-      </w:r>
-      <w:r>
-        <w:rPr>
-          <w:rStyle w:val="FunctionTok"/>
-        </w:rPr>
-        <w:t xml:space="preserve">value</w:t>
-      </w:r>
-      <w:r>
-        <w:rPr>
-          <w:rStyle w:val="KeywordTok"/>
-        </w:rPr>
-        <w:t xml:space="preserve">:</w:t>
-      </w:r>
-      <w:r>
-        <w:rPr>
-          <w:rStyle w:val="AttributeTok"/>
-        </w:rPr>
-        <w:t xml:space="preserve"> Die Interparlamentarische Aufsichtskommission strafrechtliche Einschliessung besteht aus 18 Grossrätinnen</w:t>
-      </w:r>
-      <w:r>
-        <w:br/>
-      </w:r>
-      <w:r>
-        <w:rPr>
-          <w:rStyle w:val="AttributeTok"/>
-        </w:rPr>
-        <w:t xml:space="preserve">    und Grossräten aus den sechs Vertragskantonen Freiburg, Genf, Jura, Neuenburg, Waadt und Wallis.</w:t>
-      </w:r>
-      <w:r>
-        <w:br/>
-      </w:r>
-      <w:r>
-        <w:rPr>
-          <w:rStyle w:val="AttributeTok"/>
-        </w:rPr>
-        <w:t xml:space="preserve">  </w:t>
-      </w:r>
-      <w:r>
-        <w:rPr>
-          <w:rStyle w:val="FunctionTok"/>
-        </w:rPr>
-        <w:t xml:space="preserve">language</w:t>
-      </w:r>
-      <w:r>
-        <w:rPr>
-          <w:rStyle w:val="KeywordTok"/>
-        </w:rPr>
-        <w:t xml:space="preserve">:</w:t>
-      </w:r>
-      <w:r>
-        <w:rPr>
-          <w:rStyle w:val="AttributeTok"/>
-        </w:rPr>
-        <w:t xml:space="preserve"> de</w:t>
-      </w:r>
-      <w:r>
-        <w:br/>
-      </w:r>
-      <w:r>
-        <w:rPr>
-          <w:rStyle w:val="KeywordTok"/>
-        </w:rPr>
-        <w:t xml:space="preserve">-</w:t>
-      </w:r>
-      <w:r>
-        <w:rPr>
-          <w:rStyle w:val="AttributeTok"/>
-        </w:rPr>
-        <w:t xml:space="preserve"> </w:t>
-      </w:r>
-      <w:r>
-        <w:rPr>
-          <w:rStyle w:val="FunctionTok"/>
-        </w:rPr>
-        <w:t xml:space="preserve">value</w:t>
-      </w:r>
-      <w:r>
-        <w:rPr>
-          <w:rStyle w:val="KeywordTok"/>
-        </w:rPr>
-        <w:t xml:space="preserve">:</w:t>
-      </w:r>
-      <w:r>
-        <w:rPr>
-          <w:rStyle w:val="AttributeTok"/>
-        </w:rPr>
-        <w:t xml:space="preserve"> </w:t>
-      </w:r>
-      <w:r>
-        <w:rPr>
-          <w:rStyle w:val="StringTok"/>
-        </w:rPr>
-        <w:t xml:space="preserve">'La Commission interparlementaire de contrôle détention pénale est composée de 18 députés issus</w:t>
-      </w:r>
-      <w:r>
-        <w:br/>
-      </w:r>
-      <w:r>
-        <w:rPr>
-          <w:rStyle w:val="StringTok"/>
-        </w:rPr>
-        <w:t xml:space="preserve">    des six cantons partenaires : Fribourg, Genève, Jura, Neuchâtel, Vaud et Valais.'</w:t>
-      </w:r>
-      <w:r>
-        <w:br/>
-      </w:r>
-      <w:r>
-        <w:rPr>
-          <w:rStyle w:val="AttributeTok"/>
-        </w:rPr>
-        <w:t xml:space="preserve">  </w:t>
-      </w:r>
-      <w:r>
-        <w:rPr>
-          <w:rStyle w:val="FunctionTok"/>
-        </w:rPr>
-        <w:t xml:space="preserve">language</w:t>
-      </w:r>
-      <w:r>
-        <w:rPr>
-          <w:rStyle w:val="KeywordTok"/>
-        </w:rPr>
-        <w:t xml:space="preserve">:</w:t>
-      </w:r>
-      <w:r>
-        <w:rPr>
-          <w:rStyle w:val="AttributeTok"/>
-        </w:rPr>
-        <w:t xml:space="preserve"> fr</w:t>
-      </w:r>
-      <w:r>
-        <w:br/>
-      </w:r>
-      <w:r>
-        <w:rPr>
-          <w:rStyle w:val="FunctionTok"/>
-        </w:rPr>
-        <w:t xml:space="preserve">landing_page</w:t>
-      </w:r>
-      <w:r>
-        <w:rPr>
-          <w:rStyle w:val="KeywordTok"/>
-        </w:rPr>
-        <w:t xml:space="preserve">:</w:t>
-      </w:r>
-      <w:r>
-        <w:br/>
-      </w:r>
-      <w:r>
-        <w:rPr>
-          <w:rStyle w:val="KeywordTok"/>
-        </w:rPr>
-        <w:t xml:space="preserve">-</w:t>
-      </w:r>
-      <w:r>
-        <w:rPr>
-          <w:rStyle w:val="AttributeTok"/>
-        </w:rPr>
-        <w:t xml:space="preserve"> </w:t>
-      </w:r>
-      <w:r>
-        <w:rPr>
-          <w:rStyle w:val="FunctionTok"/>
-        </w:rPr>
-        <w:t xml:space="preserve">value</w:t>
-      </w:r>
-      <w:r>
-        <w:rPr>
-          <w:rStyle w:val="KeywordTok"/>
-        </w:rPr>
-        <w:t xml:space="preserve">:</w:t>
-      </w:r>
-      <w:r>
-        <w:rPr>
-          <w:rStyle w:val="AttributeTok"/>
-        </w:rPr>
-        <w:t xml:space="preserve"> https://www.fr.ch/de/parlinfo/app/organizations/a1acb0c030d54b3baed840fe8bbed6b5</w:t>
-      </w:r>
-      <w:r>
-        <w:br/>
-      </w:r>
-      <w:r>
-        <w:rPr>
-          <w:rStyle w:val="AttributeTok"/>
-        </w:rPr>
-        <w:t xml:space="preserve">  </w:t>
-      </w:r>
-      <w:r>
-        <w:rPr>
-          <w:rStyle w:val="FunctionTok"/>
-        </w:rPr>
-        <w:t xml:space="preserve">language</w:t>
-      </w:r>
-      <w:r>
-        <w:rPr>
-          <w:rStyle w:val="KeywordTok"/>
-        </w:rPr>
-        <w:t xml:space="preserve">:</w:t>
-      </w:r>
-      <w:r>
-        <w:rPr>
-          <w:rStyle w:val="AttributeTok"/>
-        </w:rPr>
-        <w:t xml:space="preserve"> de</w:t>
-      </w:r>
-      <w:r>
-        <w:br/>
-      </w:r>
-      <w:r>
-        <w:rPr>
-          <w:rStyle w:val="KeywordTok"/>
-        </w:rPr>
-        <w:t xml:space="preserve">-</w:t>
-      </w:r>
-      <w:r>
-        <w:rPr>
-          <w:rStyle w:val="AttributeTok"/>
-        </w:rPr>
-        <w:t xml:space="preserve"> </w:t>
-      </w:r>
-      <w:r>
-        <w:rPr>
-          <w:rStyle w:val="FunctionTok"/>
-        </w:rPr>
-        <w:t xml:space="preserve">value</w:t>
-      </w:r>
-      <w:r>
-        <w:rPr>
-          <w:rStyle w:val="KeywordTok"/>
-        </w:rPr>
-        <w:t xml:space="preserve">:</w:t>
-      </w:r>
-      <w:r>
-        <w:rPr>
-          <w:rStyle w:val="AttributeTok"/>
-        </w:rPr>
-        <w:t xml:space="preserve"> https://www.fr.ch/parlinfo/app/organizations/a1acb0c030d54b3baed840fe8bbed6b5</w:t>
-      </w:r>
-      <w:r>
-        <w:br/>
-      </w:r>
-      <w:r>
-        <w:rPr>
-          <w:rStyle w:val="AttributeTok"/>
-        </w:rPr>
-        <w:t xml:space="preserve">  </w:t>
-      </w:r>
-      <w:r>
-        <w:rPr>
-          <w:rStyle w:val="FunctionTok"/>
-        </w:rPr>
-        <w:t xml:space="preserve">language</w:t>
-      </w:r>
-      <w:r>
-        <w:rPr>
-          <w:rStyle w:val="KeywordTok"/>
-        </w:rPr>
-        <w:t xml:space="preserve">:</w:t>
-      </w:r>
-      <w:r>
-        <w:rPr>
-          <w:rStyle w:val="AttributeTok"/>
-        </w:rPr>
-        <w:t xml:space="preserve"> fr</w:t>
-      </w:r>
-      <w:r>
-        <w:br/>
-      </w:r>
-      <w:r>
-        <w:rPr>
-          <w:rStyle w:val="FunctionTok"/>
-        </w:rPr>
-        <w:t xml:space="preserve">group_type</w:t>
-      </w:r>
-      <w:r>
-        <w:rPr>
-          <w:rStyle w:val="KeywordTok"/>
-        </w:rPr>
-        <w:t xml:space="preserve">:</w:t>
-      </w:r>
-      <w:r>
-        <w:br/>
-      </w:r>
-      <w:r>
-        <w:rPr>
-          <w:rStyle w:val="AttributeTok"/>
-        </w:rPr>
-        <w:t xml:space="preserve">  </w:t>
-      </w:r>
-      <w:r>
-        <w:rPr>
-          <w:rStyle w:val="FunctionTok"/>
-        </w:rPr>
-        <w:t xml:space="preserve">group_type_enum</w:t>
-      </w:r>
-      <w:r>
-        <w:rPr>
-          <w:rStyle w:val="KeywordTok"/>
-        </w:rPr>
-        <w:t xml:space="preserve">:</w:t>
-      </w:r>
-      <w:r>
-        <w:rPr>
-          <w:rStyle w:val="AttributeTok"/>
-        </w:rPr>
-        <w:t xml:space="preserve"> delegation</w:t>
-      </w:r>
-      <w:r>
-        <w:br/>
-      </w:r>
-      <w:r>
-        <w:rPr>
-          <w:rStyle w:val="AttributeTok"/>
-        </w:rPr>
-        <w:t xml:space="preserve">  </w:t>
-      </w:r>
-      <w:r>
-        <w:rPr>
-          <w:rStyle w:val="FunctionTok"/>
-        </w:rPr>
-        <w:t xml:space="preserve">label</w:t>
-      </w:r>
-      <w:r>
-        <w:rPr>
-          <w:rStyle w:val="KeywordTok"/>
-        </w:rPr>
-        <w:t xml:space="preserve">:</w:t>
-      </w:r>
-      <w:r>
-        <w:rPr>
-          <w:rStyle w:val="AttributeTok"/>
-        </w:rPr>
-        <w:t xml:space="preserve"> Delegation</w:t>
-      </w:r>
-      <w:r>
-        <w:br/>
-      </w:r>
-      <w:r>
-        <w:rPr>
-          <w:rStyle w:val="FunctionTok"/>
-        </w:rPr>
-        <w:t xml:space="preserve">spatial</w:t>
-      </w:r>
-      <w:r>
-        <w:rPr>
-          <w:rStyle w:val="KeywordTok"/>
-        </w:rPr>
-        <w:t xml:space="preserve">:</w:t>
-      </w:r>
-      <w:r>
-        <w:rPr>
-          <w:rStyle w:val="AttributeTok"/>
-        </w:rPr>
-        <w:t xml:space="preserve"> https://ld.admin.ch/canton/10</w:t>
-      </w:r>
-      <w:r>
-        <w:br/>
-      </w:r>
-      <w:r>
-        <w:rPr>
-          <w:rStyle w:val="FunctionTok"/>
-        </w:rPr>
-        <w:t xml:space="preserve">valid_from</w:t>
-      </w:r>
-      <w:r>
-        <w:rPr>
-          <w:rStyle w:val="KeywordTok"/>
-        </w:rPr>
-        <w:t xml:space="preserve">:</w:t>
-      </w:r>
-      <w:r>
-        <w:rPr>
-          <w:rStyle w:val="AttributeTok"/>
-        </w:rPr>
-        <w:t xml:space="preserve"> 2007-12-12</w:t>
+        <w:t xml:space="preserve"> https://ld.admin.ch/canton/12</w:t>
       </w:r>
     </w:p>
     <w:bookmarkEnd w:id="130"/>
-    <w:bookmarkStart w:id="131" w:name="X3e007f8195457f96424315f23e2017f6a401e27"/>
+    <w:bookmarkStart w:id="131" w:name="Xe5ec302af3c3c19c5708cfd8cb0df6f52dae725"/>
     <w:p>
       <w:pPr>
         <w:pStyle w:val="berschrift4"/>
       </w:pPr>
       <w:r>
-        <w:t xml:space="preserve">Exemple : Groupe parlementaire d’un parlement cantonal</w:t>
+        <w:t xml:space="preserve">Exemple : Délégation bilingue auprès d’un organe intercantonal</w:t>
       </w:r>
     </w:p>
     <w:p>
@@ -15290,7 +14855,7 @@
         <w:rPr>
           <w:rStyle w:val="DecValTok"/>
         </w:rPr>
-        <w:t xml:space="preserve">20</w:t>
+        <w:t xml:space="preserve">5000</w:t>
       </w:r>
       <w:r>
         <w:br/>
@@ -15311,7 +14876,7 @@
         <w:rPr>
           <w:rStyle w:val="AttributeTok"/>
         </w:rPr>
-        <w:t xml:space="preserve"> https://api.openparldata.ch/v1/groups/20</w:t>
+        <w:t xml:space="preserve"> https://www.fr.ch/parlinfo/app/organizations/a1acb0c030d54b3baed840fe8bbed6b5</w:t>
       </w:r>
       <w:r>
         <w:br/>
@@ -15359,7 +14924,7 @@
         <w:rPr>
           <w:rStyle w:val="AttributeTok"/>
         </w:rPr>
-        <w:t xml:space="preserve"> Evangelische Volkspartei</w:t>
+        <w:t xml:space="preserve"> Freiburger Delegation IPK strafrechtliche Einschliessung</w:t>
       </w:r>
       <w:r>
         <w:br/>
@@ -15393,8 +14958,362 @@
       </w:r>
       <w:r>
         <w:rPr>
+          <w:rStyle w:val="KeywordTok"/>
+        </w:rPr>
+        <w:t xml:space="preserve">-</w:t>
+      </w:r>
+      <w:r>
+        <w:rPr>
+          <w:rStyle w:val="AttributeTok"/>
+        </w:rPr>
+        <w:t xml:space="preserve"> </w:t>
+      </w:r>
+      <w:r>
+        <w:rPr>
           <w:rStyle w:val="FunctionTok"/>
         </w:rPr>
+        <w:t xml:space="preserve">value</w:t>
+      </w:r>
+      <w:r>
+        <w:rPr>
+          <w:rStyle w:val="KeywordTok"/>
+        </w:rPr>
+        <w:t xml:space="preserve">:</w:t>
+      </w:r>
+      <w:r>
+        <w:rPr>
+          <w:rStyle w:val="AttributeTok"/>
+        </w:rPr>
+        <w:t xml:space="preserve"> Délégation FR à la CIP détention pénale</w:t>
+      </w:r>
+      <w:r>
+        <w:br/>
+      </w:r>
+      <w:r>
+        <w:rPr>
+          <w:rStyle w:val="AttributeTok"/>
+        </w:rPr>
+        <w:t xml:space="preserve">  </w:t>
+      </w:r>
+      <w:r>
+        <w:rPr>
+          <w:rStyle w:val="FunctionTok"/>
+        </w:rPr>
+        <w:t xml:space="preserve">language</w:t>
+      </w:r>
+      <w:r>
+        <w:rPr>
+          <w:rStyle w:val="KeywordTok"/>
+        </w:rPr>
+        <w:t xml:space="preserve">:</w:t>
+      </w:r>
+      <w:r>
+        <w:rPr>
+          <w:rStyle w:val="AttributeTok"/>
+        </w:rPr>
+        <w:t xml:space="preserve"> fr</w:t>
+      </w:r>
+      <w:r>
+        <w:br/>
+      </w:r>
+      <w:r>
+        <w:rPr>
+          <w:rStyle w:val="FunctionTok"/>
+        </w:rPr>
+        <w:t xml:space="preserve">abbreviation</w:t>
+      </w:r>
+      <w:r>
+        <w:rPr>
+          <w:rStyle w:val="KeywordTok"/>
+        </w:rPr>
+        <w:t xml:space="preserve">:</w:t>
+      </w:r>
+      <w:r>
+        <w:br/>
+      </w:r>
+      <w:r>
+        <w:rPr>
+          <w:rStyle w:val="KeywordTok"/>
+        </w:rPr>
+        <w:t xml:space="preserve">-</w:t>
+      </w:r>
+      <w:r>
+        <w:rPr>
+          <w:rStyle w:val="AttributeTok"/>
+        </w:rPr>
+        <w:t xml:space="preserve"> </w:t>
+      </w:r>
+      <w:r>
+        <w:rPr>
+          <w:rStyle w:val="FunctionTok"/>
+        </w:rPr>
+        <w:t xml:space="preserve">value</w:t>
+      </w:r>
+      <w:r>
+        <w:rPr>
+          <w:rStyle w:val="KeywordTok"/>
+        </w:rPr>
+        <w:t xml:space="preserve">:</w:t>
+      </w:r>
+      <w:r>
+        <w:rPr>
+          <w:rStyle w:val="AttributeTok"/>
+        </w:rPr>
+        <w:t xml:space="preserve"> Del-StRFE</w:t>
+      </w:r>
+      <w:r>
+        <w:br/>
+      </w:r>
+      <w:r>
+        <w:rPr>
+          <w:rStyle w:val="AttributeTok"/>
+        </w:rPr>
+        <w:t xml:space="preserve">  </w:t>
+      </w:r>
+      <w:r>
+        <w:rPr>
+          <w:rStyle w:val="FunctionTok"/>
+        </w:rPr>
+        <w:t xml:space="preserve">language</w:t>
+      </w:r>
+      <w:r>
+        <w:rPr>
+          <w:rStyle w:val="KeywordTok"/>
+        </w:rPr>
+        <w:t xml:space="preserve">:</w:t>
+      </w:r>
+      <w:r>
+        <w:rPr>
+          <w:rStyle w:val="AttributeTok"/>
+        </w:rPr>
+        <w:t xml:space="preserve"> de</w:t>
+      </w:r>
+      <w:r>
+        <w:br/>
+      </w:r>
+      <w:r>
+        <w:rPr>
+          <w:rStyle w:val="KeywordTok"/>
+        </w:rPr>
+        <w:t xml:space="preserve">-</w:t>
+      </w:r>
+      <w:r>
+        <w:rPr>
+          <w:rStyle w:val="AttributeTok"/>
+        </w:rPr>
+        <w:t xml:space="preserve"> </w:t>
+      </w:r>
+      <w:r>
+        <w:rPr>
+          <w:rStyle w:val="FunctionTok"/>
+        </w:rPr>
+        <w:t xml:space="preserve">value</w:t>
+      </w:r>
+      <w:r>
+        <w:rPr>
+          <w:rStyle w:val="KeywordTok"/>
+        </w:rPr>
+        <w:t xml:space="preserve">:</w:t>
+      </w:r>
+      <w:r>
+        <w:rPr>
+          <w:rStyle w:val="AttributeTok"/>
+        </w:rPr>
+        <w:t xml:space="preserve"> Del-DetPen</w:t>
+      </w:r>
+      <w:r>
+        <w:br/>
+      </w:r>
+      <w:r>
+        <w:rPr>
+          <w:rStyle w:val="AttributeTok"/>
+        </w:rPr>
+        <w:t xml:space="preserve">  </w:t>
+      </w:r>
+      <w:r>
+        <w:rPr>
+          <w:rStyle w:val="FunctionTok"/>
+        </w:rPr>
+        <w:t xml:space="preserve">language</w:t>
+      </w:r>
+      <w:r>
+        <w:rPr>
+          <w:rStyle w:val="KeywordTok"/>
+        </w:rPr>
+        <w:t xml:space="preserve">:</w:t>
+      </w:r>
+      <w:r>
+        <w:rPr>
+          <w:rStyle w:val="AttributeTok"/>
+        </w:rPr>
+        <w:t xml:space="preserve"> fr</w:t>
+      </w:r>
+      <w:r>
+        <w:br/>
+      </w:r>
+      <w:r>
+        <w:rPr>
+          <w:rStyle w:val="FunctionTok"/>
+        </w:rPr>
+        <w:t xml:space="preserve">description</w:t>
+      </w:r>
+      <w:r>
+        <w:rPr>
+          <w:rStyle w:val="KeywordTok"/>
+        </w:rPr>
+        <w:t xml:space="preserve">:</w:t>
+      </w:r>
+      <w:r>
+        <w:br/>
+      </w:r>
+      <w:r>
+        <w:rPr>
+          <w:rStyle w:val="KeywordTok"/>
+        </w:rPr>
+        <w:t xml:space="preserve">-</w:t>
+      </w:r>
+      <w:r>
+        <w:rPr>
+          <w:rStyle w:val="AttributeTok"/>
+        </w:rPr>
+        <w:t xml:space="preserve"> </w:t>
+      </w:r>
+      <w:r>
+        <w:rPr>
+          <w:rStyle w:val="FunctionTok"/>
+        </w:rPr>
+        <w:t xml:space="preserve">value</w:t>
+      </w:r>
+      <w:r>
+        <w:rPr>
+          <w:rStyle w:val="KeywordTok"/>
+        </w:rPr>
+        <w:t xml:space="preserve">:</w:t>
+      </w:r>
+      <w:r>
+        <w:rPr>
+          <w:rStyle w:val="AttributeTok"/>
+        </w:rPr>
+        <w:t xml:space="preserve"> Die Interparlamentarische Aufsichtskommission strafrechtliche Einschliessung besteht aus 18 Grossrätinnen</w:t>
+      </w:r>
+      <w:r>
+        <w:br/>
+      </w:r>
+      <w:r>
+        <w:rPr>
+          <w:rStyle w:val="AttributeTok"/>
+        </w:rPr>
+        <w:t xml:space="preserve">    und Grossräten aus den sechs Vertragskantonen Freiburg, Genf, Jura, Neuenburg, Waadt und Wallis.</w:t>
+      </w:r>
+      <w:r>
+        <w:br/>
+      </w:r>
+      <w:r>
+        <w:rPr>
+          <w:rStyle w:val="AttributeTok"/>
+        </w:rPr>
+        <w:t xml:space="preserve">  </w:t>
+      </w:r>
+      <w:r>
+        <w:rPr>
+          <w:rStyle w:val="FunctionTok"/>
+        </w:rPr>
+        <w:t xml:space="preserve">language</w:t>
+      </w:r>
+      <w:r>
+        <w:rPr>
+          <w:rStyle w:val="KeywordTok"/>
+        </w:rPr>
+        <w:t xml:space="preserve">:</w:t>
+      </w:r>
+      <w:r>
+        <w:rPr>
+          <w:rStyle w:val="AttributeTok"/>
+        </w:rPr>
+        <w:t xml:space="preserve"> de</w:t>
+      </w:r>
+      <w:r>
+        <w:br/>
+      </w:r>
+      <w:r>
+        <w:rPr>
+          <w:rStyle w:val="KeywordTok"/>
+        </w:rPr>
+        <w:t xml:space="preserve">-</w:t>
+      </w:r>
+      <w:r>
+        <w:rPr>
+          <w:rStyle w:val="AttributeTok"/>
+        </w:rPr>
+        <w:t xml:space="preserve"> </w:t>
+      </w:r>
+      <w:r>
+        <w:rPr>
+          <w:rStyle w:val="FunctionTok"/>
+        </w:rPr>
+        <w:t xml:space="preserve">value</w:t>
+      </w:r>
+      <w:r>
+        <w:rPr>
+          <w:rStyle w:val="KeywordTok"/>
+        </w:rPr>
+        <w:t xml:space="preserve">:</w:t>
+      </w:r>
+      <w:r>
+        <w:rPr>
+          <w:rStyle w:val="AttributeTok"/>
+        </w:rPr>
+        <w:t xml:space="preserve"> </w:t>
+      </w:r>
+      <w:r>
+        <w:rPr>
+          <w:rStyle w:val="StringTok"/>
+        </w:rPr>
+        <w:t xml:space="preserve">'La Commission interparlementaire de contrôle détention pénale est composée de 18 députés issus</w:t>
+      </w:r>
+      <w:r>
+        <w:br/>
+      </w:r>
+      <w:r>
+        <w:rPr>
+          <w:rStyle w:val="StringTok"/>
+        </w:rPr>
+        <w:t xml:space="preserve">    des six cantons partenaires : Fribourg, Genève, Jura, Neuchâtel, Vaud et Valais.'</w:t>
+      </w:r>
+      <w:r>
+        <w:br/>
+      </w:r>
+      <w:r>
+        <w:rPr>
+          <w:rStyle w:val="AttributeTok"/>
+        </w:rPr>
+        <w:t xml:space="preserve">  </w:t>
+      </w:r>
+      <w:r>
+        <w:rPr>
+          <w:rStyle w:val="FunctionTok"/>
+        </w:rPr>
+        <w:t xml:space="preserve">language</w:t>
+      </w:r>
+      <w:r>
+        <w:rPr>
+          <w:rStyle w:val="KeywordTok"/>
+        </w:rPr>
+        <w:t xml:space="preserve">:</w:t>
+      </w:r>
+      <w:r>
+        <w:rPr>
+          <w:rStyle w:val="AttributeTok"/>
+        </w:rPr>
+        <w:t xml:space="preserve"> fr</w:t>
+      </w:r>
+      <w:r>
+        <w:br/>
+      </w:r>
+      <w:r>
+        <w:rPr>
+          <w:rStyle w:val="FunctionTok"/>
+        </w:rPr>
         <w:t xml:space="preserve">landing_page</w:t>
       </w:r>
       <w:r>
@@ -15434,7 +15353,7 @@
         <w:rPr>
           <w:rStyle w:val="AttributeTok"/>
         </w:rPr>
-        <w:t xml:space="preserve"> https://grosserrat.bs.ch/gremien/parteien-und-fraktionen</w:t>
+        <w:t xml:space="preserve"> https://www.fr.ch/de/parlinfo/app/organizations/a1acb0c030d54b3baed840fe8bbed6b5</w:t>
       </w:r>
       <w:r>
         <w:br/>
@@ -15468,8 +15387,68 @@
       </w:r>
       <w:r>
         <w:rPr>
+          <w:rStyle w:val="KeywordTok"/>
+        </w:rPr>
+        <w:t xml:space="preserve">-</w:t>
+      </w:r>
+      <w:r>
+        <w:rPr>
+          <w:rStyle w:val="AttributeTok"/>
+        </w:rPr>
+        <w:t xml:space="preserve"> </w:t>
+      </w:r>
+      <w:r>
+        <w:rPr>
           <w:rStyle w:val="FunctionTok"/>
         </w:rPr>
+        <w:t xml:space="preserve">value</w:t>
+      </w:r>
+      <w:r>
+        <w:rPr>
+          <w:rStyle w:val="KeywordTok"/>
+        </w:rPr>
+        <w:t xml:space="preserve">:</w:t>
+      </w:r>
+      <w:r>
+        <w:rPr>
+          <w:rStyle w:val="AttributeTok"/>
+        </w:rPr>
+        <w:t xml:space="preserve"> https://www.fr.ch/parlinfo/app/organizations/a1acb0c030d54b3baed840fe8bbed6b5</w:t>
+      </w:r>
+      <w:r>
+        <w:br/>
+      </w:r>
+      <w:r>
+        <w:rPr>
+          <w:rStyle w:val="AttributeTok"/>
+        </w:rPr>
+        <w:t xml:space="preserve">  </w:t>
+      </w:r>
+      <w:r>
+        <w:rPr>
+          <w:rStyle w:val="FunctionTok"/>
+        </w:rPr>
+        <w:t xml:space="preserve">language</w:t>
+      </w:r>
+      <w:r>
+        <w:rPr>
+          <w:rStyle w:val="KeywordTok"/>
+        </w:rPr>
+        <w:t xml:space="preserve">:</w:t>
+      </w:r>
+      <w:r>
+        <w:rPr>
+          <w:rStyle w:val="AttributeTok"/>
+        </w:rPr>
+        <w:t xml:space="preserve"> fr</w:t>
+      </w:r>
+      <w:r>
+        <w:br/>
+      </w:r>
+      <w:r>
+        <w:rPr>
+          <w:rStyle w:val="FunctionTok"/>
+        </w:rPr>
         <w:t xml:space="preserve">group_type</w:t>
       </w:r>
       <w:r>
@@ -15503,7 +15482,7 @@
         <w:rPr>
           <w:rStyle w:val="AttributeTok"/>
         </w:rPr>
-        <w:t xml:space="preserve"> parliamentary_group</w:t>
+        <w:t xml:space="preserve"> delegation</w:t>
       </w:r>
       <w:r>
         <w:br/>
@@ -15530,7 +15509,7 @@
         <w:rPr>
           <w:rStyle w:val="AttributeTok"/>
         </w:rPr>
-        <w:t xml:space="preserve"> Fraktion</w:t>
+        <w:t xml:space="preserve"> Delegation</w:t>
       </w:r>
       <w:r>
         <w:br/>
@@ -15551,7 +15530,28 @@
         <w:rPr>
           <w:rStyle w:val="AttributeTok"/>
         </w:rPr>
-        <w:t xml:space="preserve"> https://ld.admin.ch/canton/12</w:t>
+        <w:t xml:space="preserve"> https://ld.admin.ch/canton/10</w:t>
+      </w:r>
+      <w:r>
+        <w:br/>
+      </w:r>
+      <w:r>
+        <w:rPr>
+          <w:rStyle w:val="FunctionTok"/>
+        </w:rPr>
+        <w:t xml:space="preserve">valid_from</w:t>
+      </w:r>
+      <w:r>
+        <w:rPr>
+          <w:rStyle w:val="KeywordTok"/>
+        </w:rPr>
+        <w:t xml:space="preserve">:</w:t>
+      </w:r>
+      <w:r>
+        <w:rPr>
+          <w:rStyle w:val="AttributeTok"/>
+        </w:rPr>
+        <w:t xml:space="preserve"> 2007-12-12</w:t>
       </w:r>
     </w:p>
     <w:bookmarkEnd w:id="131"/>
@@ -33970,6 +33970,10 @@
     <w:name w:val="page number"/>
     <w:basedOn w:val="Absatz-Standardschriftart"/>
     <w:rsid w:val="009B0C77"/>
+    <w:rPr>
+      <w:sz w:val="20"/>
+      <w:szCs w:val="20"/>
+    </w:rPr>
   </w:style>
   <w:style w:styleId="BesuchterLink" w:type="character">
     <w:name w:val="FollowedHyperlink"/>

--- a/ech-0294_actors/output/ech-0294_actors_fr.docx
+++ b/ech-0294_actors/output/ech-0294_actors_fr.docx
@@ -24389,6 +24389,27 @@
           <w:rStyle w:val="AttributeTok"/>
         </w:rPr>
         <w:t xml:space="preserve"> FONDATION SUISSE DE DEMINAGE (FSD), Genf</w:t>
+      </w:r>
+      <w:r>
+        <w:br/>
+      </w:r>
+      <w:r>
+        <w:rPr>
+          <w:rStyle w:val="FunctionTok"/>
+        </w:rPr>
+        <w:t xml:space="preserve">organization_uid</w:t>
+      </w:r>
+      <w:r>
+        <w:rPr>
+          <w:rStyle w:val="KeywordTok"/>
+        </w:rPr>
+        <w:t xml:space="preserve">:</w:t>
+      </w:r>
+      <w:r>
+        <w:rPr>
+          <w:rStyle w:val="AttributeTok"/>
+        </w:rPr>
+        <w:t xml:space="preserve"> CHE-109.810.537</w:t>
       </w:r>
       <w:r>
         <w:br/>

--- a/ech-0294_actors/output/ech-0294_actors_fr.docx
+++ b/ech-0294_actors/output/ech-0294_actors_fr.docx
@@ -16103,7 +16103,7 @@
         <w:rPr>
           <w:rStyle w:val="AttributeTok"/>
         </w:rPr>
-        <w:t xml:space="preserve"> committee</w:t>
+        <w:t xml:space="preserve"> committee_standing</w:t>
       </w:r>
       <w:r>
         <w:br/>
@@ -17835,7 +17835,7 @@
               <w:pStyle w:val="Compact"/>
             </w:pPr>
             <w:r>
-              <w:t xml:space="preserve">committee</w:t>
+              <w:t xml:space="preserve">committee_standing</w:t>
             </w:r>
           </w:p>
         </w:tc>
@@ -17873,23 +17873,23 @@
                 <w:rPr>
                   <w:rStyle w:val="Hyperlink"/>
                 </w:rPr>
-                <w:t xml:space="preserve">act:enum/group_type/committee</w:t>
-              </w:r>
-            </w:hyperlink>
-          </w:p>
-        </w:tc>
-      </w:tr>
-      <w:tr>
-        <w:tc>
-          <w:tcPr>
-            <w:shd w:val="clear" w:color="auto" w:fill="F2F2F2"/>
-          </w:tcPr>
-          <w:p>
-            <w:pPr>
-              <w:pStyle w:val="Compact"/>
-            </w:pPr>
-            <w:r>
-              <w:t xml:space="preserve">ad_hoc_committee</w:t>
+                <w:t xml:space="preserve">act:enum/group_type/committee_standing</w:t>
+              </w:r>
+            </w:hyperlink>
+          </w:p>
+        </w:tc>
+      </w:tr>
+      <w:tr>
+        <w:tc>
+          <w:tcPr>
+            <w:shd w:val="clear" w:color="auto" w:fill="F2F2F2"/>
+          </w:tcPr>
+          <w:p>
+            <w:pPr>
+              <w:pStyle w:val="Compact"/>
+            </w:pPr>
+            <w:r>
+              <w:t xml:space="preserve">committee_ad_hoc</w:t>
             </w:r>
           </w:p>
         </w:tc>
@@ -17927,7 +17927,7 @@
                 <w:rPr>
                   <w:rStyle w:val="Hyperlink"/>
                 </w:rPr>
-                <w:t xml:space="preserve">act:enum/group_type/ad_hoc_committee</w:t>
+                <w:t xml:space="preserve">act:enum/group_type/committee_ad_hoc</w:t>
               </w:r>
             </w:hyperlink>
           </w:p>
@@ -18267,7 +18267,7 @@
               <w:pStyle w:val="Compact"/>
             </w:pPr>
             <w:r>
-              <w:t xml:space="preserve">extraparliamentary_committee</w:t>
+              <w:t xml:space="preserve">committee_extraparliamentary</w:t>
             </w:r>
           </w:p>
         </w:tc>
@@ -18305,7 +18305,7 @@
                 <w:rPr>
                   <w:rStyle w:val="Hyperlink"/>
                 </w:rPr>
-                <w:t xml:space="preserve">act:enum/group_type/extraparliamentary_committee</w:t>
+                <w:t xml:space="preserve">act:enum/group_type/committee_extraparliamentary</w:t>
               </w:r>
             </w:hyperlink>
           </w:p>

--- a/ech-0294_actors/output/ech-0294_actors_fr.docx
+++ b/ech-0294_actors/output/ech-0294_actors_fr.docx
@@ -12586,7 +12586,7 @@
     </w:p>
     <w:bookmarkEnd w:id="125"/>
     <w:bookmarkEnd w:id="126"/>
-    <w:bookmarkStart w:id="166" w:name="groupes-et-organes-groups"/>
+    <w:bookmarkStart w:id="168" w:name="groupes-et-organes-groups"/>
     <w:p>
       <w:pPr>
         <w:pStyle w:val="berschrift1"/>
@@ -12777,7 +12777,7 @@
         <w:t xml:space="preserve">, il est possible de représenter p. ex. des commissions n’existant que durant une législature, ou des changements de nom et des fusions de partis.</w:t>
       </w:r>
     </w:p>
-    <w:bookmarkStart w:id="136" w:name="classe-group"/>
+    <w:bookmarkStart w:id="138" w:name="classe-group"/>
     <w:p>
       <w:pPr>
         <w:pStyle w:val="berschrift2"/>
@@ -13095,14 +13095,65 @@
               <w:pStyle w:val="Compact"/>
             </w:pPr>
             <w:r>
+              <w:t xml:space="preserve">organization_uid</w:t>
+            </w:r>
+          </w:p>
+        </w:tc>
+        <w:tc>
+          <w:tcPr>
+            <w:shd w:val="clear" w:color="auto" w:fill="F2F2F2"/>
+          </w:tcPr>
+          <w:p>
+            <w:pPr>
+              <w:pStyle w:val="Compact"/>
+            </w:pPr>
+            <w:r>
+              <w:t xml:space="preserve">0..1</w:t>
+            </w:r>
+            <w:r>
+              <w:t xml:space="preserve"> </w:t>
+            </w:r>
+            <w:r>
+              <w:t xml:space="preserve"> </w:t>
+            </w:r>
+            <w:hyperlink w:anchor="String">
+              <w:r>
+                <w:rPr>
+                  <w:rStyle w:val="Hyperlink"/>
+                </w:rPr>
+                <w:t xml:space="preserve">String</w:t>
+              </w:r>
+            </w:hyperlink>
+          </w:p>
+        </w:tc>
+        <w:tc>
+          <w:tcPr>
+            <w:shd w:val="clear" w:color="auto" w:fill="F2F2F2"/>
+          </w:tcPr>
+          <w:p>
+            <w:pPr>
+              <w:pStyle w:val="Compact"/>
+            </w:pPr>
+            <w:r>
+              <w:t xml:space="preserve">IDE de l’organisation (format eCH-0097 : CHE-XXX.XXX.XXX) issu du registre fédéral IDE (uid.admin.ch).</w:t>
+            </w:r>
+          </w:p>
+        </w:tc>
+      </w:tr>
+      <w:tr>
+        <w:tc>
+          <w:tcPr/>
+          <w:p>
+            <w:pPr>
+              <w:pStyle w:val="Compact"/>
+            </w:pPr>
+            <w:r>
               <w:t xml:space="preserve">landing_page</w:t>
             </w:r>
           </w:p>
         </w:tc>
         <w:tc>
-          <w:tcPr>
-            <w:shd w:val="clear" w:color="auto" w:fill="F2F2F2"/>
-          </w:tcPr>
+          <w:tcPr/>
           <w:p>
             <w:pPr>
               <w:pStyle w:val="Compact"/>
@@ -13127,9 +13178,7 @@
           </w:p>
         </w:tc>
         <w:tc>
-          <w:tcPr>
-            <w:shd w:val="clear" w:color="auto" w:fill="F2F2F2"/>
-          </w:tcPr>
+          <w:tcPr/>
           <w:p>
             <w:pPr>
               <w:pStyle w:val="Compact"/>
@@ -13142,7 +13191,9 @@
       </w:tr>
       <w:tr>
         <w:tc>
-          <w:tcPr/>
+          <w:tcPr>
+            <w:shd w:val="clear" w:color="auto" w:fill="F2F2F2"/>
+          </w:tcPr>
           <w:p>
             <w:pPr>
               <w:pStyle w:val="Compact"/>
@@ -13153,7 +13204,9 @@
           </w:p>
         </w:tc>
         <w:tc>
-          <w:tcPr/>
+          <w:tcPr>
+            <w:shd w:val="clear" w:color="auto" w:fill="F2F2F2"/>
+          </w:tcPr>
           <w:p>
             <w:pPr>
               <w:pStyle w:val="Compact"/>
@@ -13178,7 +13231,9 @@
           </w:p>
         </w:tc>
         <w:tc>
-          <w:tcPr/>
+          <w:tcPr>
+            <w:shd w:val="clear" w:color="auto" w:fill="F2F2F2"/>
+          </w:tcPr>
           <w:p>
             <w:pPr>
               <w:pStyle w:val="Compact"/>
@@ -13191,9 +13246,7 @@
       </w:tr>
       <w:tr>
         <w:tc>
-          <w:tcPr>
-            <w:shd w:val="clear" w:color="auto" w:fill="F2F2F2"/>
-          </w:tcPr>
+          <w:tcPr/>
           <w:p>
             <w:pPr>
               <w:pStyle w:val="Compact"/>
@@ -13204,9 +13257,7 @@
           </w:p>
         </w:tc>
         <w:tc>
-          <w:tcPr>
-            <w:shd w:val="clear" w:color="auto" w:fill="F2F2F2"/>
-          </w:tcPr>
+          <w:tcPr/>
           <w:p>
             <w:pPr>
               <w:pStyle w:val="Compact"/>
@@ -13231,9 +13282,7 @@
           </w:p>
         </w:tc>
         <w:tc>
-          <w:tcPr>
-            <w:shd w:val="clear" w:color="auto" w:fill="F2F2F2"/>
-          </w:tcPr>
+          <w:tcPr/>
           <w:p>
             <w:pPr>
               <w:pStyle w:val="Compact"/>
@@ -13246,7 +13295,9 @@
       </w:tr>
       <w:tr>
         <w:tc>
-          <w:tcPr/>
+          <w:tcPr>
+            <w:shd w:val="clear" w:color="auto" w:fill="F2F2F2"/>
+          </w:tcPr>
           <w:p>
             <w:pPr>
               <w:pStyle w:val="Compact"/>
@@ -13257,7 +13308,9 @@
           </w:p>
         </w:tc>
         <w:tc>
-          <w:tcPr/>
+          <w:tcPr>
+            <w:shd w:val="clear" w:color="auto" w:fill="F2F2F2"/>
+          </w:tcPr>
           <w:p>
             <w:pPr>
               <w:pStyle w:val="Compact"/>
@@ -13282,7 +13335,9 @@
           </w:p>
         </w:tc>
         <w:tc>
-          <w:tcPr/>
+          <w:tcPr>
+            <w:shd w:val="clear" w:color="auto" w:fill="F2F2F2"/>
+          </w:tcPr>
           <w:p>
             <w:pPr>
               <w:pStyle w:val="Compact"/>
@@ -13295,9 +13350,7 @@
       </w:tr>
       <w:tr>
         <w:tc>
-          <w:tcPr>
-            <w:shd w:val="clear" w:color="auto" w:fill="F2F2F2"/>
-          </w:tcPr>
+          <w:tcPr/>
           <w:p>
             <w:pPr>
               <w:pStyle w:val="Compact"/>
@@ -13308,9 +13361,7 @@
           </w:p>
         </w:tc>
         <w:tc>
-          <w:tcPr>
-            <w:shd w:val="clear" w:color="auto" w:fill="F2F2F2"/>
-          </w:tcPr>
+          <w:tcPr/>
           <w:p>
             <w:pPr>
               <w:pStyle w:val="Compact"/>
@@ -13335,9 +13386,7 @@
           </w:p>
         </w:tc>
         <w:tc>
-          <w:tcPr>
-            <w:shd w:val="clear" w:color="auto" w:fill="F2F2F2"/>
-          </w:tcPr>
+          <w:tcPr/>
           <w:p>
             <w:pPr>
               <w:pStyle w:val="Compact"/>
@@ -13350,7 +13399,9 @@
       </w:tr>
       <w:tr>
         <w:tc>
-          <w:tcPr/>
+          <w:tcPr>
+            <w:shd w:val="clear" w:color="auto" w:fill="F2F2F2"/>
+          </w:tcPr>
           <w:p>
             <w:pPr>
               <w:pStyle w:val="Compact"/>
@@ -13361,7 +13412,9 @@
           </w:p>
         </w:tc>
         <w:tc>
-          <w:tcPr/>
+          <w:tcPr>
+            <w:shd w:val="clear" w:color="auto" w:fill="F2F2F2"/>
+          </w:tcPr>
           <w:p>
             <w:pPr>
               <w:pStyle w:val="Compact"/>
@@ -13386,7 +13439,9 @@
           </w:p>
         </w:tc>
         <w:tc>
-          <w:tcPr/>
+          <w:tcPr>
+            <w:shd w:val="clear" w:color="auto" w:fill="F2F2F2"/>
+          </w:tcPr>
           <w:p>
             <w:pPr>
               <w:pStyle w:val="Compact"/>
@@ -13399,9 +13454,7 @@
       </w:tr>
       <w:tr>
         <w:tc>
-          <w:tcPr>
-            <w:shd w:val="clear" w:color="auto" w:fill="F2F2F2"/>
-          </w:tcPr>
+          <w:tcPr/>
           <w:p>
             <w:pPr>
               <w:pStyle w:val="Compact"/>
@@ -13412,9 +13465,7 @@
           </w:p>
         </w:tc>
         <w:tc>
-          <w:tcPr>
-            <w:shd w:val="clear" w:color="auto" w:fill="F2F2F2"/>
-          </w:tcPr>
+          <w:tcPr/>
           <w:p>
             <w:pPr>
               <w:pStyle w:val="Compact"/>
@@ -13439,9 +13490,7 @@
           </w:p>
         </w:tc>
         <w:tc>
-          <w:tcPr>
-            <w:shd w:val="clear" w:color="auto" w:fill="F2F2F2"/>
-          </w:tcPr>
+          <w:tcPr/>
           <w:p>
             <w:pPr>
               <w:pStyle w:val="Compact"/>
@@ -13454,7 +13503,9 @@
       </w:tr>
       <w:tr>
         <w:tc>
-          <w:tcPr/>
+          <w:tcPr>
+            <w:shd w:val="clear" w:color="auto" w:fill="F2F2F2"/>
+          </w:tcPr>
           <w:p>
             <w:pPr>
               <w:pStyle w:val="Compact"/>
@@ -13465,7 +13516,9 @@
           </w:p>
         </w:tc>
         <w:tc>
-          <w:tcPr/>
+          <w:tcPr>
+            <w:shd w:val="clear" w:color="auto" w:fill="F2F2F2"/>
+          </w:tcPr>
           <w:p>
             <w:pPr>
               <w:pStyle w:val="Compact"/>
@@ -13490,7 +13543,9 @@
           </w:p>
         </w:tc>
         <w:tc>
-          <w:tcPr/>
+          <w:tcPr>
+            <w:shd w:val="clear" w:color="auto" w:fill="F2F2F2"/>
+          </w:tcPr>
           <w:p>
             <w:pPr>
               <w:pStyle w:val="Compact"/>
@@ -13520,9 +13575,7 @@
       </w:tr>
       <w:tr>
         <w:tc>
-          <w:tcPr>
-            <w:shd w:val="clear" w:color="auto" w:fill="F2F2F2"/>
-          </w:tcPr>
+          <w:tcPr/>
           <w:p>
             <w:pPr>
               <w:pStyle w:val="Compact"/>
@@ -13533,9 +13586,7 @@
           </w:p>
         </w:tc>
         <w:tc>
-          <w:tcPr>
-            <w:shd w:val="clear" w:color="auto" w:fill="F2F2F2"/>
-          </w:tcPr>
+          <w:tcPr/>
           <w:p>
             <w:pPr>
               <w:pStyle w:val="Compact"/>
@@ -13560,9 +13611,7 @@
           </w:p>
         </w:tc>
         <w:tc>
-          <w:tcPr>
-            <w:shd w:val="clear" w:color="auto" w:fill="F2F2F2"/>
-          </w:tcPr>
+          <w:tcPr/>
           <w:p>
             <w:pPr>
               <w:pStyle w:val="Compact"/>
@@ -13592,7 +13641,9 @@
       </w:tr>
       <w:tr>
         <w:tc>
-          <w:tcPr/>
+          <w:tcPr>
+            <w:shd w:val="clear" w:color="auto" w:fill="F2F2F2"/>
+          </w:tcPr>
           <w:p>
             <w:pPr>
               <w:pStyle w:val="Compact"/>
@@ -13603,7 +13654,9 @@
           </w:p>
         </w:tc>
         <w:tc>
-          <w:tcPr/>
+          <w:tcPr>
+            <w:shd w:val="clear" w:color="auto" w:fill="F2F2F2"/>
+          </w:tcPr>
           <w:p>
             <w:pPr>
               <w:pStyle w:val="Compact"/>
@@ -13628,7 +13681,9 @@
           </w:p>
         </w:tc>
         <w:tc>
-          <w:tcPr/>
+          <w:tcPr>
+            <w:shd w:val="clear" w:color="auto" w:fill="F2F2F2"/>
+          </w:tcPr>
           <w:p>
             <w:pPr>
               <w:pStyle w:val="Compact"/>
@@ -13658,9 +13713,7 @@
       </w:tr>
       <w:tr>
         <w:tc>
-          <w:tcPr>
-            <w:shd w:val="clear" w:color="auto" w:fill="F2F2F2"/>
-          </w:tcPr>
+          <w:tcPr/>
           <w:p>
             <w:pPr>
               <w:pStyle w:val="Compact"/>
@@ -13671,9 +13724,7 @@
           </w:p>
         </w:tc>
         <w:tc>
-          <w:tcPr>
-            <w:shd w:val="clear" w:color="auto" w:fill="F2F2F2"/>
-          </w:tcPr>
+          <w:tcPr/>
           <w:p>
             <w:pPr>
               <w:pStyle w:val="Compact"/>
@@ -13698,9 +13749,7 @@
           </w:p>
         </w:tc>
         <w:tc>
-          <w:tcPr>
-            <w:shd w:val="clear" w:color="auto" w:fill="F2F2F2"/>
-          </w:tcPr>
+          <w:tcPr/>
           <w:p>
             <w:pPr>
               <w:pStyle w:val="Compact"/>
@@ -13730,7 +13779,9 @@
       </w:tr>
       <w:tr>
         <w:tc>
-          <w:tcPr/>
+          <w:tcPr>
+            <w:shd w:val="clear" w:color="auto" w:fill="F2F2F2"/>
+          </w:tcPr>
           <w:p>
             <w:pPr>
               <w:pStyle w:val="Compact"/>
@@ -13741,7 +13792,9 @@
           </w:p>
         </w:tc>
         <w:tc>
-          <w:tcPr/>
+          <w:tcPr>
+            <w:shd w:val="clear" w:color="auto" w:fill="F2F2F2"/>
+          </w:tcPr>
           <w:p>
             <w:pPr>
               <w:pStyle w:val="Compact"/>
@@ -13766,7 +13819,9 @@
           </w:p>
         </w:tc>
         <w:tc>
-          <w:tcPr/>
+          <w:tcPr>
+            <w:shd w:val="clear" w:color="auto" w:fill="F2F2F2"/>
+          </w:tcPr>
           <w:p>
             <w:pPr>
               <w:pStyle w:val="Compact"/>
@@ -13796,9 +13851,7 @@
       </w:tr>
       <w:tr>
         <w:tc>
-          <w:tcPr>
-            <w:shd w:val="clear" w:color="auto" w:fill="F2F2F2"/>
-          </w:tcPr>
+          <w:tcPr/>
           <w:p>
             <w:pPr>
               <w:pStyle w:val="Compact"/>
@@ -13809,9 +13862,7 @@
           </w:p>
         </w:tc>
         <w:tc>
-          <w:tcPr>
-            <w:shd w:val="clear" w:color="auto" w:fill="F2F2F2"/>
-          </w:tcPr>
+          <w:tcPr/>
           <w:p>
             <w:pPr>
               <w:pStyle w:val="Compact"/>
@@ -13836,9 +13887,7 @@
           </w:p>
         </w:tc>
         <w:tc>
-          <w:tcPr>
-            <w:shd w:val="clear" w:color="auto" w:fill="F2F2F2"/>
-          </w:tcPr>
+          <w:tcPr/>
           <w:p>
             <w:pPr>
               <w:pStyle w:val="Compact"/>
@@ -13868,7 +13917,9 @@
       </w:tr>
       <w:tr>
         <w:tc>
-          <w:tcPr/>
+          <w:tcPr>
+            <w:shd w:val="clear" w:color="auto" w:fill="F2F2F2"/>
+          </w:tcPr>
           <w:p>
             <w:pPr>
               <w:pStyle w:val="Compact"/>
@@ -13879,7 +13930,9 @@
           </w:p>
         </w:tc>
         <w:tc>
-          <w:tcPr/>
+          <w:tcPr>
+            <w:shd w:val="clear" w:color="auto" w:fill="F2F2F2"/>
+          </w:tcPr>
           <w:p>
             <w:pPr>
               <w:pStyle w:val="Compact"/>
@@ -13904,7 +13957,9 @@
           </w:p>
         </w:tc>
         <w:tc>
-          <w:tcPr/>
+          <w:tcPr>
+            <w:shd w:val="clear" w:color="auto" w:fill="F2F2F2"/>
+          </w:tcPr>
           <w:p>
             <w:pPr>
               <w:pStyle w:val="Compact"/>
@@ -13934,9 +13989,7 @@
       </w:tr>
       <w:tr>
         <w:tc>
-          <w:tcPr>
-            <w:shd w:val="clear" w:color="auto" w:fill="F2F2F2"/>
-          </w:tcPr>
+          <w:tcPr/>
           <w:p>
             <w:pPr>
               <w:pStyle w:val="Compact"/>
@@ -13947,9 +14000,7 @@
           </w:p>
         </w:tc>
         <w:tc>
-          <w:tcPr>
-            <w:shd w:val="clear" w:color="auto" w:fill="F2F2F2"/>
-          </w:tcPr>
+          <w:tcPr/>
           <w:p>
             <w:pPr>
               <w:pStyle w:val="Compact"/>
@@ -13974,9 +14025,7 @@
           </w:p>
         </w:tc>
         <w:tc>
-          <w:tcPr>
-            <w:shd w:val="clear" w:color="auto" w:fill="F2F2F2"/>
-          </w:tcPr>
+          <w:tcPr/>
           <w:p>
             <w:pPr>
               <w:pStyle w:val="Compact"/>
@@ -14006,7 +14055,9 @@
       </w:tr>
       <w:tr>
         <w:tc>
-          <w:tcPr/>
+          <w:tcPr>
+            <w:shd w:val="clear" w:color="auto" w:fill="F2F2F2"/>
+          </w:tcPr>
           <w:p>
             <w:pPr>
               <w:pStyle w:val="Compact"/>
@@ -14017,7 +14068,9 @@
           </w:p>
         </w:tc>
         <w:tc>
-          <w:tcPr/>
+          <w:tcPr>
+            <w:shd w:val="clear" w:color="auto" w:fill="F2F2F2"/>
+          </w:tcPr>
           <w:p>
             <w:pPr>
               <w:pStyle w:val="Compact"/>
@@ -14042,7 +14095,9 @@
           </w:p>
         </w:tc>
         <w:tc>
-          <w:tcPr/>
+          <w:tcPr>
+            <w:shd w:val="clear" w:color="auto" w:fill="F2F2F2"/>
+          </w:tcPr>
           <w:p>
             <w:pPr>
               <w:pStyle w:val="Compact"/>
@@ -14072,9 +14127,7 @@
       </w:tr>
       <w:tr>
         <w:tc>
-          <w:tcPr>
-            <w:shd w:val="clear" w:color="auto" w:fill="F2F2F2"/>
-          </w:tcPr>
+          <w:tcPr/>
           <w:p>
             <w:pPr>
               <w:pStyle w:val="Compact"/>
@@ -14085,9 +14138,7 @@
           </w:p>
         </w:tc>
         <w:tc>
-          <w:tcPr>
-            <w:shd w:val="clear" w:color="auto" w:fill="F2F2F2"/>
-          </w:tcPr>
+          <w:tcPr/>
           <w:p>
             <w:pPr>
               <w:pStyle w:val="Compact"/>
@@ -14112,9 +14163,7 @@
           </w:p>
         </w:tc>
         <w:tc>
-          <w:tcPr>
-            <w:shd w:val="clear" w:color="auto" w:fill="F2F2F2"/>
-          </w:tcPr>
+          <w:tcPr/>
           <w:p>
             <w:pPr>
               <w:pStyle w:val="Compact"/>
@@ -14286,7 +14335,7 @@
       </w:tr>
     </w:tbl>
     <w:bookmarkEnd w:id="128"/>
-    <w:bookmarkStart w:id="135" w:name="exemples-2"/>
+    <w:bookmarkStart w:id="137" w:name="exemples-2"/>
     <w:p>
       <w:pPr>
         <w:pStyle w:val="berschrift3"/>
@@ -14295,13 +14344,13 @@
         <w:t xml:space="preserve">Exemples</w:t>
       </w:r>
     </w:p>
-    <w:bookmarkStart w:id="129" w:name="X3e007f8195457f96424315f23e2017f6a401e27"/>
+    <w:bookmarkStart w:id="129" w:name="Xf48ac3eba6a02b971447aa5d16de1bfdd10f25f"/>
     <w:p>
       <w:pPr>
         <w:pStyle w:val="berschrift4"/>
       </w:pPr>
       <w:r>
-        <w:t xml:space="preserve">Exemple : Groupe parlementaire d’un parlement cantonal</w:t>
+        <w:t xml:space="preserve">Exemple : Parlement cantonal comme groupe supérieur</w:t>
       </w:r>
     </w:p>
     <w:p>
@@ -14330,7 +14379,7 @@
         <w:rPr>
           <w:rStyle w:val="DecValTok"/>
         </w:rPr>
-        <w:t xml:space="preserve">20</w:t>
+        <w:t xml:space="preserve">33</w:t>
       </w:r>
       <w:r>
         <w:br/>
@@ -14351,7 +14400,7 @@
         <w:rPr>
           <w:rStyle w:val="AttributeTok"/>
         </w:rPr>
-        <w:t xml:space="preserve"> https://api.openparldata.ch/v1/groups/20</w:t>
+        <w:t xml:space="preserve"> https://www.grosserrat.bs.ch/</w:t>
       </w:r>
       <w:r>
         <w:br/>
@@ -14399,7 +14448,7 @@
         <w:rPr>
           <w:rStyle w:val="AttributeTok"/>
         </w:rPr>
-        <w:t xml:space="preserve"> Evangelische Volkspartei</w:t>
+        <w:t xml:space="preserve"> Grosser Rat Basel-Stadt</w:t>
       </w:r>
       <w:r>
         <w:br/>
@@ -14435,7 +14484,7 @@
         <w:rPr>
           <w:rStyle w:val="FunctionTok"/>
         </w:rPr>
-        <w:t xml:space="preserve">landing_page</w:t>
+        <w:t xml:space="preserve">group_type</w:t>
       </w:r>
       <w:r>
         <w:rPr>
@@ -14448,33 +14497,27 @@
       </w:r>
       <w:r>
         <w:rPr>
-          <w:rStyle w:val="KeywordTok"/>
-        </w:rPr>
-        <w:t xml:space="preserve">-</w:t>
-      </w:r>
-      <w:r>
-        <w:rPr>
-          <w:rStyle w:val="AttributeTok"/>
-        </w:rPr>
-        <w:t xml:space="preserve"> </w:t>
-      </w:r>
-      <w:r>
-        <w:rPr>
-          <w:rStyle w:val="FunctionTok"/>
-        </w:rPr>
-        <w:t xml:space="preserve">value</w:t>
-      </w:r>
-      <w:r>
-        <w:rPr>
-          <w:rStyle w:val="KeywordTok"/>
-        </w:rPr>
-        <w:t xml:space="preserve">:</w:t>
-      </w:r>
-      <w:r>
-        <w:rPr>
-          <w:rStyle w:val="AttributeTok"/>
-        </w:rPr>
-        <w:t xml:space="preserve"> https://grosserrat.bs.ch/gremien/parteien-und-fraktionen</w:t>
+          <w:rStyle w:val="AttributeTok"/>
+        </w:rPr>
+        <w:t xml:space="preserve">  </w:t>
+      </w:r>
+      <w:r>
+        <w:rPr>
+          <w:rStyle w:val="FunctionTok"/>
+        </w:rPr>
+        <w:t xml:space="preserve">group_type_enum</w:t>
+      </w:r>
+      <w:r>
+        <w:rPr>
+          <w:rStyle w:val="KeywordTok"/>
+        </w:rPr>
+        <w:t xml:space="preserve">:</w:t>
+      </w:r>
+      <w:r>
+        <w:rPr>
+          <w:rStyle w:val="AttributeTok"/>
+        </w:rPr>
+        <w:t xml:space="preserve"> council_legislative</w:t>
       </w:r>
       <w:r>
         <w:br/>
@@ -14489,75 +14532,6 @@
         <w:rPr>
           <w:rStyle w:val="FunctionTok"/>
         </w:rPr>
-        <w:t xml:space="preserve">language</w:t>
-      </w:r>
-      <w:r>
-        <w:rPr>
-          <w:rStyle w:val="KeywordTok"/>
-        </w:rPr>
-        <w:t xml:space="preserve">:</w:t>
-      </w:r>
-      <w:r>
-        <w:rPr>
-          <w:rStyle w:val="AttributeTok"/>
-        </w:rPr>
-        <w:t xml:space="preserve"> de</w:t>
-      </w:r>
-      <w:r>
-        <w:br/>
-      </w:r>
-      <w:r>
-        <w:rPr>
-          <w:rStyle w:val="FunctionTok"/>
-        </w:rPr>
-        <w:t xml:space="preserve">group_type</w:t>
-      </w:r>
-      <w:r>
-        <w:rPr>
-          <w:rStyle w:val="KeywordTok"/>
-        </w:rPr>
-        <w:t xml:space="preserve">:</w:t>
-      </w:r>
-      <w:r>
-        <w:br/>
-      </w:r>
-      <w:r>
-        <w:rPr>
-          <w:rStyle w:val="AttributeTok"/>
-        </w:rPr>
-        <w:t xml:space="preserve">  </w:t>
-      </w:r>
-      <w:r>
-        <w:rPr>
-          <w:rStyle w:val="FunctionTok"/>
-        </w:rPr>
-        <w:t xml:space="preserve">group_type_enum</w:t>
-      </w:r>
-      <w:r>
-        <w:rPr>
-          <w:rStyle w:val="KeywordTok"/>
-        </w:rPr>
-        <w:t xml:space="preserve">:</w:t>
-      </w:r>
-      <w:r>
-        <w:rPr>
-          <w:rStyle w:val="AttributeTok"/>
-        </w:rPr>
-        <w:t xml:space="preserve"> parliamentary_group</w:t>
-      </w:r>
-      <w:r>
-        <w:br/>
-      </w:r>
-      <w:r>
-        <w:rPr>
-          <w:rStyle w:val="AttributeTok"/>
-        </w:rPr>
-        <w:t xml:space="preserve">  </w:t>
-      </w:r>
-      <w:r>
-        <w:rPr>
-          <w:rStyle w:val="FunctionTok"/>
-        </w:rPr>
         <w:t xml:space="preserve">label</w:t>
       </w:r>
       <w:r>
@@ -14570,7 +14544,7 @@
         <w:rPr>
           <w:rStyle w:val="AttributeTok"/>
         </w:rPr>
-        <w:t xml:space="preserve"> Fraktion</w:t>
+        <w:t xml:space="preserve"> Parlament (Legislativrat)</w:t>
       </w:r>
       <w:r>
         <w:br/>
@@ -14595,13 +14569,13 @@
       </w:r>
     </w:p>
     <w:bookmarkEnd w:id="129"/>
-    <w:bookmarkStart w:id="130" w:name="exemple-bureau-du-conseil"/>
+    <w:bookmarkStart w:id="130" w:name="X919e2bcd16cc9f3673cdea6d851e5a2bc28b166"/>
     <w:p>
       <w:pPr>
         <w:pStyle w:val="berschrift4"/>
       </w:pPr>
       <w:r>
-        <w:t xml:space="preserve">Exemple : Bureau du conseil</w:t>
+        <w:t xml:space="preserve">Exemple : Association avec IDE du registre du commerce</w:t>
       </w:r>
     </w:p>
     <w:p>
@@ -14612,13 +14586,64 @@
         <w:rPr>
           <w:rStyle w:val="FunctionTok"/>
         </w:rPr>
-        <w:t xml:space="preserve">local_id</w:t>
-      </w:r>
-      <w:r>
-        <w:rPr>
-          <w:rStyle w:val="KeywordTok"/>
-        </w:rPr>
-        <w:t xml:space="preserve">:</w:t>
+        <w:t xml:space="preserve">global_uri</w:t>
+      </w:r>
+      <w:r>
+        <w:rPr>
+          <w:rStyle w:val="KeywordTok"/>
+        </w:rPr>
+        <w:t xml:space="preserve">:</w:t>
+      </w:r>
+      <w:r>
+        <w:rPr>
+          <w:rStyle w:val="AttributeTok"/>
+        </w:rPr>
+        <w:t xml:space="preserve"> https://www.frc.ch/</w:t>
+      </w:r>
+      <w:r>
+        <w:br/>
+      </w:r>
+      <w:r>
+        <w:rPr>
+          <w:rStyle w:val="FunctionTok"/>
+        </w:rPr>
+        <w:t xml:space="preserve">organization_uid</w:t>
+      </w:r>
+      <w:r>
+        <w:rPr>
+          <w:rStyle w:val="KeywordTok"/>
+        </w:rPr>
+        <w:t xml:space="preserve">:</w:t>
+      </w:r>
+      <w:r>
+        <w:rPr>
+          <w:rStyle w:val="AttributeTok"/>
+        </w:rPr>
+        <w:t xml:space="preserve"> CHE-106.063.525</w:t>
+      </w:r>
+      <w:r>
+        <w:br/>
+      </w:r>
+      <w:r>
+        <w:rPr>
+          <w:rStyle w:val="FunctionTok"/>
+        </w:rPr>
+        <w:t xml:space="preserve">label</w:t>
+      </w:r>
+      <w:r>
+        <w:rPr>
+          <w:rStyle w:val="KeywordTok"/>
+        </w:rPr>
+        <w:t xml:space="preserve">:</w:t>
+      </w:r>
+      <w:r>
+        <w:br/>
+      </w:r>
+      <w:r>
+        <w:rPr>
+          <w:rStyle w:val="KeywordTok"/>
+        </w:rPr>
+        <w:t xml:space="preserve">-</w:t>
       </w:r>
       <w:r>
         <w:rPr>
@@ -14628,30 +14653,48 @@
       </w:r>
       <w:r>
         <w:rPr>
-          <w:rStyle w:val="DecValTok"/>
-        </w:rPr>
-        <w:t xml:space="preserve">50</w:t>
+          <w:rStyle w:val="FunctionTok"/>
+        </w:rPr>
+        <w:t xml:space="preserve">value</w:t>
+      </w:r>
+      <w:r>
+        <w:rPr>
+          <w:rStyle w:val="KeywordTok"/>
+        </w:rPr>
+        <w:t xml:space="preserve">:</w:t>
+      </w:r>
+      <w:r>
+        <w:rPr>
+          <w:rStyle w:val="AttributeTok"/>
+        </w:rPr>
+        <w:t xml:space="preserve"> Fédération romande des consommateurs</w:t>
       </w:r>
       <w:r>
         <w:br/>
       </w:r>
       <w:r>
         <w:rPr>
-          <w:rStyle w:val="FunctionTok"/>
-        </w:rPr>
-        <w:t xml:space="preserve">global_uri</w:t>
-      </w:r>
-      <w:r>
-        <w:rPr>
-          <w:rStyle w:val="KeywordTok"/>
-        </w:rPr>
-        <w:t xml:space="preserve">:</w:t>
-      </w:r>
-      <w:r>
-        <w:rPr>
-          <w:rStyle w:val="AttributeTok"/>
-        </w:rPr>
-        <w:t xml:space="preserve"> https://grosserrat.bs.ch/gremien/praesidium-und-buero</w:t>
+          <w:rStyle w:val="AttributeTok"/>
+        </w:rPr>
+        <w:t xml:space="preserve">  </w:t>
+      </w:r>
+      <w:r>
+        <w:rPr>
+          <w:rStyle w:val="FunctionTok"/>
+        </w:rPr>
+        <w:t xml:space="preserve">language</w:t>
+      </w:r>
+      <w:r>
+        <w:rPr>
+          <w:rStyle w:val="KeywordTok"/>
+        </w:rPr>
+        <w:t xml:space="preserve">:</w:t>
+      </w:r>
+      <w:r>
+        <w:rPr>
+          <w:rStyle w:val="AttributeTok"/>
+        </w:rPr>
+        <w:t xml:space="preserve"> fr</w:t>
       </w:r>
       <w:r>
         <w:br/>
@@ -14660,6 +14703,129 @@
         <w:rPr>
           <w:rStyle w:val="FunctionTok"/>
         </w:rPr>
+        <w:t xml:space="preserve">abbreviation</w:t>
+      </w:r>
+      <w:r>
+        <w:rPr>
+          <w:rStyle w:val="KeywordTok"/>
+        </w:rPr>
+        <w:t xml:space="preserve">:</w:t>
+      </w:r>
+      <w:r>
+        <w:br/>
+      </w:r>
+      <w:r>
+        <w:rPr>
+          <w:rStyle w:val="KeywordTok"/>
+        </w:rPr>
+        <w:t xml:space="preserve">-</w:t>
+      </w:r>
+      <w:r>
+        <w:rPr>
+          <w:rStyle w:val="AttributeTok"/>
+        </w:rPr>
+        <w:t xml:space="preserve"> </w:t>
+      </w:r>
+      <w:r>
+        <w:rPr>
+          <w:rStyle w:val="FunctionTok"/>
+        </w:rPr>
+        <w:t xml:space="preserve">value</w:t>
+      </w:r>
+      <w:r>
+        <w:rPr>
+          <w:rStyle w:val="KeywordTok"/>
+        </w:rPr>
+        <w:t xml:space="preserve">:</w:t>
+      </w:r>
+      <w:r>
+        <w:rPr>
+          <w:rStyle w:val="AttributeTok"/>
+        </w:rPr>
+        <w:t xml:space="preserve"> FRC</w:t>
+      </w:r>
+      <w:r>
+        <w:br/>
+      </w:r>
+      <w:r>
+        <w:rPr>
+          <w:rStyle w:val="AttributeTok"/>
+        </w:rPr>
+        <w:t xml:space="preserve">  </w:t>
+      </w:r>
+      <w:r>
+        <w:rPr>
+          <w:rStyle w:val="FunctionTok"/>
+        </w:rPr>
+        <w:t xml:space="preserve">language</w:t>
+      </w:r>
+      <w:r>
+        <w:rPr>
+          <w:rStyle w:val="KeywordTok"/>
+        </w:rPr>
+        <w:t xml:space="preserve">:</w:t>
+      </w:r>
+      <w:r>
+        <w:rPr>
+          <w:rStyle w:val="AttributeTok"/>
+        </w:rPr>
+        <w:t xml:space="preserve"> fr</w:t>
+      </w:r>
+      <w:r>
+        <w:br/>
+      </w:r>
+      <w:r>
+        <w:rPr>
+          <w:rStyle w:val="FunctionTok"/>
+        </w:rPr>
+        <w:t xml:space="preserve">group_type</w:t>
+      </w:r>
+      <w:r>
+        <w:rPr>
+          <w:rStyle w:val="KeywordTok"/>
+        </w:rPr>
+        <w:t xml:space="preserve">:</w:t>
+      </w:r>
+      <w:r>
+        <w:br/>
+      </w:r>
+      <w:r>
+        <w:rPr>
+          <w:rStyle w:val="AttributeTok"/>
+        </w:rPr>
+        <w:t xml:space="preserve">  </w:t>
+      </w:r>
+      <w:r>
+        <w:rPr>
+          <w:rStyle w:val="FunctionTok"/>
+        </w:rPr>
+        <w:t xml:space="preserve">group_type_enum</w:t>
+      </w:r>
+      <w:r>
+        <w:rPr>
+          <w:rStyle w:val="KeywordTok"/>
+        </w:rPr>
+        <w:t xml:space="preserve">:</w:t>
+      </w:r>
+      <w:r>
+        <w:rPr>
+          <w:rStyle w:val="AttributeTok"/>
+        </w:rPr>
+        <w:t xml:space="preserve"> association</w:t>
+      </w:r>
+      <w:r>
+        <w:br/>
+      </w:r>
+      <w:r>
+        <w:rPr>
+          <w:rStyle w:val="AttributeTok"/>
+        </w:rPr>
+        <w:t xml:space="preserve">  </w:t>
+      </w:r>
+      <w:r>
+        <w:rPr>
+          <w:rStyle w:val="FunctionTok"/>
+        </w:rPr>
         <w:t xml:space="preserve">label</w:t>
       </w:r>
       <w:r>
@@ -14669,139 +14835,16 @@
         <w:t xml:space="preserve">:</w:t>
       </w:r>
       <w:r>
+        <w:rPr>
+          <w:rStyle w:val="AttributeTok"/>
+        </w:rPr>
+        <w:t xml:space="preserve"> Verein</w:t>
+      </w:r>
+      <w:r>
         <w:br/>
       </w:r>
       <w:r>
         <w:rPr>
-          <w:rStyle w:val="KeywordTok"/>
-        </w:rPr>
-        <w:t xml:space="preserve">-</w:t>
-      </w:r>
-      <w:r>
-        <w:rPr>
-          <w:rStyle w:val="AttributeTok"/>
-        </w:rPr>
-        <w:t xml:space="preserve"> </w:t>
-      </w:r>
-      <w:r>
-        <w:rPr>
-          <w:rStyle w:val="FunctionTok"/>
-        </w:rPr>
-        <w:t xml:space="preserve">value</w:t>
-      </w:r>
-      <w:r>
-        <w:rPr>
-          <w:rStyle w:val="KeywordTok"/>
-        </w:rPr>
-        <w:t xml:space="preserve">:</w:t>
-      </w:r>
-      <w:r>
-        <w:rPr>
-          <w:rStyle w:val="AttributeTok"/>
-        </w:rPr>
-        <w:t xml:space="preserve"> Büro des Grossen Rates</w:t>
-      </w:r>
-      <w:r>
-        <w:br/>
-      </w:r>
-      <w:r>
-        <w:rPr>
-          <w:rStyle w:val="AttributeTok"/>
-        </w:rPr>
-        <w:t xml:space="preserve">  </w:t>
-      </w:r>
-      <w:r>
-        <w:rPr>
-          <w:rStyle w:val="FunctionTok"/>
-        </w:rPr>
-        <w:t xml:space="preserve">language</w:t>
-      </w:r>
-      <w:r>
-        <w:rPr>
-          <w:rStyle w:val="KeywordTok"/>
-        </w:rPr>
-        <w:t xml:space="preserve">:</w:t>
-      </w:r>
-      <w:r>
-        <w:rPr>
-          <w:rStyle w:val="AttributeTok"/>
-        </w:rPr>
-        <w:t xml:space="preserve"> de</w:t>
-      </w:r>
-      <w:r>
-        <w:br/>
-      </w:r>
-      <w:r>
-        <w:rPr>
-          <w:rStyle w:val="FunctionTok"/>
-        </w:rPr>
-        <w:t xml:space="preserve">group_type</w:t>
-      </w:r>
-      <w:r>
-        <w:rPr>
-          <w:rStyle w:val="KeywordTok"/>
-        </w:rPr>
-        <w:t xml:space="preserve">:</w:t>
-      </w:r>
-      <w:r>
-        <w:br/>
-      </w:r>
-      <w:r>
-        <w:rPr>
-          <w:rStyle w:val="AttributeTok"/>
-        </w:rPr>
-        <w:t xml:space="preserve">  </w:t>
-      </w:r>
-      <w:r>
-        <w:rPr>
-          <w:rStyle w:val="FunctionTok"/>
-        </w:rPr>
-        <w:t xml:space="preserve">group_type_enum</w:t>
-      </w:r>
-      <w:r>
-        <w:rPr>
-          <w:rStyle w:val="KeywordTok"/>
-        </w:rPr>
-        <w:t xml:space="preserve">:</w:t>
-      </w:r>
-      <w:r>
-        <w:rPr>
-          <w:rStyle w:val="AttributeTok"/>
-        </w:rPr>
-        <w:t xml:space="preserve"> parliamentary_bureau</w:t>
-      </w:r>
-      <w:r>
-        <w:br/>
-      </w:r>
-      <w:r>
-        <w:rPr>
-          <w:rStyle w:val="AttributeTok"/>
-        </w:rPr>
-        <w:t xml:space="preserve">  </w:t>
-      </w:r>
-      <w:r>
-        <w:rPr>
-          <w:rStyle w:val="FunctionTok"/>
-        </w:rPr>
-        <w:t xml:space="preserve">label</w:t>
-      </w:r>
-      <w:r>
-        <w:rPr>
-          <w:rStyle w:val="KeywordTok"/>
-        </w:rPr>
-        <w:t xml:space="preserve">:</w:t>
-      </w:r>
-      <w:r>
-        <w:rPr>
-          <w:rStyle w:val="AttributeTok"/>
-        </w:rPr>
-        <w:t xml:space="preserve"> Ratsbüro</w:t>
-      </w:r>
-      <w:r>
-        <w:br/>
-      </w:r>
-      <w:r>
-        <w:rPr>
           <w:rStyle w:val="FunctionTok"/>
         </w:rPr>
         <w:t xml:space="preserve">spatial</w:t>
@@ -14816,17 +14859,17 @@
         <w:rPr>
           <w:rStyle w:val="AttributeTok"/>
         </w:rPr>
-        <w:t xml:space="preserve"> https://ld.admin.ch/canton/12</w:t>
+        <w:t xml:space="preserve"> https://ld.admin.ch/canton/22</w:t>
       </w:r>
     </w:p>
     <w:bookmarkEnd w:id="130"/>
-    <w:bookmarkStart w:id="131" w:name="Xe5ec302af3c3c19c5708cfd8cb0df6f52dae725"/>
+    <w:bookmarkStart w:id="131" w:name="exemple-bureau-du-conseil"/>
     <w:p>
       <w:pPr>
         <w:pStyle w:val="berschrift4"/>
       </w:pPr>
       <w:r>
-        <w:t xml:space="preserve">Exemple : Délégation bilingue auprès d’un organe intercantonal</w:t>
+        <w:t xml:space="preserve">Exemple : Bureau du conseil</w:t>
       </w:r>
     </w:p>
     <w:p>
@@ -14855,7 +14898,7 @@
         <w:rPr>
           <w:rStyle w:val="DecValTok"/>
         </w:rPr>
-        <w:t xml:space="preserve">5000</w:t>
+        <w:t xml:space="preserve">50</w:t>
       </w:r>
       <w:r>
         <w:br/>
@@ -14876,7 +14919,7 @@
         <w:rPr>
           <w:rStyle w:val="AttributeTok"/>
         </w:rPr>
-        <w:t xml:space="preserve"> https://www.fr.ch/parlinfo/app/organizations/a1acb0c030d54b3baed840fe8bbed6b5</w:t>
+        <w:t xml:space="preserve"> https://grosserrat.bs.ch/gremien/praesidium-und-buero</w:t>
       </w:r>
       <w:r>
         <w:br/>
@@ -14924,7 +14967,7 @@
         <w:rPr>
           <w:rStyle w:val="AttributeTok"/>
         </w:rPr>
-        <w:t xml:space="preserve"> Freiburger Delegation IPK strafrechtliche Einschliessung</w:t>
+        <w:t xml:space="preserve"> Büro des Grossen Rates</w:t>
       </w:r>
       <w:r>
         <w:br/>
@@ -14958,6 +15001,21 @@
       </w:r>
       <w:r>
         <w:rPr>
+          <w:rStyle w:val="FunctionTok"/>
+        </w:rPr>
+        <w:t xml:space="preserve">parent_groups</w:t>
+      </w:r>
+      <w:r>
+        <w:rPr>
+          <w:rStyle w:val="KeywordTok"/>
+        </w:rPr>
+        <w:t xml:space="preserve">:</w:t>
+      </w:r>
+      <w:r>
+        <w:br/>
+      </w:r>
+      <w:r>
+        <w:rPr>
           <w:rStyle w:val="KeywordTok"/>
         </w:rPr>
         <w:t xml:space="preserve">-</w:t>
@@ -14966,31 +15024,28 @@
         <w:rPr>
           <w:rStyle w:val="AttributeTok"/>
         </w:rPr>
-        <w:t xml:space="preserve"> </w:t>
-      </w:r>
-      <w:r>
-        <w:rPr>
-          <w:rStyle w:val="FunctionTok"/>
-        </w:rPr>
-        <w:t xml:space="preserve">value</w:t>
-      </w:r>
-      <w:r>
-        <w:rPr>
-          <w:rStyle w:val="KeywordTok"/>
-        </w:rPr>
-        <w:t xml:space="preserve">:</w:t>
-      </w:r>
-      <w:r>
-        <w:rPr>
-          <w:rStyle w:val="AttributeTok"/>
-        </w:rPr>
-        <w:t xml:space="preserve"> Délégation FR à la CIP détention pénale</w:t>
+        <w:t xml:space="preserve"> https://www.grosserrat.bs.ch/</w:t>
       </w:r>
       <w:r>
         <w:br/>
       </w:r>
       <w:r>
         <w:rPr>
+          <w:rStyle w:val="FunctionTok"/>
+        </w:rPr>
+        <w:t xml:space="preserve">group_type</w:t>
+      </w:r>
+      <w:r>
+        <w:rPr>
+          <w:rStyle w:val="KeywordTok"/>
+        </w:rPr>
+        <w:t xml:space="preserve">:</w:t>
+      </w:r>
+      <w:r>
+        <w:br/>
+      </w:r>
+      <w:r>
+        <w:rPr>
           <w:rStyle w:val="AttributeTok"/>
         </w:rPr>
         <w:t xml:space="preserve">  </w:t>
@@ -14999,523 +15054,52 @@
         <w:rPr>
           <w:rStyle w:val="FunctionTok"/>
         </w:rPr>
-        <w:t xml:space="preserve">language</w:t>
-      </w:r>
-      <w:r>
-        <w:rPr>
-          <w:rStyle w:val="KeywordTok"/>
-        </w:rPr>
-        <w:t xml:space="preserve">:</w:t>
-      </w:r>
-      <w:r>
-        <w:rPr>
-          <w:rStyle w:val="AttributeTok"/>
-        </w:rPr>
-        <w:t xml:space="preserve"> fr</w:t>
+        <w:t xml:space="preserve">group_type_enum</w:t>
+      </w:r>
+      <w:r>
+        <w:rPr>
+          <w:rStyle w:val="KeywordTok"/>
+        </w:rPr>
+        <w:t xml:space="preserve">:</w:t>
+      </w:r>
+      <w:r>
+        <w:rPr>
+          <w:rStyle w:val="AttributeTok"/>
+        </w:rPr>
+        <w:t xml:space="preserve"> parliamentary_bureau</w:t>
       </w:r>
       <w:r>
         <w:br/>
       </w:r>
       <w:r>
         <w:rPr>
-          <w:rStyle w:val="FunctionTok"/>
-        </w:rPr>
-        <w:t xml:space="preserve">abbreviation</w:t>
-      </w:r>
-      <w:r>
-        <w:rPr>
-          <w:rStyle w:val="KeywordTok"/>
-        </w:rPr>
-        <w:t xml:space="preserve">:</w:t>
+          <w:rStyle w:val="AttributeTok"/>
+        </w:rPr>
+        <w:t xml:space="preserve">  </w:t>
+      </w:r>
+      <w:r>
+        <w:rPr>
+          <w:rStyle w:val="FunctionTok"/>
+        </w:rPr>
+        <w:t xml:space="preserve">label</w:t>
+      </w:r>
+      <w:r>
+        <w:rPr>
+          <w:rStyle w:val="KeywordTok"/>
+        </w:rPr>
+        <w:t xml:space="preserve">:</w:t>
+      </w:r>
+      <w:r>
+        <w:rPr>
+          <w:rStyle w:val="AttributeTok"/>
+        </w:rPr>
+        <w:t xml:space="preserve"> Ratsbüro</w:t>
       </w:r>
       <w:r>
         <w:br/>
       </w:r>
       <w:r>
         <w:rPr>
-          <w:rStyle w:val="KeywordTok"/>
-        </w:rPr>
-        <w:t xml:space="preserve">-</w:t>
-      </w:r>
-      <w:r>
-        <w:rPr>
-          <w:rStyle w:val="AttributeTok"/>
-        </w:rPr>
-        <w:t xml:space="preserve"> </w:t>
-      </w:r>
-      <w:r>
-        <w:rPr>
-          <w:rStyle w:val="FunctionTok"/>
-        </w:rPr>
-        <w:t xml:space="preserve">value</w:t>
-      </w:r>
-      <w:r>
-        <w:rPr>
-          <w:rStyle w:val="KeywordTok"/>
-        </w:rPr>
-        <w:t xml:space="preserve">:</w:t>
-      </w:r>
-      <w:r>
-        <w:rPr>
-          <w:rStyle w:val="AttributeTok"/>
-        </w:rPr>
-        <w:t xml:space="preserve"> Del-StRFE</w:t>
-      </w:r>
-      <w:r>
-        <w:br/>
-      </w:r>
-      <w:r>
-        <w:rPr>
-          <w:rStyle w:val="AttributeTok"/>
-        </w:rPr>
-        <w:t xml:space="preserve">  </w:t>
-      </w:r>
-      <w:r>
-        <w:rPr>
-          <w:rStyle w:val="FunctionTok"/>
-        </w:rPr>
-        <w:t xml:space="preserve">language</w:t>
-      </w:r>
-      <w:r>
-        <w:rPr>
-          <w:rStyle w:val="KeywordTok"/>
-        </w:rPr>
-        <w:t xml:space="preserve">:</w:t>
-      </w:r>
-      <w:r>
-        <w:rPr>
-          <w:rStyle w:val="AttributeTok"/>
-        </w:rPr>
-        <w:t xml:space="preserve"> de</w:t>
-      </w:r>
-      <w:r>
-        <w:br/>
-      </w:r>
-      <w:r>
-        <w:rPr>
-          <w:rStyle w:val="KeywordTok"/>
-        </w:rPr>
-        <w:t xml:space="preserve">-</w:t>
-      </w:r>
-      <w:r>
-        <w:rPr>
-          <w:rStyle w:val="AttributeTok"/>
-        </w:rPr>
-        <w:t xml:space="preserve"> </w:t>
-      </w:r>
-      <w:r>
-        <w:rPr>
-          <w:rStyle w:val="FunctionTok"/>
-        </w:rPr>
-        <w:t xml:space="preserve">value</w:t>
-      </w:r>
-      <w:r>
-        <w:rPr>
-          <w:rStyle w:val="KeywordTok"/>
-        </w:rPr>
-        <w:t xml:space="preserve">:</w:t>
-      </w:r>
-      <w:r>
-        <w:rPr>
-          <w:rStyle w:val="AttributeTok"/>
-        </w:rPr>
-        <w:t xml:space="preserve"> Del-DetPen</w:t>
-      </w:r>
-      <w:r>
-        <w:br/>
-      </w:r>
-      <w:r>
-        <w:rPr>
-          <w:rStyle w:val="AttributeTok"/>
-        </w:rPr>
-        <w:t xml:space="preserve">  </w:t>
-      </w:r>
-      <w:r>
-        <w:rPr>
-          <w:rStyle w:val="FunctionTok"/>
-        </w:rPr>
-        <w:t xml:space="preserve">language</w:t>
-      </w:r>
-      <w:r>
-        <w:rPr>
-          <w:rStyle w:val="KeywordTok"/>
-        </w:rPr>
-        <w:t xml:space="preserve">:</w:t>
-      </w:r>
-      <w:r>
-        <w:rPr>
-          <w:rStyle w:val="AttributeTok"/>
-        </w:rPr>
-        <w:t xml:space="preserve"> fr</w:t>
-      </w:r>
-      <w:r>
-        <w:br/>
-      </w:r>
-      <w:r>
-        <w:rPr>
-          <w:rStyle w:val="FunctionTok"/>
-        </w:rPr>
-        <w:t xml:space="preserve">description</w:t>
-      </w:r>
-      <w:r>
-        <w:rPr>
-          <w:rStyle w:val="KeywordTok"/>
-        </w:rPr>
-        <w:t xml:space="preserve">:</w:t>
-      </w:r>
-      <w:r>
-        <w:br/>
-      </w:r>
-      <w:r>
-        <w:rPr>
-          <w:rStyle w:val="KeywordTok"/>
-        </w:rPr>
-        <w:t xml:space="preserve">-</w:t>
-      </w:r>
-      <w:r>
-        <w:rPr>
-          <w:rStyle w:val="AttributeTok"/>
-        </w:rPr>
-        <w:t xml:space="preserve"> </w:t>
-      </w:r>
-      <w:r>
-        <w:rPr>
-          <w:rStyle w:val="FunctionTok"/>
-        </w:rPr>
-        <w:t xml:space="preserve">value</w:t>
-      </w:r>
-      <w:r>
-        <w:rPr>
-          <w:rStyle w:val="KeywordTok"/>
-        </w:rPr>
-        <w:t xml:space="preserve">:</w:t>
-      </w:r>
-      <w:r>
-        <w:rPr>
-          <w:rStyle w:val="AttributeTok"/>
-        </w:rPr>
-        <w:t xml:space="preserve"> Die Interparlamentarische Aufsichtskommission strafrechtliche Einschliessung besteht aus 18 Grossrätinnen</w:t>
-      </w:r>
-      <w:r>
-        <w:br/>
-      </w:r>
-      <w:r>
-        <w:rPr>
-          <w:rStyle w:val="AttributeTok"/>
-        </w:rPr>
-        <w:t xml:space="preserve">    und Grossräten aus den sechs Vertragskantonen Freiburg, Genf, Jura, Neuenburg, Waadt und Wallis.</w:t>
-      </w:r>
-      <w:r>
-        <w:br/>
-      </w:r>
-      <w:r>
-        <w:rPr>
-          <w:rStyle w:val="AttributeTok"/>
-        </w:rPr>
-        <w:t xml:space="preserve">  </w:t>
-      </w:r>
-      <w:r>
-        <w:rPr>
-          <w:rStyle w:val="FunctionTok"/>
-        </w:rPr>
-        <w:t xml:space="preserve">language</w:t>
-      </w:r>
-      <w:r>
-        <w:rPr>
-          <w:rStyle w:val="KeywordTok"/>
-        </w:rPr>
-        <w:t xml:space="preserve">:</w:t>
-      </w:r>
-      <w:r>
-        <w:rPr>
-          <w:rStyle w:val="AttributeTok"/>
-        </w:rPr>
-        <w:t xml:space="preserve"> de</w:t>
-      </w:r>
-      <w:r>
-        <w:br/>
-      </w:r>
-      <w:r>
-        <w:rPr>
-          <w:rStyle w:val="KeywordTok"/>
-        </w:rPr>
-        <w:t xml:space="preserve">-</w:t>
-      </w:r>
-      <w:r>
-        <w:rPr>
-          <w:rStyle w:val="AttributeTok"/>
-        </w:rPr>
-        <w:t xml:space="preserve"> </w:t>
-      </w:r>
-      <w:r>
-        <w:rPr>
-          <w:rStyle w:val="FunctionTok"/>
-        </w:rPr>
-        <w:t xml:space="preserve">value</w:t>
-      </w:r>
-      <w:r>
-        <w:rPr>
-          <w:rStyle w:val="KeywordTok"/>
-        </w:rPr>
-        <w:t xml:space="preserve">:</w:t>
-      </w:r>
-      <w:r>
-        <w:rPr>
-          <w:rStyle w:val="AttributeTok"/>
-        </w:rPr>
-        <w:t xml:space="preserve"> </w:t>
-      </w:r>
-      <w:r>
-        <w:rPr>
-          <w:rStyle w:val="StringTok"/>
-        </w:rPr>
-        <w:t xml:space="preserve">'La Commission interparlementaire de contrôle détention pénale est composée de 18 députés issus</w:t>
-      </w:r>
-      <w:r>
-        <w:br/>
-      </w:r>
-      <w:r>
-        <w:rPr>
-          <w:rStyle w:val="StringTok"/>
-        </w:rPr>
-        <w:t xml:space="preserve">    des six cantons partenaires : Fribourg, Genève, Jura, Neuchâtel, Vaud et Valais.'</w:t>
-      </w:r>
-      <w:r>
-        <w:br/>
-      </w:r>
-      <w:r>
-        <w:rPr>
-          <w:rStyle w:val="AttributeTok"/>
-        </w:rPr>
-        <w:t xml:space="preserve">  </w:t>
-      </w:r>
-      <w:r>
-        <w:rPr>
-          <w:rStyle w:val="FunctionTok"/>
-        </w:rPr>
-        <w:t xml:space="preserve">language</w:t>
-      </w:r>
-      <w:r>
-        <w:rPr>
-          <w:rStyle w:val="KeywordTok"/>
-        </w:rPr>
-        <w:t xml:space="preserve">:</w:t>
-      </w:r>
-      <w:r>
-        <w:rPr>
-          <w:rStyle w:val="AttributeTok"/>
-        </w:rPr>
-        <w:t xml:space="preserve"> fr</w:t>
-      </w:r>
-      <w:r>
-        <w:br/>
-      </w:r>
-      <w:r>
-        <w:rPr>
-          <w:rStyle w:val="FunctionTok"/>
-        </w:rPr>
-        <w:t xml:space="preserve">landing_page</w:t>
-      </w:r>
-      <w:r>
-        <w:rPr>
-          <w:rStyle w:val="KeywordTok"/>
-        </w:rPr>
-        <w:t xml:space="preserve">:</w:t>
-      </w:r>
-      <w:r>
-        <w:br/>
-      </w:r>
-      <w:r>
-        <w:rPr>
-          <w:rStyle w:val="KeywordTok"/>
-        </w:rPr>
-        <w:t xml:space="preserve">-</w:t>
-      </w:r>
-      <w:r>
-        <w:rPr>
-          <w:rStyle w:val="AttributeTok"/>
-        </w:rPr>
-        <w:t xml:space="preserve"> </w:t>
-      </w:r>
-      <w:r>
-        <w:rPr>
-          <w:rStyle w:val="FunctionTok"/>
-        </w:rPr>
-        <w:t xml:space="preserve">value</w:t>
-      </w:r>
-      <w:r>
-        <w:rPr>
-          <w:rStyle w:val="KeywordTok"/>
-        </w:rPr>
-        <w:t xml:space="preserve">:</w:t>
-      </w:r>
-      <w:r>
-        <w:rPr>
-          <w:rStyle w:val="AttributeTok"/>
-        </w:rPr>
-        <w:t xml:space="preserve"> https://www.fr.ch/de/parlinfo/app/organizations/a1acb0c030d54b3baed840fe8bbed6b5</w:t>
-      </w:r>
-      <w:r>
-        <w:br/>
-      </w:r>
-      <w:r>
-        <w:rPr>
-          <w:rStyle w:val="AttributeTok"/>
-        </w:rPr>
-        <w:t xml:space="preserve">  </w:t>
-      </w:r>
-      <w:r>
-        <w:rPr>
-          <w:rStyle w:val="FunctionTok"/>
-        </w:rPr>
-        <w:t xml:space="preserve">language</w:t>
-      </w:r>
-      <w:r>
-        <w:rPr>
-          <w:rStyle w:val="KeywordTok"/>
-        </w:rPr>
-        <w:t xml:space="preserve">:</w:t>
-      </w:r>
-      <w:r>
-        <w:rPr>
-          <w:rStyle w:val="AttributeTok"/>
-        </w:rPr>
-        <w:t xml:space="preserve"> de</w:t>
-      </w:r>
-      <w:r>
-        <w:br/>
-      </w:r>
-      <w:r>
-        <w:rPr>
-          <w:rStyle w:val="KeywordTok"/>
-        </w:rPr>
-        <w:t xml:space="preserve">-</w:t>
-      </w:r>
-      <w:r>
-        <w:rPr>
-          <w:rStyle w:val="AttributeTok"/>
-        </w:rPr>
-        <w:t xml:space="preserve"> </w:t>
-      </w:r>
-      <w:r>
-        <w:rPr>
-          <w:rStyle w:val="FunctionTok"/>
-        </w:rPr>
-        <w:t xml:space="preserve">value</w:t>
-      </w:r>
-      <w:r>
-        <w:rPr>
-          <w:rStyle w:val="KeywordTok"/>
-        </w:rPr>
-        <w:t xml:space="preserve">:</w:t>
-      </w:r>
-      <w:r>
-        <w:rPr>
-          <w:rStyle w:val="AttributeTok"/>
-        </w:rPr>
-        <w:t xml:space="preserve"> https://www.fr.ch/parlinfo/app/organizations/a1acb0c030d54b3baed840fe8bbed6b5</w:t>
-      </w:r>
-      <w:r>
-        <w:br/>
-      </w:r>
-      <w:r>
-        <w:rPr>
-          <w:rStyle w:val="AttributeTok"/>
-        </w:rPr>
-        <w:t xml:space="preserve">  </w:t>
-      </w:r>
-      <w:r>
-        <w:rPr>
-          <w:rStyle w:val="FunctionTok"/>
-        </w:rPr>
-        <w:t xml:space="preserve">language</w:t>
-      </w:r>
-      <w:r>
-        <w:rPr>
-          <w:rStyle w:val="KeywordTok"/>
-        </w:rPr>
-        <w:t xml:space="preserve">:</w:t>
-      </w:r>
-      <w:r>
-        <w:rPr>
-          <w:rStyle w:val="AttributeTok"/>
-        </w:rPr>
-        <w:t xml:space="preserve"> fr</w:t>
-      </w:r>
-      <w:r>
-        <w:br/>
-      </w:r>
-      <w:r>
-        <w:rPr>
-          <w:rStyle w:val="FunctionTok"/>
-        </w:rPr>
-        <w:t xml:space="preserve">group_type</w:t>
-      </w:r>
-      <w:r>
-        <w:rPr>
-          <w:rStyle w:val="KeywordTok"/>
-        </w:rPr>
-        <w:t xml:space="preserve">:</w:t>
-      </w:r>
-      <w:r>
-        <w:br/>
-      </w:r>
-      <w:r>
-        <w:rPr>
-          <w:rStyle w:val="AttributeTok"/>
-        </w:rPr>
-        <w:t xml:space="preserve">  </w:t>
-      </w:r>
-      <w:r>
-        <w:rPr>
-          <w:rStyle w:val="FunctionTok"/>
-        </w:rPr>
-        <w:t xml:space="preserve">group_type_enum</w:t>
-      </w:r>
-      <w:r>
-        <w:rPr>
-          <w:rStyle w:val="KeywordTok"/>
-        </w:rPr>
-        <w:t xml:space="preserve">:</w:t>
-      </w:r>
-      <w:r>
-        <w:rPr>
-          <w:rStyle w:val="AttributeTok"/>
-        </w:rPr>
-        <w:t xml:space="preserve"> delegation</w:t>
-      </w:r>
-      <w:r>
-        <w:br/>
-      </w:r>
-      <w:r>
-        <w:rPr>
-          <w:rStyle w:val="AttributeTok"/>
-        </w:rPr>
-        <w:t xml:space="preserve">  </w:t>
-      </w:r>
-      <w:r>
-        <w:rPr>
-          <w:rStyle w:val="FunctionTok"/>
-        </w:rPr>
-        <w:t xml:space="preserve">label</w:t>
-      </w:r>
-      <w:r>
-        <w:rPr>
-          <w:rStyle w:val="KeywordTok"/>
-        </w:rPr>
-        <w:t xml:space="preserve">:</w:t>
-      </w:r>
-      <w:r>
-        <w:rPr>
-          <w:rStyle w:val="AttributeTok"/>
-        </w:rPr>
-        <w:t xml:space="preserve"> Delegation</w:t>
-      </w:r>
-      <w:r>
-        <w:br/>
-      </w:r>
-      <w:r>
-        <w:rPr>
           <w:rStyle w:val="FunctionTok"/>
         </w:rPr>
         <w:t xml:space="preserve">spatial</w:t>
@@ -15530,38 +15114,17 @@
         <w:rPr>
           <w:rStyle w:val="AttributeTok"/>
         </w:rPr>
-        <w:t xml:space="preserve"> https://ld.admin.ch/canton/10</w:t>
-      </w:r>
-      <w:r>
-        <w:br/>
-      </w:r>
-      <w:r>
-        <w:rPr>
-          <w:rStyle w:val="FunctionTok"/>
-        </w:rPr>
-        <w:t xml:space="preserve">valid_from</w:t>
-      </w:r>
-      <w:r>
-        <w:rPr>
-          <w:rStyle w:val="KeywordTok"/>
-        </w:rPr>
-        <w:t xml:space="preserve">:</w:t>
-      </w:r>
-      <w:r>
-        <w:rPr>
-          <w:rStyle w:val="AttributeTok"/>
-        </w:rPr>
-        <w:t xml:space="preserve"> 2007-12-12</w:t>
+        <w:t xml:space="preserve"> https://ld.admin.ch/canton/12</w:t>
       </w:r>
     </w:p>
     <w:bookmarkEnd w:id="131"/>
-    <w:bookmarkStart w:id="132" w:name="X41114913d96e8239a8169dc130b778dd0714983"/>
+    <w:bookmarkStart w:id="132" w:name="Xe5ec302af3c3c19c5708cfd8cb0df6f52dae725"/>
     <w:p>
       <w:pPr>
         <w:pStyle w:val="berschrift4"/>
       </w:pPr>
       <w:r>
-        <w:t xml:space="preserve">Exemple : Parlement communal avec référence spatiale</w:t>
+        <w:t xml:space="preserve">Exemple : Délégation bilingue auprès d’un organe intercantonal</w:t>
       </w:r>
     </w:p>
     <w:p>
@@ -15590,7 +15153,7 @@
         <w:rPr>
           <w:rStyle w:val="DecValTok"/>
         </w:rPr>
-        <w:t xml:space="preserve">700</w:t>
+        <w:t xml:space="preserve">5000</w:t>
       </w:r>
       <w:r>
         <w:br/>
@@ -15611,7 +15174,7 @@
         <w:rPr>
           <w:rStyle w:val="AttributeTok"/>
         </w:rPr>
-        <w:t xml:space="preserve"> https://www.stadt.sg.ch/home/verwaltung-politik/demokratie-politik/stadtparlament.html</w:t>
+        <w:t xml:space="preserve"> https://www.fr.ch/parlinfo/app/organizations/a1acb0c030d54b3baed840fe8bbed6b5</w:t>
       </w:r>
       <w:r>
         <w:br/>
@@ -15659,7 +15222,7 @@
         <w:rPr>
           <w:rStyle w:val="AttributeTok"/>
         </w:rPr>
-        <w:t xml:space="preserve"> Stadtparlament St. Gallen</w:t>
+        <w:t xml:space="preserve"> Freiburger Delegation IPK strafrechtliche Einschliessung</w:t>
       </w:r>
       <w:r>
         <w:br/>
@@ -15693,6 +15256,495 @@
       </w:r>
       <w:r>
         <w:rPr>
+          <w:rStyle w:val="KeywordTok"/>
+        </w:rPr>
+        <w:t xml:space="preserve">-</w:t>
+      </w:r>
+      <w:r>
+        <w:rPr>
+          <w:rStyle w:val="AttributeTok"/>
+        </w:rPr>
+        <w:t xml:space="preserve"> </w:t>
+      </w:r>
+      <w:r>
+        <w:rPr>
+          <w:rStyle w:val="FunctionTok"/>
+        </w:rPr>
+        <w:t xml:space="preserve">value</w:t>
+      </w:r>
+      <w:r>
+        <w:rPr>
+          <w:rStyle w:val="KeywordTok"/>
+        </w:rPr>
+        <w:t xml:space="preserve">:</w:t>
+      </w:r>
+      <w:r>
+        <w:rPr>
+          <w:rStyle w:val="AttributeTok"/>
+        </w:rPr>
+        <w:t xml:space="preserve"> Délégation FR à la CIP détention pénale</w:t>
+      </w:r>
+      <w:r>
+        <w:br/>
+      </w:r>
+      <w:r>
+        <w:rPr>
+          <w:rStyle w:val="AttributeTok"/>
+        </w:rPr>
+        <w:t xml:space="preserve">  </w:t>
+      </w:r>
+      <w:r>
+        <w:rPr>
+          <w:rStyle w:val="FunctionTok"/>
+        </w:rPr>
+        <w:t xml:space="preserve">language</w:t>
+      </w:r>
+      <w:r>
+        <w:rPr>
+          <w:rStyle w:val="KeywordTok"/>
+        </w:rPr>
+        <w:t xml:space="preserve">:</w:t>
+      </w:r>
+      <w:r>
+        <w:rPr>
+          <w:rStyle w:val="AttributeTok"/>
+        </w:rPr>
+        <w:t xml:space="preserve"> fr</w:t>
+      </w:r>
+      <w:r>
+        <w:br/>
+      </w:r>
+      <w:r>
+        <w:rPr>
+          <w:rStyle w:val="FunctionTok"/>
+        </w:rPr>
+        <w:t xml:space="preserve">abbreviation</w:t>
+      </w:r>
+      <w:r>
+        <w:rPr>
+          <w:rStyle w:val="KeywordTok"/>
+        </w:rPr>
+        <w:t xml:space="preserve">:</w:t>
+      </w:r>
+      <w:r>
+        <w:br/>
+      </w:r>
+      <w:r>
+        <w:rPr>
+          <w:rStyle w:val="KeywordTok"/>
+        </w:rPr>
+        <w:t xml:space="preserve">-</w:t>
+      </w:r>
+      <w:r>
+        <w:rPr>
+          <w:rStyle w:val="AttributeTok"/>
+        </w:rPr>
+        <w:t xml:space="preserve"> </w:t>
+      </w:r>
+      <w:r>
+        <w:rPr>
+          <w:rStyle w:val="FunctionTok"/>
+        </w:rPr>
+        <w:t xml:space="preserve">value</w:t>
+      </w:r>
+      <w:r>
+        <w:rPr>
+          <w:rStyle w:val="KeywordTok"/>
+        </w:rPr>
+        <w:t xml:space="preserve">:</w:t>
+      </w:r>
+      <w:r>
+        <w:rPr>
+          <w:rStyle w:val="AttributeTok"/>
+        </w:rPr>
+        <w:t xml:space="preserve"> Del-StRFE</w:t>
+      </w:r>
+      <w:r>
+        <w:br/>
+      </w:r>
+      <w:r>
+        <w:rPr>
+          <w:rStyle w:val="AttributeTok"/>
+        </w:rPr>
+        <w:t xml:space="preserve">  </w:t>
+      </w:r>
+      <w:r>
+        <w:rPr>
+          <w:rStyle w:val="FunctionTok"/>
+        </w:rPr>
+        <w:t xml:space="preserve">language</w:t>
+      </w:r>
+      <w:r>
+        <w:rPr>
+          <w:rStyle w:val="KeywordTok"/>
+        </w:rPr>
+        <w:t xml:space="preserve">:</w:t>
+      </w:r>
+      <w:r>
+        <w:rPr>
+          <w:rStyle w:val="AttributeTok"/>
+        </w:rPr>
+        <w:t xml:space="preserve"> de</w:t>
+      </w:r>
+      <w:r>
+        <w:br/>
+      </w:r>
+      <w:r>
+        <w:rPr>
+          <w:rStyle w:val="KeywordTok"/>
+        </w:rPr>
+        <w:t xml:space="preserve">-</w:t>
+      </w:r>
+      <w:r>
+        <w:rPr>
+          <w:rStyle w:val="AttributeTok"/>
+        </w:rPr>
+        <w:t xml:space="preserve"> </w:t>
+      </w:r>
+      <w:r>
+        <w:rPr>
+          <w:rStyle w:val="FunctionTok"/>
+        </w:rPr>
+        <w:t xml:space="preserve">value</w:t>
+      </w:r>
+      <w:r>
+        <w:rPr>
+          <w:rStyle w:val="KeywordTok"/>
+        </w:rPr>
+        <w:t xml:space="preserve">:</w:t>
+      </w:r>
+      <w:r>
+        <w:rPr>
+          <w:rStyle w:val="AttributeTok"/>
+        </w:rPr>
+        <w:t xml:space="preserve"> Del-DetPen</w:t>
+      </w:r>
+      <w:r>
+        <w:br/>
+      </w:r>
+      <w:r>
+        <w:rPr>
+          <w:rStyle w:val="AttributeTok"/>
+        </w:rPr>
+        <w:t xml:space="preserve">  </w:t>
+      </w:r>
+      <w:r>
+        <w:rPr>
+          <w:rStyle w:val="FunctionTok"/>
+        </w:rPr>
+        <w:t xml:space="preserve">language</w:t>
+      </w:r>
+      <w:r>
+        <w:rPr>
+          <w:rStyle w:val="KeywordTok"/>
+        </w:rPr>
+        <w:t xml:space="preserve">:</w:t>
+      </w:r>
+      <w:r>
+        <w:rPr>
+          <w:rStyle w:val="AttributeTok"/>
+        </w:rPr>
+        <w:t xml:space="preserve"> fr</w:t>
+      </w:r>
+      <w:r>
+        <w:br/>
+      </w:r>
+      <w:r>
+        <w:rPr>
+          <w:rStyle w:val="FunctionTok"/>
+        </w:rPr>
+        <w:t xml:space="preserve">description</w:t>
+      </w:r>
+      <w:r>
+        <w:rPr>
+          <w:rStyle w:val="KeywordTok"/>
+        </w:rPr>
+        <w:t xml:space="preserve">:</w:t>
+      </w:r>
+      <w:r>
+        <w:br/>
+      </w:r>
+      <w:r>
+        <w:rPr>
+          <w:rStyle w:val="KeywordTok"/>
+        </w:rPr>
+        <w:t xml:space="preserve">-</w:t>
+      </w:r>
+      <w:r>
+        <w:rPr>
+          <w:rStyle w:val="AttributeTok"/>
+        </w:rPr>
+        <w:t xml:space="preserve"> </w:t>
+      </w:r>
+      <w:r>
+        <w:rPr>
+          <w:rStyle w:val="FunctionTok"/>
+        </w:rPr>
+        <w:t xml:space="preserve">value</w:t>
+      </w:r>
+      <w:r>
+        <w:rPr>
+          <w:rStyle w:val="KeywordTok"/>
+        </w:rPr>
+        <w:t xml:space="preserve">:</w:t>
+      </w:r>
+      <w:r>
+        <w:rPr>
+          <w:rStyle w:val="AttributeTok"/>
+        </w:rPr>
+        <w:t xml:space="preserve"> Die Interparlamentarische Aufsichtskommission strafrechtliche Einschliessung besteht aus 18 Grossrätinnen</w:t>
+      </w:r>
+      <w:r>
+        <w:br/>
+      </w:r>
+      <w:r>
+        <w:rPr>
+          <w:rStyle w:val="AttributeTok"/>
+        </w:rPr>
+        <w:t xml:space="preserve">    und Grossräten aus den sechs Vertragskantonen Freiburg, Genf, Jura, Neuenburg, Waadt und Wallis.</w:t>
+      </w:r>
+      <w:r>
+        <w:br/>
+      </w:r>
+      <w:r>
+        <w:rPr>
+          <w:rStyle w:val="AttributeTok"/>
+        </w:rPr>
+        <w:t xml:space="preserve">  </w:t>
+      </w:r>
+      <w:r>
+        <w:rPr>
+          <w:rStyle w:val="FunctionTok"/>
+        </w:rPr>
+        <w:t xml:space="preserve">language</w:t>
+      </w:r>
+      <w:r>
+        <w:rPr>
+          <w:rStyle w:val="KeywordTok"/>
+        </w:rPr>
+        <w:t xml:space="preserve">:</w:t>
+      </w:r>
+      <w:r>
+        <w:rPr>
+          <w:rStyle w:val="AttributeTok"/>
+        </w:rPr>
+        <w:t xml:space="preserve"> de</w:t>
+      </w:r>
+      <w:r>
+        <w:br/>
+      </w:r>
+      <w:r>
+        <w:rPr>
+          <w:rStyle w:val="KeywordTok"/>
+        </w:rPr>
+        <w:t xml:space="preserve">-</w:t>
+      </w:r>
+      <w:r>
+        <w:rPr>
+          <w:rStyle w:val="AttributeTok"/>
+        </w:rPr>
+        <w:t xml:space="preserve"> </w:t>
+      </w:r>
+      <w:r>
+        <w:rPr>
+          <w:rStyle w:val="FunctionTok"/>
+        </w:rPr>
+        <w:t xml:space="preserve">value</w:t>
+      </w:r>
+      <w:r>
+        <w:rPr>
+          <w:rStyle w:val="KeywordTok"/>
+        </w:rPr>
+        <w:t xml:space="preserve">:</w:t>
+      </w:r>
+      <w:r>
+        <w:rPr>
+          <w:rStyle w:val="AttributeTok"/>
+        </w:rPr>
+        <w:t xml:space="preserve"> </w:t>
+      </w:r>
+      <w:r>
+        <w:rPr>
+          <w:rStyle w:val="StringTok"/>
+        </w:rPr>
+        <w:t xml:space="preserve">'La Commission interparlementaire de contrôle détention pénale est composée de 18 députés issus</w:t>
+      </w:r>
+      <w:r>
+        <w:br/>
+      </w:r>
+      <w:r>
+        <w:rPr>
+          <w:rStyle w:val="StringTok"/>
+        </w:rPr>
+        <w:t xml:space="preserve">    des six cantons partenaires : Fribourg, Genève, Jura, Neuchâtel, Vaud et Valais.'</w:t>
+      </w:r>
+      <w:r>
+        <w:br/>
+      </w:r>
+      <w:r>
+        <w:rPr>
+          <w:rStyle w:val="AttributeTok"/>
+        </w:rPr>
+        <w:t xml:space="preserve">  </w:t>
+      </w:r>
+      <w:r>
+        <w:rPr>
+          <w:rStyle w:val="FunctionTok"/>
+        </w:rPr>
+        <w:t xml:space="preserve">language</w:t>
+      </w:r>
+      <w:r>
+        <w:rPr>
+          <w:rStyle w:val="KeywordTok"/>
+        </w:rPr>
+        <w:t xml:space="preserve">:</w:t>
+      </w:r>
+      <w:r>
+        <w:rPr>
+          <w:rStyle w:val="AttributeTok"/>
+        </w:rPr>
+        <w:t xml:space="preserve"> fr</w:t>
+      </w:r>
+      <w:r>
+        <w:br/>
+      </w:r>
+      <w:r>
+        <w:rPr>
+          <w:rStyle w:val="FunctionTok"/>
+        </w:rPr>
+        <w:t xml:space="preserve">landing_page</w:t>
+      </w:r>
+      <w:r>
+        <w:rPr>
+          <w:rStyle w:val="KeywordTok"/>
+        </w:rPr>
+        <w:t xml:space="preserve">:</w:t>
+      </w:r>
+      <w:r>
+        <w:br/>
+      </w:r>
+      <w:r>
+        <w:rPr>
+          <w:rStyle w:val="KeywordTok"/>
+        </w:rPr>
+        <w:t xml:space="preserve">-</w:t>
+      </w:r>
+      <w:r>
+        <w:rPr>
+          <w:rStyle w:val="AttributeTok"/>
+        </w:rPr>
+        <w:t xml:space="preserve"> </w:t>
+      </w:r>
+      <w:r>
+        <w:rPr>
+          <w:rStyle w:val="FunctionTok"/>
+        </w:rPr>
+        <w:t xml:space="preserve">value</w:t>
+      </w:r>
+      <w:r>
+        <w:rPr>
+          <w:rStyle w:val="KeywordTok"/>
+        </w:rPr>
+        <w:t xml:space="preserve">:</w:t>
+      </w:r>
+      <w:r>
+        <w:rPr>
+          <w:rStyle w:val="AttributeTok"/>
+        </w:rPr>
+        <w:t xml:space="preserve"> https://www.fr.ch/de/parlinfo/app/organizations/a1acb0c030d54b3baed840fe8bbed6b5</w:t>
+      </w:r>
+      <w:r>
+        <w:br/>
+      </w:r>
+      <w:r>
+        <w:rPr>
+          <w:rStyle w:val="AttributeTok"/>
+        </w:rPr>
+        <w:t xml:space="preserve">  </w:t>
+      </w:r>
+      <w:r>
+        <w:rPr>
+          <w:rStyle w:val="FunctionTok"/>
+        </w:rPr>
+        <w:t xml:space="preserve">language</w:t>
+      </w:r>
+      <w:r>
+        <w:rPr>
+          <w:rStyle w:val="KeywordTok"/>
+        </w:rPr>
+        <w:t xml:space="preserve">:</w:t>
+      </w:r>
+      <w:r>
+        <w:rPr>
+          <w:rStyle w:val="AttributeTok"/>
+        </w:rPr>
+        <w:t xml:space="preserve"> de</w:t>
+      </w:r>
+      <w:r>
+        <w:br/>
+      </w:r>
+      <w:r>
+        <w:rPr>
+          <w:rStyle w:val="KeywordTok"/>
+        </w:rPr>
+        <w:t xml:space="preserve">-</w:t>
+      </w:r>
+      <w:r>
+        <w:rPr>
+          <w:rStyle w:val="AttributeTok"/>
+        </w:rPr>
+        <w:t xml:space="preserve"> </w:t>
+      </w:r>
+      <w:r>
+        <w:rPr>
+          <w:rStyle w:val="FunctionTok"/>
+        </w:rPr>
+        <w:t xml:space="preserve">value</w:t>
+      </w:r>
+      <w:r>
+        <w:rPr>
+          <w:rStyle w:val="KeywordTok"/>
+        </w:rPr>
+        <w:t xml:space="preserve">:</w:t>
+      </w:r>
+      <w:r>
+        <w:rPr>
+          <w:rStyle w:val="AttributeTok"/>
+        </w:rPr>
+        <w:t xml:space="preserve"> https://www.fr.ch/parlinfo/app/organizations/a1acb0c030d54b3baed840fe8bbed6b5</w:t>
+      </w:r>
+      <w:r>
+        <w:br/>
+      </w:r>
+      <w:r>
+        <w:rPr>
+          <w:rStyle w:val="AttributeTok"/>
+        </w:rPr>
+        <w:t xml:space="preserve">  </w:t>
+      </w:r>
+      <w:r>
+        <w:rPr>
+          <w:rStyle w:val="FunctionTok"/>
+        </w:rPr>
+        <w:t xml:space="preserve">language</w:t>
+      </w:r>
+      <w:r>
+        <w:rPr>
+          <w:rStyle w:val="KeywordTok"/>
+        </w:rPr>
+        <w:t xml:space="preserve">:</w:t>
+      </w:r>
+      <w:r>
+        <w:rPr>
+          <w:rStyle w:val="AttributeTok"/>
+        </w:rPr>
+        <w:t xml:space="preserve"> fr</w:t>
+      </w:r>
+      <w:r>
+        <w:br/>
+      </w:r>
+      <w:r>
+        <w:rPr>
           <w:rStyle w:val="FunctionTok"/>
         </w:rPr>
         <w:t xml:space="preserve">group_type</w:t>
@@ -15728,7 +15780,7 @@
         <w:rPr>
           <w:rStyle w:val="AttributeTok"/>
         </w:rPr>
-        <w:t xml:space="preserve"> council_legislative</w:t>
+        <w:t xml:space="preserve"> delegation</w:t>
       </w:r>
       <w:r>
         <w:br/>
@@ -15755,7 +15807,7 @@
         <w:rPr>
           <w:rStyle w:val="AttributeTok"/>
         </w:rPr>
-        <w:t xml:space="preserve"> Parlament (Legislativrat)</w:t>
+        <w:t xml:space="preserve"> Delegation</w:t>
       </w:r>
       <w:r>
         <w:br/>
@@ -15776,17 +15828,38 @@
         <w:rPr>
           <w:rStyle w:val="AttributeTok"/>
         </w:rPr>
-        <w:t xml:space="preserve"> https://ld.admin.ch/municipality/3203</w:t>
+        <w:t xml:space="preserve"> https://ld.admin.ch/canton/10</w:t>
+      </w:r>
+      <w:r>
+        <w:br/>
+      </w:r>
+      <w:r>
+        <w:rPr>
+          <w:rStyle w:val="FunctionTok"/>
+        </w:rPr>
+        <w:t xml:space="preserve">valid_from</w:t>
+      </w:r>
+      <w:r>
+        <w:rPr>
+          <w:rStyle w:val="KeywordTok"/>
+        </w:rPr>
+        <w:t xml:space="preserve">:</w:t>
+      </w:r>
+      <w:r>
+        <w:rPr>
+          <w:rStyle w:val="AttributeTok"/>
+        </w:rPr>
+        <w:t xml:space="preserve"> 2007-12-12</w:t>
       </w:r>
     </w:p>
     <w:bookmarkEnd w:id="132"/>
-    <w:bookmarkStart w:id="133" w:name="X8eae139f62ec8f997f99a0decbe20a9eb5da60f"/>
+    <w:bookmarkStart w:id="133" w:name="X36cb3b8a2b04f2f18a01dd1df094f9726b8e8fb"/>
     <w:p>
       <w:pPr>
         <w:pStyle w:val="berschrift4"/>
       </w:pPr>
       <w:r>
-        <w:t xml:space="preserve">Exemple : Commission avec abréviation usuelle</w:t>
+        <w:t xml:space="preserve">Exemple : Groupe parlementaire renvoyant au parlement et aux partis porteurs</w:t>
       </w:r>
     </w:p>
     <w:p>
@@ -15815,7 +15888,7 @@
         <w:rPr>
           <w:rStyle w:val="DecValTok"/>
         </w:rPr>
-        <w:t xml:space="preserve">3</w:t>
+        <w:t xml:space="preserve">1266</w:t>
       </w:r>
       <w:r>
         <w:br/>
@@ -15836,7 +15909,7 @@
         <w:rPr>
           <w:rStyle w:val="AttributeTok"/>
         </w:rPr>
-        <w:t xml:space="preserve"> https://api.openparldata.ch/v1/groups/3</w:t>
+        <w:t xml:space="preserve"> https://grosserrat.bs.ch/gremien/parteien-und-fraktionen/mitte-evp</w:t>
       </w:r>
       <w:r>
         <w:br/>
@@ -15884,7 +15957,7 @@
         <w:rPr>
           <w:rStyle w:val="AttributeTok"/>
         </w:rPr>
-        <w:t xml:space="preserve"> Geschäftsprüfungskommission</w:t>
+        <w:t xml:space="preserve"> Die Mitte / Evangelische Volkspartei</w:t>
       </w:r>
       <w:r>
         <w:br/>
@@ -15920,7 +15993,7 @@
         <w:rPr>
           <w:rStyle w:val="FunctionTok"/>
         </w:rPr>
-        <w:t xml:space="preserve">abbreviation</w:t>
+        <w:t xml:space="preserve">parent_groups</w:t>
       </w:r>
       <w:r>
         <w:rPr>
@@ -15941,31 +16014,58 @@
         <w:rPr>
           <w:rStyle w:val="AttributeTok"/>
         </w:rPr>
-        <w:t xml:space="preserve"> </w:t>
-      </w:r>
-      <w:r>
-        <w:rPr>
-          <w:rStyle w:val="FunctionTok"/>
-        </w:rPr>
-        <w:t xml:space="preserve">value</w:t>
-      </w:r>
-      <w:r>
-        <w:rPr>
-          <w:rStyle w:val="KeywordTok"/>
-        </w:rPr>
-        <w:t xml:space="preserve">:</w:t>
-      </w:r>
-      <w:r>
-        <w:rPr>
-          <w:rStyle w:val="AttributeTok"/>
-        </w:rPr>
-        <w:t xml:space="preserve"> GPK</w:t>
+        <w:t xml:space="preserve"> https://www.grosserrat.bs.ch/</w:t>
       </w:r>
       <w:r>
         <w:br/>
       </w:r>
       <w:r>
         <w:rPr>
+          <w:rStyle w:val="KeywordTok"/>
+        </w:rPr>
+        <w:t xml:space="preserve">-</w:t>
+      </w:r>
+      <w:r>
+        <w:rPr>
+          <w:rStyle w:val="AttributeTok"/>
+        </w:rPr>
+        <w:t xml:space="preserve"> https://bs.die-mitte.ch/</w:t>
+      </w:r>
+      <w:r>
+        <w:br/>
+      </w:r>
+      <w:r>
+        <w:rPr>
+          <w:rStyle w:val="KeywordTok"/>
+        </w:rPr>
+        <w:t xml:space="preserve">-</w:t>
+      </w:r>
+      <w:r>
+        <w:rPr>
+          <w:rStyle w:val="AttributeTok"/>
+        </w:rPr>
+        <w:t xml:space="preserve"> https://www.evp-bs.ch/</w:t>
+      </w:r>
+      <w:r>
+        <w:br/>
+      </w:r>
+      <w:r>
+        <w:rPr>
+          <w:rStyle w:val="FunctionTok"/>
+        </w:rPr>
+        <w:t xml:space="preserve">group_type</w:t>
+      </w:r>
+      <w:r>
+        <w:rPr>
+          <w:rStyle w:val="KeywordTok"/>
+        </w:rPr>
+        <w:t xml:space="preserve">:</w:t>
+      </w:r>
+      <w:r>
+        <w:br/>
+      </w:r>
+      <w:r>
+        <w:rPr>
           <w:rStyle w:val="AttributeTok"/>
         </w:rPr>
         <w:t xml:space="preserve">  </w:t>
@@ -15974,169 +16074,52 @@
         <w:rPr>
           <w:rStyle w:val="FunctionTok"/>
         </w:rPr>
-        <w:t xml:space="preserve">language</w:t>
-      </w:r>
-      <w:r>
-        <w:rPr>
-          <w:rStyle w:val="KeywordTok"/>
-        </w:rPr>
-        <w:t xml:space="preserve">:</w:t>
-      </w:r>
-      <w:r>
-        <w:rPr>
-          <w:rStyle w:val="AttributeTok"/>
-        </w:rPr>
-        <w:t xml:space="preserve"> de</w:t>
+        <w:t xml:space="preserve">group_type_enum</w:t>
+      </w:r>
+      <w:r>
+        <w:rPr>
+          <w:rStyle w:val="KeywordTok"/>
+        </w:rPr>
+        <w:t xml:space="preserve">:</w:t>
+      </w:r>
+      <w:r>
+        <w:rPr>
+          <w:rStyle w:val="AttributeTok"/>
+        </w:rPr>
+        <w:t xml:space="preserve"> parliamentary_group</w:t>
       </w:r>
       <w:r>
         <w:br/>
       </w:r>
       <w:r>
         <w:rPr>
-          <w:rStyle w:val="FunctionTok"/>
-        </w:rPr>
-        <w:t xml:space="preserve">landing_page</w:t>
-      </w:r>
-      <w:r>
-        <w:rPr>
-          <w:rStyle w:val="KeywordTok"/>
-        </w:rPr>
-        <w:t xml:space="preserve">:</w:t>
+          <w:rStyle w:val="AttributeTok"/>
+        </w:rPr>
+        <w:t xml:space="preserve">  </w:t>
+      </w:r>
+      <w:r>
+        <w:rPr>
+          <w:rStyle w:val="FunctionTok"/>
+        </w:rPr>
+        <w:t xml:space="preserve">label</w:t>
+      </w:r>
+      <w:r>
+        <w:rPr>
+          <w:rStyle w:val="KeywordTok"/>
+        </w:rPr>
+        <w:t xml:space="preserve">:</w:t>
+      </w:r>
+      <w:r>
+        <w:rPr>
+          <w:rStyle w:val="AttributeTok"/>
+        </w:rPr>
+        <w:t xml:space="preserve"> Fraktion</w:t>
       </w:r>
       <w:r>
         <w:br/>
       </w:r>
       <w:r>
         <w:rPr>
-          <w:rStyle w:val="KeywordTok"/>
-        </w:rPr>
-        <w:t xml:space="preserve">-</w:t>
-      </w:r>
-      <w:r>
-        <w:rPr>
-          <w:rStyle w:val="AttributeTok"/>
-        </w:rPr>
-        <w:t xml:space="preserve"> </w:t>
-      </w:r>
-      <w:r>
-        <w:rPr>
-          <w:rStyle w:val="FunctionTok"/>
-        </w:rPr>
-        <w:t xml:space="preserve">value</w:t>
-      </w:r>
-      <w:r>
-        <w:rPr>
-          <w:rStyle w:val="KeywordTok"/>
-        </w:rPr>
-        <w:t xml:space="preserve">:</w:t>
-      </w:r>
-      <w:r>
-        <w:rPr>
-          <w:rStyle w:val="AttributeTok"/>
-        </w:rPr>
-        <w:t xml:space="preserve"> https://ar.ch/kantonsrat/kommissionen/staendige-kommissionen-des-kantonsrates/</w:t>
-      </w:r>
-      <w:r>
-        <w:br/>
-      </w:r>
-      <w:r>
-        <w:rPr>
-          <w:rStyle w:val="AttributeTok"/>
-        </w:rPr>
-        <w:t xml:space="preserve">  </w:t>
-      </w:r>
-      <w:r>
-        <w:rPr>
-          <w:rStyle w:val="FunctionTok"/>
-        </w:rPr>
-        <w:t xml:space="preserve">language</w:t>
-      </w:r>
-      <w:r>
-        <w:rPr>
-          <w:rStyle w:val="KeywordTok"/>
-        </w:rPr>
-        <w:t xml:space="preserve">:</w:t>
-      </w:r>
-      <w:r>
-        <w:rPr>
-          <w:rStyle w:val="AttributeTok"/>
-        </w:rPr>
-        <w:t xml:space="preserve"> de</w:t>
-      </w:r>
-      <w:r>
-        <w:br/>
-      </w:r>
-      <w:r>
-        <w:rPr>
-          <w:rStyle w:val="FunctionTok"/>
-        </w:rPr>
-        <w:t xml:space="preserve">group_type</w:t>
-      </w:r>
-      <w:r>
-        <w:rPr>
-          <w:rStyle w:val="KeywordTok"/>
-        </w:rPr>
-        <w:t xml:space="preserve">:</w:t>
-      </w:r>
-      <w:r>
-        <w:br/>
-      </w:r>
-      <w:r>
-        <w:rPr>
-          <w:rStyle w:val="AttributeTok"/>
-        </w:rPr>
-        <w:t xml:space="preserve">  </w:t>
-      </w:r>
-      <w:r>
-        <w:rPr>
-          <w:rStyle w:val="FunctionTok"/>
-        </w:rPr>
-        <w:t xml:space="preserve">group_type_enum</w:t>
-      </w:r>
-      <w:r>
-        <w:rPr>
-          <w:rStyle w:val="KeywordTok"/>
-        </w:rPr>
-        <w:t xml:space="preserve">:</w:t>
-      </w:r>
-      <w:r>
-        <w:rPr>
-          <w:rStyle w:val="AttributeTok"/>
-        </w:rPr>
-        <w:t xml:space="preserve"> committee_standing</w:t>
-      </w:r>
-      <w:r>
-        <w:br/>
-      </w:r>
-      <w:r>
-        <w:rPr>
-          <w:rStyle w:val="AttributeTok"/>
-        </w:rPr>
-        <w:t xml:space="preserve">  </w:t>
-      </w:r>
-      <w:r>
-        <w:rPr>
-          <w:rStyle w:val="FunctionTok"/>
-        </w:rPr>
-        <w:t xml:space="preserve">label</w:t>
-      </w:r>
-      <w:r>
-        <w:rPr>
-          <w:rStyle w:val="KeywordTok"/>
-        </w:rPr>
-        <w:t xml:space="preserve">:</w:t>
-      </w:r>
-      <w:r>
-        <w:rPr>
-          <w:rStyle w:val="AttributeTok"/>
-        </w:rPr>
-        <w:t xml:space="preserve"> Kommission</w:t>
-      </w:r>
-      <w:r>
-        <w:br/>
-      </w:r>
-      <w:r>
-        <w:rPr>
           <w:rStyle w:val="FunctionTok"/>
         </w:rPr>
         <w:t xml:space="preserve">spatial</w:t>
@@ -16151,17 +16134,17 @@
         <w:rPr>
           <w:rStyle w:val="AttributeTok"/>
         </w:rPr>
-        <w:t xml:space="preserve"> https://ld.admin.ch/canton/15</w:t>
+        <w:t xml:space="preserve"> https://ld.admin.ch/canton/12</w:t>
       </w:r>
     </w:p>
     <w:bookmarkEnd w:id="133"/>
-    <w:bookmarkStart w:id="134" w:name="X8272be6eef929239e68ca03b6a022d498f31be7"/>
+    <w:bookmarkStart w:id="134" w:name="X41114913d96e8239a8169dc130b778dd0714983"/>
     <w:p>
       <w:pPr>
         <w:pStyle w:val="berschrift4"/>
       </w:pPr>
       <w:r>
-        <w:t xml:space="preserve">Exemple : Groupe d’intérêt avec nom trilingue et contact</w:t>
+        <w:t xml:space="preserve">Exemple : Parlement communal avec référence spatiale</w:t>
       </w:r>
     </w:p>
     <w:p>
@@ -16190,7 +16173,7 @@
         <w:rPr>
           <w:rStyle w:val="DecValTok"/>
         </w:rPr>
-        <w:t xml:space="preserve">6627</w:t>
+        <w:t xml:space="preserve">700</w:t>
       </w:r>
       <w:r>
         <w:br/>
@@ -16211,7 +16194,7 @@
         <w:rPr>
           <w:rStyle w:val="AttributeTok"/>
         </w:rPr>
-        <w:t xml:space="preserve"> https://www.parlament.ch/de/organe/gruppen/konsumenteninformation-und-schutz</w:t>
+        <w:t xml:space="preserve"> https://www.stadt.sg.ch/home/verwaltung-politik/demokratie-politik/stadtparlament.html</w:t>
       </w:r>
       <w:r>
         <w:br/>
@@ -16259,7 +16242,7 @@
         <w:rPr>
           <w:rStyle w:val="AttributeTok"/>
         </w:rPr>
-        <w:t xml:space="preserve"> Konsumenteninformation und -schutz</w:t>
+        <w:t xml:space="preserve"> Stadtparlament St. Gallen</w:t>
       </w:r>
       <w:r>
         <w:br/>
@@ -16293,33 +16276,15 @@
       </w:r>
       <w:r>
         <w:rPr>
-          <w:rStyle w:val="KeywordTok"/>
-        </w:rPr>
-        <w:t xml:space="preserve">-</w:t>
-      </w:r>
-      <w:r>
-        <w:rPr>
-          <w:rStyle w:val="AttributeTok"/>
-        </w:rPr>
-        <w:t xml:space="preserve"> </w:t>
-      </w:r>
-      <w:r>
-        <w:rPr>
-          <w:rStyle w:val="FunctionTok"/>
-        </w:rPr>
-        <w:t xml:space="preserve">value</w:t>
-      </w:r>
-      <w:r>
-        <w:rPr>
-          <w:rStyle w:val="KeywordTok"/>
-        </w:rPr>
-        <w:t xml:space="preserve">:</w:t>
-      </w:r>
-      <w:r>
-        <w:rPr>
-          <w:rStyle w:val="AttributeTok"/>
-        </w:rPr>
-        <w:t xml:space="preserve"> Information et défense des consommateurs</w:t>
+          <w:rStyle w:val="FunctionTok"/>
+        </w:rPr>
+        <w:t xml:space="preserve">group_type</w:t>
+      </w:r>
+      <w:r>
+        <w:rPr>
+          <w:rStyle w:val="KeywordTok"/>
+        </w:rPr>
+        <w:t xml:space="preserve">:</w:t>
       </w:r>
       <w:r>
         <w:br/>
@@ -16334,700 +16299,52 @@
         <w:rPr>
           <w:rStyle w:val="FunctionTok"/>
         </w:rPr>
-        <w:t xml:space="preserve">language</w:t>
-      </w:r>
-      <w:r>
-        <w:rPr>
-          <w:rStyle w:val="KeywordTok"/>
-        </w:rPr>
-        <w:t xml:space="preserve">:</w:t>
-      </w:r>
-      <w:r>
-        <w:rPr>
-          <w:rStyle w:val="AttributeTok"/>
-        </w:rPr>
-        <w:t xml:space="preserve"> fr</w:t>
+        <w:t xml:space="preserve">group_type_enum</w:t>
+      </w:r>
+      <w:r>
+        <w:rPr>
+          <w:rStyle w:val="KeywordTok"/>
+        </w:rPr>
+        <w:t xml:space="preserve">:</w:t>
+      </w:r>
+      <w:r>
+        <w:rPr>
+          <w:rStyle w:val="AttributeTok"/>
+        </w:rPr>
+        <w:t xml:space="preserve"> council_legislative</w:t>
       </w:r>
       <w:r>
         <w:br/>
       </w:r>
       <w:r>
         <w:rPr>
-          <w:rStyle w:val="KeywordTok"/>
-        </w:rPr>
-        <w:t xml:space="preserve">-</w:t>
-      </w:r>
-      <w:r>
-        <w:rPr>
-          <w:rStyle w:val="AttributeTok"/>
-        </w:rPr>
-        <w:t xml:space="preserve"> </w:t>
-      </w:r>
-      <w:r>
-        <w:rPr>
-          <w:rStyle w:val="FunctionTok"/>
-        </w:rPr>
-        <w:t xml:space="preserve">value</w:t>
-      </w:r>
-      <w:r>
-        <w:rPr>
-          <w:rStyle w:val="KeywordTok"/>
-        </w:rPr>
-        <w:t xml:space="preserve">:</w:t>
-      </w:r>
-      <w:r>
-        <w:rPr>
-          <w:rStyle w:val="AttributeTok"/>
-        </w:rPr>
-        <w:t xml:space="preserve"> Informazione e tutela dei consumatori</w:t>
+          <w:rStyle w:val="AttributeTok"/>
+        </w:rPr>
+        <w:t xml:space="preserve">  </w:t>
+      </w:r>
+      <w:r>
+        <w:rPr>
+          <w:rStyle w:val="FunctionTok"/>
+        </w:rPr>
+        <w:t xml:space="preserve">label</w:t>
+      </w:r>
+      <w:r>
+        <w:rPr>
+          <w:rStyle w:val="KeywordTok"/>
+        </w:rPr>
+        <w:t xml:space="preserve">:</w:t>
+      </w:r>
+      <w:r>
+        <w:rPr>
+          <w:rStyle w:val="AttributeTok"/>
+        </w:rPr>
+        <w:t xml:space="preserve"> Parlament (Legislativrat)</w:t>
       </w:r>
       <w:r>
         <w:br/>
       </w:r>
       <w:r>
         <w:rPr>
-          <w:rStyle w:val="AttributeTok"/>
-        </w:rPr>
-        <w:t xml:space="preserve">  </w:t>
-      </w:r>
-      <w:r>
-        <w:rPr>
-          <w:rStyle w:val="FunctionTok"/>
-        </w:rPr>
-        <w:t xml:space="preserve">language</w:t>
-      </w:r>
-      <w:r>
-        <w:rPr>
-          <w:rStyle w:val="KeywordTok"/>
-        </w:rPr>
-        <w:t xml:space="preserve">:</w:t>
-      </w:r>
-      <w:r>
-        <w:rPr>
-          <w:rStyle w:val="AttributeTok"/>
-        </w:rPr>
-        <w:t xml:space="preserve"> it</w:t>
-      </w:r>
-      <w:r>
-        <w:br/>
-      </w:r>
-      <w:r>
-        <w:rPr>
-          <w:rStyle w:val="FunctionTok"/>
-        </w:rPr>
-        <w:t xml:space="preserve">description</w:t>
-      </w:r>
-      <w:r>
-        <w:rPr>
-          <w:rStyle w:val="KeywordTok"/>
-        </w:rPr>
-        <w:t xml:space="preserve">:</w:t>
-      </w:r>
-      <w:r>
-        <w:br/>
-      </w:r>
-      <w:r>
-        <w:rPr>
-          <w:rStyle w:val="KeywordTok"/>
-        </w:rPr>
-        <w:t xml:space="preserve">-</w:t>
-      </w:r>
-      <w:r>
-        <w:rPr>
-          <w:rStyle w:val="AttributeTok"/>
-        </w:rPr>
-        <w:t xml:space="preserve"> </w:t>
-      </w:r>
-      <w:r>
-        <w:rPr>
-          <w:rStyle w:val="FunctionTok"/>
-        </w:rPr>
-        <w:t xml:space="preserve">value</w:t>
-      </w:r>
-      <w:r>
-        <w:rPr>
-          <w:rStyle w:val="KeywordTok"/>
-        </w:rPr>
-        <w:t xml:space="preserve">:</w:t>
-      </w:r>
-      <w:r>
-        <w:rPr>
-          <w:rStyle w:val="AttributeTok"/>
-        </w:rPr>
-        <w:t xml:space="preserve"> L'intergroupe parlementaire « Information et défense des consommateurs » réunit toutes les sensibilités</w:t>
-      </w:r>
-      <w:r>
-        <w:br/>
-      </w:r>
-      <w:r>
-        <w:rPr>
-          <w:rStyle w:val="AttributeTok"/>
-        </w:rPr>
-        <w:t xml:space="preserve">    politiques. Cet intergroupe a pour mission d'informer et de sensibiliser les élu·e·s aux questions</w:t>
-      </w:r>
-      <w:r>
-        <w:br/>
-      </w:r>
-      <w:r>
-        <w:rPr>
-          <w:rStyle w:val="AttributeTok"/>
-        </w:rPr>
-        <w:t xml:space="preserve">    relatives à la défense des consommateur·rice·s en Suisse.</w:t>
-      </w:r>
-      <w:r>
-        <w:br/>
-      </w:r>
-      <w:r>
-        <w:rPr>
-          <w:rStyle w:val="AttributeTok"/>
-        </w:rPr>
-        <w:t xml:space="preserve">  </w:t>
-      </w:r>
-      <w:r>
-        <w:rPr>
-          <w:rStyle w:val="FunctionTok"/>
-        </w:rPr>
-        <w:t xml:space="preserve">language</w:t>
-      </w:r>
-      <w:r>
-        <w:rPr>
-          <w:rStyle w:val="KeywordTok"/>
-        </w:rPr>
-        <w:t xml:space="preserve">:</w:t>
-      </w:r>
-      <w:r>
-        <w:rPr>
-          <w:rStyle w:val="AttributeTok"/>
-        </w:rPr>
-        <w:t xml:space="preserve"> fr</w:t>
-      </w:r>
-      <w:r>
-        <w:br/>
-      </w:r>
-      <w:r>
-        <w:rPr>
-          <w:rStyle w:val="FunctionTok"/>
-        </w:rPr>
-        <w:t xml:space="preserve">landing_page</w:t>
-      </w:r>
-      <w:r>
-        <w:rPr>
-          <w:rStyle w:val="KeywordTok"/>
-        </w:rPr>
-        <w:t xml:space="preserve">:</w:t>
-      </w:r>
-      <w:r>
-        <w:br/>
-      </w:r>
-      <w:r>
-        <w:rPr>
-          <w:rStyle w:val="KeywordTok"/>
-        </w:rPr>
-        <w:t xml:space="preserve">-</w:t>
-      </w:r>
-      <w:r>
-        <w:rPr>
-          <w:rStyle w:val="AttributeTok"/>
-        </w:rPr>
-        <w:t xml:space="preserve"> </w:t>
-      </w:r>
-      <w:r>
-        <w:rPr>
-          <w:rStyle w:val="FunctionTok"/>
-        </w:rPr>
-        <w:t xml:space="preserve">value</w:t>
-      </w:r>
-      <w:r>
-        <w:rPr>
-          <w:rStyle w:val="KeywordTok"/>
-        </w:rPr>
-        <w:t xml:space="preserve">:</w:t>
-      </w:r>
-      <w:r>
-        <w:rPr>
-          <w:rStyle w:val="AttributeTok"/>
-        </w:rPr>
-        <w:t xml:space="preserve"> https://www.parlament.ch/centers/documents/de/gruppen-der-bundesversammlung.pdf</w:t>
-      </w:r>
-      <w:r>
-        <w:br/>
-      </w:r>
-      <w:r>
-        <w:rPr>
-          <w:rStyle w:val="AttributeTok"/>
-        </w:rPr>
-        <w:t xml:space="preserve">  </w:t>
-      </w:r>
-      <w:r>
-        <w:rPr>
-          <w:rStyle w:val="FunctionTok"/>
-        </w:rPr>
-        <w:t xml:space="preserve">language</w:t>
-      </w:r>
-      <w:r>
-        <w:rPr>
-          <w:rStyle w:val="KeywordTok"/>
-        </w:rPr>
-        <w:t xml:space="preserve">:</w:t>
-      </w:r>
-      <w:r>
-        <w:rPr>
-          <w:rStyle w:val="AttributeTok"/>
-        </w:rPr>
-        <w:t xml:space="preserve"> de</w:t>
-      </w:r>
-      <w:r>
-        <w:br/>
-      </w:r>
-      <w:r>
-        <w:rPr>
-          <w:rStyle w:val="FunctionTok"/>
-        </w:rPr>
-        <w:t xml:space="preserve">contacts</w:t>
-      </w:r>
-      <w:r>
-        <w:rPr>
-          <w:rStyle w:val="KeywordTok"/>
-        </w:rPr>
-        <w:t xml:space="preserve">:</w:t>
-      </w:r>
-      <w:r>
-        <w:br/>
-      </w:r>
-      <w:r>
-        <w:rPr>
-          <w:rStyle w:val="KeywordTok"/>
-        </w:rPr>
-        <w:t xml:space="preserve">-</w:t>
-      </w:r>
-      <w:r>
-        <w:rPr>
-          <w:rStyle w:val="AttributeTok"/>
-        </w:rPr>
-        <w:t xml:space="preserve"> </w:t>
-      </w:r>
-      <w:r>
-        <w:rPr>
-          <w:rStyle w:val="FunctionTok"/>
-        </w:rPr>
-        <w:t xml:space="preserve">contact_type</w:t>
-      </w:r>
-      <w:r>
-        <w:rPr>
-          <w:rStyle w:val="KeywordTok"/>
-        </w:rPr>
-        <w:t xml:space="preserve">:</w:t>
-      </w:r>
-      <w:r>
-        <w:rPr>
-          <w:rStyle w:val="AttributeTok"/>
-        </w:rPr>
-        <w:t xml:space="preserve"> email</w:t>
-      </w:r>
-      <w:r>
-        <w:br/>
-      </w:r>
-      <w:r>
-        <w:rPr>
-          <w:rStyle w:val="AttributeTok"/>
-        </w:rPr>
-        <w:t xml:space="preserve">  </w:t>
-      </w:r>
-      <w:r>
-        <w:rPr>
-          <w:rStyle w:val="FunctionTok"/>
-        </w:rPr>
-        <w:t xml:space="preserve">value</w:t>
-      </w:r>
-      <w:r>
-        <w:rPr>
-          <w:rStyle w:val="KeywordTok"/>
-        </w:rPr>
-        <w:t xml:space="preserve">:</w:t>
-      </w:r>
-      <w:r>
-        <w:rPr>
-          <w:rStyle w:val="AttributeTok"/>
-        </w:rPr>
-        <w:t xml:space="preserve"> l.altwegg@frc.ch</w:t>
-      </w:r>
-      <w:r>
-        <w:br/>
-      </w:r>
-      <w:r>
-        <w:rPr>
-          <w:rStyle w:val="AttributeTok"/>
-        </w:rPr>
-        <w:t xml:space="preserve">  </w:t>
-      </w:r>
-      <w:r>
-        <w:rPr>
-          <w:rStyle w:val="FunctionTok"/>
-        </w:rPr>
-        <w:t xml:space="preserve">label</w:t>
-      </w:r>
-      <w:r>
-        <w:rPr>
-          <w:rStyle w:val="KeywordTok"/>
-        </w:rPr>
-        <w:t xml:space="preserve">:</w:t>
-      </w:r>
-      <w:r>
-        <w:rPr>
-          <w:rStyle w:val="AttributeTok"/>
-        </w:rPr>
-        <w:t xml:space="preserve"> Sekretariat</w:t>
-      </w:r>
-      <w:r>
-        <w:br/>
-      </w:r>
-      <w:r>
-        <w:rPr>
-          <w:rStyle w:val="KeywordTok"/>
-        </w:rPr>
-        <w:t xml:space="preserve">-</w:t>
-      </w:r>
-      <w:r>
-        <w:rPr>
-          <w:rStyle w:val="AttributeTok"/>
-        </w:rPr>
-        <w:t xml:space="preserve"> </w:t>
-      </w:r>
-      <w:r>
-        <w:rPr>
-          <w:rStyle w:val="FunctionTok"/>
-        </w:rPr>
-        <w:t xml:space="preserve">contact_type</w:t>
-      </w:r>
-      <w:r>
-        <w:rPr>
-          <w:rStyle w:val="KeywordTok"/>
-        </w:rPr>
-        <w:t xml:space="preserve">:</w:t>
-      </w:r>
-      <w:r>
-        <w:rPr>
-          <w:rStyle w:val="AttributeTok"/>
-        </w:rPr>
-        <w:t xml:space="preserve"> phone</w:t>
-      </w:r>
-      <w:r>
-        <w:br/>
-      </w:r>
-      <w:r>
-        <w:rPr>
-          <w:rStyle w:val="AttributeTok"/>
-        </w:rPr>
-        <w:t xml:space="preserve">  </w:t>
-      </w:r>
-      <w:r>
-        <w:rPr>
-          <w:rStyle w:val="FunctionTok"/>
-        </w:rPr>
-        <w:t xml:space="preserve">value</w:t>
-      </w:r>
-      <w:r>
-        <w:rPr>
-          <w:rStyle w:val="KeywordTok"/>
-        </w:rPr>
-        <w:t xml:space="preserve">:</w:t>
-      </w:r>
-      <w:r>
-        <w:rPr>
-          <w:rStyle w:val="AttributeTok"/>
-        </w:rPr>
-        <w:t xml:space="preserve"> +41 21 331 00 95</w:t>
-      </w:r>
-      <w:r>
-        <w:br/>
-      </w:r>
-      <w:r>
-        <w:rPr>
-          <w:rStyle w:val="AttributeTok"/>
-        </w:rPr>
-        <w:t xml:space="preserve">  </w:t>
-      </w:r>
-      <w:r>
-        <w:rPr>
-          <w:rStyle w:val="FunctionTok"/>
-        </w:rPr>
-        <w:t xml:space="preserve">label</w:t>
-      </w:r>
-      <w:r>
-        <w:rPr>
-          <w:rStyle w:val="KeywordTok"/>
-        </w:rPr>
-        <w:t xml:space="preserve">:</w:t>
-      </w:r>
-      <w:r>
-        <w:rPr>
-          <w:rStyle w:val="AttributeTok"/>
-        </w:rPr>
-        <w:t xml:space="preserve"> Sekretariat</w:t>
-      </w:r>
-      <w:r>
-        <w:br/>
-      </w:r>
-      <w:r>
-        <w:rPr>
-          <w:rStyle w:val="FunctionTok"/>
-        </w:rPr>
-        <w:t xml:space="preserve">addresses</w:t>
-      </w:r>
-      <w:r>
-        <w:rPr>
-          <w:rStyle w:val="KeywordTok"/>
-        </w:rPr>
-        <w:t xml:space="preserve">:</w:t>
-      </w:r>
-      <w:r>
-        <w:br/>
-      </w:r>
-      <w:r>
-        <w:rPr>
-          <w:rStyle w:val="KeywordTok"/>
-        </w:rPr>
-        <w:t xml:space="preserve">-</w:t>
-      </w:r>
-      <w:r>
-        <w:rPr>
-          <w:rStyle w:val="AttributeTok"/>
-        </w:rPr>
-        <w:t xml:space="preserve"> </w:t>
-      </w:r>
-      <w:r>
-        <w:rPr>
-          <w:rStyle w:val="FunctionTok"/>
-        </w:rPr>
-        <w:t xml:space="preserve">address_type</w:t>
-      </w:r>
-      <w:r>
-        <w:rPr>
-          <w:rStyle w:val="KeywordTok"/>
-        </w:rPr>
-        <w:t xml:space="preserve">:</w:t>
-      </w:r>
-      <w:r>
-        <w:rPr>
-          <w:rStyle w:val="AttributeTok"/>
-        </w:rPr>
-        <w:t xml:space="preserve"> businessAddress</w:t>
-      </w:r>
-      <w:r>
-        <w:br/>
-      </w:r>
-      <w:r>
-        <w:rPr>
-          <w:rStyle w:val="AttributeTok"/>
-        </w:rPr>
-        <w:t xml:space="preserve">  </w:t>
-      </w:r>
-      <w:r>
-        <w:rPr>
-          <w:rStyle w:val="FunctionTok"/>
-        </w:rPr>
-        <w:t xml:space="preserve">address_uri</w:t>
-      </w:r>
-      <w:r>
-        <w:rPr>
-          <w:rStyle w:val="KeywordTok"/>
-        </w:rPr>
-        <w:t xml:space="preserve">:</w:t>
-      </w:r>
-      <w:r>
-        <w:rPr>
-          <w:rStyle w:val="AttributeTok"/>
-        </w:rPr>
-        <w:t xml:space="preserve"> https://geo.ld.admin.ch/location/address/101009806</w:t>
-      </w:r>
-      <w:r>
-        <w:br/>
-      </w:r>
-      <w:r>
-        <w:rPr>
-          <w:rStyle w:val="AttributeTok"/>
-        </w:rPr>
-        <w:t xml:space="preserve">  </w:t>
-      </w:r>
-      <w:r>
-        <w:rPr>
-          <w:rStyle w:val="FunctionTok"/>
-        </w:rPr>
-        <w:t xml:space="preserve">street_address</w:t>
-      </w:r>
-      <w:r>
-        <w:rPr>
-          <w:rStyle w:val="KeywordTok"/>
-        </w:rPr>
-        <w:t xml:space="preserve">:</w:t>
-      </w:r>
-      <w:r>
-        <w:rPr>
-          <w:rStyle w:val="AttributeTok"/>
-        </w:rPr>
-        <w:t xml:space="preserve"> Fédération romande des consommateurs, Rue de Genève 17, case postale 585</w:t>
-      </w:r>
-      <w:r>
-        <w:br/>
-      </w:r>
-      <w:r>
-        <w:rPr>
-          <w:rStyle w:val="AttributeTok"/>
-        </w:rPr>
-        <w:t xml:space="preserve">  </w:t>
-      </w:r>
-      <w:r>
-        <w:rPr>
-          <w:rStyle w:val="FunctionTok"/>
-        </w:rPr>
-        <w:t xml:space="preserve">postal_code</w:t>
-      </w:r>
-      <w:r>
-        <w:rPr>
-          <w:rStyle w:val="KeywordTok"/>
-        </w:rPr>
-        <w:t xml:space="preserve">:</w:t>
-      </w:r>
-      <w:r>
-        <w:rPr>
-          <w:rStyle w:val="AttributeTok"/>
-        </w:rPr>
-        <w:t xml:space="preserve"> </w:t>
-      </w:r>
-      <w:r>
-        <w:rPr>
-          <w:rStyle w:val="StringTok"/>
-        </w:rPr>
-        <w:t xml:space="preserve">'1001'</w:t>
-      </w:r>
-      <w:r>
-        <w:br/>
-      </w:r>
-      <w:r>
-        <w:rPr>
-          <w:rStyle w:val="AttributeTok"/>
-        </w:rPr>
-        <w:t xml:space="preserve">  </w:t>
-      </w:r>
-      <w:r>
-        <w:rPr>
-          <w:rStyle w:val="FunctionTok"/>
-        </w:rPr>
-        <w:t xml:space="preserve">postal_locality</w:t>
-      </w:r>
-      <w:r>
-        <w:rPr>
-          <w:rStyle w:val="KeywordTok"/>
-        </w:rPr>
-        <w:t xml:space="preserve">:</w:t>
-      </w:r>
-      <w:r>
-        <w:rPr>
-          <w:rStyle w:val="AttributeTok"/>
-        </w:rPr>
-        <w:t xml:space="preserve"> Lausanne</w:t>
-      </w:r>
-      <w:r>
-        <w:br/>
-      </w:r>
-      <w:r>
-        <w:rPr>
-          <w:rStyle w:val="AttributeTok"/>
-        </w:rPr>
-        <w:t xml:space="preserve">  </w:t>
-      </w:r>
-      <w:r>
-        <w:rPr>
-          <w:rStyle w:val="FunctionTok"/>
-        </w:rPr>
-        <w:t xml:space="preserve">country</w:t>
-      </w:r>
-      <w:r>
-        <w:rPr>
-          <w:rStyle w:val="KeywordTok"/>
-        </w:rPr>
-        <w:t xml:space="preserve">:</w:t>
-      </w:r>
-      <w:r>
-        <w:rPr>
-          <w:rStyle w:val="AttributeTok"/>
-        </w:rPr>
-        <w:t xml:space="preserve"> CH</w:t>
-      </w:r>
-      <w:r>
-        <w:br/>
-      </w:r>
-      <w:r>
-        <w:rPr>
-          <w:rStyle w:val="FunctionTok"/>
-        </w:rPr>
-        <w:t xml:space="preserve">group_type</w:t>
-      </w:r>
-      <w:r>
-        <w:rPr>
-          <w:rStyle w:val="KeywordTok"/>
-        </w:rPr>
-        <w:t xml:space="preserve">:</w:t>
-      </w:r>
-      <w:r>
-        <w:br/>
-      </w:r>
-      <w:r>
-        <w:rPr>
-          <w:rStyle w:val="AttributeTok"/>
-        </w:rPr>
-        <w:t xml:space="preserve">  </w:t>
-      </w:r>
-      <w:r>
-        <w:rPr>
-          <w:rStyle w:val="FunctionTok"/>
-        </w:rPr>
-        <w:t xml:space="preserve">group_type_enum</w:t>
-      </w:r>
-      <w:r>
-        <w:rPr>
-          <w:rStyle w:val="KeywordTok"/>
-        </w:rPr>
-        <w:t xml:space="preserve">:</w:t>
-      </w:r>
-      <w:r>
-        <w:rPr>
-          <w:rStyle w:val="AttributeTok"/>
-        </w:rPr>
-        <w:t xml:space="preserve"> interest_group</w:t>
-      </w:r>
-      <w:r>
-        <w:br/>
-      </w:r>
-      <w:r>
-        <w:rPr>
-          <w:rStyle w:val="AttributeTok"/>
-        </w:rPr>
-        <w:t xml:space="preserve">  </w:t>
-      </w:r>
-      <w:r>
-        <w:rPr>
-          <w:rStyle w:val="FunctionTok"/>
-        </w:rPr>
-        <w:t xml:space="preserve">label</w:t>
-      </w:r>
-      <w:r>
-        <w:rPr>
-          <w:rStyle w:val="KeywordTok"/>
-        </w:rPr>
-        <w:t xml:space="preserve">:</w:t>
-      </w:r>
-      <w:r>
-        <w:rPr>
-          <w:rStyle w:val="AttributeTok"/>
-        </w:rPr>
-        <w:t xml:space="preserve"> Interessengruppe</w:t>
-      </w:r>
-      <w:r>
-        <w:br/>
-      </w:r>
-      <w:r>
-        <w:rPr>
           <w:rStyle w:val="FunctionTok"/>
         </w:rPr>
         <w:t xml:space="preserve">spatial</w:t>
@@ -17042,34 +16359,1300 @@
         <w:rPr>
           <w:rStyle w:val="AttributeTok"/>
         </w:rPr>
-        <w:t xml:space="preserve"> https://ld.admin.ch/country/CHE</w:t>
-      </w:r>
-      <w:r>
-        <w:br/>
-      </w:r>
-      <w:r>
-        <w:rPr>
-          <w:rStyle w:val="FunctionTok"/>
-        </w:rPr>
-        <w:t xml:space="preserve">valid_from</w:t>
-      </w:r>
-      <w:r>
-        <w:rPr>
-          <w:rStyle w:val="KeywordTok"/>
-        </w:rPr>
-        <w:t xml:space="preserve">:</w:t>
-      </w:r>
-      <w:r>
-        <w:rPr>
-          <w:rStyle w:val="AttributeTok"/>
-        </w:rPr>
-        <w:t xml:space="preserve"> 2012-01-01</w:t>
+        <w:t xml:space="preserve"> https://ld.admin.ch/municipality/3203</w:t>
       </w:r>
     </w:p>
     <w:bookmarkEnd w:id="134"/>
+    <w:bookmarkStart w:id="135" w:name="X8eae139f62ec8f997f99a0decbe20a9eb5da60f"/>
+    <w:p>
+      <w:pPr>
+        <w:pStyle w:val="berschrift4"/>
+      </w:pPr>
+      <w:r>
+        <w:t xml:space="preserve">Exemple : Commission avec abréviation usuelle</w:t>
+      </w:r>
+    </w:p>
+    <w:p>
+      <w:pPr>
+        <w:pStyle w:val="SourceCode"/>
+      </w:pPr>
+      <w:r>
+        <w:rPr>
+          <w:rStyle w:val="FunctionTok"/>
+        </w:rPr>
+        <w:t xml:space="preserve">local_id</w:t>
+      </w:r>
+      <w:r>
+        <w:rPr>
+          <w:rStyle w:val="KeywordTok"/>
+        </w:rPr>
+        <w:t xml:space="preserve">:</w:t>
+      </w:r>
+      <w:r>
+        <w:rPr>
+          <w:rStyle w:val="AttributeTok"/>
+        </w:rPr>
+        <w:t xml:space="preserve"> </w:t>
+      </w:r>
+      <w:r>
+        <w:rPr>
+          <w:rStyle w:val="DecValTok"/>
+        </w:rPr>
+        <w:t xml:space="preserve">3</w:t>
+      </w:r>
+      <w:r>
+        <w:br/>
+      </w:r>
+      <w:r>
+        <w:rPr>
+          <w:rStyle w:val="FunctionTok"/>
+        </w:rPr>
+        <w:t xml:space="preserve">global_uri</w:t>
+      </w:r>
+      <w:r>
+        <w:rPr>
+          <w:rStyle w:val="KeywordTok"/>
+        </w:rPr>
+        <w:t xml:space="preserve">:</w:t>
+      </w:r>
+      <w:r>
+        <w:rPr>
+          <w:rStyle w:val="AttributeTok"/>
+        </w:rPr>
+        <w:t xml:space="preserve"> https://api.openparldata.ch/v1/groups/3</w:t>
+      </w:r>
+      <w:r>
+        <w:br/>
+      </w:r>
+      <w:r>
+        <w:rPr>
+          <w:rStyle w:val="FunctionTok"/>
+        </w:rPr>
+        <w:t xml:space="preserve">label</w:t>
+      </w:r>
+      <w:r>
+        <w:rPr>
+          <w:rStyle w:val="KeywordTok"/>
+        </w:rPr>
+        <w:t xml:space="preserve">:</w:t>
+      </w:r>
+      <w:r>
+        <w:br/>
+      </w:r>
+      <w:r>
+        <w:rPr>
+          <w:rStyle w:val="KeywordTok"/>
+        </w:rPr>
+        <w:t xml:space="preserve">-</w:t>
+      </w:r>
+      <w:r>
+        <w:rPr>
+          <w:rStyle w:val="AttributeTok"/>
+        </w:rPr>
+        <w:t xml:space="preserve"> </w:t>
+      </w:r>
+      <w:r>
+        <w:rPr>
+          <w:rStyle w:val="FunctionTok"/>
+        </w:rPr>
+        <w:t xml:space="preserve">value</w:t>
+      </w:r>
+      <w:r>
+        <w:rPr>
+          <w:rStyle w:val="KeywordTok"/>
+        </w:rPr>
+        <w:t xml:space="preserve">:</w:t>
+      </w:r>
+      <w:r>
+        <w:rPr>
+          <w:rStyle w:val="AttributeTok"/>
+        </w:rPr>
+        <w:t xml:space="preserve"> Geschäftsprüfungskommission</w:t>
+      </w:r>
+      <w:r>
+        <w:br/>
+      </w:r>
+      <w:r>
+        <w:rPr>
+          <w:rStyle w:val="AttributeTok"/>
+        </w:rPr>
+        <w:t xml:space="preserve">  </w:t>
+      </w:r>
+      <w:r>
+        <w:rPr>
+          <w:rStyle w:val="FunctionTok"/>
+        </w:rPr>
+        <w:t xml:space="preserve">language</w:t>
+      </w:r>
+      <w:r>
+        <w:rPr>
+          <w:rStyle w:val="KeywordTok"/>
+        </w:rPr>
+        <w:t xml:space="preserve">:</w:t>
+      </w:r>
+      <w:r>
+        <w:rPr>
+          <w:rStyle w:val="AttributeTok"/>
+        </w:rPr>
+        <w:t xml:space="preserve"> de</w:t>
+      </w:r>
+      <w:r>
+        <w:br/>
+      </w:r>
+      <w:r>
+        <w:rPr>
+          <w:rStyle w:val="FunctionTok"/>
+        </w:rPr>
+        <w:t xml:space="preserve">abbreviation</w:t>
+      </w:r>
+      <w:r>
+        <w:rPr>
+          <w:rStyle w:val="KeywordTok"/>
+        </w:rPr>
+        <w:t xml:space="preserve">:</w:t>
+      </w:r>
+      <w:r>
+        <w:br/>
+      </w:r>
+      <w:r>
+        <w:rPr>
+          <w:rStyle w:val="KeywordTok"/>
+        </w:rPr>
+        <w:t xml:space="preserve">-</w:t>
+      </w:r>
+      <w:r>
+        <w:rPr>
+          <w:rStyle w:val="AttributeTok"/>
+        </w:rPr>
+        <w:t xml:space="preserve"> </w:t>
+      </w:r>
+      <w:r>
+        <w:rPr>
+          <w:rStyle w:val="FunctionTok"/>
+        </w:rPr>
+        <w:t xml:space="preserve">value</w:t>
+      </w:r>
+      <w:r>
+        <w:rPr>
+          <w:rStyle w:val="KeywordTok"/>
+        </w:rPr>
+        <w:t xml:space="preserve">:</w:t>
+      </w:r>
+      <w:r>
+        <w:rPr>
+          <w:rStyle w:val="AttributeTok"/>
+        </w:rPr>
+        <w:t xml:space="preserve"> GPK</w:t>
+      </w:r>
+      <w:r>
+        <w:br/>
+      </w:r>
+      <w:r>
+        <w:rPr>
+          <w:rStyle w:val="AttributeTok"/>
+        </w:rPr>
+        <w:t xml:space="preserve">  </w:t>
+      </w:r>
+      <w:r>
+        <w:rPr>
+          <w:rStyle w:val="FunctionTok"/>
+        </w:rPr>
+        <w:t xml:space="preserve">language</w:t>
+      </w:r>
+      <w:r>
+        <w:rPr>
+          <w:rStyle w:val="KeywordTok"/>
+        </w:rPr>
+        <w:t xml:space="preserve">:</w:t>
+      </w:r>
+      <w:r>
+        <w:rPr>
+          <w:rStyle w:val="AttributeTok"/>
+        </w:rPr>
+        <w:t xml:space="preserve"> de</w:t>
+      </w:r>
+      <w:r>
+        <w:br/>
+      </w:r>
+      <w:r>
+        <w:rPr>
+          <w:rStyle w:val="FunctionTok"/>
+        </w:rPr>
+        <w:t xml:space="preserve">landing_page</w:t>
+      </w:r>
+      <w:r>
+        <w:rPr>
+          <w:rStyle w:val="KeywordTok"/>
+        </w:rPr>
+        <w:t xml:space="preserve">:</w:t>
+      </w:r>
+      <w:r>
+        <w:br/>
+      </w:r>
+      <w:r>
+        <w:rPr>
+          <w:rStyle w:val="KeywordTok"/>
+        </w:rPr>
+        <w:t xml:space="preserve">-</w:t>
+      </w:r>
+      <w:r>
+        <w:rPr>
+          <w:rStyle w:val="AttributeTok"/>
+        </w:rPr>
+        <w:t xml:space="preserve"> </w:t>
+      </w:r>
+      <w:r>
+        <w:rPr>
+          <w:rStyle w:val="FunctionTok"/>
+        </w:rPr>
+        <w:t xml:space="preserve">value</w:t>
+      </w:r>
+      <w:r>
+        <w:rPr>
+          <w:rStyle w:val="KeywordTok"/>
+        </w:rPr>
+        <w:t xml:space="preserve">:</w:t>
+      </w:r>
+      <w:r>
+        <w:rPr>
+          <w:rStyle w:val="AttributeTok"/>
+        </w:rPr>
+        <w:t xml:space="preserve"> https://ar.ch/kantonsrat/kommissionen/staendige-kommissionen-des-kantonsrates/</w:t>
+      </w:r>
+      <w:r>
+        <w:br/>
+      </w:r>
+      <w:r>
+        <w:rPr>
+          <w:rStyle w:val="AttributeTok"/>
+        </w:rPr>
+        <w:t xml:space="preserve">  </w:t>
+      </w:r>
+      <w:r>
+        <w:rPr>
+          <w:rStyle w:val="FunctionTok"/>
+        </w:rPr>
+        <w:t xml:space="preserve">language</w:t>
+      </w:r>
+      <w:r>
+        <w:rPr>
+          <w:rStyle w:val="KeywordTok"/>
+        </w:rPr>
+        <w:t xml:space="preserve">:</w:t>
+      </w:r>
+      <w:r>
+        <w:rPr>
+          <w:rStyle w:val="AttributeTok"/>
+        </w:rPr>
+        <w:t xml:space="preserve"> de</w:t>
+      </w:r>
+      <w:r>
+        <w:br/>
+      </w:r>
+      <w:r>
+        <w:rPr>
+          <w:rStyle w:val="FunctionTok"/>
+        </w:rPr>
+        <w:t xml:space="preserve">group_type</w:t>
+      </w:r>
+      <w:r>
+        <w:rPr>
+          <w:rStyle w:val="KeywordTok"/>
+        </w:rPr>
+        <w:t xml:space="preserve">:</w:t>
+      </w:r>
+      <w:r>
+        <w:br/>
+      </w:r>
+      <w:r>
+        <w:rPr>
+          <w:rStyle w:val="AttributeTok"/>
+        </w:rPr>
+        <w:t xml:space="preserve">  </w:t>
+      </w:r>
+      <w:r>
+        <w:rPr>
+          <w:rStyle w:val="FunctionTok"/>
+        </w:rPr>
+        <w:t xml:space="preserve">group_type_enum</w:t>
+      </w:r>
+      <w:r>
+        <w:rPr>
+          <w:rStyle w:val="KeywordTok"/>
+        </w:rPr>
+        <w:t xml:space="preserve">:</w:t>
+      </w:r>
+      <w:r>
+        <w:rPr>
+          <w:rStyle w:val="AttributeTok"/>
+        </w:rPr>
+        <w:t xml:space="preserve"> committee_standing</w:t>
+      </w:r>
+      <w:r>
+        <w:br/>
+      </w:r>
+      <w:r>
+        <w:rPr>
+          <w:rStyle w:val="AttributeTok"/>
+        </w:rPr>
+        <w:t xml:space="preserve">  </w:t>
+      </w:r>
+      <w:r>
+        <w:rPr>
+          <w:rStyle w:val="FunctionTok"/>
+        </w:rPr>
+        <w:t xml:space="preserve">label</w:t>
+      </w:r>
+      <w:r>
+        <w:rPr>
+          <w:rStyle w:val="KeywordTok"/>
+        </w:rPr>
+        <w:t xml:space="preserve">:</w:t>
+      </w:r>
+      <w:r>
+        <w:rPr>
+          <w:rStyle w:val="AttributeTok"/>
+        </w:rPr>
+        <w:t xml:space="preserve"> Kommission</w:t>
+      </w:r>
+      <w:r>
+        <w:br/>
+      </w:r>
+      <w:r>
+        <w:rPr>
+          <w:rStyle w:val="FunctionTok"/>
+        </w:rPr>
+        <w:t xml:space="preserve">spatial</w:t>
+      </w:r>
+      <w:r>
+        <w:rPr>
+          <w:rStyle w:val="KeywordTok"/>
+        </w:rPr>
+        <w:t xml:space="preserve">:</w:t>
+      </w:r>
+      <w:r>
+        <w:rPr>
+          <w:rStyle w:val="AttributeTok"/>
+        </w:rPr>
+        <w:t xml:space="preserve"> https://ld.admin.ch/canton/15</w:t>
+      </w:r>
+    </w:p>
     <w:bookmarkEnd w:id="135"/>
+    <w:bookmarkStart w:id="136" w:name="X8272be6eef929239e68ca03b6a022d498f31be7"/>
+    <w:p>
+      <w:pPr>
+        <w:pStyle w:val="berschrift4"/>
+      </w:pPr>
+      <w:r>
+        <w:t xml:space="preserve">Exemple : Groupe d’intérêt avec nom trilingue et contact</w:t>
+      </w:r>
+    </w:p>
+    <w:p>
+      <w:pPr>
+        <w:pStyle w:val="SourceCode"/>
+      </w:pPr>
+      <w:r>
+        <w:rPr>
+          <w:rStyle w:val="FunctionTok"/>
+        </w:rPr>
+        <w:t xml:space="preserve">local_id</w:t>
+      </w:r>
+      <w:r>
+        <w:rPr>
+          <w:rStyle w:val="KeywordTok"/>
+        </w:rPr>
+        <w:t xml:space="preserve">:</w:t>
+      </w:r>
+      <w:r>
+        <w:rPr>
+          <w:rStyle w:val="AttributeTok"/>
+        </w:rPr>
+        <w:t xml:space="preserve"> </w:t>
+      </w:r>
+      <w:r>
+        <w:rPr>
+          <w:rStyle w:val="DecValTok"/>
+        </w:rPr>
+        <w:t xml:space="preserve">6627</w:t>
+      </w:r>
+      <w:r>
+        <w:br/>
+      </w:r>
+      <w:r>
+        <w:rPr>
+          <w:rStyle w:val="FunctionTok"/>
+        </w:rPr>
+        <w:t xml:space="preserve">global_uri</w:t>
+      </w:r>
+      <w:r>
+        <w:rPr>
+          <w:rStyle w:val="KeywordTok"/>
+        </w:rPr>
+        <w:t xml:space="preserve">:</w:t>
+      </w:r>
+      <w:r>
+        <w:rPr>
+          <w:rStyle w:val="AttributeTok"/>
+        </w:rPr>
+        <w:t xml:space="preserve"> https://www.parlament.ch/de/organe/gruppen/konsumenteninformation-und-schutz</w:t>
+      </w:r>
+      <w:r>
+        <w:br/>
+      </w:r>
+      <w:r>
+        <w:rPr>
+          <w:rStyle w:val="FunctionTok"/>
+        </w:rPr>
+        <w:t xml:space="preserve">label</w:t>
+      </w:r>
+      <w:r>
+        <w:rPr>
+          <w:rStyle w:val="KeywordTok"/>
+        </w:rPr>
+        <w:t xml:space="preserve">:</w:t>
+      </w:r>
+      <w:r>
+        <w:br/>
+      </w:r>
+      <w:r>
+        <w:rPr>
+          <w:rStyle w:val="KeywordTok"/>
+        </w:rPr>
+        <w:t xml:space="preserve">-</w:t>
+      </w:r>
+      <w:r>
+        <w:rPr>
+          <w:rStyle w:val="AttributeTok"/>
+        </w:rPr>
+        <w:t xml:space="preserve"> </w:t>
+      </w:r>
+      <w:r>
+        <w:rPr>
+          <w:rStyle w:val="FunctionTok"/>
+        </w:rPr>
+        <w:t xml:space="preserve">value</w:t>
+      </w:r>
+      <w:r>
+        <w:rPr>
+          <w:rStyle w:val="KeywordTok"/>
+        </w:rPr>
+        <w:t xml:space="preserve">:</w:t>
+      </w:r>
+      <w:r>
+        <w:rPr>
+          <w:rStyle w:val="AttributeTok"/>
+        </w:rPr>
+        <w:t xml:space="preserve"> Konsumenteninformation und -schutz</w:t>
+      </w:r>
+      <w:r>
+        <w:br/>
+      </w:r>
+      <w:r>
+        <w:rPr>
+          <w:rStyle w:val="AttributeTok"/>
+        </w:rPr>
+        <w:t xml:space="preserve">  </w:t>
+      </w:r>
+      <w:r>
+        <w:rPr>
+          <w:rStyle w:val="FunctionTok"/>
+        </w:rPr>
+        <w:t xml:space="preserve">language</w:t>
+      </w:r>
+      <w:r>
+        <w:rPr>
+          <w:rStyle w:val="KeywordTok"/>
+        </w:rPr>
+        <w:t xml:space="preserve">:</w:t>
+      </w:r>
+      <w:r>
+        <w:rPr>
+          <w:rStyle w:val="AttributeTok"/>
+        </w:rPr>
+        <w:t xml:space="preserve"> de</w:t>
+      </w:r>
+      <w:r>
+        <w:br/>
+      </w:r>
+      <w:r>
+        <w:rPr>
+          <w:rStyle w:val="KeywordTok"/>
+        </w:rPr>
+        <w:t xml:space="preserve">-</w:t>
+      </w:r>
+      <w:r>
+        <w:rPr>
+          <w:rStyle w:val="AttributeTok"/>
+        </w:rPr>
+        <w:t xml:space="preserve"> </w:t>
+      </w:r>
+      <w:r>
+        <w:rPr>
+          <w:rStyle w:val="FunctionTok"/>
+        </w:rPr>
+        <w:t xml:space="preserve">value</w:t>
+      </w:r>
+      <w:r>
+        <w:rPr>
+          <w:rStyle w:val="KeywordTok"/>
+        </w:rPr>
+        <w:t xml:space="preserve">:</w:t>
+      </w:r>
+      <w:r>
+        <w:rPr>
+          <w:rStyle w:val="AttributeTok"/>
+        </w:rPr>
+        <w:t xml:space="preserve"> Information et défense des consommateurs</w:t>
+      </w:r>
+      <w:r>
+        <w:br/>
+      </w:r>
+      <w:r>
+        <w:rPr>
+          <w:rStyle w:val="AttributeTok"/>
+        </w:rPr>
+        <w:t xml:space="preserve">  </w:t>
+      </w:r>
+      <w:r>
+        <w:rPr>
+          <w:rStyle w:val="FunctionTok"/>
+        </w:rPr>
+        <w:t xml:space="preserve">language</w:t>
+      </w:r>
+      <w:r>
+        <w:rPr>
+          <w:rStyle w:val="KeywordTok"/>
+        </w:rPr>
+        <w:t xml:space="preserve">:</w:t>
+      </w:r>
+      <w:r>
+        <w:rPr>
+          <w:rStyle w:val="AttributeTok"/>
+        </w:rPr>
+        <w:t xml:space="preserve"> fr</w:t>
+      </w:r>
+      <w:r>
+        <w:br/>
+      </w:r>
+      <w:r>
+        <w:rPr>
+          <w:rStyle w:val="KeywordTok"/>
+        </w:rPr>
+        <w:t xml:space="preserve">-</w:t>
+      </w:r>
+      <w:r>
+        <w:rPr>
+          <w:rStyle w:val="AttributeTok"/>
+        </w:rPr>
+        <w:t xml:space="preserve"> </w:t>
+      </w:r>
+      <w:r>
+        <w:rPr>
+          <w:rStyle w:val="FunctionTok"/>
+        </w:rPr>
+        <w:t xml:space="preserve">value</w:t>
+      </w:r>
+      <w:r>
+        <w:rPr>
+          <w:rStyle w:val="KeywordTok"/>
+        </w:rPr>
+        <w:t xml:space="preserve">:</w:t>
+      </w:r>
+      <w:r>
+        <w:rPr>
+          <w:rStyle w:val="AttributeTok"/>
+        </w:rPr>
+        <w:t xml:space="preserve"> Informazione e tutela dei consumatori</w:t>
+      </w:r>
+      <w:r>
+        <w:br/>
+      </w:r>
+      <w:r>
+        <w:rPr>
+          <w:rStyle w:val="AttributeTok"/>
+        </w:rPr>
+        <w:t xml:space="preserve">  </w:t>
+      </w:r>
+      <w:r>
+        <w:rPr>
+          <w:rStyle w:val="FunctionTok"/>
+        </w:rPr>
+        <w:t xml:space="preserve">language</w:t>
+      </w:r>
+      <w:r>
+        <w:rPr>
+          <w:rStyle w:val="KeywordTok"/>
+        </w:rPr>
+        <w:t xml:space="preserve">:</w:t>
+      </w:r>
+      <w:r>
+        <w:rPr>
+          <w:rStyle w:val="AttributeTok"/>
+        </w:rPr>
+        <w:t xml:space="preserve"> it</w:t>
+      </w:r>
+      <w:r>
+        <w:br/>
+      </w:r>
+      <w:r>
+        <w:rPr>
+          <w:rStyle w:val="FunctionTok"/>
+        </w:rPr>
+        <w:t xml:space="preserve">description</w:t>
+      </w:r>
+      <w:r>
+        <w:rPr>
+          <w:rStyle w:val="KeywordTok"/>
+        </w:rPr>
+        <w:t xml:space="preserve">:</w:t>
+      </w:r>
+      <w:r>
+        <w:br/>
+      </w:r>
+      <w:r>
+        <w:rPr>
+          <w:rStyle w:val="KeywordTok"/>
+        </w:rPr>
+        <w:t xml:space="preserve">-</w:t>
+      </w:r>
+      <w:r>
+        <w:rPr>
+          <w:rStyle w:val="AttributeTok"/>
+        </w:rPr>
+        <w:t xml:space="preserve"> </w:t>
+      </w:r>
+      <w:r>
+        <w:rPr>
+          <w:rStyle w:val="FunctionTok"/>
+        </w:rPr>
+        <w:t xml:space="preserve">value</w:t>
+      </w:r>
+      <w:r>
+        <w:rPr>
+          <w:rStyle w:val="KeywordTok"/>
+        </w:rPr>
+        <w:t xml:space="preserve">:</w:t>
+      </w:r>
+      <w:r>
+        <w:rPr>
+          <w:rStyle w:val="AttributeTok"/>
+        </w:rPr>
+        <w:t xml:space="preserve"> L'intergroupe parlementaire « Information et défense des consommateurs » réunit toutes les sensibilités</w:t>
+      </w:r>
+      <w:r>
+        <w:br/>
+      </w:r>
+      <w:r>
+        <w:rPr>
+          <w:rStyle w:val="AttributeTok"/>
+        </w:rPr>
+        <w:t xml:space="preserve">    politiques. Cet intergroupe a pour mission d'informer et de sensibiliser les élu·e·s aux questions</w:t>
+      </w:r>
+      <w:r>
+        <w:br/>
+      </w:r>
+      <w:r>
+        <w:rPr>
+          <w:rStyle w:val="AttributeTok"/>
+        </w:rPr>
+        <w:t xml:space="preserve">    relatives à la défense des consommateur·rice·s en Suisse.</w:t>
+      </w:r>
+      <w:r>
+        <w:br/>
+      </w:r>
+      <w:r>
+        <w:rPr>
+          <w:rStyle w:val="AttributeTok"/>
+        </w:rPr>
+        <w:t xml:space="preserve">  </w:t>
+      </w:r>
+      <w:r>
+        <w:rPr>
+          <w:rStyle w:val="FunctionTok"/>
+        </w:rPr>
+        <w:t xml:space="preserve">language</w:t>
+      </w:r>
+      <w:r>
+        <w:rPr>
+          <w:rStyle w:val="KeywordTok"/>
+        </w:rPr>
+        <w:t xml:space="preserve">:</w:t>
+      </w:r>
+      <w:r>
+        <w:rPr>
+          <w:rStyle w:val="AttributeTok"/>
+        </w:rPr>
+        <w:t xml:space="preserve"> fr</w:t>
+      </w:r>
+      <w:r>
+        <w:br/>
+      </w:r>
+      <w:r>
+        <w:rPr>
+          <w:rStyle w:val="FunctionTok"/>
+        </w:rPr>
+        <w:t xml:space="preserve">landing_page</w:t>
+      </w:r>
+      <w:r>
+        <w:rPr>
+          <w:rStyle w:val="KeywordTok"/>
+        </w:rPr>
+        <w:t xml:space="preserve">:</w:t>
+      </w:r>
+      <w:r>
+        <w:br/>
+      </w:r>
+      <w:r>
+        <w:rPr>
+          <w:rStyle w:val="KeywordTok"/>
+        </w:rPr>
+        <w:t xml:space="preserve">-</w:t>
+      </w:r>
+      <w:r>
+        <w:rPr>
+          <w:rStyle w:val="AttributeTok"/>
+        </w:rPr>
+        <w:t xml:space="preserve"> </w:t>
+      </w:r>
+      <w:r>
+        <w:rPr>
+          <w:rStyle w:val="FunctionTok"/>
+        </w:rPr>
+        <w:t xml:space="preserve">value</w:t>
+      </w:r>
+      <w:r>
+        <w:rPr>
+          <w:rStyle w:val="KeywordTok"/>
+        </w:rPr>
+        <w:t xml:space="preserve">:</w:t>
+      </w:r>
+      <w:r>
+        <w:rPr>
+          <w:rStyle w:val="AttributeTok"/>
+        </w:rPr>
+        <w:t xml:space="preserve"> https://www.parlament.ch/centers/documents/de/gruppen-der-bundesversammlung.pdf</w:t>
+      </w:r>
+      <w:r>
+        <w:br/>
+      </w:r>
+      <w:r>
+        <w:rPr>
+          <w:rStyle w:val="AttributeTok"/>
+        </w:rPr>
+        <w:t xml:space="preserve">  </w:t>
+      </w:r>
+      <w:r>
+        <w:rPr>
+          <w:rStyle w:val="FunctionTok"/>
+        </w:rPr>
+        <w:t xml:space="preserve">language</w:t>
+      </w:r>
+      <w:r>
+        <w:rPr>
+          <w:rStyle w:val="KeywordTok"/>
+        </w:rPr>
+        <w:t xml:space="preserve">:</w:t>
+      </w:r>
+      <w:r>
+        <w:rPr>
+          <w:rStyle w:val="AttributeTok"/>
+        </w:rPr>
+        <w:t xml:space="preserve"> de</w:t>
+      </w:r>
+      <w:r>
+        <w:br/>
+      </w:r>
+      <w:r>
+        <w:rPr>
+          <w:rStyle w:val="FunctionTok"/>
+        </w:rPr>
+        <w:t xml:space="preserve">contacts</w:t>
+      </w:r>
+      <w:r>
+        <w:rPr>
+          <w:rStyle w:val="KeywordTok"/>
+        </w:rPr>
+        <w:t xml:space="preserve">:</w:t>
+      </w:r>
+      <w:r>
+        <w:br/>
+      </w:r>
+      <w:r>
+        <w:rPr>
+          <w:rStyle w:val="KeywordTok"/>
+        </w:rPr>
+        <w:t xml:space="preserve">-</w:t>
+      </w:r>
+      <w:r>
+        <w:rPr>
+          <w:rStyle w:val="AttributeTok"/>
+        </w:rPr>
+        <w:t xml:space="preserve"> </w:t>
+      </w:r>
+      <w:r>
+        <w:rPr>
+          <w:rStyle w:val="FunctionTok"/>
+        </w:rPr>
+        <w:t xml:space="preserve">contact_type</w:t>
+      </w:r>
+      <w:r>
+        <w:rPr>
+          <w:rStyle w:val="KeywordTok"/>
+        </w:rPr>
+        <w:t xml:space="preserve">:</w:t>
+      </w:r>
+      <w:r>
+        <w:rPr>
+          <w:rStyle w:val="AttributeTok"/>
+        </w:rPr>
+        <w:t xml:space="preserve"> email</w:t>
+      </w:r>
+      <w:r>
+        <w:br/>
+      </w:r>
+      <w:r>
+        <w:rPr>
+          <w:rStyle w:val="AttributeTok"/>
+        </w:rPr>
+        <w:t xml:space="preserve">  </w:t>
+      </w:r>
+      <w:r>
+        <w:rPr>
+          <w:rStyle w:val="FunctionTok"/>
+        </w:rPr>
+        <w:t xml:space="preserve">value</w:t>
+      </w:r>
+      <w:r>
+        <w:rPr>
+          <w:rStyle w:val="KeywordTok"/>
+        </w:rPr>
+        <w:t xml:space="preserve">:</w:t>
+      </w:r>
+      <w:r>
+        <w:rPr>
+          <w:rStyle w:val="AttributeTok"/>
+        </w:rPr>
+        <w:t xml:space="preserve"> l.altwegg@frc.ch</w:t>
+      </w:r>
+      <w:r>
+        <w:br/>
+      </w:r>
+      <w:r>
+        <w:rPr>
+          <w:rStyle w:val="AttributeTok"/>
+        </w:rPr>
+        <w:t xml:space="preserve">  </w:t>
+      </w:r>
+      <w:r>
+        <w:rPr>
+          <w:rStyle w:val="FunctionTok"/>
+        </w:rPr>
+        <w:t xml:space="preserve">label</w:t>
+      </w:r>
+      <w:r>
+        <w:rPr>
+          <w:rStyle w:val="KeywordTok"/>
+        </w:rPr>
+        <w:t xml:space="preserve">:</w:t>
+      </w:r>
+      <w:r>
+        <w:rPr>
+          <w:rStyle w:val="AttributeTok"/>
+        </w:rPr>
+        <w:t xml:space="preserve"> Sekretariat</w:t>
+      </w:r>
+      <w:r>
+        <w:br/>
+      </w:r>
+      <w:r>
+        <w:rPr>
+          <w:rStyle w:val="KeywordTok"/>
+        </w:rPr>
+        <w:t xml:space="preserve">-</w:t>
+      </w:r>
+      <w:r>
+        <w:rPr>
+          <w:rStyle w:val="AttributeTok"/>
+        </w:rPr>
+        <w:t xml:space="preserve"> </w:t>
+      </w:r>
+      <w:r>
+        <w:rPr>
+          <w:rStyle w:val="FunctionTok"/>
+        </w:rPr>
+        <w:t xml:space="preserve">contact_type</w:t>
+      </w:r>
+      <w:r>
+        <w:rPr>
+          <w:rStyle w:val="KeywordTok"/>
+        </w:rPr>
+        <w:t xml:space="preserve">:</w:t>
+      </w:r>
+      <w:r>
+        <w:rPr>
+          <w:rStyle w:val="AttributeTok"/>
+        </w:rPr>
+        <w:t xml:space="preserve"> phone</w:t>
+      </w:r>
+      <w:r>
+        <w:br/>
+      </w:r>
+      <w:r>
+        <w:rPr>
+          <w:rStyle w:val="AttributeTok"/>
+        </w:rPr>
+        <w:t xml:space="preserve">  </w:t>
+      </w:r>
+      <w:r>
+        <w:rPr>
+          <w:rStyle w:val="FunctionTok"/>
+        </w:rPr>
+        <w:t xml:space="preserve">value</w:t>
+      </w:r>
+      <w:r>
+        <w:rPr>
+          <w:rStyle w:val="KeywordTok"/>
+        </w:rPr>
+        <w:t xml:space="preserve">:</w:t>
+      </w:r>
+      <w:r>
+        <w:rPr>
+          <w:rStyle w:val="AttributeTok"/>
+        </w:rPr>
+        <w:t xml:space="preserve"> +41 21 331 00 95</w:t>
+      </w:r>
+      <w:r>
+        <w:br/>
+      </w:r>
+      <w:r>
+        <w:rPr>
+          <w:rStyle w:val="AttributeTok"/>
+        </w:rPr>
+        <w:t xml:space="preserve">  </w:t>
+      </w:r>
+      <w:r>
+        <w:rPr>
+          <w:rStyle w:val="FunctionTok"/>
+        </w:rPr>
+        <w:t xml:space="preserve">label</w:t>
+      </w:r>
+      <w:r>
+        <w:rPr>
+          <w:rStyle w:val="KeywordTok"/>
+        </w:rPr>
+        <w:t xml:space="preserve">:</w:t>
+      </w:r>
+      <w:r>
+        <w:rPr>
+          <w:rStyle w:val="AttributeTok"/>
+        </w:rPr>
+        <w:t xml:space="preserve"> Sekretariat</w:t>
+      </w:r>
+      <w:r>
+        <w:br/>
+      </w:r>
+      <w:r>
+        <w:rPr>
+          <w:rStyle w:val="FunctionTok"/>
+        </w:rPr>
+        <w:t xml:space="preserve">addresses</w:t>
+      </w:r>
+      <w:r>
+        <w:rPr>
+          <w:rStyle w:val="KeywordTok"/>
+        </w:rPr>
+        <w:t xml:space="preserve">:</w:t>
+      </w:r>
+      <w:r>
+        <w:br/>
+      </w:r>
+      <w:r>
+        <w:rPr>
+          <w:rStyle w:val="KeywordTok"/>
+        </w:rPr>
+        <w:t xml:space="preserve">-</w:t>
+      </w:r>
+      <w:r>
+        <w:rPr>
+          <w:rStyle w:val="AttributeTok"/>
+        </w:rPr>
+        <w:t xml:space="preserve"> </w:t>
+      </w:r>
+      <w:r>
+        <w:rPr>
+          <w:rStyle w:val="FunctionTok"/>
+        </w:rPr>
+        <w:t xml:space="preserve">address_type</w:t>
+      </w:r>
+      <w:r>
+        <w:rPr>
+          <w:rStyle w:val="KeywordTok"/>
+        </w:rPr>
+        <w:t xml:space="preserve">:</w:t>
+      </w:r>
+      <w:r>
+        <w:rPr>
+          <w:rStyle w:val="AttributeTok"/>
+        </w:rPr>
+        <w:t xml:space="preserve"> businessAddress</w:t>
+      </w:r>
+      <w:r>
+        <w:br/>
+      </w:r>
+      <w:r>
+        <w:rPr>
+          <w:rStyle w:val="AttributeTok"/>
+        </w:rPr>
+        <w:t xml:space="preserve">  </w:t>
+      </w:r>
+      <w:r>
+        <w:rPr>
+          <w:rStyle w:val="FunctionTok"/>
+        </w:rPr>
+        <w:t xml:space="preserve">address_uri</w:t>
+      </w:r>
+      <w:r>
+        <w:rPr>
+          <w:rStyle w:val="KeywordTok"/>
+        </w:rPr>
+        <w:t xml:space="preserve">:</w:t>
+      </w:r>
+      <w:r>
+        <w:rPr>
+          <w:rStyle w:val="AttributeTok"/>
+        </w:rPr>
+        <w:t xml:space="preserve"> https://geo.ld.admin.ch/location/address/101009806</w:t>
+      </w:r>
+      <w:r>
+        <w:br/>
+      </w:r>
+      <w:r>
+        <w:rPr>
+          <w:rStyle w:val="AttributeTok"/>
+        </w:rPr>
+        <w:t xml:space="preserve">  </w:t>
+      </w:r>
+      <w:r>
+        <w:rPr>
+          <w:rStyle w:val="FunctionTok"/>
+        </w:rPr>
+        <w:t xml:space="preserve">street_address</w:t>
+      </w:r>
+      <w:r>
+        <w:rPr>
+          <w:rStyle w:val="KeywordTok"/>
+        </w:rPr>
+        <w:t xml:space="preserve">:</w:t>
+      </w:r>
+      <w:r>
+        <w:rPr>
+          <w:rStyle w:val="AttributeTok"/>
+        </w:rPr>
+        <w:t xml:space="preserve"> Fédération romande des consommateurs, Rue de Genève 17, case postale 585</w:t>
+      </w:r>
+      <w:r>
+        <w:br/>
+      </w:r>
+      <w:r>
+        <w:rPr>
+          <w:rStyle w:val="AttributeTok"/>
+        </w:rPr>
+        <w:t xml:space="preserve">  </w:t>
+      </w:r>
+      <w:r>
+        <w:rPr>
+          <w:rStyle w:val="FunctionTok"/>
+        </w:rPr>
+        <w:t xml:space="preserve">postal_code</w:t>
+      </w:r>
+      <w:r>
+        <w:rPr>
+          <w:rStyle w:val="KeywordTok"/>
+        </w:rPr>
+        <w:t xml:space="preserve">:</w:t>
+      </w:r>
+      <w:r>
+        <w:rPr>
+          <w:rStyle w:val="AttributeTok"/>
+        </w:rPr>
+        <w:t xml:space="preserve"> </w:t>
+      </w:r>
+      <w:r>
+        <w:rPr>
+          <w:rStyle w:val="StringTok"/>
+        </w:rPr>
+        <w:t xml:space="preserve">'1001'</w:t>
+      </w:r>
+      <w:r>
+        <w:br/>
+      </w:r>
+      <w:r>
+        <w:rPr>
+          <w:rStyle w:val="AttributeTok"/>
+        </w:rPr>
+        <w:t xml:space="preserve">  </w:t>
+      </w:r>
+      <w:r>
+        <w:rPr>
+          <w:rStyle w:val="FunctionTok"/>
+        </w:rPr>
+        <w:t xml:space="preserve">postal_locality</w:t>
+      </w:r>
+      <w:r>
+        <w:rPr>
+          <w:rStyle w:val="KeywordTok"/>
+        </w:rPr>
+        <w:t xml:space="preserve">:</w:t>
+      </w:r>
+      <w:r>
+        <w:rPr>
+          <w:rStyle w:val="AttributeTok"/>
+        </w:rPr>
+        <w:t xml:space="preserve"> Lausanne</w:t>
+      </w:r>
+      <w:r>
+        <w:br/>
+      </w:r>
+      <w:r>
+        <w:rPr>
+          <w:rStyle w:val="AttributeTok"/>
+        </w:rPr>
+        <w:t xml:space="preserve">  </w:t>
+      </w:r>
+      <w:r>
+        <w:rPr>
+          <w:rStyle w:val="FunctionTok"/>
+        </w:rPr>
+        <w:t xml:space="preserve">country</w:t>
+      </w:r>
+      <w:r>
+        <w:rPr>
+          <w:rStyle w:val="KeywordTok"/>
+        </w:rPr>
+        <w:t xml:space="preserve">:</w:t>
+      </w:r>
+      <w:r>
+        <w:rPr>
+          <w:rStyle w:val="AttributeTok"/>
+        </w:rPr>
+        <w:t xml:space="preserve"> CH</w:t>
+      </w:r>
+      <w:r>
+        <w:br/>
+      </w:r>
+      <w:r>
+        <w:rPr>
+          <w:rStyle w:val="FunctionTok"/>
+        </w:rPr>
+        <w:t xml:space="preserve">group_type</w:t>
+      </w:r>
+      <w:r>
+        <w:rPr>
+          <w:rStyle w:val="KeywordTok"/>
+        </w:rPr>
+        <w:t xml:space="preserve">:</w:t>
+      </w:r>
+      <w:r>
+        <w:br/>
+      </w:r>
+      <w:r>
+        <w:rPr>
+          <w:rStyle w:val="AttributeTok"/>
+        </w:rPr>
+        <w:t xml:space="preserve">  </w:t>
+      </w:r>
+      <w:r>
+        <w:rPr>
+          <w:rStyle w:val="FunctionTok"/>
+        </w:rPr>
+        <w:t xml:space="preserve">group_type_enum</w:t>
+      </w:r>
+      <w:r>
+        <w:rPr>
+          <w:rStyle w:val="KeywordTok"/>
+        </w:rPr>
+        <w:t xml:space="preserve">:</w:t>
+      </w:r>
+      <w:r>
+        <w:rPr>
+          <w:rStyle w:val="AttributeTok"/>
+        </w:rPr>
+        <w:t xml:space="preserve"> interest_group</w:t>
+      </w:r>
+      <w:r>
+        <w:br/>
+      </w:r>
+      <w:r>
+        <w:rPr>
+          <w:rStyle w:val="AttributeTok"/>
+        </w:rPr>
+        <w:t xml:space="preserve">  </w:t>
+      </w:r>
+      <w:r>
+        <w:rPr>
+          <w:rStyle w:val="FunctionTok"/>
+        </w:rPr>
+        <w:t xml:space="preserve">label</w:t>
+      </w:r>
+      <w:r>
+        <w:rPr>
+          <w:rStyle w:val="KeywordTok"/>
+        </w:rPr>
+        <w:t xml:space="preserve">:</w:t>
+      </w:r>
+      <w:r>
+        <w:rPr>
+          <w:rStyle w:val="AttributeTok"/>
+        </w:rPr>
+        <w:t xml:space="preserve"> Interessengruppe</w:t>
+      </w:r>
+      <w:r>
+        <w:br/>
+      </w:r>
+      <w:r>
+        <w:rPr>
+          <w:rStyle w:val="FunctionTok"/>
+        </w:rPr>
+        <w:t xml:space="preserve">spatial</w:t>
+      </w:r>
+      <w:r>
+        <w:rPr>
+          <w:rStyle w:val="KeywordTok"/>
+        </w:rPr>
+        <w:t xml:space="preserve">:</w:t>
+      </w:r>
+      <w:r>
+        <w:rPr>
+          <w:rStyle w:val="AttributeTok"/>
+        </w:rPr>
+        <w:t xml:space="preserve"> https://ld.admin.ch/country/CHE</w:t>
+      </w:r>
+      <w:r>
+        <w:br/>
+      </w:r>
+      <w:r>
+        <w:rPr>
+          <w:rStyle w:val="FunctionTok"/>
+        </w:rPr>
+        <w:t xml:space="preserve">valid_from</w:t>
+      </w:r>
+      <w:r>
+        <w:rPr>
+          <w:rStyle w:val="KeywordTok"/>
+        </w:rPr>
+        <w:t xml:space="preserve">:</w:t>
+      </w:r>
+      <w:r>
+        <w:rPr>
+          <w:rStyle w:val="AttributeTok"/>
+        </w:rPr>
+        <w:t xml:space="preserve"> 2012-01-01</w:t>
+      </w:r>
+    </w:p>
     <w:bookmarkEnd w:id="136"/>
-    <w:bookmarkStart w:id="139" w:name="classe-grouptype"/>
+    <w:bookmarkEnd w:id="137"/>
+    <w:bookmarkEnd w:id="138"/>
+    <w:bookmarkStart w:id="141" w:name="classe-grouptype"/>
     <w:p>
       <w:pPr>
         <w:pStyle w:val="berschrift2"/>
@@ -17098,7 +17681,7 @@
         <w:t xml:space="preserve">__</w:t>
       </w:r>
     </w:p>
-    <w:bookmarkStart w:id="137" w:name="attributs-8"/>
+    <w:bookmarkStart w:id="139" w:name="attributs-8"/>
     <w:p>
       <w:pPr>
         <w:pStyle w:val="berschrift3"/>
@@ -17262,8 +17845,8 @@
         </w:tc>
       </w:tr>
     </w:tbl>
-    <w:bookmarkEnd w:id="137"/>
-    <w:bookmarkStart w:id="138" w:name="utilisations-8"/>
+    <w:bookmarkEnd w:id="139"/>
+    <w:bookmarkStart w:id="140" w:name="utilisations-8"/>
     <w:p>
       <w:pPr>
         <w:pStyle w:val="berschrift3"/>
@@ -17404,9 +17987,9 @@
         </w:tc>
       </w:tr>
     </w:tbl>
-    <w:bookmarkEnd w:id="138"/>
-    <w:bookmarkEnd w:id="139"/>
-    <w:bookmarkStart w:id="165" w:name="enum-grouptypeenum"/>
+    <w:bookmarkEnd w:id="140"/>
+    <w:bookmarkEnd w:id="141"/>
+    <w:bookmarkStart w:id="167" w:name="enum-grouptypeenum"/>
     <w:p>
       <w:pPr>
         <w:pStyle w:val="berschrift2"/>
@@ -17445,7 +18028,7 @@
       <w:r>
         <w:t xml:space="preserve"> </w:t>
       </w:r>
-      <w:hyperlink ns1:id="rId140">
+      <w:hyperlink ns1:id="rId142">
         <w:r>
           <w:rPr>
             <w:rStyle w:val="Hyperlink"/>
@@ -17454,7 +18037,7 @@
         </w:r>
       </w:hyperlink>
     </w:p>
-    <w:bookmarkStart w:id="164" w:name="valeurs-admissibles-3"/>
+    <w:bookmarkStart w:id="166" w:name="valeurs-admissibles-3"/>
     <w:p>
       <w:pPr>
         <w:pStyle w:val="berschrift3"/>
@@ -17544,7 +18127,7 @@
             <w:pPr>
               <w:pStyle w:val="Compact"/>
             </w:pPr>
-            <w:hyperlink ns1:id="rId141">
+            <w:hyperlink ns1:id="rId143">
               <w:r>
                 <w:rPr>
                   <w:rStyle w:val="Hyperlink"/>
@@ -17598,7 +18181,7 @@
             <w:pPr>
               <w:pStyle w:val="Compact"/>
             </w:pPr>
-            <w:hyperlink ns1:id="rId142">
+            <w:hyperlink ns1:id="rId144">
               <w:r>
                 <w:rPr>
                   <w:rStyle w:val="Hyperlink"/>
@@ -17652,7 +18235,7 @@
             <w:pPr>
               <w:pStyle w:val="Compact"/>
             </w:pPr>
-            <w:hyperlink ns1:id="rId143">
+            <w:hyperlink ns1:id="rId145">
               <w:r>
                 <w:rPr>
                   <w:rStyle w:val="Hyperlink"/>
@@ -17706,7 +18289,7 @@
             <w:pPr>
               <w:pStyle w:val="Compact"/>
             </w:pPr>
-            <w:hyperlink ns1:id="rId144">
+            <w:hyperlink ns1:id="rId146">
               <w:r>
                 <w:rPr>
                   <w:rStyle w:val="Hyperlink"/>
@@ -17760,7 +18343,7 @@
             <w:pPr>
               <w:pStyle w:val="Compact"/>
             </w:pPr>
-            <w:hyperlink ns1:id="rId145">
+            <w:hyperlink ns1:id="rId147">
               <w:r>
                 <w:rPr>
                   <w:rStyle w:val="Hyperlink"/>
@@ -17814,7 +18397,7 @@
             <w:pPr>
               <w:pStyle w:val="Compact"/>
             </w:pPr>
-            <w:hyperlink ns1:id="rId146">
+            <w:hyperlink ns1:id="rId148">
               <w:r>
                 <w:rPr>
                   <w:rStyle w:val="Hyperlink"/>
@@ -17868,7 +18451,7 @@
             <w:pPr>
               <w:pStyle w:val="Compact"/>
             </w:pPr>
-            <w:hyperlink ns1:id="rId147">
+            <w:hyperlink ns1:id="rId149">
               <w:r>
                 <w:rPr>
                   <w:rStyle w:val="Hyperlink"/>
@@ -17922,7 +18505,7 @@
             <w:pPr>
               <w:pStyle w:val="Compact"/>
             </w:pPr>
-            <w:hyperlink ns1:id="rId148">
+            <w:hyperlink ns1:id="rId150">
               <w:r>
                 <w:rPr>
                   <w:rStyle w:val="Hyperlink"/>
@@ -17976,7 +18559,7 @@
             <w:pPr>
               <w:pStyle w:val="Compact"/>
             </w:pPr>
-            <w:hyperlink ns1:id="rId149">
+            <w:hyperlink ns1:id="rId151">
               <w:r>
                 <w:rPr>
                   <w:rStyle w:val="Hyperlink"/>
@@ -18030,7 +18613,7 @@
             <w:pPr>
               <w:pStyle w:val="Compact"/>
             </w:pPr>
-            <w:hyperlink ns1:id="rId150">
+            <w:hyperlink ns1:id="rId152">
               <w:r>
                 <w:rPr>
                   <w:rStyle w:val="Hyperlink"/>
@@ -18084,7 +18667,7 @@
             <w:pPr>
               <w:pStyle w:val="Compact"/>
             </w:pPr>
-            <w:hyperlink ns1:id="rId151">
+            <w:hyperlink ns1:id="rId153">
               <w:r>
                 <w:rPr>
                   <w:rStyle w:val="Hyperlink"/>
@@ -18138,7 +18721,7 @@
             <w:pPr>
               <w:pStyle w:val="Compact"/>
             </w:pPr>
-            <w:hyperlink ns1:id="rId152">
+            <w:hyperlink ns1:id="rId154">
               <w:r>
                 <w:rPr>
                   <w:rStyle w:val="Hyperlink"/>
@@ -18192,7 +18775,7 @@
             <w:pPr>
               <w:pStyle w:val="Compact"/>
             </w:pPr>
-            <w:hyperlink ns1:id="rId153">
+            <w:hyperlink ns1:id="rId155">
               <w:r>
                 <w:rPr>
                   <w:rStyle w:val="Hyperlink"/>
@@ -18246,7 +18829,7 @@
             <w:pPr>
               <w:pStyle w:val="Compact"/>
             </w:pPr>
-            <w:hyperlink ns1:id="rId154">
+            <w:hyperlink ns1:id="rId156">
               <w:r>
                 <w:rPr>
                   <w:rStyle w:val="Hyperlink"/>
@@ -18300,7 +18883,7 @@
             <w:pPr>
               <w:pStyle w:val="Compact"/>
             </w:pPr>
-            <w:hyperlink ns1:id="rId155">
+            <w:hyperlink ns1:id="rId157">
               <w:r>
                 <w:rPr>
                   <w:rStyle w:val="Hyperlink"/>
@@ -18354,7 +18937,7 @@
             <w:pPr>
               <w:pStyle w:val="Compact"/>
             </w:pPr>
-            <w:hyperlink ns1:id="rId156">
+            <w:hyperlink ns1:id="rId158">
               <w:r>
                 <w:rPr>
                   <w:rStyle w:val="Hyperlink"/>
@@ -18408,7 +18991,7 @@
             <w:pPr>
               <w:pStyle w:val="Compact"/>
             </w:pPr>
-            <w:hyperlink ns1:id="rId157">
+            <w:hyperlink ns1:id="rId159">
               <w:r>
                 <w:rPr>
                   <w:rStyle w:val="Hyperlink"/>
@@ -18462,7 +19045,7 @@
             <w:pPr>
               <w:pStyle w:val="Compact"/>
             </w:pPr>
-            <w:hyperlink ns1:id="rId158">
+            <w:hyperlink ns1:id="rId160">
               <w:r>
                 <w:rPr>
                   <w:rStyle w:val="Hyperlink"/>
@@ -18516,7 +19099,7 @@
             <w:pPr>
               <w:pStyle w:val="Compact"/>
             </w:pPr>
-            <w:hyperlink ns1:id="rId159">
+            <w:hyperlink ns1:id="rId161">
               <w:r>
                 <w:rPr>
                   <w:rStyle w:val="Hyperlink"/>
@@ -18570,7 +19153,7 @@
             <w:pPr>
               <w:pStyle w:val="Compact"/>
             </w:pPr>
-            <w:hyperlink ns1:id="rId160">
+            <w:hyperlink ns1:id="rId162">
               <w:r>
                 <w:rPr>
                   <w:rStyle w:val="Hyperlink"/>
@@ -18624,7 +19207,7 @@
             <w:pPr>
               <w:pStyle w:val="Compact"/>
             </w:pPr>
-            <w:hyperlink ns1:id="rId161">
+            <w:hyperlink ns1:id="rId163">
               <w:r>
                 <w:rPr>
                   <w:rStyle w:val="Hyperlink"/>
@@ -18678,7 +19261,7 @@
             <w:pPr>
               <w:pStyle w:val="Compact"/>
             </w:pPr>
-            <w:hyperlink ns1:id="rId162">
+            <w:hyperlink ns1:id="rId164">
               <w:r>
                 <w:rPr>
                   <w:rStyle w:val="Hyperlink"/>
@@ -18732,7 +19315,7 @@
             <w:pPr>
               <w:pStyle w:val="Compact"/>
             </w:pPr>
-            <w:hyperlink ns1:id="rId163">
+            <w:hyperlink ns1:id="rId165">
               <w:r>
                 <w:rPr>
                   <w:rStyle w:val="Hyperlink"/>
@@ -18744,15 +19327,15 @@
         </w:tc>
       </w:tr>
     </w:tbl>
-    <w:bookmarkEnd w:id="164"/>
+    <w:bookmarkEnd w:id="166"/>
     <w:p>
       <w:r>
         <w:br w:type="page"/>
       </w:r>
     </w:p>
-    <w:bookmarkEnd w:id="165"/>
-    <w:bookmarkEnd w:id="166"/>
-    <w:bookmarkStart w:id="181" w:name="affiliations-memberships"/>
+    <w:bookmarkEnd w:id="167"/>
+    <w:bookmarkEnd w:id="168"/>
+    <w:bookmarkStart w:id="183" w:name="affiliations-memberships"/>
     <w:p>
       <w:pPr>
         <w:pStyle w:val="berschrift1"/>
@@ -19194,7 +19777,7 @@
         <w:t xml:space="preserve">).</w:t>
       </w:r>
     </w:p>
-    <w:bookmarkStart w:id="169" w:name="classe-membership"/>
+    <w:bookmarkStart w:id="171" w:name="classe-membership"/>
     <w:p>
       <w:pPr>
         <w:pStyle w:val="berschrift2"/>
@@ -19223,7 +19806,7 @@
         <w:t xml:space="preserve">__</w:t>
       </w:r>
     </w:p>
-    <w:bookmarkStart w:id="167" w:name="attributs-9"/>
+    <w:bookmarkStart w:id="169" w:name="attributs-9"/>
     <w:p>
       <w:pPr>
         <w:pStyle w:val="berschrift3"/>
@@ -20240,8 +20823,8 @@
         </w:tc>
       </w:tr>
     </w:tbl>
-    <w:bookmarkEnd w:id="167"/>
-    <w:bookmarkStart w:id="168" w:name="utilisations-9"/>
+    <w:bookmarkEnd w:id="169"/>
+    <w:bookmarkStart w:id="170" w:name="utilisations-9"/>
     <w:p>
       <w:pPr>
         <w:pStyle w:val="berschrift3"/>
@@ -20382,9 +20965,9 @@
         </w:tc>
       </w:tr>
     </w:tbl>
-    <w:bookmarkEnd w:id="168"/>
-    <w:bookmarkEnd w:id="169"/>
-    <w:bookmarkStart w:id="174" w:name="classe-roletype"/>
+    <w:bookmarkEnd w:id="170"/>
+    <w:bookmarkEnd w:id="171"/>
+    <w:bookmarkStart w:id="176" w:name="classe-roletype"/>
     <w:p>
       <w:pPr>
         <w:pStyle w:val="berschrift2"/>
@@ -20493,7 +21076,7 @@
         <w:t xml:space="preserve">__</w:t>
       </w:r>
     </w:p>
-    <w:bookmarkStart w:id="171" w:name="attributs-10"/>
+    <w:bookmarkStart w:id="173" w:name="attributs-10"/>
     <w:p>
       <w:pPr>
         <w:pStyle w:val="berschrift3"/>
@@ -20672,7 +21255,7 @@
         </w:tc>
       </w:tr>
     </w:tbl>
-    <w:bookmarkStart w:id="170" w:name="contraintes-2"/>
+    <w:bookmarkStart w:id="172" w:name="contraintes-2"/>
     <w:p>
       <w:pPr>
         <w:pStyle w:val="berschrift5"/>
@@ -20723,9 +21306,9 @@
         </w:r>
       </w:hyperlink>
     </w:p>
-    <w:bookmarkEnd w:id="170"/>
-    <w:bookmarkEnd w:id="171"/>
-    <w:bookmarkStart w:id="173" w:name="utilisations-10"/>
+    <w:bookmarkEnd w:id="172"/>
+    <w:bookmarkEnd w:id="173"/>
+    <w:bookmarkStart w:id="175" w:name="utilisations-10"/>
     <w:p>
       <w:pPr>
         <w:pStyle w:val="berschrift3"/>
@@ -20866,7 +21449,7 @@
         </w:tc>
       </w:tr>
     </w:tbl>
-    <w:bookmarkStart w:id="172" w:name="règles"/>
+    <w:bookmarkStart w:id="174" w:name="règles"/>
     <w:p>
       <w:pPr>
         <w:pStyle w:val="berschrift5"/>
@@ -20887,10 +21470,10 @@
         <w:t xml:space="preserve">Si le type de rôle est « other », un libellé descriptif doit être fourni.</w:t>
       </w:r>
     </w:p>
-    <w:bookmarkEnd w:id="172"/>
-    <w:bookmarkEnd w:id="173"/>
     <w:bookmarkEnd w:id="174"/>
-    <w:bookmarkStart w:id="177" w:name="enum-roleenum"/>
+    <w:bookmarkEnd w:id="175"/>
+    <w:bookmarkEnd w:id="176"/>
+    <w:bookmarkStart w:id="179" w:name="enum-roleenum"/>
     <w:p>
       <w:pPr>
         <w:pStyle w:val="berschrift2"/>
@@ -20929,7 +21512,7 @@
       <w:r>
         <w:t xml:space="preserve"> </w:t>
       </w:r>
-      <w:hyperlink ns1:id="rId175">
+      <w:hyperlink ns1:id="rId177">
         <w:r>
           <w:rPr>
             <w:rStyle w:val="Hyperlink"/>
@@ -20938,7 +21521,7 @@
         </w:r>
       </w:hyperlink>
     </w:p>
-    <w:bookmarkStart w:id="176" w:name="valeurs-admissibles-4"/>
+    <w:bookmarkStart w:id="178" w:name="valeurs-admissibles-4"/>
     <w:p>
       <w:pPr>
         <w:pStyle w:val="berschrift3"/>
@@ -21090,9 +21673,9 @@
         </w:tc>
       </w:tr>
     </w:tbl>
-    <w:bookmarkEnd w:id="176"/>
-    <w:bookmarkEnd w:id="177"/>
-    <w:bookmarkStart w:id="180" w:name="classe-electoraldistrict"/>
+    <w:bookmarkEnd w:id="178"/>
+    <w:bookmarkEnd w:id="179"/>
+    <w:bookmarkStart w:id="182" w:name="classe-electoraldistrict"/>
     <w:p>
       <w:pPr>
         <w:pStyle w:val="berschrift2"/>
@@ -21121,7 +21704,7 @@
         <w:t xml:space="preserve">__</w:t>
       </w:r>
     </w:p>
-    <w:bookmarkStart w:id="178" w:name="attributs-11"/>
+    <w:bookmarkStart w:id="180" w:name="attributs-11"/>
     <w:p>
       <w:pPr>
         <w:pStyle w:val="berschrift3"/>
@@ -21440,8 +22023,8 @@
         </w:tc>
       </w:tr>
     </w:tbl>
-    <w:bookmarkEnd w:id="178"/>
-    <w:bookmarkStart w:id="179" w:name="utilisations-11"/>
+    <w:bookmarkEnd w:id="180"/>
+    <w:bookmarkStart w:id="181" w:name="utilisations-11"/>
     <w:p>
       <w:pPr>
         <w:pStyle w:val="berschrift3"/>
@@ -21582,15 +22165,15 @@
         </w:tc>
       </w:tr>
     </w:tbl>
-    <w:bookmarkEnd w:id="179"/>
+    <w:bookmarkEnd w:id="181"/>
     <w:p>
       <w:r>
         <w:br w:type="page"/>
       </w:r>
     </w:p>
-    <w:bookmarkEnd w:id="180"/>
-    <w:bookmarkEnd w:id="181"/>
-    <w:bookmarkStart w:id="246" w:name="liens-dintérêts-interest-links"/>
+    <w:bookmarkEnd w:id="182"/>
+    <w:bookmarkEnd w:id="183"/>
+    <w:bookmarkStart w:id="248" w:name="liens-dintérêts-interest-links"/>
     <w:p>
       <w:pPr>
         <w:pStyle w:val="berschrift1"/>
@@ -21609,7 +22192,7 @@
       <w:r>
         <w:t xml:space="preserve"> </w:t>
       </w:r>
-      <w:hyperlink ns1:id="rId182">
+      <w:hyperlink ns1:id="rId184">
         <w:r>
           <w:rPr>
             <w:rStyle w:val="Hyperlink"/>
@@ -21911,7 +22494,7 @@
         <w:t xml:space="preserve">outre l’organe et la fonction au sein de l’organisation, il est explicitement consigné si la position est rémunérée – un aspect central de la transparence.</w:t>
       </w:r>
     </w:p>
-    <w:bookmarkStart w:id="198" w:name="classe-interestlink"/>
+    <w:bookmarkStart w:id="200" w:name="classe-interestlink"/>
     <w:p>
       <w:pPr>
         <w:pStyle w:val="berschrift2"/>
@@ -21940,7 +22523,7 @@
         <w:t xml:space="preserve">__</w:t>
       </w:r>
     </w:p>
-    <w:bookmarkStart w:id="184" w:name="attributs-12"/>
+    <w:bookmarkStart w:id="186" w:name="attributs-12"/>
     <w:p>
       <w:pPr>
         <w:pStyle w:val="berschrift3"/>
@@ -23161,7 +23744,7 @@
         </w:tc>
       </w:tr>
     </w:tbl>
-    <w:bookmarkStart w:id="183" w:name="contraintes-3"/>
+    <w:bookmarkStart w:id="185" w:name="contraintes-3"/>
     <w:p>
       <w:pPr>
         <w:pStyle w:val="berschrift5"/>
@@ -23212,9 +23795,9 @@
         </w:r>
       </w:hyperlink>
     </w:p>
-    <w:bookmarkEnd w:id="183"/>
-    <w:bookmarkEnd w:id="184"/>
-    <w:bookmarkStart w:id="185" w:name="utilisations-12"/>
+    <w:bookmarkEnd w:id="185"/>
+    <w:bookmarkEnd w:id="186"/>
+    <w:bookmarkStart w:id="187" w:name="utilisations-12"/>
     <w:p>
       <w:pPr>
         <w:pStyle w:val="berschrift3"/>
@@ -23416,8 +23999,8 @@
         </w:tc>
       </w:tr>
     </w:tbl>
-    <w:bookmarkEnd w:id="185"/>
-    <w:bookmarkStart w:id="197" w:name="exemples-3"/>
+    <w:bookmarkEnd w:id="187"/>
+    <w:bookmarkStart w:id="199" w:name="exemples-3"/>
     <w:p>
       <w:pPr>
         <w:pStyle w:val="berschrift3"/>
@@ -23426,7 +24009,7 @@
         <w:t xml:space="preserve">Exemples</w:t>
       </w:r>
     </w:p>
-    <w:bookmarkStart w:id="186" w:name="exemple-interest-links-il-burkart-008"/>
+    <w:bookmarkStart w:id="188" w:name="exemple-interest-links-il-burkart-008"/>
     <w:p>
       <w:pPr>
         <w:pStyle w:val="berschrift4"/>
@@ -23692,8 +24275,8 @@
         <w:t xml:space="preserve">true</w:t>
       </w:r>
     </w:p>
-    <w:bookmarkEnd w:id="186"/>
-    <w:bookmarkStart w:id="187" w:name="exemple-interest-links-il-burkart-010"/>
+    <w:bookmarkEnd w:id="188"/>
+    <w:bookmarkStart w:id="189" w:name="exemple-interest-links-il-burkart-010"/>
     <w:p>
       <w:pPr>
         <w:pStyle w:val="berschrift4"/>
@@ -23953,8 +24536,8 @@
         <w:t xml:space="preserve">false</w:t>
       </w:r>
     </w:p>
-    <w:bookmarkEnd w:id="187"/>
-    <w:bookmarkStart w:id="188" w:name="exemple-interest-links-il-burkart-002"/>
+    <w:bookmarkEnd w:id="189"/>
+    <w:bookmarkStart w:id="190" w:name="exemple-interest-links-il-burkart-002"/>
     <w:p>
       <w:pPr>
         <w:pStyle w:val="berschrift4"/>
@@ -24220,8 +24803,8 @@
         <w:t xml:space="preserve">true</w:t>
       </w:r>
     </w:p>
-    <w:bookmarkEnd w:id="188"/>
-    <w:bookmarkStart w:id="189" w:name="exemple-interest-links-il-burkart-007"/>
+    <w:bookmarkEnd w:id="190"/>
+    <w:bookmarkStart w:id="191" w:name="exemple-interest-links-il-burkart-007"/>
     <w:p>
       <w:pPr>
         <w:pStyle w:val="berschrift4"/>
@@ -24508,8 +25091,8 @@
         <w:t xml:space="preserve">false</w:t>
       </w:r>
     </w:p>
-    <w:bookmarkEnd w:id="189"/>
-    <w:bookmarkStart w:id="190" w:name="exemple-interest-links-il-burkart-005"/>
+    <w:bookmarkEnd w:id="191"/>
+    <w:bookmarkStart w:id="192" w:name="exemple-interest-links-il-burkart-005"/>
     <w:p>
       <w:pPr>
         <w:pStyle w:val="berschrift4"/>
@@ -24769,8 +25352,8 @@
         <w:t xml:space="preserve">true</w:t>
       </w:r>
     </w:p>
-    <w:bookmarkEnd w:id="190"/>
-    <w:bookmarkStart w:id="191" w:name="exemple-interest-links-il-burkart-001"/>
+    <w:bookmarkEnd w:id="192"/>
+    <w:bookmarkStart w:id="193" w:name="exemple-interest-links-il-burkart-001"/>
     <w:p>
       <w:pPr>
         <w:pStyle w:val="berschrift4"/>
@@ -25036,8 +25619,8 @@
         <w:t xml:space="preserve">true</w:t>
       </w:r>
     </w:p>
-    <w:bookmarkEnd w:id="191"/>
-    <w:bookmarkStart w:id="192" w:name="exemple-interest-links-il-burkart-003"/>
+    <w:bookmarkEnd w:id="193"/>
+    <w:bookmarkStart w:id="194" w:name="exemple-interest-links-il-burkart-003"/>
     <w:p>
       <w:pPr>
         <w:pStyle w:val="berschrift4"/>
@@ -25303,8 +25886,8 @@
         <w:t xml:space="preserve">true</w:t>
       </w:r>
     </w:p>
-    <w:bookmarkEnd w:id="192"/>
-    <w:bookmarkStart w:id="193" w:name="exemple-interest-links-il-burkart-011"/>
+    <w:bookmarkEnd w:id="194"/>
+    <w:bookmarkStart w:id="195" w:name="exemple-interest-links-il-burkart-011"/>
     <w:p>
       <w:pPr>
         <w:pStyle w:val="berschrift4"/>
@@ -25564,8 +26147,8 @@
         <w:t xml:space="preserve">false</w:t>
       </w:r>
     </w:p>
-    <w:bookmarkEnd w:id="193"/>
-    <w:bookmarkStart w:id="194" w:name="exemple-interest-links-il-burkart-004"/>
+    <w:bookmarkEnd w:id="195"/>
+    <w:bookmarkStart w:id="196" w:name="exemple-interest-links-il-burkart-004"/>
     <w:p>
       <w:pPr>
         <w:pStyle w:val="berschrift4"/>
@@ -25831,8 +26414,8 @@
         <w:t xml:space="preserve">true</w:t>
       </w:r>
     </w:p>
-    <w:bookmarkEnd w:id="194"/>
-    <w:bookmarkStart w:id="195" w:name="exemple-interest-links-il-burkart-006"/>
+    <w:bookmarkEnd w:id="196"/>
+    <w:bookmarkStart w:id="197" w:name="exemple-interest-links-il-burkart-006"/>
     <w:p>
       <w:pPr>
         <w:pStyle w:val="berschrift4"/>
@@ -26092,8 +26675,8 @@
         <w:t xml:space="preserve">true</w:t>
       </w:r>
     </w:p>
-    <w:bookmarkEnd w:id="195"/>
-    <w:bookmarkStart w:id="196" w:name="exemple-interest-links-il-burkart-009"/>
+    <w:bookmarkEnd w:id="197"/>
+    <w:bookmarkStart w:id="198" w:name="exemple-interest-links-il-burkart-009"/>
     <w:p>
       <w:pPr>
         <w:pStyle w:val="berschrift4"/>
@@ -26353,10 +26936,10 @@
         <w:t xml:space="preserve">true</w:t>
       </w:r>
     </w:p>
-    <w:bookmarkEnd w:id="196"/>
-    <w:bookmarkEnd w:id="197"/>
     <w:bookmarkEnd w:id="198"/>
-    <w:bookmarkStart w:id="204" w:name="enum-interesttypeenum"/>
+    <w:bookmarkEnd w:id="199"/>
+    <w:bookmarkEnd w:id="200"/>
+    <w:bookmarkStart w:id="206" w:name="enum-interesttypeenum"/>
     <w:p>
       <w:pPr>
         <w:pStyle w:val="berschrift2"/>
@@ -26395,7 +26978,7 @@
       <w:r>
         <w:t xml:space="preserve"> </w:t>
       </w:r>
-      <w:hyperlink ns1:id="rId199">
+      <w:hyperlink ns1:id="rId201">
         <w:r>
           <w:rPr>
             <w:rStyle w:val="Hyperlink"/>
@@ -26404,7 +26987,7 @@
         </w:r>
       </w:hyperlink>
     </w:p>
-    <w:bookmarkStart w:id="203" w:name="valeurs-admissibles-5"/>
+    <w:bookmarkStart w:id="205" w:name="valeurs-admissibles-5"/>
     <w:p>
       <w:pPr>
         <w:pStyle w:val="berschrift3"/>
@@ -26494,7 +27077,7 @@
             <w:pPr>
               <w:pStyle w:val="Compact"/>
             </w:pPr>
-            <w:hyperlink ns1:id="rId200">
+            <w:hyperlink ns1:id="rId202">
               <w:r>
                 <w:rPr>
                   <w:rStyle w:val="Hyperlink"/>
@@ -26548,7 +27131,7 @@
             <w:pPr>
               <w:pStyle w:val="Compact"/>
             </w:pPr>
-            <w:hyperlink ns1:id="rId201">
+            <w:hyperlink ns1:id="rId203">
               <w:r>
                 <w:rPr>
                   <w:rStyle w:val="Hyperlink"/>
@@ -26602,7 +27185,7 @@
             <w:pPr>
               <w:pStyle w:val="Compact"/>
             </w:pPr>
-            <w:hyperlink ns1:id="rId202">
+            <w:hyperlink ns1:id="rId204">
               <w:r>
                 <w:rPr>
                   <w:rStyle w:val="Hyperlink"/>
@@ -26614,9 +27197,9 @@
         </w:tc>
       </w:tr>
     </w:tbl>
-    <w:bookmarkEnd w:id="203"/>
-    <w:bookmarkEnd w:id="204"/>
-    <w:bookmarkStart w:id="245" w:name="enum-legalformenum"/>
+    <w:bookmarkEnd w:id="205"/>
+    <w:bookmarkEnd w:id="206"/>
+    <w:bookmarkStart w:id="247" w:name="enum-legalformenum"/>
     <w:p>
       <w:pPr>
         <w:pStyle w:val="berschrift2"/>
@@ -26655,7 +27238,7 @@
       <w:r>
         <w:t xml:space="preserve"> </w:t>
       </w:r>
-      <w:hyperlink ns1:id="rId205">
+      <w:hyperlink ns1:id="rId207">
         <w:r>
           <w:rPr>
             <w:rStyle w:val="Hyperlink"/>
@@ -26664,7 +27247,7 @@
         </w:r>
       </w:hyperlink>
     </w:p>
-    <w:bookmarkStart w:id="244" w:name="valeurs-admissibles-6"/>
+    <w:bookmarkStart w:id="246" w:name="valeurs-admissibles-6"/>
     <w:p>
       <w:pPr>
         <w:pStyle w:val="berschrift3"/>
@@ -26754,7 +27337,7 @@
             <w:pPr>
               <w:pStyle w:val="Compact"/>
             </w:pPr>
-            <w:hyperlink ns1:id="rId206">
+            <w:hyperlink ns1:id="rId208">
               <w:r>
                 <w:rPr>
                   <w:rStyle w:val="Hyperlink"/>
@@ -26808,7 +27391,7 @@
             <w:pPr>
               <w:pStyle w:val="Compact"/>
             </w:pPr>
-            <w:hyperlink ns1:id="rId207">
+            <w:hyperlink ns1:id="rId209">
               <w:r>
                 <w:rPr>
                   <w:rStyle w:val="Hyperlink"/>
@@ -26862,7 +27445,7 @@
             <w:pPr>
               <w:pStyle w:val="Compact"/>
             </w:pPr>
-            <w:hyperlink ns1:id="rId208">
+            <w:hyperlink ns1:id="rId210">
               <w:r>
                 <w:rPr>
                   <w:rStyle w:val="Hyperlink"/>
@@ -26916,7 +27499,7 @@
             <w:pPr>
               <w:pStyle w:val="Compact"/>
             </w:pPr>
-            <w:hyperlink ns1:id="rId209">
+            <w:hyperlink ns1:id="rId211">
               <w:r>
                 <w:rPr>
                   <w:rStyle w:val="Hyperlink"/>
@@ -26970,7 +27553,7 @@
             <w:pPr>
               <w:pStyle w:val="Compact"/>
             </w:pPr>
-            <w:hyperlink ns1:id="rId210">
+            <w:hyperlink ns1:id="rId212">
               <w:r>
                 <w:rPr>
                   <w:rStyle w:val="Hyperlink"/>
@@ -27024,7 +27607,7 @@
             <w:pPr>
               <w:pStyle w:val="Compact"/>
             </w:pPr>
-            <w:hyperlink ns1:id="rId211">
+            <w:hyperlink ns1:id="rId213">
               <w:r>
                 <w:rPr>
                   <w:rStyle w:val="Hyperlink"/>
@@ -27078,7 +27661,7 @@
             <w:pPr>
               <w:pStyle w:val="Compact"/>
             </w:pPr>
-            <w:hyperlink ns1:id="rId212">
+            <w:hyperlink ns1:id="rId214">
               <w:r>
                 <w:rPr>
                   <w:rStyle w:val="Hyperlink"/>
@@ -27132,7 +27715,7 @@
             <w:pPr>
               <w:pStyle w:val="Compact"/>
             </w:pPr>
-            <w:hyperlink ns1:id="rId213">
+            <w:hyperlink ns1:id="rId215">
               <w:r>
                 <w:rPr>
                   <w:rStyle w:val="Hyperlink"/>
@@ -27186,7 +27769,7 @@
             <w:pPr>
               <w:pStyle w:val="Compact"/>
             </w:pPr>
-            <w:hyperlink ns1:id="rId214">
+            <w:hyperlink ns1:id="rId216">
               <w:r>
                 <w:rPr>
                   <w:rStyle w:val="Hyperlink"/>
@@ -27240,7 +27823,7 @@
             <w:pPr>
               <w:pStyle w:val="Compact"/>
             </w:pPr>
-            <w:hyperlink ns1:id="rId215">
+            <w:hyperlink ns1:id="rId217">
               <w:r>
                 <w:rPr>
                   <w:rStyle w:val="Hyperlink"/>
@@ -27294,7 +27877,7 @@
             <w:pPr>
               <w:pStyle w:val="Compact"/>
             </w:pPr>
-            <w:hyperlink ns1:id="rId216">
+            <w:hyperlink ns1:id="rId218">
               <w:r>
                 <w:rPr>
                   <w:rStyle w:val="Hyperlink"/>
@@ -27348,7 +27931,7 @@
             <w:pPr>
               <w:pStyle w:val="Compact"/>
             </w:pPr>
-            <w:hyperlink ns1:id="rId217">
+            <w:hyperlink ns1:id="rId219">
               <w:r>
                 <w:rPr>
                   <w:rStyle w:val="Hyperlink"/>
@@ -27402,7 +27985,7 @@
             <w:pPr>
               <w:pStyle w:val="Compact"/>
             </w:pPr>
-            <w:hyperlink ns1:id="rId218">
+            <w:hyperlink ns1:id="rId220">
               <w:r>
                 <w:rPr>
                   <w:rStyle w:val="Hyperlink"/>
@@ -27456,7 +28039,7 @@
             <w:pPr>
               <w:pStyle w:val="Compact"/>
             </w:pPr>
-            <w:hyperlink ns1:id="rId219">
+            <w:hyperlink ns1:id="rId221">
               <w:r>
                 <w:rPr>
                   <w:rStyle w:val="Hyperlink"/>
@@ -27510,7 +28093,7 @@
             <w:pPr>
               <w:pStyle w:val="Compact"/>
             </w:pPr>
-            <w:hyperlink ns1:id="rId220">
+            <w:hyperlink ns1:id="rId222">
               <w:r>
                 <w:rPr>
                   <w:rStyle w:val="Hyperlink"/>
@@ -27564,7 +28147,7 @@
             <w:pPr>
               <w:pStyle w:val="Compact"/>
             </w:pPr>
-            <w:hyperlink ns1:id="rId221">
+            <w:hyperlink ns1:id="rId223">
               <w:r>
                 <w:rPr>
                   <w:rStyle w:val="Hyperlink"/>
@@ -27618,7 +28201,7 @@
             <w:pPr>
               <w:pStyle w:val="Compact"/>
             </w:pPr>
-            <w:hyperlink ns1:id="rId222">
+            <w:hyperlink ns1:id="rId224">
               <w:r>
                 <w:rPr>
                   <w:rStyle w:val="Hyperlink"/>
@@ -27672,7 +28255,7 @@
             <w:pPr>
               <w:pStyle w:val="Compact"/>
             </w:pPr>
-            <w:hyperlink ns1:id="rId223">
+            <w:hyperlink ns1:id="rId225">
               <w:r>
                 <w:rPr>
                   <w:rStyle w:val="Hyperlink"/>
@@ -27726,7 +28309,7 @@
             <w:pPr>
               <w:pStyle w:val="Compact"/>
             </w:pPr>
-            <w:hyperlink ns1:id="rId224">
+            <w:hyperlink ns1:id="rId226">
               <w:r>
                 <w:rPr>
                   <w:rStyle w:val="Hyperlink"/>
@@ -27780,7 +28363,7 @@
             <w:pPr>
               <w:pStyle w:val="Compact"/>
             </w:pPr>
-            <w:hyperlink ns1:id="rId225">
+            <w:hyperlink ns1:id="rId227">
               <w:r>
                 <w:rPr>
                   <w:rStyle w:val="Hyperlink"/>
@@ -27834,7 +28417,7 @@
             <w:pPr>
               <w:pStyle w:val="Compact"/>
             </w:pPr>
-            <w:hyperlink ns1:id="rId226">
+            <w:hyperlink ns1:id="rId228">
               <w:r>
                 <w:rPr>
                   <w:rStyle w:val="Hyperlink"/>
@@ -27888,7 +28471,7 @@
             <w:pPr>
               <w:pStyle w:val="Compact"/>
             </w:pPr>
-            <w:hyperlink ns1:id="rId227">
+            <w:hyperlink ns1:id="rId229">
               <w:r>
                 <w:rPr>
                   <w:rStyle w:val="Hyperlink"/>
@@ -27942,7 +28525,7 @@
             <w:pPr>
               <w:pStyle w:val="Compact"/>
             </w:pPr>
-            <w:hyperlink ns1:id="rId228">
+            <w:hyperlink ns1:id="rId230">
               <w:r>
                 <w:rPr>
                   <w:rStyle w:val="Hyperlink"/>
@@ -27996,7 +28579,7 @@
             <w:pPr>
               <w:pStyle w:val="Compact"/>
             </w:pPr>
-            <w:hyperlink ns1:id="rId229">
+            <w:hyperlink ns1:id="rId231">
               <w:r>
                 <w:rPr>
                   <w:rStyle w:val="Hyperlink"/>
@@ -28050,7 +28633,7 @@
             <w:pPr>
               <w:pStyle w:val="Compact"/>
             </w:pPr>
-            <w:hyperlink ns1:id="rId230">
+            <w:hyperlink ns1:id="rId232">
               <w:r>
                 <w:rPr>
                   <w:rStyle w:val="Hyperlink"/>
@@ -28104,7 +28687,7 @@
             <w:pPr>
               <w:pStyle w:val="Compact"/>
             </w:pPr>
-            <w:hyperlink ns1:id="rId231">
+            <w:hyperlink ns1:id="rId233">
               <w:r>
                 <w:rPr>
                   <w:rStyle w:val="Hyperlink"/>
@@ -28158,7 +28741,7 @@
             <w:pPr>
               <w:pStyle w:val="Compact"/>
             </w:pPr>
-            <w:hyperlink ns1:id="rId232">
+            <w:hyperlink ns1:id="rId234">
               <w:r>
                 <w:rPr>
                   <w:rStyle w:val="Hyperlink"/>
@@ -28212,7 +28795,7 @@
             <w:pPr>
               <w:pStyle w:val="Compact"/>
             </w:pPr>
-            <w:hyperlink ns1:id="rId233">
+            <w:hyperlink ns1:id="rId235">
               <w:r>
                 <w:rPr>
                   <w:rStyle w:val="Hyperlink"/>
@@ -28266,7 +28849,7 @@
             <w:pPr>
               <w:pStyle w:val="Compact"/>
             </w:pPr>
-            <w:hyperlink ns1:id="rId234">
+            <w:hyperlink ns1:id="rId236">
               <w:r>
                 <w:rPr>
                   <w:rStyle w:val="Hyperlink"/>
@@ -28320,7 +28903,7 @@
             <w:pPr>
               <w:pStyle w:val="Compact"/>
             </w:pPr>
-            <w:hyperlink ns1:id="rId235">
+            <w:hyperlink ns1:id="rId237">
               <w:r>
                 <w:rPr>
                   <w:rStyle w:val="Hyperlink"/>
@@ -28374,7 +28957,7 @@
             <w:pPr>
               <w:pStyle w:val="Compact"/>
             </w:pPr>
-            <w:hyperlink ns1:id="rId236">
+            <w:hyperlink ns1:id="rId238">
               <w:r>
                 <w:rPr>
                   <w:rStyle w:val="Hyperlink"/>
@@ -28428,7 +29011,7 @@
             <w:pPr>
               <w:pStyle w:val="Compact"/>
             </w:pPr>
-            <w:hyperlink ns1:id="rId237">
+            <w:hyperlink ns1:id="rId239">
               <w:r>
                 <w:rPr>
                   <w:rStyle w:val="Hyperlink"/>
@@ -28482,7 +29065,7 @@
             <w:pPr>
               <w:pStyle w:val="Compact"/>
             </w:pPr>
-            <w:hyperlink ns1:id="rId238">
+            <w:hyperlink ns1:id="rId240">
               <w:r>
                 <w:rPr>
                   <w:rStyle w:val="Hyperlink"/>
@@ -28536,7 +29119,7 @@
             <w:pPr>
               <w:pStyle w:val="Compact"/>
             </w:pPr>
-            <w:hyperlink ns1:id="rId239">
+            <w:hyperlink ns1:id="rId241">
               <w:r>
                 <w:rPr>
                   <w:rStyle w:val="Hyperlink"/>
@@ -28590,7 +29173,7 @@
             <w:pPr>
               <w:pStyle w:val="Compact"/>
             </w:pPr>
-            <w:hyperlink ns1:id="rId240">
+            <w:hyperlink ns1:id="rId242">
               <w:r>
                 <w:rPr>
                   <w:rStyle w:val="Hyperlink"/>
@@ -28644,7 +29227,7 @@
             <w:pPr>
               <w:pStyle w:val="Compact"/>
             </w:pPr>
-            <w:hyperlink ns1:id="rId241">
+            <w:hyperlink ns1:id="rId243">
               <w:r>
                 <w:rPr>
                   <w:rStyle w:val="Hyperlink"/>
@@ -28698,7 +29281,7 @@
             <w:pPr>
               <w:pStyle w:val="Compact"/>
             </w:pPr>
-            <w:hyperlink ns1:id="rId242">
+            <w:hyperlink ns1:id="rId244">
               <w:r>
                 <w:rPr>
                   <w:rStyle w:val="Hyperlink"/>
@@ -28752,7 +29335,7 @@
             <w:pPr>
               <w:pStyle w:val="Compact"/>
             </w:pPr>
-            <w:hyperlink ns1:id="rId243">
+            <w:hyperlink ns1:id="rId245">
               <w:r>
                 <w:rPr>
                   <w:rStyle w:val="Hyperlink"/>
@@ -28764,15 +29347,15 @@
         </w:tc>
       </w:tr>
     </w:tbl>
-    <w:bookmarkEnd w:id="244"/>
+    <w:bookmarkEnd w:id="246"/>
     <w:p>
       <w:r>
         <w:br w:type="page"/>
       </w:r>
     </w:p>
-    <w:bookmarkEnd w:id="245"/>
-    <w:bookmarkEnd w:id="246"/>
-    <w:bookmarkStart w:id="268" w:name="éléments-partagés"/>
+    <w:bookmarkEnd w:id="247"/>
+    <w:bookmarkEnd w:id="248"/>
+    <w:bookmarkStart w:id="270" w:name="éléments-partagés"/>
     <w:p>
       <w:pPr>
         <w:pStyle w:val="berschrift1"/>
@@ -28781,7 +29364,7 @@
         <w:t xml:space="preserve">Éléments partagés</w:t>
       </w:r>
     </w:p>
-    <w:bookmarkStart w:id="247" w:name="reference-classes"/>
+    <w:bookmarkStart w:id="249" w:name="reference-classes"/>
     <w:p>
       <w:pPr>
         <w:pStyle w:val="berschrift2"/>
@@ -28943,8 +29526,8 @@
         <w:t xml:space="preserve">, car la référence locale demeure inchangée, même si l’entité liée change ultérieurement</w:t>
       </w:r>
     </w:p>
-    <w:bookmarkEnd w:id="247"/>
-    <w:bookmarkStart w:id="250" w:name="classe-personreference"/>
+    <w:bookmarkEnd w:id="249"/>
+    <w:bookmarkStart w:id="252" w:name="classe-personreference"/>
     <w:p>
       <w:pPr>
         <w:pStyle w:val="berschrift2"/>
@@ -28973,7 +29556,7 @@
         <w:t xml:space="preserve">__</w:t>
       </w:r>
     </w:p>
-    <w:bookmarkStart w:id="248" w:name="attributs-13"/>
+    <w:bookmarkStart w:id="250" w:name="attributs-13"/>
     <w:p>
       <w:pPr>
         <w:pStyle w:val="berschrift3"/>
@@ -29396,8 +29979,8 @@
         </w:tc>
       </w:tr>
     </w:tbl>
-    <w:bookmarkEnd w:id="248"/>
-    <w:bookmarkStart w:id="249" w:name="utilisations-13"/>
+    <w:bookmarkEnd w:id="250"/>
+    <w:bookmarkStart w:id="251" w:name="utilisations-13"/>
     <w:p>
       <w:pPr>
         <w:pStyle w:val="berschrift3"/>
@@ -29599,9 +30182,9 @@
         </w:tc>
       </w:tr>
     </w:tbl>
-    <w:bookmarkEnd w:id="249"/>
-    <w:bookmarkEnd w:id="250"/>
-    <w:bookmarkStart w:id="253" w:name="classe-groupreference"/>
+    <w:bookmarkEnd w:id="251"/>
+    <w:bookmarkEnd w:id="252"/>
+    <w:bookmarkStart w:id="255" w:name="classe-groupreference"/>
     <w:p>
       <w:pPr>
         <w:pStyle w:val="berschrift2"/>
@@ -29630,7 +30213,7 @@
         <w:t xml:space="preserve">__</w:t>
       </w:r>
     </w:p>
-    <w:bookmarkStart w:id="251" w:name="attributs-14"/>
+    <w:bookmarkStart w:id="253" w:name="attributs-14"/>
     <w:p>
       <w:pPr>
         <w:pStyle w:val="berschrift3"/>
@@ -30004,8 +30587,8 @@
         </w:tc>
       </w:tr>
     </w:tbl>
-    <w:bookmarkEnd w:id="251"/>
-    <w:bookmarkStart w:id="252" w:name="utilisations-14"/>
+    <w:bookmarkEnd w:id="253"/>
+    <w:bookmarkStart w:id="254" w:name="utilisations-14"/>
     <w:p>
       <w:pPr>
         <w:pStyle w:val="berschrift3"/>
@@ -30146,9 +30729,9 @@
         </w:tc>
       </w:tr>
     </w:tbl>
-    <w:bookmarkEnd w:id="252"/>
-    <w:bookmarkEnd w:id="253"/>
-    <w:bookmarkStart w:id="254" w:name="classes-utilisées-à-plusieurs-reprises"/>
+    <w:bookmarkEnd w:id="254"/>
+    <w:bookmarkEnd w:id="255"/>
+    <w:bookmarkStart w:id="256" w:name="classes-utilisées-à-plusieurs-reprises"/>
     <w:p>
       <w:pPr>
         <w:pStyle w:val="berschrift2"/>
@@ -30157,8 +30740,8 @@
         <w:t xml:space="preserve">Classes utilisées à plusieurs reprises</w:t>
       </w:r>
     </w:p>
-    <w:bookmarkEnd w:id="254"/>
-    <w:bookmarkStart w:id="261" w:name="classe-address"/>
+    <w:bookmarkEnd w:id="256"/>
+    <w:bookmarkStart w:id="263" w:name="classe-address"/>
     <w:p>
       <w:pPr>
         <w:pStyle w:val="berschrift2"/>
@@ -30187,7 +30770,7 @@
         <w:t xml:space="preserve">__</w:t>
       </w:r>
     </w:p>
-    <w:bookmarkStart w:id="256" w:name="attributs-15"/>
+    <w:bookmarkStart w:id="258" w:name="attributs-15"/>
     <w:p>
       <w:pPr>
         <w:pStyle w:val="berschrift3"/>
@@ -30559,7 +31142,7 @@
         </w:tc>
       </w:tr>
     </w:tbl>
-    <w:bookmarkStart w:id="255" w:name="contraintes-4"/>
+    <w:bookmarkStart w:id="257" w:name="contraintes-4"/>
     <w:p>
       <w:pPr>
         <w:pStyle w:val="berschrift5"/>
@@ -30610,9 +31193,9 @@
         </w:r>
       </w:hyperlink>
     </w:p>
-    <w:bookmarkEnd w:id="255"/>
-    <w:bookmarkEnd w:id="256"/>
-    <w:bookmarkStart w:id="257" w:name="utilisations-15"/>
+    <w:bookmarkEnd w:id="257"/>
+    <w:bookmarkEnd w:id="258"/>
+    <w:bookmarkStart w:id="259" w:name="utilisations-15"/>
     <w:p>
       <w:pPr>
         <w:pStyle w:val="berschrift3"/>
@@ -30814,8 +31397,8 @@
         </w:tc>
       </w:tr>
     </w:tbl>
-    <w:bookmarkEnd w:id="257"/>
-    <w:bookmarkStart w:id="260" w:name="exemples-4"/>
+    <w:bookmarkEnd w:id="259"/>
+    <w:bookmarkStart w:id="262" w:name="exemples-4"/>
     <w:p>
       <w:pPr>
         <w:pStyle w:val="berschrift3"/>
@@ -30824,7 +31407,7 @@
         <w:t xml:space="preserve">Exemples</w:t>
       </w:r>
     </w:p>
-    <w:bookmarkStart w:id="258" w:name="exemple-swiss-politicians-beat-jans-1"/>
+    <w:bookmarkStart w:id="260" w:name="exemple-swiss-politicians-beat-jans-1"/>
     <w:p>
       <w:pPr>
         <w:pStyle w:val="berschrift4"/>
@@ -30877,8 +31460,8 @@
         <w:t xml:space="preserve"> Basel-Stadt</w:t>
       </w:r>
     </w:p>
-    <w:bookmarkEnd w:id="258"/>
-    <w:bookmarkStart w:id="259" w:name="exemple-groups-it-1"/>
+    <w:bookmarkEnd w:id="260"/>
+    <w:bookmarkStart w:id="261" w:name="exemple-groups-it-1"/>
     <w:p>
       <w:pPr>
         <w:pStyle w:val="berschrift4"/>
@@ -31021,10 +31604,10 @@
         <w:t xml:space="preserve"> CH</w:t>
       </w:r>
     </w:p>
-    <w:bookmarkEnd w:id="259"/>
-    <w:bookmarkEnd w:id="260"/>
     <w:bookmarkEnd w:id="261"/>
-    <w:bookmarkStart w:id="264" w:name="enum-addresstypeenum"/>
+    <w:bookmarkEnd w:id="262"/>
+    <w:bookmarkEnd w:id="263"/>
+    <w:bookmarkStart w:id="266" w:name="enum-addresstypeenum"/>
     <w:p>
       <w:pPr>
         <w:pStyle w:val="berschrift2"/>
@@ -31063,7 +31646,7 @@
       <w:r>
         <w:t xml:space="preserve"> </w:t>
       </w:r>
-      <w:hyperlink ns1:id="rId262">
+      <w:hyperlink ns1:id="rId264">
         <w:r>
           <w:rPr>
             <w:rStyle w:val="Hyperlink"/>
@@ -31072,7 +31655,7 @@
         </w:r>
       </w:hyperlink>
     </w:p>
-    <w:bookmarkStart w:id="263" w:name="valeurs-admissibles-7"/>
+    <w:bookmarkStart w:id="265" w:name="valeurs-admissibles-7"/>
     <w:p>
       <w:pPr>
         <w:pStyle w:val="berschrift3"/>
@@ -31199,9 +31782,9 @@
         </w:tc>
       </w:tr>
     </w:tbl>
-    <w:bookmarkEnd w:id="263"/>
-    <w:bookmarkEnd w:id="264"/>
-    <w:bookmarkStart w:id="267" w:name="classe-contact"/>
+    <w:bookmarkEnd w:id="265"/>
+    <w:bookmarkEnd w:id="266"/>
+    <w:bookmarkStart w:id="269" w:name="classe-contact"/>
     <w:p>
       <w:pPr>
         <w:pStyle w:val="berschrift2"/>
@@ -31230,7 +31813,7 @@
         <w:t xml:space="preserve">__</w:t>
       </w:r>
     </w:p>
-    <w:bookmarkStart w:id="265" w:name="attributs-16"/>
+    <w:bookmarkStart w:id="267" w:name="attributs-16"/>
     <w:p>
       <w:pPr>
         <w:pStyle w:val="berschrift3"/>
@@ -31449,8 +32032,8 @@
         </w:tc>
       </w:tr>
     </w:tbl>
-    <w:bookmarkEnd w:id="265"/>
-    <w:bookmarkStart w:id="266" w:name="utilisations-16"/>
+    <w:bookmarkEnd w:id="267"/>
+    <w:bookmarkStart w:id="268" w:name="utilisations-16"/>
     <w:p>
       <w:pPr>
         <w:pStyle w:val="berschrift3"/>
@@ -31652,9 +32235,9 @@
         </w:tc>
       </w:tr>
     </w:tbl>
-    <w:bookmarkEnd w:id="266"/>
-    <w:bookmarkEnd w:id="267"/>
     <w:bookmarkEnd w:id="268"/>
+    <w:bookmarkEnd w:id="269"/>
+    <w:bookmarkEnd w:id="270"/>
     <w:sectPr>
       <w:headerReference ns1:id="rId9" w:type="even"/>
       <w:headerReference ns1:id="rId10" w:type="default"/>

--- a/ech-0294_actors/output/ech-0294_actors_fr.docx
+++ b/ech-0294_actors/output/ech-0294_actors_fr.docx
@@ -13148,12 +13148,65 @@
               <w:pStyle w:val="Compact"/>
             </w:pPr>
             <w:r>
+              <w:t xml:space="preserve">legal_form</w:t>
+            </w:r>
+          </w:p>
+        </w:tc>
+        <w:tc>
+          <w:tcPr/>
+          <w:p>
+            <w:pPr>
+              <w:pStyle w:val="Compact"/>
+            </w:pPr>
+            <w:r>
+              <w:t xml:space="preserve">0..1</w:t>
+            </w:r>
+            <w:r>
+              <w:t xml:space="preserve"> </w:t>
+            </w:r>
+            <w:r>
+              <w:t xml:space="preserve"> </w:t>
+            </w:r>
+            <w:hyperlink w:anchor="LegalFormEnum">
+              <w:r>
+                <w:rPr>
+                  <w:rStyle w:val="Hyperlink"/>
+                </w:rPr>
+                <w:t xml:space="preserve">LegalFormEnum</w:t>
+              </w:r>
+            </w:hyperlink>
+          </w:p>
+        </w:tc>
+        <w:tc>
+          <w:tcPr/>
+          <w:p>
+            <w:pPr>
+              <w:pStyle w:val="Compact"/>
+            </w:pPr>
+            <w:r>
+              <w:t xml:space="preserve">Forme juridique de l’organisation. Voir le vocabulaire contrôlé : https://register.ld.admin.ch/i14y/concept/legalForm</w:t>
+            </w:r>
+          </w:p>
+        </w:tc>
+      </w:tr>
+      <w:tr>
+        <w:tc>
+          <w:tcPr>
+            <w:shd w:val="clear" w:color="auto" w:fill="F2F2F2"/>
+          </w:tcPr>
+          <w:p>
+            <w:pPr>
+              <w:pStyle w:val="Compact"/>
+            </w:pPr>
+            <w:r>
               <w:t xml:space="preserve">landing_page</w:t>
             </w:r>
           </w:p>
         </w:tc>
         <w:tc>
-          <w:tcPr/>
+          <w:tcPr>
+            <w:shd w:val="clear" w:color="auto" w:fill="F2F2F2"/>
+          </w:tcPr>
           <w:p>
             <w:pPr>
               <w:pStyle w:val="Compact"/>
@@ -13178,7 +13231,9 @@
           </w:p>
         </w:tc>
         <w:tc>
-          <w:tcPr/>
+          <w:tcPr>
+            <w:shd w:val="clear" w:color="auto" w:fill="F2F2F2"/>
+          </w:tcPr>
           <w:p>
             <w:pPr>
               <w:pStyle w:val="Compact"/>
@@ -13191,9 +13246,7 @@
       </w:tr>
       <w:tr>
         <w:tc>
-          <w:tcPr>
-            <w:shd w:val="clear" w:color="auto" w:fill="F2F2F2"/>
-          </w:tcPr>
+          <w:tcPr/>
           <w:p>
             <w:pPr>
               <w:pStyle w:val="Compact"/>
@@ -13204,9 +13257,7 @@
           </w:p>
         </w:tc>
         <w:tc>
-          <w:tcPr>
-            <w:shd w:val="clear" w:color="auto" w:fill="F2F2F2"/>
-          </w:tcPr>
+          <w:tcPr/>
           <w:p>
             <w:pPr>
               <w:pStyle w:val="Compact"/>
@@ -13231,9 +13282,7 @@
           </w:p>
         </w:tc>
         <w:tc>
-          <w:tcPr>
-            <w:shd w:val="clear" w:color="auto" w:fill="F2F2F2"/>
-          </w:tcPr>
+          <w:tcPr/>
           <w:p>
             <w:pPr>
               <w:pStyle w:val="Compact"/>
@@ -13246,7 +13295,9 @@
       </w:tr>
       <w:tr>
         <w:tc>
-          <w:tcPr/>
+          <w:tcPr>
+            <w:shd w:val="clear" w:color="auto" w:fill="F2F2F2"/>
+          </w:tcPr>
           <w:p>
             <w:pPr>
               <w:pStyle w:val="Compact"/>
@@ -13257,7 +13308,9 @@
           </w:p>
         </w:tc>
         <w:tc>
-          <w:tcPr/>
+          <w:tcPr>
+            <w:shd w:val="clear" w:color="auto" w:fill="F2F2F2"/>
+          </w:tcPr>
           <w:p>
             <w:pPr>
               <w:pStyle w:val="Compact"/>
@@ -13282,7 +13335,9 @@
           </w:p>
         </w:tc>
         <w:tc>
-          <w:tcPr/>
+          <w:tcPr>
+            <w:shd w:val="clear" w:color="auto" w:fill="F2F2F2"/>
+          </w:tcPr>
           <w:p>
             <w:pPr>
               <w:pStyle w:val="Compact"/>
@@ -13295,9 +13350,7 @@
       </w:tr>
       <w:tr>
         <w:tc>
-          <w:tcPr>
-            <w:shd w:val="clear" w:color="auto" w:fill="F2F2F2"/>
-          </w:tcPr>
+          <w:tcPr/>
           <w:p>
             <w:pPr>
               <w:pStyle w:val="Compact"/>
@@ -13308,9 +13361,7 @@
           </w:p>
         </w:tc>
         <w:tc>
-          <w:tcPr>
-            <w:shd w:val="clear" w:color="auto" w:fill="F2F2F2"/>
-          </w:tcPr>
+          <w:tcPr/>
           <w:p>
             <w:pPr>
               <w:pStyle w:val="Compact"/>
@@ -13335,9 +13386,7 @@
           </w:p>
         </w:tc>
         <w:tc>
-          <w:tcPr>
-            <w:shd w:val="clear" w:color="auto" w:fill="F2F2F2"/>
-          </w:tcPr>
+          <w:tcPr/>
           <w:p>
             <w:pPr>
               <w:pStyle w:val="Compact"/>
@@ -13350,7 +13399,9 @@
       </w:tr>
       <w:tr>
         <w:tc>
-          <w:tcPr/>
+          <w:tcPr>
+            <w:shd w:val="clear" w:color="auto" w:fill="F2F2F2"/>
+          </w:tcPr>
           <w:p>
             <w:pPr>
               <w:pStyle w:val="Compact"/>
@@ -13361,7 +13412,9 @@
           </w:p>
         </w:tc>
         <w:tc>
-          <w:tcPr/>
+          <w:tcPr>
+            <w:shd w:val="clear" w:color="auto" w:fill="F2F2F2"/>
+          </w:tcPr>
           <w:p>
             <w:pPr>
               <w:pStyle w:val="Compact"/>
@@ -13386,7 +13439,9 @@
           </w:p>
         </w:tc>
         <w:tc>
-          <w:tcPr/>
+          <w:tcPr>
+            <w:shd w:val="clear" w:color="auto" w:fill="F2F2F2"/>
+          </w:tcPr>
           <w:p>
             <w:pPr>
               <w:pStyle w:val="Compact"/>
@@ -13399,9 +13454,7 @@
       </w:tr>
       <w:tr>
         <w:tc>
-          <w:tcPr>
-            <w:shd w:val="clear" w:color="auto" w:fill="F2F2F2"/>
-          </w:tcPr>
+          <w:tcPr/>
           <w:p>
             <w:pPr>
               <w:pStyle w:val="Compact"/>
@@ -13412,9 +13465,7 @@
           </w:p>
         </w:tc>
         <w:tc>
-          <w:tcPr>
-            <w:shd w:val="clear" w:color="auto" w:fill="F2F2F2"/>
-          </w:tcPr>
+          <w:tcPr/>
           <w:p>
             <w:pPr>
               <w:pStyle w:val="Compact"/>
@@ -13439,9 +13490,7 @@
           </w:p>
         </w:tc>
         <w:tc>
-          <w:tcPr>
-            <w:shd w:val="clear" w:color="auto" w:fill="F2F2F2"/>
-          </w:tcPr>
+          <w:tcPr/>
           <w:p>
             <w:pPr>
               <w:pStyle w:val="Compact"/>
@@ -13454,7 +13503,9 @@
       </w:tr>
       <w:tr>
         <w:tc>
-          <w:tcPr/>
+          <w:tcPr>
+            <w:shd w:val="clear" w:color="auto" w:fill="F2F2F2"/>
+          </w:tcPr>
           <w:p>
             <w:pPr>
               <w:pStyle w:val="Compact"/>
@@ -13465,7 +13516,9 @@
           </w:p>
         </w:tc>
         <w:tc>
-          <w:tcPr/>
+          <w:tcPr>
+            <w:shd w:val="clear" w:color="auto" w:fill="F2F2F2"/>
+          </w:tcPr>
           <w:p>
             <w:pPr>
               <w:pStyle w:val="Compact"/>
@@ -13490,7 +13543,9 @@
           </w:p>
         </w:tc>
         <w:tc>
-          <w:tcPr/>
+          <w:tcPr>
+            <w:shd w:val="clear" w:color="auto" w:fill="F2F2F2"/>
+          </w:tcPr>
           <w:p>
             <w:pPr>
               <w:pStyle w:val="Compact"/>
@@ -13503,9 +13558,7 @@
       </w:tr>
       <w:tr>
         <w:tc>
-          <w:tcPr>
-            <w:shd w:val="clear" w:color="auto" w:fill="F2F2F2"/>
-          </w:tcPr>
+          <w:tcPr/>
           <w:p>
             <w:pPr>
               <w:pStyle w:val="Compact"/>
@@ -13516,9 +13569,7 @@
           </w:p>
         </w:tc>
         <w:tc>
-          <w:tcPr>
-            <w:shd w:val="clear" w:color="auto" w:fill="F2F2F2"/>
-          </w:tcPr>
+          <w:tcPr/>
           <w:p>
             <w:pPr>
               <w:pStyle w:val="Compact"/>
@@ -13543,9 +13594,7 @@
           </w:p>
         </w:tc>
         <w:tc>
-          <w:tcPr>
-            <w:shd w:val="clear" w:color="auto" w:fill="F2F2F2"/>
-          </w:tcPr>
+          <w:tcPr/>
           <w:p>
             <w:pPr>
               <w:pStyle w:val="Compact"/>
@@ -13575,7 +13624,9 @@
       </w:tr>
       <w:tr>
         <w:tc>
-          <w:tcPr/>
+          <w:tcPr>
+            <w:shd w:val="clear" w:color="auto" w:fill="F2F2F2"/>
+          </w:tcPr>
           <w:p>
             <w:pPr>
               <w:pStyle w:val="Compact"/>
@@ -13586,7 +13637,9 @@
           </w:p>
         </w:tc>
         <w:tc>
-          <w:tcPr/>
+          <w:tcPr>
+            <w:shd w:val="clear" w:color="auto" w:fill="F2F2F2"/>
+          </w:tcPr>
           <w:p>
             <w:pPr>
               <w:pStyle w:val="Compact"/>
@@ -13611,7 +13664,9 @@
           </w:p>
         </w:tc>
         <w:tc>
-          <w:tcPr/>
+          <w:tcPr>
+            <w:shd w:val="clear" w:color="auto" w:fill="F2F2F2"/>
+          </w:tcPr>
           <w:p>
             <w:pPr>
               <w:pStyle w:val="Compact"/>
@@ -13641,9 +13696,7 @@
       </w:tr>
       <w:tr>
         <w:tc>
-          <w:tcPr>
-            <w:shd w:val="clear" w:color="auto" w:fill="F2F2F2"/>
-          </w:tcPr>
+          <w:tcPr/>
           <w:p>
             <w:pPr>
               <w:pStyle w:val="Compact"/>
@@ -13654,9 +13707,7 @@
           </w:p>
         </w:tc>
         <w:tc>
-          <w:tcPr>
-            <w:shd w:val="clear" w:color="auto" w:fill="F2F2F2"/>
-          </w:tcPr>
+          <w:tcPr/>
           <w:p>
             <w:pPr>
               <w:pStyle w:val="Compact"/>
@@ -13681,9 +13732,7 @@
           </w:p>
         </w:tc>
         <w:tc>
-          <w:tcPr>
-            <w:shd w:val="clear" w:color="auto" w:fill="F2F2F2"/>
-          </w:tcPr>
+          <w:tcPr/>
           <w:p>
             <w:pPr>
               <w:pStyle w:val="Compact"/>
@@ -13713,7 +13762,9 @@
       </w:tr>
       <w:tr>
         <w:tc>
-          <w:tcPr/>
+          <w:tcPr>
+            <w:shd w:val="clear" w:color="auto" w:fill="F2F2F2"/>
+          </w:tcPr>
           <w:p>
             <w:pPr>
               <w:pStyle w:val="Compact"/>
@@ -13724,7 +13775,9 @@
           </w:p>
         </w:tc>
         <w:tc>
-          <w:tcPr/>
+          <w:tcPr>
+            <w:shd w:val="clear" w:color="auto" w:fill="F2F2F2"/>
+          </w:tcPr>
           <w:p>
             <w:pPr>
               <w:pStyle w:val="Compact"/>
@@ -13749,7 +13802,9 @@
           </w:p>
         </w:tc>
         <w:tc>
-          <w:tcPr/>
+          <w:tcPr>
+            <w:shd w:val="clear" w:color="auto" w:fill="F2F2F2"/>
+          </w:tcPr>
           <w:p>
             <w:pPr>
               <w:pStyle w:val="Compact"/>
@@ -13779,9 +13834,7 @@
       </w:tr>
       <w:tr>
         <w:tc>
-          <w:tcPr>
-            <w:shd w:val="clear" w:color="auto" w:fill="F2F2F2"/>
-          </w:tcPr>
+          <w:tcPr/>
           <w:p>
             <w:pPr>
               <w:pStyle w:val="Compact"/>
@@ -13792,9 +13845,7 @@
           </w:p>
         </w:tc>
         <w:tc>
-          <w:tcPr>
-            <w:shd w:val="clear" w:color="auto" w:fill="F2F2F2"/>
-          </w:tcPr>
+          <w:tcPr/>
           <w:p>
             <w:pPr>
               <w:pStyle w:val="Compact"/>
@@ -13819,9 +13870,7 @@
           </w:p>
         </w:tc>
         <w:tc>
-          <w:tcPr>
-            <w:shd w:val="clear" w:color="auto" w:fill="F2F2F2"/>
-          </w:tcPr>
+          <w:tcPr/>
           <w:p>
             <w:pPr>
               <w:pStyle w:val="Compact"/>
@@ -13851,7 +13900,9 @@
       </w:tr>
       <w:tr>
         <w:tc>
-          <w:tcPr/>
+          <w:tcPr>
+            <w:shd w:val="clear" w:color="auto" w:fill="F2F2F2"/>
+          </w:tcPr>
           <w:p>
             <w:pPr>
               <w:pStyle w:val="Compact"/>
@@ -13862,7 +13913,9 @@
           </w:p>
         </w:tc>
         <w:tc>
-          <w:tcPr/>
+          <w:tcPr>
+            <w:shd w:val="clear" w:color="auto" w:fill="F2F2F2"/>
+          </w:tcPr>
           <w:p>
             <w:pPr>
               <w:pStyle w:val="Compact"/>
@@ -13887,7 +13940,9 @@
           </w:p>
         </w:tc>
         <w:tc>
-          <w:tcPr/>
+          <w:tcPr>
+            <w:shd w:val="clear" w:color="auto" w:fill="F2F2F2"/>
+          </w:tcPr>
           <w:p>
             <w:pPr>
               <w:pStyle w:val="Compact"/>
@@ -13917,9 +13972,7 @@
       </w:tr>
       <w:tr>
         <w:tc>
-          <w:tcPr>
-            <w:shd w:val="clear" w:color="auto" w:fill="F2F2F2"/>
-          </w:tcPr>
+          <w:tcPr/>
           <w:p>
             <w:pPr>
               <w:pStyle w:val="Compact"/>
@@ -13930,9 +13983,7 @@
           </w:p>
         </w:tc>
         <w:tc>
-          <w:tcPr>
-            <w:shd w:val="clear" w:color="auto" w:fill="F2F2F2"/>
-          </w:tcPr>
+          <w:tcPr/>
           <w:p>
             <w:pPr>
               <w:pStyle w:val="Compact"/>
@@ -13957,9 +14008,7 @@
           </w:p>
         </w:tc>
         <w:tc>
-          <w:tcPr>
-            <w:shd w:val="clear" w:color="auto" w:fill="F2F2F2"/>
-          </w:tcPr>
+          <w:tcPr/>
           <w:p>
             <w:pPr>
               <w:pStyle w:val="Compact"/>
@@ -13989,7 +14038,9 @@
       </w:tr>
       <w:tr>
         <w:tc>
-          <w:tcPr/>
+          <w:tcPr>
+            <w:shd w:val="clear" w:color="auto" w:fill="F2F2F2"/>
+          </w:tcPr>
           <w:p>
             <w:pPr>
               <w:pStyle w:val="Compact"/>
@@ -14000,7 +14051,9 @@
           </w:p>
         </w:tc>
         <w:tc>
-          <w:tcPr/>
+          <w:tcPr>
+            <w:shd w:val="clear" w:color="auto" w:fill="F2F2F2"/>
+          </w:tcPr>
           <w:p>
             <w:pPr>
               <w:pStyle w:val="Compact"/>
@@ -14025,7 +14078,9 @@
           </w:p>
         </w:tc>
         <w:tc>
-          <w:tcPr/>
+          <w:tcPr>
+            <w:shd w:val="clear" w:color="auto" w:fill="F2F2F2"/>
+          </w:tcPr>
           <w:p>
             <w:pPr>
               <w:pStyle w:val="Compact"/>
@@ -14055,9 +14110,7 @@
       </w:tr>
       <w:tr>
         <w:tc>
-          <w:tcPr>
-            <w:shd w:val="clear" w:color="auto" w:fill="F2F2F2"/>
-          </w:tcPr>
+          <w:tcPr/>
           <w:p>
             <w:pPr>
               <w:pStyle w:val="Compact"/>
@@ -14068,9 +14121,7 @@
           </w:p>
         </w:tc>
         <w:tc>
-          <w:tcPr>
-            <w:shd w:val="clear" w:color="auto" w:fill="F2F2F2"/>
-          </w:tcPr>
+          <w:tcPr/>
           <w:p>
             <w:pPr>
               <w:pStyle w:val="Compact"/>
@@ -14095,9 +14146,7 @@
           </w:p>
         </w:tc>
         <w:tc>
-          <w:tcPr>
-            <w:shd w:val="clear" w:color="auto" w:fill="F2F2F2"/>
-          </w:tcPr>
+          <w:tcPr/>
           <w:p>
             <w:pPr>
               <w:pStyle w:val="Compact"/>
@@ -14127,7 +14176,9 @@
       </w:tr>
       <w:tr>
         <w:tc>
-          <w:tcPr/>
+          <w:tcPr>
+            <w:shd w:val="clear" w:color="auto" w:fill="F2F2F2"/>
+          </w:tcPr>
           <w:p>
             <w:pPr>
               <w:pStyle w:val="Compact"/>
@@ -14138,7 +14189,9 @@
           </w:p>
         </w:tc>
         <w:tc>
-          <w:tcPr/>
+          <w:tcPr>
+            <w:shd w:val="clear" w:color="auto" w:fill="F2F2F2"/>
+          </w:tcPr>
           <w:p>
             <w:pPr>
               <w:pStyle w:val="Compact"/>
@@ -14163,7 +14216,9 @@
           </w:p>
         </w:tc>
         <w:tc>
-          <w:tcPr/>
+          <w:tcPr>
+            <w:shd w:val="clear" w:color="auto" w:fill="F2F2F2"/>
+          </w:tcPr>
           <w:p>
             <w:pPr>
               <w:pStyle w:val="Compact"/>
@@ -14569,13 +14624,13 @@
       </w:r>
     </w:p>
     <w:bookmarkEnd w:id="129"/>
-    <w:bookmarkStart w:id="130" w:name="X919e2bcd16cc9f3673cdea6d851e5a2bc28b166"/>
+    <w:bookmarkStart w:id="130" w:name="exemple-bureau-du-conseil"/>
     <w:p>
       <w:pPr>
         <w:pStyle w:val="berschrift4"/>
       </w:pPr>
       <w:r>
-        <w:t xml:space="preserve">Exemple : Association avec IDE du registre du commerce</w:t>
+        <w:t xml:space="preserve">Exemple : Bureau du conseil</w:t>
       </w:r>
     </w:p>
     <w:p>
@@ -14586,6 +14641,33 @@
         <w:rPr>
           <w:rStyle w:val="FunctionTok"/>
         </w:rPr>
+        <w:t xml:space="preserve">local_id</w:t>
+      </w:r>
+      <w:r>
+        <w:rPr>
+          <w:rStyle w:val="KeywordTok"/>
+        </w:rPr>
+        <w:t xml:space="preserve">:</w:t>
+      </w:r>
+      <w:r>
+        <w:rPr>
+          <w:rStyle w:val="AttributeTok"/>
+        </w:rPr>
+        <w:t xml:space="preserve"> </w:t>
+      </w:r>
+      <w:r>
+        <w:rPr>
+          <w:rStyle w:val="DecValTok"/>
+        </w:rPr>
+        <w:t xml:space="preserve">50</w:t>
+      </w:r>
+      <w:r>
+        <w:br/>
+      </w:r>
+      <w:r>
+        <w:rPr>
+          <w:rStyle w:val="FunctionTok"/>
+        </w:rPr>
         <w:t xml:space="preserve">global_uri</w:t>
       </w:r>
       <w:r>
@@ -14598,7 +14680,7 @@
         <w:rPr>
           <w:rStyle w:val="AttributeTok"/>
         </w:rPr>
-        <w:t xml:space="preserve"> https://www.frc.ch/</w:t>
+        <w:t xml:space="preserve"> https://grosserrat.bs.ch/gremien/praesidium-und-buero</w:t>
       </w:r>
       <w:r>
         <w:br/>
@@ -14607,25 +14689,157 @@
         <w:rPr>
           <w:rStyle w:val="FunctionTok"/>
         </w:rPr>
-        <w:t xml:space="preserve">organization_uid</w:t>
-      </w:r>
-      <w:r>
-        <w:rPr>
-          <w:rStyle w:val="KeywordTok"/>
-        </w:rPr>
-        <w:t xml:space="preserve">:</w:t>
-      </w:r>
-      <w:r>
-        <w:rPr>
-          <w:rStyle w:val="AttributeTok"/>
-        </w:rPr>
-        <w:t xml:space="preserve"> CHE-106.063.525</w:t>
+        <w:t xml:space="preserve">label</w:t>
+      </w:r>
+      <w:r>
+        <w:rPr>
+          <w:rStyle w:val="KeywordTok"/>
+        </w:rPr>
+        <w:t xml:space="preserve">:</w:t>
       </w:r>
       <w:r>
         <w:br/>
       </w:r>
       <w:r>
         <w:rPr>
+          <w:rStyle w:val="KeywordTok"/>
+        </w:rPr>
+        <w:t xml:space="preserve">-</w:t>
+      </w:r>
+      <w:r>
+        <w:rPr>
+          <w:rStyle w:val="AttributeTok"/>
+        </w:rPr>
+        <w:t xml:space="preserve"> </w:t>
+      </w:r>
+      <w:r>
+        <w:rPr>
+          <w:rStyle w:val="FunctionTok"/>
+        </w:rPr>
+        <w:t xml:space="preserve">value</w:t>
+      </w:r>
+      <w:r>
+        <w:rPr>
+          <w:rStyle w:val="KeywordTok"/>
+        </w:rPr>
+        <w:t xml:space="preserve">:</w:t>
+      </w:r>
+      <w:r>
+        <w:rPr>
+          <w:rStyle w:val="AttributeTok"/>
+        </w:rPr>
+        <w:t xml:space="preserve"> Büro des Grossen Rates</w:t>
+      </w:r>
+      <w:r>
+        <w:br/>
+      </w:r>
+      <w:r>
+        <w:rPr>
+          <w:rStyle w:val="AttributeTok"/>
+        </w:rPr>
+        <w:t xml:space="preserve">  </w:t>
+      </w:r>
+      <w:r>
+        <w:rPr>
+          <w:rStyle w:val="FunctionTok"/>
+        </w:rPr>
+        <w:t xml:space="preserve">language</w:t>
+      </w:r>
+      <w:r>
+        <w:rPr>
+          <w:rStyle w:val="KeywordTok"/>
+        </w:rPr>
+        <w:t xml:space="preserve">:</w:t>
+      </w:r>
+      <w:r>
+        <w:rPr>
+          <w:rStyle w:val="AttributeTok"/>
+        </w:rPr>
+        <w:t xml:space="preserve"> de</w:t>
+      </w:r>
+      <w:r>
+        <w:br/>
+      </w:r>
+      <w:r>
+        <w:rPr>
+          <w:rStyle w:val="FunctionTok"/>
+        </w:rPr>
+        <w:t xml:space="preserve">parent_groups</w:t>
+      </w:r>
+      <w:r>
+        <w:rPr>
+          <w:rStyle w:val="KeywordTok"/>
+        </w:rPr>
+        <w:t xml:space="preserve">:</w:t>
+      </w:r>
+      <w:r>
+        <w:br/>
+      </w:r>
+      <w:r>
+        <w:rPr>
+          <w:rStyle w:val="KeywordTok"/>
+        </w:rPr>
+        <w:t xml:space="preserve">-</w:t>
+      </w:r>
+      <w:r>
+        <w:rPr>
+          <w:rStyle w:val="AttributeTok"/>
+        </w:rPr>
+        <w:t xml:space="preserve"> https://www.grosserrat.bs.ch/</w:t>
+      </w:r>
+      <w:r>
+        <w:br/>
+      </w:r>
+      <w:r>
+        <w:rPr>
+          <w:rStyle w:val="FunctionTok"/>
+        </w:rPr>
+        <w:t xml:space="preserve">group_type</w:t>
+      </w:r>
+      <w:r>
+        <w:rPr>
+          <w:rStyle w:val="KeywordTok"/>
+        </w:rPr>
+        <w:t xml:space="preserve">:</w:t>
+      </w:r>
+      <w:r>
+        <w:br/>
+      </w:r>
+      <w:r>
+        <w:rPr>
+          <w:rStyle w:val="AttributeTok"/>
+        </w:rPr>
+        <w:t xml:space="preserve">  </w:t>
+      </w:r>
+      <w:r>
+        <w:rPr>
+          <w:rStyle w:val="FunctionTok"/>
+        </w:rPr>
+        <w:t xml:space="preserve">group_type_enum</w:t>
+      </w:r>
+      <w:r>
+        <w:rPr>
+          <w:rStyle w:val="KeywordTok"/>
+        </w:rPr>
+        <w:t xml:space="preserve">:</w:t>
+      </w:r>
+      <w:r>
+        <w:rPr>
+          <w:rStyle w:val="AttributeTok"/>
+        </w:rPr>
+        <w:t xml:space="preserve"> council_bureau</w:t>
+      </w:r>
+      <w:r>
+        <w:br/>
+      </w:r>
+      <w:r>
+        <w:rPr>
+          <w:rStyle w:val="AttributeTok"/>
+        </w:rPr>
+        <w:t xml:space="preserve">  </w:t>
+      </w:r>
+      <w:r>
+        <w:rPr>
           <w:rStyle w:val="FunctionTok"/>
         </w:rPr>
         <w:t xml:space="preserve">label</w:t>
@@ -14637,214 +14851,16 @@
         <w:t xml:space="preserve">:</w:t>
       </w:r>
       <w:r>
+        <w:rPr>
+          <w:rStyle w:val="AttributeTok"/>
+        </w:rPr>
+        <w:t xml:space="preserve"> Ratsbüro</w:t>
+      </w:r>
+      <w:r>
         <w:br/>
       </w:r>
       <w:r>
         <w:rPr>
-          <w:rStyle w:val="KeywordTok"/>
-        </w:rPr>
-        <w:t xml:space="preserve">-</w:t>
-      </w:r>
-      <w:r>
-        <w:rPr>
-          <w:rStyle w:val="AttributeTok"/>
-        </w:rPr>
-        <w:t xml:space="preserve"> </w:t>
-      </w:r>
-      <w:r>
-        <w:rPr>
-          <w:rStyle w:val="FunctionTok"/>
-        </w:rPr>
-        <w:t xml:space="preserve">value</w:t>
-      </w:r>
-      <w:r>
-        <w:rPr>
-          <w:rStyle w:val="KeywordTok"/>
-        </w:rPr>
-        <w:t xml:space="preserve">:</w:t>
-      </w:r>
-      <w:r>
-        <w:rPr>
-          <w:rStyle w:val="AttributeTok"/>
-        </w:rPr>
-        <w:t xml:space="preserve"> Fédération romande des consommateurs</w:t>
-      </w:r>
-      <w:r>
-        <w:br/>
-      </w:r>
-      <w:r>
-        <w:rPr>
-          <w:rStyle w:val="AttributeTok"/>
-        </w:rPr>
-        <w:t xml:space="preserve">  </w:t>
-      </w:r>
-      <w:r>
-        <w:rPr>
-          <w:rStyle w:val="FunctionTok"/>
-        </w:rPr>
-        <w:t xml:space="preserve">language</w:t>
-      </w:r>
-      <w:r>
-        <w:rPr>
-          <w:rStyle w:val="KeywordTok"/>
-        </w:rPr>
-        <w:t xml:space="preserve">:</w:t>
-      </w:r>
-      <w:r>
-        <w:rPr>
-          <w:rStyle w:val="AttributeTok"/>
-        </w:rPr>
-        <w:t xml:space="preserve"> fr</w:t>
-      </w:r>
-      <w:r>
-        <w:br/>
-      </w:r>
-      <w:r>
-        <w:rPr>
-          <w:rStyle w:val="FunctionTok"/>
-        </w:rPr>
-        <w:t xml:space="preserve">abbreviation</w:t>
-      </w:r>
-      <w:r>
-        <w:rPr>
-          <w:rStyle w:val="KeywordTok"/>
-        </w:rPr>
-        <w:t xml:space="preserve">:</w:t>
-      </w:r>
-      <w:r>
-        <w:br/>
-      </w:r>
-      <w:r>
-        <w:rPr>
-          <w:rStyle w:val="KeywordTok"/>
-        </w:rPr>
-        <w:t xml:space="preserve">-</w:t>
-      </w:r>
-      <w:r>
-        <w:rPr>
-          <w:rStyle w:val="AttributeTok"/>
-        </w:rPr>
-        <w:t xml:space="preserve"> </w:t>
-      </w:r>
-      <w:r>
-        <w:rPr>
-          <w:rStyle w:val="FunctionTok"/>
-        </w:rPr>
-        <w:t xml:space="preserve">value</w:t>
-      </w:r>
-      <w:r>
-        <w:rPr>
-          <w:rStyle w:val="KeywordTok"/>
-        </w:rPr>
-        <w:t xml:space="preserve">:</w:t>
-      </w:r>
-      <w:r>
-        <w:rPr>
-          <w:rStyle w:val="AttributeTok"/>
-        </w:rPr>
-        <w:t xml:space="preserve"> FRC</w:t>
-      </w:r>
-      <w:r>
-        <w:br/>
-      </w:r>
-      <w:r>
-        <w:rPr>
-          <w:rStyle w:val="AttributeTok"/>
-        </w:rPr>
-        <w:t xml:space="preserve">  </w:t>
-      </w:r>
-      <w:r>
-        <w:rPr>
-          <w:rStyle w:val="FunctionTok"/>
-        </w:rPr>
-        <w:t xml:space="preserve">language</w:t>
-      </w:r>
-      <w:r>
-        <w:rPr>
-          <w:rStyle w:val="KeywordTok"/>
-        </w:rPr>
-        <w:t xml:space="preserve">:</w:t>
-      </w:r>
-      <w:r>
-        <w:rPr>
-          <w:rStyle w:val="AttributeTok"/>
-        </w:rPr>
-        <w:t xml:space="preserve"> fr</w:t>
-      </w:r>
-      <w:r>
-        <w:br/>
-      </w:r>
-      <w:r>
-        <w:rPr>
-          <w:rStyle w:val="FunctionTok"/>
-        </w:rPr>
-        <w:t xml:space="preserve">group_type</w:t>
-      </w:r>
-      <w:r>
-        <w:rPr>
-          <w:rStyle w:val="KeywordTok"/>
-        </w:rPr>
-        <w:t xml:space="preserve">:</w:t>
-      </w:r>
-      <w:r>
-        <w:br/>
-      </w:r>
-      <w:r>
-        <w:rPr>
-          <w:rStyle w:val="AttributeTok"/>
-        </w:rPr>
-        <w:t xml:space="preserve">  </w:t>
-      </w:r>
-      <w:r>
-        <w:rPr>
-          <w:rStyle w:val="FunctionTok"/>
-        </w:rPr>
-        <w:t xml:space="preserve">group_type_enum</w:t>
-      </w:r>
-      <w:r>
-        <w:rPr>
-          <w:rStyle w:val="KeywordTok"/>
-        </w:rPr>
-        <w:t xml:space="preserve">:</w:t>
-      </w:r>
-      <w:r>
-        <w:rPr>
-          <w:rStyle w:val="AttributeTok"/>
-        </w:rPr>
-        <w:t xml:space="preserve"> association</w:t>
-      </w:r>
-      <w:r>
-        <w:br/>
-      </w:r>
-      <w:r>
-        <w:rPr>
-          <w:rStyle w:val="AttributeTok"/>
-        </w:rPr>
-        <w:t xml:space="preserve">  </w:t>
-      </w:r>
-      <w:r>
-        <w:rPr>
-          <w:rStyle w:val="FunctionTok"/>
-        </w:rPr>
-        <w:t xml:space="preserve">label</w:t>
-      </w:r>
-      <w:r>
-        <w:rPr>
-          <w:rStyle w:val="KeywordTok"/>
-        </w:rPr>
-        <w:t xml:space="preserve">:</w:t>
-      </w:r>
-      <w:r>
-        <w:rPr>
-          <w:rStyle w:val="AttributeTok"/>
-        </w:rPr>
-        <w:t xml:space="preserve"> Verein</w:t>
-      </w:r>
-      <w:r>
-        <w:br/>
-      </w:r>
-      <w:r>
-        <w:rPr>
           <w:rStyle w:val="FunctionTok"/>
         </w:rPr>
         <w:t xml:space="preserve">spatial</w:t>
@@ -14859,17 +14875,17 @@
         <w:rPr>
           <w:rStyle w:val="AttributeTok"/>
         </w:rPr>
-        <w:t xml:space="preserve"> https://ld.admin.ch/canton/22</w:t>
+        <w:t xml:space="preserve"> https://ld.admin.ch/canton/12</w:t>
       </w:r>
     </w:p>
     <w:bookmarkEnd w:id="130"/>
-    <w:bookmarkStart w:id="131" w:name="exemple-bureau-du-conseil"/>
+    <w:bookmarkStart w:id="131" w:name="Xe5ec302af3c3c19c5708cfd8cb0df6f52dae725"/>
     <w:p>
       <w:pPr>
         <w:pStyle w:val="berschrift4"/>
       </w:pPr>
       <w:r>
-        <w:t xml:space="preserve">Exemple : Bureau du conseil</w:t>
+        <w:t xml:space="preserve">Exemple : Délégation bilingue auprès d’un organe intercantonal</w:t>
       </w:r>
     </w:p>
     <w:p>
@@ -14898,7 +14914,7 @@
         <w:rPr>
           <w:rStyle w:val="DecValTok"/>
         </w:rPr>
-        <w:t xml:space="preserve">50</w:t>
+        <w:t xml:space="preserve">5000</w:t>
       </w:r>
       <w:r>
         <w:br/>
@@ -14919,7 +14935,7 @@
         <w:rPr>
           <w:rStyle w:val="AttributeTok"/>
         </w:rPr>
-        <w:t xml:space="preserve"> https://grosserrat.bs.ch/gremien/praesidium-und-buero</w:t>
+        <w:t xml:space="preserve"> https://www.fr.ch/parlinfo/app/organizations/a1acb0c030d54b3baed840fe8bbed6b5</w:t>
       </w:r>
       <w:r>
         <w:br/>
@@ -14967,7 +14983,7 @@
         <w:rPr>
           <w:rStyle w:val="AttributeTok"/>
         </w:rPr>
-        <w:t xml:space="preserve"> Büro des Grossen Rates</w:t>
+        <w:t xml:space="preserve"> Freiburger Delegation IPK strafrechtliche Einschliessung</w:t>
       </w:r>
       <w:r>
         <w:br/>
@@ -15001,21 +15017,81 @@
       </w:r>
       <w:r>
         <w:rPr>
-          <w:rStyle w:val="FunctionTok"/>
-        </w:rPr>
-        <w:t xml:space="preserve">parent_groups</w:t>
-      </w:r>
-      <w:r>
-        <w:rPr>
-          <w:rStyle w:val="KeywordTok"/>
-        </w:rPr>
-        <w:t xml:space="preserve">:</w:t>
+          <w:rStyle w:val="KeywordTok"/>
+        </w:rPr>
+        <w:t xml:space="preserve">-</w:t>
+      </w:r>
+      <w:r>
+        <w:rPr>
+          <w:rStyle w:val="AttributeTok"/>
+        </w:rPr>
+        <w:t xml:space="preserve"> </w:t>
+      </w:r>
+      <w:r>
+        <w:rPr>
+          <w:rStyle w:val="FunctionTok"/>
+        </w:rPr>
+        <w:t xml:space="preserve">value</w:t>
+      </w:r>
+      <w:r>
+        <w:rPr>
+          <w:rStyle w:val="KeywordTok"/>
+        </w:rPr>
+        <w:t xml:space="preserve">:</w:t>
+      </w:r>
+      <w:r>
+        <w:rPr>
+          <w:rStyle w:val="AttributeTok"/>
+        </w:rPr>
+        <w:t xml:space="preserve"> Délégation FR à la CIP détention pénale</w:t>
       </w:r>
       <w:r>
         <w:br/>
       </w:r>
       <w:r>
         <w:rPr>
+          <w:rStyle w:val="AttributeTok"/>
+        </w:rPr>
+        <w:t xml:space="preserve">  </w:t>
+      </w:r>
+      <w:r>
+        <w:rPr>
+          <w:rStyle w:val="FunctionTok"/>
+        </w:rPr>
+        <w:t xml:space="preserve">language</w:t>
+      </w:r>
+      <w:r>
+        <w:rPr>
+          <w:rStyle w:val="KeywordTok"/>
+        </w:rPr>
+        <w:t xml:space="preserve">:</w:t>
+      </w:r>
+      <w:r>
+        <w:rPr>
+          <w:rStyle w:val="AttributeTok"/>
+        </w:rPr>
+        <w:t xml:space="preserve"> fr</w:t>
+      </w:r>
+      <w:r>
+        <w:br/>
+      </w:r>
+      <w:r>
+        <w:rPr>
+          <w:rStyle w:val="FunctionTok"/>
+        </w:rPr>
+        <w:t xml:space="preserve">abbreviation</w:t>
+      </w:r>
+      <w:r>
+        <w:rPr>
+          <w:rStyle w:val="KeywordTok"/>
+        </w:rPr>
+        <w:t xml:space="preserve">:</w:t>
+      </w:r>
+      <w:r>
+        <w:br/>
+      </w:r>
+      <w:r>
+        <w:rPr>
           <w:rStyle w:val="KeywordTok"/>
         </w:rPr>
         <w:t xml:space="preserve">-</w:t>
@@ -15024,13 +15100,412 @@
         <w:rPr>
           <w:rStyle w:val="AttributeTok"/>
         </w:rPr>
-        <w:t xml:space="preserve"> https://www.grosserrat.bs.ch/</w:t>
+        <w:t xml:space="preserve"> </w:t>
+      </w:r>
+      <w:r>
+        <w:rPr>
+          <w:rStyle w:val="FunctionTok"/>
+        </w:rPr>
+        <w:t xml:space="preserve">value</w:t>
+      </w:r>
+      <w:r>
+        <w:rPr>
+          <w:rStyle w:val="KeywordTok"/>
+        </w:rPr>
+        <w:t xml:space="preserve">:</w:t>
+      </w:r>
+      <w:r>
+        <w:rPr>
+          <w:rStyle w:val="AttributeTok"/>
+        </w:rPr>
+        <w:t xml:space="preserve"> Del-StRFE</w:t>
       </w:r>
       <w:r>
         <w:br/>
       </w:r>
       <w:r>
         <w:rPr>
+          <w:rStyle w:val="AttributeTok"/>
+        </w:rPr>
+        <w:t xml:space="preserve">  </w:t>
+      </w:r>
+      <w:r>
+        <w:rPr>
+          <w:rStyle w:val="FunctionTok"/>
+        </w:rPr>
+        <w:t xml:space="preserve">language</w:t>
+      </w:r>
+      <w:r>
+        <w:rPr>
+          <w:rStyle w:val="KeywordTok"/>
+        </w:rPr>
+        <w:t xml:space="preserve">:</w:t>
+      </w:r>
+      <w:r>
+        <w:rPr>
+          <w:rStyle w:val="AttributeTok"/>
+        </w:rPr>
+        <w:t xml:space="preserve"> de</w:t>
+      </w:r>
+      <w:r>
+        <w:br/>
+      </w:r>
+      <w:r>
+        <w:rPr>
+          <w:rStyle w:val="KeywordTok"/>
+        </w:rPr>
+        <w:t xml:space="preserve">-</w:t>
+      </w:r>
+      <w:r>
+        <w:rPr>
+          <w:rStyle w:val="AttributeTok"/>
+        </w:rPr>
+        <w:t xml:space="preserve"> </w:t>
+      </w:r>
+      <w:r>
+        <w:rPr>
+          <w:rStyle w:val="FunctionTok"/>
+        </w:rPr>
+        <w:t xml:space="preserve">value</w:t>
+      </w:r>
+      <w:r>
+        <w:rPr>
+          <w:rStyle w:val="KeywordTok"/>
+        </w:rPr>
+        <w:t xml:space="preserve">:</w:t>
+      </w:r>
+      <w:r>
+        <w:rPr>
+          <w:rStyle w:val="AttributeTok"/>
+        </w:rPr>
+        <w:t xml:space="preserve"> Del-DetPen</w:t>
+      </w:r>
+      <w:r>
+        <w:br/>
+      </w:r>
+      <w:r>
+        <w:rPr>
+          <w:rStyle w:val="AttributeTok"/>
+        </w:rPr>
+        <w:t xml:space="preserve">  </w:t>
+      </w:r>
+      <w:r>
+        <w:rPr>
+          <w:rStyle w:val="FunctionTok"/>
+        </w:rPr>
+        <w:t xml:space="preserve">language</w:t>
+      </w:r>
+      <w:r>
+        <w:rPr>
+          <w:rStyle w:val="KeywordTok"/>
+        </w:rPr>
+        <w:t xml:space="preserve">:</w:t>
+      </w:r>
+      <w:r>
+        <w:rPr>
+          <w:rStyle w:val="AttributeTok"/>
+        </w:rPr>
+        <w:t xml:space="preserve"> fr</w:t>
+      </w:r>
+      <w:r>
+        <w:br/>
+      </w:r>
+      <w:r>
+        <w:rPr>
+          <w:rStyle w:val="FunctionTok"/>
+        </w:rPr>
+        <w:t xml:space="preserve">description</w:t>
+      </w:r>
+      <w:r>
+        <w:rPr>
+          <w:rStyle w:val="KeywordTok"/>
+        </w:rPr>
+        <w:t xml:space="preserve">:</w:t>
+      </w:r>
+      <w:r>
+        <w:br/>
+      </w:r>
+      <w:r>
+        <w:rPr>
+          <w:rStyle w:val="KeywordTok"/>
+        </w:rPr>
+        <w:t xml:space="preserve">-</w:t>
+      </w:r>
+      <w:r>
+        <w:rPr>
+          <w:rStyle w:val="AttributeTok"/>
+        </w:rPr>
+        <w:t xml:space="preserve"> </w:t>
+      </w:r>
+      <w:r>
+        <w:rPr>
+          <w:rStyle w:val="FunctionTok"/>
+        </w:rPr>
+        <w:t xml:space="preserve">value</w:t>
+      </w:r>
+      <w:r>
+        <w:rPr>
+          <w:rStyle w:val="KeywordTok"/>
+        </w:rPr>
+        <w:t xml:space="preserve">:</w:t>
+      </w:r>
+      <w:r>
+        <w:rPr>
+          <w:rStyle w:val="AttributeTok"/>
+        </w:rPr>
+        <w:t xml:space="preserve"> Die Interparlamentarische Aufsichtskommission strafrechtliche Einschliessung besteht aus 18 Grossrätinnen</w:t>
+      </w:r>
+      <w:r>
+        <w:br/>
+      </w:r>
+      <w:r>
+        <w:rPr>
+          <w:rStyle w:val="AttributeTok"/>
+        </w:rPr>
+        <w:t xml:space="preserve">    und Grossräten aus den sechs Vertragskantonen Freiburg, Genf, Jura, Neuenburg, Waadt und Wallis.</w:t>
+      </w:r>
+      <w:r>
+        <w:br/>
+      </w:r>
+      <w:r>
+        <w:rPr>
+          <w:rStyle w:val="AttributeTok"/>
+        </w:rPr>
+        <w:t xml:space="preserve">  </w:t>
+      </w:r>
+      <w:r>
+        <w:rPr>
+          <w:rStyle w:val="FunctionTok"/>
+        </w:rPr>
+        <w:t xml:space="preserve">language</w:t>
+      </w:r>
+      <w:r>
+        <w:rPr>
+          <w:rStyle w:val="KeywordTok"/>
+        </w:rPr>
+        <w:t xml:space="preserve">:</w:t>
+      </w:r>
+      <w:r>
+        <w:rPr>
+          <w:rStyle w:val="AttributeTok"/>
+        </w:rPr>
+        <w:t xml:space="preserve"> de</w:t>
+      </w:r>
+      <w:r>
+        <w:br/>
+      </w:r>
+      <w:r>
+        <w:rPr>
+          <w:rStyle w:val="KeywordTok"/>
+        </w:rPr>
+        <w:t xml:space="preserve">-</w:t>
+      </w:r>
+      <w:r>
+        <w:rPr>
+          <w:rStyle w:val="AttributeTok"/>
+        </w:rPr>
+        <w:t xml:space="preserve"> </w:t>
+      </w:r>
+      <w:r>
+        <w:rPr>
+          <w:rStyle w:val="FunctionTok"/>
+        </w:rPr>
+        <w:t xml:space="preserve">value</w:t>
+      </w:r>
+      <w:r>
+        <w:rPr>
+          <w:rStyle w:val="KeywordTok"/>
+        </w:rPr>
+        <w:t xml:space="preserve">:</w:t>
+      </w:r>
+      <w:r>
+        <w:rPr>
+          <w:rStyle w:val="AttributeTok"/>
+        </w:rPr>
+        <w:t xml:space="preserve"> </w:t>
+      </w:r>
+      <w:r>
+        <w:rPr>
+          <w:rStyle w:val="StringTok"/>
+        </w:rPr>
+        <w:t xml:space="preserve">'La Commission interparlementaire de contrôle détention pénale est composée de 18 députés issus</w:t>
+      </w:r>
+      <w:r>
+        <w:br/>
+      </w:r>
+      <w:r>
+        <w:rPr>
+          <w:rStyle w:val="StringTok"/>
+        </w:rPr>
+        <w:t xml:space="preserve">    des six cantons partenaires : Fribourg, Genève, Jura, Neuchâtel, Vaud et Valais.'</w:t>
+      </w:r>
+      <w:r>
+        <w:br/>
+      </w:r>
+      <w:r>
+        <w:rPr>
+          <w:rStyle w:val="AttributeTok"/>
+        </w:rPr>
+        <w:t xml:space="preserve">  </w:t>
+      </w:r>
+      <w:r>
+        <w:rPr>
+          <w:rStyle w:val="FunctionTok"/>
+        </w:rPr>
+        <w:t xml:space="preserve">language</w:t>
+      </w:r>
+      <w:r>
+        <w:rPr>
+          <w:rStyle w:val="KeywordTok"/>
+        </w:rPr>
+        <w:t xml:space="preserve">:</w:t>
+      </w:r>
+      <w:r>
+        <w:rPr>
+          <w:rStyle w:val="AttributeTok"/>
+        </w:rPr>
+        <w:t xml:space="preserve"> fr</w:t>
+      </w:r>
+      <w:r>
+        <w:br/>
+      </w:r>
+      <w:r>
+        <w:rPr>
+          <w:rStyle w:val="FunctionTok"/>
+        </w:rPr>
+        <w:t xml:space="preserve">landing_page</w:t>
+      </w:r>
+      <w:r>
+        <w:rPr>
+          <w:rStyle w:val="KeywordTok"/>
+        </w:rPr>
+        <w:t xml:space="preserve">:</w:t>
+      </w:r>
+      <w:r>
+        <w:br/>
+      </w:r>
+      <w:r>
+        <w:rPr>
+          <w:rStyle w:val="KeywordTok"/>
+        </w:rPr>
+        <w:t xml:space="preserve">-</w:t>
+      </w:r>
+      <w:r>
+        <w:rPr>
+          <w:rStyle w:val="AttributeTok"/>
+        </w:rPr>
+        <w:t xml:space="preserve"> </w:t>
+      </w:r>
+      <w:r>
+        <w:rPr>
+          <w:rStyle w:val="FunctionTok"/>
+        </w:rPr>
+        <w:t xml:space="preserve">value</w:t>
+      </w:r>
+      <w:r>
+        <w:rPr>
+          <w:rStyle w:val="KeywordTok"/>
+        </w:rPr>
+        <w:t xml:space="preserve">:</w:t>
+      </w:r>
+      <w:r>
+        <w:rPr>
+          <w:rStyle w:val="AttributeTok"/>
+        </w:rPr>
+        <w:t xml:space="preserve"> https://www.fr.ch/de/parlinfo/app/organizations/a1acb0c030d54b3baed840fe8bbed6b5</w:t>
+      </w:r>
+      <w:r>
+        <w:br/>
+      </w:r>
+      <w:r>
+        <w:rPr>
+          <w:rStyle w:val="AttributeTok"/>
+        </w:rPr>
+        <w:t xml:space="preserve">  </w:t>
+      </w:r>
+      <w:r>
+        <w:rPr>
+          <w:rStyle w:val="FunctionTok"/>
+        </w:rPr>
+        <w:t xml:space="preserve">language</w:t>
+      </w:r>
+      <w:r>
+        <w:rPr>
+          <w:rStyle w:val="KeywordTok"/>
+        </w:rPr>
+        <w:t xml:space="preserve">:</w:t>
+      </w:r>
+      <w:r>
+        <w:rPr>
+          <w:rStyle w:val="AttributeTok"/>
+        </w:rPr>
+        <w:t xml:space="preserve"> de</w:t>
+      </w:r>
+      <w:r>
+        <w:br/>
+      </w:r>
+      <w:r>
+        <w:rPr>
+          <w:rStyle w:val="KeywordTok"/>
+        </w:rPr>
+        <w:t xml:space="preserve">-</w:t>
+      </w:r>
+      <w:r>
+        <w:rPr>
+          <w:rStyle w:val="AttributeTok"/>
+        </w:rPr>
+        <w:t xml:space="preserve"> </w:t>
+      </w:r>
+      <w:r>
+        <w:rPr>
+          <w:rStyle w:val="FunctionTok"/>
+        </w:rPr>
+        <w:t xml:space="preserve">value</w:t>
+      </w:r>
+      <w:r>
+        <w:rPr>
+          <w:rStyle w:val="KeywordTok"/>
+        </w:rPr>
+        <w:t xml:space="preserve">:</w:t>
+      </w:r>
+      <w:r>
+        <w:rPr>
+          <w:rStyle w:val="AttributeTok"/>
+        </w:rPr>
+        <w:t xml:space="preserve"> https://www.fr.ch/parlinfo/app/organizations/a1acb0c030d54b3baed840fe8bbed6b5</w:t>
+      </w:r>
+      <w:r>
+        <w:br/>
+      </w:r>
+      <w:r>
+        <w:rPr>
+          <w:rStyle w:val="AttributeTok"/>
+        </w:rPr>
+        <w:t xml:space="preserve">  </w:t>
+      </w:r>
+      <w:r>
+        <w:rPr>
+          <w:rStyle w:val="FunctionTok"/>
+        </w:rPr>
+        <w:t xml:space="preserve">language</w:t>
+      </w:r>
+      <w:r>
+        <w:rPr>
+          <w:rStyle w:val="KeywordTok"/>
+        </w:rPr>
+        <w:t xml:space="preserve">:</w:t>
+      </w:r>
+      <w:r>
+        <w:rPr>
+          <w:rStyle w:val="AttributeTok"/>
+        </w:rPr>
+        <w:t xml:space="preserve"> fr</w:t>
+      </w:r>
+      <w:r>
+        <w:br/>
+      </w:r>
+      <w:r>
+        <w:rPr>
           <w:rStyle w:val="FunctionTok"/>
         </w:rPr>
         <w:t xml:space="preserve">group_type</w:t>
@@ -15066,7 +15541,7 @@
         <w:rPr>
           <w:rStyle w:val="AttributeTok"/>
         </w:rPr>
-        <w:t xml:space="preserve"> parliamentary_bureau</w:t>
+        <w:t xml:space="preserve"> delegation</w:t>
       </w:r>
       <w:r>
         <w:br/>
@@ -15093,7 +15568,7 @@
         <w:rPr>
           <w:rStyle w:val="AttributeTok"/>
         </w:rPr>
-        <w:t xml:space="preserve"> Ratsbüro</w:t>
+        <w:t xml:space="preserve"> Delegation</w:t>
       </w:r>
       <w:r>
         <w:br/>
@@ -15114,17 +15589,38 @@
         <w:rPr>
           <w:rStyle w:val="AttributeTok"/>
         </w:rPr>
-        <w:t xml:space="preserve"> https://ld.admin.ch/canton/12</w:t>
+        <w:t xml:space="preserve"> https://ld.admin.ch/canton/10</w:t>
+      </w:r>
+      <w:r>
+        <w:br/>
+      </w:r>
+      <w:r>
+        <w:rPr>
+          <w:rStyle w:val="FunctionTok"/>
+        </w:rPr>
+        <w:t xml:space="preserve">valid_from</w:t>
+      </w:r>
+      <w:r>
+        <w:rPr>
+          <w:rStyle w:val="KeywordTok"/>
+        </w:rPr>
+        <w:t xml:space="preserve">:</w:t>
+      </w:r>
+      <w:r>
+        <w:rPr>
+          <w:rStyle w:val="AttributeTok"/>
+        </w:rPr>
+        <w:t xml:space="preserve"> 2007-12-12</w:t>
       </w:r>
     </w:p>
     <w:bookmarkEnd w:id="131"/>
-    <w:bookmarkStart w:id="132" w:name="Xe5ec302af3c3c19c5708cfd8cb0df6f52dae725"/>
+    <w:bookmarkStart w:id="132" w:name="X36cb3b8a2b04f2f18a01dd1df094f9726b8e8fb"/>
     <w:p>
       <w:pPr>
         <w:pStyle w:val="berschrift4"/>
       </w:pPr>
       <w:r>
-        <w:t xml:space="preserve">Exemple : Délégation bilingue auprès d’un organe intercantonal</w:t>
+        <w:t xml:space="preserve">Exemple : Groupe parlementaire renvoyant au parlement et aux partis porteurs</w:t>
       </w:r>
     </w:p>
     <w:p>
@@ -15153,7 +15649,7 @@
         <w:rPr>
           <w:rStyle w:val="DecValTok"/>
         </w:rPr>
-        <w:t xml:space="preserve">5000</w:t>
+        <w:t xml:space="preserve">1266</w:t>
       </w:r>
       <w:r>
         <w:br/>
@@ -15174,7 +15670,7 @@
         <w:rPr>
           <w:rStyle w:val="AttributeTok"/>
         </w:rPr>
-        <w:t xml:space="preserve"> https://www.fr.ch/parlinfo/app/organizations/a1acb0c030d54b3baed840fe8bbed6b5</w:t>
+        <w:t xml:space="preserve"> https://grosserrat.bs.ch/gremien/parteien-und-fraktionen/mitte-evp</w:t>
       </w:r>
       <w:r>
         <w:br/>
@@ -15222,7 +15718,7 @@
         <w:rPr>
           <w:rStyle w:val="AttributeTok"/>
         </w:rPr>
-        <w:t xml:space="preserve"> Freiburger Delegation IPK strafrechtliche Einschliessung</w:t>
+        <w:t xml:space="preserve"> Die Mitte / Evangelische Volkspartei</w:t>
       </w:r>
       <w:r>
         <w:br/>
@@ -15256,6 +15752,21 @@
       </w:r>
       <w:r>
         <w:rPr>
+          <w:rStyle w:val="FunctionTok"/>
+        </w:rPr>
+        <w:t xml:space="preserve">parent_groups</w:t>
+      </w:r>
+      <w:r>
+        <w:rPr>
+          <w:rStyle w:val="KeywordTok"/>
+        </w:rPr>
+        <w:t xml:space="preserve">:</w:t>
+      </w:r>
+      <w:r>
+        <w:br/>
+      </w:r>
+      <w:r>
+        <w:rPr>
           <w:rStyle w:val="KeywordTok"/>
         </w:rPr>
         <w:t xml:space="preserve">-</w:t>
@@ -15264,31 +15775,58 @@
         <w:rPr>
           <w:rStyle w:val="AttributeTok"/>
         </w:rPr>
-        <w:t xml:space="preserve"> </w:t>
-      </w:r>
-      <w:r>
-        <w:rPr>
-          <w:rStyle w:val="FunctionTok"/>
-        </w:rPr>
-        <w:t xml:space="preserve">value</w:t>
-      </w:r>
-      <w:r>
-        <w:rPr>
-          <w:rStyle w:val="KeywordTok"/>
-        </w:rPr>
-        <w:t xml:space="preserve">:</w:t>
-      </w:r>
-      <w:r>
-        <w:rPr>
-          <w:rStyle w:val="AttributeTok"/>
-        </w:rPr>
-        <w:t xml:space="preserve"> Délégation FR à la CIP détention pénale</w:t>
+        <w:t xml:space="preserve"> https://www.grosserrat.bs.ch/</w:t>
       </w:r>
       <w:r>
         <w:br/>
       </w:r>
       <w:r>
         <w:rPr>
+          <w:rStyle w:val="KeywordTok"/>
+        </w:rPr>
+        <w:t xml:space="preserve">-</w:t>
+      </w:r>
+      <w:r>
+        <w:rPr>
+          <w:rStyle w:val="AttributeTok"/>
+        </w:rPr>
+        <w:t xml:space="preserve"> https://bs.die-mitte.ch/</w:t>
+      </w:r>
+      <w:r>
+        <w:br/>
+      </w:r>
+      <w:r>
+        <w:rPr>
+          <w:rStyle w:val="KeywordTok"/>
+        </w:rPr>
+        <w:t xml:space="preserve">-</w:t>
+      </w:r>
+      <w:r>
+        <w:rPr>
+          <w:rStyle w:val="AttributeTok"/>
+        </w:rPr>
+        <w:t xml:space="preserve"> https://www.evp-bs.ch/</w:t>
+      </w:r>
+      <w:r>
+        <w:br/>
+      </w:r>
+      <w:r>
+        <w:rPr>
+          <w:rStyle w:val="FunctionTok"/>
+        </w:rPr>
+        <w:t xml:space="preserve">group_type</w:t>
+      </w:r>
+      <w:r>
+        <w:rPr>
+          <w:rStyle w:val="KeywordTok"/>
+        </w:rPr>
+        <w:t xml:space="preserve">:</w:t>
+      </w:r>
+      <w:r>
+        <w:br/>
+      </w:r>
+      <w:r>
+        <w:rPr>
           <w:rStyle w:val="AttributeTok"/>
         </w:rPr>
         <w:t xml:space="preserve">  </w:t>
@@ -15297,523 +15835,52 @@
         <w:rPr>
           <w:rStyle w:val="FunctionTok"/>
         </w:rPr>
-        <w:t xml:space="preserve">language</w:t>
-      </w:r>
-      <w:r>
-        <w:rPr>
-          <w:rStyle w:val="KeywordTok"/>
-        </w:rPr>
-        <w:t xml:space="preserve">:</w:t>
-      </w:r>
-      <w:r>
-        <w:rPr>
-          <w:rStyle w:val="AttributeTok"/>
-        </w:rPr>
-        <w:t xml:space="preserve"> fr</w:t>
+        <w:t xml:space="preserve">group_type_enum</w:t>
+      </w:r>
+      <w:r>
+        <w:rPr>
+          <w:rStyle w:val="KeywordTok"/>
+        </w:rPr>
+        <w:t xml:space="preserve">:</w:t>
+      </w:r>
+      <w:r>
+        <w:rPr>
+          <w:rStyle w:val="AttributeTok"/>
+        </w:rPr>
+        <w:t xml:space="preserve"> parliamentary_group</w:t>
       </w:r>
       <w:r>
         <w:br/>
       </w:r>
       <w:r>
         <w:rPr>
-          <w:rStyle w:val="FunctionTok"/>
-        </w:rPr>
-        <w:t xml:space="preserve">abbreviation</w:t>
-      </w:r>
-      <w:r>
-        <w:rPr>
-          <w:rStyle w:val="KeywordTok"/>
-        </w:rPr>
-        <w:t xml:space="preserve">:</w:t>
+          <w:rStyle w:val="AttributeTok"/>
+        </w:rPr>
+        <w:t xml:space="preserve">  </w:t>
+      </w:r>
+      <w:r>
+        <w:rPr>
+          <w:rStyle w:val="FunctionTok"/>
+        </w:rPr>
+        <w:t xml:space="preserve">label</w:t>
+      </w:r>
+      <w:r>
+        <w:rPr>
+          <w:rStyle w:val="KeywordTok"/>
+        </w:rPr>
+        <w:t xml:space="preserve">:</w:t>
+      </w:r>
+      <w:r>
+        <w:rPr>
+          <w:rStyle w:val="AttributeTok"/>
+        </w:rPr>
+        <w:t xml:space="preserve"> Fraktion</w:t>
       </w:r>
       <w:r>
         <w:br/>
       </w:r>
       <w:r>
         <w:rPr>
-          <w:rStyle w:val="KeywordTok"/>
-        </w:rPr>
-        <w:t xml:space="preserve">-</w:t>
-      </w:r>
-      <w:r>
-        <w:rPr>
-          <w:rStyle w:val="AttributeTok"/>
-        </w:rPr>
-        <w:t xml:space="preserve"> </w:t>
-      </w:r>
-      <w:r>
-        <w:rPr>
-          <w:rStyle w:val="FunctionTok"/>
-        </w:rPr>
-        <w:t xml:space="preserve">value</w:t>
-      </w:r>
-      <w:r>
-        <w:rPr>
-          <w:rStyle w:val="KeywordTok"/>
-        </w:rPr>
-        <w:t xml:space="preserve">:</w:t>
-      </w:r>
-      <w:r>
-        <w:rPr>
-          <w:rStyle w:val="AttributeTok"/>
-        </w:rPr>
-        <w:t xml:space="preserve"> Del-StRFE</w:t>
-      </w:r>
-      <w:r>
-        <w:br/>
-      </w:r>
-      <w:r>
-        <w:rPr>
-          <w:rStyle w:val="AttributeTok"/>
-        </w:rPr>
-        <w:t xml:space="preserve">  </w:t>
-      </w:r>
-      <w:r>
-        <w:rPr>
-          <w:rStyle w:val="FunctionTok"/>
-        </w:rPr>
-        <w:t xml:space="preserve">language</w:t>
-      </w:r>
-      <w:r>
-        <w:rPr>
-          <w:rStyle w:val="KeywordTok"/>
-        </w:rPr>
-        <w:t xml:space="preserve">:</w:t>
-      </w:r>
-      <w:r>
-        <w:rPr>
-          <w:rStyle w:val="AttributeTok"/>
-        </w:rPr>
-        <w:t xml:space="preserve"> de</w:t>
-      </w:r>
-      <w:r>
-        <w:br/>
-      </w:r>
-      <w:r>
-        <w:rPr>
-          <w:rStyle w:val="KeywordTok"/>
-        </w:rPr>
-        <w:t xml:space="preserve">-</w:t>
-      </w:r>
-      <w:r>
-        <w:rPr>
-          <w:rStyle w:val="AttributeTok"/>
-        </w:rPr>
-        <w:t xml:space="preserve"> </w:t>
-      </w:r>
-      <w:r>
-        <w:rPr>
-          <w:rStyle w:val="FunctionTok"/>
-        </w:rPr>
-        <w:t xml:space="preserve">value</w:t>
-      </w:r>
-      <w:r>
-        <w:rPr>
-          <w:rStyle w:val="KeywordTok"/>
-        </w:rPr>
-        <w:t xml:space="preserve">:</w:t>
-      </w:r>
-      <w:r>
-        <w:rPr>
-          <w:rStyle w:val="AttributeTok"/>
-        </w:rPr>
-        <w:t xml:space="preserve"> Del-DetPen</w:t>
-      </w:r>
-      <w:r>
-        <w:br/>
-      </w:r>
-      <w:r>
-        <w:rPr>
-          <w:rStyle w:val="AttributeTok"/>
-        </w:rPr>
-        <w:t xml:space="preserve">  </w:t>
-      </w:r>
-      <w:r>
-        <w:rPr>
-          <w:rStyle w:val="FunctionTok"/>
-        </w:rPr>
-        <w:t xml:space="preserve">language</w:t>
-      </w:r>
-      <w:r>
-        <w:rPr>
-          <w:rStyle w:val="KeywordTok"/>
-        </w:rPr>
-        <w:t xml:space="preserve">:</w:t>
-      </w:r>
-      <w:r>
-        <w:rPr>
-          <w:rStyle w:val="AttributeTok"/>
-        </w:rPr>
-        <w:t xml:space="preserve"> fr</w:t>
-      </w:r>
-      <w:r>
-        <w:br/>
-      </w:r>
-      <w:r>
-        <w:rPr>
-          <w:rStyle w:val="FunctionTok"/>
-        </w:rPr>
-        <w:t xml:space="preserve">description</w:t>
-      </w:r>
-      <w:r>
-        <w:rPr>
-          <w:rStyle w:val="KeywordTok"/>
-        </w:rPr>
-        <w:t xml:space="preserve">:</w:t>
-      </w:r>
-      <w:r>
-        <w:br/>
-      </w:r>
-      <w:r>
-        <w:rPr>
-          <w:rStyle w:val="KeywordTok"/>
-        </w:rPr>
-        <w:t xml:space="preserve">-</w:t>
-      </w:r>
-      <w:r>
-        <w:rPr>
-          <w:rStyle w:val="AttributeTok"/>
-        </w:rPr>
-        <w:t xml:space="preserve"> </w:t>
-      </w:r>
-      <w:r>
-        <w:rPr>
-          <w:rStyle w:val="FunctionTok"/>
-        </w:rPr>
-        <w:t xml:space="preserve">value</w:t>
-      </w:r>
-      <w:r>
-        <w:rPr>
-          <w:rStyle w:val="KeywordTok"/>
-        </w:rPr>
-        <w:t xml:space="preserve">:</w:t>
-      </w:r>
-      <w:r>
-        <w:rPr>
-          <w:rStyle w:val="AttributeTok"/>
-        </w:rPr>
-        <w:t xml:space="preserve"> Die Interparlamentarische Aufsichtskommission strafrechtliche Einschliessung besteht aus 18 Grossrätinnen</w:t>
-      </w:r>
-      <w:r>
-        <w:br/>
-      </w:r>
-      <w:r>
-        <w:rPr>
-          <w:rStyle w:val="AttributeTok"/>
-        </w:rPr>
-        <w:t xml:space="preserve">    und Grossräten aus den sechs Vertragskantonen Freiburg, Genf, Jura, Neuenburg, Waadt und Wallis.</w:t>
-      </w:r>
-      <w:r>
-        <w:br/>
-      </w:r>
-      <w:r>
-        <w:rPr>
-          <w:rStyle w:val="AttributeTok"/>
-        </w:rPr>
-        <w:t xml:space="preserve">  </w:t>
-      </w:r>
-      <w:r>
-        <w:rPr>
-          <w:rStyle w:val="FunctionTok"/>
-        </w:rPr>
-        <w:t xml:space="preserve">language</w:t>
-      </w:r>
-      <w:r>
-        <w:rPr>
-          <w:rStyle w:val="KeywordTok"/>
-        </w:rPr>
-        <w:t xml:space="preserve">:</w:t>
-      </w:r>
-      <w:r>
-        <w:rPr>
-          <w:rStyle w:val="AttributeTok"/>
-        </w:rPr>
-        <w:t xml:space="preserve"> de</w:t>
-      </w:r>
-      <w:r>
-        <w:br/>
-      </w:r>
-      <w:r>
-        <w:rPr>
-          <w:rStyle w:val="KeywordTok"/>
-        </w:rPr>
-        <w:t xml:space="preserve">-</w:t>
-      </w:r>
-      <w:r>
-        <w:rPr>
-          <w:rStyle w:val="AttributeTok"/>
-        </w:rPr>
-        <w:t xml:space="preserve"> </w:t>
-      </w:r>
-      <w:r>
-        <w:rPr>
-          <w:rStyle w:val="FunctionTok"/>
-        </w:rPr>
-        <w:t xml:space="preserve">value</w:t>
-      </w:r>
-      <w:r>
-        <w:rPr>
-          <w:rStyle w:val="KeywordTok"/>
-        </w:rPr>
-        <w:t xml:space="preserve">:</w:t>
-      </w:r>
-      <w:r>
-        <w:rPr>
-          <w:rStyle w:val="AttributeTok"/>
-        </w:rPr>
-        <w:t xml:space="preserve"> </w:t>
-      </w:r>
-      <w:r>
-        <w:rPr>
-          <w:rStyle w:val="StringTok"/>
-        </w:rPr>
-        <w:t xml:space="preserve">'La Commission interparlementaire de contrôle détention pénale est composée de 18 députés issus</w:t>
-      </w:r>
-      <w:r>
-        <w:br/>
-      </w:r>
-      <w:r>
-        <w:rPr>
-          <w:rStyle w:val="StringTok"/>
-        </w:rPr>
-        <w:t xml:space="preserve">    des six cantons partenaires : Fribourg, Genève, Jura, Neuchâtel, Vaud et Valais.'</w:t>
-      </w:r>
-      <w:r>
-        <w:br/>
-      </w:r>
-      <w:r>
-        <w:rPr>
-          <w:rStyle w:val="AttributeTok"/>
-        </w:rPr>
-        <w:t xml:space="preserve">  </w:t>
-      </w:r>
-      <w:r>
-        <w:rPr>
-          <w:rStyle w:val="FunctionTok"/>
-        </w:rPr>
-        <w:t xml:space="preserve">language</w:t>
-      </w:r>
-      <w:r>
-        <w:rPr>
-          <w:rStyle w:val="KeywordTok"/>
-        </w:rPr>
-        <w:t xml:space="preserve">:</w:t>
-      </w:r>
-      <w:r>
-        <w:rPr>
-          <w:rStyle w:val="AttributeTok"/>
-        </w:rPr>
-        <w:t xml:space="preserve"> fr</w:t>
-      </w:r>
-      <w:r>
-        <w:br/>
-      </w:r>
-      <w:r>
-        <w:rPr>
-          <w:rStyle w:val="FunctionTok"/>
-        </w:rPr>
-        <w:t xml:space="preserve">landing_page</w:t>
-      </w:r>
-      <w:r>
-        <w:rPr>
-          <w:rStyle w:val="KeywordTok"/>
-        </w:rPr>
-        <w:t xml:space="preserve">:</w:t>
-      </w:r>
-      <w:r>
-        <w:br/>
-      </w:r>
-      <w:r>
-        <w:rPr>
-          <w:rStyle w:val="KeywordTok"/>
-        </w:rPr>
-        <w:t xml:space="preserve">-</w:t>
-      </w:r>
-      <w:r>
-        <w:rPr>
-          <w:rStyle w:val="AttributeTok"/>
-        </w:rPr>
-        <w:t xml:space="preserve"> </w:t>
-      </w:r>
-      <w:r>
-        <w:rPr>
-          <w:rStyle w:val="FunctionTok"/>
-        </w:rPr>
-        <w:t xml:space="preserve">value</w:t>
-      </w:r>
-      <w:r>
-        <w:rPr>
-          <w:rStyle w:val="KeywordTok"/>
-        </w:rPr>
-        <w:t xml:space="preserve">:</w:t>
-      </w:r>
-      <w:r>
-        <w:rPr>
-          <w:rStyle w:val="AttributeTok"/>
-        </w:rPr>
-        <w:t xml:space="preserve"> https://www.fr.ch/de/parlinfo/app/organizations/a1acb0c030d54b3baed840fe8bbed6b5</w:t>
-      </w:r>
-      <w:r>
-        <w:br/>
-      </w:r>
-      <w:r>
-        <w:rPr>
-          <w:rStyle w:val="AttributeTok"/>
-        </w:rPr>
-        <w:t xml:space="preserve">  </w:t>
-      </w:r>
-      <w:r>
-        <w:rPr>
-          <w:rStyle w:val="FunctionTok"/>
-        </w:rPr>
-        <w:t xml:space="preserve">language</w:t>
-      </w:r>
-      <w:r>
-        <w:rPr>
-          <w:rStyle w:val="KeywordTok"/>
-        </w:rPr>
-        <w:t xml:space="preserve">:</w:t>
-      </w:r>
-      <w:r>
-        <w:rPr>
-          <w:rStyle w:val="AttributeTok"/>
-        </w:rPr>
-        <w:t xml:space="preserve"> de</w:t>
-      </w:r>
-      <w:r>
-        <w:br/>
-      </w:r>
-      <w:r>
-        <w:rPr>
-          <w:rStyle w:val="KeywordTok"/>
-        </w:rPr>
-        <w:t xml:space="preserve">-</w:t>
-      </w:r>
-      <w:r>
-        <w:rPr>
-          <w:rStyle w:val="AttributeTok"/>
-        </w:rPr>
-        <w:t xml:space="preserve"> </w:t>
-      </w:r>
-      <w:r>
-        <w:rPr>
-          <w:rStyle w:val="FunctionTok"/>
-        </w:rPr>
-        <w:t xml:space="preserve">value</w:t>
-      </w:r>
-      <w:r>
-        <w:rPr>
-          <w:rStyle w:val="KeywordTok"/>
-        </w:rPr>
-        <w:t xml:space="preserve">:</w:t>
-      </w:r>
-      <w:r>
-        <w:rPr>
-          <w:rStyle w:val="AttributeTok"/>
-        </w:rPr>
-        <w:t xml:space="preserve"> https://www.fr.ch/parlinfo/app/organizations/a1acb0c030d54b3baed840fe8bbed6b5</w:t>
-      </w:r>
-      <w:r>
-        <w:br/>
-      </w:r>
-      <w:r>
-        <w:rPr>
-          <w:rStyle w:val="AttributeTok"/>
-        </w:rPr>
-        <w:t xml:space="preserve">  </w:t>
-      </w:r>
-      <w:r>
-        <w:rPr>
-          <w:rStyle w:val="FunctionTok"/>
-        </w:rPr>
-        <w:t xml:space="preserve">language</w:t>
-      </w:r>
-      <w:r>
-        <w:rPr>
-          <w:rStyle w:val="KeywordTok"/>
-        </w:rPr>
-        <w:t xml:space="preserve">:</w:t>
-      </w:r>
-      <w:r>
-        <w:rPr>
-          <w:rStyle w:val="AttributeTok"/>
-        </w:rPr>
-        <w:t xml:space="preserve"> fr</w:t>
-      </w:r>
-      <w:r>
-        <w:br/>
-      </w:r>
-      <w:r>
-        <w:rPr>
-          <w:rStyle w:val="FunctionTok"/>
-        </w:rPr>
-        <w:t xml:space="preserve">group_type</w:t>
-      </w:r>
-      <w:r>
-        <w:rPr>
-          <w:rStyle w:val="KeywordTok"/>
-        </w:rPr>
-        <w:t xml:space="preserve">:</w:t>
-      </w:r>
-      <w:r>
-        <w:br/>
-      </w:r>
-      <w:r>
-        <w:rPr>
-          <w:rStyle w:val="AttributeTok"/>
-        </w:rPr>
-        <w:t xml:space="preserve">  </w:t>
-      </w:r>
-      <w:r>
-        <w:rPr>
-          <w:rStyle w:val="FunctionTok"/>
-        </w:rPr>
-        <w:t xml:space="preserve">group_type_enum</w:t>
-      </w:r>
-      <w:r>
-        <w:rPr>
-          <w:rStyle w:val="KeywordTok"/>
-        </w:rPr>
-        <w:t xml:space="preserve">:</w:t>
-      </w:r>
-      <w:r>
-        <w:rPr>
-          <w:rStyle w:val="AttributeTok"/>
-        </w:rPr>
-        <w:t xml:space="preserve"> delegation</w:t>
-      </w:r>
-      <w:r>
-        <w:br/>
-      </w:r>
-      <w:r>
-        <w:rPr>
-          <w:rStyle w:val="AttributeTok"/>
-        </w:rPr>
-        <w:t xml:space="preserve">  </w:t>
-      </w:r>
-      <w:r>
-        <w:rPr>
-          <w:rStyle w:val="FunctionTok"/>
-        </w:rPr>
-        <w:t xml:space="preserve">label</w:t>
-      </w:r>
-      <w:r>
-        <w:rPr>
-          <w:rStyle w:val="KeywordTok"/>
-        </w:rPr>
-        <w:t xml:space="preserve">:</w:t>
-      </w:r>
-      <w:r>
-        <w:rPr>
-          <w:rStyle w:val="AttributeTok"/>
-        </w:rPr>
-        <w:t xml:space="preserve"> Delegation</w:t>
-      </w:r>
-      <w:r>
-        <w:br/>
-      </w:r>
-      <w:r>
-        <w:rPr>
           <w:rStyle w:val="FunctionTok"/>
         </w:rPr>
         <w:t xml:space="preserve">spatial</w:t>
@@ -15828,38 +15895,17 @@
         <w:rPr>
           <w:rStyle w:val="AttributeTok"/>
         </w:rPr>
-        <w:t xml:space="preserve"> https://ld.admin.ch/canton/10</w:t>
-      </w:r>
-      <w:r>
-        <w:br/>
-      </w:r>
-      <w:r>
-        <w:rPr>
-          <w:rStyle w:val="FunctionTok"/>
-        </w:rPr>
-        <w:t xml:space="preserve">valid_from</w:t>
-      </w:r>
-      <w:r>
-        <w:rPr>
-          <w:rStyle w:val="KeywordTok"/>
-        </w:rPr>
-        <w:t xml:space="preserve">:</w:t>
-      </w:r>
-      <w:r>
-        <w:rPr>
-          <w:rStyle w:val="AttributeTok"/>
-        </w:rPr>
-        <w:t xml:space="preserve"> 2007-12-12</w:t>
+        <w:t xml:space="preserve"> https://ld.admin.ch/canton/12</w:t>
       </w:r>
     </w:p>
     <w:bookmarkEnd w:id="132"/>
-    <w:bookmarkStart w:id="133" w:name="X36cb3b8a2b04f2f18a01dd1df094f9726b8e8fb"/>
+    <w:bookmarkStart w:id="133" w:name="X41114913d96e8239a8169dc130b778dd0714983"/>
     <w:p>
       <w:pPr>
         <w:pStyle w:val="berschrift4"/>
       </w:pPr>
       <w:r>
-        <w:t xml:space="preserve">Exemple : Groupe parlementaire renvoyant au parlement et aux partis porteurs</w:t>
+        <w:t xml:space="preserve">Exemple : Parlement communal avec référence spatiale</w:t>
       </w:r>
     </w:p>
     <w:p>
@@ -15888,7 +15934,7 @@
         <w:rPr>
           <w:rStyle w:val="DecValTok"/>
         </w:rPr>
-        <w:t xml:space="preserve">1266</w:t>
+        <w:t xml:space="preserve">700</w:t>
       </w:r>
       <w:r>
         <w:br/>
@@ -15909,7 +15955,7 @@
         <w:rPr>
           <w:rStyle w:val="AttributeTok"/>
         </w:rPr>
-        <w:t xml:space="preserve"> https://grosserrat.bs.ch/gremien/parteien-und-fraktionen/mitte-evp</w:t>
+        <w:t xml:space="preserve"> https://www.stadt.sg.ch/home/verwaltung-politik/demokratie-politik/stadtparlament.html</w:t>
       </w:r>
       <w:r>
         <w:br/>
@@ -15957,7 +16003,7 @@
         <w:rPr>
           <w:rStyle w:val="AttributeTok"/>
         </w:rPr>
-        <w:t xml:space="preserve"> Die Mitte / Evangelische Volkspartei</w:t>
+        <w:t xml:space="preserve"> Stadtparlament St. Gallen</w:t>
       </w:r>
       <w:r>
         <w:br/>
@@ -15993,7 +16039,7 @@
         <w:rPr>
           <w:rStyle w:val="FunctionTok"/>
         </w:rPr>
-        <w:t xml:space="preserve">parent_groups</w:t>
+        <w:t xml:space="preserve">group_type</w:t>
       </w:r>
       <w:r>
         <w:rPr>
@@ -16006,120 +16052,60 @@
       </w:r>
       <w:r>
         <w:rPr>
-          <w:rStyle w:val="KeywordTok"/>
-        </w:rPr>
-        <w:t xml:space="preserve">-</w:t>
-      </w:r>
-      <w:r>
-        <w:rPr>
-          <w:rStyle w:val="AttributeTok"/>
-        </w:rPr>
-        <w:t xml:space="preserve"> https://www.grosserrat.bs.ch/</w:t>
+          <w:rStyle w:val="AttributeTok"/>
+        </w:rPr>
+        <w:t xml:space="preserve">  </w:t>
+      </w:r>
+      <w:r>
+        <w:rPr>
+          <w:rStyle w:val="FunctionTok"/>
+        </w:rPr>
+        <w:t xml:space="preserve">group_type_enum</w:t>
+      </w:r>
+      <w:r>
+        <w:rPr>
+          <w:rStyle w:val="KeywordTok"/>
+        </w:rPr>
+        <w:t xml:space="preserve">:</w:t>
+      </w:r>
+      <w:r>
+        <w:rPr>
+          <w:rStyle w:val="AttributeTok"/>
+        </w:rPr>
+        <w:t xml:space="preserve"> council_legislative</w:t>
       </w:r>
       <w:r>
         <w:br/>
       </w:r>
       <w:r>
         <w:rPr>
-          <w:rStyle w:val="KeywordTok"/>
-        </w:rPr>
-        <w:t xml:space="preserve">-</w:t>
-      </w:r>
-      <w:r>
-        <w:rPr>
-          <w:rStyle w:val="AttributeTok"/>
-        </w:rPr>
-        <w:t xml:space="preserve"> https://bs.die-mitte.ch/</w:t>
+          <w:rStyle w:val="AttributeTok"/>
+        </w:rPr>
+        <w:t xml:space="preserve">  </w:t>
+      </w:r>
+      <w:r>
+        <w:rPr>
+          <w:rStyle w:val="FunctionTok"/>
+        </w:rPr>
+        <w:t xml:space="preserve">label</w:t>
+      </w:r>
+      <w:r>
+        <w:rPr>
+          <w:rStyle w:val="KeywordTok"/>
+        </w:rPr>
+        <w:t xml:space="preserve">:</w:t>
+      </w:r>
+      <w:r>
+        <w:rPr>
+          <w:rStyle w:val="AttributeTok"/>
+        </w:rPr>
+        <w:t xml:space="preserve"> Parlament (Legislativrat)</w:t>
       </w:r>
       <w:r>
         <w:br/>
       </w:r>
       <w:r>
         <w:rPr>
-          <w:rStyle w:val="KeywordTok"/>
-        </w:rPr>
-        <w:t xml:space="preserve">-</w:t>
-      </w:r>
-      <w:r>
-        <w:rPr>
-          <w:rStyle w:val="AttributeTok"/>
-        </w:rPr>
-        <w:t xml:space="preserve"> https://www.evp-bs.ch/</w:t>
-      </w:r>
-      <w:r>
-        <w:br/>
-      </w:r>
-      <w:r>
-        <w:rPr>
-          <w:rStyle w:val="FunctionTok"/>
-        </w:rPr>
-        <w:t xml:space="preserve">group_type</w:t>
-      </w:r>
-      <w:r>
-        <w:rPr>
-          <w:rStyle w:val="KeywordTok"/>
-        </w:rPr>
-        <w:t xml:space="preserve">:</w:t>
-      </w:r>
-      <w:r>
-        <w:br/>
-      </w:r>
-      <w:r>
-        <w:rPr>
-          <w:rStyle w:val="AttributeTok"/>
-        </w:rPr>
-        <w:t xml:space="preserve">  </w:t>
-      </w:r>
-      <w:r>
-        <w:rPr>
-          <w:rStyle w:val="FunctionTok"/>
-        </w:rPr>
-        <w:t xml:space="preserve">group_type_enum</w:t>
-      </w:r>
-      <w:r>
-        <w:rPr>
-          <w:rStyle w:val="KeywordTok"/>
-        </w:rPr>
-        <w:t xml:space="preserve">:</w:t>
-      </w:r>
-      <w:r>
-        <w:rPr>
-          <w:rStyle w:val="AttributeTok"/>
-        </w:rPr>
-        <w:t xml:space="preserve"> parliamentary_group</w:t>
-      </w:r>
-      <w:r>
-        <w:br/>
-      </w:r>
-      <w:r>
-        <w:rPr>
-          <w:rStyle w:val="AttributeTok"/>
-        </w:rPr>
-        <w:t xml:space="preserve">  </w:t>
-      </w:r>
-      <w:r>
-        <w:rPr>
-          <w:rStyle w:val="FunctionTok"/>
-        </w:rPr>
-        <w:t xml:space="preserve">label</w:t>
-      </w:r>
-      <w:r>
-        <w:rPr>
-          <w:rStyle w:val="KeywordTok"/>
-        </w:rPr>
-        <w:t xml:space="preserve">:</w:t>
-      </w:r>
-      <w:r>
-        <w:rPr>
-          <w:rStyle w:val="AttributeTok"/>
-        </w:rPr>
-        <w:t xml:space="preserve"> Fraktion</w:t>
-      </w:r>
-      <w:r>
-        <w:br/>
-      </w:r>
-      <w:r>
-        <w:rPr>
           <w:rStyle w:val="FunctionTok"/>
         </w:rPr>
         <w:t xml:space="preserve">spatial</w:t>
@@ -16134,17 +16120,17 @@
         <w:rPr>
           <w:rStyle w:val="AttributeTok"/>
         </w:rPr>
-        <w:t xml:space="preserve"> https://ld.admin.ch/canton/12</w:t>
+        <w:t xml:space="preserve"> https://ld.admin.ch/municipality/3203</w:t>
       </w:r>
     </w:p>
     <w:bookmarkEnd w:id="133"/>
-    <w:bookmarkStart w:id="134" w:name="X41114913d96e8239a8169dc130b778dd0714983"/>
+    <w:bookmarkStart w:id="134" w:name="X8eae139f62ec8f997f99a0decbe20a9eb5da60f"/>
     <w:p>
       <w:pPr>
         <w:pStyle w:val="berschrift4"/>
       </w:pPr>
       <w:r>
-        <w:t xml:space="preserve">Exemple : Parlement communal avec référence spatiale</w:t>
+        <w:t xml:space="preserve">Exemple : Commission avec abréviation usuelle</w:t>
       </w:r>
     </w:p>
     <w:p>
@@ -16173,7 +16159,7 @@
         <w:rPr>
           <w:rStyle w:val="DecValTok"/>
         </w:rPr>
-        <w:t xml:space="preserve">700</w:t>
+        <w:t xml:space="preserve">3</w:t>
       </w:r>
       <w:r>
         <w:br/>
@@ -16194,7 +16180,7 @@
         <w:rPr>
           <w:rStyle w:val="AttributeTok"/>
         </w:rPr>
-        <w:t xml:space="preserve"> https://www.stadt.sg.ch/home/verwaltung-politik/demokratie-politik/stadtparlament.html</w:t>
+        <w:t xml:space="preserve"> https://api.openparldata.ch/v1/groups/3</w:t>
       </w:r>
       <w:r>
         <w:br/>
@@ -16242,7 +16228,7 @@
         <w:rPr>
           <w:rStyle w:val="AttributeTok"/>
         </w:rPr>
-        <w:t xml:space="preserve"> Stadtparlament St. Gallen</w:t>
+        <w:t xml:space="preserve"> Geschäftsprüfungskommission</w:t>
       </w:r>
       <w:r>
         <w:br/>
@@ -16278,6 +16264,156 @@
         <w:rPr>
           <w:rStyle w:val="FunctionTok"/>
         </w:rPr>
+        <w:t xml:space="preserve">abbreviation</w:t>
+      </w:r>
+      <w:r>
+        <w:rPr>
+          <w:rStyle w:val="KeywordTok"/>
+        </w:rPr>
+        <w:t xml:space="preserve">:</w:t>
+      </w:r>
+      <w:r>
+        <w:br/>
+      </w:r>
+      <w:r>
+        <w:rPr>
+          <w:rStyle w:val="KeywordTok"/>
+        </w:rPr>
+        <w:t xml:space="preserve">-</w:t>
+      </w:r>
+      <w:r>
+        <w:rPr>
+          <w:rStyle w:val="AttributeTok"/>
+        </w:rPr>
+        <w:t xml:space="preserve"> </w:t>
+      </w:r>
+      <w:r>
+        <w:rPr>
+          <w:rStyle w:val="FunctionTok"/>
+        </w:rPr>
+        <w:t xml:space="preserve">value</w:t>
+      </w:r>
+      <w:r>
+        <w:rPr>
+          <w:rStyle w:val="KeywordTok"/>
+        </w:rPr>
+        <w:t xml:space="preserve">:</w:t>
+      </w:r>
+      <w:r>
+        <w:rPr>
+          <w:rStyle w:val="AttributeTok"/>
+        </w:rPr>
+        <w:t xml:space="preserve"> GPK</w:t>
+      </w:r>
+      <w:r>
+        <w:br/>
+      </w:r>
+      <w:r>
+        <w:rPr>
+          <w:rStyle w:val="AttributeTok"/>
+        </w:rPr>
+        <w:t xml:space="preserve">  </w:t>
+      </w:r>
+      <w:r>
+        <w:rPr>
+          <w:rStyle w:val="FunctionTok"/>
+        </w:rPr>
+        <w:t xml:space="preserve">language</w:t>
+      </w:r>
+      <w:r>
+        <w:rPr>
+          <w:rStyle w:val="KeywordTok"/>
+        </w:rPr>
+        <w:t xml:space="preserve">:</w:t>
+      </w:r>
+      <w:r>
+        <w:rPr>
+          <w:rStyle w:val="AttributeTok"/>
+        </w:rPr>
+        <w:t xml:space="preserve"> de</w:t>
+      </w:r>
+      <w:r>
+        <w:br/>
+      </w:r>
+      <w:r>
+        <w:rPr>
+          <w:rStyle w:val="FunctionTok"/>
+        </w:rPr>
+        <w:t xml:space="preserve">landing_page</w:t>
+      </w:r>
+      <w:r>
+        <w:rPr>
+          <w:rStyle w:val="KeywordTok"/>
+        </w:rPr>
+        <w:t xml:space="preserve">:</w:t>
+      </w:r>
+      <w:r>
+        <w:br/>
+      </w:r>
+      <w:r>
+        <w:rPr>
+          <w:rStyle w:val="KeywordTok"/>
+        </w:rPr>
+        <w:t xml:space="preserve">-</w:t>
+      </w:r>
+      <w:r>
+        <w:rPr>
+          <w:rStyle w:val="AttributeTok"/>
+        </w:rPr>
+        <w:t xml:space="preserve"> </w:t>
+      </w:r>
+      <w:r>
+        <w:rPr>
+          <w:rStyle w:val="FunctionTok"/>
+        </w:rPr>
+        <w:t xml:space="preserve">value</w:t>
+      </w:r>
+      <w:r>
+        <w:rPr>
+          <w:rStyle w:val="KeywordTok"/>
+        </w:rPr>
+        <w:t xml:space="preserve">:</w:t>
+      </w:r>
+      <w:r>
+        <w:rPr>
+          <w:rStyle w:val="AttributeTok"/>
+        </w:rPr>
+        <w:t xml:space="preserve"> https://ar.ch/kantonsrat/kommissionen/staendige-kommissionen-des-kantonsrates/</w:t>
+      </w:r>
+      <w:r>
+        <w:br/>
+      </w:r>
+      <w:r>
+        <w:rPr>
+          <w:rStyle w:val="AttributeTok"/>
+        </w:rPr>
+        <w:t xml:space="preserve">  </w:t>
+      </w:r>
+      <w:r>
+        <w:rPr>
+          <w:rStyle w:val="FunctionTok"/>
+        </w:rPr>
+        <w:t xml:space="preserve">language</w:t>
+      </w:r>
+      <w:r>
+        <w:rPr>
+          <w:rStyle w:val="KeywordTok"/>
+        </w:rPr>
+        <w:t xml:space="preserve">:</w:t>
+      </w:r>
+      <w:r>
+        <w:rPr>
+          <w:rStyle w:val="AttributeTok"/>
+        </w:rPr>
+        <w:t xml:space="preserve"> de</w:t>
+      </w:r>
+      <w:r>
+        <w:br/>
+      </w:r>
+      <w:r>
+        <w:rPr>
+          <w:rStyle w:val="FunctionTok"/>
+        </w:rPr>
         <w:t xml:space="preserve">group_type</w:t>
       </w:r>
       <w:r>
@@ -16311,7 +16447,7 @@
         <w:rPr>
           <w:rStyle w:val="AttributeTok"/>
         </w:rPr>
-        <w:t xml:space="preserve"> council_legislative</w:t>
+        <w:t xml:space="preserve"> committee_standing</w:t>
       </w:r>
       <w:r>
         <w:br/>
@@ -16338,7 +16474,7 @@
         <w:rPr>
           <w:rStyle w:val="AttributeTok"/>
         </w:rPr>
-        <w:t xml:space="preserve"> Parlament (Legislativrat)</w:t>
+        <w:t xml:space="preserve"> Kommission</w:t>
       </w:r>
       <w:r>
         <w:br/>
@@ -16359,17 +16495,17 @@
         <w:rPr>
           <w:rStyle w:val="AttributeTok"/>
         </w:rPr>
-        <w:t xml:space="preserve"> https://ld.admin.ch/municipality/3203</w:t>
+        <w:t xml:space="preserve"> https://ld.admin.ch/canton/15</w:t>
       </w:r>
     </w:p>
     <w:bookmarkEnd w:id="134"/>
-    <w:bookmarkStart w:id="135" w:name="X8eae139f62ec8f997f99a0decbe20a9eb5da60f"/>
+    <w:bookmarkStart w:id="135" w:name="X9ea98cf718409c371af990e52da5daf754bc024"/>
     <w:p>
       <w:pPr>
         <w:pStyle w:val="berschrift4"/>
       </w:pPr>
       <w:r>
-        <w:t xml:space="preserve">Exemple : Commission avec abréviation usuelle</w:t>
+        <w:t xml:space="preserve">Exemple : Association avec IDE et forme juridique du registre du commerce</w:t>
       </w:r>
     </w:p>
     <w:p>
@@ -16380,13 +16516,85 @@
         <w:rPr>
           <w:rStyle w:val="FunctionTok"/>
         </w:rPr>
-        <w:t xml:space="preserve">local_id</w:t>
-      </w:r>
-      <w:r>
-        <w:rPr>
-          <w:rStyle w:val="KeywordTok"/>
-        </w:rPr>
-        <w:t xml:space="preserve">:</w:t>
+        <w:t xml:space="preserve">global_uri</w:t>
+      </w:r>
+      <w:r>
+        <w:rPr>
+          <w:rStyle w:val="KeywordTok"/>
+        </w:rPr>
+        <w:t xml:space="preserve">:</w:t>
+      </w:r>
+      <w:r>
+        <w:rPr>
+          <w:rStyle w:val="AttributeTok"/>
+        </w:rPr>
+        <w:t xml:space="preserve"> https://www.frc.ch/</w:t>
+      </w:r>
+      <w:r>
+        <w:br/>
+      </w:r>
+      <w:r>
+        <w:rPr>
+          <w:rStyle w:val="FunctionTok"/>
+        </w:rPr>
+        <w:t xml:space="preserve">organization_uid</w:t>
+      </w:r>
+      <w:r>
+        <w:rPr>
+          <w:rStyle w:val="KeywordTok"/>
+        </w:rPr>
+        <w:t xml:space="preserve">:</w:t>
+      </w:r>
+      <w:r>
+        <w:rPr>
+          <w:rStyle w:val="AttributeTok"/>
+        </w:rPr>
+        <w:t xml:space="preserve"> CHE-106.063.525</w:t>
+      </w:r>
+      <w:r>
+        <w:br/>
+      </w:r>
+      <w:r>
+        <w:rPr>
+          <w:rStyle w:val="FunctionTok"/>
+        </w:rPr>
+        <w:t xml:space="preserve">legal_form</w:t>
+      </w:r>
+      <w:r>
+        <w:rPr>
+          <w:rStyle w:val="KeywordTok"/>
+        </w:rPr>
+        <w:t xml:space="preserve">:</w:t>
+      </w:r>
+      <w:r>
+        <w:rPr>
+          <w:rStyle w:val="AttributeTok"/>
+        </w:rPr>
+        <w:t xml:space="preserve"> 0109</w:t>
+      </w:r>
+      <w:r>
+        <w:br/>
+      </w:r>
+      <w:r>
+        <w:rPr>
+          <w:rStyle w:val="FunctionTok"/>
+        </w:rPr>
+        <w:t xml:space="preserve">label</w:t>
+      </w:r>
+      <w:r>
+        <w:rPr>
+          <w:rStyle w:val="KeywordTok"/>
+        </w:rPr>
+        <w:t xml:space="preserve">:</w:t>
+      </w:r>
+      <w:r>
+        <w:br/>
+      </w:r>
+      <w:r>
+        <w:rPr>
+          <w:rStyle w:val="KeywordTok"/>
+        </w:rPr>
+        <w:t xml:space="preserve">-</w:t>
       </w:r>
       <w:r>
         <w:rPr>
@@ -16396,30 +16604,48 @@
       </w:r>
       <w:r>
         <w:rPr>
-          <w:rStyle w:val="DecValTok"/>
-        </w:rPr>
-        <w:t xml:space="preserve">3</w:t>
+          <w:rStyle w:val="FunctionTok"/>
+        </w:rPr>
+        <w:t xml:space="preserve">value</w:t>
+      </w:r>
+      <w:r>
+        <w:rPr>
+          <w:rStyle w:val="KeywordTok"/>
+        </w:rPr>
+        <w:t xml:space="preserve">:</w:t>
+      </w:r>
+      <w:r>
+        <w:rPr>
+          <w:rStyle w:val="AttributeTok"/>
+        </w:rPr>
+        <w:t xml:space="preserve"> Fédération romande des consommateurs</w:t>
       </w:r>
       <w:r>
         <w:br/>
       </w:r>
       <w:r>
         <w:rPr>
-          <w:rStyle w:val="FunctionTok"/>
-        </w:rPr>
-        <w:t xml:space="preserve">global_uri</w:t>
-      </w:r>
-      <w:r>
-        <w:rPr>
-          <w:rStyle w:val="KeywordTok"/>
-        </w:rPr>
-        <w:t xml:space="preserve">:</w:t>
-      </w:r>
-      <w:r>
-        <w:rPr>
-          <w:rStyle w:val="AttributeTok"/>
-        </w:rPr>
-        <w:t xml:space="preserve"> https://api.openparldata.ch/v1/groups/3</w:t>
+          <w:rStyle w:val="AttributeTok"/>
+        </w:rPr>
+        <w:t xml:space="preserve">  </w:t>
+      </w:r>
+      <w:r>
+        <w:rPr>
+          <w:rStyle w:val="FunctionTok"/>
+        </w:rPr>
+        <w:t xml:space="preserve">language</w:t>
+      </w:r>
+      <w:r>
+        <w:rPr>
+          <w:rStyle w:val="KeywordTok"/>
+        </w:rPr>
+        <w:t xml:space="preserve">:</w:t>
+      </w:r>
+      <w:r>
+        <w:rPr>
+          <w:rStyle w:val="AttributeTok"/>
+        </w:rPr>
+        <w:t xml:space="preserve"> fr</w:t>
       </w:r>
       <w:r>
         <w:br/>
@@ -16428,6 +16654,129 @@
         <w:rPr>
           <w:rStyle w:val="FunctionTok"/>
         </w:rPr>
+        <w:t xml:space="preserve">abbreviation</w:t>
+      </w:r>
+      <w:r>
+        <w:rPr>
+          <w:rStyle w:val="KeywordTok"/>
+        </w:rPr>
+        <w:t xml:space="preserve">:</w:t>
+      </w:r>
+      <w:r>
+        <w:br/>
+      </w:r>
+      <w:r>
+        <w:rPr>
+          <w:rStyle w:val="KeywordTok"/>
+        </w:rPr>
+        <w:t xml:space="preserve">-</w:t>
+      </w:r>
+      <w:r>
+        <w:rPr>
+          <w:rStyle w:val="AttributeTok"/>
+        </w:rPr>
+        <w:t xml:space="preserve"> </w:t>
+      </w:r>
+      <w:r>
+        <w:rPr>
+          <w:rStyle w:val="FunctionTok"/>
+        </w:rPr>
+        <w:t xml:space="preserve">value</w:t>
+      </w:r>
+      <w:r>
+        <w:rPr>
+          <w:rStyle w:val="KeywordTok"/>
+        </w:rPr>
+        <w:t xml:space="preserve">:</w:t>
+      </w:r>
+      <w:r>
+        <w:rPr>
+          <w:rStyle w:val="AttributeTok"/>
+        </w:rPr>
+        <w:t xml:space="preserve"> FRC</w:t>
+      </w:r>
+      <w:r>
+        <w:br/>
+      </w:r>
+      <w:r>
+        <w:rPr>
+          <w:rStyle w:val="AttributeTok"/>
+        </w:rPr>
+        <w:t xml:space="preserve">  </w:t>
+      </w:r>
+      <w:r>
+        <w:rPr>
+          <w:rStyle w:val="FunctionTok"/>
+        </w:rPr>
+        <w:t xml:space="preserve">language</w:t>
+      </w:r>
+      <w:r>
+        <w:rPr>
+          <w:rStyle w:val="KeywordTok"/>
+        </w:rPr>
+        <w:t xml:space="preserve">:</w:t>
+      </w:r>
+      <w:r>
+        <w:rPr>
+          <w:rStyle w:val="AttributeTok"/>
+        </w:rPr>
+        <w:t xml:space="preserve"> fr</w:t>
+      </w:r>
+      <w:r>
+        <w:br/>
+      </w:r>
+      <w:r>
+        <w:rPr>
+          <w:rStyle w:val="FunctionTok"/>
+        </w:rPr>
+        <w:t xml:space="preserve">group_type</w:t>
+      </w:r>
+      <w:r>
+        <w:rPr>
+          <w:rStyle w:val="KeywordTok"/>
+        </w:rPr>
+        <w:t xml:space="preserve">:</w:t>
+      </w:r>
+      <w:r>
+        <w:br/>
+      </w:r>
+      <w:r>
+        <w:rPr>
+          <w:rStyle w:val="AttributeTok"/>
+        </w:rPr>
+        <w:t xml:space="preserve">  </w:t>
+      </w:r>
+      <w:r>
+        <w:rPr>
+          <w:rStyle w:val="FunctionTok"/>
+        </w:rPr>
+        <w:t xml:space="preserve">group_type_enum</w:t>
+      </w:r>
+      <w:r>
+        <w:rPr>
+          <w:rStyle w:val="KeywordTok"/>
+        </w:rPr>
+        <w:t xml:space="preserve">:</w:t>
+      </w:r>
+      <w:r>
+        <w:rPr>
+          <w:rStyle w:val="AttributeTok"/>
+        </w:rPr>
+        <w:t xml:space="preserve"> association</w:t>
+      </w:r>
+      <w:r>
+        <w:br/>
+      </w:r>
+      <w:r>
+        <w:rPr>
+          <w:rStyle w:val="AttributeTok"/>
+        </w:rPr>
+        <w:t xml:space="preserve">  </w:t>
+      </w:r>
+      <w:r>
+        <w:rPr>
+          <w:rStyle w:val="FunctionTok"/>
+        </w:rPr>
         <w:t xml:space="preserve">label</w:t>
       </w:r>
       <w:r>
@@ -16437,289 +16786,16 @@
         <w:t xml:space="preserve">:</w:t>
       </w:r>
       <w:r>
+        <w:rPr>
+          <w:rStyle w:val="AttributeTok"/>
+        </w:rPr>
+        <w:t xml:space="preserve"> Verein</w:t>
+      </w:r>
+      <w:r>
         <w:br/>
       </w:r>
       <w:r>
         <w:rPr>
-          <w:rStyle w:val="KeywordTok"/>
-        </w:rPr>
-        <w:t xml:space="preserve">-</w:t>
-      </w:r>
-      <w:r>
-        <w:rPr>
-          <w:rStyle w:val="AttributeTok"/>
-        </w:rPr>
-        <w:t xml:space="preserve"> </w:t>
-      </w:r>
-      <w:r>
-        <w:rPr>
-          <w:rStyle w:val="FunctionTok"/>
-        </w:rPr>
-        <w:t xml:space="preserve">value</w:t>
-      </w:r>
-      <w:r>
-        <w:rPr>
-          <w:rStyle w:val="KeywordTok"/>
-        </w:rPr>
-        <w:t xml:space="preserve">:</w:t>
-      </w:r>
-      <w:r>
-        <w:rPr>
-          <w:rStyle w:val="AttributeTok"/>
-        </w:rPr>
-        <w:t xml:space="preserve"> Geschäftsprüfungskommission</w:t>
-      </w:r>
-      <w:r>
-        <w:br/>
-      </w:r>
-      <w:r>
-        <w:rPr>
-          <w:rStyle w:val="AttributeTok"/>
-        </w:rPr>
-        <w:t xml:space="preserve">  </w:t>
-      </w:r>
-      <w:r>
-        <w:rPr>
-          <w:rStyle w:val="FunctionTok"/>
-        </w:rPr>
-        <w:t xml:space="preserve">language</w:t>
-      </w:r>
-      <w:r>
-        <w:rPr>
-          <w:rStyle w:val="KeywordTok"/>
-        </w:rPr>
-        <w:t xml:space="preserve">:</w:t>
-      </w:r>
-      <w:r>
-        <w:rPr>
-          <w:rStyle w:val="AttributeTok"/>
-        </w:rPr>
-        <w:t xml:space="preserve"> de</w:t>
-      </w:r>
-      <w:r>
-        <w:br/>
-      </w:r>
-      <w:r>
-        <w:rPr>
-          <w:rStyle w:val="FunctionTok"/>
-        </w:rPr>
-        <w:t xml:space="preserve">abbreviation</w:t>
-      </w:r>
-      <w:r>
-        <w:rPr>
-          <w:rStyle w:val="KeywordTok"/>
-        </w:rPr>
-        <w:t xml:space="preserve">:</w:t>
-      </w:r>
-      <w:r>
-        <w:br/>
-      </w:r>
-      <w:r>
-        <w:rPr>
-          <w:rStyle w:val="KeywordTok"/>
-        </w:rPr>
-        <w:t xml:space="preserve">-</w:t>
-      </w:r>
-      <w:r>
-        <w:rPr>
-          <w:rStyle w:val="AttributeTok"/>
-        </w:rPr>
-        <w:t xml:space="preserve"> </w:t>
-      </w:r>
-      <w:r>
-        <w:rPr>
-          <w:rStyle w:val="FunctionTok"/>
-        </w:rPr>
-        <w:t xml:space="preserve">value</w:t>
-      </w:r>
-      <w:r>
-        <w:rPr>
-          <w:rStyle w:val="KeywordTok"/>
-        </w:rPr>
-        <w:t xml:space="preserve">:</w:t>
-      </w:r>
-      <w:r>
-        <w:rPr>
-          <w:rStyle w:val="AttributeTok"/>
-        </w:rPr>
-        <w:t xml:space="preserve"> GPK</w:t>
-      </w:r>
-      <w:r>
-        <w:br/>
-      </w:r>
-      <w:r>
-        <w:rPr>
-          <w:rStyle w:val="AttributeTok"/>
-        </w:rPr>
-        <w:t xml:space="preserve">  </w:t>
-      </w:r>
-      <w:r>
-        <w:rPr>
-          <w:rStyle w:val="FunctionTok"/>
-        </w:rPr>
-        <w:t xml:space="preserve">language</w:t>
-      </w:r>
-      <w:r>
-        <w:rPr>
-          <w:rStyle w:val="KeywordTok"/>
-        </w:rPr>
-        <w:t xml:space="preserve">:</w:t>
-      </w:r>
-      <w:r>
-        <w:rPr>
-          <w:rStyle w:val="AttributeTok"/>
-        </w:rPr>
-        <w:t xml:space="preserve"> de</w:t>
-      </w:r>
-      <w:r>
-        <w:br/>
-      </w:r>
-      <w:r>
-        <w:rPr>
-          <w:rStyle w:val="FunctionTok"/>
-        </w:rPr>
-        <w:t xml:space="preserve">landing_page</w:t>
-      </w:r>
-      <w:r>
-        <w:rPr>
-          <w:rStyle w:val="KeywordTok"/>
-        </w:rPr>
-        <w:t xml:space="preserve">:</w:t>
-      </w:r>
-      <w:r>
-        <w:br/>
-      </w:r>
-      <w:r>
-        <w:rPr>
-          <w:rStyle w:val="KeywordTok"/>
-        </w:rPr>
-        <w:t xml:space="preserve">-</w:t>
-      </w:r>
-      <w:r>
-        <w:rPr>
-          <w:rStyle w:val="AttributeTok"/>
-        </w:rPr>
-        <w:t xml:space="preserve"> </w:t>
-      </w:r>
-      <w:r>
-        <w:rPr>
-          <w:rStyle w:val="FunctionTok"/>
-        </w:rPr>
-        <w:t xml:space="preserve">value</w:t>
-      </w:r>
-      <w:r>
-        <w:rPr>
-          <w:rStyle w:val="KeywordTok"/>
-        </w:rPr>
-        <w:t xml:space="preserve">:</w:t>
-      </w:r>
-      <w:r>
-        <w:rPr>
-          <w:rStyle w:val="AttributeTok"/>
-        </w:rPr>
-        <w:t xml:space="preserve"> https://ar.ch/kantonsrat/kommissionen/staendige-kommissionen-des-kantonsrates/</w:t>
-      </w:r>
-      <w:r>
-        <w:br/>
-      </w:r>
-      <w:r>
-        <w:rPr>
-          <w:rStyle w:val="AttributeTok"/>
-        </w:rPr>
-        <w:t xml:space="preserve">  </w:t>
-      </w:r>
-      <w:r>
-        <w:rPr>
-          <w:rStyle w:val="FunctionTok"/>
-        </w:rPr>
-        <w:t xml:space="preserve">language</w:t>
-      </w:r>
-      <w:r>
-        <w:rPr>
-          <w:rStyle w:val="KeywordTok"/>
-        </w:rPr>
-        <w:t xml:space="preserve">:</w:t>
-      </w:r>
-      <w:r>
-        <w:rPr>
-          <w:rStyle w:val="AttributeTok"/>
-        </w:rPr>
-        <w:t xml:space="preserve"> de</w:t>
-      </w:r>
-      <w:r>
-        <w:br/>
-      </w:r>
-      <w:r>
-        <w:rPr>
-          <w:rStyle w:val="FunctionTok"/>
-        </w:rPr>
-        <w:t xml:space="preserve">group_type</w:t>
-      </w:r>
-      <w:r>
-        <w:rPr>
-          <w:rStyle w:val="KeywordTok"/>
-        </w:rPr>
-        <w:t xml:space="preserve">:</w:t>
-      </w:r>
-      <w:r>
-        <w:br/>
-      </w:r>
-      <w:r>
-        <w:rPr>
-          <w:rStyle w:val="AttributeTok"/>
-        </w:rPr>
-        <w:t xml:space="preserve">  </w:t>
-      </w:r>
-      <w:r>
-        <w:rPr>
-          <w:rStyle w:val="FunctionTok"/>
-        </w:rPr>
-        <w:t xml:space="preserve">group_type_enum</w:t>
-      </w:r>
-      <w:r>
-        <w:rPr>
-          <w:rStyle w:val="KeywordTok"/>
-        </w:rPr>
-        <w:t xml:space="preserve">:</w:t>
-      </w:r>
-      <w:r>
-        <w:rPr>
-          <w:rStyle w:val="AttributeTok"/>
-        </w:rPr>
-        <w:t xml:space="preserve"> committee_standing</w:t>
-      </w:r>
-      <w:r>
-        <w:br/>
-      </w:r>
-      <w:r>
-        <w:rPr>
-          <w:rStyle w:val="AttributeTok"/>
-        </w:rPr>
-        <w:t xml:space="preserve">  </w:t>
-      </w:r>
-      <w:r>
-        <w:rPr>
-          <w:rStyle w:val="FunctionTok"/>
-        </w:rPr>
-        <w:t xml:space="preserve">label</w:t>
-      </w:r>
-      <w:r>
-        <w:rPr>
-          <w:rStyle w:val="KeywordTok"/>
-        </w:rPr>
-        <w:t xml:space="preserve">:</w:t>
-      </w:r>
-      <w:r>
-        <w:rPr>
-          <w:rStyle w:val="AttributeTok"/>
-        </w:rPr>
-        <w:t xml:space="preserve"> Kommission</w:t>
-      </w:r>
-      <w:r>
-        <w:br/>
-      </w:r>
-      <w:r>
-        <w:rPr>
           <w:rStyle w:val="FunctionTok"/>
         </w:rPr>
         <w:t xml:space="preserve">spatial</w:t>
@@ -16734,7 +16810,7 @@
         <w:rPr>
           <w:rStyle w:val="AttributeTok"/>
         </w:rPr>
-        <w:t xml:space="preserve"> https://ld.admin.ch/canton/15</w:t>
+        <w:t xml:space="preserve"> https://ld.admin.ch/canton/22</w:t>
       </w:r>
     </w:p>
     <w:bookmarkEnd w:id="135"/>
@@ -18580,20 +18656,20 @@
               <w:pStyle w:val="Compact"/>
             </w:pPr>
             <w:r>
-              <w:t xml:space="preserve">parliamentary_bureau</w:t>
-            </w:r>
-          </w:p>
-        </w:tc>
-        <w:tc>
-          <w:tcPr>
-            <w:shd w:val="clear" w:color="auto" w:fill="F2F2F2"/>
-          </w:tcPr>
-          <w:p>
-            <w:pPr>
-              <w:pStyle w:val="Compact"/>
-            </w:pPr>
-            <w:r>
-              <w:t xml:space="preserve">Bureau du parlement.</w:t>
+              <w:t xml:space="preserve">council_bureau</w:t>
+            </w:r>
+          </w:p>
+        </w:tc>
+        <w:tc>
+          <w:tcPr>
+            <w:shd w:val="clear" w:color="auto" w:fill="F2F2F2"/>
+          </w:tcPr>
+          <w:p>
+            <w:pPr>
+              <w:pStyle w:val="Compact"/>
+            </w:pPr>
+            <w:r>
+              <w:t xml:space="preserve">Organe dirigeant la marche des affaires d’un conseil, quelle que soit sa désignation locale (bureau, direction du conseil, comité de direction). S’emploie aussi bien pour le conseil législatif que pour le conseil exécutif ; la désignation locale est consignée dans le libellé.</w:t>
             </w:r>
           </w:p>
         </w:tc>
@@ -18618,36 +18694,36 @@
                 <w:rPr>
                   <w:rStyle w:val="Hyperlink"/>
                 </w:rPr>
-                <w:t xml:space="preserve">act:enum/group_type/parliamentary_bureau</w:t>
-              </w:r>
-            </w:hyperlink>
-          </w:p>
-        </w:tc>
-      </w:tr>
-      <w:tr>
-        <w:tc>
-          <w:tcPr>
-            <w:shd w:val="clear" w:color="auto" w:fill="F2F2F2"/>
-          </w:tcPr>
-          <w:p>
-            <w:pPr>
-              <w:pStyle w:val="Compact"/>
-            </w:pPr>
-            <w:r>
-              <w:t xml:space="preserve">presidency</w:t>
-            </w:r>
-          </w:p>
-        </w:tc>
-        <w:tc>
-          <w:tcPr>
-            <w:shd w:val="clear" w:color="auto" w:fill="F2F2F2"/>
-          </w:tcPr>
-          <w:p>
-            <w:pPr>
-              <w:pStyle w:val="Compact"/>
-            </w:pPr>
-            <w:r>
-              <w:t xml:space="preserve">Présidence du parlement.</w:t>
+                <w:t xml:space="preserve">act:enum/group_type/council_bureau</w:t>
+              </w:r>
+            </w:hyperlink>
+          </w:p>
+        </w:tc>
+      </w:tr>
+      <w:tr>
+        <w:tc>
+          <w:tcPr>
+            <w:shd w:val="clear" w:color="auto" w:fill="F2F2F2"/>
+          </w:tcPr>
+          <w:p>
+            <w:pPr>
+              <w:pStyle w:val="Compact"/>
+            </w:pPr>
+            <w:r>
+              <w:t xml:space="preserve">council_presidency</w:t>
+            </w:r>
+          </w:p>
+        </w:tc>
+        <w:tc>
+          <w:tcPr>
+            <w:shd w:val="clear" w:color="auto" w:fill="F2F2F2"/>
+          </w:tcPr>
+          <w:p>
+            <w:pPr>
+              <w:pStyle w:val="Compact"/>
+            </w:pPr>
+            <w:r>
+              <w:t xml:space="preserve">Présidence d’un conseil, pour le conseil législatif comme pour le conseil exécutif.</w:t>
             </w:r>
           </w:p>
         </w:tc>
@@ -18672,7 +18748,7 @@
                 <w:rPr>
                   <w:rStyle w:val="Hyperlink"/>
                 </w:rPr>
-                <w:t xml:space="preserve">act:enum/group_type/presidency</w:t>
+                <w:t xml:space="preserve">act:enum/group_type/council_presidency</w:t>
               </w:r>
             </w:hyperlink>
           </w:p>
@@ -19012,20 +19088,20 @@
               <w:pStyle w:val="Compact"/>
             </w:pPr>
             <w:r>
-              <w:t xml:space="preserve">parliamentary_services</w:t>
-            </w:r>
-          </w:p>
-        </w:tc>
-        <w:tc>
-          <w:tcPr>
-            <w:shd w:val="clear" w:color="auto" w:fill="F2F2F2"/>
-          </w:tcPr>
-          <w:p>
-            <w:pPr>
-              <w:pStyle w:val="Compact"/>
-            </w:pPr>
-            <w:r>
-              <w:t xml:space="preserve">Services du parlement.</w:t>
+              <w:t xml:space="preserve">council_secretariat</w:t>
+            </w:r>
+          </w:p>
+        </w:tc>
+        <w:tc>
+          <w:tcPr>
+            <w:shd w:val="clear" w:color="auto" w:fill="F2F2F2"/>
+          </w:tcPr>
+          <w:p>
+            <w:pPr>
+              <w:pStyle w:val="Compact"/>
+            </w:pPr>
+            <w:r>
+              <w:t xml:space="preserve">Unité administrative au service d’un conseil, quelle que soit sa désignation locale (services du parlement, secrétariat du conseil, chancellerie communale ou municipale). S’emploie aussi bien pour le conseil législatif que pour le conseil exécutif.</w:t>
             </w:r>
           </w:p>
         </w:tc>
@@ -19050,7 +19126,7 @@
                 <w:rPr>
                   <w:rStyle w:val="Hyperlink"/>
                 </w:rPr>
-                <w:t xml:space="preserve">act:enum/group_type/parliamentary_services</w:t>
+                <w:t xml:space="preserve">act:enum/group_type/council_secretariat</w:t>
               </w:r>
             </w:hyperlink>
           </w:p>

--- a/ech-0294_actors/output/ech-0294_actors_fr.docx
+++ b/ech-0294_actors/output/ech-0294_actors_fr.docx
@@ -12586,7 +12586,7 @@
     </w:p>
     <w:bookmarkEnd w:id="125"/>
     <w:bookmarkEnd w:id="126"/>
-    <w:bookmarkStart w:id="168" w:name="groupes-et-organes-groups"/>
+    <w:bookmarkStart w:id="170" w:name="groupes-et-organes-groups"/>
     <w:p>
       <w:pPr>
         <w:pStyle w:val="berschrift1"/>
@@ -12777,7 +12777,7 @@
         <w:t xml:space="preserve">, il est possible de représenter p. ex. des commissions n’existant que durant une législature, ou des changements de nom et des fusions de partis.</w:t>
       </w:r>
     </w:p>
-    <w:bookmarkStart w:id="138" w:name="classe-group"/>
+    <w:bookmarkStart w:id="140" w:name="classe-group"/>
     <w:p>
       <w:pPr>
         <w:pStyle w:val="berschrift2"/>
@@ -14390,7 +14390,7 @@
       </w:tr>
     </w:tbl>
     <w:bookmarkEnd w:id="128"/>
-    <w:bookmarkStart w:id="137" w:name="exemples-2"/>
+    <w:bookmarkStart w:id="139" w:name="exemples-2"/>
     <w:p>
       <w:pPr>
         <w:pStyle w:val="berschrift3"/>
@@ -15899,13 +15899,13 @@
       </w:r>
     </w:p>
     <w:bookmarkEnd w:id="132"/>
-    <w:bookmarkStart w:id="133" w